--- a/Documentation_demo/Documentation.docx
+++ b/Documentation_demo/Documentation.docx
@@ -3439,7 +3439,23 @@
           <w:sz w:val="24"/>
           <w:szCs w:val="24"/>
         </w:rPr>
-        <w:t>Setup Llama with Ollama.</w:t>
+        <w:t xml:space="preserve">Setup </w:t>
+      </w:r>
+      <w:r>
+        <w:rPr>
+          <w:rFonts w:cstheme="minorHAnsi"/>
+          <w:sz w:val="24"/>
+          <w:szCs w:val="24"/>
+        </w:rPr>
+        <w:t>mistral</w:t>
+      </w:r>
+      <w:r>
+        <w:rPr>
+          <w:rFonts w:cstheme="minorHAnsi"/>
+          <w:sz w:val="24"/>
+          <w:szCs w:val="24"/>
+        </w:rPr>
+        <w:t xml:space="preserve"> with Ollama.</w:t>
       </w:r>
     </w:p>
     <w:p>
@@ -3663,7 +3679,7 @@
           <w:sz w:val="24"/>
           <w:szCs w:val="24"/>
         </w:rPr>
-        <w:t xml:space="preserve"> pull llama3</w:t>
+        <w:t xml:space="preserve"> pull mistral:7b-instruct-q4_0</w:t>
       </w:r>
     </w:p>
     <w:p>
@@ -3685,8 +3701,18 @@
           <w:sz w:val="24"/>
           <w:szCs w:val="24"/>
         </w:rPr>
-        <w:t>Once model is pulled, check if service is running..</w:t>
-      </w:r>
+        <w:t xml:space="preserve">Once model is pulled, check if service is </w:t>
+      </w:r>
+      <w:proofErr w:type="gramStart"/>
+      <w:r>
+        <w:rPr>
+          <w:rFonts w:cstheme="minorHAnsi"/>
+          <w:sz w:val="24"/>
+          <w:szCs w:val="24"/>
+        </w:rPr>
+        <w:t>running..</w:t>
+      </w:r>
+      <w:proofErr w:type="gramEnd"/>
     </w:p>
     <w:p>
       <w:pPr>
@@ -3761,10 +3787,10 @@
           <w:szCs w:val="24"/>
         </w:rPr>
         <w:drawing>
-          <wp:inline distT="0" distB="0" distL="0" distR="0" wp14:anchorId="16241EE3" wp14:editId="164BDBB1">
-            <wp:extent cx="4044950" cy="480978"/>
+          <wp:inline distT="0" distB="0" distL="0" distR="0" wp14:anchorId="24BFA269" wp14:editId="2D29A169">
+            <wp:extent cx="4159250" cy="440391"/>
             <wp:effectExtent l="0" t="0" r="0" b="0"/>
-            <wp:docPr id="2060074738" name="Picture 1"/>
+            <wp:docPr id="342855680" name="Picture 1"/>
             <wp:cNvGraphicFramePr>
               <a:graphicFrameLocks xmlns:a="http://schemas.openxmlformats.org/drawingml/2006/main" noChangeAspect="1"/>
             </wp:cNvGraphicFramePr>
@@ -3772,7 +3798,7 @@
               <a:graphicData uri="http://schemas.openxmlformats.org/drawingml/2006/picture">
                 <pic:pic xmlns:pic="http://schemas.openxmlformats.org/drawingml/2006/picture">
                   <pic:nvPicPr>
-                    <pic:cNvPr id="2060074738" name=""/>
+                    <pic:cNvPr id="342855680" name=""/>
                     <pic:cNvPicPr/>
                   </pic:nvPicPr>
                   <pic:blipFill>
@@ -3784,7 +3810,7 @@
                   <pic:spPr>
                     <a:xfrm>
                       <a:off x="0" y="0"/>
-                      <a:ext cx="4056588" cy="482362"/>
+                      <a:ext cx="4213578" cy="446143"/>
                     </a:xfrm>
                     <a:prstGeom prst="rect">
                       <a:avLst/>
@@ -3830,6 +3856,7 @@
         <w:t xml:space="preserve">Note the name of the model and the same name must appear in </w:t>
       </w:r>
       <w:proofErr w:type="spellStart"/>
+      <w:proofErr w:type="gramStart"/>
       <w:r>
         <w:rPr>
           <w:rFonts w:cstheme="minorHAnsi"/>
@@ -3845,7 +3872,16 @@
           <w:sz w:val="24"/>
           <w:szCs w:val="24"/>
         </w:rPr>
-        <w:t>() API payload’s name field.</w:t>
+        <w:t>(</w:t>
+      </w:r>
+      <w:proofErr w:type="gramEnd"/>
+      <w:r>
+        <w:rPr>
+          <w:rFonts w:cstheme="minorHAnsi"/>
+          <w:sz w:val="24"/>
+          <w:szCs w:val="24"/>
+        </w:rPr>
+        <w:t>) API payload’s name field.</w:t>
       </w:r>
     </w:p>
     <w:p>
@@ -3886,10 +3922,10 @@
           <w:szCs w:val="24"/>
         </w:rPr>
         <w:drawing>
-          <wp:inline distT="0" distB="0" distL="0" distR="0" wp14:anchorId="3AB1E2E2" wp14:editId="0A6F3A48">
-            <wp:extent cx="2194518" cy="1593850"/>
-            <wp:effectExtent l="0" t="0" r="0" b="6350"/>
-            <wp:docPr id="22201348" name="Picture 1"/>
+          <wp:inline distT="0" distB="0" distL="0" distR="0" wp14:anchorId="1A967179" wp14:editId="3A8C6469">
+            <wp:extent cx="2495550" cy="1405944"/>
+            <wp:effectExtent l="0" t="0" r="0" b="3810"/>
+            <wp:docPr id="679392822" name="Picture 1"/>
             <wp:cNvGraphicFramePr>
               <a:graphicFrameLocks xmlns:a="http://schemas.openxmlformats.org/drawingml/2006/main" noChangeAspect="1"/>
             </wp:cNvGraphicFramePr>
@@ -3897,7 +3933,7 @@
               <a:graphicData uri="http://schemas.openxmlformats.org/drawingml/2006/picture">
                 <pic:pic xmlns:pic="http://schemas.openxmlformats.org/drawingml/2006/picture">
                   <pic:nvPicPr>
-                    <pic:cNvPr id="22201348" name=""/>
+                    <pic:cNvPr id="679392822" name=""/>
                     <pic:cNvPicPr/>
                   </pic:nvPicPr>
                   <pic:blipFill>
@@ -3909,7 +3945,7 @@
                   <pic:spPr>
                     <a:xfrm>
                       <a:off x="0" y="0"/>
-                      <a:ext cx="2198158" cy="1596494"/>
+                      <a:ext cx="2498269" cy="1407476"/>
                     </a:xfrm>
                     <a:prstGeom prst="rect">
                       <a:avLst/>
@@ -3941,7 +3977,23 @@
           <w:sz w:val="24"/>
           <w:szCs w:val="24"/>
         </w:rPr>
-        <w:t>Additional model pulling for testing:</w:t>
+        <w:t>Additional model pulling for testing</w:t>
+      </w:r>
+      <w:r>
+        <w:rPr>
+          <w:rFonts w:cstheme="minorHAnsi"/>
+          <w:sz w:val="24"/>
+          <w:szCs w:val="24"/>
+        </w:rPr>
+        <w:t>(optional)</w:t>
+      </w:r>
+      <w:r>
+        <w:rPr>
+          <w:rFonts w:cstheme="minorHAnsi"/>
+          <w:sz w:val="24"/>
+          <w:szCs w:val="24"/>
+        </w:rPr>
+        <w:t>:</w:t>
       </w:r>
     </w:p>
     <w:p>
@@ -3978,7 +4030,7 @@
           <w:sz w:val="24"/>
           <w:szCs w:val="24"/>
         </w:rPr>
-        <w:t xml:space="preserve"> pull mistral:7b-instruct-q4_0</w:t>
+        <w:t xml:space="preserve"> pull llama3</w:t>
       </w:r>
     </w:p>
     <w:p>
@@ -4054,6 +4106,821 @@
         </w:rPr>
         <w:t xml:space="preserve"> pull llama3:8b-instruct-q4_0</w:t>
       </w:r>
+    </w:p>
+    <w:p>
+      <w:pPr>
+        <w:pStyle w:val="ListParagraph"/>
+        <w:numPr>
+          <w:ilvl w:val="0"/>
+          <w:numId w:val="10"/>
+        </w:numPr>
+        <w:rPr>
+          <w:rFonts w:cstheme="minorHAnsi"/>
+          <w:sz w:val="24"/>
+          <w:szCs w:val="24"/>
+        </w:rPr>
+      </w:pPr>
+      <w:r>
+        <w:rPr>
+          <w:rFonts w:cstheme="minorHAnsi"/>
+          <w:sz w:val="24"/>
+          <w:szCs w:val="24"/>
+        </w:rPr>
+        <w:t xml:space="preserve">Setup mistral with </w:t>
+      </w:r>
+      <w:r>
+        <w:rPr>
+          <w:rFonts w:cstheme="minorHAnsi"/>
+          <w:sz w:val="24"/>
+          <w:szCs w:val="24"/>
+        </w:rPr>
+        <w:t>LM Studio (for Windows):</w:t>
+      </w:r>
+    </w:p>
+    <w:p>
+      <w:pPr>
+        <w:pStyle w:val="ListParagraph"/>
+        <w:numPr>
+          <w:ilvl w:val="0"/>
+          <w:numId w:val="53"/>
+        </w:numPr>
+        <w:rPr>
+          <w:rFonts w:cstheme="minorHAnsi"/>
+          <w:sz w:val="24"/>
+          <w:szCs w:val="24"/>
+        </w:rPr>
+      </w:pPr>
+      <w:r>
+        <w:rPr>
+          <w:rFonts w:cstheme="minorHAnsi"/>
+          <w:sz w:val="24"/>
+          <w:szCs w:val="24"/>
+        </w:rPr>
+        <w:lastRenderedPageBreak/>
+        <w:t xml:space="preserve">Install LM studio from: </w:t>
+      </w:r>
+      <w:hyperlink r:id="rId8" w:history="1">
+        <w:r>
+          <w:rPr>
+            <w:rStyle w:val="Hyperlink"/>
+            <w:rFonts w:cstheme="minorHAnsi"/>
+            <w:sz w:val="24"/>
+            <w:szCs w:val="24"/>
+          </w:rPr>
+          <w:t>https://lmstudio.ai/</w:t>
+        </w:r>
+      </w:hyperlink>
+    </w:p>
+    <w:p>
+      <w:pPr>
+        <w:pStyle w:val="ListParagraph"/>
+        <w:numPr>
+          <w:ilvl w:val="0"/>
+          <w:numId w:val="53"/>
+        </w:numPr>
+        <w:rPr>
+          <w:rFonts w:cstheme="minorHAnsi"/>
+          <w:sz w:val="24"/>
+          <w:szCs w:val="24"/>
+        </w:rPr>
+      </w:pPr>
+      <w:r>
+        <w:rPr>
+          <w:rFonts w:cstheme="minorHAnsi"/>
+          <w:sz w:val="24"/>
+          <w:szCs w:val="24"/>
+        </w:rPr>
+        <w:t>Download and install LM Studio for Windows.</w:t>
+      </w:r>
+    </w:p>
+    <w:p>
+      <w:pPr>
+        <w:pStyle w:val="ListParagraph"/>
+        <w:numPr>
+          <w:ilvl w:val="0"/>
+          <w:numId w:val="53"/>
+        </w:numPr>
+        <w:rPr>
+          <w:rFonts w:cstheme="minorHAnsi"/>
+          <w:sz w:val="24"/>
+          <w:szCs w:val="24"/>
+        </w:rPr>
+      </w:pPr>
+      <w:r>
+        <w:rPr>
+          <w:rFonts w:cstheme="minorHAnsi"/>
+          <w:sz w:val="24"/>
+          <w:szCs w:val="24"/>
+        </w:rPr>
+        <w:t>Launch the app.</w:t>
+      </w:r>
+    </w:p>
+    <w:p>
+      <w:pPr>
+        <w:pStyle w:val="ListParagraph"/>
+        <w:numPr>
+          <w:ilvl w:val="0"/>
+          <w:numId w:val="53"/>
+        </w:numPr>
+        <w:rPr>
+          <w:rFonts w:cstheme="minorHAnsi"/>
+          <w:sz w:val="24"/>
+          <w:szCs w:val="24"/>
+        </w:rPr>
+      </w:pPr>
+      <w:r>
+        <w:rPr>
+          <w:rFonts w:cstheme="minorHAnsi"/>
+          <w:sz w:val="24"/>
+          <w:szCs w:val="24"/>
+        </w:rPr>
+        <w:t>Download following model in LM studio:</w:t>
+      </w:r>
+    </w:p>
+    <w:p>
+      <w:pPr>
+        <w:pStyle w:val="ListParagraph"/>
+        <w:ind w:left="1080"/>
+        <w:rPr>
+          <w:rFonts w:cstheme="minorHAnsi"/>
+          <w:sz w:val="24"/>
+          <w:szCs w:val="24"/>
+        </w:rPr>
+      </w:pPr>
+      <w:r>
+        <w:rPr>
+          <w:rFonts w:cstheme="minorHAnsi"/>
+          <w:sz w:val="24"/>
+          <w:szCs w:val="24"/>
+        </w:rPr>
+        <w:t>Open model search bar:</w:t>
+      </w:r>
+    </w:p>
+    <w:p>
+      <w:pPr>
+        <w:pStyle w:val="ListParagraph"/>
+        <w:ind w:left="1080"/>
+        <w:rPr>
+          <w:rFonts w:cstheme="minorHAnsi"/>
+          <w:sz w:val="24"/>
+          <w:szCs w:val="24"/>
+        </w:rPr>
+      </w:pPr>
+      <w:r>
+        <w:rPr>
+          <w:rFonts w:cstheme="minorHAnsi"/>
+          <w:sz w:val="24"/>
+          <w:szCs w:val="24"/>
+        </w:rPr>
+        <w:drawing>
+          <wp:inline distT="0" distB="0" distL="0" distR="0" wp14:anchorId="53EC76C0" wp14:editId="4CAE3FFD">
+            <wp:extent cx="5699760" cy="3606326"/>
+            <wp:effectExtent l="0" t="0" r="0" b="0"/>
+            <wp:docPr id="1691820405" name="Picture 1"/>
+            <wp:cNvGraphicFramePr>
+              <a:graphicFrameLocks xmlns:a="http://schemas.openxmlformats.org/drawingml/2006/main" noChangeAspect="1"/>
+            </wp:cNvGraphicFramePr>
+            <a:graphic xmlns:a="http://schemas.openxmlformats.org/drawingml/2006/main">
+              <a:graphicData uri="http://schemas.openxmlformats.org/drawingml/2006/picture">
+                <pic:pic xmlns:pic="http://schemas.openxmlformats.org/drawingml/2006/picture">
+                  <pic:nvPicPr>
+                    <pic:cNvPr id="1691820405" name=""/>
+                    <pic:cNvPicPr/>
+                  </pic:nvPicPr>
+                  <pic:blipFill>
+                    <a:blip r:embed="rId9"/>
+                    <a:stretch>
+                      <a:fillRect/>
+                    </a:stretch>
+                  </pic:blipFill>
+                  <pic:spPr>
+                    <a:xfrm>
+                      <a:off x="0" y="0"/>
+                      <a:ext cx="5706790" cy="3610774"/>
+                    </a:xfrm>
+                    <a:prstGeom prst="rect">
+                      <a:avLst/>
+                    </a:prstGeom>
+                  </pic:spPr>
+                </pic:pic>
+              </a:graphicData>
+            </a:graphic>
+          </wp:inline>
+        </w:drawing>
+      </w:r>
+    </w:p>
+    <w:p>
+      <w:pPr>
+        <w:pStyle w:val="ListParagraph"/>
+        <w:ind w:left="1080"/>
+        <w:rPr>
+          <w:rFonts w:cstheme="minorHAnsi"/>
+          <w:sz w:val="24"/>
+          <w:szCs w:val="24"/>
+        </w:rPr>
+      </w:pPr>
+      <w:r>
+        <w:rPr>
+          <w:rFonts w:cstheme="minorHAnsi"/>
+          <w:sz w:val="24"/>
+          <w:szCs w:val="24"/>
+        </w:rPr>
+        <w:t>Search following model:</w:t>
+      </w:r>
+    </w:p>
+    <w:p>
+      <w:pPr>
+        <w:pStyle w:val="ListParagraph"/>
+        <w:ind w:left="1080"/>
+        <w:rPr>
+          <w:rFonts w:cstheme="minorHAnsi"/>
+          <w:b/>
+          <w:bCs/>
+          <w:sz w:val="24"/>
+          <w:szCs w:val="24"/>
+        </w:rPr>
+      </w:pPr>
+      <w:r>
+        <w:rPr>
+          <w:rFonts w:cstheme="minorHAnsi"/>
+          <w:b/>
+          <w:bCs/>
+          <w:sz w:val="24"/>
+          <w:szCs w:val="24"/>
+        </w:rPr>
+        <w:t xml:space="preserve">Mistral 7B instruct </w:t>
+      </w:r>
+      <w:r>
+        <w:rPr>
+          <w:rFonts w:cstheme="minorHAnsi"/>
+          <w:b/>
+          <w:bCs/>
+          <w:sz w:val="24"/>
+          <w:szCs w:val="24"/>
+        </w:rPr>
+        <w:t>v0.3</w:t>
+      </w:r>
+    </w:p>
+    <w:p>
+      <w:pPr>
+        <w:pStyle w:val="ListParagraph"/>
+        <w:ind w:left="1080"/>
+        <w:rPr>
+          <w:rFonts w:cstheme="minorHAnsi"/>
+          <w:b/>
+          <w:bCs/>
+          <w:sz w:val="24"/>
+          <w:szCs w:val="24"/>
+        </w:rPr>
+      </w:pPr>
+    </w:p>
+    <w:p>
+      <w:pPr>
+        <w:pStyle w:val="ListParagraph"/>
+        <w:ind w:left="1080"/>
+        <w:rPr>
+          <w:rFonts w:cstheme="minorHAnsi"/>
+          <w:b/>
+          <w:bCs/>
+          <w:sz w:val="24"/>
+          <w:szCs w:val="24"/>
+        </w:rPr>
+      </w:pPr>
+      <w:r>
+        <w:rPr>
+          <w:rFonts w:cstheme="minorHAnsi"/>
+          <w:b/>
+          <w:bCs/>
+          <w:sz w:val="24"/>
+          <w:szCs w:val="24"/>
+        </w:rPr>
+        <w:t>Download this model:</w:t>
+      </w:r>
+    </w:p>
+    <w:p>
+      <w:pPr>
+        <w:pStyle w:val="ListParagraph"/>
+        <w:ind w:left="1080"/>
+        <w:rPr>
+          <w:rFonts w:cstheme="minorHAnsi"/>
+          <w:b/>
+          <w:bCs/>
+          <w:sz w:val="24"/>
+          <w:szCs w:val="24"/>
+        </w:rPr>
+      </w:pPr>
+      <w:r>
+        <w:rPr>
+          <w:rFonts w:cstheme="minorHAnsi"/>
+          <w:b/>
+          <w:bCs/>
+          <w:sz w:val="24"/>
+          <w:szCs w:val="24"/>
+        </w:rPr>
+        <w:drawing>
+          <wp:inline distT="0" distB="0" distL="0" distR="0" wp14:anchorId="7EA8D24F" wp14:editId="25AB7CB2">
+            <wp:extent cx="3486150" cy="646685"/>
+            <wp:effectExtent l="0" t="0" r="0" b="1270"/>
+            <wp:docPr id="1616145103" name="Picture 1"/>
+            <wp:cNvGraphicFramePr>
+              <a:graphicFrameLocks xmlns:a="http://schemas.openxmlformats.org/drawingml/2006/main" noChangeAspect="1"/>
+            </wp:cNvGraphicFramePr>
+            <a:graphic xmlns:a="http://schemas.openxmlformats.org/drawingml/2006/main">
+              <a:graphicData uri="http://schemas.openxmlformats.org/drawingml/2006/picture">
+                <pic:pic xmlns:pic="http://schemas.openxmlformats.org/drawingml/2006/picture">
+                  <pic:nvPicPr>
+                    <pic:cNvPr id="1616145103" name=""/>
+                    <pic:cNvPicPr/>
+                  </pic:nvPicPr>
+                  <pic:blipFill>
+                    <a:blip r:embed="rId10"/>
+                    <a:stretch>
+                      <a:fillRect/>
+                    </a:stretch>
+                  </pic:blipFill>
+                  <pic:spPr>
+                    <a:xfrm>
+                      <a:off x="0" y="0"/>
+                      <a:ext cx="3508444" cy="650821"/>
+                    </a:xfrm>
+                    <a:prstGeom prst="rect">
+                      <a:avLst/>
+                    </a:prstGeom>
+                  </pic:spPr>
+                </pic:pic>
+              </a:graphicData>
+            </a:graphic>
+          </wp:inline>
+        </w:drawing>
+      </w:r>
+    </w:p>
+    <w:p>
+      <w:pPr>
+        <w:pStyle w:val="ListParagraph"/>
+        <w:ind w:left="1080"/>
+        <w:rPr>
+          <w:rFonts w:cstheme="minorHAnsi"/>
+          <w:b/>
+          <w:bCs/>
+          <w:sz w:val="24"/>
+          <w:szCs w:val="24"/>
+        </w:rPr>
+      </w:pPr>
+    </w:p>
+    <w:p>
+      <w:pPr>
+        <w:pStyle w:val="ListParagraph"/>
+        <w:ind w:left="1080"/>
+        <w:rPr>
+          <w:rFonts w:cstheme="minorHAnsi"/>
+          <w:sz w:val="24"/>
+          <w:szCs w:val="24"/>
+        </w:rPr>
+      </w:pPr>
+      <w:r>
+        <w:rPr>
+          <w:rFonts w:cstheme="minorHAnsi"/>
+          <w:sz w:val="24"/>
+          <w:szCs w:val="24"/>
+        </w:rPr>
+        <w:drawing>
+          <wp:inline distT="0" distB="0" distL="0" distR="0" wp14:anchorId="713FA1B7" wp14:editId="1E934AB0">
+            <wp:extent cx="3403496" cy="2476500"/>
+            <wp:effectExtent l="0" t="0" r="6985" b="0"/>
+            <wp:docPr id="1594030007" name="Picture 1"/>
+            <wp:cNvGraphicFramePr>
+              <a:graphicFrameLocks xmlns:a="http://schemas.openxmlformats.org/drawingml/2006/main" noChangeAspect="1"/>
+            </wp:cNvGraphicFramePr>
+            <a:graphic xmlns:a="http://schemas.openxmlformats.org/drawingml/2006/main">
+              <a:graphicData uri="http://schemas.openxmlformats.org/drawingml/2006/picture">
+                <pic:pic xmlns:pic="http://schemas.openxmlformats.org/drawingml/2006/picture">
+                  <pic:nvPicPr>
+                    <pic:cNvPr id="1594030007" name=""/>
+                    <pic:cNvPicPr/>
+                  </pic:nvPicPr>
+                  <pic:blipFill>
+                    <a:blip r:embed="rId11"/>
+                    <a:stretch>
+                      <a:fillRect/>
+                    </a:stretch>
+                  </pic:blipFill>
+                  <pic:spPr>
+                    <a:xfrm>
+                      <a:off x="0" y="0"/>
+                      <a:ext cx="3408089" cy="2479842"/>
+                    </a:xfrm>
+                    <a:prstGeom prst="rect">
+                      <a:avLst/>
+                    </a:prstGeom>
+                  </pic:spPr>
+                </pic:pic>
+              </a:graphicData>
+            </a:graphic>
+          </wp:inline>
+        </w:drawing>
+      </w:r>
+    </w:p>
+    <w:p>
+      <w:pPr>
+        <w:pStyle w:val="ListParagraph"/>
+        <w:ind w:left="1080"/>
+        <w:rPr>
+          <w:rFonts w:cstheme="minorHAnsi"/>
+          <w:sz w:val="24"/>
+          <w:szCs w:val="24"/>
+        </w:rPr>
+      </w:pPr>
+    </w:p>
+    <w:p>
+      <w:pPr>
+        <w:pStyle w:val="ListParagraph"/>
+        <w:ind w:left="1080"/>
+        <w:rPr>
+          <w:rFonts w:cstheme="minorHAnsi"/>
+          <w:sz w:val="24"/>
+          <w:szCs w:val="24"/>
+        </w:rPr>
+      </w:pPr>
+      <w:r>
+        <w:rPr>
+          <w:rFonts w:cstheme="minorHAnsi"/>
+          <w:sz w:val="24"/>
+          <w:szCs w:val="24"/>
+        </w:rPr>
+        <w:t>Open developer section:</w:t>
+      </w:r>
+    </w:p>
+    <w:p>
+      <w:pPr>
+        <w:pStyle w:val="ListParagraph"/>
+        <w:ind w:left="1080"/>
+        <w:rPr>
+          <w:rFonts w:cstheme="minorHAnsi"/>
+          <w:sz w:val="24"/>
+          <w:szCs w:val="24"/>
+        </w:rPr>
+      </w:pPr>
+      <w:r>
+        <w:rPr>
+          <w:rFonts w:cstheme="minorHAnsi"/>
+          <w:sz w:val="24"/>
+          <w:szCs w:val="24"/>
+        </w:rPr>
+        <w:lastRenderedPageBreak/>
+        <w:drawing>
+          <wp:inline distT="0" distB="0" distL="0" distR="0" wp14:anchorId="3C9B39C7" wp14:editId="3579658E">
+            <wp:extent cx="1957609" cy="1670050"/>
+            <wp:effectExtent l="0" t="0" r="5080" b="6350"/>
+            <wp:docPr id="976741151" name="Picture 1"/>
+            <wp:cNvGraphicFramePr>
+              <a:graphicFrameLocks xmlns:a="http://schemas.openxmlformats.org/drawingml/2006/main" noChangeAspect="1"/>
+            </wp:cNvGraphicFramePr>
+            <a:graphic xmlns:a="http://schemas.openxmlformats.org/drawingml/2006/main">
+              <a:graphicData uri="http://schemas.openxmlformats.org/drawingml/2006/picture">
+                <pic:pic xmlns:pic="http://schemas.openxmlformats.org/drawingml/2006/picture">
+                  <pic:nvPicPr>
+                    <pic:cNvPr id="976741151" name=""/>
+                    <pic:cNvPicPr/>
+                  </pic:nvPicPr>
+                  <pic:blipFill>
+                    <a:blip r:embed="rId12"/>
+                    <a:stretch>
+                      <a:fillRect/>
+                    </a:stretch>
+                  </pic:blipFill>
+                  <pic:spPr>
+                    <a:xfrm>
+                      <a:off x="0" y="0"/>
+                      <a:ext cx="1962929" cy="1674589"/>
+                    </a:xfrm>
+                    <a:prstGeom prst="rect">
+                      <a:avLst/>
+                    </a:prstGeom>
+                  </pic:spPr>
+                </pic:pic>
+              </a:graphicData>
+            </a:graphic>
+          </wp:inline>
+        </w:drawing>
+      </w:r>
+    </w:p>
+    <w:p>
+      <w:pPr>
+        <w:pStyle w:val="ListParagraph"/>
+        <w:ind w:left="1080"/>
+        <w:rPr>
+          <w:rFonts w:cstheme="minorHAnsi"/>
+          <w:sz w:val="24"/>
+          <w:szCs w:val="24"/>
+        </w:rPr>
+      </w:pPr>
+    </w:p>
+    <w:p>
+      <w:pPr>
+        <w:pStyle w:val="ListParagraph"/>
+        <w:ind w:left="1080"/>
+        <w:rPr>
+          <w:rFonts w:cstheme="minorHAnsi"/>
+          <w:sz w:val="24"/>
+          <w:szCs w:val="24"/>
+        </w:rPr>
+      </w:pPr>
+      <w:r>
+        <w:rPr>
+          <w:rFonts w:cstheme="minorHAnsi"/>
+          <w:sz w:val="24"/>
+          <w:szCs w:val="24"/>
+        </w:rPr>
+        <w:t>Start the local server:</w:t>
+      </w:r>
+    </w:p>
+    <w:p>
+      <w:pPr>
+        <w:pStyle w:val="ListParagraph"/>
+        <w:ind w:left="1080"/>
+        <w:rPr>
+          <w:rFonts w:cstheme="minorHAnsi"/>
+          <w:sz w:val="24"/>
+          <w:szCs w:val="24"/>
+        </w:rPr>
+      </w:pPr>
+      <w:r>
+        <w:rPr>
+          <w:rFonts w:cstheme="minorHAnsi"/>
+          <w:sz w:val="24"/>
+          <w:szCs w:val="24"/>
+        </w:rPr>
+        <w:drawing>
+          <wp:inline distT="0" distB="0" distL="0" distR="0" wp14:anchorId="58A374DF" wp14:editId="655D35A2">
+            <wp:extent cx="5071110" cy="2783635"/>
+            <wp:effectExtent l="0" t="0" r="0" b="0"/>
+            <wp:docPr id="763324318" name="Picture 1"/>
+            <wp:cNvGraphicFramePr>
+              <a:graphicFrameLocks xmlns:a="http://schemas.openxmlformats.org/drawingml/2006/main" noChangeAspect="1"/>
+            </wp:cNvGraphicFramePr>
+            <a:graphic xmlns:a="http://schemas.openxmlformats.org/drawingml/2006/main">
+              <a:graphicData uri="http://schemas.openxmlformats.org/drawingml/2006/picture">
+                <pic:pic xmlns:pic="http://schemas.openxmlformats.org/drawingml/2006/picture">
+                  <pic:nvPicPr>
+                    <pic:cNvPr id="763324318" name=""/>
+                    <pic:cNvPicPr/>
+                  </pic:nvPicPr>
+                  <pic:blipFill>
+                    <a:blip r:embed="rId13"/>
+                    <a:stretch>
+                      <a:fillRect/>
+                    </a:stretch>
+                  </pic:blipFill>
+                  <pic:spPr>
+                    <a:xfrm>
+                      <a:off x="0" y="0"/>
+                      <a:ext cx="5082013" cy="2789620"/>
+                    </a:xfrm>
+                    <a:prstGeom prst="rect">
+                      <a:avLst/>
+                    </a:prstGeom>
+                  </pic:spPr>
+                </pic:pic>
+              </a:graphicData>
+            </a:graphic>
+          </wp:inline>
+        </w:drawing>
+      </w:r>
+      <w:r>
+        <w:rPr>
+          <w:rFonts w:cstheme="minorHAnsi"/>
+          <w:sz w:val="24"/>
+          <w:szCs w:val="24"/>
+        </w:rPr>
+        <w:t xml:space="preserve"> </w:t>
+      </w:r>
+    </w:p>
+    <w:p>
+      <w:pPr>
+        <w:pStyle w:val="ListParagraph"/>
+        <w:ind w:left="1080"/>
+        <w:rPr>
+          <w:rFonts w:cstheme="minorHAnsi"/>
+          <w:sz w:val="24"/>
+          <w:szCs w:val="24"/>
+        </w:rPr>
+      </w:pPr>
+    </w:p>
+    <w:p>
+      <w:pPr>
+        <w:pStyle w:val="ListParagraph"/>
+        <w:ind w:left="1080"/>
+        <w:rPr>
+          <w:rFonts w:cstheme="minorHAnsi"/>
+          <w:sz w:val="24"/>
+          <w:szCs w:val="24"/>
+        </w:rPr>
+      </w:pPr>
+      <w:r>
+        <w:rPr>
+          <w:rFonts w:cstheme="minorHAnsi"/>
+          <w:sz w:val="24"/>
+          <w:szCs w:val="24"/>
+        </w:rPr>
+        <w:t>Load the model:</w:t>
+      </w:r>
+    </w:p>
+    <w:p>
+      <w:pPr>
+        <w:pStyle w:val="ListParagraph"/>
+        <w:ind w:left="1080"/>
+        <w:rPr>
+          <w:rFonts w:cstheme="minorHAnsi"/>
+          <w:sz w:val="24"/>
+          <w:szCs w:val="24"/>
+        </w:rPr>
+      </w:pPr>
+      <w:r>
+        <w:rPr>
+          <w:rFonts w:cstheme="minorHAnsi"/>
+          <w:sz w:val="24"/>
+          <w:szCs w:val="24"/>
+        </w:rPr>
+        <w:t>Click on load model button and select mistral model</w:t>
+      </w:r>
+    </w:p>
+    <w:p>
+      <w:pPr>
+        <w:pStyle w:val="ListParagraph"/>
+        <w:ind w:left="1080"/>
+        <w:rPr>
+          <w:rFonts w:cstheme="minorHAnsi"/>
+          <w:sz w:val="24"/>
+          <w:szCs w:val="24"/>
+        </w:rPr>
+      </w:pPr>
+      <w:r>
+        <w:rPr>
+          <w:rFonts w:cstheme="minorHAnsi"/>
+          <w:sz w:val="24"/>
+          <w:szCs w:val="24"/>
+        </w:rPr>
+        <w:drawing>
+          <wp:inline distT="0" distB="0" distL="0" distR="0" wp14:anchorId="23B8DF11" wp14:editId="445B891C">
+            <wp:extent cx="5020310" cy="1327749"/>
+            <wp:effectExtent l="0" t="0" r="0" b="6350"/>
+            <wp:docPr id="1014093543" name="Picture 1"/>
+            <wp:cNvGraphicFramePr>
+              <a:graphicFrameLocks xmlns:a="http://schemas.openxmlformats.org/drawingml/2006/main" noChangeAspect="1"/>
+            </wp:cNvGraphicFramePr>
+            <a:graphic xmlns:a="http://schemas.openxmlformats.org/drawingml/2006/main">
+              <a:graphicData uri="http://schemas.openxmlformats.org/drawingml/2006/picture">
+                <pic:pic xmlns:pic="http://schemas.openxmlformats.org/drawingml/2006/picture">
+                  <pic:nvPicPr>
+                    <pic:cNvPr id="1014093543" name=""/>
+                    <pic:cNvPicPr/>
+                  </pic:nvPicPr>
+                  <pic:blipFill>
+                    <a:blip r:embed="rId14"/>
+                    <a:stretch>
+                      <a:fillRect/>
+                    </a:stretch>
+                  </pic:blipFill>
+                  <pic:spPr>
+                    <a:xfrm>
+                      <a:off x="0" y="0"/>
+                      <a:ext cx="5046260" cy="1334612"/>
+                    </a:xfrm>
+                    <a:prstGeom prst="rect">
+                      <a:avLst/>
+                    </a:prstGeom>
+                  </pic:spPr>
+                </pic:pic>
+              </a:graphicData>
+            </a:graphic>
+          </wp:inline>
+        </w:drawing>
+      </w:r>
+    </w:p>
+    <w:p>
+      <w:pPr>
+        <w:pStyle w:val="ListParagraph"/>
+        <w:ind w:left="1080"/>
+        <w:rPr>
+          <w:rFonts w:cstheme="minorHAnsi"/>
+          <w:sz w:val="24"/>
+          <w:szCs w:val="24"/>
+        </w:rPr>
+      </w:pPr>
+    </w:p>
+    <w:p>
+      <w:pPr>
+        <w:pStyle w:val="ListParagraph"/>
+        <w:ind w:left="1080"/>
+        <w:rPr>
+          <w:rFonts w:cstheme="minorHAnsi"/>
+          <w:sz w:val="24"/>
+          <w:szCs w:val="24"/>
+        </w:rPr>
+      </w:pPr>
+      <w:r>
+        <w:rPr>
+          <w:rFonts w:cstheme="minorHAnsi"/>
+          <w:sz w:val="24"/>
+          <w:szCs w:val="24"/>
+        </w:rPr>
+        <w:t>Final developer section would look like this after loading model:</w:t>
+      </w:r>
+    </w:p>
+    <w:p>
+      <w:pPr>
+        <w:pStyle w:val="ListParagraph"/>
+        <w:ind w:left="1080"/>
+        <w:rPr>
+          <w:rFonts w:cstheme="minorHAnsi"/>
+          <w:sz w:val="24"/>
+          <w:szCs w:val="24"/>
+        </w:rPr>
+      </w:pPr>
+      <w:r>
+        <w:rPr>
+          <w:rFonts w:cstheme="minorHAnsi"/>
+          <w:sz w:val="24"/>
+          <w:szCs w:val="24"/>
+        </w:rPr>
+        <w:lastRenderedPageBreak/>
+        <w:drawing>
+          <wp:inline distT="0" distB="0" distL="0" distR="0" wp14:anchorId="23FF1A72" wp14:editId="13E1CCBE">
+            <wp:extent cx="5918139" cy="3759200"/>
+            <wp:effectExtent l="0" t="0" r="6985" b="0"/>
+            <wp:docPr id="987501121" name="Picture 1"/>
+            <wp:cNvGraphicFramePr>
+              <a:graphicFrameLocks xmlns:a="http://schemas.openxmlformats.org/drawingml/2006/main" noChangeAspect="1"/>
+            </wp:cNvGraphicFramePr>
+            <a:graphic xmlns:a="http://schemas.openxmlformats.org/drawingml/2006/main">
+              <a:graphicData uri="http://schemas.openxmlformats.org/drawingml/2006/picture">
+                <pic:pic xmlns:pic="http://schemas.openxmlformats.org/drawingml/2006/picture">
+                  <pic:nvPicPr>
+                    <pic:cNvPr id="987501121" name=""/>
+                    <pic:cNvPicPr/>
+                  </pic:nvPicPr>
+                  <pic:blipFill>
+                    <a:blip r:embed="rId15"/>
+                    <a:stretch>
+                      <a:fillRect/>
+                    </a:stretch>
+                  </pic:blipFill>
+                  <pic:spPr>
+                    <a:xfrm>
+                      <a:off x="0" y="0"/>
+                      <a:ext cx="5923160" cy="3762390"/>
+                    </a:xfrm>
+                    <a:prstGeom prst="rect">
+                      <a:avLst/>
+                    </a:prstGeom>
+                  </pic:spPr>
+                </pic:pic>
+              </a:graphicData>
+            </a:graphic>
+          </wp:inline>
+        </w:drawing>
+      </w:r>
+    </w:p>
+    <w:p>
+      <w:pPr>
+        <w:pStyle w:val="ListParagraph"/>
+        <w:ind w:left="1080"/>
+        <w:rPr>
+          <w:rFonts w:cstheme="minorHAnsi"/>
+          <w:sz w:val="24"/>
+          <w:szCs w:val="24"/>
+        </w:rPr>
+      </w:pPr>
+    </w:p>
+    <w:p>
+      <w:pPr>
+        <w:pStyle w:val="ListParagraph"/>
+        <w:ind w:left="1080"/>
+        <w:rPr>
+          <w:rFonts w:cstheme="minorHAnsi"/>
+          <w:sz w:val="24"/>
+          <w:szCs w:val="24"/>
+        </w:rPr>
+      </w:pPr>
+      <w:r>
+        <w:rPr>
+          <w:rFonts w:cstheme="minorHAnsi"/>
+          <w:sz w:val="24"/>
+          <w:szCs w:val="24"/>
+        </w:rPr>
+        <w:t xml:space="preserve">Note the server url: </w:t>
+      </w:r>
+      <w:hyperlink r:id="rId16" w:history="1">
+        <w:r>
+          <w:rPr>
+            <w:rStyle w:val="Hyperlink"/>
+            <w:rFonts w:cstheme="minorHAnsi"/>
+            <w:sz w:val="24"/>
+            <w:szCs w:val="24"/>
+          </w:rPr>
+          <w:t>http://127.0.0.1:1234</w:t>
+        </w:r>
+      </w:hyperlink>
     </w:p>
     <w:p>
       <w:pPr>
@@ -5038,7 +5905,25 @@
           <w:sz w:val="24"/>
           <w:szCs w:val="24"/>
         </w:rPr>
-        <w:t xml:space="preserve">ecause LLMs hallucinate if they were to provide answers purely on its own knowledge and LLM doesn't know our document content for giving correct answers. therefore it is important to get chunks from vector </w:t>
+        <w:t xml:space="preserve">ecause LLMs hallucinate if they were to provide answers purely on its own knowledge and LLM doesn't know our document content for giving correct answers. </w:t>
+      </w:r>
+      <w:proofErr w:type="gramStart"/>
+      <w:r>
+        <w:rPr>
+          <w:rFonts w:cstheme="minorHAnsi"/>
+          <w:sz w:val="24"/>
+          <w:szCs w:val="24"/>
+        </w:rPr>
+        <w:t>therefore</w:t>
+      </w:r>
+      <w:proofErr w:type="gramEnd"/>
+      <w:r>
+        <w:rPr>
+          <w:rFonts w:cstheme="minorHAnsi"/>
+          <w:sz w:val="24"/>
+          <w:szCs w:val="24"/>
+        </w:rPr>
+        <w:t xml:space="preserve"> it is important to get chunks from vector </w:t>
       </w:r>
       <w:r>
         <w:rPr>
@@ -5452,13 +6337,23 @@
           <w:szCs w:val="24"/>
         </w:rPr>
       </w:pPr>
-      <w:r>
-        <w:rPr>
-          <w:rFonts w:cstheme="minorHAnsi"/>
-          <w:sz w:val="24"/>
-          <w:szCs w:val="24"/>
-        </w:rPr>
-        <w:t>So we chunk text to balance:</w:t>
+      <w:proofErr w:type="gramStart"/>
+      <w:r>
+        <w:rPr>
+          <w:rFonts w:cstheme="minorHAnsi"/>
+          <w:sz w:val="24"/>
+          <w:szCs w:val="24"/>
+        </w:rPr>
+        <w:t>So</w:t>
+      </w:r>
+      <w:proofErr w:type="gramEnd"/>
+      <w:r>
+        <w:rPr>
+          <w:rFonts w:cstheme="minorHAnsi"/>
+          <w:sz w:val="24"/>
+          <w:szCs w:val="24"/>
+        </w:rPr>
+        <w:t xml:space="preserve"> we chunk text to balance:</w:t>
       </w:r>
     </w:p>
     <w:p>
@@ -6717,7 +7612,25 @@
           <w:sz w:val="24"/>
           <w:szCs w:val="24"/>
         </w:rPr>
-        <w:t>In this stage, we will convert cleaned chunks text in embeddings(multi-dimensional space numerical data).</w:t>
+        <w:t xml:space="preserve">In this stage, we will convert cleaned chunks text in </w:t>
+      </w:r>
+      <w:proofErr w:type="gramStart"/>
+      <w:r>
+        <w:rPr>
+          <w:rFonts w:cstheme="minorHAnsi"/>
+          <w:sz w:val="24"/>
+          <w:szCs w:val="24"/>
+        </w:rPr>
+        <w:t>embeddings(</w:t>
+      </w:r>
+      <w:proofErr w:type="gramEnd"/>
+      <w:r>
+        <w:rPr>
+          <w:rFonts w:cstheme="minorHAnsi"/>
+          <w:sz w:val="24"/>
+          <w:szCs w:val="24"/>
+        </w:rPr>
+        <w:t>multi-dimensional space numerical data).</w:t>
       </w:r>
     </w:p>
     <w:p>
@@ -6735,7 +7648,25 @@
           <w:sz w:val="24"/>
           <w:szCs w:val="24"/>
         </w:rPr>
-        <w:t xml:space="preserve">Right now </w:t>
+        <w:t xml:space="preserve">Right </w:t>
+      </w:r>
+      <w:proofErr w:type="gramStart"/>
+      <w:r>
+        <w:rPr>
+          <w:rFonts w:cstheme="minorHAnsi"/>
+          <w:sz w:val="24"/>
+          <w:szCs w:val="24"/>
+        </w:rPr>
+        <w:t>now</w:t>
+      </w:r>
+      <w:proofErr w:type="gramEnd"/>
+      <w:r>
+        <w:rPr>
+          <w:rFonts w:cstheme="minorHAnsi"/>
+          <w:sz w:val="24"/>
+          <w:szCs w:val="24"/>
+        </w:rPr>
+        <w:t xml:space="preserve"> </w:t>
       </w:r>
       <w:r>
         <w:rPr>
@@ -6895,13 +7826,23 @@
           <w:szCs w:val="24"/>
         </w:rPr>
       </w:pPr>
-      <w:r>
-        <w:rPr>
-          <w:rFonts w:cstheme="minorHAnsi"/>
-          <w:sz w:val="24"/>
-          <w:szCs w:val="24"/>
-        </w:rPr>
-        <w:t xml:space="preserve">So we can find </w:t>
+      <w:proofErr w:type="gramStart"/>
+      <w:r>
+        <w:rPr>
+          <w:rFonts w:cstheme="minorHAnsi"/>
+          <w:sz w:val="24"/>
+          <w:szCs w:val="24"/>
+        </w:rPr>
+        <w:t>So</w:t>
+      </w:r>
+      <w:proofErr w:type="gramEnd"/>
+      <w:r>
+        <w:rPr>
+          <w:rFonts w:cstheme="minorHAnsi"/>
+          <w:sz w:val="24"/>
+          <w:szCs w:val="24"/>
+        </w:rPr>
+        <w:t xml:space="preserve"> we can find </w:t>
       </w:r>
       <w:r>
         <w:rPr>
@@ -7649,8 +8590,9 @@
           <w:szCs w:val="24"/>
           <w:u w:val="single"/>
         </w:rPr>
-        <w:t>e5-base-v2</w:t>
-      </w:r>
+        <w:t>e5-base-v</w:t>
+      </w:r>
+      <w:proofErr w:type="gramStart"/>
       <w:r>
         <w:rPr>
           <w:rFonts w:cstheme="minorHAnsi"/>
@@ -7660,7 +8602,30 @@
           <w:szCs w:val="24"/>
           <w:u w:val="single"/>
         </w:rPr>
-        <w:t xml:space="preserve"> : </w:t>
+        <w:t>2</w:t>
+      </w:r>
+      <w:r>
+        <w:rPr>
+          <w:rFonts w:cstheme="minorHAnsi"/>
+          <w:b/>
+          <w:bCs/>
+          <w:sz w:val="24"/>
+          <w:szCs w:val="24"/>
+          <w:u w:val="single"/>
+        </w:rPr>
+        <w:t xml:space="preserve"> :</w:t>
+      </w:r>
+      <w:proofErr w:type="gramEnd"/>
+      <w:r>
+        <w:rPr>
+          <w:rFonts w:cstheme="minorHAnsi"/>
+          <w:b/>
+          <w:bCs/>
+          <w:sz w:val="24"/>
+          <w:szCs w:val="24"/>
+          <w:u w:val="single"/>
+        </w:rPr>
+        <w:t xml:space="preserve"> </w:t>
       </w:r>
     </w:p>
     <w:p>
@@ -8231,7 +9196,25 @@
           <w:sz w:val="24"/>
           <w:szCs w:val="24"/>
         </w:rPr>
-        <w:t>"passage: &lt;chunk text&gt;"</w:t>
+        <w:t>"</w:t>
+      </w:r>
+      <w:proofErr w:type="gramStart"/>
+      <w:r>
+        <w:rPr>
+          <w:rFonts w:cstheme="minorHAnsi"/>
+          <w:sz w:val="24"/>
+          <w:szCs w:val="24"/>
+        </w:rPr>
+        <w:t>passage</w:t>
+      </w:r>
+      <w:proofErr w:type="gramEnd"/>
+      <w:r>
+        <w:rPr>
+          <w:rFonts w:cstheme="minorHAnsi"/>
+          <w:sz w:val="24"/>
+          <w:szCs w:val="24"/>
+        </w:rPr>
+        <w:t>: &lt;chunk text&gt;"</w:t>
       </w:r>
     </w:p>
     <w:p>
@@ -8270,7 +9253,25 @@
           <w:sz w:val="24"/>
           <w:szCs w:val="24"/>
         </w:rPr>
-        <w:t>"query: &lt;user question&gt;"</w:t>
+        <w:t>"</w:t>
+      </w:r>
+      <w:proofErr w:type="gramStart"/>
+      <w:r>
+        <w:rPr>
+          <w:rFonts w:cstheme="minorHAnsi"/>
+          <w:sz w:val="24"/>
+          <w:szCs w:val="24"/>
+        </w:rPr>
+        <w:t>query</w:t>
+      </w:r>
+      <w:proofErr w:type="gramEnd"/>
+      <w:r>
+        <w:rPr>
+          <w:rFonts w:cstheme="minorHAnsi"/>
+          <w:sz w:val="24"/>
+          <w:szCs w:val="24"/>
+        </w:rPr>
+        <w:t>: &lt;user question&gt;"</w:t>
       </w:r>
     </w:p>
     <w:p>
@@ -8578,13 +9579,23 @@
         <w:t xml:space="preserve">Here, we chunk </w:t>
       </w:r>
       <w:proofErr w:type="spellStart"/>
-      <w:r>
-        <w:rPr>
-          <w:rFonts w:cstheme="minorHAnsi"/>
-          <w:sz w:val="24"/>
-          <w:szCs w:val="24"/>
-        </w:rPr>
-        <w:t>chunk.page_content</w:t>
+      <w:proofErr w:type="gramStart"/>
+      <w:r>
+        <w:rPr>
+          <w:rFonts w:cstheme="minorHAnsi"/>
+          <w:sz w:val="24"/>
+          <w:szCs w:val="24"/>
+        </w:rPr>
+        <w:t>chunk.page</w:t>
+      </w:r>
+      <w:proofErr w:type="gramEnd"/>
+      <w:r>
+        <w:rPr>
+          <w:rFonts w:cstheme="minorHAnsi"/>
+          <w:sz w:val="24"/>
+          <w:szCs w:val="24"/>
+        </w:rPr>
+        <w:t>_content</w:t>
       </w:r>
       <w:proofErr w:type="spellEnd"/>
       <w:r>
@@ -8706,58 +9717,256 @@
           <w:sz w:val="24"/>
           <w:szCs w:val="24"/>
         </w:rPr>
-        <w:t>    'query: how much protein should a female eat',</w:t>
-      </w:r>
-    </w:p>
-    <w:p>
-      <w:pPr>
-        <w:rPr>
-          <w:rFonts w:cstheme="minorHAnsi"/>
-          <w:sz w:val="24"/>
-          <w:szCs w:val="24"/>
-        </w:rPr>
-      </w:pPr>
-      <w:r>
-        <w:rPr>
-          <w:rFonts w:cstheme="minorHAnsi"/>
-          <w:sz w:val="24"/>
-          <w:szCs w:val="24"/>
-        </w:rPr>
-        <w:t>    'query: summit define',</w:t>
-      </w:r>
-    </w:p>
-    <w:p>
-      <w:pPr>
-        <w:rPr>
-          <w:rFonts w:cstheme="minorHAnsi"/>
-          <w:sz w:val="24"/>
-          <w:szCs w:val="24"/>
-        </w:rPr>
-      </w:pPr>
-      <w:r>
-        <w:rPr>
-          <w:rFonts w:cstheme="minorHAnsi"/>
-          <w:sz w:val="24"/>
-          <w:szCs w:val="24"/>
-        </w:rPr>
-        <w:t>    "passage: As a general guideline, the CDC's average requirement of protein for women ages 19 to 70 is 46 grams per day. But, as you can see from this chart, you'll need to increase that if you're expecting or training for a marathon. Check out the chart below to see how much protein you should be eating each day.",</w:t>
-      </w:r>
-    </w:p>
-    <w:p>
-      <w:pPr>
-        <w:rPr>
-          <w:rFonts w:cstheme="minorHAnsi"/>
-          <w:sz w:val="24"/>
-          <w:szCs w:val="24"/>
-        </w:rPr>
-      </w:pPr>
-      <w:r>
-        <w:rPr>
-          <w:rFonts w:cstheme="minorHAnsi"/>
-          <w:sz w:val="24"/>
-          <w:szCs w:val="24"/>
-        </w:rPr>
-        <w:t>    "passage: Definition of summit for English Language Learners. : 1  the highest point of a mountain : the top of a mountain. : 2  the highest level. : 3  a meeting or series of meetings between the leaders of two or more governments."</w:t>
+        <w:t>    '</w:t>
+      </w:r>
+      <w:proofErr w:type="gramStart"/>
+      <w:r>
+        <w:rPr>
+          <w:rFonts w:cstheme="minorHAnsi"/>
+          <w:sz w:val="24"/>
+          <w:szCs w:val="24"/>
+        </w:rPr>
+        <w:t>query</w:t>
+      </w:r>
+      <w:proofErr w:type="gramEnd"/>
+      <w:r>
+        <w:rPr>
+          <w:rFonts w:cstheme="minorHAnsi"/>
+          <w:sz w:val="24"/>
+          <w:szCs w:val="24"/>
+        </w:rPr>
+        <w:t>: how much protein should a female eat',</w:t>
+      </w:r>
+    </w:p>
+    <w:p>
+      <w:pPr>
+        <w:rPr>
+          <w:rFonts w:cstheme="minorHAnsi"/>
+          <w:sz w:val="24"/>
+          <w:szCs w:val="24"/>
+        </w:rPr>
+      </w:pPr>
+      <w:r>
+        <w:rPr>
+          <w:rFonts w:cstheme="minorHAnsi"/>
+          <w:sz w:val="24"/>
+          <w:szCs w:val="24"/>
+        </w:rPr>
+        <w:t>    '</w:t>
+      </w:r>
+      <w:proofErr w:type="gramStart"/>
+      <w:r>
+        <w:rPr>
+          <w:rFonts w:cstheme="minorHAnsi"/>
+          <w:sz w:val="24"/>
+          <w:szCs w:val="24"/>
+        </w:rPr>
+        <w:t>query</w:t>
+      </w:r>
+      <w:proofErr w:type="gramEnd"/>
+      <w:r>
+        <w:rPr>
+          <w:rFonts w:cstheme="minorHAnsi"/>
+          <w:sz w:val="24"/>
+          <w:szCs w:val="24"/>
+        </w:rPr>
+        <w:t>: summit define',</w:t>
+      </w:r>
+    </w:p>
+    <w:p>
+      <w:pPr>
+        <w:rPr>
+          <w:rFonts w:cstheme="minorHAnsi"/>
+          <w:sz w:val="24"/>
+          <w:szCs w:val="24"/>
+        </w:rPr>
+      </w:pPr>
+      <w:r>
+        <w:rPr>
+          <w:rFonts w:cstheme="minorHAnsi"/>
+          <w:sz w:val="24"/>
+          <w:szCs w:val="24"/>
+        </w:rPr>
+        <w:t>    "</w:t>
+      </w:r>
+      <w:proofErr w:type="gramStart"/>
+      <w:r>
+        <w:rPr>
+          <w:rFonts w:cstheme="minorHAnsi"/>
+          <w:sz w:val="24"/>
+          <w:szCs w:val="24"/>
+        </w:rPr>
+        <w:t>passage</w:t>
+      </w:r>
+      <w:proofErr w:type="gramEnd"/>
+      <w:r>
+        <w:rPr>
+          <w:rFonts w:cstheme="minorHAnsi"/>
+          <w:sz w:val="24"/>
+          <w:szCs w:val="24"/>
+        </w:rPr>
+        <w:t>: As a general guideline, the CDC's average requirement of protein for women ages 19 to 70 is 46 grams per day. But, as you can see from this chart, you'll need to increase that if you're expecting or training for a marathon. Check out the chart below to see how much protein you should be eating each day.",</w:t>
+      </w:r>
+    </w:p>
+    <w:p>
+      <w:pPr>
+        <w:rPr>
+          <w:rFonts w:cstheme="minorHAnsi"/>
+          <w:sz w:val="24"/>
+          <w:szCs w:val="24"/>
+        </w:rPr>
+      </w:pPr>
+      <w:r>
+        <w:rPr>
+          <w:rFonts w:cstheme="minorHAnsi"/>
+          <w:sz w:val="24"/>
+          <w:szCs w:val="24"/>
+        </w:rPr>
+        <w:t>    "</w:t>
+      </w:r>
+      <w:proofErr w:type="gramStart"/>
+      <w:r>
+        <w:rPr>
+          <w:rFonts w:cstheme="minorHAnsi"/>
+          <w:sz w:val="24"/>
+          <w:szCs w:val="24"/>
+        </w:rPr>
+        <w:t>passage</w:t>
+      </w:r>
+      <w:proofErr w:type="gramEnd"/>
+      <w:r>
+        <w:rPr>
+          <w:rFonts w:cstheme="minorHAnsi"/>
+          <w:sz w:val="24"/>
+          <w:szCs w:val="24"/>
+        </w:rPr>
+        <w:t>: Definition of summit for English Language Learners</w:t>
+      </w:r>
+      <w:proofErr w:type="gramStart"/>
+      <w:r>
+        <w:rPr>
+          <w:rFonts w:cstheme="minorHAnsi"/>
+          <w:sz w:val="24"/>
+          <w:szCs w:val="24"/>
+        </w:rPr>
+        <w:t>. :</w:t>
+      </w:r>
+      <w:proofErr w:type="gramEnd"/>
+      <w:r>
+        <w:rPr>
+          <w:rFonts w:cstheme="minorHAnsi"/>
+          <w:sz w:val="24"/>
+          <w:szCs w:val="24"/>
+        </w:rPr>
+        <w:t xml:space="preserve"> </w:t>
+      </w:r>
+      <w:proofErr w:type="gramStart"/>
+      <w:r>
+        <w:rPr>
+          <w:rFonts w:cstheme="minorHAnsi"/>
+          <w:sz w:val="24"/>
+          <w:szCs w:val="24"/>
+        </w:rPr>
+        <w:t>1  the</w:t>
+      </w:r>
+      <w:proofErr w:type="gramEnd"/>
+      <w:r>
+        <w:rPr>
+          <w:rFonts w:cstheme="minorHAnsi"/>
+          <w:sz w:val="24"/>
+          <w:szCs w:val="24"/>
+        </w:rPr>
+        <w:t xml:space="preserve"> highest point of a </w:t>
+      </w:r>
+      <w:proofErr w:type="gramStart"/>
+      <w:r>
+        <w:rPr>
+          <w:rFonts w:cstheme="minorHAnsi"/>
+          <w:sz w:val="24"/>
+          <w:szCs w:val="24"/>
+        </w:rPr>
+        <w:t>mountain :</w:t>
+      </w:r>
+      <w:proofErr w:type="gramEnd"/>
+      <w:r>
+        <w:rPr>
+          <w:rFonts w:cstheme="minorHAnsi"/>
+          <w:sz w:val="24"/>
+          <w:szCs w:val="24"/>
+        </w:rPr>
+        <w:t xml:space="preserve"> the top of a mountain</w:t>
+      </w:r>
+      <w:proofErr w:type="gramStart"/>
+      <w:r>
+        <w:rPr>
+          <w:rFonts w:cstheme="minorHAnsi"/>
+          <w:sz w:val="24"/>
+          <w:szCs w:val="24"/>
+        </w:rPr>
+        <w:t>. :</w:t>
+      </w:r>
+      <w:proofErr w:type="gramEnd"/>
+      <w:r>
+        <w:rPr>
+          <w:rFonts w:cstheme="minorHAnsi"/>
+          <w:sz w:val="24"/>
+          <w:szCs w:val="24"/>
+        </w:rPr>
+        <w:t xml:space="preserve"> </w:t>
+      </w:r>
+      <w:proofErr w:type="gramStart"/>
+      <w:r>
+        <w:rPr>
+          <w:rFonts w:cstheme="minorHAnsi"/>
+          <w:sz w:val="24"/>
+          <w:szCs w:val="24"/>
+        </w:rPr>
+        <w:t>2  the</w:t>
+      </w:r>
+      <w:proofErr w:type="gramEnd"/>
+      <w:r>
+        <w:rPr>
+          <w:rFonts w:cstheme="minorHAnsi"/>
+          <w:sz w:val="24"/>
+          <w:szCs w:val="24"/>
+        </w:rPr>
+        <w:t xml:space="preserve"> highest level</w:t>
+      </w:r>
+      <w:proofErr w:type="gramStart"/>
+      <w:r>
+        <w:rPr>
+          <w:rFonts w:cstheme="minorHAnsi"/>
+          <w:sz w:val="24"/>
+          <w:szCs w:val="24"/>
+        </w:rPr>
+        <w:t>. :</w:t>
+      </w:r>
+      <w:proofErr w:type="gramEnd"/>
+      <w:r>
+        <w:rPr>
+          <w:rFonts w:cstheme="minorHAnsi"/>
+          <w:sz w:val="24"/>
+          <w:szCs w:val="24"/>
+        </w:rPr>
+        <w:t xml:space="preserve"> </w:t>
+      </w:r>
+      <w:proofErr w:type="gramStart"/>
+      <w:r>
+        <w:rPr>
+          <w:rFonts w:cstheme="minorHAnsi"/>
+          <w:sz w:val="24"/>
+          <w:szCs w:val="24"/>
+        </w:rPr>
+        <w:t>3  a</w:t>
+      </w:r>
+      <w:proofErr w:type="gramEnd"/>
+      <w:r>
+        <w:rPr>
+          <w:rFonts w:cstheme="minorHAnsi"/>
+          <w:sz w:val="24"/>
+          <w:szCs w:val="24"/>
+        </w:rPr>
+        <w:t xml:space="preserve"> meeting or series of meetings between the leaders of two or more governments."</w:t>
       </w:r>
     </w:p>
     <w:p>
@@ -9016,9 +10225,19 @@
           <w:sz w:val="24"/>
           <w:szCs w:val="24"/>
         </w:rPr>
-        <w:t>embedding_model.encode</w:t>
+        <w:t>embedding_</w:t>
+      </w:r>
+      <w:proofErr w:type="gramStart"/>
+      <w:r>
+        <w:rPr>
+          <w:rFonts w:cstheme="minorHAnsi"/>
+          <w:sz w:val="24"/>
+          <w:szCs w:val="24"/>
+        </w:rPr>
+        <w:t>model.encode</w:t>
       </w:r>
       <w:proofErr w:type="spellEnd"/>
+      <w:proofErr w:type="gramEnd"/>
       <w:r>
         <w:rPr>
           <w:rFonts w:cstheme="minorHAnsi"/>
@@ -9069,9 +10288,19 @@
           <w:sz w:val="24"/>
           <w:szCs w:val="24"/>
         </w:rPr>
-        <w:t>q_emb.T</w:t>
+        <w:t>q_</w:t>
+      </w:r>
+      <w:proofErr w:type="gramStart"/>
+      <w:r>
+        <w:rPr>
+          <w:rFonts w:cstheme="minorHAnsi"/>
+          <w:sz w:val="24"/>
+          <w:szCs w:val="24"/>
+        </w:rPr>
+        <w:t>emb.T</w:t>
       </w:r>
       <w:proofErr w:type="spellEnd"/>
+      <w:proofErr w:type="gramEnd"/>
     </w:p>
     <w:p>
       <w:pPr>
@@ -9117,6 +10346,7 @@
         <w:t xml:space="preserve"> = </w:t>
       </w:r>
       <w:proofErr w:type="spellStart"/>
+      <w:proofErr w:type="gramStart"/>
       <w:r>
         <w:rPr>
           <w:rFonts w:cstheme="minorHAnsi"/>
@@ -9126,13 +10356,23 @@
         <w:t>scores.squeeze</w:t>
       </w:r>
       <w:proofErr w:type="spellEnd"/>
-      <w:r>
-        <w:rPr>
-          <w:rFonts w:cstheme="minorHAnsi"/>
-          <w:sz w:val="24"/>
-          <w:szCs w:val="24"/>
-        </w:rPr>
-        <w:t>().</w:t>
+      <w:proofErr w:type="gramEnd"/>
+      <w:r>
+        <w:rPr>
+          <w:rFonts w:cstheme="minorHAnsi"/>
+          <w:sz w:val="24"/>
+          <w:szCs w:val="24"/>
+        </w:rPr>
+        <w:t>(</w:t>
+      </w:r>
+      <w:proofErr w:type="gramStart"/>
+      <w:r>
+        <w:rPr>
+          <w:rFonts w:cstheme="minorHAnsi"/>
+          <w:sz w:val="24"/>
+          <w:szCs w:val="24"/>
+        </w:rPr>
+        <w:t>).</w:t>
       </w:r>
       <w:proofErr w:type="spellStart"/>
       <w:r>
@@ -9150,7 +10390,34 @@
           <w:sz w:val="24"/>
           <w:szCs w:val="24"/>
         </w:rPr>
-        <w:t>()[::-1][:5]</w:t>
+        <w:t>()[::</w:t>
+      </w:r>
+      <w:proofErr w:type="gramEnd"/>
+      <w:r>
+        <w:rPr>
+          <w:rFonts w:cstheme="minorHAnsi"/>
+          <w:sz w:val="24"/>
+          <w:szCs w:val="24"/>
+        </w:rPr>
+        <w:t>-</w:t>
+      </w:r>
+      <w:proofErr w:type="gramStart"/>
+      <w:r>
+        <w:rPr>
+          <w:rFonts w:cstheme="minorHAnsi"/>
+          <w:sz w:val="24"/>
+          <w:szCs w:val="24"/>
+        </w:rPr>
+        <w:t>1][</w:t>
+      </w:r>
+      <w:proofErr w:type="gramEnd"/>
+      <w:r>
+        <w:rPr>
+          <w:rFonts w:cstheme="minorHAnsi"/>
+          <w:sz w:val="24"/>
+          <w:szCs w:val="24"/>
+        </w:rPr>
+        <w:t>:5]</w:t>
       </w:r>
     </w:p>
     <w:p>
@@ -9390,7 +10657,25 @@
           <w:sz w:val="24"/>
           <w:szCs w:val="24"/>
         </w:rPr>
-        <w:t>Because we already have normalized embeddings, simply finding dot product with embeddings in FAISS, will return cosine similarity. We are using Flat indexing because it is accurate and reasonably fast for data size&lt;=1 Million. Since we have small dataset Flat index will product fast results.</w:t>
+        <w:t xml:space="preserve">Because we already have normalized embeddings, simply finding dot product with embeddings in FAISS, will return cosine similarity. We are using Flat indexing because it is accurate and reasonably fast for data size&lt;=1 </w:t>
+      </w:r>
+      <w:proofErr w:type="gramStart"/>
+      <w:r>
+        <w:rPr>
+          <w:rFonts w:cstheme="minorHAnsi"/>
+          <w:sz w:val="24"/>
+          <w:szCs w:val="24"/>
+        </w:rPr>
+        <w:t>Million</w:t>
+      </w:r>
+      <w:proofErr w:type="gramEnd"/>
+      <w:r>
+        <w:rPr>
+          <w:rFonts w:cstheme="minorHAnsi"/>
+          <w:sz w:val="24"/>
+          <w:szCs w:val="24"/>
+        </w:rPr>
+        <w:t>. Since we have small dataset Flat index will product fast results.</w:t>
       </w:r>
     </w:p>
     <w:p>
@@ -9411,6 +10696,7 @@
         <w:t xml:space="preserve">FAISS accepts float32 embeddings. Check the datatype using </w:t>
       </w:r>
       <w:proofErr w:type="spellStart"/>
+      <w:proofErr w:type="gramStart"/>
       <w:r>
         <w:rPr>
           <w:rFonts w:cstheme="minorHAnsi"/>
@@ -9420,6 +10706,7 @@
         <w:t>embeddings.dtype</w:t>
       </w:r>
       <w:proofErr w:type="spellEnd"/>
+      <w:proofErr w:type="gramEnd"/>
       <w:r>
         <w:rPr>
           <w:rFonts w:cstheme="minorHAnsi"/>
@@ -10707,7 +11994,25 @@
           <w:sz w:val="24"/>
           <w:szCs w:val="24"/>
         </w:rPr>
-        <w:t>Note: after this stage, LLM will get data in following format(removing any unnecessary metadata).</w:t>
+        <w:t xml:space="preserve">Note: after this stage, LLM will get data in following </w:t>
+      </w:r>
+      <w:proofErr w:type="gramStart"/>
+      <w:r>
+        <w:rPr>
+          <w:rFonts w:cstheme="minorHAnsi"/>
+          <w:sz w:val="24"/>
+          <w:szCs w:val="24"/>
+        </w:rPr>
+        <w:t>format(</w:t>
+      </w:r>
+      <w:proofErr w:type="gramEnd"/>
+      <w:r>
+        <w:rPr>
+          <w:rFonts w:cstheme="minorHAnsi"/>
+          <w:sz w:val="24"/>
+          <w:szCs w:val="24"/>
+        </w:rPr>
+        <w:t>removing any unnecessary metadata).</w:t>
       </w:r>
     </w:p>
     <w:p>
@@ -10912,6 +12217,7 @@
       <w:r>
         <w:rPr>
           <w:rFonts w:cstheme="minorHAnsi"/>
+          <w:noProof/>
           <w:sz w:val="24"/>
           <w:szCs w:val="24"/>
         </w:rPr>
@@ -10931,7 +12237,7 @@
                     <pic:cNvPicPr/>
                   </pic:nvPicPr>
                   <pic:blipFill>
-                    <a:blip r:embed="rId8"/>
+                    <a:blip r:embed="rId17"/>
                     <a:stretch>
                       <a:fillRect/>
                     </a:stretch>
@@ -11980,6 +13286,7 @@
         </w:rPr>
         <w:t xml:space="preserve"> </w:t>
       </w:r>
+      <w:proofErr w:type="gramStart"/>
       <w:r>
         <w:rPr>
           <w:rFonts w:cstheme="minorHAnsi"/>
@@ -11988,7 +13295,18 @@
           <w:sz w:val="24"/>
           <w:szCs w:val="24"/>
         </w:rPr>
-        <w:t>Multi-chunk synthesis is expected</w:t>
+        <w:t>Multi-chunk</w:t>
+      </w:r>
+      <w:proofErr w:type="gramEnd"/>
+      <w:r>
+        <w:rPr>
+          <w:rFonts w:cstheme="minorHAnsi"/>
+          <w:b/>
+          <w:bCs/>
+          <w:sz w:val="24"/>
+          <w:szCs w:val="24"/>
+        </w:rPr>
+        <w:t xml:space="preserve"> synthesis is expected</w:t>
       </w:r>
     </w:p>
     <w:p>
@@ -12102,7 +13420,25 @@
           <w:sz w:val="24"/>
           <w:szCs w:val="24"/>
         </w:rPr>
-        <w:t>“according to”</w:t>
+        <w:t>“</w:t>
+      </w:r>
+      <w:proofErr w:type="gramStart"/>
+      <w:r>
+        <w:rPr>
+          <w:rFonts w:cstheme="minorHAnsi"/>
+          <w:sz w:val="24"/>
+          <w:szCs w:val="24"/>
+        </w:rPr>
+        <w:t>according</w:t>
+      </w:r>
+      <w:proofErr w:type="gramEnd"/>
+      <w:r>
+        <w:rPr>
+          <w:rFonts w:cstheme="minorHAnsi"/>
+          <w:sz w:val="24"/>
+          <w:szCs w:val="24"/>
+        </w:rPr>
+        <w:t xml:space="preserve"> to”</w:t>
       </w:r>
     </w:p>
     <w:p>
@@ -12123,7 +13459,25 @@
           <w:sz w:val="24"/>
           <w:szCs w:val="24"/>
         </w:rPr>
-        <w:t>“does it say”</w:t>
+        <w:t>“</w:t>
+      </w:r>
+      <w:proofErr w:type="gramStart"/>
+      <w:r>
+        <w:rPr>
+          <w:rFonts w:cstheme="minorHAnsi"/>
+          <w:sz w:val="24"/>
+          <w:szCs w:val="24"/>
+        </w:rPr>
+        <w:t>does</w:t>
+      </w:r>
+      <w:proofErr w:type="gramEnd"/>
+      <w:r>
+        <w:rPr>
+          <w:rFonts w:cstheme="minorHAnsi"/>
+          <w:sz w:val="24"/>
+          <w:szCs w:val="24"/>
+        </w:rPr>
+        <w:t xml:space="preserve"> it say”</w:t>
       </w:r>
     </w:p>
     <w:p>
@@ -12307,7 +13661,7 @@
           <w:szCs w:val="24"/>
         </w:rPr>
         <w:pict w14:anchorId="6658AB87">
-          <v:rect id="_x0000_i1044" style="width:0;height:1.5pt" o:hralign="center" o:hrstd="t" o:hr="t" fillcolor="#a0a0a0" stroked="f"/>
+          <v:rect id="_x0000_i1032" style="width:0;height:1.5pt" o:hralign="center" o:hrstd="t" o:hr="t" fillcolor="#a0a0a0" stroked="f"/>
         </w:pict>
       </w:r>
     </w:p>
@@ -12391,7 +13745,7 @@
           <w:szCs w:val="24"/>
         </w:rPr>
         <w:pict w14:anchorId="72B953B9">
-          <v:rect id="_x0000_i1045" style="width:0;height:1.5pt" o:hralign="center" o:hrstd="t" o:hr="t" fillcolor="#a0a0a0" stroked="f"/>
+          <v:rect id="_x0000_i1033" style="width:0;height:1.5pt" o:hralign="center" o:hrstd="t" o:hr="t" fillcolor="#a0a0a0" stroked="f"/>
         </w:pict>
       </w:r>
     </w:p>
@@ -12695,7 +14049,7 @@
           <w:sz w:val="24"/>
           <w:szCs w:val="24"/>
         </w:rPr>
-        <w:t>LLM selection: L</w:t>
+        <w:t xml:space="preserve">LLM selection: </w:t>
       </w:r>
       <w:r>
         <w:rPr>
@@ -12705,27 +14059,7 @@
           <w:sz w:val="24"/>
           <w:szCs w:val="24"/>
         </w:rPr>
-        <w:t>l</w:t>
-      </w:r>
-      <w:r>
-        <w:rPr>
-          <w:rFonts w:cstheme="minorHAnsi"/>
-          <w:b/>
-          <w:bCs/>
-          <w:sz w:val="24"/>
-          <w:szCs w:val="24"/>
-        </w:rPr>
-        <w:t>ama</w:t>
-      </w:r>
-      <w:r>
-        <w:rPr>
-          <w:rFonts w:cstheme="minorHAnsi"/>
-          <w:b/>
-          <w:bCs/>
-          <w:sz w:val="24"/>
-          <w:szCs w:val="24"/>
-        </w:rPr>
-        <w:t xml:space="preserve"> 3 8b instruct</w:t>
+        <w:t>Mistral 7B instruct Q4_K_M (quantized)</w:t>
       </w:r>
     </w:p>
     <w:p>
@@ -12843,7 +14177,39 @@
           <w:sz w:val="24"/>
           <w:szCs w:val="24"/>
         </w:rPr>
-        <w:t>Scalability: With 8 billion parameters, Llama-3-8b-Instruct can handle complex language tasks with high accuracy and efficiency.</w:t>
+        <w:t xml:space="preserve">Scalability: With </w:t>
+      </w:r>
+      <w:r>
+        <w:rPr>
+          <w:rFonts w:cstheme="minorHAnsi"/>
+          <w:sz w:val="24"/>
+          <w:szCs w:val="24"/>
+        </w:rPr>
+        <w:t>7</w:t>
+      </w:r>
+      <w:r>
+        <w:rPr>
+          <w:rFonts w:cstheme="minorHAnsi"/>
+          <w:sz w:val="24"/>
+          <w:szCs w:val="24"/>
+        </w:rPr>
+        <w:t xml:space="preserve"> billion parameters, </w:t>
+      </w:r>
+      <w:r>
+        <w:rPr>
+          <w:rFonts w:cstheme="minorHAnsi"/>
+          <w:sz w:val="24"/>
+          <w:szCs w:val="24"/>
+        </w:rPr>
+        <w:t xml:space="preserve">mistral 7B instruct </w:t>
+      </w:r>
+      <w:r>
+        <w:rPr>
+          <w:rFonts w:cstheme="minorHAnsi"/>
+          <w:sz w:val="24"/>
+          <w:szCs w:val="24"/>
+        </w:rPr>
+        <w:t>can handle complex language tasks with high accuracy and efficiency.</w:t>
       </w:r>
     </w:p>
     <w:p>
@@ -12886,6 +14252,69 @@
           <w:szCs w:val="24"/>
         </w:rPr>
         <w:t>Multi-Modal Integration: The model supports integration with other modalities, such as images and audio, enabling richer and more interactive applications.</w:t>
+      </w:r>
+    </w:p>
+    <w:p>
+      <w:pPr>
+        <w:numPr>
+          <w:ilvl w:val="0"/>
+          <w:numId w:val="51"/>
+        </w:numPr>
+        <w:rPr>
+          <w:rFonts w:cstheme="minorHAnsi"/>
+          <w:sz w:val="24"/>
+          <w:szCs w:val="24"/>
+        </w:rPr>
+      </w:pPr>
+      <w:r>
+        <w:rPr>
+          <w:rFonts w:cstheme="minorHAnsi"/>
+          <w:sz w:val="24"/>
+          <w:szCs w:val="24"/>
+        </w:rPr>
+        <w:t>Low latency, fast inference</w:t>
+      </w:r>
+    </w:p>
+    <w:p>
+      <w:pPr>
+        <w:numPr>
+          <w:ilvl w:val="0"/>
+          <w:numId w:val="51"/>
+        </w:numPr>
+        <w:rPr>
+          <w:rFonts w:cstheme="minorHAnsi"/>
+          <w:sz w:val="24"/>
+          <w:szCs w:val="24"/>
+        </w:rPr>
+      </w:pPr>
+      <w:r>
+        <w:rPr>
+          <w:rFonts w:cstheme="minorHAnsi"/>
+          <w:sz w:val="24"/>
+          <w:szCs w:val="24"/>
+        </w:rPr>
+        <w:t xml:space="preserve">Great at reading comprehension </w:t>
+      </w:r>
+    </w:p>
+    <w:p>
+      <w:pPr>
+        <w:rPr>
+          <w:rFonts w:cstheme="minorHAnsi"/>
+          <w:b/>
+          <w:bCs/>
+          <w:sz w:val="24"/>
+          <w:szCs w:val="24"/>
+        </w:rPr>
+      </w:pPr>
+      <w:r>
+        <w:rPr>
+          <w:rFonts w:cstheme="minorHAnsi"/>
+          <w:b/>
+          <w:bCs/>
+          <w:sz w:val="24"/>
+          <w:szCs w:val="24"/>
+        </w:rPr>
+        <w:t>Results with Ollama:</w:t>
       </w:r>
     </w:p>
     <w:tbl>
@@ -12895,13 +14324,14 @@
         <w:tblLook w:val="04A0" w:firstRow="1" w:lastRow="0" w:firstColumn="1" w:lastColumn="0" w:noHBand="0" w:noVBand="1"/>
       </w:tblPr>
       <w:tblGrid>
-        <w:gridCol w:w="5228"/>
-        <w:gridCol w:w="5228"/>
+        <w:gridCol w:w="3763"/>
+        <w:gridCol w:w="3500"/>
+        <w:gridCol w:w="3193"/>
       </w:tblGrid>
       <w:tr>
         <w:tc>
           <w:tcPr>
-            <w:tcW w:w="5228" w:type="dxa"/>
+            <w:tcW w:w="3763" w:type="dxa"/>
           </w:tcPr>
           <w:p>
             <w:pPr>
@@ -12927,7 +14357,7 @@
         </w:tc>
         <w:tc>
           <w:tcPr>
-            <w:tcW w:w="5228" w:type="dxa"/>
+            <w:tcW w:w="3500" w:type="dxa"/>
           </w:tcPr>
           <w:p>
             <w:pPr>
@@ -12951,11 +14381,37 @@
             </w:r>
           </w:p>
         </w:tc>
+        <w:tc>
+          <w:tcPr>
+            <w:tcW w:w="3193" w:type="dxa"/>
+          </w:tcPr>
+          <w:p>
+            <w:pPr>
+              <w:rPr>
+                <w:rFonts w:cstheme="minorHAnsi"/>
+                <w:b/>
+                <w:bCs/>
+                <w:sz w:val="24"/>
+                <w:szCs w:val="24"/>
+              </w:rPr>
+            </w:pPr>
+            <w:r>
+              <w:rPr>
+                <w:rFonts w:cstheme="minorHAnsi"/>
+                <w:b/>
+                <w:bCs/>
+                <w:sz w:val="24"/>
+                <w:szCs w:val="24"/>
+              </w:rPr>
+              <w:t>Comments</w:t>
+            </w:r>
+          </w:p>
+        </w:tc>
       </w:tr>
       <w:tr>
         <w:tc>
           <w:tcPr>
-            <w:tcW w:w="5228" w:type="dxa"/>
+            <w:tcW w:w="3763" w:type="dxa"/>
           </w:tcPr>
           <w:p>
             <w:pPr>
@@ -12977,7 +14433,7 @@
         </w:tc>
         <w:tc>
           <w:tcPr>
-            <w:tcW w:w="5228" w:type="dxa"/>
+            <w:tcW w:w="3500" w:type="dxa"/>
           </w:tcPr>
           <w:p>
             <w:pPr>
@@ -12997,11 +14453,33 @@
             </w:r>
           </w:p>
         </w:tc>
+        <w:tc>
+          <w:tcPr>
+            <w:tcW w:w="3193" w:type="dxa"/>
+          </w:tcPr>
+          <w:p>
+            <w:pPr>
+              <w:rPr>
+                <w:rFonts w:cstheme="minorHAnsi"/>
+                <w:sz w:val="24"/>
+                <w:szCs w:val="24"/>
+              </w:rPr>
+            </w:pPr>
+            <w:r>
+              <w:rPr>
+                <w:rFonts w:cstheme="minorHAnsi"/>
+                <w:sz w:val="24"/>
+                <w:szCs w:val="24"/>
+              </w:rPr>
+              <w:t>-</w:t>
+            </w:r>
+          </w:p>
+        </w:tc>
       </w:tr>
       <w:tr>
         <w:tc>
           <w:tcPr>
-            <w:tcW w:w="5228" w:type="dxa"/>
+            <w:tcW w:w="3763" w:type="dxa"/>
           </w:tcPr>
           <w:p>
             <w:pPr>
@@ -13023,7 +14501,7 @@
         </w:tc>
         <w:tc>
           <w:tcPr>
-            <w:tcW w:w="5228" w:type="dxa"/>
+            <w:tcW w:w="3500" w:type="dxa"/>
           </w:tcPr>
           <w:p>
             <w:pPr>
@@ -13043,11 +14521,33 @@
             </w:r>
           </w:p>
         </w:tc>
+        <w:tc>
+          <w:tcPr>
+            <w:tcW w:w="3193" w:type="dxa"/>
+          </w:tcPr>
+          <w:p>
+            <w:pPr>
+              <w:rPr>
+                <w:rFonts w:cstheme="minorHAnsi"/>
+                <w:sz w:val="24"/>
+                <w:szCs w:val="24"/>
+              </w:rPr>
+            </w:pPr>
+            <w:r>
+              <w:rPr>
+                <w:rFonts w:cstheme="minorHAnsi"/>
+                <w:sz w:val="24"/>
+                <w:szCs w:val="24"/>
+              </w:rPr>
+              <w:t>-</w:t>
+            </w:r>
+          </w:p>
+        </w:tc>
       </w:tr>
       <w:tr>
         <w:tc>
           <w:tcPr>
-            <w:tcW w:w="5228" w:type="dxa"/>
+            <w:tcW w:w="3763" w:type="dxa"/>
           </w:tcPr>
           <w:p>
             <w:pPr>
@@ -13069,7 +14569,7 @@
         </w:tc>
         <w:tc>
           <w:tcPr>
-            <w:tcW w:w="5228" w:type="dxa"/>
+            <w:tcW w:w="3500" w:type="dxa"/>
           </w:tcPr>
           <w:p>
             <w:pPr>
@@ -13089,11 +14589,9 @@
             </w:r>
           </w:p>
         </w:tc>
-      </w:tr>
-      <w:tr>
         <w:tc>
           <w:tcPr>
-            <w:tcW w:w="5228" w:type="dxa"/>
+            <w:tcW w:w="3193" w:type="dxa"/>
           </w:tcPr>
           <w:p>
             <w:pPr>
@@ -13109,37 +14607,15 @@
                 <w:sz w:val="24"/>
                 <w:szCs w:val="24"/>
               </w:rPr>
-              <w:t>mistral:7b-instruct-q4_0</w:t>
-            </w:r>
-            <w:r>
-              <w:rPr>
-                <w:rFonts w:cstheme="minorHAnsi"/>
-                <w:sz w:val="24"/>
-                <w:szCs w:val="24"/>
-              </w:rPr>
-              <w:t xml:space="preserve"> (</w:t>
-            </w:r>
-            <w:r>
-              <w:rPr>
-                <w:rFonts w:cstheme="minorHAnsi"/>
-                <w:sz w:val="24"/>
-                <w:szCs w:val="24"/>
-              </w:rPr>
-              <w:t xml:space="preserve">gives </w:t>
-            </w:r>
-            <w:r>
-              <w:rPr>
-                <w:rFonts w:cstheme="minorHAnsi"/>
-                <w:sz w:val="24"/>
-                <w:szCs w:val="24"/>
-              </w:rPr>
-              <w:t>best answers)</w:t>
+              <w:t>-</w:t>
             </w:r>
           </w:p>
         </w:tc>
+      </w:tr>
+      <w:tr>
         <w:tc>
           <w:tcPr>
-            <w:tcW w:w="5228" w:type="dxa"/>
+            <w:tcW w:w="3763" w:type="dxa"/>
           </w:tcPr>
           <w:p>
             <w:pPr>
@@ -13155,31 +14631,13 @@
                 <w:sz w:val="24"/>
                 <w:szCs w:val="24"/>
               </w:rPr>
-              <w:t>1</w:t>
-            </w:r>
-            <w:r>
-              <w:rPr>
-                <w:rFonts w:cstheme="minorHAnsi"/>
-                <w:sz w:val="24"/>
-                <w:szCs w:val="24"/>
-              </w:rPr>
-              <w:t>6</w:t>
-            </w:r>
-            <w:r>
-              <w:rPr>
-                <w:rFonts w:cstheme="minorHAnsi"/>
-                <w:sz w:val="24"/>
-                <w:szCs w:val="24"/>
-              </w:rPr>
-              <w:t xml:space="preserve"> mins</w:t>
+              <w:t xml:space="preserve">mistral:7b-instruct-q4_0 </w:t>
             </w:r>
           </w:p>
         </w:tc>
-      </w:tr>
-      <w:tr>
         <w:tc>
           <w:tcPr>
-            <w:tcW w:w="5228" w:type="dxa"/>
+            <w:tcW w:w="3500" w:type="dxa"/>
           </w:tcPr>
           <w:p>
             <w:pPr>
@@ -13195,13 +14653,77 @@
                 <w:sz w:val="24"/>
                 <w:szCs w:val="24"/>
               </w:rPr>
-              <w:t>Phi3:mini (even after understanding context gave answer “I don’t know”. Chunks were perfect with context)</w:t>
+              <w:t>16 mins</w:t>
             </w:r>
           </w:p>
         </w:tc>
         <w:tc>
           <w:tcPr>
-            <w:tcW w:w="5228" w:type="dxa"/>
+            <w:tcW w:w="3193" w:type="dxa"/>
+          </w:tcPr>
+          <w:p>
+            <w:pPr>
+              <w:rPr>
+                <w:rFonts w:cstheme="minorHAnsi"/>
+                <w:sz w:val="24"/>
+                <w:szCs w:val="24"/>
+              </w:rPr>
+            </w:pPr>
+            <w:r>
+              <w:rPr>
+                <w:rFonts w:cstheme="minorHAnsi"/>
+                <w:sz w:val="24"/>
+                <w:szCs w:val="24"/>
+              </w:rPr>
+              <w:t>gives best answers</w:t>
+            </w:r>
+          </w:p>
+        </w:tc>
+      </w:tr>
+      <w:tr>
+        <w:tc>
+          <w:tcPr>
+            <w:tcW w:w="3763" w:type="dxa"/>
+          </w:tcPr>
+          <w:p>
+            <w:pPr>
+              <w:rPr>
+                <w:rFonts w:cstheme="minorHAnsi"/>
+                <w:sz w:val="24"/>
+                <w:szCs w:val="24"/>
+              </w:rPr>
+            </w:pPr>
+            <w:r>
+              <w:rPr>
+                <w:rFonts w:cstheme="minorHAnsi"/>
+                <w:sz w:val="24"/>
+                <w:szCs w:val="24"/>
+              </w:rPr>
+              <w:t>Phi</w:t>
+            </w:r>
+            <w:proofErr w:type="gramStart"/>
+            <w:r>
+              <w:rPr>
+                <w:rFonts w:cstheme="minorHAnsi"/>
+                <w:sz w:val="24"/>
+                <w:szCs w:val="24"/>
+              </w:rPr>
+              <w:t>3:mini</w:t>
+            </w:r>
+            <w:proofErr w:type="gramEnd"/>
+            <w:r>
+              <w:rPr>
+                <w:rFonts w:cstheme="minorHAnsi"/>
+                <w:sz w:val="24"/>
+                <w:szCs w:val="24"/>
+              </w:rPr>
+              <w:t xml:space="preserve"> </w:t>
+            </w:r>
+          </w:p>
+        </w:tc>
+        <w:tc>
+          <w:tcPr>
+            <w:tcW w:w="3500" w:type="dxa"/>
           </w:tcPr>
           <w:p>
             <w:pPr>
@@ -13221,6 +14743,36 @@
             </w:r>
           </w:p>
         </w:tc>
+        <w:tc>
+          <w:tcPr>
+            <w:tcW w:w="3193" w:type="dxa"/>
+          </w:tcPr>
+          <w:p>
+            <w:pPr>
+              <w:rPr>
+                <w:rFonts w:cstheme="minorHAnsi"/>
+                <w:sz w:val="24"/>
+                <w:szCs w:val="24"/>
+              </w:rPr>
+            </w:pPr>
+            <w:r>
+              <w:rPr>
+                <w:rFonts w:cstheme="minorHAnsi"/>
+                <w:sz w:val="24"/>
+                <w:szCs w:val="24"/>
+              </w:rPr>
+              <w:t>E</w:t>
+            </w:r>
+            <w:r>
+              <w:rPr>
+                <w:rFonts w:cstheme="minorHAnsi"/>
+                <w:sz w:val="24"/>
+                <w:szCs w:val="24"/>
+              </w:rPr>
+              <w:t>ven after understanding context gave answer “I don’t know”. Chunks were perfect with context</w:t>
+            </w:r>
+          </w:p>
+        </w:tc>
       </w:tr>
     </w:tbl>
     <w:p>
@@ -13231,6 +14783,1486 @@
           <w:szCs w:val="24"/>
         </w:rPr>
       </w:pPr>
+    </w:p>
+    <w:p>
+      <w:pPr>
+        <w:rPr>
+          <w:rFonts w:cstheme="minorHAnsi"/>
+          <w:b/>
+          <w:bCs/>
+          <w:sz w:val="24"/>
+          <w:szCs w:val="24"/>
+        </w:rPr>
+      </w:pPr>
+      <w:r>
+        <w:rPr>
+          <w:rFonts w:cstheme="minorHAnsi"/>
+          <w:b/>
+          <w:bCs/>
+          <w:sz w:val="24"/>
+          <w:szCs w:val="24"/>
+        </w:rPr>
+        <w:lastRenderedPageBreak/>
+        <w:t>Results with LM Studio:</w:t>
+      </w:r>
+    </w:p>
+    <w:tbl>
+      <w:tblPr>
+        <w:tblStyle w:val="TableGrid"/>
+        <w:tblW w:w="0" w:type="auto"/>
+        <w:tblLook w:val="04A0" w:firstRow="1" w:lastRow="0" w:firstColumn="1" w:lastColumn="0" w:noHBand="0" w:noVBand="1"/>
+      </w:tblPr>
+      <w:tblGrid>
+        <w:gridCol w:w="3763"/>
+        <w:gridCol w:w="3500"/>
+        <w:gridCol w:w="3193"/>
+      </w:tblGrid>
+      <w:tr>
+        <w:tc>
+          <w:tcPr>
+            <w:tcW w:w="3763" w:type="dxa"/>
+          </w:tcPr>
+          <w:p>
+            <w:pPr>
+              <w:rPr>
+                <w:rFonts w:cstheme="minorHAnsi"/>
+                <w:b/>
+                <w:bCs/>
+                <w:sz w:val="24"/>
+                <w:szCs w:val="24"/>
+              </w:rPr>
+            </w:pPr>
+            <w:r>
+              <w:rPr>
+                <w:rFonts w:cstheme="minorHAnsi"/>
+                <w:b/>
+                <w:bCs/>
+                <w:sz w:val="24"/>
+                <w:szCs w:val="24"/>
+              </w:rPr>
+              <w:t>Model</w:t>
+            </w:r>
+          </w:p>
+        </w:tc>
+        <w:tc>
+          <w:tcPr>
+            <w:tcW w:w="3500" w:type="dxa"/>
+          </w:tcPr>
+          <w:p>
+            <w:pPr>
+              <w:rPr>
+                <w:rFonts w:cstheme="minorHAnsi"/>
+                <w:b/>
+                <w:bCs/>
+                <w:sz w:val="24"/>
+                <w:szCs w:val="24"/>
+              </w:rPr>
+            </w:pPr>
+            <w:r>
+              <w:rPr>
+                <w:rFonts w:cstheme="minorHAnsi"/>
+                <w:b/>
+                <w:bCs/>
+                <w:sz w:val="24"/>
+                <w:szCs w:val="24"/>
+              </w:rPr>
+              <w:t>Latency on CPU (per query)</w:t>
+            </w:r>
+          </w:p>
+        </w:tc>
+        <w:tc>
+          <w:tcPr>
+            <w:tcW w:w="3193" w:type="dxa"/>
+          </w:tcPr>
+          <w:p>
+            <w:pPr>
+              <w:rPr>
+                <w:rFonts w:cstheme="minorHAnsi"/>
+                <w:b/>
+                <w:bCs/>
+                <w:sz w:val="24"/>
+                <w:szCs w:val="24"/>
+              </w:rPr>
+            </w:pPr>
+            <w:r>
+              <w:rPr>
+                <w:rFonts w:cstheme="minorHAnsi"/>
+                <w:b/>
+                <w:bCs/>
+                <w:sz w:val="24"/>
+                <w:szCs w:val="24"/>
+              </w:rPr>
+              <w:t>Comments</w:t>
+            </w:r>
+          </w:p>
+        </w:tc>
+      </w:tr>
+      <w:tr>
+        <w:tc>
+          <w:tcPr>
+            <w:tcW w:w="3763" w:type="dxa"/>
+          </w:tcPr>
+          <w:p>
+            <w:pPr>
+              <w:rPr>
+                <w:rFonts w:cstheme="minorHAnsi"/>
+                <w:sz w:val="24"/>
+                <w:szCs w:val="24"/>
+              </w:rPr>
+            </w:pPr>
+            <w:r>
+              <w:rPr>
+                <w:rFonts w:cstheme="minorHAnsi"/>
+                <w:sz w:val="24"/>
+                <w:szCs w:val="24"/>
+              </w:rPr>
+              <w:t xml:space="preserve">mistral:7b-instruct-q4_0 </w:t>
+            </w:r>
+          </w:p>
+        </w:tc>
+        <w:tc>
+          <w:tcPr>
+            <w:tcW w:w="3500" w:type="dxa"/>
+          </w:tcPr>
+          <w:p>
+            <w:pPr>
+              <w:rPr>
+                <w:rFonts w:cstheme="minorHAnsi"/>
+                <w:sz w:val="24"/>
+                <w:szCs w:val="24"/>
+              </w:rPr>
+            </w:pPr>
+            <w:r>
+              <w:rPr>
+                <w:rFonts w:cstheme="minorHAnsi"/>
+                <w:sz w:val="24"/>
+                <w:szCs w:val="24"/>
+              </w:rPr>
+              <w:t>1-3</w:t>
+            </w:r>
+            <w:r>
+              <w:rPr>
+                <w:rFonts w:cstheme="minorHAnsi"/>
+                <w:sz w:val="24"/>
+                <w:szCs w:val="24"/>
+              </w:rPr>
+              <w:t xml:space="preserve"> mins</w:t>
+            </w:r>
+          </w:p>
+        </w:tc>
+        <w:tc>
+          <w:tcPr>
+            <w:tcW w:w="3193" w:type="dxa"/>
+          </w:tcPr>
+          <w:p>
+            <w:pPr>
+              <w:rPr>
+                <w:rFonts w:cstheme="minorHAnsi"/>
+                <w:sz w:val="24"/>
+                <w:szCs w:val="24"/>
+              </w:rPr>
+            </w:pPr>
+            <w:r>
+              <w:rPr>
+                <w:rFonts w:cstheme="minorHAnsi"/>
+                <w:sz w:val="24"/>
+                <w:szCs w:val="24"/>
+              </w:rPr>
+              <w:t>gives best answers</w:t>
+            </w:r>
+          </w:p>
+        </w:tc>
+      </w:tr>
+    </w:tbl>
+    <w:p>
+      <w:pPr>
+        <w:rPr>
+          <w:rFonts w:cstheme="minorHAnsi"/>
+          <w:sz w:val="24"/>
+          <w:szCs w:val="24"/>
+        </w:rPr>
+      </w:pPr>
+    </w:p>
+    <w:p>
+      <w:pPr>
+        <w:rPr>
+          <w:rFonts w:cstheme="minorHAnsi"/>
+          <w:b/>
+          <w:bCs/>
+          <w:sz w:val="24"/>
+          <w:szCs w:val="24"/>
+        </w:rPr>
+      </w:pPr>
+      <w:r>
+        <w:rPr>
+          <w:rFonts w:cstheme="minorHAnsi"/>
+          <w:b/>
+          <w:bCs/>
+          <w:sz w:val="24"/>
+          <w:szCs w:val="24"/>
+        </w:rPr>
+        <w:t>LLM parameters:</w:t>
+      </w:r>
+    </w:p>
+    <w:p>
+      <w:pPr>
+        <w:rPr>
+          <w:rFonts w:cstheme="minorHAnsi"/>
+          <w:b/>
+          <w:bCs/>
+          <w:sz w:val="24"/>
+          <w:szCs w:val="24"/>
+        </w:rPr>
+      </w:pPr>
+      <w:r>
+        <w:rPr>
+          <w:rFonts w:cstheme="minorHAnsi"/>
+          <w:b/>
+          <w:bCs/>
+          <w:sz w:val="24"/>
+          <w:szCs w:val="24"/>
+        </w:rPr>
+        <w:t xml:space="preserve">1) </w:t>
+      </w:r>
+      <w:r>
+        <w:rPr>
+          <w:rFonts w:cstheme="minorHAnsi"/>
+          <w:b/>
+          <w:bCs/>
+          <w:sz w:val="24"/>
+          <w:szCs w:val="24"/>
+        </w:rPr>
+        <w:t xml:space="preserve">temperature — </w:t>
+      </w:r>
+      <w:r>
+        <w:rPr>
+          <w:rFonts w:cstheme="minorHAnsi"/>
+          <w:b/>
+          <w:bCs/>
+          <w:i/>
+          <w:iCs/>
+          <w:sz w:val="24"/>
+          <w:szCs w:val="24"/>
+        </w:rPr>
+        <w:t>Creativity vs Determinism</w:t>
+      </w:r>
+    </w:p>
+    <w:p>
+      <w:pPr>
+        <w:rPr>
+          <w:rFonts w:cstheme="minorHAnsi"/>
+          <w:b/>
+          <w:bCs/>
+          <w:sz w:val="24"/>
+          <w:szCs w:val="24"/>
+        </w:rPr>
+      </w:pPr>
+      <w:r>
+        <w:rPr>
+          <w:rFonts w:cstheme="minorHAnsi"/>
+          <w:b/>
+          <w:bCs/>
+          <w:sz w:val="24"/>
+          <w:szCs w:val="24"/>
+        </w:rPr>
+        <w:t>What it controls</w:t>
+      </w:r>
+    </w:p>
+    <w:p>
+      <w:pPr>
+        <w:rPr>
+          <w:rFonts w:cstheme="minorHAnsi"/>
+          <w:sz w:val="24"/>
+          <w:szCs w:val="24"/>
+        </w:rPr>
+      </w:pPr>
+      <w:r>
+        <w:rPr>
+          <w:rFonts w:cstheme="minorHAnsi"/>
+          <w:sz w:val="24"/>
+          <w:szCs w:val="24"/>
+        </w:rPr>
+        <w:t xml:space="preserve">How </w:t>
+      </w:r>
+      <w:r>
+        <w:rPr>
+          <w:rFonts w:cstheme="minorHAnsi"/>
+          <w:b/>
+          <w:bCs/>
+          <w:sz w:val="24"/>
+          <w:szCs w:val="24"/>
+        </w:rPr>
+        <w:t>random</w:t>
+      </w:r>
+      <w:r>
+        <w:rPr>
+          <w:rFonts w:cstheme="minorHAnsi"/>
+          <w:sz w:val="24"/>
+          <w:szCs w:val="24"/>
+        </w:rPr>
+        <w:t xml:space="preserve"> or </w:t>
+      </w:r>
+      <w:r>
+        <w:rPr>
+          <w:rFonts w:cstheme="minorHAnsi"/>
+          <w:b/>
+          <w:bCs/>
+          <w:sz w:val="24"/>
+          <w:szCs w:val="24"/>
+        </w:rPr>
+        <w:t>deterministic</w:t>
+      </w:r>
+      <w:r>
+        <w:rPr>
+          <w:rFonts w:cstheme="minorHAnsi"/>
+          <w:sz w:val="24"/>
+          <w:szCs w:val="24"/>
+        </w:rPr>
+        <w:t xml:space="preserve"> the output is.</w:t>
+      </w:r>
+    </w:p>
+    <w:p>
+      <w:pPr>
+        <w:numPr>
+          <w:ilvl w:val="0"/>
+          <w:numId w:val="54"/>
+        </w:numPr>
+        <w:rPr>
+          <w:rFonts w:cstheme="minorHAnsi"/>
+          <w:sz w:val="24"/>
+          <w:szCs w:val="24"/>
+        </w:rPr>
+      </w:pPr>
+      <w:r>
+        <w:rPr>
+          <w:rFonts w:cstheme="minorHAnsi"/>
+          <w:sz w:val="24"/>
+          <w:szCs w:val="24"/>
+        </w:rPr>
+        <w:t>0.0 → Completely deterministic (same input = same output)</w:t>
+      </w:r>
+    </w:p>
+    <w:p>
+      <w:pPr>
+        <w:numPr>
+          <w:ilvl w:val="0"/>
+          <w:numId w:val="54"/>
+        </w:numPr>
+        <w:rPr>
+          <w:rFonts w:cstheme="minorHAnsi"/>
+          <w:sz w:val="24"/>
+          <w:szCs w:val="24"/>
+        </w:rPr>
+      </w:pPr>
+      <w:r>
+        <w:rPr>
+          <w:rFonts w:cstheme="minorHAnsi"/>
+          <w:sz w:val="24"/>
+          <w:szCs w:val="24"/>
+        </w:rPr>
+        <w:t>0.2–0.4 → Very focused, factual</w:t>
+      </w:r>
+    </w:p>
+    <w:p>
+      <w:pPr>
+        <w:numPr>
+          <w:ilvl w:val="0"/>
+          <w:numId w:val="54"/>
+        </w:numPr>
+        <w:rPr>
+          <w:rFonts w:cstheme="minorHAnsi"/>
+          <w:sz w:val="24"/>
+          <w:szCs w:val="24"/>
+        </w:rPr>
+      </w:pPr>
+      <w:r>
+        <w:rPr>
+          <w:rFonts w:cstheme="minorHAnsi"/>
+          <w:sz w:val="24"/>
+          <w:szCs w:val="24"/>
+        </w:rPr>
+        <w:t>0.7–1.0 → Creative, diverse</w:t>
+      </w:r>
+    </w:p>
+    <w:p>
+      <w:pPr>
+        <w:numPr>
+          <w:ilvl w:val="0"/>
+          <w:numId w:val="54"/>
+        </w:numPr>
+        <w:rPr>
+          <w:rFonts w:cstheme="minorHAnsi"/>
+          <w:sz w:val="24"/>
+          <w:szCs w:val="24"/>
+        </w:rPr>
+      </w:pPr>
+      <w:r>
+        <w:rPr>
+          <w:rFonts w:cstheme="minorHAnsi"/>
+          <w:sz w:val="24"/>
+          <w:szCs w:val="24"/>
+        </w:rPr>
+        <w:t>&gt;1.0 → Chaotic/unreliable</w:t>
+      </w:r>
+    </w:p>
+    <w:p>
+      <w:pPr>
+        <w:rPr>
+          <w:rFonts w:cstheme="minorHAnsi"/>
+          <w:sz w:val="24"/>
+          <w:szCs w:val="24"/>
+        </w:rPr>
+      </w:pPr>
+      <w:r>
+        <w:rPr>
+          <w:rFonts w:cstheme="minorHAnsi"/>
+          <w:sz w:val="24"/>
+          <w:szCs w:val="24"/>
+        </w:rPr>
+        <w:t>For RAG ideally 0.0-0.</w:t>
+      </w:r>
+      <w:proofErr w:type="gramStart"/>
+      <w:r>
+        <w:rPr>
+          <w:rFonts w:cstheme="minorHAnsi"/>
+          <w:sz w:val="24"/>
+          <w:szCs w:val="24"/>
+        </w:rPr>
+        <w:t>2 :</w:t>
+      </w:r>
+      <w:proofErr w:type="gramEnd"/>
+      <w:r>
+        <w:rPr>
+          <w:rFonts w:cstheme="minorHAnsi"/>
+          <w:sz w:val="24"/>
+          <w:szCs w:val="24"/>
+        </w:rPr>
+        <w:t xml:space="preserve"> to get hallucination free response</w:t>
+      </w:r>
+    </w:p>
+    <w:p>
+      <w:pPr>
+        <w:rPr>
+          <w:rFonts w:cstheme="minorHAnsi"/>
+          <w:sz w:val="24"/>
+          <w:szCs w:val="24"/>
+        </w:rPr>
+      </w:pPr>
+    </w:p>
+    <w:p>
+      <w:pPr>
+        <w:rPr>
+          <w:rFonts w:cstheme="minorHAnsi"/>
+          <w:b/>
+          <w:bCs/>
+          <w:sz w:val="24"/>
+          <w:szCs w:val="24"/>
+        </w:rPr>
+      </w:pPr>
+      <w:r>
+        <w:rPr>
+          <w:rFonts w:cstheme="minorHAnsi"/>
+          <w:b/>
+          <w:bCs/>
+          <w:sz w:val="24"/>
+          <w:szCs w:val="24"/>
+        </w:rPr>
+        <w:t xml:space="preserve">2) </w:t>
+      </w:r>
+      <w:r>
+        <w:rPr>
+          <w:rFonts w:cstheme="minorHAnsi"/>
+          <w:b/>
+          <w:bCs/>
+          <w:sz w:val="24"/>
+          <w:szCs w:val="24"/>
+        </w:rPr>
+        <w:t xml:space="preserve">stream — </w:t>
+      </w:r>
+      <w:r>
+        <w:rPr>
+          <w:rFonts w:cstheme="minorHAnsi"/>
+          <w:b/>
+          <w:bCs/>
+          <w:i/>
+          <w:iCs/>
+          <w:sz w:val="24"/>
+          <w:szCs w:val="24"/>
+        </w:rPr>
+        <w:t>Response delivery mode</w:t>
+      </w:r>
+    </w:p>
+    <w:p>
+      <w:pPr>
+        <w:rPr>
+          <w:rFonts w:cstheme="minorHAnsi"/>
+          <w:b/>
+          <w:bCs/>
+          <w:sz w:val="24"/>
+          <w:szCs w:val="24"/>
+        </w:rPr>
+      </w:pPr>
+      <w:r>
+        <w:rPr>
+          <w:rFonts w:cstheme="minorHAnsi"/>
+          <w:b/>
+          <w:bCs/>
+          <w:sz w:val="24"/>
+          <w:szCs w:val="24"/>
+        </w:rPr>
+        <w:t>What it controls</w:t>
+      </w:r>
+    </w:p>
+    <w:p>
+      <w:pPr>
+        <w:rPr>
+          <w:rFonts w:cstheme="minorHAnsi"/>
+          <w:sz w:val="24"/>
+          <w:szCs w:val="24"/>
+        </w:rPr>
+      </w:pPr>
+      <w:r>
+        <w:rPr>
+          <w:rFonts w:cstheme="minorHAnsi"/>
+          <w:sz w:val="24"/>
+          <w:szCs w:val="24"/>
+        </w:rPr>
+        <w:t>Whether you get the answer:</w:t>
+      </w:r>
+    </w:p>
+    <w:p>
+      <w:pPr>
+        <w:numPr>
+          <w:ilvl w:val="0"/>
+          <w:numId w:val="55"/>
+        </w:numPr>
+        <w:rPr>
+          <w:rFonts w:cstheme="minorHAnsi"/>
+          <w:sz w:val="24"/>
+          <w:szCs w:val="24"/>
+        </w:rPr>
+      </w:pPr>
+      <w:r>
+        <w:rPr>
+          <w:rFonts w:cstheme="minorHAnsi"/>
+          <w:sz w:val="24"/>
+          <w:szCs w:val="24"/>
+        </w:rPr>
+        <w:t>All at once → stream = False</w:t>
+      </w:r>
+    </w:p>
+    <w:p>
+      <w:pPr>
+        <w:numPr>
+          <w:ilvl w:val="0"/>
+          <w:numId w:val="55"/>
+        </w:numPr>
+        <w:rPr>
+          <w:rFonts w:cstheme="minorHAnsi"/>
+          <w:sz w:val="24"/>
+          <w:szCs w:val="24"/>
+        </w:rPr>
+      </w:pPr>
+      <w:r>
+        <w:rPr>
+          <w:rFonts w:cstheme="minorHAnsi"/>
+          <w:sz w:val="24"/>
+          <w:szCs w:val="24"/>
+        </w:rPr>
+        <w:t>Token-by-token (live typing) → stream = True</w:t>
+      </w:r>
+    </w:p>
+    <w:p>
+      <w:pPr>
+        <w:rPr>
+          <w:rFonts w:cstheme="minorHAnsi"/>
+          <w:b/>
+          <w:bCs/>
+          <w:sz w:val="24"/>
+          <w:szCs w:val="24"/>
+        </w:rPr>
+      </w:pPr>
+      <w:r>
+        <w:rPr>
+          <w:rFonts w:cstheme="minorHAnsi"/>
+          <w:b/>
+          <w:bCs/>
+          <w:sz w:val="24"/>
+          <w:szCs w:val="24"/>
+        </w:rPr>
+        <w:t>For APIs &amp; timing measurement</w:t>
+      </w:r>
+    </w:p>
+    <w:p>
+      <w:pPr>
+        <w:rPr>
+          <w:rFonts w:cstheme="minorHAnsi"/>
+          <w:sz w:val="24"/>
+          <w:szCs w:val="24"/>
+        </w:rPr>
+      </w:pPr>
+      <w:r>
+        <w:rPr>
+          <w:rFonts w:cstheme="minorHAnsi"/>
+          <w:sz w:val="24"/>
+          <w:szCs w:val="24"/>
+        </w:rPr>
+        <w:t>stream = False</w:t>
+      </w:r>
+    </w:p>
+    <w:p>
+      <w:pPr>
+        <w:rPr>
+          <w:rFonts w:cstheme="minorHAnsi"/>
+          <w:sz w:val="24"/>
+          <w:szCs w:val="24"/>
+        </w:rPr>
+      </w:pPr>
+    </w:p>
+    <w:p>
+      <w:pPr>
+        <w:rPr>
+          <w:rFonts w:cstheme="minorHAnsi"/>
+          <w:b/>
+          <w:bCs/>
+          <w:sz w:val="24"/>
+          <w:szCs w:val="24"/>
+        </w:rPr>
+      </w:pPr>
+      <w:r>
+        <w:rPr>
+          <w:rFonts w:cstheme="minorHAnsi"/>
+          <w:b/>
+          <w:bCs/>
+          <w:sz w:val="24"/>
+          <w:szCs w:val="24"/>
+        </w:rPr>
+        <w:t xml:space="preserve">3) </w:t>
+      </w:r>
+      <w:proofErr w:type="spellStart"/>
+      <w:r>
+        <w:rPr>
+          <w:rFonts w:cstheme="minorHAnsi"/>
+          <w:b/>
+          <w:bCs/>
+          <w:sz w:val="24"/>
+          <w:szCs w:val="24"/>
+        </w:rPr>
+        <w:t>max_tokens</w:t>
+      </w:r>
+      <w:proofErr w:type="spellEnd"/>
+      <w:r>
+        <w:rPr>
+          <w:rFonts w:cstheme="minorHAnsi"/>
+          <w:b/>
+          <w:bCs/>
+          <w:sz w:val="24"/>
+          <w:szCs w:val="24"/>
+        </w:rPr>
+        <w:t xml:space="preserve"> — </w:t>
+      </w:r>
+      <w:r>
+        <w:rPr>
+          <w:rFonts w:cstheme="minorHAnsi"/>
+          <w:b/>
+          <w:bCs/>
+          <w:i/>
+          <w:iCs/>
+          <w:sz w:val="24"/>
+          <w:szCs w:val="24"/>
+        </w:rPr>
+        <w:t>Maximum response length</w:t>
+      </w:r>
+    </w:p>
+    <w:p>
+      <w:pPr>
+        <w:rPr>
+          <w:rFonts w:cstheme="minorHAnsi"/>
+          <w:b/>
+          <w:bCs/>
+          <w:sz w:val="24"/>
+          <w:szCs w:val="24"/>
+        </w:rPr>
+      </w:pPr>
+      <w:r>
+        <w:rPr>
+          <w:rFonts w:cstheme="minorHAnsi"/>
+          <w:b/>
+          <w:bCs/>
+          <w:sz w:val="24"/>
+          <w:szCs w:val="24"/>
+        </w:rPr>
+        <w:t>What it controls</w:t>
+      </w:r>
+    </w:p>
+    <w:p>
+      <w:pPr>
+        <w:rPr>
+          <w:rFonts w:cstheme="minorHAnsi"/>
+          <w:sz w:val="24"/>
+          <w:szCs w:val="24"/>
+        </w:rPr>
+      </w:pPr>
+      <w:r>
+        <w:rPr>
+          <w:rFonts w:cstheme="minorHAnsi"/>
+          <w:sz w:val="24"/>
+          <w:szCs w:val="24"/>
+        </w:rPr>
+        <w:t>Upper limit on how many tokens the model can generate.</w:t>
+      </w:r>
+    </w:p>
+    <w:p>
+      <w:pPr>
+        <w:numPr>
+          <w:ilvl w:val="0"/>
+          <w:numId w:val="56"/>
+        </w:numPr>
+        <w:rPr>
+          <w:rFonts w:cstheme="minorHAnsi"/>
+          <w:sz w:val="24"/>
+          <w:szCs w:val="24"/>
+        </w:rPr>
+      </w:pPr>
+      <w:r>
+        <w:rPr>
+          <w:rFonts w:cstheme="minorHAnsi"/>
+          <w:sz w:val="24"/>
+          <w:szCs w:val="24"/>
+        </w:rPr>
+        <w:t>1 token ≈ 0.75 words (roughly)</w:t>
+      </w:r>
+    </w:p>
+    <w:p>
+      <w:pPr>
+        <w:numPr>
+          <w:ilvl w:val="0"/>
+          <w:numId w:val="56"/>
+        </w:numPr>
+        <w:rPr>
+          <w:rFonts w:cstheme="minorHAnsi"/>
+          <w:sz w:val="24"/>
+          <w:szCs w:val="24"/>
+        </w:rPr>
+      </w:pPr>
+      <w:r>
+        <w:rPr>
+          <w:rFonts w:cstheme="minorHAnsi"/>
+          <w:sz w:val="24"/>
+          <w:szCs w:val="24"/>
+        </w:rPr>
+        <w:t>If too low → answer gets cut off</w:t>
+      </w:r>
+    </w:p>
+    <w:p>
+      <w:pPr>
+        <w:numPr>
+          <w:ilvl w:val="0"/>
+          <w:numId w:val="56"/>
+        </w:numPr>
+        <w:rPr>
+          <w:rFonts w:cstheme="minorHAnsi"/>
+          <w:sz w:val="24"/>
+          <w:szCs w:val="24"/>
+        </w:rPr>
+      </w:pPr>
+      <w:r>
+        <w:rPr>
+          <w:rFonts w:cstheme="minorHAnsi"/>
+          <w:sz w:val="24"/>
+          <w:szCs w:val="24"/>
+        </w:rPr>
+        <w:t>If too high → slower + verbose</w:t>
+      </w:r>
+    </w:p>
+    <w:p>
+      <w:pPr>
+        <w:rPr>
+          <w:rFonts w:cstheme="minorHAnsi"/>
+          <w:sz w:val="24"/>
+          <w:szCs w:val="24"/>
+        </w:rPr>
+      </w:pPr>
+    </w:p>
+    <w:p>
+      <w:pPr>
+        <w:rPr>
+          <w:rFonts w:cstheme="minorHAnsi"/>
+          <w:b/>
+          <w:bCs/>
+          <w:sz w:val="24"/>
+          <w:szCs w:val="24"/>
+        </w:rPr>
+      </w:pPr>
+      <w:r>
+        <w:rPr>
+          <w:rFonts w:cstheme="minorHAnsi"/>
+          <w:b/>
+          <w:bCs/>
+          <w:sz w:val="24"/>
+          <w:szCs w:val="24"/>
+        </w:rPr>
+        <w:t xml:space="preserve">4) </w:t>
+      </w:r>
+      <w:proofErr w:type="spellStart"/>
+      <w:r>
+        <w:rPr>
+          <w:rFonts w:cstheme="minorHAnsi"/>
+          <w:b/>
+          <w:bCs/>
+          <w:sz w:val="24"/>
+          <w:szCs w:val="24"/>
+        </w:rPr>
+        <w:t>top_p</w:t>
+      </w:r>
+      <w:proofErr w:type="spellEnd"/>
+      <w:r>
+        <w:rPr>
+          <w:rFonts w:cstheme="minorHAnsi"/>
+          <w:b/>
+          <w:bCs/>
+          <w:sz w:val="24"/>
+          <w:szCs w:val="24"/>
+        </w:rPr>
+        <w:t xml:space="preserve"> --- which words are allowed </w:t>
+      </w:r>
+    </w:p>
+    <w:p>
+      <w:pPr>
+        <w:rPr>
+          <w:rFonts w:cstheme="minorHAnsi"/>
+          <w:sz w:val="24"/>
+          <w:szCs w:val="24"/>
+        </w:rPr>
+      </w:pPr>
+      <w:r>
+        <w:rPr>
+          <w:rFonts w:cstheme="minorHAnsi"/>
+          <w:sz w:val="24"/>
+          <w:szCs w:val="24"/>
+        </w:rPr>
+        <w:t xml:space="preserve">When the model is about to choose the </w:t>
+      </w:r>
+      <w:r>
+        <w:rPr>
+          <w:rFonts w:cstheme="minorHAnsi"/>
+          <w:b/>
+          <w:bCs/>
+          <w:sz w:val="24"/>
+          <w:szCs w:val="24"/>
+        </w:rPr>
+        <w:t>next word</w:t>
+      </w:r>
+      <w:r>
+        <w:rPr>
+          <w:rFonts w:cstheme="minorHAnsi"/>
+          <w:sz w:val="24"/>
+          <w:szCs w:val="24"/>
+        </w:rPr>
+        <w:t>, it has many options, each with a probability.</w:t>
+      </w:r>
+    </w:p>
+    <w:p>
+      <w:pPr>
+        <w:rPr>
+          <w:rFonts w:cstheme="minorHAnsi"/>
+          <w:sz w:val="24"/>
+          <w:szCs w:val="24"/>
+        </w:rPr>
+      </w:pPr>
+      <w:proofErr w:type="spellStart"/>
+      <w:r>
+        <w:rPr>
+          <w:rFonts w:cstheme="minorHAnsi"/>
+          <w:sz w:val="24"/>
+          <w:szCs w:val="24"/>
+        </w:rPr>
+        <w:t>top_p</w:t>
+      </w:r>
+      <w:proofErr w:type="spellEnd"/>
+      <w:r>
+        <w:rPr>
+          <w:rFonts w:cstheme="minorHAnsi"/>
+          <w:sz w:val="24"/>
+          <w:szCs w:val="24"/>
+        </w:rPr>
+        <w:t xml:space="preserve"> tells the model:</w:t>
+      </w:r>
+    </w:p>
+    <w:p>
+      <w:pPr>
+        <w:rPr>
+          <w:rFonts w:cstheme="minorHAnsi"/>
+          <w:sz w:val="24"/>
+          <w:szCs w:val="24"/>
+        </w:rPr>
+      </w:pPr>
+      <w:r>
+        <w:rPr>
+          <w:rFonts w:cstheme="minorHAnsi"/>
+          <w:sz w:val="24"/>
+          <w:szCs w:val="24"/>
+        </w:rPr>
+        <w:t xml:space="preserve">“Only consider the </w:t>
+      </w:r>
+      <w:r>
+        <w:rPr>
+          <w:rFonts w:cstheme="minorHAnsi"/>
+          <w:b/>
+          <w:bCs/>
+          <w:sz w:val="24"/>
+          <w:szCs w:val="24"/>
+        </w:rPr>
+        <w:t>most likely words</w:t>
+      </w:r>
+      <w:r>
+        <w:rPr>
+          <w:rFonts w:cstheme="minorHAnsi"/>
+          <w:sz w:val="24"/>
+          <w:szCs w:val="24"/>
+        </w:rPr>
+        <w:t xml:space="preserve"> whose total probability adds up to </w:t>
+      </w:r>
+      <w:r>
+        <w:rPr>
+          <w:rFonts w:cstheme="minorHAnsi"/>
+          <w:i/>
+          <w:iCs/>
+          <w:sz w:val="24"/>
+          <w:szCs w:val="24"/>
+        </w:rPr>
+        <w:t>p</w:t>
+      </w:r>
+      <w:r>
+        <w:rPr>
+          <w:rFonts w:cstheme="minorHAnsi"/>
+          <w:sz w:val="24"/>
+          <w:szCs w:val="24"/>
+        </w:rPr>
+        <w:t>.”</w:t>
+      </w:r>
+    </w:p>
+    <w:p>
+      <w:pPr>
+        <w:rPr>
+          <w:rFonts w:cstheme="minorHAnsi"/>
+          <w:sz w:val="24"/>
+          <w:szCs w:val="24"/>
+        </w:rPr>
+      </w:pPr>
+      <w:r>
+        <w:rPr>
+          <w:rFonts w:cstheme="minorHAnsi"/>
+          <w:sz w:val="24"/>
+          <w:szCs w:val="24"/>
+        </w:rPr>
+        <w:lastRenderedPageBreak/>
+        <w:t xml:space="preserve">Then it randomly picks </w:t>
+      </w:r>
+      <w:r>
+        <w:rPr>
+          <w:rFonts w:cstheme="minorHAnsi"/>
+          <w:b/>
+          <w:bCs/>
+          <w:sz w:val="24"/>
+          <w:szCs w:val="24"/>
+        </w:rPr>
+        <w:t>one</w:t>
+      </w:r>
+      <w:r>
+        <w:rPr>
+          <w:rFonts w:cstheme="minorHAnsi"/>
+          <w:sz w:val="24"/>
+          <w:szCs w:val="24"/>
+        </w:rPr>
+        <w:t xml:space="preserve"> from that limited set.</w:t>
+      </w:r>
+    </w:p>
+    <w:p>
+      <w:pPr>
+        <w:rPr>
+          <w:rFonts w:cstheme="minorHAnsi"/>
+          <w:sz w:val="24"/>
+          <w:szCs w:val="24"/>
+        </w:rPr>
+      </w:pPr>
+      <w:r>
+        <w:rPr>
+          <w:rFonts w:cstheme="minorHAnsi"/>
+          <w:sz w:val="24"/>
+          <w:szCs w:val="24"/>
+        </w:rPr>
+        <w:t xml:space="preserve">If </w:t>
+      </w:r>
+      <w:proofErr w:type="spellStart"/>
+      <w:r>
+        <w:rPr>
+          <w:rFonts w:cstheme="minorHAnsi"/>
+          <w:sz w:val="24"/>
+          <w:szCs w:val="24"/>
+        </w:rPr>
+        <w:t>top_p</w:t>
+      </w:r>
+      <w:proofErr w:type="spellEnd"/>
+      <w:r>
+        <w:rPr>
+          <w:rFonts w:cstheme="minorHAnsi"/>
+          <w:sz w:val="24"/>
+          <w:szCs w:val="24"/>
+        </w:rPr>
+        <w:t xml:space="preserve"> &gt;= </w:t>
+      </w:r>
+      <w:proofErr w:type="gramStart"/>
+      <w:r>
+        <w:rPr>
+          <w:rFonts w:cstheme="minorHAnsi"/>
+          <w:sz w:val="24"/>
+          <w:szCs w:val="24"/>
+        </w:rPr>
+        <w:t>0.9 :</w:t>
+      </w:r>
+      <w:proofErr w:type="gramEnd"/>
+      <w:r>
+        <w:rPr>
+          <w:rFonts w:cstheme="minorHAnsi"/>
+          <w:sz w:val="24"/>
+          <w:szCs w:val="24"/>
+        </w:rPr>
+        <w:t xml:space="preserve"> all those words whose probability adds up to 0.9+ are considered. Many words who can add up to 0.9 therefore vast pool of choices for next tokens.</w:t>
+      </w:r>
+    </w:p>
+    <w:p>
+      <w:pPr>
+        <w:rPr>
+          <w:rFonts w:cstheme="minorHAnsi"/>
+          <w:sz w:val="24"/>
+          <w:szCs w:val="24"/>
+        </w:rPr>
+      </w:pPr>
+      <w:r>
+        <w:rPr>
+          <w:rFonts w:cstheme="minorHAnsi"/>
+          <w:sz w:val="24"/>
+          <w:szCs w:val="24"/>
+        </w:rPr>
+        <w:t xml:space="preserve">If </w:t>
+      </w:r>
+      <w:proofErr w:type="spellStart"/>
+      <w:r>
+        <w:rPr>
+          <w:rFonts w:cstheme="minorHAnsi"/>
+          <w:sz w:val="24"/>
+          <w:szCs w:val="24"/>
+        </w:rPr>
+        <w:t>top_p</w:t>
+      </w:r>
+      <w:proofErr w:type="spellEnd"/>
+      <w:r>
+        <w:rPr>
+          <w:rFonts w:cstheme="minorHAnsi"/>
+          <w:sz w:val="24"/>
+          <w:szCs w:val="24"/>
+        </w:rPr>
+        <w:t xml:space="preserve"> &gt;= </w:t>
+      </w:r>
+      <w:proofErr w:type="gramStart"/>
+      <w:r>
+        <w:rPr>
+          <w:rFonts w:cstheme="minorHAnsi"/>
+          <w:sz w:val="24"/>
+          <w:szCs w:val="24"/>
+        </w:rPr>
+        <w:t>0.1 :</w:t>
+      </w:r>
+      <w:proofErr w:type="gramEnd"/>
+      <w:r>
+        <w:rPr>
+          <w:rFonts w:cstheme="minorHAnsi"/>
+          <w:sz w:val="24"/>
+          <w:szCs w:val="24"/>
+        </w:rPr>
+        <w:t xml:space="preserve"> all those words whose probability adds up to 0.1+ are considered. Very less words who can add up to 0.1 therefore limited choice of words.</w:t>
+      </w:r>
+    </w:p>
+    <w:p>
+      <w:pPr>
+        <w:rPr>
+          <w:rFonts w:cstheme="minorHAnsi"/>
+          <w:b/>
+          <w:bCs/>
+          <w:sz w:val="24"/>
+          <w:szCs w:val="24"/>
+        </w:rPr>
+      </w:pPr>
+      <w:r>
+        <w:rPr>
+          <w:rFonts w:cstheme="minorHAnsi"/>
+          <w:b/>
+          <w:bCs/>
+          <w:sz w:val="24"/>
+          <w:szCs w:val="24"/>
+        </w:rPr>
+        <w:t>Why this matters</w:t>
+      </w:r>
+      <w:r>
+        <w:rPr>
+          <w:rFonts w:cstheme="minorHAnsi"/>
+          <w:b/>
+          <w:bCs/>
+          <w:sz w:val="24"/>
+          <w:szCs w:val="24"/>
+        </w:rPr>
+        <w:t>:</w:t>
+      </w:r>
+    </w:p>
+    <w:tbl>
+      <w:tblPr>
+        <w:tblW w:w="0" w:type="auto"/>
+        <w:tblCellSpacing w:w="15" w:type="dxa"/>
+        <w:tblBorders>
+          <w:top w:val="single" w:sz="4" w:space="0" w:color="auto"/>
+          <w:left w:val="single" w:sz="4" w:space="0" w:color="auto"/>
+          <w:bottom w:val="single" w:sz="4" w:space="0" w:color="auto"/>
+          <w:right w:val="single" w:sz="4" w:space="0" w:color="auto"/>
+          <w:insideH w:val="single" w:sz="4" w:space="0" w:color="auto"/>
+          <w:insideV w:val="single" w:sz="4" w:space="0" w:color="auto"/>
+        </w:tblBorders>
+        <w:tblCellMar>
+          <w:top w:w="15" w:type="dxa"/>
+          <w:left w:w="15" w:type="dxa"/>
+          <w:bottom w:w="15" w:type="dxa"/>
+          <w:right w:w="15" w:type="dxa"/>
+        </w:tblCellMar>
+        <w:tblLook w:val="04A0" w:firstRow="1" w:lastRow="0" w:firstColumn="1" w:lastColumn="0" w:noHBand="0" w:noVBand="1"/>
+      </w:tblPr>
+      <w:tblGrid>
+        <w:gridCol w:w="1274"/>
+        <w:gridCol w:w="3733"/>
+      </w:tblGrid>
+      <w:tr>
+        <w:trPr>
+          <w:tblHeader/>
+          <w:tblCellSpacing w:w="15" w:type="dxa"/>
+        </w:trPr>
+        <w:tc>
+          <w:tcPr>
+            <w:tcW w:w="0" w:type="auto"/>
+            <w:vAlign w:val="center"/>
+            <w:hideMark/>
+          </w:tcPr>
+          <w:p>
+            <w:pPr>
+              <w:rPr>
+                <w:rFonts w:cstheme="minorHAnsi"/>
+                <w:b/>
+                <w:bCs/>
+                <w:sz w:val="24"/>
+                <w:szCs w:val="24"/>
+              </w:rPr>
+            </w:pPr>
+            <w:proofErr w:type="spellStart"/>
+            <w:r>
+              <w:rPr>
+                <w:rFonts w:cstheme="minorHAnsi"/>
+                <w:b/>
+                <w:bCs/>
+                <w:sz w:val="24"/>
+                <w:szCs w:val="24"/>
+              </w:rPr>
+              <w:t>top_p</w:t>
+            </w:r>
+            <w:proofErr w:type="spellEnd"/>
+            <w:r>
+              <w:rPr>
+                <w:rFonts w:cstheme="minorHAnsi"/>
+                <w:b/>
+                <w:bCs/>
+                <w:sz w:val="24"/>
+                <w:szCs w:val="24"/>
+              </w:rPr>
+              <w:t xml:space="preserve"> value</w:t>
+            </w:r>
+          </w:p>
+        </w:tc>
+        <w:tc>
+          <w:tcPr>
+            <w:tcW w:w="0" w:type="auto"/>
+            <w:vAlign w:val="center"/>
+            <w:hideMark/>
+          </w:tcPr>
+          <w:p>
+            <w:pPr>
+              <w:rPr>
+                <w:rFonts w:cstheme="minorHAnsi"/>
+                <w:b/>
+                <w:bCs/>
+                <w:sz w:val="24"/>
+                <w:szCs w:val="24"/>
+              </w:rPr>
+            </w:pPr>
+            <w:proofErr w:type="spellStart"/>
+            <w:r>
+              <w:rPr>
+                <w:rFonts w:cstheme="minorHAnsi"/>
+                <w:b/>
+                <w:bCs/>
+                <w:sz w:val="24"/>
+                <w:szCs w:val="24"/>
+              </w:rPr>
+              <w:t>Behavior</w:t>
+            </w:r>
+            <w:proofErr w:type="spellEnd"/>
+          </w:p>
+        </w:tc>
+      </w:tr>
+      <w:tr>
+        <w:trPr>
+          <w:tblCellSpacing w:w="15" w:type="dxa"/>
+        </w:trPr>
+        <w:tc>
+          <w:tcPr>
+            <w:tcW w:w="0" w:type="auto"/>
+            <w:vAlign w:val="center"/>
+            <w:hideMark/>
+          </w:tcPr>
+          <w:p>
+            <w:pPr>
+              <w:rPr>
+                <w:rFonts w:cstheme="minorHAnsi"/>
+                <w:sz w:val="24"/>
+                <w:szCs w:val="24"/>
+              </w:rPr>
+            </w:pPr>
+            <w:r>
+              <w:rPr>
+                <w:rFonts w:cstheme="minorHAnsi"/>
+                <w:sz w:val="24"/>
+                <w:szCs w:val="24"/>
+              </w:rPr>
+              <w:t>1.0</w:t>
+            </w:r>
+          </w:p>
+        </w:tc>
+        <w:tc>
+          <w:tcPr>
+            <w:tcW w:w="0" w:type="auto"/>
+            <w:vAlign w:val="center"/>
+            <w:hideMark/>
+          </w:tcPr>
+          <w:p>
+            <w:pPr>
+              <w:rPr>
+                <w:rFonts w:cstheme="minorHAnsi"/>
+                <w:sz w:val="24"/>
+                <w:szCs w:val="24"/>
+              </w:rPr>
+            </w:pPr>
+            <w:r>
+              <w:rPr>
+                <w:rFonts w:cstheme="minorHAnsi"/>
+                <w:sz w:val="24"/>
+                <w:szCs w:val="24"/>
+              </w:rPr>
+              <w:t>More creative, more varied</w:t>
+            </w:r>
+          </w:p>
+        </w:tc>
+      </w:tr>
+      <w:tr>
+        <w:trPr>
+          <w:tblCellSpacing w:w="15" w:type="dxa"/>
+        </w:trPr>
+        <w:tc>
+          <w:tcPr>
+            <w:tcW w:w="0" w:type="auto"/>
+            <w:vAlign w:val="center"/>
+            <w:hideMark/>
+          </w:tcPr>
+          <w:p>
+            <w:pPr>
+              <w:rPr>
+                <w:rFonts w:cstheme="minorHAnsi"/>
+                <w:sz w:val="24"/>
+                <w:szCs w:val="24"/>
+              </w:rPr>
+            </w:pPr>
+            <w:r>
+              <w:rPr>
+                <w:rFonts w:cstheme="minorHAnsi"/>
+                <w:sz w:val="24"/>
+                <w:szCs w:val="24"/>
+              </w:rPr>
+              <w:t>0.9</w:t>
+            </w:r>
+          </w:p>
+        </w:tc>
+        <w:tc>
+          <w:tcPr>
+            <w:tcW w:w="0" w:type="auto"/>
+            <w:vAlign w:val="center"/>
+            <w:hideMark/>
+          </w:tcPr>
+          <w:p>
+            <w:pPr>
+              <w:rPr>
+                <w:rFonts w:cstheme="minorHAnsi"/>
+                <w:sz w:val="24"/>
+                <w:szCs w:val="24"/>
+              </w:rPr>
+            </w:pPr>
+            <w:r>
+              <w:rPr>
+                <w:rFonts w:cstheme="minorHAnsi"/>
+                <w:sz w:val="24"/>
+                <w:szCs w:val="24"/>
+              </w:rPr>
+              <w:t>Balanced (best default)</w:t>
+            </w:r>
+          </w:p>
+        </w:tc>
+      </w:tr>
+      <w:tr>
+        <w:trPr>
+          <w:tblCellSpacing w:w="15" w:type="dxa"/>
+        </w:trPr>
+        <w:tc>
+          <w:tcPr>
+            <w:tcW w:w="0" w:type="auto"/>
+            <w:vAlign w:val="center"/>
+            <w:hideMark/>
+          </w:tcPr>
+          <w:p>
+            <w:pPr>
+              <w:rPr>
+                <w:rFonts w:cstheme="minorHAnsi"/>
+                <w:sz w:val="24"/>
+                <w:szCs w:val="24"/>
+              </w:rPr>
+            </w:pPr>
+            <w:r>
+              <w:rPr>
+                <w:rFonts w:cstheme="minorHAnsi"/>
+                <w:sz w:val="24"/>
+                <w:szCs w:val="24"/>
+              </w:rPr>
+              <w:t>0.5</w:t>
+            </w:r>
+          </w:p>
+        </w:tc>
+        <w:tc>
+          <w:tcPr>
+            <w:tcW w:w="0" w:type="auto"/>
+            <w:vAlign w:val="center"/>
+            <w:hideMark/>
+          </w:tcPr>
+          <w:p>
+            <w:pPr>
+              <w:rPr>
+                <w:rFonts w:cstheme="minorHAnsi"/>
+                <w:sz w:val="24"/>
+                <w:szCs w:val="24"/>
+              </w:rPr>
+            </w:pPr>
+            <w:r>
+              <w:rPr>
+                <w:rFonts w:cstheme="minorHAnsi"/>
+                <w:sz w:val="24"/>
+                <w:szCs w:val="24"/>
+              </w:rPr>
+              <w:t>Very safe, repetitive</w:t>
+            </w:r>
+          </w:p>
+        </w:tc>
+      </w:tr>
+      <w:tr>
+        <w:trPr>
+          <w:tblCellSpacing w:w="15" w:type="dxa"/>
+        </w:trPr>
+        <w:tc>
+          <w:tcPr>
+            <w:tcW w:w="0" w:type="auto"/>
+            <w:vAlign w:val="center"/>
+            <w:hideMark/>
+          </w:tcPr>
+          <w:p>
+            <w:pPr>
+              <w:rPr>
+                <w:rFonts w:cstheme="minorHAnsi"/>
+                <w:sz w:val="24"/>
+                <w:szCs w:val="24"/>
+              </w:rPr>
+            </w:pPr>
+            <w:r>
+              <w:rPr>
+                <w:rFonts w:cstheme="minorHAnsi"/>
+                <w:sz w:val="24"/>
+                <w:szCs w:val="24"/>
+              </w:rPr>
+              <w:t>0.1</w:t>
+            </w:r>
+          </w:p>
+        </w:tc>
+        <w:tc>
+          <w:tcPr>
+            <w:tcW w:w="0" w:type="auto"/>
+            <w:vAlign w:val="center"/>
+            <w:hideMark/>
+          </w:tcPr>
+          <w:p>
+            <w:pPr>
+              <w:rPr>
+                <w:rFonts w:cstheme="minorHAnsi"/>
+                <w:sz w:val="24"/>
+                <w:szCs w:val="24"/>
+              </w:rPr>
+            </w:pPr>
+            <w:r>
+              <w:rPr>
+                <w:rFonts w:cstheme="minorHAnsi"/>
+                <w:sz w:val="24"/>
+                <w:szCs w:val="24"/>
+              </w:rPr>
+              <w:t>Extremely strict, often “I don’t know”</w:t>
+            </w:r>
+          </w:p>
+        </w:tc>
+      </w:tr>
+    </w:tbl>
+    <w:p>
+      <w:pPr>
+        <w:rPr>
+          <w:rFonts w:cstheme="minorHAnsi"/>
+          <w:sz w:val="24"/>
+          <w:szCs w:val="24"/>
+        </w:rPr>
+      </w:pPr>
+    </w:p>
+    <w:p>
+      <w:pPr>
+        <w:rPr>
+          <w:rFonts w:cstheme="minorHAnsi"/>
+          <w:sz w:val="24"/>
+          <w:szCs w:val="24"/>
+        </w:rPr>
+      </w:pPr>
+    </w:p>
+    <w:p>
+      <w:pPr>
+        <w:rPr>
+          <w:rFonts w:cstheme="minorHAnsi"/>
+          <w:sz w:val="24"/>
+          <w:szCs w:val="24"/>
+        </w:rPr>
+      </w:pPr>
+    </w:p>
+    <w:p>
+      <w:pPr>
+        <w:rPr>
+          <w:rFonts w:cstheme="minorHAnsi"/>
+          <w:sz w:val="24"/>
+          <w:szCs w:val="24"/>
+        </w:rPr>
+      </w:pPr>
       <w:r>
         <w:rPr>
           <w:rFonts w:cstheme="minorHAnsi"/>
@@ -13268,7 +16300,7 @@
           <w:szCs w:val="24"/>
         </w:rPr>
       </w:pPr>
-      <w:hyperlink r:id="rId9" w:history="1">
+      <w:hyperlink r:id="rId18" w:history="1">
         <w:r>
           <w:rPr>
             <w:rStyle w:val="Hyperlink"/>
@@ -13289,7 +16321,7 @@
           <w:szCs w:val="24"/>
         </w:rPr>
       </w:pPr>
-      <w:hyperlink r:id="rId10" w:history="1">
+      <w:hyperlink r:id="rId19" w:history="1">
         <w:r>
           <w:rPr>
             <w:rStyle w:val="Hyperlink"/>
@@ -13310,7 +16342,7 @@
           <w:szCs w:val="24"/>
         </w:rPr>
       </w:pPr>
-      <w:hyperlink r:id="rId11" w:history="1">
+      <w:hyperlink r:id="rId20" w:history="1">
         <w:r>
           <w:rPr>
             <w:rStyle w:val="Hyperlink"/>
@@ -13331,7 +16363,7 @@
           <w:szCs w:val="24"/>
         </w:rPr>
       </w:pPr>
-      <w:hyperlink r:id="rId12" w:history="1">
+      <w:hyperlink r:id="rId21" w:history="1">
         <w:r>
           <w:rPr>
             <w:rStyle w:val="Hyperlink"/>
@@ -13352,7 +16384,7 @@
           <w:szCs w:val="24"/>
         </w:rPr>
       </w:pPr>
-      <w:hyperlink r:id="rId13" w:history="1">
+      <w:hyperlink r:id="rId22" w:history="1">
         <w:r>
           <w:rPr>
             <w:rStyle w:val="Hyperlink"/>
@@ -13373,7 +16405,7 @@
           <w:szCs w:val="24"/>
         </w:rPr>
       </w:pPr>
-      <w:hyperlink r:id="rId14" w:history="1">
+      <w:hyperlink r:id="rId23" w:history="1">
         <w:r>
           <w:rPr>
             <w:rStyle w:val="Hyperlink"/>
@@ -13394,7 +16426,7 @@
           <w:szCs w:val="24"/>
         </w:rPr>
       </w:pPr>
-      <w:hyperlink r:id="rId15" w:history="1">
+      <w:hyperlink r:id="rId24" w:history="1">
         <w:r>
           <w:rPr>
             <w:rStyle w:val="Hyperlink"/>
@@ -13415,7 +16447,7 @@
           <w:szCs w:val="24"/>
         </w:rPr>
       </w:pPr>
-      <w:hyperlink r:id="rId16" w:history="1">
+      <w:hyperlink r:id="rId25" w:history="1">
         <w:r>
           <w:rPr>
             <w:rStyle w:val="Hyperlink"/>
@@ -13436,7 +16468,7 @@
           <w:szCs w:val="24"/>
         </w:rPr>
       </w:pPr>
-      <w:hyperlink r:id="rId17" w:history="1">
+      <w:hyperlink r:id="rId26" w:history="1">
         <w:r>
           <w:rPr>
             <w:rStyle w:val="Hyperlink"/>
@@ -13457,7 +16489,7 @@
           <w:szCs w:val="24"/>
         </w:rPr>
       </w:pPr>
-      <w:hyperlink r:id="rId18" w:history="1">
+      <w:hyperlink r:id="rId27" w:history="1">
         <w:r>
           <w:rPr>
             <w:rStyle w:val="Hyperlink"/>
@@ -13478,7 +16510,7 @@
           <w:szCs w:val="24"/>
         </w:rPr>
       </w:pPr>
-      <w:hyperlink r:id="rId19" w:history="1">
+      <w:hyperlink r:id="rId28" w:history="1">
         <w:r>
           <w:rPr>
             <w:rStyle w:val="Hyperlink"/>
@@ -14526,6 +17558,155 @@
     </w:lvl>
   </w:abstractNum>
   <w:abstractNum w:abstractNumId="7" w15:restartNumberingAfterBreak="0">
+    <w:nsid w:val="0AB909C2"/>
+    <w:multiLevelType w:val="multilevel"/>
+    <w:tmpl w:val="1B028046"/>
+    <w:lvl w:ilvl="0">
+      <w:start w:val="1"/>
+      <w:numFmt w:val="bullet"/>
+      <w:lvlText w:val=""/>
+      <w:lvlJc w:val="left"/>
+      <w:pPr>
+        <w:tabs>
+          <w:tab w:val="num" w:pos="720"/>
+        </w:tabs>
+        <w:ind w:left="720" w:hanging="360"/>
+      </w:pPr>
+      <w:rPr>
+        <w:rFonts w:ascii="Symbol" w:hAnsi="Symbol" w:hint="default"/>
+        <w:sz w:val="20"/>
+      </w:rPr>
+    </w:lvl>
+    <w:lvl w:ilvl="1" w:tentative="1">
+      <w:start w:val="1"/>
+      <w:numFmt w:val="bullet"/>
+      <w:lvlText w:val="o"/>
+      <w:lvlJc w:val="left"/>
+      <w:pPr>
+        <w:tabs>
+          <w:tab w:val="num" w:pos="1440"/>
+        </w:tabs>
+        <w:ind w:left="1440" w:hanging="360"/>
+      </w:pPr>
+      <w:rPr>
+        <w:rFonts w:ascii="Courier New" w:hAnsi="Courier New" w:hint="default"/>
+        <w:sz w:val="20"/>
+      </w:rPr>
+    </w:lvl>
+    <w:lvl w:ilvl="2" w:tentative="1">
+      <w:start w:val="1"/>
+      <w:numFmt w:val="bullet"/>
+      <w:lvlText w:val=""/>
+      <w:lvlJc w:val="left"/>
+      <w:pPr>
+        <w:tabs>
+          <w:tab w:val="num" w:pos="2160"/>
+        </w:tabs>
+        <w:ind w:left="2160" w:hanging="360"/>
+      </w:pPr>
+      <w:rPr>
+        <w:rFonts w:ascii="Wingdings" w:hAnsi="Wingdings" w:hint="default"/>
+        <w:sz w:val="20"/>
+      </w:rPr>
+    </w:lvl>
+    <w:lvl w:ilvl="3" w:tentative="1">
+      <w:start w:val="1"/>
+      <w:numFmt w:val="bullet"/>
+      <w:lvlText w:val=""/>
+      <w:lvlJc w:val="left"/>
+      <w:pPr>
+        <w:tabs>
+          <w:tab w:val="num" w:pos="2880"/>
+        </w:tabs>
+        <w:ind w:left="2880" w:hanging="360"/>
+      </w:pPr>
+      <w:rPr>
+        <w:rFonts w:ascii="Wingdings" w:hAnsi="Wingdings" w:hint="default"/>
+        <w:sz w:val="20"/>
+      </w:rPr>
+    </w:lvl>
+    <w:lvl w:ilvl="4" w:tentative="1">
+      <w:start w:val="1"/>
+      <w:numFmt w:val="bullet"/>
+      <w:lvlText w:val=""/>
+      <w:lvlJc w:val="left"/>
+      <w:pPr>
+        <w:tabs>
+          <w:tab w:val="num" w:pos="3600"/>
+        </w:tabs>
+        <w:ind w:left="3600" w:hanging="360"/>
+      </w:pPr>
+      <w:rPr>
+        <w:rFonts w:ascii="Wingdings" w:hAnsi="Wingdings" w:hint="default"/>
+        <w:sz w:val="20"/>
+      </w:rPr>
+    </w:lvl>
+    <w:lvl w:ilvl="5" w:tentative="1">
+      <w:start w:val="1"/>
+      <w:numFmt w:val="bullet"/>
+      <w:lvlText w:val=""/>
+      <w:lvlJc w:val="left"/>
+      <w:pPr>
+        <w:tabs>
+          <w:tab w:val="num" w:pos="4320"/>
+        </w:tabs>
+        <w:ind w:left="4320" w:hanging="360"/>
+      </w:pPr>
+      <w:rPr>
+        <w:rFonts w:ascii="Wingdings" w:hAnsi="Wingdings" w:hint="default"/>
+        <w:sz w:val="20"/>
+      </w:rPr>
+    </w:lvl>
+    <w:lvl w:ilvl="6" w:tentative="1">
+      <w:start w:val="1"/>
+      <w:numFmt w:val="bullet"/>
+      <w:lvlText w:val=""/>
+      <w:lvlJc w:val="left"/>
+      <w:pPr>
+        <w:tabs>
+          <w:tab w:val="num" w:pos="5040"/>
+        </w:tabs>
+        <w:ind w:left="5040" w:hanging="360"/>
+      </w:pPr>
+      <w:rPr>
+        <w:rFonts w:ascii="Wingdings" w:hAnsi="Wingdings" w:hint="default"/>
+        <w:sz w:val="20"/>
+      </w:rPr>
+    </w:lvl>
+    <w:lvl w:ilvl="7" w:tentative="1">
+      <w:start w:val="1"/>
+      <w:numFmt w:val="bullet"/>
+      <w:lvlText w:val=""/>
+      <w:lvlJc w:val="left"/>
+      <w:pPr>
+        <w:tabs>
+          <w:tab w:val="num" w:pos="5760"/>
+        </w:tabs>
+        <w:ind w:left="5760" w:hanging="360"/>
+      </w:pPr>
+      <w:rPr>
+        <w:rFonts w:ascii="Wingdings" w:hAnsi="Wingdings" w:hint="default"/>
+        <w:sz w:val="20"/>
+      </w:rPr>
+    </w:lvl>
+    <w:lvl w:ilvl="8" w:tentative="1">
+      <w:start w:val="1"/>
+      <w:numFmt w:val="bullet"/>
+      <w:lvlText w:val=""/>
+      <w:lvlJc w:val="left"/>
+      <w:pPr>
+        <w:tabs>
+          <w:tab w:val="num" w:pos="6480"/>
+        </w:tabs>
+        <w:ind w:left="6480" w:hanging="360"/>
+      </w:pPr>
+      <w:rPr>
+        <w:rFonts w:ascii="Wingdings" w:hAnsi="Wingdings" w:hint="default"/>
+        <w:sz w:val="20"/>
+      </w:rPr>
+    </w:lvl>
+  </w:abstractNum>
+  <w:abstractNum w:abstractNumId="8" w15:restartNumberingAfterBreak="0">
     <w:nsid w:val="13427F44"/>
     <w:multiLevelType w:val="multilevel"/>
     <w:tmpl w:val="4FDAB1D2"/>
@@ -14674,7 +17855,7 @@
       </w:rPr>
     </w:lvl>
   </w:abstractNum>
-  <w:abstractNum w:abstractNumId="8" w15:restartNumberingAfterBreak="0">
+  <w:abstractNum w:abstractNumId="9" w15:restartNumberingAfterBreak="0">
     <w:nsid w:val="14177D16"/>
     <w:multiLevelType w:val="multilevel"/>
     <w:tmpl w:val="1E589DFE"/>
@@ -14823,7 +18004,7 @@
       </w:rPr>
     </w:lvl>
   </w:abstractNum>
-  <w:abstractNum w:abstractNumId="9" w15:restartNumberingAfterBreak="0">
+  <w:abstractNum w:abstractNumId="10" w15:restartNumberingAfterBreak="0">
     <w:nsid w:val="14844983"/>
     <w:multiLevelType w:val="multilevel"/>
     <w:tmpl w:val="BD7019DC"/>
@@ -14972,7 +18153,7 @@
       </w:rPr>
     </w:lvl>
   </w:abstractNum>
-  <w:abstractNum w:abstractNumId="10" w15:restartNumberingAfterBreak="0">
+  <w:abstractNum w:abstractNumId="11" w15:restartNumberingAfterBreak="0">
     <w:nsid w:val="14CE4BB4"/>
     <w:multiLevelType w:val="multilevel"/>
     <w:tmpl w:val="E01E99B4"/>
@@ -15121,7 +18302,7 @@
       </w:rPr>
     </w:lvl>
   </w:abstractNum>
-  <w:abstractNum w:abstractNumId="11" w15:restartNumberingAfterBreak="0">
+  <w:abstractNum w:abstractNumId="12" w15:restartNumberingAfterBreak="0">
     <w:nsid w:val="169636BC"/>
     <w:multiLevelType w:val="multilevel"/>
     <w:tmpl w:val="18664098"/>
@@ -15270,7 +18451,7 @@
       </w:rPr>
     </w:lvl>
   </w:abstractNum>
-  <w:abstractNum w:abstractNumId="12" w15:restartNumberingAfterBreak="0">
+  <w:abstractNum w:abstractNumId="13" w15:restartNumberingAfterBreak="0">
     <w:nsid w:val="1DE04DA0"/>
     <w:multiLevelType w:val="multilevel"/>
     <w:tmpl w:val="8ADEDCDC"/>
@@ -15387,7 +18568,7 @@
       </w:pPr>
     </w:lvl>
   </w:abstractNum>
-  <w:abstractNum w:abstractNumId="13" w15:restartNumberingAfterBreak="0">
+  <w:abstractNum w:abstractNumId="14" w15:restartNumberingAfterBreak="0">
     <w:nsid w:val="215F7E2B"/>
     <w:multiLevelType w:val="multilevel"/>
     <w:tmpl w:val="F8128130"/>
@@ -15536,7 +18717,7 @@
       </w:rPr>
     </w:lvl>
   </w:abstractNum>
-  <w:abstractNum w:abstractNumId="14" w15:restartNumberingAfterBreak="0">
+  <w:abstractNum w:abstractNumId="15" w15:restartNumberingAfterBreak="0">
     <w:nsid w:val="235A5FB1"/>
     <w:multiLevelType w:val="multilevel"/>
     <w:tmpl w:val="A0F09132"/>
@@ -15685,7 +18866,7 @@
       </w:rPr>
     </w:lvl>
   </w:abstractNum>
-  <w:abstractNum w:abstractNumId="15" w15:restartNumberingAfterBreak="0">
+  <w:abstractNum w:abstractNumId="16" w15:restartNumberingAfterBreak="0">
     <w:nsid w:val="24C54A87"/>
     <w:multiLevelType w:val="multilevel"/>
     <w:tmpl w:val="A9D6E32C"/>
@@ -15834,7 +19015,7 @@
       </w:rPr>
     </w:lvl>
   </w:abstractNum>
-  <w:abstractNum w:abstractNumId="16" w15:restartNumberingAfterBreak="0">
+  <w:abstractNum w:abstractNumId="17" w15:restartNumberingAfterBreak="0">
     <w:nsid w:val="25446C8F"/>
     <w:multiLevelType w:val="hybridMultilevel"/>
     <w:tmpl w:val="E1F891EE"/>
@@ -15923,7 +19104,7 @@
       </w:pPr>
     </w:lvl>
   </w:abstractNum>
-  <w:abstractNum w:abstractNumId="17" w15:restartNumberingAfterBreak="0">
+  <w:abstractNum w:abstractNumId="18" w15:restartNumberingAfterBreak="0">
     <w:nsid w:val="29FA1BCD"/>
     <w:multiLevelType w:val="multilevel"/>
     <w:tmpl w:val="8B8E3D48"/>
@@ -16072,10 +19253,10 @@
       </w:rPr>
     </w:lvl>
   </w:abstractNum>
-  <w:abstractNum w:abstractNumId="18" w15:restartNumberingAfterBreak="0">
+  <w:abstractNum w:abstractNumId="19" w15:restartNumberingAfterBreak="0">
     <w:nsid w:val="2B8134A9"/>
     <w:multiLevelType w:val="multilevel"/>
-    <w:tmpl w:val="C76E69DA"/>
+    <w:tmpl w:val="78468636"/>
     <w:lvl w:ilvl="0">
       <w:start w:val="1"/>
       <w:numFmt w:val="bullet"/>
@@ -16092,23 +19273,19 @@
         <w:sz w:val="20"/>
       </w:rPr>
     </w:lvl>
-    <w:lvl w:ilvl="1" w:tentative="1">
-      <w:start w:val="1"/>
-      <w:numFmt w:val="bullet"/>
-      <w:lvlText w:val="o"/>
-      <w:lvlJc w:val="left"/>
-      <w:pPr>
-        <w:tabs>
-          <w:tab w:val="num" w:pos="1440"/>
-        </w:tabs>
+    <w:lvl w:ilvl="1">
+      <w:start w:val="1"/>
+      <w:numFmt w:val="decimal"/>
+      <w:lvlText w:val="%2)"/>
+      <w:lvlJc w:val="left"/>
+      <w:pPr>
         <w:ind w:left="1440" w:hanging="360"/>
       </w:pPr>
       <w:rPr>
-        <w:rFonts w:ascii="Courier New" w:hAnsi="Courier New" w:hint="default"/>
-        <w:sz w:val="20"/>
-      </w:rPr>
-    </w:lvl>
-    <w:lvl w:ilvl="2" w:tentative="1">
+        <w:rFonts w:hint="default"/>
+      </w:rPr>
+    </w:lvl>
+    <w:lvl w:ilvl="2">
       <w:start w:val="1"/>
       <w:numFmt w:val="bullet"/>
       <w:lvlText w:val=""/>
@@ -16124,20 +19301,16 @@
         <w:sz w:val="20"/>
       </w:rPr>
     </w:lvl>
-    <w:lvl w:ilvl="3" w:tentative="1">
-      <w:start w:val="1"/>
-      <w:numFmt w:val="bullet"/>
-      <w:lvlText w:val=""/>
-      <w:lvlJc w:val="left"/>
-      <w:pPr>
-        <w:tabs>
-          <w:tab w:val="num" w:pos="2880"/>
-        </w:tabs>
+    <w:lvl w:ilvl="3">
+      <w:start w:val="1"/>
+      <w:numFmt w:val="decimal"/>
+      <w:lvlText w:val="%4."/>
+      <w:lvlJc w:val="left"/>
+      <w:pPr>
         <w:ind w:left="2880" w:hanging="360"/>
       </w:pPr>
       <w:rPr>
-        <w:rFonts w:ascii="Wingdings" w:hAnsi="Wingdings" w:hint="default"/>
-        <w:sz w:val="20"/>
+        <w:rFonts w:hint="default"/>
       </w:rPr>
     </w:lvl>
     <w:lvl w:ilvl="4" w:tentative="1">
@@ -16221,7 +19394,7 @@
       </w:rPr>
     </w:lvl>
   </w:abstractNum>
-  <w:abstractNum w:abstractNumId="19" w15:restartNumberingAfterBreak="0">
+  <w:abstractNum w:abstractNumId="20" w15:restartNumberingAfterBreak="0">
     <w:nsid w:val="2F0D33F6"/>
     <w:multiLevelType w:val="multilevel"/>
     <w:tmpl w:val="310AB42C"/>
@@ -16370,7 +19543,7 @@
       </w:rPr>
     </w:lvl>
   </w:abstractNum>
-  <w:abstractNum w:abstractNumId="20" w15:restartNumberingAfterBreak="0">
+  <w:abstractNum w:abstractNumId="21" w15:restartNumberingAfterBreak="0">
     <w:nsid w:val="33771889"/>
     <w:multiLevelType w:val="multilevel"/>
     <w:tmpl w:val="CE820650"/>
@@ -16519,7 +19692,7 @@
       </w:rPr>
     </w:lvl>
   </w:abstractNum>
-  <w:abstractNum w:abstractNumId="21" w15:restartNumberingAfterBreak="0">
+  <w:abstractNum w:abstractNumId="22" w15:restartNumberingAfterBreak="0">
     <w:nsid w:val="370C74A9"/>
     <w:multiLevelType w:val="hybridMultilevel"/>
     <w:tmpl w:val="7DB87FC4"/>
@@ -16632,7 +19805,7 @@
       </w:rPr>
     </w:lvl>
   </w:abstractNum>
-  <w:abstractNum w:abstractNumId="22" w15:restartNumberingAfterBreak="0">
+  <w:abstractNum w:abstractNumId="23" w15:restartNumberingAfterBreak="0">
     <w:nsid w:val="376301BB"/>
     <w:multiLevelType w:val="multilevel"/>
     <w:tmpl w:val="35D8FC26"/>
@@ -16781,7 +19954,7 @@
       </w:rPr>
     </w:lvl>
   </w:abstractNum>
-  <w:abstractNum w:abstractNumId="23" w15:restartNumberingAfterBreak="0">
+  <w:abstractNum w:abstractNumId="24" w15:restartNumberingAfterBreak="0">
     <w:nsid w:val="37E209E9"/>
     <w:multiLevelType w:val="multilevel"/>
     <w:tmpl w:val="A54CE79C"/>
@@ -16930,7 +20103,7 @@
       </w:rPr>
     </w:lvl>
   </w:abstractNum>
-  <w:abstractNum w:abstractNumId="24" w15:restartNumberingAfterBreak="0">
+  <w:abstractNum w:abstractNumId="25" w15:restartNumberingAfterBreak="0">
     <w:nsid w:val="38416662"/>
     <w:multiLevelType w:val="multilevel"/>
     <w:tmpl w:val="148EDDE2"/>
@@ -17079,7 +20252,7 @@
       </w:rPr>
     </w:lvl>
   </w:abstractNum>
-  <w:abstractNum w:abstractNumId="25" w15:restartNumberingAfterBreak="0">
+  <w:abstractNum w:abstractNumId="26" w15:restartNumberingAfterBreak="0">
     <w:nsid w:val="385A0EF2"/>
     <w:multiLevelType w:val="multilevel"/>
     <w:tmpl w:val="1A28CD3E"/>
@@ -17228,7 +20401,7 @@
       </w:rPr>
     </w:lvl>
   </w:abstractNum>
-  <w:abstractNum w:abstractNumId="26" w15:restartNumberingAfterBreak="0">
+  <w:abstractNum w:abstractNumId="27" w15:restartNumberingAfterBreak="0">
     <w:nsid w:val="3D423B40"/>
     <w:multiLevelType w:val="multilevel"/>
     <w:tmpl w:val="951CCD12"/>
@@ -17377,7 +20550,156 @@
       </w:rPr>
     </w:lvl>
   </w:abstractNum>
-  <w:abstractNum w:abstractNumId="27" w15:restartNumberingAfterBreak="0">
+  <w:abstractNum w:abstractNumId="28" w15:restartNumberingAfterBreak="0">
+    <w:nsid w:val="3E364DC1"/>
+    <w:multiLevelType w:val="multilevel"/>
+    <w:tmpl w:val="4080043A"/>
+    <w:lvl w:ilvl="0">
+      <w:start w:val="1"/>
+      <w:numFmt w:val="bullet"/>
+      <w:lvlText w:val=""/>
+      <w:lvlJc w:val="left"/>
+      <w:pPr>
+        <w:tabs>
+          <w:tab w:val="num" w:pos="720"/>
+        </w:tabs>
+        <w:ind w:left="720" w:hanging="360"/>
+      </w:pPr>
+      <w:rPr>
+        <w:rFonts w:ascii="Symbol" w:hAnsi="Symbol" w:hint="default"/>
+        <w:sz w:val="20"/>
+      </w:rPr>
+    </w:lvl>
+    <w:lvl w:ilvl="1" w:tentative="1">
+      <w:start w:val="1"/>
+      <w:numFmt w:val="bullet"/>
+      <w:lvlText w:val="o"/>
+      <w:lvlJc w:val="left"/>
+      <w:pPr>
+        <w:tabs>
+          <w:tab w:val="num" w:pos="1440"/>
+        </w:tabs>
+        <w:ind w:left="1440" w:hanging="360"/>
+      </w:pPr>
+      <w:rPr>
+        <w:rFonts w:ascii="Courier New" w:hAnsi="Courier New" w:hint="default"/>
+        <w:sz w:val="20"/>
+      </w:rPr>
+    </w:lvl>
+    <w:lvl w:ilvl="2" w:tentative="1">
+      <w:start w:val="1"/>
+      <w:numFmt w:val="bullet"/>
+      <w:lvlText w:val=""/>
+      <w:lvlJc w:val="left"/>
+      <w:pPr>
+        <w:tabs>
+          <w:tab w:val="num" w:pos="2160"/>
+        </w:tabs>
+        <w:ind w:left="2160" w:hanging="360"/>
+      </w:pPr>
+      <w:rPr>
+        <w:rFonts w:ascii="Wingdings" w:hAnsi="Wingdings" w:hint="default"/>
+        <w:sz w:val="20"/>
+      </w:rPr>
+    </w:lvl>
+    <w:lvl w:ilvl="3" w:tentative="1">
+      <w:start w:val="1"/>
+      <w:numFmt w:val="bullet"/>
+      <w:lvlText w:val=""/>
+      <w:lvlJc w:val="left"/>
+      <w:pPr>
+        <w:tabs>
+          <w:tab w:val="num" w:pos="2880"/>
+        </w:tabs>
+        <w:ind w:left="2880" w:hanging="360"/>
+      </w:pPr>
+      <w:rPr>
+        <w:rFonts w:ascii="Wingdings" w:hAnsi="Wingdings" w:hint="default"/>
+        <w:sz w:val="20"/>
+      </w:rPr>
+    </w:lvl>
+    <w:lvl w:ilvl="4" w:tentative="1">
+      <w:start w:val="1"/>
+      <w:numFmt w:val="bullet"/>
+      <w:lvlText w:val=""/>
+      <w:lvlJc w:val="left"/>
+      <w:pPr>
+        <w:tabs>
+          <w:tab w:val="num" w:pos="3600"/>
+        </w:tabs>
+        <w:ind w:left="3600" w:hanging="360"/>
+      </w:pPr>
+      <w:rPr>
+        <w:rFonts w:ascii="Wingdings" w:hAnsi="Wingdings" w:hint="default"/>
+        <w:sz w:val="20"/>
+      </w:rPr>
+    </w:lvl>
+    <w:lvl w:ilvl="5" w:tentative="1">
+      <w:start w:val="1"/>
+      <w:numFmt w:val="bullet"/>
+      <w:lvlText w:val=""/>
+      <w:lvlJc w:val="left"/>
+      <w:pPr>
+        <w:tabs>
+          <w:tab w:val="num" w:pos="4320"/>
+        </w:tabs>
+        <w:ind w:left="4320" w:hanging="360"/>
+      </w:pPr>
+      <w:rPr>
+        <w:rFonts w:ascii="Wingdings" w:hAnsi="Wingdings" w:hint="default"/>
+        <w:sz w:val="20"/>
+      </w:rPr>
+    </w:lvl>
+    <w:lvl w:ilvl="6" w:tentative="1">
+      <w:start w:val="1"/>
+      <w:numFmt w:val="bullet"/>
+      <w:lvlText w:val=""/>
+      <w:lvlJc w:val="left"/>
+      <w:pPr>
+        <w:tabs>
+          <w:tab w:val="num" w:pos="5040"/>
+        </w:tabs>
+        <w:ind w:left="5040" w:hanging="360"/>
+      </w:pPr>
+      <w:rPr>
+        <w:rFonts w:ascii="Wingdings" w:hAnsi="Wingdings" w:hint="default"/>
+        <w:sz w:val="20"/>
+      </w:rPr>
+    </w:lvl>
+    <w:lvl w:ilvl="7" w:tentative="1">
+      <w:start w:val="1"/>
+      <w:numFmt w:val="bullet"/>
+      <w:lvlText w:val=""/>
+      <w:lvlJc w:val="left"/>
+      <w:pPr>
+        <w:tabs>
+          <w:tab w:val="num" w:pos="5760"/>
+        </w:tabs>
+        <w:ind w:left="5760" w:hanging="360"/>
+      </w:pPr>
+      <w:rPr>
+        <w:rFonts w:ascii="Wingdings" w:hAnsi="Wingdings" w:hint="default"/>
+        <w:sz w:val="20"/>
+      </w:rPr>
+    </w:lvl>
+    <w:lvl w:ilvl="8" w:tentative="1">
+      <w:start w:val="1"/>
+      <w:numFmt w:val="bullet"/>
+      <w:lvlText w:val=""/>
+      <w:lvlJc w:val="left"/>
+      <w:pPr>
+        <w:tabs>
+          <w:tab w:val="num" w:pos="6480"/>
+        </w:tabs>
+        <w:ind w:left="6480" w:hanging="360"/>
+      </w:pPr>
+      <w:rPr>
+        <w:rFonts w:ascii="Wingdings" w:hAnsi="Wingdings" w:hint="default"/>
+        <w:sz w:val="20"/>
+      </w:rPr>
+    </w:lvl>
+  </w:abstractNum>
+  <w:abstractNum w:abstractNumId="29" w15:restartNumberingAfterBreak="0">
     <w:nsid w:val="3F7113B7"/>
     <w:multiLevelType w:val="multilevel"/>
     <w:tmpl w:val="234EEF70"/>
@@ -17526,7 +20848,7 @@
       </w:rPr>
     </w:lvl>
   </w:abstractNum>
-  <w:abstractNum w:abstractNumId="28" w15:restartNumberingAfterBreak="0">
+  <w:abstractNum w:abstractNumId="30" w15:restartNumberingAfterBreak="0">
     <w:nsid w:val="41023B2C"/>
     <w:multiLevelType w:val="multilevel"/>
     <w:tmpl w:val="AF62AF7A"/>
@@ -17675,7 +20997,96 @@
       </w:rPr>
     </w:lvl>
   </w:abstractNum>
-  <w:abstractNum w:abstractNumId="29" w15:restartNumberingAfterBreak="0">
+  <w:abstractNum w:abstractNumId="31" w15:restartNumberingAfterBreak="0">
+    <w:nsid w:val="42515744"/>
+    <w:multiLevelType w:val="hybridMultilevel"/>
+    <w:tmpl w:val="E364FE1E"/>
+    <w:lvl w:ilvl="0" w:tplc="3B20ACCE">
+      <w:start w:val="1"/>
+      <w:numFmt w:val="decimal"/>
+      <w:lvlText w:val="%1)"/>
+      <w:lvlJc w:val="left"/>
+      <w:pPr>
+        <w:ind w:left="1080" w:hanging="360"/>
+      </w:pPr>
+      <w:rPr>
+        <w:rFonts w:hint="default"/>
+      </w:rPr>
+    </w:lvl>
+    <w:lvl w:ilvl="1" w:tplc="40090019" w:tentative="1">
+      <w:start w:val="1"/>
+      <w:numFmt w:val="lowerLetter"/>
+      <w:lvlText w:val="%2."/>
+      <w:lvlJc w:val="left"/>
+      <w:pPr>
+        <w:ind w:left="1800" w:hanging="360"/>
+      </w:pPr>
+    </w:lvl>
+    <w:lvl w:ilvl="2" w:tplc="4009001B" w:tentative="1">
+      <w:start w:val="1"/>
+      <w:numFmt w:val="lowerRoman"/>
+      <w:lvlText w:val="%3."/>
+      <w:lvlJc w:val="right"/>
+      <w:pPr>
+        <w:ind w:left="2520" w:hanging="180"/>
+      </w:pPr>
+    </w:lvl>
+    <w:lvl w:ilvl="3" w:tplc="4009000F" w:tentative="1">
+      <w:start w:val="1"/>
+      <w:numFmt w:val="decimal"/>
+      <w:lvlText w:val="%4."/>
+      <w:lvlJc w:val="left"/>
+      <w:pPr>
+        <w:ind w:left="3240" w:hanging="360"/>
+      </w:pPr>
+    </w:lvl>
+    <w:lvl w:ilvl="4" w:tplc="40090019" w:tentative="1">
+      <w:start w:val="1"/>
+      <w:numFmt w:val="lowerLetter"/>
+      <w:lvlText w:val="%5."/>
+      <w:lvlJc w:val="left"/>
+      <w:pPr>
+        <w:ind w:left="3960" w:hanging="360"/>
+      </w:pPr>
+    </w:lvl>
+    <w:lvl w:ilvl="5" w:tplc="4009001B" w:tentative="1">
+      <w:start w:val="1"/>
+      <w:numFmt w:val="lowerRoman"/>
+      <w:lvlText w:val="%6."/>
+      <w:lvlJc w:val="right"/>
+      <w:pPr>
+        <w:ind w:left="4680" w:hanging="180"/>
+      </w:pPr>
+    </w:lvl>
+    <w:lvl w:ilvl="6" w:tplc="4009000F" w:tentative="1">
+      <w:start w:val="1"/>
+      <w:numFmt w:val="decimal"/>
+      <w:lvlText w:val="%7."/>
+      <w:lvlJc w:val="left"/>
+      <w:pPr>
+        <w:ind w:left="5400" w:hanging="360"/>
+      </w:pPr>
+    </w:lvl>
+    <w:lvl w:ilvl="7" w:tplc="40090019" w:tentative="1">
+      <w:start w:val="1"/>
+      <w:numFmt w:val="lowerLetter"/>
+      <w:lvlText w:val="%8."/>
+      <w:lvlJc w:val="left"/>
+      <w:pPr>
+        <w:ind w:left="6120" w:hanging="360"/>
+      </w:pPr>
+    </w:lvl>
+    <w:lvl w:ilvl="8" w:tplc="4009001B" w:tentative="1">
+      <w:start w:val="1"/>
+      <w:numFmt w:val="lowerRoman"/>
+      <w:lvlText w:val="%9."/>
+      <w:lvlJc w:val="right"/>
+      <w:pPr>
+        <w:ind w:left="6840" w:hanging="180"/>
+      </w:pPr>
+    </w:lvl>
+  </w:abstractNum>
+  <w:abstractNum w:abstractNumId="32" w15:restartNumberingAfterBreak="0">
     <w:nsid w:val="453A1684"/>
     <w:multiLevelType w:val="multilevel"/>
     <w:tmpl w:val="0DFE2DBC"/>
@@ -17824,7 +21235,7 @@
       </w:rPr>
     </w:lvl>
   </w:abstractNum>
-  <w:abstractNum w:abstractNumId="30" w15:restartNumberingAfterBreak="0">
+  <w:abstractNum w:abstractNumId="33" w15:restartNumberingAfterBreak="0">
     <w:nsid w:val="494F32F0"/>
     <w:multiLevelType w:val="multilevel"/>
     <w:tmpl w:val="9D544A74"/>
@@ -17973,7 +21384,7 @@
       </w:rPr>
     </w:lvl>
   </w:abstractNum>
-  <w:abstractNum w:abstractNumId="31" w15:restartNumberingAfterBreak="0">
+  <w:abstractNum w:abstractNumId="34" w15:restartNumberingAfterBreak="0">
     <w:nsid w:val="4DA4437E"/>
     <w:multiLevelType w:val="multilevel"/>
     <w:tmpl w:val="F27E8A64"/>
@@ -18122,7 +21533,7 @@
       </w:rPr>
     </w:lvl>
   </w:abstractNum>
-  <w:abstractNum w:abstractNumId="32" w15:restartNumberingAfterBreak="0">
+  <w:abstractNum w:abstractNumId="35" w15:restartNumberingAfterBreak="0">
     <w:nsid w:val="500A4DB3"/>
     <w:multiLevelType w:val="multilevel"/>
     <w:tmpl w:val="1F28AEC2"/>
@@ -18271,7 +21682,7 @@
       </w:rPr>
     </w:lvl>
   </w:abstractNum>
-  <w:abstractNum w:abstractNumId="33" w15:restartNumberingAfterBreak="0">
+  <w:abstractNum w:abstractNumId="36" w15:restartNumberingAfterBreak="0">
     <w:nsid w:val="531E6C40"/>
     <w:multiLevelType w:val="multilevel"/>
     <w:tmpl w:val="3336F1FA"/>
@@ -18420,7 +21831,7 @@
       </w:rPr>
     </w:lvl>
   </w:abstractNum>
-  <w:abstractNum w:abstractNumId="34" w15:restartNumberingAfterBreak="0">
+  <w:abstractNum w:abstractNumId="37" w15:restartNumberingAfterBreak="0">
     <w:nsid w:val="54CA1A5C"/>
     <w:multiLevelType w:val="multilevel"/>
     <w:tmpl w:val="CC822682"/>
@@ -18569,7 +21980,7 @@
       </w:rPr>
     </w:lvl>
   </w:abstractNum>
-  <w:abstractNum w:abstractNumId="35" w15:restartNumberingAfterBreak="0">
+  <w:abstractNum w:abstractNumId="38" w15:restartNumberingAfterBreak="0">
     <w:nsid w:val="5548001E"/>
     <w:multiLevelType w:val="multilevel"/>
     <w:tmpl w:val="46187BF2"/>
@@ -18718,7 +22129,156 @@
       </w:rPr>
     </w:lvl>
   </w:abstractNum>
-  <w:abstractNum w:abstractNumId="36" w15:restartNumberingAfterBreak="0">
+  <w:abstractNum w:abstractNumId="39" w15:restartNumberingAfterBreak="0">
+    <w:nsid w:val="58836DB3"/>
+    <w:multiLevelType w:val="multilevel"/>
+    <w:tmpl w:val="93D26B1C"/>
+    <w:lvl w:ilvl="0">
+      <w:start w:val="1"/>
+      <w:numFmt w:val="bullet"/>
+      <w:lvlText w:val=""/>
+      <w:lvlJc w:val="left"/>
+      <w:pPr>
+        <w:tabs>
+          <w:tab w:val="num" w:pos="720"/>
+        </w:tabs>
+        <w:ind w:left="720" w:hanging="360"/>
+      </w:pPr>
+      <w:rPr>
+        <w:rFonts w:ascii="Symbol" w:hAnsi="Symbol" w:hint="default"/>
+        <w:sz w:val="20"/>
+      </w:rPr>
+    </w:lvl>
+    <w:lvl w:ilvl="1" w:tentative="1">
+      <w:start w:val="1"/>
+      <w:numFmt w:val="bullet"/>
+      <w:lvlText w:val="o"/>
+      <w:lvlJc w:val="left"/>
+      <w:pPr>
+        <w:tabs>
+          <w:tab w:val="num" w:pos="1440"/>
+        </w:tabs>
+        <w:ind w:left="1440" w:hanging="360"/>
+      </w:pPr>
+      <w:rPr>
+        <w:rFonts w:ascii="Courier New" w:hAnsi="Courier New" w:hint="default"/>
+        <w:sz w:val="20"/>
+      </w:rPr>
+    </w:lvl>
+    <w:lvl w:ilvl="2" w:tentative="1">
+      <w:start w:val="1"/>
+      <w:numFmt w:val="bullet"/>
+      <w:lvlText w:val=""/>
+      <w:lvlJc w:val="left"/>
+      <w:pPr>
+        <w:tabs>
+          <w:tab w:val="num" w:pos="2160"/>
+        </w:tabs>
+        <w:ind w:left="2160" w:hanging="360"/>
+      </w:pPr>
+      <w:rPr>
+        <w:rFonts w:ascii="Wingdings" w:hAnsi="Wingdings" w:hint="default"/>
+        <w:sz w:val="20"/>
+      </w:rPr>
+    </w:lvl>
+    <w:lvl w:ilvl="3" w:tentative="1">
+      <w:start w:val="1"/>
+      <w:numFmt w:val="bullet"/>
+      <w:lvlText w:val=""/>
+      <w:lvlJc w:val="left"/>
+      <w:pPr>
+        <w:tabs>
+          <w:tab w:val="num" w:pos="2880"/>
+        </w:tabs>
+        <w:ind w:left="2880" w:hanging="360"/>
+      </w:pPr>
+      <w:rPr>
+        <w:rFonts w:ascii="Wingdings" w:hAnsi="Wingdings" w:hint="default"/>
+        <w:sz w:val="20"/>
+      </w:rPr>
+    </w:lvl>
+    <w:lvl w:ilvl="4" w:tentative="1">
+      <w:start w:val="1"/>
+      <w:numFmt w:val="bullet"/>
+      <w:lvlText w:val=""/>
+      <w:lvlJc w:val="left"/>
+      <w:pPr>
+        <w:tabs>
+          <w:tab w:val="num" w:pos="3600"/>
+        </w:tabs>
+        <w:ind w:left="3600" w:hanging="360"/>
+      </w:pPr>
+      <w:rPr>
+        <w:rFonts w:ascii="Wingdings" w:hAnsi="Wingdings" w:hint="default"/>
+        <w:sz w:val="20"/>
+      </w:rPr>
+    </w:lvl>
+    <w:lvl w:ilvl="5" w:tentative="1">
+      <w:start w:val="1"/>
+      <w:numFmt w:val="bullet"/>
+      <w:lvlText w:val=""/>
+      <w:lvlJc w:val="left"/>
+      <w:pPr>
+        <w:tabs>
+          <w:tab w:val="num" w:pos="4320"/>
+        </w:tabs>
+        <w:ind w:left="4320" w:hanging="360"/>
+      </w:pPr>
+      <w:rPr>
+        <w:rFonts w:ascii="Wingdings" w:hAnsi="Wingdings" w:hint="default"/>
+        <w:sz w:val="20"/>
+      </w:rPr>
+    </w:lvl>
+    <w:lvl w:ilvl="6" w:tentative="1">
+      <w:start w:val="1"/>
+      <w:numFmt w:val="bullet"/>
+      <w:lvlText w:val=""/>
+      <w:lvlJc w:val="left"/>
+      <w:pPr>
+        <w:tabs>
+          <w:tab w:val="num" w:pos="5040"/>
+        </w:tabs>
+        <w:ind w:left="5040" w:hanging="360"/>
+      </w:pPr>
+      <w:rPr>
+        <w:rFonts w:ascii="Wingdings" w:hAnsi="Wingdings" w:hint="default"/>
+        <w:sz w:val="20"/>
+      </w:rPr>
+    </w:lvl>
+    <w:lvl w:ilvl="7" w:tentative="1">
+      <w:start w:val="1"/>
+      <w:numFmt w:val="bullet"/>
+      <w:lvlText w:val=""/>
+      <w:lvlJc w:val="left"/>
+      <w:pPr>
+        <w:tabs>
+          <w:tab w:val="num" w:pos="5760"/>
+        </w:tabs>
+        <w:ind w:left="5760" w:hanging="360"/>
+      </w:pPr>
+      <w:rPr>
+        <w:rFonts w:ascii="Wingdings" w:hAnsi="Wingdings" w:hint="default"/>
+        <w:sz w:val="20"/>
+      </w:rPr>
+    </w:lvl>
+    <w:lvl w:ilvl="8" w:tentative="1">
+      <w:start w:val="1"/>
+      <w:numFmt w:val="bullet"/>
+      <w:lvlText w:val=""/>
+      <w:lvlJc w:val="left"/>
+      <w:pPr>
+        <w:tabs>
+          <w:tab w:val="num" w:pos="6480"/>
+        </w:tabs>
+        <w:ind w:left="6480" w:hanging="360"/>
+      </w:pPr>
+      <w:rPr>
+        <w:rFonts w:ascii="Wingdings" w:hAnsi="Wingdings" w:hint="default"/>
+        <w:sz w:val="20"/>
+      </w:rPr>
+    </w:lvl>
+  </w:abstractNum>
+  <w:abstractNum w:abstractNumId="40" w15:restartNumberingAfterBreak="0">
     <w:nsid w:val="5A872C34"/>
     <w:multiLevelType w:val="multilevel"/>
     <w:tmpl w:val="0546B7A0"/>
@@ -18867,7 +22427,7 @@
       </w:rPr>
     </w:lvl>
   </w:abstractNum>
-  <w:abstractNum w:abstractNumId="37" w15:restartNumberingAfterBreak="0">
+  <w:abstractNum w:abstractNumId="41" w15:restartNumberingAfterBreak="0">
     <w:nsid w:val="5B9479F7"/>
     <w:multiLevelType w:val="hybridMultilevel"/>
     <w:tmpl w:val="E98C3082"/>
@@ -18956,7 +22516,7 @@
       </w:pPr>
     </w:lvl>
   </w:abstractNum>
-  <w:abstractNum w:abstractNumId="38" w15:restartNumberingAfterBreak="0">
+  <w:abstractNum w:abstractNumId="42" w15:restartNumberingAfterBreak="0">
     <w:nsid w:val="61E963C0"/>
     <w:multiLevelType w:val="multilevel"/>
     <w:tmpl w:val="000290C4"/>
@@ -19105,7 +22665,7 @@
       </w:rPr>
     </w:lvl>
   </w:abstractNum>
-  <w:abstractNum w:abstractNumId="39" w15:restartNumberingAfterBreak="0">
+  <w:abstractNum w:abstractNumId="43" w15:restartNumberingAfterBreak="0">
     <w:nsid w:val="65A70D3C"/>
     <w:multiLevelType w:val="hybridMultilevel"/>
     <w:tmpl w:val="C73E4A76"/>
@@ -19218,7 +22778,7 @@
       </w:rPr>
     </w:lvl>
   </w:abstractNum>
-  <w:abstractNum w:abstractNumId="40" w15:restartNumberingAfterBreak="0">
+  <w:abstractNum w:abstractNumId="44" w15:restartNumberingAfterBreak="0">
     <w:nsid w:val="676C655D"/>
     <w:multiLevelType w:val="multilevel"/>
     <w:tmpl w:val="D26C2404"/>
@@ -19367,7 +22927,7 @@
       </w:rPr>
     </w:lvl>
   </w:abstractNum>
-  <w:abstractNum w:abstractNumId="41" w15:restartNumberingAfterBreak="0">
+  <w:abstractNum w:abstractNumId="45" w15:restartNumberingAfterBreak="0">
     <w:nsid w:val="6877680C"/>
     <w:multiLevelType w:val="multilevel"/>
     <w:tmpl w:val="B1605224"/>
@@ -19480,7 +23040,7 @@
       </w:pPr>
     </w:lvl>
   </w:abstractNum>
-  <w:abstractNum w:abstractNumId="42" w15:restartNumberingAfterBreak="0">
+  <w:abstractNum w:abstractNumId="46" w15:restartNumberingAfterBreak="0">
     <w:nsid w:val="6A354DE7"/>
     <w:multiLevelType w:val="multilevel"/>
     <w:tmpl w:val="A7389F2A"/>
@@ -19629,7 +23189,7 @@
       </w:rPr>
     </w:lvl>
   </w:abstractNum>
-  <w:abstractNum w:abstractNumId="43" w15:restartNumberingAfterBreak="0">
+  <w:abstractNum w:abstractNumId="47" w15:restartNumberingAfterBreak="0">
     <w:nsid w:val="6A922DAB"/>
     <w:multiLevelType w:val="hybridMultilevel"/>
     <w:tmpl w:val="42F41DC2"/>
@@ -19718,7 +23278,7 @@
       </w:pPr>
     </w:lvl>
   </w:abstractNum>
-  <w:abstractNum w:abstractNumId="44" w15:restartNumberingAfterBreak="0">
+  <w:abstractNum w:abstractNumId="48" w15:restartNumberingAfterBreak="0">
     <w:nsid w:val="6E557C88"/>
     <w:multiLevelType w:val="multilevel"/>
     <w:tmpl w:val="7B46B6A2"/>
@@ -19867,7 +23427,7 @@
       </w:rPr>
     </w:lvl>
   </w:abstractNum>
-  <w:abstractNum w:abstractNumId="45" w15:restartNumberingAfterBreak="0">
+  <w:abstractNum w:abstractNumId="49" w15:restartNumberingAfterBreak="0">
     <w:nsid w:val="71FB6A03"/>
     <w:multiLevelType w:val="multilevel"/>
     <w:tmpl w:val="A1DCF412"/>
@@ -19980,7 +23540,7 @@
       </w:pPr>
     </w:lvl>
   </w:abstractNum>
-  <w:abstractNum w:abstractNumId="46" w15:restartNumberingAfterBreak="0">
+  <w:abstractNum w:abstractNumId="50" w15:restartNumberingAfterBreak="0">
     <w:nsid w:val="75E9503E"/>
     <w:multiLevelType w:val="multilevel"/>
     <w:tmpl w:val="23002BC4"/>
@@ -20129,7 +23689,7 @@
       </w:rPr>
     </w:lvl>
   </w:abstractNum>
-  <w:abstractNum w:abstractNumId="47" w15:restartNumberingAfterBreak="0">
+  <w:abstractNum w:abstractNumId="51" w15:restartNumberingAfterBreak="0">
     <w:nsid w:val="794C2919"/>
     <w:multiLevelType w:val="multilevel"/>
     <w:tmpl w:val="BF56CB9E"/>
@@ -20279,175 +23839,187 @@
     </w:lvl>
   </w:abstractNum>
   <w:num w:numId="1" w16cid:durableId="1043214458">
-    <w:abstractNumId w:val="16"/>
+    <w:abstractNumId w:val="17"/>
   </w:num>
   <w:num w:numId="2" w16cid:durableId="81219728">
-    <w:abstractNumId w:val="23"/>
+    <w:abstractNumId w:val="24"/>
   </w:num>
   <w:num w:numId="3" w16cid:durableId="246157692">
-    <w:abstractNumId w:val="38"/>
+    <w:abstractNumId w:val="42"/>
   </w:num>
   <w:num w:numId="4" w16cid:durableId="311524092">
     <w:abstractNumId w:val="4"/>
   </w:num>
   <w:num w:numId="5" w16cid:durableId="131141850">
+    <w:abstractNumId w:val="48"/>
+  </w:num>
+  <w:num w:numId="6" w16cid:durableId="1478063093">
+    <w:abstractNumId w:val="16"/>
+  </w:num>
+  <w:num w:numId="7" w16cid:durableId="1293056430">
+    <w:abstractNumId w:val="38"/>
+  </w:num>
+  <w:num w:numId="8" w16cid:durableId="373696748">
     <w:abstractNumId w:val="44"/>
   </w:num>
-  <w:num w:numId="6" w16cid:durableId="1478063093">
-    <w:abstractNumId w:val="15"/>
-  </w:num>
-  <w:num w:numId="7" w16cid:durableId="1293056430">
-    <w:abstractNumId w:val="35"/>
-  </w:num>
-  <w:num w:numId="8" w16cid:durableId="373696748">
-    <w:abstractNumId w:val="40"/>
-  </w:num>
   <w:num w:numId="9" w16cid:durableId="1357343489">
-    <w:abstractNumId w:val="39"/>
+    <w:abstractNumId w:val="43"/>
   </w:num>
   <w:num w:numId="10" w16cid:durableId="208764285">
-    <w:abstractNumId w:val="37"/>
+    <w:abstractNumId w:val="41"/>
   </w:num>
   <w:num w:numId="11" w16cid:durableId="1608149067">
-    <w:abstractNumId w:val="26"/>
+    <w:abstractNumId w:val="27"/>
   </w:num>
   <w:num w:numId="12" w16cid:durableId="1183401575">
-    <w:abstractNumId w:val="42"/>
+    <w:abstractNumId w:val="46"/>
   </w:num>
   <w:num w:numId="13" w16cid:durableId="54859608">
-    <w:abstractNumId w:val="10"/>
+    <w:abstractNumId w:val="11"/>
   </w:num>
   <w:num w:numId="14" w16cid:durableId="1400128945">
-    <w:abstractNumId w:val="13"/>
+    <w:abstractNumId w:val="14"/>
   </w:num>
   <w:num w:numId="15" w16cid:durableId="1324432310">
-    <w:abstractNumId w:val="30"/>
+    <w:abstractNumId w:val="33"/>
   </w:num>
   <w:num w:numId="16" w16cid:durableId="69233166">
-    <w:abstractNumId w:val="45"/>
+    <w:abstractNumId w:val="49"/>
   </w:num>
   <w:num w:numId="17" w16cid:durableId="1874995042">
     <w:abstractNumId w:val="0"/>
   </w:num>
   <w:num w:numId="18" w16cid:durableId="339544418">
-    <w:abstractNumId w:val="36"/>
+    <w:abstractNumId w:val="40"/>
   </w:num>
   <w:num w:numId="19" w16cid:durableId="1699159306">
-    <w:abstractNumId w:val="21"/>
+    <w:abstractNumId w:val="22"/>
   </w:num>
   <w:num w:numId="20" w16cid:durableId="876044062">
-    <w:abstractNumId w:val="9"/>
+    <w:abstractNumId w:val="10"/>
   </w:num>
   <w:num w:numId="21" w16cid:durableId="618494253">
-    <w:abstractNumId w:val="28"/>
+    <w:abstractNumId w:val="30"/>
   </w:num>
   <w:num w:numId="22" w16cid:durableId="530262941">
     <w:abstractNumId w:val="1"/>
   </w:num>
   <w:num w:numId="23" w16cid:durableId="2109619588">
-    <w:abstractNumId w:val="32"/>
+    <w:abstractNumId w:val="35"/>
   </w:num>
   <w:num w:numId="24" w16cid:durableId="1387417741">
-    <w:abstractNumId w:val="41"/>
+    <w:abstractNumId w:val="45"/>
   </w:num>
   <w:num w:numId="25" w16cid:durableId="701327538">
-    <w:abstractNumId w:val="17"/>
+    <w:abstractNumId w:val="18"/>
   </w:num>
   <w:num w:numId="26" w16cid:durableId="1284074440">
-    <w:abstractNumId w:val="34"/>
+    <w:abstractNumId w:val="37"/>
   </w:num>
   <w:num w:numId="27" w16cid:durableId="1174689253">
-    <w:abstractNumId w:val="11"/>
+    <w:abstractNumId w:val="12"/>
   </w:num>
   <w:num w:numId="28" w16cid:durableId="783230823">
-    <w:abstractNumId w:val="25"/>
+    <w:abstractNumId w:val="26"/>
   </w:num>
   <w:num w:numId="29" w16cid:durableId="13074353">
-    <w:abstractNumId w:val="29"/>
+    <w:abstractNumId w:val="32"/>
   </w:num>
   <w:num w:numId="30" w16cid:durableId="1380665182">
     <w:abstractNumId w:val="5"/>
   </w:num>
   <w:num w:numId="31" w16cid:durableId="1745253664">
-    <w:abstractNumId w:val="14"/>
+    <w:abstractNumId w:val="15"/>
   </w:num>
   <w:num w:numId="32" w16cid:durableId="936406649">
-    <w:abstractNumId w:val="12"/>
+    <w:abstractNumId w:val="13"/>
   </w:num>
   <w:num w:numId="33" w16cid:durableId="1830170944">
-    <w:abstractNumId w:val="43"/>
+    <w:abstractNumId w:val="47"/>
   </w:num>
   <w:num w:numId="34" w16cid:durableId="1161388337">
+    <w:abstractNumId w:val="21"/>
+  </w:num>
+  <w:num w:numId="35" w16cid:durableId="1174996305">
+    <w:abstractNumId w:val="36"/>
+  </w:num>
+  <w:num w:numId="36" w16cid:durableId="1147235827">
     <w:abstractNumId w:val="20"/>
   </w:num>
-  <w:num w:numId="35" w16cid:durableId="1174996305">
-    <w:abstractNumId w:val="33"/>
-  </w:num>
-  <w:num w:numId="36" w16cid:durableId="1147235827">
-    <w:abstractNumId w:val="19"/>
-  </w:num>
   <w:num w:numId="37" w16cid:durableId="557932650">
-    <w:abstractNumId w:val="27"/>
+    <w:abstractNumId w:val="29"/>
   </w:num>
   <w:num w:numId="38" w16cid:durableId="1605306814">
-    <w:abstractNumId w:val="8"/>
+    <w:abstractNumId w:val="9"/>
   </w:num>
   <w:num w:numId="39" w16cid:durableId="2015960442">
-    <w:abstractNumId w:val="47"/>
+    <w:abstractNumId w:val="51"/>
   </w:num>
   <w:num w:numId="40" w16cid:durableId="940381558">
     <w:abstractNumId w:val="2"/>
   </w:num>
   <w:num w:numId="41" w16cid:durableId="1122577806">
-    <w:abstractNumId w:val="46"/>
+    <w:abstractNumId w:val="50"/>
   </w:num>
   <w:num w:numId="42" w16cid:durableId="400490635">
-    <w:abstractNumId w:val="18"/>
+    <w:abstractNumId w:val="19"/>
   </w:num>
   <w:num w:numId="43" w16cid:durableId="1799837400">
     <w:abstractNumId w:val="3"/>
   </w:num>
   <w:num w:numId="44" w16cid:durableId="1382904966">
-    <w:abstractNumId w:val="24"/>
+    <w:abstractNumId w:val="25"/>
   </w:num>
   <w:num w:numId="45" w16cid:durableId="544877101">
-    <w:abstractNumId w:val="7"/>
+    <w:abstractNumId w:val="8"/>
   </w:num>
   <w:num w:numId="46" w16cid:durableId="1742366673">
-    <w:abstractNumId w:val="22"/>
+    <w:abstractNumId w:val="23"/>
   </w:num>
   <w:num w:numId="47" w16cid:durableId="1158958097">
-    <w:abstractNumId w:val="31"/>
+    <w:abstractNumId w:val="34"/>
     <w:lvlOverride w:ilvl="0">
       <w:startOverride w:val="1"/>
     </w:lvlOverride>
   </w:num>
   <w:num w:numId="48" w16cid:durableId="598098077">
-    <w:abstractNumId w:val="31"/>
+    <w:abstractNumId w:val="34"/>
     <w:lvlOverride w:ilvl="0">
       <w:startOverride w:val="2"/>
     </w:lvlOverride>
   </w:num>
   <w:num w:numId="49" w16cid:durableId="1560165727">
-    <w:abstractNumId w:val="31"/>
+    <w:abstractNumId w:val="34"/>
     <w:lvlOverride w:ilvl="0">
       <w:startOverride w:val="3"/>
     </w:lvlOverride>
   </w:num>
   <w:num w:numId="50" w16cid:durableId="377124950">
-    <w:abstractNumId w:val="31"/>
+    <w:abstractNumId w:val="34"/>
     <w:lvlOverride w:ilvl="0">
       <w:startOverride w:val="4"/>
     </w:lvlOverride>
   </w:num>
   <w:num w:numId="51" w16cid:durableId="607812016">
-    <w:abstractNumId w:val="31"/>
+    <w:abstractNumId w:val="34"/>
     <w:lvlOverride w:ilvl="0">
       <w:startOverride w:val="5"/>
     </w:lvlOverride>
   </w:num>
   <w:num w:numId="52" w16cid:durableId="1661495364">
     <w:abstractNumId w:val="6"/>
+  </w:num>
+  <w:num w:numId="53" w16cid:durableId="374089207">
+    <w:abstractNumId w:val="31"/>
+  </w:num>
+  <w:num w:numId="54" w16cid:durableId="1254627059">
+    <w:abstractNumId w:val="28"/>
+  </w:num>
+  <w:num w:numId="55" w16cid:durableId="1297375062">
+    <w:abstractNumId w:val="7"/>
+  </w:num>
+  <w:num w:numId="56" w16cid:durableId="1164783749">
+    <w:abstractNumId w:val="39"/>
   </w:num>
   <w:numIdMacAtCleanup w:val="51"/>
 </w:numbering>

--- a/Documentation_demo/Documentation.docx
+++ b/Documentation_demo/Documentation.docx
@@ -642,23 +642,13 @@
           <w:szCs w:val="24"/>
         </w:rPr>
       </w:pPr>
-      <w:proofErr w:type="spellStart"/>
-      <w:r>
-        <w:rPr>
-          <w:rFonts w:cstheme="minorHAnsi"/>
-          <w:sz w:val="24"/>
-          <w:szCs w:val="24"/>
-        </w:rPr>
-        <w:t>Streamlit</w:t>
-      </w:r>
-      <w:proofErr w:type="spellEnd"/>
-      <w:r>
-        <w:rPr>
-          <w:rFonts w:cstheme="minorHAnsi"/>
-          <w:sz w:val="24"/>
-          <w:szCs w:val="24"/>
-        </w:rPr>
-        <w:t>-based chat UI</w:t>
+      <w:r>
+        <w:rPr>
+          <w:rFonts w:cstheme="minorHAnsi"/>
+          <w:sz w:val="24"/>
+          <w:szCs w:val="24"/>
+        </w:rPr>
+        <w:t>Streamlit-based chat UI</w:t>
       </w:r>
     </w:p>
     <w:p>
@@ -1108,20 +1098,8 @@
           <w:sz w:val="24"/>
           <w:szCs w:val="24"/>
         </w:rPr>
-        <w:t xml:space="preserve"> Deployment &amp; </w:t>
-      </w:r>
-      <w:proofErr w:type="spellStart"/>
-      <w:r>
-        <w:rPr>
-          <w:rFonts w:cstheme="minorHAnsi"/>
-          <w:b/>
-          <w:bCs/>
-          <w:sz w:val="24"/>
-          <w:szCs w:val="24"/>
-        </w:rPr>
-        <w:t>MLOps</w:t>
-      </w:r>
-      <w:proofErr w:type="spellEnd"/>
+        <w:t xml:space="preserve"> Deployment &amp; MLOps</w:t>
+      </w:r>
     </w:p>
     <w:p>
       <w:pPr>
@@ -1136,23 +1114,13 @@
           <w:szCs w:val="24"/>
         </w:rPr>
       </w:pPr>
-      <w:proofErr w:type="spellStart"/>
-      <w:r>
-        <w:rPr>
-          <w:rFonts w:cstheme="minorHAnsi"/>
-          <w:sz w:val="24"/>
-          <w:szCs w:val="24"/>
-        </w:rPr>
-        <w:t>Dockerized</w:t>
-      </w:r>
-      <w:proofErr w:type="spellEnd"/>
-      <w:r>
-        <w:rPr>
-          <w:rFonts w:cstheme="minorHAnsi"/>
-          <w:sz w:val="24"/>
-          <w:szCs w:val="24"/>
-        </w:rPr>
-        <w:t xml:space="preserve"> application</w:t>
+      <w:r>
+        <w:rPr>
+          <w:rFonts w:cstheme="minorHAnsi"/>
+          <w:sz w:val="24"/>
+          <w:szCs w:val="24"/>
+        </w:rPr>
+        <w:t>Dockerized application</w:t>
       </w:r>
     </w:p>
     <w:p>
@@ -1431,7 +1399,6 @@
                 <w:szCs w:val="24"/>
               </w:rPr>
             </w:pPr>
-            <w:proofErr w:type="spellStart"/>
             <w:r>
               <w:rPr>
                 <w:rFonts w:cstheme="minorHAnsi"/>
@@ -1440,7 +1407,6 @@
               </w:rPr>
               <w:t>LangChain</w:t>
             </w:r>
-            <w:proofErr w:type="spellEnd"/>
           </w:p>
         </w:tc>
       </w:tr>
@@ -1488,23 +1454,13 @@
                 <w:szCs w:val="24"/>
               </w:rPr>
             </w:pPr>
-            <w:proofErr w:type="spellStart"/>
             <w:r>
               <w:rPr>
                 <w:rFonts w:cstheme="minorHAnsi"/>
                 <w:sz w:val="24"/>
                 <w:szCs w:val="24"/>
               </w:rPr>
-              <w:t>HuggingFace</w:t>
-            </w:r>
-            <w:proofErr w:type="spellEnd"/>
-            <w:r>
-              <w:rPr>
-                <w:rFonts w:cstheme="minorHAnsi"/>
-                <w:sz w:val="24"/>
-                <w:szCs w:val="24"/>
-              </w:rPr>
-              <w:t xml:space="preserve"> / OpenAI</w:t>
+              <w:t>HuggingFace / OpenAI</w:t>
             </w:r>
           </w:p>
         </w:tc>
@@ -1559,18 +1515,8 @@
                 <w:sz w:val="24"/>
                 <w:szCs w:val="24"/>
               </w:rPr>
-              <w:t xml:space="preserve">FAISS or </w:t>
+              <w:t>FAISS or ChromaDB</w:t>
             </w:r>
-            <w:proofErr w:type="spellStart"/>
-            <w:r>
-              <w:rPr>
-                <w:rFonts w:cstheme="minorHAnsi"/>
-                <w:sz w:val="24"/>
-                <w:szCs w:val="24"/>
-              </w:rPr>
-              <w:t>ChromaDB</w:t>
-            </w:r>
-            <w:proofErr w:type="spellEnd"/>
             <w:r>
               <w:rPr>
                 <w:rFonts w:cstheme="minorHAnsi"/>
@@ -1681,7 +1627,6 @@
                 <w:szCs w:val="24"/>
               </w:rPr>
             </w:pPr>
-            <w:proofErr w:type="spellStart"/>
             <w:r>
               <w:rPr>
                 <w:rFonts w:cstheme="minorHAnsi"/>
@@ -1690,7 +1635,6 @@
               </w:rPr>
               <w:t>Streamlit</w:t>
             </w:r>
-            <w:proofErr w:type="spellEnd"/>
           </w:p>
         </w:tc>
       </w:tr>
@@ -1903,23 +1847,13 @@
                 <w:szCs w:val="24"/>
               </w:rPr>
             </w:pPr>
-            <w:proofErr w:type="spellStart"/>
             <w:r>
               <w:rPr>
                 <w:rFonts w:cstheme="minorHAnsi"/>
                 <w:sz w:val="24"/>
                 <w:szCs w:val="24"/>
               </w:rPr>
-              <w:t>MLflow</w:t>
-            </w:r>
-            <w:proofErr w:type="spellEnd"/>
-            <w:r>
-              <w:rPr>
-                <w:rFonts w:cstheme="minorHAnsi"/>
-                <w:sz w:val="24"/>
-                <w:szCs w:val="24"/>
-              </w:rPr>
-              <w:t xml:space="preserve"> for experiments</w:t>
+              <w:t>MLflow for experiments</w:t>
             </w:r>
           </w:p>
         </w:tc>
@@ -2334,25 +2268,7 @@
           <w:sz w:val="24"/>
           <w:szCs w:val="24"/>
         </w:rPr>
-        <w:t xml:space="preserve">User → </w:t>
-      </w:r>
-      <w:proofErr w:type="spellStart"/>
-      <w:r>
-        <w:rPr>
-          <w:rFonts w:cstheme="minorHAnsi"/>
-          <w:sz w:val="24"/>
-          <w:szCs w:val="24"/>
-        </w:rPr>
-        <w:t>Streamlit</w:t>
-      </w:r>
-      <w:proofErr w:type="spellEnd"/>
-      <w:r>
-        <w:rPr>
-          <w:rFonts w:cstheme="minorHAnsi"/>
-          <w:sz w:val="24"/>
-          <w:szCs w:val="24"/>
-        </w:rPr>
-        <w:t xml:space="preserve"> UI → Query</w:t>
+        <w:t>User → Streamlit UI → Query</w:t>
       </w:r>
     </w:p>
     <w:p>
@@ -3017,42 +2933,8 @@
           <w:sz w:val="24"/>
           <w:szCs w:val="24"/>
         </w:rPr>
-        <w:t xml:space="preserve">git clone </w:t>
-      </w:r>
-      <w:proofErr w:type="spellStart"/>
-      <w:r>
-        <w:rPr>
-          <w:rFonts w:cstheme="minorHAnsi"/>
-          <w:i/>
-          <w:iCs/>
-          <w:sz w:val="24"/>
-          <w:szCs w:val="24"/>
-        </w:rPr>
-        <w:t>JankiMandviya</w:t>
-      </w:r>
-      <w:proofErr w:type="spellEnd"/>
-      <w:r>
-        <w:rPr>
-          <w:rFonts w:cstheme="minorHAnsi"/>
-          <w:i/>
-          <w:iCs/>
-          <w:sz w:val="24"/>
-          <w:szCs w:val="24"/>
-        </w:rPr>
-        <w:t>/</w:t>
-      </w:r>
-      <w:proofErr w:type="spellStart"/>
-      <w:r>
-        <w:rPr>
-          <w:rFonts w:cstheme="minorHAnsi"/>
-          <w:i/>
-          <w:iCs/>
-          <w:sz w:val="24"/>
-          <w:szCs w:val="24"/>
-        </w:rPr>
-        <w:t>Enterprise_document_RAG_assistant</w:t>
-      </w:r>
-      <w:proofErr w:type="spellEnd"/>
+        <w:t>git clone JankiMandviya/Enterprise_document_RAG_assistant</w:t>
+      </w:r>
     </w:p>
     <w:p>
       <w:pPr>
@@ -3169,7 +3051,6 @@
         </w:rPr>
         <w:t xml:space="preserve">$ </w:t>
       </w:r>
-      <w:proofErr w:type="spellStart"/>
       <w:r>
         <w:rPr>
           <w:rFonts w:cstheme="minorHAnsi"/>
@@ -3178,53 +3059,8 @@
           <w:sz w:val="24"/>
           <w:szCs w:val="24"/>
         </w:rPr>
-        <w:t>py</w:t>
-      </w:r>
-      <w:proofErr w:type="spellEnd"/>
-      <w:r>
-        <w:rPr>
-          <w:rFonts w:cstheme="minorHAnsi"/>
-          <w:i/>
-          <w:iCs/>
-          <w:sz w:val="24"/>
-          <w:szCs w:val="24"/>
-        </w:rPr>
-        <w:t xml:space="preserve"> -3.11 -m </w:t>
-      </w:r>
-      <w:proofErr w:type="spellStart"/>
-      <w:r>
-        <w:rPr>
-          <w:rFonts w:cstheme="minorHAnsi"/>
-          <w:i/>
-          <w:iCs/>
-          <w:sz w:val="24"/>
-          <w:szCs w:val="24"/>
-        </w:rPr>
-        <w:t>venv</w:t>
-      </w:r>
-      <w:proofErr w:type="spellEnd"/>
-      <w:r>
-        <w:rPr>
-          <w:rFonts w:cstheme="minorHAnsi"/>
-          <w:i/>
-          <w:iCs/>
-          <w:sz w:val="24"/>
-          <w:szCs w:val="24"/>
-        </w:rPr>
-        <w:t xml:space="preserve"> </w:t>
-      </w:r>
-      <w:proofErr w:type="spellStart"/>
-      <w:r>
-        <w:rPr>
-          <w:rFonts w:cstheme="minorHAnsi"/>
-          <w:i/>
-          <w:iCs/>
-          <w:sz w:val="24"/>
-          <w:szCs w:val="24"/>
-        </w:rPr>
-        <w:t>RAG_venv</w:t>
-      </w:r>
-      <w:proofErr w:type="spellEnd"/>
+        <w:t>py -3.11 -m venv RAG_venv</w:t>
+      </w:r>
     </w:p>
     <w:p>
       <w:pPr>
@@ -3277,29 +3113,7 @@
           <w:sz w:val="24"/>
           <w:szCs w:val="24"/>
         </w:rPr>
-        <w:t xml:space="preserve">source </w:t>
-      </w:r>
-      <w:proofErr w:type="spellStart"/>
-      <w:r>
-        <w:rPr>
-          <w:rFonts w:cstheme="minorHAnsi"/>
-          <w:i/>
-          <w:iCs/>
-          <w:sz w:val="24"/>
-          <w:szCs w:val="24"/>
-        </w:rPr>
-        <w:t>RAG_venv</w:t>
-      </w:r>
-      <w:proofErr w:type="spellEnd"/>
-      <w:r>
-        <w:rPr>
-          <w:rFonts w:cstheme="minorHAnsi"/>
-          <w:i/>
-          <w:iCs/>
-          <w:sz w:val="24"/>
-          <w:szCs w:val="24"/>
-        </w:rPr>
-        <w:t>/Scripts/activate</w:t>
+        <w:t>source RAG_venv/Scripts/activate</w:t>
       </w:r>
     </w:p>
     <w:p>
@@ -3321,18 +3135,8 @@
           <w:sz w:val="24"/>
           <w:szCs w:val="24"/>
         </w:rPr>
-        <w:t xml:space="preserve">Check python version in </w:t>
-      </w:r>
-      <w:proofErr w:type="spellStart"/>
-      <w:r>
-        <w:rPr>
-          <w:rFonts w:cstheme="minorHAnsi"/>
-          <w:sz w:val="24"/>
-          <w:szCs w:val="24"/>
-        </w:rPr>
-        <w:t>venv</w:t>
-      </w:r>
-      <w:proofErr w:type="spellEnd"/>
+        <w:t>Check python version in venv</w:t>
+      </w:r>
     </w:p>
     <w:p>
       <w:pPr>
@@ -3477,25 +3281,7 @@
           <w:sz w:val="24"/>
           <w:szCs w:val="24"/>
         </w:rPr>
-        <w:t xml:space="preserve">Install </w:t>
-      </w:r>
-      <w:proofErr w:type="spellStart"/>
-      <w:r>
-        <w:rPr>
-          <w:rFonts w:cstheme="minorHAnsi"/>
-          <w:sz w:val="24"/>
-          <w:szCs w:val="24"/>
-        </w:rPr>
-        <w:t>ollama</w:t>
-      </w:r>
-      <w:proofErr w:type="spellEnd"/>
-      <w:r>
-        <w:rPr>
-          <w:rFonts w:cstheme="minorHAnsi"/>
-          <w:sz w:val="24"/>
-          <w:szCs w:val="24"/>
-        </w:rPr>
-        <w:t xml:space="preserve"> from following link in the same system you are making setup for the project since the Llama is going to run locally for data security purposes.</w:t>
+        <w:t>Install ollama from following link in the same system you are making setup for the project since the Llama is going to run locally for data security purposes.</w:t>
       </w:r>
     </w:p>
     <w:p>
@@ -3539,36 +3325,8 @@
           <w:sz w:val="24"/>
           <w:szCs w:val="24"/>
         </w:rPr>
-        <w:t xml:space="preserve">Once </w:t>
-      </w:r>
-      <w:proofErr w:type="spellStart"/>
-      <w:r>
-        <w:rPr>
-          <w:rFonts w:cstheme="minorHAnsi"/>
-          <w:sz w:val="24"/>
-          <w:szCs w:val="24"/>
-        </w:rPr>
-        <w:t>ollama</w:t>
-      </w:r>
-      <w:proofErr w:type="spellEnd"/>
-      <w:r>
-        <w:rPr>
-          <w:rFonts w:cstheme="minorHAnsi"/>
-          <w:sz w:val="24"/>
-          <w:szCs w:val="24"/>
-        </w:rPr>
-        <w:t xml:space="preserve"> is installed, in terminal check version of </w:t>
-      </w:r>
-      <w:proofErr w:type="spellStart"/>
-      <w:r>
-        <w:rPr>
-          <w:rFonts w:cstheme="minorHAnsi"/>
-          <w:sz w:val="24"/>
-          <w:szCs w:val="24"/>
-        </w:rPr>
-        <w:t>ollama</w:t>
-      </w:r>
-      <w:proofErr w:type="spellEnd"/>
+        <w:t>Once ollama is installed, in terminal check version of ollama</w:t>
+      </w:r>
     </w:p>
     <w:p>
       <w:pPr>
@@ -3586,25 +3344,7 @@
           <w:sz w:val="24"/>
           <w:szCs w:val="24"/>
         </w:rPr>
-        <w:t xml:space="preserve">$ </w:t>
-      </w:r>
-      <w:proofErr w:type="spellStart"/>
-      <w:r>
-        <w:rPr>
-          <w:rFonts w:cstheme="minorHAnsi"/>
-          <w:sz w:val="24"/>
-          <w:szCs w:val="24"/>
-        </w:rPr>
-        <w:t>ollama</w:t>
-      </w:r>
-      <w:proofErr w:type="spellEnd"/>
-      <w:r>
-        <w:rPr>
-          <w:rFonts w:cstheme="minorHAnsi"/>
-          <w:sz w:val="24"/>
-          <w:szCs w:val="24"/>
-        </w:rPr>
-        <w:t xml:space="preserve"> </w:t>
+        <w:t xml:space="preserve">$ ollama </w:t>
       </w:r>
       <w:r>
         <w:rPr>
@@ -3663,23 +3403,13 @@
         </w:rPr>
         <w:t xml:space="preserve">$ </w:t>
       </w:r>
-      <w:proofErr w:type="spellStart"/>
-      <w:r>
-        <w:rPr>
-          <w:rFonts w:cstheme="minorHAnsi"/>
-          <w:sz w:val="24"/>
-          <w:szCs w:val="24"/>
-        </w:rPr>
-        <w:t>ollama</w:t>
-      </w:r>
-      <w:proofErr w:type="spellEnd"/>
-      <w:r>
-        <w:rPr>
-          <w:rFonts w:cstheme="minorHAnsi"/>
-          <w:sz w:val="24"/>
-          <w:szCs w:val="24"/>
-        </w:rPr>
-        <w:t xml:space="preserve"> pull mistral:7b-instruct-q4_0</w:t>
+      <w:r>
+        <w:rPr>
+          <w:rFonts w:cstheme="minorHAnsi"/>
+          <w:sz w:val="24"/>
+          <w:szCs w:val="24"/>
+        </w:rPr>
+        <w:t>ollama pull mistral:7b-instruct-q4_0</w:t>
       </w:r>
     </w:p>
     <w:p>
@@ -3701,18 +3431,8 @@
           <w:sz w:val="24"/>
           <w:szCs w:val="24"/>
         </w:rPr>
-        <w:t xml:space="preserve">Once model is pulled, check if service is </w:t>
-      </w:r>
-      <w:proofErr w:type="gramStart"/>
-      <w:r>
-        <w:rPr>
-          <w:rFonts w:cstheme="minorHAnsi"/>
-          <w:sz w:val="24"/>
-          <w:szCs w:val="24"/>
-        </w:rPr>
-        <w:t>running..</w:t>
-      </w:r>
-      <w:proofErr w:type="gramEnd"/>
+        <w:t>Once model is pulled, check if service is running..</w:t>
+      </w:r>
     </w:p>
     <w:p>
       <w:pPr>
@@ -3730,25 +3450,7 @@
           <w:sz w:val="24"/>
           <w:szCs w:val="24"/>
         </w:rPr>
-        <w:t xml:space="preserve">$ </w:t>
-      </w:r>
-      <w:proofErr w:type="spellStart"/>
-      <w:r>
-        <w:rPr>
-          <w:rFonts w:cstheme="minorHAnsi"/>
-          <w:sz w:val="24"/>
-          <w:szCs w:val="24"/>
-        </w:rPr>
-        <w:t>ollama</w:t>
-      </w:r>
-      <w:proofErr w:type="spellEnd"/>
-      <w:r>
-        <w:rPr>
-          <w:rFonts w:cstheme="minorHAnsi"/>
-          <w:sz w:val="24"/>
-          <w:szCs w:val="24"/>
-        </w:rPr>
-        <w:t xml:space="preserve"> list</w:t>
+        <w:t>$ ollama list</w:t>
       </w:r>
     </w:p>
     <w:p>
@@ -3855,8 +3557,6 @@
         </w:rPr>
         <w:t xml:space="preserve">Note the name of the model and the same name must appear in </w:t>
       </w:r>
-      <w:proofErr w:type="spellStart"/>
-      <w:proofErr w:type="gramStart"/>
       <w:r>
         <w:rPr>
           <w:rFonts w:cstheme="minorHAnsi"/>
@@ -3865,23 +3565,13 @@
         </w:rPr>
         <w:t>CallLLM</w:t>
       </w:r>
-      <w:proofErr w:type="spellEnd"/>
-      <w:r>
-        <w:rPr>
-          <w:rFonts w:cstheme="minorHAnsi"/>
-          <w:sz w:val="24"/>
-          <w:szCs w:val="24"/>
-        </w:rPr>
-        <w:t>(</w:t>
-      </w:r>
-      <w:proofErr w:type="gramEnd"/>
-      <w:r>
-        <w:rPr>
-          <w:rFonts w:cstheme="minorHAnsi"/>
-          <w:sz w:val="24"/>
-          <w:szCs w:val="24"/>
-        </w:rPr>
-        <w:t>) API payload’s name field.</w:t>
+      <w:r>
+        <w:rPr>
+          <w:rFonts w:cstheme="minorHAnsi"/>
+          <w:sz w:val="24"/>
+          <w:szCs w:val="24"/>
+        </w:rPr>
+        <w:t>() API payload’s name field.</w:t>
       </w:r>
     </w:p>
     <w:p>
@@ -3894,7 +3584,6 @@
           <w:szCs w:val="24"/>
         </w:rPr>
       </w:pPr>
-      <w:proofErr w:type="spellStart"/>
       <w:r>
         <w:rPr>
           <w:rFonts w:cstheme="minorHAnsi"/>
@@ -3903,7 +3592,6 @@
         </w:rPr>
         <w:t>Eg.</w:t>
       </w:r>
-      <w:proofErr w:type="spellEnd"/>
     </w:p>
     <w:p>
       <w:pPr>
@@ -4014,23 +3702,13 @@
         </w:rPr>
         <w:t xml:space="preserve">$ </w:t>
       </w:r>
-      <w:proofErr w:type="spellStart"/>
-      <w:r>
-        <w:rPr>
-          <w:rFonts w:cstheme="minorHAnsi"/>
-          <w:sz w:val="24"/>
-          <w:szCs w:val="24"/>
-        </w:rPr>
-        <w:t>ollama</w:t>
-      </w:r>
-      <w:proofErr w:type="spellEnd"/>
-      <w:r>
-        <w:rPr>
-          <w:rFonts w:cstheme="minorHAnsi"/>
-          <w:sz w:val="24"/>
-          <w:szCs w:val="24"/>
-        </w:rPr>
-        <w:t xml:space="preserve"> pull llama3</w:t>
+      <w:r>
+        <w:rPr>
+          <w:rFonts w:cstheme="minorHAnsi"/>
+          <w:sz w:val="24"/>
+          <w:szCs w:val="24"/>
+        </w:rPr>
+        <w:t>ollama pull llama3</w:t>
       </w:r>
     </w:p>
     <w:p>
@@ -4051,23 +3729,13 @@
         </w:rPr>
         <w:t xml:space="preserve">$ </w:t>
       </w:r>
-      <w:proofErr w:type="spellStart"/>
-      <w:r>
-        <w:rPr>
-          <w:rFonts w:cstheme="minorHAnsi"/>
-          <w:sz w:val="24"/>
-          <w:szCs w:val="24"/>
-        </w:rPr>
-        <w:t>ollama</w:t>
-      </w:r>
-      <w:proofErr w:type="spellEnd"/>
-      <w:r>
-        <w:rPr>
-          <w:rFonts w:cstheme="minorHAnsi"/>
-          <w:sz w:val="24"/>
-          <w:szCs w:val="24"/>
-        </w:rPr>
-        <w:t xml:space="preserve"> pull llama3:8b-instruct-q2_K</w:t>
+      <w:r>
+        <w:rPr>
+          <w:rFonts w:cstheme="minorHAnsi"/>
+          <w:sz w:val="24"/>
+          <w:szCs w:val="24"/>
+        </w:rPr>
+        <w:t>ollama pull llama3:8b-instruct-q2_K</w:t>
       </w:r>
     </w:p>
     <w:p>
@@ -4088,23 +3756,13 @@
         </w:rPr>
         <w:t xml:space="preserve">$ </w:t>
       </w:r>
-      <w:proofErr w:type="spellStart"/>
-      <w:r>
-        <w:rPr>
-          <w:rFonts w:cstheme="minorHAnsi"/>
-          <w:sz w:val="24"/>
-          <w:szCs w:val="24"/>
-        </w:rPr>
-        <w:t>ollama</w:t>
-      </w:r>
-      <w:proofErr w:type="spellEnd"/>
-      <w:r>
-        <w:rPr>
-          <w:rFonts w:cstheme="minorHAnsi"/>
-          <w:sz w:val="24"/>
-          <w:szCs w:val="24"/>
-        </w:rPr>
-        <w:t xml:space="preserve"> pull llama3:8b-instruct-q4_0</w:t>
+      <w:r>
+        <w:rPr>
+          <w:rFonts w:cstheme="minorHAnsi"/>
+          <w:sz w:val="24"/>
+          <w:szCs w:val="24"/>
+        </w:rPr>
+        <w:t>ollama pull llama3:8b-instruct-q4_0</w:t>
       </w:r>
     </w:p>
     <w:p>
@@ -5151,7 +4809,6 @@
                 <w:szCs w:val="24"/>
               </w:rPr>
             </w:pPr>
-            <w:proofErr w:type="spellStart"/>
             <w:r>
               <w:rPr>
                 <w:rFonts w:cstheme="minorHAnsi"/>
@@ -5160,7 +4817,6 @@
               </w:rPr>
               <w:t>Chunker</w:t>
             </w:r>
-            <w:proofErr w:type="spellEnd"/>
           </w:p>
         </w:tc>
         <w:tc>
@@ -5826,25 +5482,7 @@
                 <w:sz w:val="24"/>
                 <w:szCs w:val="24"/>
               </w:rPr>
-              <w:t xml:space="preserve">Best for </w:t>
-            </w:r>
-            <w:proofErr w:type="spellStart"/>
-            <w:r>
-              <w:rPr>
-                <w:rFonts w:cstheme="minorHAnsi"/>
-                <w:sz w:val="24"/>
-                <w:szCs w:val="24"/>
-              </w:rPr>
-              <w:t>behavior</w:t>
-            </w:r>
-            <w:proofErr w:type="spellEnd"/>
-            <w:r>
-              <w:rPr>
-                <w:rFonts w:cstheme="minorHAnsi"/>
-                <w:sz w:val="24"/>
-                <w:szCs w:val="24"/>
-              </w:rPr>
-              <w:t xml:space="preserve"> change</w:t>
+              <w:t>Best for behavior change</w:t>
             </w:r>
           </w:p>
         </w:tc>
@@ -5905,25 +5543,7 @@
           <w:sz w:val="24"/>
           <w:szCs w:val="24"/>
         </w:rPr>
-        <w:t xml:space="preserve">ecause LLMs hallucinate if they were to provide answers purely on its own knowledge and LLM doesn't know our document content for giving correct answers. </w:t>
-      </w:r>
-      <w:proofErr w:type="gramStart"/>
-      <w:r>
-        <w:rPr>
-          <w:rFonts w:cstheme="minorHAnsi"/>
-          <w:sz w:val="24"/>
-          <w:szCs w:val="24"/>
-        </w:rPr>
-        <w:t>therefore</w:t>
-      </w:r>
-      <w:proofErr w:type="gramEnd"/>
-      <w:r>
-        <w:rPr>
-          <w:rFonts w:cstheme="minorHAnsi"/>
-          <w:sz w:val="24"/>
-          <w:szCs w:val="24"/>
-        </w:rPr>
-        <w:t xml:space="preserve"> it is important to get chunks from vector </w:t>
+        <w:t xml:space="preserve">ecause LLMs hallucinate if they were to provide answers purely on its own knowledge and LLM doesn't know our document content for giving correct answers. therefore it is important to get chunks from vector </w:t>
       </w:r>
       <w:r>
         <w:rPr>
@@ -6337,23 +5957,13 @@
           <w:szCs w:val="24"/>
         </w:rPr>
       </w:pPr>
-      <w:proofErr w:type="gramStart"/>
-      <w:r>
-        <w:rPr>
-          <w:rFonts w:cstheme="minorHAnsi"/>
-          <w:sz w:val="24"/>
-          <w:szCs w:val="24"/>
-        </w:rPr>
-        <w:t>So</w:t>
-      </w:r>
-      <w:proofErr w:type="gramEnd"/>
-      <w:r>
-        <w:rPr>
-          <w:rFonts w:cstheme="minorHAnsi"/>
-          <w:sz w:val="24"/>
-          <w:szCs w:val="24"/>
-        </w:rPr>
-        <w:t xml:space="preserve"> we chunk text to balance:</w:t>
+      <w:r>
+        <w:rPr>
+          <w:rFonts w:cstheme="minorHAnsi"/>
+          <w:sz w:val="24"/>
+          <w:szCs w:val="24"/>
+        </w:rPr>
+        <w:t>So we chunk text to balance:</w:t>
       </w:r>
     </w:p>
     <w:p>
@@ -6764,25 +6374,7 @@
           <w:szCs w:val="24"/>
         </w:rPr>
         <w:lastRenderedPageBreak/>
-        <w:t xml:space="preserve">We will use </w:t>
-      </w:r>
-      <w:proofErr w:type="spellStart"/>
-      <w:r>
-        <w:rPr>
-          <w:rFonts w:cstheme="minorHAnsi"/>
-          <w:sz w:val="24"/>
-          <w:szCs w:val="24"/>
-        </w:rPr>
-        <w:t>LangChain</w:t>
-      </w:r>
-      <w:proofErr w:type="spellEnd"/>
-      <w:r>
-        <w:rPr>
-          <w:rFonts w:cstheme="minorHAnsi"/>
-          <w:sz w:val="24"/>
-          <w:szCs w:val="24"/>
-        </w:rPr>
-        <w:t xml:space="preserve"> loaders for this task, because they have unified interface for PDFs, Docx, CSV. </w:t>
+        <w:t xml:space="preserve">We will use LangChain loaders for this task, because they have unified interface for PDFs, Docx, CSV. </w:t>
       </w:r>
     </w:p>
     <w:p>
@@ -6912,7 +6504,6 @@
                 <w:szCs w:val="24"/>
               </w:rPr>
             </w:pPr>
-            <w:proofErr w:type="spellStart"/>
             <w:r>
               <w:rPr>
                 <w:rFonts w:cstheme="minorHAnsi"/>
@@ -6921,7 +6512,6 @@
               </w:rPr>
               <w:t>LangChain</w:t>
             </w:r>
-            <w:proofErr w:type="spellEnd"/>
           </w:p>
         </w:tc>
         <w:tc>
@@ -7084,25 +6674,7 @@
           <w:sz w:val="24"/>
           <w:szCs w:val="24"/>
         </w:rPr>
-        <w:t xml:space="preserve">We choose </w:t>
-      </w:r>
-      <w:proofErr w:type="spellStart"/>
-      <w:r>
-        <w:rPr>
-          <w:rFonts w:cstheme="minorHAnsi"/>
-          <w:sz w:val="24"/>
-          <w:szCs w:val="24"/>
-        </w:rPr>
-        <w:t>LangChain</w:t>
-      </w:r>
-      <w:proofErr w:type="spellEnd"/>
-      <w:r>
-        <w:rPr>
-          <w:rFonts w:cstheme="minorHAnsi"/>
-          <w:sz w:val="24"/>
-          <w:szCs w:val="24"/>
-        </w:rPr>
-        <w:t>.</w:t>
+        <w:t>We choose LangChain.</w:t>
       </w:r>
     </w:p>
     <w:p>
@@ -7444,31 +7016,19 @@
         </w:rPr>
         <w:t>The </w:t>
       </w:r>
-      <w:proofErr w:type="spellStart"/>
-      <w:r>
-        <w:fldChar w:fldCharType="begin"/>
-      </w:r>
-      <w:r>
-        <w:instrText>HYPERLINK "https://docs.langchain.com/oss/python/integrations/splitters/recursive_text_splitter"</w:instrText>
-      </w:r>
-      <w:r>
-        <w:fldChar w:fldCharType="separate"/>
-      </w:r>
-      <w:r>
-        <w:rPr>
-          <w:rStyle w:val="Hyperlink"/>
-          <w:rFonts w:cstheme="minorHAnsi"/>
-          <w:b/>
-          <w:bCs/>
-          <w:sz w:val="24"/>
-          <w:szCs w:val="24"/>
-        </w:rPr>
-        <w:t>RecursiveCharacterTextSplitter</w:t>
-      </w:r>
-      <w:proofErr w:type="spellEnd"/>
-      <w:r>
-        <w:fldChar w:fldCharType="end"/>
-      </w:r>
+      <w:hyperlink r:id="rId17" w:history="1">
+        <w:r>
+          <w:rPr>
+            <w:rStyle w:val="Hyperlink"/>
+            <w:rFonts w:cstheme="minorHAnsi"/>
+            <w:b/>
+            <w:bCs/>
+            <w:sz w:val="24"/>
+            <w:szCs w:val="24"/>
+          </w:rPr>
+          <w:t>RecursiveCharacterTextSplitter</w:t>
+        </w:r>
+      </w:hyperlink>
       <w:r>
         <w:rPr>
           <w:rFonts w:cstheme="minorHAnsi"/>
@@ -7612,25 +7172,7 @@
           <w:sz w:val="24"/>
           <w:szCs w:val="24"/>
         </w:rPr>
-        <w:t xml:space="preserve">In this stage, we will convert cleaned chunks text in </w:t>
-      </w:r>
-      <w:proofErr w:type="gramStart"/>
-      <w:r>
-        <w:rPr>
-          <w:rFonts w:cstheme="minorHAnsi"/>
-          <w:sz w:val="24"/>
-          <w:szCs w:val="24"/>
-        </w:rPr>
-        <w:t>embeddings(</w:t>
-      </w:r>
-      <w:proofErr w:type="gramEnd"/>
-      <w:r>
-        <w:rPr>
-          <w:rFonts w:cstheme="minorHAnsi"/>
-          <w:sz w:val="24"/>
-          <w:szCs w:val="24"/>
-        </w:rPr>
-        <w:t>multi-dimensional space numerical data).</w:t>
+        <w:t>In this stage, we will convert cleaned chunks text in embeddings(multi-dimensional space numerical data).</w:t>
       </w:r>
     </w:p>
     <w:p>
@@ -7648,25 +7190,7 @@
           <w:sz w:val="24"/>
           <w:szCs w:val="24"/>
         </w:rPr>
-        <w:t xml:space="preserve">Right </w:t>
-      </w:r>
-      <w:proofErr w:type="gramStart"/>
-      <w:r>
-        <w:rPr>
-          <w:rFonts w:cstheme="minorHAnsi"/>
-          <w:sz w:val="24"/>
-          <w:szCs w:val="24"/>
-        </w:rPr>
-        <w:t>now</w:t>
-      </w:r>
-      <w:proofErr w:type="gramEnd"/>
-      <w:r>
-        <w:rPr>
-          <w:rFonts w:cstheme="minorHAnsi"/>
-          <w:sz w:val="24"/>
-          <w:szCs w:val="24"/>
-        </w:rPr>
-        <w:t xml:space="preserve"> </w:t>
+        <w:t xml:space="preserve">Right now </w:t>
       </w:r>
       <w:r>
         <w:rPr>
@@ -7826,23 +7350,13 @@
           <w:szCs w:val="24"/>
         </w:rPr>
       </w:pPr>
-      <w:proofErr w:type="gramStart"/>
-      <w:r>
-        <w:rPr>
-          <w:rFonts w:cstheme="minorHAnsi"/>
-          <w:sz w:val="24"/>
-          <w:szCs w:val="24"/>
-        </w:rPr>
-        <w:t>So</w:t>
-      </w:r>
-      <w:proofErr w:type="gramEnd"/>
-      <w:r>
-        <w:rPr>
-          <w:rFonts w:cstheme="minorHAnsi"/>
-          <w:sz w:val="24"/>
-          <w:szCs w:val="24"/>
-        </w:rPr>
-        <w:t xml:space="preserve"> we can find </w:t>
+      <w:r>
+        <w:rPr>
+          <w:rFonts w:cstheme="minorHAnsi"/>
+          <w:sz w:val="24"/>
+          <w:szCs w:val="24"/>
+        </w:rPr>
+        <w:t xml:space="preserve">So we can find </w:t>
       </w:r>
       <w:r>
         <w:rPr>
@@ -8179,25 +7693,7 @@
           <w:sz w:val="24"/>
           <w:szCs w:val="24"/>
         </w:rPr>
-        <w:t>entence-transformers (</w:t>
-      </w:r>
-      <w:proofErr w:type="spellStart"/>
-      <w:r>
-        <w:rPr>
-          <w:rFonts w:cstheme="minorHAnsi"/>
-          <w:sz w:val="24"/>
-          <w:szCs w:val="24"/>
-        </w:rPr>
-        <w:t>MiniLM</w:t>
-      </w:r>
-      <w:proofErr w:type="spellEnd"/>
-      <w:r>
-        <w:rPr>
-          <w:rFonts w:cstheme="minorHAnsi"/>
-          <w:sz w:val="24"/>
-          <w:szCs w:val="24"/>
-        </w:rPr>
-        <w:t xml:space="preserve"> or BGE)</w:t>
+        <w:t>entence-transformers (MiniLM or BGE)</w:t>
       </w:r>
       <w:r>
         <w:rPr>
@@ -8351,29 +7847,7 @@
           <w:sz w:val="24"/>
           <w:szCs w:val="24"/>
         </w:rPr>
-        <w:t xml:space="preserve">Why </w:t>
-      </w:r>
-      <w:proofErr w:type="spellStart"/>
-      <w:r>
-        <w:rPr>
-          <w:rFonts w:cstheme="minorHAnsi"/>
-          <w:b/>
-          <w:bCs/>
-          <w:sz w:val="24"/>
-          <w:szCs w:val="24"/>
-        </w:rPr>
-        <w:t>SentenceTransformers</w:t>
-      </w:r>
-      <w:proofErr w:type="spellEnd"/>
-      <w:r>
-        <w:rPr>
-          <w:rFonts w:cstheme="minorHAnsi"/>
-          <w:b/>
-          <w:bCs/>
-          <w:sz w:val="24"/>
-          <w:szCs w:val="24"/>
-        </w:rPr>
-        <w:t>?</w:t>
+        <w:t>Why SentenceTransformers?</w:t>
       </w:r>
     </w:p>
     <w:p>
@@ -8590,9 +8064,8 @@
           <w:szCs w:val="24"/>
           <w:u w:val="single"/>
         </w:rPr>
-        <w:t>e5-base-v</w:t>
-      </w:r>
-      <w:proofErr w:type="gramStart"/>
+        <w:t>e5-base-v2</w:t>
+      </w:r>
       <w:r>
         <w:rPr>
           <w:rFonts w:cstheme="minorHAnsi"/>
@@ -8602,30 +8075,7 @@
           <w:szCs w:val="24"/>
           <w:u w:val="single"/>
         </w:rPr>
-        <w:t>2</w:t>
-      </w:r>
-      <w:r>
-        <w:rPr>
-          <w:rFonts w:cstheme="minorHAnsi"/>
-          <w:b/>
-          <w:bCs/>
-          <w:sz w:val="24"/>
-          <w:szCs w:val="24"/>
-          <w:u w:val="single"/>
-        </w:rPr>
-        <w:t xml:space="preserve"> :</w:t>
-      </w:r>
-      <w:proofErr w:type="gramEnd"/>
-      <w:r>
-        <w:rPr>
-          <w:rFonts w:cstheme="minorHAnsi"/>
-          <w:b/>
-          <w:bCs/>
-          <w:sz w:val="24"/>
-          <w:szCs w:val="24"/>
-          <w:u w:val="single"/>
-        </w:rPr>
-        <w:t xml:space="preserve"> </w:t>
+        <w:t xml:space="preserve"> : </w:t>
       </w:r>
     </w:p>
     <w:p>
@@ -9196,25 +8646,7 @@
           <w:sz w:val="24"/>
           <w:szCs w:val="24"/>
         </w:rPr>
-        <w:t>"</w:t>
-      </w:r>
-      <w:proofErr w:type="gramStart"/>
-      <w:r>
-        <w:rPr>
-          <w:rFonts w:cstheme="minorHAnsi"/>
-          <w:sz w:val="24"/>
-          <w:szCs w:val="24"/>
-        </w:rPr>
-        <w:t>passage</w:t>
-      </w:r>
-      <w:proofErr w:type="gramEnd"/>
-      <w:r>
-        <w:rPr>
-          <w:rFonts w:cstheme="minorHAnsi"/>
-          <w:sz w:val="24"/>
-          <w:szCs w:val="24"/>
-        </w:rPr>
-        <w:t>: &lt;chunk text&gt;"</w:t>
+        <w:t>"passage: &lt;chunk text&gt;"</w:t>
       </w:r>
     </w:p>
     <w:p>
@@ -9253,25 +8685,7 @@
           <w:sz w:val="24"/>
           <w:szCs w:val="24"/>
         </w:rPr>
-        <w:t>"</w:t>
-      </w:r>
-      <w:proofErr w:type="gramStart"/>
-      <w:r>
-        <w:rPr>
-          <w:rFonts w:cstheme="minorHAnsi"/>
-          <w:sz w:val="24"/>
-          <w:szCs w:val="24"/>
-        </w:rPr>
-        <w:t>query</w:t>
-      </w:r>
-      <w:proofErr w:type="gramEnd"/>
-      <w:r>
-        <w:rPr>
-          <w:rFonts w:cstheme="minorHAnsi"/>
-          <w:sz w:val="24"/>
-          <w:szCs w:val="24"/>
-        </w:rPr>
-        <w:t>: &lt;user question&gt;"</w:t>
+        <w:t>"query: &lt;user question&gt;"</w:t>
       </w:r>
     </w:p>
     <w:p>
@@ -9576,35 +8990,7 @@
           <w:sz w:val="24"/>
           <w:szCs w:val="24"/>
         </w:rPr>
-        <w:t xml:space="preserve">Here, we chunk </w:t>
-      </w:r>
-      <w:proofErr w:type="spellStart"/>
-      <w:proofErr w:type="gramStart"/>
-      <w:r>
-        <w:rPr>
-          <w:rFonts w:cstheme="minorHAnsi"/>
-          <w:sz w:val="24"/>
-          <w:szCs w:val="24"/>
-        </w:rPr>
-        <w:t>chunk.page</w:t>
-      </w:r>
-      <w:proofErr w:type="gramEnd"/>
-      <w:r>
-        <w:rPr>
-          <w:rFonts w:cstheme="minorHAnsi"/>
-          <w:sz w:val="24"/>
-          <w:szCs w:val="24"/>
-        </w:rPr>
-        <w:t>_content</w:t>
-      </w:r>
-      <w:proofErr w:type="spellEnd"/>
-      <w:r>
-        <w:rPr>
-          <w:rFonts w:cstheme="minorHAnsi"/>
-          <w:sz w:val="24"/>
-          <w:szCs w:val="24"/>
-        </w:rPr>
-        <w:t xml:space="preserve"> not metadata. </w:t>
+        <w:t xml:space="preserve">Here, we chunk chunk.page_content not metadata. </w:t>
       </w:r>
       <w:r>
         <w:rPr>
@@ -9684,289 +9070,81 @@
           <w:szCs w:val="24"/>
         </w:rPr>
       </w:pPr>
-      <w:proofErr w:type="spellStart"/>
-      <w:r>
-        <w:rPr>
-          <w:rFonts w:cstheme="minorHAnsi"/>
-          <w:sz w:val="24"/>
-          <w:szCs w:val="24"/>
-        </w:rPr>
-        <w:t>input_texts</w:t>
-      </w:r>
-      <w:proofErr w:type="spellEnd"/>
-      <w:r>
-        <w:rPr>
-          <w:rFonts w:cstheme="minorHAnsi"/>
-          <w:sz w:val="24"/>
-          <w:szCs w:val="24"/>
-        </w:rPr>
-        <w:t xml:space="preserve"> = [</w:t>
-      </w:r>
-    </w:p>
-    <w:p>
-      <w:pPr>
-        <w:rPr>
-          <w:rFonts w:cstheme="minorHAnsi"/>
-          <w:sz w:val="24"/>
-          <w:szCs w:val="24"/>
-        </w:rPr>
-      </w:pPr>
-      <w:r>
-        <w:rPr>
-          <w:rFonts w:cstheme="minorHAnsi"/>
-          <w:sz w:val="24"/>
-          <w:szCs w:val="24"/>
-        </w:rPr>
-        <w:t>    '</w:t>
-      </w:r>
-      <w:proofErr w:type="gramStart"/>
-      <w:r>
-        <w:rPr>
-          <w:rFonts w:cstheme="minorHAnsi"/>
-          <w:sz w:val="24"/>
-          <w:szCs w:val="24"/>
-        </w:rPr>
-        <w:t>query</w:t>
-      </w:r>
-      <w:proofErr w:type="gramEnd"/>
-      <w:r>
-        <w:rPr>
-          <w:rFonts w:cstheme="minorHAnsi"/>
-          <w:sz w:val="24"/>
-          <w:szCs w:val="24"/>
-        </w:rPr>
-        <w:t>: how much protein should a female eat',</w:t>
-      </w:r>
-    </w:p>
-    <w:p>
-      <w:pPr>
-        <w:rPr>
-          <w:rFonts w:cstheme="minorHAnsi"/>
-          <w:sz w:val="24"/>
-          <w:szCs w:val="24"/>
-        </w:rPr>
-      </w:pPr>
-      <w:r>
-        <w:rPr>
-          <w:rFonts w:cstheme="minorHAnsi"/>
-          <w:sz w:val="24"/>
-          <w:szCs w:val="24"/>
-        </w:rPr>
-        <w:t>    '</w:t>
-      </w:r>
-      <w:proofErr w:type="gramStart"/>
-      <w:r>
-        <w:rPr>
-          <w:rFonts w:cstheme="minorHAnsi"/>
-          <w:sz w:val="24"/>
-          <w:szCs w:val="24"/>
-        </w:rPr>
-        <w:t>query</w:t>
-      </w:r>
-      <w:proofErr w:type="gramEnd"/>
-      <w:r>
-        <w:rPr>
-          <w:rFonts w:cstheme="minorHAnsi"/>
-          <w:sz w:val="24"/>
-          <w:szCs w:val="24"/>
-        </w:rPr>
-        <w:t>: summit define',</w:t>
-      </w:r>
-    </w:p>
-    <w:p>
-      <w:pPr>
-        <w:rPr>
-          <w:rFonts w:cstheme="minorHAnsi"/>
-          <w:sz w:val="24"/>
-          <w:szCs w:val="24"/>
-        </w:rPr>
-      </w:pPr>
-      <w:r>
-        <w:rPr>
-          <w:rFonts w:cstheme="minorHAnsi"/>
-          <w:sz w:val="24"/>
-          <w:szCs w:val="24"/>
-        </w:rPr>
-        <w:t>    "</w:t>
-      </w:r>
-      <w:proofErr w:type="gramStart"/>
-      <w:r>
-        <w:rPr>
-          <w:rFonts w:cstheme="minorHAnsi"/>
-          <w:sz w:val="24"/>
-          <w:szCs w:val="24"/>
-        </w:rPr>
-        <w:t>passage</w:t>
-      </w:r>
-      <w:proofErr w:type="gramEnd"/>
-      <w:r>
-        <w:rPr>
-          <w:rFonts w:cstheme="minorHAnsi"/>
-          <w:sz w:val="24"/>
-          <w:szCs w:val="24"/>
-        </w:rPr>
-        <w:t>: As a general guideline, the CDC's average requirement of protein for women ages 19 to 70 is 46 grams per day. But, as you can see from this chart, you'll need to increase that if you're expecting or training for a marathon. Check out the chart below to see how much protein you should be eating each day.",</w:t>
-      </w:r>
-    </w:p>
-    <w:p>
-      <w:pPr>
-        <w:rPr>
-          <w:rFonts w:cstheme="minorHAnsi"/>
-          <w:sz w:val="24"/>
-          <w:szCs w:val="24"/>
-        </w:rPr>
-      </w:pPr>
-      <w:r>
-        <w:rPr>
-          <w:rFonts w:cstheme="minorHAnsi"/>
-          <w:sz w:val="24"/>
-          <w:szCs w:val="24"/>
-        </w:rPr>
-        <w:t>    "</w:t>
-      </w:r>
-      <w:proofErr w:type="gramStart"/>
-      <w:r>
-        <w:rPr>
-          <w:rFonts w:cstheme="minorHAnsi"/>
-          <w:sz w:val="24"/>
-          <w:szCs w:val="24"/>
-        </w:rPr>
-        <w:t>passage</w:t>
-      </w:r>
-      <w:proofErr w:type="gramEnd"/>
-      <w:r>
-        <w:rPr>
-          <w:rFonts w:cstheme="minorHAnsi"/>
-          <w:sz w:val="24"/>
-          <w:szCs w:val="24"/>
-        </w:rPr>
-        <w:t>: Definition of summit for English Language Learners</w:t>
-      </w:r>
-      <w:proofErr w:type="gramStart"/>
-      <w:r>
-        <w:rPr>
-          <w:rFonts w:cstheme="minorHAnsi"/>
-          <w:sz w:val="24"/>
-          <w:szCs w:val="24"/>
-        </w:rPr>
-        <w:t>. :</w:t>
-      </w:r>
-      <w:proofErr w:type="gramEnd"/>
-      <w:r>
-        <w:rPr>
-          <w:rFonts w:cstheme="minorHAnsi"/>
-          <w:sz w:val="24"/>
-          <w:szCs w:val="24"/>
-        </w:rPr>
-        <w:t xml:space="preserve"> </w:t>
-      </w:r>
-      <w:proofErr w:type="gramStart"/>
-      <w:r>
-        <w:rPr>
-          <w:rFonts w:cstheme="minorHAnsi"/>
-          <w:sz w:val="24"/>
-          <w:szCs w:val="24"/>
-        </w:rPr>
-        <w:t>1  the</w:t>
-      </w:r>
-      <w:proofErr w:type="gramEnd"/>
-      <w:r>
-        <w:rPr>
-          <w:rFonts w:cstheme="minorHAnsi"/>
-          <w:sz w:val="24"/>
-          <w:szCs w:val="24"/>
-        </w:rPr>
-        <w:t xml:space="preserve"> highest point of a </w:t>
-      </w:r>
-      <w:proofErr w:type="gramStart"/>
-      <w:r>
-        <w:rPr>
-          <w:rFonts w:cstheme="minorHAnsi"/>
-          <w:sz w:val="24"/>
-          <w:szCs w:val="24"/>
-        </w:rPr>
-        <w:t>mountain :</w:t>
-      </w:r>
-      <w:proofErr w:type="gramEnd"/>
-      <w:r>
-        <w:rPr>
-          <w:rFonts w:cstheme="minorHAnsi"/>
-          <w:sz w:val="24"/>
-          <w:szCs w:val="24"/>
-        </w:rPr>
-        <w:t xml:space="preserve"> the top of a mountain</w:t>
-      </w:r>
-      <w:proofErr w:type="gramStart"/>
-      <w:r>
-        <w:rPr>
-          <w:rFonts w:cstheme="minorHAnsi"/>
-          <w:sz w:val="24"/>
-          <w:szCs w:val="24"/>
-        </w:rPr>
-        <w:t>. :</w:t>
-      </w:r>
-      <w:proofErr w:type="gramEnd"/>
-      <w:r>
-        <w:rPr>
-          <w:rFonts w:cstheme="minorHAnsi"/>
-          <w:sz w:val="24"/>
-          <w:szCs w:val="24"/>
-        </w:rPr>
-        <w:t xml:space="preserve"> </w:t>
-      </w:r>
-      <w:proofErr w:type="gramStart"/>
-      <w:r>
-        <w:rPr>
-          <w:rFonts w:cstheme="minorHAnsi"/>
-          <w:sz w:val="24"/>
-          <w:szCs w:val="24"/>
-        </w:rPr>
-        <w:t>2  the</w:t>
-      </w:r>
-      <w:proofErr w:type="gramEnd"/>
-      <w:r>
-        <w:rPr>
-          <w:rFonts w:cstheme="minorHAnsi"/>
-          <w:sz w:val="24"/>
-          <w:szCs w:val="24"/>
-        </w:rPr>
-        <w:t xml:space="preserve"> highest level</w:t>
-      </w:r>
-      <w:proofErr w:type="gramStart"/>
-      <w:r>
-        <w:rPr>
-          <w:rFonts w:cstheme="minorHAnsi"/>
-          <w:sz w:val="24"/>
-          <w:szCs w:val="24"/>
-        </w:rPr>
-        <w:t>. :</w:t>
-      </w:r>
-      <w:proofErr w:type="gramEnd"/>
-      <w:r>
-        <w:rPr>
-          <w:rFonts w:cstheme="minorHAnsi"/>
-          <w:sz w:val="24"/>
-          <w:szCs w:val="24"/>
-        </w:rPr>
-        <w:t xml:space="preserve"> </w:t>
-      </w:r>
-      <w:proofErr w:type="gramStart"/>
-      <w:r>
-        <w:rPr>
-          <w:rFonts w:cstheme="minorHAnsi"/>
-          <w:sz w:val="24"/>
-          <w:szCs w:val="24"/>
-        </w:rPr>
-        <w:t>3  a</w:t>
-      </w:r>
-      <w:proofErr w:type="gramEnd"/>
-      <w:r>
-        <w:rPr>
-          <w:rFonts w:cstheme="minorHAnsi"/>
-          <w:sz w:val="24"/>
-          <w:szCs w:val="24"/>
-        </w:rPr>
-        <w:t xml:space="preserve"> meeting or series of meetings between the leaders of two or more governments."</w:t>
+      <w:r>
+        <w:rPr>
+          <w:rFonts w:cstheme="minorHAnsi"/>
+          <w:sz w:val="24"/>
+          <w:szCs w:val="24"/>
+        </w:rPr>
+        <w:t>input_texts = [</w:t>
+      </w:r>
+    </w:p>
+    <w:p>
+      <w:pPr>
+        <w:rPr>
+          <w:rFonts w:cstheme="minorHAnsi"/>
+          <w:sz w:val="24"/>
+          <w:szCs w:val="24"/>
+        </w:rPr>
+      </w:pPr>
+      <w:r>
+        <w:rPr>
+          <w:rFonts w:cstheme="minorHAnsi"/>
+          <w:sz w:val="24"/>
+          <w:szCs w:val="24"/>
+        </w:rPr>
+        <w:t>    'query: how much protein should a female eat',</w:t>
+      </w:r>
+    </w:p>
+    <w:p>
+      <w:pPr>
+        <w:rPr>
+          <w:rFonts w:cstheme="minorHAnsi"/>
+          <w:sz w:val="24"/>
+          <w:szCs w:val="24"/>
+        </w:rPr>
+      </w:pPr>
+      <w:r>
+        <w:rPr>
+          <w:rFonts w:cstheme="minorHAnsi"/>
+          <w:sz w:val="24"/>
+          <w:szCs w:val="24"/>
+        </w:rPr>
+        <w:t>    'query: summit define',</w:t>
+      </w:r>
+    </w:p>
+    <w:p>
+      <w:pPr>
+        <w:rPr>
+          <w:rFonts w:cstheme="minorHAnsi"/>
+          <w:sz w:val="24"/>
+          <w:szCs w:val="24"/>
+        </w:rPr>
+      </w:pPr>
+      <w:r>
+        <w:rPr>
+          <w:rFonts w:cstheme="minorHAnsi"/>
+          <w:sz w:val="24"/>
+          <w:szCs w:val="24"/>
+        </w:rPr>
+        <w:t>    "passage: As a general guideline, the CDC's average requirement of protein for women ages 19 to 70 is 46 grams per day. But, as you can see from this chart, you'll need to increase that if you're expecting or training for a marathon. Check out the chart below to see how much protein you should be eating each day.",</w:t>
+      </w:r>
+    </w:p>
+    <w:p>
+      <w:pPr>
+        <w:rPr>
+          <w:rFonts w:cstheme="minorHAnsi"/>
+          <w:sz w:val="24"/>
+          <w:szCs w:val="24"/>
+        </w:rPr>
+      </w:pPr>
+      <w:r>
+        <w:rPr>
+          <w:rFonts w:cstheme="minorHAnsi"/>
+          <w:sz w:val="24"/>
+          <w:szCs w:val="24"/>
+        </w:rPr>
+        <w:t>    "passage: Definition of summit for English Language Learners. : 1  the highest point of a mountain : the top of a mountain. : 2  the highest level. : 3  a meeting or series of meetings between the leaders of two or more governments."</w:t>
       </w:r>
     </w:p>
     <w:p>
@@ -10010,25 +9188,7 @@
           <w:sz w:val="24"/>
           <w:szCs w:val="24"/>
         </w:rPr>
-        <w:t xml:space="preserve">But we will keep all chunks passages in </w:t>
-      </w:r>
-      <w:proofErr w:type="spellStart"/>
-      <w:r>
-        <w:rPr>
-          <w:rFonts w:cstheme="minorHAnsi"/>
-          <w:sz w:val="24"/>
-          <w:szCs w:val="24"/>
-        </w:rPr>
-        <w:t>input_texts</w:t>
-      </w:r>
-      <w:proofErr w:type="spellEnd"/>
-      <w:r>
-        <w:rPr>
-          <w:rFonts w:cstheme="minorHAnsi"/>
-          <w:sz w:val="24"/>
-          <w:szCs w:val="24"/>
-        </w:rPr>
-        <w:t>.</w:t>
+        <w:t>But we will keep all chunks passages in input_texts.</w:t>
       </w:r>
     </w:p>
     <w:p>
@@ -10066,36 +9226,17 @@
           <w:sz w:val="24"/>
           <w:szCs w:val="24"/>
         </w:rPr>
-        <w:t>Once we get embedding vector of shape (</w:t>
-      </w:r>
-      <w:proofErr w:type="spellStart"/>
-      <w:r>
-        <w:rPr>
-          <w:rFonts w:cstheme="minorHAnsi"/>
-          <w:sz w:val="24"/>
-          <w:szCs w:val="24"/>
-        </w:rPr>
-        <w:t>no_of_chunks</w:t>
-      </w:r>
-      <w:proofErr w:type="spellEnd"/>
-      <w:r>
-        <w:rPr>
-          <w:rFonts w:cstheme="minorHAnsi"/>
-          <w:sz w:val="24"/>
-          <w:szCs w:val="24"/>
-        </w:rPr>
-        <w:t>, 768), we will not modify original chunks. We will keep them as it is and maintain this embedding vector separately for cosine similarity score calculation.</w:t>
-      </w:r>
-    </w:p>
-    <w:p>
-      <w:pPr>
-        <w:rPr>
-          <w:rFonts w:cstheme="minorHAnsi"/>
-          <w:sz w:val="24"/>
-          <w:szCs w:val="24"/>
-        </w:rPr>
-      </w:pPr>
-      <w:proofErr w:type="spellStart"/>
+        <w:t>Once we get embedding vector of shape (no_of_chunks, 768), we will not modify original chunks. We will keep them as it is and maintain this embedding vector separately for cosine similarity score calculation.</w:t>
+      </w:r>
+    </w:p>
+    <w:p>
+      <w:pPr>
+        <w:rPr>
+          <w:rFonts w:cstheme="minorHAnsi"/>
+          <w:sz w:val="24"/>
+          <w:szCs w:val="24"/>
+        </w:rPr>
+      </w:pPr>
       <w:r>
         <w:rPr>
           <w:rFonts w:cstheme="minorHAnsi"/>
@@ -10104,7 +9245,6 @@
         </w:rPr>
         <w:t>text_chunks</w:t>
       </w:r>
-      <w:proofErr w:type="spellEnd"/>
       <w:r>
         <w:rPr>
           <w:rFonts w:cstheme="minorHAnsi"/>
@@ -10128,25 +9268,7 @@
           <w:sz w:val="24"/>
           <w:szCs w:val="24"/>
         </w:rPr>
-        <w:t>embeddings -&gt; array of embeddings generated by sentence transformer with shape (</w:t>
-      </w:r>
-      <w:proofErr w:type="spellStart"/>
-      <w:r>
-        <w:rPr>
-          <w:rFonts w:cstheme="minorHAnsi"/>
-          <w:sz w:val="24"/>
-          <w:szCs w:val="24"/>
-        </w:rPr>
-        <w:t>no_of_chunks</w:t>
-      </w:r>
-      <w:proofErr w:type="spellEnd"/>
-      <w:r>
-        <w:rPr>
-          <w:rFonts w:cstheme="minorHAnsi"/>
-          <w:sz w:val="24"/>
-          <w:szCs w:val="24"/>
-        </w:rPr>
-        <w:t>, 768).</w:t>
+        <w:t>embeddings -&gt; array of embeddings generated by sentence transformer with shape (no_of_chunks, 768).</w:t>
       </w:r>
     </w:p>
     <w:p>
@@ -10200,107 +9322,31 @@
           <w:szCs w:val="24"/>
         </w:rPr>
       </w:pPr>
-      <w:proofErr w:type="spellStart"/>
-      <w:r>
-        <w:rPr>
-          <w:rFonts w:cstheme="minorHAnsi"/>
-          <w:sz w:val="24"/>
-          <w:szCs w:val="24"/>
-        </w:rPr>
-        <w:t>q_emb</w:t>
-      </w:r>
-      <w:proofErr w:type="spellEnd"/>
-      <w:r>
-        <w:rPr>
-          <w:rFonts w:cstheme="minorHAnsi"/>
-          <w:sz w:val="24"/>
-          <w:szCs w:val="24"/>
-        </w:rPr>
-        <w:t xml:space="preserve"> = </w:t>
-      </w:r>
-      <w:proofErr w:type="spellStart"/>
-      <w:r>
-        <w:rPr>
-          <w:rFonts w:cstheme="minorHAnsi"/>
-          <w:sz w:val="24"/>
-          <w:szCs w:val="24"/>
-        </w:rPr>
-        <w:t>embedding_</w:t>
-      </w:r>
-      <w:proofErr w:type="gramStart"/>
-      <w:r>
-        <w:rPr>
-          <w:rFonts w:cstheme="minorHAnsi"/>
-          <w:sz w:val="24"/>
-          <w:szCs w:val="24"/>
-        </w:rPr>
-        <w:t>model.encode</w:t>
-      </w:r>
-      <w:proofErr w:type="spellEnd"/>
-      <w:proofErr w:type="gramEnd"/>
-      <w:r>
-        <w:rPr>
-          <w:rFonts w:cstheme="minorHAnsi"/>
-          <w:sz w:val="24"/>
-          <w:szCs w:val="24"/>
-        </w:rPr>
-        <w:t xml:space="preserve">(query, </w:t>
-      </w:r>
-      <w:proofErr w:type="spellStart"/>
-      <w:r>
-        <w:rPr>
-          <w:rFonts w:cstheme="minorHAnsi"/>
-          <w:sz w:val="24"/>
-          <w:szCs w:val="24"/>
-        </w:rPr>
-        <w:t>normalize_embeddings</w:t>
-      </w:r>
-      <w:proofErr w:type="spellEnd"/>
-      <w:r>
-        <w:rPr>
-          <w:rFonts w:cstheme="minorHAnsi"/>
-          <w:sz w:val="24"/>
-          <w:szCs w:val="24"/>
-        </w:rPr>
-        <w:t>=True)  </w:t>
-      </w:r>
-    </w:p>
-    <w:p>
-      <w:pPr>
-        <w:rPr>
-          <w:rFonts w:cstheme="minorHAnsi"/>
-          <w:sz w:val="24"/>
-          <w:szCs w:val="24"/>
-        </w:rPr>
-      </w:pPr>
-      <w:r>
-        <w:rPr>
-          <w:rFonts w:cstheme="minorHAnsi"/>
-          <w:sz w:val="24"/>
-          <w:szCs w:val="24"/>
-        </w:rPr>
-        <w:t xml:space="preserve">scores = embeddings @ </w:t>
-      </w:r>
-      <w:proofErr w:type="spellStart"/>
-      <w:r>
-        <w:rPr>
-          <w:rFonts w:cstheme="minorHAnsi"/>
-          <w:sz w:val="24"/>
-          <w:szCs w:val="24"/>
-        </w:rPr>
-        <w:t>q_</w:t>
-      </w:r>
-      <w:proofErr w:type="gramStart"/>
-      <w:r>
-        <w:rPr>
-          <w:rFonts w:cstheme="minorHAnsi"/>
-          <w:sz w:val="24"/>
-          <w:szCs w:val="24"/>
-        </w:rPr>
-        <w:t>emb.T</w:t>
-      </w:r>
-      <w:proofErr w:type="spellEnd"/>
-      <w:proofErr w:type="gramEnd"/>
+      <w:r>
+        <w:rPr>
+          <w:rFonts w:cstheme="minorHAnsi"/>
+          <w:sz w:val="24"/>
+          <w:szCs w:val="24"/>
+        </w:rPr>
+        <w:t>q_emb = embedding_model.encode(query, normalize_embeddings=True)  </w:t>
+      </w:r>
+    </w:p>
+    <w:p>
+      <w:pPr>
+        <w:rPr>
+          <w:rFonts w:cstheme="minorHAnsi"/>
+          <w:sz w:val="24"/>
+          <w:szCs w:val="24"/>
+        </w:rPr>
+      </w:pPr>
+      <w:r>
+        <w:rPr>
+          <w:rFonts w:cstheme="minorHAnsi"/>
+          <w:sz w:val="24"/>
+          <w:szCs w:val="24"/>
+        </w:rPr>
+        <w:t>scores = embeddings @ q_emb.T</w:t>
+      </w:r>
     </w:p>
     <w:p>
       <w:pPr>
@@ -10327,221 +9373,73 @@
           <w:szCs w:val="24"/>
         </w:rPr>
       </w:pPr>
-      <w:proofErr w:type="spellStart"/>
-      <w:r>
-        <w:rPr>
-          <w:rFonts w:cstheme="minorHAnsi"/>
-          <w:sz w:val="24"/>
-          <w:szCs w:val="24"/>
-        </w:rPr>
-        <w:t>top_k</w:t>
-      </w:r>
-      <w:proofErr w:type="spellEnd"/>
-      <w:r>
-        <w:rPr>
-          <w:rFonts w:cstheme="minorHAnsi"/>
-          <w:sz w:val="24"/>
-          <w:szCs w:val="24"/>
-        </w:rPr>
-        <w:t xml:space="preserve"> = </w:t>
-      </w:r>
-      <w:proofErr w:type="spellStart"/>
-      <w:proofErr w:type="gramStart"/>
-      <w:r>
-        <w:rPr>
-          <w:rFonts w:cstheme="minorHAnsi"/>
-          <w:sz w:val="24"/>
-          <w:szCs w:val="24"/>
-        </w:rPr>
-        <w:t>scores.squeeze</w:t>
-      </w:r>
-      <w:proofErr w:type="spellEnd"/>
-      <w:proofErr w:type="gramEnd"/>
-      <w:r>
-        <w:rPr>
-          <w:rFonts w:cstheme="minorHAnsi"/>
-          <w:sz w:val="24"/>
-          <w:szCs w:val="24"/>
-        </w:rPr>
-        <w:t>(</w:t>
-      </w:r>
-      <w:proofErr w:type="gramStart"/>
-      <w:r>
-        <w:rPr>
-          <w:rFonts w:cstheme="minorHAnsi"/>
-          <w:sz w:val="24"/>
-          <w:szCs w:val="24"/>
-        </w:rPr>
-        <w:t>).</w:t>
-      </w:r>
-      <w:proofErr w:type="spellStart"/>
-      <w:r>
-        <w:rPr>
-          <w:rFonts w:cstheme="minorHAnsi"/>
-          <w:sz w:val="24"/>
-          <w:szCs w:val="24"/>
-        </w:rPr>
-        <w:t>argsort</w:t>
-      </w:r>
-      <w:proofErr w:type="spellEnd"/>
-      <w:r>
-        <w:rPr>
-          <w:rFonts w:cstheme="minorHAnsi"/>
-          <w:sz w:val="24"/>
-          <w:szCs w:val="24"/>
-        </w:rPr>
-        <w:t>()[::</w:t>
-      </w:r>
-      <w:proofErr w:type="gramEnd"/>
-      <w:r>
-        <w:rPr>
-          <w:rFonts w:cstheme="minorHAnsi"/>
-          <w:sz w:val="24"/>
-          <w:szCs w:val="24"/>
-        </w:rPr>
-        <w:t>-</w:t>
-      </w:r>
-      <w:proofErr w:type="gramStart"/>
-      <w:r>
-        <w:rPr>
-          <w:rFonts w:cstheme="minorHAnsi"/>
-          <w:sz w:val="24"/>
-          <w:szCs w:val="24"/>
-        </w:rPr>
-        <w:t>1][</w:t>
-      </w:r>
-      <w:proofErr w:type="gramEnd"/>
-      <w:r>
-        <w:rPr>
-          <w:rFonts w:cstheme="minorHAnsi"/>
-          <w:sz w:val="24"/>
-          <w:szCs w:val="24"/>
-        </w:rPr>
-        <w:t>:5]</w:t>
-      </w:r>
-    </w:p>
-    <w:p>
-      <w:pPr>
-        <w:rPr>
-          <w:rFonts w:cstheme="minorHAnsi"/>
-          <w:sz w:val="24"/>
-          <w:szCs w:val="24"/>
-        </w:rPr>
-      </w:pPr>
-      <w:r>
-        <w:rPr>
-          <w:rFonts w:cstheme="minorHAnsi"/>
-          <w:sz w:val="24"/>
-          <w:szCs w:val="24"/>
-        </w:rPr>
-        <w:t>print(</w:t>
-      </w:r>
-      <w:proofErr w:type="spellStart"/>
-      <w:r>
-        <w:rPr>
-          <w:rFonts w:cstheme="minorHAnsi"/>
-          <w:sz w:val="24"/>
-          <w:szCs w:val="24"/>
-        </w:rPr>
-        <w:t>top_k</w:t>
-      </w:r>
-      <w:proofErr w:type="spellEnd"/>
-      <w:r>
-        <w:rPr>
-          <w:rFonts w:cstheme="minorHAnsi"/>
-          <w:sz w:val="24"/>
-          <w:szCs w:val="24"/>
-        </w:rPr>
-        <w:t>)</w:t>
-      </w:r>
-    </w:p>
-    <w:p>
-      <w:pPr>
-        <w:rPr>
-          <w:rFonts w:cstheme="minorHAnsi"/>
-          <w:sz w:val="24"/>
-          <w:szCs w:val="24"/>
-        </w:rPr>
-      </w:pPr>
-    </w:p>
-    <w:p>
-      <w:pPr>
-        <w:rPr>
-          <w:rFonts w:cstheme="minorHAnsi"/>
-          <w:sz w:val="24"/>
-          <w:szCs w:val="24"/>
-        </w:rPr>
-      </w:pPr>
-      <w:proofErr w:type="spellStart"/>
-      <w:r>
-        <w:rPr>
-          <w:rFonts w:cstheme="minorHAnsi"/>
-          <w:sz w:val="24"/>
-          <w:szCs w:val="24"/>
-        </w:rPr>
-        <w:t>for k</w:t>
-      </w:r>
-      <w:proofErr w:type="spellEnd"/>
-      <w:r>
-        <w:rPr>
-          <w:rFonts w:cstheme="minorHAnsi"/>
-          <w:sz w:val="24"/>
-          <w:szCs w:val="24"/>
-        </w:rPr>
-        <w:t xml:space="preserve"> in </w:t>
-      </w:r>
-      <w:proofErr w:type="spellStart"/>
-      <w:r>
-        <w:rPr>
-          <w:rFonts w:cstheme="minorHAnsi"/>
-          <w:sz w:val="24"/>
-          <w:szCs w:val="24"/>
-        </w:rPr>
-        <w:t>top_k</w:t>
-      </w:r>
-      <w:proofErr w:type="spellEnd"/>
-      <w:r>
-        <w:rPr>
-          <w:rFonts w:cstheme="minorHAnsi"/>
-          <w:sz w:val="24"/>
-          <w:szCs w:val="24"/>
-        </w:rPr>
-        <w:t>:</w:t>
-      </w:r>
-    </w:p>
-    <w:p>
-      <w:pPr>
-        <w:rPr>
-          <w:rFonts w:cstheme="minorHAnsi"/>
-          <w:sz w:val="24"/>
-          <w:szCs w:val="24"/>
-        </w:rPr>
-      </w:pPr>
-      <w:r>
-        <w:rPr>
-          <w:rFonts w:cstheme="minorHAnsi"/>
-          <w:sz w:val="24"/>
-          <w:szCs w:val="24"/>
-        </w:rPr>
-        <w:t>    print(</w:t>
-      </w:r>
-      <w:proofErr w:type="spellStart"/>
-      <w:r>
-        <w:rPr>
-          <w:rFonts w:cstheme="minorHAnsi"/>
-          <w:sz w:val="24"/>
-          <w:szCs w:val="24"/>
-        </w:rPr>
-        <w:t>text_chunks</w:t>
-      </w:r>
-      <w:proofErr w:type="spellEnd"/>
-      <w:r>
-        <w:rPr>
-          <w:rFonts w:cstheme="minorHAnsi"/>
-          <w:sz w:val="24"/>
-          <w:szCs w:val="24"/>
-        </w:rPr>
-        <w:t>[k])</w:t>
+      <w:r>
+        <w:rPr>
+          <w:rFonts w:cstheme="minorHAnsi"/>
+          <w:sz w:val="24"/>
+          <w:szCs w:val="24"/>
+        </w:rPr>
+        <w:t>top_k = scores.squeeze().argsort()[::-1][:5]</w:t>
+      </w:r>
+    </w:p>
+    <w:p>
+      <w:pPr>
+        <w:rPr>
+          <w:rFonts w:cstheme="minorHAnsi"/>
+          <w:sz w:val="24"/>
+          <w:szCs w:val="24"/>
+        </w:rPr>
+      </w:pPr>
+      <w:r>
+        <w:rPr>
+          <w:rFonts w:cstheme="minorHAnsi"/>
+          <w:sz w:val="24"/>
+          <w:szCs w:val="24"/>
+        </w:rPr>
+        <w:t>print(top_k)</w:t>
+      </w:r>
+    </w:p>
+    <w:p>
+      <w:pPr>
+        <w:rPr>
+          <w:rFonts w:cstheme="minorHAnsi"/>
+          <w:sz w:val="24"/>
+          <w:szCs w:val="24"/>
+        </w:rPr>
+      </w:pPr>
+    </w:p>
+    <w:p>
+      <w:pPr>
+        <w:rPr>
+          <w:rFonts w:cstheme="minorHAnsi"/>
+          <w:sz w:val="24"/>
+          <w:szCs w:val="24"/>
+        </w:rPr>
+      </w:pPr>
+      <w:r>
+        <w:rPr>
+          <w:rFonts w:cstheme="minorHAnsi"/>
+          <w:sz w:val="24"/>
+          <w:szCs w:val="24"/>
+        </w:rPr>
+        <w:t>for k in top_k:</w:t>
+      </w:r>
+    </w:p>
+    <w:p>
+      <w:pPr>
+        <w:rPr>
+          <w:rFonts w:cstheme="minorHAnsi"/>
+          <w:sz w:val="24"/>
+          <w:szCs w:val="24"/>
+        </w:rPr>
+      </w:pPr>
+      <w:r>
+        <w:rPr>
+          <w:rFonts w:cstheme="minorHAnsi"/>
+          <w:sz w:val="24"/>
+          <w:szCs w:val="24"/>
+        </w:rPr>
+        <w:t>    print(text_chunks[k])</w:t>
       </w:r>
     </w:p>
     <w:p>
@@ -10615,7 +9513,6 @@
         </w:rPr>
         <w:t>In FAISS indexes, we will use ‘</w:t>
       </w:r>
-      <w:proofErr w:type="spellStart"/>
       <w:r>
         <w:rPr>
           <w:rFonts w:cstheme="minorHAnsi"/>
@@ -10624,7 +9521,6 @@
         </w:rPr>
         <w:t>IndexFlatIP</w:t>
       </w:r>
-      <w:proofErr w:type="spellEnd"/>
       <w:r>
         <w:rPr>
           <w:rFonts w:cstheme="minorHAnsi"/>
@@ -10657,25 +9553,7 @@
           <w:sz w:val="24"/>
           <w:szCs w:val="24"/>
         </w:rPr>
-        <w:t xml:space="preserve">Because we already have normalized embeddings, simply finding dot product with embeddings in FAISS, will return cosine similarity. We are using Flat indexing because it is accurate and reasonably fast for data size&lt;=1 </w:t>
-      </w:r>
-      <w:proofErr w:type="gramStart"/>
-      <w:r>
-        <w:rPr>
-          <w:rFonts w:cstheme="minorHAnsi"/>
-          <w:sz w:val="24"/>
-          <w:szCs w:val="24"/>
-        </w:rPr>
-        <w:t>Million</w:t>
-      </w:r>
-      <w:proofErr w:type="gramEnd"/>
-      <w:r>
-        <w:rPr>
-          <w:rFonts w:cstheme="minorHAnsi"/>
-          <w:sz w:val="24"/>
-          <w:szCs w:val="24"/>
-        </w:rPr>
-        <w:t>. Since we have small dataset Flat index will product fast results.</w:t>
+        <w:t>Because we already have normalized embeddings, simply finding dot product with embeddings in FAISS, will return cosine similarity. We are using Flat indexing because it is accurate and reasonably fast for data size&lt;=1 Million. Since we have small dataset Flat index will product fast results.</w:t>
       </w:r>
     </w:p>
     <w:p>
@@ -10693,27 +9571,7 @@
           <w:sz w:val="24"/>
           <w:szCs w:val="24"/>
         </w:rPr>
-        <w:t xml:space="preserve">FAISS accepts float32 embeddings. Check the datatype using </w:t>
-      </w:r>
-      <w:proofErr w:type="spellStart"/>
-      <w:proofErr w:type="gramStart"/>
-      <w:r>
-        <w:rPr>
-          <w:rFonts w:cstheme="minorHAnsi"/>
-          <w:sz w:val="24"/>
-          <w:szCs w:val="24"/>
-        </w:rPr>
-        <w:t>embeddings.dtype</w:t>
-      </w:r>
-      <w:proofErr w:type="spellEnd"/>
-      <w:proofErr w:type="gramEnd"/>
-      <w:r>
-        <w:rPr>
-          <w:rFonts w:cstheme="minorHAnsi"/>
-          <w:sz w:val="24"/>
-          <w:szCs w:val="24"/>
-        </w:rPr>
-        <w:t xml:space="preserve"> before adding them to database.</w:t>
+        <w:t>FAISS accepts float32 embeddings. Check the datatype using embeddings.dtype before adding them to database.</w:t>
       </w:r>
     </w:p>
     <w:p>
@@ -10879,18 +9737,8 @@
           <w:sz w:val="24"/>
           <w:szCs w:val="24"/>
         </w:rPr>
-        <w:t xml:space="preserve">same </w:t>
-      </w:r>
-      <w:proofErr w:type="spellStart"/>
-      <w:r>
-        <w:rPr>
-          <w:rFonts w:cstheme="minorHAnsi"/>
-          <w:sz w:val="24"/>
-          <w:szCs w:val="24"/>
-        </w:rPr>
-        <w:t>dtype</w:t>
-      </w:r>
-      <w:proofErr w:type="spellEnd"/>
+        <w:t>same dtype</w:t>
+      </w:r>
     </w:p>
     <w:p>
       <w:pPr>
@@ -11994,61 +10842,33 @@
           <w:sz w:val="24"/>
           <w:szCs w:val="24"/>
         </w:rPr>
-        <w:t xml:space="preserve">Note: after this stage, LLM will get data in following </w:t>
-      </w:r>
-      <w:proofErr w:type="gramStart"/>
-      <w:r>
-        <w:rPr>
-          <w:rFonts w:cstheme="minorHAnsi"/>
-          <w:sz w:val="24"/>
-          <w:szCs w:val="24"/>
-        </w:rPr>
-        <w:t>format(</w:t>
-      </w:r>
-      <w:proofErr w:type="gramEnd"/>
-      <w:r>
-        <w:rPr>
-          <w:rFonts w:cstheme="minorHAnsi"/>
-          <w:sz w:val="24"/>
-          <w:szCs w:val="24"/>
-        </w:rPr>
-        <w:t>removing any unnecessary metadata).</w:t>
-      </w:r>
-    </w:p>
-    <w:p>
-      <w:pPr>
-        <w:rPr>
-          <w:rFonts w:cstheme="minorHAnsi"/>
-          <w:sz w:val="24"/>
-          <w:szCs w:val="24"/>
-        </w:rPr>
-      </w:pPr>
-    </w:p>
-    <w:p>
-      <w:pPr>
-        <w:rPr>
-          <w:rFonts w:cstheme="minorHAnsi"/>
-          <w:sz w:val="24"/>
-          <w:szCs w:val="24"/>
-        </w:rPr>
-      </w:pPr>
-      <w:proofErr w:type="spellStart"/>
-      <w:r>
-        <w:rPr>
-          <w:rFonts w:cstheme="minorHAnsi"/>
-          <w:sz w:val="24"/>
-          <w:szCs w:val="24"/>
-        </w:rPr>
-        <w:t>Eg.</w:t>
-      </w:r>
-      <w:proofErr w:type="spellEnd"/>
-      <w:r>
-        <w:rPr>
-          <w:rFonts w:cstheme="minorHAnsi"/>
-          <w:sz w:val="24"/>
-          <w:szCs w:val="24"/>
-        </w:rPr>
-        <w:t xml:space="preserve"> </w:t>
+        <w:t>Note: after this stage, LLM will get data in following format(removing any unnecessary metadata).</w:t>
+      </w:r>
+    </w:p>
+    <w:p>
+      <w:pPr>
+        <w:rPr>
+          <w:rFonts w:cstheme="minorHAnsi"/>
+          <w:sz w:val="24"/>
+          <w:szCs w:val="24"/>
+        </w:rPr>
+      </w:pPr>
+    </w:p>
+    <w:p>
+      <w:pPr>
+        <w:rPr>
+          <w:rFonts w:cstheme="minorHAnsi"/>
+          <w:sz w:val="24"/>
+          <w:szCs w:val="24"/>
+        </w:rPr>
+      </w:pPr>
+      <w:r>
+        <w:rPr>
+          <w:rFonts w:cstheme="minorHAnsi"/>
+          <w:sz w:val="24"/>
+          <w:szCs w:val="24"/>
+        </w:rPr>
+        <w:t xml:space="preserve">Eg. </w:t>
       </w:r>
     </w:p>
     <w:p>
@@ -12082,43 +10902,7 @@
           <w:sz w:val="24"/>
           <w:szCs w:val="24"/>
         </w:rPr>
-        <w:t xml:space="preserve">[source: {chunk['source']} | title: {chunk['title']} | page: {chunk['page']} | </w:t>
-      </w:r>
-      <w:proofErr w:type="spellStart"/>
-      <w:r>
-        <w:rPr>
-          <w:rFonts w:cstheme="minorHAnsi"/>
-          <w:sz w:val="24"/>
-          <w:szCs w:val="24"/>
-        </w:rPr>
-        <w:t>similarity_score</w:t>
-      </w:r>
-      <w:proofErr w:type="spellEnd"/>
-      <w:r>
-        <w:rPr>
-          <w:rFonts w:cstheme="minorHAnsi"/>
-          <w:sz w:val="24"/>
-          <w:szCs w:val="24"/>
-        </w:rPr>
-        <w:t>: {chunk['</w:t>
-      </w:r>
-      <w:proofErr w:type="spellStart"/>
-      <w:r>
-        <w:rPr>
-          <w:rFonts w:cstheme="minorHAnsi"/>
-          <w:sz w:val="24"/>
-          <w:szCs w:val="24"/>
-        </w:rPr>
-        <w:t>similarity_score</w:t>
-      </w:r>
-      <w:proofErr w:type="spellEnd"/>
-      <w:r>
-        <w:rPr>
-          <w:rFonts w:cstheme="minorHAnsi"/>
-          <w:sz w:val="24"/>
-          <w:szCs w:val="24"/>
-        </w:rPr>
-        <w:t>']}]</w:t>
+        <w:t>[source: {chunk['source']} | title: {chunk['title']} | page: {chunk['page']} | similarity_score: {chunk['similarity_score']}]</w:t>
       </w:r>
     </w:p>
     <w:p>
@@ -12237,7 +11021,7 @@
                     <pic:cNvPicPr/>
                   </pic:nvPicPr>
                   <pic:blipFill>
-                    <a:blip r:embed="rId17"/>
+                    <a:blip r:embed="rId18"/>
                     <a:stretch>
                       <a:fillRect/>
                     </a:stretch>
@@ -13286,7 +12070,6 @@
         </w:rPr>
         <w:t xml:space="preserve"> </w:t>
       </w:r>
-      <w:proofErr w:type="gramStart"/>
       <w:r>
         <w:rPr>
           <w:rFonts w:cstheme="minorHAnsi"/>
@@ -13295,18 +12078,7 @@
           <w:sz w:val="24"/>
           <w:szCs w:val="24"/>
         </w:rPr>
-        <w:t>Multi-chunk</w:t>
-      </w:r>
-      <w:proofErr w:type="gramEnd"/>
-      <w:r>
-        <w:rPr>
-          <w:rFonts w:cstheme="minorHAnsi"/>
-          <w:b/>
-          <w:bCs/>
-          <w:sz w:val="24"/>
-          <w:szCs w:val="24"/>
-        </w:rPr>
-        <w:t xml:space="preserve"> synthesis is expected</w:t>
+        <w:t>Multi-chunk synthesis is expected</w:t>
       </w:r>
     </w:p>
     <w:p>
@@ -13420,25 +12192,7 @@
           <w:sz w:val="24"/>
           <w:szCs w:val="24"/>
         </w:rPr>
-        <w:t>“</w:t>
-      </w:r>
-      <w:proofErr w:type="gramStart"/>
-      <w:r>
-        <w:rPr>
-          <w:rFonts w:cstheme="minorHAnsi"/>
-          <w:sz w:val="24"/>
-          <w:szCs w:val="24"/>
-        </w:rPr>
-        <w:t>according</w:t>
-      </w:r>
-      <w:proofErr w:type="gramEnd"/>
-      <w:r>
-        <w:rPr>
-          <w:rFonts w:cstheme="minorHAnsi"/>
-          <w:sz w:val="24"/>
-          <w:szCs w:val="24"/>
-        </w:rPr>
-        <w:t xml:space="preserve"> to”</w:t>
+        <w:t>“according to”</w:t>
       </w:r>
     </w:p>
     <w:p>
@@ -13459,25 +12213,7 @@
           <w:sz w:val="24"/>
           <w:szCs w:val="24"/>
         </w:rPr>
-        <w:t>“</w:t>
-      </w:r>
-      <w:proofErr w:type="gramStart"/>
-      <w:r>
-        <w:rPr>
-          <w:rFonts w:cstheme="minorHAnsi"/>
-          <w:sz w:val="24"/>
-          <w:szCs w:val="24"/>
-        </w:rPr>
-        <w:t>does</w:t>
-      </w:r>
-      <w:proofErr w:type="gramEnd"/>
-      <w:r>
-        <w:rPr>
-          <w:rFonts w:cstheme="minorHAnsi"/>
-          <w:sz w:val="24"/>
-          <w:szCs w:val="24"/>
-        </w:rPr>
-        <w:t xml:space="preserve"> it say”</w:t>
+        <w:t>“does it say”</w:t>
       </w:r>
     </w:p>
     <w:p>
@@ -14699,25 +13435,7 @@
                 <w:sz w:val="24"/>
                 <w:szCs w:val="24"/>
               </w:rPr>
-              <w:t>Phi</w:t>
-            </w:r>
-            <w:proofErr w:type="gramStart"/>
-            <w:r>
-              <w:rPr>
-                <w:rFonts w:cstheme="minorHAnsi"/>
-                <w:sz w:val="24"/>
-                <w:szCs w:val="24"/>
-              </w:rPr>
-              <w:t>3:mini</w:t>
-            </w:r>
-            <w:proofErr w:type="gramEnd"/>
-            <w:r>
-              <w:rPr>
-                <w:rFonts w:cstheme="minorHAnsi"/>
-                <w:sz w:val="24"/>
-                <w:szCs w:val="24"/>
-              </w:rPr>
-              <w:t xml:space="preserve"> </w:t>
+              <w:t xml:space="preserve">Phi3:mini </w:t>
             </w:r>
           </w:p>
         </w:tc>
@@ -15219,25 +13937,7 @@
           <w:sz w:val="24"/>
           <w:szCs w:val="24"/>
         </w:rPr>
-        <w:t>For RAG ideally 0.0-0.</w:t>
-      </w:r>
-      <w:proofErr w:type="gramStart"/>
-      <w:r>
-        <w:rPr>
-          <w:rFonts w:cstheme="minorHAnsi"/>
-          <w:sz w:val="24"/>
-          <w:szCs w:val="24"/>
-        </w:rPr>
-        <w:t>2 :</w:t>
-      </w:r>
-      <w:proofErr w:type="gramEnd"/>
-      <w:r>
-        <w:rPr>
-          <w:rFonts w:cstheme="minorHAnsi"/>
-          <w:sz w:val="24"/>
-          <w:szCs w:val="24"/>
-        </w:rPr>
-        <w:t xml:space="preserve"> to get hallucination free response</w:t>
+        <w:t>For RAG ideally 0.0-0.2 : to get hallucination free response</w:t>
       </w:r>
     </w:p>
     <w:p>
@@ -15439,7 +14139,6 @@
         </w:rPr>
         <w:t xml:space="preserve">3) </w:t>
       </w:r>
-      <w:proofErr w:type="spellStart"/>
       <w:r>
         <w:rPr>
           <w:rFonts w:cstheme="minorHAnsi"/>
@@ -15448,18 +14147,7 @@
           <w:sz w:val="24"/>
           <w:szCs w:val="24"/>
         </w:rPr>
-        <w:t>max_tokens</w:t>
-      </w:r>
-      <w:proofErr w:type="spellEnd"/>
-      <w:r>
-        <w:rPr>
-          <w:rFonts w:cstheme="minorHAnsi"/>
-          <w:b/>
-          <w:bCs/>
-          <w:sz w:val="24"/>
-          <w:szCs w:val="24"/>
-        </w:rPr>
-        <w:t xml:space="preserve"> — </w:t>
+        <w:t xml:space="preserve">max_tokens — </w:t>
       </w:r>
       <w:r>
         <w:rPr>
@@ -15604,7 +14292,6 @@
         </w:rPr>
         <w:t xml:space="preserve">4) </w:t>
       </w:r>
-      <w:proofErr w:type="spellStart"/>
       <w:r>
         <w:rPr>
           <w:rFonts w:cstheme="minorHAnsi"/>
@@ -15615,7 +14302,6 @@
         </w:rPr>
         <w:t>top_p</w:t>
       </w:r>
-      <w:proofErr w:type="spellEnd"/>
       <w:r>
         <w:rPr>
           <w:rFonts w:cstheme="minorHAnsi"/>
@@ -15670,23 +14356,13 @@
           <w:szCs w:val="24"/>
         </w:rPr>
       </w:pPr>
-      <w:proofErr w:type="spellStart"/>
-      <w:r>
-        <w:rPr>
-          <w:rFonts w:cstheme="minorHAnsi"/>
-          <w:sz w:val="24"/>
-          <w:szCs w:val="24"/>
-        </w:rPr>
-        <w:t>top_p</w:t>
-      </w:r>
-      <w:proofErr w:type="spellEnd"/>
-      <w:r>
-        <w:rPr>
-          <w:rFonts w:cstheme="minorHAnsi"/>
-          <w:sz w:val="24"/>
-          <w:szCs w:val="24"/>
-        </w:rPr>
-        <w:t xml:space="preserve"> tells the model:</w:t>
+      <w:r>
+        <w:rPr>
+          <w:rFonts w:cstheme="minorHAnsi"/>
+          <w:sz w:val="24"/>
+          <w:szCs w:val="24"/>
+        </w:rPr>
+        <w:t>top_p tells the model:</w:t>
       </w:r>
     </w:p>
     <w:p>
@@ -15792,96 +14468,24 @@
           <w:sz w:val="24"/>
           <w:szCs w:val="24"/>
         </w:rPr>
-        <w:t xml:space="preserve">If </w:t>
-      </w:r>
-      <w:proofErr w:type="spellStart"/>
-      <w:r>
-        <w:rPr>
-          <w:rFonts w:cstheme="minorHAnsi"/>
-          <w:sz w:val="24"/>
-          <w:szCs w:val="24"/>
-        </w:rPr>
-        <w:t>top_p</w:t>
-      </w:r>
-      <w:proofErr w:type="spellEnd"/>
-      <w:r>
-        <w:rPr>
-          <w:rFonts w:cstheme="minorHAnsi"/>
-          <w:sz w:val="24"/>
-          <w:szCs w:val="24"/>
-        </w:rPr>
-        <w:t xml:space="preserve"> &gt;= </w:t>
-      </w:r>
-      <w:proofErr w:type="gramStart"/>
-      <w:r>
-        <w:rPr>
-          <w:rFonts w:cstheme="minorHAnsi"/>
-          <w:sz w:val="24"/>
-          <w:szCs w:val="24"/>
-        </w:rPr>
-        <w:t>0.9 :</w:t>
-      </w:r>
-      <w:proofErr w:type="gramEnd"/>
-      <w:r>
-        <w:rPr>
-          <w:rFonts w:cstheme="minorHAnsi"/>
-          <w:sz w:val="24"/>
-          <w:szCs w:val="24"/>
-        </w:rPr>
-        <w:t xml:space="preserve"> all those words whose probability adds up to 0.9+ are considered. Many words who can add up to 0.9 therefore vast pool of choices for next tokens.</w:t>
-      </w:r>
-    </w:p>
-    <w:p>
-      <w:pPr>
-        <w:rPr>
-          <w:rFonts w:cstheme="minorHAnsi"/>
-          <w:sz w:val="24"/>
-          <w:szCs w:val="24"/>
-        </w:rPr>
-      </w:pPr>
-      <w:r>
-        <w:rPr>
-          <w:rFonts w:cstheme="minorHAnsi"/>
-          <w:sz w:val="24"/>
-          <w:szCs w:val="24"/>
-        </w:rPr>
-        <w:t xml:space="preserve">If </w:t>
-      </w:r>
-      <w:proofErr w:type="spellStart"/>
-      <w:r>
-        <w:rPr>
-          <w:rFonts w:cstheme="minorHAnsi"/>
-          <w:sz w:val="24"/>
-          <w:szCs w:val="24"/>
-        </w:rPr>
-        <w:t>top_p</w:t>
-      </w:r>
-      <w:proofErr w:type="spellEnd"/>
-      <w:r>
-        <w:rPr>
-          <w:rFonts w:cstheme="minorHAnsi"/>
-          <w:sz w:val="24"/>
-          <w:szCs w:val="24"/>
-        </w:rPr>
-        <w:t xml:space="preserve"> &gt;= </w:t>
-      </w:r>
-      <w:proofErr w:type="gramStart"/>
-      <w:r>
-        <w:rPr>
-          <w:rFonts w:cstheme="minorHAnsi"/>
-          <w:sz w:val="24"/>
-          <w:szCs w:val="24"/>
-        </w:rPr>
-        <w:t>0.1 :</w:t>
-      </w:r>
-      <w:proofErr w:type="gramEnd"/>
-      <w:r>
-        <w:rPr>
-          <w:rFonts w:cstheme="minorHAnsi"/>
-          <w:sz w:val="24"/>
-          <w:szCs w:val="24"/>
-        </w:rPr>
-        <w:t xml:space="preserve"> all those words whose probability adds up to 0.1+ are considered. Very less words who can add up to 0.1 therefore limited choice of words.</w:t>
+        <w:t>If top_p &gt;= 0.9 : all those words whose probability adds up to 0.9+ are considered. Many words who can add up to 0.9 therefore vast pool of choices for next tokens.</w:t>
+      </w:r>
+    </w:p>
+    <w:p>
+      <w:pPr>
+        <w:rPr>
+          <w:rFonts w:cstheme="minorHAnsi"/>
+          <w:sz w:val="24"/>
+          <w:szCs w:val="24"/>
+        </w:rPr>
+      </w:pPr>
+      <w:r>
+        <w:rPr>
+          <w:rFonts w:cstheme="minorHAnsi"/>
+          <w:sz w:val="24"/>
+          <w:szCs w:val="24"/>
+        </w:rPr>
+        <w:t>If top_p &gt;= 0.1 : all those words whose probability adds up to 0.1+ are considered. Very less words who can add up to 0.1 therefore limited choice of words.</w:t>
       </w:r>
     </w:p>
     <w:p>
@@ -15960,7 +14564,6 @@
                 <w:szCs w:val="24"/>
               </w:rPr>
             </w:pPr>
-            <w:proofErr w:type="spellStart"/>
             <w:r>
               <w:rPr>
                 <w:rFonts w:cstheme="minorHAnsi"/>
@@ -15969,18 +14572,7 @@
                 <w:sz w:val="24"/>
                 <w:szCs w:val="24"/>
               </w:rPr>
-              <w:t>top_p</w:t>
-            </w:r>
-            <w:proofErr w:type="spellEnd"/>
-            <w:r>
-              <w:rPr>
-                <w:rFonts w:cstheme="minorHAnsi"/>
-                <w:b/>
-                <w:bCs/>
-                <w:sz w:val="24"/>
-                <w:szCs w:val="24"/>
-              </w:rPr>
-              <w:t xml:space="preserve"> value</w:t>
+              <w:t>top_p value</w:t>
             </w:r>
           </w:p>
         </w:tc>
@@ -16000,7 +14592,6 @@
                 <w:szCs w:val="24"/>
               </w:rPr>
             </w:pPr>
-            <w:proofErr w:type="spellStart"/>
             <w:r>
               <w:rPr>
                 <w:rFonts w:cstheme="minorHAnsi"/>
@@ -16011,7 +14602,6 @@
               </w:rPr>
               <w:t>Behavior</w:t>
             </w:r>
-            <w:proofErr w:type="spellEnd"/>
           </w:p>
         </w:tc>
       </w:tr>
@@ -16241,6 +14831,384 @@
       <w:pPr>
         <w:rPr>
           <w:rFonts w:cstheme="minorHAnsi"/>
+          <w:b/>
+          <w:bCs/>
+          <w:sz w:val="24"/>
+          <w:szCs w:val="24"/>
+        </w:rPr>
+      </w:pPr>
+      <w:r>
+        <w:rPr>
+          <w:rFonts w:cstheme="minorHAnsi"/>
+          <w:b/>
+          <w:bCs/>
+          <w:sz w:val="24"/>
+          <w:szCs w:val="24"/>
+        </w:rPr>
+        <w:t>Strict prompt Vs Relaxed prompt:</w:t>
+      </w:r>
+    </w:p>
+    <w:p>
+      <w:pPr>
+        <w:rPr>
+          <w:rFonts w:cstheme="minorHAnsi"/>
+          <w:i/>
+          <w:iCs/>
+          <w:sz w:val="24"/>
+          <w:szCs w:val="24"/>
+          <w:u w:val="single"/>
+        </w:rPr>
+      </w:pPr>
+      <w:r>
+        <w:rPr>
+          <w:rFonts w:cstheme="minorHAnsi"/>
+          <w:i/>
+          <w:iCs/>
+          <w:sz w:val="24"/>
+          <w:szCs w:val="24"/>
+          <w:u w:val="single"/>
+        </w:rPr>
+        <w:t>Goal of relaxed mode</w:t>
+      </w:r>
+      <w:r>
+        <w:rPr>
+          <w:rFonts w:cstheme="minorHAnsi"/>
+          <w:i/>
+          <w:iCs/>
+          <w:sz w:val="24"/>
+          <w:szCs w:val="24"/>
+          <w:u w:val="single"/>
+        </w:rPr>
+        <w:t>:</w:t>
+      </w:r>
+    </w:p>
+    <w:p>
+      <w:pPr>
+        <w:rPr>
+          <w:rFonts w:cstheme="minorHAnsi"/>
+          <w:sz w:val="24"/>
+          <w:szCs w:val="24"/>
+        </w:rPr>
+      </w:pPr>
+      <w:r>
+        <w:rPr>
+          <w:rFonts w:cstheme="minorHAnsi"/>
+          <w:sz w:val="24"/>
+          <w:szCs w:val="24"/>
+        </w:rPr>
+        <w:t>- Higher answer rate</w:t>
+      </w:r>
+    </w:p>
+    <w:p>
+      <w:pPr>
+        <w:rPr>
+          <w:rFonts w:cstheme="minorHAnsi"/>
+          <w:sz w:val="24"/>
+          <w:szCs w:val="24"/>
+        </w:rPr>
+      </w:pPr>
+      <w:r>
+        <w:rPr>
+          <w:rFonts w:cstheme="minorHAnsi"/>
+          <w:sz w:val="24"/>
+          <w:szCs w:val="24"/>
+        </w:rPr>
+        <w:t>- Still grounded in context</w:t>
+      </w:r>
+    </w:p>
+    <w:p>
+      <w:pPr>
+        <w:rPr>
+          <w:rFonts w:cstheme="minorHAnsi"/>
+          <w:sz w:val="24"/>
+          <w:szCs w:val="24"/>
+        </w:rPr>
+      </w:pPr>
+      <w:r>
+        <w:rPr>
+          <w:rFonts w:cstheme="minorHAnsi"/>
+          <w:sz w:val="24"/>
+          <w:szCs w:val="24"/>
+        </w:rPr>
+        <w:t>- Allows light synthesis, but no hallucination</w:t>
+      </w:r>
+    </w:p>
+    <w:p>
+      <w:pPr>
+        <w:rPr>
+          <w:rFonts w:cstheme="minorHAnsi"/>
+          <w:sz w:val="24"/>
+          <w:szCs w:val="24"/>
+        </w:rPr>
+      </w:pPr>
+      <w:r>
+        <w:rPr>
+          <w:rFonts w:cstheme="minorHAnsi"/>
+          <w:sz w:val="24"/>
+          <w:szCs w:val="24"/>
+        </w:rPr>
+        <w:t>- Better UX for exploratory queries</w:t>
+      </w:r>
+    </w:p>
+    <w:p>
+      <w:pPr>
+        <w:rPr>
+          <w:rFonts w:cstheme="minorHAnsi"/>
+          <w:sz w:val="24"/>
+          <w:szCs w:val="24"/>
+        </w:rPr>
+      </w:pPr>
+      <w:r>
+        <w:rPr>
+          <w:rFonts w:cstheme="minorHAnsi"/>
+          <w:sz w:val="24"/>
+          <w:szCs w:val="24"/>
+        </w:rPr>
+        <w:t>- Think of it as “helpful librarian” instead of “court witness”.</w:t>
+      </w:r>
+    </w:p>
+    <w:p>
+      <w:pPr>
+        <w:rPr>
+          <w:rFonts w:cstheme="minorHAnsi"/>
+          <w:sz w:val="24"/>
+          <w:szCs w:val="24"/>
+        </w:rPr>
+      </w:pPr>
+      <w:r>
+        <w:rPr>
+          <w:rFonts w:cstheme="minorHAnsi"/>
+          <w:sz w:val="24"/>
+          <w:szCs w:val="24"/>
+        </w:rPr>
+        <w:t xml:space="preserve">- Better for questions like explain, summarize. </w:t>
+      </w:r>
+    </w:p>
+    <w:p>
+      <w:pPr>
+        <w:rPr>
+          <w:rFonts w:cstheme="minorHAnsi"/>
+          <w:sz w:val="24"/>
+          <w:szCs w:val="24"/>
+        </w:rPr>
+      </w:pPr>
+      <w:r>
+        <w:rPr>
+          <w:rFonts w:cstheme="minorHAnsi"/>
+          <w:sz w:val="24"/>
+          <w:szCs w:val="24"/>
+        </w:rPr>
+        <w:t xml:space="preserve">- Better for domains like Book exploration, </w:t>
+      </w:r>
+    </w:p>
+    <w:p>
+      <w:pPr>
+        <w:rPr>
+          <w:rFonts w:cstheme="minorHAnsi"/>
+          <w:sz w:val="24"/>
+          <w:szCs w:val="24"/>
+        </w:rPr>
+      </w:pPr>
+    </w:p>
+    <w:p>
+      <w:pPr>
+        <w:rPr>
+          <w:rFonts w:cstheme="minorHAnsi"/>
+          <w:i/>
+          <w:iCs/>
+          <w:sz w:val="24"/>
+          <w:szCs w:val="24"/>
+          <w:u w:val="single"/>
+        </w:rPr>
+      </w:pPr>
+      <w:r>
+        <w:rPr>
+          <w:rFonts w:cstheme="minorHAnsi"/>
+          <w:i/>
+          <w:iCs/>
+          <w:sz w:val="24"/>
+          <w:szCs w:val="24"/>
+          <w:u w:val="single"/>
+        </w:rPr>
+        <w:t xml:space="preserve">Goal of </w:t>
+      </w:r>
+      <w:r>
+        <w:rPr>
+          <w:rFonts w:cstheme="minorHAnsi"/>
+          <w:i/>
+          <w:iCs/>
+          <w:sz w:val="24"/>
+          <w:szCs w:val="24"/>
+          <w:u w:val="single"/>
+        </w:rPr>
+        <w:t>Strict</w:t>
+      </w:r>
+      <w:r>
+        <w:rPr>
+          <w:rFonts w:cstheme="minorHAnsi"/>
+          <w:i/>
+          <w:iCs/>
+          <w:sz w:val="24"/>
+          <w:szCs w:val="24"/>
+          <w:u w:val="single"/>
+        </w:rPr>
+        <w:t xml:space="preserve"> mode</w:t>
+      </w:r>
+      <w:r>
+        <w:rPr>
+          <w:rFonts w:cstheme="minorHAnsi"/>
+          <w:i/>
+          <w:iCs/>
+          <w:sz w:val="24"/>
+          <w:szCs w:val="24"/>
+          <w:u w:val="single"/>
+        </w:rPr>
+        <w:t>:</w:t>
+      </w:r>
+    </w:p>
+    <w:p>
+      <w:pPr>
+        <w:rPr>
+          <w:rFonts w:cstheme="minorHAnsi"/>
+          <w:sz w:val="24"/>
+          <w:szCs w:val="24"/>
+        </w:rPr>
+      </w:pPr>
+      <w:r>
+        <w:rPr>
+          <w:rFonts w:cstheme="minorHAnsi"/>
+          <w:sz w:val="24"/>
+          <w:szCs w:val="24"/>
+        </w:rPr>
+        <w:t>- For Fact based queries, where no paraphrasing should be employed.</w:t>
+      </w:r>
+    </w:p>
+    <w:p>
+      <w:pPr>
+        <w:rPr>
+          <w:rFonts w:cstheme="minorHAnsi"/>
+          <w:sz w:val="24"/>
+          <w:szCs w:val="24"/>
+        </w:rPr>
+      </w:pPr>
+      <w:r>
+        <w:rPr>
+          <w:rFonts w:cstheme="minorHAnsi"/>
+          <w:sz w:val="24"/>
+          <w:szCs w:val="24"/>
+        </w:rPr>
+        <w:t>- For critical domains like :</w:t>
+      </w:r>
+    </w:p>
+    <w:p>
+      <w:pPr>
+        <w:pStyle w:val="ListParagraph"/>
+        <w:numPr>
+          <w:ilvl w:val="0"/>
+          <w:numId w:val="57"/>
+        </w:numPr>
+        <w:rPr>
+          <w:rFonts w:cstheme="minorHAnsi"/>
+          <w:sz w:val="24"/>
+          <w:szCs w:val="24"/>
+        </w:rPr>
+      </w:pPr>
+      <w:r>
+        <w:rPr>
+          <w:rFonts w:cstheme="minorHAnsi"/>
+          <w:sz w:val="24"/>
+          <w:szCs w:val="24"/>
+        </w:rPr>
+        <w:t>Medical</w:t>
+      </w:r>
+    </w:p>
+    <w:p>
+      <w:pPr>
+        <w:pStyle w:val="ListParagraph"/>
+        <w:numPr>
+          <w:ilvl w:val="0"/>
+          <w:numId w:val="57"/>
+        </w:numPr>
+        <w:rPr>
+          <w:rFonts w:cstheme="minorHAnsi"/>
+          <w:sz w:val="24"/>
+          <w:szCs w:val="24"/>
+        </w:rPr>
+      </w:pPr>
+      <w:r>
+        <w:rPr>
+          <w:rFonts w:cstheme="minorHAnsi"/>
+          <w:sz w:val="24"/>
+          <w:szCs w:val="24"/>
+        </w:rPr>
+        <w:t xml:space="preserve">Compliance </w:t>
+      </w:r>
+    </w:p>
+    <w:p>
+      <w:pPr>
+        <w:pStyle w:val="ListParagraph"/>
+        <w:numPr>
+          <w:ilvl w:val="0"/>
+          <w:numId w:val="57"/>
+        </w:numPr>
+        <w:rPr>
+          <w:rFonts w:cstheme="minorHAnsi"/>
+          <w:sz w:val="24"/>
+          <w:szCs w:val="24"/>
+        </w:rPr>
+      </w:pPr>
+      <w:r>
+        <w:rPr>
+          <w:rFonts w:cstheme="minorHAnsi"/>
+          <w:sz w:val="24"/>
+          <w:szCs w:val="24"/>
+        </w:rPr>
+        <w:t>Legal</w:t>
+      </w:r>
+    </w:p>
+    <w:p>
+      <w:pPr>
+        <w:pStyle w:val="ListParagraph"/>
+        <w:numPr>
+          <w:ilvl w:val="0"/>
+          <w:numId w:val="57"/>
+        </w:numPr>
+        <w:rPr>
+          <w:rFonts w:cstheme="minorHAnsi"/>
+          <w:sz w:val="24"/>
+          <w:szCs w:val="24"/>
+        </w:rPr>
+      </w:pPr>
+      <w:r>
+        <w:rPr>
+          <w:rFonts w:cstheme="minorHAnsi"/>
+          <w:sz w:val="24"/>
+          <w:szCs w:val="24"/>
+        </w:rPr>
+        <w:t>Policy</w:t>
+      </w:r>
+    </w:p>
+    <w:p>
+      <w:pPr>
+        <w:rPr>
+          <w:rFonts w:cstheme="minorHAnsi"/>
+          <w:sz w:val="24"/>
+          <w:szCs w:val="24"/>
+        </w:rPr>
+      </w:pPr>
+      <w:r>
+        <w:rPr>
+          <w:rFonts w:cstheme="minorHAnsi"/>
+          <w:sz w:val="24"/>
+          <w:szCs w:val="24"/>
+        </w:rPr>
+        <w:t xml:space="preserve">- Strictly no hallucinations </w:t>
+      </w:r>
+    </w:p>
+    <w:p>
+      <w:pPr>
+        <w:rPr>
+          <w:rFonts w:cstheme="minorHAnsi"/>
           <w:sz w:val="24"/>
           <w:szCs w:val="24"/>
         </w:rPr>
@@ -16300,7 +15268,7 @@
           <w:szCs w:val="24"/>
         </w:rPr>
       </w:pPr>
-      <w:hyperlink r:id="rId18" w:history="1">
+      <w:hyperlink r:id="rId19" w:history="1">
         <w:r>
           <w:rPr>
             <w:rStyle w:val="Hyperlink"/>
@@ -16321,7 +15289,7 @@
           <w:szCs w:val="24"/>
         </w:rPr>
       </w:pPr>
-      <w:hyperlink r:id="rId19" w:history="1">
+      <w:hyperlink r:id="rId20" w:history="1">
         <w:r>
           <w:rPr>
             <w:rStyle w:val="Hyperlink"/>
@@ -16342,7 +15310,7 @@
           <w:szCs w:val="24"/>
         </w:rPr>
       </w:pPr>
-      <w:hyperlink r:id="rId20" w:history="1">
+      <w:hyperlink r:id="rId21" w:history="1">
         <w:r>
           <w:rPr>
             <w:rStyle w:val="Hyperlink"/>
@@ -16363,7 +15331,7 @@
           <w:szCs w:val="24"/>
         </w:rPr>
       </w:pPr>
-      <w:hyperlink r:id="rId21" w:history="1">
+      <w:hyperlink r:id="rId22" w:history="1">
         <w:r>
           <w:rPr>
             <w:rStyle w:val="Hyperlink"/>
@@ -16384,7 +15352,7 @@
           <w:szCs w:val="24"/>
         </w:rPr>
       </w:pPr>
-      <w:hyperlink r:id="rId22" w:history="1">
+      <w:hyperlink r:id="rId23" w:history="1">
         <w:r>
           <w:rPr>
             <w:rStyle w:val="Hyperlink"/>
@@ -16405,7 +15373,7 @@
           <w:szCs w:val="24"/>
         </w:rPr>
       </w:pPr>
-      <w:hyperlink r:id="rId23" w:history="1">
+      <w:hyperlink r:id="rId24" w:history="1">
         <w:r>
           <w:rPr>
             <w:rStyle w:val="Hyperlink"/>
@@ -16426,7 +15394,7 @@
           <w:szCs w:val="24"/>
         </w:rPr>
       </w:pPr>
-      <w:hyperlink r:id="rId24" w:history="1">
+      <w:hyperlink r:id="rId25" w:history="1">
         <w:r>
           <w:rPr>
             <w:rStyle w:val="Hyperlink"/>
@@ -16447,7 +15415,7 @@
           <w:szCs w:val="24"/>
         </w:rPr>
       </w:pPr>
-      <w:hyperlink r:id="rId25" w:history="1">
+      <w:hyperlink r:id="rId26" w:history="1">
         <w:r>
           <w:rPr>
             <w:rStyle w:val="Hyperlink"/>
@@ -16468,7 +15436,7 @@
           <w:szCs w:val="24"/>
         </w:rPr>
       </w:pPr>
-      <w:hyperlink r:id="rId26" w:history="1">
+      <w:hyperlink r:id="rId27" w:history="1">
         <w:r>
           <w:rPr>
             <w:rStyle w:val="Hyperlink"/>
@@ -16489,7 +15457,7 @@
           <w:szCs w:val="24"/>
         </w:rPr>
       </w:pPr>
-      <w:hyperlink r:id="rId27" w:history="1">
+      <w:hyperlink r:id="rId28" w:history="1">
         <w:r>
           <w:rPr>
             <w:rStyle w:val="Hyperlink"/>
@@ -16510,7 +15478,7 @@
           <w:szCs w:val="24"/>
         </w:rPr>
       </w:pPr>
-      <w:hyperlink r:id="rId28" w:history="1">
+      <w:hyperlink r:id="rId29" w:history="1">
         <w:r>
           <w:rPr>
             <w:rStyle w:val="Hyperlink"/>
@@ -19256,7 +18224,7 @@
   <w:abstractNum w:abstractNumId="19" w15:restartNumberingAfterBreak="0">
     <w:nsid w:val="2B8134A9"/>
     <w:multiLevelType w:val="multilevel"/>
-    <w:tmpl w:val="78468636"/>
+    <w:tmpl w:val="F1227036"/>
     <w:lvl w:ilvl="0">
       <w:start w:val="1"/>
       <w:numFmt w:val="bullet"/>
@@ -19313,20 +18281,16 @@
         <w:rFonts w:hint="default"/>
       </w:rPr>
     </w:lvl>
-    <w:lvl w:ilvl="4" w:tentative="1">
-      <w:start w:val="1"/>
-      <w:numFmt w:val="bullet"/>
-      <w:lvlText w:val=""/>
-      <w:lvlJc w:val="left"/>
-      <w:pPr>
-        <w:tabs>
-          <w:tab w:val="num" w:pos="3600"/>
-        </w:tabs>
+    <w:lvl w:ilvl="4">
+      <w:start w:val="4"/>
+      <w:numFmt w:val="bullet"/>
+      <w:lvlText w:val="-"/>
+      <w:lvlJc w:val="left"/>
+      <w:pPr>
         <w:ind w:left="3600" w:hanging="360"/>
       </w:pPr>
       <w:rPr>
-        <w:rFonts w:ascii="Wingdings" w:hAnsi="Wingdings" w:hint="default"/>
-        <w:sz w:val="20"/>
+        <w:rFonts w:ascii="Calibri" w:eastAsiaTheme="minorHAnsi" w:hAnsi="Calibri" w:cs="Calibri" w:hint="default"/>
       </w:rPr>
     </w:lvl>
     <w:lvl w:ilvl="5" w:tentative="1">
@@ -21385,6 +20349,119 @@
     </w:lvl>
   </w:abstractNum>
   <w:abstractNum w:abstractNumId="34" w15:restartNumberingAfterBreak="0">
+    <w:nsid w:val="4C06358E"/>
+    <w:multiLevelType w:val="hybridMultilevel"/>
+    <w:tmpl w:val="99164702"/>
+    <w:lvl w:ilvl="0" w:tplc="40090001">
+      <w:start w:val="1"/>
+      <w:numFmt w:val="bullet"/>
+      <w:lvlText w:val=""/>
+      <w:lvlJc w:val="left"/>
+      <w:pPr>
+        <w:ind w:left="720" w:hanging="360"/>
+      </w:pPr>
+      <w:rPr>
+        <w:rFonts w:ascii="Symbol" w:hAnsi="Symbol" w:hint="default"/>
+      </w:rPr>
+    </w:lvl>
+    <w:lvl w:ilvl="1" w:tplc="40090003" w:tentative="1">
+      <w:start w:val="1"/>
+      <w:numFmt w:val="bullet"/>
+      <w:lvlText w:val="o"/>
+      <w:lvlJc w:val="left"/>
+      <w:pPr>
+        <w:ind w:left="1440" w:hanging="360"/>
+      </w:pPr>
+      <w:rPr>
+        <w:rFonts w:ascii="Courier New" w:hAnsi="Courier New" w:cs="Courier New" w:hint="default"/>
+      </w:rPr>
+    </w:lvl>
+    <w:lvl w:ilvl="2" w:tplc="40090005" w:tentative="1">
+      <w:start w:val="1"/>
+      <w:numFmt w:val="bullet"/>
+      <w:lvlText w:val=""/>
+      <w:lvlJc w:val="left"/>
+      <w:pPr>
+        <w:ind w:left="2160" w:hanging="360"/>
+      </w:pPr>
+      <w:rPr>
+        <w:rFonts w:ascii="Wingdings" w:hAnsi="Wingdings" w:hint="default"/>
+      </w:rPr>
+    </w:lvl>
+    <w:lvl w:ilvl="3" w:tplc="40090001" w:tentative="1">
+      <w:start w:val="1"/>
+      <w:numFmt w:val="bullet"/>
+      <w:lvlText w:val=""/>
+      <w:lvlJc w:val="left"/>
+      <w:pPr>
+        <w:ind w:left="2880" w:hanging="360"/>
+      </w:pPr>
+      <w:rPr>
+        <w:rFonts w:ascii="Symbol" w:hAnsi="Symbol" w:hint="default"/>
+      </w:rPr>
+    </w:lvl>
+    <w:lvl w:ilvl="4" w:tplc="40090003" w:tentative="1">
+      <w:start w:val="1"/>
+      <w:numFmt w:val="bullet"/>
+      <w:lvlText w:val="o"/>
+      <w:lvlJc w:val="left"/>
+      <w:pPr>
+        <w:ind w:left="3600" w:hanging="360"/>
+      </w:pPr>
+      <w:rPr>
+        <w:rFonts w:ascii="Courier New" w:hAnsi="Courier New" w:cs="Courier New" w:hint="default"/>
+      </w:rPr>
+    </w:lvl>
+    <w:lvl w:ilvl="5" w:tplc="40090005" w:tentative="1">
+      <w:start w:val="1"/>
+      <w:numFmt w:val="bullet"/>
+      <w:lvlText w:val=""/>
+      <w:lvlJc w:val="left"/>
+      <w:pPr>
+        <w:ind w:left="4320" w:hanging="360"/>
+      </w:pPr>
+      <w:rPr>
+        <w:rFonts w:ascii="Wingdings" w:hAnsi="Wingdings" w:hint="default"/>
+      </w:rPr>
+    </w:lvl>
+    <w:lvl w:ilvl="6" w:tplc="40090001" w:tentative="1">
+      <w:start w:val="1"/>
+      <w:numFmt w:val="bullet"/>
+      <w:lvlText w:val=""/>
+      <w:lvlJc w:val="left"/>
+      <w:pPr>
+        <w:ind w:left="5040" w:hanging="360"/>
+      </w:pPr>
+      <w:rPr>
+        <w:rFonts w:ascii="Symbol" w:hAnsi="Symbol" w:hint="default"/>
+      </w:rPr>
+    </w:lvl>
+    <w:lvl w:ilvl="7" w:tplc="40090003" w:tentative="1">
+      <w:start w:val="1"/>
+      <w:numFmt w:val="bullet"/>
+      <w:lvlText w:val="o"/>
+      <w:lvlJc w:val="left"/>
+      <w:pPr>
+        <w:ind w:left="5760" w:hanging="360"/>
+      </w:pPr>
+      <w:rPr>
+        <w:rFonts w:ascii="Courier New" w:hAnsi="Courier New" w:cs="Courier New" w:hint="default"/>
+      </w:rPr>
+    </w:lvl>
+    <w:lvl w:ilvl="8" w:tplc="40090005" w:tentative="1">
+      <w:start w:val="1"/>
+      <w:numFmt w:val="bullet"/>
+      <w:lvlText w:val=""/>
+      <w:lvlJc w:val="left"/>
+      <w:pPr>
+        <w:ind w:left="6480" w:hanging="360"/>
+      </w:pPr>
+      <w:rPr>
+        <w:rFonts w:ascii="Wingdings" w:hAnsi="Wingdings" w:hint="default"/>
+      </w:rPr>
+    </w:lvl>
+  </w:abstractNum>
+  <w:abstractNum w:abstractNumId="35" w15:restartNumberingAfterBreak="0">
     <w:nsid w:val="4DA4437E"/>
     <w:multiLevelType w:val="multilevel"/>
     <w:tmpl w:val="F27E8A64"/>
@@ -21533,7 +20610,7 @@
       </w:rPr>
     </w:lvl>
   </w:abstractNum>
-  <w:abstractNum w:abstractNumId="35" w15:restartNumberingAfterBreak="0">
+  <w:abstractNum w:abstractNumId="36" w15:restartNumberingAfterBreak="0">
     <w:nsid w:val="500A4DB3"/>
     <w:multiLevelType w:val="multilevel"/>
     <w:tmpl w:val="1F28AEC2"/>
@@ -21682,7 +20759,7 @@
       </w:rPr>
     </w:lvl>
   </w:abstractNum>
-  <w:abstractNum w:abstractNumId="36" w15:restartNumberingAfterBreak="0">
+  <w:abstractNum w:abstractNumId="37" w15:restartNumberingAfterBreak="0">
     <w:nsid w:val="531E6C40"/>
     <w:multiLevelType w:val="multilevel"/>
     <w:tmpl w:val="3336F1FA"/>
@@ -21831,7 +20908,7 @@
       </w:rPr>
     </w:lvl>
   </w:abstractNum>
-  <w:abstractNum w:abstractNumId="37" w15:restartNumberingAfterBreak="0">
+  <w:abstractNum w:abstractNumId="38" w15:restartNumberingAfterBreak="0">
     <w:nsid w:val="54CA1A5C"/>
     <w:multiLevelType w:val="multilevel"/>
     <w:tmpl w:val="CC822682"/>
@@ -21980,7 +21057,7 @@
       </w:rPr>
     </w:lvl>
   </w:abstractNum>
-  <w:abstractNum w:abstractNumId="38" w15:restartNumberingAfterBreak="0">
+  <w:abstractNum w:abstractNumId="39" w15:restartNumberingAfterBreak="0">
     <w:nsid w:val="5548001E"/>
     <w:multiLevelType w:val="multilevel"/>
     <w:tmpl w:val="46187BF2"/>
@@ -22129,7 +21206,7 @@
       </w:rPr>
     </w:lvl>
   </w:abstractNum>
-  <w:abstractNum w:abstractNumId="39" w15:restartNumberingAfterBreak="0">
+  <w:abstractNum w:abstractNumId="40" w15:restartNumberingAfterBreak="0">
     <w:nsid w:val="58836DB3"/>
     <w:multiLevelType w:val="multilevel"/>
     <w:tmpl w:val="93D26B1C"/>
@@ -22278,7 +21355,7 @@
       </w:rPr>
     </w:lvl>
   </w:abstractNum>
-  <w:abstractNum w:abstractNumId="40" w15:restartNumberingAfterBreak="0">
+  <w:abstractNum w:abstractNumId="41" w15:restartNumberingAfterBreak="0">
     <w:nsid w:val="5A872C34"/>
     <w:multiLevelType w:val="multilevel"/>
     <w:tmpl w:val="0546B7A0"/>
@@ -22427,7 +21504,7 @@
       </w:rPr>
     </w:lvl>
   </w:abstractNum>
-  <w:abstractNum w:abstractNumId="41" w15:restartNumberingAfterBreak="0">
+  <w:abstractNum w:abstractNumId="42" w15:restartNumberingAfterBreak="0">
     <w:nsid w:val="5B9479F7"/>
     <w:multiLevelType w:val="hybridMultilevel"/>
     <w:tmpl w:val="E98C3082"/>
@@ -22516,7 +21593,7 @@
       </w:pPr>
     </w:lvl>
   </w:abstractNum>
-  <w:abstractNum w:abstractNumId="42" w15:restartNumberingAfterBreak="0">
+  <w:abstractNum w:abstractNumId="43" w15:restartNumberingAfterBreak="0">
     <w:nsid w:val="61E963C0"/>
     <w:multiLevelType w:val="multilevel"/>
     <w:tmpl w:val="000290C4"/>
@@ -22665,7 +21742,7 @@
       </w:rPr>
     </w:lvl>
   </w:abstractNum>
-  <w:abstractNum w:abstractNumId="43" w15:restartNumberingAfterBreak="0">
+  <w:abstractNum w:abstractNumId="44" w15:restartNumberingAfterBreak="0">
     <w:nsid w:val="65A70D3C"/>
     <w:multiLevelType w:val="hybridMultilevel"/>
     <w:tmpl w:val="C73E4A76"/>
@@ -22778,7 +21855,7 @@
       </w:rPr>
     </w:lvl>
   </w:abstractNum>
-  <w:abstractNum w:abstractNumId="44" w15:restartNumberingAfterBreak="0">
+  <w:abstractNum w:abstractNumId="45" w15:restartNumberingAfterBreak="0">
     <w:nsid w:val="676C655D"/>
     <w:multiLevelType w:val="multilevel"/>
     <w:tmpl w:val="D26C2404"/>
@@ -22927,7 +22004,7 @@
       </w:rPr>
     </w:lvl>
   </w:abstractNum>
-  <w:abstractNum w:abstractNumId="45" w15:restartNumberingAfterBreak="0">
+  <w:abstractNum w:abstractNumId="46" w15:restartNumberingAfterBreak="0">
     <w:nsid w:val="6877680C"/>
     <w:multiLevelType w:val="multilevel"/>
     <w:tmpl w:val="B1605224"/>
@@ -23040,7 +22117,7 @@
       </w:pPr>
     </w:lvl>
   </w:abstractNum>
-  <w:abstractNum w:abstractNumId="46" w15:restartNumberingAfterBreak="0">
+  <w:abstractNum w:abstractNumId="47" w15:restartNumberingAfterBreak="0">
     <w:nsid w:val="6A354DE7"/>
     <w:multiLevelType w:val="multilevel"/>
     <w:tmpl w:val="A7389F2A"/>
@@ -23189,7 +22266,7 @@
       </w:rPr>
     </w:lvl>
   </w:abstractNum>
-  <w:abstractNum w:abstractNumId="47" w15:restartNumberingAfterBreak="0">
+  <w:abstractNum w:abstractNumId="48" w15:restartNumberingAfterBreak="0">
     <w:nsid w:val="6A922DAB"/>
     <w:multiLevelType w:val="hybridMultilevel"/>
     <w:tmpl w:val="42F41DC2"/>
@@ -23278,7 +22355,7 @@
       </w:pPr>
     </w:lvl>
   </w:abstractNum>
-  <w:abstractNum w:abstractNumId="48" w15:restartNumberingAfterBreak="0">
+  <w:abstractNum w:abstractNumId="49" w15:restartNumberingAfterBreak="0">
     <w:nsid w:val="6E557C88"/>
     <w:multiLevelType w:val="multilevel"/>
     <w:tmpl w:val="7B46B6A2"/>
@@ -23427,7 +22504,7 @@
       </w:rPr>
     </w:lvl>
   </w:abstractNum>
-  <w:abstractNum w:abstractNumId="49" w15:restartNumberingAfterBreak="0">
+  <w:abstractNum w:abstractNumId="50" w15:restartNumberingAfterBreak="0">
     <w:nsid w:val="71FB6A03"/>
     <w:multiLevelType w:val="multilevel"/>
     <w:tmpl w:val="A1DCF412"/>
@@ -23540,7 +22617,7 @@
       </w:pPr>
     </w:lvl>
   </w:abstractNum>
-  <w:abstractNum w:abstractNumId="50" w15:restartNumberingAfterBreak="0">
+  <w:abstractNum w:abstractNumId="51" w15:restartNumberingAfterBreak="0">
     <w:nsid w:val="75E9503E"/>
     <w:multiLevelType w:val="multilevel"/>
     <w:tmpl w:val="23002BC4"/>
@@ -23689,7 +22766,7 @@
       </w:rPr>
     </w:lvl>
   </w:abstractNum>
-  <w:abstractNum w:abstractNumId="51" w15:restartNumberingAfterBreak="0">
+  <w:abstractNum w:abstractNumId="52" w15:restartNumberingAfterBreak="0">
     <w:nsid w:val="794C2919"/>
     <w:multiLevelType w:val="multilevel"/>
     <w:tmpl w:val="BF56CB9E"/>
@@ -23845,34 +22922,34 @@
     <w:abstractNumId w:val="24"/>
   </w:num>
   <w:num w:numId="3" w16cid:durableId="246157692">
-    <w:abstractNumId w:val="42"/>
+    <w:abstractNumId w:val="43"/>
   </w:num>
   <w:num w:numId="4" w16cid:durableId="311524092">
     <w:abstractNumId w:val="4"/>
   </w:num>
   <w:num w:numId="5" w16cid:durableId="131141850">
-    <w:abstractNumId w:val="48"/>
+    <w:abstractNumId w:val="49"/>
   </w:num>
   <w:num w:numId="6" w16cid:durableId="1478063093">
     <w:abstractNumId w:val="16"/>
   </w:num>
   <w:num w:numId="7" w16cid:durableId="1293056430">
-    <w:abstractNumId w:val="38"/>
+    <w:abstractNumId w:val="39"/>
   </w:num>
   <w:num w:numId="8" w16cid:durableId="373696748">
+    <w:abstractNumId w:val="45"/>
+  </w:num>
+  <w:num w:numId="9" w16cid:durableId="1357343489">
     <w:abstractNumId w:val="44"/>
   </w:num>
-  <w:num w:numId="9" w16cid:durableId="1357343489">
-    <w:abstractNumId w:val="43"/>
-  </w:num>
   <w:num w:numId="10" w16cid:durableId="208764285">
-    <w:abstractNumId w:val="41"/>
+    <w:abstractNumId w:val="42"/>
   </w:num>
   <w:num w:numId="11" w16cid:durableId="1608149067">
     <w:abstractNumId w:val="27"/>
   </w:num>
   <w:num w:numId="12" w16cid:durableId="1183401575">
-    <w:abstractNumId w:val="46"/>
+    <w:abstractNumId w:val="47"/>
   </w:num>
   <w:num w:numId="13" w16cid:durableId="54859608">
     <w:abstractNumId w:val="11"/>
@@ -23884,13 +22961,13 @@
     <w:abstractNumId w:val="33"/>
   </w:num>
   <w:num w:numId="16" w16cid:durableId="69233166">
-    <w:abstractNumId w:val="49"/>
+    <w:abstractNumId w:val="50"/>
   </w:num>
   <w:num w:numId="17" w16cid:durableId="1874995042">
     <w:abstractNumId w:val="0"/>
   </w:num>
   <w:num w:numId="18" w16cid:durableId="339544418">
-    <w:abstractNumId w:val="40"/>
+    <w:abstractNumId w:val="41"/>
   </w:num>
   <w:num w:numId="19" w16cid:durableId="1699159306">
     <w:abstractNumId w:val="22"/>
@@ -23905,16 +22982,16 @@
     <w:abstractNumId w:val="1"/>
   </w:num>
   <w:num w:numId="23" w16cid:durableId="2109619588">
-    <w:abstractNumId w:val="35"/>
+    <w:abstractNumId w:val="36"/>
   </w:num>
   <w:num w:numId="24" w16cid:durableId="1387417741">
-    <w:abstractNumId w:val="45"/>
+    <w:abstractNumId w:val="46"/>
   </w:num>
   <w:num w:numId="25" w16cid:durableId="701327538">
     <w:abstractNumId w:val="18"/>
   </w:num>
   <w:num w:numId="26" w16cid:durableId="1284074440">
-    <w:abstractNumId w:val="37"/>
+    <w:abstractNumId w:val="38"/>
   </w:num>
   <w:num w:numId="27" w16cid:durableId="1174689253">
     <w:abstractNumId w:val="12"/>
@@ -23935,13 +23012,13 @@
     <w:abstractNumId w:val="13"/>
   </w:num>
   <w:num w:numId="33" w16cid:durableId="1830170944">
-    <w:abstractNumId w:val="47"/>
+    <w:abstractNumId w:val="48"/>
   </w:num>
   <w:num w:numId="34" w16cid:durableId="1161388337">
     <w:abstractNumId w:val="21"/>
   </w:num>
   <w:num w:numId="35" w16cid:durableId="1174996305">
-    <w:abstractNumId w:val="36"/>
+    <w:abstractNumId w:val="37"/>
   </w:num>
   <w:num w:numId="36" w16cid:durableId="1147235827">
     <w:abstractNumId w:val="20"/>
@@ -23953,13 +23030,13 @@
     <w:abstractNumId w:val="9"/>
   </w:num>
   <w:num w:numId="39" w16cid:durableId="2015960442">
-    <w:abstractNumId w:val="51"/>
+    <w:abstractNumId w:val="52"/>
   </w:num>
   <w:num w:numId="40" w16cid:durableId="940381558">
     <w:abstractNumId w:val="2"/>
   </w:num>
   <w:num w:numId="41" w16cid:durableId="1122577806">
-    <w:abstractNumId w:val="50"/>
+    <w:abstractNumId w:val="51"/>
   </w:num>
   <w:num w:numId="42" w16cid:durableId="400490635">
     <w:abstractNumId w:val="19"/>
@@ -23977,31 +23054,31 @@
     <w:abstractNumId w:val="23"/>
   </w:num>
   <w:num w:numId="47" w16cid:durableId="1158958097">
-    <w:abstractNumId w:val="34"/>
+    <w:abstractNumId w:val="35"/>
     <w:lvlOverride w:ilvl="0">
       <w:startOverride w:val="1"/>
     </w:lvlOverride>
   </w:num>
   <w:num w:numId="48" w16cid:durableId="598098077">
-    <w:abstractNumId w:val="34"/>
+    <w:abstractNumId w:val="35"/>
     <w:lvlOverride w:ilvl="0">
       <w:startOverride w:val="2"/>
     </w:lvlOverride>
   </w:num>
   <w:num w:numId="49" w16cid:durableId="1560165727">
-    <w:abstractNumId w:val="34"/>
+    <w:abstractNumId w:val="35"/>
     <w:lvlOverride w:ilvl="0">
       <w:startOverride w:val="3"/>
     </w:lvlOverride>
   </w:num>
   <w:num w:numId="50" w16cid:durableId="377124950">
-    <w:abstractNumId w:val="34"/>
+    <w:abstractNumId w:val="35"/>
     <w:lvlOverride w:ilvl="0">
       <w:startOverride w:val="4"/>
     </w:lvlOverride>
   </w:num>
   <w:num w:numId="51" w16cid:durableId="607812016">
-    <w:abstractNumId w:val="34"/>
+    <w:abstractNumId w:val="35"/>
     <w:lvlOverride w:ilvl="0">
       <w:startOverride w:val="5"/>
     </w:lvlOverride>
@@ -24019,7 +23096,10 @@
     <w:abstractNumId w:val="7"/>
   </w:num>
   <w:num w:numId="56" w16cid:durableId="1164783749">
-    <w:abstractNumId w:val="39"/>
+    <w:abstractNumId w:val="40"/>
+  </w:num>
+  <w:num w:numId="57" w16cid:durableId="913005098">
+    <w:abstractNumId w:val="34"/>
   </w:num>
   <w:numIdMacAtCleanup w:val="51"/>
 </w:numbering>

--- a/Documentation_demo/Documentation.docx
+++ b/Documentation_demo/Documentation.docx
@@ -4,7 +4,7 @@
   <w:body>
     <w:p>
       <w:pPr>
-        <w:jc w:val="center"/>
+        <w:jc w:val="both"/>
         <w:rPr>
           <w:rFonts w:cstheme="minorHAnsi"/>
           <w:b/>
@@ -31,6 +31,7 @@
           <w:ilvl w:val="0"/>
           <w:numId w:val="1"/>
         </w:numPr>
+        <w:jc w:val="both"/>
         <w:rPr>
           <w:rFonts w:cstheme="minorHAnsi"/>
           <w:b/>
@@ -54,6 +55,7 @@
       <w:pPr>
         <w:pStyle w:val="ListParagraph"/>
         <w:spacing w:before="100" w:beforeAutospacing="1" w:after="100" w:afterAutospacing="1" w:line="240" w:lineRule="auto"/>
+        <w:jc w:val="both"/>
         <w:rPr>
           <w:rFonts w:eastAsia="Times New Roman" w:cstheme="minorHAnsi"/>
           <w:kern w:val="0"/>
@@ -114,6 +116,7 @@
     <w:p>
       <w:pPr>
         <w:pStyle w:val="ListParagraph"/>
+        <w:jc w:val="both"/>
         <w:rPr>
           <w:rFonts w:cstheme="minorHAnsi"/>
           <w:sz w:val="24"/>
@@ -124,6 +127,7 @@
     <w:p>
       <w:pPr>
         <w:pStyle w:val="ListParagraph"/>
+        <w:jc w:val="both"/>
         <w:rPr>
           <w:rFonts w:cstheme="minorHAnsi"/>
           <w:b/>
@@ -156,6 +160,7 @@
     <w:p>
       <w:pPr>
         <w:pStyle w:val="ListParagraph"/>
+        <w:jc w:val="both"/>
         <w:rPr>
           <w:rFonts w:cstheme="minorHAnsi"/>
           <w:b/>
@@ -168,6 +173,7 @@
     <w:p>
       <w:pPr>
         <w:pStyle w:val="ListParagraph"/>
+        <w:jc w:val="both"/>
         <w:rPr>
           <w:rFonts w:cstheme="minorHAnsi"/>
           <w:b/>
@@ -214,6 +220,7 @@
           <w:ilvl w:val="0"/>
           <w:numId w:val="2"/>
         </w:numPr>
+        <w:jc w:val="both"/>
         <w:rPr>
           <w:rFonts w:cstheme="minorHAnsi"/>
           <w:sz w:val="24"/>
@@ -236,6 +243,7 @@
           <w:ilvl w:val="0"/>
           <w:numId w:val="2"/>
         </w:numPr>
+        <w:jc w:val="both"/>
         <w:rPr>
           <w:rFonts w:cstheme="minorHAnsi"/>
           <w:sz w:val="24"/>
@@ -258,6 +266,7 @@
           <w:ilvl w:val="0"/>
           <w:numId w:val="2"/>
         </w:numPr>
+        <w:jc w:val="both"/>
         <w:rPr>
           <w:rFonts w:cstheme="minorHAnsi"/>
           <w:sz w:val="24"/>
@@ -280,6 +289,7 @@
           <w:ilvl w:val="0"/>
           <w:numId w:val="2"/>
         </w:numPr>
+        <w:jc w:val="both"/>
         <w:rPr>
           <w:rFonts w:cstheme="minorHAnsi"/>
           <w:sz w:val="24"/>
@@ -298,6 +308,7 @@
     <w:p>
       <w:pPr>
         <w:pStyle w:val="ListParagraph"/>
+        <w:jc w:val="both"/>
         <w:rPr>
           <w:rFonts w:cstheme="minorHAnsi"/>
           <w:sz w:val="24"/>
@@ -318,6 +329,7 @@
     <w:p>
       <w:pPr>
         <w:pStyle w:val="ListParagraph"/>
+        <w:jc w:val="both"/>
         <w:rPr>
           <w:rFonts w:cstheme="minorHAnsi"/>
           <w:b/>
@@ -364,6 +376,7 @@
           <w:ilvl w:val="0"/>
           <w:numId w:val="3"/>
         </w:numPr>
+        <w:jc w:val="both"/>
         <w:rPr>
           <w:rFonts w:cstheme="minorHAnsi"/>
           <w:sz w:val="24"/>
@@ -386,6 +399,7 @@
           <w:ilvl w:val="0"/>
           <w:numId w:val="3"/>
         </w:numPr>
+        <w:jc w:val="both"/>
         <w:rPr>
           <w:rFonts w:cstheme="minorHAnsi"/>
           <w:sz w:val="24"/>
@@ -424,6 +438,7 @@
           <w:ilvl w:val="0"/>
           <w:numId w:val="3"/>
         </w:numPr>
+        <w:jc w:val="both"/>
         <w:rPr>
           <w:rFonts w:cstheme="minorHAnsi"/>
           <w:sz w:val="24"/>
@@ -442,6 +457,7 @@
     <w:p>
       <w:pPr>
         <w:pStyle w:val="ListParagraph"/>
+        <w:jc w:val="both"/>
         <w:rPr>
           <w:rFonts w:cstheme="minorHAnsi"/>
           <w:sz w:val="24"/>
@@ -462,6 +478,7 @@
     <w:p>
       <w:pPr>
         <w:pStyle w:val="ListParagraph"/>
+        <w:jc w:val="both"/>
         <w:rPr>
           <w:rFonts w:cstheme="minorHAnsi"/>
           <w:b/>
@@ -508,6 +525,7 @@
           <w:ilvl w:val="0"/>
           <w:numId w:val="4"/>
         </w:numPr>
+        <w:jc w:val="both"/>
         <w:rPr>
           <w:rFonts w:cstheme="minorHAnsi"/>
           <w:sz w:val="24"/>
@@ -530,6 +548,7 @@
           <w:ilvl w:val="0"/>
           <w:numId w:val="4"/>
         </w:numPr>
+        <w:jc w:val="both"/>
         <w:rPr>
           <w:rFonts w:cstheme="minorHAnsi"/>
           <w:sz w:val="24"/>
@@ -552,6 +571,7 @@
           <w:ilvl w:val="0"/>
           <w:numId w:val="4"/>
         </w:numPr>
+        <w:jc w:val="both"/>
         <w:rPr>
           <w:rFonts w:cstheme="minorHAnsi"/>
           <w:sz w:val="24"/>
@@ -570,6 +590,7 @@
     <w:p>
       <w:pPr>
         <w:pStyle w:val="ListParagraph"/>
+        <w:jc w:val="both"/>
         <w:rPr>
           <w:rFonts w:cstheme="minorHAnsi"/>
           <w:sz w:val="24"/>
@@ -590,6 +611,7 @@
     <w:p>
       <w:pPr>
         <w:pStyle w:val="ListParagraph"/>
+        <w:jc w:val="both"/>
         <w:rPr>
           <w:rFonts w:cstheme="minorHAnsi"/>
           <w:b/>
@@ -636,19 +658,30 @@
           <w:ilvl w:val="0"/>
           <w:numId w:val="5"/>
         </w:numPr>
-        <w:rPr>
-          <w:rFonts w:cstheme="minorHAnsi"/>
-          <w:sz w:val="24"/>
-          <w:szCs w:val="24"/>
-        </w:rPr>
-      </w:pPr>
-      <w:r>
-        <w:rPr>
-          <w:rFonts w:cstheme="minorHAnsi"/>
-          <w:sz w:val="24"/>
-          <w:szCs w:val="24"/>
-        </w:rPr>
-        <w:t>Streamlit-based chat UI</w:t>
+        <w:jc w:val="both"/>
+        <w:rPr>
+          <w:rFonts w:cstheme="minorHAnsi"/>
+          <w:sz w:val="24"/>
+          <w:szCs w:val="24"/>
+        </w:rPr>
+      </w:pPr>
+      <w:proofErr w:type="spellStart"/>
+      <w:r>
+        <w:rPr>
+          <w:rFonts w:cstheme="minorHAnsi"/>
+          <w:sz w:val="24"/>
+          <w:szCs w:val="24"/>
+        </w:rPr>
+        <w:t>Streamlit</w:t>
+      </w:r>
+      <w:proofErr w:type="spellEnd"/>
+      <w:r>
+        <w:rPr>
+          <w:rFonts w:cstheme="minorHAnsi"/>
+          <w:sz w:val="24"/>
+          <w:szCs w:val="24"/>
+        </w:rPr>
+        <w:t>-based chat UI</w:t>
       </w:r>
     </w:p>
     <w:p>
@@ -658,6 +691,7 @@
           <w:ilvl w:val="0"/>
           <w:numId w:val="5"/>
         </w:numPr>
+        <w:jc w:val="both"/>
         <w:rPr>
           <w:rFonts w:cstheme="minorHAnsi"/>
           <w:sz w:val="24"/>
@@ -680,6 +714,7 @@
           <w:ilvl w:val="0"/>
           <w:numId w:val="5"/>
         </w:numPr>
+        <w:jc w:val="both"/>
         <w:rPr>
           <w:rFonts w:cstheme="minorHAnsi"/>
           <w:sz w:val="24"/>
@@ -702,6 +737,7 @@
           <w:ilvl w:val="0"/>
           <w:numId w:val="5"/>
         </w:numPr>
+        <w:jc w:val="both"/>
         <w:rPr>
           <w:rFonts w:cstheme="minorHAnsi"/>
           <w:sz w:val="24"/>
@@ -720,6 +756,7 @@
     <w:p>
       <w:pPr>
         <w:pStyle w:val="ListParagraph"/>
+        <w:jc w:val="both"/>
         <w:rPr>
           <w:rFonts w:cstheme="minorHAnsi"/>
           <w:sz w:val="24"/>
@@ -740,6 +777,7 @@
     <w:p>
       <w:pPr>
         <w:pStyle w:val="ListParagraph"/>
+        <w:jc w:val="both"/>
         <w:rPr>
           <w:rFonts w:cstheme="minorHAnsi"/>
           <w:b/>
@@ -786,6 +824,7 @@
           <w:ilvl w:val="0"/>
           <w:numId w:val="6"/>
         </w:numPr>
+        <w:jc w:val="both"/>
         <w:rPr>
           <w:rFonts w:cstheme="minorHAnsi"/>
           <w:sz w:val="24"/>
@@ -808,6 +847,7 @@
           <w:ilvl w:val="1"/>
           <w:numId w:val="6"/>
         </w:numPr>
+        <w:jc w:val="both"/>
         <w:rPr>
           <w:rFonts w:cstheme="minorHAnsi"/>
           <w:sz w:val="24"/>
@@ -830,6 +870,7 @@
           <w:ilvl w:val="1"/>
           <w:numId w:val="6"/>
         </w:numPr>
+        <w:jc w:val="both"/>
         <w:rPr>
           <w:rFonts w:cstheme="minorHAnsi"/>
           <w:sz w:val="24"/>
@@ -852,6 +893,7 @@
           <w:ilvl w:val="1"/>
           <w:numId w:val="6"/>
         </w:numPr>
+        <w:jc w:val="both"/>
         <w:rPr>
           <w:rFonts w:cstheme="minorHAnsi"/>
           <w:sz w:val="24"/>
@@ -874,6 +916,7 @@
           <w:ilvl w:val="1"/>
           <w:numId w:val="6"/>
         </w:numPr>
+        <w:jc w:val="both"/>
         <w:rPr>
           <w:rFonts w:cstheme="minorHAnsi"/>
           <w:sz w:val="24"/>
@@ -896,6 +939,7 @@
           <w:ilvl w:val="0"/>
           <w:numId w:val="6"/>
         </w:numPr>
+        <w:jc w:val="both"/>
         <w:rPr>
           <w:rFonts w:cstheme="minorHAnsi"/>
           <w:sz w:val="24"/>
@@ -914,6 +958,7 @@
     <w:p>
       <w:pPr>
         <w:pStyle w:val="ListParagraph"/>
+        <w:jc w:val="both"/>
         <w:rPr>
           <w:rFonts w:cstheme="minorHAnsi"/>
           <w:sz w:val="24"/>
@@ -934,6 +979,7 @@
     <w:p>
       <w:pPr>
         <w:pStyle w:val="ListParagraph"/>
+        <w:jc w:val="both"/>
         <w:rPr>
           <w:rFonts w:cstheme="minorHAnsi"/>
           <w:b/>
@@ -980,6 +1026,7 @@
           <w:ilvl w:val="0"/>
           <w:numId w:val="7"/>
         </w:numPr>
+        <w:jc w:val="both"/>
         <w:rPr>
           <w:rFonts w:cstheme="minorHAnsi"/>
           <w:sz w:val="24"/>
@@ -1002,6 +1049,7 @@
           <w:ilvl w:val="0"/>
           <w:numId w:val="7"/>
         </w:numPr>
+        <w:jc w:val="both"/>
         <w:rPr>
           <w:rFonts w:cstheme="minorHAnsi"/>
           <w:sz w:val="24"/>
@@ -1024,6 +1072,7 @@
           <w:ilvl w:val="0"/>
           <w:numId w:val="7"/>
         </w:numPr>
+        <w:jc w:val="both"/>
         <w:rPr>
           <w:rFonts w:cstheme="minorHAnsi"/>
           <w:sz w:val="24"/>
@@ -1042,6 +1091,7 @@
     <w:p>
       <w:pPr>
         <w:pStyle w:val="ListParagraph"/>
+        <w:jc w:val="both"/>
         <w:rPr>
           <w:rFonts w:cstheme="minorHAnsi"/>
           <w:sz w:val="24"/>
@@ -1062,6 +1112,7 @@
     <w:p>
       <w:pPr>
         <w:pStyle w:val="ListParagraph"/>
+        <w:jc w:val="both"/>
         <w:rPr>
           <w:rFonts w:cstheme="minorHAnsi"/>
           <w:b/>
@@ -1098,8 +1149,20 @@
           <w:sz w:val="24"/>
           <w:szCs w:val="24"/>
         </w:rPr>
-        <w:t xml:space="preserve"> Deployment &amp; MLOps</w:t>
-      </w:r>
+        <w:t xml:space="preserve"> Deployment &amp; </w:t>
+      </w:r>
+      <w:proofErr w:type="spellStart"/>
+      <w:r>
+        <w:rPr>
+          <w:rFonts w:cstheme="minorHAnsi"/>
+          <w:b/>
+          <w:bCs/>
+          <w:sz w:val="24"/>
+          <w:szCs w:val="24"/>
+        </w:rPr>
+        <w:t>MLOps</w:t>
+      </w:r>
+      <w:proofErr w:type="spellEnd"/>
     </w:p>
     <w:p>
       <w:pPr>
@@ -1108,19 +1171,30 @@
           <w:ilvl w:val="0"/>
           <w:numId w:val="8"/>
         </w:numPr>
-        <w:rPr>
-          <w:rFonts w:cstheme="minorHAnsi"/>
-          <w:sz w:val="24"/>
-          <w:szCs w:val="24"/>
-        </w:rPr>
-      </w:pPr>
-      <w:r>
-        <w:rPr>
-          <w:rFonts w:cstheme="minorHAnsi"/>
-          <w:sz w:val="24"/>
-          <w:szCs w:val="24"/>
-        </w:rPr>
-        <w:t>Dockerized application</w:t>
+        <w:jc w:val="both"/>
+        <w:rPr>
+          <w:rFonts w:cstheme="minorHAnsi"/>
+          <w:sz w:val="24"/>
+          <w:szCs w:val="24"/>
+        </w:rPr>
+      </w:pPr>
+      <w:proofErr w:type="spellStart"/>
+      <w:r>
+        <w:rPr>
+          <w:rFonts w:cstheme="minorHAnsi"/>
+          <w:sz w:val="24"/>
+          <w:szCs w:val="24"/>
+        </w:rPr>
+        <w:t>Dockerized</w:t>
+      </w:r>
+      <w:proofErr w:type="spellEnd"/>
+      <w:r>
+        <w:rPr>
+          <w:rFonts w:cstheme="minorHAnsi"/>
+          <w:sz w:val="24"/>
+          <w:szCs w:val="24"/>
+        </w:rPr>
+        <w:t xml:space="preserve"> application</w:t>
       </w:r>
     </w:p>
     <w:p>
@@ -1130,6 +1204,7 @@
           <w:ilvl w:val="0"/>
           <w:numId w:val="8"/>
         </w:numPr>
+        <w:jc w:val="both"/>
         <w:rPr>
           <w:rFonts w:cstheme="minorHAnsi"/>
           <w:sz w:val="24"/>
@@ -1152,6 +1227,7 @@
           <w:ilvl w:val="0"/>
           <w:numId w:val="8"/>
         </w:numPr>
+        <w:jc w:val="both"/>
         <w:rPr>
           <w:rFonts w:cstheme="minorHAnsi"/>
           <w:sz w:val="24"/>
@@ -1171,6 +1247,7 @@
     <w:p>
       <w:pPr>
         <w:pStyle w:val="ListParagraph"/>
+        <w:jc w:val="both"/>
         <w:rPr>
           <w:rFonts w:cstheme="minorHAnsi"/>
           <w:sz w:val="24"/>
@@ -1191,6 +1268,7 @@
     <w:p>
       <w:pPr>
         <w:pStyle w:val="ListParagraph"/>
+        <w:jc w:val="both"/>
         <w:rPr>
           <w:rFonts w:cstheme="minorHAnsi"/>
           <w:b/>
@@ -1250,6 +1328,7 @@
           <w:p>
             <w:pPr>
               <w:pStyle w:val="ListParagraph"/>
+              <w:jc w:val="both"/>
               <w:rPr>
                 <w:rFonts w:cstheme="minorHAnsi"/>
                 <w:b/>
@@ -1279,6 +1358,7 @@
           <w:p>
             <w:pPr>
               <w:pStyle w:val="ListParagraph"/>
+              <w:jc w:val="both"/>
               <w:rPr>
                 <w:rFonts w:cstheme="minorHAnsi"/>
                 <w:b/>
@@ -1313,6 +1393,7 @@
           <w:p>
             <w:pPr>
               <w:pStyle w:val="ListParagraph"/>
+              <w:jc w:val="both"/>
               <w:rPr>
                 <w:rFonts w:cstheme="minorHAnsi"/>
                 <w:sz w:val="24"/>
@@ -1338,6 +1419,7 @@
           <w:p>
             <w:pPr>
               <w:pStyle w:val="ListParagraph"/>
+              <w:jc w:val="both"/>
               <w:rPr>
                 <w:rFonts w:cstheme="minorHAnsi"/>
                 <w:sz w:val="24"/>
@@ -1368,6 +1450,7 @@
           <w:p>
             <w:pPr>
               <w:pStyle w:val="ListParagraph"/>
+              <w:jc w:val="both"/>
               <w:rPr>
                 <w:rFonts w:cstheme="minorHAnsi"/>
                 <w:sz w:val="24"/>
@@ -1393,12 +1476,14 @@
           <w:p>
             <w:pPr>
               <w:pStyle w:val="ListParagraph"/>
+              <w:jc w:val="both"/>
               <w:rPr>
                 <w:rFonts w:cstheme="minorHAnsi"/>
                 <w:sz w:val="24"/>
                 <w:szCs w:val="24"/>
               </w:rPr>
             </w:pPr>
+            <w:proofErr w:type="spellStart"/>
             <w:r>
               <w:rPr>
                 <w:rFonts w:cstheme="minorHAnsi"/>
@@ -1407,6 +1492,7 @@
               </w:rPr>
               <w:t>LangChain</w:t>
             </w:r>
+            <w:proofErr w:type="spellEnd"/>
           </w:p>
         </w:tc>
       </w:tr>
@@ -1423,6 +1509,7 @@
           <w:p>
             <w:pPr>
               <w:pStyle w:val="ListParagraph"/>
+              <w:jc w:val="both"/>
               <w:rPr>
                 <w:rFonts w:cstheme="minorHAnsi"/>
                 <w:sz w:val="24"/>
@@ -1448,19 +1535,30 @@
           <w:p>
             <w:pPr>
               <w:pStyle w:val="ListParagraph"/>
+              <w:jc w:val="both"/>
               <w:rPr>
                 <w:rFonts w:cstheme="minorHAnsi"/>
                 <w:sz w:val="24"/>
                 <w:szCs w:val="24"/>
               </w:rPr>
             </w:pPr>
+            <w:proofErr w:type="spellStart"/>
             <w:r>
               <w:rPr>
                 <w:rFonts w:cstheme="minorHAnsi"/>
                 <w:sz w:val="24"/>
                 <w:szCs w:val="24"/>
               </w:rPr>
-              <w:t>HuggingFace / OpenAI</w:t>
+              <w:t>HuggingFace</w:t>
+            </w:r>
+            <w:proofErr w:type="spellEnd"/>
+            <w:r>
+              <w:rPr>
+                <w:rFonts w:cstheme="minorHAnsi"/>
+                <w:sz w:val="24"/>
+                <w:szCs w:val="24"/>
+              </w:rPr>
+              <w:t xml:space="preserve"> / OpenAI</w:t>
             </w:r>
           </w:p>
         </w:tc>
@@ -1478,6 +1576,7 @@
           <w:p>
             <w:pPr>
               <w:pStyle w:val="ListParagraph"/>
+              <w:jc w:val="both"/>
               <w:rPr>
                 <w:rFonts w:cstheme="minorHAnsi"/>
                 <w:sz w:val="24"/>
@@ -1503,6 +1602,7 @@
           <w:p>
             <w:pPr>
               <w:pStyle w:val="ListParagraph"/>
+              <w:jc w:val="both"/>
               <w:rPr>
                 <w:rFonts w:cstheme="minorHAnsi"/>
                 <w:sz w:val="24"/>
@@ -1515,8 +1615,18 @@
                 <w:sz w:val="24"/>
                 <w:szCs w:val="24"/>
               </w:rPr>
-              <w:t>FAISS or ChromaDB</w:t>
+              <w:t xml:space="preserve">FAISS or </w:t>
             </w:r>
+            <w:proofErr w:type="spellStart"/>
+            <w:r>
+              <w:rPr>
+                <w:rFonts w:cstheme="minorHAnsi"/>
+                <w:sz w:val="24"/>
+                <w:szCs w:val="24"/>
+              </w:rPr>
+              <w:t>ChromaDB</w:t>
+            </w:r>
+            <w:proofErr w:type="spellEnd"/>
             <w:r>
               <w:rPr>
                 <w:rFonts w:cstheme="minorHAnsi"/>
@@ -1541,6 +1651,7 @@
           <w:p>
             <w:pPr>
               <w:pStyle w:val="ListParagraph"/>
+              <w:jc w:val="both"/>
               <w:rPr>
                 <w:rFonts w:cstheme="minorHAnsi"/>
                 <w:sz w:val="24"/>
@@ -1566,6 +1677,7 @@
           <w:p>
             <w:pPr>
               <w:pStyle w:val="ListParagraph"/>
+              <w:jc w:val="both"/>
               <w:rPr>
                 <w:rFonts w:cstheme="minorHAnsi"/>
                 <w:sz w:val="24"/>
@@ -1596,6 +1708,7 @@
           <w:p>
             <w:pPr>
               <w:pStyle w:val="ListParagraph"/>
+              <w:jc w:val="both"/>
               <w:rPr>
                 <w:rFonts w:cstheme="minorHAnsi"/>
                 <w:sz w:val="24"/>
@@ -1621,12 +1734,14 @@
           <w:p>
             <w:pPr>
               <w:pStyle w:val="ListParagraph"/>
+              <w:jc w:val="both"/>
               <w:rPr>
                 <w:rFonts w:cstheme="minorHAnsi"/>
                 <w:sz w:val="24"/>
                 <w:szCs w:val="24"/>
               </w:rPr>
             </w:pPr>
+            <w:proofErr w:type="spellStart"/>
             <w:r>
               <w:rPr>
                 <w:rFonts w:cstheme="minorHAnsi"/>
@@ -1635,6 +1750,7 @@
               </w:rPr>
               <w:t>Streamlit</w:t>
             </w:r>
+            <w:proofErr w:type="spellEnd"/>
           </w:p>
         </w:tc>
       </w:tr>
@@ -1651,6 +1767,7 @@
           <w:p>
             <w:pPr>
               <w:pStyle w:val="ListParagraph"/>
+              <w:jc w:val="both"/>
               <w:rPr>
                 <w:rFonts w:cstheme="minorHAnsi"/>
                 <w:sz w:val="24"/>
@@ -1676,6 +1793,7 @@
           <w:p>
             <w:pPr>
               <w:pStyle w:val="ListParagraph"/>
+              <w:jc w:val="both"/>
               <w:rPr>
                 <w:rFonts w:cstheme="minorHAnsi"/>
                 <w:sz w:val="24"/>
@@ -1706,6 +1824,7 @@
           <w:p>
             <w:pPr>
               <w:pStyle w:val="ListParagraph"/>
+              <w:jc w:val="both"/>
               <w:rPr>
                 <w:rFonts w:cstheme="minorHAnsi"/>
                 <w:sz w:val="24"/>
@@ -1731,6 +1850,7 @@
           <w:p>
             <w:pPr>
               <w:pStyle w:val="ListParagraph"/>
+              <w:jc w:val="both"/>
               <w:rPr>
                 <w:rFonts w:cstheme="minorHAnsi"/>
                 <w:sz w:val="24"/>
@@ -1761,6 +1881,7 @@
           <w:p>
             <w:pPr>
               <w:pStyle w:val="ListParagraph"/>
+              <w:jc w:val="both"/>
               <w:rPr>
                 <w:rFonts w:cstheme="minorHAnsi"/>
                 <w:sz w:val="24"/>
@@ -1786,6 +1907,7 @@
           <w:p>
             <w:pPr>
               <w:pStyle w:val="ListParagraph"/>
+              <w:jc w:val="both"/>
               <w:rPr>
                 <w:rFonts w:cstheme="minorHAnsi"/>
                 <w:sz w:val="24"/>
@@ -1816,6 +1938,7 @@
           <w:p>
             <w:pPr>
               <w:pStyle w:val="ListParagraph"/>
+              <w:jc w:val="both"/>
               <w:rPr>
                 <w:rFonts w:cstheme="minorHAnsi"/>
                 <w:sz w:val="24"/>
@@ -1841,19 +1964,30 @@
           <w:p>
             <w:pPr>
               <w:pStyle w:val="ListParagraph"/>
+              <w:jc w:val="both"/>
               <w:rPr>
                 <w:rFonts w:cstheme="minorHAnsi"/>
                 <w:sz w:val="24"/>
                 <w:szCs w:val="24"/>
               </w:rPr>
             </w:pPr>
+            <w:proofErr w:type="spellStart"/>
             <w:r>
               <w:rPr>
                 <w:rFonts w:cstheme="minorHAnsi"/>
                 <w:sz w:val="24"/>
                 <w:szCs w:val="24"/>
               </w:rPr>
-              <w:t>MLflow for experiments</w:t>
+              <w:t>MLflow</w:t>
+            </w:r>
+            <w:proofErr w:type="spellEnd"/>
+            <w:r>
+              <w:rPr>
+                <w:rFonts w:cstheme="minorHAnsi"/>
+                <w:sz w:val="24"/>
+                <w:szCs w:val="24"/>
+              </w:rPr>
+              <w:t xml:space="preserve"> for experiments</w:t>
             </w:r>
           </w:p>
         </w:tc>
@@ -1862,15 +1996,17 @@
     <w:p>
       <w:pPr>
         <w:pStyle w:val="ListParagraph"/>
-        <w:rPr>
-          <w:rFonts w:cstheme="minorHAnsi"/>
-          <w:sz w:val="24"/>
-          <w:szCs w:val="24"/>
-        </w:rPr>
-      </w:pPr>
-    </w:p>
-    <w:p>
-      <w:pPr>
+        <w:jc w:val="both"/>
+        <w:rPr>
+          <w:rFonts w:cstheme="minorHAnsi"/>
+          <w:sz w:val="24"/>
+          <w:szCs w:val="24"/>
+        </w:rPr>
+      </w:pPr>
+    </w:p>
+    <w:p>
+      <w:pPr>
+        <w:jc w:val="both"/>
         <w:rPr>
           <w:rFonts w:cstheme="minorHAnsi"/>
           <w:sz w:val="24"/>
@@ -1893,6 +2029,7 @@
           <w:ilvl w:val="0"/>
           <w:numId w:val="1"/>
         </w:numPr>
+        <w:jc w:val="both"/>
         <w:rPr>
           <w:rFonts w:cstheme="minorHAnsi"/>
           <w:b/>
@@ -1916,6 +2053,7 @@
     <w:p>
       <w:pPr>
         <w:pStyle w:val="ListParagraph"/>
+        <w:jc w:val="both"/>
         <w:rPr>
           <w:rFonts w:cstheme="minorHAnsi"/>
           <w:b/>
@@ -1928,6 +2066,7 @@
     <w:p>
       <w:pPr>
         <w:pStyle w:val="ListParagraph"/>
+        <w:jc w:val="both"/>
         <w:rPr>
           <w:rFonts w:cstheme="minorHAnsi"/>
           <w:b/>
@@ -1954,6 +2093,7 @@
           <w:ilvl w:val="0"/>
           <w:numId w:val="9"/>
         </w:numPr>
+        <w:jc w:val="both"/>
         <w:rPr>
           <w:rFonts w:cstheme="minorHAnsi"/>
           <w:sz w:val="24"/>
@@ -1976,6 +2116,7 @@
           <w:ilvl w:val="0"/>
           <w:numId w:val="9"/>
         </w:numPr>
+        <w:jc w:val="both"/>
         <w:rPr>
           <w:rFonts w:cstheme="minorHAnsi"/>
           <w:sz w:val="24"/>
@@ -1998,6 +2139,7 @@
           <w:ilvl w:val="0"/>
           <w:numId w:val="9"/>
         </w:numPr>
+        <w:jc w:val="both"/>
         <w:rPr>
           <w:rFonts w:cstheme="minorHAnsi"/>
           <w:sz w:val="24"/>
@@ -2020,6 +2162,7 @@
           <w:ilvl w:val="0"/>
           <w:numId w:val="9"/>
         </w:numPr>
+        <w:jc w:val="both"/>
         <w:rPr>
           <w:rFonts w:cstheme="minorHAnsi"/>
           <w:sz w:val="24"/>
@@ -2042,6 +2185,7 @@
           <w:ilvl w:val="0"/>
           <w:numId w:val="9"/>
         </w:numPr>
+        <w:jc w:val="both"/>
         <w:rPr>
           <w:rFonts w:cstheme="minorHAnsi"/>
           <w:sz w:val="24"/>
@@ -2064,6 +2208,7 @@
           <w:ilvl w:val="0"/>
           <w:numId w:val="9"/>
         </w:numPr>
+        <w:jc w:val="both"/>
         <w:rPr>
           <w:rFonts w:cstheme="minorHAnsi"/>
           <w:sz w:val="24"/>
@@ -2086,6 +2231,7 @@
           <w:ilvl w:val="0"/>
           <w:numId w:val="9"/>
         </w:numPr>
+        <w:jc w:val="both"/>
         <w:rPr>
           <w:rFonts w:cstheme="minorHAnsi"/>
           <w:sz w:val="24"/>
@@ -2108,6 +2254,7 @@
           <w:ilvl w:val="0"/>
           <w:numId w:val="9"/>
         </w:numPr>
+        <w:jc w:val="both"/>
         <w:rPr>
           <w:rFonts w:cstheme="minorHAnsi"/>
           <w:sz w:val="24"/>
@@ -2130,6 +2277,7 @@
           <w:ilvl w:val="0"/>
           <w:numId w:val="9"/>
         </w:numPr>
+        <w:jc w:val="both"/>
         <w:rPr>
           <w:rFonts w:cstheme="minorHAnsi"/>
           <w:sz w:val="24"/>
@@ -2152,6 +2300,7 @@
           <w:ilvl w:val="0"/>
           <w:numId w:val="9"/>
         </w:numPr>
+        <w:jc w:val="both"/>
         <w:rPr>
           <w:rFonts w:cstheme="minorHAnsi"/>
           <w:sz w:val="24"/>
@@ -2174,6 +2323,7 @@
           <w:ilvl w:val="0"/>
           <w:numId w:val="9"/>
         </w:numPr>
+        <w:jc w:val="both"/>
         <w:rPr>
           <w:rFonts w:cstheme="minorHAnsi"/>
           <w:sz w:val="24"/>
@@ -2196,6 +2346,7 @@
           <w:ilvl w:val="0"/>
           <w:numId w:val="9"/>
         </w:numPr>
+        <w:jc w:val="both"/>
         <w:rPr>
           <w:rFonts w:cstheme="minorHAnsi"/>
           <w:sz w:val="24"/>
@@ -2214,6 +2365,7 @@
     <w:p>
       <w:pPr>
         <w:pStyle w:val="ListParagraph"/>
+        <w:jc w:val="both"/>
         <w:rPr>
           <w:rFonts w:cstheme="minorHAnsi"/>
           <w:sz w:val="24"/>
@@ -2224,6 +2376,7 @@
     <w:p>
       <w:pPr>
         <w:pStyle w:val="ListParagraph"/>
+        <w:jc w:val="both"/>
         <w:rPr>
           <w:rFonts w:cstheme="minorHAnsi"/>
           <w:b/>
@@ -2246,6 +2399,7 @@
     <w:p>
       <w:pPr>
         <w:pStyle w:val="ListParagraph"/>
+        <w:jc w:val="both"/>
         <w:rPr>
           <w:rFonts w:cstheme="minorHAnsi"/>
           <w:sz w:val="24"/>
@@ -2256,24 +2410,44 @@
     <w:p>
       <w:pPr>
         <w:pStyle w:val="ListParagraph"/>
-        <w:rPr>
-          <w:rFonts w:cstheme="minorHAnsi"/>
-          <w:sz w:val="24"/>
-          <w:szCs w:val="24"/>
-        </w:rPr>
-      </w:pPr>
-      <w:r>
-        <w:rPr>
-          <w:rFonts w:cstheme="minorHAnsi"/>
-          <w:sz w:val="24"/>
-          <w:szCs w:val="24"/>
-        </w:rPr>
-        <w:t>User → Streamlit UI → Query</w:t>
+        <w:jc w:val="both"/>
+        <w:rPr>
+          <w:rFonts w:cstheme="minorHAnsi"/>
+          <w:sz w:val="24"/>
+          <w:szCs w:val="24"/>
+        </w:rPr>
+      </w:pPr>
+      <w:r>
+        <w:rPr>
+          <w:rFonts w:cstheme="minorHAnsi"/>
+          <w:sz w:val="24"/>
+          <w:szCs w:val="24"/>
+        </w:rPr>
+        <w:t xml:space="preserve">User → </w:t>
+      </w:r>
+      <w:proofErr w:type="spellStart"/>
+      <w:r>
+        <w:rPr>
+          <w:rFonts w:cstheme="minorHAnsi"/>
+          <w:sz w:val="24"/>
+          <w:szCs w:val="24"/>
+        </w:rPr>
+        <w:t>Streamlit</w:t>
+      </w:r>
+      <w:proofErr w:type="spellEnd"/>
+      <w:r>
+        <w:rPr>
+          <w:rFonts w:cstheme="minorHAnsi"/>
+          <w:sz w:val="24"/>
+          <w:szCs w:val="24"/>
+        </w:rPr>
+        <w:t xml:space="preserve"> UI → Query</w:t>
       </w:r>
     </w:p>
     <w:p>
       <w:pPr>
         <w:pStyle w:val="ListParagraph"/>
+        <w:jc w:val="both"/>
         <w:rPr>
           <w:rFonts w:cstheme="minorHAnsi"/>
           <w:sz w:val="24"/>
@@ -2292,6 +2466,7 @@
     <w:p>
       <w:pPr>
         <w:pStyle w:val="ListParagraph"/>
+        <w:jc w:val="both"/>
         <w:rPr>
           <w:rFonts w:cstheme="minorHAnsi"/>
           <w:sz w:val="24"/>
@@ -2310,6 +2485,7 @@
     <w:p>
       <w:pPr>
         <w:pStyle w:val="ListParagraph"/>
+        <w:jc w:val="both"/>
         <w:rPr>
           <w:rFonts w:cstheme="minorHAnsi"/>
           <w:sz w:val="24"/>
@@ -2328,6 +2504,7 @@
     <w:p>
       <w:pPr>
         <w:pStyle w:val="ListParagraph"/>
+        <w:jc w:val="both"/>
         <w:rPr>
           <w:rFonts w:cstheme="minorHAnsi"/>
           <w:sz w:val="24"/>
@@ -2346,6 +2523,7 @@
     <w:p>
       <w:pPr>
         <w:pStyle w:val="ListParagraph"/>
+        <w:jc w:val="both"/>
         <w:rPr>
           <w:rFonts w:cstheme="minorHAnsi"/>
           <w:sz w:val="24"/>
@@ -2364,6 +2542,7 @@
     <w:p>
       <w:pPr>
         <w:pStyle w:val="ListParagraph"/>
+        <w:jc w:val="both"/>
         <w:rPr>
           <w:rFonts w:cstheme="minorHAnsi"/>
           <w:sz w:val="24"/>
@@ -2382,6 +2561,7 @@
     <w:p>
       <w:pPr>
         <w:pStyle w:val="ListParagraph"/>
+        <w:jc w:val="both"/>
         <w:rPr>
           <w:rFonts w:cstheme="minorHAnsi"/>
           <w:sz w:val="24"/>
@@ -2400,6 +2580,7 @@
     <w:p>
       <w:pPr>
         <w:pStyle w:val="ListParagraph"/>
+        <w:jc w:val="both"/>
         <w:rPr>
           <w:rFonts w:cstheme="minorHAnsi"/>
           <w:sz w:val="24"/>
@@ -2418,6 +2599,7 @@
     <w:p>
       <w:pPr>
         <w:pStyle w:val="ListParagraph"/>
+        <w:jc w:val="both"/>
         <w:rPr>
           <w:rFonts w:cstheme="minorHAnsi"/>
           <w:sz w:val="24"/>
@@ -2436,6 +2618,7 @@
     <w:p>
       <w:pPr>
         <w:pStyle w:val="ListParagraph"/>
+        <w:jc w:val="both"/>
         <w:rPr>
           <w:rFonts w:cstheme="minorHAnsi"/>
           <w:b/>
@@ -2482,6 +2665,7 @@
     <w:p>
       <w:pPr>
         <w:pStyle w:val="ListParagraph"/>
+        <w:jc w:val="both"/>
         <w:rPr>
           <w:rFonts w:cstheme="minorHAnsi"/>
           <w:sz w:val="24"/>
@@ -2492,6 +2676,7 @@
     <w:p>
       <w:pPr>
         <w:pStyle w:val="ListParagraph"/>
+        <w:jc w:val="both"/>
         <w:rPr>
           <w:rFonts w:cstheme="minorHAnsi"/>
           <w:sz w:val="24"/>
@@ -2510,6 +2695,7 @@
     <w:p>
       <w:pPr>
         <w:pStyle w:val="ListParagraph"/>
+        <w:jc w:val="both"/>
         <w:rPr>
           <w:rFonts w:cstheme="minorHAnsi"/>
           <w:sz w:val="24"/>
@@ -2528,6 +2714,7 @@
     <w:p>
       <w:pPr>
         <w:pStyle w:val="ListParagraph"/>
+        <w:jc w:val="both"/>
         <w:rPr>
           <w:rFonts w:cstheme="minorHAnsi"/>
           <w:sz w:val="24"/>
@@ -2546,6 +2733,7 @@
     <w:p>
       <w:pPr>
         <w:pStyle w:val="ListParagraph"/>
+        <w:jc w:val="both"/>
         <w:rPr>
           <w:rFonts w:cstheme="minorHAnsi"/>
           <w:sz w:val="24"/>
@@ -2564,6 +2752,7 @@
     <w:p>
       <w:pPr>
         <w:pStyle w:val="ListParagraph"/>
+        <w:jc w:val="both"/>
         <w:rPr>
           <w:rFonts w:cstheme="minorHAnsi"/>
           <w:sz w:val="24"/>
@@ -2582,6 +2771,7 @@
     <w:p>
       <w:pPr>
         <w:pStyle w:val="ListParagraph"/>
+        <w:jc w:val="both"/>
         <w:rPr>
           <w:rFonts w:cstheme="minorHAnsi"/>
           <w:sz w:val="24"/>
@@ -2600,6 +2790,7 @@
     <w:p>
       <w:pPr>
         <w:pStyle w:val="ListParagraph"/>
+        <w:jc w:val="both"/>
         <w:rPr>
           <w:rFonts w:cstheme="minorHAnsi"/>
           <w:sz w:val="24"/>
@@ -2618,6 +2809,7 @@
     <w:p>
       <w:pPr>
         <w:pStyle w:val="ListParagraph"/>
+        <w:jc w:val="both"/>
         <w:rPr>
           <w:rFonts w:cstheme="minorHAnsi"/>
           <w:sz w:val="24"/>
@@ -2636,6 +2828,7 @@
     <w:p>
       <w:pPr>
         <w:pStyle w:val="ListParagraph"/>
+        <w:jc w:val="both"/>
         <w:rPr>
           <w:rFonts w:cstheme="minorHAnsi"/>
           <w:sz w:val="24"/>
@@ -2654,6 +2847,7 @@
     <w:p>
       <w:pPr>
         <w:pStyle w:val="ListParagraph"/>
+        <w:jc w:val="both"/>
         <w:rPr>
           <w:rFonts w:cstheme="minorHAnsi"/>
           <w:sz w:val="24"/>
@@ -2672,6 +2866,7 @@
     <w:p>
       <w:pPr>
         <w:pStyle w:val="ListParagraph"/>
+        <w:jc w:val="both"/>
         <w:rPr>
           <w:rFonts w:cstheme="minorHAnsi"/>
           <w:sz w:val="24"/>
@@ -2690,6 +2885,7 @@
     <w:p>
       <w:pPr>
         <w:pStyle w:val="ListParagraph"/>
+        <w:jc w:val="both"/>
         <w:rPr>
           <w:rFonts w:cstheme="minorHAnsi"/>
           <w:sz w:val="24"/>
@@ -2708,6 +2904,7 @@
     <w:p>
       <w:pPr>
         <w:pStyle w:val="ListParagraph"/>
+        <w:jc w:val="both"/>
         <w:rPr>
           <w:rFonts w:cstheme="minorHAnsi"/>
           <w:sz w:val="24"/>
@@ -2726,6 +2923,7 @@
     <w:p>
       <w:pPr>
         <w:pStyle w:val="ListParagraph"/>
+        <w:jc w:val="both"/>
         <w:rPr>
           <w:rFonts w:cstheme="minorHAnsi"/>
           <w:sz w:val="24"/>
@@ -2744,6 +2942,7 @@
     <w:p>
       <w:pPr>
         <w:pStyle w:val="ListParagraph"/>
+        <w:jc w:val="both"/>
         <w:rPr>
           <w:rFonts w:cstheme="minorHAnsi"/>
           <w:sz w:val="24"/>
@@ -2774,6 +2973,7 @@
           <w:ilvl w:val="0"/>
           <w:numId w:val="1"/>
         </w:numPr>
+        <w:jc w:val="both"/>
         <w:rPr>
           <w:rFonts w:cstheme="minorHAnsi"/>
           <w:b/>
@@ -2797,6 +2997,7 @@
     <w:p>
       <w:pPr>
         <w:pStyle w:val="ListParagraph"/>
+        <w:jc w:val="both"/>
         <w:rPr>
           <w:rFonts w:cstheme="minorHAnsi"/>
           <w:b/>
@@ -2809,6 +3010,7 @@
     <w:p>
       <w:pPr>
         <w:pStyle w:val="ListParagraph"/>
+        <w:jc w:val="both"/>
         <w:rPr>
           <w:rFonts w:cstheme="minorHAnsi"/>
           <w:b/>
@@ -2831,6 +3033,7 @@
     <w:p>
       <w:pPr>
         <w:pStyle w:val="ListParagraph"/>
+        <w:jc w:val="both"/>
         <w:rPr>
           <w:rFonts w:cstheme="minorHAnsi"/>
           <w:sz w:val="24"/>
@@ -2857,6 +3060,7 @@
     <w:p>
       <w:pPr>
         <w:pStyle w:val="ListParagraph"/>
+        <w:jc w:val="both"/>
         <w:rPr>
           <w:rFonts w:cstheme="minorHAnsi"/>
           <w:sz w:val="24"/>
@@ -2875,6 +3079,7 @@
     <w:p>
       <w:pPr>
         <w:pStyle w:val="ListParagraph"/>
+        <w:jc w:val="both"/>
         <w:rPr>
           <w:rFonts w:cstheme="minorHAnsi"/>
           <w:sz w:val="24"/>
@@ -2889,6 +3094,7 @@
           <w:ilvl w:val="0"/>
           <w:numId w:val="10"/>
         </w:numPr>
+        <w:jc w:val="both"/>
         <w:rPr>
           <w:rFonts w:cstheme="minorHAnsi"/>
           <w:sz w:val="24"/>
@@ -2907,6 +3113,7 @@
     <w:p>
       <w:pPr>
         <w:pStyle w:val="ListParagraph"/>
+        <w:jc w:val="both"/>
         <w:rPr>
           <w:rFonts w:cstheme="minorHAnsi"/>
           <w:i/>
@@ -2933,8 +3140,42 @@
           <w:sz w:val="24"/>
           <w:szCs w:val="24"/>
         </w:rPr>
-        <w:t>git clone JankiMandviya/Enterprise_document_RAG_assistant</w:t>
-      </w:r>
+        <w:t xml:space="preserve">git clone </w:t>
+      </w:r>
+      <w:proofErr w:type="spellStart"/>
+      <w:r>
+        <w:rPr>
+          <w:rFonts w:cstheme="minorHAnsi"/>
+          <w:i/>
+          <w:iCs/>
+          <w:sz w:val="24"/>
+          <w:szCs w:val="24"/>
+        </w:rPr>
+        <w:t>JankiMandviya</w:t>
+      </w:r>
+      <w:proofErr w:type="spellEnd"/>
+      <w:r>
+        <w:rPr>
+          <w:rFonts w:cstheme="minorHAnsi"/>
+          <w:i/>
+          <w:iCs/>
+          <w:sz w:val="24"/>
+          <w:szCs w:val="24"/>
+        </w:rPr>
+        <w:t>/</w:t>
+      </w:r>
+      <w:proofErr w:type="spellStart"/>
+      <w:r>
+        <w:rPr>
+          <w:rFonts w:cstheme="minorHAnsi"/>
+          <w:i/>
+          <w:iCs/>
+          <w:sz w:val="24"/>
+          <w:szCs w:val="24"/>
+        </w:rPr>
+        <w:t>Enterprise_document_RAG_assistant</w:t>
+      </w:r>
+      <w:proofErr w:type="spellEnd"/>
     </w:p>
     <w:p>
       <w:pPr>
@@ -2943,6 +3184,7 @@
           <w:ilvl w:val="0"/>
           <w:numId w:val="10"/>
         </w:numPr>
+        <w:jc w:val="both"/>
         <w:rPr>
           <w:rFonts w:cstheme="minorHAnsi"/>
           <w:sz w:val="24"/>
@@ -2961,6 +3203,7 @@
     <w:p>
       <w:pPr>
         <w:pStyle w:val="ListParagraph"/>
+        <w:jc w:val="both"/>
         <w:rPr>
           <w:rFonts w:cstheme="minorHAnsi"/>
           <w:i/>
@@ -2993,6 +3236,7 @@
     <w:p>
       <w:pPr>
         <w:pStyle w:val="ListParagraph"/>
+        <w:jc w:val="both"/>
         <w:rPr>
           <w:rFonts w:cstheme="minorHAnsi"/>
           <w:sz w:val="24"/>
@@ -3015,6 +3259,7 @@
           <w:ilvl w:val="0"/>
           <w:numId w:val="10"/>
         </w:numPr>
+        <w:jc w:val="both"/>
         <w:rPr>
           <w:rFonts w:cstheme="minorHAnsi"/>
           <w:sz w:val="24"/>
@@ -3033,6 +3278,7 @@
     <w:p>
       <w:pPr>
         <w:pStyle w:val="ListParagraph"/>
+        <w:jc w:val="both"/>
         <w:rPr>
           <w:rFonts w:cstheme="minorHAnsi"/>
           <w:i/>
@@ -3051,6 +3297,7 @@
         </w:rPr>
         <w:t xml:space="preserve">$ </w:t>
       </w:r>
+      <w:proofErr w:type="spellStart"/>
       <w:r>
         <w:rPr>
           <w:rFonts w:cstheme="minorHAnsi"/>
@@ -3059,8 +3306,53 @@
           <w:sz w:val="24"/>
           <w:szCs w:val="24"/>
         </w:rPr>
-        <w:t>py -3.11 -m venv RAG_venv</w:t>
-      </w:r>
+        <w:t>py</w:t>
+      </w:r>
+      <w:proofErr w:type="spellEnd"/>
+      <w:r>
+        <w:rPr>
+          <w:rFonts w:cstheme="minorHAnsi"/>
+          <w:i/>
+          <w:iCs/>
+          <w:sz w:val="24"/>
+          <w:szCs w:val="24"/>
+        </w:rPr>
+        <w:t xml:space="preserve"> -3.11 -m </w:t>
+      </w:r>
+      <w:proofErr w:type="spellStart"/>
+      <w:r>
+        <w:rPr>
+          <w:rFonts w:cstheme="minorHAnsi"/>
+          <w:i/>
+          <w:iCs/>
+          <w:sz w:val="24"/>
+          <w:szCs w:val="24"/>
+        </w:rPr>
+        <w:t>venv</w:t>
+      </w:r>
+      <w:proofErr w:type="spellEnd"/>
+      <w:r>
+        <w:rPr>
+          <w:rFonts w:cstheme="minorHAnsi"/>
+          <w:i/>
+          <w:iCs/>
+          <w:sz w:val="24"/>
+          <w:szCs w:val="24"/>
+        </w:rPr>
+        <w:t xml:space="preserve"> </w:t>
+      </w:r>
+      <w:proofErr w:type="spellStart"/>
+      <w:r>
+        <w:rPr>
+          <w:rFonts w:cstheme="minorHAnsi"/>
+          <w:i/>
+          <w:iCs/>
+          <w:sz w:val="24"/>
+          <w:szCs w:val="24"/>
+        </w:rPr>
+        <w:t>RAG_venv</w:t>
+      </w:r>
+      <w:proofErr w:type="spellEnd"/>
     </w:p>
     <w:p>
       <w:pPr>
@@ -3069,6 +3361,7 @@
           <w:ilvl w:val="0"/>
           <w:numId w:val="10"/>
         </w:numPr>
+        <w:jc w:val="both"/>
         <w:rPr>
           <w:rFonts w:cstheme="minorHAnsi"/>
           <w:sz w:val="24"/>
@@ -3087,6 +3380,7 @@
     <w:p>
       <w:pPr>
         <w:pStyle w:val="ListParagraph"/>
+        <w:jc w:val="both"/>
         <w:rPr>
           <w:rFonts w:cstheme="minorHAnsi"/>
           <w:i/>
@@ -3113,7 +3407,29 @@
           <w:sz w:val="24"/>
           <w:szCs w:val="24"/>
         </w:rPr>
-        <w:t>source RAG_venv/Scripts/activate</w:t>
+        <w:t xml:space="preserve">source </w:t>
+      </w:r>
+      <w:proofErr w:type="spellStart"/>
+      <w:r>
+        <w:rPr>
+          <w:rFonts w:cstheme="minorHAnsi"/>
+          <w:i/>
+          <w:iCs/>
+          <w:sz w:val="24"/>
+          <w:szCs w:val="24"/>
+        </w:rPr>
+        <w:t>RAG_venv</w:t>
+      </w:r>
+      <w:proofErr w:type="spellEnd"/>
+      <w:r>
+        <w:rPr>
+          <w:rFonts w:cstheme="minorHAnsi"/>
+          <w:i/>
+          <w:iCs/>
+          <w:sz w:val="24"/>
+          <w:szCs w:val="24"/>
+        </w:rPr>
+        <w:t>/Scripts/activate</w:t>
       </w:r>
     </w:p>
     <w:p>
@@ -3123,24 +3439,36 @@
           <w:ilvl w:val="0"/>
           <w:numId w:val="10"/>
         </w:numPr>
-        <w:rPr>
-          <w:rFonts w:cstheme="minorHAnsi"/>
-          <w:sz w:val="24"/>
-          <w:szCs w:val="24"/>
-        </w:rPr>
-      </w:pPr>
-      <w:r>
-        <w:rPr>
-          <w:rFonts w:cstheme="minorHAnsi"/>
-          <w:sz w:val="24"/>
-          <w:szCs w:val="24"/>
-        </w:rPr>
-        <w:t>Check python version in venv</w:t>
-      </w:r>
+        <w:jc w:val="both"/>
+        <w:rPr>
+          <w:rFonts w:cstheme="minorHAnsi"/>
+          <w:sz w:val="24"/>
+          <w:szCs w:val="24"/>
+        </w:rPr>
+      </w:pPr>
+      <w:r>
+        <w:rPr>
+          <w:rFonts w:cstheme="minorHAnsi"/>
+          <w:sz w:val="24"/>
+          <w:szCs w:val="24"/>
+        </w:rPr>
+        <w:t xml:space="preserve">Check python version in </w:t>
+      </w:r>
+      <w:proofErr w:type="spellStart"/>
+      <w:r>
+        <w:rPr>
+          <w:rFonts w:cstheme="minorHAnsi"/>
+          <w:sz w:val="24"/>
+          <w:szCs w:val="24"/>
+        </w:rPr>
+        <w:t>venv</w:t>
+      </w:r>
+      <w:proofErr w:type="spellEnd"/>
     </w:p>
     <w:p>
       <w:pPr>
         <w:pStyle w:val="ListParagraph"/>
+        <w:jc w:val="both"/>
         <w:rPr>
           <w:rFonts w:cstheme="minorHAnsi"/>
           <w:i/>
@@ -3177,6 +3505,7 @@
           <w:ilvl w:val="0"/>
           <w:numId w:val="10"/>
         </w:numPr>
+        <w:jc w:val="both"/>
         <w:rPr>
           <w:rFonts w:cstheme="minorHAnsi"/>
           <w:i/>
@@ -3205,6 +3534,7 @@
     <w:p>
       <w:pPr>
         <w:pStyle w:val="ListParagraph"/>
+        <w:jc w:val="both"/>
         <w:rPr>
           <w:rFonts w:cstheme="minorHAnsi"/>
           <w:i/>
@@ -3231,6 +3561,7 @@
           <w:ilvl w:val="0"/>
           <w:numId w:val="10"/>
         </w:numPr>
+        <w:jc w:val="both"/>
         <w:rPr>
           <w:rFonts w:cstheme="minorHAnsi"/>
           <w:sz w:val="24"/>
@@ -3269,25 +3600,45 @@
           <w:ilvl w:val="0"/>
           <w:numId w:val="52"/>
         </w:numPr>
-        <w:rPr>
-          <w:rFonts w:cstheme="minorHAnsi"/>
-          <w:sz w:val="24"/>
-          <w:szCs w:val="24"/>
-        </w:rPr>
-      </w:pPr>
-      <w:r>
-        <w:rPr>
-          <w:rFonts w:cstheme="minorHAnsi"/>
-          <w:sz w:val="24"/>
-          <w:szCs w:val="24"/>
-        </w:rPr>
-        <w:t>Install ollama from following link in the same system you are making setup for the project since the Llama is going to run locally for data security purposes.</w:t>
+        <w:jc w:val="both"/>
+        <w:rPr>
+          <w:rFonts w:cstheme="minorHAnsi"/>
+          <w:sz w:val="24"/>
+          <w:szCs w:val="24"/>
+        </w:rPr>
+      </w:pPr>
+      <w:r>
+        <w:rPr>
+          <w:rFonts w:cstheme="minorHAnsi"/>
+          <w:sz w:val="24"/>
+          <w:szCs w:val="24"/>
+        </w:rPr>
+        <w:t xml:space="preserve">Install </w:t>
+      </w:r>
+      <w:proofErr w:type="spellStart"/>
+      <w:r>
+        <w:rPr>
+          <w:rFonts w:cstheme="minorHAnsi"/>
+          <w:sz w:val="24"/>
+          <w:szCs w:val="24"/>
+        </w:rPr>
+        <w:t>ollama</w:t>
+      </w:r>
+      <w:proofErr w:type="spellEnd"/>
+      <w:r>
+        <w:rPr>
+          <w:rFonts w:cstheme="minorHAnsi"/>
+          <w:sz w:val="24"/>
+          <w:szCs w:val="24"/>
+        </w:rPr>
+        <w:t xml:space="preserve"> from following link in the same system you are making setup for the project since the Llama is going to run locally for data security purposes.</w:t>
       </w:r>
     </w:p>
     <w:p>
       <w:pPr>
         <w:pStyle w:val="ListParagraph"/>
         <w:ind w:left="1080"/>
+        <w:jc w:val="both"/>
         <w:rPr>
           <w:rFonts w:cstheme="minorHAnsi"/>
           <w:sz w:val="24"/>
@@ -3313,38 +3664,86 @@
           <w:ilvl w:val="0"/>
           <w:numId w:val="52"/>
         </w:numPr>
-        <w:rPr>
-          <w:rFonts w:cstheme="minorHAnsi"/>
-          <w:sz w:val="24"/>
-          <w:szCs w:val="24"/>
-        </w:rPr>
-      </w:pPr>
-      <w:r>
-        <w:rPr>
-          <w:rFonts w:cstheme="minorHAnsi"/>
-          <w:sz w:val="24"/>
-          <w:szCs w:val="24"/>
-        </w:rPr>
-        <w:t>Once ollama is installed, in terminal check version of ollama</w:t>
-      </w:r>
+        <w:jc w:val="both"/>
+        <w:rPr>
+          <w:rFonts w:cstheme="minorHAnsi"/>
+          <w:sz w:val="24"/>
+          <w:szCs w:val="24"/>
+        </w:rPr>
+      </w:pPr>
+      <w:r>
+        <w:rPr>
+          <w:rFonts w:cstheme="minorHAnsi"/>
+          <w:sz w:val="24"/>
+          <w:szCs w:val="24"/>
+        </w:rPr>
+        <w:t xml:space="preserve">Once </w:t>
+      </w:r>
+      <w:proofErr w:type="spellStart"/>
+      <w:r>
+        <w:rPr>
+          <w:rFonts w:cstheme="minorHAnsi"/>
+          <w:sz w:val="24"/>
+          <w:szCs w:val="24"/>
+        </w:rPr>
+        <w:t>ollama</w:t>
+      </w:r>
+      <w:proofErr w:type="spellEnd"/>
+      <w:r>
+        <w:rPr>
+          <w:rFonts w:cstheme="minorHAnsi"/>
+          <w:sz w:val="24"/>
+          <w:szCs w:val="24"/>
+        </w:rPr>
+        <w:t xml:space="preserve"> is installed, in terminal check version of </w:t>
+      </w:r>
+      <w:proofErr w:type="spellStart"/>
+      <w:r>
+        <w:rPr>
+          <w:rFonts w:cstheme="minorHAnsi"/>
+          <w:sz w:val="24"/>
+          <w:szCs w:val="24"/>
+        </w:rPr>
+        <w:t>ollama</w:t>
+      </w:r>
+      <w:proofErr w:type="spellEnd"/>
     </w:p>
     <w:p>
       <w:pPr>
         <w:pStyle w:val="ListParagraph"/>
         <w:ind w:left="1080"/>
-        <w:rPr>
-          <w:rFonts w:cstheme="minorHAnsi"/>
-          <w:sz w:val="24"/>
-          <w:szCs w:val="24"/>
-        </w:rPr>
-      </w:pPr>
-      <w:r>
-        <w:rPr>
-          <w:rFonts w:cstheme="minorHAnsi"/>
-          <w:sz w:val="24"/>
-          <w:szCs w:val="24"/>
-        </w:rPr>
-        <w:t xml:space="preserve">$ ollama </w:t>
+        <w:jc w:val="both"/>
+        <w:rPr>
+          <w:rFonts w:cstheme="minorHAnsi"/>
+          <w:sz w:val="24"/>
+          <w:szCs w:val="24"/>
+        </w:rPr>
+      </w:pPr>
+      <w:r>
+        <w:rPr>
+          <w:rFonts w:cstheme="minorHAnsi"/>
+          <w:sz w:val="24"/>
+          <w:szCs w:val="24"/>
+        </w:rPr>
+        <w:t xml:space="preserve">$ </w:t>
+      </w:r>
+      <w:proofErr w:type="spellStart"/>
+      <w:r>
+        <w:rPr>
+          <w:rFonts w:cstheme="minorHAnsi"/>
+          <w:sz w:val="24"/>
+          <w:szCs w:val="24"/>
+        </w:rPr>
+        <w:t>ollama</w:t>
+      </w:r>
+      <w:proofErr w:type="spellEnd"/>
+      <w:r>
+        <w:rPr>
+          <w:rFonts w:cstheme="minorHAnsi"/>
+          <w:sz w:val="24"/>
+          <w:szCs w:val="24"/>
+        </w:rPr>
+        <w:t xml:space="preserve"> </w:t>
       </w:r>
       <w:r>
         <w:rPr>
@@ -3370,6 +3769,7 @@
           <w:ilvl w:val="0"/>
           <w:numId w:val="52"/>
         </w:numPr>
+        <w:jc w:val="both"/>
         <w:rPr>
           <w:rFonts w:cstheme="minorHAnsi"/>
           <w:sz w:val="24"/>
@@ -3389,6 +3789,7 @@
       <w:pPr>
         <w:pStyle w:val="ListParagraph"/>
         <w:ind w:left="1080"/>
+        <w:jc w:val="both"/>
         <w:rPr>
           <w:rFonts w:cstheme="minorHAnsi"/>
           <w:sz w:val="24"/>
@@ -3403,13 +3804,23 @@
         </w:rPr>
         <w:t xml:space="preserve">$ </w:t>
       </w:r>
-      <w:r>
-        <w:rPr>
-          <w:rFonts w:cstheme="minorHAnsi"/>
-          <w:sz w:val="24"/>
-          <w:szCs w:val="24"/>
-        </w:rPr>
-        <w:t>ollama pull mistral:7b-instruct-q4_0</w:t>
+      <w:proofErr w:type="spellStart"/>
+      <w:r>
+        <w:rPr>
+          <w:rFonts w:cstheme="minorHAnsi"/>
+          <w:sz w:val="24"/>
+          <w:szCs w:val="24"/>
+        </w:rPr>
+        <w:t>ollama</w:t>
+      </w:r>
+      <w:proofErr w:type="spellEnd"/>
+      <w:r>
+        <w:rPr>
+          <w:rFonts w:cstheme="minorHAnsi"/>
+          <w:sz w:val="24"/>
+          <w:szCs w:val="24"/>
+        </w:rPr>
+        <w:t xml:space="preserve"> pull mistral:7b-instruct-q4_0</w:t>
       </w:r>
     </w:p>
     <w:p>
@@ -3419,44 +3830,75 @@
           <w:ilvl w:val="0"/>
           <w:numId w:val="52"/>
         </w:numPr>
-        <w:rPr>
-          <w:rFonts w:cstheme="minorHAnsi"/>
-          <w:sz w:val="24"/>
-          <w:szCs w:val="24"/>
-        </w:rPr>
-      </w:pPr>
-      <w:r>
-        <w:rPr>
-          <w:rFonts w:cstheme="minorHAnsi"/>
-          <w:sz w:val="24"/>
-          <w:szCs w:val="24"/>
-        </w:rPr>
-        <w:t>Once model is pulled, check if service is running..</w:t>
-      </w:r>
+        <w:jc w:val="both"/>
+        <w:rPr>
+          <w:rFonts w:cstheme="minorHAnsi"/>
+          <w:sz w:val="24"/>
+          <w:szCs w:val="24"/>
+        </w:rPr>
+      </w:pPr>
+      <w:r>
+        <w:rPr>
+          <w:rFonts w:cstheme="minorHAnsi"/>
+          <w:sz w:val="24"/>
+          <w:szCs w:val="24"/>
+        </w:rPr>
+        <w:t xml:space="preserve">Once model is pulled, check if service is </w:t>
+      </w:r>
+      <w:proofErr w:type="gramStart"/>
+      <w:r>
+        <w:rPr>
+          <w:rFonts w:cstheme="minorHAnsi"/>
+          <w:sz w:val="24"/>
+          <w:szCs w:val="24"/>
+        </w:rPr>
+        <w:t>running..</w:t>
+      </w:r>
+      <w:proofErr w:type="gramEnd"/>
     </w:p>
     <w:p>
       <w:pPr>
         <w:pStyle w:val="ListParagraph"/>
         <w:ind w:left="1080"/>
-        <w:rPr>
-          <w:rFonts w:cstheme="minorHAnsi"/>
-          <w:sz w:val="24"/>
-          <w:szCs w:val="24"/>
-        </w:rPr>
-      </w:pPr>
-      <w:r>
-        <w:rPr>
-          <w:rFonts w:cstheme="minorHAnsi"/>
-          <w:sz w:val="24"/>
-          <w:szCs w:val="24"/>
-        </w:rPr>
-        <w:t>$ ollama list</w:t>
+        <w:jc w:val="both"/>
+        <w:rPr>
+          <w:rFonts w:cstheme="minorHAnsi"/>
+          <w:sz w:val="24"/>
+          <w:szCs w:val="24"/>
+        </w:rPr>
+      </w:pPr>
+      <w:r>
+        <w:rPr>
+          <w:rFonts w:cstheme="minorHAnsi"/>
+          <w:sz w:val="24"/>
+          <w:szCs w:val="24"/>
+        </w:rPr>
+        <w:t xml:space="preserve">$ </w:t>
+      </w:r>
+      <w:proofErr w:type="spellStart"/>
+      <w:r>
+        <w:rPr>
+          <w:rFonts w:cstheme="minorHAnsi"/>
+          <w:sz w:val="24"/>
+          <w:szCs w:val="24"/>
+        </w:rPr>
+        <w:t>ollama</w:t>
+      </w:r>
+      <w:proofErr w:type="spellEnd"/>
+      <w:r>
+        <w:rPr>
+          <w:rFonts w:cstheme="minorHAnsi"/>
+          <w:sz w:val="24"/>
+          <w:szCs w:val="24"/>
+        </w:rPr>
+        <w:t xml:space="preserve"> list</w:t>
       </w:r>
     </w:p>
     <w:p>
       <w:pPr>
         <w:pStyle w:val="ListParagraph"/>
         <w:ind w:left="1080"/>
+        <w:jc w:val="both"/>
         <w:rPr>
           <w:rFonts w:cstheme="minorHAnsi"/>
           <w:sz w:val="24"/>
@@ -3476,6 +3918,7 @@
       <w:pPr>
         <w:pStyle w:val="ListParagraph"/>
         <w:ind w:left="1080"/>
+        <w:jc w:val="both"/>
         <w:rPr>
           <w:rFonts w:cstheme="minorHAnsi"/>
           <w:sz w:val="24"/>
@@ -3529,6 +3972,7 @@
       <w:pPr>
         <w:pStyle w:val="ListParagraph"/>
         <w:ind w:left="1080"/>
+        <w:jc w:val="both"/>
         <w:rPr>
           <w:rFonts w:cstheme="minorHAnsi"/>
           <w:sz w:val="24"/>
@@ -3543,6 +3987,7 @@
           <w:ilvl w:val="0"/>
           <w:numId w:val="52"/>
         </w:numPr>
+        <w:jc w:val="both"/>
         <w:rPr>
           <w:rFonts w:cstheme="minorHAnsi"/>
           <w:sz w:val="24"/>
@@ -3557,6 +4002,8 @@
         </w:rPr>
         <w:t xml:space="preserve">Note the name of the model and the same name must appear in </w:t>
       </w:r>
+      <w:proofErr w:type="spellStart"/>
+      <w:proofErr w:type="gramStart"/>
       <w:r>
         <w:rPr>
           <w:rFonts w:cstheme="minorHAnsi"/>
@@ -3565,25 +4012,37 @@
         </w:rPr>
         <w:t>CallLLM</w:t>
       </w:r>
-      <w:r>
-        <w:rPr>
-          <w:rFonts w:cstheme="minorHAnsi"/>
-          <w:sz w:val="24"/>
-          <w:szCs w:val="24"/>
-        </w:rPr>
-        <w:t>() API payload’s name field.</w:t>
+      <w:proofErr w:type="spellEnd"/>
+      <w:r>
+        <w:rPr>
+          <w:rFonts w:cstheme="minorHAnsi"/>
+          <w:sz w:val="24"/>
+          <w:szCs w:val="24"/>
+        </w:rPr>
+        <w:t>(</w:t>
+      </w:r>
+      <w:proofErr w:type="gramEnd"/>
+      <w:r>
+        <w:rPr>
+          <w:rFonts w:cstheme="minorHAnsi"/>
+          <w:sz w:val="24"/>
+          <w:szCs w:val="24"/>
+        </w:rPr>
+        <w:t>) API payload’s name field.</w:t>
       </w:r>
     </w:p>
     <w:p>
       <w:pPr>
         <w:pStyle w:val="ListParagraph"/>
         <w:ind w:left="1080"/>
-        <w:rPr>
-          <w:rFonts w:cstheme="minorHAnsi"/>
-          <w:sz w:val="24"/>
-          <w:szCs w:val="24"/>
-        </w:rPr>
-      </w:pPr>
+        <w:jc w:val="both"/>
+        <w:rPr>
+          <w:rFonts w:cstheme="minorHAnsi"/>
+          <w:sz w:val="24"/>
+          <w:szCs w:val="24"/>
+        </w:rPr>
+      </w:pPr>
+      <w:proofErr w:type="spellStart"/>
       <w:r>
         <w:rPr>
           <w:rFonts w:cstheme="minorHAnsi"/>
@@ -3592,11 +4051,13 @@
         </w:rPr>
         <w:t>Eg.</w:t>
       </w:r>
+      <w:proofErr w:type="spellEnd"/>
     </w:p>
     <w:p>
       <w:pPr>
         <w:pStyle w:val="ListParagraph"/>
         <w:ind w:left="1080"/>
+        <w:jc w:val="both"/>
         <w:rPr>
           <w:rFonts w:cstheme="minorHAnsi"/>
           <w:sz w:val="24"/>
@@ -3653,6 +4114,7 @@
           <w:ilvl w:val="0"/>
           <w:numId w:val="52"/>
         </w:numPr>
+        <w:jc w:val="both"/>
         <w:rPr>
           <w:rFonts w:cstheme="minorHAnsi"/>
           <w:sz w:val="24"/>
@@ -3688,6 +4150,7 @@
       <w:pPr>
         <w:pStyle w:val="ListParagraph"/>
         <w:ind w:left="1080"/>
+        <w:jc w:val="both"/>
         <w:rPr>
           <w:rFonts w:cstheme="minorHAnsi"/>
           <w:sz w:val="24"/>
@@ -3702,19 +4165,30 @@
         </w:rPr>
         <w:t xml:space="preserve">$ </w:t>
       </w:r>
-      <w:r>
-        <w:rPr>
-          <w:rFonts w:cstheme="minorHAnsi"/>
-          <w:sz w:val="24"/>
-          <w:szCs w:val="24"/>
-        </w:rPr>
-        <w:t>ollama pull llama3</w:t>
+      <w:proofErr w:type="spellStart"/>
+      <w:r>
+        <w:rPr>
+          <w:rFonts w:cstheme="minorHAnsi"/>
+          <w:sz w:val="24"/>
+          <w:szCs w:val="24"/>
+        </w:rPr>
+        <w:t>ollama</w:t>
+      </w:r>
+      <w:proofErr w:type="spellEnd"/>
+      <w:r>
+        <w:rPr>
+          <w:rFonts w:cstheme="minorHAnsi"/>
+          <w:sz w:val="24"/>
+          <w:szCs w:val="24"/>
+        </w:rPr>
+        <w:t xml:space="preserve"> pull llama3</w:t>
       </w:r>
     </w:p>
     <w:p>
       <w:pPr>
         <w:pStyle w:val="ListParagraph"/>
         <w:ind w:left="1080"/>
+        <w:jc w:val="both"/>
         <w:rPr>
           <w:rFonts w:cstheme="minorHAnsi"/>
           <w:sz w:val="24"/>
@@ -3729,19 +4203,30 @@
         </w:rPr>
         <w:t xml:space="preserve">$ </w:t>
       </w:r>
-      <w:r>
-        <w:rPr>
-          <w:rFonts w:cstheme="minorHAnsi"/>
-          <w:sz w:val="24"/>
-          <w:szCs w:val="24"/>
-        </w:rPr>
-        <w:t>ollama pull llama3:8b-instruct-q2_K</w:t>
+      <w:proofErr w:type="spellStart"/>
+      <w:r>
+        <w:rPr>
+          <w:rFonts w:cstheme="minorHAnsi"/>
+          <w:sz w:val="24"/>
+          <w:szCs w:val="24"/>
+        </w:rPr>
+        <w:t>ollama</w:t>
+      </w:r>
+      <w:proofErr w:type="spellEnd"/>
+      <w:r>
+        <w:rPr>
+          <w:rFonts w:cstheme="minorHAnsi"/>
+          <w:sz w:val="24"/>
+          <w:szCs w:val="24"/>
+        </w:rPr>
+        <w:t xml:space="preserve"> pull llama3:8b-instruct-q2_K</w:t>
       </w:r>
     </w:p>
     <w:p>
       <w:pPr>
         <w:pStyle w:val="ListParagraph"/>
         <w:ind w:left="1080"/>
+        <w:jc w:val="both"/>
         <w:rPr>
           <w:rFonts w:cstheme="minorHAnsi"/>
           <w:sz w:val="24"/>
@@ -3756,13 +4241,23 @@
         </w:rPr>
         <w:t xml:space="preserve">$ </w:t>
       </w:r>
-      <w:r>
-        <w:rPr>
-          <w:rFonts w:cstheme="minorHAnsi"/>
-          <w:sz w:val="24"/>
-          <w:szCs w:val="24"/>
-        </w:rPr>
-        <w:t>ollama pull llama3:8b-instruct-q4_0</w:t>
+      <w:proofErr w:type="spellStart"/>
+      <w:r>
+        <w:rPr>
+          <w:rFonts w:cstheme="minorHAnsi"/>
+          <w:sz w:val="24"/>
+          <w:szCs w:val="24"/>
+        </w:rPr>
+        <w:t>ollama</w:t>
+      </w:r>
+      <w:proofErr w:type="spellEnd"/>
+      <w:r>
+        <w:rPr>
+          <w:rFonts w:cstheme="minorHAnsi"/>
+          <w:sz w:val="24"/>
+          <w:szCs w:val="24"/>
+        </w:rPr>
+        <w:t xml:space="preserve"> pull llama3:8b-instruct-q4_0</w:t>
       </w:r>
     </w:p>
     <w:p>
@@ -3772,6 +4267,7 @@
           <w:ilvl w:val="0"/>
           <w:numId w:val="10"/>
         </w:numPr>
+        <w:jc w:val="both"/>
         <w:rPr>
           <w:rFonts w:cstheme="minorHAnsi"/>
           <w:sz w:val="24"/>
@@ -3802,6 +4298,7 @@
           <w:ilvl w:val="0"/>
           <w:numId w:val="53"/>
         </w:numPr>
+        <w:jc w:val="both"/>
         <w:rPr>
           <w:rFonts w:cstheme="minorHAnsi"/>
           <w:sz w:val="24"/>
@@ -3836,6 +4333,7 @@
           <w:ilvl w:val="0"/>
           <w:numId w:val="53"/>
         </w:numPr>
+        <w:jc w:val="both"/>
         <w:rPr>
           <w:rFonts w:cstheme="minorHAnsi"/>
           <w:sz w:val="24"/>
@@ -3858,6 +4356,7 @@
           <w:ilvl w:val="0"/>
           <w:numId w:val="53"/>
         </w:numPr>
+        <w:jc w:val="both"/>
         <w:rPr>
           <w:rFonts w:cstheme="minorHAnsi"/>
           <w:sz w:val="24"/>
@@ -3880,6 +4379,7 @@
           <w:ilvl w:val="0"/>
           <w:numId w:val="53"/>
         </w:numPr>
+        <w:jc w:val="both"/>
         <w:rPr>
           <w:rFonts w:cstheme="minorHAnsi"/>
           <w:sz w:val="24"/>
@@ -3899,6 +4399,7 @@
       <w:pPr>
         <w:pStyle w:val="ListParagraph"/>
         <w:ind w:left="1080"/>
+        <w:jc w:val="both"/>
         <w:rPr>
           <w:rFonts w:cstheme="minorHAnsi"/>
           <w:sz w:val="24"/>
@@ -3918,6 +4419,7 @@
       <w:pPr>
         <w:pStyle w:val="ListParagraph"/>
         <w:ind w:left="1080"/>
+        <w:jc w:val="both"/>
         <w:rPr>
           <w:rFonts w:cstheme="minorHAnsi"/>
           <w:sz w:val="24"/>
@@ -3971,6 +4473,7 @@
       <w:pPr>
         <w:pStyle w:val="ListParagraph"/>
         <w:ind w:left="1080"/>
+        <w:jc w:val="both"/>
         <w:rPr>
           <w:rFonts w:cstheme="minorHAnsi"/>
           <w:sz w:val="24"/>
@@ -3990,6 +4493,7 @@
       <w:pPr>
         <w:pStyle w:val="ListParagraph"/>
         <w:ind w:left="1080"/>
+        <w:jc w:val="both"/>
         <w:rPr>
           <w:rFonts w:cstheme="minorHAnsi"/>
           <w:b/>
@@ -4023,6 +4527,7 @@
       <w:pPr>
         <w:pStyle w:val="ListParagraph"/>
         <w:ind w:left="1080"/>
+        <w:jc w:val="both"/>
         <w:rPr>
           <w:rFonts w:cstheme="minorHAnsi"/>
           <w:b/>
@@ -4036,6 +4541,7 @@
       <w:pPr>
         <w:pStyle w:val="ListParagraph"/>
         <w:ind w:left="1080"/>
+        <w:jc w:val="both"/>
         <w:rPr>
           <w:rFonts w:cstheme="minorHAnsi"/>
           <w:b/>
@@ -4059,6 +4565,7 @@
       <w:pPr>
         <w:pStyle w:val="ListParagraph"/>
         <w:ind w:left="1080"/>
+        <w:jc w:val="both"/>
         <w:rPr>
           <w:rFonts w:cstheme="minorHAnsi"/>
           <w:b/>
@@ -4116,6 +4623,7 @@
       <w:pPr>
         <w:pStyle w:val="ListParagraph"/>
         <w:ind w:left="1080"/>
+        <w:jc w:val="both"/>
         <w:rPr>
           <w:rFonts w:cstheme="minorHAnsi"/>
           <w:b/>
@@ -4129,6 +4637,7 @@
       <w:pPr>
         <w:pStyle w:val="ListParagraph"/>
         <w:ind w:left="1080"/>
+        <w:jc w:val="both"/>
         <w:rPr>
           <w:rFonts w:cstheme="minorHAnsi"/>
           <w:sz w:val="24"/>
@@ -4182,6 +4691,7 @@
       <w:pPr>
         <w:pStyle w:val="ListParagraph"/>
         <w:ind w:left="1080"/>
+        <w:jc w:val="both"/>
         <w:rPr>
           <w:rFonts w:cstheme="minorHAnsi"/>
           <w:sz w:val="24"/>
@@ -4193,6 +4703,7 @@
       <w:pPr>
         <w:pStyle w:val="ListParagraph"/>
         <w:ind w:left="1080"/>
+        <w:jc w:val="both"/>
         <w:rPr>
           <w:rFonts w:cstheme="minorHAnsi"/>
           <w:sz w:val="24"/>
@@ -4212,6 +4723,7 @@
       <w:pPr>
         <w:pStyle w:val="ListParagraph"/>
         <w:ind w:left="1080"/>
+        <w:jc w:val="both"/>
         <w:rPr>
           <w:rFonts w:cstheme="minorHAnsi"/>
           <w:sz w:val="24"/>
@@ -4266,6 +4778,7 @@
       <w:pPr>
         <w:pStyle w:val="ListParagraph"/>
         <w:ind w:left="1080"/>
+        <w:jc w:val="both"/>
         <w:rPr>
           <w:rFonts w:cstheme="minorHAnsi"/>
           <w:sz w:val="24"/>
@@ -4277,6 +4790,7 @@
       <w:pPr>
         <w:pStyle w:val="ListParagraph"/>
         <w:ind w:left="1080"/>
+        <w:jc w:val="both"/>
         <w:rPr>
           <w:rFonts w:cstheme="minorHAnsi"/>
           <w:sz w:val="24"/>
@@ -4296,6 +4810,7 @@
       <w:pPr>
         <w:pStyle w:val="ListParagraph"/>
         <w:ind w:left="1080"/>
+        <w:jc w:val="both"/>
         <w:rPr>
           <w:rFonts w:cstheme="minorHAnsi"/>
           <w:sz w:val="24"/>
@@ -4357,6 +4872,7 @@
       <w:pPr>
         <w:pStyle w:val="ListParagraph"/>
         <w:ind w:left="1080"/>
+        <w:jc w:val="both"/>
         <w:rPr>
           <w:rFonts w:cstheme="minorHAnsi"/>
           <w:sz w:val="24"/>
@@ -4368,6 +4884,7 @@
       <w:pPr>
         <w:pStyle w:val="ListParagraph"/>
         <w:ind w:left="1080"/>
+        <w:jc w:val="both"/>
         <w:rPr>
           <w:rFonts w:cstheme="minorHAnsi"/>
           <w:sz w:val="24"/>
@@ -4387,6 +4904,7 @@
       <w:pPr>
         <w:pStyle w:val="ListParagraph"/>
         <w:ind w:left="1080"/>
+        <w:jc w:val="both"/>
         <w:rPr>
           <w:rFonts w:cstheme="minorHAnsi"/>
           <w:sz w:val="24"/>
@@ -4406,6 +4924,7 @@
       <w:pPr>
         <w:pStyle w:val="ListParagraph"/>
         <w:ind w:left="1080"/>
+        <w:jc w:val="both"/>
         <w:rPr>
           <w:rFonts w:cstheme="minorHAnsi"/>
           <w:sz w:val="24"/>
@@ -4459,6 +4978,7 @@
       <w:pPr>
         <w:pStyle w:val="ListParagraph"/>
         <w:ind w:left="1080"/>
+        <w:jc w:val="both"/>
         <w:rPr>
           <w:rFonts w:cstheme="minorHAnsi"/>
           <w:sz w:val="24"/>
@@ -4470,6 +4990,7 @@
       <w:pPr>
         <w:pStyle w:val="ListParagraph"/>
         <w:ind w:left="1080"/>
+        <w:jc w:val="both"/>
         <w:rPr>
           <w:rFonts w:cstheme="minorHAnsi"/>
           <w:sz w:val="24"/>
@@ -4489,6 +5010,7 @@
       <w:pPr>
         <w:pStyle w:val="ListParagraph"/>
         <w:ind w:left="1080"/>
+        <w:jc w:val="both"/>
         <w:rPr>
           <w:rFonts w:cstheme="minorHAnsi"/>
           <w:sz w:val="24"/>
@@ -4543,6 +5065,7 @@
       <w:pPr>
         <w:pStyle w:val="ListParagraph"/>
         <w:ind w:left="1080"/>
+        <w:jc w:val="both"/>
         <w:rPr>
           <w:rFonts w:cstheme="minorHAnsi"/>
           <w:sz w:val="24"/>
@@ -4554,6 +5077,7 @@
       <w:pPr>
         <w:pStyle w:val="ListParagraph"/>
         <w:ind w:left="1080"/>
+        <w:jc w:val="both"/>
         <w:rPr>
           <w:rFonts w:cstheme="minorHAnsi"/>
           <w:sz w:val="24"/>
@@ -4584,6 +5108,7 @@
       <w:pPr>
         <w:pStyle w:val="ListParagraph"/>
         <w:ind w:left="1080"/>
+        <w:jc w:val="both"/>
         <w:rPr>
           <w:rFonts w:cstheme="minorHAnsi"/>
           <w:sz w:val="24"/>
@@ -4594,15 +5119,17 @@
     <w:p>
       <w:pPr>
         <w:pStyle w:val="ListParagraph"/>
-        <w:rPr>
-          <w:rFonts w:cstheme="minorHAnsi"/>
-          <w:sz w:val="24"/>
-          <w:szCs w:val="24"/>
-        </w:rPr>
-      </w:pPr>
-    </w:p>
-    <w:p>
-      <w:pPr>
+        <w:jc w:val="both"/>
+        <w:rPr>
+          <w:rFonts w:cstheme="minorHAnsi"/>
+          <w:sz w:val="24"/>
+          <w:szCs w:val="24"/>
+        </w:rPr>
+      </w:pPr>
+    </w:p>
+    <w:p>
+      <w:pPr>
+        <w:jc w:val="both"/>
         <w:rPr>
           <w:rFonts w:cstheme="minorHAnsi"/>
           <w:sz w:val="24"/>
@@ -4625,6 +5152,7 @@
           <w:ilvl w:val="0"/>
           <w:numId w:val="1"/>
         </w:numPr>
+        <w:jc w:val="both"/>
         <w:rPr>
           <w:rFonts w:cstheme="minorHAnsi"/>
           <w:b/>
@@ -4648,6 +5176,7 @@
     <w:p>
       <w:pPr>
         <w:pStyle w:val="ListParagraph"/>
+        <w:jc w:val="both"/>
         <w:rPr>
           <w:rFonts w:cstheme="minorHAnsi"/>
           <w:sz w:val="24"/>
@@ -4685,6 +5214,7 @@
           <w:p>
             <w:pPr>
               <w:pStyle w:val="ListParagraph"/>
+              <w:jc w:val="both"/>
               <w:rPr>
                 <w:rFonts w:cstheme="minorHAnsi"/>
                 <w:b/>
@@ -4714,6 +5244,7 @@
           <w:p>
             <w:pPr>
               <w:pStyle w:val="ListParagraph"/>
+              <w:jc w:val="both"/>
               <w:rPr>
                 <w:rFonts w:cstheme="minorHAnsi"/>
                 <w:b/>
@@ -4748,6 +5279,7 @@
           <w:p>
             <w:pPr>
               <w:pStyle w:val="ListParagraph"/>
+              <w:jc w:val="both"/>
               <w:rPr>
                 <w:rFonts w:cstheme="minorHAnsi"/>
                 <w:sz w:val="24"/>
@@ -4773,6 +5305,7 @@
           <w:p>
             <w:pPr>
               <w:pStyle w:val="ListParagraph"/>
+              <w:jc w:val="both"/>
               <w:rPr>
                 <w:rFonts w:cstheme="minorHAnsi"/>
                 <w:sz w:val="24"/>
@@ -4803,12 +5336,14 @@
           <w:p>
             <w:pPr>
               <w:pStyle w:val="ListParagraph"/>
+              <w:jc w:val="both"/>
               <w:rPr>
                 <w:rFonts w:cstheme="minorHAnsi"/>
                 <w:sz w:val="24"/>
                 <w:szCs w:val="24"/>
               </w:rPr>
             </w:pPr>
+            <w:proofErr w:type="spellStart"/>
             <w:r>
               <w:rPr>
                 <w:rFonts w:cstheme="minorHAnsi"/>
@@ -4817,6 +5352,7 @@
               </w:rPr>
               <w:t>Chunker</w:t>
             </w:r>
+            <w:proofErr w:type="spellEnd"/>
           </w:p>
         </w:tc>
         <w:tc>
@@ -4828,6 +5364,7 @@
           <w:p>
             <w:pPr>
               <w:pStyle w:val="ListParagraph"/>
+              <w:jc w:val="both"/>
               <w:rPr>
                 <w:rFonts w:cstheme="minorHAnsi"/>
                 <w:sz w:val="24"/>
@@ -4858,6 +5395,7 @@
           <w:p>
             <w:pPr>
               <w:pStyle w:val="ListParagraph"/>
+              <w:jc w:val="both"/>
               <w:rPr>
                 <w:rFonts w:cstheme="minorHAnsi"/>
                 <w:sz w:val="24"/>
@@ -4883,6 +5421,7 @@
           <w:p>
             <w:pPr>
               <w:pStyle w:val="ListParagraph"/>
+              <w:jc w:val="both"/>
               <w:rPr>
                 <w:rFonts w:cstheme="minorHAnsi"/>
                 <w:sz w:val="24"/>
@@ -4929,6 +5468,7 @@
           <w:p>
             <w:pPr>
               <w:pStyle w:val="ListParagraph"/>
+              <w:jc w:val="both"/>
               <w:rPr>
                 <w:rFonts w:cstheme="minorHAnsi"/>
                 <w:sz w:val="24"/>
@@ -4954,6 +5494,7 @@
           <w:p>
             <w:pPr>
               <w:pStyle w:val="ListParagraph"/>
+              <w:jc w:val="both"/>
               <w:rPr>
                 <w:rFonts w:cstheme="minorHAnsi"/>
                 <w:sz w:val="24"/>
@@ -4984,6 +5525,7 @@
           <w:p>
             <w:pPr>
               <w:pStyle w:val="ListParagraph"/>
+              <w:jc w:val="both"/>
               <w:rPr>
                 <w:rFonts w:cstheme="minorHAnsi"/>
                 <w:sz w:val="24"/>
@@ -5009,6 +5551,7 @@
           <w:p>
             <w:pPr>
               <w:pStyle w:val="ListParagraph"/>
+              <w:jc w:val="both"/>
               <w:rPr>
                 <w:rFonts w:cstheme="minorHAnsi"/>
                 <w:sz w:val="24"/>
@@ -5047,6 +5590,7 @@
           <w:p>
             <w:pPr>
               <w:pStyle w:val="ListParagraph"/>
+              <w:jc w:val="both"/>
               <w:rPr>
                 <w:rFonts w:cstheme="minorHAnsi"/>
                 <w:sz w:val="24"/>
@@ -5072,6 +5616,7 @@
           <w:p>
             <w:pPr>
               <w:pStyle w:val="ListParagraph"/>
+              <w:jc w:val="both"/>
               <w:rPr>
                 <w:rFonts w:cstheme="minorHAnsi"/>
                 <w:sz w:val="24"/>
@@ -5102,6 +5647,7 @@
           <w:p>
             <w:pPr>
               <w:pStyle w:val="ListParagraph"/>
+              <w:jc w:val="both"/>
               <w:rPr>
                 <w:rFonts w:cstheme="minorHAnsi"/>
                 <w:sz w:val="24"/>
@@ -5127,6 +5673,7 @@
           <w:p>
             <w:pPr>
               <w:pStyle w:val="ListParagraph"/>
+              <w:jc w:val="both"/>
               <w:rPr>
                 <w:rFonts w:cstheme="minorHAnsi"/>
                 <w:sz w:val="24"/>
@@ -5148,6 +5695,7 @@
     <w:p>
       <w:pPr>
         <w:pStyle w:val="ListParagraph"/>
+        <w:jc w:val="both"/>
         <w:rPr>
           <w:rFonts w:cstheme="minorHAnsi"/>
           <w:sz w:val="24"/>
@@ -5158,6 +5706,7 @@
     <w:p>
       <w:pPr>
         <w:pStyle w:val="ListParagraph"/>
+        <w:jc w:val="both"/>
         <w:rPr>
           <w:rFonts w:cstheme="minorHAnsi"/>
           <w:i/>
@@ -5180,6 +5729,7 @@
     <w:p>
       <w:pPr>
         <w:pStyle w:val="ListParagraph"/>
+        <w:jc w:val="both"/>
         <w:rPr>
           <w:rFonts w:cstheme="minorHAnsi"/>
           <w:sz w:val="24"/>
@@ -5217,6 +5767,7 @@
           <w:p>
             <w:pPr>
               <w:pStyle w:val="ListParagraph"/>
+              <w:jc w:val="both"/>
               <w:rPr>
                 <w:rFonts w:cstheme="minorHAnsi"/>
                 <w:b/>
@@ -5246,6 +5797,7 @@
           <w:p>
             <w:pPr>
               <w:pStyle w:val="ListParagraph"/>
+              <w:jc w:val="both"/>
               <w:rPr>
                 <w:rFonts w:cstheme="minorHAnsi"/>
                 <w:b/>
@@ -5280,6 +5832,7 @@
           <w:p>
             <w:pPr>
               <w:pStyle w:val="ListParagraph"/>
+              <w:jc w:val="both"/>
               <w:rPr>
                 <w:rFonts w:cstheme="minorHAnsi"/>
                 <w:sz w:val="24"/>
@@ -5305,6 +5858,7 @@
           <w:p>
             <w:pPr>
               <w:pStyle w:val="ListParagraph"/>
+              <w:jc w:val="both"/>
               <w:rPr>
                 <w:rFonts w:cstheme="minorHAnsi"/>
                 <w:sz w:val="24"/>
@@ -5335,6 +5889,7 @@
           <w:p>
             <w:pPr>
               <w:pStyle w:val="ListParagraph"/>
+              <w:jc w:val="both"/>
               <w:rPr>
                 <w:rFonts w:cstheme="minorHAnsi"/>
                 <w:sz w:val="24"/>
@@ -5360,6 +5915,7 @@
           <w:p>
             <w:pPr>
               <w:pStyle w:val="ListParagraph"/>
+              <w:jc w:val="both"/>
               <w:rPr>
                 <w:rFonts w:cstheme="minorHAnsi"/>
                 <w:sz w:val="24"/>
@@ -5390,6 +5946,7 @@
           <w:p>
             <w:pPr>
               <w:pStyle w:val="ListParagraph"/>
+              <w:jc w:val="both"/>
               <w:rPr>
                 <w:rFonts w:cstheme="minorHAnsi"/>
                 <w:sz w:val="24"/>
@@ -5415,6 +5972,7 @@
           <w:p>
             <w:pPr>
               <w:pStyle w:val="ListParagraph"/>
+              <w:jc w:val="both"/>
               <w:rPr>
                 <w:rFonts w:cstheme="minorHAnsi"/>
                 <w:sz w:val="24"/>
@@ -5445,6 +6003,7 @@
           <w:p>
             <w:pPr>
               <w:pStyle w:val="ListParagraph"/>
+              <w:jc w:val="both"/>
               <w:rPr>
                 <w:rFonts w:cstheme="minorHAnsi"/>
                 <w:sz w:val="24"/>
@@ -5470,6 +6029,7 @@
           <w:p>
             <w:pPr>
               <w:pStyle w:val="ListParagraph"/>
+              <w:jc w:val="both"/>
               <w:rPr>
                 <w:rFonts w:cstheme="minorHAnsi"/>
                 <w:sz w:val="24"/>
@@ -5482,7 +6042,25 @@
                 <w:sz w:val="24"/>
                 <w:szCs w:val="24"/>
               </w:rPr>
-              <w:t>Best for behavior change</w:t>
+              <w:t xml:space="preserve">Best for </w:t>
+            </w:r>
+            <w:proofErr w:type="spellStart"/>
+            <w:r>
+              <w:rPr>
+                <w:rFonts w:cstheme="minorHAnsi"/>
+                <w:sz w:val="24"/>
+                <w:szCs w:val="24"/>
+              </w:rPr>
+              <w:t>behavior</w:t>
+            </w:r>
+            <w:proofErr w:type="spellEnd"/>
+            <w:r>
+              <w:rPr>
+                <w:rFonts w:cstheme="minorHAnsi"/>
+                <w:sz w:val="24"/>
+                <w:szCs w:val="24"/>
+              </w:rPr>
+              <w:t xml:space="preserve"> change</w:t>
             </w:r>
           </w:p>
         </w:tc>
@@ -5491,6 +6069,7 @@
     <w:p>
       <w:pPr>
         <w:pStyle w:val="ListParagraph"/>
+        <w:jc w:val="both"/>
         <w:rPr>
           <w:rFonts w:cstheme="minorHAnsi"/>
           <w:sz w:val="24"/>
@@ -5501,6 +6080,7 @@
     <w:p>
       <w:pPr>
         <w:pStyle w:val="ListParagraph"/>
+        <w:jc w:val="both"/>
         <w:rPr>
           <w:rFonts w:cstheme="minorHAnsi"/>
           <w:i/>
@@ -5523,6 +6103,7 @@
     <w:p>
       <w:pPr>
         <w:pStyle w:val="ListParagraph"/>
+        <w:jc w:val="both"/>
         <w:rPr>
           <w:rFonts w:cstheme="minorHAnsi"/>
           <w:sz w:val="24"/>
@@ -5543,7 +6124,25 @@
           <w:sz w:val="24"/>
           <w:szCs w:val="24"/>
         </w:rPr>
-        <w:t xml:space="preserve">ecause LLMs hallucinate if they were to provide answers purely on its own knowledge and LLM doesn't know our document content for giving correct answers. therefore it is important to get chunks from vector </w:t>
+        <w:t xml:space="preserve">ecause LLMs hallucinate if they were to provide answers purely on its own knowledge and LLM doesn't know our document content for giving correct answers. </w:t>
+      </w:r>
+      <w:proofErr w:type="gramStart"/>
+      <w:r>
+        <w:rPr>
+          <w:rFonts w:cstheme="minorHAnsi"/>
+          <w:sz w:val="24"/>
+          <w:szCs w:val="24"/>
+        </w:rPr>
+        <w:t>therefore</w:t>
+      </w:r>
+      <w:proofErr w:type="gramEnd"/>
+      <w:r>
+        <w:rPr>
+          <w:rFonts w:cstheme="minorHAnsi"/>
+          <w:sz w:val="24"/>
+          <w:szCs w:val="24"/>
+        </w:rPr>
+        <w:t xml:space="preserve"> it is important to get chunks from vector </w:t>
       </w:r>
       <w:r>
         <w:rPr>
@@ -5565,15 +6164,17 @@
     <w:p>
       <w:pPr>
         <w:pStyle w:val="ListParagraph"/>
-        <w:rPr>
-          <w:rFonts w:cstheme="minorHAnsi"/>
-          <w:sz w:val="24"/>
-          <w:szCs w:val="24"/>
-        </w:rPr>
-      </w:pPr>
-    </w:p>
-    <w:p>
-      <w:pPr>
+        <w:jc w:val="both"/>
+        <w:rPr>
+          <w:rFonts w:cstheme="minorHAnsi"/>
+          <w:sz w:val="24"/>
+          <w:szCs w:val="24"/>
+        </w:rPr>
+      </w:pPr>
+    </w:p>
+    <w:p>
+      <w:pPr>
+        <w:jc w:val="both"/>
         <w:rPr>
           <w:rFonts w:cstheme="minorHAnsi"/>
           <w:sz w:val="24"/>
@@ -5596,6 +6197,7 @@
           <w:ilvl w:val="0"/>
           <w:numId w:val="1"/>
         </w:numPr>
+        <w:jc w:val="both"/>
         <w:rPr>
           <w:rFonts w:cstheme="minorHAnsi"/>
           <w:b/>
@@ -5619,6 +6221,7 @@
     <w:p>
       <w:pPr>
         <w:ind w:left="360"/>
+        <w:jc w:val="both"/>
         <w:rPr>
           <w:rFonts w:cstheme="minorHAnsi"/>
           <w:b/>
@@ -5651,6 +6254,7 @@
     <w:p>
       <w:pPr>
         <w:ind w:left="360"/>
+        <w:jc w:val="both"/>
         <w:rPr>
           <w:rFonts w:cstheme="minorHAnsi"/>
           <w:b/>
@@ -5683,6 +6287,7 @@
     <w:p>
       <w:pPr>
         <w:ind w:left="360"/>
+        <w:jc w:val="both"/>
         <w:rPr>
           <w:rFonts w:cstheme="minorHAnsi"/>
           <w:sz w:val="24"/>
@@ -5740,6 +6345,7 @@
           <w:ilvl w:val="0"/>
           <w:numId w:val="11"/>
         </w:numPr>
+        <w:jc w:val="both"/>
         <w:rPr>
           <w:rFonts w:cstheme="minorHAnsi"/>
           <w:sz w:val="24"/>
@@ -5761,6 +6367,7 @@
           <w:ilvl w:val="0"/>
           <w:numId w:val="11"/>
         </w:numPr>
+        <w:jc w:val="both"/>
         <w:rPr>
           <w:rFonts w:cstheme="minorHAnsi"/>
           <w:sz w:val="24"/>
@@ -5782,6 +6389,7 @@
           <w:ilvl w:val="0"/>
           <w:numId w:val="11"/>
         </w:numPr>
+        <w:jc w:val="both"/>
         <w:rPr>
           <w:rFonts w:cstheme="minorHAnsi"/>
           <w:sz w:val="24"/>
@@ -5800,6 +6408,7 @@
     <w:p>
       <w:pPr>
         <w:ind w:left="360"/>
+        <w:jc w:val="both"/>
         <w:rPr>
           <w:rFonts w:cstheme="minorHAnsi"/>
           <w:sz w:val="24"/>
@@ -5818,6 +6427,7 @@
     <w:p>
       <w:pPr>
         <w:ind w:left="360"/>
+        <w:jc w:val="both"/>
         <w:rPr>
           <w:rFonts w:cstheme="minorHAnsi"/>
           <w:sz w:val="24"/>
@@ -5828,6 +6438,7 @@
     <w:p>
       <w:pPr>
         <w:ind w:left="360"/>
+        <w:jc w:val="both"/>
         <w:rPr>
           <w:rFonts w:cstheme="minorHAnsi"/>
           <w:b/>
@@ -5860,6 +6471,7 @@
     <w:p>
       <w:pPr>
         <w:ind w:left="360"/>
+        <w:jc w:val="both"/>
         <w:rPr>
           <w:rFonts w:cstheme="minorHAnsi"/>
           <w:sz w:val="24"/>
@@ -5881,6 +6493,7 @@
           <w:ilvl w:val="0"/>
           <w:numId w:val="12"/>
         </w:numPr>
+        <w:jc w:val="both"/>
         <w:rPr>
           <w:rFonts w:cstheme="minorHAnsi"/>
           <w:sz w:val="24"/>
@@ -5912,6 +6525,7 @@
           <w:ilvl w:val="0"/>
           <w:numId w:val="12"/>
         </w:numPr>
+        <w:jc w:val="both"/>
         <w:rPr>
           <w:rFonts w:cstheme="minorHAnsi"/>
           <w:sz w:val="24"/>
@@ -5933,6 +6547,7 @@
           <w:ilvl w:val="0"/>
           <w:numId w:val="12"/>
         </w:numPr>
+        <w:jc w:val="both"/>
         <w:rPr>
           <w:rFonts w:cstheme="minorHAnsi"/>
           <w:sz w:val="24"/>
@@ -5951,19 +6566,30 @@
     <w:p>
       <w:pPr>
         <w:ind w:left="360"/>
-        <w:rPr>
-          <w:rFonts w:cstheme="minorHAnsi"/>
-          <w:sz w:val="24"/>
-          <w:szCs w:val="24"/>
-        </w:rPr>
-      </w:pPr>
-      <w:r>
-        <w:rPr>
-          <w:rFonts w:cstheme="minorHAnsi"/>
-          <w:sz w:val="24"/>
-          <w:szCs w:val="24"/>
-        </w:rPr>
-        <w:t>So we chunk text to balance:</w:t>
+        <w:jc w:val="both"/>
+        <w:rPr>
+          <w:rFonts w:cstheme="minorHAnsi"/>
+          <w:sz w:val="24"/>
+          <w:szCs w:val="24"/>
+        </w:rPr>
+      </w:pPr>
+      <w:proofErr w:type="gramStart"/>
+      <w:r>
+        <w:rPr>
+          <w:rFonts w:cstheme="minorHAnsi"/>
+          <w:sz w:val="24"/>
+          <w:szCs w:val="24"/>
+        </w:rPr>
+        <w:t>So</w:t>
+      </w:r>
+      <w:proofErr w:type="gramEnd"/>
+      <w:r>
+        <w:rPr>
+          <w:rFonts w:cstheme="minorHAnsi"/>
+          <w:sz w:val="24"/>
+          <w:szCs w:val="24"/>
+        </w:rPr>
+        <w:t xml:space="preserve"> we chunk text to balance:</w:t>
       </w:r>
     </w:p>
     <w:p>
@@ -5972,6 +6598,7 @@
           <w:ilvl w:val="0"/>
           <w:numId w:val="13"/>
         </w:numPr>
+        <w:jc w:val="both"/>
         <w:rPr>
           <w:rFonts w:cstheme="minorHAnsi"/>
           <w:sz w:val="24"/>
@@ -6003,6 +6630,7 @@
           <w:ilvl w:val="0"/>
           <w:numId w:val="13"/>
         </w:numPr>
+        <w:jc w:val="both"/>
         <w:rPr>
           <w:rFonts w:cstheme="minorHAnsi"/>
           <w:sz w:val="24"/>
@@ -6031,6 +6659,7 @@
     <w:p>
       <w:pPr>
         <w:ind w:left="360"/>
+        <w:jc w:val="both"/>
         <w:rPr>
           <w:rFonts w:cstheme="minorHAnsi"/>
           <w:sz w:val="24"/>
@@ -6041,6 +6670,7 @@
     <w:p>
       <w:pPr>
         <w:ind w:left="360"/>
+        <w:jc w:val="both"/>
         <w:rPr>
           <w:rFonts w:cstheme="minorHAnsi"/>
           <w:sz w:val="24"/>
@@ -6059,6 +6689,7 @@
     <w:p>
       <w:pPr>
         <w:ind w:left="360"/>
+        <w:jc w:val="both"/>
         <w:rPr>
           <w:rFonts w:cstheme="minorHAnsi"/>
           <w:sz w:val="24"/>
@@ -6077,6 +6708,7 @@
     <w:p>
       <w:pPr>
         <w:ind w:left="360"/>
+        <w:jc w:val="both"/>
         <w:rPr>
           <w:rFonts w:cstheme="minorHAnsi"/>
           <w:sz w:val="24"/>
@@ -6143,6 +6775,7 @@
     <w:p>
       <w:pPr>
         <w:ind w:left="360"/>
+        <w:jc w:val="both"/>
         <w:rPr>
           <w:rFonts w:cstheme="minorHAnsi"/>
           <w:sz w:val="24"/>
@@ -6169,6 +6802,7 @@
     <w:p>
       <w:pPr>
         <w:ind w:left="360"/>
+        <w:jc w:val="both"/>
         <w:rPr>
           <w:rFonts w:cstheme="minorHAnsi"/>
           <w:sz w:val="24"/>
@@ -6179,6 +6813,7 @@
     <w:p>
       <w:pPr>
         <w:ind w:left="360"/>
+        <w:jc w:val="both"/>
         <w:rPr>
           <w:rFonts w:cstheme="minorHAnsi"/>
           <w:b/>
@@ -6211,6 +6846,7 @@
     <w:p>
       <w:pPr>
         <w:ind w:left="360"/>
+        <w:jc w:val="both"/>
         <w:rPr>
           <w:rFonts w:cstheme="minorHAnsi"/>
           <w:sz w:val="24"/>
@@ -6232,6 +6868,7 @@
           <w:ilvl w:val="0"/>
           <w:numId w:val="14"/>
         </w:numPr>
+        <w:jc w:val="both"/>
         <w:rPr>
           <w:rFonts w:cstheme="minorHAnsi"/>
           <w:sz w:val="24"/>
@@ -6263,6 +6900,7 @@
           <w:ilvl w:val="0"/>
           <w:numId w:val="14"/>
         </w:numPr>
+        <w:jc w:val="both"/>
         <w:rPr>
           <w:rFonts w:cstheme="minorHAnsi"/>
           <w:sz w:val="24"/>
@@ -6291,6 +6929,7 @@
     <w:p>
       <w:pPr>
         <w:ind w:left="360"/>
+        <w:jc w:val="both"/>
         <w:rPr>
           <w:rFonts w:cstheme="minorHAnsi"/>
           <w:sz w:val="24"/>
@@ -6312,6 +6951,7 @@
           <w:ilvl w:val="0"/>
           <w:numId w:val="15"/>
         </w:numPr>
+        <w:jc w:val="both"/>
         <w:rPr>
           <w:rFonts w:cstheme="minorHAnsi"/>
           <w:sz w:val="24"/>
@@ -6333,6 +6973,7 @@
           <w:ilvl w:val="0"/>
           <w:numId w:val="15"/>
         </w:numPr>
+        <w:jc w:val="both"/>
         <w:rPr>
           <w:rFonts w:cstheme="minorHAnsi"/>
           <w:sz w:val="24"/>
@@ -6351,6 +6992,7 @@
     <w:p>
       <w:pPr>
         <w:ind w:left="360"/>
+        <w:jc w:val="both"/>
         <w:rPr>
           <w:rFonts w:cstheme="minorHAnsi"/>
           <w:sz w:val="24"/>
@@ -6361,6 +7003,7 @@
     <w:p>
       <w:pPr>
         <w:ind w:left="360"/>
+        <w:jc w:val="both"/>
         <w:rPr>
           <w:rFonts w:cstheme="minorHAnsi"/>
           <w:sz w:val="24"/>
@@ -6374,12 +7017,31 @@
           <w:szCs w:val="24"/>
         </w:rPr>
         <w:lastRenderedPageBreak/>
-        <w:t xml:space="preserve">We will use LangChain loaders for this task, because they have unified interface for PDFs, Docx, CSV. </w:t>
+        <w:t xml:space="preserve">We will use </w:t>
+      </w:r>
+      <w:proofErr w:type="spellStart"/>
+      <w:r>
+        <w:rPr>
+          <w:rFonts w:cstheme="minorHAnsi"/>
+          <w:sz w:val="24"/>
+          <w:szCs w:val="24"/>
+        </w:rPr>
+        <w:t>LangChain</w:t>
+      </w:r>
+      <w:proofErr w:type="spellEnd"/>
+      <w:r>
+        <w:rPr>
+          <w:rFonts w:cstheme="minorHAnsi"/>
+          <w:sz w:val="24"/>
+          <w:szCs w:val="24"/>
+        </w:rPr>
+        <w:t xml:space="preserve"> loaders for this task, because they have unified interface for PDFs, Docx, CSV. </w:t>
       </w:r>
     </w:p>
     <w:p>
       <w:pPr>
         <w:ind w:left="360"/>
+        <w:jc w:val="both"/>
         <w:rPr>
           <w:rFonts w:cstheme="minorHAnsi"/>
           <w:sz w:val="24"/>
@@ -6398,6 +7060,7 @@
     <w:p>
       <w:pPr>
         <w:ind w:left="360"/>
+        <w:jc w:val="both"/>
         <w:rPr>
           <w:rFonts w:cstheme="minorHAnsi"/>
           <w:sz w:val="24"/>
@@ -6435,6 +7098,7 @@
           <w:p>
             <w:pPr>
               <w:ind w:left="360"/>
+              <w:jc w:val="both"/>
               <w:rPr>
                 <w:rFonts w:cstheme="minorHAnsi"/>
                 <w:b/>
@@ -6464,6 +7128,7 @@
           <w:p>
             <w:pPr>
               <w:ind w:left="360"/>
+              <w:jc w:val="both"/>
               <w:rPr>
                 <w:rFonts w:cstheme="minorHAnsi"/>
                 <w:b/>
@@ -6498,12 +7163,14 @@
           <w:p>
             <w:pPr>
               <w:ind w:left="360"/>
+              <w:jc w:val="both"/>
               <w:rPr>
                 <w:rFonts w:cstheme="minorHAnsi"/>
                 <w:sz w:val="24"/>
                 <w:szCs w:val="24"/>
               </w:rPr>
             </w:pPr>
+            <w:proofErr w:type="spellStart"/>
             <w:r>
               <w:rPr>
                 <w:rFonts w:cstheme="minorHAnsi"/>
@@ -6512,6 +7179,7 @@
               </w:rPr>
               <w:t>LangChain</w:t>
             </w:r>
+            <w:proofErr w:type="spellEnd"/>
           </w:p>
         </w:tc>
         <w:tc>
@@ -6523,6 +7191,7 @@
           <w:p>
             <w:pPr>
               <w:ind w:left="360"/>
+              <w:jc w:val="both"/>
               <w:rPr>
                 <w:rFonts w:cstheme="minorHAnsi"/>
                 <w:sz w:val="24"/>
@@ -6553,6 +7222,7 @@
           <w:p>
             <w:pPr>
               <w:ind w:left="360"/>
+              <w:jc w:val="both"/>
               <w:rPr>
                 <w:rFonts w:cstheme="minorHAnsi"/>
                 <w:sz w:val="24"/>
@@ -6578,6 +7248,7 @@
           <w:p>
             <w:pPr>
               <w:ind w:left="360"/>
+              <w:jc w:val="both"/>
               <w:rPr>
                 <w:rFonts w:cstheme="minorHAnsi"/>
                 <w:sz w:val="24"/>
@@ -6608,6 +7279,7 @@
           <w:p>
             <w:pPr>
               <w:ind w:left="360"/>
+              <w:jc w:val="both"/>
               <w:rPr>
                 <w:rFonts w:cstheme="minorHAnsi"/>
                 <w:sz w:val="24"/>
@@ -6633,6 +7305,7 @@
           <w:p>
             <w:pPr>
               <w:ind w:left="360"/>
+              <w:jc w:val="both"/>
               <w:rPr>
                 <w:rFonts w:cstheme="minorHAnsi"/>
                 <w:sz w:val="24"/>
@@ -6653,32 +7326,53 @@
     </w:tbl>
     <w:p>
       <w:pPr>
-        <w:rPr>
-          <w:rFonts w:cstheme="minorHAnsi"/>
-          <w:sz w:val="24"/>
-          <w:szCs w:val="24"/>
-        </w:rPr>
-      </w:pPr>
-    </w:p>
-    <w:p>
-      <w:pPr>
-        <w:rPr>
-          <w:rFonts w:cstheme="minorHAnsi"/>
-          <w:sz w:val="24"/>
-          <w:szCs w:val="24"/>
-        </w:rPr>
-      </w:pPr>
-      <w:r>
-        <w:rPr>
-          <w:rFonts w:cstheme="minorHAnsi"/>
-          <w:sz w:val="24"/>
-          <w:szCs w:val="24"/>
-        </w:rPr>
-        <w:t>We choose LangChain.</w:t>
-      </w:r>
-    </w:p>
-    <w:p>
-      <w:pPr>
+        <w:jc w:val="both"/>
+        <w:rPr>
+          <w:rFonts w:cstheme="minorHAnsi"/>
+          <w:sz w:val="24"/>
+          <w:szCs w:val="24"/>
+        </w:rPr>
+      </w:pPr>
+    </w:p>
+    <w:p>
+      <w:pPr>
+        <w:jc w:val="both"/>
+        <w:rPr>
+          <w:rFonts w:cstheme="minorHAnsi"/>
+          <w:sz w:val="24"/>
+          <w:szCs w:val="24"/>
+        </w:rPr>
+      </w:pPr>
+      <w:r>
+        <w:rPr>
+          <w:rFonts w:cstheme="minorHAnsi"/>
+          <w:sz w:val="24"/>
+          <w:szCs w:val="24"/>
+        </w:rPr>
+        <w:t xml:space="preserve">We choose </w:t>
+      </w:r>
+      <w:proofErr w:type="spellStart"/>
+      <w:r>
+        <w:rPr>
+          <w:rFonts w:cstheme="minorHAnsi"/>
+          <w:sz w:val="24"/>
+          <w:szCs w:val="24"/>
+        </w:rPr>
+        <w:t>LangChain</w:t>
+      </w:r>
+      <w:proofErr w:type="spellEnd"/>
+      <w:r>
+        <w:rPr>
+          <w:rFonts w:cstheme="minorHAnsi"/>
+          <w:sz w:val="24"/>
+          <w:szCs w:val="24"/>
+        </w:rPr>
+        <w:t>.</w:t>
+      </w:r>
+    </w:p>
+    <w:p>
+      <w:pPr>
+        <w:jc w:val="both"/>
         <w:rPr>
           <w:rFonts w:cstheme="minorHAnsi"/>
           <w:sz w:val="24"/>
@@ -6700,6 +7394,7 @@
           <w:ilvl w:val="0"/>
           <w:numId w:val="16"/>
         </w:numPr>
+        <w:jc w:val="both"/>
         <w:rPr>
           <w:rFonts w:cstheme="minorHAnsi"/>
           <w:sz w:val="24"/>
@@ -6721,6 +7416,7 @@
           <w:ilvl w:val="0"/>
           <w:numId w:val="16"/>
         </w:numPr>
+        <w:jc w:val="both"/>
         <w:rPr>
           <w:rFonts w:cstheme="minorHAnsi"/>
           <w:sz w:val="24"/>
@@ -6742,6 +7438,7 @@
           <w:ilvl w:val="0"/>
           <w:numId w:val="16"/>
         </w:numPr>
+        <w:jc w:val="both"/>
         <w:rPr>
           <w:rFonts w:cstheme="minorHAnsi"/>
           <w:sz w:val="24"/>
@@ -6763,6 +7460,7 @@
           <w:ilvl w:val="0"/>
           <w:numId w:val="16"/>
         </w:numPr>
+        <w:jc w:val="both"/>
         <w:rPr>
           <w:rFonts w:cstheme="minorHAnsi"/>
           <w:sz w:val="24"/>
@@ -6780,15 +7478,17 @@
     </w:p>
     <w:p>
       <w:pPr>
-        <w:rPr>
-          <w:rFonts w:cstheme="minorHAnsi"/>
-          <w:sz w:val="24"/>
-          <w:szCs w:val="24"/>
-        </w:rPr>
-      </w:pPr>
-    </w:p>
-    <w:p>
-      <w:pPr>
+        <w:jc w:val="both"/>
+        <w:rPr>
+          <w:rFonts w:cstheme="minorHAnsi"/>
+          <w:sz w:val="24"/>
+          <w:szCs w:val="24"/>
+        </w:rPr>
+      </w:pPr>
+    </w:p>
+    <w:p>
+      <w:pPr>
+        <w:jc w:val="both"/>
         <w:rPr>
           <w:rFonts w:cstheme="minorHAnsi"/>
           <w:b/>
@@ -6810,6 +7510,7 @@
     </w:p>
     <w:p>
       <w:pPr>
+        <w:jc w:val="both"/>
         <w:rPr>
           <w:rFonts w:cstheme="minorHAnsi"/>
           <w:sz w:val="24"/>
@@ -6827,6 +7528,7 @@
     </w:p>
     <w:p>
       <w:pPr>
+        <w:jc w:val="both"/>
         <w:rPr>
           <w:rFonts w:cstheme="minorHAnsi"/>
           <w:sz w:val="24"/>
@@ -6844,6 +7546,7 @@
     </w:p>
     <w:p>
       <w:pPr>
+        <w:jc w:val="both"/>
         <w:rPr>
           <w:rFonts w:cstheme="minorHAnsi"/>
           <w:sz w:val="24"/>
@@ -6861,6 +7564,7 @@
     </w:p>
     <w:p>
       <w:pPr>
+        <w:jc w:val="both"/>
         <w:rPr>
           <w:rFonts w:cstheme="minorHAnsi"/>
           <w:sz w:val="24"/>
@@ -6878,6 +7582,7 @@
     </w:p>
     <w:p>
       <w:pPr>
+        <w:jc w:val="both"/>
         <w:rPr>
           <w:rFonts w:cstheme="minorHAnsi"/>
           <w:sz w:val="24"/>
@@ -6895,6 +7600,7 @@
     </w:p>
     <w:p>
       <w:pPr>
+        <w:jc w:val="both"/>
         <w:rPr>
           <w:rFonts w:cstheme="minorHAnsi"/>
           <w:sz w:val="24"/>
@@ -6912,6 +7618,7 @@
     </w:p>
     <w:p>
       <w:pPr>
+        <w:jc w:val="both"/>
         <w:rPr>
           <w:rFonts w:cstheme="minorHAnsi"/>
           <w:sz w:val="24"/>
@@ -6929,15 +7636,17 @@
     </w:p>
     <w:p>
       <w:pPr>
-        <w:rPr>
-          <w:rFonts w:cstheme="minorHAnsi"/>
-          <w:sz w:val="24"/>
-          <w:szCs w:val="24"/>
-        </w:rPr>
-      </w:pPr>
-    </w:p>
-    <w:p>
-      <w:pPr>
+        <w:jc w:val="both"/>
+        <w:rPr>
+          <w:rFonts w:cstheme="minorHAnsi"/>
+          <w:sz w:val="24"/>
+          <w:szCs w:val="24"/>
+        </w:rPr>
+      </w:pPr>
+    </w:p>
+    <w:p>
+      <w:pPr>
+        <w:jc w:val="both"/>
         <w:rPr>
           <w:rFonts w:cstheme="minorHAnsi"/>
           <w:sz w:val="24"/>
@@ -6955,6 +7664,7 @@
     </w:p>
     <w:p>
       <w:pPr>
+        <w:jc w:val="both"/>
         <w:rPr>
           <w:rFonts w:cstheme="minorHAnsi"/>
           <w:sz w:val="24"/>
@@ -7002,6 +7712,7 @@
           <w:ilvl w:val="0"/>
           <w:numId w:val="17"/>
         </w:numPr>
+        <w:jc w:val="both"/>
         <w:rPr>
           <w:rFonts w:cstheme="minorHAnsi"/>
           <w:sz w:val="24"/>
@@ -7016,19 +7727,31 @@
         </w:rPr>
         <w:t>The </w:t>
       </w:r>
-      <w:hyperlink r:id="rId17" w:history="1">
-        <w:r>
-          <w:rPr>
-            <w:rStyle w:val="Hyperlink"/>
-            <w:rFonts w:cstheme="minorHAnsi"/>
-            <w:b/>
-            <w:bCs/>
-            <w:sz w:val="24"/>
-            <w:szCs w:val="24"/>
-          </w:rPr>
-          <w:t>RecursiveCharacterTextSplitter</w:t>
-        </w:r>
-      </w:hyperlink>
+      <w:proofErr w:type="spellStart"/>
+      <w:r>
+        <w:fldChar w:fldCharType="begin"/>
+      </w:r>
+      <w:r>
+        <w:instrText>HYPERLINK "https://docs.langchain.com/oss/python/integrations/splitters/recursive_text_splitter"</w:instrText>
+      </w:r>
+      <w:r>
+        <w:fldChar w:fldCharType="separate"/>
+      </w:r>
+      <w:r>
+        <w:rPr>
+          <w:rStyle w:val="Hyperlink"/>
+          <w:rFonts w:cstheme="minorHAnsi"/>
+          <w:b/>
+          <w:bCs/>
+          <w:sz w:val="24"/>
+          <w:szCs w:val="24"/>
+        </w:rPr>
+        <w:t>RecursiveCharacterTextSplitter</w:t>
+      </w:r>
+      <w:proofErr w:type="spellEnd"/>
+      <w:r>
+        <w:fldChar w:fldCharType="end"/>
+      </w:r>
       <w:r>
         <w:rPr>
           <w:rFonts w:cstheme="minorHAnsi"/>
@@ -7044,6 +7767,7 @@
           <w:ilvl w:val="0"/>
           <w:numId w:val="17"/>
         </w:numPr>
+        <w:jc w:val="both"/>
         <w:rPr>
           <w:rFonts w:cstheme="minorHAnsi"/>
           <w:sz w:val="24"/>
@@ -7065,6 +7789,7 @@
           <w:ilvl w:val="0"/>
           <w:numId w:val="17"/>
         </w:numPr>
+        <w:jc w:val="both"/>
         <w:rPr>
           <w:rFonts w:cstheme="minorHAnsi"/>
           <w:sz w:val="24"/>
@@ -7082,6 +7807,7 @@
     </w:p>
     <w:p>
       <w:pPr>
+        <w:jc w:val="both"/>
         <w:rPr>
           <w:rFonts w:cstheme="minorHAnsi"/>
           <w:sz w:val="24"/>
@@ -7115,6 +7841,7 @@
     </w:p>
     <w:p>
       <w:pPr>
+        <w:jc w:val="both"/>
         <w:rPr>
           <w:rFonts w:cstheme="minorHAnsi"/>
           <w:sz w:val="24"/>
@@ -7137,6 +7864,7 @@
           <w:ilvl w:val="0"/>
           <w:numId w:val="1"/>
         </w:numPr>
+        <w:jc w:val="both"/>
         <w:rPr>
           <w:rFonts w:cstheme="minorHAnsi"/>
           <w:b/>
@@ -7160,37 +7888,75 @@
     <w:p>
       <w:pPr>
         <w:ind w:left="360"/>
-        <w:rPr>
-          <w:rFonts w:cstheme="minorHAnsi"/>
-          <w:sz w:val="24"/>
-          <w:szCs w:val="24"/>
-        </w:rPr>
-      </w:pPr>
-      <w:r>
-        <w:rPr>
-          <w:rFonts w:cstheme="minorHAnsi"/>
-          <w:sz w:val="24"/>
-          <w:szCs w:val="24"/>
-        </w:rPr>
-        <w:t>In this stage, we will convert cleaned chunks text in embeddings(multi-dimensional space numerical data).</w:t>
+        <w:jc w:val="both"/>
+        <w:rPr>
+          <w:rFonts w:cstheme="minorHAnsi"/>
+          <w:sz w:val="24"/>
+          <w:szCs w:val="24"/>
+        </w:rPr>
+      </w:pPr>
+      <w:r>
+        <w:rPr>
+          <w:rFonts w:cstheme="minorHAnsi"/>
+          <w:sz w:val="24"/>
+          <w:szCs w:val="24"/>
+        </w:rPr>
+        <w:t xml:space="preserve">In this stage, we will convert cleaned chunks text in </w:t>
+      </w:r>
+      <w:proofErr w:type="gramStart"/>
+      <w:r>
+        <w:rPr>
+          <w:rFonts w:cstheme="minorHAnsi"/>
+          <w:sz w:val="24"/>
+          <w:szCs w:val="24"/>
+        </w:rPr>
+        <w:t>embeddings(</w:t>
+      </w:r>
+      <w:proofErr w:type="gramEnd"/>
+      <w:r>
+        <w:rPr>
+          <w:rFonts w:cstheme="minorHAnsi"/>
+          <w:sz w:val="24"/>
+          <w:szCs w:val="24"/>
+        </w:rPr>
+        <w:t>multi-dimensional space numerical data).</w:t>
       </w:r>
     </w:p>
     <w:p>
       <w:pPr>
         <w:ind w:left="360"/>
-        <w:rPr>
-          <w:rFonts w:cstheme="minorHAnsi"/>
-          <w:sz w:val="24"/>
-          <w:szCs w:val="24"/>
-        </w:rPr>
-      </w:pPr>
-      <w:r>
-        <w:rPr>
-          <w:rFonts w:cstheme="minorHAnsi"/>
-          <w:sz w:val="24"/>
-          <w:szCs w:val="24"/>
-        </w:rPr>
-        <w:t xml:space="preserve">Right now </w:t>
+        <w:jc w:val="both"/>
+        <w:rPr>
+          <w:rFonts w:cstheme="minorHAnsi"/>
+          <w:sz w:val="24"/>
+          <w:szCs w:val="24"/>
+        </w:rPr>
+      </w:pPr>
+      <w:r>
+        <w:rPr>
+          <w:rFonts w:cstheme="minorHAnsi"/>
+          <w:sz w:val="24"/>
+          <w:szCs w:val="24"/>
+        </w:rPr>
+        <w:t xml:space="preserve">Right </w:t>
+      </w:r>
+      <w:proofErr w:type="gramStart"/>
+      <w:r>
+        <w:rPr>
+          <w:rFonts w:cstheme="minorHAnsi"/>
+          <w:sz w:val="24"/>
+          <w:szCs w:val="24"/>
+        </w:rPr>
+        <w:t>now</w:t>
+      </w:r>
+      <w:proofErr w:type="gramEnd"/>
+      <w:r>
+        <w:rPr>
+          <w:rFonts w:cstheme="minorHAnsi"/>
+          <w:sz w:val="24"/>
+          <w:szCs w:val="24"/>
+        </w:rPr>
+        <w:t xml:space="preserve"> </w:t>
       </w:r>
       <w:r>
         <w:rPr>
@@ -7215,6 +7981,7 @@
           <w:ilvl w:val="0"/>
           <w:numId w:val="18"/>
         </w:numPr>
+        <w:jc w:val="both"/>
         <w:rPr>
           <w:rFonts w:cstheme="minorHAnsi"/>
           <w:sz w:val="24"/>
@@ -7236,6 +8003,7 @@
           <w:ilvl w:val="0"/>
           <w:numId w:val="18"/>
         </w:numPr>
+        <w:jc w:val="both"/>
         <w:rPr>
           <w:rFonts w:cstheme="minorHAnsi"/>
           <w:sz w:val="24"/>
@@ -7254,6 +8022,7 @@
     <w:p>
       <w:pPr>
         <w:ind w:left="360"/>
+        <w:jc w:val="both"/>
         <w:rPr>
           <w:rFonts w:cstheme="minorHAnsi"/>
           <w:sz w:val="24"/>
@@ -7290,6 +8059,7 @@
     <w:p>
       <w:pPr>
         <w:ind w:left="360"/>
+        <w:jc w:val="both"/>
         <w:rPr>
           <w:rFonts w:cstheme="minorHAnsi"/>
           <w:sz w:val="24"/>
@@ -7312,6 +8082,7 @@
           <w:ilvl w:val="0"/>
           <w:numId w:val="19"/>
         </w:numPr>
+        <w:jc w:val="both"/>
         <w:rPr>
           <w:rFonts w:cstheme="minorHAnsi"/>
           <w:sz w:val="24"/>
@@ -7344,19 +8115,30 @@
           <w:ilvl w:val="0"/>
           <w:numId w:val="19"/>
         </w:numPr>
-        <w:rPr>
-          <w:rFonts w:cstheme="minorHAnsi"/>
-          <w:sz w:val="24"/>
-          <w:szCs w:val="24"/>
-        </w:rPr>
-      </w:pPr>
-      <w:r>
-        <w:rPr>
-          <w:rFonts w:cstheme="minorHAnsi"/>
-          <w:sz w:val="24"/>
-          <w:szCs w:val="24"/>
-        </w:rPr>
-        <w:t xml:space="preserve">So we can find </w:t>
+        <w:jc w:val="both"/>
+        <w:rPr>
+          <w:rFonts w:cstheme="minorHAnsi"/>
+          <w:sz w:val="24"/>
+          <w:szCs w:val="24"/>
+        </w:rPr>
+      </w:pPr>
+      <w:proofErr w:type="gramStart"/>
+      <w:r>
+        <w:rPr>
+          <w:rFonts w:cstheme="minorHAnsi"/>
+          <w:sz w:val="24"/>
+          <w:szCs w:val="24"/>
+        </w:rPr>
+        <w:t>So</w:t>
+      </w:r>
+      <w:proofErr w:type="gramEnd"/>
+      <w:r>
+        <w:rPr>
+          <w:rFonts w:cstheme="minorHAnsi"/>
+          <w:sz w:val="24"/>
+          <w:szCs w:val="24"/>
+        </w:rPr>
+        <w:t xml:space="preserve"> we can find </w:t>
       </w:r>
       <w:r>
         <w:rPr>
@@ -7376,6 +8158,7 @@
           <w:ilvl w:val="0"/>
           <w:numId w:val="19"/>
         </w:numPr>
+        <w:jc w:val="both"/>
         <w:rPr>
           <w:rFonts w:cstheme="minorHAnsi"/>
           <w:sz w:val="24"/>
@@ -7394,6 +8177,7 @@
     <w:p>
       <w:pPr>
         <w:ind w:left="360"/>
+        <w:jc w:val="both"/>
         <w:rPr>
           <w:rFonts w:cstheme="minorHAnsi"/>
           <w:sz w:val="24"/>
@@ -7420,6 +8204,7 @@
           <w:tab w:val="num" w:pos="1080"/>
         </w:tabs>
         <w:ind w:left="1080"/>
+        <w:jc w:val="both"/>
         <w:rPr>
           <w:rFonts w:cstheme="minorHAnsi"/>
           <w:sz w:val="24"/>
@@ -7446,6 +8231,7 @@
           <w:tab w:val="num" w:pos="1080"/>
         </w:tabs>
         <w:ind w:left="1080"/>
+        <w:jc w:val="both"/>
         <w:rPr>
           <w:rFonts w:cstheme="minorHAnsi"/>
           <w:sz w:val="24"/>
@@ -7464,6 +8250,7 @@
     <w:p>
       <w:pPr>
         <w:ind w:left="360"/>
+        <w:jc w:val="both"/>
         <w:rPr>
           <w:rFonts w:cstheme="minorHAnsi"/>
           <w:sz w:val="24"/>
@@ -7492,6 +8279,7 @@
     <w:p>
       <w:pPr>
         <w:ind w:left="360"/>
+        <w:jc w:val="both"/>
         <w:rPr>
           <w:rFonts w:cstheme="minorHAnsi"/>
           <w:sz w:val="24"/>
@@ -7510,6 +8298,7 @@
     <w:p>
       <w:pPr>
         <w:ind w:left="360"/>
+        <w:jc w:val="both"/>
         <w:rPr>
           <w:rFonts w:cstheme="minorHAnsi"/>
           <w:sz w:val="24"/>
@@ -7528,6 +8317,7 @@
     <w:p>
       <w:pPr>
         <w:ind w:left="360"/>
+        <w:jc w:val="both"/>
         <w:rPr>
           <w:rFonts w:cstheme="minorHAnsi"/>
           <w:sz w:val="24"/>
@@ -7538,6 +8328,7 @@
     <w:p>
       <w:pPr>
         <w:ind w:left="360"/>
+        <w:jc w:val="both"/>
         <w:rPr>
           <w:rFonts w:cstheme="minorHAnsi"/>
           <w:b/>
@@ -7563,6 +8354,7 @@
           <w:ilvl w:val="0"/>
           <w:numId w:val="21"/>
         </w:numPr>
+        <w:jc w:val="both"/>
         <w:rPr>
           <w:rFonts w:cstheme="minorHAnsi"/>
           <w:sz w:val="24"/>
@@ -7584,6 +8376,7 @@
           <w:ilvl w:val="0"/>
           <w:numId w:val="21"/>
         </w:numPr>
+        <w:jc w:val="both"/>
         <w:rPr>
           <w:rFonts w:cstheme="minorHAnsi"/>
           <w:sz w:val="24"/>
@@ -7605,6 +8398,7 @@
           <w:ilvl w:val="0"/>
           <w:numId w:val="21"/>
         </w:numPr>
+        <w:jc w:val="both"/>
         <w:rPr>
           <w:rFonts w:cstheme="minorHAnsi"/>
           <w:sz w:val="24"/>
@@ -7623,6 +8417,7 @@
     <w:p>
       <w:pPr>
         <w:ind w:left="360"/>
+        <w:jc w:val="both"/>
         <w:rPr>
           <w:rFonts w:cstheme="minorHAnsi"/>
           <w:sz w:val="24"/>
@@ -7633,6 +8428,7 @@
     <w:p>
       <w:pPr>
         <w:ind w:left="360"/>
+        <w:jc w:val="both"/>
         <w:rPr>
           <w:rFonts w:cstheme="minorHAnsi"/>
           <w:b/>
@@ -7655,6 +8451,7 @@
     <w:p>
       <w:pPr>
         <w:ind w:left="360"/>
+        <w:jc w:val="both"/>
         <w:rPr>
           <w:rFonts w:cstheme="minorHAnsi"/>
           <w:sz w:val="24"/>
@@ -7693,7 +8490,25 @@
           <w:sz w:val="24"/>
           <w:szCs w:val="24"/>
         </w:rPr>
-        <w:t>entence-transformers (MiniLM or BGE)</w:t>
+        <w:t>entence-transformers (</w:t>
+      </w:r>
+      <w:proofErr w:type="spellStart"/>
+      <w:r>
+        <w:rPr>
+          <w:rFonts w:cstheme="minorHAnsi"/>
+          <w:sz w:val="24"/>
+          <w:szCs w:val="24"/>
+        </w:rPr>
+        <w:t>MiniLM</w:t>
+      </w:r>
+      <w:proofErr w:type="spellEnd"/>
+      <w:r>
+        <w:rPr>
+          <w:rFonts w:cstheme="minorHAnsi"/>
+          <w:sz w:val="24"/>
+          <w:szCs w:val="24"/>
+        </w:rPr>
+        <w:t xml:space="preserve"> or BGE)</w:t>
       </w:r>
       <w:r>
         <w:rPr>
@@ -7747,6 +8562,7 @@
     <w:p>
       <w:pPr>
         <w:ind w:left="360"/>
+        <w:jc w:val="both"/>
         <w:rPr>
           <w:rFonts w:cstheme="minorHAnsi"/>
           <w:sz w:val="24"/>
@@ -7757,6 +8573,7 @@
     <w:p>
       <w:pPr>
         <w:ind w:left="360"/>
+        <w:jc w:val="both"/>
         <w:rPr>
           <w:rFonts w:cstheme="minorHAnsi"/>
           <w:b/>
@@ -7782,6 +8599,7 @@
           <w:ilvl w:val="0"/>
           <w:numId w:val="22"/>
         </w:numPr>
+        <w:jc w:val="both"/>
         <w:rPr>
           <w:rFonts w:cstheme="minorHAnsi"/>
           <w:sz w:val="24"/>
@@ -7803,6 +8621,7 @@
           <w:ilvl w:val="0"/>
           <w:numId w:val="22"/>
         </w:numPr>
+        <w:jc w:val="both"/>
         <w:rPr>
           <w:rFonts w:cstheme="minorHAnsi"/>
           <w:sz w:val="24"/>
@@ -7821,6 +8640,7 @@
     <w:p>
       <w:pPr>
         <w:ind w:left="360"/>
+        <w:jc w:val="both"/>
         <w:rPr>
           <w:rFonts w:cstheme="minorHAnsi"/>
           <w:sz w:val="24"/>
@@ -7831,6 +8651,7 @@
     <w:p>
       <w:pPr>
         <w:ind w:left="360"/>
+        <w:jc w:val="both"/>
         <w:rPr>
           <w:rFonts w:cstheme="minorHAnsi"/>
           <w:b/>
@@ -7847,7 +8668,29 @@
           <w:sz w:val="24"/>
           <w:szCs w:val="24"/>
         </w:rPr>
-        <w:t>Why SentenceTransformers?</w:t>
+        <w:t xml:space="preserve">Why </w:t>
+      </w:r>
+      <w:proofErr w:type="spellStart"/>
+      <w:r>
+        <w:rPr>
+          <w:rFonts w:cstheme="minorHAnsi"/>
+          <w:b/>
+          <w:bCs/>
+          <w:sz w:val="24"/>
+          <w:szCs w:val="24"/>
+        </w:rPr>
+        <w:t>SentenceTransformers</w:t>
+      </w:r>
+      <w:proofErr w:type="spellEnd"/>
+      <w:r>
+        <w:rPr>
+          <w:rFonts w:cstheme="minorHAnsi"/>
+          <w:b/>
+          <w:bCs/>
+          <w:sz w:val="24"/>
+          <w:szCs w:val="24"/>
+        </w:rPr>
+        <w:t>?</w:t>
       </w:r>
     </w:p>
     <w:p>
@@ -7856,6 +8699,7 @@
           <w:ilvl w:val="0"/>
           <w:numId w:val="23"/>
         </w:numPr>
+        <w:jc w:val="both"/>
         <w:rPr>
           <w:rFonts w:cstheme="minorHAnsi"/>
           <w:sz w:val="24"/>
@@ -7877,6 +8721,7 @@
           <w:ilvl w:val="0"/>
           <w:numId w:val="23"/>
         </w:numPr>
+        <w:jc w:val="both"/>
         <w:rPr>
           <w:rFonts w:cstheme="minorHAnsi"/>
           <w:sz w:val="24"/>
@@ -7899,6 +8744,7 @@
           <w:ilvl w:val="0"/>
           <w:numId w:val="23"/>
         </w:numPr>
+        <w:jc w:val="both"/>
         <w:rPr>
           <w:rFonts w:cstheme="minorHAnsi"/>
           <w:sz w:val="24"/>
@@ -7916,15 +8762,17 @@
     </w:p>
     <w:p>
       <w:pPr>
-        <w:rPr>
-          <w:rFonts w:cstheme="minorHAnsi"/>
-          <w:sz w:val="24"/>
-          <w:szCs w:val="24"/>
-        </w:rPr>
-      </w:pPr>
-    </w:p>
-    <w:p>
-      <w:pPr>
+        <w:jc w:val="both"/>
+        <w:rPr>
+          <w:rFonts w:cstheme="minorHAnsi"/>
+          <w:sz w:val="24"/>
+          <w:szCs w:val="24"/>
+        </w:rPr>
+      </w:pPr>
+    </w:p>
+    <w:p>
+      <w:pPr>
+        <w:jc w:val="both"/>
         <w:rPr>
           <w:rFonts w:cstheme="minorHAnsi"/>
           <w:b/>
@@ -7950,6 +8798,7 @@
           <w:ilvl w:val="0"/>
           <w:numId w:val="24"/>
         </w:numPr>
+        <w:jc w:val="both"/>
         <w:rPr>
           <w:rFonts w:cstheme="minorHAnsi"/>
           <w:sz w:val="24"/>
@@ -7981,6 +8830,7 @@
           <w:ilvl w:val="0"/>
           <w:numId w:val="24"/>
         </w:numPr>
+        <w:jc w:val="both"/>
         <w:rPr>
           <w:rFonts w:cstheme="minorHAnsi"/>
           <w:sz w:val="24"/>
@@ -8008,6 +8858,7 @@
     </w:p>
     <w:p>
       <w:pPr>
+        <w:jc w:val="both"/>
         <w:rPr>
           <w:rFonts w:cstheme="minorHAnsi"/>
           <w:sz w:val="24"/>
@@ -8025,6 +8876,7 @@
     </w:p>
     <w:p>
       <w:pPr>
+        <w:jc w:val="both"/>
         <w:rPr>
           <w:rFonts w:cstheme="minorHAnsi"/>
           <w:b/>
@@ -8046,6 +8898,7 @@
     </w:p>
     <w:p>
       <w:pPr>
+        <w:jc w:val="both"/>
         <w:rPr>
           <w:rFonts w:cstheme="minorHAnsi"/>
           <w:b/>
@@ -8064,8 +8917,9 @@
           <w:szCs w:val="24"/>
           <w:u w:val="single"/>
         </w:rPr>
-        <w:t>e5-base-v2</w:t>
-      </w:r>
+        <w:t>e5-base-v</w:t>
+      </w:r>
+      <w:proofErr w:type="gramStart"/>
       <w:r>
         <w:rPr>
           <w:rFonts w:cstheme="minorHAnsi"/>
@@ -8075,11 +8929,35 @@
           <w:szCs w:val="24"/>
           <w:u w:val="single"/>
         </w:rPr>
-        <w:t xml:space="preserve"> : </w:t>
-      </w:r>
-    </w:p>
-    <w:p>
-      <w:pPr>
+        <w:t>2</w:t>
+      </w:r>
+      <w:r>
+        <w:rPr>
+          <w:rFonts w:cstheme="minorHAnsi"/>
+          <w:b/>
+          <w:bCs/>
+          <w:sz w:val="24"/>
+          <w:szCs w:val="24"/>
+          <w:u w:val="single"/>
+        </w:rPr>
+        <w:t xml:space="preserve"> :</w:t>
+      </w:r>
+      <w:proofErr w:type="gramEnd"/>
+      <w:r>
+        <w:rPr>
+          <w:rFonts w:cstheme="minorHAnsi"/>
+          <w:b/>
+          <w:bCs/>
+          <w:sz w:val="24"/>
+          <w:szCs w:val="24"/>
+          <w:u w:val="single"/>
+        </w:rPr>
+        <w:t xml:space="preserve"> </w:t>
+      </w:r>
+    </w:p>
+    <w:p>
+      <w:pPr>
+        <w:jc w:val="both"/>
         <w:rPr>
           <w:rFonts w:cstheme="minorHAnsi"/>
           <w:sz w:val="24"/>
@@ -8097,6 +8975,7 @@
     </w:p>
     <w:p>
       <w:pPr>
+        <w:jc w:val="both"/>
         <w:rPr>
           <w:rFonts w:cstheme="minorHAnsi"/>
           <w:sz w:val="24"/>
@@ -8120,6 +8999,7 @@
           <w:ilvl w:val="0"/>
           <w:numId w:val="25"/>
         </w:numPr>
+        <w:jc w:val="both"/>
         <w:rPr>
           <w:rFonts w:cstheme="minorHAnsi"/>
           <w:sz w:val="24"/>
@@ -8149,6 +9029,7 @@
           <w:ilvl w:val="0"/>
           <w:numId w:val="25"/>
         </w:numPr>
+        <w:jc w:val="both"/>
         <w:rPr>
           <w:rFonts w:cstheme="minorHAnsi"/>
           <w:sz w:val="24"/>
@@ -8170,6 +9051,7 @@
           <w:ilvl w:val="0"/>
           <w:numId w:val="25"/>
         </w:numPr>
+        <w:jc w:val="both"/>
         <w:rPr>
           <w:rFonts w:cstheme="minorHAnsi"/>
           <w:sz w:val="24"/>
@@ -8191,6 +9073,7 @@
           <w:ilvl w:val="0"/>
           <w:numId w:val="25"/>
         </w:numPr>
+        <w:jc w:val="both"/>
         <w:rPr>
           <w:rFonts w:cstheme="minorHAnsi"/>
           <w:sz w:val="24"/>
@@ -8224,6 +9107,7 @@
     </w:p>
     <w:p>
       <w:pPr>
+        <w:jc w:val="both"/>
         <w:rPr>
           <w:rFonts w:cstheme="minorHAnsi"/>
           <w:sz w:val="24"/>
@@ -8247,6 +9131,7 @@
           <w:ilvl w:val="0"/>
           <w:numId w:val="26"/>
         </w:numPr>
+        <w:jc w:val="both"/>
         <w:rPr>
           <w:rFonts w:cstheme="minorHAnsi"/>
           <w:sz w:val="24"/>
@@ -8268,6 +9153,7 @@
           <w:ilvl w:val="0"/>
           <w:numId w:val="26"/>
         </w:numPr>
+        <w:jc w:val="both"/>
         <w:rPr>
           <w:rFonts w:cstheme="minorHAnsi"/>
           <w:sz w:val="24"/>
@@ -8289,6 +9175,7 @@
           <w:ilvl w:val="0"/>
           <w:numId w:val="26"/>
         </w:numPr>
+        <w:jc w:val="both"/>
         <w:rPr>
           <w:rFonts w:cstheme="minorHAnsi"/>
           <w:sz w:val="24"/>
@@ -8310,6 +9197,7 @@
           <w:ilvl w:val="0"/>
           <w:numId w:val="26"/>
         </w:numPr>
+        <w:jc w:val="both"/>
         <w:rPr>
           <w:rFonts w:cstheme="minorHAnsi"/>
           <w:sz w:val="24"/>
@@ -8331,6 +9219,7 @@
           <w:ilvl w:val="0"/>
           <w:numId w:val="26"/>
         </w:numPr>
+        <w:jc w:val="both"/>
         <w:rPr>
           <w:rFonts w:cstheme="minorHAnsi"/>
           <w:sz w:val="24"/>
@@ -8348,6 +9237,7 @@
     </w:p>
     <w:p>
       <w:pPr>
+        <w:jc w:val="both"/>
         <w:rPr>
           <w:rFonts w:cstheme="minorHAnsi"/>
           <w:sz w:val="24"/>
@@ -8371,6 +9261,7 @@
           <w:ilvl w:val="0"/>
           <w:numId w:val="27"/>
         </w:numPr>
+        <w:jc w:val="both"/>
         <w:rPr>
           <w:rFonts w:cstheme="minorHAnsi"/>
           <w:sz w:val="24"/>
@@ -8392,6 +9283,7 @@
           <w:ilvl w:val="0"/>
           <w:numId w:val="27"/>
         </w:numPr>
+        <w:jc w:val="both"/>
         <w:rPr>
           <w:rFonts w:cstheme="minorHAnsi"/>
           <w:sz w:val="24"/>
@@ -8409,15 +9301,17 @@
     </w:p>
     <w:p>
       <w:pPr>
-        <w:rPr>
-          <w:rFonts w:cstheme="minorHAnsi"/>
-          <w:sz w:val="24"/>
-          <w:szCs w:val="24"/>
-        </w:rPr>
-      </w:pPr>
-    </w:p>
-    <w:p>
-      <w:pPr>
+        <w:jc w:val="both"/>
+        <w:rPr>
+          <w:rFonts w:cstheme="minorHAnsi"/>
+          <w:sz w:val="24"/>
+          <w:szCs w:val="24"/>
+        </w:rPr>
+      </w:pPr>
+    </w:p>
+    <w:p>
+      <w:pPr>
+        <w:jc w:val="both"/>
         <w:rPr>
           <w:rFonts w:cstheme="minorHAnsi"/>
           <w:b/>
@@ -8439,6 +9333,7 @@
     </w:p>
     <w:p>
       <w:pPr>
+        <w:jc w:val="both"/>
         <w:rPr>
           <w:rFonts w:cstheme="minorHAnsi"/>
           <w:sz w:val="24"/>
@@ -8456,6 +9351,7 @@
     </w:p>
     <w:p>
       <w:pPr>
+        <w:jc w:val="both"/>
         <w:rPr>
           <w:rFonts w:cstheme="minorHAnsi"/>
           <w:sz w:val="24"/>
@@ -8473,6 +9369,7 @@
     </w:p>
     <w:p>
       <w:pPr>
+        <w:jc w:val="both"/>
         <w:rPr>
           <w:rFonts w:cstheme="minorHAnsi"/>
           <w:b/>
@@ -8494,6 +9391,7 @@
     </w:p>
     <w:p>
       <w:pPr>
+        <w:jc w:val="both"/>
         <w:rPr>
           <w:rFonts w:cstheme="minorHAnsi"/>
           <w:sz w:val="24"/>
@@ -8511,15 +9409,17 @@
     </w:p>
     <w:p>
       <w:pPr>
-        <w:rPr>
-          <w:rFonts w:cstheme="minorHAnsi"/>
-          <w:sz w:val="24"/>
-          <w:szCs w:val="24"/>
-        </w:rPr>
-      </w:pPr>
-    </w:p>
-    <w:p>
-      <w:pPr>
+        <w:jc w:val="both"/>
+        <w:rPr>
+          <w:rFonts w:cstheme="minorHAnsi"/>
+          <w:sz w:val="24"/>
+          <w:szCs w:val="24"/>
+        </w:rPr>
+      </w:pPr>
+    </w:p>
+    <w:p>
+      <w:pPr>
+        <w:jc w:val="both"/>
         <w:rPr>
           <w:rFonts w:cstheme="minorHAnsi"/>
           <w:b/>
@@ -8541,6 +9441,7 @@
     </w:p>
     <w:p>
       <w:pPr>
+        <w:jc w:val="both"/>
         <w:rPr>
           <w:rFonts w:cstheme="minorHAnsi"/>
           <w:sz w:val="24"/>
@@ -8577,6 +9478,7 @@
     </w:p>
     <w:p>
       <w:pPr>
+        <w:jc w:val="both"/>
         <w:rPr>
           <w:rFonts w:cstheme="minorHAnsi"/>
           <w:sz w:val="24"/>
@@ -8616,6 +9518,7 @@
           <w:ilvl w:val="0"/>
           <w:numId w:val="28"/>
         </w:numPr>
+        <w:jc w:val="both"/>
         <w:rPr>
           <w:rFonts w:cstheme="minorHAnsi"/>
           <w:sz w:val="24"/>
@@ -8634,19 +9537,38 @@
     <w:p>
       <w:pPr>
         <w:ind w:firstLine="720"/>
-        <w:rPr>
-          <w:rFonts w:cstheme="minorHAnsi"/>
-          <w:sz w:val="24"/>
-          <w:szCs w:val="24"/>
-        </w:rPr>
-      </w:pPr>
-      <w:r>
-        <w:rPr>
-          <w:rFonts w:cstheme="minorHAnsi"/>
-          <w:sz w:val="24"/>
-          <w:szCs w:val="24"/>
-        </w:rPr>
-        <w:t>"passage: &lt;chunk text&gt;"</w:t>
+        <w:jc w:val="both"/>
+        <w:rPr>
+          <w:rFonts w:cstheme="minorHAnsi"/>
+          <w:sz w:val="24"/>
+          <w:szCs w:val="24"/>
+        </w:rPr>
+      </w:pPr>
+      <w:r>
+        <w:rPr>
+          <w:rFonts w:cstheme="minorHAnsi"/>
+          <w:sz w:val="24"/>
+          <w:szCs w:val="24"/>
+        </w:rPr>
+        <w:t>"</w:t>
+      </w:r>
+      <w:proofErr w:type="gramStart"/>
+      <w:r>
+        <w:rPr>
+          <w:rFonts w:cstheme="minorHAnsi"/>
+          <w:sz w:val="24"/>
+          <w:szCs w:val="24"/>
+        </w:rPr>
+        <w:t>passage</w:t>
+      </w:r>
+      <w:proofErr w:type="gramEnd"/>
+      <w:r>
+        <w:rPr>
+          <w:rFonts w:cstheme="minorHAnsi"/>
+          <w:sz w:val="24"/>
+          <w:szCs w:val="24"/>
+        </w:rPr>
+        <w:t>: &lt;chunk text&gt;"</w:t>
       </w:r>
     </w:p>
     <w:p>
@@ -8655,6 +9577,7 @@
           <w:ilvl w:val="0"/>
           <w:numId w:val="29"/>
         </w:numPr>
+        <w:jc w:val="both"/>
         <w:rPr>
           <w:rFonts w:cstheme="minorHAnsi"/>
           <w:sz w:val="24"/>
@@ -8673,32 +9596,53 @@
     <w:p>
       <w:pPr>
         <w:ind w:firstLine="720"/>
-        <w:rPr>
-          <w:rFonts w:cstheme="minorHAnsi"/>
-          <w:sz w:val="24"/>
-          <w:szCs w:val="24"/>
-        </w:rPr>
-      </w:pPr>
-      <w:r>
-        <w:rPr>
-          <w:rFonts w:cstheme="minorHAnsi"/>
-          <w:sz w:val="24"/>
-          <w:szCs w:val="24"/>
-        </w:rPr>
-        <w:t>"query: &lt;user question&gt;"</w:t>
-      </w:r>
-    </w:p>
-    <w:p>
-      <w:pPr>
-        <w:rPr>
-          <w:rFonts w:cstheme="minorHAnsi"/>
-          <w:sz w:val="24"/>
-          <w:szCs w:val="24"/>
-        </w:rPr>
-      </w:pPr>
-    </w:p>
-    <w:p>
-      <w:pPr>
+        <w:jc w:val="both"/>
+        <w:rPr>
+          <w:rFonts w:cstheme="minorHAnsi"/>
+          <w:sz w:val="24"/>
+          <w:szCs w:val="24"/>
+        </w:rPr>
+      </w:pPr>
+      <w:r>
+        <w:rPr>
+          <w:rFonts w:cstheme="minorHAnsi"/>
+          <w:sz w:val="24"/>
+          <w:szCs w:val="24"/>
+        </w:rPr>
+        <w:t>"</w:t>
+      </w:r>
+      <w:proofErr w:type="gramStart"/>
+      <w:r>
+        <w:rPr>
+          <w:rFonts w:cstheme="minorHAnsi"/>
+          <w:sz w:val="24"/>
+          <w:szCs w:val="24"/>
+        </w:rPr>
+        <w:t>query</w:t>
+      </w:r>
+      <w:proofErr w:type="gramEnd"/>
+      <w:r>
+        <w:rPr>
+          <w:rFonts w:cstheme="minorHAnsi"/>
+          <w:sz w:val="24"/>
+          <w:szCs w:val="24"/>
+        </w:rPr>
+        <w:t>: &lt;user question&gt;"</w:t>
+      </w:r>
+    </w:p>
+    <w:p>
+      <w:pPr>
+        <w:jc w:val="both"/>
+        <w:rPr>
+          <w:rFonts w:cstheme="minorHAnsi"/>
+          <w:sz w:val="24"/>
+          <w:szCs w:val="24"/>
+        </w:rPr>
+      </w:pPr>
+    </w:p>
+    <w:p>
+      <w:pPr>
+        <w:jc w:val="both"/>
         <w:rPr>
           <w:rFonts w:cstheme="minorHAnsi"/>
           <w:sz w:val="24"/>
@@ -8720,6 +9664,7 @@
           <w:ilvl w:val="0"/>
           <w:numId w:val="30"/>
         </w:numPr>
+        <w:jc w:val="both"/>
         <w:rPr>
           <w:rFonts w:cstheme="minorHAnsi"/>
           <w:sz w:val="24"/>
@@ -8741,6 +9686,7 @@
           <w:ilvl w:val="0"/>
           <w:numId w:val="30"/>
         </w:numPr>
+        <w:jc w:val="both"/>
         <w:rPr>
           <w:rFonts w:cstheme="minorHAnsi"/>
           <w:sz w:val="24"/>
@@ -8762,6 +9708,7 @@
           <w:ilvl w:val="0"/>
           <w:numId w:val="30"/>
         </w:numPr>
+        <w:jc w:val="both"/>
         <w:rPr>
           <w:rFonts w:cstheme="minorHAnsi"/>
           <w:sz w:val="24"/>
@@ -8797,6 +9744,7 @@
     </w:p>
     <w:p>
       <w:pPr>
+        <w:jc w:val="both"/>
         <w:rPr>
           <w:rFonts w:cstheme="minorHAnsi"/>
           <w:sz w:val="24"/>
@@ -8814,15 +9762,17 @@
     </w:p>
     <w:p>
       <w:pPr>
-        <w:rPr>
-          <w:rFonts w:cstheme="minorHAnsi"/>
-          <w:sz w:val="24"/>
-          <w:szCs w:val="24"/>
-        </w:rPr>
-      </w:pPr>
-    </w:p>
-    <w:p>
-      <w:pPr>
+        <w:jc w:val="both"/>
+        <w:rPr>
+          <w:rFonts w:cstheme="minorHAnsi"/>
+          <w:sz w:val="24"/>
+          <w:szCs w:val="24"/>
+        </w:rPr>
+      </w:pPr>
+    </w:p>
+    <w:p>
+      <w:pPr>
+        <w:jc w:val="both"/>
         <w:rPr>
           <w:rFonts w:cstheme="minorHAnsi"/>
           <w:sz w:val="24"/>
@@ -8858,6 +9808,7 @@
     </w:p>
     <w:p>
       <w:pPr>
+        <w:jc w:val="both"/>
         <w:rPr>
           <w:rFonts w:cstheme="minorHAnsi"/>
           <w:sz w:val="24"/>
@@ -8881,6 +9832,7 @@
           <w:ilvl w:val="0"/>
           <w:numId w:val="31"/>
         </w:numPr>
+        <w:jc w:val="both"/>
         <w:rPr>
           <w:rFonts w:cstheme="minorHAnsi"/>
           <w:sz w:val="24"/>
@@ -8902,6 +9854,7 @@
           <w:ilvl w:val="0"/>
           <w:numId w:val="31"/>
         </w:numPr>
+        <w:jc w:val="both"/>
         <w:rPr>
           <w:rFonts w:cstheme="minorHAnsi"/>
           <w:sz w:val="24"/>
@@ -8923,6 +9876,7 @@
           <w:ilvl w:val="0"/>
           <w:numId w:val="31"/>
         </w:numPr>
+        <w:jc w:val="both"/>
         <w:rPr>
           <w:rFonts w:cstheme="minorHAnsi"/>
           <w:sz w:val="24"/>
@@ -8944,6 +9898,7 @@
           <w:ilvl w:val="0"/>
           <w:numId w:val="31"/>
         </w:numPr>
+        <w:jc w:val="both"/>
         <w:rPr>
           <w:rFonts w:cstheme="minorHAnsi"/>
           <w:sz w:val="24"/>
@@ -8961,6 +9916,7 @@
     </w:p>
     <w:p>
       <w:pPr>
+        <w:jc w:val="both"/>
         <w:rPr>
           <w:rFonts w:cstheme="minorHAnsi"/>
           <w:sz w:val="24"/>
@@ -8978,19 +9934,48 @@
     </w:p>
     <w:p>
       <w:pPr>
-        <w:rPr>
-          <w:rFonts w:cstheme="minorHAnsi"/>
-          <w:sz w:val="24"/>
-          <w:szCs w:val="24"/>
-        </w:rPr>
-      </w:pPr>
-      <w:r>
-        <w:rPr>
-          <w:rFonts w:cstheme="minorHAnsi"/>
-          <w:sz w:val="24"/>
-          <w:szCs w:val="24"/>
-        </w:rPr>
-        <w:t xml:space="preserve">Here, we chunk chunk.page_content not metadata. </w:t>
+        <w:jc w:val="both"/>
+        <w:rPr>
+          <w:rFonts w:cstheme="minorHAnsi"/>
+          <w:sz w:val="24"/>
+          <w:szCs w:val="24"/>
+        </w:rPr>
+      </w:pPr>
+      <w:r>
+        <w:rPr>
+          <w:rFonts w:cstheme="minorHAnsi"/>
+          <w:sz w:val="24"/>
+          <w:szCs w:val="24"/>
+        </w:rPr>
+        <w:t xml:space="preserve">Here, we chunk </w:t>
+      </w:r>
+      <w:proofErr w:type="spellStart"/>
+      <w:proofErr w:type="gramStart"/>
+      <w:r>
+        <w:rPr>
+          <w:rFonts w:cstheme="minorHAnsi"/>
+          <w:sz w:val="24"/>
+          <w:szCs w:val="24"/>
+        </w:rPr>
+        <w:t>chunk.page</w:t>
+      </w:r>
+      <w:proofErr w:type="gramEnd"/>
+      <w:r>
+        <w:rPr>
+          <w:rFonts w:cstheme="minorHAnsi"/>
+          <w:sz w:val="24"/>
+          <w:szCs w:val="24"/>
+        </w:rPr>
+        <w:t>_content</w:t>
+      </w:r>
+      <w:proofErr w:type="spellEnd"/>
+      <w:r>
+        <w:rPr>
+          <w:rFonts w:cstheme="minorHAnsi"/>
+          <w:sz w:val="24"/>
+          <w:szCs w:val="24"/>
+        </w:rPr>
+        <w:t xml:space="preserve"> not metadata. </w:t>
       </w:r>
       <w:r>
         <w:rPr>
@@ -9021,15 +10006,17 @@
     </w:p>
     <w:p>
       <w:pPr>
-        <w:rPr>
-          <w:rFonts w:cstheme="minorHAnsi"/>
-          <w:sz w:val="24"/>
-          <w:szCs w:val="24"/>
-        </w:rPr>
-      </w:pPr>
-    </w:p>
-    <w:p>
-      <w:pPr>
+        <w:jc w:val="both"/>
+        <w:rPr>
+          <w:rFonts w:cstheme="minorHAnsi"/>
+          <w:sz w:val="24"/>
+          <w:szCs w:val="24"/>
+        </w:rPr>
+      </w:pPr>
+    </w:p>
+    <w:p>
+      <w:pPr>
+        <w:jc w:val="both"/>
         <w:rPr>
           <w:rFonts w:cstheme="minorHAnsi"/>
           <w:sz w:val="24"/>
@@ -9047,6 +10034,7 @@
     </w:p>
     <w:p>
       <w:pPr>
+        <w:jc w:val="both"/>
         <w:rPr>
           <w:rFonts w:cstheme="minorHAnsi"/>
           <w:sz w:val="24"/>
@@ -9064,135 +10052,369 @@
     </w:p>
     <w:p>
       <w:pPr>
-        <w:rPr>
-          <w:rFonts w:cstheme="minorHAnsi"/>
-          <w:sz w:val="24"/>
-          <w:szCs w:val="24"/>
-        </w:rPr>
-      </w:pPr>
-      <w:r>
-        <w:rPr>
-          <w:rFonts w:cstheme="minorHAnsi"/>
-          <w:sz w:val="24"/>
-          <w:szCs w:val="24"/>
-        </w:rPr>
-        <w:t>input_texts = [</w:t>
-      </w:r>
-    </w:p>
-    <w:p>
-      <w:pPr>
-        <w:rPr>
-          <w:rFonts w:cstheme="minorHAnsi"/>
-          <w:sz w:val="24"/>
-          <w:szCs w:val="24"/>
-        </w:rPr>
-      </w:pPr>
-      <w:r>
-        <w:rPr>
-          <w:rFonts w:cstheme="minorHAnsi"/>
-          <w:sz w:val="24"/>
-          <w:szCs w:val="24"/>
-        </w:rPr>
-        <w:t>    'query: how much protein should a female eat',</w:t>
-      </w:r>
-    </w:p>
-    <w:p>
-      <w:pPr>
-        <w:rPr>
-          <w:rFonts w:cstheme="minorHAnsi"/>
-          <w:sz w:val="24"/>
-          <w:szCs w:val="24"/>
-        </w:rPr>
-      </w:pPr>
-      <w:r>
-        <w:rPr>
-          <w:rFonts w:cstheme="minorHAnsi"/>
-          <w:sz w:val="24"/>
-          <w:szCs w:val="24"/>
-        </w:rPr>
-        <w:t>    'query: summit define',</w:t>
-      </w:r>
-    </w:p>
-    <w:p>
-      <w:pPr>
-        <w:rPr>
-          <w:rFonts w:cstheme="minorHAnsi"/>
-          <w:sz w:val="24"/>
-          <w:szCs w:val="24"/>
-        </w:rPr>
-      </w:pPr>
-      <w:r>
-        <w:rPr>
-          <w:rFonts w:cstheme="minorHAnsi"/>
-          <w:sz w:val="24"/>
-          <w:szCs w:val="24"/>
-        </w:rPr>
-        <w:t>    "passage: As a general guideline, the CDC's average requirement of protein for women ages 19 to 70 is 46 grams per day. But, as you can see from this chart, you'll need to increase that if you're expecting or training for a marathon. Check out the chart below to see how much protein you should be eating each day.",</w:t>
-      </w:r>
-    </w:p>
-    <w:p>
-      <w:pPr>
-        <w:rPr>
-          <w:rFonts w:cstheme="minorHAnsi"/>
-          <w:sz w:val="24"/>
-          <w:szCs w:val="24"/>
-        </w:rPr>
-      </w:pPr>
-      <w:r>
-        <w:rPr>
-          <w:rFonts w:cstheme="minorHAnsi"/>
-          <w:sz w:val="24"/>
-          <w:szCs w:val="24"/>
-        </w:rPr>
-        <w:t>    "passage: Definition of summit for English Language Learners. : 1  the highest point of a mountain : the top of a mountain. : 2  the highest level. : 3  a meeting or series of meetings between the leaders of two or more governments."</w:t>
-      </w:r>
-    </w:p>
-    <w:p>
-      <w:pPr>
-        <w:rPr>
-          <w:rFonts w:cstheme="minorHAnsi"/>
-          <w:sz w:val="24"/>
-          <w:szCs w:val="24"/>
-        </w:rPr>
-      </w:pPr>
-      <w:r>
-        <w:rPr>
-          <w:rFonts w:cstheme="minorHAnsi"/>
-          <w:sz w:val="24"/>
-          <w:szCs w:val="24"/>
-        </w:rPr>
-        <w:lastRenderedPageBreak/>
+        <w:jc w:val="both"/>
+        <w:rPr>
+          <w:rFonts w:cstheme="minorHAnsi"/>
+          <w:sz w:val="24"/>
+          <w:szCs w:val="24"/>
+        </w:rPr>
+      </w:pPr>
+      <w:proofErr w:type="spellStart"/>
+      <w:r>
+        <w:rPr>
+          <w:rFonts w:cstheme="minorHAnsi"/>
+          <w:sz w:val="24"/>
+          <w:szCs w:val="24"/>
+        </w:rPr>
+        <w:t>input_texts</w:t>
+      </w:r>
+      <w:proofErr w:type="spellEnd"/>
+      <w:r>
+        <w:rPr>
+          <w:rFonts w:cstheme="minorHAnsi"/>
+          <w:sz w:val="24"/>
+          <w:szCs w:val="24"/>
+        </w:rPr>
+        <w:t xml:space="preserve"> = [</w:t>
+      </w:r>
+    </w:p>
+    <w:p>
+      <w:pPr>
+        <w:jc w:val="both"/>
+        <w:rPr>
+          <w:rFonts w:cstheme="minorHAnsi"/>
+          <w:sz w:val="24"/>
+          <w:szCs w:val="24"/>
+        </w:rPr>
+      </w:pPr>
+      <w:r>
+        <w:rPr>
+          <w:rFonts w:cstheme="minorHAnsi"/>
+          <w:sz w:val="24"/>
+          <w:szCs w:val="24"/>
+        </w:rPr>
+        <w:t>    '</w:t>
+      </w:r>
+      <w:proofErr w:type="gramStart"/>
+      <w:r>
+        <w:rPr>
+          <w:rFonts w:cstheme="minorHAnsi"/>
+          <w:sz w:val="24"/>
+          <w:szCs w:val="24"/>
+        </w:rPr>
+        <w:t>query</w:t>
+      </w:r>
+      <w:proofErr w:type="gramEnd"/>
+      <w:r>
+        <w:rPr>
+          <w:rFonts w:cstheme="minorHAnsi"/>
+          <w:sz w:val="24"/>
+          <w:szCs w:val="24"/>
+        </w:rPr>
+        <w:t>: how much protein should a female eat',</w:t>
+      </w:r>
+    </w:p>
+    <w:p>
+      <w:pPr>
+        <w:jc w:val="both"/>
+        <w:rPr>
+          <w:rFonts w:cstheme="minorHAnsi"/>
+          <w:sz w:val="24"/>
+          <w:szCs w:val="24"/>
+        </w:rPr>
+      </w:pPr>
+      <w:r>
+        <w:rPr>
+          <w:rFonts w:cstheme="minorHAnsi"/>
+          <w:sz w:val="24"/>
+          <w:szCs w:val="24"/>
+        </w:rPr>
+        <w:t>    '</w:t>
+      </w:r>
+      <w:proofErr w:type="gramStart"/>
+      <w:r>
+        <w:rPr>
+          <w:rFonts w:cstheme="minorHAnsi"/>
+          <w:sz w:val="24"/>
+          <w:szCs w:val="24"/>
+        </w:rPr>
+        <w:t>query</w:t>
+      </w:r>
+      <w:proofErr w:type="gramEnd"/>
+      <w:r>
+        <w:rPr>
+          <w:rFonts w:cstheme="minorHAnsi"/>
+          <w:sz w:val="24"/>
+          <w:szCs w:val="24"/>
+        </w:rPr>
+        <w:t>: summit define',</w:t>
+      </w:r>
+    </w:p>
+    <w:p>
+      <w:pPr>
+        <w:jc w:val="both"/>
+        <w:rPr>
+          <w:rFonts w:cstheme="minorHAnsi"/>
+          <w:sz w:val="24"/>
+          <w:szCs w:val="24"/>
+        </w:rPr>
+      </w:pPr>
+      <w:r>
+        <w:rPr>
+          <w:rFonts w:cstheme="minorHAnsi"/>
+          <w:sz w:val="24"/>
+          <w:szCs w:val="24"/>
+        </w:rPr>
+        <w:t>    "</w:t>
+      </w:r>
+      <w:proofErr w:type="gramStart"/>
+      <w:r>
+        <w:rPr>
+          <w:rFonts w:cstheme="minorHAnsi"/>
+          <w:sz w:val="24"/>
+          <w:szCs w:val="24"/>
+        </w:rPr>
+        <w:t>passage</w:t>
+      </w:r>
+      <w:proofErr w:type="gramEnd"/>
+      <w:r>
+        <w:rPr>
+          <w:rFonts w:cstheme="minorHAnsi"/>
+          <w:sz w:val="24"/>
+          <w:szCs w:val="24"/>
+        </w:rPr>
+        <w:t>: As a general guideline, the CDC's average requirement of protein for women ages 19 to 70 is 46 grams per day. But, as you can see from this chart, you'll need to increase that if you're expecting or training for a marathon. Check out the chart below to see how much protein you should be eating each day.",</w:t>
+      </w:r>
+    </w:p>
+    <w:p>
+      <w:pPr>
+        <w:jc w:val="both"/>
+        <w:rPr>
+          <w:rFonts w:cstheme="minorHAnsi"/>
+          <w:sz w:val="24"/>
+          <w:szCs w:val="24"/>
+        </w:rPr>
+      </w:pPr>
+      <w:r>
+        <w:rPr>
+          <w:rFonts w:cstheme="minorHAnsi"/>
+          <w:sz w:val="24"/>
+          <w:szCs w:val="24"/>
+        </w:rPr>
+        <w:t>    "</w:t>
+      </w:r>
+      <w:proofErr w:type="gramStart"/>
+      <w:r>
+        <w:rPr>
+          <w:rFonts w:cstheme="minorHAnsi"/>
+          <w:sz w:val="24"/>
+          <w:szCs w:val="24"/>
+        </w:rPr>
+        <w:t>passage</w:t>
+      </w:r>
+      <w:proofErr w:type="gramEnd"/>
+      <w:r>
+        <w:rPr>
+          <w:rFonts w:cstheme="minorHAnsi"/>
+          <w:sz w:val="24"/>
+          <w:szCs w:val="24"/>
+        </w:rPr>
+        <w:t>: Definition of summit for English Language Learners</w:t>
+      </w:r>
+      <w:proofErr w:type="gramStart"/>
+      <w:r>
+        <w:rPr>
+          <w:rFonts w:cstheme="minorHAnsi"/>
+          <w:sz w:val="24"/>
+          <w:szCs w:val="24"/>
+        </w:rPr>
+        <w:t>. :</w:t>
+      </w:r>
+      <w:proofErr w:type="gramEnd"/>
+      <w:r>
+        <w:rPr>
+          <w:rFonts w:cstheme="minorHAnsi"/>
+          <w:sz w:val="24"/>
+          <w:szCs w:val="24"/>
+        </w:rPr>
+        <w:t xml:space="preserve"> </w:t>
+      </w:r>
+      <w:proofErr w:type="gramStart"/>
+      <w:r>
+        <w:rPr>
+          <w:rFonts w:cstheme="minorHAnsi"/>
+          <w:sz w:val="24"/>
+          <w:szCs w:val="24"/>
+        </w:rPr>
+        <w:t>1  the</w:t>
+      </w:r>
+      <w:proofErr w:type="gramEnd"/>
+      <w:r>
+        <w:rPr>
+          <w:rFonts w:cstheme="minorHAnsi"/>
+          <w:sz w:val="24"/>
+          <w:szCs w:val="24"/>
+        </w:rPr>
+        <w:t xml:space="preserve"> highest point of a </w:t>
+      </w:r>
+      <w:proofErr w:type="gramStart"/>
+      <w:r>
+        <w:rPr>
+          <w:rFonts w:cstheme="minorHAnsi"/>
+          <w:sz w:val="24"/>
+          <w:szCs w:val="24"/>
+        </w:rPr>
+        <w:t>mountain :</w:t>
+      </w:r>
+      <w:proofErr w:type="gramEnd"/>
+      <w:r>
+        <w:rPr>
+          <w:rFonts w:cstheme="minorHAnsi"/>
+          <w:sz w:val="24"/>
+          <w:szCs w:val="24"/>
+        </w:rPr>
+        <w:t xml:space="preserve"> the top of a mountain</w:t>
+      </w:r>
+      <w:proofErr w:type="gramStart"/>
+      <w:r>
+        <w:rPr>
+          <w:rFonts w:cstheme="minorHAnsi"/>
+          <w:sz w:val="24"/>
+          <w:szCs w:val="24"/>
+        </w:rPr>
+        <w:t>. :</w:t>
+      </w:r>
+      <w:proofErr w:type="gramEnd"/>
+      <w:r>
+        <w:rPr>
+          <w:rFonts w:cstheme="minorHAnsi"/>
+          <w:sz w:val="24"/>
+          <w:szCs w:val="24"/>
+        </w:rPr>
+        <w:t xml:space="preserve"> </w:t>
+      </w:r>
+      <w:proofErr w:type="gramStart"/>
+      <w:r>
+        <w:rPr>
+          <w:rFonts w:cstheme="minorHAnsi"/>
+          <w:sz w:val="24"/>
+          <w:szCs w:val="24"/>
+        </w:rPr>
+        <w:t>2  the</w:t>
+      </w:r>
+      <w:proofErr w:type="gramEnd"/>
+      <w:r>
+        <w:rPr>
+          <w:rFonts w:cstheme="minorHAnsi"/>
+          <w:sz w:val="24"/>
+          <w:szCs w:val="24"/>
+        </w:rPr>
+        <w:t xml:space="preserve"> highest level</w:t>
+      </w:r>
+      <w:proofErr w:type="gramStart"/>
+      <w:r>
+        <w:rPr>
+          <w:rFonts w:cstheme="minorHAnsi"/>
+          <w:sz w:val="24"/>
+          <w:szCs w:val="24"/>
+        </w:rPr>
+        <w:t>. :</w:t>
+      </w:r>
+      <w:proofErr w:type="gramEnd"/>
+      <w:r>
+        <w:rPr>
+          <w:rFonts w:cstheme="minorHAnsi"/>
+          <w:sz w:val="24"/>
+          <w:szCs w:val="24"/>
+        </w:rPr>
+        <w:t xml:space="preserve"> </w:t>
+      </w:r>
+      <w:proofErr w:type="gramStart"/>
+      <w:r>
+        <w:rPr>
+          <w:rFonts w:cstheme="minorHAnsi"/>
+          <w:sz w:val="24"/>
+          <w:szCs w:val="24"/>
+        </w:rPr>
+        <w:t>3  a</w:t>
+      </w:r>
+      <w:proofErr w:type="gramEnd"/>
+      <w:r>
+        <w:rPr>
+          <w:rFonts w:cstheme="minorHAnsi"/>
+          <w:sz w:val="24"/>
+          <w:szCs w:val="24"/>
+        </w:rPr>
+        <w:t xml:space="preserve"> meeting or series of meetings between the leaders of two or more governments."</w:t>
+      </w:r>
+    </w:p>
+    <w:p>
+      <w:pPr>
+        <w:jc w:val="both"/>
+        <w:rPr>
+          <w:rFonts w:cstheme="minorHAnsi"/>
+          <w:sz w:val="24"/>
+          <w:szCs w:val="24"/>
+        </w:rPr>
+      </w:pPr>
+      <w:r>
+        <w:rPr>
+          <w:rFonts w:cstheme="minorHAnsi"/>
+          <w:sz w:val="24"/>
+          <w:szCs w:val="24"/>
+        </w:rPr>
         <w:t>]</w:t>
       </w:r>
     </w:p>
     <w:p>
       <w:pPr>
-        <w:rPr>
-          <w:rFonts w:cstheme="minorHAnsi"/>
-          <w:sz w:val="24"/>
-          <w:szCs w:val="24"/>
-        </w:rPr>
-      </w:pPr>
-    </w:p>
-    <w:p>
-      <w:pPr>
-        <w:rPr>
-          <w:rFonts w:cstheme="minorHAnsi"/>
-          <w:sz w:val="24"/>
-          <w:szCs w:val="24"/>
-        </w:rPr>
-      </w:pPr>
-      <w:r>
-        <w:rPr>
-          <w:rFonts w:cstheme="minorHAnsi"/>
-          <w:sz w:val="24"/>
-          <w:szCs w:val="24"/>
-        </w:rPr>
-        <w:t>But we will keep all chunks passages in input_texts.</w:t>
-      </w:r>
-    </w:p>
-    <w:p>
-      <w:pPr>
+        <w:jc w:val="both"/>
+        <w:rPr>
+          <w:rFonts w:cstheme="minorHAnsi"/>
+          <w:sz w:val="24"/>
+          <w:szCs w:val="24"/>
+        </w:rPr>
+      </w:pPr>
+    </w:p>
+    <w:p>
+      <w:pPr>
+        <w:jc w:val="both"/>
+        <w:rPr>
+          <w:rFonts w:cstheme="minorHAnsi"/>
+          <w:sz w:val="24"/>
+          <w:szCs w:val="24"/>
+        </w:rPr>
+      </w:pPr>
+      <w:r>
+        <w:rPr>
+          <w:rFonts w:cstheme="minorHAnsi"/>
+          <w:sz w:val="24"/>
+          <w:szCs w:val="24"/>
+        </w:rPr>
+        <w:t xml:space="preserve">But we will keep all chunks passages in </w:t>
+      </w:r>
+      <w:proofErr w:type="spellStart"/>
+      <w:r>
+        <w:rPr>
+          <w:rFonts w:cstheme="minorHAnsi"/>
+          <w:sz w:val="24"/>
+          <w:szCs w:val="24"/>
+        </w:rPr>
+        <w:t>input_texts</w:t>
+      </w:r>
+      <w:proofErr w:type="spellEnd"/>
+      <w:r>
+        <w:rPr>
+          <w:rFonts w:cstheme="minorHAnsi"/>
+          <w:sz w:val="24"/>
+          <w:szCs w:val="24"/>
+        </w:rPr>
+        <w:t>.</w:t>
+      </w:r>
+    </w:p>
+    <w:p>
+      <w:pPr>
+        <w:jc w:val="both"/>
         <w:rPr>
           <w:rFonts w:cstheme="minorHAnsi"/>
           <w:b/>
@@ -9214,29 +10436,50 @@
     </w:p>
     <w:p>
       <w:pPr>
-        <w:rPr>
-          <w:rFonts w:cstheme="minorHAnsi"/>
-          <w:sz w:val="24"/>
-          <w:szCs w:val="24"/>
-        </w:rPr>
-      </w:pPr>
-      <w:r>
-        <w:rPr>
-          <w:rFonts w:cstheme="minorHAnsi"/>
-          <w:sz w:val="24"/>
-          <w:szCs w:val="24"/>
-        </w:rPr>
-        <w:t>Once we get embedding vector of shape (no_of_chunks, 768), we will not modify original chunks. We will keep them as it is and maintain this embedding vector separately for cosine similarity score calculation.</w:t>
-      </w:r>
-    </w:p>
-    <w:p>
-      <w:pPr>
-        <w:rPr>
-          <w:rFonts w:cstheme="minorHAnsi"/>
-          <w:sz w:val="24"/>
-          <w:szCs w:val="24"/>
-        </w:rPr>
-      </w:pPr>
+        <w:jc w:val="both"/>
+        <w:rPr>
+          <w:rFonts w:cstheme="minorHAnsi"/>
+          <w:sz w:val="24"/>
+          <w:szCs w:val="24"/>
+        </w:rPr>
+      </w:pPr>
+      <w:r>
+        <w:rPr>
+          <w:rFonts w:cstheme="minorHAnsi"/>
+          <w:sz w:val="24"/>
+          <w:szCs w:val="24"/>
+        </w:rPr>
+        <w:t>Once we get embedding vector of shape (</w:t>
+      </w:r>
+      <w:proofErr w:type="spellStart"/>
+      <w:r>
+        <w:rPr>
+          <w:rFonts w:cstheme="minorHAnsi"/>
+          <w:sz w:val="24"/>
+          <w:szCs w:val="24"/>
+        </w:rPr>
+        <w:t>no_of_chunks</w:t>
+      </w:r>
+      <w:proofErr w:type="spellEnd"/>
+      <w:r>
+        <w:rPr>
+          <w:rFonts w:cstheme="minorHAnsi"/>
+          <w:sz w:val="24"/>
+          <w:szCs w:val="24"/>
+        </w:rPr>
+        <w:t>, 768), we will not modify original chunks. We will keep them as it is and maintain this embedding vector separately for cosine similarity score calculation.</w:t>
+      </w:r>
+    </w:p>
+    <w:p>
+      <w:pPr>
+        <w:jc w:val="both"/>
+        <w:rPr>
+          <w:rFonts w:cstheme="minorHAnsi"/>
+          <w:sz w:val="24"/>
+          <w:szCs w:val="24"/>
+        </w:rPr>
+      </w:pPr>
+      <w:proofErr w:type="spellStart"/>
       <w:r>
         <w:rPr>
           <w:rFonts w:cstheme="minorHAnsi"/>
@@ -9245,6 +10488,7 @@
         </w:rPr>
         <w:t>text_chunks</w:t>
       </w:r>
+      <w:proofErr w:type="spellEnd"/>
       <w:r>
         <w:rPr>
           <w:rFonts w:cstheme="minorHAnsi"/>
@@ -9256,23 +10500,43 @@
     </w:p>
     <w:p>
       <w:pPr>
-        <w:rPr>
-          <w:rFonts w:cstheme="minorHAnsi"/>
-          <w:sz w:val="24"/>
-          <w:szCs w:val="24"/>
-        </w:rPr>
-      </w:pPr>
-      <w:r>
-        <w:rPr>
-          <w:rFonts w:cstheme="minorHAnsi"/>
-          <w:sz w:val="24"/>
-          <w:szCs w:val="24"/>
-        </w:rPr>
-        <w:t>embeddings -&gt; array of embeddings generated by sentence transformer with shape (no_of_chunks, 768).</w:t>
-      </w:r>
-    </w:p>
-    <w:p>
-      <w:pPr>
+        <w:jc w:val="both"/>
+        <w:rPr>
+          <w:rFonts w:cstheme="minorHAnsi"/>
+          <w:sz w:val="24"/>
+          <w:szCs w:val="24"/>
+        </w:rPr>
+      </w:pPr>
+      <w:r>
+        <w:rPr>
+          <w:rFonts w:cstheme="minorHAnsi"/>
+          <w:sz w:val="24"/>
+          <w:szCs w:val="24"/>
+        </w:rPr>
+        <w:t>embeddings -&gt; array of embeddings generated by sentence transformer with shape (</w:t>
+      </w:r>
+      <w:proofErr w:type="spellStart"/>
+      <w:r>
+        <w:rPr>
+          <w:rFonts w:cstheme="minorHAnsi"/>
+          <w:sz w:val="24"/>
+          <w:szCs w:val="24"/>
+        </w:rPr>
+        <w:t>no_of_chunks</w:t>
+      </w:r>
+      <w:proofErr w:type="spellEnd"/>
+      <w:r>
+        <w:rPr>
+          <w:rFonts w:cstheme="minorHAnsi"/>
+          <w:sz w:val="24"/>
+          <w:szCs w:val="24"/>
+        </w:rPr>
+        <w:t>, 768).</w:t>
+      </w:r>
+    </w:p>
+    <w:p>
+      <w:pPr>
+        <w:jc w:val="both"/>
         <w:rPr>
           <w:rFonts w:cstheme="minorHAnsi"/>
           <w:sz w:val="24"/>
@@ -9290,15 +10554,17 @@
     </w:p>
     <w:p>
       <w:pPr>
-        <w:rPr>
-          <w:rFonts w:cstheme="minorHAnsi"/>
-          <w:sz w:val="24"/>
-          <w:szCs w:val="24"/>
-        </w:rPr>
-      </w:pPr>
-    </w:p>
-    <w:p>
-      <w:pPr>
+        <w:jc w:val="both"/>
+        <w:rPr>
+          <w:rFonts w:cstheme="minorHAnsi"/>
+          <w:sz w:val="24"/>
+          <w:szCs w:val="24"/>
+        </w:rPr>
+      </w:pPr>
+    </w:p>
+    <w:p>
+      <w:pPr>
+        <w:jc w:val="both"/>
         <w:rPr>
           <w:rFonts w:cstheme="minorHAnsi"/>
           <w:sz w:val="24"/>
@@ -9316,40 +10582,119 @@
     </w:p>
     <w:p>
       <w:pPr>
-        <w:rPr>
-          <w:rFonts w:cstheme="minorHAnsi"/>
-          <w:sz w:val="24"/>
-          <w:szCs w:val="24"/>
-        </w:rPr>
-      </w:pPr>
-      <w:r>
-        <w:rPr>
-          <w:rFonts w:cstheme="minorHAnsi"/>
-          <w:sz w:val="24"/>
-          <w:szCs w:val="24"/>
-        </w:rPr>
-        <w:t>q_emb = embedding_model.encode(query, normalize_embeddings=True)  </w:t>
-      </w:r>
-    </w:p>
-    <w:p>
-      <w:pPr>
-        <w:rPr>
-          <w:rFonts w:cstheme="minorHAnsi"/>
-          <w:sz w:val="24"/>
-          <w:szCs w:val="24"/>
-        </w:rPr>
-      </w:pPr>
-      <w:r>
-        <w:rPr>
-          <w:rFonts w:cstheme="minorHAnsi"/>
-          <w:sz w:val="24"/>
-          <w:szCs w:val="24"/>
-        </w:rPr>
-        <w:t>scores = embeddings @ q_emb.T</w:t>
-      </w:r>
-    </w:p>
-    <w:p>
-      <w:pPr>
+        <w:jc w:val="both"/>
+        <w:rPr>
+          <w:rFonts w:cstheme="minorHAnsi"/>
+          <w:sz w:val="24"/>
+          <w:szCs w:val="24"/>
+        </w:rPr>
+      </w:pPr>
+      <w:proofErr w:type="spellStart"/>
+      <w:r>
+        <w:rPr>
+          <w:rFonts w:cstheme="minorHAnsi"/>
+          <w:sz w:val="24"/>
+          <w:szCs w:val="24"/>
+        </w:rPr>
+        <w:t>q_emb</w:t>
+      </w:r>
+      <w:proofErr w:type="spellEnd"/>
+      <w:r>
+        <w:rPr>
+          <w:rFonts w:cstheme="minorHAnsi"/>
+          <w:sz w:val="24"/>
+          <w:szCs w:val="24"/>
+        </w:rPr>
+        <w:t xml:space="preserve"> = </w:t>
+      </w:r>
+      <w:proofErr w:type="spellStart"/>
+      <w:r>
+        <w:rPr>
+          <w:rFonts w:cstheme="minorHAnsi"/>
+          <w:sz w:val="24"/>
+          <w:szCs w:val="24"/>
+        </w:rPr>
+        <w:t>embedding_</w:t>
+      </w:r>
+      <w:proofErr w:type="gramStart"/>
+      <w:r>
+        <w:rPr>
+          <w:rFonts w:cstheme="minorHAnsi"/>
+          <w:sz w:val="24"/>
+          <w:szCs w:val="24"/>
+        </w:rPr>
+        <w:t>model.encode</w:t>
+      </w:r>
+      <w:proofErr w:type="spellEnd"/>
+      <w:proofErr w:type="gramEnd"/>
+      <w:r>
+        <w:rPr>
+          <w:rFonts w:cstheme="minorHAnsi"/>
+          <w:sz w:val="24"/>
+          <w:szCs w:val="24"/>
+        </w:rPr>
+        <w:t xml:space="preserve">(query, </w:t>
+      </w:r>
+      <w:proofErr w:type="spellStart"/>
+      <w:r>
+        <w:rPr>
+          <w:rFonts w:cstheme="minorHAnsi"/>
+          <w:sz w:val="24"/>
+          <w:szCs w:val="24"/>
+        </w:rPr>
+        <w:t>normalize_embeddings</w:t>
+      </w:r>
+      <w:proofErr w:type="spellEnd"/>
+      <w:r>
+        <w:rPr>
+          <w:rFonts w:cstheme="minorHAnsi"/>
+          <w:sz w:val="24"/>
+          <w:szCs w:val="24"/>
+        </w:rPr>
+        <w:t>=True)  </w:t>
+      </w:r>
+    </w:p>
+    <w:p>
+      <w:pPr>
+        <w:jc w:val="both"/>
+        <w:rPr>
+          <w:rFonts w:cstheme="minorHAnsi"/>
+          <w:sz w:val="24"/>
+          <w:szCs w:val="24"/>
+        </w:rPr>
+      </w:pPr>
+      <w:r>
+        <w:rPr>
+          <w:rFonts w:cstheme="minorHAnsi"/>
+          <w:sz w:val="24"/>
+          <w:szCs w:val="24"/>
+        </w:rPr>
+        <w:t xml:space="preserve">scores = embeddings @ </w:t>
+      </w:r>
+      <w:proofErr w:type="spellStart"/>
+      <w:r>
+        <w:rPr>
+          <w:rFonts w:cstheme="minorHAnsi"/>
+          <w:sz w:val="24"/>
+          <w:szCs w:val="24"/>
+        </w:rPr>
+        <w:t>q_</w:t>
+      </w:r>
+      <w:proofErr w:type="gramStart"/>
+      <w:r>
+        <w:rPr>
+          <w:rFonts w:cstheme="minorHAnsi"/>
+          <w:sz w:val="24"/>
+          <w:szCs w:val="24"/>
+        </w:rPr>
+        <w:t>emb.T</w:t>
+      </w:r>
+      <w:proofErr w:type="spellEnd"/>
+      <w:proofErr w:type="gramEnd"/>
+    </w:p>
+    <w:p>
+      <w:pPr>
+        <w:jc w:val="both"/>
         <w:rPr>
           <w:rFonts w:cstheme="minorHAnsi"/>
           <w:sz w:val="24"/>
@@ -9367,83 +10712,237 @@
     </w:p>
     <w:p>
       <w:pPr>
-        <w:rPr>
-          <w:rFonts w:cstheme="minorHAnsi"/>
-          <w:sz w:val="24"/>
-          <w:szCs w:val="24"/>
-        </w:rPr>
-      </w:pPr>
-      <w:r>
-        <w:rPr>
-          <w:rFonts w:cstheme="minorHAnsi"/>
-          <w:sz w:val="24"/>
-          <w:szCs w:val="24"/>
-        </w:rPr>
-        <w:t>top_k = scores.squeeze().argsort()[::-1][:5]</w:t>
-      </w:r>
-    </w:p>
-    <w:p>
-      <w:pPr>
-        <w:rPr>
-          <w:rFonts w:cstheme="minorHAnsi"/>
-          <w:sz w:val="24"/>
-          <w:szCs w:val="24"/>
-        </w:rPr>
-      </w:pPr>
-      <w:r>
-        <w:rPr>
-          <w:rFonts w:cstheme="minorHAnsi"/>
-          <w:sz w:val="24"/>
-          <w:szCs w:val="24"/>
-        </w:rPr>
-        <w:t>print(top_k)</w:t>
-      </w:r>
-    </w:p>
-    <w:p>
-      <w:pPr>
-        <w:rPr>
-          <w:rFonts w:cstheme="minorHAnsi"/>
-          <w:sz w:val="24"/>
-          <w:szCs w:val="24"/>
-        </w:rPr>
-      </w:pPr>
-    </w:p>
-    <w:p>
-      <w:pPr>
-        <w:rPr>
-          <w:rFonts w:cstheme="minorHAnsi"/>
-          <w:sz w:val="24"/>
-          <w:szCs w:val="24"/>
-        </w:rPr>
-      </w:pPr>
-      <w:r>
-        <w:rPr>
-          <w:rFonts w:cstheme="minorHAnsi"/>
-          <w:sz w:val="24"/>
-          <w:szCs w:val="24"/>
-        </w:rPr>
-        <w:t>for k in top_k:</w:t>
-      </w:r>
-    </w:p>
-    <w:p>
-      <w:pPr>
-        <w:rPr>
-          <w:rFonts w:cstheme="minorHAnsi"/>
-          <w:sz w:val="24"/>
-          <w:szCs w:val="24"/>
-        </w:rPr>
-      </w:pPr>
-      <w:r>
-        <w:rPr>
-          <w:rFonts w:cstheme="minorHAnsi"/>
-          <w:sz w:val="24"/>
-          <w:szCs w:val="24"/>
-        </w:rPr>
-        <w:t>    print(text_chunks[k])</w:t>
-      </w:r>
-    </w:p>
-    <w:p>
-      <w:pPr>
+        <w:jc w:val="both"/>
+        <w:rPr>
+          <w:rFonts w:cstheme="minorHAnsi"/>
+          <w:sz w:val="24"/>
+          <w:szCs w:val="24"/>
+        </w:rPr>
+      </w:pPr>
+      <w:proofErr w:type="spellStart"/>
+      <w:r>
+        <w:rPr>
+          <w:rFonts w:cstheme="minorHAnsi"/>
+          <w:sz w:val="24"/>
+          <w:szCs w:val="24"/>
+        </w:rPr>
+        <w:t>top_k</w:t>
+      </w:r>
+      <w:proofErr w:type="spellEnd"/>
+      <w:r>
+        <w:rPr>
+          <w:rFonts w:cstheme="minorHAnsi"/>
+          <w:sz w:val="24"/>
+          <w:szCs w:val="24"/>
+        </w:rPr>
+        <w:t xml:space="preserve"> = </w:t>
+      </w:r>
+      <w:proofErr w:type="spellStart"/>
+      <w:proofErr w:type="gramStart"/>
+      <w:r>
+        <w:rPr>
+          <w:rFonts w:cstheme="minorHAnsi"/>
+          <w:sz w:val="24"/>
+          <w:szCs w:val="24"/>
+        </w:rPr>
+        <w:t>scores.squeeze</w:t>
+      </w:r>
+      <w:proofErr w:type="spellEnd"/>
+      <w:proofErr w:type="gramEnd"/>
+      <w:r>
+        <w:rPr>
+          <w:rFonts w:cstheme="minorHAnsi"/>
+          <w:sz w:val="24"/>
+          <w:szCs w:val="24"/>
+        </w:rPr>
+        <w:t>(</w:t>
+      </w:r>
+      <w:proofErr w:type="gramStart"/>
+      <w:r>
+        <w:rPr>
+          <w:rFonts w:cstheme="minorHAnsi"/>
+          <w:sz w:val="24"/>
+          <w:szCs w:val="24"/>
+        </w:rPr>
+        <w:t>).</w:t>
+      </w:r>
+      <w:proofErr w:type="spellStart"/>
+      <w:r>
+        <w:rPr>
+          <w:rFonts w:cstheme="minorHAnsi"/>
+          <w:sz w:val="24"/>
+          <w:szCs w:val="24"/>
+        </w:rPr>
+        <w:t>argsort</w:t>
+      </w:r>
+      <w:proofErr w:type="spellEnd"/>
+      <w:r>
+        <w:rPr>
+          <w:rFonts w:cstheme="minorHAnsi"/>
+          <w:sz w:val="24"/>
+          <w:szCs w:val="24"/>
+        </w:rPr>
+        <w:t>()[::</w:t>
+      </w:r>
+      <w:proofErr w:type="gramEnd"/>
+      <w:r>
+        <w:rPr>
+          <w:rFonts w:cstheme="minorHAnsi"/>
+          <w:sz w:val="24"/>
+          <w:szCs w:val="24"/>
+        </w:rPr>
+        <w:t>-</w:t>
+      </w:r>
+      <w:proofErr w:type="gramStart"/>
+      <w:r>
+        <w:rPr>
+          <w:rFonts w:cstheme="minorHAnsi"/>
+          <w:sz w:val="24"/>
+          <w:szCs w:val="24"/>
+        </w:rPr>
+        <w:t>1][</w:t>
+      </w:r>
+      <w:proofErr w:type="gramEnd"/>
+      <w:r>
+        <w:rPr>
+          <w:rFonts w:cstheme="minorHAnsi"/>
+          <w:sz w:val="24"/>
+          <w:szCs w:val="24"/>
+        </w:rPr>
+        <w:t>:5]</w:t>
+      </w:r>
+    </w:p>
+    <w:p>
+      <w:pPr>
+        <w:jc w:val="both"/>
+        <w:rPr>
+          <w:rFonts w:cstheme="minorHAnsi"/>
+          <w:sz w:val="24"/>
+          <w:szCs w:val="24"/>
+        </w:rPr>
+      </w:pPr>
+      <w:r>
+        <w:rPr>
+          <w:rFonts w:cstheme="minorHAnsi"/>
+          <w:sz w:val="24"/>
+          <w:szCs w:val="24"/>
+        </w:rPr>
+        <w:t>print(</w:t>
+      </w:r>
+      <w:proofErr w:type="spellStart"/>
+      <w:r>
+        <w:rPr>
+          <w:rFonts w:cstheme="minorHAnsi"/>
+          <w:sz w:val="24"/>
+          <w:szCs w:val="24"/>
+        </w:rPr>
+        <w:t>top_k</w:t>
+      </w:r>
+      <w:proofErr w:type="spellEnd"/>
+      <w:r>
+        <w:rPr>
+          <w:rFonts w:cstheme="minorHAnsi"/>
+          <w:sz w:val="24"/>
+          <w:szCs w:val="24"/>
+        </w:rPr>
+        <w:t>)</w:t>
+      </w:r>
+    </w:p>
+    <w:p>
+      <w:pPr>
+        <w:jc w:val="both"/>
+        <w:rPr>
+          <w:rFonts w:cstheme="minorHAnsi"/>
+          <w:sz w:val="24"/>
+          <w:szCs w:val="24"/>
+        </w:rPr>
+      </w:pPr>
+    </w:p>
+    <w:p>
+      <w:pPr>
+        <w:jc w:val="both"/>
+        <w:rPr>
+          <w:rFonts w:cstheme="minorHAnsi"/>
+          <w:sz w:val="24"/>
+          <w:szCs w:val="24"/>
+        </w:rPr>
+      </w:pPr>
+      <w:proofErr w:type="spellStart"/>
+      <w:r>
+        <w:rPr>
+          <w:rFonts w:cstheme="minorHAnsi"/>
+          <w:sz w:val="24"/>
+          <w:szCs w:val="24"/>
+        </w:rPr>
+        <w:t>for k</w:t>
+      </w:r>
+      <w:proofErr w:type="spellEnd"/>
+      <w:r>
+        <w:rPr>
+          <w:rFonts w:cstheme="minorHAnsi"/>
+          <w:sz w:val="24"/>
+          <w:szCs w:val="24"/>
+        </w:rPr>
+        <w:t xml:space="preserve"> in </w:t>
+      </w:r>
+      <w:proofErr w:type="spellStart"/>
+      <w:r>
+        <w:rPr>
+          <w:rFonts w:cstheme="minorHAnsi"/>
+          <w:sz w:val="24"/>
+          <w:szCs w:val="24"/>
+        </w:rPr>
+        <w:t>top_k</w:t>
+      </w:r>
+      <w:proofErr w:type="spellEnd"/>
+      <w:r>
+        <w:rPr>
+          <w:rFonts w:cstheme="minorHAnsi"/>
+          <w:sz w:val="24"/>
+          <w:szCs w:val="24"/>
+        </w:rPr>
+        <w:t>:</w:t>
+      </w:r>
+    </w:p>
+    <w:p>
+      <w:pPr>
+        <w:jc w:val="both"/>
+        <w:rPr>
+          <w:rFonts w:cstheme="minorHAnsi"/>
+          <w:sz w:val="24"/>
+          <w:szCs w:val="24"/>
+        </w:rPr>
+      </w:pPr>
+      <w:r>
+        <w:rPr>
+          <w:rFonts w:cstheme="minorHAnsi"/>
+          <w:sz w:val="24"/>
+          <w:szCs w:val="24"/>
+        </w:rPr>
+        <w:t>    print(</w:t>
+      </w:r>
+      <w:proofErr w:type="spellStart"/>
+      <w:r>
+        <w:rPr>
+          <w:rFonts w:cstheme="minorHAnsi"/>
+          <w:sz w:val="24"/>
+          <w:szCs w:val="24"/>
+        </w:rPr>
+        <w:t>text_chunks</w:t>
+      </w:r>
+      <w:proofErr w:type="spellEnd"/>
+      <w:r>
+        <w:rPr>
+          <w:rFonts w:cstheme="minorHAnsi"/>
+          <w:sz w:val="24"/>
+          <w:szCs w:val="24"/>
+        </w:rPr>
+        <w:t>[k])</w:t>
+      </w:r>
+    </w:p>
+    <w:p>
+      <w:pPr>
+        <w:jc w:val="both"/>
         <w:rPr>
           <w:rFonts w:cstheme="minorHAnsi"/>
           <w:sz w:val="24"/>
@@ -9466,6 +10965,7 @@
           <w:ilvl w:val="0"/>
           <w:numId w:val="1"/>
         </w:numPr>
+        <w:jc w:val="both"/>
         <w:rPr>
           <w:rFonts w:cstheme="minorHAnsi"/>
           <w:b/>
@@ -9499,6 +10999,7 @@
     <w:p>
       <w:pPr>
         <w:ind w:left="360"/>
+        <w:jc w:val="both"/>
         <w:rPr>
           <w:rFonts w:cstheme="minorHAnsi"/>
           <w:sz w:val="24"/>
@@ -9513,6 +11014,7 @@
         </w:rPr>
         <w:t>In FAISS indexes, we will use ‘</w:t>
       </w:r>
+      <w:proofErr w:type="spellStart"/>
       <w:r>
         <w:rPr>
           <w:rFonts w:cstheme="minorHAnsi"/>
@@ -9521,6 +11023,7 @@
         </w:rPr>
         <w:t>IndexFlatIP</w:t>
       </w:r>
+      <w:proofErr w:type="spellEnd"/>
       <w:r>
         <w:rPr>
           <w:rFonts w:cstheme="minorHAnsi"/>
@@ -9541,42 +11044,83 @@
     <w:p>
       <w:pPr>
         <w:ind w:left="360"/>
-        <w:rPr>
-          <w:rFonts w:cstheme="minorHAnsi"/>
-          <w:sz w:val="24"/>
-          <w:szCs w:val="24"/>
-        </w:rPr>
-      </w:pPr>
-      <w:r>
-        <w:rPr>
-          <w:rFonts w:cstheme="minorHAnsi"/>
-          <w:sz w:val="24"/>
-          <w:szCs w:val="24"/>
-        </w:rPr>
-        <w:t>Because we already have normalized embeddings, simply finding dot product with embeddings in FAISS, will return cosine similarity. We are using Flat indexing because it is accurate and reasonably fast for data size&lt;=1 Million. Since we have small dataset Flat index will product fast results.</w:t>
+        <w:jc w:val="both"/>
+        <w:rPr>
+          <w:rFonts w:cstheme="minorHAnsi"/>
+          <w:sz w:val="24"/>
+          <w:szCs w:val="24"/>
+        </w:rPr>
+      </w:pPr>
+      <w:r>
+        <w:rPr>
+          <w:rFonts w:cstheme="minorHAnsi"/>
+          <w:sz w:val="24"/>
+          <w:szCs w:val="24"/>
+        </w:rPr>
+        <w:t xml:space="preserve">Because we already have normalized embeddings, simply finding dot product with embeddings in FAISS, will return cosine similarity. We are using Flat indexing because it is accurate and reasonably fast for data size&lt;=1 </w:t>
+      </w:r>
+      <w:proofErr w:type="gramStart"/>
+      <w:r>
+        <w:rPr>
+          <w:rFonts w:cstheme="minorHAnsi"/>
+          <w:sz w:val="24"/>
+          <w:szCs w:val="24"/>
+        </w:rPr>
+        <w:t>Million</w:t>
+      </w:r>
+      <w:proofErr w:type="gramEnd"/>
+      <w:r>
+        <w:rPr>
+          <w:rFonts w:cstheme="minorHAnsi"/>
+          <w:sz w:val="24"/>
+          <w:szCs w:val="24"/>
+        </w:rPr>
+        <w:t>. Since we have small dataset Flat index will product fast results.</w:t>
       </w:r>
     </w:p>
     <w:p>
       <w:pPr>
         <w:ind w:left="360"/>
-        <w:rPr>
-          <w:rFonts w:cstheme="minorHAnsi"/>
-          <w:sz w:val="24"/>
-          <w:szCs w:val="24"/>
-        </w:rPr>
-      </w:pPr>
-      <w:r>
-        <w:rPr>
-          <w:rFonts w:cstheme="minorHAnsi"/>
-          <w:sz w:val="24"/>
-          <w:szCs w:val="24"/>
-        </w:rPr>
-        <w:t>FAISS accepts float32 embeddings. Check the datatype using embeddings.dtype before adding them to database.</w:t>
+        <w:jc w:val="both"/>
+        <w:rPr>
+          <w:rFonts w:cstheme="minorHAnsi"/>
+          <w:sz w:val="24"/>
+          <w:szCs w:val="24"/>
+        </w:rPr>
+      </w:pPr>
+      <w:r>
+        <w:rPr>
+          <w:rFonts w:cstheme="minorHAnsi"/>
+          <w:sz w:val="24"/>
+          <w:szCs w:val="24"/>
+        </w:rPr>
+        <w:t xml:space="preserve">FAISS accepts float32 embeddings. Check the datatype using </w:t>
+      </w:r>
+      <w:proofErr w:type="spellStart"/>
+      <w:proofErr w:type="gramStart"/>
+      <w:r>
+        <w:rPr>
+          <w:rFonts w:cstheme="minorHAnsi"/>
+          <w:sz w:val="24"/>
+          <w:szCs w:val="24"/>
+        </w:rPr>
+        <w:t>embeddings.dtype</w:t>
+      </w:r>
+      <w:proofErr w:type="spellEnd"/>
+      <w:proofErr w:type="gramEnd"/>
+      <w:r>
+        <w:rPr>
+          <w:rFonts w:cstheme="minorHAnsi"/>
+          <w:sz w:val="24"/>
+          <w:szCs w:val="24"/>
+        </w:rPr>
+        <w:t xml:space="preserve"> before adding them to database.</w:t>
       </w:r>
     </w:p>
     <w:p>
       <w:pPr>
         <w:ind w:left="360"/>
+        <w:jc w:val="both"/>
         <w:rPr>
           <w:rFonts w:cstheme="minorHAnsi"/>
           <w:sz w:val="24"/>
@@ -9595,6 +11139,7 @@
     <w:p>
       <w:pPr>
         <w:ind w:left="360"/>
+        <w:jc w:val="both"/>
         <w:rPr>
           <w:rFonts w:cstheme="minorHAnsi"/>
           <w:sz w:val="24"/>
@@ -9616,6 +11161,7 @@
           <w:ilvl w:val="0"/>
           <w:numId w:val="32"/>
         </w:numPr>
+        <w:jc w:val="both"/>
         <w:rPr>
           <w:rFonts w:cstheme="minorHAnsi"/>
           <w:sz w:val="24"/>
@@ -9662,6 +11208,7 @@
           <w:ilvl w:val="0"/>
           <w:numId w:val="32"/>
         </w:numPr>
+        <w:jc w:val="both"/>
         <w:rPr>
           <w:rFonts w:cstheme="minorHAnsi"/>
           <w:sz w:val="24"/>
@@ -9683,6 +11230,7 @@
           <w:ilvl w:val="1"/>
           <w:numId w:val="32"/>
         </w:numPr>
+        <w:jc w:val="both"/>
         <w:rPr>
           <w:rFonts w:cstheme="minorHAnsi"/>
           <w:sz w:val="24"/>
@@ -9704,6 +11252,7 @@
           <w:ilvl w:val="1"/>
           <w:numId w:val="32"/>
         </w:numPr>
+        <w:jc w:val="both"/>
         <w:rPr>
           <w:rFonts w:cstheme="minorHAnsi"/>
           <w:sz w:val="24"/>
@@ -9725,20 +11274,31 @@
           <w:ilvl w:val="1"/>
           <w:numId w:val="32"/>
         </w:numPr>
-        <w:rPr>
-          <w:rFonts w:cstheme="minorHAnsi"/>
-          <w:sz w:val="24"/>
-          <w:szCs w:val="24"/>
-        </w:rPr>
-      </w:pPr>
-      <w:r>
-        <w:rPr>
-          <w:rFonts w:cstheme="minorHAnsi"/>
-          <w:sz w:val="24"/>
-          <w:szCs w:val="24"/>
-        </w:rPr>
-        <w:t>same dtype</w:t>
-      </w:r>
+        <w:jc w:val="both"/>
+        <w:rPr>
+          <w:rFonts w:cstheme="minorHAnsi"/>
+          <w:sz w:val="24"/>
+          <w:szCs w:val="24"/>
+        </w:rPr>
+      </w:pPr>
+      <w:r>
+        <w:rPr>
+          <w:rFonts w:cstheme="minorHAnsi"/>
+          <w:sz w:val="24"/>
+          <w:szCs w:val="24"/>
+        </w:rPr>
+        <w:t xml:space="preserve">same </w:t>
+      </w:r>
+      <w:proofErr w:type="spellStart"/>
+      <w:r>
+        <w:rPr>
+          <w:rFonts w:cstheme="minorHAnsi"/>
+          <w:sz w:val="24"/>
+          <w:szCs w:val="24"/>
+        </w:rPr>
+        <w:t>dtype</w:t>
+      </w:r>
+      <w:proofErr w:type="spellEnd"/>
     </w:p>
     <w:p>
       <w:pPr>
@@ -9746,6 +11306,7 @@
           <w:ilvl w:val="0"/>
           <w:numId w:val="32"/>
         </w:numPr>
+        <w:jc w:val="both"/>
         <w:rPr>
           <w:rFonts w:cstheme="minorHAnsi"/>
           <w:sz w:val="24"/>
@@ -9767,6 +11328,7 @@
           <w:ilvl w:val="1"/>
           <w:numId w:val="32"/>
         </w:numPr>
+        <w:jc w:val="both"/>
         <w:rPr>
           <w:rFonts w:cstheme="minorHAnsi"/>
           <w:sz w:val="24"/>
@@ -9788,6 +11350,7 @@
           <w:ilvl w:val="1"/>
           <w:numId w:val="32"/>
         </w:numPr>
+        <w:jc w:val="both"/>
         <w:rPr>
           <w:rFonts w:cstheme="minorHAnsi"/>
           <w:sz w:val="24"/>
@@ -9809,6 +11372,7 @@
           <w:ilvl w:val="0"/>
           <w:numId w:val="32"/>
         </w:numPr>
+        <w:jc w:val="both"/>
         <w:rPr>
           <w:rFonts w:cstheme="minorHAnsi"/>
           <w:sz w:val="24"/>
@@ -9838,6 +11402,7 @@
           <w:ilvl w:val="1"/>
           <w:numId w:val="32"/>
         </w:numPr>
+        <w:jc w:val="both"/>
         <w:rPr>
           <w:rFonts w:cstheme="minorHAnsi"/>
           <w:sz w:val="24"/>
@@ -9859,6 +11424,7 @@
           <w:ilvl w:val="1"/>
           <w:numId w:val="32"/>
         </w:numPr>
+        <w:jc w:val="both"/>
         <w:rPr>
           <w:rFonts w:cstheme="minorHAnsi"/>
           <w:sz w:val="24"/>
@@ -9876,6 +11442,7 @@
     </w:p>
     <w:p>
       <w:pPr>
+        <w:jc w:val="both"/>
         <w:rPr>
           <w:rFonts w:cstheme="minorHAnsi"/>
           <w:sz w:val="24"/>
@@ -9898,6 +11465,7 @@
           <w:ilvl w:val="0"/>
           <w:numId w:val="1"/>
         </w:numPr>
+        <w:jc w:val="both"/>
         <w:rPr>
           <w:rFonts w:cstheme="minorHAnsi"/>
           <w:b/>
@@ -9921,6 +11489,7 @@
     <w:p>
       <w:pPr>
         <w:ind w:left="360"/>
+        <w:jc w:val="both"/>
         <w:rPr>
           <w:rFonts w:cstheme="minorHAnsi"/>
           <w:sz w:val="24"/>
@@ -9939,6 +11508,7 @@
     <w:p>
       <w:pPr>
         <w:ind w:left="360"/>
+        <w:jc w:val="both"/>
         <w:rPr>
           <w:rFonts w:cstheme="minorHAnsi"/>
           <w:sz w:val="24"/>
@@ -9979,6 +11549,7 @@
           <w:ilvl w:val="0"/>
           <w:numId w:val="33"/>
         </w:numPr>
+        <w:jc w:val="both"/>
         <w:rPr>
           <w:rFonts w:cstheme="minorHAnsi"/>
           <w:sz w:val="24"/>
@@ -9997,6 +11568,7 @@
     <w:p>
       <w:pPr>
         <w:pStyle w:val="ListParagraph"/>
+        <w:jc w:val="both"/>
         <w:rPr>
           <w:rFonts w:cstheme="minorHAnsi"/>
         </w:rPr>
@@ -10043,6 +11615,7 @@
     <w:p>
       <w:pPr>
         <w:pStyle w:val="ListParagraph"/>
+        <w:jc w:val="both"/>
         <w:rPr>
           <w:rFonts w:cstheme="minorHAnsi"/>
           <w:sz w:val="24"/>
@@ -10053,6 +11626,7 @@
     <w:p>
       <w:pPr>
         <w:pStyle w:val="ListParagraph"/>
+        <w:jc w:val="both"/>
         <w:rPr>
           <w:rFonts w:cstheme="minorHAnsi"/>
           <w:b/>
@@ -10091,6 +11665,7 @@
     <w:p>
       <w:pPr>
         <w:pStyle w:val="ListParagraph"/>
+        <w:jc w:val="both"/>
         <w:rPr>
           <w:rFonts w:cstheme="minorHAnsi"/>
           <w:b/>
@@ -10103,6 +11678,7 @@
     <w:p>
       <w:pPr>
         <w:pStyle w:val="ListParagraph"/>
+        <w:jc w:val="both"/>
         <w:rPr>
           <w:rFonts w:cstheme="minorHAnsi"/>
           <w:sz w:val="24"/>
@@ -10121,6 +11697,7 @@
     <w:p>
       <w:pPr>
         <w:pStyle w:val="ListParagraph"/>
+        <w:jc w:val="both"/>
         <w:rPr>
           <w:rFonts w:cstheme="minorHAnsi"/>
           <w:sz w:val="24"/>
@@ -10143,6 +11720,7 @@
           <w:ilvl w:val="0"/>
           <w:numId w:val="34"/>
         </w:numPr>
+        <w:jc w:val="both"/>
         <w:rPr>
           <w:rFonts w:cstheme="minorHAnsi"/>
           <w:sz w:val="24"/>
@@ -10165,6 +11743,7 @@
           <w:ilvl w:val="0"/>
           <w:numId w:val="34"/>
         </w:numPr>
+        <w:jc w:val="both"/>
         <w:rPr>
           <w:rFonts w:cstheme="minorHAnsi"/>
           <w:sz w:val="24"/>
@@ -10184,6 +11763,7 @@
       <w:pPr>
         <w:pStyle w:val="ListParagraph"/>
         <w:ind w:left="1080"/>
+        <w:jc w:val="both"/>
         <w:rPr>
           <w:rFonts w:cstheme="minorHAnsi"/>
           <w:sz w:val="24"/>
@@ -10194,6 +11774,7 @@
     <w:p>
       <w:pPr>
         <w:pStyle w:val="ListParagraph"/>
+        <w:jc w:val="both"/>
         <w:rPr>
           <w:rFonts w:cstheme="minorHAnsi"/>
           <w:sz w:val="24"/>
@@ -10212,6 +11793,7 @@
     <w:p>
       <w:pPr>
         <w:pStyle w:val="ListParagraph"/>
+        <w:jc w:val="both"/>
         <w:rPr>
           <w:rFonts w:cstheme="minorHAnsi"/>
           <w:sz w:val="24"/>
@@ -10230,6 +11812,7 @@
     <w:p>
       <w:pPr>
         <w:pStyle w:val="ListParagraph"/>
+        <w:jc w:val="both"/>
         <w:rPr>
           <w:rFonts w:cstheme="minorHAnsi"/>
           <w:sz w:val="24"/>
@@ -10248,6 +11831,7 @@
     <w:p>
       <w:pPr>
         <w:pStyle w:val="ListParagraph"/>
+        <w:jc w:val="both"/>
         <w:rPr>
           <w:rFonts w:cstheme="minorHAnsi"/>
           <w:sz w:val="24"/>
@@ -10270,6 +11854,7 @@
           <w:ilvl w:val="0"/>
           <w:numId w:val="35"/>
         </w:numPr>
+        <w:jc w:val="both"/>
         <w:rPr>
           <w:rFonts w:cstheme="minorHAnsi"/>
           <w:sz w:val="24"/>
@@ -10292,6 +11877,7 @@
           <w:ilvl w:val="0"/>
           <w:numId w:val="35"/>
         </w:numPr>
+        <w:jc w:val="both"/>
         <w:rPr>
           <w:rFonts w:cstheme="minorHAnsi"/>
           <w:sz w:val="24"/>
@@ -10314,6 +11900,7 @@
           <w:ilvl w:val="0"/>
           <w:numId w:val="35"/>
         </w:numPr>
+        <w:jc w:val="both"/>
         <w:rPr>
           <w:rFonts w:cstheme="minorHAnsi"/>
           <w:sz w:val="24"/>
@@ -10332,6 +11919,7 @@
     <w:p>
       <w:pPr>
         <w:pStyle w:val="ListParagraph"/>
+        <w:jc w:val="both"/>
         <w:rPr>
           <w:rFonts w:cstheme="minorHAnsi"/>
           <w:sz w:val="24"/>
@@ -10375,6 +11963,7 @@
     <w:p>
       <w:pPr>
         <w:pStyle w:val="ListParagraph"/>
+        <w:jc w:val="both"/>
         <w:rPr>
           <w:rFonts w:cstheme="minorHAnsi"/>
           <w:sz w:val="24"/>
@@ -10397,6 +11986,7 @@
           <w:ilvl w:val="0"/>
           <w:numId w:val="36"/>
         </w:numPr>
+        <w:jc w:val="both"/>
         <w:rPr>
           <w:rFonts w:cstheme="minorHAnsi"/>
           <w:sz w:val="24"/>
@@ -10419,6 +12009,7 @@
           <w:ilvl w:val="0"/>
           <w:numId w:val="36"/>
         </w:numPr>
+        <w:jc w:val="both"/>
         <w:rPr>
           <w:rFonts w:cstheme="minorHAnsi"/>
           <w:sz w:val="24"/>
@@ -10441,6 +12032,7 @@
           <w:ilvl w:val="0"/>
           <w:numId w:val="36"/>
         </w:numPr>
+        <w:jc w:val="both"/>
         <w:rPr>
           <w:rFonts w:cstheme="minorHAnsi"/>
           <w:sz w:val="24"/>
@@ -10459,6 +12051,7 @@
     <w:p>
       <w:pPr>
         <w:pStyle w:val="ListParagraph"/>
+        <w:jc w:val="both"/>
         <w:rPr>
           <w:rFonts w:cstheme="minorHAnsi"/>
           <w:sz w:val="24"/>
@@ -10469,6 +12062,7 @@
     <w:p>
       <w:pPr>
         <w:ind w:firstLine="720"/>
+        <w:jc w:val="both"/>
         <w:rPr>
           <w:rFonts w:cstheme="minorHAnsi"/>
           <w:b/>
@@ -10491,6 +12085,7 @@
     <w:p>
       <w:pPr>
         <w:ind w:left="720"/>
+        <w:jc w:val="both"/>
         <w:rPr>
           <w:rFonts w:cstheme="minorHAnsi"/>
           <w:sz w:val="24"/>
@@ -10509,6 +12104,7 @@
     <w:p>
       <w:pPr>
         <w:ind w:left="720"/>
+        <w:jc w:val="both"/>
         <w:rPr>
           <w:rFonts w:cstheme="minorHAnsi"/>
           <w:sz w:val="24"/>
@@ -10519,6 +12115,7 @@
     <w:p>
       <w:pPr>
         <w:ind w:left="720"/>
+        <w:jc w:val="both"/>
         <w:rPr>
           <w:rFonts w:cstheme="minorHAnsi"/>
           <w:b/>
@@ -10541,6 +12138,7 @@
     <w:p>
       <w:pPr>
         <w:ind w:left="720"/>
+        <w:jc w:val="both"/>
         <w:rPr>
           <w:rFonts w:cstheme="minorHAnsi"/>
           <w:sz w:val="24"/>
@@ -10559,6 +12157,7 @@
     <w:p>
       <w:pPr>
         <w:pStyle w:val="ListParagraph"/>
+        <w:jc w:val="both"/>
         <w:rPr>
           <w:rFonts w:cstheme="minorHAnsi"/>
           <w:sz w:val="24"/>
@@ -10577,6 +12176,7 @@
     <w:p>
       <w:pPr>
         <w:pStyle w:val="ListParagraph"/>
+        <w:jc w:val="both"/>
         <w:rPr>
           <w:rFonts w:cstheme="minorHAnsi"/>
           <w:b/>
@@ -10609,6 +12209,7 @@
     <w:p>
       <w:pPr>
         <w:pStyle w:val="ListParagraph"/>
+        <w:jc w:val="both"/>
         <w:rPr>
           <w:rFonts w:cstheme="minorHAnsi"/>
           <w:sz w:val="24"/>
@@ -10627,6 +12228,7 @@
     <w:p>
       <w:pPr>
         <w:pStyle w:val="ListParagraph"/>
+        <w:jc w:val="both"/>
         <w:rPr>
           <w:rFonts w:cstheme="minorHAnsi"/>
           <w:sz w:val="24"/>
@@ -10653,6 +12255,7 @@
     <w:p>
       <w:pPr>
         <w:pStyle w:val="ListParagraph"/>
+        <w:jc w:val="both"/>
         <w:rPr>
           <w:rFonts w:cstheme="minorHAnsi"/>
           <w:sz w:val="24"/>
@@ -10687,6 +12290,7 @@
     <w:p>
       <w:pPr>
         <w:pStyle w:val="ListParagraph"/>
+        <w:jc w:val="both"/>
         <w:rPr>
           <w:rFonts w:cstheme="minorHAnsi"/>
           <w:sz w:val="24"/>
@@ -10714,6 +12318,7 @@
           <w:tab w:val="num" w:pos="1080"/>
         </w:tabs>
         <w:ind w:left="1080"/>
+        <w:jc w:val="both"/>
         <w:rPr>
           <w:rFonts w:cstheme="minorHAnsi"/>
           <w:sz w:val="24"/>
@@ -10741,6 +12346,7 @@
           <w:tab w:val="num" w:pos="1080"/>
         </w:tabs>
         <w:ind w:left="1080"/>
+        <w:jc w:val="both"/>
         <w:rPr>
           <w:rFonts w:cstheme="minorHAnsi"/>
           <w:sz w:val="24"/>
@@ -10768,6 +12374,7 @@
           <w:tab w:val="num" w:pos="1080"/>
         </w:tabs>
         <w:ind w:left="1080"/>
+        <w:jc w:val="both"/>
         <w:rPr>
           <w:rFonts w:cstheme="minorHAnsi"/>
           <w:sz w:val="24"/>
@@ -10804,6 +12411,7 @@
       <w:pPr>
         <w:pStyle w:val="ListParagraph"/>
         <w:ind w:left="1080"/>
+        <w:jc w:val="both"/>
         <w:rPr>
           <w:rFonts w:cstheme="minorHAnsi"/>
           <w:sz w:val="24"/>
@@ -10821,58 +12429,91 @@
     </w:p>
     <w:p>
       <w:pPr>
-        <w:rPr>
-          <w:rFonts w:cstheme="minorHAnsi"/>
-          <w:sz w:val="24"/>
-          <w:szCs w:val="24"/>
-        </w:rPr>
-      </w:pPr>
-    </w:p>
-    <w:p>
-      <w:pPr>
-        <w:rPr>
-          <w:rFonts w:cstheme="minorHAnsi"/>
-          <w:sz w:val="24"/>
-          <w:szCs w:val="24"/>
-        </w:rPr>
-      </w:pPr>
-      <w:r>
-        <w:rPr>
-          <w:rFonts w:cstheme="minorHAnsi"/>
-          <w:sz w:val="24"/>
-          <w:szCs w:val="24"/>
-        </w:rPr>
-        <w:t>Note: after this stage, LLM will get data in following format(removing any unnecessary metadata).</w:t>
-      </w:r>
-    </w:p>
-    <w:p>
-      <w:pPr>
-        <w:rPr>
-          <w:rFonts w:cstheme="minorHAnsi"/>
-          <w:sz w:val="24"/>
-          <w:szCs w:val="24"/>
-        </w:rPr>
-      </w:pPr>
-    </w:p>
-    <w:p>
-      <w:pPr>
-        <w:rPr>
-          <w:rFonts w:cstheme="minorHAnsi"/>
-          <w:sz w:val="24"/>
-          <w:szCs w:val="24"/>
-        </w:rPr>
-      </w:pPr>
-      <w:r>
-        <w:rPr>
-          <w:rFonts w:cstheme="minorHAnsi"/>
-          <w:sz w:val="24"/>
-          <w:szCs w:val="24"/>
-        </w:rPr>
-        <w:t xml:space="preserve">Eg. </w:t>
-      </w:r>
-    </w:p>
-    <w:p>
-      <w:pPr>
+        <w:jc w:val="both"/>
+        <w:rPr>
+          <w:rFonts w:cstheme="minorHAnsi"/>
+          <w:sz w:val="24"/>
+          <w:szCs w:val="24"/>
+        </w:rPr>
+      </w:pPr>
+    </w:p>
+    <w:p>
+      <w:pPr>
+        <w:jc w:val="both"/>
+        <w:rPr>
+          <w:rFonts w:cstheme="minorHAnsi"/>
+          <w:sz w:val="24"/>
+          <w:szCs w:val="24"/>
+        </w:rPr>
+      </w:pPr>
+      <w:r>
+        <w:rPr>
+          <w:rFonts w:cstheme="minorHAnsi"/>
+          <w:sz w:val="24"/>
+          <w:szCs w:val="24"/>
+        </w:rPr>
+        <w:t xml:space="preserve">Note: after this stage, LLM will get data in following </w:t>
+      </w:r>
+      <w:proofErr w:type="gramStart"/>
+      <w:r>
+        <w:rPr>
+          <w:rFonts w:cstheme="minorHAnsi"/>
+          <w:sz w:val="24"/>
+          <w:szCs w:val="24"/>
+        </w:rPr>
+        <w:t>format(</w:t>
+      </w:r>
+      <w:proofErr w:type="gramEnd"/>
+      <w:r>
+        <w:rPr>
+          <w:rFonts w:cstheme="minorHAnsi"/>
+          <w:sz w:val="24"/>
+          <w:szCs w:val="24"/>
+        </w:rPr>
+        <w:t>removing any unnecessary metadata).</w:t>
+      </w:r>
+    </w:p>
+    <w:p>
+      <w:pPr>
+        <w:jc w:val="both"/>
+        <w:rPr>
+          <w:rFonts w:cstheme="minorHAnsi"/>
+          <w:sz w:val="24"/>
+          <w:szCs w:val="24"/>
+        </w:rPr>
+      </w:pPr>
+    </w:p>
+    <w:p>
+      <w:pPr>
+        <w:jc w:val="both"/>
+        <w:rPr>
+          <w:rFonts w:cstheme="minorHAnsi"/>
+          <w:sz w:val="24"/>
+          <w:szCs w:val="24"/>
+        </w:rPr>
+      </w:pPr>
+      <w:proofErr w:type="spellStart"/>
+      <w:r>
+        <w:rPr>
+          <w:rFonts w:cstheme="minorHAnsi"/>
+          <w:sz w:val="24"/>
+          <w:szCs w:val="24"/>
+        </w:rPr>
+        <w:t>Eg.</w:t>
+      </w:r>
+      <w:proofErr w:type="spellEnd"/>
+      <w:r>
+        <w:rPr>
+          <w:rFonts w:cstheme="minorHAnsi"/>
+          <w:sz w:val="24"/>
+          <w:szCs w:val="24"/>
+        </w:rPr>
+        <w:t xml:space="preserve"> </w:t>
+      </w:r>
+    </w:p>
+    <w:p>
+      <w:pPr>
+        <w:jc w:val="both"/>
         <w:rPr>
           <w:rFonts w:cstheme="minorHAnsi"/>
           <w:sz w:val="24"/>
@@ -10890,23 +12531,61 @@
     </w:p>
     <w:p>
       <w:pPr>
-        <w:rPr>
-          <w:rFonts w:cstheme="minorHAnsi"/>
-          <w:sz w:val="24"/>
-          <w:szCs w:val="24"/>
-        </w:rPr>
-      </w:pPr>
-      <w:r>
-        <w:rPr>
-          <w:rFonts w:cstheme="minorHAnsi"/>
-          <w:sz w:val="24"/>
-          <w:szCs w:val="24"/>
-        </w:rPr>
-        <w:t>[source: {chunk['source']} | title: {chunk['title']} | page: {chunk['page']} | similarity_score: {chunk['similarity_score']}]</w:t>
-      </w:r>
-    </w:p>
-    <w:p>
-      <w:pPr>
+        <w:jc w:val="both"/>
+        <w:rPr>
+          <w:rFonts w:cstheme="minorHAnsi"/>
+          <w:sz w:val="24"/>
+          <w:szCs w:val="24"/>
+        </w:rPr>
+      </w:pPr>
+      <w:r>
+        <w:rPr>
+          <w:rFonts w:cstheme="minorHAnsi"/>
+          <w:sz w:val="24"/>
+          <w:szCs w:val="24"/>
+        </w:rPr>
+        <w:t xml:space="preserve">[source: {chunk['source']} | title: {chunk['title']} | page: {chunk['page']} | </w:t>
+      </w:r>
+      <w:proofErr w:type="spellStart"/>
+      <w:r>
+        <w:rPr>
+          <w:rFonts w:cstheme="minorHAnsi"/>
+          <w:sz w:val="24"/>
+          <w:szCs w:val="24"/>
+        </w:rPr>
+        <w:t>similarity_score</w:t>
+      </w:r>
+      <w:proofErr w:type="spellEnd"/>
+      <w:r>
+        <w:rPr>
+          <w:rFonts w:cstheme="minorHAnsi"/>
+          <w:sz w:val="24"/>
+          <w:szCs w:val="24"/>
+        </w:rPr>
+        <w:t>: {chunk['</w:t>
+      </w:r>
+      <w:proofErr w:type="spellStart"/>
+      <w:r>
+        <w:rPr>
+          <w:rFonts w:cstheme="minorHAnsi"/>
+          <w:sz w:val="24"/>
+          <w:szCs w:val="24"/>
+        </w:rPr>
+        <w:t>similarity_score</w:t>
+      </w:r>
+      <w:proofErr w:type="spellEnd"/>
+      <w:r>
+        <w:rPr>
+          <w:rFonts w:cstheme="minorHAnsi"/>
+          <w:sz w:val="24"/>
+          <w:szCs w:val="24"/>
+        </w:rPr>
+        <w:t>']}]</w:t>
+      </w:r>
+    </w:p>
+    <w:p>
+      <w:pPr>
+        <w:jc w:val="both"/>
         <w:rPr>
           <w:rFonts w:cstheme="minorHAnsi"/>
           <w:sz w:val="24"/>
@@ -10924,6 +12603,7 @@
     </w:p>
     <w:p>
       <w:pPr>
+        <w:jc w:val="both"/>
         <w:rPr>
           <w:rFonts w:cstheme="minorHAnsi"/>
           <w:sz w:val="24"/>
@@ -10941,6 +12621,7 @@
     </w:p>
     <w:p>
       <w:pPr>
+        <w:jc w:val="both"/>
         <w:rPr>
           <w:rFonts w:cstheme="minorHAnsi"/>
           <w:sz w:val="24"/>
@@ -10966,6 +12647,7 @@
     </w:p>
     <w:p>
       <w:pPr>
+        <w:jc w:val="both"/>
         <w:rPr>
           <w:rFonts w:cstheme="minorHAnsi"/>
           <w:sz w:val="24"/>
@@ -10983,15 +12665,17 @@
     </w:p>
     <w:p>
       <w:pPr>
-        <w:rPr>
-          <w:rFonts w:cstheme="minorHAnsi"/>
-          <w:sz w:val="24"/>
-          <w:szCs w:val="24"/>
-        </w:rPr>
-      </w:pPr>
-    </w:p>
-    <w:p>
-      <w:pPr>
+        <w:jc w:val="both"/>
+        <w:rPr>
+          <w:rFonts w:cstheme="minorHAnsi"/>
+          <w:sz w:val="24"/>
+          <w:szCs w:val="24"/>
+        </w:rPr>
+      </w:pPr>
+    </w:p>
+    <w:p>
+      <w:pPr>
+        <w:jc w:val="both"/>
         <w:rPr>
           <w:rFonts w:cstheme="minorHAnsi"/>
           <w:sz w:val="24"/>
@@ -11021,7 +12705,7 @@
                     <pic:cNvPicPr/>
                   </pic:nvPicPr>
                   <pic:blipFill>
-                    <a:blip r:embed="rId18"/>
+                    <a:blip r:embed="rId17"/>
                     <a:stretch>
                       <a:fillRect/>
                     </a:stretch>
@@ -11044,15 +12728,17 @@
     </w:p>
     <w:p>
       <w:pPr>
-        <w:rPr>
-          <w:rFonts w:cstheme="minorHAnsi"/>
-          <w:sz w:val="24"/>
-          <w:szCs w:val="24"/>
-        </w:rPr>
-      </w:pPr>
-    </w:p>
-    <w:p>
-      <w:pPr>
+        <w:jc w:val="both"/>
+        <w:rPr>
+          <w:rFonts w:cstheme="minorHAnsi"/>
+          <w:sz w:val="24"/>
+          <w:szCs w:val="24"/>
+        </w:rPr>
+      </w:pPr>
+    </w:p>
+    <w:p>
+      <w:pPr>
+        <w:jc w:val="both"/>
         <w:rPr>
           <w:rFonts w:cstheme="minorHAnsi"/>
           <w:sz w:val="24"/>
@@ -11075,6 +12761,7 @@
           <w:ilvl w:val="0"/>
           <w:numId w:val="1"/>
         </w:numPr>
+        <w:jc w:val="both"/>
         <w:rPr>
           <w:rFonts w:cstheme="minorHAnsi"/>
           <w:b/>
@@ -11098,6 +12785,7 @@
     <w:p>
       <w:pPr>
         <w:ind w:left="360"/>
+        <w:jc w:val="both"/>
         <w:rPr>
           <w:rFonts w:cstheme="minorHAnsi"/>
           <w:sz w:val="24"/>
@@ -11116,6 +12804,7 @@
     <w:p>
       <w:pPr>
         <w:ind w:left="360"/>
+        <w:jc w:val="both"/>
         <w:rPr>
           <w:rFonts w:cstheme="minorHAnsi"/>
           <w:b/>
@@ -11142,6 +12831,7 @@
     <w:p>
       <w:pPr>
         <w:ind w:left="360"/>
+        <w:jc w:val="both"/>
         <w:rPr>
           <w:rFonts w:cstheme="minorHAnsi"/>
           <w:b/>
@@ -11164,6 +12854,7 @@
     <w:p>
       <w:pPr>
         <w:ind w:left="360"/>
+        <w:jc w:val="both"/>
         <w:rPr>
           <w:rFonts w:cstheme="minorHAnsi"/>
           <w:sz w:val="24"/>
@@ -11216,6 +12907,7 @@
           <w:tab w:val="num" w:pos="1080"/>
         </w:tabs>
         <w:ind w:left="1080"/>
+        <w:jc w:val="both"/>
         <w:rPr>
           <w:rFonts w:cstheme="minorHAnsi"/>
           <w:sz w:val="24"/>
@@ -11242,6 +12934,7 @@
           <w:tab w:val="num" w:pos="1080"/>
         </w:tabs>
         <w:ind w:left="1080"/>
+        <w:jc w:val="both"/>
         <w:rPr>
           <w:rFonts w:cstheme="minorHAnsi"/>
           <w:sz w:val="24"/>
@@ -11268,6 +12961,7 @@
           <w:tab w:val="num" w:pos="1080"/>
         </w:tabs>
         <w:ind w:left="1080"/>
+        <w:jc w:val="both"/>
         <w:rPr>
           <w:rFonts w:cstheme="minorHAnsi"/>
           <w:sz w:val="24"/>
@@ -11294,6 +12988,7 @@
           <w:tab w:val="num" w:pos="1080"/>
         </w:tabs>
         <w:ind w:left="1080"/>
+        <w:jc w:val="both"/>
         <w:rPr>
           <w:rFonts w:cstheme="minorHAnsi"/>
           <w:sz w:val="24"/>
@@ -11320,6 +13015,7 @@
           <w:tab w:val="num" w:pos="1080"/>
         </w:tabs>
         <w:ind w:left="1080"/>
+        <w:jc w:val="both"/>
         <w:rPr>
           <w:rFonts w:cstheme="minorHAnsi"/>
           <w:sz w:val="24"/>
@@ -11338,6 +13034,7 @@
     <w:p>
       <w:pPr>
         <w:ind w:left="360"/>
+        <w:jc w:val="both"/>
         <w:rPr>
           <w:rFonts w:cstheme="minorHAnsi"/>
           <w:sz w:val="24"/>
@@ -11390,6 +13087,7 @@
           <w:tab w:val="num" w:pos="1080"/>
         </w:tabs>
         <w:ind w:left="1080"/>
+        <w:jc w:val="both"/>
         <w:rPr>
           <w:rFonts w:cstheme="minorHAnsi"/>
           <w:sz w:val="24"/>
@@ -11416,6 +13114,7 @@
           <w:tab w:val="num" w:pos="1080"/>
         </w:tabs>
         <w:ind w:left="1080"/>
+        <w:jc w:val="both"/>
         <w:rPr>
           <w:rFonts w:cstheme="minorHAnsi"/>
           <w:sz w:val="24"/>
@@ -11442,6 +13141,7 @@
           <w:tab w:val="num" w:pos="1080"/>
         </w:tabs>
         <w:ind w:left="1080"/>
+        <w:jc w:val="both"/>
         <w:rPr>
           <w:rFonts w:cstheme="minorHAnsi"/>
           <w:sz w:val="24"/>
@@ -11460,6 +13160,7 @@
     <w:p>
       <w:pPr>
         <w:ind w:left="360"/>
+        <w:jc w:val="both"/>
         <w:rPr>
           <w:rFonts w:cstheme="minorHAnsi"/>
           <w:sz w:val="24"/>
@@ -11512,6 +13213,7 @@
           <w:tab w:val="num" w:pos="1080"/>
         </w:tabs>
         <w:ind w:left="1080"/>
+        <w:jc w:val="both"/>
         <w:rPr>
           <w:rFonts w:cstheme="minorHAnsi"/>
           <w:sz w:val="24"/>
@@ -11538,6 +13240,7 @@
           <w:tab w:val="num" w:pos="1080"/>
         </w:tabs>
         <w:ind w:left="1080"/>
+        <w:jc w:val="both"/>
         <w:rPr>
           <w:rFonts w:cstheme="minorHAnsi"/>
           <w:sz w:val="24"/>
@@ -11564,6 +13267,7 @@
           <w:tab w:val="num" w:pos="1080"/>
         </w:tabs>
         <w:ind w:left="1080"/>
+        <w:jc w:val="both"/>
         <w:rPr>
           <w:rFonts w:cstheme="minorHAnsi"/>
           <w:sz w:val="24"/>
@@ -11582,6 +13286,7 @@
     <w:p>
       <w:pPr>
         <w:ind w:left="360"/>
+        <w:jc w:val="both"/>
         <w:rPr>
           <w:rFonts w:cstheme="minorHAnsi"/>
           <w:sz w:val="24"/>
@@ -11634,6 +13339,7 @@
           <w:tab w:val="num" w:pos="1080"/>
         </w:tabs>
         <w:ind w:left="1080"/>
+        <w:jc w:val="both"/>
         <w:rPr>
           <w:rFonts w:cstheme="minorHAnsi"/>
           <w:sz w:val="24"/>
@@ -11660,6 +13366,7 @@
           <w:tab w:val="num" w:pos="1080"/>
         </w:tabs>
         <w:ind w:left="1080"/>
+        <w:jc w:val="both"/>
         <w:rPr>
           <w:rFonts w:cstheme="minorHAnsi"/>
           <w:sz w:val="24"/>
@@ -11686,6 +13393,7 @@
           <w:tab w:val="num" w:pos="1080"/>
         </w:tabs>
         <w:ind w:left="1080"/>
+        <w:jc w:val="both"/>
         <w:rPr>
           <w:rFonts w:cstheme="minorHAnsi"/>
           <w:sz w:val="24"/>
@@ -11703,6 +13411,7 @@
     </w:p>
     <w:p>
       <w:pPr>
+        <w:jc w:val="both"/>
         <w:rPr>
           <w:rFonts w:cstheme="minorHAnsi"/>
           <w:sz w:val="24"/>
@@ -11713,6 +13422,7 @@
     <w:p>
       <w:pPr>
         <w:ind w:left="360"/>
+        <w:jc w:val="both"/>
         <w:rPr>
           <w:rFonts w:cstheme="minorHAnsi"/>
           <w:b/>
@@ -11739,6 +13449,7 @@
     <w:p>
       <w:pPr>
         <w:ind w:left="360"/>
+        <w:jc w:val="both"/>
         <w:rPr>
           <w:rFonts w:cstheme="minorHAnsi"/>
           <w:sz w:val="24"/>
@@ -11786,6 +13497,7 @@
           <w:ilvl w:val="0"/>
           <w:numId w:val="42"/>
         </w:numPr>
+        <w:jc w:val="both"/>
         <w:rPr>
           <w:rFonts w:cstheme="minorHAnsi"/>
           <w:sz w:val="24"/>
@@ -11807,6 +13519,7 @@
           <w:ilvl w:val="0"/>
           <w:numId w:val="42"/>
         </w:numPr>
+        <w:jc w:val="both"/>
         <w:rPr>
           <w:rFonts w:cstheme="minorHAnsi"/>
           <w:sz w:val="24"/>
@@ -11828,6 +13541,7 @@
           <w:ilvl w:val="0"/>
           <w:numId w:val="42"/>
         </w:numPr>
+        <w:jc w:val="both"/>
         <w:rPr>
           <w:rFonts w:cstheme="minorHAnsi"/>
           <w:sz w:val="24"/>
@@ -11849,6 +13563,7 @@
           <w:ilvl w:val="0"/>
           <w:numId w:val="42"/>
         </w:numPr>
+        <w:jc w:val="both"/>
         <w:rPr>
           <w:rFonts w:cstheme="minorHAnsi"/>
           <w:sz w:val="24"/>
@@ -11867,6 +13582,7 @@
     <w:p>
       <w:pPr>
         <w:ind w:left="360"/>
+        <w:jc w:val="both"/>
         <w:rPr>
           <w:rFonts w:cstheme="minorHAnsi"/>
           <w:sz w:val="24"/>
@@ -11914,6 +13630,7 @@
           <w:ilvl w:val="0"/>
           <w:numId w:val="43"/>
         </w:numPr>
+        <w:jc w:val="both"/>
         <w:rPr>
           <w:rFonts w:cstheme="minorHAnsi"/>
           <w:sz w:val="24"/>
@@ -11935,6 +13652,7 @@
           <w:ilvl w:val="0"/>
           <w:numId w:val="43"/>
         </w:numPr>
+        <w:jc w:val="both"/>
         <w:rPr>
           <w:rFonts w:cstheme="minorHAnsi"/>
           <w:sz w:val="24"/>
@@ -11957,6 +13675,7 @@
           <w:ilvl w:val="0"/>
           <w:numId w:val="43"/>
         </w:numPr>
+        <w:jc w:val="both"/>
         <w:rPr>
           <w:rFonts w:cstheme="minorHAnsi"/>
           <w:sz w:val="24"/>
@@ -11978,6 +13697,7 @@
           <w:ilvl w:val="0"/>
           <w:numId w:val="43"/>
         </w:numPr>
+        <w:jc w:val="both"/>
         <w:rPr>
           <w:rFonts w:cstheme="minorHAnsi"/>
           <w:sz w:val="24"/>
@@ -11996,6 +13716,7 @@
     <w:p>
       <w:pPr>
         <w:ind w:left="360"/>
+        <w:jc w:val="both"/>
         <w:rPr>
           <w:rFonts w:cstheme="minorHAnsi"/>
           <w:sz w:val="24"/>
@@ -12040,6 +13761,7 @@
     <w:p>
       <w:pPr>
         <w:ind w:left="360"/>
+        <w:jc w:val="both"/>
         <w:rPr>
           <w:rFonts w:cstheme="minorHAnsi"/>
           <w:sz w:val="24"/>
@@ -12070,6 +13792,7 @@
         </w:rPr>
         <w:t xml:space="preserve"> </w:t>
       </w:r>
+      <w:proofErr w:type="gramStart"/>
       <w:r>
         <w:rPr>
           <w:rFonts w:cstheme="minorHAnsi"/>
@@ -12078,22 +13801,10 @@
           <w:sz w:val="24"/>
           <w:szCs w:val="24"/>
         </w:rPr>
-        <w:t>Multi-chunk synthesis is expected</w:t>
-      </w:r>
-    </w:p>
-    <w:p>
-      <w:pPr>
-        <w:ind w:left="360"/>
-        <w:rPr>
-          <w:rFonts w:cstheme="minorHAnsi"/>
-          <w:sz w:val="24"/>
-          <w:szCs w:val="24"/>
-        </w:rPr>
-      </w:pPr>
-    </w:p>
-    <w:p>
-      <w:pPr>
-        <w:ind w:left="360"/>
+        <w:t>Multi-chunk</w:t>
+      </w:r>
+      <w:proofErr w:type="gramEnd"/>
+      <w:r>
         <w:rPr>
           <w:rFonts w:cstheme="minorHAnsi"/>
           <w:b/>
@@ -12101,8 +13812,24 @@
           <w:sz w:val="24"/>
           <w:szCs w:val="24"/>
         </w:rPr>
-      </w:pPr>
-      <w:r>
+        <w:t xml:space="preserve"> synthesis is expected</w:t>
+      </w:r>
+    </w:p>
+    <w:p>
+      <w:pPr>
+        <w:ind w:left="360"/>
+        <w:jc w:val="both"/>
+        <w:rPr>
+          <w:rFonts w:cstheme="minorHAnsi"/>
+          <w:sz w:val="24"/>
+          <w:szCs w:val="24"/>
+        </w:rPr>
+      </w:pPr>
+    </w:p>
+    <w:p>
+      <w:pPr>
+        <w:ind w:left="360"/>
+        <w:jc w:val="both"/>
         <w:rPr>
           <w:rFonts w:cstheme="minorHAnsi"/>
           <w:b/>
@@ -12110,12 +13837,22 @@
           <w:sz w:val="24"/>
           <w:szCs w:val="24"/>
         </w:rPr>
+      </w:pPr>
+      <w:r>
+        <w:rPr>
+          <w:rFonts w:cstheme="minorHAnsi"/>
+          <w:b/>
+          <w:bCs/>
+          <w:sz w:val="24"/>
+          <w:szCs w:val="24"/>
+        </w:rPr>
         <w:t>Practical switching logic (no code, just logic)</w:t>
       </w:r>
     </w:p>
     <w:p>
       <w:pPr>
         <w:ind w:left="360"/>
+        <w:jc w:val="both"/>
         <w:rPr>
           <w:rFonts w:cstheme="minorHAnsi"/>
           <w:sz w:val="24"/>
@@ -12134,6 +13871,7 @@
     <w:p>
       <w:pPr>
         <w:ind w:left="360"/>
+        <w:jc w:val="both"/>
         <w:rPr>
           <w:rFonts w:cstheme="minorHAnsi"/>
           <w:b/>
@@ -12159,6 +13897,7 @@
           <w:ilvl w:val="0"/>
           <w:numId w:val="44"/>
         </w:numPr>
+        <w:jc w:val="both"/>
         <w:rPr>
           <w:rFonts w:cstheme="minorHAnsi"/>
           <w:sz w:val="24"/>
@@ -12180,19 +13919,38 @@
           <w:ilvl w:val="1"/>
           <w:numId w:val="44"/>
         </w:numPr>
-        <w:rPr>
-          <w:rFonts w:cstheme="minorHAnsi"/>
-          <w:sz w:val="24"/>
-          <w:szCs w:val="24"/>
-        </w:rPr>
-      </w:pPr>
-      <w:r>
-        <w:rPr>
-          <w:rFonts w:cstheme="minorHAnsi"/>
-          <w:sz w:val="24"/>
-          <w:szCs w:val="24"/>
-        </w:rPr>
-        <w:t>“according to”</w:t>
+        <w:jc w:val="both"/>
+        <w:rPr>
+          <w:rFonts w:cstheme="minorHAnsi"/>
+          <w:sz w:val="24"/>
+          <w:szCs w:val="24"/>
+        </w:rPr>
+      </w:pPr>
+      <w:r>
+        <w:rPr>
+          <w:rFonts w:cstheme="minorHAnsi"/>
+          <w:sz w:val="24"/>
+          <w:szCs w:val="24"/>
+        </w:rPr>
+        <w:t>“</w:t>
+      </w:r>
+      <w:proofErr w:type="gramStart"/>
+      <w:r>
+        <w:rPr>
+          <w:rFonts w:cstheme="minorHAnsi"/>
+          <w:sz w:val="24"/>
+          <w:szCs w:val="24"/>
+        </w:rPr>
+        <w:t>according</w:t>
+      </w:r>
+      <w:proofErr w:type="gramEnd"/>
+      <w:r>
+        <w:rPr>
+          <w:rFonts w:cstheme="minorHAnsi"/>
+          <w:sz w:val="24"/>
+          <w:szCs w:val="24"/>
+        </w:rPr>
+        <w:t xml:space="preserve"> to”</w:t>
       </w:r>
     </w:p>
     <w:p>
@@ -12201,19 +13959,38 @@
           <w:ilvl w:val="1"/>
           <w:numId w:val="44"/>
         </w:numPr>
-        <w:rPr>
-          <w:rFonts w:cstheme="minorHAnsi"/>
-          <w:sz w:val="24"/>
-          <w:szCs w:val="24"/>
-        </w:rPr>
-      </w:pPr>
-      <w:r>
-        <w:rPr>
-          <w:rFonts w:cstheme="minorHAnsi"/>
-          <w:sz w:val="24"/>
-          <w:szCs w:val="24"/>
-        </w:rPr>
-        <w:t>“does it say”</w:t>
+        <w:jc w:val="both"/>
+        <w:rPr>
+          <w:rFonts w:cstheme="minorHAnsi"/>
+          <w:sz w:val="24"/>
+          <w:szCs w:val="24"/>
+        </w:rPr>
+      </w:pPr>
+      <w:r>
+        <w:rPr>
+          <w:rFonts w:cstheme="minorHAnsi"/>
+          <w:sz w:val="24"/>
+          <w:szCs w:val="24"/>
+        </w:rPr>
+        <w:t>“</w:t>
+      </w:r>
+      <w:proofErr w:type="gramStart"/>
+      <w:r>
+        <w:rPr>
+          <w:rFonts w:cstheme="minorHAnsi"/>
+          <w:sz w:val="24"/>
+          <w:szCs w:val="24"/>
+        </w:rPr>
+        <w:t>does</w:t>
+      </w:r>
+      <w:proofErr w:type="gramEnd"/>
+      <w:r>
+        <w:rPr>
+          <w:rFonts w:cstheme="minorHAnsi"/>
+          <w:sz w:val="24"/>
+          <w:szCs w:val="24"/>
+        </w:rPr>
+        <w:t xml:space="preserve"> it say”</w:t>
       </w:r>
     </w:p>
     <w:p>
@@ -12222,6 +13999,7 @@
           <w:ilvl w:val="1"/>
           <w:numId w:val="44"/>
         </w:numPr>
+        <w:jc w:val="both"/>
         <w:rPr>
           <w:rFonts w:cstheme="minorHAnsi"/>
           <w:sz w:val="24"/>
@@ -12243,6 +14021,7 @@
           <w:ilvl w:val="1"/>
           <w:numId w:val="44"/>
         </w:numPr>
+        <w:jc w:val="both"/>
         <w:rPr>
           <w:rFonts w:cstheme="minorHAnsi"/>
           <w:sz w:val="24"/>
@@ -12273,6 +14052,7 @@
           <w:ilvl w:val="0"/>
           <w:numId w:val="44"/>
         </w:numPr>
+        <w:jc w:val="both"/>
         <w:rPr>
           <w:rFonts w:cstheme="minorHAnsi"/>
           <w:sz w:val="24"/>
@@ -12294,6 +14074,7 @@
           <w:ilvl w:val="1"/>
           <w:numId w:val="44"/>
         </w:numPr>
+        <w:jc w:val="both"/>
         <w:rPr>
           <w:rFonts w:cstheme="minorHAnsi"/>
           <w:sz w:val="24"/>
@@ -12315,6 +14096,7 @@
           <w:ilvl w:val="1"/>
           <w:numId w:val="44"/>
         </w:numPr>
+        <w:jc w:val="both"/>
         <w:rPr>
           <w:rFonts w:cstheme="minorHAnsi"/>
           <w:sz w:val="24"/>
@@ -12336,6 +14118,7 @@
           <w:ilvl w:val="1"/>
           <w:numId w:val="44"/>
         </w:numPr>
+        <w:jc w:val="both"/>
         <w:rPr>
           <w:rFonts w:cstheme="minorHAnsi"/>
           <w:sz w:val="24"/>
@@ -12357,6 +14140,7 @@
           <w:ilvl w:val="1"/>
           <w:numId w:val="44"/>
         </w:numPr>
+        <w:jc w:val="both"/>
         <w:rPr>
           <w:rFonts w:cstheme="minorHAnsi"/>
           <w:sz w:val="24"/>
@@ -12384,6 +14168,7 @@
     <w:p>
       <w:pPr>
         <w:ind w:left="360"/>
+        <w:jc w:val="both"/>
         <w:rPr>
           <w:rFonts w:cstheme="minorHAnsi"/>
           <w:sz w:val="24"/>
@@ -12404,6 +14189,7 @@
     <w:p>
       <w:pPr>
         <w:ind w:left="360"/>
+        <w:jc w:val="both"/>
         <w:rPr>
           <w:rFonts w:cstheme="minorHAnsi"/>
           <w:b/>
@@ -12429,6 +14215,7 @@
           <w:ilvl w:val="0"/>
           <w:numId w:val="45"/>
         </w:numPr>
+        <w:jc w:val="both"/>
         <w:rPr>
           <w:rFonts w:cstheme="minorHAnsi"/>
           <w:sz w:val="24"/>
@@ -12450,6 +14237,7 @@
           <w:ilvl w:val="0"/>
           <w:numId w:val="45"/>
         </w:numPr>
+        <w:jc w:val="both"/>
         <w:rPr>
           <w:rFonts w:cstheme="minorHAnsi"/>
           <w:sz w:val="24"/>
@@ -12468,6 +14256,7 @@
     <w:p>
       <w:pPr>
         <w:ind w:left="360"/>
+        <w:jc w:val="both"/>
         <w:rPr>
           <w:rFonts w:cstheme="minorHAnsi"/>
           <w:sz w:val="24"/>
@@ -12488,6 +14277,7 @@
     <w:p>
       <w:pPr>
         <w:ind w:left="360"/>
+        <w:jc w:val="both"/>
         <w:rPr>
           <w:rFonts w:cstheme="minorHAnsi"/>
           <w:b/>
@@ -12510,6 +14300,7 @@
     <w:p>
       <w:pPr>
         <w:ind w:left="360"/>
+        <w:jc w:val="both"/>
         <w:rPr>
           <w:rFonts w:cstheme="minorHAnsi"/>
           <w:sz w:val="24"/>
@@ -12531,6 +14322,7 @@
           <w:ilvl w:val="0"/>
           <w:numId w:val="46"/>
         </w:numPr>
+        <w:jc w:val="both"/>
         <w:rPr>
           <w:rFonts w:cstheme="minorHAnsi"/>
           <w:sz w:val="24"/>
@@ -12552,6 +14344,7 @@
           <w:ilvl w:val="0"/>
           <w:numId w:val="46"/>
         </w:numPr>
+        <w:jc w:val="both"/>
         <w:rPr>
           <w:rFonts w:cstheme="minorHAnsi"/>
           <w:sz w:val="24"/>
@@ -12570,6 +14363,7 @@
     <w:p>
       <w:pPr>
         <w:ind w:left="360"/>
+        <w:jc w:val="both"/>
         <w:rPr>
           <w:rFonts w:cstheme="minorHAnsi"/>
           <w:sz w:val="24"/>
@@ -12588,24 +14382,27 @@
     <w:p>
       <w:pPr>
         <w:ind w:left="360"/>
-        <w:rPr>
-          <w:rFonts w:cstheme="minorHAnsi"/>
-          <w:sz w:val="24"/>
-          <w:szCs w:val="24"/>
-        </w:rPr>
-      </w:pPr>
-    </w:p>
-    <w:p>
-      <w:pPr>
-        <w:rPr>
-          <w:rFonts w:cstheme="minorHAnsi"/>
-          <w:sz w:val="24"/>
-          <w:szCs w:val="24"/>
-        </w:rPr>
-      </w:pPr>
-    </w:p>
-    <w:p>
-      <w:pPr>
+        <w:jc w:val="both"/>
+        <w:rPr>
+          <w:rFonts w:cstheme="minorHAnsi"/>
+          <w:sz w:val="24"/>
+          <w:szCs w:val="24"/>
+        </w:rPr>
+      </w:pPr>
+    </w:p>
+    <w:p>
+      <w:pPr>
+        <w:jc w:val="both"/>
+        <w:rPr>
+          <w:rFonts w:cstheme="minorHAnsi"/>
+          <w:sz w:val="24"/>
+          <w:szCs w:val="24"/>
+        </w:rPr>
+      </w:pPr>
+    </w:p>
+    <w:p>
+      <w:pPr>
+        <w:jc w:val="both"/>
         <w:rPr>
           <w:rFonts w:cstheme="minorHAnsi"/>
           <w:sz w:val="24"/>
@@ -12624,6 +14421,7 @@
     </w:p>
     <w:p>
       <w:pPr>
+        <w:jc w:val="both"/>
         <w:rPr>
           <w:rFonts w:cstheme="minorHAnsi"/>
           <w:sz w:val="24"/>
@@ -12641,6 +14439,7 @@
     </w:p>
     <w:p>
       <w:pPr>
+        <w:jc w:val="both"/>
         <w:rPr>
           <w:rFonts w:cstheme="minorHAnsi"/>
           <w:sz w:val="24"/>
@@ -12658,6 +14457,7 @@
     </w:p>
     <w:p>
       <w:pPr>
+        <w:jc w:val="both"/>
         <w:rPr>
           <w:rFonts w:cstheme="minorHAnsi"/>
           <w:sz w:val="24"/>
@@ -12675,6 +14475,7 @@
     </w:p>
     <w:p>
       <w:pPr>
+        <w:jc w:val="both"/>
         <w:rPr>
           <w:rFonts w:cstheme="minorHAnsi"/>
           <w:sz w:val="24"/>
@@ -12692,6 +14493,7 @@
     </w:p>
     <w:p>
       <w:pPr>
+        <w:jc w:val="both"/>
         <w:rPr>
           <w:rFonts w:cstheme="minorHAnsi"/>
           <w:sz w:val="24"/>
@@ -12709,6 +14511,7 @@
     </w:p>
     <w:p>
       <w:pPr>
+        <w:jc w:val="both"/>
         <w:rPr>
           <w:rFonts w:cstheme="minorHAnsi"/>
           <w:sz w:val="24"/>
@@ -12726,6 +14529,7 @@
     </w:p>
     <w:p>
       <w:pPr>
+        <w:jc w:val="both"/>
         <w:rPr>
           <w:rFonts w:cstheme="minorHAnsi"/>
           <w:sz w:val="24"/>
@@ -12743,6 +14547,7 @@
     </w:p>
     <w:p>
       <w:pPr>
+        <w:jc w:val="both"/>
         <w:rPr>
           <w:rFonts w:cstheme="minorHAnsi"/>
           <w:sz w:val="24"/>
@@ -12760,15 +14565,17 @@
     </w:p>
     <w:p>
       <w:pPr>
-        <w:rPr>
-          <w:rFonts w:cstheme="minorHAnsi"/>
-          <w:sz w:val="24"/>
-          <w:szCs w:val="24"/>
-        </w:rPr>
-      </w:pPr>
-    </w:p>
-    <w:p>
-      <w:pPr>
+        <w:jc w:val="both"/>
+        <w:rPr>
+          <w:rFonts w:cstheme="minorHAnsi"/>
+          <w:sz w:val="24"/>
+          <w:szCs w:val="24"/>
+        </w:rPr>
+      </w:pPr>
+    </w:p>
+    <w:p>
+      <w:pPr>
+        <w:jc w:val="both"/>
         <w:rPr>
           <w:rFonts w:cstheme="minorHAnsi"/>
           <w:b/>
@@ -12800,6 +14607,7 @@
     </w:p>
     <w:p>
       <w:pPr>
+        <w:jc w:val="both"/>
         <w:rPr>
           <w:rFonts w:cstheme="minorHAnsi"/>
           <w:b/>
@@ -12821,6 +14629,7 @@
     </w:p>
     <w:p>
       <w:pPr>
+        <w:jc w:val="both"/>
         <w:rPr>
           <w:rFonts w:cstheme="minorHAnsi"/>
           <w:sz w:val="24"/>
@@ -12838,6 +14647,7 @@
     </w:p>
     <w:p>
       <w:pPr>
+        <w:jc w:val="both"/>
         <w:rPr>
           <w:rFonts w:cstheme="minorHAnsi"/>
           <w:sz w:val="24"/>
@@ -12859,6 +14669,7 @@
           <w:ilvl w:val="0"/>
           <w:numId w:val="47"/>
         </w:numPr>
+        <w:jc w:val="both"/>
         <w:rPr>
           <w:rFonts w:cstheme="minorHAnsi"/>
           <w:sz w:val="24"/>
@@ -12880,6 +14691,7 @@
           <w:ilvl w:val="0"/>
           <w:numId w:val="48"/>
         </w:numPr>
+        <w:jc w:val="both"/>
         <w:rPr>
           <w:rFonts w:cstheme="minorHAnsi"/>
           <w:sz w:val="24"/>
@@ -12901,6 +14713,7 @@
           <w:ilvl w:val="0"/>
           <w:numId w:val="49"/>
         </w:numPr>
+        <w:jc w:val="both"/>
         <w:rPr>
           <w:rFonts w:cstheme="minorHAnsi"/>
           <w:sz w:val="24"/>
@@ -12954,6 +14767,7 @@
           <w:ilvl w:val="0"/>
           <w:numId w:val="50"/>
         </w:numPr>
+        <w:jc w:val="both"/>
         <w:rPr>
           <w:rFonts w:cstheme="minorHAnsi"/>
           <w:sz w:val="24"/>
@@ -12975,6 +14789,7 @@
           <w:ilvl w:val="0"/>
           <w:numId w:val="51"/>
         </w:numPr>
+        <w:jc w:val="both"/>
         <w:rPr>
           <w:rFonts w:cstheme="minorHAnsi"/>
           <w:sz w:val="24"/>
@@ -12996,6 +14811,7 @@
           <w:ilvl w:val="0"/>
           <w:numId w:val="51"/>
         </w:numPr>
+        <w:jc w:val="both"/>
         <w:rPr>
           <w:rFonts w:cstheme="minorHAnsi"/>
           <w:sz w:val="24"/>
@@ -13017,6 +14833,7 @@
           <w:ilvl w:val="0"/>
           <w:numId w:val="51"/>
         </w:numPr>
+        <w:jc w:val="both"/>
         <w:rPr>
           <w:rFonts w:cstheme="minorHAnsi"/>
           <w:sz w:val="24"/>
@@ -13034,6 +14851,7 @@
     </w:p>
     <w:p>
       <w:pPr>
+        <w:jc w:val="both"/>
         <w:rPr>
           <w:rFonts w:cstheme="minorHAnsi"/>
           <w:b/>
@@ -13071,6 +14889,7 @@
           </w:tcPr>
           <w:p>
             <w:pPr>
+              <w:jc w:val="both"/>
               <w:rPr>
                 <w:rFonts w:cstheme="minorHAnsi"/>
                 <w:b/>
@@ -13097,6 +14916,7 @@
           </w:tcPr>
           <w:p>
             <w:pPr>
+              <w:jc w:val="both"/>
               <w:rPr>
                 <w:rFonts w:cstheme="minorHAnsi"/>
                 <w:b/>
@@ -13123,6 +14943,7 @@
           </w:tcPr>
           <w:p>
             <w:pPr>
+              <w:jc w:val="both"/>
               <w:rPr>
                 <w:rFonts w:cstheme="minorHAnsi"/>
                 <w:b/>
@@ -13151,6 +14972,7 @@
           </w:tcPr>
           <w:p>
             <w:pPr>
+              <w:jc w:val="both"/>
               <w:rPr>
                 <w:rFonts w:cstheme="minorHAnsi"/>
                 <w:sz w:val="24"/>
@@ -13173,6 +14995,7 @@
           </w:tcPr>
           <w:p>
             <w:pPr>
+              <w:jc w:val="both"/>
               <w:rPr>
                 <w:rFonts w:cstheme="minorHAnsi"/>
                 <w:sz w:val="24"/>
@@ -13195,6 +15018,7 @@
           </w:tcPr>
           <w:p>
             <w:pPr>
+              <w:jc w:val="both"/>
               <w:rPr>
                 <w:rFonts w:cstheme="minorHAnsi"/>
                 <w:sz w:val="24"/>
@@ -13219,6 +15043,7 @@
           </w:tcPr>
           <w:p>
             <w:pPr>
+              <w:jc w:val="both"/>
               <w:rPr>
                 <w:rFonts w:cstheme="minorHAnsi"/>
                 <w:sz w:val="24"/>
@@ -13241,6 +15066,7 @@
           </w:tcPr>
           <w:p>
             <w:pPr>
+              <w:jc w:val="both"/>
               <w:rPr>
                 <w:rFonts w:cstheme="minorHAnsi"/>
                 <w:sz w:val="24"/>
@@ -13263,6 +15089,7 @@
           </w:tcPr>
           <w:p>
             <w:pPr>
+              <w:jc w:val="both"/>
               <w:rPr>
                 <w:rFonts w:cstheme="minorHAnsi"/>
                 <w:sz w:val="24"/>
@@ -13287,6 +15114,7 @@
           </w:tcPr>
           <w:p>
             <w:pPr>
+              <w:jc w:val="both"/>
               <w:rPr>
                 <w:rFonts w:cstheme="minorHAnsi"/>
                 <w:sz w:val="24"/>
@@ -13309,6 +15137,7 @@
           </w:tcPr>
           <w:p>
             <w:pPr>
+              <w:jc w:val="both"/>
               <w:rPr>
                 <w:rFonts w:cstheme="minorHAnsi"/>
                 <w:sz w:val="24"/>
@@ -13331,6 +15160,7 @@
           </w:tcPr>
           <w:p>
             <w:pPr>
+              <w:jc w:val="both"/>
               <w:rPr>
                 <w:rFonts w:cstheme="minorHAnsi"/>
                 <w:sz w:val="24"/>
@@ -13355,6 +15185,7 @@
           </w:tcPr>
           <w:p>
             <w:pPr>
+              <w:jc w:val="both"/>
               <w:rPr>
                 <w:rFonts w:cstheme="minorHAnsi"/>
                 <w:sz w:val="24"/>
@@ -13377,6 +15208,7 @@
           </w:tcPr>
           <w:p>
             <w:pPr>
+              <w:jc w:val="both"/>
               <w:rPr>
                 <w:rFonts w:cstheme="minorHAnsi"/>
                 <w:sz w:val="24"/>
@@ -13399,6 +15231,7 @@
           </w:tcPr>
           <w:p>
             <w:pPr>
+              <w:jc w:val="both"/>
               <w:rPr>
                 <w:rFonts w:cstheme="minorHAnsi"/>
                 <w:sz w:val="24"/>
@@ -13423,6 +15256,7 @@
           </w:tcPr>
           <w:p>
             <w:pPr>
+              <w:jc w:val="both"/>
               <w:rPr>
                 <w:rFonts w:cstheme="minorHAnsi"/>
                 <w:sz w:val="24"/>
@@ -13435,7 +15269,25 @@
                 <w:sz w:val="24"/>
                 <w:szCs w:val="24"/>
               </w:rPr>
-              <w:t xml:space="preserve">Phi3:mini </w:t>
+              <w:t>Phi</w:t>
+            </w:r>
+            <w:proofErr w:type="gramStart"/>
+            <w:r>
+              <w:rPr>
+                <w:rFonts w:cstheme="minorHAnsi"/>
+                <w:sz w:val="24"/>
+                <w:szCs w:val="24"/>
+              </w:rPr>
+              <w:t>3:mini</w:t>
+            </w:r>
+            <w:proofErr w:type="gramEnd"/>
+            <w:r>
+              <w:rPr>
+                <w:rFonts w:cstheme="minorHAnsi"/>
+                <w:sz w:val="24"/>
+                <w:szCs w:val="24"/>
+              </w:rPr>
+              <w:t xml:space="preserve"> </w:t>
             </w:r>
           </w:p>
         </w:tc>
@@ -13445,6 +15297,7 @@
           </w:tcPr>
           <w:p>
             <w:pPr>
+              <w:jc w:val="both"/>
               <w:rPr>
                 <w:rFonts w:cstheme="minorHAnsi"/>
                 <w:sz w:val="24"/>
@@ -13467,6 +15320,7 @@
           </w:tcPr>
           <w:p>
             <w:pPr>
+              <w:jc w:val="both"/>
               <w:rPr>
                 <w:rFonts w:cstheme="minorHAnsi"/>
                 <w:sz w:val="24"/>
@@ -13495,15 +15349,17 @@
     </w:tbl>
     <w:p>
       <w:pPr>
-        <w:rPr>
-          <w:rFonts w:cstheme="minorHAnsi"/>
-          <w:sz w:val="24"/>
-          <w:szCs w:val="24"/>
-        </w:rPr>
-      </w:pPr>
-    </w:p>
-    <w:p>
-      <w:pPr>
+        <w:jc w:val="both"/>
+        <w:rPr>
+          <w:rFonts w:cstheme="minorHAnsi"/>
+          <w:sz w:val="24"/>
+          <w:szCs w:val="24"/>
+        </w:rPr>
+      </w:pPr>
+    </w:p>
+    <w:p>
+      <w:pPr>
+        <w:jc w:val="both"/>
         <w:rPr>
           <w:rFonts w:cstheme="minorHAnsi"/>
           <w:b/>
@@ -13542,6 +15398,7 @@
           </w:tcPr>
           <w:p>
             <w:pPr>
+              <w:jc w:val="both"/>
               <w:rPr>
                 <w:rFonts w:cstheme="minorHAnsi"/>
                 <w:b/>
@@ -13568,6 +15425,7 @@
           </w:tcPr>
           <w:p>
             <w:pPr>
+              <w:jc w:val="both"/>
               <w:rPr>
                 <w:rFonts w:cstheme="minorHAnsi"/>
                 <w:b/>
@@ -13594,6 +15452,7 @@
           </w:tcPr>
           <w:p>
             <w:pPr>
+              <w:jc w:val="both"/>
               <w:rPr>
                 <w:rFonts w:cstheme="minorHAnsi"/>
                 <w:b/>
@@ -13622,6 +15481,7 @@
           </w:tcPr>
           <w:p>
             <w:pPr>
+              <w:jc w:val="both"/>
               <w:rPr>
                 <w:rFonts w:cstheme="minorHAnsi"/>
                 <w:sz w:val="24"/>
@@ -13644,6 +15504,7 @@
           </w:tcPr>
           <w:p>
             <w:pPr>
+              <w:jc w:val="both"/>
               <w:rPr>
                 <w:rFonts w:cstheme="minorHAnsi"/>
                 <w:sz w:val="24"/>
@@ -13674,6 +15535,7 @@
           </w:tcPr>
           <w:p>
             <w:pPr>
+              <w:jc w:val="both"/>
               <w:rPr>
                 <w:rFonts w:cstheme="minorHAnsi"/>
                 <w:sz w:val="24"/>
@@ -13694,15 +15556,17 @@
     </w:tbl>
     <w:p>
       <w:pPr>
-        <w:rPr>
-          <w:rFonts w:cstheme="minorHAnsi"/>
-          <w:sz w:val="24"/>
-          <w:szCs w:val="24"/>
-        </w:rPr>
-      </w:pPr>
-    </w:p>
-    <w:p>
-      <w:pPr>
+        <w:jc w:val="both"/>
+        <w:rPr>
+          <w:rFonts w:cstheme="minorHAnsi"/>
+          <w:sz w:val="24"/>
+          <w:szCs w:val="24"/>
+        </w:rPr>
+      </w:pPr>
+    </w:p>
+    <w:p>
+      <w:pPr>
+        <w:jc w:val="both"/>
         <w:rPr>
           <w:rFonts w:cstheme="minorHAnsi"/>
           <w:b/>
@@ -13724,6 +15588,7 @@
     </w:p>
     <w:p>
       <w:pPr>
+        <w:jc w:val="both"/>
         <w:rPr>
           <w:rFonts w:cstheme="minorHAnsi"/>
           <w:b/>
@@ -13767,6 +15632,7 @@
     </w:p>
     <w:p>
       <w:pPr>
+        <w:jc w:val="both"/>
         <w:rPr>
           <w:rFonts w:cstheme="minorHAnsi"/>
           <w:b/>
@@ -13788,6 +15654,7 @@
     </w:p>
     <w:p>
       <w:pPr>
+        <w:jc w:val="both"/>
         <w:rPr>
           <w:rFonts w:cstheme="minorHAnsi"/>
           <w:sz w:val="24"/>
@@ -13845,6 +15712,7 @@
           <w:ilvl w:val="0"/>
           <w:numId w:val="54"/>
         </w:numPr>
+        <w:jc w:val="both"/>
         <w:rPr>
           <w:rFonts w:cstheme="minorHAnsi"/>
           <w:sz w:val="24"/>
@@ -13866,6 +15734,7 @@
           <w:ilvl w:val="0"/>
           <w:numId w:val="54"/>
         </w:numPr>
+        <w:jc w:val="both"/>
         <w:rPr>
           <w:rFonts w:cstheme="minorHAnsi"/>
           <w:sz w:val="24"/>
@@ -13887,6 +15756,7 @@
           <w:ilvl w:val="0"/>
           <w:numId w:val="54"/>
         </w:numPr>
+        <w:jc w:val="both"/>
         <w:rPr>
           <w:rFonts w:cstheme="minorHAnsi"/>
           <w:sz w:val="24"/>
@@ -13908,6 +15778,7 @@
           <w:ilvl w:val="0"/>
           <w:numId w:val="54"/>
         </w:numPr>
+        <w:jc w:val="both"/>
         <w:rPr>
           <w:rFonts w:cstheme="minorHAnsi"/>
           <w:sz w:val="24"/>
@@ -13925,32 +15796,53 @@
     </w:p>
     <w:p>
       <w:pPr>
-        <w:rPr>
-          <w:rFonts w:cstheme="minorHAnsi"/>
-          <w:sz w:val="24"/>
-          <w:szCs w:val="24"/>
-        </w:rPr>
-      </w:pPr>
-      <w:r>
-        <w:rPr>
-          <w:rFonts w:cstheme="minorHAnsi"/>
-          <w:sz w:val="24"/>
-          <w:szCs w:val="24"/>
-        </w:rPr>
-        <w:t>For RAG ideally 0.0-0.2 : to get hallucination free response</w:t>
-      </w:r>
-    </w:p>
-    <w:p>
-      <w:pPr>
-        <w:rPr>
-          <w:rFonts w:cstheme="minorHAnsi"/>
-          <w:sz w:val="24"/>
-          <w:szCs w:val="24"/>
-        </w:rPr>
-      </w:pPr>
-    </w:p>
-    <w:p>
-      <w:pPr>
+        <w:jc w:val="both"/>
+        <w:rPr>
+          <w:rFonts w:cstheme="minorHAnsi"/>
+          <w:sz w:val="24"/>
+          <w:szCs w:val="24"/>
+        </w:rPr>
+      </w:pPr>
+      <w:r>
+        <w:rPr>
+          <w:rFonts w:cstheme="minorHAnsi"/>
+          <w:sz w:val="24"/>
+          <w:szCs w:val="24"/>
+        </w:rPr>
+        <w:t>For RAG ideally 0.0-0.</w:t>
+      </w:r>
+      <w:proofErr w:type="gramStart"/>
+      <w:r>
+        <w:rPr>
+          <w:rFonts w:cstheme="minorHAnsi"/>
+          <w:sz w:val="24"/>
+          <w:szCs w:val="24"/>
+        </w:rPr>
+        <w:t>2 :</w:t>
+      </w:r>
+      <w:proofErr w:type="gramEnd"/>
+      <w:r>
+        <w:rPr>
+          <w:rFonts w:cstheme="minorHAnsi"/>
+          <w:sz w:val="24"/>
+          <w:szCs w:val="24"/>
+        </w:rPr>
+        <w:t xml:space="preserve"> to get hallucination free response</w:t>
+      </w:r>
+    </w:p>
+    <w:p>
+      <w:pPr>
+        <w:jc w:val="both"/>
+        <w:rPr>
+          <w:rFonts w:cstheme="minorHAnsi"/>
+          <w:sz w:val="24"/>
+          <w:szCs w:val="24"/>
+        </w:rPr>
+      </w:pPr>
+    </w:p>
+    <w:p>
+      <w:pPr>
+        <w:jc w:val="both"/>
         <w:rPr>
           <w:rFonts w:cstheme="minorHAnsi"/>
           <w:b/>
@@ -13994,6 +15886,7 @@
     </w:p>
     <w:p>
       <w:pPr>
+        <w:jc w:val="both"/>
         <w:rPr>
           <w:rFonts w:cstheme="minorHAnsi"/>
           <w:b/>
@@ -14015,6 +15908,7 @@
     </w:p>
     <w:p>
       <w:pPr>
+        <w:jc w:val="both"/>
         <w:rPr>
           <w:rFonts w:cstheme="minorHAnsi"/>
           <w:sz w:val="24"/>
@@ -14036,6 +15930,7 @@
           <w:ilvl w:val="0"/>
           <w:numId w:val="55"/>
         </w:numPr>
+        <w:jc w:val="both"/>
         <w:rPr>
           <w:rFonts w:cstheme="minorHAnsi"/>
           <w:sz w:val="24"/>
@@ -14057,6 +15952,7 @@
           <w:ilvl w:val="0"/>
           <w:numId w:val="55"/>
         </w:numPr>
+        <w:jc w:val="both"/>
         <w:rPr>
           <w:rFonts w:cstheme="minorHAnsi"/>
           <w:sz w:val="24"/>
@@ -14074,6 +15970,7 @@
     </w:p>
     <w:p>
       <w:pPr>
+        <w:jc w:val="both"/>
         <w:rPr>
           <w:rFonts w:cstheme="minorHAnsi"/>
           <w:b/>
@@ -14095,6 +15992,7 @@
     </w:p>
     <w:p>
       <w:pPr>
+        <w:jc w:val="both"/>
         <w:rPr>
           <w:rFonts w:cstheme="minorHAnsi"/>
           <w:sz w:val="24"/>
@@ -14112,15 +16010,17 @@
     </w:p>
     <w:p>
       <w:pPr>
-        <w:rPr>
-          <w:rFonts w:cstheme="minorHAnsi"/>
-          <w:sz w:val="24"/>
-          <w:szCs w:val="24"/>
-        </w:rPr>
-      </w:pPr>
-    </w:p>
-    <w:p>
-      <w:pPr>
+        <w:jc w:val="both"/>
+        <w:rPr>
+          <w:rFonts w:cstheme="minorHAnsi"/>
+          <w:sz w:val="24"/>
+          <w:szCs w:val="24"/>
+        </w:rPr>
+      </w:pPr>
+    </w:p>
+    <w:p>
+      <w:pPr>
+        <w:jc w:val="both"/>
         <w:rPr>
           <w:rFonts w:cstheme="minorHAnsi"/>
           <w:b/>
@@ -14139,6 +16039,7 @@
         </w:rPr>
         <w:t xml:space="preserve">3) </w:t>
       </w:r>
+      <w:proofErr w:type="spellStart"/>
       <w:r>
         <w:rPr>
           <w:rFonts w:cstheme="minorHAnsi"/>
@@ -14147,7 +16048,18 @@
           <w:sz w:val="24"/>
           <w:szCs w:val="24"/>
         </w:rPr>
-        <w:t xml:space="preserve">max_tokens — </w:t>
+        <w:t>max_tokens</w:t>
+      </w:r>
+      <w:proofErr w:type="spellEnd"/>
+      <w:r>
+        <w:rPr>
+          <w:rFonts w:cstheme="minorHAnsi"/>
+          <w:b/>
+          <w:bCs/>
+          <w:sz w:val="24"/>
+          <w:szCs w:val="24"/>
+        </w:rPr>
+        <w:t xml:space="preserve"> — </w:t>
       </w:r>
       <w:r>
         <w:rPr>
@@ -14164,6 +16076,7 @@
     </w:p>
     <w:p>
       <w:pPr>
+        <w:jc w:val="both"/>
         <w:rPr>
           <w:rFonts w:cstheme="minorHAnsi"/>
           <w:b/>
@@ -14185,6 +16098,7 @@
     </w:p>
     <w:p>
       <w:pPr>
+        <w:jc w:val="both"/>
         <w:rPr>
           <w:rFonts w:cstheme="minorHAnsi"/>
           <w:sz w:val="24"/>
@@ -14206,6 +16120,7 @@
           <w:ilvl w:val="0"/>
           <w:numId w:val="56"/>
         </w:numPr>
+        <w:jc w:val="both"/>
         <w:rPr>
           <w:rFonts w:cstheme="minorHAnsi"/>
           <w:sz w:val="24"/>
@@ -14227,6 +16142,7 @@
           <w:ilvl w:val="0"/>
           <w:numId w:val="56"/>
         </w:numPr>
+        <w:jc w:val="both"/>
         <w:rPr>
           <w:rFonts w:cstheme="minorHAnsi"/>
           <w:sz w:val="24"/>
@@ -14248,6 +16164,7 @@
           <w:ilvl w:val="0"/>
           <w:numId w:val="56"/>
         </w:numPr>
+        <w:jc w:val="both"/>
         <w:rPr>
           <w:rFonts w:cstheme="minorHAnsi"/>
           <w:sz w:val="24"/>
@@ -14265,15 +16182,17 @@
     </w:p>
     <w:p>
       <w:pPr>
-        <w:rPr>
-          <w:rFonts w:cstheme="minorHAnsi"/>
-          <w:sz w:val="24"/>
-          <w:szCs w:val="24"/>
-        </w:rPr>
-      </w:pPr>
-    </w:p>
-    <w:p>
-      <w:pPr>
+        <w:jc w:val="both"/>
+        <w:rPr>
+          <w:rFonts w:cstheme="minorHAnsi"/>
+          <w:sz w:val="24"/>
+          <w:szCs w:val="24"/>
+        </w:rPr>
+      </w:pPr>
+    </w:p>
+    <w:p>
+      <w:pPr>
+        <w:jc w:val="both"/>
         <w:rPr>
           <w:rFonts w:cstheme="minorHAnsi"/>
           <w:b/>
@@ -14292,6 +16211,7 @@
         </w:rPr>
         <w:t xml:space="preserve">4) </w:t>
       </w:r>
+      <w:proofErr w:type="spellStart"/>
       <w:r>
         <w:rPr>
           <w:rFonts w:cstheme="minorHAnsi"/>
@@ -14302,6 +16222,7 @@
         </w:rPr>
         <w:t>top_p</w:t>
       </w:r>
+      <w:proofErr w:type="spellEnd"/>
       <w:r>
         <w:rPr>
           <w:rFonts w:cstheme="minorHAnsi"/>
@@ -14315,6 +16236,7 @@
     </w:p>
     <w:p>
       <w:pPr>
+        <w:jc w:val="both"/>
         <w:rPr>
           <w:rFonts w:cstheme="minorHAnsi"/>
           <w:sz w:val="24"/>
@@ -14350,23 +16272,35 @@
     </w:p>
     <w:p>
       <w:pPr>
-        <w:rPr>
-          <w:rFonts w:cstheme="minorHAnsi"/>
-          <w:sz w:val="24"/>
-          <w:szCs w:val="24"/>
-        </w:rPr>
-      </w:pPr>
-      <w:r>
-        <w:rPr>
-          <w:rFonts w:cstheme="minorHAnsi"/>
-          <w:sz w:val="24"/>
-          <w:szCs w:val="24"/>
-        </w:rPr>
-        <w:t>top_p tells the model:</w:t>
-      </w:r>
-    </w:p>
-    <w:p>
-      <w:pPr>
+        <w:jc w:val="both"/>
+        <w:rPr>
+          <w:rFonts w:cstheme="minorHAnsi"/>
+          <w:sz w:val="24"/>
+          <w:szCs w:val="24"/>
+        </w:rPr>
+      </w:pPr>
+      <w:proofErr w:type="spellStart"/>
+      <w:r>
+        <w:rPr>
+          <w:rFonts w:cstheme="minorHAnsi"/>
+          <w:sz w:val="24"/>
+          <w:szCs w:val="24"/>
+        </w:rPr>
+        <w:t>top_p</w:t>
+      </w:r>
+      <w:proofErr w:type="spellEnd"/>
+      <w:r>
+        <w:rPr>
+          <w:rFonts w:cstheme="minorHAnsi"/>
+          <w:sz w:val="24"/>
+          <w:szCs w:val="24"/>
+        </w:rPr>
+        <w:t xml:space="preserve"> tells the model:</w:t>
+      </w:r>
+    </w:p>
+    <w:p>
+      <w:pPr>
+        <w:jc w:val="both"/>
         <w:rPr>
           <w:rFonts w:cstheme="minorHAnsi"/>
           <w:sz w:val="24"/>
@@ -14420,6 +16354,7 @@
     </w:p>
     <w:p>
       <w:pPr>
+        <w:jc w:val="both"/>
         <w:rPr>
           <w:rFonts w:cstheme="minorHAnsi"/>
           <w:sz w:val="24"/>
@@ -14456,40 +16391,115 @@
     </w:p>
     <w:p>
       <w:pPr>
-        <w:rPr>
-          <w:rFonts w:cstheme="minorHAnsi"/>
-          <w:sz w:val="24"/>
-          <w:szCs w:val="24"/>
-        </w:rPr>
-      </w:pPr>
-      <w:r>
-        <w:rPr>
-          <w:rFonts w:cstheme="minorHAnsi"/>
-          <w:sz w:val="24"/>
-          <w:szCs w:val="24"/>
-        </w:rPr>
-        <w:t>If top_p &gt;= 0.9 : all those words whose probability adds up to 0.9+ are considered. Many words who can add up to 0.9 therefore vast pool of choices for next tokens.</w:t>
-      </w:r>
-    </w:p>
-    <w:p>
-      <w:pPr>
-        <w:rPr>
-          <w:rFonts w:cstheme="minorHAnsi"/>
-          <w:sz w:val="24"/>
-          <w:szCs w:val="24"/>
-        </w:rPr>
-      </w:pPr>
-      <w:r>
-        <w:rPr>
-          <w:rFonts w:cstheme="minorHAnsi"/>
-          <w:sz w:val="24"/>
-          <w:szCs w:val="24"/>
-        </w:rPr>
-        <w:t>If top_p &gt;= 0.1 : all those words whose probability adds up to 0.1+ are considered. Very less words who can add up to 0.1 therefore limited choice of words.</w:t>
-      </w:r>
-    </w:p>
-    <w:p>
-      <w:pPr>
+        <w:jc w:val="both"/>
+        <w:rPr>
+          <w:rFonts w:cstheme="minorHAnsi"/>
+          <w:sz w:val="24"/>
+          <w:szCs w:val="24"/>
+        </w:rPr>
+      </w:pPr>
+      <w:r>
+        <w:rPr>
+          <w:rFonts w:cstheme="minorHAnsi"/>
+          <w:sz w:val="24"/>
+          <w:szCs w:val="24"/>
+        </w:rPr>
+        <w:t xml:space="preserve">If </w:t>
+      </w:r>
+      <w:proofErr w:type="spellStart"/>
+      <w:r>
+        <w:rPr>
+          <w:rFonts w:cstheme="minorHAnsi"/>
+          <w:sz w:val="24"/>
+          <w:szCs w:val="24"/>
+        </w:rPr>
+        <w:t>top_p</w:t>
+      </w:r>
+      <w:proofErr w:type="spellEnd"/>
+      <w:r>
+        <w:rPr>
+          <w:rFonts w:cstheme="minorHAnsi"/>
+          <w:sz w:val="24"/>
+          <w:szCs w:val="24"/>
+        </w:rPr>
+        <w:t xml:space="preserve"> &gt;= </w:t>
+      </w:r>
+      <w:proofErr w:type="gramStart"/>
+      <w:r>
+        <w:rPr>
+          <w:rFonts w:cstheme="minorHAnsi"/>
+          <w:sz w:val="24"/>
+          <w:szCs w:val="24"/>
+        </w:rPr>
+        <w:t>0.9 :</w:t>
+      </w:r>
+      <w:proofErr w:type="gramEnd"/>
+      <w:r>
+        <w:rPr>
+          <w:rFonts w:cstheme="minorHAnsi"/>
+          <w:sz w:val="24"/>
+          <w:szCs w:val="24"/>
+        </w:rPr>
+        <w:t xml:space="preserve"> all those words whose probability adds up to 0.9+ are considered. Many words who can add up to 0.9 therefore vast pool of choices for next tokens.</w:t>
+      </w:r>
+    </w:p>
+    <w:p>
+      <w:pPr>
+        <w:jc w:val="both"/>
+        <w:rPr>
+          <w:rFonts w:cstheme="minorHAnsi"/>
+          <w:sz w:val="24"/>
+          <w:szCs w:val="24"/>
+        </w:rPr>
+      </w:pPr>
+      <w:r>
+        <w:rPr>
+          <w:rFonts w:cstheme="minorHAnsi"/>
+          <w:sz w:val="24"/>
+          <w:szCs w:val="24"/>
+        </w:rPr>
+        <w:t xml:space="preserve">If </w:t>
+      </w:r>
+      <w:proofErr w:type="spellStart"/>
+      <w:r>
+        <w:rPr>
+          <w:rFonts w:cstheme="minorHAnsi"/>
+          <w:sz w:val="24"/>
+          <w:szCs w:val="24"/>
+        </w:rPr>
+        <w:t>top_p</w:t>
+      </w:r>
+      <w:proofErr w:type="spellEnd"/>
+      <w:r>
+        <w:rPr>
+          <w:rFonts w:cstheme="minorHAnsi"/>
+          <w:sz w:val="24"/>
+          <w:szCs w:val="24"/>
+        </w:rPr>
+        <w:t xml:space="preserve"> &gt;= </w:t>
+      </w:r>
+      <w:proofErr w:type="gramStart"/>
+      <w:r>
+        <w:rPr>
+          <w:rFonts w:cstheme="minorHAnsi"/>
+          <w:sz w:val="24"/>
+          <w:szCs w:val="24"/>
+        </w:rPr>
+        <w:t>0.1 :</w:t>
+      </w:r>
+      <w:proofErr w:type="gramEnd"/>
+      <w:r>
+        <w:rPr>
+          <w:rFonts w:cstheme="minorHAnsi"/>
+          <w:sz w:val="24"/>
+          <w:szCs w:val="24"/>
+        </w:rPr>
+        <w:t xml:space="preserve"> all those words whose probability adds up to 0.1+ are considered. Very less words who can add up to 0.1 therefore limited choice of words.</w:t>
+      </w:r>
+    </w:p>
+    <w:p>
+      <w:pPr>
+        <w:jc w:val="both"/>
         <w:rPr>
           <w:rFonts w:cstheme="minorHAnsi"/>
           <w:b/>
@@ -14556,6 +16566,7 @@
           </w:tcPr>
           <w:p>
             <w:pPr>
+              <w:jc w:val="both"/>
               <w:rPr>
                 <w:rFonts w:cstheme="minorHAnsi"/>
                 <w:b/>
@@ -14564,6 +16575,7 @@
                 <w:szCs w:val="24"/>
               </w:rPr>
             </w:pPr>
+            <w:proofErr w:type="spellStart"/>
             <w:r>
               <w:rPr>
                 <w:rFonts w:cstheme="minorHAnsi"/>
@@ -14572,7 +16584,18 @@
                 <w:sz w:val="24"/>
                 <w:szCs w:val="24"/>
               </w:rPr>
-              <w:t>top_p value</w:t>
+              <w:t>top_p</w:t>
+            </w:r>
+            <w:proofErr w:type="spellEnd"/>
+            <w:r>
+              <w:rPr>
+                <w:rFonts w:cstheme="minorHAnsi"/>
+                <w:b/>
+                <w:bCs/>
+                <w:sz w:val="24"/>
+                <w:szCs w:val="24"/>
+              </w:rPr>
+              <w:t xml:space="preserve"> value</w:t>
             </w:r>
           </w:p>
         </w:tc>
@@ -14584,6 +16607,7 @@
           </w:tcPr>
           <w:p>
             <w:pPr>
+              <w:jc w:val="both"/>
               <w:rPr>
                 <w:rFonts w:cstheme="minorHAnsi"/>
                 <w:b/>
@@ -14592,6 +16616,7 @@
                 <w:szCs w:val="24"/>
               </w:rPr>
             </w:pPr>
+            <w:proofErr w:type="spellStart"/>
             <w:r>
               <w:rPr>
                 <w:rFonts w:cstheme="minorHAnsi"/>
@@ -14602,6 +16627,7 @@
               </w:rPr>
               <w:t>Behavior</w:t>
             </w:r>
+            <w:proofErr w:type="spellEnd"/>
           </w:p>
         </w:tc>
       </w:tr>
@@ -14617,6 +16643,7 @@
           </w:tcPr>
           <w:p>
             <w:pPr>
+              <w:jc w:val="both"/>
               <w:rPr>
                 <w:rFonts w:cstheme="minorHAnsi"/>
                 <w:sz w:val="24"/>
@@ -14641,6 +16668,7 @@
           </w:tcPr>
           <w:p>
             <w:pPr>
+              <w:jc w:val="both"/>
               <w:rPr>
                 <w:rFonts w:cstheme="minorHAnsi"/>
                 <w:sz w:val="24"/>
@@ -14670,6 +16698,7 @@
           </w:tcPr>
           <w:p>
             <w:pPr>
+              <w:jc w:val="both"/>
               <w:rPr>
                 <w:rFonts w:cstheme="minorHAnsi"/>
                 <w:sz w:val="24"/>
@@ -14694,6 +16723,7 @@
           </w:tcPr>
           <w:p>
             <w:pPr>
+              <w:jc w:val="both"/>
               <w:rPr>
                 <w:rFonts w:cstheme="minorHAnsi"/>
                 <w:sz w:val="24"/>
@@ -14723,6 +16753,7 @@
           </w:tcPr>
           <w:p>
             <w:pPr>
+              <w:jc w:val="both"/>
               <w:rPr>
                 <w:rFonts w:cstheme="minorHAnsi"/>
                 <w:sz w:val="24"/>
@@ -14747,6 +16778,7 @@
           </w:tcPr>
           <w:p>
             <w:pPr>
+              <w:jc w:val="both"/>
               <w:rPr>
                 <w:rFonts w:cstheme="minorHAnsi"/>
                 <w:sz w:val="24"/>
@@ -14776,6 +16808,7 @@
           </w:tcPr>
           <w:p>
             <w:pPr>
+              <w:jc w:val="both"/>
               <w:rPr>
                 <w:rFonts w:cstheme="minorHAnsi"/>
                 <w:sz w:val="24"/>
@@ -14800,6 +16833,7 @@
           </w:tcPr>
           <w:p>
             <w:pPr>
+              <w:jc w:val="both"/>
               <w:rPr>
                 <w:rFonts w:cstheme="minorHAnsi"/>
                 <w:sz w:val="24"/>
@@ -14820,15 +16854,17 @@
     </w:tbl>
     <w:p>
       <w:pPr>
-        <w:rPr>
-          <w:rFonts w:cstheme="minorHAnsi"/>
-          <w:sz w:val="24"/>
-          <w:szCs w:val="24"/>
-        </w:rPr>
-      </w:pPr>
-    </w:p>
-    <w:p>
-      <w:pPr>
+        <w:jc w:val="both"/>
+        <w:rPr>
+          <w:rFonts w:cstheme="minorHAnsi"/>
+          <w:sz w:val="24"/>
+          <w:szCs w:val="24"/>
+        </w:rPr>
+      </w:pPr>
+    </w:p>
+    <w:p>
+      <w:pPr>
+        <w:jc w:val="both"/>
         <w:rPr>
           <w:rFonts w:cstheme="minorHAnsi"/>
           <w:b/>
@@ -14850,6 +16886,7 @@
     </w:p>
     <w:p>
       <w:pPr>
+        <w:jc w:val="both"/>
         <w:rPr>
           <w:rFonts w:cstheme="minorHAnsi"/>
           <w:i/>
@@ -14884,6 +16921,7 @@
     </w:p>
     <w:p>
       <w:pPr>
+        <w:jc w:val="both"/>
         <w:rPr>
           <w:rFonts w:cstheme="minorHAnsi"/>
           <w:sz w:val="24"/>
@@ -14901,6 +16939,7 @@
     </w:p>
     <w:p>
       <w:pPr>
+        <w:jc w:val="both"/>
         <w:rPr>
           <w:rFonts w:cstheme="minorHAnsi"/>
           <w:sz w:val="24"/>
@@ -14918,6 +16957,7 @@
     </w:p>
     <w:p>
       <w:pPr>
+        <w:jc w:val="both"/>
         <w:rPr>
           <w:rFonts w:cstheme="minorHAnsi"/>
           <w:sz w:val="24"/>
@@ -14935,6 +16975,7 @@
     </w:p>
     <w:p>
       <w:pPr>
+        <w:jc w:val="both"/>
         <w:rPr>
           <w:rFonts w:cstheme="minorHAnsi"/>
           <w:sz w:val="24"/>
@@ -14952,6 +16993,7 @@
     </w:p>
     <w:p>
       <w:pPr>
+        <w:jc w:val="both"/>
         <w:rPr>
           <w:rFonts w:cstheme="minorHAnsi"/>
           <w:sz w:val="24"/>
@@ -14969,6 +17011,7 @@
     </w:p>
     <w:p>
       <w:pPr>
+        <w:jc w:val="both"/>
         <w:rPr>
           <w:rFonts w:cstheme="minorHAnsi"/>
           <w:sz w:val="24"/>
@@ -14986,6 +17029,7 @@
     </w:p>
     <w:p>
       <w:pPr>
+        <w:jc w:val="both"/>
         <w:rPr>
           <w:rFonts w:cstheme="minorHAnsi"/>
           <w:sz w:val="24"/>
@@ -15003,15 +17047,17 @@
     </w:p>
     <w:p>
       <w:pPr>
-        <w:rPr>
-          <w:rFonts w:cstheme="minorHAnsi"/>
-          <w:sz w:val="24"/>
-          <w:szCs w:val="24"/>
-        </w:rPr>
-      </w:pPr>
-    </w:p>
-    <w:p>
-      <w:pPr>
+        <w:jc w:val="both"/>
+        <w:rPr>
+          <w:rFonts w:cstheme="minorHAnsi"/>
+          <w:sz w:val="24"/>
+          <w:szCs w:val="24"/>
+        </w:rPr>
+      </w:pPr>
+    </w:p>
+    <w:p>
+      <w:pPr>
+        <w:jc w:val="both"/>
         <w:rPr>
           <w:rFonts w:cstheme="minorHAnsi"/>
           <w:i/>
@@ -15068,6 +17114,7 @@
     </w:p>
     <w:p>
       <w:pPr>
+        <w:jc w:val="both"/>
         <w:rPr>
           <w:rFonts w:cstheme="minorHAnsi"/>
           <w:sz w:val="24"/>
@@ -15085,19 +17132,20 @@
     </w:p>
     <w:p>
       <w:pPr>
-        <w:rPr>
-          <w:rFonts w:cstheme="minorHAnsi"/>
-          <w:sz w:val="24"/>
-          <w:szCs w:val="24"/>
-        </w:rPr>
-      </w:pPr>
-      <w:r>
-        <w:rPr>
-          <w:rFonts w:cstheme="minorHAnsi"/>
-          <w:sz w:val="24"/>
-          <w:szCs w:val="24"/>
-        </w:rPr>
-        <w:t>- For critical domains like :</w:t>
+        <w:jc w:val="both"/>
+        <w:rPr>
+          <w:rFonts w:cstheme="minorHAnsi"/>
+          <w:sz w:val="24"/>
+          <w:szCs w:val="24"/>
+        </w:rPr>
+      </w:pPr>
+      <w:r>
+        <w:rPr>
+          <w:rFonts w:cstheme="minorHAnsi"/>
+          <w:sz w:val="24"/>
+          <w:szCs w:val="24"/>
+        </w:rPr>
+        <w:t>- For critical domains like:</w:t>
       </w:r>
     </w:p>
     <w:p>
@@ -15107,6 +17155,7 @@
           <w:ilvl w:val="0"/>
           <w:numId w:val="57"/>
         </w:numPr>
+        <w:jc w:val="both"/>
         <w:rPr>
           <w:rFonts w:cstheme="minorHAnsi"/>
           <w:sz w:val="24"/>
@@ -15129,6 +17178,7 @@
           <w:ilvl w:val="0"/>
           <w:numId w:val="57"/>
         </w:numPr>
+        <w:jc w:val="both"/>
         <w:rPr>
           <w:rFonts w:cstheme="minorHAnsi"/>
           <w:sz w:val="24"/>
@@ -15151,6 +17201,7 @@
           <w:ilvl w:val="0"/>
           <w:numId w:val="57"/>
         </w:numPr>
+        <w:jc w:val="both"/>
         <w:rPr>
           <w:rFonts w:cstheme="minorHAnsi"/>
           <w:sz w:val="24"/>
@@ -15173,6 +17224,7 @@
           <w:ilvl w:val="0"/>
           <w:numId w:val="57"/>
         </w:numPr>
+        <w:jc w:val="both"/>
         <w:rPr>
           <w:rFonts w:cstheme="minorHAnsi"/>
           <w:sz w:val="24"/>
@@ -15190,6 +17242,7 @@
     </w:p>
     <w:p>
       <w:pPr>
+        <w:jc w:val="both"/>
         <w:rPr>
           <w:rFonts w:cstheme="minorHAnsi"/>
           <w:sz w:val="24"/>
@@ -15207,24 +17260,379 @@
     </w:p>
     <w:p>
       <w:pPr>
-        <w:rPr>
-          <w:rFonts w:cstheme="minorHAnsi"/>
-          <w:sz w:val="24"/>
-          <w:szCs w:val="24"/>
-        </w:rPr>
-      </w:pPr>
-    </w:p>
-    <w:p>
-      <w:pPr>
-        <w:rPr>
-          <w:rFonts w:cstheme="minorHAnsi"/>
-          <w:sz w:val="24"/>
-          <w:szCs w:val="24"/>
-        </w:rPr>
-      </w:pPr>
-    </w:p>
-    <w:p>
-      <w:pPr>
+        <w:jc w:val="both"/>
+        <w:rPr>
+          <w:rFonts w:cstheme="minorHAnsi"/>
+          <w:sz w:val="24"/>
+          <w:szCs w:val="24"/>
+        </w:rPr>
+      </w:pPr>
+    </w:p>
+    <w:p>
+      <w:pPr>
+        <w:jc w:val="both"/>
+        <w:rPr>
+          <w:rFonts w:cstheme="minorHAnsi"/>
+          <w:sz w:val="24"/>
+          <w:szCs w:val="24"/>
+        </w:rPr>
+      </w:pPr>
+    </w:p>
+    <w:p>
+      <w:pPr>
+        <w:jc w:val="both"/>
+        <w:rPr>
+          <w:rFonts w:cstheme="minorHAnsi"/>
+          <w:sz w:val="24"/>
+          <w:szCs w:val="24"/>
+        </w:rPr>
+      </w:pPr>
+    </w:p>
+    <w:tbl>
+      <w:tblPr>
+        <w:tblW w:w="0" w:type="auto"/>
+        <w:tblCellSpacing w:w="15" w:type="dxa"/>
+        <w:tblBorders>
+          <w:top w:val="single" w:sz="4" w:space="0" w:color="auto"/>
+          <w:left w:val="single" w:sz="4" w:space="0" w:color="auto"/>
+          <w:bottom w:val="single" w:sz="4" w:space="0" w:color="auto"/>
+          <w:right w:val="single" w:sz="4" w:space="0" w:color="auto"/>
+          <w:insideH w:val="single" w:sz="4" w:space="0" w:color="auto"/>
+          <w:insideV w:val="single" w:sz="4" w:space="0" w:color="auto"/>
+        </w:tblBorders>
+        <w:tblCellMar>
+          <w:top w:w="15" w:type="dxa"/>
+          <w:left w:w="15" w:type="dxa"/>
+          <w:bottom w:w="15" w:type="dxa"/>
+          <w:right w:w="15" w:type="dxa"/>
+        </w:tblCellMar>
+        <w:tblLook w:val="04A0" w:firstRow="1" w:lastRow="0" w:firstColumn="1" w:lastColumn="0" w:noHBand="0" w:noVBand="1"/>
+      </w:tblPr>
+      <w:tblGrid>
+        <w:gridCol w:w="1674"/>
+        <w:gridCol w:w="5825"/>
+      </w:tblGrid>
+      <w:tr>
+        <w:trPr>
+          <w:tblHeader/>
+          <w:tblCellSpacing w:w="15" w:type="dxa"/>
+        </w:trPr>
+        <w:tc>
+          <w:tcPr>
+            <w:tcW w:w="0" w:type="auto"/>
+            <w:vAlign w:val="center"/>
+            <w:hideMark/>
+          </w:tcPr>
+          <w:p>
+            <w:pPr>
+              <w:jc w:val="both"/>
+              <w:rPr>
+                <w:rFonts w:cstheme="minorHAnsi"/>
+                <w:b/>
+                <w:bCs/>
+                <w:sz w:val="24"/>
+                <w:szCs w:val="24"/>
+              </w:rPr>
+            </w:pPr>
+            <w:r>
+              <w:rPr>
+                <w:rFonts w:cstheme="minorHAnsi"/>
+                <w:b/>
+                <w:bCs/>
+                <w:sz w:val="24"/>
+                <w:szCs w:val="24"/>
+              </w:rPr>
+              <w:lastRenderedPageBreak/>
+              <w:t>Selector Output</w:t>
+            </w:r>
+          </w:p>
+        </w:tc>
+        <w:tc>
+          <w:tcPr>
+            <w:tcW w:w="0" w:type="auto"/>
+            <w:vAlign w:val="center"/>
+            <w:hideMark/>
+          </w:tcPr>
+          <w:p>
+            <w:pPr>
+              <w:jc w:val="both"/>
+              <w:rPr>
+                <w:rFonts w:cstheme="minorHAnsi"/>
+                <w:b/>
+                <w:bCs/>
+                <w:sz w:val="24"/>
+                <w:szCs w:val="24"/>
+              </w:rPr>
+            </w:pPr>
+            <w:r>
+              <w:rPr>
+                <w:rFonts w:cstheme="minorHAnsi"/>
+                <w:b/>
+                <w:bCs/>
+                <w:sz w:val="24"/>
+                <w:szCs w:val="24"/>
+              </w:rPr>
+              <w:t xml:space="preserve">Prompt </w:t>
+            </w:r>
+            <w:proofErr w:type="spellStart"/>
+            <w:r>
+              <w:rPr>
+                <w:rFonts w:cstheme="minorHAnsi"/>
+                <w:b/>
+                <w:bCs/>
+                <w:sz w:val="24"/>
+                <w:szCs w:val="24"/>
+              </w:rPr>
+              <w:t>Behavior</w:t>
+            </w:r>
+            <w:proofErr w:type="spellEnd"/>
+          </w:p>
+        </w:tc>
+      </w:tr>
+      <w:tr>
+        <w:trPr>
+          <w:tblCellSpacing w:w="15" w:type="dxa"/>
+        </w:trPr>
+        <w:tc>
+          <w:tcPr>
+            <w:tcW w:w="0" w:type="auto"/>
+            <w:vAlign w:val="center"/>
+            <w:hideMark/>
+          </w:tcPr>
+          <w:p>
+            <w:pPr>
+              <w:jc w:val="both"/>
+              <w:rPr>
+                <w:rFonts w:cstheme="minorHAnsi"/>
+                <w:sz w:val="24"/>
+                <w:szCs w:val="24"/>
+              </w:rPr>
+            </w:pPr>
+            <w:r>
+              <w:rPr>
+                <w:rFonts w:cstheme="minorHAnsi"/>
+                <w:sz w:val="24"/>
+                <w:szCs w:val="24"/>
+              </w:rPr>
+              <w:t>strict</w:t>
+            </w:r>
+          </w:p>
+        </w:tc>
+        <w:tc>
+          <w:tcPr>
+            <w:tcW w:w="0" w:type="auto"/>
+            <w:vAlign w:val="center"/>
+            <w:hideMark/>
+          </w:tcPr>
+          <w:p>
+            <w:pPr>
+              <w:jc w:val="both"/>
+              <w:rPr>
+                <w:rFonts w:cstheme="minorHAnsi"/>
+                <w:sz w:val="24"/>
+                <w:szCs w:val="24"/>
+              </w:rPr>
+            </w:pPr>
+            <w:r>
+              <w:rPr>
+                <w:rFonts w:cstheme="minorHAnsi"/>
+                <w:sz w:val="24"/>
+                <w:szCs w:val="24"/>
+              </w:rPr>
+              <w:t xml:space="preserve">“Answer </w:t>
+            </w:r>
+            <w:r>
+              <w:rPr>
+                <w:rFonts w:cstheme="minorHAnsi"/>
+                <w:b/>
+                <w:bCs/>
+                <w:sz w:val="24"/>
+                <w:szCs w:val="24"/>
+              </w:rPr>
+              <w:t>only</w:t>
+            </w:r>
+            <w:r>
+              <w:rPr>
+                <w:rFonts w:cstheme="minorHAnsi"/>
+                <w:sz w:val="24"/>
+                <w:szCs w:val="24"/>
+              </w:rPr>
+              <w:t xml:space="preserve"> from context. If not found, say I don’t know.”</w:t>
+            </w:r>
+          </w:p>
+        </w:tc>
+      </w:tr>
+      <w:tr>
+        <w:trPr>
+          <w:tblCellSpacing w:w="15" w:type="dxa"/>
+        </w:trPr>
+        <w:tc>
+          <w:tcPr>
+            <w:tcW w:w="0" w:type="auto"/>
+            <w:vAlign w:val="center"/>
+            <w:hideMark/>
+          </w:tcPr>
+          <w:p>
+            <w:pPr>
+              <w:jc w:val="both"/>
+              <w:rPr>
+                <w:rFonts w:cstheme="minorHAnsi"/>
+                <w:sz w:val="24"/>
+                <w:szCs w:val="24"/>
+              </w:rPr>
+            </w:pPr>
+            <w:r>
+              <w:rPr>
+                <w:rFonts w:cstheme="minorHAnsi"/>
+                <w:sz w:val="24"/>
+                <w:szCs w:val="24"/>
+              </w:rPr>
+              <w:t>relax</w:t>
+            </w:r>
+          </w:p>
+        </w:tc>
+        <w:tc>
+          <w:tcPr>
+            <w:tcW w:w="0" w:type="auto"/>
+            <w:vAlign w:val="center"/>
+            <w:hideMark/>
+          </w:tcPr>
+          <w:p>
+            <w:pPr>
+              <w:jc w:val="both"/>
+              <w:rPr>
+                <w:rFonts w:cstheme="minorHAnsi"/>
+                <w:sz w:val="24"/>
+                <w:szCs w:val="24"/>
+              </w:rPr>
+            </w:pPr>
+            <w:r>
+              <w:rPr>
+                <w:rFonts w:cstheme="minorHAnsi"/>
+                <w:sz w:val="24"/>
+                <w:szCs w:val="24"/>
+              </w:rPr>
+              <w:t>“Use context first. You may reason, summarize, or explain.”</w:t>
+            </w:r>
+          </w:p>
+        </w:tc>
+      </w:tr>
+    </w:tbl>
+    <w:p>
+      <w:pPr>
+        <w:jc w:val="both"/>
+        <w:rPr>
+          <w:rFonts w:cstheme="minorHAnsi"/>
+          <w:sz w:val="24"/>
+          <w:szCs w:val="24"/>
+        </w:rPr>
+      </w:pPr>
+    </w:p>
+    <w:p>
+      <w:pPr>
+        <w:jc w:val="both"/>
+        <w:rPr>
+          <w:rFonts w:cstheme="minorHAnsi"/>
+          <w:b/>
+          <w:bCs/>
+          <w:sz w:val="24"/>
+          <w:szCs w:val="24"/>
+        </w:rPr>
+      </w:pPr>
+      <w:r>
+        <w:rPr>
+          <w:rFonts w:cstheme="minorHAnsi"/>
+          <w:b/>
+          <w:bCs/>
+          <w:sz w:val="24"/>
+          <w:szCs w:val="24"/>
+        </w:rPr>
+        <w:t>Prompt selection process:</w:t>
+      </w:r>
+    </w:p>
+    <w:p>
+      <w:pPr>
+        <w:jc w:val="both"/>
+        <w:rPr>
+          <w:rFonts w:cstheme="minorHAnsi"/>
+          <w:sz w:val="24"/>
+          <w:szCs w:val="24"/>
+        </w:rPr>
+      </w:pPr>
+      <w:r>
+        <w:rPr>
+          <w:rFonts w:cstheme="minorHAnsi"/>
+          <w:sz w:val="24"/>
+          <w:szCs w:val="24"/>
+        </w:rPr>
+        <w:t>Check for trigger keywords like</w:t>
+      </w:r>
+      <w:r>
+        <w:rPr>
+          <w:rFonts w:cstheme="minorHAnsi"/>
+          <w:sz w:val="24"/>
+          <w:szCs w:val="24"/>
+        </w:rPr>
+        <w:t> "what is", "what are", "who", "why", "when", "where", "according to", "define", "how to", "what"</w:t>
+      </w:r>
+      <w:r>
+        <w:rPr>
+          <w:rFonts w:cstheme="minorHAnsi"/>
+          <w:sz w:val="24"/>
+          <w:szCs w:val="24"/>
+        </w:rPr>
+        <w:t xml:space="preserve"> in query. If they are found in query, opt for strict prompt. Else check for similarity chunks. If the selected chunks have 1 or more chunks with strong similarity, we can opt for relaxed prompt since we have very good strong context with relevant information. If all the selected chunks as context have loose similarity, choose strict prompt. Because if context is not having enough relevant information, loose prompt might make LLM give partial answers and speculate. </w:t>
+      </w:r>
+      <w:r>
+        <w:rPr>
+          <w:rFonts w:cstheme="minorHAnsi"/>
+          <w:sz w:val="24"/>
+          <w:szCs w:val="24"/>
+        </w:rPr>
+        <w:t>Therefore,</w:t>
+      </w:r>
+      <w:r>
+        <w:rPr>
+          <w:rFonts w:cstheme="minorHAnsi"/>
+          <w:sz w:val="24"/>
+          <w:szCs w:val="24"/>
+        </w:rPr>
+        <w:t xml:space="preserve"> choose strict prompt for lose similarity chunks, so that if not enough information found LLM can output “I don’t know”.</w:t>
+      </w:r>
+    </w:p>
+    <w:p>
+      <w:pPr>
+        <w:jc w:val="both"/>
+        <w:rPr>
+          <w:rFonts w:cstheme="minorHAnsi"/>
+          <w:sz w:val="24"/>
+          <w:szCs w:val="24"/>
+        </w:rPr>
+      </w:pPr>
+    </w:p>
+    <w:p>
+      <w:pPr>
+        <w:jc w:val="both"/>
+        <w:rPr>
+          <w:rFonts w:cstheme="minorHAnsi"/>
+          <w:sz w:val="24"/>
+          <w:szCs w:val="24"/>
+        </w:rPr>
+      </w:pPr>
+    </w:p>
+    <w:p>
+      <w:pPr>
+        <w:jc w:val="both"/>
+        <w:rPr>
+          <w:rFonts w:cstheme="minorHAnsi"/>
+          <w:sz w:val="24"/>
+          <w:szCs w:val="24"/>
+        </w:rPr>
+      </w:pPr>
+    </w:p>
+    <w:p>
+      <w:pPr>
+        <w:jc w:val="both"/>
         <w:rPr>
           <w:rFonts w:cstheme="minorHAnsi"/>
           <w:sz w:val="24"/>
@@ -15243,6 +17651,7 @@
     <w:p>
       <w:pPr>
         <w:ind w:left="360"/>
+        <w:jc w:val="both"/>
         <w:rPr>
           <w:rFonts w:cstheme="minorHAnsi"/>
           <w:sz w:val="24"/>
@@ -15262,13 +17671,14 @@
     <w:p>
       <w:pPr>
         <w:ind w:left="360"/>
-        <w:rPr>
-          <w:rFonts w:cstheme="minorHAnsi"/>
-          <w:sz w:val="24"/>
-          <w:szCs w:val="24"/>
-        </w:rPr>
-      </w:pPr>
-      <w:hyperlink r:id="rId19" w:history="1">
+        <w:jc w:val="both"/>
+        <w:rPr>
+          <w:rFonts w:cstheme="minorHAnsi"/>
+          <w:sz w:val="24"/>
+          <w:szCs w:val="24"/>
+        </w:rPr>
+      </w:pPr>
+      <w:hyperlink r:id="rId18" w:history="1">
         <w:r>
           <w:rPr>
             <w:rStyle w:val="Hyperlink"/>
@@ -15283,13 +17693,14 @@
     <w:p>
       <w:pPr>
         <w:ind w:left="360"/>
-        <w:rPr>
-          <w:rFonts w:cstheme="minorHAnsi"/>
-          <w:sz w:val="24"/>
-          <w:szCs w:val="24"/>
-        </w:rPr>
-      </w:pPr>
-      <w:hyperlink r:id="rId20" w:history="1">
+        <w:jc w:val="both"/>
+        <w:rPr>
+          <w:rFonts w:cstheme="minorHAnsi"/>
+          <w:sz w:val="24"/>
+          <w:szCs w:val="24"/>
+        </w:rPr>
+      </w:pPr>
+      <w:hyperlink r:id="rId19" w:history="1">
         <w:r>
           <w:rPr>
             <w:rStyle w:val="Hyperlink"/>
@@ -15304,13 +17715,14 @@
     <w:p>
       <w:pPr>
         <w:ind w:left="360"/>
-        <w:rPr>
-          <w:rFonts w:cstheme="minorHAnsi"/>
-          <w:sz w:val="24"/>
-          <w:szCs w:val="24"/>
-        </w:rPr>
-      </w:pPr>
-      <w:hyperlink r:id="rId21" w:history="1">
+        <w:jc w:val="both"/>
+        <w:rPr>
+          <w:rFonts w:cstheme="minorHAnsi"/>
+          <w:sz w:val="24"/>
+          <w:szCs w:val="24"/>
+        </w:rPr>
+      </w:pPr>
+      <w:hyperlink r:id="rId20" w:history="1">
         <w:r>
           <w:rPr>
             <w:rStyle w:val="Hyperlink"/>
@@ -15325,13 +17737,14 @@
     <w:p>
       <w:pPr>
         <w:ind w:left="360"/>
-        <w:rPr>
-          <w:rFonts w:cstheme="minorHAnsi"/>
-          <w:sz w:val="24"/>
-          <w:szCs w:val="24"/>
-        </w:rPr>
-      </w:pPr>
-      <w:hyperlink r:id="rId22" w:history="1">
+        <w:jc w:val="both"/>
+        <w:rPr>
+          <w:rFonts w:cstheme="minorHAnsi"/>
+          <w:sz w:val="24"/>
+          <w:szCs w:val="24"/>
+        </w:rPr>
+      </w:pPr>
+      <w:hyperlink r:id="rId21" w:history="1">
         <w:r>
           <w:rPr>
             <w:rStyle w:val="Hyperlink"/>
@@ -15346,13 +17759,14 @@
     <w:p>
       <w:pPr>
         <w:ind w:left="360"/>
-        <w:rPr>
-          <w:rFonts w:cstheme="minorHAnsi"/>
-          <w:sz w:val="24"/>
-          <w:szCs w:val="24"/>
-        </w:rPr>
-      </w:pPr>
-      <w:hyperlink r:id="rId23" w:history="1">
+        <w:jc w:val="both"/>
+        <w:rPr>
+          <w:rFonts w:cstheme="minorHAnsi"/>
+          <w:sz w:val="24"/>
+          <w:szCs w:val="24"/>
+        </w:rPr>
+      </w:pPr>
+      <w:hyperlink r:id="rId22" w:history="1">
         <w:r>
           <w:rPr>
             <w:rStyle w:val="Hyperlink"/>
@@ -15367,13 +17781,14 @@
     <w:p>
       <w:pPr>
         <w:ind w:left="360"/>
-        <w:rPr>
-          <w:rFonts w:cstheme="minorHAnsi"/>
-          <w:sz w:val="24"/>
-          <w:szCs w:val="24"/>
-        </w:rPr>
-      </w:pPr>
-      <w:hyperlink r:id="rId24" w:history="1">
+        <w:jc w:val="both"/>
+        <w:rPr>
+          <w:rFonts w:cstheme="minorHAnsi"/>
+          <w:sz w:val="24"/>
+          <w:szCs w:val="24"/>
+        </w:rPr>
+      </w:pPr>
+      <w:hyperlink r:id="rId23" w:history="1">
         <w:r>
           <w:rPr>
             <w:rStyle w:val="Hyperlink"/>
@@ -15388,13 +17803,14 @@
     <w:p>
       <w:pPr>
         <w:ind w:left="360"/>
-        <w:rPr>
-          <w:rFonts w:cstheme="minorHAnsi"/>
-          <w:sz w:val="24"/>
-          <w:szCs w:val="24"/>
-        </w:rPr>
-      </w:pPr>
-      <w:hyperlink r:id="rId25" w:history="1">
+        <w:jc w:val="both"/>
+        <w:rPr>
+          <w:rFonts w:cstheme="minorHAnsi"/>
+          <w:sz w:val="24"/>
+          <w:szCs w:val="24"/>
+        </w:rPr>
+      </w:pPr>
+      <w:hyperlink r:id="rId24" w:history="1">
         <w:r>
           <w:rPr>
             <w:rStyle w:val="Hyperlink"/>
@@ -15409,13 +17825,14 @@
     <w:p>
       <w:pPr>
         <w:ind w:left="360"/>
-        <w:rPr>
-          <w:rFonts w:cstheme="minorHAnsi"/>
-          <w:sz w:val="24"/>
-          <w:szCs w:val="24"/>
-        </w:rPr>
-      </w:pPr>
-      <w:hyperlink r:id="rId26" w:history="1">
+        <w:jc w:val="both"/>
+        <w:rPr>
+          <w:rFonts w:cstheme="minorHAnsi"/>
+          <w:sz w:val="24"/>
+          <w:szCs w:val="24"/>
+        </w:rPr>
+      </w:pPr>
+      <w:hyperlink r:id="rId25" w:history="1">
         <w:r>
           <w:rPr>
             <w:rStyle w:val="Hyperlink"/>
@@ -15430,13 +17847,14 @@
     <w:p>
       <w:pPr>
         <w:ind w:left="360"/>
-        <w:rPr>
-          <w:rFonts w:cstheme="minorHAnsi"/>
-          <w:sz w:val="24"/>
-          <w:szCs w:val="24"/>
-        </w:rPr>
-      </w:pPr>
-      <w:hyperlink r:id="rId27" w:history="1">
+        <w:jc w:val="both"/>
+        <w:rPr>
+          <w:rFonts w:cstheme="minorHAnsi"/>
+          <w:sz w:val="24"/>
+          <w:szCs w:val="24"/>
+        </w:rPr>
+      </w:pPr>
+      <w:hyperlink r:id="rId26" w:history="1">
         <w:r>
           <w:rPr>
             <w:rStyle w:val="Hyperlink"/>
@@ -15451,13 +17869,14 @@
     <w:p>
       <w:pPr>
         <w:ind w:left="360"/>
-        <w:rPr>
-          <w:rFonts w:cstheme="minorHAnsi"/>
-          <w:sz w:val="24"/>
-          <w:szCs w:val="24"/>
-        </w:rPr>
-      </w:pPr>
-      <w:hyperlink r:id="rId28" w:history="1">
+        <w:jc w:val="both"/>
+        <w:rPr>
+          <w:rFonts w:cstheme="minorHAnsi"/>
+          <w:sz w:val="24"/>
+          <w:szCs w:val="24"/>
+        </w:rPr>
+      </w:pPr>
+      <w:hyperlink r:id="rId27" w:history="1">
         <w:r>
           <w:rPr>
             <w:rStyle w:val="Hyperlink"/>
@@ -15472,13 +17891,14 @@
     <w:p>
       <w:pPr>
         <w:ind w:left="360"/>
-        <w:rPr>
-          <w:rFonts w:cstheme="minorHAnsi"/>
-          <w:sz w:val="24"/>
-          <w:szCs w:val="24"/>
-        </w:rPr>
-      </w:pPr>
-      <w:hyperlink r:id="rId29" w:history="1">
+        <w:jc w:val="both"/>
+        <w:rPr>
+          <w:rFonts w:cstheme="minorHAnsi"/>
+          <w:sz w:val="24"/>
+          <w:szCs w:val="24"/>
+        </w:rPr>
+      </w:pPr>
+      <w:hyperlink r:id="rId28" w:history="1">
         <w:r>
           <w:rPr>
             <w:rStyle w:val="Hyperlink"/>
@@ -15493,6 +17913,7 @@
     <w:p>
       <w:pPr>
         <w:ind w:left="360"/>
+        <w:jc w:val="both"/>
         <w:rPr>
           <w:rFonts w:cstheme="minorHAnsi"/>
           <w:sz w:val="24"/>
@@ -15503,6 +17924,7 @@
     <w:p>
       <w:pPr>
         <w:ind w:left="360"/>
+        <w:jc w:val="both"/>
         <w:rPr>
           <w:rFonts w:cstheme="minorHAnsi"/>
           <w:sz w:val="24"/>
@@ -15513,6 +17935,7 @@
     <w:p>
       <w:pPr>
         <w:ind w:left="360"/>
+        <w:jc w:val="both"/>
         <w:rPr>
           <w:rFonts w:cstheme="minorHAnsi"/>
           <w:sz w:val="24"/>
@@ -15523,6 +17946,7 @@
     <w:p>
       <w:pPr>
         <w:ind w:left="360"/>
+        <w:jc w:val="both"/>
         <w:rPr>
           <w:rFonts w:cstheme="minorHAnsi"/>
           <w:sz w:val="24"/>

--- a/Documentation_demo/Documentation.docx
+++ b/Documentation_demo/Documentation.docx
@@ -665,13 +665,23 @@
           <w:szCs w:val="24"/>
         </w:rPr>
       </w:pPr>
-      <w:r>
-        <w:rPr>
-          <w:rFonts w:cstheme="minorHAnsi"/>
-          <w:sz w:val="24"/>
-          <w:szCs w:val="24"/>
-        </w:rPr>
-        <w:t>Streamlit-based chat UI</w:t>
+      <w:proofErr w:type="spellStart"/>
+      <w:r>
+        <w:rPr>
+          <w:rFonts w:cstheme="minorHAnsi"/>
+          <w:sz w:val="24"/>
+          <w:szCs w:val="24"/>
+        </w:rPr>
+        <w:t>Streamlit</w:t>
+      </w:r>
+      <w:proofErr w:type="spellEnd"/>
+      <w:r>
+        <w:rPr>
+          <w:rFonts w:cstheme="minorHAnsi"/>
+          <w:sz w:val="24"/>
+          <w:szCs w:val="24"/>
+        </w:rPr>
+        <w:t>-based chat UI</w:t>
       </w:r>
     </w:p>
     <w:p>
@@ -1139,8 +1149,20 @@
           <w:sz w:val="24"/>
           <w:szCs w:val="24"/>
         </w:rPr>
-        <w:t xml:space="preserve"> Deployment &amp; MLOps</w:t>
-      </w:r>
+        <w:t xml:space="preserve"> Deployment &amp; </w:t>
+      </w:r>
+      <w:proofErr w:type="spellStart"/>
+      <w:r>
+        <w:rPr>
+          <w:rFonts w:cstheme="minorHAnsi"/>
+          <w:b/>
+          <w:bCs/>
+          <w:sz w:val="24"/>
+          <w:szCs w:val="24"/>
+        </w:rPr>
+        <w:t>MLOps</w:t>
+      </w:r>
+      <w:proofErr w:type="spellEnd"/>
     </w:p>
     <w:p>
       <w:pPr>
@@ -1156,13 +1178,23 @@
           <w:szCs w:val="24"/>
         </w:rPr>
       </w:pPr>
-      <w:r>
-        <w:rPr>
-          <w:rFonts w:cstheme="minorHAnsi"/>
-          <w:sz w:val="24"/>
-          <w:szCs w:val="24"/>
-        </w:rPr>
-        <w:t>Dockerized application</w:t>
+      <w:proofErr w:type="spellStart"/>
+      <w:r>
+        <w:rPr>
+          <w:rFonts w:cstheme="minorHAnsi"/>
+          <w:sz w:val="24"/>
+          <w:szCs w:val="24"/>
+        </w:rPr>
+        <w:t>Dockerized</w:t>
+      </w:r>
+      <w:proofErr w:type="spellEnd"/>
+      <w:r>
+        <w:rPr>
+          <w:rFonts w:cstheme="minorHAnsi"/>
+          <w:sz w:val="24"/>
+          <w:szCs w:val="24"/>
+        </w:rPr>
+        <w:t xml:space="preserve"> application</w:t>
       </w:r>
     </w:p>
     <w:p>
@@ -1270,6 +1302,7 @@
       <w:tblPr>
         <w:tblW w:w="0" w:type="auto"/>
         <w:tblCellSpacing w:w="15" w:type="dxa"/>
+        <w:tblInd w:w="675" w:type="dxa"/>
         <w:tblCellMar>
           <w:top w:w="15" w:type="dxa"/>
           <w:left w:w="15" w:type="dxa"/>
@@ -1451,6 +1484,7 @@
                 <w:szCs w:val="24"/>
               </w:rPr>
             </w:pPr>
+            <w:proofErr w:type="spellStart"/>
             <w:r>
               <w:rPr>
                 <w:rFonts w:cstheme="minorHAnsi"/>
@@ -1459,6 +1493,7 @@
               </w:rPr>
               <w:t>LangChain</w:t>
             </w:r>
+            <w:proofErr w:type="spellEnd"/>
           </w:p>
         </w:tc>
       </w:tr>
@@ -1508,13 +1543,23 @@
                 <w:szCs w:val="24"/>
               </w:rPr>
             </w:pPr>
+            <w:proofErr w:type="spellStart"/>
             <w:r>
               <w:rPr>
                 <w:rFonts w:cstheme="minorHAnsi"/>
                 <w:sz w:val="24"/>
                 <w:szCs w:val="24"/>
               </w:rPr>
-              <w:t>HuggingFace / OpenAI</w:t>
+              <w:t>HuggingFace</w:t>
+            </w:r>
+            <w:proofErr w:type="spellEnd"/>
+            <w:r>
+              <w:rPr>
+                <w:rFonts w:cstheme="minorHAnsi"/>
+                <w:sz w:val="24"/>
+                <w:szCs w:val="24"/>
+              </w:rPr>
+              <w:t xml:space="preserve"> / OpenAI</w:t>
             </w:r>
           </w:p>
         </w:tc>
@@ -1571,8 +1616,18 @@
                 <w:sz w:val="24"/>
                 <w:szCs w:val="24"/>
               </w:rPr>
-              <w:t>FAISS or ChromaDB</w:t>
+              <w:t xml:space="preserve">FAISS or </w:t>
             </w:r>
+            <w:proofErr w:type="spellStart"/>
+            <w:r>
+              <w:rPr>
+                <w:rFonts w:cstheme="minorHAnsi"/>
+                <w:sz w:val="24"/>
+                <w:szCs w:val="24"/>
+              </w:rPr>
+              <w:t>ChromaDB</w:t>
+            </w:r>
+            <w:proofErr w:type="spellEnd"/>
             <w:r>
               <w:rPr>
                 <w:rFonts w:cstheme="minorHAnsi"/>
@@ -1687,6 +1742,7 @@
                 <w:szCs w:val="24"/>
               </w:rPr>
             </w:pPr>
+            <w:proofErr w:type="spellStart"/>
             <w:r>
               <w:rPr>
                 <w:rFonts w:cstheme="minorHAnsi"/>
@@ -1695,6 +1751,7 @@
               </w:rPr>
               <w:t>Streamlit</w:t>
             </w:r>
+            <w:proofErr w:type="spellEnd"/>
           </w:p>
         </w:tc>
       </w:tr>
@@ -1915,13 +1972,23 @@
                 <w:szCs w:val="24"/>
               </w:rPr>
             </w:pPr>
+            <w:proofErr w:type="spellStart"/>
             <w:r>
               <w:rPr>
                 <w:rFonts w:cstheme="minorHAnsi"/>
                 <w:sz w:val="24"/>
                 <w:szCs w:val="24"/>
               </w:rPr>
-              <w:t>MLflow for experiments</w:t>
+              <w:t>MLflow</w:t>
+            </w:r>
+            <w:proofErr w:type="spellEnd"/>
+            <w:r>
+              <w:rPr>
+                <w:rFonts w:cstheme="minorHAnsi"/>
+                <w:sz w:val="24"/>
+                <w:szCs w:val="24"/>
+              </w:rPr>
+              <w:t xml:space="preserve"> for experiments</w:t>
             </w:r>
           </w:p>
         </w:tc>
@@ -2048,7 +2115,43 @@
           <w:sz w:val="24"/>
           <w:szCs w:val="24"/>
         </w:rPr>
-        <w:t xml:space="preserve"> in any session (supports multiple sessions/chats just like chatgpt/gemini)</w:t>
+        <w:t xml:space="preserve"> in any session (supports multiple sessions/chats just like </w:t>
+      </w:r>
+      <w:proofErr w:type="spellStart"/>
+      <w:r>
+        <w:rPr>
+          <w:rFonts w:cstheme="minorHAnsi"/>
+          <w:sz w:val="24"/>
+          <w:szCs w:val="24"/>
+        </w:rPr>
+        <w:t>chatgpt</w:t>
+      </w:r>
+      <w:proofErr w:type="spellEnd"/>
+      <w:r>
+        <w:rPr>
+          <w:rFonts w:cstheme="minorHAnsi"/>
+          <w:sz w:val="24"/>
+          <w:szCs w:val="24"/>
+        </w:rPr>
+        <w:t>/</w:t>
+      </w:r>
+      <w:proofErr w:type="spellStart"/>
+      <w:r>
+        <w:rPr>
+          <w:rFonts w:cstheme="minorHAnsi"/>
+          <w:sz w:val="24"/>
+          <w:szCs w:val="24"/>
+        </w:rPr>
+        <w:t>gemini</w:t>
+      </w:r>
+      <w:proofErr w:type="spellEnd"/>
+      <w:r>
+        <w:rPr>
+          <w:rFonts w:cstheme="minorHAnsi"/>
+          <w:sz w:val="24"/>
+          <w:szCs w:val="24"/>
+        </w:rPr>
+        <w:t>)</w:t>
       </w:r>
     </w:p>
     <w:p>
@@ -2094,8 +2197,18 @@
           <w:sz w:val="24"/>
           <w:szCs w:val="24"/>
         </w:rPr>
-        <w:t>Saves session information in SQLIte</w:t>
-      </w:r>
+        <w:t xml:space="preserve">Saves session information in </w:t>
+      </w:r>
+      <w:proofErr w:type="spellStart"/>
+      <w:r>
+        <w:rPr>
+          <w:rFonts w:cstheme="minorHAnsi"/>
+          <w:sz w:val="24"/>
+          <w:szCs w:val="24"/>
+        </w:rPr>
+        <w:t>SQLIte</w:t>
+      </w:r>
+      <w:proofErr w:type="spellEnd"/>
     </w:p>
     <w:p>
       <w:pPr>
@@ -2209,8 +2322,18 @@
           <w:sz w:val="24"/>
           <w:szCs w:val="24"/>
         </w:rPr>
-        <w:t>Original chunks stored in SQLIte</w:t>
-      </w:r>
+        <w:t xml:space="preserve">Original chunks stored in </w:t>
+      </w:r>
+      <w:proofErr w:type="spellStart"/>
+      <w:r>
+        <w:rPr>
+          <w:rFonts w:cstheme="minorHAnsi"/>
+          <w:sz w:val="24"/>
+          <w:szCs w:val="24"/>
+        </w:rPr>
+        <w:t>SQLIte</w:t>
+      </w:r>
+      <w:proofErr w:type="spellEnd"/>
     </w:p>
     <w:p>
       <w:pPr>
@@ -2286,7 +2409,25 @@
           <w:sz w:val="24"/>
           <w:szCs w:val="24"/>
         </w:rPr>
-        <w:t>Get previous N conversation exchanges (user query+AI response) as a chat history from SQLite to rewrite query if query implies to previous context.</w:t>
+        <w:t xml:space="preserve">Get previous N conversation exchanges (user </w:t>
+      </w:r>
+      <w:proofErr w:type="spellStart"/>
+      <w:r>
+        <w:rPr>
+          <w:rFonts w:cstheme="minorHAnsi"/>
+          <w:sz w:val="24"/>
+          <w:szCs w:val="24"/>
+        </w:rPr>
+        <w:t>query+AI</w:t>
+      </w:r>
+      <w:proofErr w:type="spellEnd"/>
+      <w:r>
+        <w:rPr>
+          <w:rFonts w:cstheme="minorHAnsi"/>
+          <w:sz w:val="24"/>
+          <w:szCs w:val="24"/>
+        </w:rPr>
+        <w:t xml:space="preserve"> response) as a chat history from SQLite to rewrite query if query implies to previous context.</w:t>
       </w:r>
     </w:p>
     <w:p>
@@ -2613,7 +2754,25 @@
           <w:sz w:val="24"/>
           <w:szCs w:val="24"/>
         </w:rPr>
-        <w:t>User → Streamlit UI → Query</w:t>
+        <w:t xml:space="preserve">User → </w:t>
+      </w:r>
+      <w:proofErr w:type="spellStart"/>
+      <w:r>
+        <w:rPr>
+          <w:rFonts w:cstheme="minorHAnsi"/>
+          <w:sz w:val="24"/>
+          <w:szCs w:val="24"/>
+        </w:rPr>
+        <w:t>Streamlit</w:t>
+      </w:r>
+      <w:proofErr w:type="spellEnd"/>
+      <w:r>
+        <w:rPr>
+          <w:rFonts w:cstheme="minorHAnsi"/>
+          <w:sz w:val="24"/>
+          <w:szCs w:val="24"/>
+        </w:rPr>
+        <w:t xml:space="preserve"> UI → Query</w:t>
       </w:r>
     </w:p>
     <w:p>
@@ -2874,7 +3033,7 @@
           <w:sz w:val="24"/>
           <w:szCs w:val="24"/>
         </w:rPr>
-        <w:t>Your Documents</w:t>
+        <w:t>Documents</w:t>
       </w:r>
     </w:p>
     <w:p>
@@ -3324,8 +3483,42 @@
           <w:sz w:val="24"/>
           <w:szCs w:val="24"/>
         </w:rPr>
-        <w:t>git clone JankiMandviya/Enterprise_document_RAG_assistant</w:t>
-      </w:r>
+        <w:t xml:space="preserve">git clone </w:t>
+      </w:r>
+      <w:proofErr w:type="spellStart"/>
+      <w:r>
+        <w:rPr>
+          <w:rFonts w:cstheme="minorHAnsi"/>
+          <w:i/>
+          <w:iCs/>
+          <w:sz w:val="24"/>
+          <w:szCs w:val="24"/>
+        </w:rPr>
+        <w:t>JankiMandviya</w:t>
+      </w:r>
+      <w:proofErr w:type="spellEnd"/>
+      <w:r>
+        <w:rPr>
+          <w:rFonts w:cstheme="minorHAnsi"/>
+          <w:i/>
+          <w:iCs/>
+          <w:sz w:val="24"/>
+          <w:szCs w:val="24"/>
+        </w:rPr>
+        <w:t>/</w:t>
+      </w:r>
+      <w:proofErr w:type="spellStart"/>
+      <w:r>
+        <w:rPr>
+          <w:rFonts w:cstheme="minorHAnsi"/>
+          <w:i/>
+          <w:iCs/>
+          <w:sz w:val="24"/>
+          <w:szCs w:val="24"/>
+        </w:rPr>
+        <w:t>Enterprise_document_RAG_assistant</w:t>
+      </w:r>
+      <w:proofErr w:type="spellEnd"/>
     </w:p>
     <w:p>
       <w:pPr>
@@ -3447,6 +3640,7 @@
         </w:rPr>
         <w:t xml:space="preserve">$ </w:t>
       </w:r>
+      <w:proofErr w:type="spellStart"/>
       <w:r>
         <w:rPr>
           <w:rFonts w:cstheme="minorHAnsi"/>
@@ -3455,8 +3649,53 @@
           <w:sz w:val="24"/>
           <w:szCs w:val="24"/>
         </w:rPr>
-        <w:t>py -3.11 -m venv RAG_venv</w:t>
-      </w:r>
+        <w:t>py</w:t>
+      </w:r>
+      <w:proofErr w:type="spellEnd"/>
+      <w:r>
+        <w:rPr>
+          <w:rFonts w:cstheme="minorHAnsi"/>
+          <w:i/>
+          <w:iCs/>
+          <w:sz w:val="24"/>
+          <w:szCs w:val="24"/>
+        </w:rPr>
+        <w:t xml:space="preserve"> -3.11 -m </w:t>
+      </w:r>
+      <w:proofErr w:type="spellStart"/>
+      <w:r>
+        <w:rPr>
+          <w:rFonts w:cstheme="minorHAnsi"/>
+          <w:i/>
+          <w:iCs/>
+          <w:sz w:val="24"/>
+          <w:szCs w:val="24"/>
+        </w:rPr>
+        <w:t>venv</w:t>
+      </w:r>
+      <w:proofErr w:type="spellEnd"/>
+      <w:r>
+        <w:rPr>
+          <w:rFonts w:cstheme="minorHAnsi"/>
+          <w:i/>
+          <w:iCs/>
+          <w:sz w:val="24"/>
+          <w:szCs w:val="24"/>
+        </w:rPr>
+        <w:t xml:space="preserve"> </w:t>
+      </w:r>
+      <w:proofErr w:type="spellStart"/>
+      <w:r>
+        <w:rPr>
+          <w:rFonts w:cstheme="minorHAnsi"/>
+          <w:i/>
+          <w:iCs/>
+          <w:sz w:val="24"/>
+          <w:szCs w:val="24"/>
+        </w:rPr>
+        <w:t>RAG_venv</w:t>
+      </w:r>
+      <w:proofErr w:type="spellEnd"/>
     </w:p>
     <w:p>
       <w:pPr>
@@ -3511,7 +3750,29 @@
           <w:sz w:val="24"/>
           <w:szCs w:val="24"/>
         </w:rPr>
-        <w:t>source RAG_venv/Scripts/activate</w:t>
+        <w:t xml:space="preserve">source </w:t>
+      </w:r>
+      <w:proofErr w:type="spellStart"/>
+      <w:r>
+        <w:rPr>
+          <w:rFonts w:cstheme="minorHAnsi"/>
+          <w:i/>
+          <w:iCs/>
+          <w:sz w:val="24"/>
+          <w:szCs w:val="24"/>
+        </w:rPr>
+        <w:t>RAG_venv</w:t>
+      </w:r>
+      <w:proofErr w:type="spellEnd"/>
+      <w:r>
+        <w:rPr>
+          <w:rFonts w:cstheme="minorHAnsi"/>
+          <w:i/>
+          <w:iCs/>
+          <w:sz w:val="24"/>
+          <w:szCs w:val="24"/>
+        </w:rPr>
+        <w:t>/Scripts/activate</w:t>
       </w:r>
     </w:p>
     <w:p>
@@ -3534,8 +3795,18 @@
           <w:sz w:val="24"/>
           <w:szCs w:val="24"/>
         </w:rPr>
-        <w:t>Check python version in venv</w:t>
-      </w:r>
+        <w:t xml:space="preserve">Check python version in </w:t>
+      </w:r>
+      <w:proofErr w:type="spellStart"/>
+      <w:r>
+        <w:rPr>
+          <w:rFonts w:cstheme="minorHAnsi"/>
+          <w:sz w:val="24"/>
+          <w:szCs w:val="24"/>
+        </w:rPr>
+        <w:t>venv</w:t>
+      </w:r>
+      <w:proofErr w:type="spellEnd"/>
     </w:p>
     <w:p>
       <w:pPr>
@@ -3685,7 +3956,25 @@
           <w:sz w:val="24"/>
           <w:szCs w:val="24"/>
         </w:rPr>
-        <w:t>Install ollama from following link in the same system you are making setup for the project since the Llama is going to run locally for data security purposes.</w:t>
+        <w:t xml:space="preserve">Install </w:t>
+      </w:r>
+      <w:proofErr w:type="spellStart"/>
+      <w:r>
+        <w:rPr>
+          <w:rFonts w:cstheme="minorHAnsi"/>
+          <w:sz w:val="24"/>
+          <w:szCs w:val="24"/>
+        </w:rPr>
+        <w:t>ollama</w:t>
+      </w:r>
+      <w:proofErr w:type="spellEnd"/>
+      <w:r>
+        <w:rPr>
+          <w:rFonts w:cstheme="minorHAnsi"/>
+          <w:sz w:val="24"/>
+          <w:szCs w:val="24"/>
+        </w:rPr>
+        <w:t xml:space="preserve"> from following link in the same system you are making setup for the project since the Llama is going to run locally for data security purposes.</w:t>
       </w:r>
     </w:p>
     <w:p>
@@ -3731,8 +4020,36 @@
           <w:sz w:val="24"/>
           <w:szCs w:val="24"/>
         </w:rPr>
-        <w:t>Once ollama is installed, in terminal check version of ollama</w:t>
-      </w:r>
+        <w:t xml:space="preserve">Once </w:t>
+      </w:r>
+      <w:proofErr w:type="spellStart"/>
+      <w:r>
+        <w:rPr>
+          <w:rFonts w:cstheme="minorHAnsi"/>
+          <w:sz w:val="24"/>
+          <w:szCs w:val="24"/>
+        </w:rPr>
+        <w:t>ollama</w:t>
+      </w:r>
+      <w:proofErr w:type="spellEnd"/>
+      <w:r>
+        <w:rPr>
+          <w:rFonts w:cstheme="minorHAnsi"/>
+          <w:sz w:val="24"/>
+          <w:szCs w:val="24"/>
+        </w:rPr>
+        <w:t xml:space="preserve"> is installed, in terminal check version of </w:t>
+      </w:r>
+      <w:proofErr w:type="spellStart"/>
+      <w:r>
+        <w:rPr>
+          <w:rFonts w:cstheme="minorHAnsi"/>
+          <w:sz w:val="24"/>
+          <w:szCs w:val="24"/>
+        </w:rPr>
+        <w:t>ollama</w:t>
+      </w:r>
+      <w:proofErr w:type="spellEnd"/>
     </w:p>
     <w:p>
       <w:pPr>
@@ -3751,7 +4068,25 @@
           <w:sz w:val="24"/>
           <w:szCs w:val="24"/>
         </w:rPr>
-        <w:t xml:space="preserve">$ ollama </w:t>
+        <w:t xml:space="preserve">$ </w:t>
+      </w:r>
+      <w:proofErr w:type="spellStart"/>
+      <w:r>
+        <w:rPr>
+          <w:rFonts w:cstheme="minorHAnsi"/>
+          <w:sz w:val="24"/>
+          <w:szCs w:val="24"/>
+        </w:rPr>
+        <w:t>ollama</w:t>
+      </w:r>
+      <w:proofErr w:type="spellEnd"/>
+      <w:r>
+        <w:rPr>
+          <w:rFonts w:cstheme="minorHAnsi"/>
+          <w:sz w:val="24"/>
+          <w:szCs w:val="24"/>
+        </w:rPr>
+        <w:t xml:space="preserve"> </w:t>
       </w:r>
       <w:r>
         <w:rPr>
@@ -3812,13 +4147,23 @@
         </w:rPr>
         <w:t xml:space="preserve">$ </w:t>
       </w:r>
-      <w:r>
-        <w:rPr>
-          <w:rFonts w:cstheme="minorHAnsi"/>
-          <w:sz w:val="24"/>
-          <w:szCs w:val="24"/>
-        </w:rPr>
-        <w:t>ollama pull mistral:7b-instruct-q4_0</w:t>
+      <w:proofErr w:type="spellStart"/>
+      <w:r>
+        <w:rPr>
+          <w:rFonts w:cstheme="minorHAnsi"/>
+          <w:sz w:val="24"/>
+          <w:szCs w:val="24"/>
+        </w:rPr>
+        <w:t>ollama</w:t>
+      </w:r>
+      <w:proofErr w:type="spellEnd"/>
+      <w:r>
+        <w:rPr>
+          <w:rFonts w:cstheme="minorHAnsi"/>
+          <w:sz w:val="24"/>
+          <w:szCs w:val="24"/>
+        </w:rPr>
+        <w:t xml:space="preserve"> pull mistral:7b-instruct-q4_0</w:t>
       </w:r>
     </w:p>
     <w:p>
@@ -3841,8 +4186,18 @@
           <w:sz w:val="24"/>
           <w:szCs w:val="24"/>
         </w:rPr>
-        <w:t>Once model is pulled, check if service is running..</w:t>
-      </w:r>
+        <w:t xml:space="preserve">Once model is pulled, check if service is </w:t>
+      </w:r>
+      <w:proofErr w:type="gramStart"/>
+      <w:r>
+        <w:rPr>
+          <w:rFonts w:cstheme="minorHAnsi"/>
+          <w:sz w:val="24"/>
+          <w:szCs w:val="24"/>
+        </w:rPr>
+        <w:t>running..</w:t>
+      </w:r>
+      <w:proofErr w:type="gramEnd"/>
     </w:p>
     <w:p>
       <w:pPr>
@@ -3861,7 +4216,25 @@
           <w:sz w:val="24"/>
           <w:szCs w:val="24"/>
         </w:rPr>
-        <w:t>$ ollama list</w:t>
+        <w:t xml:space="preserve">$ </w:t>
+      </w:r>
+      <w:proofErr w:type="spellStart"/>
+      <w:r>
+        <w:rPr>
+          <w:rFonts w:cstheme="minorHAnsi"/>
+          <w:sz w:val="24"/>
+          <w:szCs w:val="24"/>
+        </w:rPr>
+        <w:t>ollama</w:t>
+      </w:r>
+      <w:proofErr w:type="spellEnd"/>
+      <w:r>
+        <w:rPr>
+          <w:rFonts w:cstheme="minorHAnsi"/>
+          <w:sz w:val="24"/>
+          <w:szCs w:val="24"/>
+        </w:rPr>
+        <w:t xml:space="preserve"> list</w:t>
       </w:r>
     </w:p>
     <w:p>
@@ -3973,6 +4346,8 @@
         </w:rPr>
         <w:t xml:space="preserve">Note the name of the model and the same name must appear in </w:t>
       </w:r>
+      <w:proofErr w:type="spellStart"/>
+      <w:proofErr w:type="gramStart"/>
       <w:r>
         <w:rPr>
           <w:rFonts w:cstheme="minorHAnsi"/>
@@ -3981,13 +4356,23 @@
         </w:rPr>
         <w:t>CallLLM</w:t>
       </w:r>
-      <w:r>
-        <w:rPr>
-          <w:rFonts w:cstheme="minorHAnsi"/>
-          <w:sz w:val="24"/>
-          <w:szCs w:val="24"/>
-        </w:rPr>
-        <w:t>() API payload’s name field.</w:t>
+      <w:proofErr w:type="spellEnd"/>
+      <w:r>
+        <w:rPr>
+          <w:rFonts w:cstheme="minorHAnsi"/>
+          <w:sz w:val="24"/>
+          <w:szCs w:val="24"/>
+        </w:rPr>
+        <w:t>(</w:t>
+      </w:r>
+      <w:proofErr w:type="gramEnd"/>
+      <w:r>
+        <w:rPr>
+          <w:rFonts w:cstheme="minorHAnsi"/>
+          <w:sz w:val="24"/>
+          <w:szCs w:val="24"/>
+        </w:rPr>
+        <w:t>) API payload’s name field.</w:t>
       </w:r>
     </w:p>
     <w:p>
@@ -4001,6 +4386,7 @@
           <w:szCs w:val="24"/>
         </w:rPr>
       </w:pPr>
+      <w:proofErr w:type="spellStart"/>
       <w:r>
         <w:rPr>
           <w:rFonts w:cstheme="minorHAnsi"/>
@@ -4010,6 +4396,7 @@
         <w:lastRenderedPageBreak/>
         <w:t>Eg.</w:t>
       </w:r>
+      <w:proofErr w:type="spellEnd"/>
     </w:p>
     <w:p>
       <w:pPr>
@@ -4124,13 +4511,23 @@
         </w:rPr>
         <w:t xml:space="preserve">$ </w:t>
       </w:r>
-      <w:r>
-        <w:rPr>
-          <w:rFonts w:cstheme="minorHAnsi"/>
-          <w:sz w:val="24"/>
-          <w:szCs w:val="24"/>
-        </w:rPr>
-        <w:t>ollama pull llama3</w:t>
+      <w:proofErr w:type="spellStart"/>
+      <w:r>
+        <w:rPr>
+          <w:rFonts w:cstheme="minorHAnsi"/>
+          <w:sz w:val="24"/>
+          <w:szCs w:val="24"/>
+        </w:rPr>
+        <w:t>ollama</w:t>
+      </w:r>
+      <w:proofErr w:type="spellEnd"/>
+      <w:r>
+        <w:rPr>
+          <w:rFonts w:cstheme="minorHAnsi"/>
+          <w:sz w:val="24"/>
+          <w:szCs w:val="24"/>
+        </w:rPr>
+        <w:t xml:space="preserve"> pull llama3</w:t>
       </w:r>
     </w:p>
     <w:p>
@@ -4152,13 +4549,23 @@
         </w:rPr>
         <w:t xml:space="preserve">$ </w:t>
       </w:r>
-      <w:r>
-        <w:rPr>
-          <w:rFonts w:cstheme="minorHAnsi"/>
-          <w:sz w:val="24"/>
-          <w:szCs w:val="24"/>
-        </w:rPr>
-        <w:t>ollama pull llama3:8b-instruct-q2_K</w:t>
+      <w:proofErr w:type="spellStart"/>
+      <w:r>
+        <w:rPr>
+          <w:rFonts w:cstheme="minorHAnsi"/>
+          <w:sz w:val="24"/>
+          <w:szCs w:val="24"/>
+        </w:rPr>
+        <w:t>ollama</w:t>
+      </w:r>
+      <w:proofErr w:type="spellEnd"/>
+      <w:r>
+        <w:rPr>
+          <w:rFonts w:cstheme="minorHAnsi"/>
+          <w:sz w:val="24"/>
+          <w:szCs w:val="24"/>
+        </w:rPr>
+        <w:t xml:space="preserve"> pull llama3:8b-instruct-q2_K</w:t>
       </w:r>
     </w:p>
     <w:p>
@@ -4180,13 +4587,23 @@
         </w:rPr>
         <w:t xml:space="preserve">$ </w:t>
       </w:r>
-      <w:r>
-        <w:rPr>
-          <w:rFonts w:cstheme="minorHAnsi"/>
-          <w:sz w:val="24"/>
-          <w:szCs w:val="24"/>
-        </w:rPr>
-        <w:t>ollama pull llama3:8b-instruct-q4_0</w:t>
+      <w:proofErr w:type="spellStart"/>
+      <w:r>
+        <w:rPr>
+          <w:rFonts w:cstheme="minorHAnsi"/>
+          <w:sz w:val="24"/>
+          <w:szCs w:val="24"/>
+        </w:rPr>
+        <w:t>ollama</w:t>
+      </w:r>
+      <w:proofErr w:type="spellEnd"/>
+      <w:r>
+        <w:rPr>
+          <w:rFonts w:cstheme="minorHAnsi"/>
+          <w:sz w:val="24"/>
+          <w:szCs w:val="24"/>
+        </w:rPr>
+        <w:t xml:space="preserve"> pull llama3:8b-instruct-q4_0</w:t>
       </w:r>
     </w:p>
     <w:p>
@@ -5016,9 +5433,83 @@
           <w:sz w:val="24"/>
           <w:szCs w:val="24"/>
         </w:rPr>
+        <w:t>Make sure to have following settings, if not change them and click “Reload to apply changes”</w:t>
+      </w:r>
+    </w:p>
+    <w:p>
+      <w:pPr>
+        <w:pStyle w:val="ListParagraph"/>
+        <w:ind w:left="1080"/>
+        <w:jc w:val="both"/>
+        <w:rPr>
+          <w:rFonts w:cstheme="minorHAnsi"/>
+          <w:sz w:val="24"/>
+          <w:szCs w:val="24"/>
+        </w:rPr>
+      </w:pPr>
+      <w:r>
+        <w:rPr>
+          <w:rFonts w:cstheme="minorHAnsi"/>
+          <w:sz w:val="24"/>
+          <w:szCs w:val="24"/>
+        </w:rPr>
+        <w:drawing>
+          <wp:inline distT="0" distB="0" distL="0" distR="0" wp14:anchorId="031E6944" wp14:editId="6D7A7042">
+            <wp:extent cx="1990909" cy="4965700"/>
+            <wp:effectExtent l="0" t="0" r="9525" b="6350"/>
+            <wp:docPr id="1666382558" name="Picture 1"/>
+            <wp:cNvGraphicFramePr>
+              <a:graphicFrameLocks xmlns:a="http://schemas.openxmlformats.org/drawingml/2006/main" noChangeAspect="1"/>
+            </wp:cNvGraphicFramePr>
+            <a:graphic xmlns:a="http://schemas.openxmlformats.org/drawingml/2006/main">
+              <a:graphicData uri="http://schemas.openxmlformats.org/drawingml/2006/picture">
+                <pic:pic xmlns:pic="http://schemas.openxmlformats.org/drawingml/2006/picture">
+                  <pic:nvPicPr>
+                    <pic:cNvPr id="1666382558" name=""/>
+                    <pic:cNvPicPr/>
+                  </pic:nvPicPr>
+                  <pic:blipFill>
+                    <a:blip r:embed="rId16"/>
+                    <a:stretch>
+                      <a:fillRect/>
+                    </a:stretch>
+                  </pic:blipFill>
+                  <pic:spPr>
+                    <a:xfrm>
+                      <a:off x="0" y="0"/>
+                      <a:ext cx="1996673" cy="4980075"/>
+                    </a:xfrm>
+                    <a:prstGeom prst="rect">
+                      <a:avLst/>
+                    </a:prstGeom>
+                  </pic:spPr>
+                </pic:pic>
+              </a:graphicData>
+            </a:graphic>
+          </wp:inline>
+        </w:drawing>
+      </w:r>
+    </w:p>
+    <w:p>
+      <w:pPr>
+        <w:pStyle w:val="ListParagraph"/>
+        <w:ind w:left="1080"/>
+        <w:jc w:val="both"/>
+        <w:rPr>
+          <w:rFonts w:cstheme="minorHAnsi"/>
+          <w:sz w:val="24"/>
+          <w:szCs w:val="24"/>
+        </w:rPr>
+      </w:pPr>
+      <w:r>
+        <w:rPr>
+          <w:rFonts w:cstheme="minorHAnsi"/>
+          <w:sz w:val="24"/>
+          <w:szCs w:val="24"/>
+        </w:rPr>
         <w:t xml:space="preserve">Note the server url: </w:t>
       </w:r>
-      <w:hyperlink r:id="rId16" w:history="1">
+      <w:hyperlink r:id="rId17" w:history="1">
         <w:r>
           <w:rPr>
             <w:rStyle w:val="Hyperlink"/>
@@ -5033,47 +5524,6 @@
     <w:p>
       <w:pPr>
         <w:pStyle w:val="ListParagraph"/>
-        <w:ind w:left="1080"/>
-        <w:jc w:val="both"/>
-        <w:rPr>
-          <w:rFonts w:cstheme="minorHAnsi"/>
-          <w:sz w:val="24"/>
-          <w:szCs w:val="24"/>
-        </w:rPr>
-      </w:pPr>
-    </w:p>
-    <w:p>
-      <w:pPr>
-        <w:pStyle w:val="ListParagraph"/>
-        <w:jc w:val="both"/>
-        <w:rPr>
-          <w:rFonts w:cstheme="minorHAnsi"/>
-          <w:sz w:val="24"/>
-          <w:szCs w:val="24"/>
-        </w:rPr>
-      </w:pPr>
-    </w:p>
-    <w:p>
-      <w:pPr>
-        <w:jc w:val="both"/>
-        <w:rPr>
-          <w:rFonts w:cstheme="minorHAnsi"/>
-          <w:sz w:val="24"/>
-          <w:szCs w:val="24"/>
-        </w:rPr>
-      </w:pPr>
-      <w:r>
-        <w:rPr>
-          <w:rFonts w:cstheme="minorHAnsi"/>
-          <w:sz w:val="24"/>
-          <w:szCs w:val="24"/>
-        </w:rPr>
-        <w:br w:type="page"/>
-      </w:r>
-    </w:p>
-    <w:p>
-      <w:pPr>
-        <w:pStyle w:val="ListParagraph"/>
         <w:numPr>
           <w:ilvl w:val="0"/>
           <w:numId w:val="1"/>
@@ -5114,6 +5564,7 @@
       <w:tblPr>
         <w:tblW w:w="0" w:type="auto"/>
         <w:tblCellSpacing w:w="15" w:type="dxa"/>
+        <w:tblInd w:w="675" w:type="dxa"/>
         <w:tblCellMar>
           <w:top w:w="15" w:type="dxa"/>
           <w:left w:w="15" w:type="dxa"/>
@@ -5269,6 +5720,7 @@
                 <w:szCs w:val="24"/>
               </w:rPr>
             </w:pPr>
+            <w:proofErr w:type="spellStart"/>
             <w:r>
               <w:rPr>
                 <w:rFonts w:cstheme="minorHAnsi"/>
@@ -5277,6 +5729,7 @@
               </w:rPr>
               <w:t>Chunker</w:t>
             </w:r>
+            <w:proofErr w:type="spellEnd"/>
           </w:p>
         </w:tc>
         <w:tc>
@@ -5665,6 +6118,7 @@
       <w:tblPr>
         <w:tblW w:w="0" w:type="auto"/>
         <w:tblCellSpacing w:w="15" w:type="dxa"/>
+        <w:tblInd w:w="675" w:type="dxa"/>
         <w:tblCellMar>
           <w:top w:w="15" w:type="dxa"/>
           <w:left w:w="15" w:type="dxa"/>
@@ -5966,7 +6420,25 @@
                 <w:sz w:val="24"/>
                 <w:szCs w:val="24"/>
               </w:rPr>
-              <w:t>Best for behavior change</w:t>
+              <w:t xml:space="preserve">Best for </w:t>
+            </w:r>
+            <w:proofErr w:type="spellStart"/>
+            <w:r>
+              <w:rPr>
+                <w:rFonts w:cstheme="minorHAnsi"/>
+                <w:sz w:val="24"/>
+                <w:szCs w:val="24"/>
+              </w:rPr>
+              <w:t>behavior</w:t>
+            </w:r>
+            <w:proofErr w:type="spellEnd"/>
+            <w:r>
+              <w:rPr>
+                <w:rFonts w:cstheme="minorHAnsi"/>
+                <w:sz w:val="24"/>
+                <w:szCs w:val="24"/>
+              </w:rPr>
+              <w:t xml:space="preserve"> change</w:t>
             </w:r>
           </w:p>
         </w:tc>
@@ -6030,7 +6502,23 @@
           <w:sz w:val="24"/>
           <w:szCs w:val="24"/>
         </w:rPr>
-        <w:t xml:space="preserve">ecause LLMs hallucinate if they were to provide answers purely on its own knowledge and LLM doesn't know our document content for giving correct answers. therefore it is important to get chunks from vector </w:t>
+        <w:t xml:space="preserve">ecause LLMs hallucinate if they were to provide answers purely on its own knowledge and LLM doesn't know our document content for giving correct answers. </w:t>
+      </w:r>
+      <w:r>
+        <w:rPr>
+          <w:rFonts w:cstheme="minorHAnsi"/>
+          <w:sz w:val="24"/>
+          <w:szCs w:val="24"/>
+        </w:rPr>
+        <w:t>therefore,</w:t>
+      </w:r>
+      <w:r>
+        <w:rPr>
+          <w:rFonts w:cstheme="minorHAnsi"/>
+          <w:sz w:val="24"/>
+          <w:szCs w:val="24"/>
+        </w:rPr>
+        <w:t xml:space="preserve"> it is important to get chunks from vector </w:t>
       </w:r>
       <w:r>
         <w:rPr>
@@ -6461,13 +6949,23 @@
           <w:szCs w:val="24"/>
         </w:rPr>
       </w:pPr>
-      <w:r>
-        <w:rPr>
-          <w:rFonts w:cstheme="minorHAnsi"/>
-          <w:sz w:val="24"/>
-          <w:szCs w:val="24"/>
-        </w:rPr>
-        <w:t>So we chunk text to balance:</w:t>
+      <w:proofErr w:type="gramStart"/>
+      <w:r>
+        <w:rPr>
+          <w:rFonts w:cstheme="minorHAnsi"/>
+          <w:sz w:val="24"/>
+          <w:szCs w:val="24"/>
+        </w:rPr>
+        <w:t>So</w:t>
+      </w:r>
+      <w:proofErr w:type="gramEnd"/>
+      <w:r>
+        <w:rPr>
+          <w:rFonts w:cstheme="minorHAnsi"/>
+          <w:sz w:val="24"/>
+          <w:szCs w:val="24"/>
+        </w:rPr>
+        <w:t xml:space="preserve"> we chunk text to balance:</w:t>
       </w:r>
     </w:p>
     <w:p>
@@ -6894,7 +7392,25 @@
           <w:szCs w:val="24"/>
         </w:rPr>
         <w:lastRenderedPageBreak/>
-        <w:t xml:space="preserve">We will use LangChain loaders for this task, because they have unified interface for PDFs, Docx, CSV. </w:t>
+        <w:t xml:space="preserve">We will use </w:t>
+      </w:r>
+      <w:proofErr w:type="spellStart"/>
+      <w:r>
+        <w:rPr>
+          <w:rFonts w:cstheme="minorHAnsi"/>
+          <w:sz w:val="24"/>
+          <w:szCs w:val="24"/>
+        </w:rPr>
+        <w:t>LangChain</w:t>
+      </w:r>
+      <w:proofErr w:type="spellEnd"/>
+      <w:r>
+        <w:rPr>
+          <w:rFonts w:cstheme="minorHAnsi"/>
+          <w:sz w:val="24"/>
+          <w:szCs w:val="24"/>
+        </w:rPr>
+        <w:t xml:space="preserve"> loaders for this task, because they have unified interface for PDFs, Docx, CSV. </w:t>
       </w:r>
     </w:p>
     <w:p>
@@ -6940,8 +7456,8 @@
         <w:tblLook w:val="04A0" w:firstRow="1" w:lastRow="0" w:firstColumn="1" w:lastColumn="0" w:noHBand="0" w:noVBand="1"/>
       </w:tblPr>
       <w:tblGrid>
-        <w:gridCol w:w="1940"/>
-        <w:gridCol w:w="3122"/>
+        <w:gridCol w:w="2268"/>
+        <w:gridCol w:w="3261"/>
       </w:tblGrid>
       <w:tr>
         <w:trPr>
@@ -6950,7 +7466,7 @@
         </w:trPr>
         <w:tc>
           <w:tcPr>
-            <w:tcW w:w="0" w:type="auto"/>
+            <w:tcW w:w="2223" w:type="dxa"/>
             <w:vAlign w:val="center"/>
             <w:hideMark/>
           </w:tcPr>
@@ -6980,7 +7496,7 @@
         </w:tc>
         <w:tc>
           <w:tcPr>
-            <w:tcW w:w="0" w:type="auto"/>
+            <w:tcW w:w="3216" w:type="dxa"/>
             <w:vAlign w:val="center"/>
             <w:hideMark/>
           </w:tcPr>
@@ -7015,7 +7531,7 @@
         </w:trPr>
         <w:tc>
           <w:tcPr>
-            <w:tcW w:w="0" w:type="auto"/>
+            <w:tcW w:w="2223" w:type="dxa"/>
             <w:vAlign w:val="center"/>
             <w:hideMark/>
           </w:tcPr>
@@ -7029,6 +7545,7 @@
                 <w:szCs w:val="24"/>
               </w:rPr>
             </w:pPr>
+            <w:proofErr w:type="spellStart"/>
             <w:r>
               <w:rPr>
                 <w:rFonts w:cstheme="minorHAnsi"/>
@@ -7037,11 +7554,12 @@
               </w:rPr>
               <w:t>LangChain</w:t>
             </w:r>
+            <w:proofErr w:type="spellEnd"/>
           </w:p>
         </w:tc>
         <w:tc>
           <w:tcPr>
-            <w:tcW w:w="0" w:type="auto"/>
+            <w:tcW w:w="3216" w:type="dxa"/>
             <w:vAlign w:val="center"/>
             <w:hideMark/>
           </w:tcPr>
@@ -7072,7 +7590,7 @@
         </w:trPr>
         <w:tc>
           <w:tcPr>
-            <w:tcW w:w="0" w:type="auto"/>
+            <w:tcW w:w="2223" w:type="dxa"/>
             <w:vAlign w:val="center"/>
             <w:hideMark/>
           </w:tcPr>
@@ -7098,7 +7616,7 @@
         </w:tc>
         <w:tc>
           <w:tcPr>
-            <w:tcW w:w="0" w:type="auto"/>
+            <w:tcW w:w="3216" w:type="dxa"/>
             <w:vAlign w:val="center"/>
             <w:hideMark/>
           </w:tcPr>
@@ -7129,7 +7647,7 @@
         </w:trPr>
         <w:tc>
           <w:tcPr>
-            <w:tcW w:w="0" w:type="auto"/>
+            <w:tcW w:w="2223" w:type="dxa"/>
             <w:vAlign w:val="center"/>
             <w:hideMark/>
           </w:tcPr>
@@ -7155,7 +7673,7 @@
         </w:tc>
         <w:tc>
           <w:tcPr>
-            <w:tcW w:w="0" w:type="auto"/>
+            <w:tcW w:w="3216" w:type="dxa"/>
             <w:vAlign w:val="center"/>
             <w:hideMark/>
           </w:tcPr>
@@ -7206,7 +7724,25 @@
           <w:sz w:val="24"/>
           <w:szCs w:val="24"/>
         </w:rPr>
-        <w:t>We choose LangChain.</w:t>
+        <w:t xml:space="preserve">We choose </w:t>
+      </w:r>
+      <w:proofErr w:type="spellStart"/>
+      <w:r>
+        <w:rPr>
+          <w:rFonts w:cstheme="minorHAnsi"/>
+          <w:sz w:val="24"/>
+          <w:szCs w:val="24"/>
+        </w:rPr>
+        <w:t>LangChain</w:t>
+      </w:r>
+      <w:proofErr w:type="spellEnd"/>
+      <w:r>
+        <w:rPr>
+          <w:rFonts w:cstheme="minorHAnsi"/>
+          <w:sz w:val="24"/>
+          <w:szCs w:val="24"/>
+        </w:rPr>
+        <w:t>.</w:t>
       </w:r>
     </w:p>
     <w:p>
@@ -7380,7 +7916,23 @@
           <w:sz w:val="24"/>
           <w:szCs w:val="24"/>
         </w:rPr>
-        <w:t xml:space="preserve">  "text": "Some meaningful paragraph...",</w:t>
+        <w:t xml:space="preserve">  "text": "</w:t>
+      </w:r>
+      <w:r>
+        <w:rPr>
+          <w:rFonts w:cstheme="minorHAnsi"/>
+          <w:sz w:val="24"/>
+          <w:szCs w:val="24"/>
+        </w:rPr>
+        <w:t>chunk text content</w:t>
+      </w:r>
+      <w:r>
+        <w:rPr>
+          <w:rFonts w:cstheme="minorHAnsi"/>
+          <w:sz w:val="24"/>
+          <w:szCs w:val="24"/>
+        </w:rPr>
+        <w:t>...",</w:t>
       </w:r>
     </w:p>
     <w:p>
@@ -7498,7 +8050,23 @@
           <w:sz w:val="24"/>
           <w:szCs w:val="24"/>
         </w:rPr>
-        <w:t>Meta data is important for citations.</w:t>
+        <w:t>Meta data is important for citations</w:t>
+      </w:r>
+      <w:r>
+        <w:rPr>
+          <w:rFonts w:cstheme="minorHAnsi"/>
+          <w:sz w:val="24"/>
+          <w:szCs w:val="24"/>
+        </w:rPr>
+        <w:t xml:space="preserve"> and logging</w:t>
+      </w:r>
+      <w:r>
+        <w:rPr>
+          <w:rFonts w:cstheme="minorHAnsi"/>
+          <w:sz w:val="24"/>
+          <w:szCs w:val="24"/>
+        </w:rPr>
+        <w:t>.</w:t>
       </w:r>
     </w:p>
     <w:p>
@@ -7566,19 +8134,31 @@
         </w:rPr>
         <w:t>The </w:t>
       </w:r>
-      <w:hyperlink r:id="rId17" w:history="1">
-        <w:r>
-          <w:rPr>
-            <w:rStyle w:val="Hyperlink"/>
-            <w:rFonts w:cstheme="minorHAnsi"/>
-            <w:b/>
-            <w:bCs/>
-            <w:sz w:val="24"/>
-            <w:szCs w:val="24"/>
-          </w:rPr>
-          <w:t>RecursiveCharacterTextSplitter</w:t>
-        </w:r>
-      </w:hyperlink>
+      <w:proofErr w:type="spellStart"/>
+      <w:r>
+        <w:fldChar w:fldCharType="begin"/>
+      </w:r>
+      <w:r>
+        <w:instrText>HYPERLINK "https://docs.langchain.com/oss/python/integrations/splitters/recursive_text_splitter"</w:instrText>
+      </w:r>
+      <w:r>
+        <w:fldChar w:fldCharType="separate"/>
+      </w:r>
+      <w:r>
+        <w:rPr>
+          <w:rStyle w:val="Hyperlink"/>
+          <w:rFonts w:cstheme="minorHAnsi"/>
+          <w:b/>
+          <w:bCs/>
+          <w:sz w:val="24"/>
+          <w:szCs w:val="24"/>
+        </w:rPr>
+        <w:t>RecursiveCharacterTextSplitter</w:t>
+      </w:r>
+      <w:proofErr w:type="spellEnd"/>
+      <w:r>
+        <w:fldChar w:fldCharType="end"/>
+      </w:r>
       <w:r>
         <w:rPr>
           <w:rFonts w:cstheme="minorHAnsi"/>
@@ -7728,7 +8308,23 @@
           <w:sz w:val="24"/>
           <w:szCs w:val="24"/>
         </w:rPr>
-        <w:t>In this stage, we will convert cleaned chunks text in embeddings(multi-dimensional space numerical data).</w:t>
+        <w:t xml:space="preserve">In this stage, we will convert cleaned chunks text in </w:t>
+      </w:r>
+      <w:r>
+        <w:rPr>
+          <w:rFonts w:cstheme="minorHAnsi"/>
+          <w:sz w:val="24"/>
+          <w:szCs w:val="24"/>
+        </w:rPr>
+        <w:t>embeddings (</w:t>
+      </w:r>
+      <w:r>
+        <w:rPr>
+          <w:rFonts w:cstheme="minorHAnsi"/>
+          <w:sz w:val="24"/>
+          <w:szCs w:val="24"/>
+        </w:rPr>
+        <w:t>multi-dimensional space numerical data).</w:t>
       </w:r>
     </w:p>
     <w:p>
@@ -7747,7 +8343,23 @@
           <w:sz w:val="24"/>
           <w:szCs w:val="24"/>
         </w:rPr>
-        <w:t xml:space="preserve">Right now </w:t>
+        <w:t xml:space="preserve">Right </w:t>
+      </w:r>
+      <w:r>
+        <w:rPr>
+          <w:rFonts w:cstheme="minorHAnsi"/>
+          <w:sz w:val="24"/>
+          <w:szCs w:val="24"/>
+        </w:rPr>
+        <w:t>now,</w:t>
+      </w:r>
+      <w:r>
+        <w:rPr>
+          <w:rFonts w:cstheme="minorHAnsi"/>
+          <w:sz w:val="24"/>
+          <w:szCs w:val="24"/>
+        </w:rPr>
+        <w:t xml:space="preserve"> </w:t>
       </w:r>
       <w:r>
         <w:rPr>
@@ -7919,7 +8531,15 @@
           <w:sz w:val="24"/>
           <w:szCs w:val="24"/>
         </w:rPr>
-        <w:t xml:space="preserve">So we can find </w:t>
+        <w:t>So,</w:t>
+      </w:r>
+      <w:r>
+        <w:rPr>
+          <w:rFonts w:cstheme="minorHAnsi"/>
+          <w:sz w:val="24"/>
+          <w:szCs w:val="24"/>
+        </w:rPr>
+        <w:t xml:space="preserve"> we can find </w:t>
       </w:r>
       <w:r>
         <w:rPr>
@@ -8271,7 +8891,25 @@
           <w:sz w:val="24"/>
           <w:szCs w:val="24"/>
         </w:rPr>
-        <w:t>entence-transformers (MiniLM or BGE)</w:t>
+        <w:t>entence-transformers (</w:t>
+      </w:r>
+      <w:proofErr w:type="spellStart"/>
+      <w:r>
+        <w:rPr>
+          <w:rFonts w:cstheme="minorHAnsi"/>
+          <w:sz w:val="24"/>
+          <w:szCs w:val="24"/>
+        </w:rPr>
+        <w:t>MiniLM</w:t>
+      </w:r>
+      <w:proofErr w:type="spellEnd"/>
+      <w:r>
+        <w:rPr>
+          <w:rFonts w:cstheme="minorHAnsi"/>
+          <w:sz w:val="24"/>
+          <w:szCs w:val="24"/>
+        </w:rPr>
+        <w:t xml:space="preserve"> or BGE)</w:t>
       </w:r>
       <w:r>
         <w:rPr>
@@ -8431,7 +9069,29 @@
           <w:sz w:val="24"/>
           <w:szCs w:val="24"/>
         </w:rPr>
-        <w:t>Why SentenceTransformers?</w:t>
+        <w:t xml:space="preserve">Why </w:t>
+      </w:r>
+      <w:proofErr w:type="spellStart"/>
+      <w:r>
+        <w:rPr>
+          <w:rFonts w:cstheme="minorHAnsi"/>
+          <w:b/>
+          <w:bCs/>
+          <w:sz w:val="24"/>
+          <w:szCs w:val="24"/>
+        </w:rPr>
+        <w:t>SentenceTransformers</w:t>
+      </w:r>
+      <w:proofErr w:type="spellEnd"/>
+      <w:r>
+        <w:rPr>
+          <w:rFonts w:cstheme="minorHAnsi"/>
+          <w:b/>
+          <w:bCs/>
+          <w:sz w:val="24"/>
+          <w:szCs w:val="24"/>
+        </w:rPr>
+        <w:t>?</w:t>
       </w:r>
     </w:p>
     <w:p>
@@ -8696,8 +9356,9 @@
           <w:szCs w:val="24"/>
           <w:u w:val="single"/>
         </w:rPr>
-        <w:t>e5-base-v2</w:t>
-      </w:r>
+        <w:t>e5-base-v</w:t>
+      </w:r>
+      <w:proofErr w:type="gramStart"/>
       <w:r>
         <w:rPr>
           <w:rFonts w:cstheme="minorHAnsi"/>
@@ -8707,7 +9368,30 @@
           <w:szCs w:val="24"/>
           <w:u w:val="single"/>
         </w:rPr>
-        <w:t xml:space="preserve"> : </w:t>
+        <w:t>2</w:t>
+      </w:r>
+      <w:r>
+        <w:rPr>
+          <w:rFonts w:cstheme="minorHAnsi"/>
+          <w:b/>
+          <w:bCs/>
+          <w:sz w:val="24"/>
+          <w:szCs w:val="24"/>
+          <w:u w:val="single"/>
+        </w:rPr>
+        <w:t xml:space="preserve"> :</w:t>
+      </w:r>
+      <w:proofErr w:type="gramEnd"/>
+      <w:r>
+        <w:rPr>
+          <w:rFonts w:cstheme="minorHAnsi"/>
+          <w:b/>
+          <w:bCs/>
+          <w:sz w:val="24"/>
+          <w:szCs w:val="24"/>
+          <w:u w:val="single"/>
+        </w:rPr>
+        <w:t xml:space="preserve"> </w:t>
       </w:r>
     </w:p>
     <w:p>
@@ -9305,7 +9989,25 @@
           <w:sz w:val="24"/>
           <w:szCs w:val="24"/>
         </w:rPr>
-        <w:t>"passage: &lt;chunk text&gt;"</w:t>
+        <w:t>"</w:t>
+      </w:r>
+      <w:proofErr w:type="gramStart"/>
+      <w:r>
+        <w:rPr>
+          <w:rFonts w:cstheme="minorHAnsi"/>
+          <w:sz w:val="24"/>
+          <w:szCs w:val="24"/>
+        </w:rPr>
+        <w:t>passage</w:t>
+      </w:r>
+      <w:proofErr w:type="gramEnd"/>
+      <w:r>
+        <w:rPr>
+          <w:rFonts w:cstheme="minorHAnsi"/>
+          <w:sz w:val="24"/>
+          <w:szCs w:val="24"/>
+        </w:rPr>
+        <w:t>: &lt;chunk text&gt;"</w:t>
       </w:r>
     </w:p>
     <w:p>
@@ -9346,7 +10048,25 @@
           <w:sz w:val="24"/>
           <w:szCs w:val="24"/>
         </w:rPr>
-        <w:t>"query: &lt;user question&gt;"</w:t>
+        <w:t>"</w:t>
+      </w:r>
+      <w:proofErr w:type="gramStart"/>
+      <w:r>
+        <w:rPr>
+          <w:rFonts w:cstheme="minorHAnsi"/>
+          <w:sz w:val="24"/>
+          <w:szCs w:val="24"/>
+        </w:rPr>
+        <w:t>query</w:t>
+      </w:r>
+      <w:proofErr w:type="gramEnd"/>
+      <w:r>
+        <w:rPr>
+          <w:rFonts w:cstheme="minorHAnsi"/>
+          <w:sz w:val="24"/>
+          <w:szCs w:val="24"/>
+        </w:rPr>
+        <w:t>: &lt;user question&gt;"</w:t>
       </w:r>
     </w:p>
     <w:p>
@@ -9666,7 +10386,35 @@
           <w:sz w:val="24"/>
           <w:szCs w:val="24"/>
         </w:rPr>
-        <w:t xml:space="preserve">Here, we chunk chunk.page_content not metadata. </w:t>
+        <w:t xml:space="preserve">Here, we chunk </w:t>
+      </w:r>
+      <w:proofErr w:type="spellStart"/>
+      <w:proofErr w:type="gramStart"/>
+      <w:r>
+        <w:rPr>
+          <w:rFonts w:cstheme="minorHAnsi"/>
+          <w:sz w:val="24"/>
+          <w:szCs w:val="24"/>
+        </w:rPr>
+        <w:t>chunk.page</w:t>
+      </w:r>
+      <w:proofErr w:type="gramEnd"/>
+      <w:r>
+        <w:rPr>
+          <w:rFonts w:cstheme="minorHAnsi"/>
+          <w:sz w:val="24"/>
+          <w:szCs w:val="24"/>
+        </w:rPr>
+        <w:t>_content</w:t>
+      </w:r>
+      <w:proofErr w:type="spellEnd"/>
+      <w:r>
+        <w:rPr>
+          <w:rFonts w:cstheme="minorHAnsi"/>
+          <w:sz w:val="24"/>
+          <w:szCs w:val="24"/>
+        </w:rPr>
+        <w:t xml:space="preserve"> not metadata. </w:t>
       </w:r>
       <w:r>
         <w:rPr>
@@ -9750,85 +10498,293 @@
           <w:szCs w:val="24"/>
         </w:rPr>
       </w:pPr>
-      <w:r>
-        <w:rPr>
-          <w:rFonts w:cstheme="minorHAnsi"/>
-          <w:sz w:val="24"/>
-          <w:szCs w:val="24"/>
-        </w:rPr>
-        <w:t>input_texts = [</w:t>
-      </w:r>
-    </w:p>
-    <w:p>
-      <w:pPr>
-        <w:jc w:val="both"/>
-        <w:rPr>
-          <w:rFonts w:cstheme="minorHAnsi"/>
-          <w:sz w:val="24"/>
-          <w:szCs w:val="24"/>
-        </w:rPr>
-      </w:pPr>
-      <w:r>
-        <w:rPr>
-          <w:rFonts w:cstheme="minorHAnsi"/>
-          <w:sz w:val="24"/>
-          <w:szCs w:val="24"/>
-        </w:rPr>
-        <w:t>    'query: how much protein should a female eat',</w:t>
-      </w:r>
-    </w:p>
-    <w:p>
-      <w:pPr>
-        <w:jc w:val="both"/>
-        <w:rPr>
-          <w:rFonts w:cstheme="minorHAnsi"/>
-          <w:sz w:val="24"/>
-          <w:szCs w:val="24"/>
-        </w:rPr>
-      </w:pPr>
-      <w:r>
-        <w:rPr>
-          <w:rFonts w:cstheme="minorHAnsi"/>
-          <w:sz w:val="24"/>
-          <w:szCs w:val="24"/>
-        </w:rPr>
-        <w:t>    'query: summit define',</w:t>
-      </w:r>
-    </w:p>
-    <w:p>
-      <w:pPr>
-        <w:jc w:val="both"/>
-        <w:rPr>
-          <w:rFonts w:cstheme="minorHAnsi"/>
-          <w:sz w:val="24"/>
-          <w:szCs w:val="24"/>
-        </w:rPr>
-      </w:pPr>
-      <w:r>
-        <w:rPr>
-          <w:rFonts w:cstheme="minorHAnsi"/>
-          <w:sz w:val="24"/>
-          <w:szCs w:val="24"/>
-        </w:rPr>
-        <w:t>    "passage: As a general guideline, the CDC's average requirement of protein for women ages 19 to 70 is 46 grams per day. But, as you can see from this chart, you'll need to increase that if you're expecting or training for a marathon. Check out the chart below to see how much protein you should be eating each day.",</w:t>
-      </w:r>
-    </w:p>
-    <w:p>
-      <w:pPr>
-        <w:jc w:val="both"/>
-        <w:rPr>
-          <w:rFonts w:cstheme="minorHAnsi"/>
-          <w:sz w:val="24"/>
-          <w:szCs w:val="24"/>
-        </w:rPr>
-      </w:pPr>
-      <w:r>
-        <w:rPr>
-          <w:rFonts w:cstheme="minorHAnsi"/>
-          <w:sz w:val="24"/>
-          <w:szCs w:val="24"/>
-        </w:rPr>
-        <w:t>    "passage: Definition of summit for English Language Learners. : 1  the highest point of a mountain : the top of a mountain. : 2  the highest level. : 3  a meeting or series of meetings between the leaders of two or more governments."</w:t>
+      <w:proofErr w:type="spellStart"/>
+      <w:r>
+        <w:rPr>
+          <w:rFonts w:cstheme="minorHAnsi"/>
+          <w:sz w:val="24"/>
+          <w:szCs w:val="24"/>
+        </w:rPr>
+        <w:t>input_texts</w:t>
+      </w:r>
+      <w:proofErr w:type="spellEnd"/>
+      <w:r>
+        <w:rPr>
+          <w:rFonts w:cstheme="minorHAnsi"/>
+          <w:sz w:val="24"/>
+          <w:szCs w:val="24"/>
+        </w:rPr>
+        <w:t xml:space="preserve"> = [</w:t>
+      </w:r>
+    </w:p>
+    <w:p>
+      <w:pPr>
+        <w:jc w:val="both"/>
+        <w:rPr>
+          <w:rFonts w:cstheme="minorHAnsi"/>
+          <w:sz w:val="24"/>
+          <w:szCs w:val="24"/>
+        </w:rPr>
+      </w:pPr>
+      <w:r>
+        <w:rPr>
+          <w:rFonts w:cstheme="minorHAnsi"/>
+          <w:sz w:val="24"/>
+          <w:szCs w:val="24"/>
+        </w:rPr>
+        <w:t>    '</w:t>
+      </w:r>
+      <w:proofErr w:type="gramStart"/>
+      <w:r>
+        <w:rPr>
+          <w:rFonts w:cstheme="minorHAnsi"/>
+          <w:sz w:val="24"/>
+          <w:szCs w:val="24"/>
+        </w:rPr>
+        <w:t>query</w:t>
+      </w:r>
+      <w:proofErr w:type="gramEnd"/>
+      <w:r>
+        <w:rPr>
+          <w:rFonts w:cstheme="minorHAnsi"/>
+          <w:sz w:val="24"/>
+          <w:szCs w:val="24"/>
+        </w:rPr>
+        <w:t>: how much protein should a female eat',</w:t>
+      </w:r>
+    </w:p>
+    <w:p>
+      <w:pPr>
+        <w:jc w:val="both"/>
+        <w:rPr>
+          <w:rFonts w:cstheme="minorHAnsi"/>
+          <w:sz w:val="24"/>
+          <w:szCs w:val="24"/>
+        </w:rPr>
+      </w:pPr>
+      <w:r>
+        <w:rPr>
+          <w:rFonts w:cstheme="minorHAnsi"/>
+          <w:sz w:val="24"/>
+          <w:szCs w:val="24"/>
+        </w:rPr>
+        <w:t>    '</w:t>
+      </w:r>
+      <w:proofErr w:type="gramStart"/>
+      <w:r>
+        <w:rPr>
+          <w:rFonts w:cstheme="minorHAnsi"/>
+          <w:sz w:val="24"/>
+          <w:szCs w:val="24"/>
+        </w:rPr>
+        <w:t>query</w:t>
+      </w:r>
+      <w:proofErr w:type="gramEnd"/>
+      <w:r>
+        <w:rPr>
+          <w:rFonts w:cstheme="minorHAnsi"/>
+          <w:sz w:val="24"/>
+          <w:szCs w:val="24"/>
+        </w:rPr>
+        <w:t>: summit define',</w:t>
+      </w:r>
+    </w:p>
+    <w:p>
+      <w:pPr>
+        <w:jc w:val="both"/>
+        <w:rPr>
+          <w:rFonts w:cstheme="minorHAnsi"/>
+          <w:sz w:val="24"/>
+          <w:szCs w:val="24"/>
+        </w:rPr>
+      </w:pPr>
+      <w:r>
+        <w:rPr>
+          <w:rFonts w:cstheme="minorHAnsi"/>
+          <w:sz w:val="24"/>
+          <w:szCs w:val="24"/>
+        </w:rPr>
+        <w:t>    "</w:t>
+      </w:r>
+      <w:proofErr w:type="gramStart"/>
+      <w:r>
+        <w:rPr>
+          <w:rFonts w:cstheme="minorHAnsi"/>
+          <w:sz w:val="24"/>
+          <w:szCs w:val="24"/>
+        </w:rPr>
+        <w:t>passage</w:t>
+      </w:r>
+      <w:proofErr w:type="gramEnd"/>
+      <w:r>
+        <w:rPr>
+          <w:rFonts w:cstheme="minorHAnsi"/>
+          <w:sz w:val="24"/>
+          <w:szCs w:val="24"/>
+        </w:rPr>
+        <w:t>: As a general guideline, the CDC's average requirement of protein for women ages 19 to 70 is 46 grams per day. But, as you can see from this chart, you'll need to increase that if you're expecting or training for a marathon. Check out the chart below to see how much protein you should be eating each day.",</w:t>
+      </w:r>
+    </w:p>
+    <w:p>
+      <w:pPr>
+        <w:jc w:val="both"/>
+        <w:rPr>
+          <w:rFonts w:cstheme="minorHAnsi"/>
+          <w:sz w:val="24"/>
+          <w:szCs w:val="24"/>
+        </w:rPr>
+      </w:pPr>
+      <w:r>
+        <w:rPr>
+          <w:rFonts w:cstheme="minorHAnsi"/>
+          <w:sz w:val="24"/>
+          <w:szCs w:val="24"/>
+        </w:rPr>
+        <w:t>    "</w:t>
+      </w:r>
+      <w:proofErr w:type="gramStart"/>
+      <w:r>
+        <w:rPr>
+          <w:rFonts w:cstheme="minorHAnsi"/>
+          <w:sz w:val="24"/>
+          <w:szCs w:val="24"/>
+        </w:rPr>
+        <w:t>passage</w:t>
+      </w:r>
+      <w:proofErr w:type="gramEnd"/>
+      <w:r>
+        <w:rPr>
+          <w:rFonts w:cstheme="minorHAnsi"/>
+          <w:sz w:val="24"/>
+          <w:szCs w:val="24"/>
+        </w:rPr>
+        <w:t>: Definition of summit for English Language Learners</w:t>
+      </w:r>
+      <w:proofErr w:type="gramStart"/>
+      <w:r>
+        <w:rPr>
+          <w:rFonts w:cstheme="minorHAnsi"/>
+          <w:sz w:val="24"/>
+          <w:szCs w:val="24"/>
+        </w:rPr>
+        <w:t>. :</w:t>
+      </w:r>
+      <w:proofErr w:type="gramEnd"/>
+      <w:r>
+        <w:rPr>
+          <w:rFonts w:cstheme="minorHAnsi"/>
+          <w:sz w:val="24"/>
+          <w:szCs w:val="24"/>
+        </w:rPr>
+        <w:t xml:space="preserve"> </w:t>
+      </w:r>
+      <w:proofErr w:type="gramStart"/>
+      <w:r>
+        <w:rPr>
+          <w:rFonts w:cstheme="minorHAnsi"/>
+          <w:sz w:val="24"/>
+          <w:szCs w:val="24"/>
+        </w:rPr>
+        <w:t>1  the</w:t>
+      </w:r>
+      <w:proofErr w:type="gramEnd"/>
+      <w:r>
+        <w:rPr>
+          <w:rFonts w:cstheme="minorHAnsi"/>
+          <w:sz w:val="24"/>
+          <w:szCs w:val="24"/>
+        </w:rPr>
+        <w:t xml:space="preserve"> highest point of a </w:t>
+      </w:r>
+      <w:proofErr w:type="gramStart"/>
+      <w:r>
+        <w:rPr>
+          <w:rFonts w:cstheme="minorHAnsi"/>
+          <w:sz w:val="24"/>
+          <w:szCs w:val="24"/>
+        </w:rPr>
+        <w:t>mountain :</w:t>
+      </w:r>
+      <w:proofErr w:type="gramEnd"/>
+      <w:r>
+        <w:rPr>
+          <w:rFonts w:cstheme="minorHAnsi"/>
+          <w:sz w:val="24"/>
+          <w:szCs w:val="24"/>
+        </w:rPr>
+        <w:t xml:space="preserve"> the top of a mountain</w:t>
+      </w:r>
+      <w:proofErr w:type="gramStart"/>
+      <w:r>
+        <w:rPr>
+          <w:rFonts w:cstheme="minorHAnsi"/>
+          <w:sz w:val="24"/>
+          <w:szCs w:val="24"/>
+        </w:rPr>
+        <w:t>. :</w:t>
+      </w:r>
+      <w:proofErr w:type="gramEnd"/>
+      <w:r>
+        <w:rPr>
+          <w:rFonts w:cstheme="minorHAnsi"/>
+          <w:sz w:val="24"/>
+          <w:szCs w:val="24"/>
+        </w:rPr>
+        <w:t xml:space="preserve"> </w:t>
+      </w:r>
+      <w:proofErr w:type="gramStart"/>
+      <w:r>
+        <w:rPr>
+          <w:rFonts w:cstheme="minorHAnsi"/>
+          <w:sz w:val="24"/>
+          <w:szCs w:val="24"/>
+        </w:rPr>
+        <w:t>2  the</w:t>
+      </w:r>
+      <w:proofErr w:type="gramEnd"/>
+      <w:r>
+        <w:rPr>
+          <w:rFonts w:cstheme="minorHAnsi"/>
+          <w:sz w:val="24"/>
+          <w:szCs w:val="24"/>
+        </w:rPr>
+        <w:t xml:space="preserve"> highest level</w:t>
+      </w:r>
+      <w:proofErr w:type="gramStart"/>
+      <w:r>
+        <w:rPr>
+          <w:rFonts w:cstheme="minorHAnsi"/>
+          <w:sz w:val="24"/>
+          <w:szCs w:val="24"/>
+        </w:rPr>
+        <w:t>. :</w:t>
+      </w:r>
+      <w:proofErr w:type="gramEnd"/>
+      <w:r>
+        <w:rPr>
+          <w:rFonts w:cstheme="minorHAnsi"/>
+          <w:sz w:val="24"/>
+          <w:szCs w:val="24"/>
+        </w:rPr>
+        <w:t xml:space="preserve"> </w:t>
+      </w:r>
+      <w:proofErr w:type="gramStart"/>
+      <w:r>
+        <w:rPr>
+          <w:rFonts w:cstheme="minorHAnsi"/>
+          <w:sz w:val="24"/>
+          <w:szCs w:val="24"/>
+        </w:rPr>
+        <w:t>3  a</w:t>
+      </w:r>
+      <w:proofErr w:type="gramEnd"/>
+      <w:r>
+        <w:rPr>
+          <w:rFonts w:cstheme="minorHAnsi"/>
+          <w:sz w:val="24"/>
+          <w:szCs w:val="24"/>
+        </w:rPr>
+        <w:t xml:space="preserve"> meeting or series of meetings between the leaders of two or more governments."</w:t>
       </w:r>
     </w:p>
     <w:p>
@@ -9875,7 +10831,25 @@
           <w:sz w:val="24"/>
           <w:szCs w:val="24"/>
         </w:rPr>
-        <w:t>But we will keep all chunks passages in input_texts.</w:t>
+        <w:t xml:space="preserve">But we will keep all chunks passages in </w:t>
+      </w:r>
+      <w:proofErr w:type="spellStart"/>
+      <w:r>
+        <w:rPr>
+          <w:rFonts w:cstheme="minorHAnsi"/>
+          <w:sz w:val="24"/>
+          <w:szCs w:val="24"/>
+        </w:rPr>
+        <w:t>input_texts</w:t>
+      </w:r>
+      <w:proofErr w:type="spellEnd"/>
+      <w:r>
+        <w:rPr>
+          <w:rFonts w:cstheme="minorHAnsi"/>
+          <w:sz w:val="24"/>
+          <w:szCs w:val="24"/>
+        </w:rPr>
+        <w:t>.</w:t>
       </w:r>
     </w:p>
     <w:p>
@@ -9915,7 +10889,25 @@
           <w:sz w:val="24"/>
           <w:szCs w:val="24"/>
         </w:rPr>
-        <w:t xml:space="preserve">Once we get embedding vector of shape (no_of_chunks, 768), we will not modify original chunks. We will keep them as it is </w:t>
+        <w:t>Once we get embedding vector of shape (</w:t>
+      </w:r>
+      <w:proofErr w:type="spellStart"/>
+      <w:r>
+        <w:rPr>
+          <w:rFonts w:cstheme="minorHAnsi"/>
+          <w:sz w:val="24"/>
+          <w:szCs w:val="24"/>
+        </w:rPr>
+        <w:t>no_of_chunks</w:t>
+      </w:r>
+      <w:proofErr w:type="spellEnd"/>
+      <w:r>
+        <w:rPr>
+          <w:rFonts w:cstheme="minorHAnsi"/>
+          <w:sz w:val="24"/>
+          <w:szCs w:val="24"/>
+        </w:rPr>
+        <w:t xml:space="preserve">, 768), we will not modify original chunks. We will keep them as it is </w:t>
       </w:r>
       <w:r>
         <w:rPr>
@@ -9967,6 +10959,7 @@
           <w:szCs w:val="24"/>
         </w:rPr>
       </w:pPr>
+      <w:proofErr w:type="spellStart"/>
       <w:r>
         <w:rPr>
           <w:rFonts w:cstheme="minorHAnsi"/>
@@ -9975,6 +10968,7 @@
         </w:rPr>
         <w:t>text_chunks</w:t>
       </w:r>
+      <w:proofErr w:type="spellEnd"/>
       <w:r>
         <w:rPr>
           <w:rFonts w:cstheme="minorHAnsi"/>
@@ -9999,7 +10993,25 @@
           <w:sz w:val="24"/>
           <w:szCs w:val="24"/>
         </w:rPr>
-        <w:t>embeddings -&gt; array of embeddings generated by sentence transformer with shape (no_of_chunks, 768).</w:t>
+        <w:t>embeddings -&gt; array of embeddings generated by sentence transformer with shape (</w:t>
+      </w:r>
+      <w:proofErr w:type="spellStart"/>
+      <w:r>
+        <w:rPr>
+          <w:rFonts w:cstheme="minorHAnsi"/>
+          <w:sz w:val="24"/>
+          <w:szCs w:val="24"/>
+        </w:rPr>
+        <w:t>no_of_chunks</w:t>
+      </w:r>
+      <w:proofErr w:type="spellEnd"/>
+      <w:r>
+        <w:rPr>
+          <w:rFonts w:cstheme="minorHAnsi"/>
+          <w:sz w:val="24"/>
+          <w:szCs w:val="24"/>
+        </w:rPr>
+        <w:t>, 768).</w:t>
       </w:r>
     </w:p>
     <w:p>
@@ -10057,32 +11069,108 @@
           <w:szCs w:val="24"/>
         </w:rPr>
       </w:pPr>
-      <w:r>
-        <w:rPr>
-          <w:rFonts w:cstheme="minorHAnsi"/>
-          <w:sz w:val="24"/>
-          <w:szCs w:val="24"/>
-        </w:rPr>
-        <w:t>q_emb = embedding_model.encode(query, normalize_embeddings=True)  </w:t>
-      </w:r>
-    </w:p>
-    <w:p>
-      <w:pPr>
-        <w:jc w:val="both"/>
-        <w:rPr>
-          <w:rFonts w:cstheme="minorHAnsi"/>
-          <w:sz w:val="24"/>
-          <w:szCs w:val="24"/>
-        </w:rPr>
-      </w:pPr>
-      <w:r>
-        <w:rPr>
-          <w:rFonts w:cstheme="minorHAnsi"/>
-          <w:sz w:val="24"/>
-          <w:szCs w:val="24"/>
-        </w:rPr>
-        <w:t>scores = embeddings @ q_emb.T</w:t>
-      </w:r>
+      <w:proofErr w:type="spellStart"/>
+      <w:r>
+        <w:rPr>
+          <w:rFonts w:cstheme="minorHAnsi"/>
+          <w:sz w:val="24"/>
+          <w:szCs w:val="24"/>
+        </w:rPr>
+        <w:t>q_emb</w:t>
+      </w:r>
+      <w:proofErr w:type="spellEnd"/>
+      <w:r>
+        <w:rPr>
+          <w:rFonts w:cstheme="minorHAnsi"/>
+          <w:sz w:val="24"/>
+          <w:szCs w:val="24"/>
+        </w:rPr>
+        <w:t xml:space="preserve"> = </w:t>
+      </w:r>
+      <w:proofErr w:type="spellStart"/>
+      <w:r>
+        <w:rPr>
+          <w:rFonts w:cstheme="minorHAnsi"/>
+          <w:sz w:val="24"/>
+          <w:szCs w:val="24"/>
+        </w:rPr>
+        <w:t>embedding_</w:t>
+      </w:r>
+      <w:proofErr w:type="gramStart"/>
+      <w:r>
+        <w:rPr>
+          <w:rFonts w:cstheme="minorHAnsi"/>
+          <w:sz w:val="24"/>
+          <w:szCs w:val="24"/>
+        </w:rPr>
+        <w:t>model.encode</w:t>
+      </w:r>
+      <w:proofErr w:type="spellEnd"/>
+      <w:proofErr w:type="gramEnd"/>
+      <w:r>
+        <w:rPr>
+          <w:rFonts w:cstheme="minorHAnsi"/>
+          <w:sz w:val="24"/>
+          <w:szCs w:val="24"/>
+        </w:rPr>
+        <w:t xml:space="preserve">(query, </w:t>
+      </w:r>
+      <w:proofErr w:type="spellStart"/>
+      <w:r>
+        <w:rPr>
+          <w:rFonts w:cstheme="minorHAnsi"/>
+          <w:sz w:val="24"/>
+          <w:szCs w:val="24"/>
+        </w:rPr>
+        <w:t>normalize_embeddings</w:t>
+      </w:r>
+      <w:proofErr w:type="spellEnd"/>
+      <w:r>
+        <w:rPr>
+          <w:rFonts w:cstheme="minorHAnsi"/>
+          <w:sz w:val="24"/>
+          <w:szCs w:val="24"/>
+        </w:rPr>
+        <w:t>=True)  </w:t>
+      </w:r>
+    </w:p>
+    <w:p>
+      <w:pPr>
+        <w:jc w:val="both"/>
+        <w:rPr>
+          <w:rFonts w:cstheme="minorHAnsi"/>
+          <w:sz w:val="24"/>
+          <w:szCs w:val="24"/>
+        </w:rPr>
+      </w:pPr>
+      <w:r>
+        <w:rPr>
+          <w:rFonts w:cstheme="minorHAnsi"/>
+          <w:sz w:val="24"/>
+          <w:szCs w:val="24"/>
+        </w:rPr>
+        <w:t xml:space="preserve">scores = embeddings @ </w:t>
+      </w:r>
+      <w:proofErr w:type="spellStart"/>
+      <w:r>
+        <w:rPr>
+          <w:rFonts w:cstheme="minorHAnsi"/>
+          <w:sz w:val="24"/>
+          <w:szCs w:val="24"/>
+        </w:rPr>
+        <w:t>q_</w:t>
+      </w:r>
+      <w:proofErr w:type="gramStart"/>
+      <w:r>
+        <w:rPr>
+          <w:rFonts w:cstheme="minorHAnsi"/>
+          <w:sz w:val="24"/>
+          <w:szCs w:val="24"/>
+        </w:rPr>
+        <w:t>emb.T</w:t>
+      </w:r>
+      <w:proofErr w:type="spellEnd"/>
+      <w:proofErr w:type="gramEnd"/>
     </w:p>
     <w:p>
       <w:pPr>
@@ -10111,77 +11199,225 @@
           <w:szCs w:val="24"/>
         </w:rPr>
       </w:pPr>
-      <w:r>
-        <w:rPr>
-          <w:rFonts w:cstheme="minorHAnsi"/>
-          <w:sz w:val="24"/>
-          <w:szCs w:val="24"/>
-        </w:rPr>
-        <w:t>top_k = scores.squeeze().argsort()[::-1][:5]</w:t>
-      </w:r>
-    </w:p>
-    <w:p>
-      <w:pPr>
-        <w:jc w:val="both"/>
-        <w:rPr>
-          <w:rFonts w:cstheme="minorHAnsi"/>
-          <w:sz w:val="24"/>
-          <w:szCs w:val="24"/>
-        </w:rPr>
-      </w:pPr>
-      <w:r>
-        <w:rPr>
-          <w:rFonts w:cstheme="minorHAnsi"/>
-          <w:sz w:val="24"/>
-          <w:szCs w:val="24"/>
-        </w:rPr>
-        <w:t>print(top_k)</w:t>
-      </w:r>
-    </w:p>
-    <w:p>
-      <w:pPr>
-        <w:jc w:val="both"/>
-        <w:rPr>
-          <w:rFonts w:cstheme="minorHAnsi"/>
-          <w:sz w:val="24"/>
-          <w:szCs w:val="24"/>
-        </w:rPr>
-      </w:pPr>
-    </w:p>
-    <w:p>
-      <w:pPr>
-        <w:jc w:val="both"/>
-        <w:rPr>
-          <w:rFonts w:cstheme="minorHAnsi"/>
-          <w:sz w:val="24"/>
-          <w:szCs w:val="24"/>
-        </w:rPr>
-      </w:pPr>
-      <w:r>
-        <w:rPr>
-          <w:rFonts w:cstheme="minorHAnsi"/>
-          <w:sz w:val="24"/>
-          <w:szCs w:val="24"/>
-        </w:rPr>
-        <w:t>for k in top_k:</w:t>
-      </w:r>
-    </w:p>
-    <w:p>
-      <w:pPr>
-        <w:jc w:val="both"/>
-        <w:rPr>
-          <w:rFonts w:cstheme="minorHAnsi"/>
-          <w:sz w:val="24"/>
-          <w:szCs w:val="24"/>
-        </w:rPr>
-      </w:pPr>
-      <w:r>
-        <w:rPr>
-          <w:rFonts w:cstheme="minorHAnsi"/>
-          <w:sz w:val="24"/>
-          <w:szCs w:val="24"/>
-        </w:rPr>
-        <w:t>    print(text_chunks[k])</w:t>
+      <w:proofErr w:type="spellStart"/>
+      <w:r>
+        <w:rPr>
+          <w:rFonts w:cstheme="minorHAnsi"/>
+          <w:sz w:val="24"/>
+          <w:szCs w:val="24"/>
+        </w:rPr>
+        <w:t>top_k</w:t>
+      </w:r>
+      <w:proofErr w:type="spellEnd"/>
+      <w:r>
+        <w:rPr>
+          <w:rFonts w:cstheme="minorHAnsi"/>
+          <w:sz w:val="24"/>
+          <w:szCs w:val="24"/>
+        </w:rPr>
+        <w:t xml:space="preserve"> = </w:t>
+      </w:r>
+      <w:proofErr w:type="spellStart"/>
+      <w:proofErr w:type="gramStart"/>
+      <w:r>
+        <w:rPr>
+          <w:rFonts w:cstheme="minorHAnsi"/>
+          <w:sz w:val="24"/>
+          <w:szCs w:val="24"/>
+        </w:rPr>
+        <w:t>scores.squeeze</w:t>
+      </w:r>
+      <w:proofErr w:type="spellEnd"/>
+      <w:proofErr w:type="gramEnd"/>
+      <w:r>
+        <w:rPr>
+          <w:rFonts w:cstheme="minorHAnsi"/>
+          <w:sz w:val="24"/>
+          <w:szCs w:val="24"/>
+        </w:rPr>
+        <w:t>(</w:t>
+      </w:r>
+      <w:proofErr w:type="gramStart"/>
+      <w:r>
+        <w:rPr>
+          <w:rFonts w:cstheme="minorHAnsi"/>
+          <w:sz w:val="24"/>
+          <w:szCs w:val="24"/>
+        </w:rPr>
+        <w:t>).</w:t>
+      </w:r>
+      <w:proofErr w:type="spellStart"/>
+      <w:r>
+        <w:rPr>
+          <w:rFonts w:cstheme="minorHAnsi"/>
+          <w:sz w:val="24"/>
+          <w:szCs w:val="24"/>
+        </w:rPr>
+        <w:t>argsort</w:t>
+      </w:r>
+      <w:proofErr w:type="spellEnd"/>
+      <w:r>
+        <w:rPr>
+          <w:rFonts w:cstheme="minorHAnsi"/>
+          <w:sz w:val="24"/>
+          <w:szCs w:val="24"/>
+        </w:rPr>
+        <w:t>()[::</w:t>
+      </w:r>
+      <w:proofErr w:type="gramEnd"/>
+      <w:r>
+        <w:rPr>
+          <w:rFonts w:cstheme="minorHAnsi"/>
+          <w:sz w:val="24"/>
+          <w:szCs w:val="24"/>
+        </w:rPr>
+        <w:t>-</w:t>
+      </w:r>
+      <w:proofErr w:type="gramStart"/>
+      <w:r>
+        <w:rPr>
+          <w:rFonts w:cstheme="minorHAnsi"/>
+          <w:sz w:val="24"/>
+          <w:szCs w:val="24"/>
+        </w:rPr>
+        <w:t>1][</w:t>
+      </w:r>
+      <w:proofErr w:type="gramEnd"/>
+      <w:r>
+        <w:rPr>
+          <w:rFonts w:cstheme="minorHAnsi"/>
+          <w:sz w:val="24"/>
+          <w:szCs w:val="24"/>
+        </w:rPr>
+        <w:t>:5]</w:t>
+      </w:r>
+    </w:p>
+    <w:p>
+      <w:pPr>
+        <w:jc w:val="both"/>
+        <w:rPr>
+          <w:rFonts w:cstheme="minorHAnsi"/>
+          <w:sz w:val="24"/>
+          <w:szCs w:val="24"/>
+        </w:rPr>
+      </w:pPr>
+      <w:r>
+        <w:rPr>
+          <w:rFonts w:cstheme="minorHAnsi"/>
+          <w:sz w:val="24"/>
+          <w:szCs w:val="24"/>
+        </w:rPr>
+        <w:t>print(</w:t>
+      </w:r>
+      <w:proofErr w:type="spellStart"/>
+      <w:r>
+        <w:rPr>
+          <w:rFonts w:cstheme="minorHAnsi"/>
+          <w:sz w:val="24"/>
+          <w:szCs w:val="24"/>
+        </w:rPr>
+        <w:t>top_k</w:t>
+      </w:r>
+      <w:proofErr w:type="spellEnd"/>
+      <w:r>
+        <w:rPr>
+          <w:rFonts w:cstheme="minorHAnsi"/>
+          <w:sz w:val="24"/>
+          <w:szCs w:val="24"/>
+        </w:rPr>
+        <w:t>)</w:t>
+      </w:r>
+    </w:p>
+    <w:p>
+      <w:pPr>
+        <w:jc w:val="both"/>
+        <w:rPr>
+          <w:rFonts w:cstheme="minorHAnsi"/>
+          <w:sz w:val="24"/>
+          <w:szCs w:val="24"/>
+        </w:rPr>
+      </w:pPr>
+    </w:p>
+    <w:p>
+      <w:pPr>
+        <w:jc w:val="both"/>
+        <w:rPr>
+          <w:rFonts w:cstheme="minorHAnsi"/>
+          <w:sz w:val="24"/>
+          <w:szCs w:val="24"/>
+        </w:rPr>
+      </w:pPr>
+      <w:proofErr w:type="spellStart"/>
+      <w:r>
+        <w:rPr>
+          <w:rFonts w:cstheme="minorHAnsi"/>
+          <w:sz w:val="24"/>
+          <w:szCs w:val="24"/>
+        </w:rPr>
+        <w:t>for k</w:t>
+      </w:r>
+      <w:proofErr w:type="spellEnd"/>
+      <w:r>
+        <w:rPr>
+          <w:rFonts w:cstheme="minorHAnsi"/>
+          <w:sz w:val="24"/>
+          <w:szCs w:val="24"/>
+        </w:rPr>
+        <w:t xml:space="preserve"> in </w:t>
+      </w:r>
+      <w:proofErr w:type="spellStart"/>
+      <w:r>
+        <w:rPr>
+          <w:rFonts w:cstheme="minorHAnsi"/>
+          <w:sz w:val="24"/>
+          <w:szCs w:val="24"/>
+        </w:rPr>
+        <w:t>top_k</w:t>
+      </w:r>
+      <w:proofErr w:type="spellEnd"/>
+      <w:r>
+        <w:rPr>
+          <w:rFonts w:cstheme="minorHAnsi"/>
+          <w:sz w:val="24"/>
+          <w:szCs w:val="24"/>
+        </w:rPr>
+        <w:t>:</w:t>
+      </w:r>
+    </w:p>
+    <w:p>
+      <w:pPr>
+        <w:jc w:val="both"/>
+        <w:rPr>
+          <w:rFonts w:cstheme="minorHAnsi"/>
+          <w:sz w:val="24"/>
+          <w:szCs w:val="24"/>
+        </w:rPr>
+      </w:pPr>
+      <w:r>
+        <w:rPr>
+          <w:rFonts w:cstheme="minorHAnsi"/>
+          <w:sz w:val="24"/>
+          <w:szCs w:val="24"/>
+        </w:rPr>
+        <w:t>    print(</w:t>
+      </w:r>
+      <w:proofErr w:type="spellStart"/>
+      <w:r>
+        <w:rPr>
+          <w:rFonts w:cstheme="minorHAnsi"/>
+          <w:sz w:val="24"/>
+          <w:szCs w:val="24"/>
+        </w:rPr>
+        <w:t>text_chunks</w:t>
+      </w:r>
+      <w:proofErr w:type="spellEnd"/>
+      <w:r>
+        <w:rPr>
+          <w:rFonts w:cstheme="minorHAnsi"/>
+          <w:sz w:val="24"/>
+          <w:szCs w:val="24"/>
+        </w:rPr>
+        <w:t>[k])</w:t>
       </w:r>
     </w:p>
     <w:p>
@@ -10258,6 +11494,7 @@
         </w:rPr>
         <w:t>In FAISS indexes, we will use ‘</w:t>
       </w:r>
+      <w:proofErr w:type="spellStart"/>
       <w:r>
         <w:rPr>
           <w:rFonts w:cstheme="minorHAnsi"/>
@@ -10266,6 +11503,7 @@
         </w:rPr>
         <w:t>IndexFlatIP</w:t>
       </w:r>
+      <w:proofErr w:type="spellEnd"/>
       <w:r>
         <w:rPr>
           <w:rFonts w:cstheme="minorHAnsi"/>
@@ -10299,7 +11537,23 @@
           <w:sz w:val="24"/>
           <w:szCs w:val="24"/>
         </w:rPr>
-        <w:t>Because we already have normalized embeddings, simply finding dot product with embeddings in FAISS, will return cosine similarity. We are using Flat indexing because it is accurate and reasonably fast for data size&lt;=1 Million. Since we have small dataset Flat index will product fast results.</w:t>
+        <w:t xml:space="preserve">Because we already have normalized embeddings, simply finding dot product with embeddings in FAISS, will return cosine similarity. We are using Flat indexing because it is accurate and reasonably fast for data size&lt;=1 </w:t>
+      </w:r>
+      <w:r>
+        <w:rPr>
+          <w:rFonts w:cstheme="minorHAnsi"/>
+          <w:sz w:val="24"/>
+          <w:szCs w:val="24"/>
+        </w:rPr>
+        <w:t>million</w:t>
+      </w:r>
+      <w:r>
+        <w:rPr>
+          <w:rFonts w:cstheme="minorHAnsi"/>
+          <w:sz w:val="24"/>
+          <w:szCs w:val="24"/>
+        </w:rPr>
+        <w:t>. Since we have small dataset Flat index will product fast results.</w:t>
       </w:r>
     </w:p>
     <w:p>
@@ -10318,7 +11572,27 @@
           <w:sz w:val="24"/>
           <w:szCs w:val="24"/>
         </w:rPr>
-        <w:t>FAISS accepts float32 embeddings. Check the datatype using embeddings.dtype before adding them to database.</w:t>
+        <w:t xml:space="preserve">FAISS accepts float32 embeddings. Check the datatype using </w:t>
+      </w:r>
+      <w:proofErr w:type="spellStart"/>
+      <w:proofErr w:type="gramStart"/>
+      <w:r>
+        <w:rPr>
+          <w:rFonts w:cstheme="minorHAnsi"/>
+          <w:sz w:val="24"/>
+          <w:szCs w:val="24"/>
+        </w:rPr>
+        <w:t>embeddings.dtype</w:t>
+      </w:r>
+      <w:proofErr w:type="spellEnd"/>
+      <w:proofErr w:type="gramEnd"/>
+      <w:r>
+        <w:rPr>
+          <w:rFonts w:cstheme="minorHAnsi"/>
+          <w:sz w:val="24"/>
+          <w:szCs w:val="24"/>
+        </w:rPr>
+        <w:t xml:space="preserve"> before adding them to database.</w:t>
       </w:r>
     </w:p>
     <w:p>
@@ -10391,7 +11665,79 @@
           <w:lang w:eastAsia="en-IN"/>
           <w14:ligatures w14:val="none"/>
         </w:rPr>
-        <w:t xml:space="preserve">ata flow of : document_embedding_generator() </w:t>
+        <w:t xml:space="preserve">ata flow </w:t>
+      </w:r>
+      <w:proofErr w:type="gramStart"/>
+      <w:r>
+        <w:rPr>
+          <w:rFonts w:eastAsia="Times New Roman" w:cstheme="minorHAnsi"/>
+          <w:kern w:val="36"/>
+          <w:sz w:val="24"/>
+          <w:szCs w:val="24"/>
+          <w:lang w:eastAsia="en-IN"/>
+          <w14:ligatures w14:val="none"/>
+        </w:rPr>
+        <w:t>of :</w:t>
+      </w:r>
+      <w:proofErr w:type="gramEnd"/>
+      <w:r>
+        <w:rPr>
+          <w:rFonts w:eastAsia="Times New Roman" w:cstheme="minorHAnsi"/>
+          <w:kern w:val="36"/>
+          <w:sz w:val="24"/>
+          <w:szCs w:val="24"/>
+          <w:lang w:eastAsia="en-IN"/>
+          <w14:ligatures w14:val="none"/>
+        </w:rPr>
+        <w:t xml:space="preserve"> </w:t>
+      </w:r>
+      <w:proofErr w:type="spellStart"/>
+      <w:r>
+        <w:rPr>
+          <w:rFonts w:eastAsia="Times New Roman" w:cstheme="minorHAnsi"/>
+          <w:kern w:val="36"/>
+          <w:sz w:val="24"/>
+          <w:szCs w:val="24"/>
+          <w:lang w:eastAsia="en-IN"/>
+          <w14:ligatures w14:val="none"/>
+        </w:rPr>
+        <w:t>document_embedding_</w:t>
+      </w:r>
+      <w:proofErr w:type="gramStart"/>
+      <w:r>
+        <w:rPr>
+          <w:rFonts w:eastAsia="Times New Roman" w:cstheme="minorHAnsi"/>
+          <w:kern w:val="36"/>
+          <w:sz w:val="24"/>
+          <w:szCs w:val="24"/>
+          <w:lang w:eastAsia="en-IN"/>
+          <w14:ligatures w14:val="none"/>
+        </w:rPr>
+        <w:t>generator</w:t>
+      </w:r>
+      <w:proofErr w:type="spellEnd"/>
+      <w:r>
+        <w:rPr>
+          <w:rFonts w:eastAsia="Times New Roman" w:cstheme="minorHAnsi"/>
+          <w:kern w:val="36"/>
+          <w:sz w:val="24"/>
+          <w:szCs w:val="24"/>
+          <w:lang w:eastAsia="en-IN"/>
+          <w14:ligatures w14:val="none"/>
+        </w:rPr>
+        <w:t>(</w:t>
+      </w:r>
+      <w:proofErr w:type="gramEnd"/>
+      <w:r>
+        <w:rPr>
+          <w:rFonts w:eastAsia="Times New Roman" w:cstheme="minorHAnsi"/>
+          <w:kern w:val="36"/>
+          <w:sz w:val="24"/>
+          <w:szCs w:val="24"/>
+          <w:lang w:eastAsia="en-IN"/>
+          <w14:ligatures w14:val="none"/>
+        </w:rPr>
+        <w:t xml:space="preserve">) </w:t>
       </w:r>
     </w:p>
     <w:p>
@@ -10462,13 +11808,23 @@
           <w:szCs w:val="24"/>
         </w:rPr>
       </w:pPr>
-      <w:r>
-        <w:rPr>
-          <w:rFonts w:cstheme="minorHAnsi"/>
-          <w:sz w:val="24"/>
-          <w:szCs w:val="24"/>
-        </w:rPr>
-        <w:t xml:space="preserve">Chunking  text: </w:t>
+      <w:proofErr w:type="gramStart"/>
+      <w:r>
+        <w:rPr>
+          <w:rFonts w:cstheme="minorHAnsi"/>
+          <w:sz w:val="24"/>
+          <w:szCs w:val="24"/>
+        </w:rPr>
+        <w:t>Chunking  text</w:t>
+      </w:r>
+      <w:proofErr w:type="gramEnd"/>
+      <w:r>
+        <w:rPr>
+          <w:rFonts w:cstheme="minorHAnsi"/>
+          <w:sz w:val="24"/>
+          <w:szCs w:val="24"/>
+        </w:rPr>
+        <w:t xml:space="preserve">: </w:t>
       </w:r>
       <w:r>
         <w:rPr>
@@ -10507,7 +11863,25 @@
           <w:sz w:val="24"/>
           <w:szCs w:val="24"/>
         </w:rPr>
-        <w:t xml:space="preserve">get input data ready to be fed to embedding_model with </w:t>
+        <w:t xml:space="preserve">get input data ready to be fed to </w:t>
+      </w:r>
+      <w:proofErr w:type="spellStart"/>
+      <w:r>
+        <w:rPr>
+          <w:rFonts w:cstheme="minorHAnsi"/>
+          <w:sz w:val="24"/>
+          <w:szCs w:val="24"/>
+        </w:rPr>
+        <w:t>embedding_model</w:t>
+      </w:r>
+      <w:proofErr w:type="spellEnd"/>
+      <w:r>
+        <w:rPr>
+          <w:rFonts w:cstheme="minorHAnsi"/>
+          <w:sz w:val="24"/>
+          <w:szCs w:val="24"/>
+        </w:rPr>
+        <w:t xml:space="preserve"> with </w:t>
       </w:r>
       <w:r>
         <w:rPr>
@@ -10683,6 +12057,7 @@
           <w:szCs w:val="24"/>
         </w:rPr>
       </w:pPr>
+      <w:proofErr w:type="spellStart"/>
       <w:r>
         <w:rPr>
           <w:rFonts w:cstheme="minorHAnsi"/>
@@ -10691,6 +12066,7 @@
         </w:rPr>
         <w:t>session_id</w:t>
       </w:r>
+      <w:proofErr w:type="spellEnd"/>
     </w:p>
     <w:p>
       <w:pPr>
@@ -10706,6 +12082,7 @@
           <w:szCs w:val="24"/>
         </w:rPr>
       </w:pPr>
+      <w:proofErr w:type="spellStart"/>
       <w:r>
         <w:rPr>
           <w:rFonts w:cstheme="minorHAnsi"/>
@@ -10714,6 +12091,7 @@
         </w:rPr>
         <w:t>document_id</w:t>
       </w:r>
+      <w:proofErr w:type="spellEnd"/>
     </w:p>
     <w:p>
       <w:pPr>
@@ -10729,13 +12107,31 @@
           <w:szCs w:val="24"/>
         </w:rPr>
       </w:pPr>
-      <w:r>
-        <w:rPr>
-          <w:rFonts w:cstheme="minorHAnsi"/>
-          <w:sz w:val="24"/>
-          <w:szCs w:val="24"/>
-        </w:rPr>
-        <w:t>vector_id = vector_start_pos + i</w:t>
+      <w:proofErr w:type="spellStart"/>
+      <w:r>
+        <w:rPr>
+          <w:rFonts w:cstheme="minorHAnsi"/>
+          <w:sz w:val="24"/>
+          <w:szCs w:val="24"/>
+        </w:rPr>
+        <w:t>chunk_id</w:t>
+      </w:r>
+      <w:proofErr w:type="spellEnd"/>
+      <w:r>
+        <w:rPr>
+          <w:rFonts w:cstheme="minorHAnsi"/>
+          <w:sz w:val="24"/>
+          <w:szCs w:val="24"/>
+        </w:rPr>
+        <w:t xml:space="preserve"> </w:t>
+      </w:r>
+      <w:r>
+        <w:rPr>
+          <w:rFonts w:cstheme="minorHAnsi"/>
+          <w:sz w:val="24"/>
+          <w:szCs w:val="24"/>
+        </w:rPr>
+        <w:t>(primary key)</w:t>
       </w:r>
     </w:p>
     <w:p>
@@ -10752,6 +12148,7 @@
           <w:szCs w:val="24"/>
         </w:rPr>
       </w:pPr>
+      <w:proofErr w:type="spellStart"/>
       <w:r>
         <w:rPr>
           <w:rFonts w:cstheme="minorHAnsi"/>
@@ -10760,6 +12157,7 @@
         </w:rPr>
         <w:t>chunk_text</w:t>
       </w:r>
+      <w:proofErr w:type="spellEnd"/>
     </w:p>
     <w:p>
       <w:pPr>
@@ -10775,6 +12173,7 @@
           <w:szCs w:val="24"/>
         </w:rPr>
       </w:pPr>
+      <w:proofErr w:type="spellStart"/>
       <w:r>
         <w:rPr>
           <w:rFonts w:cstheme="minorHAnsi"/>
@@ -10783,6 +12182,7 @@
         </w:rPr>
         <w:t>doc_title</w:t>
       </w:r>
+      <w:proofErr w:type="spellEnd"/>
     </w:p>
     <w:p>
       <w:pPr>
@@ -10798,6 +12198,7 @@
           <w:szCs w:val="24"/>
         </w:rPr>
       </w:pPr>
+      <w:proofErr w:type="spellStart"/>
       <w:r>
         <w:rPr>
           <w:rFonts w:cstheme="minorHAnsi"/>
@@ -10806,6 +12207,7 @@
         </w:rPr>
         <w:t>doc_source</w:t>
       </w:r>
+      <w:proofErr w:type="spellEnd"/>
     </w:p>
     <w:p>
       <w:pPr>
@@ -10821,6 +12223,7 @@
           <w:szCs w:val="24"/>
         </w:rPr>
       </w:pPr>
+      <w:proofErr w:type="spellStart"/>
       <w:r>
         <w:rPr>
           <w:rFonts w:cstheme="minorHAnsi"/>
@@ -10829,25 +12232,85 @@
         </w:rPr>
         <w:t>page_number</w:t>
       </w:r>
+      <w:proofErr w:type="spellEnd"/>
     </w:p>
     <w:p>
       <w:pPr>
         <w:pStyle w:val="ListParagraph"/>
-        <w:jc w:val="both"/>
-        <w:rPr>
-          <w:rFonts w:cstheme="minorHAnsi"/>
-          <w:sz w:val="24"/>
-          <w:szCs w:val="24"/>
-        </w:rPr>
-      </w:pPr>
-      <w:r>
-        <w:rPr>
-          <w:rFonts w:cstheme="minorHAnsi"/>
-          <w:sz w:val="24"/>
-          <w:szCs w:val="24"/>
-        </w:rPr>
-        <w:t>then commit() the db to save changes permanently.</w:t>
-      </w:r>
+        <w:ind w:left="1080"/>
+        <w:jc w:val="both"/>
+        <w:rPr>
+          <w:rFonts w:cstheme="minorHAnsi"/>
+          <w:sz w:val="24"/>
+          <w:szCs w:val="24"/>
+        </w:rPr>
+      </w:pPr>
+    </w:p>
+    <w:p>
+      <w:pPr>
+        <w:pStyle w:val="ListParagraph"/>
+        <w:jc w:val="both"/>
+        <w:rPr>
+          <w:rFonts w:cstheme="minorHAnsi"/>
+          <w:sz w:val="24"/>
+          <w:szCs w:val="24"/>
+        </w:rPr>
+      </w:pPr>
+      <w:r>
+        <w:rPr>
+          <w:rFonts w:cstheme="minorHAnsi"/>
+          <w:sz w:val="24"/>
+          <w:szCs w:val="24"/>
+        </w:rPr>
+        <w:t xml:space="preserve">then </w:t>
+      </w:r>
+      <w:proofErr w:type="gramStart"/>
+      <w:r>
+        <w:rPr>
+          <w:rFonts w:cstheme="minorHAnsi"/>
+          <w:sz w:val="24"/>
+          <w:szCs w:val="24"/>
+        </w:rPr>
+        <w:t>commit(</w:t>
+      </w:r>
+      <w:proofErr w:type="gramEnd"/>
+      <w:r>
+        <w:rPr>
+          <w:rFonts w:cstheme="minorHAnsi"/>
+          <w:sz w:val="24"/>
+          <w:szCs w:val="24"/>
+        </w:rPr>
+        <w:t xml:space="preserve">) the </w:t>
+      </w:r>
+      <w:proofErr w:type="spellStart"/>
+      <w:r>
+        <w:rPr>
+          <w:rFonts w:cstheme="minorHAnsi"/>
+          <w:sz w:val="24"/>
+          <w:szCs w:val="24"/>
+        </w:rPr>
+        <w:t>db</w:t>
+      </w:r>
+      <w:proofErr w:type="spellEnd"/>
+      <w:r>
+        <w:rPr>
+          <w:rFonts w:cstheme="minorHAnsi"/>
+          <w:sz w:val="24"/>
+          <w:szCs w:val="24"/>
+        </w:rPr>
+        <w:t xml:space="preserve"> to save changes permanently.</w:t>
+      </w:r>
+    </w:p>
+    <w:p>
+      <w:pPr>
+        <w:pStyle w:val="ListParagraph"/>
+        <w:jc w:val="both"/>
+        <w:rPr>
+          <w:rFonts w:cstheme="minorHAnsi"/>
+          <w:sz w:val="24"/>
+          <w:szCs w:val="24"/>
+        </w:rPr>
+      </w:pPr>
     </w:p>
     <w:p>
       <w:pPr>
@@ -10906,23 +12369,7 @@
           <w:sz w:val="24"/>
           <w:szCs w:val="24"/>
         </w:rPr>
-        <w:t>Persist FAISS Index</w:t>
-      </w:r>
-      <w:r>
-        <w:rPr>
-          <w:rFonts w:cstheme="minorHAnsi"/>
-          <w:sz w:val="24"/>
-          <w:szCs w:val="24"/>
-        </w:rPr>
-        <w:t xml:space="preserve">: </w:t>
-      </w:r>
-      <w:r>
-        <w:rPr>
-          <w:rFonts w:cstheme="minorHAnsi"/>
-          <w:sz w:val="24"/>
-          <w:szCs w:val="24"/>
-        </w:rPr>
-        <w:t>Now FAISS and DB are in sync.</w:t>
+        <w:t>Persist FAISS Index: Now FAISS and DB are in sync.</w:t>
       </w:r>
     </w:p>
     <w:p>
@@ -10971,8 +12418,54 @@
           <w:sz w:val="24"/>
           <w:szCs w:val="24"/>
         </w:rPr>
-        <w:t>FAISS vector position  &lt;----&gt;  SQLite vector_id</w:t>
-      </w:r>
+        <w:t xml:space="preserve">FAISS vector </w:t>
+      </w:r>
+      <w:proofErr w:type="gramStart"/>
+      <w:r>
+        <w:rPr>
+          <w:rFonts w:cstheme="minorHAnsi"/>
+          <w:sz w:val="24"/>
+          <w:szCs w:val="24"/>
+        </w:rPr>
+        <w:t>position  &lt;</w:t>
+      </w:r>
+      <w:proofErr w:type="gramEnd"/>
+      <w:r>
+        <w:rPr>
+          <w:rFonts w:cstheme="minorHAnsi"/>
+          <w:sz w:val="24"/>
+          <w:szCs w:val="24"/>
+        </w:rPr>
+        <w:t>----</w:t>
+      </w:r>
+      <w:proofErr w:type="gramStart"/>
+      <w:r>
+        <w:rPr>
+          <w:rFonts w:cstheme="minorHAnsi"/>
+          <w:sz w:val="24"/>
+          <w:szCs w:val="24"/>
+        </w:rPr>
+        <w:t>&gt;  SQLite</w:t>
+      </w:r>
+      <w:proofErr w:type="gramEnd"/>
+      <w:r>
+        <w:rPr>
+          <w:rFonts w:cstheme="minorHAnsi"/>
+          <w:sz w:val="24"/>
+          <w:szCs w:val="24"/>
+        </w:rPr>
+        <w:t xml:space="preserve"> </w:t>
+      </w:r>
+      <w:proofErr w:type="spellStart"/>
+      <w:r>
+        <w:rPr>
+          <w:rFonts w:cstheme="minorHAnsi"/>
+          <w:sz w:val="24"/>
+          <w:szCs w:val="24"/>
+        </w:rPr>
+        <w:t>chunk_id</w:t>
+      </w:r>
+      <w:proofErr w:type="spellEnd"/>
     </w:p>
     <w:p>
       <w:pPr>
@@ -11172,8 +12665,18 @@
           <w:sz w:val="24"/>
           <w:szCs w:val="24"/>
         </w:rPr>
-        <w:t>same dtype</w:t>
-      </w:r>
+        <w:t xml:space="preserve">same </w:t>
+      </w:r>
+      <w:proofErr w:type="spellStart"/>
+      <w:r>
+        <w:rPr>
+          <w:rFonts w:cstheme="minorHAnsi"/>
+          <w:sz w:val="24"/>
+          <w:szCs w:val="24"/>
+        </w:rPr>
+        <w:t>dtype</w:t>
+      </w:r>
+      <w:proofErr w:type="spellEnd"/>
     </w:p>
     <w:p>
       <w:pPr>
@@ -11352,21 +12855,49 @@
           <w:szCs w:val="24"/>
         </w:rPr>
       </w:pPr>
-      <w:r>
-        <w:rPr>
-          <w:rFonts w:cstheme="minorHAnsi"/>
-          <w:sz w:val="24"/>
-          <w:szCs w:val="24"/>
-        </w:rPr>
-        <w:t xml:space="preserve">vector_id: </w:t>
-      </w:r>
-      <w:r>
-        <w:rPr>
-          <w:rFonts w:cstheme="minorHAnsi"/>
-          <w:sz w:val="24"/>
-          <w:szCs w:val="24"/>
-        </w:rPr>
-        <w:t>exact index at which this chunk’s embedding vector is stored in FAISS</w:t>
+      <w:proofErr w:type="spellStart"/>
+      <w:r>
+        <w:rPr>
+          <w:rFonts w:cstheme="minorHAnsi"/>
+          <w:sz w:val="24"/>
+          <w:szCs w:val="24"/>
+        </w:rPr>
+        <w:t>chunk_id</w:t>
+      </w:r>
+      <w:proofErr w:type="spellEnd"/>
+      <w:r>
+        <w:rPr>
+          <w:rFonts w:cstheme="minorHAnsi"/>
+          <w:sz w:val="24"/>
+          <w:szCs w:val="24"/>
+        </w:rPr>
+        <w:t xml:space="preserve">: </w:t>
+      </w:r>
+      <w:proofErr w:type="gramStart"/>
+      <w:r>
+        <w:rPr>
+          <w:rFonts w:cstheme="minorHAnsi"/>
+          <w:sz w:val="24"/>
+          <w:szCs w:val="24"/>
+        </w:rPr>
+        <w:t>unique  integer</w:t>
+      </w:r>
+      <w:proofErr w:type="gramEnd"/>
+      <w:r>
+        <w:rPr>
+          <w:rFonts w:cstheme="minorHAnsi"/>
+          <w:sz w:val="24"/>
+          <w:szCs w:val="24"/>
+        </w:rPr>
+        <w:t xml:space="preserve"> id for each chunk</w:t>
+      </w:r>
+      <w:r>
+        <w:rPr>
+          <w:rFonts w:cstheme="minorHAnsi"/>
+          <w:sz w:val="24"/>
+          <w:szCs w:val="24"/>
+        </w:rPr>
+        <w:t>, this id will be in FAISS as well.</w:t>
       </w:r>
     </w:p>
     <w:p>
@@ -11382,13 +12913,23 @@
           <w:szCs w:val="24"/>
         </w:rPr>
       </w:pPr>
-      <w:r>
-        <w:rPr>
-          <w:rFonts w:cstheme="minorHAnsi"/>
-          <w:sz w:val="24"/>
-          <w:szCs w:val="24"/>
-        </w:rPr>
-        <w:t>chunk_id: unique  integer id for each chunk</w:t>
+      <w:proofErr w:type="spellStart"/>
+      <w:r>
+        <w:rPr>
+          <w:rFonts w:cstheme="minorHAnsi"/>
+          <w:sz w:val="24"/>
+          <w:szCs w:val="24"/>
+        </w:rPr>
+        <w:t>doc_id</w:t>
+      </w:r>
+      <w:proofErr w:type="spellEnd"/>
+      <w:r>
+        <w:rPr>
+          <w:rFonts w:cstheme="minorHAnsi"/>
+          <w:sz w:val="24"/>
+          <w:szCs w:val="24"/>
+        </w:rPr>
+        <w:t>: one chat might have multiple documents, therefore unique document id for each document</w:t>
       </w:r>
     </w:p>
     <w:p>
@@ -11404,51 +12945,23 @@
           <w:szCs w:val="24"/>
         </w:rPr>
       </w:pPr>
-      <w:r>
-        <w:rPr>
-          <w:rFonts w:cstheme="minorHAnsi"/>
-          <w:sz w:val="24"/>
-          <w:szCs w:val="24"/>
-        </w:rPr>
-        <w:t xml:space="preserve">doc_id: </w:t>
-      </w:r>
-      <w:r>
-        <w:rPr>
-          <w:rFonts w:cstheme="minorHAnsi"/>
-          <w:sz w:val="24"/>
-          <w:szCs w:val="24"/>
-        </w:rPr>
-        <w:t>one chat might have multiple documents, therefore unique document id for each document</w:t>
-      </w:r>
-    </w:p>
-    <w:p>
-      <w:pPr>
-        <w:numPr>
-          <w:ilvl w:val="1"/>
-          <w:numId w:val="32"/>
-        </w:numPr>
-        <w:jc w:val="both"/>
-        <w:rPr>
-          <w:rFonts w:cstheme="minorHAnsi"/>
-          <w:sz w:val="24"/>
-          <w:szCs w:val="24"/>
-        </w:rPr>
-      </w:pPr>
-      <w:r>
-        <w:rPr>
-          <w:rFonts w:cstheme="minorHAnsi"/>
-          <w:sz w:val="24"/>
-          <w:szCs w:val="24"/>
-        </w:rPr>
-        <w:t xml:space="preserve">session_id: </w:t>
-      </w:r>
-      <w:r>
-        <w:rPr>
-          <w:rFonts w:cstheme="minorHAnsi"/>
-          <w:sz w:val="24"/>
-          <w:szCs w:val="24"/>
-        </w:rPr>
-        <w:t>chat in which the document was uploaded</w:t>
+      <w:proofErr w:type="spellStart"/>
+      <w:r>
+        <w:rPr>
+          <w:rFonts w:cstheme="minorHAnsi"/>
+          <w:sz w:val="24"/>
+          <w:szCs w:val="24"/>
+        </w:rPr>
+        <w:t>session_id</w:t>
+      </w:r>
+      <w:proofErr w:type="spellEnd"/>
+      <w:r>
+        <w:rPr>
+          <w:rFonts w:cstheme="minorHAnsi"/>
+          <w:sz w:val="24"/>
+          <w:szCs w:val="24"/>
+        </w:rPr>
+        <w:t>: chat in which the document was uploaded</w:t>
       </w:r>
     </w:p>
     <w:p>
@@ -11496,8 +13009,36 @@
           <w:sz w:val="24"/>
           <w:szCs w:val="24"/>
         </w:rPr>
-        <w:t>FAISS search → vector_ids → SQLite filter by session_id</w:t>
-      </w:r>
+        <w:t xml:space="preserve">FAISS search → </w:t>
+      </w:r>
+      <w:proofErr w:type="spellStart"/>
+      <w:r>
+        <w:rPr>
+          <w:rFonts w:cstheme="minorHAnsi"/>
+          <w:sz w:val="24"/>
+          <w:szCs w:val="24"/>
+        </w:rPr>
+        <w:t>chunk_id</w:t>
+      </w:r>
+      <w:proofErr w:type="spellEnd"/>
+      <w:r>
+        <w:rPr>
+          <w:rFonts w:cstheme="minorHAnsi"/>
+          <w:sz w:val="24"/>
+          <w:szCs w:val="24"/>
+        </w:rPr>
+        <w:t xml:space="preserve"> → SQLite filter by </w:t>
+      </w:r>
+      <w:proofErr w:type="spellStart"/>
+      <w:r>
+        <w:rPr>
+          <w:rFonts w:cstheme="minorHAnsi"/>
+          <w:sz w:val="24"/>
+          <w:szCs w:val="24"/>
+        </w:rPr>
+        <w:t>session_id</w:t>
+      </w:r>
+      <w:proofErr w:type="spellEnd"/>
     </w:p>
     <w:p>
       <w:pPr>
@@ -12519,35 +14060,63 @@
           <w:sz w:val="24"/>
           <w:szCs w:val="24"/>
         </w:rPr>
-        <w:t>Note: after this stage, LLM will get data in following format(removing any unnecessary metadata).</w:t>
-      </w:r>
-    </w:p>
-    <w:p>
-      <w:pPr>
-        <w:jc w:val="both"/>
-        <w:rPr>
-          <w:rFonts w:cstheme="minorHAnsi"/>
-          <w:sz w:val="24"/>
-          <w:szCs w:val="24"/>
-        </w:rPr>
-      </w:pPr>
-    </w:p>
-    <w:p>
-      <w:pPr>
-        <w:jc w:val="both"/>
-        <w:rPr>
-          <w:rFonts w:cstheme="minorHAnsi"/>
-          <w:sz w:val="24"/>
-          <w:szCs w:val="24"/>
-        </w:rPr>
-      </w:pPr>
-      <w:r>
-        <w:rPr>
-          <w:rFonts w:cstheme="minorHAnsi"/>
-          <w:sz w:val="24"/>
-          <w:szCs w:val="24"/>
-        </w:rPr>
-        <w:t xml:space="preserve">Eg. </w:t>
+        <w:t xml:space="preserve">Note: after this stage, LLM will get data in following </w:t>
+      </w:r>
+      <w:proofErr w:type="gramStart"/>
+      <w:r>
+        <w:rPr>
+          <w:rFonts w:cstheme="minorHAnsi"/>
+          <w:sz w:val="24"/>
+          <w:szCs w:val="24"/>
+        </w:rPr>
+        <w:t>format(</w:t>
+      </w:r>
+      <w:proofErr w:type="gramEnd"/>
+      <w:r>
+        <w:rPr>
+          <w:rFonts w:cstheme="minorHAnsi"/>
+          <w:sz w:val="24"/>
+          <w:szCs w:val="24"/>
+        </w:rPr>
+        <w:t>removing any unnecessary metadata).</w:t>
+      </w:r>
+    </w:p>
+    <w:p>
+      <w:pPr>
+        <w:jc w:val="both"/>
+        <w:rPr>
+          <w:rFonts w:cstheme="minorHAnsi"/>
+          <w:sz w:val="24"/>
+          <w:szCs w:val="24"/>
+        </w:rPr>
+      </w:pPr>
+    </w:p>
+    <w:p>
+      <w:pPr>
+        <w:jc w:val="both"/>
+        <w:rPr>
+          <w:rFonts w:cstheme="minorHAnsi"/>
+          <w:sz w:val="24"/>
+          <w:szCs w:val="24"/>
+        </w:rPr>
+      </w:pPr>
+      <w:proofErr w:type="spellStart"/>
+      <w:r>
+        <w:rPr>
+          <w:rFonts w:cstheme="minorHAnsi"/>
+          <w:sz w:val="24"/>
+          <w:szCs w:val="24"/>
+        </w:rPr>
+        <w:t>Eg.</w:t>
+      </w:r>
+      <w:proofErr w:type="spellEnd"/>
+      <w:r>
+        <w:rPr>
+          <w:rFonts w:cstheme="minorHAnsi"/>
+          <w:sz w:val="24"/>
+          <w:szCs w:val="24"/>
+        </w:rPr>
+        <w:t xml:space="preserve"> </w:t>
       </w:r>
     </w:p>
     <w:p>
@@ -12583,7 +14152,43 @@
           <w:sz w:val="24"/>
           <w:szCs w:val="24"/>
         </w:rPr>
-        <w:t>[source: {chunk['source']} | title: {chunk['title']} | page: {chunk['page']} | similarity_score: {chunk['similarity_score']}]</w:t>
+        <w:t xml:space="preserve">[source: {chunk['source']} | title: {chunk['title']} | page: {chunk['page']} | </w:t>
+      </w:r>
+      <w:proofErr w:type="spellStart"/>
+      <w:r>
+        <w:rPr>
+          <w:rFonts w:cstheme="minorHAnsi"/>
+          <w:sz w:val="24"/>
+          <w:szCs w:val="24"/>
+        </w:rPr>
+        <w:t>similarity_score</w:t>
+      </w:r>
+      <w:proofErr w:type="spellEnd"/>
+      <w:r>
+        <w:rPr>
+          <w:rFonts w:cstheme="minorHAnsi"/>
+          <w:sz w:val="24"/>
+          <w:szCs w:val="24"/>
+        </w:rPr>
+        <w:t>: {chunk['</w:t>
+      </w:r>
+      <w:proofErr w:type="spellStart"/>
+      <w:r>
+        <w:rPr>
+          <w:rFonts w:cstheme="minorHAnsi"/>
+          <w:sz w:val="24"/>
+          <w:szCs w:val="24"/>
+        </w:rPr>
+        <w:t>similarity_score</w:t>
+      </w:r>
+      <w:proofErr w:type="spellEnd"/>
+      <w:r>
+        <w:rPr>
+          <w:rFonts w:cstheme="minorHAnsi"/>
+          <w:sz w:val="24"/>
+          <w:szCs w:val="24"/>
+        </w:rPr>
+        <w:t>']}]</w:t>
       </w:r>
     </w:p>
     <w:p>
@@ -13795,6 +15400,7 @@
         </w:rPr>
         <w:t xml:space="preserve"> </w:t>
       </w:r>
+      <w:proofErr w:type="gramStart"/>
       <w:r>
         <w:rPr>
           <w:rFonts w:cstheme="minorHAnsi"/>
@@ -13803,7 +15409,18 @@
           <w:sz w:val="24"/>
           <w:szCs w:val="24"/>
         </w:rPr>
-        <w:t>Multi-chunk synthesis is expected</w:t>
+        <w:t>Multi-chunk</w:t>
+      </w:r>
+      <w:proofErr w:type="gramEnd"/>
+      <w:r>
+        <w:rPr>
+          <w:rFonts w:cstheme="minorHAnsi"/>
+          <w:b/>
+          <w:bCs/>
+          <w:sz w:val="24"/>
+          <w:szCs w:val="24"/>
+        </w:rPr>
+        <w:t xml:space="preserve"> synthesis is expected</w:t>
       </w:r>
     </w:p>
     <w:p>
@@ -13923,7 +15540,25 @@
           <w:sz w:val="24"/>
           <w:szCs w:val="24"/>
         </w:rPr>
-        <w:t>“according to”</w:t>
+        <w:t>“</w:t>
+      </w:r>
+      <w:proofErr w:type="gramStart"/>
+      <w:r>
+        <w:rPr>
+          <w:rFonts w:cstheme="minorHAnsi"/>
+          <w:sz w:val="24"/>
+          <w:szCs w:val="24"/>
+        </w:rPr>
+        <w:t>according</w:t>
+      </w:r>
+      <w:proofErr w:type="gramEnd"/>
+      <w:r>
+        <w:rPr>
+          <w:rFonts w:cstheme="minorHAnsi"/>
+          <w:sz w:val="24"/>
+          <w:szCs w:val="24"/>
+        </w:rPr>
+        <w:t xml:space="preserve"> to”</w:t>
       </w:r>
     </w:p>
     <w:p>
@@ -13945,7 +15580,25 @@
           <w:sz w:val="24"/>
           <w:szCs w:val="24"/>
         </w:rPr>
-        <w:t>“does it say”</w:t>
+        <w:t>“</w:t>
+      </w:r>
+      <w:proofErr w:type="gramStart"/>
+      <w:r>
+        <w:rPr>
+          <w:rFonts w:cstheme="minorHAnsi"/>
+          <w:sz w:val="24"/>
+          <w:szCs w:val="24"/>
+        </w:rPr>
+        <w:t>does</w:t>
+      </w:r>
+      <w:proofErr w:type="gramEnd"/>
+      <w:r>
+        <w:rPr>
+          <w:rFonts w:cstheme="minorHAnsi"/>
+          <w:sz w:val="24"/>
+          <w:szCs w:val="24"/>
+        </w:rPr>
+        <w:t xml:space="preserve"> it say”</w:t>
       </w:r>
     </w:p>
     <w:p>
@@ -15224,7 +16877,25 @@
                 <w:sz w:val="24"/>
                 <w:szCs w:val="24"/>
               </w:rPr>
-              <w:t xml:space="preserve">Phi3:mini </w:t>
+              <w:t>Phi</w:t>
+            </w:r>
+            <w:proofErr w:type="gramStart"/>
+            <w:r>
+              <w:rPr>
+                <w:rFonts w:cstheme="minorHAnsi"/>
+                <w:sz w:val="24"/>
+                <w:szCs w:val="24"/>
+              </w:rPr>
+              <w:t>3:mini</w:t>
+            </w:r>
+            <w:proofErr w:type="gramEnd"/>
+            <w:r>
+              <w:rPr>
+                <w:rFonts w:cstheme="minorHAnsi"/>
+                <w:sz w:val="24"/>
+                <w:szCs w:val="24"/>
+              </w:rPr>
+              <w:t xml:space="preserve"> </w:t>
             </w:r>
           </w:p>
         </w:tc>
@@ -15746,7 +17417,25 @@
           <w:sz w:val="24"/>
           <w:szCs w:val="24"/>
         </w:rPr>
-        <w:t>For RAG ideally 0.0-0.2 : to get hallucination free response</w:t>
+        <w:t>For RAG ideally 0.0-0.</w:t>
+      </w:r>
+      <w:proofErr w:type="gramStart"/>
+      <w:r>
+        <w:rPr>
+          <w:rFonts w:cstheme="minorHAnsi"/>
+          <w:sz w:val="24"/>
+          <w:szCs w:val="24"/>
+        </w:rPr>
+        <w:t>2 :</w:t>
+      </w:r>
+      <w:proofErr w:type="gramEnd"/>
+      <w:r>
+        <w:rPr>
+          <w:rFonts w:cstheme="minorHAnsi"/>
+          <w:sz w:val="24"/>
+          <w:szCs w:val="24"/>
+        </w:rPr>
+        <w:t xml:space="preserve"> to get hallucination free response</w:t>
       </w:r>
     </w:p>
     <w:p>
@@ -15958,6 +17647,7 @@
         </w:rPr>
         <w:t xml:space="preserve">3) </w:t>
       </w:r>
+      <w:proofErr w:type="spellStart"/>
       <w:r>
         <w:rPr>
           <w:rFonts w:cstheme="minorHAnsi"/>
@@ -15966,7 +17656,18 @@
           <w:sz w:val="24"/>
           <w:szCs w:val="24"/>
         </w:rPr>
-        <w:t xml:space="preserve">max_tokens — </w:t>
+        <w:t>max_tokens</w:t>
+      </w:r>
+      <w:proofErr w:type="spellEnd"/>
+      <w:r>
+        <w:rPr>
+          <w:rFonts w:cstheme="minorHAnsi"/>
+          <w:b/>
+          <w:bCs/>
+          <w:sz w:val="24"/>
+          <w:szCs w:val="24"/>
+        </w:rPr>
+        <w:t xml:space="preserve"> — </w:t>
       </w:r>
       <w:r>
         <w:rPr>
@@ -16118,6 +17819,7 @@
         </w:rPr>
         <w:t xml:space="preserve">4) </w:t>
       </w:r>
+      <w:proofErr w:type="spellStart"/>
       <w:r>
         <w:rPr>
           <w:rFonts w:cstheme="minorHAnsi"/>
@@ -16128,6 +17830,7 @@
         </w:rPr>
         <w:t>top_p</w:t>
       </w:r>
+      <w:proofErr w:type="spellEnd"/>
       <w:r>
         <w:rPr>
           <w:rFonts w:cstheme="minorHAnsi"/>
@@ -16184,13 +17887,23 @@
           <w:szCs w:val="24"/>
         </w:rPr>
       </w:pPr>
-      <w:r>
-        <w:rPr>
-          <w:rFonts w:cstheme="minorHAnsi"/>
-          <w:sz w:val="24"/>
-          <w:szCs w:val="24"/>
-        </w:rPr>
-        <w:t>top_p tells the model:</w:t>
+      <w:proofErr w:type="spellStart"/>
+      <w:r>
+        <w:rPr>
+          <w:rFonts w:cstheme="minorHAnsi"/>
+          <w:sz w:val="24"/>
+          <w:szCs w:val="24"/>
+        </w:rPr>
+        <w:t>top_p</w:t>
+      </w:r>
+      <w:proofErr w:type="spellEnd"/>
+      <w:r>
+        <w:rPr>
+          <w:rFonts w:cstheme="minorHAnsi"/>
+          <w:sz w:val="24"/>
+          <w:szCs w:val="24"/>
+        </w:rPr>
+        <w:t xml:space="preserve"> tells the model:</w:t>
       </w:r>
     </w:p>
     <w:p>
@@ -16299,25 +18012,97 @@
           <w:sz w:val="24"/>
           <w:szCs w:val="24"/>
         </w:rPr>
-        <w:t>If top_p &gt;= 0.9 : all those words whose probability adds up to 0.9+ are considered. Many words who can add up to 0.9 therefore vast pool of choices for next tokens.</w:t>
-      </w:r>
-    </w:p>
-    <w:p>
-      <w:pPr>
-        <w:jc w:val="both"/>
-        <w:rPr>
-          <w:rFonts w:cstheme="minorHAnsi"/>
-          <w:sz w:val="24"/>
-          <w:szCs w:val="24"/>
-        </w:rPr>
-      </w:pPr>
-      <w:r>
-        <w:rPr>
-          <w:rFonts w:cstheme="minorHAnsi"/>
-          <w:sz w:val="24"/>
-          <w:szCs w:val="24"/>
-        </w:rPr>
-        <w:t>If top_p &gt;= 0.1 : all those words whose probability adds up to 0.1+ are considered. Very less words who can add up to 0.1 therefore limited choice of words.</w:t>
+        <w:t xml:space="preserve">If </w:t>
+      </w:r>
+      <w:proofErr w:type="spellStart"/>
+      <w:r>
+        <w:rPr>
+          <w:rFonts w:cstheme="minorHAnsi"/>
+          <w:sz w:val="24"/>
+          <w:szCs w:val="24"/>
+        </w:rPr>
+        <w:t>top_p</w:t>
+      </w:r>
+      <w:proofErr w:type="spellEnd"/>
+      <w:r>
+        <w:rPr>
+          <w:rFonts w:cstheme="minorHAnsi"/>
+          <w:sz w:val="24"/>
+          <w:szCs w:val="24"/>
+        </w:rPr>
+        <w:t xml:space="preserve"> &gt;= </w:t>
+      </w:r>
+      <w:proofErr w:type="gramStart"/>
+      <w:r>
+        <w:rPr>
+          <w:rFonts w:cstheme="minorHAnsi"/>
+          <w:sz w:val="24"/>
+          <w:szCs w:val="24"/>
+        </w:rPr>
+        <w:t>0.9 :</w:t>
+      </w:r>
+      <w:proofErr w:type="gramEnd"/>
+      <w:r>
+        <w:rPr>
+          <w:rFonts w:cstheme="minorHAnsi"/>
+          <w:sz w:val="24"/>
+          <w:szCs w:val="24"/>
+        </w:rPr>
+        <w:t xml:space="preserve"> all those words whose probability adds up to 0.9+ are considered. Many words who can add up to 0.9 therefore vast pool of choices for next tokens.</w:t>
+      </w:r>
+    </w:p>
+    <w:p>
+      <w:pPr>
+        <w:jc w:val="both"/>
+        <w:rPr>
+          <w:rFonts w:cstheme="minorHAnsi"/>
+          <w:sz w:val="24"/>
+          <w:szCs w:val="24"/>
+        </w:rPr>
+      </w:pPr>
+      <w:r>
+        <w:rPr>
+          <w:rFonts w:cstheme="minorHAnsi"/>
+          <w:sz w:val="24"/>
+          <w:szCs w:val="24"/>
+        </w:rPr>
+        <w:t xml:space="preserve">If </w:t>
+      </w:r>
+      <w:proofErr w:type="spellStart"/>
+      <w:r>
+        <w:rPr>
+          <w:rFonts w:cstheme="minorHAnsi"/>
+          <w:sz w:val="24"/>
+          <w:szCs w:val="24"/>
+        </w:rPr>
+        <w:t>top_p</w:t>
+      </w:r>
+      <w:proofErr w:type="spellEnd"/>
+      <w:r>
+        <w:rPr>
+          <w:rFonts w:cstheme="minorHAnsi"/>
+          <w:sz w:val="24"/>
+          <w:szCs w:val="24"/>
+        </w:rPr>
+        <w:t xml:space="preserve"> &gt;= </w:t>
+      </w:r>
+      <w:proofErr w:type="gramStart"/>
+      <w:r>
+        <w:rPr>
+          <w:rFonts w:cstheme="minorHAnsi"/>
+          <w:sz w:val="24"/>
+          <w:szCs w:val="24"/>
+        </w:rPr>
+        <w:t>0.1 :</w:t>
+      </w:r>
+      <w:proofErr w:type="gramEnd"/>
+      <w:r>
+        <w:rPr>
+          <w:rFonts w:cstheme="minorHAnsi"/>
+          <w:sz w:val="24"/>
+          <w:szCs w:val="24"/>
+        </w:rPr>
+        <w:t xml:space="preserve"> all those words whose probability adds up to 0.1+ are considered. Very less words who can add up to 0.1 therefore limited choice of words.</w:t>
       </w:r>
     </w:p>
     <w:p>
@@ -16398,6 +18183,7 @@
                 <w:szCs w:val="24"/>
               </w:rPr>
             </w:pPr>
+            <w:proofErr w:type="spellStart"/>
             <w:r>
               <w:rPr>
                 <w:rFonts w:cstheme="minorHAnsi"/>
@@ -16406,7 +18192,18 @@
                 <w:sz w:val="24"/>
                 <w:szCs w:val="24"/>
               </w:rPr>
-              <w:t>top_p value</w:t>
+              <w:t>top_p</w:t>
+            </w:r>
+            <w:proofErr w:type="spellEnd"/>
+            <w:r>
+              <w:rPr>
+                <w:rFonts w:cstheme="minorHAnsi"/>
+                <w:b/>
+                <w:bCs/>
+                <w:sz w:val="24"/>
+                <w:szCs w:val="24"/>
+              </w:rPr>
+              <w:t xml:space="preserve"> value</w:t>
             </w:r>
           </w:p>
         </w:tc>
@@ -16427,6 +18224,7 @@
                 <w:szCs w:val="24"/>
               </w:rPr>
             </w:pPr>
+            <w:proofErr w:type="spellStart"/>
             <w:r>
               <w:rPr>
                 <w:rFonts w:cstheme="minorHAnsi"/>
@@ -16437,6 +18235,7 @@
               </w:rPr>
               <w:t>Behavior</w:t>
             </w:r>
+            <w:proofErr w:type="spellEnd"/>
           </w:p>
         </w:tc>
       </w:tr>
@@ -17181,8 +18980,20 @@
                 <w:sz w:val="24"/>
                 <w:szCs w:val="24"/>
               </w:rPr>
-              <w:t>Prompt Behavior</w:t>
+              <w:t xml:space="preserve">Prompt </w:t>
             </w:r>
+            <w:proofErr w:type="spellStart"/>
+            <w:r>
+              <w:rPr>
+                <w:rFonts w:cstheme="minorHAnsi"/>
+                <w:b/>
+                <w:bCs/>
+                <w:sz w:val="24"/>
+                <w:szCs w:val="24"/>
+              </w:rPr>
+              <w:t>Behavior</w:t>
+            </w:r>
+            <w:proofErr w:type="spellEnd"/>
           </w:p>
         </w:tc>
       </w:tr>
@@ -17447,6 +19258,7 @@
         <w:pStyle w:val="NormalWeb"/>
         <w:ind w:left="360"/>
       </w:pPr>
+      <w:proofErr w:type="gramStart"/>
       <w:r>
         <w:rPr>
           <w:rFonts w:hAnsi="Symbol"/>
@@ -17454,7 +19266,11 @@
         <w:t></w:t>
       </w:r>
       <w:r>
-        <w:t xml:space="preserve">  “it”, “this”, “why”, “how” → refer to previous </w:t>
+        <w:t xml:space="preserve">  “</w:t>
+      </w:r>
+      <w:proofErr w:type="gramEnd"/>
+      <w:r>
+        <w:t xml:space="preserve">it”, “this”, “why”, “how” → refer to previous </w:t>
       </w:r>
       <w:r>
         <w:rPr>
@@ -17469,6 +19285,7 @@
         <w:pStyle w:val="NormalWeb"/>
         <w:ind w:left="360"/>
       </w:pPr>
+      <w:proofErr w:type="gramStart"/>
       <w:r>
         <w:rPr>
           <w:rFonts w:hAnsi="Symbol"/>
@@ -17476,7 +19293,11 @@
         <w:t></w:t>
       </w:r>
       <w:r>
-        <w:t xml:space="preserve">  NOT previous </w:t>
+        <w:t xml:space="preserve">  NOT</w:t>
+      </w:r>
+      <w:proofErr w:type="gramEnd"/>
+      <w:r>
+        <w:t xml:space="preserve"> previous </w:t>
       </w:r>
       <w:r>
         <w:rPr>
@@ -17491,6 +19312,7 @@
         <w:pStyle w:val="NormalWeb"/>
         <w:ind w:left="360"/>
       </w:pPr>
+      <w:proofErr w:type="gramStart"/>
       <w:r>
         <w:rPr>
           <w:rFonts w:hAnsi="Symbol"/>
@@ -17498,7 +19320,11 @@
         <w:t></w:t>
       </w:r>
       <w:r>
-        <w:t xml:space="preserve">  NOT retrieved chunks</w:t>
+        <w:t xml:space="preserve">  NOT</w:t>
+      </w:r>
+      <w:proofErr w:type="gramEnd"/>
+      <w:r>
+        <w:t xml:space="preserve"> retrieved chunks</w:t>
       </w:r>
     </w:p>
     <w:p>
@@ -17506,6 +19332,7 @@
         <w:pStyle w:val="NormalWeb"/>
         <w:ind w:left="360"/>
       </w:pPr>
+      <w:proofErr w:type="gramStart"/>
       <w:r>
         <w:rPr>
           <w:rFonts w:hAnsi="Symbol"/>
@@ -17513,7 +19340,11 @@
         <w:t></w:t>
       </w:r>
       <w:r>
-        <w:t xml:space="preserve">  NOT inferred meaning</w:t>
+        <w:t xml:space="preserve">  NOT</w:t>
+      </w:r>
+      <w:proofErr w:type="gramEnd"/>
+      <w:r>
+        <w:t xml:space="preserve"> inferred meaning</w:t>
       </w:r>
     </w:p>
     <w:p>
@@ -17530,9 +19361,11 @@
         <w:pStyle w:val="NormalWeb"/>
         <w:ind w:left="360"/>
       </w:pPr>
+      <w:proofErr w:type="spellStart"/>
       <w:r>
         <w:t>Eg.</w:t>
       </w:r>
+      <w:proofErr w:type="spellEnd"/>
     </w:p>
     <w:p>
       <w:pPr>
@@ -17603,7 +19436,10 @@
         </w:numPr>
       </w:pPr>
       <w:r>
-        <w:t>Store {Qₙ, Aₙ, mode}</w:t>
+        <w:t>Store {Qₙ, Aₙ}</w:t>
+      </w:r>
+      <w:r>
+        <w:t xml:space="preserve"> in SQLite with session id.</w:t>
       </w:r>
     </w:p>
     <w:p>
@@ -17631,14 +19467,30 @@
           <w:b/>
           <w:bCs/>
         </w:rPr>
-        <w:t>Rewrite Qₙ₊₁ using LLM + chat history</w:t>
-      </w:r>
+        <w:t xml:space="preserve">Rewrite Qₙ₊₁ using LLM + chat </w:t>
+      </w:r>
+      <w:proofErr w:type="gramStart"/>
       <w:r>
         <w:rPr>
           <w:b/>
           <w:bCs/>
         </w:rPr>
-        <w:t>(contains all session’s history)</w:t>
+        <w:t>history</w:t>
+      </w:r>
+      <w:r>
+        <w:rPr>
+          <w:b/>
+          <w:bCs/>
+        </w:rPr>
+        <w:t>(</w:t>
+      </w:r>
+      <w:proofErr w:type="gramEnd"/>
+      <w:r>
+        <w:rPr>
+          <w:b/>
+          <w:bCs/>
+        </w:rPr>
+        <w:t>contains all session’s history)</w:t>
       </w:r>
     </w:p>
     <w:p>
@@ -17683,7 +19535,15 @@
         <w:ind w:left="360"/>
       </w:pPr>
       <w:r>
-        <w:t>This chat history will be erased only program is closed. The data is not persisted. Hence use SQLAlchemy for storing persistent data:</w:t>
+        <w:t xml:space="preserve">This chat history will be erased only program is closed. The data is not persisted. Hence use </w:t>
+      </w:r>
+      <w:proofErr w:type="spellStart"/>
+      <w:r>
+        <w:t>SQLAlchemy</w:t>
+      </w:r>
+      <w:proofErr w:type="spellEnd"/>
+      <w:r>
+        <w:t xml:space="preserve"> for storing persistent data:</w:t>
       </w:r>
     </w:p>
     <w:p>
@@ -17797,7 +19657,15 @@
         <w:t>File-based storage</w:t>
       </w:r>
       <w:r>
-        <w:t xml:space="preserve"> (.db file)</w:t>
+        <w:t xml:space="preserve"> (.</w:t>
+      </w:r>
+      <w:proofErr w:type="spellStart"/>
+      <w:r>
+        <w:t>db</w:t>
+      </w:r>
+      <w:proofErr w:type="spellEnd"/>
+      <w:r>
+        <w:t xml:space="preserve"> file)</w:t>
       </w:r>
     </w:p>
     <w:p>
@@ -17968,8 +19836,13 @@
         <w:pStyle w:val="NormalWeb"/>
         <w:ind w:left="360"/>
       </w:pPr>
-      <w:r>
-        <w:t>SQLAlchemy is an ORM.</w:t>
+      <w:proofErr w:type="spellStart"/>
+      <w:r>
+        <w:t>SQLAlchemy</w:t>
+      </w:r>
+      <w:proofErr w:type="spellEnd"/>
+      <w:r>
+        <w:t xml:space="preserve"> is an ORM.</w:t>
       </w:r>
     </w:p>
     <w:p>
@@ -18038,7 +19911,15 @@
         <w:ind w:left="360"/>
       </w:pPr>
       <w:r>
-        <w:t>class Message(Base):</w:t>
+        <w:t xml:space="preserve">class </w:t>
+      </w:r>
+      <w:proofErr w:type="gramStart"/>
+      <w:r>
+        <w:t>Message(</w:t>
+      </w:r>
+      <w:proofErr w:type="gramEnd"/>
+      <w:r>
+        <w:t>Base):</w:t>
       </w:r>
     </w:p>
     <w:p>
@@ -18047,7 +19928,23 @@
         <w:ind w:left="360"/>
       </w:pPr>
       <w:r>
-        <w:t>    __tablename__ = "messages_table"</w:t>
+        <w:t>    __</w:t>
+      </w:r>
+      <w:proofErr w:type="spellStart"/>
+      <w:r>
+        <w:t>tablename</w:t>
+      </w:r>
+      <w:proofErr w:type="spellEnd"/>
+      <w:r>
+        <w:t>__ = "</w:t>
+      </w:r>
+      <w:proofErr w:type="spellStart"/>
+      <w:r>
+        <w:t>messages_table</w:t>
+      </w:r>
+      <w:proofErr w:type="spellEnd"/>
+      <w:r>
+        <w:t>"</w:t>
       </w:r>
     </w:p>
     <w:p>
@@ -18056,7 +19953,23 @@
         <w:ind w:left="360"/>
       </w:pPr>
       <w:r>
-        <w:t>    id = Column(Integer, primary_key=True) # unique message id</w:t>
+        <w:t xml:space="preserve">    id = </w:t>
+      </w:r>
+      <w:proofErr w:type="gramStart"/>
+      <w:r>
+        <w:t>Column(</w:t>
+      </w:r>
+      <w:proofErr w:type="gramEnd"/>
+      <w:r>
+        <w:t xml:space="preserve">Integer, </w:t>
+      </w:r>
+      <w:proofErr w:type="spellStart"/>
+      <w:r>
+        <w:t>primary_key</w:t>
+      </w:r>
+      <w:proofErr w:type="spellEnd"/>
+      <w:r>
+        <w:t>=True) # unique message id</w:t>
       </w:r>
     </w:p>
     <w:p>
@@ -18065,7 +19978,52 @@
         <w:ind w:left="360"/>
       </w:pPr>
       <w:r>
-        <w:t>    session_id = Column(Integer, ForeignKey("sessions_table.id"), nullable=False)  # Each message belongs to one session, messages.session_id points to sessions.id</w:t>
+        <w:t xml:space="preserve">    </w:t>
+      </w:r>
+      <w:proofErr w:type="spellStart"/>
+      <w:r>
+        <w:t>session_id</w:t>
+      </w:r>
+      <w:proofErr w:type="spellEnd"/>
+      <w:r>
+        <w:t xml:space="preserve"> = </w:t>
+      </w:r>
+      <w:proofErr w:type="gramStart"/>
+      <w:r>
+        <w:t>Column(</w:t>
+      </w:r>
+      <w:proofErr w:type="gramEnd"/>
+      <w:r>
+        <w:t xml:space="preserve">Integer, </w:t>
+      </w:r>
+      <w:proofErr w:type="spellStart"/>
+      <w:r>
+        <w:t>ForeignKey</w:t>
+      </w:r>
+      <w:proofErr w:type="spellEnd"/>
+      <w:r>
+        <w:t>("sessions_table.id"), nullable=</w:t>
+      </w:r>
+      <w:proofErr w:type="gramStart"/>
+      <w:r>
+        <w:t>False)  #</w:t>
+      </w:r>
+      <w:proofErr w:type="gramEnd"/>
+      <w:r>
+        <w:t xml:space="preserve"> Each message belongs to one session, </w:t>
+      </w:r>
+      <w:proofErr w:type="spellStart"/>
+      <w:proofErr w:type="gramStart"/>
+      <w:r>
+        <w:t>messages.session</w:t>
+      </w:r>
+      <w:proofErr w:type="gramEnd"/>
+      <w:r>
+        <w:t>_id</w:t>
+      </w:r>
+      <w:proofErr w:type="spellEnd"/>
+      <w:r>
+        <w:t xml:space="preserve"> points to sessions.id</w:t>
       </w:r>
     </w:p>
     <w:p>
@@ -18074,7 +20032,23 @@
         <w:ind w:left="360"/>
       </w:pPr>
       <w:r>
-        <w:t>    role = Column(String, nullable=False)  # role would be either "user" or "AI"</w:t>
+        <w:t xml:space="preserve">    role = </w:t>
+      </w:r>
+      <w:proofErr w:type="gramStart"/>
+      <w:r>
+        <w:t>Column(</w:t>
+      </w:r>
+      <w:proofErr w:type="gramEnd"/>
+      <w:r>
+        <w:t>String, nullable=</w:t>
+      </w:r>
+      <w:proofErr w:type="gramStart"/>
+      <w:r>
+        <w:t>False)  #</w:t>
+      </w:r>
+      <w:proofErr w:type="gramEnd"/>
+      <w:r>
+        <w:t xml:space="preserve"> role would be either "user" or "AI"</w:t>
       </w:r>
     </w:p>
     <w:p>
@@ -18083,7 +20057,23 @@
         <w:ind w:left="360"/>
       </w:pPr>
       <w:r>
-        <w:t>    content = Column(Text, nullable=False)  # this column stores actual message</w:t>
+        <w:t xml:space="preserve">    content = </w:t>
+      </w:r>
+      <w:proofErr w:type="gramStart"/>
+      <w:r>
+        <w:t>Column(</w:t>
+      </w:r>
+      <w:proofErr w:type="gramEnd"/>
+      <w:r>
+        <w:t>Text, nullable=</w:t>
+      </w:r>
+      <w:proofErr w:type="gramStart"/>
+      <w:r>
+        <w:t>False)  #</w:t>
+      </w:r>
+      <w:proofErr w:type="gramEnd"/>
+      <w:r>
+        <w:t xml:space="preserve"> this column stores actual message</w:t>
       </w:r>
     </w:p>
     <w:p>
@@ -18092,7 +20082,31 @@
         <w:ind w:left="360"/>
       </w:pPr>
       <w:r>
-        <w:t>    session = relationship("Session", back_populates="messages") # access to session table through messages. allows Message.session and returns Session object</w:t>
+        <w:t xml:space="preserve">    session = </w:t>
+      </w:r>
+      <w:proofErr w:type="gramStart"/>
+      <w:r>
+        <w:t>relationship(</w:t>
+      </w:r>
+      <w:proofErr w:type="gramEnd"/>
+      <w:r>
+        <w:t xml:space="preserve">"Session", </w:t>
+      </w:r>
+      <w:proofErr w:type="spellStart"/>
+      <w:r>
+        <w:t>back_populates</w:t>
+      </w:r>
+      <w:proofErr w:type="spellEnd"/>
+      <w:r>
+        <w:t xml:space="preserve">="messages") # access to session table through messages. allows </w:t>
+      </w:r>
+      <w:proofErr w:type="spellStart"/>
+      <w:r>
+        <w:t>Message.session</w:t>
+      </w:r>
+      <w:proofErr w:type="spellEnd"/>
+      <w:r>
+        <w:t xml:space="preserve"> and returns Session object</w:t>
       </w:r>
     </w:p>
     <w:p>
@@ -18299,8 +20313,13 @@
         </w:numPr>
       </w:pPr>
       <w:r>
-        <w:t>Save original user query to db</w:t>
-      </w:r>
+        <w:t xml:space="preserve">Save original user query to </w:t>
+      </w:r>
+      <w:proofErr w:type="spellStart"/>
+      <w:r>
+        <w:t>db</w:t>
+      </w:r>
+      <w:proofErr w:type="spellEnd"/>
     </w:p>
     <w:p>
       <w:pPr>
@@ -18575,13 +20594,23 @@
           <w:szCs w:val="24"/>
         </w:rPr>
       </w:pPr>
-      <w:r>
-        <w:rPr>
-          <w:rFonts w:cstheme="minorHAnsi"/>
-          <w:sz w:val="24"/>
-          <w:szCs w:val="24"/>
-        </w:rPr>
-        <w:t>chat_history = []</w:t>
+      <w:proofErr w:type="spellStart"/>
+      <w:r>
+        <w:rPr>
+          <w:rFonts w:cstheme="minorHAnsi"/>
+          <w:sz w:val="24"/>
+          <w:szCs w:val="24"/>
+        </w:rPr>
+        <w:t>chat_history</w:t>
+      </w:r>
+      <w:proofErr w:type="spellEnd"/>
+      <w:r>
+        <w:rPr>
+          <w:rFonts w:cstheme="minorHAnsi"/>
+          <w:sz w:val="24"/>
+          <w:szCs w:val="24"/>
+        </w:rPr>
+        <w:t xml:space="preserve"> = []</w:t>
       </w:r>
     </w:p>
     <w:p>
@@ -18941,6 +20970,7 @@
                 <w:szCs w:val="24"/>
               </w:rPr>
             </w:pPr>
+            <w:proofErr w:type="spellStart"/>
             <w:r>
               <w:rPr>
                 <w:rFonts w:cstheme="minorHAnsi"/>
@@ -18949,6 +20979,7 @@
               </w:rPr>
               <w:t>Session_id</w:t>
             </w:r>
+            <w:proofErr w:type="spellEnd"/>
           </w:p>
         </w:tc>
         <w:tc>
@@ -18964,6 +20995,7 @@
                 <w:szCs w:val="24"/>
               </w:rPr>
             </w:pPr>
+            <w:proofErr w:type="spellStart"/>
             <w:r>
               <w:rPr>
                 <w:rFonts w:cstheme="minorHAnsi"/>
@@ -18972,6 +21004,7 @@
               </w:rPr>
               <w:t>session_title</w:t>
             </w:r>
+            <w:proofErr w:type="spellEnd"/>
           </w:p>
         </w:tc>
         <w:tc>
@@ -18987,6 +21020,7 @@
                 <w:szCs w:val="24"/>
               </w:rPr>
             </w:pPr>
+            <w:proofErr w:type="spellStart"/>
             <w:r>
               <w:rPr>
                 <w:rFonts w:cstheme="minorHAnsi"/>
@@ -18995,6 +21029,7 @@
               </w:rPr>
               <w:t>created_time</w:t>
             </w:r>
+            <w:proofErr w:type="spellEnd"/>
           </w:p>
         </w:tc>
         <w:tc>
@@ -19010,6 +21045,7 @@
                 <w:szCs w:val="24"/>
               </w:rPr>
             </w:pPr>
+            <w:proofErr w:type="spellStart"/>
             <w:r>
               <w:rPr>
                 <w:rFonts w:cstheme="minorHAnsi"/>
@@ -19018,6 +21054,7 @@
               </w:rPr>
               <w:t>last_updated_time</w:t>
             </w:r>
+            <w:proofErr w:type="spellEnd"/>
           </w:p>
         </w:tc>
       </w:tr>
@@ -19100,6 +21137,7 @@
                 <w:szCs w:val="24"/>
               </w:rPr>
             </w:pPr>
+            <w:proofErr w:type="spellStart"/>
             <w:r>
               <w:rPr>
                 <w:rFonts w:cstheme="minorHAnsi"/>
@@ -19108,6 +21146,7 @@
               </w:rPr>
               <w:t>Session_id</w:t>
             </w:r>
+            <w:proofErr w:type="spellEnd"/>
           </w:p>
         </w:tc>
         <w:tc>
@@ -19169,6 +21208,7 @@
                 <w:szCs w:val="24"/>
               </w:rPr>
             </w:pPr>
+            <w:proofErr w:type="spellStart"/>
             <w:r>
               <w:rPr>
                 <w:rFonts w:cstheme="minorHAnsi"/>
@@ -19177,6 +21217,7 @@
               </w:rPr>
               <w:t>created_at</w:t>
             </w:r>
+            <w:proofErr w:type="spellEnd"/>
           </w:p>
         </w:tc>
       </w:tr>
@@ -19234,22 +21275,16 @@
                 <w:szCs w:val="24"/>
               </w:rPr>
             </w:pPr>
+            <w:proofErr w:type="spellStart"/>
             <w:r>
               <w:rPr>
                 <w:rFonts w:cstheme="minorHAnsi"/>
                 <w:sz w:val="24"/>
                 <w:szCs w:val="24"/>
               </w:rPr>
-              <w:t>Doc_</w:t>
+              <w:t>Doc_id</w:t>
             </w:r>
-            <w:r>
-              <w:rPr>
-                <w:rFonts w:cstheme="minorHAnsi"/>
-                <w:sz w:val="24"/>
-                <w:szCs w:val="24"/>
-              </w:rPr>
-              <w:t>id</w:t>
-            </w:r>
+            <w:proofErr w:type="spellEnd"/>
           </w:p>
         </w:tc>
         <w:tc>
@@ -19265,6 +21300,7 @@
                 <w:szCs w:val="24"/>
               </w:rPr>
             </w:pPr>
+            <w:proofErr w:type="spellStart"/>
             <w:r>
               <w:rPr>
                 <w:rFonts w:cstheme="minorHAnsi"/>
@@ -19273,6 +21309,7 @@
               </w:rPr>
               <w:t>Session_id</w:t>
             </w:r>
+            <w:proofErr w:type="spellEnd"/>
           </w:p>
         </w:tc>
         <w:tc>
@@ -19389,6 +21426,7 @@
                 <w:szCs w:val="24"/>
               </w:rPr>
             </w:pPr>
+            <w:proofErr w:type="spellStart"/>
             <w:r>
               <w:rPr>
                 <w:rFonts w:cstheme="minorHAnsi"/>
@@ -19397,6 +21435,7 @@
               </w:rPr>
               <w:t>Session_id</w:t>
             </w:r>
+            <w:proofErr w:type="spellEnd"/>
           </w:p>
         </w:tc>
         <w:tc>
@@ -19412,6 +21451,7 @@
                 <w:szCs w:val="24"/>
               </w:rPr>
             </w:pPr>
+            <w:proofErr w:type="spellStart"/>
             <w:r>
               <w:rPr>
                 <w:rFonts w:cstheme="minorHAnsi"/>
@@ -19420,6 +21460,7 @@
               </w:rPr>
               <w:t>document_id</w:t>
             </w:r>
+            <w:proofErr w:type="spellEnd"/>
           </w:p>
         </w:tc>
         <w:tc>
@@ -19435,6 +21476,7 @@
                 <w:szCs w:val="24"/>
               </w:rPr>
             </w:pPr>
+            <w:proofErr w:type="spellStart"/>
             <w:r>
               <w:rPr>
                 <w:rFonts w:cstheme="minorHAnsi"/>
@@ -19443,6 +21485,7 @@
               </w:rPr>
               <w:t>vector_id</w:t>
             </w:r>
+            <w:proofErr w:type="spellEnd"/>
           </w:p>
         </w:tc>
         <w:tc>
@@ -19458,6 +21501,7 @@
                 <w:szCs w:val="24"/>
               </w:rPr>
             </w:pPr>
+            <w:proofErr w:type="spellStart"/>
             <w:r>
               <w:rPr>
                 <w:rFonts w:cstheme="minorHAnsi"/>
@@ -19466,6 +21510,7 @@
               </w:rPr>
               <w:t>chunk_text</w:t>
             </w:r>
+            <w:proofErr w:type="spellEnd"/>
           </w:p>
         </w:tc>
         <w:tc>
@@ -19481,6 +21526,7 @@
                 <w:szCs w:val="24"/>
               </w:rPr>
             </w:pPr>
+            <w:proofErr w:type="spellStart"/>
             <w:r>
               <w:rPr>
                 <w:rFonts w:cstheme="minorHAnsi"/>
@@ -19489,6 +21535,7 @@
               </w:rPr>
               <w:t>doc_title</w:t>
             </w:r>
+            <w:proofErr w:type="spellEnd"/>
           </w:p>
           <w:p>
             <w:pPr>
@@ -19514,6 +21561,7 @@
                 <w:szCs w:val="24"/>
               </w:rPr>
             </w:pPr>
+            <w:proofErr w:type="spellStart"/>
             <w:r>
               <w:rPr>
                 <w:rFonts w:cstheme="minorHAnsi"/>
@@ -19522,6 +21570,7 @@
               </w:rPr>
               <w:t>doc_source</w:t>
             </w:r>
+            <w:proofErr w:type="spellEnd"/>
           </w:p>
           <w:p>
             <w:pPr>
@@ -19547,6 +21596,7 @@
                 <w:szCs w:val="24"/>
               </w:rPr>
             </w:pPr>
+            <w:proofErr w:type="spellStart"/>
             <w:r>
               <w:rPr>
                 <w:rFonts w:cstheme="minorHAnsi"/>
@@ -19555,6 +21605,7 @@
               </w:rPr>
               <w:t>page_number</w:t>
             </w:r>
+            <w:proofErr w:type="spellEnd"/>
           </w:p>
           <w:p>
             <w:pPr>
@@ -19716,7 +21767,7 @@
           <w:sz w:val="24"/>
           <w:szCs w:val="24"/>
         </w:rPr>
-        <w:t>Queryable</w:t>
+        <w:t>Query able</w:t>
       </w:r>
     </w:p>
     <w:p>
@@ -20038,8 +22089,36 @@
           <w:sz w:val="24"/>
           <w:szCs w:val="24"/>
         </w:rPr>
-        <w:t>[ last 5 exchanges ] + [ current user message ]</w:t>
-      </w:r>
+        <w:t xml:space="preserve">[ last 5 </w:t>
+      </w:r>
+      <w:proofErr w:type="gramStart"/>
+      <w:r>
+        <w:rPr>
+          <w:rFonts w:cstheme="minorHAnsi"/>
+          <w:sz w:val="24"/>
+          <w:szCs w:val="24"/>
+        </w:rPr>
+        <w:t>exchanges ]</w:t>
+      </w:r>
+      <w:proofErr w:type="gramEnd"/>
+      <w:r>
+        <w:rPr>
+          <w:rFonts w:cstheme="minorHAnsi"/>
+          <w:sz w:val="24"/>
+          <w:szCs w:val="24"/>
+        </w:rPr>
+        <w:t xml:space="preserve"> + [ current user </w:t>
+      </w:r>
+      <w:proofErr w:type="gramStart"/>
+      <w:r>
+        <w:rPr>
+          <w:rFonts w:cstheme="minorHAnsi"/>
+          <w:sz w:val="24"/>
+          <w:szCs w:val="24"/>
+        </w:rPr>
+        <w:t>message ]</w:t>
+      </w:r>
+      <w:proofErr w:type="gramEnd"/>
     </w:p>
     <w:p>
       <w:pPr>
@@ -20201,31 +22280,73 @@
           <w:szCs w:val="24"/>
         </w:rPr>
       </w:pPr>
-      <w:r>
-        <w:rPr>
-          <w:rFonts w:cstheme="minorHAnsi"/>
-          <w:sz w:val="24"/>
-          <w:szCs w:val="24"/>
-        </w:rPr>
-        <w:t>db.query(Message).delete()</w:t>
-      </w:r>
-    </w:p>
-    <w:p>
-      <w:pPr>
-        <w:jc w:val="both"/>
-        <w:rPr>
-          <w:rFonts w:cstheme="minorHAnsi"/>
-          <w:sz w:val="24"/>
-          <w:szCs w:val="24"/>
-        </w:rPr>
-      </w:pPr>
-      <w:r>
-        <w:rPr>
-          <w:rFonts w:cstheme="minorHAnsi"/>
-          <w:sz w:val="24"/>
-          <w:szCs w:val="24"/>
-        </w:rPr>
-        <w:t>db.commit()</w:t>
+      <w:proofErr w:type="spellStart"/>
+      <w:proofErr w:type="gramStart"/>
+      <w:r>
+        <w:rPr>
+          <w:rFonts w:cstheme="minorHAnsi"/>
+          <w:sz w:val="24"/>
+          <w:szCs w:val="24"/>
+        </w:rPr>
+        <w:t>db.query</w:t>
+      </w:r>
+      <w:proofErr w:type="spellEnd"/>
+      <w:proofErr w:type="gramEnd"/>
+      <w:r>
+        <w:rPr>
+          <w:rFonts w:cstheme="minorHAnsi"/>
+          <w:sz w:val="24"/>
+          <w:szCs w:val="24"/>
+        </w:rPr>
+        <w:t>(Message</w:t>
+      </w:r>
+      <w:proofErr w:type="gramStart"/>
+      <w:r>
+        <w:rPr>
+          <w:rFonts w:cstheme="minorHAnsi"/>
+          <w:sz w:val="24"/>
+          <w:szCs w:val="24"/>
+        </w:rPr>
+        <w:t>).delete</w:t>
+      </w:r>
+      <w:proofErr w:type="gramEnd"/>
+      <w:r>
+        <w:rPr>
+          <w:rFonts w:cstheme="minorHAnsi"/>
+          <w:sz w:val="24"/>
+          <w:szCs w:val="24"/>
+        </w:rPr>
+        <w:t>()</w:t>
+      </w:r>
+    </w:p>
+    <w:p>
+      <w:pPr>
+        <w:jc w:val="both"/>
+        <w:rPr>
+          <w:rFonts w:cstheme="minorHAnsi"/>
+          <w:sz w:val="24"/>
+          <w:szCs w:val="24"/>
+        </w:rPr>
+      </w:pPr>
+      <w:proofErr w:type="spellStart"/>
+      <w:proofErr w:type="gramStart"/>
+      <w:r>
+        <w:rPr>
+          <w:rFonts w:cstheme="minorHAnsi"/>
+          <w:sz w:val="24"/>
+          <w:szCs w:val="24"/>
+        </w:rPr>
+        <w:t>db.commit</w:t>
+      </w:r>
+      <w:proofErr w:type="spellEnd"/>
+      <w:proofErr w:type="gramEnd"/>
+      <w:r>
+        <w:rPr>
+          <w:rFonts w:cstheme="minorHAnsi"/>
+          <w:sz w:val="24"/>
+          <w:szCs w:val="24"/>
+        </w:rPr>
+        <w:t>()</w:t>
       </w:r>
     </w:p>
     <w:p>
@@ -20314,6 +22435,28 @@
     </w:p>
     <w:p>
       <w:pPr>
+        <w:numPr>
+          <w:ilvl w:val="0"/>
+          <w:numId w:val="69"/>
+        </w:numPr>
+        <w:jc w:val="both"/>
+        <w:rPr>
+          <w:rFonts w:cstheme="minorHAnsi"/>
+          <w:sz w:val="24"/>
+          <w:szCs w:val="24"/>
+        </w:rPr>
+      </w:pPr>
+      <w:r>
+        <w:rPr>
+          <w:rFonts w:cstheme="minorHAnsi"/>
+          <w:sz w:val="24"/>
+          <w:szCs w:val="24"/>
+        </w:rPr>
+        <w:t>While deleting sessions.</w:t>
+      </w:r>
+    </w:p>
+    <w:p>
+      <w:pPr>
         <w:jc w:val="both"/>
         <w:rPr>
           <w:rFonts w:cstheme="minorHAnsi"/>
@@ -20388,7 +22531,7 @@
           <w:szCs w:val="24"/>
         </w:rPr>
         <w:pict w14:anchorId="1756C9F9">
-          <v:rect id="_x0000_i1082" style="width:0;height:1.5pt" o:hralign="center" o:hrstd="t" o:hr="t" fillcolor="#a0a0a0" stroked="f"/>
+          <v:rect id="_x0000_i1034" style="width:0;height:1.5pt" o:hralign="center" o:hrstd="t" o:hr="t" fillcolor="#a0a0a0" stroked="f"/>
         </w:pict>
       </w:r>
     </w:p>
@@ -20514,7 +22657,7 @@
           <w:szCs w:val="24"/>
         </w:rPr>
         <w:pict w14:anchorId="778F1332">
-          <v:rect id="_x0000_i1083" style="width:0;height:1.5pt" o:hralign="center" o:hrstd="t" o:hr="t" fillcolor="#a0a0a0" stroked="f"/>
+          <v:rect id="_x0000_i1035" style="width:0;height:1.5pt" o:hralign="center" o:hrstd="t" o:hr="t" fillcolor="#a0a0a0" stroked="f"/>
         </w:pict>
       </w:r>
     </w:p>
@@ -20662,7 +22805,7 @@
           <w:szCs w:val="24"/>
         </w:rPr>
         <w:pict w14:anchorId="46E058C7">
-          <v:rect id="_x0000_i1084" style="width:0;height:1.5pt" o:hralign="center" o:hrstd="t" o:hr="t" fillcolor="#a0a0a0" stroked="f"/>
+          <v:rect id="_x0000_i1036" style="width:0;height:1.5pt" o:hralign="center" o:hrstd="t" o:hr="t" fillcolor="#a0a0a0" stroked="f"/>
         </w:pict>
       </w:r>
     </w:p>
@@ -20685,6 +22828,7 @@
           <w:sz w:val="24"/>
           <w:szCs w:val="24"/>
         </w:rPr>
+        <w:lastRenderedPageBreak/>
         <w:t>3. Why use SQLite instead of PostgreSQL?</w:t>
       </w:r>
     </w:p>
@@ -20703,7 +22847,6 @@
           <w:sz w:val="24"/>
           <w:szCs w:val="24"/>
         </w:rPr>
-        <w:lastRenderedPageBreak/>
         <w:t>Answer:</w:t>
       </w:r>
     </w:p>
@@ -20829,7 +22972,7 @@
           <w:szCs w:val="24"/>
         </w:rPr>
         <w:pict w14:anchorId="27BAAEA0">
-          <v:rect id="_x0000_i1085" style="width:0;height:1.5pt" o:hralign="center" o:hrstd="t" o:hr="t" fillcolor="#a0a0a0" stroked="f"/>
+          <v:rect id="_x0000_i1037" style="width:0;height:1.5pt" o:hralign="center" o:hrstd="t" o:hr="t" fillcolor="#a0a0a0" stroked="f"/>
         </w:pict>
       </w:r>
     </w:p>
@@ -21061,7 +23204,7 @@
           <w:szCs w:val="24"/>
         </w:rPr>
         <w:pict w14:anchorId="3FC9EBEB">
-          <v:rect id="_x0000_i1086" style="width:0;height:1.5pt" o:hralign="center" o:hrstd="t" o:hr="t" fillcolor="#a0a0a0" stroked="f"/>
+          <v:rect id="_x0000_i1038" style="width:0;height:1.5pt" o:hralign="center" o:hrstd="t" o:hr="t" fillcolor="#a0a0a0" stroked="f"/>
         </w:pict>
       </w:r>
     </w:p>
@@ -21146,8 +23289,18 @@
           <w:sz w:val="24"/>
           <w:szCs w:val="24"/>
         </w:rPr>
-        <w:t>Add indexing on session_id</w:t>
-      </w:r>
+        <w:t xml:space="preserve">Add indexing on </w:t>
+      </w:r>
+      <w:proofErr w:type="spellStart"/>
+      <w:r>
+        <w:rPr>
+          <w:rFonts w:cstheme="minorHAnsi"/>
+          <w:sz w:val="24"/>
+          <w:szCs w:val="24"/>
+        </w:rPr>
+        <w:t>session_id</w:t>
+      </w:r>
+      <w:proofErr w:type="spellEnd"/>
     </w:p>
     <w:p>
       <w:pPr>
@@ -21231,7 +23384,7 @@
           <w:szCs w:val="24"/>
         </w:rPr>
         <w:pict w14:anchorId="406C6E43">
-          <v:rect id="_x0000_i1087" style="width:0;height:1.5pt" o:hralign="center" o:hrstd="t" o:hr="t" fillcolor="#a0a0a0" stroked="f"/>
+          <v:rect id="_x0000_i1039" style="width:0;height:1.5pt" o:hralign="center" o:hrstd="t" o:hr="t" fillcolor="#a0a0a0" stroked="f"/>
         </w:pict>
       </w:r>
     </w:p>
@@ -21356,8 +23509,9 @@
           <w:sz w:val="24"/>
           <w:szCs w:val="24"/>
         </w:rPr>
+        <w:lastRenderedPageBreak/>
         <w:pict w14:anchorId="1ACEDCA7">
-          <v:rect id="_x0000_i1088" style="width:0;height:1.5pt" o:hralign="center" o:hrstd="t" o:hr="t" fillcolor="#a0a0a0" stroked="f"/>
+          <v:rect id="_x0000_i1040" style="width:0;height:1.5pt" o:hralign="center" o:hrstd="t" o:hr="t" fillcolor="#a0a0a0" stroked="f"/>
         </w:pict>
       </w:r>
     </w:p>
@@ -21380,7 +23534,6 @@
           <w:sz w:val="24"/>
           <w:szCs w:val="24"/>
         </w:rPr>
-        <w:lastRenderedPageBreak/>
         <w:t>7. What is the sliding window technique?</w:t>
       </w:r>
     </w:p>
@@ -21427,7 +23580,7 @@
           <w:szCs w:val="24"/>
         </w:rPr>
         <w:pict w14:anchorId="0CF3C41E">
-          <v:rect id="_x0000_i1089" style="width:0;height:1.5pt" o:hralign="center" o:hrstd="t" o:hr="t" fillcolor="#a0a0a0" stroked="f"/>
+          <v:rect id="_x0000_i1041" style="width:0;height:1.5pt" o:hralign="center" o:hrstd="t" o:hr="t" fillcolor="#a0a0a0" stroked="f"/>
         </w:pict>
       </w:r>
     </w:p>
@@ -21673,8 +23826,20 @@
           <w:szCs w:val="24"/>
         </w:rPr>
         <w:lastRenderedPageBreak/>
-        <w:t>User interface using Streamlit</w:t>
-      </w:r>
+        <w:t xml:space="preserve">User interface using </w:t>
+      </w:r>
+      <w:proofErr w:type="spellStart"/>
+      <w:r>
+        <w:rPr>
+          <w:rFonts w:cstheme="minorHAnsi"/>
+          <w:b/>
+          <w:bCs/>
+          <w:sz w:val="24"/>
+          <w:szCs w:val="24"/>
+        </w:rPr>
+        <w:t>Streamlit</w:t>
+      </w:r>
+      <w:proofErr w:type="spellEnd"/>
     </w:p>
     <w:p>
       <w:pPr>
@@ -21757,7 +23922,43 @@
           <w:sz w:val="24"/>
           <w:szCs w:val="24"/>
         </w:rPr>
-        <w:t xml:space="preserve"> (session_id, document_id)</w:t>
+        <w:t xml:space="preserve"> (</w:t>
+      </w:r>
+      <w:proofErr w:type="spellStart"/>
+      <w:r>
+        <w:rPr>
+          <w:rFonts w:cstheme="minorHAnsi"/>
+          <w:sz w:val="24"/>
+          <w:szCs w:val="24"/>
+        </w:rPr>
+        <w:t>session_id</w:t>
+      </w:r>
+      <w:proofErr w:type="spellEnd"/>
+      <w:r>
+        <w:rPr>
+          <w:rFonts w:cstheme="minorHAnsi"/>
+          <w:sz w:val="24"/>
+          <w:szCs w:val="24"/>
+        </w:rPr>
+        <w:t xml:space="preserve">, </w:t>
+      </w:r>
+      <w:proofErr w:type="spellStart"/>
+      <w:r>
+        <w:rPr>
+          <w:rFonts w:cstheme="minorHAnsi"/>
+          <w:sz w:val="24"/>
+          <w:szCs w:val="24"/>
+        </w:rPr>
+        <w:t>document_id</w:t>
+      </w:r>
+      <w:proofErr w:type="spellEnd"/>
+      <w:r>
+        <w:rPr>
+          <w:rFonts w:cstheme="minorHAnsi"/>
+          <w:sz w:val="24"/>
+          <w:szCs w:val="24"/>
+        </w:rPr>
+        <w:t>)</w:t>
       </w:r>
     </w:p>
     <w:p>
@@ -21779,7 +23980,43 @@
           <w:sz w:val="24"/>
           <w:szCs w:val="24"/>
         </w:rPr>
-        <w:t>SQLite DB for chat history (session_id, document_id)</w:t>
+        <w:t>SQLite DB for chat history (</w:t>
+      </w:r>
+      <w:proofErr w:type="spellStart"/>
+      <w:r>
+        <w:rPr>
+          <w:rFonts w:cstheme="minorHAnsi"/>
+          <w:sz w:val="24"/>
+          <w:szCs w:val="24"/>
+        </w:rPr>
+        <w:t>session_id</w:t>
+      </w:r>
+      <w:proofErr w:type="spellEnd"/>
+      <w:r>
+        <w:rPr>
+          <w:rFonts w:cstheme="minorHAnsi"/>
+          <w:sz w:val="24"/>
+          <w:szCs w:val="24"/>
+        </w:rPr>
+        <w:t xml:space="preserve">, </w:t>
+      </w:r>
+      <w:proofErr w:type="spellStart"/>
+      <w:r>
+        <w:rPr>
+          <w:rFonts w:cstheme="minorHAnsi"/>
+          <w:sz w:val="24"/>
+          <w:szCs w:val="24"/>
+        </w:rPr>
+        <w:t>document_id</w:t>
+      </w:r>
+      <w:proofErr w:type="spellEnd"/>
+      <w:r>
+        <w:rPr>
+          <w:rFonts w:cstheme="minorHAnsi"/>
+          <w:sz w:val="24"/>
+          <w:szCs w:val="24"/>
+        </w:rPr>
+        <w:t>)</w:t>
       </w:r>
     </w:p>
     <w:p>
@@ -21801,29 +24038,15 @@
           <w:sz w:val="24"/>
           <w:szCs w:val="24"/>
         </w:rPr>
-        <w:t>Dev/prod mode logic (toggleable via API parameter)</w:t>
-      </w:r>
-    </w:p>
-    <w:p>
-      <w:pPr>
-        <w:numPr>
-          <w:ilvl w:val="0"/>
-          <w:numId w:val="78"/>
-        </w:numPr>
-        <w:jc w:val="both"/>
-        <w:rPr>
-          <w:rFonts w:cstheme="minorHAnsi"/>
-          <w:sz w:val="24"/>
-          <w:szCs w:val="24"/>
-        </w:rPr>
-      </w:pPr>
-      <w:r>
-        <w:rPr>
-          <w:rFonts w:cstheme="minorHAnsi"/>
-          <w:sz w:val="24"/>
-          <w:szCs w:val="24"/>
-        </w:rPr>
         <w:t>Handle document upload, embedding generation, query reformation</w:t>
+      </w:r>
+      <w:r>
+        <w:rPr>
+          <w:rFonts w:cstheme="minorHAnsi"/>
+          <w:sz w:val="24"/>
+          <w:szCs w:val="24"/>
+        </w:rPr>
+        <w:t>, multi session management, multiple documents management</w:t>
       </w:r>
     </w:p>
     <w:p>
@@ -21844,7 +24067,29 @@
           <w:sz w:val="24"/>
           <w:szCs w:val="24"/>
         </w:rPr>
-        <w:t>Frontend (Streamlit):</w:t>
+        <w:t>Frontend (</w:t>
+      </w:r>
+      <w:proofErr w:type="spellStart"/>
+      <w:r>
+        <w:rPr>
+          <w:rFonts w:cstheme="minorHAnsi"/>
+          <w:b/>
+          <w:bCs/>
+          <w:sz w:val="24"/>
+          <w:szCs w:val="24"/>
+        </w:rPr>
+        <w:t>Streamlit</w:t>
+      </w:r>
+      <w:proofErr w:type="spellEnd"/>
+      <w:r>
+        <w:rPr>
+          <w:rFonts w:cstheme="minorHAnsi"/>
+          <w:b/>
+          <w:bCs/>
+          <w:sz w:val="24"/>
+          <w:szCs w:val="24"/>
+        </w:rPr>
+        <w:t>):</w:t>
       </w:r>
     </w:p>
     <w:p>
@@ -21866,7 +24111,33 @@
           <w:sz w:val="24"/>
           <w:szCs w:val="24"/>
         </w:rPr>
-        <w:t>Thin layer: input, chat display, document upload, mode toggle</w:t>
+        <w:t xml:space="preserve">Thin layer: input, chat display, document upload, </w:t>
+      </w:r>
+      <w:r>
+        <w:rPr>
+          <w:rFonts w:cstheme="minorHAnsi"/>
+          <w:sz w:val="24"/>
+          <w:szCs w:val="24"/>
+        </w:rPr>
+        <w:t xml:space="preserve">session </w:t>
+      </w:r>
+      <w:proofErr w:type="spellStart"/>
+      <w:r>
+        <w:rPr>
+          <w:rFonts w:cstheme="minorHAnsi"/>
+          <w:sz w:val="24"/>
+          <w:szCs w:val="24"/>
+        </w:rPr>
+        <w:t>naviagation</w:t>
+      </w:r>
+      <w:proofErr w:type="spellEnd"/>
+      <w:r>
+        <w:rPr>
+          <w:rFonts w:cstheme="minorHAnsi"/>
+          <w:sz w:val="24"/>
+          <w:szCs w:val="24"/>
+        </w:rPr>
+        <w:t>.</w:t>
       </w:r>
     </w:p>
     <w:p>
@@ -21888,7 +24159,41 @@
           <w:sz w:val="24"/>
           <w:szCs w:val="24"/>
         </w:rPr>
-        <w:t>Session management (store session_id in st.session_state)</w:t>
+        <w:t xml:space="preserve">Session management (store </w:t>
+      </w:r>
+      <w:proofErr w:type="spellStart"/>
+      <w:r>
+        <w:rPr>
+          <w:rFonts w:cstheme="minorHAnsi"/>
+          <w:sz w:val="24"/>
+          <w:szCs w:val="24"/>
+        </w:rPr>
+        <w:t>session_id</w:t>
+      </w:r>
+      <w:proofErr w:type="spellEnd"/>
+      <w:r>
+        <w:rPr>
+          <w:rFonts w:cstheme="minorHAnsi"/>
+          <w:sz w:val="24"/>
+          <w:szCs w:val="24"/>
+        </w:rPr>
+        <w:t xml:space="preserve"> in </w:t>
+      </w:r>
+      <w:r>
+        <w:rPr>
+          <w:rFonts w:cstheme="minorHAnsi"/>
+          <w:sz w:val="24"/>
+          <w:szCs w:val="24"/>
+        </w:rPr>
+        <w:t>session table in SQLite</w:t>
+      </w:r>
+      <w:r>
+        <w:rPr>
+          <w:rFonts w:cstheme="minorHAnsi"/>
+          <w:sz w:val="24"/>
+          <w:szCs w:val="24"/>
+        </w:rPr>
+        <w:t>)</w:t>
       </w:r>
     </w:p>
     <w:p>
@@ -21915,6 +24220,17 @@
     </w:p>
     <w:p>
       <w:pPr>
+        <w:ind w:left="720"/>
+        <w:jc w:val="both"/>
+        <w:rPr>
+          <w:rFonts w:cstheme="minorHAnsi"/>
+          <w:sz w:val="24"/>
+          <w:szCs w:val="24"/>
+        </w:rPr>
+      </w:pPr>
+    </w:p>
+    <w:p>
+      <w:pPr>
         <w:ind w:left="360"/>
         <w:jc w:val="both"/>
         <w:rPr>
@@ -21953,8 +24269,36 @@
           <w:sz w:val="24"/>
           <w:szCs w:val="24"/>
         </w:rPr>
-        <w:t>Same session_id, different document_ids</w:t>
-      </w:r>
+        <w:t xml:space="preserve">Same </w:t>
+      </w:r>
+      <w:proofErr w:type="spellStart"/>
+      <w:r>
+        <w:rPr>
+          <w:rFonts w:cstheme="minorHAnsi"/>
+          <w:sz w:val="24"/>
+          <w:szCs w:val="24"/>
+        </w:rPr>
+        <w:t>session_id</w:t>
+      </w:r>
+      <w:proofErr w:type="spellEnd"/>
+      <w:r>
+        <w:rPr>
+          <w:rFonts w:cstheme="minorHAnsi"/>
+          <w:sz w:val="24"/>
+          <w:szCs w:val="24"/>
+        </w:rPr>
+        <w:t xml:space="preserve">, different </w:t>
+      </w:r>
+      <w:proofErr w:type="spellStart"/>
+      <w:r>
+        <w:rPr>
+          <w:rFonts w:cstheme="minorHAnsi"/>
+          <w:sz w:val="24"/>
+          <w:szCs w:val="24"/>
+        </w:rPr>
+        <w:t>document_ids</w:t>
+      </w:r>
+      <w:proofErr w:type="spellEnd"/>
     </w:p>
     <w:p>
       <w:pPr>
@@ -21975,7 +24319,15 @@
           <w:sz w:val="24"/>
           <w:szCs w:val="24"/>
         </w:rPr>
-        <w:t>Optionally let user select which doc to query, or query across all docs</w:t>
+        <w:t>query across all docs</w:t>
+      </w:r>
+      <w:r>
+        <w:rPr>
+          <w:rFonts w:cstheme="minorHAnsi"/>
+          <w:sz w:val="24"/>
+          <w:szCs w:val="24"/>
+        </w:rPr>
+        <w:t xml:space="preserve"> in one session.</w:t>
       </w:r>
     </w:p>
     <w:p>
@@ -22018,7 +24370,23 @@
           <w:sz w:val="24"/>
           <w:szCs w:val="24"/>
         </w:rPr>
-        <w:t>Only delete vectors &amp; chat when user deletes session</w:t>
+        <w:t>Only delete vectors &amp; chat</w:t>
+      </w:r>
+      <w:r>
+        <w:rPr>
+          <w:rFonts w:cstheme="minorHAnsi"/>
+          <w:sz w:val="24"/>
+          <w:szCs w:val="24"/>
+        </w:rPr>
+        <w:t xml:space="preserve"> </w:t>
+      </w:r>
+      <w:r>
+        <w:rPr>
+          <w:rFonts w:cstheme="minorHAnsi"/>
+          <w:sz w:val="24"/>
+          <w:szCs w:val="24"/>
+        </w:rPr>
+        <w:t>when user deletes session</w:t>
       </w:r>
     </w:p>
     <w:p>
@@ -22040,7 +24408,29 @@
           <w:sz w:val="24"/>
           <w:szCs w:val="24"/>
         </w:rPr>
-        <w:t>Use metadata to mark deleted entries in FAISS</w:t>
+        <w:t>Delete document if session reloaded or application closed during document upload processing.</w:t>
+      </w:r>
+    </w:p>
+    <w:p>
+      <w:pPr>
+        <w:numPr>
+          <w:ilvl w:val="0"/>
+          <w:numId w:val="81"/>
+        </w:numPr>
+        <w:jc w:val="both"/>
+        <w:rPr>
+          <w:rFonts w:cstheme="minorHAnsi"/>
+          <w:sz w:val="24"/>
+          <w:szCs w:val="24"/>
+        </w:rPr>
+      </w:pPr>
+      <w:r>
+        <w:rPr>
+          <w:rFonts w:cstheme="minorHAnsi"/>
+          <w:sz w:val="24"/>
+          <w:szCs w:val="24"/>
+        </w:rPr>
+        <w:t>Remove deleted sessions embeddings from FAISS.</w:t>
       </w:r>
     </w:p>
     <w:p>
@@ -22174,6 +24564,7 @@
           <w:szCs w:val="24"/>
         </w:rPr>
       </w:pPr>
+      <w:proofErr w:type="spellStart"/>
       <w:r>
         <w:rPr>
           <w:rFonts w:cstheme="minorHAnsi"/>
@@ -22182,6 +24573,7 @@
         </w:rPr>
         <w:t>session_id</w:t>
       </w:r>
+      <w:proofErr w:type="spellEnd"/>
     </w:p>
     <w:p>
       <w:pPr>
@@ -22201,6 +24593,7 @@
           <w:szCs w:val="24"/>
         </w:rPr>
       </w:pPr>
+      <w:proofErr w:type="spellStart"/>
       <w:r>
         <w:rPr>
           <w:rFonts w:cstheme="minorHAnsi"/>
@@ -22209,6 +24602,7 @@
         </w:rPr>
         <w:t>created_at</w:t>
       </w:r>
+      <w:proofErr w:type="spellEnd"/>
     </w:p>
     <w:p>
       <w:pPr>
@@ -22261,8 +24655,18 @@
           <w:sz w:val="24"/>
           <w:szCs w:val="24"/>
         </w:rPr>
-        <w:t>optional: last_updated</w:t>
-      </w:r>
+        <w:t xml:space="preserve">optional: </w:t>
+      </w:r>
+      <w:proofErr w:type="spellStart"/>
+      <w:r>
+        <w:rPr>
+          <w:rFonts w:cstheme="minorHAnsi"/>
+          <w:sz w:val="24"/>
+          <w:szCs w:val="24"/>
+        </w:rPr>
+        <w:t>last_updated</w:t>
+      </w:r>
+      <w:proofErr w:type="spellEnd"/>
     </w:p>
     <w:p>
       <w:pPr>
@@ -22299,7 +24703,25 @@
           <w:sz w:val="24"/>
           <w:szCs w:val="24"/>
         </w:rPr>
-        <w:t>Chat messages will reference session_id.</w:t>
+        <w:t xml:space="preserve">Chat messages will reference </w:t>
+      </w:r>
+      <w:proofErr w:type="spellStart"/>
+      <w:r>
+        <w:rPr>
+          <w:rFonts w:cstheme="minorHAnsi"/>
+          <w:sz w:val="24"/>
+          <w:szCs w:val="24"/>
+        </w:rPr>
+        <w:t>session_id</w:t>
+      </w:r>
+      <w:proofErr w:type="spellEnd"/>
+      <w:r>
+        <w:rPr>
+          <w:rFonts w:cstheme="minorHAnsi"/>
+          <w:sz w:val="24"/>
+          <w:szCs w:val="24"/>
+        </w:rPr>
+        <w:t>.</w:t>
       </w:r>
     </w:p>
     <w:p>
@@ -22318,7 +24740,25 @@
           <w:sz w:val="24"/>
           <w:szCs w:val="24"/>
         </w:rPr>
-        <w:t>Documents will reference session_id.</w:t>
+        <w:t xml:space="preserve">Documents will reference </w:t>
+      </w:r>
+      <w:proofErr w:type="spellStart"/>
+      <w:r>
+        <w:rPr>
+          <w:rFonts w:cstheme="minorHAnsi"/>
+          <w:sz w:val="24"/>
+          <w:szCs w:val="24"/>
+        </w:rPr>
+        <w:t>session_id</w:t>
+      </w:r>
+      <w:proofErr w:type="spellEnd"/>
+      <w:r>
+        <w:rPr>
+          <w:rFonts w:cstheme="minorHAnsi"/>
+          <w:sz w:val="24"/>
+          <w:szCs w:val="24"/>
+        </w:rPr>
+        <w:t>.</w:t>
       </w:r>
     </w:p>
     <w:p>
@@ -22337,7 +24777,25 @@
           <w:sz w:val="24"/>
           <w:szCs w:val="24"/>
         </w:rPr>
-        <w:t>Vectors will reference session_id.</w:t>
+        <w:t xml:space="preserve">Vectors will reference </w:t>
+      </w:r>
+      <w:proofErr w:type="spellStart"/>
+      <w:r>
+        <w:rPr>
+          <w:rFonts w:cstheme="minorHAnsi"/>
+          <w:sz w:val="24"/>
+          <w:szCs w:val="24"/>
+        </w:rPr>
+        <w:t>session_id</w:t>
+      </w:r>
+      <w:proofErr w:type="spellEnd"/>
+      <w:r>
+        <w:rPr>
+          <w:rFonts w:cstheme="minorHAnsi"/>
+          <w:sz w:val="24"/>
+          <w:szCs w:val="24"/>
+        </w:rPr>
+        <w:t>.</w:t>
       </w:r>
     </w:p>
     <w:p>
@@ -22350,13 +24808,23 @@
           <w:szCs w:val="24"/>
         </w:rPr>
       </w:pPr>
-      <w:r>
-        <w:rPr>
-          <w:rFonts w:cstheme="minorHAnsi"/>
-          <w:sz w:val="24"/>
-          <w:szCs w:val="24"/>
-        </w:rPr>
-        <w:t xml:space="preserve">So session becomes the </w:t>
+      <w:proofErr w:type="gramStart"/>
+      <w:r>
+        <w:rPr>
+          <w:rFonts w:cstheme="minorHAnsi"/>
+          <w:sz w:val="24"/>
+          <w:szCs w:val="24"/>
+        </w:rPr>
+        <w:t>So</w:t>
+      </w:r>
+      <w:proofErr w:type="gramEnd"/>
+      <w:r>
+        <w:rPr>
+          <w:rFonts w:cstheme="minorHAnsi"/>
+          <w:sz w:val="24"/>
+          <w:szCs w:val="24"/>
+        </w:rPr>
+        <w:t xml:space="preserve"> session becomes the </w:t>
       </w:r>
       <w:r>
         <w:rPr>
@@ -22407,7 +24875,6 @@
           <w:sz w:val="24"/>
           <w:szCs w:val="24"/>
         </w:rPr>
-        <w:lastRenderedPageBreak/>
         <w:t>When app loads:</w:t>
       </w:r>
     </w:p>
@@ -22466,8 +24933,18 @@
           <w:sz w:val="24"/>
           <w:szCs w:val="24"/>
         </w:rPr>
-        <w:t>Check URL for session_id</w:t>
-      </w:r>
+        <w:t xml:space="preserve">Check URL for </w:t>
+      </w:r>
+      <w:proofErr w:type="spellStart"/>
+      <w:r>
+        <w:rPr>
+          <w:rFonts w:cstheme="minorHAnsi"/>
+          <w:sz w:val="24"/>
+          <w:szCs w:val="24"/>
+        </w:rPr>
+        <w:t>session_id</w:t>
+      </w:r>
+      <w:proofErr w:type="spellEnd"/>
     </w:p>
     <w:p>
       <w:pPr>
@@ -22532,25 +25009,53 @@
           <w:sz w:val="24"/>
           <w:szCs w:val="24"/>
         </w:rPr>
-        <w:t>Update URL with session_id</w:t>
-      </w:r>
-    </w:p>
-    <w:p>
-      <w:pPr>
-        <w:jc w:val="both"/>
-        <w:rPr>
-          <w:rFonts w:cstheme="minorHAnsi"/>
-          <w:sz w:val="24"/>
-          <w:szCs w:val="24"/>
-        </w:rPr>
-      </w:pPr>
-      <w:r>
-        <w:rPr>
-          <w:rFonts w:cstheme="minorHAnsi"/>
-          <w:sz w:val="24"/>
-          <w:szCs w:val="24"/>
-        </w:rPr>
-        <w:t>This is how we make refresh-safe behavior.</w:t>
+        <w:t xml:space="preserve">Update URL with </w:t>
+      </w:r>
+      <w:proofErr w:type="spellStart"/>
+      <w:r>
+        <w:rPr>
+          <w:rFonts w:cstheme="minorHAnsi"/>
+          <w:sz w:val="24"/>
+          <w:szCs w:val="24"/>
+        </w:rPr>
+        <w:t>session_id</w:t>
+      </w:r>
+      <w:proofErr w:type="spellEnd"/>
+    </w:p>
+    <w:p>
+      <w:pPr>
+        <w:jc w:val="both"/>
+        <w:rPr>
+          <w:rFonts w:cstheme="minorHAnsi"/>
+          <w:sz w:val="24"/>
+          <w:szCs w:val="24"/>
+        </w:rPr>
+      </w:pPr>
+      <w:r>
+        <w:rPr>
+          <w:rFonts w:cstheme="minorHAnsi"/>
+          <w:sz w:val="24"/>
+          <w:szCs w:val="24"/>
+        </w:rPr>
+        <w:t xml:space="preserve">This is how we make refresh-safe </w:t>
+      </w:r>
+      <w:proofErr w:type="spellStart"/>
+      <w:r>
+        <w:rPr>
+          <w:rFonts w:cstheme="minorHAnsi"/>
+          <w:sz w:val="24"/>
+          <w:szCs w:val="24"/>
+        </w:rPr>
+        <w:t>behavior</w:t>
+      </w:r>
+      <w:proofErr w:type="spellEnd"/>
+      <w:r>
+        <w:rPr>
+          <w:rFonts w:cstheme="minorHAnsi"/>
+          <w:sz w:val="24"/>
+          <w:szCs w:val="24"/>
+        </w:rPr>
+        <w:t>.</w:t>
       </w:r>
     </w:p>
     <w:p>
@@ -22729,6 +25234,28 @@
     </w:p>
     <w:p>
       <w:pPr>
+        <w:numPr>
+          <w:ilvl w:val="0"/>
+          <w:numId w:val="85"/>
+        </w:numPr>
+        <w:jc w:val="both"/>
+        <w:rPr>
+          <w:rFonts w:cstheme="minorHAnsi"/>
+          <w:sz w:val="24"/>
+          <w:szCs w:val="24"/>
+        </w:rPr>
+      </w:pPr>
+      <w:r>
+        <w:rPr>
+          <w:rFonts w:cstheme="minorHAnsi"/>
+          <w:sz w:val="24"/>
+          <w:szCs w:val="24"/>
+        </w:rPr>
+        <w:t>Delete session button</w:t>
+      </w:r>
+    </w:p>
+    <w:p>
+      <w:pPr>
         <w:jc w:val="both"/>
         <w:rPr>
           <w:rFonts w:cstheme="minorHAnsi"/>
@@ -22831,7 +25358,7 @@
           <w:szCs w:val="24"/>
         </w:rPr>
         <w:pict w14:anchorId="6E7AD20E">
-          <v:rect id="_x0000_i1122" style="width:0;height:1.5pt" o:hralign="center" o:hrstd="t" o:hr="t" fillcolor="#a0a0a0" stroked="f"/>
+          <v:rect id="_x0000_i1042" style="width:0;height:1.5pt" o:hralign="center" o:hrstd="t" o:hr="t" fillcolor="#a0a0a0" stroked="f"/>
         </w:pict>
       </w:r>
     </w:p>
@@ -22898,8 +25425,18 @@
           <w:sz w:val="24"/>
           <w:szCs w:val="24"/>
         </w:rPr>
-        <w:t>Generate new session_id</w:t>
-      </w:r>
+        <w:t xml:space="preserve">Generate new </w:t>
+      </w:r>
+      <w:proofErr w:type="spellStart"/>
+      <w:r>
+        <w:rPr>
+          <w:rFonts w:cstheme="minorHAnsi"/>
+          <w:sz w:val="24"/>
+          <w:szCs w:val="24"/>
+        </w:rPr>
+        <w:t>session_id</w:t>
+      </w:r>
+      <w:proofErr w:type="spellEnd"/>
     </w:p>
     <w:p>
       <w:pPr>
@@ -22947,28 +25484,6 @@
     </w:p>
     <w:p>
       <w:pPr>
-        <w:numPr>
-          <w:ilvl w:val="0"/>
-          <w:numId w:val="87"/>
-        </w:numPr>
-        <w:jc w:val="both"/>
-        <w:rPr>
-          <w:rFonts w:cstheme="minorHAnsi"/>
-          <w:sz w:val="24"/>
-          <w:szCs w:val="24"/>
-        </w:rPr>
-      </w:pPr>
-      <w:r>
-        <w:rPr>
-          <w:rFonts w:cstheme="minorHAnsi"/>
-          <w:sz w:val="24"/>
-          <w:szCs w:val="24"/>
-        </w:rPr>
-        <w:t>Clear document_ids from state</w:t>
-      </w:r>
-    </w:p>
-    <w:p>
-      <w:pPr>
         <w:jc w:val="both"/>
         <w:rPr>
           <w:rFonts w:cstheme="minorHAnsi"/>
@@ -22983,7 +25498,7 @@
           <w:szCs w:val="24"/>
         </w:rPr>
         <w:pict w14:anchorId="78D94A1C">
-          <v:rect id="_x0000_i1123" style="width:0;height:1.5pt" o:hralign="center" o:hrstd="t" o:hr="t" fillcolor="#a0a0a0" stroked="f"/>
+          <v:rect id="_x0000_i1043" style="width:0;height:1.5pt" o:hralign="center" o:hrstd="t" o:hr="t" fillcolor="#a0a0a0" stroked="f"/>
         </w:pict>
       </w:r>
     </w:p>
@@ -23028,7 +25543,33 @@
           <w:sz w:val="24"/>
           <w:szCs w:val="24"/>
         </w:rPr>
-        <w:t>Load session_id from DB</w:t>
+        <w:t xml:space="preserve">Load </w:t>
+      </w:r>
+      <w:proofErr w:type="spellStart"/>
+      <w:r>
+        <w:rPr>
+          <w:rFonts w:cstheme="minorHAnsi"/>
+          <w:sz w:val="24"/>
+          <w:szCs w:val="24"/>
+        </w:rPr>
+        <w:t>session_id</w:t>
+      </w:r>
+      <w:proofErr w:type="spellEnd"/>
+      <w:r>
+        <w:rPr>
+          <w:rFonts w:cstheme="minorHAnsi"/>
+          <w:sz w:val="24"/>
+          <w:szCs w:val="24"/>
+        </w:rPr>
+        <w:t xml:space="preserve"> from </w:t>
+      </w:r>
+      <w:r>
+        <w:rPr>
+          <w:rFonts w:cstheme="minorHAnsi"/>
+          <w:sz w:val="24"/>
+          <w:szCs w:val="24"/>
+        </w:rPr>
+        <w:t>SQLite</w:t>
       </w:r>
     </w:p>
     <w:p>
@@ -23052,6 +25593,14 @@
         </w:rPr>
         <w:t>Load chat history</w:t>
       </w:r>
+      <w:r>
+        <w:rPr>
+          <w:rFonts w:cstheme="minorHAnsi"/>
+          <w:sz w:val="24"/>
+          <w:szCs w:val="24"/>
+        </w:rPr>
+        <w:t xml:space="preserve"> from SQLite</w:t>
+      </w:r>
     </w:p>
     <w:p>
       <w:pPr>
@@ -23074,6 +25623,24 @@
         </w:rPr>
         <w:t>Load document list</w:t>
       </w:r>
+      <w:r>
+        <w:rPr>
+          <w:rFonts w:cstheme="minorHAnsi"/>
+          <w:sz w:val="24"/>
+          <w:szCs w:val="24"/>
+        </w:rPr>
+        <w:t xml:space="preserve"> from </w:t>
+      </w:r>
+      <w:proofErr w:type="spellStart"/>
+      <w:r>
+        <w:rPr>
+          <w:rFonts w:cstheme="minorHAnsi"/>
+          <w:sz w:val="24"/>
+          <w:szCs w:val="24"/>
+        </w:rPr>
+        <w:t>SQlite</w:t>
+      </w:r>
+      <w:proofErr w:type="spellEnd"/>
     </w:p>
     <w:p>
       <w:pPr>
@@ -23094,34 +25661,12 @@
           <w:sz w:val="24"/>
           <w:szCs w:val="24"/>
         </w:rPr>
+        <w:lastRenderedPageBreak/>
         <w:t>Update URL</w:t>
       </w:r>
     </w:p>
     <w:p>
       <w:pPr>
-        <w:numPr>
-          <w:ilvl w:val="0"/>
-          <w:numId w:val="88"/>
-        </w:numPr>
-        <w:jc w:val="both"/>
-        <w:rPr>
-          <w:rFonts w:cstheme="minorHAnsi"/>
-          <w:sz w:val="24"/>
-          <w:szCs w:val="24"/>
-        </w:rPr>
-      </w:pPr>
-      <w:r>
-        <w:rPr>
-          <w:rFonts w:cstheme="minorHAnsi"/>
-          <w:sz w:val="24"/>
-          <w:szCs w:val="24"/>
-        </w:rPr>
-        <w:lastRenderedPageBreak/>
-        <w:t>Update session_state</w:t>
-      </w:r>
-    </w:p>
-    <w:p>
-      <w:pPr>
         <w:jc w:val="both"/>
         <w:rPr>
           <w:rFonts w:cstheme="minorHAnsi"/>
@@ -23136,7 +25681,7 @@
           <w:szCs w:val="24"/>
         </w:rPr>
         <w:pict w14:anchorId="42FD0B15">
-          <v:rect id="_x0000_i1124" style="width:0;height:1.5pt" o:hralign="center" o:hrstd="t" o:hr="t" fillcolor="#a0a0a0" stroked="f"/>
+          <v:rect id="_x0000_i1044" style="width:0;height:1.5pt" o:hralign="center" o:hrstd="t" o:hr="t" fillcolor="#a0a0a0" stroked="f"/>
         </w:pict>
       </w:r>
     </w:p>
@@ -23181,7 +25726,25 @@
           <w:sz w:val="24"/>
           <w:szCs w:val="24"/>
         </w:rPr>
-        <w:t>Read session_id from URL</w:t>
+        <w:t xml:space="preserve">Read </w:t>
+      </w:r>
+      <w:proofErr w:type="spellStart"/>
+      <w:r>
+        <w:rPr>
+          <w:rFonts w:cstheme="minorHAnsi"/>
+          <w:sz w:val="24"/>
+          <w:szCs w:val="24"/>
+        </w:rPr>
+        <w:t>session_id</w:t>
+      </w:r>
+      <w:proofErr w:type="spellEnd"/>
+      <w:r>
+        <w:rPr>
+          <w:rFonts w:cstheme="minorHAnsi"/>
+          <w:sz w:val="24"/>
+          <w:szCs w:val="24"/>
+        </w:rPr>
+        <w:t xml:space="preserve"> from URL</w:t>
       </w:r>
     </w:p>
     <w:p>
@@ -23203,7 +25766,23 @@
           <w:sz w:val="24"/>
           <w:szCs w:val="24"/>
         </w:rPr>
-        <w:t>Load everything from DB</w:t>
+        <w:t xml:space="preserve">Load everything from </w:t>
+      </w:r>
+      <w:r>
+        <w:rPr>
+          <w:rFonts w:cstheme="minorHAnsi"/>
+          <w:sz w:val="24"/>
+          <w:szCs w:val="24"/>
+        </w:rPr>
+        <w:t xml:space="preserve">SQLite </w:t>
+      </w:r>
+      <w:r>
+        <w:rPr>
+          <w:rFonts w:cstheme="minorHAnsi"/>
+          <w:sz w:val="24"/>
+          <w:szCs w:val="24"/>
+        </w:rPr>
+        <w:t>DB</w:t>
       </w:r>
     </w:p>
     <w:p>
@@ -23244,7 +25823,7 @@
           <w:szCs w:val="24"/>
         </w:rPr>
         <w:pict w14:anchorId="009F08AA">
-          <v:rect id="_x0000_i1125" style="width:0;height:1.5pt" o:hralign="center" o:hrstd="t" o:hr="t" fillcolor="#a0a0a0" stroked="f"/>
+          <v:rect id="_x0000_i1045" style="width:0;height:1.5pt" o:hralign="center" o:hrstd="t" o:hr="t" fillcolor="#a0a0a0" stroked="f"/>
         </w:pict>
       </w:r>
     </w:p>
@@ -23267,25 +25846,75 @@
           <w:sz w:val="24"/>
           <w:szCs w:val="24"/>
         </w:rPr>
-        <w:t xml:space="preserve"> Important: Streamlit Truth</w:t>
-      </w:r>
-    </w:p>
-    <w:p>
-      <w:pPr>
-        <w:jc w:val="both"/>
-        <w:rPr>
-          <w:rFonts w:cstheme="minorHAnsi"/>
-          <w:sz w:val="24"/>
-          <w:szCs w:val="24"/>
-        </w:rPr>
-      </w:pPr>
-      <w:r>
-        <w:rPr>
-          <w:rFonts w:cstheme="minorHAnsi"/>
-          <w:sz w:val="24"/>
-          <w:szCs w:val="24"/>
-        </w:rPr>
-        <w:t>Streamlit session_state:</w:t>
+        <w:t xml:space="preserve"> Important: </w:t>
+      </w:r>
+      <w:proofErr w:type="spellStart"/>
+      <w:r>
+        <w:rPr>
+          <w:rFonts w:cstheme="minorHAnsi"/>
+          <w:b/>
+          <w:bCs/>
+          <w:sz w:val="24"/>
+          <w:szCs w:val="24"/>
+        </w:rPr>
+        <w:t>Streamlit</w:t>
+      </w:r>
+      <w:proofErr w:type="spellEnd"/>
+      <w:r>
+        <w:rPr>
+          <w:rFonts w:cstheme="minorHAnsi"/>
+          <w:b/>
+          <w:bCs/>
+          <w:sz w:val="24"/>
+          <w:szCs w:val="24"/>
+        </w:rPr>
+        <w:t xml:space="preserve"> Truth</w:t>
+      </w:r>
+    </w:p>
+    <w:p>
+      <w:pPr>
+        <w:jc w:val="both"/>
+        <w:rPr>
+          <w:rFonts w:cstheme="minorHAnsi"/>
+          <w:sz w:val="24"/>
+          <w:szCs w:val="24"/>
+        </w:rPr>
+      </w:pPr>
+      <w:proofErr w:type="spellStart"/>
+      <w:r>
+        <w:rPr>
+          <w:rFonts w:cstheme="minorHAnsi"/>
+          <w:sz w:val="24"/>
+          <w:szCs w:val="24"/>
+        </w:rPr>
+        <w:t>Streamlit</w:t>
+      </w:r>
+      <w:proofErr w:type="spellEnd"/>
+      <w:r>
+        <w:rPr>
+          <w:rFonts w:cstheme="minorHAnsi"/>
+          <w:sz w:val="24"/>
+          <w:szCs w:val="24"/>
+        </w:rPr>
+        <w:t xml:space="preserve"> </w:t>
+      </w:r>
+      <w:proofErr w:type="spellStart"/>
+      <w:r>
+        <w:rPr>
+          <w:rFonts w:cstheme="minorHAnsi"/>
+          <w:sz w:val="24"/>
+          <w:szCs w:val="24"/>
+        </w:rPr>
+        <w:t>session_state</w:t>
+      </w:r>
+      <w:proofErr w:type="spellEnd"/>
+      <w:r>
+        <w:rPr>
+          <w:rFonts w:cstheme="minorHAnsi"/>
+          <w:sz w:val="24"/>
+          <w:szCs w:val="24"/>
+        </w:rPr>
+        <w:t>:</w:t>
       </w:r>
     </w:p>
     <w:p>
@@ -23381,13 +26010,23 @@
           <w:szCs w:val="24"/>
         </w:rPr>
       </w:pPr>
-      <w:r>
-        <w:rPr>
-          <w:rFonts w:cstheme="minorHAnsi"/>
-          <w:sz w:val="24"/>
-          <w:szCs w:val="24"/>
-        </w:rPr>
-        <w:t>So on app start:</w:t>
+      <w:proofErr w:type="gramStart"/>
+      <w:r>
+        <w:rPr>
+          <w:rFonts w:cstheme="minorHAnsi"/>
+          <w:sz w:val="24"/>
+          <w:szCs w:val="24"/>
+        </w:rPr>
+        <w:t>So</w:t>
+      </w:r>
+      <w:proofErr w:type="gramEnd"/>
+      <w:r>
+        <w:rPr>
+          <w:rFonts w:cstheme="minorHAnsi"/>
+          <w:sz w:val="24"/>
+          <w:szCs w:val="24"/>
+        </w:rPr>
+        <w:t xml:space="preserve"> on app start:</w:t>
       </w:r>
     </w:p>
     <w:p>
@@ -23434,16 +26073,1261 @@
     </w:p>
     <w:p>
       <w:pPr>
-        <w:jc w:val="both"/>
-        <w:rPr>
-          <w:rFonts w:cstheme="minorHAnsi"/>
-          <w:sz w:val="24"/>
-          <w:szCs w:val="24"/>
-        </w:rPr>
-      </w:pPr>
-    </w:p>
-    <w:p>
-      <w:pPr>
+        <w:rPr>
+          <w:rFonts w:cstheme="minorHAnsi"/>
+          <w:sz w:val="24"/>
+          <w:szCs w:val="24"/>
+        </w:rPr>
+      </w:pPr>
+      <w:r>
+        <w:rPr>
+          <w:rFonts w:cstheme="minorHAnsi"/>
+          <w:sz w:val="24"/>
+          <w:szCs w:val="24"/>
+        </w:rPr>
+        <w:br w:type="page"/>
+      </w:r>
+    </w:p>
+    <w:p>
+      <w:pPr>
+        <w:pStyle w:val="ListParagraph"/>
+        <w:numPr>
+          <w:ilvl w:val="0"/>
+          <w:numId w:val="1"/>
+        </w:numPr>
+        <w:jc w:val="both"/>
+        <w:rPr>
+          <w:rFonts w:cstheme="minorHAnsi"/>
+          <w:b/>
+          <w:bCs/>
+          <w:sz w:val="24"/>
+          <w:szCs w:val="24"/>
+        </w:rPr>
+      </w:pPr>
+      <w:r>
+        <w:rPr>
+          <w:rFonts w:cstheme="minorHAnsi"/>
+          <w:b/>
+          <w:bCs/>
+          <w:sz w:val="24"/>
+          <w:szCs w:val="24"/>
+        </w:rPr>
+        <w:lastRenderedPageBreak/>
+        <w:t>Logging and Evaluation of RAG system:</w:t>
+      </w:r>
+    </w:p>
+    <w:p>
+      <w:pPr>
+        <w:ind w:left="360"/>
+        <w:jc w:val="both"/>
+        <w:rPr>
+          <w:rFonts w:cstheme="minorHAnsi"/>
+          <w:sz w:val="24"/>
+          <w:szCs w:val="24"/>
+        </w:rPr>
+      </w:pPr>
+      <w:r>
+        <w:rPr>
+          <w:rFonts w:cstheme="minorHAnsi"/>
+          <w:sz w:val="24"/>
+          <w:szCs w:val="24"/>
+        </w:rPr>
+        <w:t>Logging:</w:t>
+      </w:r>
+    </w:p>
+    <w:p>
+      <w:pPr>
+        <w:ind w:left="360"/>
+        <w:jc w:val="both"/>
+        <w:rPr>
+          <w:rFonts w:cstheme="minorHAnsi"/>
+          <w:sz w:val="24"/>
+          <w:szCs w:val="24"/>
+        </w:rPr>
+      </w:pPr>
+    </w:p>
+    <w:p>
+      <w:pPr>
+        <w:ind w:left="360"/>
+        <w:jc w:val="both"/>
+        <w:rPr>
+          <w:rFonts w:cstheme="minorHAnsi"/>
+          <w:sz w:val="24"/>
+          <w:szCs w:val="24"/>
+        </w:rPr>
+      </w:pPr>
+      <w:r>
+        <w:rPr>
+          <w:rFonts w:cstheme="minorHAnsi"/>
+          <w:sz w:val="24"/>
+          <w:szCs w:val="24"/>
+        </w:rPr>
+        <w:t>We will log following information in CSVs:</w:t>
+      </w:r>
+    </w:p>
+    <w:p>
+      <w:pPr>
+        <w:ind w:left="360"/>
+        <w:jc w:val="both"/>
+        <w:rPr>
+          <w:rFonts w:cstheme="minorHAnsi"/>
+          <w:b/>
+          <w:bCs/>
+          <w:sz w:val="24"/>
+          <w:szCs w:val="24"/>
+        </w:rPr>
+      </w:pPr>
+      <w:r>
+        <w:rPr>
+          <w:rFonts w:cstheme="minorHAnsi"/>
+          <w:b/>
+          <w:bCs/>
+          <w:sz w:val="24"/>
+          <w:szCs w:val="24"/>
+        </w:rPr>
+        <w:t xml:space="preserve">Query information: </w:t>
+      </w:r>
+    </w:p>
+    <w:p>
+      <w:pPr>
+        <w:ind w:left="360"/>
+        <w:jc w:val="both"/>
+        <w:rPr>
+          <w:rFonts w:cstheme="minorHAnsi"/>
+          <w:sz w:val="24"/>
+          <w:szCs w:val="24"/>
+        </w:rPr>
+      </w:pPr>
+      <w:r>
+        <w:rPr>
+          <w:rFonts w:cstheme="minorHAnsi"/>
+          <w:sz w:val="24"/>
+          <w:szCs w:val="24"/>
+        </w:rPr>
+        <w:t>File: queries.csv</w:t>
+      </w:r>
+    </w:p>
+    <w:p>
+      <w:pPr>
+        <w:pStyle w:val="ListParagraph"/>
+        <w:numPr>
+          <w:ilvl w:val="0"/>
+          <w:numId w:val="95"/>
+        </w:numPr>
+        <w:jc w:val="both"/>
+        <w:rPr>
+          <w:rFonts w:cstheme="minorHAnsi"/>
+          <w:sz w:val="24"/>
+          <w:szCs w:val="24"/>
+        </w:rPr>
+      </w:pPr>
+      <w:proofErr w:type="spellStart"/>
+      <w:r>
+        <w:rPr>
+          <w:rFonts w:cstheme="minorHAnsi"/>
+          <w:sz w:val="24"/>
+          <w:szCs w:val="24"/>
+        </w:rPr>
+        <w:t>query_id</w:t>
+      </w:r>
+      <w:proofErr w:type="spellEnd"/>
+    </w:p>
+    <w:p>
+      <w:pPr>
+        <w:pStyle w:val="ListParagraph"/>
+        <w:numPr>
+          <w:ilvl w:val="0"/>
+          <w:numId w:val="95"/>
+        </w:numPr>
+        <w:jc w:val="both"/>
+        <w:rPr>
+          <w:rFonts w:cstheme="minorHAnsi"/>
+          <w:sz w:val="24"/>
+          <w:szCs w:val="24"/>
+        </w:rPr>
+      </w:pPr>
+      <w:proofErr w:type="spellStart"/>
+      <w:r>
+        <w:rPr>
+          <w:rFonts w:cstheme="minorHAnsi"/>
+          <w:sz w:val="24"/>
+          <w:szCs w:val="24"/>
+        </w:rPr>
+        <w:t>session_id</w:t>
+      </w:r>
+      <w:proofErr w:type="spellEnd"/>
+    </w:p>
+    <w:p>
+      <w:pPr>
+        <w:pStyle w:val="ListParagraph"/>
+        <w:numPr>
+          <w:ilvl w:val="0"/>
+          <w:numId w:val="95"/>
+        </w:numPr>
+        <w:jc w:val="both"/>
+        <w:rPr>
+          <w:rFonts w:cstheme="minorHAnsi"/>
+          <w:sz w:val="24"/>
+          <w:szCs w:val="24"/>
+        </w:rPr>
+      </w:pPr>
+      <w:proofErr w:type="spellStart"/>
+      <w:r>
+        <w:rPr>
+          <w:rFonts w:cstheme="minorHAnsi"/>
+          <w:sz w:val="24"/>
+          <w:szCs w:val="24"/>
+        </w:rPr>
+        <w:t>user_query</w:t>
+      </w:r>
+      <w:proofErr w:type="spellEnd"/>
+    </w:p>
+    <w:p>
+      <w:pPr>
+        <w:pStyle w:val="ListParagraph"/>
+        <w:numPr>
+          <w:ilvl w:val="0"/>
+          <w:numId w:val="95"/>
+        </w:numPr>
+        <w:jc w:val="both"/>
+        <w:rPr>
+          <w:rFonts w:cstheme="minorHAnsi"/>
+          <w:sz w:val="24"/>
+          <w:szCs w:val="24"/>
+        </w:rPr>
+      </w:pPr>
+      <w:proofErr w:type="spellStart"/>
+      <w:r>
+        <w:rPr>
+          <w:rFonts w:cstheme="minorHAnsi"/>
+          <w:sz w:val="24"/>
+          <w:szCs w:val="24"/>
+        </w:rPr>
+        <w:t>rewritten_query</w:t>
+      </w:r>
+      <w:proofErr w:type="spellEnd"/>
+    </w:p>
+    <w:p>
+      <w:pPr>
+        <w:pStyle w:val="ListParagraph"/>
+        <w:numPr>
+          <w:ilvl w:val="0"/>
+          <w:numId w:val="95"/>
+        </w:numPr>
+        <w:jc w:val="both"/>
+        <w:rPr>
+          <w:rFonts w:cstheme="minorHAnsi"/>
+          <w:sz w:val="24"/>
+          <w:szCs w:val="24"/>
+        </w:rPr>
+      </w:pPr>
+      <w:r>
+        <w:rPr>
+          <w:rFonts w:cstheme="minorHAnsi"/>
+          <w:sz w:val="24"/>
+          <w:szCs w:val="24"/>
+        </w:rPr>
+        <w:t>mode</w:t>
+      </w:r>
+    </w:p>
+    <w:p>
+      <w:pPr>
+        <w:pStyle w:val="ListParagraph"/>
+        <w:numPr>
+          <w:ilvl w:val="0"/>
+          <w:numId w:val="95"/>
+        </w:numPr>
+        <w:jc w:val="both"/>
+        <w:rPr>
+          <w:rFonts w:cstheme="minorHAnsi"/>
+          <w:sz w:val="24"/>
+          <w:szCs w:val="24"/>
+        </w:rPr>
+      </w:pPr>
+      <w:r>
+        <w:rPr>
+          <w:rFonts w:cstheme="minorHAnsi"/>
+          <w:sz w:val="24"/>
+          <w:szCs w:val="24"/>
+        </w:rPr>
+        <w:t>timestamp</w:t>
+      </w:r>
+    </w:p>
+    <w:p>
+      <w:pPr>
+        <w:pStyle w:val="ListParagraph"/>
+        <w:numPr>
+          <w:ilvl w:val="0"/>
+          <w:numId w:val="95"/>
+        </w:numPr>
+        <w:jc w:val="both"/>
+        <w:rPr>
+          <w:rFonts w:cstheme="minorHAnsi"/>
+          <w:sz w:val="24"/>
+          <w:szCs w:val="24"/>
+        </w:rPr>
+      </w:pPr>
+      <w:proofErr w:type="spellStart"/>
+      <w:r>
+        <w:rPr>
+          <w:rFonts w:cstheme="minorHAnsi"/>
+          <w:sz w:val="24"/>
+          <w:szCs w:val="24"/>
+        </w:rPr>
+        <w:t>num_documents_in_session</w:t>
+      </w:r>
+      <w:proofErr w:type="spellEnd"/>
+    </w:p>
+    <w:p>
+      <w:pPr>
+        <w:pStyle w:val="ListParagraph"/>
+        <w:numPr>
+          <w:ilvl w:val="0"/>
+          <w:numId w:val="95"/>
+        </w:numPr>
+        <w:jc w:val="both"/>
+        <w:rPr>
+          <w:rFonts w:cstheme="minorHAnsi"/>
+          <w:sz w:val="24"/>
+          <w:szCs w:val="24"/>
+        </w:rPr>
+      </w:pPr>
+      <w:proofErr w:type="spellStart"/>
+      <w:r>
+        <w:rPr>
+          <w:rFonts w:cstheme="minorHAnsi"/>
+          <w:sz w:val="24"/>
+          <w:szCs w:val="24"/>
+        </w:rPr>
+        <w:t>retrieved_chunks_count</w:t>
+      </w:r>
+      <w:proofErr w:type="spellEnd"/>
+    </w:p>
+    <w:p>
+      <w:pPr>
+        <w:pStyle w:val="ListParagraph"/>
+        <w:numPr>
+          <w:ilvl w:val="0"/>
+          <w:numId w:val="95"/>
+        </w:numPr>
+        <w:jc w:val="both"/>
+        <w:rPr>
+          <w:rFonts w:cstheme="minorHAnsi"/>
+          <w:sz w:val="24"/>
+          <w:szCs w:val="24"/>
+        </w:rPr>
+      </w:pPr>
+      <w:proofErr w:type="spellStart"/>
+      <w:r>
+        <w:rPr>
+          <w:rFonts w:cstheme="minorHAnsi"/>
+          <w:sz w:val="24"/>
+          <w:szCs w:val="24"/>
+        </w:rPr>
+        <w:t>retrieval_</w:t>
+      </w:r>
+      <w:proofErr w:type="gramStart"/>
+      <w:r>
+        <w:rPr>
+          <w:rFonts w:cstheme="minorHAnsi"/>
+          <w:sz w:val="24"/>
+          <w:szCs w:val="24"/>
+        </w:rPr>
+        <w:t>time</w:t>
+      </w:r>
+      <w:proofErr w:type="spellEnd"/>
+      <w:r>
+        <w:rPr>
+          <w:rFonts w:cstheme="minorHAnsi"/>
+          <w:sz w:val="24"/>
+          <w:szCs w:val="24"/>
+        </w:rPr>
+        <w:t>(</w:t>
+      </w:r>
+      <w:proofErr w:type="spellStart"/>
+      <w:proofErr w:type="gramEnd"/>
+      <w:r>
+        <w:rPr>
+          <w:rFonts w:cstheme="minorHAnsi"/>
+          <w:sz w:val="24"/>
+          <w:szCs w:val="24"/>
+        </w:rPr>
+        <w:t xml:space="preserve">in </w:t>
+      </w:r>
+      <w:proofErr w:type="spellEnd"/>
+      <w:r>
+        <w:rPr>
+          <w:rFonts w:cstheme="minorHAnsi"/>
+          <w:sz w:val="24"/>
+          <w:szCs w:val="24"/>
+        </w:rPr>
+        <w:t>s)</w:t>
+      </w:r>
+    </w:p>
+    <w:p>
+      <w:pPr>
+        <w:pStyle w:val="ListParagraph"/>
+        <w:numPr>
+          <w:ilvl w:val="0"/>
+          <w:numId w:val="95"/>
+        </w:numPr>
+        <w:jc w:val="both"/>
+        <w:rPr>
+          <w:rFonts w:cstheme="minorHAnsi"/>
+          <w:sz w:val="24"/>
+          <w:szCs w:val="24"/>
+        </w:rPr>
+      </w:pPr>
+      <w:proofErr w:type="spellStart"/>
+      <w:r>
+        <w:rPr>
+          <w:rFonts w:cstheme="minorHAnsi"/>
+          <w:sz w:val="24"/>
+          <w:szCs w:val="24"/>
+        </w:rPr>
+        <w:t>generation_</w:t>
+      </w:r>
+      <w:proofErr w:type="gramStart"/>
+      <w:r>
+        <w:rPr>
+          <w:rFonts w:cstheme="minorHAnsi"/>
+          <w:sz w:val="24"/>
+          <w:szCs w:val="24"/>
+        </w:rPr>
+        <w:t>time</w:t>
+      </w:r>
+      <w:proofErr w:type="spellEnd"/>
+      <w:r>
+        <w:rPr>
+          <w:rFonts w:cstheme="minorHAnsi"/>
+          <w:sz w:val="24"/>
+          <w:szCs w:val="24"/>
+        </w:rPr>
+        <w:t>(</w:t>
+      </w:r>
+      <w:proofErr w:type="spellStart"/>
+      <w:proofErr w:type="gramEnd"/>
+      <w:r>
+        <w:rPr>
+          <w:rFonts w:cstheme="minorHAnsi"/>
+          <w:sz w:val="24"/>
+          <w:szCs w:val="24"/>
+        </w:rPr>
+        <w:t xml:space="preserve">in </w:t>
+      </w:r>
+      <w:proofErr w:type="spellEnd"/>
+      <w:r>
+        <w:rPr>
+          <w:rFonts w:cstheme="minorHAnsi"/>
+          <w:sz w:val="24"/>
+          <w:szCs w:val="24"/>
+        </w:rPr>
+        <w:t>s)</w:t>
+      </w:r>
+    </w:p>
+    <w:p>
+      <w:pPr>
+        <w:pStyle w:val="ListParagraph"/>
+        <w:numPr>
+          <w:ilvl w:val="0"/>
+          <w:numId w:val="95"/>
+        </w:numPr>
+        <w:jc w:val="both"/>
+        <w:rPr>
+          <w:rFonts w:cstheme="minorHAnsi"/>
+          <w:sz w:val="24"/>
+          <w:szCs w:val="24"/>
+        </w:rPr>
+      </w:pPr>
+      <w:proofErr w:type="spellStart"/>
+      <w:r>
+        <w:rPr>
+          <w:rFonts w:cstheme="minorHAnsi"/>
+          <w:sz w:val="24"/>
+          <w:szCs w:val="24"/>
+        </w:rPr>
+        <w:t>total_</w:t>
+      </w:r>
+      <w:proofErr w:type="gramStart"/>
+      <w:r>
+        <w:rPr>
+          <w:rFonts w:cstheme="minorHAnsi"/>
+          <w:sz w:val="24"/>
+          <w:szCs w:val="24"/>
+        </w:rPr>
+        <w:t>time</w:t>
+      </w:r>
+      <w:proofErr w:type="spellEnd"/>
+      <w:r>
+        <w:rPr>
+          <w:rFonts w:cstheme="minorHAnsi"/>
+          <w:sz w:val="24"/>
+          <w:szCs w:val="24"/>
+        </w:rPr>
+        <w:t>(</w:t>
+      </w:r>
+      <w:proofErr w:type="spellStart"/>
+      <w:proofErr w:type="gramEnd"/>
+      <w:r>
+        <w:rPr>
+          <w:rFonts w:cstheme="minorHAnsi"/>
+          <w:sz w:val="24"/>
+          <w:szCs w:val="24"/>
+        </w:rPr>
+        <w:t>in s</w:t>
+      </w:r>
+      <w:proofErr w:type="spellEnd"/>
+      <w:r>
+        <w:rPr>
+          <w:rFonts w:cstheme="minorHAnsi"/>
+          <w:sz w:val="24"/>
+          <w:szCs w:val="24"/>
+        </w:rPr>
+        <w:t>)</w:t>
+      </w:r>
+    </w:p>
+    <w:p>
+      <w:pPr>
+        <w:pStyle w:val="ListParagraph"/>
+        <w:numPr>
+          <w:ilvl w:val="0"/>
+          <w:numId w:val="95"/>
+        </w:numPr>
+        <w:jc w:val="both"/>
+        <w:rPr>
+          <w:rFonts w:cstheme="minorHAnsi"/>
+          <w:sz w:val="24"/>
+          <w:szCs w:val="24"/>
+        </w:rPr>
+      </w:pPr>
+      <w:proofErr w:type="spellStart"/>
+      <w:r>
+        <w:rPr>
+          <w:rFonts w:cstheme="minorHAnsi"/>
+          <w:sz w:val="24"/>
+          <w:szCs w:val="24"/>
+        </w:rPr>
+        <w:t>final_answer_</w:t>
+      </w:r>
+      <w:proofErr w:type="gramStart"/>
+      <w:r>
+        <w:rPr>
+          <w:rFonts w:cstheme="minorHAnsi"/>
+          <w:sz w:val="24"/>
+          <w:szCs w:val="24"/>
+        </w:rPr>
+        <w:t>length</w:t>
+      </w:r>
+      <w:proofErr w:type="spellEnd"/>
+      <w:r>
+        <w:rPr>
+          <w:rFonts w:cstheme="minorHAnsi"/>
+          <w:sz w:val="24"/>
+          <w:szCs w:val="24"/>
+        </w:rPr>
+        <w:t>(</w:t>
+      </w:r>
+      <w:proofErr w:type="gramEnd"/>
+      <w:r>
+        <w:rPr>
+          <w:rFonts w:cstheme="minorHAnsi"/>
+          <w:sz w:val="24"/>
+          <w:szCs w:val="24"/>
+        </w:rPr>
+        <w:t>in tokens)</w:t>
+      </w:r>
+    </w:p>
+    <w:p>
+      <w:pPr>
+        <w:ind w:left="360"/>
+        <w:jc w:val="both"/>
+        <w:rPr>
+          <w:rFonts w:cstheme="minorHAnsi"/>
+          <w:b/>
+          <w:bCs/>
+          <w:sz w:val="24"/>
+          <w:szCs w:val="24"/>
+        </w:rPr>
+      </w:pPr>
+      <w:r>
+        <w:rPr>
+          <w:rFonts w:cstheme="minorHAnsi"/>
+          <w:b/>
+          <w:bCs/>
+          <w:sz w:val="24"/>
+          <w:szCs w:val="24"/>
+        </w:rPr>
+        <w:t>Retrieval information:</w:t>
+      </w:r>
+    </w:p>
+    <w:p>
+      <w:pPr>
+        <w:ind w:left="360"/>
+        <w:jc w:val="both"/>
+        <w:rPr>
+          <w:rFonts w:cstheme="minorHAnsi"/>
+          <w:sz w:val="24"/>
+          <w:szCs w:val="24"/>
+        </w:rPr>
+      </w:pPr>
+      <w:r>
+        <w:rPr>
+          <w:rFonts w:cstheme="minorHAnsi"/>
+          <w:sz w:val="24"/>
+          <w:szCs w:val="24"/>
+        </w:rPr>
+        <w:t>File: retrieval_details.csv</w:t>
+      </w:r>
+    </w:p>
+    <w:p>
+      <w:pPr>
+        <w:pStyle w:val="ListParagraph"/>
+        <w:numPr>
+          <w:ilvl w:val="0"/>
+          <w:numId w:val="96"/>
+        </w:numPr>
+        <w:jc w:val="both"/>
+        <w:rPr>
+          <w:rFonts w:cstheme="minorHAnsi"/>
+          <w:sz w:val="24"/>
+          <w:szCs w:val="24"/>
+        </w:rPr>
+      </w:pPr>
+      <w:proofErr w:type="spellStart"/>
+      <w:r>
+        <w:rPr>
+          <w:rFonts w:cstheme="minorHAnsi"/>
+          <w:sz w:val="24"/>
+          <w:szCs w:val="24"/>
+        </w:rPr>
+        <w:t>query_id</w:t>
+      </w:r>
+      <w:proofErr w:type="spellEnd"/>
+    </w:p>
+    <w:p>
+      <w:pPr>
+        <w:pStyle w:val="ListParagraph"/>
+        <w:numPr>
+          <w:ilvl w:val="0"/>
+          <w:numId w:val="96"/>
+        </w:numPr>
+        <w:jc w:val="both"/>
+        <w:rPr>
+          <w:rFonts w:cstheme="minorHAnsi"/>
+          <w:sz w:val="24"/>
+          <w:szCs w:val="24"/>
+        </w:rPr>
+      </w:pPr>
+      <w:r>
+        <w:rPr>
+          <w:rFonts w:cstheme="minorHAnsi"/>
+          <w:sz w:val="24"/>
+          <w:szCs w:val="24"/>
+        </w:rPr>
+        <w:t>rank</w:t>
+      </w:r>
+    </w:p>
+    <w:p>
+      <w:pPr>
+        <w:pStyle w:val="ListParagraph"/>
+        <w:numPr>
+          <w:ilvl w:val="0"/>
+          <w:numId w:val="96"/>
+        </w:numPr>
+        <w:jc w:val="both"/>
+        <w:rPr>
+          <w:rFonts w:cstheme="minorHAnsi"/>
+          <w:sz w:val="24"/>
+          <w:szCs w:val="24"/>
+        </w:rPr>
+      </w:pPr>
+      <w:proofErr w:type="spellStart"/>
+      <w:r>
+        <w:rPr>
+          <w:rFonts w:cstheme="minorHAnsi"/>
+          <w:sz w:val="24"/>
+          <w:szCs w:val="24"/>
+        </w:rPr>
+        <w:t>chunk_id</w:t>
+      </w:r>
+      <w:proofErr w:type="spellEnd"/>
+    </w:p>
+    <w:p>
+      <w:pPr>
+        <w:pStyle w:val="ListParagraph"/>
+        <w:numPr>
+          <w:ilvl w:val="0"/>
+          <w:numId w:val="96"/>
+        </w:numPr>
+        <w:jc w:val="both"/>
+        <w:rPr>
+          <w:rFonts w:cstheme="minorHAnsi"/>
+          <w:sz w:val="24"/>
+          <w:szCs w:val="24"/>
+        </w:rPr>
+      </w:pPr>
+      <w:r>
+        <w:rPr>
+          <w:rFonts w:cstheme="minorHAnsi"/>
+          <w:sz w:val="24"/>
+          <w:szCs w:val="24"/>
+        </w:rPr>
+        <w:t>document_id</w:t>
+      </w:r>
+    </w:p>
+    <w:p>
+      <w:pPr>
+        <w:pStyle w:val="ListParagraph"/>
+        <w:numPr>
+          <w:ilvl w:val="0"/>
+          <w:numId w:val="96"/>
+        </w:numPr>
+        <w:jc w:val="both"/>
+        <w:rPr>
+          <w:rFonts w:cstheme="minorHAnsi"/>
+          <w:sz w:val="24"/>
+          <w:szCs w:val="24"/>
+        </w:rPr>
+      </w:pPr>
+      <w:proofErr w:type="spellStart"/>
+      <w:r>
+        <w:rPr>
+          <w:rFonts w:cstheme="minorHAnsi"/>
+          <w:sz w:val="24"/>
+          <w:szCs w:val="24"/>
+        </w:rPr>
+        <w:t>doc_title</w:t>
+      </w:r>
+      <w:proofErr w:type="spellEnd"/>
+    </w:p>
+    <w:p>
+      <w:pPr>
+        <w:pStyle w:val="ListParagraph"/>
+        <w:numPr>
+          <w:ilvl w:val="0"/>
+          <w:numId w:val="96"/>
+        </w:numPr>
+        <w:jc w:val="both"/>
+        <w:rPr>
+          <w:rFonts w:cstheme="minorHAnsi"/>
+          <w:sz w:val="24"/>
+          <w:szCs w:val="24"/>
+        </w:rPr>
+      </w:pPr>
+      <w:r>
+        <w:rPr>
+          <w:rFonts w:cstheme="minorHAnsi"/>
+          <w:sz w:val="24"/>
+          <w:szCs w:val="24"/>
+        </w:rPr>
+        <w:t>doc_source</w:t>
+      </w:r>
+    </w:p>
+    <w:p>
+      <w:pPr>
+        <w:pStyle w:val="ListParagraph"/>
+        <w:numPr>
+          <w:ilvl w:val="0"/>
+          <w:numId w:val="96"/>
+        </w:numPr>
+        <w:jc w:val="both"/>
+        <w:rPr>
+          <w:rFonts w:cstheme="minorHAnsi"/>
+          <w:sz w:val="24"/>
+          <w:szCs w:val="24"/>
+        </w:rPr>
+      </w:pPr>
+      <w:r>
+        <w:rPr>
+          <w:rFonts w:cstheme="minorHAnsi"/>
+          <w:sz w:val="24"/>
+          <w:szCs w:val="24"/>
+        </w:rPr>
+        <w:t>page_number</w:t>
+      </w:r>
+    </w:p>
+    <w:p>
+      <w:pPr>
+        <w:pStyle w:val="ListParagraph"/>
+        <w:numPr>
+          <w:ilvl w:val="0"/>
+          <w:numId w:val="96"/>
+        </w:numPr>
+        <w:jc w:val="both"/>
+        <w:rPr>
+          <w:rFonts w:cstheme="minorHAnsi"/>
+          <w:sz w:val="24"/>
+          <w:szCs w:val="24"/>
+        </w:rPr>
+      </w:pPr>
+      <w:proofErr w:type="spellStart"/>
+      <w:r>
+        <w:rPr>
+          <w:rFonts w:cstheme="minorHAnsi"/>
+          <w:sz w:val="24"/>
+          <w:szCs w:val="24"/>
+        </w:rPr>
+        <w:t>similarity_score</w:t>
+      </w:r>
+      <w:proofErr w:type="spellEnd"/>
+    </w:p>
+    <w:p>
+      <w:pPr>
+        <w:pStyle w:val="ListParagraph"/>
+        <w:numPr>
+          <w:ilvl w:val="0"/>
+          <w:numId w:val="96"/>
+        </w:numPr>
+        <w:jc w:val="both"/>
+        <w:rPr>
+          <w:rFonts w:cstheme="minorHAnsi"/>
+          <w:sz w:val="24"/>
+          <w:szCs w:val="24"/>
+        </w:rPr>
+      </w:pPr>
+      <w:proofErr w:type="spellStart"/>
+      <w:r>
+        <w:rPr>
+          <w:rFonts w:cstheme="minorHAnsi"/>
+          <w:sz w:val="24"/>
+          <w:szCs w:val="24"/>
+        </w:rPr>
+        <w:t>chunk_lengt</w:t>
+      </w:r>
+      <w:r>
+        <w:rPr>
+          <w:rFonts w:cstheme="minorHAnsi"/>
+          <w:sz w:val="24"/>
+          <w:szCs w:val="24"/>
+        </w:rPr>
+        <w:t>h</w:t>
+      </w:r>
+      <w:proofErr w:type="spellEnd"/>
+    </w:p>
+    <w:p>
+      <w:pPr>
+        <w:jc w:val="both"/>
+        <w:rPr>
+          <w:rFonts w:cstheme="minorHAnsi"/>
+          <w:b/>
+          <w:bCs/>
+          <w:sz w:val="24"/>
+          <w:szCs w:val="24"/>
+        </w:rPr>
+      </w:pPr>
+      <w:r>
+        <w:rPr>
+          <w:rFonts w:cstheme="minorHAnsi"/>
+          <w:b/>
+          <w:bCs/>
+          <w:sz w:val="24"/>
+          <w:szCs w:val="24"/>
+        </w:rPr>
+        <w:t>Dataset for Evaluation:</w:t>
+      </w:r>
+    </w:p>
+    <w:p>
+      <w:pPr>
+        <w:jc w:val="both"/>
+        <w:rPr>
+          <w:rFonts w:cstheme="minorHAnsi"/>
+          <w:sz w:val="24"/>
+          <w:szCs w:val="24"/>
+        </w:rPr>
+      </w:pPr>
+      <w:r>
+        <w:rPr>
+          <w:rFonts w:cstheme="minorHAnsi"/>
+          <w:sz w:val="24"/>
+          <w:szCs w:val="24"/>
+        </w:rPr>
+        <w:t>File: evaluation_dataset.csv</w:t>
+      </w:r>
+    </w:p>
+    <w:p>
+      <w:pPr>
+        <w:pStyle w:val="ListParagraph"/>
+        <w:numPr>
+          <w:ilvl w:val="0"/>
+          <w:numId w:val="97"/>
+        </w:numPr>
+        <w:jc w:val="both"/>
+        <w:rPr>
+          <w:rFonts w:cstheme="minorHAnsi"/>
+          <w:sz w:val="24"/>
+          <w:szCs w:val="24"/>
+        </w:rPr>
+      </w:pPr>
+      <w:proofErr w:type="spellStart"/>
+      <w:r>
+        <w:rPr>
+          <w:rFonts w:cstheme="minorHAnsi"/>
+          <w:sz w:val="24"/>
+          <w:szCs w:val="24"/>
+        </w:rPr>
+        <w:t>question_text</w:t>
+      </w:r>
+      <w:proofErr w:type="spellEnd"/>
+    </w:p>
+    <w:p>
+      <w:pPr>
+        <w:pStyle w:val="ListParagraph"/>
+        <w:numPr>
+          <w:ilvl w:val="0"/>
+          <w:numId w:val="97"/>
+        </w:numPr>
+        <w:jc w:val="both"/>
+        <w:rPr>
+          <w:rFonts w:cstheme="minorHAnsi"/>
+          <w:sz w:val="24"/>
+          <w:szCs w:val="24"/>
+        </w:rPr>
+      </w:pPr>
+      <w:proofErr w:type="spellStart"/>
+      <w:r>
+        <w:rPr>
+          <w:rFonts w:cstheme="minorHAnsi"/>
+          <w:sz w:val="24"/>
+          <w:szCs w:val="24"/>
+        </w:rPr>
+        <w:t>ground_truth_answer</w:t>
+      </w:r>
+      <w:proofErr w:type="spellEnd"/>
+    </w:p>
+    <w:p>
+      <w:pPr>
+        <w:pStyle w:val="ListParagraph"/>
+        <w:numPr>
+          <w:ilvl w:val="0"/>
+          <w:numId w:val="97"/>
+        </w:numPr>
+        <w:jc w:val="both"/>
+        <w:rPr>
+          <w:rFonts w:cstheme="minorHAnsi"/>
+          <w:sz w:val="24"/>
+          <w:szCs w:val="24"/>
+        </w:rPr>
+      </w:pPr>
+      <w:proofErr w:type="spellStart"/>
+      <w:r>
+        <w:rPr>
+          <w:rFonts w:cstheme="minorHAnsi"/>
+          <w:sz w:val="24"/>
+          <w:szCs w:val="24"/>
+        </w:rPr>
+        <w:t>source_page_numbers</w:t>
+      </w:r>
+      <w:proofErr w:type="spellEnd"/>
+    </w:p>
+    <w:p>
+      <w:pPr>
+        <w:jc w:val="both"/>
+        <w:rPr>
+          <w:rFonts w:cstheme="minorHAnsi"/>
+          <w:sz w:val="24"/>
+          <w:szCs w:val="24"/>
+        </w:rPr>
+      </w:pPr>
+    </w:p>
+    <w:p>
+      <w:pPr>
+        <w:jc w:val="both"/>
+        <w:rPr>
+          <w:rFonts w:cstheme="minorHAnsi"/>
+          <w:b/>
+          <w:bCs/>
+          <w:sz w:val="24"/>
+          <w:szCs w:val="24"/>
+        </w:rPr>
+      </w:pPr>
+      <w:r>
+        <w:rPr>
+          <w:rFonts w:cstheme="minorHAnsi"/>
+          <w:b/>
+          <w:bCs/>
+          <w:sz w:val="24"/>
+          <w:szCs w:val="24"/>
+        </w:rPr>
+        <w:t>Evaluation:</w:t>
+      </w:r>
+    </w:p>
+    <w:p>
+      <w:pPr>
+        <w:jc w:val="both"/>
+        <w:rPr>
+          <w:rFonts w:cstheme="minorHAnsi"/>
+          <w:sz w:val="24"/>
+          <w:szCs w:val="24"/>
+        </w:rPr>
+      </w:pPr>
+      <w:r>
+        <w:rPr>
+          <w:rFonts w:cstheme="minorHAnsi"/>
+          <w:sz w:val="24"/>
+          <w:szCs w:val="24"/>
+        </w:rPr>
+        <w:t>File: generation_eval.csv</w:t>
+      </w:r>
+    </w:p>
+    <w:p>
+      <w:pPr>
+        <w:pStyle w:val="ListParagraph"/>
+        <w:numPr>
+          <w:ilvl w:val="0"/>
+          <w:numId w:val="98"/>
+        </w:numPr>
+        <w:jc w:val="both"/>
+        <w:rPr>
+          <w:rFonts w:cstheme="minorHAnsi"/>
+          <w:sz w:val="24"/>
+          <w:szCs w:val="24"/>
+        </w:rPr>
+      </w:pPr>
+      <w:proofErr w:type="spellStart"/>
+      <w:r>
+        <w:rPr>
+          <w:rFonts w:cstheme="minorHAnsi"/>
+          <w:sz w:val="24"/>
+          <w:szCs w:val="24"/>
+        </w:rPr>
+        <w:t>Faithfulness</w:t>
+      </w:r>
+      <w:proofErr w:type="spellEnd"/>
+    </w:p>
+    <w:p>
+      <w:pPr>
+        <w:pStyle w:val="ListParagraph"/>
+        <w:numPr>
+          <w:ilvl w:val="0"/>
+          <w:numId w:val="98"/>
+        </w:numPr>
+        <w:jc w:val="both"/>
+        <w:rPr>
+          <w:rFonts w:cstheme="minorHAnsi"/>
+          <w:sz w:val="24"/>
+          <w:szCs w:val="24"/>
+        </w:rPr>
+      </w:pPr>
+      <w:proofErr w:type="spellStart"/>
+      <w:r>
+        <w:rPr>
+          <w:rFonts w:cstheme="minorHAnsi"/>
+          <w:sz w:val="24"/>
+          <w:szCs w:val="24"/>
+        </w:rPr>
+        <w:t>Relevance</w:t>
+      </w:r>
+      <w:proofErr w:type="spellEnd"/>
+    </w:p>
+    <w:p>
+      <w:pPr>
+        <w:pStyle w:val="ListParagraph"/>
+        <w:numPr>
+          <w:ilvl w:val="0"/>
+          <w:numId w:val="98"/>
+        </w:numPr>
+        <w:jc w:val="both"/>
+        <w:rPr>
+          <w:rFonts w:cstheme="minorHAnsi"/>
+          <w:sz w:val="24"/>
+          <w:szCs w:val="24"/>
+        </w:rPr>
+      </w:pPr>
+      <w:r>
+        <w:rPr>
+          <w:rFonts w:cstheme="minorHAnsi"/>
+          <w:sz w:val="24"/>
+          <w:szCs w:val="24"/>
+        </w:rPr>
+        <w:lastRenderedPageBreak/>
+        <w:t>Hallucination</w:t>
+      </w:r>
+    </w:p>
+    <w:p>
+      <w:pPr>
+        <w:pStyle w:val="ListParagraph"/>
+        <w:numPr>
+          <w:ilvl w:val="0"/>
+          <w:numId w:val="98"/>
+        </w:numPr>
+        <w:jc w:val="both"/>
+        <w:rPr>
+          <w:rFonts w:cstheme="minorHAnsi"/>
+          <w:sz w:val="24"/>
+          <w:szCs w:val="24"/>
+        </w:rPr>
+      </w:pPr>
+      <w:proofErr w:type="spellStart"/>
+      <w:r>
+        <w:rPr>
+          <w:rFonts w:cstheme="minorHAnsi"/>
+          <w:sz w:val="24"/>
+          <w:szCs w:val="24"/>
+        </w:rPr>
+        <w:t>Answer_length</w:t>
+      </w:r>
+      <w:proofErr w:type="spellEnd"/>
+    </w:p>
+    <w:p>
+      <w:pPr>
+        <w:jc w:val="both"/>
+        <w:rPr>
+          <w:rFonts w:cstheme="minorHAnsi"/>
+          <w:sz w:val="24"/>
+          <w:szCs w:val="24"/>
+        </w:rPr>
+      </w:pPr>
+    </w:p>
+    <w:p>
+      <w:pPr>
+        <w:jc w:val="both"/>
+        <w:rPr>
+          <w:rFonts w:cstheme="minorHAnsi"/>
+          <w:sz w:val="24"/>
+          <w:szCs w:val="24"/>
+        </w:rPr>
+      </w:pPr>
+      <w:r>
+        <w:rPr>
+          <w:rFonts w:cstheme="minorHAnsi"/>
+          <w:sz w:val="24"/>
+          <w:szCs w:val="24"/>
+        </w:rPr>
+        <w:t>Latency:</w:t>
+      </w:r>
+      <w:r>
+        <w:rPr>
+          <w:rFonts w:cstheme="minorHAnsi"/>
+          <w:sz w:val="24"/>
+          <w:szCs w:val="24"/>
+        </w:rPr>
+        <w:br/>
+        <w:t xml:space="preserve">Average retrieval </w:t>
+      </w:r>
+      <w:proofErr w:type="gramStart"/>
+      <w:r>
+        <w:rPr>
+          <w:rFonts w:cstheme="minorHAnsi"/>
+          <w:sz w:val="24"/>
+          <w:szCs w:val="24"/>
+        </w:rPr>
+        <w:t>latency :</w:t>
+      </w:r>
+      <w:proofErr w:type="gramEnd"/>
+      <w:r>
+        <w:rPr>
+          <w:rFonts w:cstheme="minorHAnsi"/>
+          <w:sz w:val="24"/>
+          <w:szCs w:val="24"/>
+        </w:rPr>
+        <w:t xml:space="preserve"> ~ 8 Seconds</w:t>
+      </w:r>
+    </w:p>
+    <w:p>
+      <w:pPr>
+        <w:jc w:val="both"/>
+        <w:rPr>
+          <w:rFonts w:cstheme="minorHAnsi"/>
+          <w:sz w:val="24"/>
+          <w:szCs w:val="24"/>
+        </w:rPr>
+      </w:pPr>
+      <w:r>
+        <w:rPr>
+          <w:rFonts w:cstheme="minorHAnsi"/>
+          <w:sz w:val="24"/>
+          <w:szCs w:val="24"/>
+        </w:rPr>
+        <w:t xml:space="preserve">Average generation </w:t>
+      </w:r>
+      <w:proofErr w:type="gramStart"/>
+      <w:r>
+        <w:rPr>
+          <w:rFonts w:cstheme="minorHAnsi"/>
+          <w:sz w:val="24"/>
+          <w:szCs w:val="24"/>
+        </w:rPr>
+        <w:t>latency :</w:t>
+      </w:r>
+      <w:proofErr w:type="gramEnd"/>
+      <w:r>
+        <w:rPr>
+          <w:rFonts w:cstheme="minorHAnsi"/>
+          <w:sz w:val="24"/>
+          <w:szCs w:val="24"/>
+        </w:rPr>
+        <w:t xml:space="preserve"> ~ 115 seconds (1 – 3 mins)</w:t>
+      </w:r>
+    </w:p>
+    <w:p>
+      <w:pPr>
+        <w:jc w:val="both"/>
+        <w:rPr>
+          <w:rFonts w:cstheme="minorHAnsi"/>
+          <w:sz w:val="24"/>
+          <w:szCs w:val="24"/>
+        </w:rPr>
+      </w:pPr>
+      <w:r>
+        <w:rPr>
+          <w:rFonts w:cstheme="minorHAnsi"/>
+          <w:sz w:val="24"/>
+          <w:szCs w:val="24"/>
+        </w:rPr>
+        <w:t xml:space="preserve">Total time per </w:t>
+      </w:r>
+      <w:proofErr w:type="gramStart"/>
+      <w:r>
+        <w:rPr>
+          <w:rFonts w:cstheme="minorHAnsi"/>
+          <w:sz w:val="24"/>
+          <w:szCs w:val="24"/>
+        </w:rPr>
+        <w:t>query :</w:t>
+      </w:r>
+      <w:proofErr w:type="gramEnd"/>
+      <w:r>
+        <w:rPr>
+          <w:rFonts w:cstheme="minorHAnsi"/>
+          <w:sz w:val="24"/>
+          <w:szCs w:val="24"/>
+        </w:rPr>
+        <w:t xml:space="preserve"> ~160 seconds</w:t>
+      </w:r>
+    </w:p>
+    <w:p>
+      <w:pPr>
+        <w:jc w:val="both"/>
+        <w:rPr>
+          <w:rFonts w:cstheme="minorHAnsi"/>
+          <w:sz w:val="24"/>
+          <w:szCs w:val="24"/>
+        </w:rPr>
+      </w:pPr>
+    </w:p>
+    <w:p>
+      <w:pPr>
+        <w:jc w:val="both"/>
+        <w:rPr>
+          <w:rFonts w:cstheme="minorHAnsi"/>
+          <w:sz w:val="24"/>
+          <w:szCs w:val="24"/>
+        </w:rPr>
+      </w:pPr>
+    </w:p>
+    <w:p>
+      <w:pPr>
+        <w:jc w:val="both"/>
+        <w:rPr>
+          <w:rFonts w:cstheme="minorHAnsi"/>
+          <w:sz w:val="24"/>
+          <w:szCs w:val="24"/>
+        </w:rPr>
+      </w:pPr>
+    </w:p>
+    <w:p>
+      <w:pPr>
+        <w:ind w:left="360"/>
         <w:jc w:val="both"/>
         <w:rPr>
           <w:rFonts w:cstheme="minorHAnsi"/>
@@ -27146,6 +31030,232 @@
     </w:lvl>
   </w:abstractNum>
   <w:abstractNum w:abstractNumId="23" w15:restartNumberingAfterBreak="0">
+    <w:nsid w:val="202B3C2E"/>
+    <w:multiLevelType w:val="hybridMultilevel"/>
+    <w:tmpl w:val="CA466D5A"/>
+    <w:lvl w:ilvl="0" w:tplc="40090001">
+      <w:start w:val="1"/>
+      <w:numFmt w:val="bullet"/>
+      <w:lvlText w:val=""/>
+      <w:lvlJc w:val="left"/>
+      <w:pPr>
+        <w:ind w:left="720" w:hanging="360"/>
+      </w:pPr>
+      <w:rPr>
+        <w:rFonts w:ascii="Symbol" w:hAnsi="Symbol" w:hint="default"/>
+      </w:rPr>
+    </w:lvl>
+    <w:lvl w:ilvl="1" w:tplc="40090003" w:tentative="1">
+      <w:start w:val="1"/>
+      <w:numFmt w:val="bullet"/>
+      <w:lvlText w:val="o"/>
+      <w:lvlJc w:val="left"/>
+      <w:pPr>
+        <w:ind w:left="1440" w:hanging="360"/>
+      </w:pPr>
+      <w:rPr>
+        <w:rFonts w:ascii="Courier New" w:hAnsi="Courier New" w:cs="Courier New" w:hint="default"/>
+      </w:rPr>
+    </w:lvl>
+    <w:lvl w:ilvl="2" w:tplc="40090005" w:tentative="1">
+      <w:start w:val="1"/>
+      <w:numFmt w:val="bullet"/>
+      <w:lvlText w:val=""/>
+      <w:lvlJc w:val="left"/>
+      <w:pPr>
+        <w:ind w:left="2160" w:hanging="360"/>
+      </w:pPr>
+      <w:rPr>
+        <w:rFonts w:ascii="Wingdings" w:hAnsi="Wingdings" w:hint="default"/>
+      </w:rPr>
+    </w:lvl>
+    <w:lvl w:ilvl="3" w:tplc="40090001" w:tentative="1">
+      <w:start w:val="1"/>
+      <w:numFmt w:val="bullet"/>
+      <w:lvlText w:val=""/>
+      <w:lvlJc w:val="left"/>
+      <w:pPr>
+        <w:ind w:left="2880" w:hanging="360"/>
+      </w:pPr>
+      <w:rPr>
+        <w:rFonts w:ascii="Symbol" w:hAnsi="Symbol" w:hint="default"/>
+      </w:rPr>
+    </w:lvl>
+    <w:lvl w:ilvl="4" w:tplc="40090003" w:tentative="1">
+      <w:start w:val="1"/>
+      <w:numFmt w:val="bullet"/>
+      <w:lvlText w:val="o"/>
+      <w:lvlJc w:val="left"/>
+      <w:pPr>
+        <w:ind w:left="3600" w:hanging="360"/>
+      </w:pPr>
+      <w:rPr>
+        <w:rFonts w:ascii="Courier New" w:hAnsi="Courier New" w:cs="Courier New" w:hint="default"/>
+      </w:rPr>
+    </w:lvl>
+    <w:lvl w:ilvl="5" w:tplc="40090005" w:tentative="1">
+      <w:start w:val="1"/>
+      <w:numFmt w:val="bullet"/>
+      <w:lvlText w:val=""/>
+      <w:lvlJc w:val="left"/>
+      <w:pPr>
+        <w:ind w:left="4320" w:hanging="360"/>
+      </w:pPr>
+      <w:rPr>
+        <w:rFonts w:ascii="Wingdings" w:hAnsi="Wingdings" w:hint="default"/>
+      </w:rPr>
+    </w:lvl>
+    <w:lvl w:ilvl="6" w:tplc="40090001" w:tentative="1">
+      <w:start w:val="1"/>
+      <w:numFmt w:val="bullet"/>
+      <w:lvlText w:val=""/>
+      <w:lvlJc w:val="left"/>
+      <w:pPr>
+        <w:ind w:left="5040" w:hanging="360"/>
+      </w:pPr>
+      <w:rPr>
+        <w:rFonts w:ascii="Symbol" w:hAnsi="Symbol" w:hint="default"/>
+      </w:rPr>
+    </w:lvl>
+    <w:lvl w:ilvl="7" w:tplc="40090003" w:tentative="1">
+      <w:start w:val="1"/>
+      <w:numFmt w:val="bullet"/>
+      <w:lvlText w:val="o"/>
+      <w:lvlJc w:val="left"/>
+      <w:pPr>
+        <w:ind w:left="5760" w:hanging="360"/>
+      </w:pPr>
+      <w:rPr>
+        <w:rFonts w:ascii="Courier New" w:hAnsi="Courier New" w:cs="Courier New" w:hint="default"/>
+      </w:rPr>
+    </w:lvl>
+    <w:lvl w:ilvl="8" w:tplc="40090005" w:tentative="1">
+      <w:start w:val="1"/>
+      <w:numFmt w:val="bullet"/>
+      <w:lvlText w:val=""/>
+      <w:lvlJc w:val="left"/>
+      <w:pPr>
+        <w:ind w:left="6480" w:hanging="360"/>
+      </w:pPr>
+      <w:rPr>
+        <w:rFonts w:ascii="Wingdings" w:hAnsi="Wingdings" w:hint="default"/>
+      </w:rPr>
+    </w:lvl>
+  </w:abstractNum>
+  <w:abstractNum w:abstractNumId="24" w15:restartNumberingAfterBreak="0">
+    <w:nsid w:val="215C11D5"/>
+    <w:multiLevelType w:val="hybridMultilevel"/>
+    <w:tmpl w:val="8C40FBCA"/>
+    <w:lvl w:ilvl="0" w:tplc="40090001">
+      <w:start w:val="1"/>
+      <w:numFmt w:val="bullet"/>
+      <w:lvlText w:val=""/>
+      <w:lvlJc w:val="left"/>
+      <w:pPr>
+        <w:ind w:left="1080" w:hanging="360"/>
+      </w:pPr>
+      <w:rPr>
+        <w:rFonts w:ascii="Symbol" w:hAnsi="Symbol" w:hint="default"/>
+      </w:rPr>
+    </w:lvl>
+    <w:lvl w:ilvl="1" w:tplc="40090003" w:tentative="1">
+      <w:start w:val="1"/>
+      <w:numFmt w:val="bullet"/>
+      <w:lvlText w:val="o"/>
+      <w:lvlJc w:val="left"/>
+      <w:pPr>
+        <w:ind w:left="1800" w:hanging="360"/>
+      </w:pPr>
+      <w:rPr>
+        <w:rFonts w:ascii="Courier New" w:hAnsi="Courier New" w:cs="Courier New" w:hint="default"/>
+      </w:rPr>
+    </w:lvl>
+    <w:lvl w:ilvl="2" w:tplc="40090005" w:tentative="1">
+      <w:start w:val="1"/>
+      <w:numFmt w:val="bullet"/>
+      <w:lvlText w:val=""/>
+      <w:lvlJc w:val="left"/>
+      <w:pPr>
+        <w:ind w:left="2520" w:hanging="360"/>
+      </w:pPr>
+      <w:rPr>
+        <w:rFonts w:ascii="Wingdings" w:hAnsi="Wingdings" w:hint="default"/>
+      </w:rPr>
+    </w:lvl>
+    <w:lvl w:ilvl="3" w:tplc="40090001" w:tentative="1">
+      <w:start w:val="1"/>
+      <w:numFmt w:val="bullet"/>
+      <w:lvlText w:val=""/>
+      <w:lvlJc w:val="left"/>
+      <w:pPr>
+        <w:ind w:left="3240" w:hanging="360"/>
+      </w:pPr>
+      <w:rPr>
+        <w:rFonts w:ascii="Symbol" w:hAnsi="Symbol" w:hint="default"/>
+      </w:rPr>
+    </w:lvl>
+    <w:lvl w:ilvl="4" w:tplc="40090003" w:tentative="1">
+      <w:start w:val="1"/>
+      <w:numFmt w:val="bullet"/>
+      <w:lvlText w:val="o"/>
+      <w:lvlJc w:val="left"/>
+      <w:pPr>
+        <w:ind w:left="3960" w:hanging="360"/>
+      </w:pPr>
+      <w:rPr>
+        <w:rFonts w:ascii="Courier New" w:hAnsi="Courier New" w:cs="Courier New" w:hint="default"/>
+      </w:rPr>
+    </w:lvl>
+    <w:lvl w:ilvl="5" w:tplc="40090005" w:tentative="1">
+      <w:start w:val="1"/>
+      <w:numFmt w:val="bullet"/>
+      <w:lvlText w:val=""/>
+      <w:lvlJc w:val="left"/>
+      <w:pPr>
+        <w:ind w:left="4680" w:hanging="360"/>
+      </w:pPr>
+      <w:rPr>
+        <w:rFonts w:ascii="Wingdings" w:hAnsi="Wingdings" w:hint="default"/>
+      </w:rPr>
+    </w:lvl>
+    <w:lvl w:ilvl="6" w:tplc="40090001" w:tentative="1">
+      <w:start w:val="1"/>
+      <w:numFmt w:val="bullet"/>
+      <w:lvlText w:val=""/>
+      <w:lvlJc w:val="left"/>
+      <w:pPr>
+        <w:ind w:left="5400" w:hanging="360"/>
+      </w:pPr>
+      <w:rPr>
+        <w:rFonts w:ascii="Symbol" w:hAnsi="Symbol" w:hint="default"/>
+      </w:rPr>
+    </w:lvl>
+    <w:lvl w:ilvl="7" w:tplc="40090003" w:tentative="1">
+      <w:start w:val="1"/>
+      <w:numFmt w:val="bullet"/>
+      <w:lvlText w:val="o"/>
+      <w:lvlJc w:val="left"/>
+      <w:pPr>
+        <w:ind w:left="6120" w:hanging="360"/>
+      </w:pPr>
+      <w:rPr>
+        <w:rFonts w:ascii="Courier New" w:hAnsi="Courier New" w:cs="Courier New" w:hint="default"/>
+      </w:rPr>
+    </w:lvl>
+    <w:lvl w:ilvl="8" w:tplc="40090005" w:tentative="1">
+      <w:start w:val="1"/>
+      <w:numFmt w:val="bullet"/>
+      <w:lvlText w:val=""/>
+      <w:lvlJc w:val="left"/>
+      <w:pPr>
+        <w:ind w:left="6840" w:hanging="360"/>
+      </w:pPr>
+      <w:rPr>
+        <w:rFonts w:ascii="Wingdings" w:hAnsi="Wingdings" w:hint="default"/>
+      </w:rPr>
+    </w:lvl>
+  </w:abstractNum>
+  <w:abstractNum w:abstractNumId="25" w15:restartNumberingAfterBreak="0">
     <w:nsid w:val="215F7E2B"/>
     <w:multiLevelType w:val="multilevel"/>
     <w:tmpl w:val="F8128130"/>
@@ -27294,7 +31404,7 @@
       </w:rPr>
     </w:lvl>
   </w:abstractNum>
-  <w:abstractNum w:abstractNumId="24" w15:restartNumberingAfterBreak="0">
+  <w:abstractNum w:abstractNumId="26" w15:restartNumberingAfterBreak="0">
     <w:nsid w:val="219466EF"/>
     <w:multiLevelType w:val="multilevel"/>
     <w:tmpl w:val="4C280168"/>
@@ -27443,7 +31553,7 @@
       </w:rPr>
     </w:lvl>
   </w:abstractNum>
-  <w:abstractNum w:abstractNumId="25" w15:restartNumberingAfterBreak="0">
+  <w:abstractNum w:abstractNumId="27" w15:restartNumberingAfterBreak="0">
     <w:nsid w:val="235A5FB1"/>
     <w:multiLevelType w:val="multilevel"/>
     <w:tmpl w:val="A0F09132"/>
@@ -27592,7 +31702,7 @@
       </w:rPr>
     </w:lvl>
   </w:abstractNum>
-  <w:abstractNum w:abstractNumId="26" w15:restartNumberingAfterBreak="0">
+  <w:abstractNum w:abstractNumId="28" w15:restartNumberingAfterBreak="0">
     <w:nsid w:val="24C54A87"/>
     <w:multiLevelType w:val="multilevel"/>
     <w:tmpl w:val="A9D6E32C"/>
@@ -27741,7 +31851,120 @@
       </w:rPr>
     </w:lvl>
   </w:abstractNum>
-  <w:abstractNum w:abstractNumId="27" w15:restartNumberingAfterBreak="0">
+  <w:abstractNum w:abstractNumId="29" w15:restartNumberingAfterBreak="0">
+    <w:nsid w:val="25031F2D"/>
+    <w:multiLevelType w:val="hybridMultilevel"/>
+    <w:tmpl w:val="540E3216"/>
+    <w:lvl w:ilvl="0" w:tplc="40090001">
+      <w:start w:val="1"/>
+      <w:numFmt w:val="bullet"/>
+      <w:lvlText w:val=""/>
+      <w:lvlJc w:val="left"/>
+      <w:pPr>
+        <w:ind w:left="720" w:hanging="360"/>
+      </w:pPr>
+      <w:rPr>
+        <w:rFonts w:ascii="Symbol" w:hAnsi="Symbol" w:hint="default"/>
+      </w:rPr>
+    </w:lvl>
+    <w:lvl w:ilvl="1" w:tplc="40090003" w:tentative="1">
+      <w:start w:val="1"/>
+      <w:numFmt w:val="bullet"/>
+      <w:lvlText w:val="o"/>
+      <w:lvlJc w:val="left"/>
+      <w:pPr>
+        <w:ind w:left="1440" w:hanging="360"/>
+      </w:pPr>
+      <w:rPr>
+        <w:rFonts w:ascii="Courier New" w:hAnsi="Courier New" w:cs="Courier New" w:hint="default"/>
+      </w:rPr>
+    </w:lvl>
+    <w:lvl w:ilvl="2" w:tplc="40090005" w:tentative="1">
+      <w:start w:val="1"/>
+      <w:numFmt w:val="bullet"/>
+      <w:lvlText w:val=""/>
+      <w:lvlJc w:val="left"/>
+      <w:pPr>
+        <w:ind w:left="2160" w:hanging="360"/>
+      </w:pPr>
+      <w:rPr>
+        <w:rFonts w:ascii="Wingdings" w:hAnsi="Wingdings" w:hint="default"/>
+      </w:rPr>
+    </w:lvl>
+    <w:lvl w:ilvl="3" w:tplc="40090001" w:tentative="1">
+      <w:start w:val="1"/>
+      <w:numFmt w:val="bullet"/>
+      <w:lvlText w:val=""/>
+      <w:lvlJc w:val="left"/>
+      <w:pPr>
+        <w:ind w:left="2880" w:hanging="360"/>
+      </w:pPr>
+      <w:rPr>
+        <w:rFonts w:ascii="Symbol" w:hAnsi="Symbol" w:hint="default"/>
+      </w:rPr>
+    </w:lvl>
+    <w:lvl w:ilvl="4" w:tplc="40090003" w:tentative="1">
+      <w:start w:val="1"/>
+      <w:numFmt w:val="bullet"/>
+      <w:lvlText w:val="o"/>
+      <w:lvlJc w:val="left"/>
+      <w:pPr>
+        <w:ind w:left="3600" w:hanging="360"/>
+      </w:pPr>
+      <w:rPr>
+        <w:rFonts w:ascii="Courier New" w:hAnsi="Courier New" w:cs="Courier New" w:hint="default"/>
+      </w:rPr>
+    </w:lvl>
+    <w:lvl w:ilvl="5" w:tplc="40090005" w:tentative="1">
+      <w:start w:val="1"/>
+      <w:numFmt w:val="bullet"/>
+      <w:lvlText w:val=""/>
+      <w:lvlJc w:val="left"/>
+      <w:pPr>
+        <w:ind w:left="4320" w:hanging="360"/>
+      </w:pPr>
+      <w:rPr>
+        <w:rFonts w:ascii="Wingdings" w:hAnsi="Wingdings" w:hint="default"/>
+      </w:rPr>
+    </w:lvl>
+    <w:lvl w:ilvl="6" w:tplc="40090001" w:tentative="1">
+      <w:start w:val="1"/>
+      <w:numFmt w:val="bullet"/>
+      <w:lvlText w:val=""/>
+      <w:lvlJc w:val="left"/>
+      <w:pPr>
+        <w:ind w:left="5040" w:hanging="360"/>
+      </w:pPr>
+      <w:rPr>
+        <w:rFonts w:ascii="Symbol" w:hAnsi="Symbol" w:hint="default"/>
+      </w:rPr>
+    </w:lvl>
+    <w:lvl w:ilvl="7" w:tplc="40090003" w:tentative="1">
+      <w:start w:val="1"/>
+      <w:numFmt w:val="bullet"/>
+      <w:lvlText w:val="o"/>
+      <w:lvlJc w:val="left"/>
+      <w:pPr>
+        <w:ind w:left="5760" w:hanging="360"/>
+      </w:pPr>
+      <w:rPr>
+        <w:rFonts w:ascii="Courier New" w:hAnsi="Courier New" w:cs="Courier New" w:hint="default"/>
+      </w:rPr>
+    </w:lvl>
+    <w:lvl w:ilvl="8" w:tplc="40090005" w:tentative="1">
+      <w:start w:val="1"/>
+      <w:numFmt w:val="bullet"/>
+      <w:lvlText w:val=""/>
+      <w:lvlJc w:val="left"/>
+      <w:pPr>
+        <w:ind w:left="6480" w:hanging="360"/>
+      </w:pPr>
+      <w:rPr>
+        <w:rFonts w:ascii="Wingdings" w:hAnsi="Wingdings" w:hint="default"/>
+      </w:rPr>
+    </w:lvl>
+  </w:abstractNum>
+  <w:abstractNum w:abstractNumId="30" w15:restartNumberingAfterBreak="0">
     <w:nsid w:val="25446C8F"/>
     <w:multiLevelType w:val="hybridMultilevel"/>
     <w:tmpl w:val="E1F891EE"/>
@@ -27830,7 +32053,7 @@
       </w:pPr>
     </w:lvl>
   </w:abstractNum>
-  <w:abstractNum w:abstractNumId="28" w15:restartNumberingAfterBreak="0">
+  <w:abstractNum w:abstractNumId="31" w15:restartNumberingAfterBreak="0">
     <w:nsid w:val="29705ED7"/>
     <w:multiLevelType w:val="multilevel"/>
     <w:tmpl w:val="3D6CD0D2"/>
@@ -27979,7 +32202,7 @@
       </w:rPr>
     </w:lvl>
   </w:abstractNum>
-  <w:abstractNum w:abstractNumId="29" w15:restartNumberingAfterBreak="0">
+  <w:abstractNum w:abstractNumId="32" w15:restartNumberingAfterBreak="0">
     <w:nsid w:val="29FA1BCD"/>
     <w:multiLevelType w:val="multilevel"/>
     <w:tmpl w:val="8B8E3D48"/>
@@ -28128,7 +32351,7 @@
       </w:rPr>
     </w:lvl>
   </w:abstractNum>
-  <w:abstractNum w:abstractNumId="30" w15:restartNumberingAfterBreak="0">
+  <w:abstractNum w:abstractNumId="33" w15:restartNumberingAfterBreak="0">
     <w:nsid w:val="2B8134A9"/>
     <w:multiLevelType w:val="multilevel"/>
     <w:tmpl w:val="F1227036"/>
@@ -28265,7 +32488,7 @@
       </w:rPr>
     </w:lvl>
   </w:abstractNum>
-  <w:abstractNum w:abstractNumId="31" w15:restartNumberingAfterBreak="0">
+  <w:abstractNum w:abstractNumId="34" w15:restartNumberingAfterBreak="0">
     <w:nsid w:val="2F0D33F6"/>
     <w:multiLevelType w:val="multilevel"/>
     <w:tmpl w:val="310AB42C"/>
@@ -28414,7 +32637,7 @@
       </w:rPr>
     </w:lvl>
   </w:abstractNum>
-  <w:abstractNum w:abstractNumId="32" w15:restartNumberingAfterBreak="0">
+  <w:abstractNum w:abstractNumId="35" w15:restartNumberingAfterBreak="0">
     <w:nsid w:val="2FAC0B4D"/>
     <w:multiLevelType w:val="multilevel"/>
     <w:tmpl w:val="6D06F30E"/>
@@ -28563,7 +32786,7 @@
       </w:rPr>
     </w:lvl>
   </w:abstractNum>
-  <w:abstractNum w:abstractNumId="33" w15:restartNumberingAfterBreak="0">
+  <w:abstractNum w:abstractNumId="36" w15:restartNumberingAfterBreak="0">
     <w:nsid w:val="33771889"/>
     <w:multiLevelType w:val="multilevel"/>
     <w:tmpl w:val="CE820650"/>
@@ -28712,7 +32935,7 @@
       </w:rPr>
     </w:lvl>
   </w:abstractNum>
-  <w:abstractNum w:abstractNumId="34" w15:restartNumberingAfterBreak="0">
+  <w:abstractNum w:abstractNumId="37" w15:restartNumberingAfterBreak="0">
     <w:nsid w:val="35E83EB7"/>
     <w:multiLevelType w:val="hybridMultilevel"/>
     <w:tmpl w:val="4850859C"/>
@@ -28825,7 +33048,7 @@
       </w:rPr>
     </w:lvl>
   </w:abstractNum>
-  <w:abstractNum w:abstractNumId="35" w15:restartNumberingAfterBreak="0">
+  <w:abstractNum w:abstractNumId="38" w15:restartNumberingAfterBreak="0">
     <w:nsid w:val="370C74A9"/>
     <w:multiLevelType w:val="hybridMultilevel"/>
     <w:tmpl w:val="7DB87FC4"/>
@@ -28938,7 +33161,7 @@
       </w:rPr>
     </w:lvl>
   </w:abstractNum>
-  <w:abstractNum w:abstractNumId="36" w15:restartNumberingAfterBreak="0">
+  <w:abstractNum w:abstractNumId="39" w15:restartNumberingAfterBreak="0">
     <w:nsid w:val="37503016"/>
     <w:multiLevelType w:val="multilevel"/>
     <w:tmpl w:val="ED2E7F78"/>
@@ -29087,7 +33310,7 @@
       </w:rPr>
     </w:lvl>
   </w:abstractNum>
-  <w:abstractNum w:abstractNumId="37" w15:restartNumberingAfterBreak="0">
+  <w:abstractNum w:abstractNumId="40" w15:restartNumberingAfterBreak="0">
     <w:nsid w:val="376301BB"/>
     <w:multiLevelType w:val="multilevel"/>
     <w:tmpl w:val="35D8FC26"/>
@@ -29236,7 +33459,7 @@
       </w:rPr>
     </w:lvl>
   </w:abstractNum>
-  <w:abstractNum w:abstractNumId="38" w15:restartNumberingAfterBreak="0">
+  <w:abstractNum w:abstractNumId="41" w15:restartNumberingAfterBreak="0">
     <w:nsid w:val="37E209E9"/>
     <w:multiLevelType w:val="multilevel"/>
     <w:tmpl w:val="A54CE79C"/>
@@ -29385,7 +33608,7 @@
       </w:rPr>
     </w:lvl>
   </w:abstractNum>
-  <w:abstractNum w:abstractNumId="39" w15:restartNumberingAfterBreak="0">
+  <w:abstractNum w:abstractNumId="42" w15:restartNumberingAfterBreak="0">
     <w:nsid w:val="38416662"/>
     <w:multiLevelType w:val="multilevel"/>
     <w:tmpl w:val="148EDDE2"/>
@@ -29534,7 +33757,7 @@
       </w:rPr>
     </w:lvl>
   </w:abstractNum>
-  <w:abstractNum w:abstractNumId="40" w15:restartNumberingAfterBreak="0">
+  <w:abstractNum w:abstractNumId="43" w15:restartNumberingAfterBreak="0">
     <w:nsid w:val="385A0EF2"/>
     <w:multiLevelType w:val="multilevel"/>
     <w:tmpl w:val="1A28CD3E"/>
@@ -29683,7 +33906,7 @@
       </w:rPr>
     </w:lvl>
   </w:abstractNum>
-  <w:abstractNum w:abstractNumId="41" w15:restartNumberingAfterBreak="0">
+  <w:abstractNum w:abstractNumId="44" w15:restartNumberingAfterBreak="0">
     <w:nsid w:val="3CA24F26"/>
     <w:multiLevelType w:val="multilevel"/>
     <w:tmpl w:val="35DA57E6"/>
@@ -29800,7 +34023,7 @@
       </w:pPr>
     </w:lvl>
   </w:abstractNum>
-  <w:abstractNum w:abstractNumId="42" w15:restartNumberingAfterBreak="0">
+  <w:abstractNum w:abstractNumId="45" w15:restartNumberingAfterBreak="0">
     <w:nsid w:val="3D423B40"/>
     <w:multiLevelType w:val="multilevel"/>
     <w:tmpl w:val="951CCD12"/>
@@ -29949,7 +34172,7 @@
       </w:rPr>
     </w:lvl>
   </w:abstractNum>
-  <w:abstractNum w:abstractNumId="43" w15:restartNumberingAfterBreak="0">
+  <w:abstractNum w:abstractNumId="46" w15:restartNumberingAfterBreak="0">
     <w:nsid w:val="3DCA28BE"/>
     <w:multiLevelType w:val="multilevel"/>
     <w:tmpl w:val="84F669D8"/>
@@ -30066,7 +34289,7 @@
       </w:pPr>
     </w:lvl>
   </w:abstractNum>
-  <w:abstractNum w:abstractNumId="44" w15:restartNumberingAfterBreak="0">
+  <w:abstractNum w:abstractNumId="47" w15:restartNumberingAfterBreak="0">
     <w:nsid w:val="3E364DC1"/>
     <w:multiLevelType w:val="multilevel"/>
     <w:tmpl w:val="4080043A"/>
@@ -30215,7 +34438,7 @@
       </w:rPr>
     </w:lvl>
   </w:abstractNum>
-  <w:abstractNum w:abstractNumId="45" w15:restartNumberingAfterBreak="0">
+  <w:abstractNum w:abstractNumId="48" w15:restartNumberingAfterBreak="0">
     <w:nsid w:val="3F7113B7"/>
     <w:multiLevelType w:val="multilevel"/>
     <w:tmpl w:val="234EEF70"/>
@@ -30364,7 +34587,7 @@
       </w:rPr>
     </w:lvl>
   </w:abstractNum>
-  <w:abstractNum w:abstractNumId="46" w15:restartNumberingAfterBreak="0">
+  <w:abstractNum w:abstractNumId="49" w15:restartNumberingAfterBreak="0">
     <w:nsid w:val="41023B2C"/>
     <w:multiLevelType w:val="multilevel"/>
     <w:tmpl w:val="AF62AF7A"/>
@@ -30513,7 +34736,7 @@
       </w:rPr>
     </w:lvl>
   </w:abstractNum>
-  <w:abstractNum w:abstractNumId="47" w15:restartNumberingAfterBreak="0">
+  <w:abstractNum w:abstractNumId="50" w15:restartNumberingAfterBreak="0">
     <w:nsid w:val="421C6D6B"/>
     <w:multiLevelType w:val="multilevel"/>
     <w:tmpl w:val="D9CE3A40"/>
@@ -30662,7 +34885,7 @@
       </w:rPr>
     </w:lvl>
   </w:abstractNum>
-  <w:abstractNum w:abstractNumId="48" w15:restartNumberingAfterBreak="0">
+  <w:abstractNum w:abstractNumId="51" w15:restartNumberingAfterBreak="0">
     <w:nsid w:val="42515744"/>
     <w:multiLevelType w:val="hybridMultilevel"/>
     <w:tmpl w:val="E364FE1E"/>
@@ -30751,7 +34974,7 @@
       </w:pPr>
     </w:lvl>
   </w:abstractNum>
-  <w:abstractNum w:abstractNumId="49" w15:restartNumberingAfterBreak="0">
+  <w:abstractNum w:abstractNumId="52" w15:restartNumberingAfterBreak="0">
     <w:nsid w:val="453A1684"/>
     <w:multiLevelType w:val="multilevel"/>
     <w:tmpl w:val="0DFE2DBC"/>
@@ -30900,7 +35123,7 @@
       </w:rPr>
     </w:lvl>
   </w:abstractNum>
-  <w:abstractNum w:abstractNumId="50" w15:restartNumberingAfterBreak="0">
+  <w:abstractNum w:abstractNumId="53" w15:restartNumberingAfterBreak="0">
     <w:nsid w:val="480D5D51"/>
     <w:multiLevelType w:val="multilevel"/>
     <w:tmpl w:val="8ED88954"/>
@@ -31049,7 +35272,7 @@
       </w:rPr>
     </w:lvl>
   </w:abstractNum>
-  <w:abstractNum w:abstractNumId="51" w15:restartNumberingAfterBreak="0">
+  <w:abstractNum w:abstractNumId="54" w15:restartNumberingAfterBreak="0">
     <w:nsid w:val="494F32F0"/>
     <w:multiLevelType w:val="multilevel"/>
     <w:tmpl w:val="9D544A74"/>
@@ -31198,7 +35421,7 @@
       </w:rPr>
     </w:lvl>
   </w:abstractNum>
-  <w:abstractNum w:abstractNumId="52" w15:restartNumberingAfterBreak="0">
+  <w:abstractNum w:abstractNumId="55" w15:restartNumberingAfterBreak="0">
     <w:nsid w:val="4AE57817"/>
     <w:multiLevelType w:val="multilevel"/>
     <w:tmpl w:val="C772D770"/>
@@ -31311,7 +35534,7 @@
       </w:pPr>
     </w:lvl>
   </w:abstractNum>
-  <w:abstractNum w:abstractNumId="53" w15:restartNumberingAfterBreak="0">
+  <w:abstractNum w:abstractNumId="56" w15:restartNumberingAfterBreak="0">
     <w:nsid w:val="4C06358E"/>
     <w:multiLevelType w:val="hybridMultilevel"/>
     <w:tmpl w:val="99164702"/>
@@ -31424,7 +35647,7 @@
       </w:rPr>
     </w:lvl>
   </w:abstractNum>
-  <w:abstractNum w:abstractNumId="54" w15:restartNumberingAfterBreak="0">
+  <w:abstractNum w:abstractNumId="57" w15:restartNumberingAfterBreak="0">
     <w:nsid w:val="4DA4437E"/>
     <w:multiLevelType w:val="multilevel"/>
     <w:tmpl w:val="F27E8A64"/>
@@ -31573,7 +35796,7 @@
       </w:rPr>
     </w:lvl>
   </w:abstractNum>
-  <w:abstractNum w:abstractNumId="55" w15:restartNumberingAfterBreak="0">
+  <w:abstractNum w:abstractNumId="58" w15:restartNumberingAfterBreak="0">
     <w:nsid w:val="500A4DB3"/>
     <w:multiLevelType w:val="multilevel"/>
     <w:tmpl w:val="1F28AEC2"/>
@@ -31722,7 +35945,7 @@
       </w:rPr>
     </w:lvl>
   </w:abstractNum>
-  <w:abstractNum w:abstractNumId="56" w15:restartNumberingAfterBreak="0">
+  <w:abstractNum w:abstractNumId="59" w15:restartNumberingAfterBreak="0">
     <w:nsid w:val="531E6C40"/>
     <w:multiLevelType w:val="multilevel"/>
     <w:tmpl w:val="3336F1FA"/>
@@ -31871,7 +36094,7 @@
       </w:rPr>
     </w:lvl>
   </w:abstractNum>
-  <w:abstractNum w:abstractNumId="57" w15:restartNumberingAfterBreak="0">
+  <w:abstractNum w:abstractNumId="60" w15:restartNumberingAfterBreak="0">
     <w:nsid w:val="54CA1A5C"/>
     <w:multiLevelType w:val="multilevel"/>
     <w:tmpl w:val="CC822682"/>
@@ -32020,7 +36243,7 @@
       </w:rPr>
     </w:lvl>
   </w:abstractNum>
-  <w:abstractNum w:abstractNumId="58" w15:restartNumberingAfterBreak="0">
+  <w:abstractNum w:abstractNumId="61" w15:restartNumberingAfterBreak="0">
     <w:nsid w:val="5548001E"/>
     <w:multiLevelType w:val="multilevel"/>
     <w:tmpl w:val="46187BF2"/>
@@ -32169,7 +36392,7 @@
       </w:rPr>
     </w:lvl>
   </w:abstractNum>
-  <w:abstractNum w:abstractNumId="59" w15:restartNumberingAfterBreak="0">
+  <w:abstractNum w:abstractNumId="62" w15:restartNumberingAfterBreak="0">
     <w:nsid w:val="5658295B"/>
     <w:multiLevelType w:val="multilevel"/>
     <w:tmpl w:val="9DEE2138"/>
@@ -32318,7 +36541,7 @@
       </w:rPr>
     </w:lvl>
   </w:abstractNum>
-  <w:abstractNum w:abstractNumId="60" w15:restartNumberingAfterBreak="0">
+  <w:abstractNum w:abstractNumId="63" w15:restartNumberingAfterBreak="0">
     <w:nsid w:val="582A1163"/>
     <w:multiLevelType w:val="multilevel"/>
     <w:tmpl w:val="895AE1F0"/>
@@ -32431,7 +36654,7 @@
       </w:pPr>
     </w:lvl>
   </w:abstractNum>
-  <w:abstractNum w:abstractNumId="61" w15:restartNumberingAfterBreak="0">
+  <w:abstractNum w:abstractNumId="64" w15:restartNumberingAfterBreak="0">
     <w:nsid w:val="58836DB3"/>
     <w:multiLevelType w:val="multilevel"/>
     <w:tmpl w:val="93D26B1C"/>
@@ -32580,7 +36803,7 @@
       </w:rPr>
     </w:lvl>
   </w:abstractNum>
-  <w:abstractNum w:abstractNumId="62" w15:restartNumberingAfterBreak="0">
+  <w:abstractNum w:abstractNumId="65" w15:restartNumberingAfterBreak="0">
     <w:nsid w:val="5A872C34"/>
     <w:multiLevelType w:val="multilevel"/>
     <w:tmpl w:val="0546B7A0"/>
@@ -32729,7 +36952,7 @@
       </w:rPr>
     </w:lvl>
   </w:abstractNum>
-  <w:abstractNum w:abstractNumId="63" w15:restartNumberingAfterBreak="0">
+  <w:abstractNum w:abstractNumId="66" w15:restartNumberingAfterBreak="0">
     <w:nsid w:val="5B3973A7"/>
     <w:multiLevelType w:val="multilevel"/>
     <w:tmpl w:val="4EC67E6E"/>
@@ -32878,7 +37101,7 @@
       </w:rPr>
     </w:lvl>
   </w:abstractNum>
-  <w:abstractNum w:abstractNumId="64" w15:restartNumberingAfterBreak="0">
+  <w:abstractNum w:abstractNumId="67" w15:restartNumberingAfterBreak="0">
     <w:nsid w:val="5B9479F7"/>
     <w:multiLevelType w:val="hybridMultilevel"/>
     <w:tmpl w:val="E98C3082"/>
@@ -32967,7 +37190,7 @@
       </w:pPr>
     </w:lvl>
   </w:abstractNum>
-  <w:abstractNum w:abstractNumId="65" w15:restartNumberingAfterBreak="0">
+  <w:abstractNum w:abstractNumId="68" w15:restartNumberingAfterBreak="0">
     <w:nsid w:val="5CC65568"/>
     <w:multiLevelType w:val="multilevel"/>
     <w:tmpl w:val="733E77A4"/>
@@ -33116,7 +37339,7 @@
       </w:rPr>
     </w:lvl>
   </w:abstractNum>
-  <w:abstractNum w:abstractNumId="66" w15:restartNumberingAfterBreak="0">
+  <w:abstractNum w:abstractNumId="69" w15:restartNumberingAfterBreak="0">
     <w:nsid w:val="5E04059F"/>
     <w:multiLevelType w:val="multilevel"/>
     <w:tmpl w:val="B2421596"/>
@@ -33265,7 +37488,7 @@
       </w:rPr>
     </w:lvl>
   </w:abstractNum>
-  <w:abstractNum w:abstractNumId="67" w15:restartNumberingAfterBreak="0">
+  <w:abstractNum w:abstractNumId="70" w15:restartNumberingAfterBreak="0">
     <w:nsid w:val="5F2D03EB"/>
     <w:multiLevelType w:val="multilevel"/>
     <w:tmpl w:val="12803E18"/>
@@ -33378,7 +37601,7 @@
       </w:pPr>
     </w:lvl>
   </w:abstractNum>
-  <w:abstractNum w:abstractNumId="68" w15:restartNumberingAfterBreak="0">
+  <w:abstractNum w:abstractNumId="71" w15:restartNumberingAfterBreak="0">
     <w:nsid w:val="61814B21"/>
     <w:multiLevelType w:val="multilevel"/>
     <w:tmpl w:val="CFB26562"/>
@@ -33527,7 +37750,7 @@
       </w:rPr>
     </w:lvl>
   </w:abstractNum>
-  <w:abstractNum w:abstractNumId="69" w15:restartNumberingAfterBreak="0">
+  <w:abstractNum w:abstractNumId="72" w15:restartNumberingAfterBreak="0">
     <w:nsid w:val="61E963C0"/>
     <w:multiLevelType w:val="multilevel"/>
     <w:tmpl w:val="000290C4"/>
@@ -33676,7 +37899,7 @@
       </w:rPr>
     </w:lvl>
   </w:abstractNum>
-  <w:abstractNum w:abstractNumId="70" w15:restartNumberingAfterBreak="0">
+  <w:abstractNum w:abstractNumId="73" w15:restartNumberingAfterBreak="0">
     <w:nsid w:val="634B6D35"/>
     <w:multiLevelType w:val="multilevel"/>
     <w:tmpl w:val="949804A0"/>
@@ -33825,7 +38048,7 @@
       </w:rPr>
     </w:lvl>
   </w:abstractNum>
-  <w:abstractNum w:abstractNumId="71" w15:restartNumberingAfterBreak="0">
+  <w:abstractNum w:abstractNumId="74" w15:restartNumberingAfterBreak="0">
     <w:nsid w:val="63A321F7"/>
     <w:multiLevelType w:val="multilevel"/>
     <w:tmpl w:val="803E53F8"/>
@@ -33974,7 +38197,7 @@
       </w:rPr>
     </w:lvl>
   </w:abstractNum>
-  <w:abstractNum w:abstractNumId="72" w15:restartNumberingAfterBreak="0">
+  <w:abstractNum w:abstractNumId="75" w15:restartNumberingAfterBreak="0">
     <w:nsid w:val="63F16591"/>
     <w:multiLevelType w:val="multilevel"/>
     <w:tmpl w:val="786E803A"/>
@@ -34123,7 +38346,7 @@
       </w:rPr>
     </w:lvl>
   </w:abstractNum>
-  <w:abstractNum w:abstractNumId="73" w15:restartNumberingAfterBreak="0">
+  <w:abstractNum w:abstractNumId="76" w15:restartNumberingAfterBreak="0">
     <w:nsid w:val="65A70D3C"/>
     <w:multiLevelType w:val="hybridMultilevel"/>
     <w:tmpl w:val="C73E4A76"/>
@@ -34236,7 +38459,7 @@
       </w:rPr>
     </w:lvl>
   </w:abstractNum>
-  <w:abstractNum w:abstractNumId="74" w15:restartNumberingAfterBreak="0">
+  <w:abstractNum w:abstractNumId="77" w15:restartNumberingAfterBreak="0">
     <w:nsid w:val="66272F98"/>
     <w:multiLevelType w:val="multilevel"/>
     <w:tmpl w:val="27B6FB3E"/>
@@ -34385,7 +38608,7 @@
       </w:rPr>
     </w:lvl>
   </w:abstractNum>
-  <w:abstractNum w:abstractNumId="75" w15:restartNumberingAfterBreak="0">
+  <w:abstractNum w:abstractNumId="78" w15:restartNumberingAfterBreak="0">
     <w:nsid w:val="67340BF8"/>
     <w:multiLevelType w:val="multilevel"/>
     <w:tmpl w:val="ABD45758"/>
@@ -34534,7 +38757,7 @@
       </w:rPr>
     </w:lvl>
   </w:abstractNum>
-  <w:abstractNum w:abstractNumId="76" w15:restartNumberingAfterBreak="0">
+  <w:abstractNum w:abstractNumId="79" w15:restartNumberingAfterBreak="0">
     <w:nsid w:val="676C655D"/>
     <w:multiLevelType w:val="multilevel"/>
     <w:tmpl w:val="D26C2404"/>
@@ -34683,7 +38906,7 @@
       </w:rPr>
     </w:lvl>
   </w:abstractNum>
-  <w:abstractNum w:abstractNumId="77" w15:restartNumberingAfterBreak="0">
+  <w:abstractNum w:abstractNumId="80" w15:restartNumberingAfterBreak="0">
     <w:nsid w:val="6877680C"/>
     <w:multiLevelType w:val="multilevel"/>
     <w:tmpl w:val="B1605224"/>
@@ -34796,7 +39019,7 @@
       </w:pPr>
     </w:lvl>
   </w:abstractNum>
-  <w:abstractNum w:abstractNumId="78" w15:restartNumberingAfterBreak="0">
+  <w:abstractNum w:abstractNumId="81" w15:restartNumberingAfterBreak="0">
     <w:nsid w:val="6A354DE7"/>
     <w:multiLevelType w:val="multilevel"/>
     <w:tmpl w:val="A7389F2A"/>
@@ -34945,7 +39168,7 @@
       </w:rPr>
     </w:lvl>
   </w:abstractNum>
-  <w:abstractNum w:abstractNumId="79" w15:restartNumberingAfterBreak="0">
+  <w:abstractNum w:abstractNumId="82" w15:restartNumberingAfterBreak="0">
     <w:nsid w:val="6A922DAB"/>
     <w:multiLevelType w:val="hybridMultilevel"/>
     <w:tmpl w:val="42F41DC2"/>
@@ -35034,7 +39257,7 @@
       </w:pPr>
     </w:lvl>
   </w:abstractNum>
-  <w:abstractNum w:abstractNumId="80" w15:restartNumberingAfterBreak="0">
+  <w:abstractNum w:abstractNumId="83" w15:restartNumberingAfterBreak="0">
     <w:nsid w:val="6ACF5993"/>
     <w:multiLevelType w:val="multilevel"/>
     <w:tmpl w:val="28767A2A"/>
@@ -35183,7 +39406,7 @@
       </w:rPr>
     </w:lvl>
   </w:abstractNum>
-  <w:abstractNum w:abstractNumId="81" w15:restartNumberingAfterBreak="0">
+  <w:abstractNum w:abstractNumId="84" w15:restartNumberingAfterBreak="0">
     <w:nsid w:val="6E557C88"/>
     <w:multiLevelType w:val="multilevel"/>
     <w:tmpl w:val="7B46B6A2"/>
@@ -35332,7 +39555,7 @@
       </w:rPr>
     </w:lvl>
   </w:abstractNum>
-  <w:abstractNum w:abstractNumId="82" w15:restartNumberingAfterBreak="0">
+  <w:abstractNum w:abstractNumId="85" w15:restartNumberingAfterBreak="0">
     <w:nsid w:val="6EAC7B84"/>
     <w:multiLevelType w:val="multilevel"/>
     <w:tmpl w:val="A2CAA1A8"/>
@@ -35481,7 +39704,120 @@
       </w:rPr>
     </w:lvl>
   </w:abstractNum>
-  <w:abstractNum w:abstractNumId="83" w15:restartNumberingAfterBreak="0">
+  <w:abstractNum w:abstractNumId="86" w15:restartNumberingAfterBreak="0">
+    <w:nsid w:val="7008233F"/>
+    <w:multiLevelType w:val="hybridMultilevel"/>
+    <w:tmpl w:val="A268DF0E"/>
+    <w:lvl w:ilvl="0" w:tplc="40090001">
+      <w:start w:val="1"/>
+      <w:numFmt w:val="bullet"/>
+      <w:lvlText w:val=""/>
+      <w:lvlJc w:val="left"/>
+      <w:pPr>
+        <w:ind w:left="1080" w:hanging="360"/>
+      </w:pPr>
+      <w:rPr>
+        <w:rFonts w:ascii="Symbol" w:hAnsi="Symbol" w:hint="default"/>
+      </w:rPr>
+    </w:lvl>
+    <w:lvl w:ilvl="1" w:tplc="40090003" w:tentative="1">
+      <w:start w:val="1"/>
+      <w:numFmt w:val="bullet"/>
+      <w:lvlText w:val="o"/>
+      <w:lvlJc w:val="left"/>
+      <w:pPr>
+        <w:ind w:left="1800" w:hanging="360"/>
+      </w:pPr>
+      <w:rPr>
+        <w:rFonts w:ascii="Courier New" w:hAnsi="Courier New" w:cs="Courier New" w:hint="default"/>
+      </w:rPr>
+    </w:lvl>
+    <w:lvl w:ilvl="2" w:tplc="40090005" w:tentative="1">
+      <w:start w:val="1"/>
+      <w:numFmt w:val="bullet"/>
+      <w:lvlText w:val=""/>
+      <w:lvlJc w:val="left"/>
+      <w:pPr>
+        <w:ind w:left="2520" w:hanging="360"/>
+      </w:pPr>
+      <w:rPr>
+        <w:rFonts w:ascii="Wingdings" w:hAnsi="Wingdings" w:hint="default"/>
+      </w:rPr>
+    </w:lvl>
+    <w:lvl w:ilvl="3" w:tplc="40090001" w:tentative="1">
+      <w:start w:val="1"/>
+      <w:numFmt w:val="bullet"/>
+      <w:lvlText w:val=""/>
+      <w:lvlJc w:val="left"/>
+      <w:pPr>
+        <w:ind w:left="3240" w:hanging="360"/>
+      </w:pPr>
+      <w:rPr>
+        <w:rFonts w:ascii="Symbol" w:hAnsi="Symbol" w:hint="default"/>
+      </w:rPr>
+    </w:lvl>
+    <w:lvl w:ilvl="4" w:tplc="40090003" w:tentative="1">
+      <w:start w:val="1"/>
+      <w:numFmt w:val="bullet"/>
+      <w:lvlText w:val="o"/>
+      <w:lvlJc w:val="left"/>
+      <w:pPr>
+        <w:ind w:left="3960" w:hanging="360"/>
+      </w:pPr>
+      <w:rPr>
+        <w:rFonts w:ascii="Courier New" w:hAnsi="Courier New" w:cs="Courier New" w:hint="default"/>
+      </w:rPr>
+    </w:lvl>
+    <w:lvl w:ilvl="5" w:tplc="40090005" w:tentative="1">
+      <w:start w:val="1"/>
+      <w:numFmt w:val="bullet"/>
+      <w:lvlText w:val=""/>
+      <w:lvlJc w:val="left"/>
+      <w:pPr>
+        <w:ind w:left="4680" w:hanging="360"/>
+      </w:pPr>
+      <w:rPr>
+        <w:rFonts w:ascii="Wingdings" w:hAnsi="Wingdings" w:hint="default"/>
+      </w:rPr>
+    </w:lvl>
+    <w:lvl w:ilvl="6" w:tplc="40090001" w:tentative="1">
+      <w:start w:val="1"/>
+      <w:numFmt w:val="bullet"/>
+      <w:lvlText w:val=""/>
+      <w:lvlJc w:val="left"/>
+      <w:pPr>
+        <w:ind w:left="5400" w:hanging="360"/>
+      </w:pPr>
+      <w:rPr>
+        <w:rFonts w:ascii="Symbol" w:hAnsi="Symbol" w:hint="default"/>
+      </w:rPr>
+    </w:lvl>
+    <w:lvl w:ilvl="7" w:tplc="40090003" w:tentative="1">
+      <w:start w:val="1"/>
+      <w:numFmt w:val="bullet"/>
+      <w:lvlText w:val="o"/>
+      <w:lvlJc w:val="left"/>
+      <w:pPr>
+        <w:ind w:left="6120" w:hanging="360"/>
+      </w:pPr>
+      <w:rPr>
+        <w:rFonts w:ascii="Courier New" w:hAnsi="Courier New" w:cs="Courier New" w:hint="default"/>
+      </w:rPr>
+    </w:lvl>
+    <w:lvl w:ilvl="8" w:tplc="40090005" w:tentative="1">
+      <w:start w:val="1"/>
+      <w:numFmt w:val="bullet"/>
+      <w:lvlText w:val=""/>
+      <w:lvlJc w:val="left"/>
+      <w:pPr>
+        <w:ind w:left="6840" w:hanging="360"/>
+      </w:pPr>
+      <w:rPr>
+        <w:rFonts w:ascii="Wingdings" w:hAnsi="Wingdings" w:hint="default"/>
+      </w:rPr>
+    </w:lvl>
+  </w:abstractNum>
+  <w:abstractNum w:abstractNumId="87" w15:restartNumberingAfterBreak="0">
     <w:nsid w:val="71FB6A03"/>
     <w:multiLevelType w:val="multilevel"/>
     <w:tmpl w:val="A1DCF412"/>
@@ -35594,7 +39930,7 @@
       </w:pPr>
     </w:lvl>
   </w:abstractNum>
-  <w:abstractNum w:abstractNumId="84" w15:restartNumberingAfterBreak="0">
+  <w:abstractNum w:abstractNumId="88" w15:restartNumberingAfterBreak="0">
     <w:nsid w:val="73F66B17"/>
     <w:multiLevelType w:val="multilevel"/>
     <w:tmpl w:val="5CC2F900"/>
@@ -35743,7 +40079,7 @@
       </w:rPr>
     </w:lvl>
   </w:abstractNum>
-  <w:abstractNum w:abstractNumId="85" w15:restartNumberingAfterBreak="0">
+  <w:abstractNum w:abstractNumId="89" w15:restartNumberingAfterBreak="0">
     <w:nsid w:val="75CB4497"/>
     <w:multiLevelType w:val="multilevel"/>
     <w:tmpl w:val="09E26C82"/>
@@ -35892,7 +40228,7 @@
       </w:rPr>
     </w:lvl>
   </w:abstractNum>
-  <w:abstractNum w:abstractNumId="86" w15:restartNumberingAfterBreak="0">
+  <w:abstractNum w:abstractNumId="90" w15:restartNumberingAfterBreak="0">
     <w:nsid w:val="75E9503E"/>
     <w:multiLevelType w:val="multilevel"/>
     <w:tmpl w:val="23002BC4"/>
@@ -36041,7 +40377,7 @@
       </w:rPr>
     </w:lvl>
   </w:abstractNum>
-  <w:abstractNum w:abstractNumId="87" w15:restartNumberingAfterBreak="0">
+  <w:abstractNum w:abstractNumId="91" w15:restartNumberingAfterBreak="0">
     <w:nsid w:val="794C2919"/>
     <w:multiLevelType w:val="multilevel"/>
     <w:tmpl w:val="BF56CB9E"/>
@@ -36190,7 +40526,7 @@
       </w:rPr>
     </w:lvl>
   </w:abstractNum>
-  <w:abstractNum w:abstractNumId="88" w15:restartNumberingAfterBreak="0">
+  <w:abstractNum w:abstractNumId="92" w15:restartNumberingAfterBreak="0">
     <w:nsid w:val="7D7825CE"/>
     <w:multiLevelType w:val="multilevel"/>
     <w:tmpl w:val="0EF67296"/>
@@ -36339,7 +40675,7 @@
       </w:rPr>
     </w:lvl>
   </w:abstractNum>
-  <w:abstractNum w:abstractNumId="89" w15:restartNumberingAfterBreak="0">
+  <w:abstractNum w:abstractNumId="93" w15:restartNumberingAfterBreak="0">
     <w:nsid w:val="7E4034AB"/>
     <w:multiLevelType w:val="multilevel"/>
     <w:tmpl w:val="8C6A5A46"/>
@@ -36453,169 +40789,169 @@
     </w:lvl>
   </w:abstractNum>
   <w:num w:numId="1" w16cid:durableId="1043214458">
-    <w:abstractNumId w:val="27"/>
+    <w:abstractNumId w:val="30"/>
   </w:num>
   <w:num w:numId="2" w16cid:durableId="81219728">
-    <w:abstractNumId w:val="38"/>
+    <w:abstractNumId w:val="41"/>
   </w:num>
   <w:num w:numId="3" w16cid:durableId="246157692">
-    <w:abstractNumId w:val="69"/>
+    <w:abstractNumId w:val="72"/>
   </w:num>
   <w:num w:numId="4" w16cid:durableId="311524092">
     <w:abstractNumId w:val="5"/>
   </w:num>
   <w:num w:numId="5" w16cid:durableId="131141850">
-    <w:abstractNumId w:val="81"/>
+    <w:abstractNumId w:val="84"/>
   </w:num>
   <w:num w:numId="6" w16cid:durableId="1478063093">
-    <w:abstractNumId w:val="26"/>
+    <w:abstractNumId w:val="28"/>
   </w:num>
   <w:num w:numId="7" w16cid:durableId="1293056430">
-    <w:abstractNumId w:val="58"/>
+    <w:abstractNumId w:val="61"/>
   </w:num>
   <w:num w:numId="8" w16cid:durableId="373696748">
+    <w:abstractNumId w:val="79"/>
+  </w:num>
+  <w:num w:numId="9" w16cid:durableId="1357343489">
     <w:abstractNumId w:val="76"/>
   </w:num>
-  <w:num w:numId="9" w16cid:durableId="1357343489">
-    <w:abstractNumId w:val="73"/>
-  </w:num>
   <w:num w:numId="10" w16cid:durableId="208764285">
-    <w:abstractNumId w:val="64"/>
+    <w:abstractNumId w:val="67"/>
   </w:num>
   <w:num w:numId="11" w16cid:durableId="1608149067">
-    <w:abstractNumId w:val="42"/>
+    <w:abstractNumId w:val="45"/>
   </w:num>
   <w:num w:numId="12" w16cid:durableId="1183401575">
-    <w:abstractNumId w:val="78"/>
+    <w:abstractNumId w:val="81"/>
   </w:num>
   <w:num w:numId="13" w16cid:durableId="54859608">
     <w:abstractNumId w:val="16"/>
   </w:num>
   <w:num w:numId="14" w16cid:durableId="1400128945">
-    <w:abstractNumId w:val="23"/>
+    <w:abstractNumId w:val="25"/>
   </w:num>
   <w:num w:numId="15" w16cid:durableId="1324432310">
-    <w:abstractNumId w:val="51"/>
+    <w:abstractNumId w:val="54"/>
   </w:num>
   <w:num w:numId="16" w16cid:durableId="69233166">
-    <w:abstractNumId w:val="83"/>
+    <w:abstractNumId w:val="87"/>
   </w:num>
   <w:num w:numId="17" w16cid:durableId="1874995042">
     <w:abstractNumId w:val="0"/>
   </w:num>
   <w:num w:numId="18" w16cid:durableId="339544418">
-    <w:abstractNumId w:val="62"/>
+    <w:abstractNumId w:val="65"/>
   </w:num>
   <w:num w:numId="19" w16cid:durableId="1699159306">
-    <w:abstractNumId w:val="35"/>
+    <w:abstractNumId w:val="38"/>
   </w:num>
   <w:num w:numId="20" w16cid:durableId="876044062">
     <w:abstractNumId w:val="15"/>
   </w:num>
   <w:num w:numId="21" w16cid:durableId="618494253">
-    <w:abstractNumId w:val="46"/>
+    <w:abstractNumId w:val="49"/>
   </w:num>
   <w:num w:numId="22" w16cid:durableId="530262941">
     <w:abstractNumId w:val="1"/>
   </w:num>
   <w:num w:numId="23" w16cid:durableId="2109619588">
-    <w:abstractNumId w:val="55"/>
+    <w:abstractNumId w:val="58"/>
   </w:num>
   <w:num w:numId="24" w16cid:durableId="1387417741">
-    <w:abstractNumId w:val="77"/>
+    <w:abstractNumId w:val="80"/>
   </w:num>
   <w:num w:numId="25" w16cid:durableId="701327538">
-    <w:abstractNumId w:val="29"/>
+    <w:abstractNumId w:val="32"/>
   </w:num>
   <w:num w:numId="26" w16cid:durableId="1284074440">
-    <w:abstractNumId w:val="57"/>
+    <w:abstractNumId w:val="60"/>
   </w:num>
   <w:num w:numId="27" w16cid:durableId="1174689253">
     <w:abstractNumId w:val="18"/>
   </w:num>
   <w:num w:numId="28" w16cid:durableId="783230823">
-    <w:abstractNumId w:val="40"/>
+    <w:abstractNumId w:val="43"/>
   </w:num>
   <w:num w:numId="29" w16cid:durableId="13074353">
-    <w:abstractNumId w:val="49"/>
+    <w:abstractNumId w:val="52"/>
   </w:num>
   <w:num w:numId="30" w16cid:durableId="1380665182">
     <w:abstractNumId w:val="7"/>
   </w:num>
   <w:num w:numId="31" w16cid:durableId="1745253664">
-    <w:abstractNumId w:val="25"/>
+    <w:abstractNumId w:val="27"/>
   </w:num>
   <w:num w:numId="32" w16cid:durableId="936406649">
     <w:abstractNumId w:val="21"/>
   </w:num>
   <w:num w:numId="33" w16cid:durableId="1830170944">
-    <w:abstractNumId w:val="79"/>
+    <w:abstractNumId w:val="82"/>
   </w:num>
   <w:num w:numId="34" w16cid:durableId="1161388337">
-    <w:abstractNumId w:val="33"/>
+    <w:abstractNumId w:val="36"/>
   </w:num>
   <w:num w:numId="35" w16cid:durableId="1174996305">
-    <w:abstractNumId w:val="56"/>
+    <w:abstractNumId w:val="59"/>
   </w:num>
   <w:num w:numId="36" w16cid:durableId="1147235827">
-    <w:abstractNumId w:val="31"/>
+    <w:abstractNumId w:val="34"/>
   </w:num>
   <w:num w:numId="37" w16cid:durableId="557932650">
-    <w:abstractNumId w:val="45"/>
+    <w:abstractNumId w:val="48"/>
   </w:num>
   <w:num w:numId="38" w16cid:durableId="1605306814">
     <w:abstractNumId w:val="13"/>
   </w:num>
   <w:num w:numId="39" w16cid:durableId="2015960442">
-    <w:abstractNumId w:val="87"/>
+    <w:abstractNumId w:val="91"/>
   </w:num>
   <w:num w:numId="40" w16cid:durableId="940381558">
     <w:abstractNumId w:val="2"/>
   </w:num>
   <w:num w:numId="41" w16cid:durableId="1122577806">
-    <w:abstractNumId w:val="86"/>
+    <w:abstractNumId w:val="90"/>
   </w:num>
   <w:num w:numId="42" w16cid:durableId="400490635">
-    <w:abstractNumId w:val="30"/>
+    <w:abstractNumId w:val="33"/>
   </w:num>
   <w:num w:numId="43" w16cid:durableId="1799837400">
     <w:abstractNumId w:val="3"/>
   </w:num>
   <w:num w:numId="44" w16cid:durableId="1382904966">
-    <w:abstractNumId w:val="39"/>
+    <w:abstractNumId w:val="42"/>
   </w:num>
   <w:num w:numId="45" w16cid:durableId="544877101">
     <w:abstractNumId w:val="12"/>
   </w:num>
   <w:num w:numId="46" w16cid:durableId="1742366673">
-    <w:abstractNumId w:val="37"/>
+    <w:abstractNumId w:val="40"/>
   </w:num>
   <w:num w:numId="47" w16cid:durableId="1158958097">
-    <w:abstractNumId w:val="54"/>
+    <w:abstractNumId w:val="57"/>
     <w:lvlOverride w:ilvl="0">
       <w:startOverride w:val="1"/>
     </w:lvlOverride>
   </w:num>
   <w:num w:numId="48" w16cid:durableId="598098077">
-    <w:abstractNumId w:val="54"/>
+    <w:abstractNumId w:val="57"/>
     <w:lvlOverride w:ilvl="0">
       <w:startOverride w:val="2"/>
     </w:lvlOverride>
   </w:num>
   <w:num w:numId="49" w16cid:durableId="1560165727">
-    <w:abstractNumId w:val="54"/>
+    <w:abstractNumId w:val="57"/>
     <w:lvlOverride w:ilvl="0">
       <w:startOverride w:val="3"/>
     </w:lvlOverride>
   </w:num>
   <w:num w:numId="50" w16cid:durableId="377124950">
-    <w:abstractNumId w:val="54"/>
+    <w:abstractNumId w:val="57"/>
     <w:lvlOverride w:ilvl="0">
       <w:startOverride w:val="4"/>
     </w:lvlOverride>
   </w:num>
   <w:num w:numId="51" w16cid:durableId="607812016">
-    <w:abstractNumId w:val="54"/>
+    <w:abstractNumId w:val="57"/>
     <w:lvlOverride w:ilvl="0">
       <w:startOverride w:val="5"/>
     </w:lvlOverride>
@@ -36624,28 +40960,28 @@
     <w:abstractNumId w:val="9"/>
   </w:num>
   <w:num w:numId="53" w16cid:durableId="374089207">
-    <w:abstractNumId w:val="48"/>
+    <w:abstractNumId w:val="51"/>
   </w:num>
   <w:num w:numId="54" w16cid:durableId="1254627059">
-    <w:abstractNumId w:val="44"/>
+    <w:abstractNumId w:val="47"/>
   </w:num>
   <w:num w:numId="55" w16cid:durableId="1297375062">
     <w:abstractNumId w:val="10"/>
   </w:num>
   <w:num w:numId="56" w16cid:durableId="1164783749">
-    <w:abstractNumId w:val="61"/>
+    <w:abstractNumId w:val="64"/>
   </w:num>
   <w:num w:numId="57" w16cid:durableId="913005098">
-    <w:abstractNumId w:val="53"/>
+    <w:abstractNumId w:val="56"/>
   </w:num>
   <w:num w:numId="58" w16cid:durableId="1219778845">
-    <w:abstractNumId w:val="67"/>
+    <w:abstractNumId w:val="70"/>
   </w:num>
   <w:num w:numId="59" w16cid:durableId="238638311">
-    <w:abstractNumId w:val="43"/>
+    <w:abstractNumId w:val="46"/>
   </w:num>
   <w:num w:numId="60" w16cid:durableId="2123960170">
-    <w:abstractNumId w:val="68"/>
+    <w:abstractNumId w:val="71"/>
   </w:num>
   <w:num w:numId="61" w16cid:durableId="1602493041">
     <w:abstractNumId w:val="17"/>
@@ -36654,34 +40990,34 @@
     <w:abstractNumId w:val="8"/>
   </w:num>
   <w:num w:numId="63" w16cid:durableId="2066367810">
-    <w:abstractNumId w:val="50"/>
+    <w:abstractNumId w:val="53"/>
   </w:num>
   <w:num w:numId="64" w16cid:durableId="1339507604">
-    <w:abstractNumId w:val="41"/>
+    <w:abstractNumId w:val="44"/>
   </w:num>
   <w:num w:numId="65" w16cid:durableId="1288195441">
-    <w:abstractNumId w:val="36"/>
+    <w:abstractNumId w:val="39"/>
   </w:num>
   <w:num w:numId="66" w16cid:durableId="528837816">
-    <w:abstractNumId w:val="75"/>
+    <w:abstractNumId w:val="78"/>
   </w:num>
   <w:num w:numId="67" w16cid:durableId="975909436">
-    <w:abstractNumId w:val="60"/>
+    <w:abstractNumId w:val="63"/>
   </w:num>
   <w:num w:numId="68" w16cid:durableId="1466040580">
-    <w:abstractNumId w:val="89"/>
+    <w:abstractNumId w:val="93"/>
   </w:num>
   <w:num w:numId="69" w16cid:durableId="210191331">
-    <w:abstractNumId w:val="80"/>
+    <w:abstractNumId w:val="83"/>
   </w:num>
   <w:num w:numId="70" w16cid:durableId="1262296157">
-    <w:abstractNumId w:val="28"/>
+    <w:abstractNumId w:val="31"/>
   </w:num>
   <w:num w:numId="71" w16cid:durableId="1971857020">
-    <w:abstractNumId w:val="70"/>
+    <w:abstractNumId w:val="73"/>
   </w:num>
   <w:num w:numId="72" w16cid:durableId="2120448401">
-    <w:abstractNumId w:val="32"/>
+    <w:abstractNumId w:val="35"/>
   </w:num>
   <w:num w:numId="73" w16cid:durableId="869681120">
     <w:abstractNumId w:val="6"/>
@@ -36690,55 +41026,55 @@
     <w:abstractNumId w:val="11"/>
   </w:num>
   <w:num w:numId="75" w16cid:durableId="309139973">
-    <w:abstractNumId w:val="47"/>
+    <w:abstractNumId w:val="50"/>
   </w:num>
   <w:num w:numId="76" w16cid:durableId="1663850435">
-    <w:abstractNumId w:val="59"/>
+    <w:abstractNumId w:val="62"/>
   </w:num>
   <w:num w:numId="77" w16cid:durableId="804544196">
     <w:abstractNumId w:val="20"/>
   </w:num>
   <w:num w:numId="78" w16cid:durableId="1812021404">
-    <w:abstractNumId w:val="71"/>
+    <w:abstractNumId w:val="74"/>
   </w:num>
   <w:num w:numId="79" w16cid:durableId="1233807679">
+    <w:abstractNumId w:val="69"/>
+  </w:num>
+  <w:num w:numId="80" w16cid:durableId="1899435772">
     <w:abstractNumId w:val="66"/>
   </w:num>
-  <w:num w:numId="80" w16cid:durableId="1899435772">
-    <w:abstractNumId w:val="63"/>
-  </w:num>
   <w:num w:numId="81" w16cid:durableId="406925585">
-    <w:abstractNumId w:val="84"/>
+    <w:abstractNumId w:val="88"/>
   </w:num>
   <w:num w:numId="82" w16cid:durableId="843396188">
-    <w:abstractNumId w:val="24"/>
+    <w:abstractNumId w:val="26"/>
   </w:num>
   <w:num w:numId="83" w16cid:durableId="923613385">
-    <w:abstractNumId w:val="34"/>
+    <w:abstractNumId w:val="37"/>
   </w:num>
   <w:num w:numId="84" w16cid:durableId="923803672">
-    <w:abstractNumId w:val="52"/>
+    <w:abstractNumId w:val="55"/>
   </w:num>
   <w:num w:numId="85" w16cid:durableId="1773358063">
     <w:abstractNumId w:val="22"/>
   </w:num>
   <w:num w:numId="86" w16cid:durableId="84763516">
-    <w:abstractNumId w:val="74"/>
+    <w:abstractNumId w:val="77"/>
   </w:num>
   <w:num w:numId="87" w16cid:durableId="791820978">
-    <w:abstractNumId w:val="65"/>
+    <w:abstractNumId w:val="68"/>
   </w:num>
   <w:num w:numId="88" w16cid:durableId="128979204">
-    <w:abstractNumId w:val="85"/>
+    <w:abstractNumId w:val="89"/>
   </w:num>
   <w:num w:numId="89" w16cid:durableId="662197165">
-    <w:abstractNumId w:val="88"/>
+    <w:abstractNumId w:val="92"/>
   </w:num>
   <w:num w:numId="90" w16cid:durableId="1245456052">
-    <w:abstractNumId w:val="72"/>
+    <w:abstractNumId w:val="75"/>
   </w:num>
   <w:num w:numId="91" w16cid:durableId="342513056">
-    <w:abstractNumId w:val="82"/>
+    <w:abstractNumId w:val="85"/>
   </w:num>
   <w:num w:numId="92" w16cid:durableId="882790598">
     <w:abstractNumId w:val="19"/>
@@ -36748,6 +41084,18 @@
   </w:num>
   <w:num w:numId="94" w16cid:durableId="1449277560">
     <w:abstractNumId w:val="14"/>
+  </w:num>
+  <w:num w:numId="95" w16cid:durableId="2049840239">
+    <w:abstractNumId w:val="24"/>
+  </w:num>
+  <w:num w:numId="96" w16cid:durableId="791174499">
+    <w:abstractNumId w:val="86"/>
+  </w:num>
+  <w:num w:numId="97" w16cid:durableId="1031804172">
+    <w:abstractNumId w:val="23"/>
+  </w:num>
+  <w:num w:numId="98" w16cid:durableId="1028992737">
+    <w:abstractNumId w:val="29"/>
   </w:num>
   <w:numIdMacAtCleanup w:val="92"/>
 </w:numbering>

--- a/Documentation_demo/Documentation.docx
+++ b/Documentation_demo/Documentation.docx
@@ -3389,15 +3389,7 @@
           <w:sz w:val="24"/>
           <w:szCs w:val="24"/>
         </w:rPr>
-        <w:t>OS: windows 11</w:t>
-      </w:r>
-      <w:r>
-        <w:rPr>
-          <w:rFonts w:cstheme="minorHAnsi"/>
-          <w:sz w:val="24"/>
-          <w:szCs w:val="24"/>
-        </w:rPr>
-        <w:t xml:space="preserve"> </w:t>
+        <w:t xml:space="preserve">OS: windows 11 </w:t>
       </w:r>
     </w:p>
     <w:p>
@@ -3828,17 +3820,7 @@
           <w:sz w:val="24"/>
           <w:szCs w:val="24"/>
         </w:rPr>
-        <w:t xml:space="preserve">$ </w:t>
-      </w:r>
-      <w:r>
-        <w:rPr>
-          <w:rFonts w:cstheme="minorHAnsi"/>
-          <w:i/>
-          <w:iCs/>
-          <w:sz w:val="24"/>
-          <w:szCs w:val="24"/>
-        </w:rPr>
-        <w:t>python --version</w:t>
+        <w:t>$ python --version</w:t>
       </w:r>
     </w:p>
     <w:p>
@@ -3907,13 +3889,55 @@
         <w:jc w:val="both"/>
         <w:rPr>
           <w:rFonts w:cstheme="minorHAnsi"/>
-          <w:sz w:val="24"/>
-          <w:szCs w:val="24"/>
-        </w:rPr>
-      </w:pPr>
-      <w:r>
-        <w:rPr>
-          <w:rFonts w:cstheme="minorHAnsi"/>
+          <w:i/>
+          <w:iCs/>
+          <w:sz w:val="24"/>
+          <w:szCs w:val="24"/>
+        </w:rPr>
+      </w:pPr>
+      <w:r>
+        <w:rPr>
+          <w:rFonts w:cstheme="minorHAnsi"/>
+          <w:sz w:val="24"/>
+          <w:szCs w:val="24"/>
+        </w:rPr>
+        <w:t>Choose your setup:</w:t>
+      </w:r>
+    </w:p>
+    <w:p>
+      <w:pPr>
+        <w:pStyle w:val="ListParagraph"/>
+        <w:jc w:val="both"/>
+        <w:rPr>
+          <w:rFonts w:cstheme="minorHAnsi"/>
+          <w:i/>
+          <w:iCs/>
+          <w:sz w:val="24"/>
+          <w:szCs w:val="24"/>
+        </w:rPr>
+      </w:pPr>
+    </w:p>
+    <w:p>
+      <w:pPr>
+        <w:pStyle w:val="ListParagraph"/>
+        <w:numPr>
+          <w:ilvl w:val="0"/>
+          <w:numId w:val="100"/>
+        </w:numPr>
+        <w:jc w:val="both"/>
+        <w:rPr>
+          <w:rFonts w:cstheme="minorHAnsi"/>
+          <w:i/>
+          <w:iCs/>
+          <w:sz w:val="24"/>
+          <w:szCs w:val="24"/>
+        </w:rPr>
+      </w:pPr>
+      <w:r>
+        <w:rPr>
+          <w:rFonts w:cstheme="minorHAnsi"/>
+          <w:i/>
+          <w:iCs/>
           <w:sz w:val="24"/>
           <w:szCs w:val="24"/>
         </w:rPr>
@@ -3922,6 +3946,8 @@
       <w:r>
         <w:rPr>
           <w:rFonts w:cstheme="minorHAnsi"/>
+          <w:i/>
+          <w:iCs/>
           <w:sz w:val="24"/>
           <w:szCs w:val="24"/>
         </w:rPr>
@@ -3930,6 +3956,8 @@
       <w:r>
         <w:rPr>
           <w:rFonts w:cstheme="minorHAnsi"/>
+          <w:i/>
+          <w:iCs/>
           <w:sz w:val="24"/>
           <w:szCs w:val="24"/>
         </w:rPr>
@@ -4086,23 +4114,7 @@
           <w:sz w:val="24"/>
           <w:szCs w:val="24"/>
         </w:rPr>
-        <w:t xml:space="preserve"> </w:t>
-      </w:r>
-      <w:r>
-        <w:rPr>
-          <w:rFonts w:cstheme="minorHAnsi"/>
-          <w:sz w:val="24"/>
-          <w:szCs w:val="24"/>
-        </w:rPr>
-        <w:t>–</w:t>
-      </w:r>
-      <w:r>
-        <w:rPr>
-          <w:rFonts w:cstheme="minorHAnsi"/>
-          <w:sz w:val="24"/>
-          <w:szCs w:val="24"/>
-        </w:rPr>
-        <w:t>version</w:t>
+        <w:t xml:space="preserve"> –version</w:t>
       </w:r>
     </w:p>
     <w:p>
@@ -4344,6 +4356,7 @@
           <w:sz w:val="24"/>
           <w:szCs w:val="24"/>
         </w:rPr>
+        <w:lastRenderedPageBreak/>
         <w:t xml:space="preserve">Note the name of the model and the same name must appear in </w:t>
       </w:r>
       <w:proofErr w:type="spellStart"/>
@@ -4393,7 +4406,6 @@
           <w:sz w:val="24"/>
           <w:szCs w:val="24"/>
         </w:rPr>
-        <w:lastRenderedPageBreak/>
         <w:t>Eg.</w:t>
       </w:r>
       <w:proofErr w:type="spellEnd"/>
@@ -4609,20 +4621,36 @@
     <w:p>
       <w:pPr>
         <w:pStyle w:val="ListParagraph"/>
+        <w:ind w:left="1080"/>
+        <w:jc w:val="both"/>
+        <w:rPr>
+          <w:rFonts w:cstheme="minorHAnsi"/>
+          <w:sz w:val="24"/>
+          <w:szCs w:val="24"/>
+        </w:rPr>
+      </w:pPr>
+    </w:p>
+    <w:p>
+      <w:pPr>
+        <w:pStyle w:val="ListParagraph"/>
         <w:numPr>
           <w:ilvl w:val="0"/>
-          <w:numId w:val="10"/>
+          <w:numId w:val="100"/>
         </w:numPr>
         <w:jc w:val="both"/>
         <w:rPr>
           <w:rFonts w:cstheme="minorHAnsi"/>
-          <w:sz w:val="24"/>
-          <w:szCs w:val="24"/>
-        </w:rPr>
-      </w:pPr>
-      <w:r>
-        <w:rPr>
-          <w:rFonts w:cstheme="minorHAnsi"/>
+          <w:i/>
+          <w:iCs/>
+          <w:sz w:val="24"/>
+          <w:szCs w:val="24"/>
+        </w:rPr>
+      </w:pPr>
+      <w:r>
+        <w:rPr>
+          <w:rFonts w:cstheme="minorHAnsi"/>
+          <w:i/>
+          <w:iCs/>
           <w:sz w:val="24"/>
           <w:szCs w:val="24"/>
         </w:rPr>
@@ -4848,17 +4876,7 @@
           <w:sz w:val="24"/>
           <w:szCs w:val="24"/>
         </w:rPr>
-        <w:t xml:space="preserve">Mistral 7B instruct </w:t>
-      </w:r>
-      <w:r>
-        <w:rPr>
-          <w:rFonts w:cstheme="minorHAnsi"/>
-          <w:b/>
-          <w:bCs/>
-          <w:sz w:val="24"/>
-          <w:szCs w:val="24"/>
-        </w:rPr>
-        <w:t>v0.3</w:t>
+        <w:t>Mistral 7B instruct v0.3</w:t>
       </w:r>
     </w:p>
     <w:p>
@@ -5450,6 +5468,7 @@
       <w:r>
         <w:rPr>
           <w:rFonts w:cstheme="minorHAnsi"/>
+          <w:noProof/>
           <w:sz w:val="24"/>
           <w:szCs w:val="24"/>
         </w:rPr>
@@ -5497,8 +5516,6 @@
         <w:jc w:val="both"/>
         <w:rPr>
           <w:rFonts w:cstheme="minorHAnsi"/>
-          <w:sz w:val="24"/>
-          <w:szCs w:val="24"/>
         </w:rPr>
       </w:pPr>
       <w:r>
@@ -5520,6 +5537,307 @@
           <w:t>http://127.0.0.1:1234</w:t>
         </w:r>
       </w:hyperlink>
+    </w:p>
+    <w:p>
+      <w:pPr>
+        <w:pStyle w:val="ListParagraph"/>
+        <w:ind w:left="1080"/>
+        <w:jc w:val="both"/>
+        <w:rPr>
+          <w:rFonts w:cstheme="minorHAnsi"/>
+          <w:sz w:val="24"/>
+          <w:szCs w:val="24"/>
+        </w:rPr>
+      </w:pPr>
+    </w:p>
+    <w:p>
+      <w:pPr>
+        <w:pStyle w:val="ListParagraph"/>
+        <w:numPr>
+          <w:ilvl w:val="0"/>
+          <w:numId w:val="100"/>
+        </w:numPr>
+        <w:rPr>
+          <w:rFonts w:cstheme="minorHAnsi"/>
+          <w:b/>
+          <w:bCs/>
+          <w:sz w:val="24"/>
+          <w:szCs w:val="24"/>
+        </w:rPr>
+      </w:pPr>
+      <w:r>
+        <w:rPr>
+          <w:rFonts w:cstheme="minorHAnsi"/>
+          <w:sz w:val="24"/>
+          <w:szCs w:val="24"/>
+        </w:rPr>
+        <w:t xml:space="preserve">Official Mistral online inference API (saves RAM and low latency): </w:t>
+      </w:r>
+    </w:p>
+    <w:p>
+      <w:pPr>
+        <w:pStyle w:val="NormalWeb"/>
+        <w:ind w:left="720"/>
+        <w:rPr>
+          <w:rFonts w:asciiTheme="minorHAnsi" w:hAnsiTheme="minorHAnsi" w:cstheme="minorHAnsi"/>
+        </w:rPr>
+      </w:pPr>
+      <w:r>
+        <w:rPr>
+          <w:rFonts w:asciiTheme="minorHAnsi" w:hAnsiTheme="minorHAnsi" w:cstheme="minorHAnsi"/>
+        </w:rPr>
+        <w:t xml:space="preserve">This project uses the official API from </w:t>
+      </w:r>
+      <w:r>
+        <w:rPr>
+          <w:rStyle w:val="whitespace-normal"/>
+          <w:rFonts w:asciiTheme="minorHAnsi" w:eastAsiaTheme="majorEastAsia" w:hAnsiTheme="minorHAnsi" w:cstheme="minorHAnsi"/>
+        </w:rPr>
+        <w:t>Mistral AI</w:t>
+      </w:r>
+      <w:r>
+        <w:rPr>
+          <w:rFonts w:asciiTheme="minorHAnsi" w:hAnsiTheme="minorHAnsi" w:cstheme="minorHAnsi"/>
+        </w:rPr>
+        <w:t xml:space="preserve"> to generate responses from the </w:t>
+      </w:r>
+      <w:r>
+        <w:rPr>
+          <w:rStyle w:val="whitespace-normal"/>
+          <w:rFonts w:asciiTheme="minorHAnsi" w:eastAsiaTheme="majorEastAsia" w:hAnsiTheme="minorHAnsi" w:cstheme="minorHAnsi"/>
+          <w:b/>
+          <w:bCs/>
+        </w:rPr>
+        <w:t>Mistral</w:t>
+      </w:r>
+      <w:r>
+        <w:rPr>
+          <w:rStyle w:val="whitespace-normal"/>
+          <w:rFonts w:asciiTheme="minorHAnsi" w:eastAsiaTheme="majorEastAsia" w:hAnsiTheme="minorHAnsi" w:cstheme="minorHAnsi"/>
+          <w:b/>
+          <w:bCs/>
+        </w:rPr>
+        <w:noBreakHyphen/>
+        <w:t>7B Instruct</w:t>
+      </w:r>
+      <w:r>
+        <w:rPr>
+          <w:rFonts w:asciiTheme="minorHAnsi" w:hAnsiTheme="minorHAnsi" w:cstheme="minorHAnsi"/>
+        </w:rPr>
+        <w:t xml:space="preserve"> model.</w:t>
+      </w:r>
+    </w:p>
+    <w:p>
+      <w:pPr>
+        <w:pStyle w:val="NormalWeb"/>
+        <w:ind w:left="720"/>
+        <w:rPr>
+          <w:rFonts w:asciiTheme="minorHAnsi" w:hAnsiTheme="minorHAnsi" w:cstheme="minorHAnsi"/>
+        </w:rPr>
+      </w:pPr>
+      <w:r>
+        <w:rPr>
+          <w:rFonts w:asciiTheme="minorHAnsi" w:hAnsiTheme="minorHAnsi" w:cstheme="minorHAnsi"/>
+        </w:rPr>
+        <w:t>The API is used to generate answers from the retrieved context in the RAG pipeline.</w:t>
+      </w:r>
+    </w:p>
+    <w:p>
+      <w:pPr>
+        <w:pStyle w:val="ListParagraph"/>
+        <w:numPr>
+          <w:ilvl w:val="0"/>
+          <w:numId w:val="101"/>
+        </w:numPr>
+        <w:rPr>
+          <w:rFonts w:cstheme="minorHAnsi"/>
+          <w:sz w:val="24"/>
+          <w:szCs w:val="24"/>
+        </w:rPr>
+      </w:pPr>
+      <w:r>
+        <w:rPr>
+          <w:rFonts w:cstheme="minorHAnsi"/>
+          <w:sz w:val="24"/>
+          <w:szCs w:val="24"/>
+        </w:rPr>
+        <w:t>Get the Free API key:</w:t>
+      </w:r>
+    </w:p>
+    <w:p>
+      <w:pPr>
+        <w:pStyle w:val="NormalWeb"/>
+        <w:numPr>
+          <w:ilvl w:val="0"/>
+          <w:numId w:val="102"/>
+        </w:numPr>
+        <w:rPr>
+          <w:rFonts w:asciiTheme="minorHAnsi" w:hAnsiTheme="minorHAnsi" w:cstheme="minorHAnsi"/>
+        </w:rPr>
+      </w:pPr>
+      <w:r>
+        <w:rPr>
+          <w:rFonts w:asciiTheme="minorHAnsi" w:hAnsiTheme="minorHAnsi" w:cstheme="minorHAnsi"/>
+        </w:rPr>
+        <w:t>Go to the official Mistral platform</w:t>
+      </w:r>
+      <w:r>
+        <w:rPr>
+          <w:rFonts w:asciiTheme="minorHAnsi" w:hAnsiTheme="minorHAnsi" w:cstheme="minorHAnsi"/>
+        </w:rPr>
+        <w:br/>
+      </w:r>
+      <w:hyperlink r:id="rId18" w:tgtFrame="_new" w:history="1">
+        <w:r>
+          <w:rPr>
+            <w:rStyle w:val="Hyperlink"/>
+            <w:rFonts w:asciiTheme="minorHAnsi" w:eastAsiaTheme="majorEastAsia" w:hAnsiTheme="minorHAnsi" w:cstheme="minorHAnsi"/>
+          </w:rPr>
+          <w:t>https://console.mistral.ai/</w:t>
+        </w:r>
+      </w:hyperlink>
+    </w:p>
+    <w:p>
+      <w:pPr>
+        <w:pStyle w:val="NormalWeb"/>
+        <w:numPr>
+          <w:ilvl w:val="0"/>
+          <w:numId w:val="102"/>
+        </w:numPr>
+        <w:rPr>
+          <w:rFonts w:asciiTheme="minorHAnsi" w:hAnsiTheme="minorHAnsi" w:cstheme="minorHAnsi"/>
+        </w:rPr>
+      </w:pPr>
+      <w:r>
+        <w:rPr>
+          <w:rFonts w:asciiTheme="minorHAnsi" w:hAnsiTheme="minorHAnsi" w:cstheme="minorHAnsi"/>
+        </w:rPr>
+        <w:t>Create an account.</w:t>
+      </w:r>
+    </w:p>
+    <w:p>
+      <w:pPr>
+        <w:pStyle w:val="NormalWeb"/>
+        <w:numPr>
+          <w:ilvl w:val="0"/>
+          <w:numId w:val="102"/>
+        </w:numPr>
+        <w:rPr>
+          <w:rFonts w:asciiTheme="minorHAnsi" w:hAnsiTheme="minorHAnsi" w:cstheme="minorHAnsi"/>
+        </w:rPr>
+      </w:pPr>
+      <w:r>
+        <w:rPr>
+          <w:rFonts w:asciiTheme="minorHAnsi" w:hAnsiTheme="minorHAnsi" w:cstheme="minorHAnsi"/>
+        </w:rPr>
+        <w:t>Generate an API key.</w:t>
+      </w:r>
+    </w:p>
+    <w:p>
+      <w:pPr>
+        <w:pStyle w:val="NormalWeb"/>
+        <w:numPr>
+          <w:ilvl w:val="0"/>
+          <w:numId w:val="102"/>
+        </w:numPr>
+        <w:rPr>
+          <w:rFonts w:asciiTheme="minorHAnsi" w:hAnsiTheme="minorHAnsi" w:cstheme="minorHAnsi"/>
+        </w:rPr>
+      </w:pPr>
+      <w:r>
+        <w:rPr>
+          <w:rFonts w:asciiTheme="minorHAnsi" w:hAnsiTheme="minorHAnsi" w:cstheme="minorHAnsi"/>
+        </w:rPr>
+        <w:t>Add the key to an environment variable</w:t>
+      </w:r>
+      <w:r>
+        <w:rPr>
+          <w:rFonts w:asciiTheme="minorHAnsi" w:hAnsiTheme="minorHAnsi" w:cstheme="minorHAnsi"/>
+        </w:rPr>
+        <w:t>, create a .env file in your folder and add the key in following format:</w:t>
+      </w:r>
+    </w:p>
+    <w:p>
+      <w:pPr>
+        <w:pStyle w:val="NormalWeb"/>
+        <w:ind w:left="1080"/>
+        <w:rPr>
+          <w:rFonts w:asciiTheme="minorHAnsi" w:hAnsiTheme="minorHAnsi" w:cstheme="minorHAnsi"/>
+        </w:rPr>
+      </w:pPr>
+      <w:proofErr w:type="spellStart"/>
+      <w:r>
+        <w:rPr>
+          <w:rFonts w:asciiTheme="minorHAnsi" w:hAnsiTheme="minorHAnsi" w:cstheme="minorHAnsi"/>
+        </w:rPr>
+        <w:t>Mistral_API</w:t>
+      </w:r>
+      <w:proofErr w:type="spellEnd"/>
+      <w:r>
+        <w:rPr>
+          <w:rFonts w:asciiTheme="minorHAnsi" w:hAnsiTheme="minorHAnsi" w:cstheme="minorHAnsi"/>
+        </w:rPr>
+        <w:t xml:space="preserve"> = </w:t>
+      </w:r>
+      <w:proofErr w:type="spellStart"/>
+      <w:r>
+        <w:rPr>
+          <w:rFonts w:asciiTheme="minorHAnsi" w:hAnsiTheme="minorHAnsi" w:cstheme="minorHAnsi"/>
+        </w:rPr>
+        <w:t>your_api_key_here</w:t>
+      </w:r>
+      <w:proofErr w:type="spellEnd"/>
+    </w:p>
+    <w:p>
+      <w:pPr>
+        <w:pStyle w:val="NormalWeb"/>
+        <w:ind w:left="1080"/>
+        <w:rPr>
+          <w:rFonts w:asciiTheme="minorHAnsi" w:hAnsiTheme="minorHAnsi" w:cstheme="minorHAnsi"/>
+        </w:rPr>
+      </w:pPr>
+    </w:p>
+    <w:p>
+      <w:pPr>
+        <w:pStyle w:val="NormalWeb"/>
+        <w:ind w:left="1080"/>
+        <w:rPr>
+          <w:rFonts w:asciiTheme="minorHAnsi" w:hAnsiTheme="minorHAnsi" w:cstheme="minorHAnsi"/>
+        </w:rPr>
+      </w:pPr>
+    </w:p>
+    <w:p>
+      <w:pPr>
+        <w:pStyle w:val="ListParagraph"/>
+        <w:ind w:left="1080"/>
+        <w:rPr>
+          <w:rFonts w:cstheme="minorHAnsi"/>
+          <w:sz w:val="24"/>
+          <w:szCs w:val="24"/>
+        </w:rPr>
+      </w:pPr>
+    </w:p>
+    <w:p>
+      <w:pPr>
+        <w:pStyle w:val="ListParagraph"/>
+        <w:rPr>
+          <w:rFonts w:cstheme="minorHAnsi"/>
+          <w:b/>
+          <w:bCs/>
+          <w:sz w:val="24"/>
+          <w:szCs w:val="24"/>
+        </w:rPr>
+      </w:pPr>
+      <w:r>
+        <w:rPr>
+          <w:rFonts w:cstheme="minorHAnsi"/>
+          <w:b/>
+          <w:bCs/>
+          <w:sz w:val="24"/>
+          <w:szCs w:val="24"/>
+        </w:rPr>
+        <w:br w:type="page"/>
+      </w:r>
     </w:p>
     <w:p>
       <w:pPr>
@@ -5811,23 +6129,7 @@
                 <w:sz w:val="24"/>
                 <w:szCs w:val="24"/>
               </w:rPr>
-              <w:t xml:space="preserve">Convert text </w:t>
-            </w:r>
-            <w:r>
-              <w:rPr>
-                <w:rFonts w:cstheme="minorHAnsi"/>
-                <w:sz w:val="24"/>
-                <w:szCs w:val="24"/>
-              </w:rPr>
-              <w:t xml:space="preserve">chunks </w:t>
-            </w:r>
-            <w:r>
-              <w:rPr>
-                <w:rFonts w:cstheme="minorHAnsi"/>
-                <w:sz w:val="24"/>
-                <w:szCs w:val="24"/>
-              </w:rPr>
-              <w:t>→ vectors</w:t>
+              <w:t>Convert text chunks → vectors</w:t>
             </w:r>
           </w:p>
         </w:tc>
@@ -5941,15 +6243,7 @@
                 <w:sz w:val="24"/>
                 <w:szCs w:val="24"/>
               </w:rPr>
-              <w:t>Finds relevant chunks</w:t>
-            </w:r>
-            <w:r>
-              <w:rPr>
-                <w:rFonts w:cstheme="minorHAnsi"/>
-                <w:sz w:val="24"/>
-                <w:szCs w:val="24"/>
-              </w:rPr>
-              <w:t xml:space="preserve"> according to user query</w:t>
+              <w:t>Finds relevant chunks according to user query</w:t>
             </w:r>
           </w:p>
         </w:tc>
@@ -6494,15 +6788,7 @@
           <w:sz w:val="24"/>
           <w:szCs w:val="24"/>
         </w:rPr>
-        <w:t>B</w:t>
-      </w:r>
-      <w:r>
-        <w:rPr>
-          <w:rFonts w:cstheme="minorHAnsi"/>
-          <w:sz w:val="24"/>
-          <w:szCs w:val="24"/>
-        </w:rPr>
-        <w:t xml:space="preserve">ecause LLMs hallucinate if they were to provide answers purely on its own knowledge and LLM doesn't know our document content for giving correct answers. </w:t>
+        <w:t xml:space="preserve">Because LLMs hallucinate if they were to provide answers purely on its own knowledge and LLM doesn't know our document content for giving correct answers. </w:t>
       </w:r>
       <w:r>
         <w:rPr>
@@ -6518,23 +6804,7 @@
           <w:sz w:val="24"/>
           <w:szCs w:val="24"/>
         </w:rPr>
-        <w:t xml:space="preserve"> it is important to get chunks from vector </w:t>
-      </w:r>
-      <w:r>
-        <w:rPr>
-          <w:rFonts w:cstheme="minorHAnsi"/>
-          <w:sz w:val="24"/>
-          <w:szCs w:val="24"/>
-        </w:rPr>
-        <w:t>DB</w:t>
-      </w:r>
-      <w:r>
-        <w:rPr>
-          <w:rFonts w:cstheme="minorHAnsi"/>
-          <w:sz w:val="24"/>
-          <w:szCs w:val="24"/>
-        </w:rPr>
-        <w:t xml:space="preserve"> first and provide it in LLM prompt for proper context and avoid hallucinations.</w:t>
+        <w:t xml:space="preserve"> it is important to get chunks from vector DB first and provide it in LLM prompt for proper context and avoid hallucinations.</w:t>
       </w:r>
     </w:p>
     <w:p>
@@ -6614,17 +6884,7 @@
           <w:sz w:val="24"/>
           <w:szCs w:val="24"/>
         </w:rPr>
-        <w:t>Document Ingestion &amp; Chunking</w:t>
-      </w:r>
-      <w:r>
-        <w:rPr>
-          <w:rFonts w:cstheme="minorHAnsi"/>
-          <w:b/>
-          <w:bCs/>
-          <w:sz w:val="24"/>
-          <w:szCs w:val="24"/>
-        </w:rPr>
-        <w:t>:</w:t>
+        <w:t>Document Ingestion &amp; Chunking:</w:t>
       </w:r>
     </w:p>
     <w:p>
@@ -7128,23 +7388,7 @@
           <w:sz w:val="24"/>
           <w:szCs w:val="24"/>
         </w:rPr>
-        <w:t xml:space="preserve"> One sentence per chunk </w:t>
-      </w:r>
-      <w:r>
-        <w:rPr>
-          <w:rFonts w:ascii="Calibri" w:hAnsi="Calibri" w:cs="Calibri"/>
-          <w:sz w:val="24"/>
-          <w:szCs w:val="24"/>
-        </w:rPr>
-        <w:t>→</w:t>
-      </w:r>
-      <w:r>
-        <w:rPr>
-          <w:rFonts w:cstheme="minorHAnsi"/>
-          <w:sz w:val="24"/>
-          <w:szCs w:val="24"/>
-        </w:rPr>
-        <w:t xml:space="preserve"> no context</w:t>
+        <w:t xml:space="preserve"> One sentence per chunk → no context</w:t>
       </w:r>
     </w:p>
     <w:p>
@@ -8084,15 +8328,7 @@
           <w:sz w:val="24"/>
           <w:szCs w:val="24"/>
         </w:rPr>
-        <w:t xml:space="preserve">- </w:t>
-      </w:r>
-      <w:r>
-        <w:rPr>
-          <w:rFonts w:cstheme="minorHAnsi"/>
-          <w:sz w:val="24"/>
-          <w:szCs w:val="24"/>
-        </w:rPr>
-        <w:t xml:space="preserve">Why is </w:t>
+        <w:t xml:space="preserve">- Why is </w:t>
       </w:r>
       <w:r>
         <w:rPr>
@@ -8136,12 +8372,26 @@
       </w:r>
       <w:proofErr w:type="spellStart"/>
       <w:r>
+        <w:rPr>
+          <w:rFonts w:cstheme="minorHAnsi"/>
+        </w:rPr>
         <w:fldChar w:fldCharType="begin"/>
       </w:r>
       <w:r>
+        <w:rPr>
+          <w:rFonts w:cstheme="minorHAnsi"/>
+        </w:rPr>
         <w:instrText>HYPERLINK "https://docs.langchain.com/oss/python/integrations/splitters/recursive_text_splitter"</w:instrText>
       </w:r>
       <w:r>
+        <w:rPr>
+          <w:rFonts w:cstheme="minorHAnsi"/>
+        </w:rPr>
+      </w:r>
+      <w:r>
+        <w:rPr>
+          <w:rFonts w:cstheme="minorHAnsi"/>
+        </w:rPr>
         <w:fldChar w:fldCharType="separate"/>
       </w:r>
       <w:r>
@@ -8157,6 +8407,9 @@
       </w:r>
       <w:proofErr w:type="spellEnd"/>
       <w:r>
+        <w:rPr>
+          <w:rFonts w:cstheme="minorHAnsi"/>
+        </w:rPr>
         <w:fldChar w:fldCharType="end"/>
       </w:r>
       <w:r>
@@ -8227,23 +8480,7 @@
           <w:sz w:val="24"/>
           <w:szCs w:val="24"/>
         </w:rPr>
-        <w:t>splitting strategy</w:t>
-      </w:r>
-      <w:r>
-        <w:rPr>
-          <w:rFonts w:cstheme="minorHAnsi"/>
-          <w:sz w:val="24"/>
-          <w:szCs w:val="24"/>
-        </w:rPr>
-        <w:t>:</w:t>
-      </w:r>
-      <w:r>
-        <w:rPr>
-          <w:rFonts w:cstheme="minorHAnsi"/>
-          <w:sz w:val="24"/>
-          <w:szCs w:val="24"/>
-        </w:rPr>
-        <w:t xml:space="preserve"> creating split that maintain natural language flow, maintain semantic coherence within split, and adapts to varying levels of text granularity.</w:t>
+        <w:t>splitting strategy: creating split that maintain natural language flow, maintain semantic coherence within split, and adapts to varying levels of text granularity.</w:t>
       </w:r>
     </w:p>
     <w:p>
@@ -8359,23 +8596,7 @@
           <w:sz w:val="24"/>
           <w:szCs w:val="24"/>
         </w:rPr>
-        <w:t xml:space="preserve"> </w:t>
-      </w:r>
-      <w:r>
-        <w:rPr>
-          <w:rFonts w:cstheme="minorHAnsi"/>
-          <w:sz w:val="24"/>
-          <w:szCs w:val="24"/>
-        </w:rPr>
-        <w:t>we</w:t>
-      </w:r>
-      <w:r>
-        <w:rPr>
-          <w:rFonts w:cstheme="minorHAnsi"/>
-          <w:sz w:val="24"/>
-          <w:szCs w:val="24"/>
-        </w:rPr>
-        <w:t xml:space="preserve"> have:</w:t>
+        <w:t xml:space="preserve"> we have:</w:t>
       </w:r>
     </w:p>
     <w:p>
@@ -8876,22 +9097,7 @@
           <w:szCs w:val="24"/>
         </w:rPr>
         <w:br/>
-      </w:r>
-      <w:r>
-        <w:rPr>
-          <w:rFonts w:ascii="Segoe UI Emoji" w:hAnsi="Segoe UI Emoji" w:cs="Segoe UI Emoji"/>
-          <w:sz w:val="24"/>
-          <w:szCs w:val="24"/>
-        </w:rPr>
-        <w:t>S</w:t>
-      </w:r>
-      <w:r>
-        <w:rPr>
-          <w:rFonts w:cstheme="minorHAnsi"/>
-          <w:sz w:val="24"/>
-          <w:szCs w:val="24"/>
-        </w:rPr>
-        <w:t>entence-transformers (</w:t>
+        <w:t>Sentence-transformers (</w:t>
       </w:r>
       <w:proofErr w:type="spellStart"/>
       <w:r>
@@ -8909,55 +9115,7 @@
           <w:sz w:val="24"/>
           <w:szCs w:val="24"/>
         </w:rPr>
-        <w:t xml:space="preserve"> or BGE)</w:t>
-      </w:r>
-      <w:r>
-        <w:rPr>
-          <w:rFonts w:cstheme="minorHAnsi"/>
-          <w:sz w:val="24"/>
-          <w:szCs w:val="24"/>
-        </w:rPr>
-        <w:t xml:space="preserve"> </w:t>
-      </w:r>
-      <w:r>
-        <w:rPr>
-          <w:rFonts w:cstheme="minorHAnsi"/>
-          <w:sz w:val="24"/>
-          <w:szCs w:val="24"/>
-        </w:rPr>
-        <w:t>OR</w:t>
-      </w:r>
-      <w:r>
-        <w:rPr>
-          <w:rFonts w:cstheme="minorHAnsi"/>
-          <w:sz w:val="24"/>
-          <w:szCs w:val="24"/>
-        </w:rPr>
-        <w:t xml:space="preserve"> </w:t>
-      </w:r>
-      <w:r>
-        <w:rPr>
-          <w:rFonts w:cstheme="minorHAnsi"/>
-          <w:sz w:val="24"/>
-          <w:szCs w:val="24"/>
-        </w:rPr>
-        <w:t>OpenAI embeddings (if</w:t>
-      </w:r>
-      <w:r>
-        <w:rPr>
-          <w:rFonts w:cstheme="minorHAnsi"/>
-          <w:sz w:val="24"/>
-          <w:szCs w:val="24"/>
-        </w:rPr>
-        <w:t xml:space="preserve"> </w:t>
-      </w:r>
-      <w:r>
-        <w:rPr>
-          <w:rFonts w:cstheme="minorHAnsi"/>
-          <w:sz w:val="24"/>
-          <w:szCs w:val="24"/>
-        </w:rPr>
-        <w:t>cloud)</w:t>
+        <w:t xml:space="preserve"> or BGE) OR OpenAI embeddings (if cloud)</w:t>
       </w:r>
     </w:p>
     <w:p>
@@ -10414,15 +10572,7 @@
           <w:sz w:val="24"/>
           <w:szCs w:val="24"/>
         </w:rPr>
-        <w:t xml:space="preserve"> not metadata. </w:t>
-      </w:r>
-      <w:r>
-        <w:rPr>
-          <w:rFonts w:cstheme="minorHAnsi"/>
-          <w:sz w:val="24"/>
-          <w:szCs w:val="24"/>
-        </w:rPr>
-        <w:t xml:space="preserve">Metadata is </w:t>
+        <w:t xml:space="preserve"> not metadata. Metadata is </w:t>
       </w:r>
       <w:r>
         <w:rPr>
@@ -11510,15 +11660,7 @@
           <w:sz w:val="24"/>
           <w:szCs w:val="24"/>
         </w:rPr>
-        <w:t>’</w:t>
-      </w:r>
-      <w:r>
-        <w:rPr>
-          <w:rFonts w:cstheme="minorHAnsi"/>
-          <w:sz w:val="24"/>
-          <w:szCs w:val="24"/>
-        </w:rPr>
-        <w:t xml:space="preserve">   # IP = Inner Product</w:t>
+        <w:t>’   # IP = Inner Product</w:t>
       </w:r>
     </w:p>
     <w:p>
@@ -11654,18 +11796,7 @@
           <w:lang w:eastAsia="en-IN"/>
           <w14:ligatures w14:val="none"/>
         </w:rPr>
-        <w:t>D</w:t>
-      </w:r>
-      <w:r>
-        <w:rPr>
-          <w:rFonts w:eastAsia="Times New Roman" w:cstheme="minorHAnsi"/>
-          <w:kern w:val="36"/>
-          <w:sz w:val="24"/>
-          <w:szCs w:val="24"/>
-          <w:lang w:eastAsia="en-IN"/>
-          <w14:ligatures w14:val="none"/>
-        </w:rPr>
-        <w:t xml:space="preserve">ata flow </w:t>
+        <w:t xml:space="preserve">Data flow </w:t>
       </w:r>
       <w:proofErr w:type="gramStart"/>
       <w:r>
@@ -11783,15 +11914,7 @@
           <w:sz w:val="24"/>
           <w:szCs w:val="24"/>
         </w:rPr>
-        <w:t xml:space="preserve">Clean document: </w:t>
-      </w:r>
-      <w:r>
-        <w:rPr>
-          <w:rFonts w:cstheme="minorHAnsi"/>
-          <w:sz w:val="24"/>
-          <w:szCs w:val="24"/>
-        </w:rPr>
-        <w:t>cleans text by removing leading, trailing whitespaces and removing tabs and replacing it with 1 whitespace.</w:t>
+        <w:t>Clean document: cleans text by removing leading, trailing whitespaces and removing tabs and replacing it with 1 whitespace.</w:t>
       </w:r>
     </w:p>
     <w:p>
@@ -11824,15 +11947,7 @@
           <w:sz w:val="24"/>
           <w:szCs w:val="24"/>
         </w:rPr>
-        <w:t xml:space="preserve">: </w:t>
-      </w:r>
-      <w:r>
-        <w:rPr>
-          <w:rFonts w:cstheme="minorHAnsi"/>
-          <w:sz w:val="24"/>
-          <w:szCs w:val="24"/>
-        </w:rPr>
-        <w:t>chunking from text using recursive character text splitter</w:t>
+        <w:t>: chunking from text using recursive character text splitter</w:t>
       </w:r>
     </w:p>
     <w:p>
@@ -11855,15 +11970,7 @@
           <w:sz w:val="24"/>
           <w:szCs w:val="24"/>
         </w:rPr>
-        <w:t xml:space="preserve">Prepare embedding input: </w:t>
-      </w:r>
-      <w:r>
-        <w:rPr>
-          <w:rFonts w:cstheme="minorHAnsi"/>
-          <w:sz w:val="24"/>
-          <w:szCs w:val="24"/>
-        </w:rPr>
-        <w:t xml:space="preserve">get input data ready to be fed to </w:t>
+        <w:t xml:space="preserve">Prepare embedding input: get input data ready to be fed to </w:t>
       </w:r>
       <w:proofErr w:type="spellStart"/>
       <w:r>
@@ -11881,39 +11988,7 @@
           <w:sz w:val="24"/>
           <w:szCs w:val="24"/>
         </w:rPr>
-        <w:t xml:space="preserve"> with </w:t>
-      </w:r>
-      <w:r>
-        <w:rPr>
-          <w:rFonts w:cstheme="minorHAnsi"/>
-          <w:sz w:val="24"/>
-          <w:szCs w:val="24"/>
-        </w:rPr>
-        <w:t>“</w:t>
-      </w:r>
-      <w:r>
-        <w:rPr>
-          <w:rFonts w:cstheme="minorHAnsi"/>
-          <w:sz w:val="24"/>
-          <w:szCs w:val="24"/>
-        </w:rPr>
-        <w:t>passage</w:t>
-      </w:r>
-      <w:r>
-        <w:rPr>
-          <w:rFonts w:cstheme="minorHAnsi"/>
-          <w:sz w:val="24"/>
-          <w:szCs w:val="24"/>
-        </w:rPr>
-        <w:t>:”</w:t>
-      </w:r>
-      <w:r>
-        <w:rPr>
-          <w:rFonts w:cstheme="minorHAnsi"/>
-          <w:sz w:val="24"/>
-          <w:szCs w:val="24"/>
-        </w:rPr>
-        <w:t xml:space="preserve"> prefix.</w:t>
+        <w:t xml:space="preserve"> with “passage:” prefix.</w:t>
       </w:r>
     </w:p>
     <w:p>
@@ -12005,23 +12080,7 @@
           <w:sz w:val="24"/>
           <w:szCs w:val="24"/>
         </w:rPr>
-        <w:t xml:space="preserve"> </w:t>
-      </w:r>
-      <w:r>
-        <w:rPr>
-          <w:rFonts w:cstheme="minorHAnsi"/>
-          <w:sz w:val="24"/>
-          <w:szCs w:val="24"/>
-        </w:rPr>
-        <w:t>Save Chunk Metadata to SQLite</w:t>
-      </w:r>
-      <w:r>
-        <w:rPr>
-          <w:rFonts w:cstheme="minorHAnsi"/>
-          <w:sz w:val="24"/>
-          <w:szCs w:val="24"/>
-        </w:rPr>
-        <w:t xml:space="preserve">: </w:t>
+        <w:t xml:space="preserve"> Save Chunk Metadata to SQLite: </w:t>
       </w:r>
     </w:p>
     <w:p>
@@ -12332,23 +12391,7 @@
           <w:sz w:val="24"/>
           <w:szCs w:val="24"/>
         </w:rPr>
-        <w:t>Add Embeddings to FAISS</w:t>
-      </w:r>
-      <w:r>
-        <w:rPr>
-          <w:rFonts w:cstheme="minorHAnsi"/>
-          <w:sz w:val="24"/>
-          <w:szCs w:val="24"/>
-        </w:rPr>
-        <w:t xml:space="preserve">: </w:t>
-      </w:r>
-      <w:r>
-        <w:rPr>
-          <w:rFonts w:cstheme="minorHAnsi"/>
-          <w:sz w:val="24"/>
-          <w:szCs w:val="24"/>
-        </w:rPr>
-        <w:t>Embeddings are appended after existing vectors.</w:t>
+        <w:t>Add Embeddings to FAISS: Embeddings are appended after existing vectors.</w:t>
       </w:r>
     </w:p>
     <w:p>
@@ -12561,23 +12604,7 @@
           <w:szCs w:val="24"/>
         </w:rPr>
         <w:br/>
-        <w:t>(</w:t>
-      </w:r>
-      <w:r>
-        <w:rPr>
-          <w:rFonts w:cstheme="minorHAnsi"/>
-          <w:sz w:val="24"/>
-          <w:szCs w:val="24"/>
-        </w:rPr>
-        <w:t>important</w:t>
-      </w:r>
-      <w:r>
-        <w:rPr>
-          <w:rFonts w:cstheme="minorHAnsi"/>
-          <w:sz w:val="24"/>
-          <w:szCs w:val="24"/>
-        </w:rPr>
-        <w:t xml:space="preserve"> for E5)</w:t>
+        <w:t>(important for E5)</w:t>
       </w:r>
     </w:p>
     <w:p>
@@ -12763,15 +12790,7 @@
           <w:sz w:val="24"/>
           <w:szCs w:val="24"/>
         </w:rPr>
-        <w:t>Retrieve chunks</w:t>
-      </w:r>
-      <w:r>
-        <w:rPr>
-          <w:rFonts w:cstheme="minorHAnsi"/>
-          <w:sz w:val="24"/>
-          <w:szCs w:val="24"/>
-        </w:rPr>
-        <w:t xml:space="preserve"> from indices</w:t>
+        <w:t>Retrieve chunks from indices</w:t>
       </w:r>
       <w:r>
         <w:rPr>
@@ -13206,19 +13225,7 @@
           <w:rFonts w:cstheme="minorHAnsi"/>
         </w:rPr>
         <w:br/>
-        <w:t xml:space="preserve">LLMs only reason over what </w:t>
-      </w:r>
-      <w:r>
-        <w:rPr>
-          <w:rFonts w:cstheme="minorHAnsi"/>
-        </w:rPr>
-        <w:t>we</w:t>
-      </w:r>
-      <w:r>
-        <w:rPr>
-          <w:rFonts w:cstheme="minorHAnsi"/>
-        </w:rPr>
-        <w:t xml:space="preserve"> give them.</w:t>
+        <w:t>LLMs only reason over what we give them.</w:t>
       </w:r>
     </w:p>
     <w:p>
@@ -13256,19 +13263,7 @@
           <w:sz w:val="24"/>
           <w:szCs w:val="24"/>
         </w:rPr>
-        <w:t>Chunk filtering strategy</w:t>
-      </w:r>
-      <w:r>
-        <w:rPr>
-          <w:rFonts w:cstheme="minorHAnsi"/>
-          <w:b/>
-          <w:bCs/>
-          <w:i/>
-          <w:iCs/>
-          <w:sz w:val="24"/>
-          <w:szCs w:val="24"/>
-        </w:rPr>
-        <w:t>:</w:t>
+        <w:t>Chunk filtering strategy:</w:t>
       </w:r>
     </w:p>
     <w:p>
@@ -13801,17 +13796,7 @@
           <w:sz w:val="24"/>
           <w:szCs w:val="24"/>
         </w:rPr>
-        <w:t xml:space="preserve">Importance of </w:t>
-      </w:r>
-      <w:r>
-        <w:rPr>
-          <w:rFonts w:cstheme="minorHAnsi"/>
-          <w:b/>
-          <w:bCs/>
-          <w:sz w:val="24"/>
-          <w:szCs w:val="24"/>
-        </w:rPr>
-        <w:t>Ordering</w:t>
+        <w:t>Importance of Ordering</w:t>
       </w:r>
     </w:p>
     <w:p>
@@ -14242,15 +14227,7 @@
           <w:sz w:val="24"/>
           <w:szCs w:val="24"/>
         </w:rPr>
-        <w:t>[source: {chunk['source']} | title: {chunk['title']} | page: {chunk['page']}</w:t>
-      </w:r>
-      <w:r>
-        <w:rPr>
-          <w:rFonts w:cstheme="minorHAnsi"/>
-          <w:sz w:val="24"/>
-          <w:szCs w:val="24"/>
-        </w:rPr>
-        <w:t>]</w:t>
+        <w:t>[source: {chunk['source']} | title: {chunk['title']} | page: {chunk['page']}]</w:t>
       </w:r>
     </w:p>
     <w:p>
@@ -14313,7 +14290,7 @@
                     <pic:cNvPicPr/>
                   </pic:nvPicPr>
                   <pic:blipFill>
-                    <a:blip r:embed="rId18"/>
+                    <a:blip r:embed="rId19"/>
                     <a:stretch>
                       <a:fillRect/>
                     </a:stretch>
@@ -16202,7 +16179,15 @@
         </w:rPr>
         <w:t xml:space="preserve">LLM selection: </w:t>
       </w:r>
-      <w:r>
+    </w:p>
+    <w:p>
+      <w:pPr>
+        <w:pStyle w:val="ListParagraph"/>
+        <w:numPr>
+          <w:ilvl w:val="0"/>
+          <w:numId w:val="99"/>
+        </w:numPr>
+        <w:jc w:val="both"/>
         <w:rPr>
           <w:rFonts w:cstheme="minorHAnsi"/>
           <w:b/>
@@ -16210,7 +16195,53 @@
           <w:sz w:val="24"/>
           <w:szCs w:val="24"/>
         </w:rPr>
+      </w:pPr>
+      <w:r>
+        <w:rPr>
+          <w:rFonts w:cstheme="minorHAnsi"/>
+          <w:b/>
+          <w:bCs/>
+          <w:sz w:val="24"/>
+          <w:szCs w:val="24"/>
+        </w:rPr>
         <w:t>Mistral 7B instruct Q4_K_M (quantized)</w:t>
+      </w:r>
+      <w:r>
+        <w:rPr>
+          <w:rFonts w:cstheme="minorHAnsi"/>
+          <w:b/>
+          <w:bCs/>
+          <w:sz w:val="24"/>
+          <w:szCs w:val="24"/>
+        </w:rPr>
+        <w:t xml:space="preserve"> for local LLM inference.</w:t>
+      </w:r>
+    </w:p>
+    <w:p>
+      <w:pPr>
+        <w:pStyle w:val="ListParagraph"/>
+        <w:numPr>
+          <w:ilvl w:val="0"/>
+          <w:numId w:val="99"/>
+        </w:numPr>
+        <w:jc w:val="both"/>
+        <w:rPr>
+          <w:rFonts w:cstheme="minorHAnsi"/>
+          <w:b/>
+          <w:bCs/>
+          <w:sz w:val="24"/>
+          <w:szCs w:val="24"/>
+        </w:rPr>
+      </w:pPr>
+      <w:r>
+        <w:rPr>
+          <w:rFonts w:cstheme="minorHAnsi"/>
+          <w:b/>
+          <w:bCs/>
+          <w:sz w:val="24"/>
+          <w:szCs w:val="24"/>
+        </w:rPr>
+        <w:t>Mistral 7B instruct for official mistral inference API (saves RAM for hardware constrained devices)</w:t>
       </w:r>
     </w:p>
     <w:p>
@@ -16456,6 +16487,588 @@
         </w:rPr>
         <w:t xml:space="preserve">Great at reading comprehension </w:t>
       </w:r>
+    </w:p>
+    <w:p>
+      <w:pPr>
+        <w:jc w:val="both"/>
+        <w:rPr>
+          <w:rFonts w:cstheme="minorHAnsi"/>
+          <w:sz w:val="24"/>
+          <w:szCs w:val="24"/>
+        </w:rPr>
+      </w:pPr>
+    </w:p>
+    <w:p>
+      <w:pPr>
+        <w:jc w:val="both"/>
+        <w:rPr>
+          <w:rFonts w:cstheme="minorHAnsi"/>
+          <w:b/>
+          <w:bCs/>
+          <w:sz w:val="24"/>
+          <w:szCs w:val="24"/>
+        </w:rPr>
+      </w:pPr>
+      <w:r>
+        <w:rPr>
+          <w:rFonts w:cstheme="minorHAnsi"/>
+          <w:b/>
+          <w:bCs/>
+          <w:sz w:val="24"/>
+          <w:szCs w:val="24"/>
+        </w:rPr>
+        <w:t>Choice of setup:</w:t>
+      </w:r>
+    </w:p>
+    <w:p>
+      <w:pPr>
+        <w:pStyle w:val="ListParagraph"/>
+        <w:numPr>
+          <w:ilvl w:val="0"/>
+          <w:numId w:val="103"/>
+        </w:numPr>
+        <w:jc w:val="both"/>
+        <w:rPr>
+          <w:rFonts w:cstheme="minorHAnsi"/>
+          <w:sz w:val="24"/>
+          <w:szCs w:val="24"/>
+        </w:rPr>
+      </w:pPr>
+      <w:r>
+        <w:rPr>
+          <w:rFonts w:cstheme="minorHAnsi"/>
+          <w:sz w:val="24"/>
+          <w:szCs w:val="24"/>
+        </w:rPr>
+        <w:t xml:space="preserve">If choosing </w:t>
+      </w:r>
+      <w:proofErr w:type="spellStart"/>
+      <w:r>
+        <w:rPr>
+          <w:rFonts w:cstheme="minorHAnsi"/>
+          <w:sz w:val="24"/>
+          <w:szCs w:val="24"/>
+        </w:rPr>
+        <w:t>ollama</w:t>
+      </w:r>
+      <w:proofErr w:type="spellEnd"/>
+      <w:r>
+        <w:rPr>
+          <w:rFonts w:cstheme="minorHAnsi"/>
+          <w:sz w:val="24"/>
+          <w:szCs w:val="24"/>
+        </w:rPr>
+        <w:t>, make sure to uncomment following code snippet in Response_generator.py file.</w:t>
+      </w:r>
+    </w:p>
+    <w:p>
+      <w:pPr>
+        <w:pStyle w:val="ListParagraph"/>
+        <w:jc w:val="both"/>
+        <w:rPr>
+          <w:rFonts w:cstheme="minorHAnsi"/>
+          <w:sz w:val="24"/>
+          <w:szCs w:val="24"/>
+        </w:rPr>
+      </w:pPr>
+      <w:r>
+        <w:rPr>
+          <w:rFonts w:cstheme="minorHAnsi"/>
+          <w:sz w:val="24"/>
+          <w:szCs w:val="24"/>
+        </w:rPr>
+        <w:lastRenderedPageBreak/>
+        <w:drawing>
+          <wp:inline distT="0" distB="0" distL="0" distR="0" wp14:anchorId="1F74D88C" wp14:editId="51C7801E">
+            <wp:extent cx="4114800" cy="2842144"/>
+            <wp:effectExtent l="0" t="0" r="0" b="0"/>
+            <wp:docPr id="2059621707" name="Picture 1"/>
+            <wp:cNvGraphicFramePr>
+              <a:graphicFrameLocks xmlns:a="http://schemas.openxmlformats.org/drawingml/2006/main" noChangeAspect="1"/>
+            </wp:cNvGraphicFramePr>
+            <a:graphic xmlns:a="http://schemas.openxmlformats.org/drawingml/2006/main">
+              <a:graphicData uri="http://schemas.openxmlformats.org/drawingml/2006/picture">
+                <pic:pic xmlns:pic="http://schemas.openxmlformats.org/drawingml/2006/picture">
+                  <pic:nvPicPr>
+                    <pic:cNvPr id="2059621707" name=""/>
+                    <pic:cNvPicPr/>
+                  </pic:nvPicPr>
+                  <pic:blipFill>
+                    <a:blip r:embed="rId20"/>
+                    <a:stretch>
+                      <a:fillRect/>
+                    </a:stretch>
+                  </pic:blipFill>
+                  <pic:spPr>
+                    <a:xfrm>
+                      <a:off x="0" y="0"/>
+                      <a:ext cx="4124938" cy="2849146"/>
+                    </a:xfrm>
+                    <a:prstGeom prst="rect">
+                      <a:avLst/>
+                    </a:prstGeom>
+                  </pic:spPr>
+                </pic:pic>
+              </a:graphicData>
+            </a:graphic>
+          </wp:inline>
+        </w:drawing>
+      </w:r>
+    </w:p>
+    <w:p>
+      <w:pPr>
+        <w:pStyle w:val="ListParagraph"/>
+        <w:jc w:val="both"/>
+        <w:rPr>
+          <w:rFonts w:cstheme="minorHAnsi"/>
+          <w:sz w:val="24"/>
+          <w:szCs w:val="24"/>
+        </w:rPr>
+      </w:pPr>
+    </w:p>
+    <w:p>
+      <w:pPr>
+        <w:pStyle w:val="ListParagraph"/>
+        <w:jc w:val="both"/>
+        <w:rPr>
+          <w:rFonts w:cstheme="minorHAnsi"/>
+          <w:sz w:val="24"/>
+          <w:szCs w:val="24"/>
+        </w:rPr>
+      </w:pPr>
+      <w:r>
+        <w:rPr>
+          <w:rFonts w:cstheme="minorHAnsi"/>
+          <w:sz w:val="24"/>
+          <w:szCs w:val="24"/>
+        </w:rPr>
+        <w:t>Also, uncomment following code snippet from chat_history.py</w:t>
+      </w:r>
+    </w:p>
+    <w:p>
+      <w:pPr>
+        <w:pStyle w:val="ListParagraph"/>
+        <w:jc w:val="both"/>
+        <w:rPr>
+          <w:rFonts w:cstheme="minorHAnsi"/>
+          <w:sz w:val="24"/>
+          <w:szCs w:val="24"/>
+        </w:rPr>
+      </w:pPr>
+      <w:r>
+        <w:rPr>
+          <w:rFonts w:cstheme="minorHAnsi"/>
+          <w:sz w:val="24"/>
+          <w:szCs w:val="24"/>
+        </w:rPr>
+        <w:drawing>
+          <wp:inline distT="0" distB="0" distL="0" distR="0" wp14:anchorId="2E2DAC46" wp14:editId="6FFF10C1">
+            <wp:extent cx="4913520" cy="4191000"/>
+            <wp:effectExtent l="0" t="0" r="1905" b="0"/>
+            <wp:docPr id="2140140283" name="Picture 1"/>
+            <wp:cNvGraphicFramePr>
+              <a:graphicFrameLocks xmlns:a="http://schemas.openxmlformats.org/drawingml/2006/main" noChangeAspect="1"/>
+            </wp:cNvGraphicFramePr>
+            <a:graphic xmlns:a="http://schemas.openxmlformats.org/drawingml/2006/main">
+              <a:graphicData uri="http://schemas.openxmlformats.org/drawingml/2006/picture">
+                <pic:pic xmlns:pic="http://schemas.openxmlformats.org/drawingml/2006/picture">
+                  <pic:nvPicPr>
+                    <pic:cNvPr id="2140140283" name=""/>
+                    <pic:cNvPicPr/>
+                  </pic:nvPicPr>
+                  <pic:blipFill>
+                    <a:blip r:embed="rId21"/>
+                    <a:stretch>
+                      <a:fillRect/>
+                    </a:stretch>
+                  </pic:blipFill>
+                  <pic:spPr>
+                    <a:xfrm>
+                      <a:off x="0" y="0"/>
+                      <a:ext cx="4926580" cy="4202140"/>
+                    </a:xfrm>
+                    <a:prstGeom prst="rect">
+                      <a:avLst/>
+                    </a:prstGeom>
+                  </pic:spPr>
+                </pic:pic>
+              </a:graphicData>
+            </a:graphic>
+          </wp:inline>
+        </w:drawing>
+      </w:r>
+    </w:p>
+    <w:p>
+      <w:pPr>
+        <w:pStyle w:val="ListParagraph"/>
+        <w:jc w:val="both"/>
+        <w:rPr>
+          <w:rFonts w:cstheme="minorHAnsi"/>
+          <w:sz w:val="24"/>
+          <w:szCs w:val="24"/>
+        </w:rPr>
+      </w:pPr>
+    </w:p>
+    <w:p>
+      <w:pPr>
+        <w:pStyle w:val="ListParagraph"/>
+        <w:numPr>
+          <w:ilvl w:val="0"/>
+          <w:numId w:val="103"/>
+        </w:numPr>
+        <w:jc w:val="both"/>
+        <w:rPr>
+          <w:rFonts w:cstheme="minorHAnsi"/>
+          <w:sz w:val="24"/>
+          <w:szCs w:val="24"/>
+        </w:rPr>
+      </w:pPr>
+      <w:r>
+        <w:rPr>
+          <w:rFonts w:cstheme="minorHAnsi"/>
+          <w:sz w:val="24"/>
+          <w:szCs w:val="24"/>
+        </w:rPr>
+        <w:t>If using LM studio setup, use following function in Response_generator.py</w:t>
+      </w:r>
+    </w:p>
+    <w:p>
+      <w:pPr>
+        <w:pStyle w:val="ListParagraph"/>
+        <w:jc w:val="both"/>
+        <w:rPr>
+          <w:rFonts w:cstheme="minorHAnsi"/>
+          <w:sz w:val="24"/>
+          <w:szCs w:val="24"/>
+        </w:rPr>
+      </w:pPr>
+      <w:r>
+        <w:rPr>
+          <w:rFonts w:cstheme="minorHAnsi"/>
+          <w:sz w:val="24"/>
+          <w:szCs w:val="24"/>
+        </w:rPr>
+        <w:lastRenderedPageBreak/>
+        <w:drawing>
+          <wp:inline distT="0" distB="0" distL="0" distR="0" wp14:anchorId="31EF5CBB" wp14:editId="30DB4C53">
+            <wp:extent cx="5007610" cy="3646378"/>
+            <wp:effectExtent l="0" t="0" r="2540" b="0"/>
+            <wp:docPr id="995641617" name="Picture 1"/>
+            <wp:cNvGraphicFramePr>
+              <a:graphicFrameLocks xmlns:a="http://schemas.openxmlformats.org/drawingml/2006/main" noChangeAspect="1"/>
+            </wp:cNvGraphicFramePr>
+            <a:graphic xmlns:a="http://schemas.openxmlformats.org/drawingml/2006/main">
+              <a:graphicData uri="http://schemas.openxmlformats.org/drawingml/2006/picture">
+                <pic:pic xmlns:pic="http://schemas.openxmlformats.org/drawingml/2006/picture">
+                  <pic:nvPicPr>
+                    <pic:cNvPr id="995641617" name=""/>
+                    <pic:cNvPicPr/>
+                  </pic:nvPicPr>
+                  <pic:blipFill>
+                    <a:blip r:embed="rId22"/>
+                    <a:stretch>
+                      <a:fillRect/>
+                    </a:stretch>
+                  </pic:blipFill>
+                  <pic:spPr>
+                    <a:xfrm>
+                      <a:off x="0" y="0"/>
+                      <a:ext cx="5015008" cy="3651765"/>
+                    </a:xfrm>
+                    <a:prstGeom prst="rect">
+                      <a:avLst/>
+                    </a:prstGeom>
+                  </pic:spPr>
+                </pic:pic>
+              </a:graphicData>
+            </a:graphic>
+          </wp:inline>
+        </w:drawing>
+      </w:r>
+    </w:p>
+    <w:p>
+      <w:pPr>
+        <w:pStyle w:val="ListParagraph"/>
+        <w:jc w:val="both"/>
+        <w:rPr>
+          <w:rFonts w:cstheme="minorHAnsi"/>
+          <w:sz w:val="24"/>
+          <w:szCs w:val="24"/>
+        </w:rPr>
+      </w:pPr>
+    </w:p>
+    <w:p>
+      <w:pPr>
+        <w:pStyle w:val="ListParagraph"/>
+        <w:jc w:val="both"/>
+        <w:rPr>
+          <w:rFonts w:cstheme="minorHAnsi"/>
+          <w:sz w:val="24"/>
+          <w:szCs w:val="24"/>
+        </w:rPr>
+      </w:pPr>
+      <w:r>
+        <w:rPr>
+          <w:rFonts w:cstheme="minorHAnsi"/>
+          <w:sz w:val="24"/>
+          <w:szCs w:val="24"/>
+        </w:rPr>
+        <w:t>Use following function in chat_history.py</w:t>
+      </w:r>
+    </w:p>
+    <w:p>
+      <w:pPr>
+        <w:pStyle w:val="ListParagraph"/>
+        <w:jc w:val="both"/>
+        <w:rPr>
+          <w:rFonts w:cstheme="minorHAnsi"/>
+          <w:sz w:val="24"/>
+          <w:szCs w:val="24"/>
+        </w:rPr>
+      </w:pPr>
+      <w:r>
+        <w:rPr>
+          <w:rFonts w:cstheme="minorHAnsi"/>
+          <w:sz w:val="24"/>
+          <w:szCs w:val="24"/>
+        </w:rPr>
+        <w:drawing>
+          <wp:inline distT="0" distB="0" distL="0" distR="0" wp14:anchorId="79A94A49" wp14:editId="45FFF6EE">
+            <wp:extent cx="4982210" cy="3670250"/>
+            <wp:effectExtent l="0" t="0" r="0" b="6985"/>
+            <wp:docPr id="1101961157" name="Picture 1"/>
+            <wp:cNvGraphicFramePr>
+              <a:graphicFrameLocks xmlns:a="http://schemas.openxmlformats.org/drawingml/2006/main" noChangeAspect="1"/>
+            </wp:cNvGraphicFramePr>
+            <a:graphic xmlns:a="http://schemas.openxmlformats.org/drawingml/2006/main">
+              <a:graphicData uri="http://schemas.openxmlformats.org/drawingml/2006/picture">
+                <pic:pic xmlns:pic="http://schemas.openxmlformats.org/drawingml/2006/picture">
+                  <pic:nvPicPr>
+                    <pic:cNvPr id="1101961157" name=""/>
+                    <pic:cNvPicPr/>
+                  </pic:nvPicPr>
+                  <pic:blipFill>
+                    <a:blip r:embed="rId23"/>
+                    <a:stretch>
+                      <a:fillRect/>
+                    </a:stretch>
+                  </pic:blipFill>
+                  <pic:spPr>
+                    <a:xfrm>
+                      <a:off x="0" y="0"/>
+                      <a:ext cx="4989343" cy="3675505"/>
+                    </a:xfrm>
+                    <a:prstGeom prst="rect">
+                      <a:avLst/>
+                    </a:prstGeom>
+                  </pic:spPr>
+                </pic:pic>
+              </a:graphicData>
+            </a:graphic>
+          </wp:inline>
+        </w:drawing>
+      </w:r>
+    </w:p>
+    <w:p>
+      <w:pPr>
+        <w:pStyle w:val="ListParagraph"/>
+        <w:jc w:val="both"/>
+        <w:rPr>
+          <w:rFonts w:cstheme="minorHAnsi"/>
+          <w:sz w:val="24"/>
+          <w:szCs w:val="24"/>
+        </w:rPr>
+      </w:pPr>
+    </w:p>
+    <w:p>
+      <w:pPr>
+        <w:pStyle w:val="ListParagraph"/>
+        <w:numPr>
+          <w:ilvl w:val="0"/>
+          <w:numId w:val="103"/>
+        </w:numPr>
+        <w:jc w:val="both"/>
+        <w:rPr>
+          <w:rFonts w:cstheme="minorHAnsi"/>
+          <w:sz w:val="24"/>
+          <w:szCs w:val="24"/>
+        </w:rPr>
+      </w:pPr>
+      <w:r>
+        <w:rPr>
+          <w:rFonts w:cstheme="minorHAnsi"/>
+          <w:sz w:val="24"/>
+          <w:szCs w:val="24"/>
+        </w:rPr>
+        <w:t>If using online inference API key from mistral:</w:t>
+      </w:r>
+    </w:p>
+    <w:p>
+      <w:pPr>
+        <w:pStyle w:val="ListParagraph"/>
+        <w:jc w:val="both"/>
+        <w:rPr>
+          <w:rFonts w:cstheme="minorHAnsi"/>
+          <w:sz w:val="24"/>
+          <w:szCs w:val="24"/>
+        </w:rPr>
+      </w:pPr>
+      <w:r>
+        <w:rPr>
+          <w:rFonts w:cstheme="minorHAnsi"/>
+          <w:sz w:val="24"/>
+          <w:szCs w:val="24"/>
+        </w:rPr>
+        <w:t>Use following function in Response_generator.py</w:t>
+      </w:r>
+    </w:p>
+    <w:p>
+      <w:pPr>
+        <w:pStyle w:val="ListParagraph"/>
+        <w:jc w:val="both"/>
+        <w:rPr>
+          <w:rFonts w:cstheme="minorHAnsi"/>
+          <w:sz w:val="24"/>
+          <w:szCs w:val="24"/>
+        </w:rPr>
+      </w:pPr>
+      <w:r>
+        <w:rPr>
+          <w:rFonts w:cstheme="minorHAnsi"/>
+          <w:sz w:val="24"/>
+          <w:szCs w:val="24"/>
+        </w:rPr>
+        <w:lastRenderedPageBreak/>
+        <w:drawing>
+          <wp:inline distT="0" distB="0" distL="0" distR="0" wp14:anchorId="742CB93E" wp14:editId="4706A9B4">
+            <wp:extent cx="4537710" cy="3038002"/>
+            <wp:effectExtent l="0" t="0" r="0" b="0"/>
+            <wp:docPr id="688171139" name="Picture 1"/>
+            <wp:cNvGraphicFramePr>
+              <a:graphicFrameLocks xmlns:a="http://schemas.openxmlformats.org/drawingml/2006/main" noChangeAspect="1"/>
+            </wp:cNvGraphicFramePr>
+            <a:graphic xmlns:a="http://schemas.openxmlformats.org/drawingml/2006/main">
+              <a:graphicData uri="http://schemas.openxmlformats.org/drawingml/2006/picture">
+                <pic:pic xmlns:pic="http://schemas.openxmlformats.org/drawingml/2006/picture">
+                  <pic:nvPicPr>
+                    <pic:cNvPr id="688171139" name=""/>
+                    <pic:cNvPicPr/>
+                  </pic:nvPicPr>
+                  <pic:blipFill>
+                    <a:blip r:embed="rId24"/>
+                    <a:stretch>
+                      <a:fillRect/>
+                    </a:stretch>
+                  </pic:blipFill>
+                  <pic:spPr>
+                    <a:xfrm>
+                      <a:off x="0" y="0"/>
+                      <a:ext cx="4546941" cy="3044182"/>
+                    </a:xfrm>
+                    <a:prstGeom prst="rect">
+                      <a:avLst/>
+                    </a:prstGeom>
+                  </pic:spPr>
+                </pic:pic>
+              </a:graphicData>
+            </a:graphic>
+          </wp:inline>
+        </w:drawing>
+      </w:r>
+    </w:p>
+    <w:p>
+      <w:pPr>
+        <w:pStyle w:val="ListParagraph"/>
+        <w:jc w:val="both"/>
+        <w:rPr>
+          <w:rFonts w:cstheme="minorHAnsi"/>
+          <w:sz w:val="24"/>
+          <w:szCs w:val="24"/>
+        </w:rPr>
+      </w:pPr>
+    </w:p>
+    <w:p>
+      <w:pPr>
+        <w:pStyle w:val="ListParagraph"/>
+        <w:jc w:val="both"/>
+        <w:rPr>
+          <w:rFonts w:cstheme="minorHAnsi"/>
+          <w:sz w:val="24"/>
+          <w:szCs w:val="24"/>
+        </w:rPr>
+      </w:pPr>
+      <w:r>
+        <w:rPr>
+          <w:rFonts w:cstheme="minorHAnsi"/>
+          <w:sz w:val="24"/>
+          <w:szCs w:val="24"/>
+        </w:rPr>
+        <w:t>Use following function in chat_history.py</w:t>
+      </w:r>
+    </w:p>
+    <w:p>
+      <w:pPr>
+        <w:pStyle w:val="ListParagraph"/>
+        <w:jc w:val="both"/>
+        <w:rPr>
+          <w:rFonts w:cstheme="minorHAnsi"/>
+          <w:sz w:val="24"/>
+          <w:szCs w:val="24"/>
+        </w:rPr>
+      </w:pPr>
+      <w:r>
+        <w:rPr>
+          <w:rFonts w:cstheme="minorHAnsi"/>
+          <w:sz w:val="24"/>
+          <w:szCs w:val="24"/>
+        </w:rPr>
+        <w:drawing>
+          <wp:inline distT="0" distB="0" distL="0" distR="0" wp14:anchorId="0314E181" wp14:editId="5B08C7C9">
+            <wp:extent cx="5826760" cy="2864944"/>
+            <wp:effectExtent l="0" t="0" r="2540" b="0"/>
+            <wp:docPr id="126005495" name="Picture 1"/>
+            <wp:cNvGraphicFramePr>
+              <a:graphicFrameLocks xmlns:a="http://schemas.openxmlformats.org/drawingml/2006/main" noChangeAspect="1"/>
+            </wp:cNvGraphicFramePr>
+            <a:graphic xmlns:a="http://schemas.openxmlformats.org/drawingml/2006/main">
+              <a:graphicData uri="http://schemas.openxmlformats.org/drawingml/2006/picture">
+                <pic:pic xmlns:pic="http://schemas.openxmlformats.org/drawingml/2006/picture">
+                  <pic:nvPicPr>
+                    <pic:cNvPr id="126005495" name=""/>
+                    <pic:cNvPicPr/>
+                  </pic:nvPicPr>
+                  <pic:blipFill>
+                    <a:blip r:embed="rId25"/>
+                    <a:stretch>
+                      <a:fillRect/>
+                    </a:stretch>
+                  </pic:blipFill>
+                  <pic:spPr>
+                    <a:xfrm>
+                      <a:off x="0" y="0"/>
+                      <a:ext cx="5853090" cy="2877890"/>
+                    </a:xfrm>
+                    <a:prstGeom prst="rect">
+                      <a:avLst/>
+                    </a:prstGeom>
+                  </pic:spPr>
+                </pic:pic>
+              </a:graphicData>
+            </a:graphic>
+          </wp:inline>
+        </w:drawing>
+      </w:r>
+    </w:p>
+    <w:p>
+      <w:pPr>
+        <w:pStyle w:val="ListParagraph"/>
+        <w:jc w:val="both"/>
+        <w:rPr>
+          <w:rFonts w:cstheme="minorHAnsi"/>
+          <w:sz w:val="24"/>
+          <w:szCs w:val="24"/>
+        </w:rPr>
+      </w:pPr>
     </w:p>
     <w:p>
       <w:pPr>
@@ -16941,15 +17554,7 @@
                 <w:sz w:val="24"/>
                 <w:szCs w:val="24"/>
               </w:rPr>
-              <w:t>E</w:t>
-            </w:r>
-            <w:r>
-              <w:rPr>
-                <w:rFonts w:cstheme="minorHAnsi"/>
-                <w:sz w:val="24"/>
-                <w:szCs w:val="24"/>
-              </w:rPr>
-              <w:t>ven after understanding context gave answer “I don’t know”. Chunks were perfect with context</w:t>
+              <w:t>Even after understanding context gave answer “I don’t know”. Chunks were perfect with context</w:t>
             </w:r>
           </w:p>
         </w:tc>
@@ -16984,7 +17589,6 @@
           <w:sz w:val="24"/>
           <w:szCs w:val="24"/>
         </w:rPr>
-        <w:lastRenderedPageBreak/>
         <w:t>Results with LM Studio:</w:t>
       </w:r>
     </w:p>
@@ -17167,6 +17771,297 @@
         <w:jc w:val="both"/>
         <w:rPr>
           <w:rFonts w:cstheme="minorHAnsi"/>
+          <w:b/>
+          <w:bCs/>
+          <w:sz w:val="24"/>
+          <w:szCs w:val="24"/>
+        </w:rPr>
+      </w:pPr>
+      <w:r>
+        <w:rPr>
+          <w:rFonts w:cstheme="minorHAnsi"/>
+          <w:b/>
+          <w:bCs/>
+          <w:sz w:val="24"/>
+          <w:szCs w:val="24"/>
+        </w:rPr>
+        <w:lastRenderedPageBreak/>
+        <w:t xml:space="preserve">Results with </w:t>
+      </w:r>
+      <w:r>
+        <w:rPr>
+          <w:rFonts w:cstheme="minorHAnsi"/>
+          <w:b/>
+          <w:bCs/>
+          <w:sz w:val="24"/>
+          <w:szCs w:val="24"/>
+        </w:rPr>
+        <w:t>Mistral inference API key:</w:t>
+      </w:r>
+    </w:p>
+    <w:tbl>
+      <w:tblPr>
+        <w:tblStyle w:val="TableGrid"/>
+        <w:tblW w:w="0" w:type="auto"/>
+        <w:tblLook w:val="04A0" w:firstRow="1" w:lastRow="0" w:firstColumn="1" w:lastColumn="0" w:noHBand="0" w:noVBand="1"/>
+      </w:tblPr>
+      <w:tblGrid>
+        <w:gridCol w:w="3763"/>
+        <w:gridCol w:w="3500"/>
+        <w:gridCol w:w="3193"/>
+      </w:tblGrid>
+      <w:tr>
+        <w:tc>
+          <w:tcPr>
+            <w:tcW w:w="3763" w:type="dxa"/>
+          </w:tcPr>
+          <w:p>
+            <w:pPr>
+              <w:jc w:val="both"/>
+              <w:rPr>
+                <w:rFonts w:cstheme="minorHAnsi"/>
+                <w:b/>
+                <w:bCs/>
+                <w:sz w:val="24"/>
+                <w:szCs w:val="24"/>
+              </w:rPr>
+            </w:pPr>
+            <w:r>
+              <w:rPr>
+                <w:rFonts w:cstheme="minorHAnsi"/>
+                <w:b/>
+                <w:bCs/>
+                <w:sz w:val="24"/>
+                <w:szCs w:val="24"/>
+              </w:rPr>
+              <w:t>Model</w:t>
+            </w:r>
+          </w:p>
+        </w:tc>
+        <w:tc>
+          <w:tcPr>
+            <w:tcW w:w="3500" w:type="dxa"/>
+          </w:tcPr>
+          <w:p>
+            <w:pPr>
+              <w:jc w:val="both"/>
+              <w:rPr>
+                <w:rFonts w:cstheme="minorHAnsi"/>
+                <w:b/>
+                <w:bCs/>
+                <w:sz w:val="24"/>
+                <w:szCs w:val="24"/>
+              </w:rPr>
+            </w:pPr>
+            <w:r>
+              <w:rPr>
+                <w:rFonts w:cstheme="minorHAnsi"/>
+                <w:b/>
+                <w:bCs/>
+                <w:sz w:val="24"/>
+                <w:szCs w:val="24"/>
+              </w:rPr>
+              <w:t>Latency on CPU (per query)</w:t>
+            </w:r>
+          </w:p>
+        </w:tc>
+        <w:tc>
+          <w:tcPr>
+            <w:tcW w:w="3193" w:type="dxa"/>
+          </w:tcPr>
+          <w:p>
+            <w:pPr>
+              <w:jc w:val="both"/>
+              <w:rPr>
+                <w:rFonts w:cstheme="minorHAnsi"/>
+                <w:b/>
+                <w:bCs/>
+                <w:sz w:val="24"/>
+                <w:szCs w:val="24"/>
+              </w:rPr>
+            </w:pPr>
+            <w:r>
+              <w:rPr>
+                <w:rFonts w:cstheme="minorHAnsi"/>
+                <w:b/>
+                <w:bCs/>
+                <w:sz w:val="24"/>
+                <w:szCs w:val="24"/>
+              </w:rPr>
+              <w:t>Comments</w:t>
+            </w:r>
+          </w:p>
+        </w:tc>
+      </w:tr>
+      <w:tr>
+        <w:tc>
+          <w:tcPr>
+            <w:tcW w:w="3763" w:type="dxa"/>
+          </w:tcPr>
+          <w:p>
+            <w:pPr>
+              <w:jc w:val="both"/>
+              <w:rPr>
+                <w:rFonts w:cstheme="minorHAnsi"/>
+                <w:sz w:val="24"/>
+                <w:szCs w:val="24"/>
+              </w:rPr>
+            </w:pPr>
+            <w:r>
+              <w:rPr>
+                <w:rFonts w:cstheme="minorHAnsi"/>
+                <w:sz w:val="24"/>
+                <w:szCs w:val="24"/>
+              </w:rPr>
+              <w:t>open-mistral-7b</w:t>
+            </w:r>
+          </w:p>
+        </w:tc>
+        <w:tc>
+          <w:tcPr>
+            <w:tcW w:w="3500" w:type="dxa"/>
+          </w:tcPr>
+          <w:p>
+            <w:pPr>
+              <w:jc w:val="both"/>
+              <w:rPr>
+                <w:rFonts w:cstheme="minorHAnsi"/>
+                <w:sz w:val="24"/>
+                <w:szCs w:val="24"/>
+              </w:rPr>
+            </w:pPr>
+            <w:r>
+              <w:rPr>
+                <w:rFonts w:cstheme="minorHAnsi"/>
+                <w:sz w:val="24"/>
+                <w:szCs w:val="24"/>
+              </w:rPr>
+              <w:t>2.45 sec</w:t>
+            </w:r>
+          </w:p>
+        </w:tc>
+        <w:tc>
+          <w:tcPr>
+            <w:tcW w:w="3193" w:type="dxa"/>
+          </w:tcPr>
+          <w:p>
+            <w:pPr>
+              <w:pStyle w:val="ListParagraph"/>
+              <w:numPr>
+                <w:ilvl w:val="0"/>
+                <w:numId w:val="104"/>
+              </w:numPr>
+              <w:jc w:val="both"/>
+              <w:rPr>
+                <w:rFonts w:cstheme="minorHAnsi"/>
+                <w:sz w:val="24"/>
+                <w:szCs w:val="24"/>
+              </w:rPr>
+            </w:pPr>
+            <w:r>
+              <w:rPr>
+                <w:rFonts w:cstheme="minorHAnsi"/>
+                <w:sz w:val="24"/>
+                <w:szCs w:val="24"/>
+              </w:rPr>
+              <w:t>gives best answers</w:t>
+            </w:r>
+          </w:p>
+          <w:p>
+            <w:pPr>
+              <w:pStyle w:val="ListParagraph"/>
+              <w:numPr>
+                <w:ilvl w:val="0"/>
+                <w:numId w:val="104"/>
+              </w:numPr>
+              <w:jc w:val="both"/>
+              <w:rPr>
+                <w:rFonts w:cstheme="minorHAnsi"/>
+                <w:sz w:val="24"/>
+                <w:szCs w:val="24"/>
+              </w:rPr>
+            </w:pPr>
+            <w:r>
+              <w:rPr>
+                <w:rFonts w:cstheme="minorHAnsi"/>
+                <w:sz w:val="24"/>
+                <w:szCs w:val="24"/>
+              </w:rPr>
+              <w:t xml:space="preserve">Fastest inference </w:t>
+            </w:r>
+          </w:p>
+          <w:p>
+            <w:pPr>
+              <w:pStyle w:val="ListParagraph"/>
+              <w:numPr>
+                <w:ilvl w:val="0"/>
+                <w:numId w:val="104"/>
+              </w:numPr>
+              <w:jc w:val="both"/>
+              <w:rPr>
+                <w:rFonts w:cstheme="minorHAnsi"/>
+                <w:sz w:val="24"/>
+                <w:szCs w:val="24"/>
+              </w:rPr>
+            </w:pPr>
+            <w:r>
+              <w:rPr>
+                <w:rFonts w:cstheme="minorHAnsi"/>
+                <w:sz w:val="24"/>
+                <w:szCs w:val="24"/>
+              </w:rPr>
+              <w:t xml:space="preserve">Easy to deploy on </w:t>
+            </w:r>
+            <w:proofErr w:type="spellStart"/>
+            <w:r>
+              <w:rPr>
+                <w:rFonts w:cstheme="minorHAnsi"/>
+                <w:sz w:val="24"/>
+                <w:szCs w:val="24"/>
+              </w:rPr>
+              <w:t>huggingface</w:t>
+            </w:r>
+            <w:proofErr w:type="spellEnd"/>
+            <w:r>
+              <w:rPr>
+                <w:rFonts w:cstheme="minorHAnsi"/>
+                <w:sz w:val="24"/>
+                <w:szCs w:val="24"/>
+              </w:rPr>
+              <w:t xml:space="preserve"> with docker., </w:t>
+            </w:r>
+          </w:p>
+          <w:p>
+            <w:pPr>
+              <w:pStyle w:val="ListParagraph"/>
+              <w:numPr>
+                <w:ilvl w:val="0"/>
+                <w:numId w:val="104"/>
+              </w:numPr>
+              <w:jc w:val="both"/>
+              <w:rPr>
+                <w:rFonts w:cstheme="minorHAnsi"/>
+                <w:sz w:val="24"/>
+                <w:szCs w:val="24"/>
+              </w:rPr>
+            </w:pPr>
+            <w:r>
+              <w:rPr>
+                <w:rFonts w:cstheme="minorHAnsi"/>
+                <w:sz w:val="24"/>
+                <w:szCs w:val="24"/>
+              </w:rPr>
+              <w:t>Since it is a Free API Mistral uses prompts as training data to improve model (use paid API for confidential/sensitive information)</w:t>
+            </w:r>
+          </w:p>
+        </w:tc>
+      </w:tr>
+    </w:tbl>
+    <w:p>
+      <w:pPr>
+        <w:jc w:val="both"/>
+        <w:rPr>
+          <w:rFonts w:cstheme="minorHAnsi"/>
           <w:sz w:val="24"/>
           <w:szCs w:val="24"/>
         </w:rPr>
@@ -17763,6 +18658,7 @@
           <w:sz w:val="24"/>
           <w:szCs w:val="24"/>
         </w:rPr>
+        <w:lastRenderedPageBreak/>
         <w:t>If too low → answer gets cut off</w:t>
       </w:r>
     </w:p>
@@ -17975,7 +18871,6 @@
           <w:sz w:val="24"/>
           <w:szCs w:val="24"/>
         </w:rPr>
-        <w:lastRenderedPageBreak/>
         <w:t xml:space="preserve">Then it randomly picks </w:t>
       </w:r>
       <w:r>
@@ -18124,17 +19019,7 @@
           <w:sz w:val="24"/>
           <w:szCs w:val="24"/>
         </w:rPr>
-        <w:t>Why this matters</w:t>
-      </w:r>
-      <w:r>
-        <w:rPr>
-          <w:rFonts w:cstheme="minorHAnsi"/>
-          <w:b/>
-          <w:bCs/>
-          <w:sz w:val="24"/>
-          <w:szCs w:val="24"/>
-        </w:rPr>
-        <w:t>:</w:t>
+        <w:t>Why this matters:</w:t>
       </w:r>
     </w:p>
     <w:tbl>
@@ -18513,9 +19398,148 @@
           <w:szCs w:val="24"/>
           <w:u w:val="single"/>
         </w:rPr>
-        <w:t>Goal of relaxed mode</w:t>
-      </w:r>
-      <w:r>
+        <w:t>Goal of relaxed mode:</w:t>
+      </w:r>
+    </w:p>
+    <w:p>
+      <w:pPr>
+        <w:jc w:val="both"/>
+        <w:rPr>
+          <w:rFonts w:cstheme="minorHAnsi"/>
+          <w:sz w:val="24"/>
+          <w:szCs w:val="24"/>
+        </w:rPr>
+      </w:pPr>
+      <w:r>
+        <w:rPr>
+          <w:rFonts w:cstheme="minorHAnsi"/>
+          <w:sz w:val="24"/>
+          <w:szCs w:val="24"/>
+        </w:rPr>
+        <w:t>- Higher answer rate</w:t>
+      </w:r>
+    </w:p>
+    <w:p>
+      <w:pPr>
+        <w:jc w:val="both"/>
+        <w:rPr>
+          <w:rFonts w:cstheme="minorHAnsi"/>
+          <w:sz w:val="24"/>
+          <w:szCs w:val="24"/>
+        </w:rPr>
+      </w:pPr>
+      <w:r>
+        <w:rPr>
+          <w:rFonts w:cstheme="minorHAnsi"/>
+          <w:sz w:val="24"/>
+          <w:szCs w:val="24"/>
+        </w:rPr>
+        <w:t>- Still grounded in context</w:t>
+      </w:r>
+    </w:p>
+    <w:p>
+      <w:pPr>
+        <w:jc w:val="both"/>
+        <w:rPr>
+          <w:rFonts w:cstheme="minorHAnsi"/>
+          <w:sz w:val="24"/>
+          <w:szCs w:val="24"/>
+        </w:rPr>
+      </w:pPr>
+      <w:r>
+        <w:rPr>
+          <w:rFonts w:cstheme="minorHAnsi"/>
+          <w:sz w:val="24"/>
+          <w:szCs w:val="24"/>
+        </w:rPr>
+        <w:t>- Allows light synthesis, but no hallucination</w:t>
+      </w:r>
+    </w:p>
+    <w:p>
+      <w:pPr>
+        <w:jc w:val="both"/>
+        <w:rPr>
+          <w:rFonts w:cstheme="minorHAnsi"/>
+          <w:sz w:val="24"/>
+          <w:szCs w:val="24"/>
+        </w:rPr>
+      </w:pPr>
+      <w:r>
+        <w:rPr>
+          <w:rFonts w:cstheme="minorHAnsi"/>
+          <w:sz w:val="24"/>
+          <w:szCs w:val="24"/>
+        </w:rPr>
+        <w:t>- Better UX for exploratory queries</w:t>
+      </w:r>
+    </w:p>
+    <w:p>
+      <w:pPr>
+        <w:jc w:val="both"/>
+        <w:rPr>
+          <w:rFonts w:cstheme="minorHAnsi"/>
+          <w:sz w:val="24"/>
+          <w:szCs w:val="24"/>
+        </w:rPr>
+      </w:pPr>
+      <w:r>
+        <w:rPr>
+          <w:rFonts w:cstheme="minorHAnsi"/>
+          <w:sz w:val="24"/>
+          <w:szCs w:val="24"/>
+        </w:rPr>
+        <w:t>- Think of it as “helpful librarian” instead of “court witness”.</w:t>
+      </w:r>
+    </w:p>
+    <w:p>
+      <w:pPr>
+        <w:jc w:val="both"/>
+        <w:rPr>
+          <w:rFonts w:cstheme="minorHAnsi"/>
+          <w:sz w:val="24"/>
+          <w:szCs w:val="24"/>
+        </w:rPr>
+      </w:pPr>
+      <w:r>
+        <w:rPr>
+          <w:rFonts w:cstheme="minorHAnsi"/>
+          <w:sz w:val="24"/>
+          <w:szCs w:val="24"/>
+        </w:rPr>
+        <w:t xml:space="preserve">- Better for questions like explain, summarize. </w:t>
+      </w:r>
+    </w:p>
+    <w:p>
+      <w:pPr>
+        <w:jc w:val="both"/>
+        <w:rPr>
+          <w:rFonts w:cstheme="minorHAnsi"/>
+          <w:sz w:val="24"/>
+          <w:szCs w:val="24"/>
+        </w:rPr>
+      </w:pPr>
+      <w:r>
+        <w:rPr>
+          <w:rFonts w:cstheme="minorHAnsi"/>
+          <w:sz w:val="24"/>
+          <w:szCs w:val="24"/>
+        </w:rPr>
+        <w:t xml:space="preserve">- Better for domains like Book exploration, </w:t>
+      </w:r>
+    </w:p>
+    <w:p>
+      <w:pPr>
+        <w:jc w:val="both"/>
+        <w:rPr>
+          <w:rFonts w:cstheme="minorHAnsi"/>
+          <w:sz w:val="24"/>
+          <w:szCs w:val="24"/>
+        </w:rPr>
+      </w:pPr>
+    </w:p>
+    <w:p>
+      <w:pPr>
+        <w:jc w:val="both"/>
         <w:rPr>
           <w:rFonts w:cstheme="minorHAnsi"/>
           <w:i/>
@@ -18524,148 +19548,8 @@
           <w:szCs w:val="24"/>
           <w:u w:val="single"/>
         </w:rPr>
-        <w:t>:</w:t>
-      </w:r>
-    </w:p>
-    <w:p>
-      <w:pPr>
-        <w:jc w:val="both"/>
-        <w:rPr>
-          <w:rFonts w:cstheme="minorHAnsi"/>
-          <w:sz w:val="24"/>
-          <w:szCs w:val="24"/>
-        </w:rPr>
-      </w:pPr>
-      <w:r>
-        <w:rPr>
-          <w:rFonts w:cstheme="minorHAnsi"/>
-          <w:sz w:val="24"/>
-          <w:szCs w:val="24"/>
-        </w:rPr>
-        <w:t>- Higher answer rate</w:t>
-      </w:r>
-    </w:p>
-    <w:p>
-      <w:pPr>
-        <w:jc w:val="both"/>
-        <w:rPr>
-          <w:rFonts w:cstheme="minorHAnsi"/>
-          <w:sz w:val="24"/>
-          <w:szCs w:val="24"/>
-        </w:rPr>
-      </w:pPr>
-      <w:r>
-        <w:rPr>
-          <w:rFonts w:cstheme="minorHAnsi"/>
-          <w:sz w:val="24"/>
-          <w:szCs w:val="24"/>
-        </w:rPr>
-        <w:t>- Still grounded in context</w:t>
-      </w:r>
-    </w:p>
-    <w:p>
-      <w:pPr>
-        <w:jc w:val="both"/>
-        <w:rPr>
-          <w:rFonts w:cstheme="minorHAnsi"/>
-          <w:sz w:val="24"/>
-          <w:szCs w:val="24"/>
-        </w:rPr>
-      </w:pPr>
-      <w:r>
-        <w:rPr>
-          <w:rFonts w:cstheme="minorHAnsi"/>
-          <w:sz w:val="24"/>
-          <w:szCs w:val="24"/>
-        </w:rPr>
-        <w:t>- Allows light synthesis, but no hallucination</w:t>
-      </w:r>
-    </w:p>
-    <w:p>
-      <w:pPr>
-        <w:jc w:val="both"/>
-        <w:rPr>
-          <w:rFonts w:cstheme="minorHAnsi"/>
-          <w:sz w:val="24"/>
-          <w:szCs w:val="24"/>
-        </w:rPr>
-      </w:pPr>
-      <w:r>
-        <w:rPr>
-          <w:rFonts w:cstheme="minorHAnsi"/>
-          <w:sz w:val="24"/>
-          <w:szCs w:val="24"/>
-        </w:rPr>
-        <w:t>- Better UX for exploratory queries</w:t>
-      </w:r>
-    </w:p>
-    <w:p>
-      <w:pPr>
-        <w:jc w:val="both"/>
-        <w:rPr>
-          <w:rFonts w:cstheme="minorHAnsi"/>
-          <w:sz w:val="24"/>
-          <w:szCs w:val="24"/>
-        </w:rPr>
-      </w:pPr>
-      <w:r>
-        <w:rPr>
-          <w:rFonts w:cstheme="minorHAnsi"/>
-          <w:sz w:val="24"/>
-          <w:szCs w:val="24"/>
-        </w:rPr>
-        <w:t>- Think of it as “helpful librarian” instead of “court witness”.</w:t>
-      </w:r>
-    </w:p>
-    <w:p>
-      <w:pPr>
-        <w:jc w:val="both"/>
-        <w:rPr>
-          <w:rFonts w:cstheme="minorHAnsi"/>
-          <w:sz w:val="24"/>
-          <w:szCs w:val="24"/>
-        </w:rPr>
-      </w:pPr>
-      <w:r>
-        <w:rPr>
-          <w:rFonts w:cstheme="minorHAnsi"/>
-          <w:sz w:val="24"/>
-          <w:szCs w:val="24"/>
-        </w:rPr>
-        <w:t xml:space="preserve">- Better for questions like explain, summarize. </w:t>
-      </w:r>
-    </w:p>
-    <w:p>
-      <w:pPr>
-        <w:jc w:val="both"/>
-        <w:rPr>
-          <w:rFonts w:cstheme="minorHAnsi"/>
-          <w:sz w:val="24"/>
-          <w:szCs w:val="24"/>
-        </w:rPr>
-      </w:pPr>
-      <w:r>
-        <w:rPr>
-          <w:rFonts w:cstheme="minorHAnsi"/>
-          <w:sz w:val="24"/>
-          <w:szCs w:val="24"/>
-        </w:rPr>
-        <w:t xml:space="preserve">- Better for domains like Book exploration, </w:t>
-      </w:r>
-    </w:p>
-    <w:p>
-      <w:pPr>
-        <w:jc w:val="both"/>
-        <w:rPr>
-          <w:rFonts w:cstheme="minorHAnsi"/>
-          <w:sz w:val="24"/>
-          <w:szCs w:val="24"/>
-        </w:rPr>
-      </w:pPr>
-    </w:p>
-    <w:p>
-      <w:pPr>
-        <w:jc w:val="both"/>
+      </w:pPr>
+      <w:r>
         <w:rPr>
           <w:rFonts w:cstheme="minorHAnsi"/>
           <w:i/>
@@ -18674,50 +19558,7 @@
           <w:szCs w:val="24"/>
           <w:u w:val="single"/>
         </w:rPr>
-      </w:pPr>
-      <w:r>
-        <w:rPr>
-          <w:rFonts w:cstheme="minorHAnsi"/>
-          <w:i/>
-          <w:iCs/>
-          <w:sz w:val="24"/>
-          <w:szCs w:val="24"/>
-          <w:u w:val="single"/>
-        </w:rPr>
-        <w:t xml:space="preserve">Goal of </w:t>
-      </w:r>
-      <w:r>
-        <w:rPr>
-          <w:rFonts w:cstheme="minorHAnsi"/>
-          <w:i/>
-          <w:iCs/>
-          <w:sz w:val="24"/>
-          <w:szCs w:val="24"/>
-          <w:u w:val="single"/>
-        </w:rPr>
-        <w:t>Strict</w:t>
-      </w:r>
-      <w:r>
-        <w:rPr>
-          <w:rFonts w:cstheme="minorHAnsi"/>
-          <w:i/>
-          <w:iCs/>
-          <w:sz w:val="24"/>
-          <w:szCs w:val="24"/>
-          <w:u w:val="single"/>
-        </w:rPr>
-        <w:t xml:space="preserve"> mode</w:t>
-      </w:r>
-      <w:r>
-        <w:rPr>
-          <w:rFonts w:cstheme="minorHAnsi"/>
-          <w:i/>
-          <w:iCs/>
-          <w:sz w:val="24"/>
-          <w:szCs w:val="24"/>
-          <w:u w:val="single"/>
-        </w:rPr>
-        <w:t>:</w:t>
+        <w:t>Goal of Strict mode:</w:t>
       </w:r>
     </w:p>
     <w:p>
@@ -18776,6 +19617,7 @@
           <w:sz w:val="24"/>
           <w:szCs w:val="24"/>
         </w:rPr>
+        <w:lastRenderedPageBreak/>
         <w:t>Medical</w:t>
       </w:r>
     </w:p>
@@ -18950,7 +19792,6 @@
                 <w:sz w:val="24"/>
                 <w:szCs w:val="24"/>
               </w:rPr>
-              <w:lastRenderedPageBreak/>
               <w:t>Selector Output</w:t>
             </w:r>
           </w:p>
@@ -19173,23 +20014,7 @@
           <w:sz w:val="24"/>
           <w:szCs w:val="24"/>
         </w:rPr>
-        <w:t>Check for trigger keywords like</w:t>
-      </w:r>
-      <w:r>
-        <w:rPr>
-          <w:rFonts w:cstheme="minorHAnsi"/>
-          <w:sz w:val="24"/>
-          <w:szCs w:val="24"/>
-        </w:rPr>
-        <w:t> "what is", "what are", "who", "why", "when", "where", "according to", "define", "how to", "what"</w:t>
-      </w:r>
-      <w:r>
-        <w:rPr>
-          <w:rFonts w:cstheme="minorHAnsi"/>
-          <w:sz w:val="24"/>
-          <w:szCs w:val="24"/>
-        </w:rPr>
-        <w:t xml:space="preserve"> in query. If they are found in query, opt for strict prompt. Else check for similarity chunks. If the selected chunks have 1 or more chunks with strong similarity, we can opt for relaxed prompt since we have very good strong context with relevant information. If all the selected chunks as context have loose similarity, choose strict prompt. Because if context is not having enough relevant information, loose prompt might make LLM give partial answers and speculate. </w:t>
+        <w:t xml:space="preserve">Check for trigger keywords like "what is", "what are", "who", "why", "when", "where", "according to", "define", "how to", "what" in query. If they are found in query, opt for strict prompt. Else check for similarity chunks. If the selected chunks have 1 or more chunks with strong similarity, we can opt for relaxed prompt since we have very good strong context with relevant information. If all the selected chunks as context have loose similarity, choose strict prompt. Because if context is not having enough relevant information, loose prompt might make LLM give partial answers and speculate. </w:t>
       </w:r>
       <w:r>
         <w:rPr>
@@ -19257,25 +20082,28 @@
       <w:pPr>
         <w:pStyle w:val="NormalWeb"/>
         <w:ind w:left="360"/>
+        <w:rPr>
+          <w:rFonts w:asciiTheme="minorHAnsi" w:hAnsiTheme="minorHAnsi" w:cstheme="minorHAnsi"/>
+        </w:rPr>
       </w:pPr>
       <w:proofErr w:type="gramStart"/>
       <w:r>
         <w:rPr>
-          <w:rFonts w:hAnsi="Symbol"/>
-        </w:rPr>
-        <w:t></w:t>
-      </w:r>
-      <w:r>
-        <w:t xml:space="preserve">  “</w:t>
+          <w:rFonts w:asciiTheme="minorHAnsi" w:hAnsiTheme="minorHAnsi" w:cstheme="minorHAnsi"/>
+        </w:rPr>
+        <w:t>  “</w:t>
       </w:r>
       <w:proofErr w:type="gramEnd"/>
       <w:r>
+        <w:rPr>
+          <w:rFonts w:asciiTheme="minorHAnsi" w:hAnsiTheme="minorHAnsi" w:cstheme="minorHAnsi"/>
+        </w:rPr>
         <w:t xml:space="preserve">it”, “this”, “why”, “how” → refer to previous </w:t>
       </w:r>
       <w:r>
         <w:rPr>
           <w:rStyle w:val="Emphasis"/>
-          <w:rFonts w:eastAsiaTheme="majorEastAsia"/>
+          <w:rFonts w:asciiTheme="minorHAnsi" w:eastAsiaTheme="majorEastAsia" w:hAnsiTheme="minorHAnsi" w:cstheme="minorHAnsi"/>
         </w:rPr>
         <w:t>question</w:t>
       </w:r>
@@ -19284,25 +20112,28 @@
       <w:pPr>
         <w:pStyle w:val="NormalWeb"/>
         <w:ind w:left="360"/>
+        <w:rPr>
+          <w:rFonts w:asciiTheme="minorHAnsi" w:hAnsiTheme="minorHAnsi" w:cstheme="minorHAnsi"/>
+        </w:rPr>
       </w:pPr>
       <w:proofErr w:type="gramStart"/>
       <w:r>
         <w:rPr>
-          <w:rFonts w:hAnsi="Symbol"/>
-        </w:rPr>
-        <w:t></w:t>
-      </w:r>
-      <w:r>
-        <w:t xml:space="preserve">  NOT</w:t>
+          <w:rFonts w:asciiTheme="minorHAnsi" w:hAnsiTheme="minorHAnsi" w:cstheme="minorHAnsi"/>
+        </w:rPr>
+        <w:t>  NOT</w:t>
       </w:r>
       <w:proofErr w:type="gramEnd"/>
       <w:r>
+        <w:rPr>
+          <w:rFonts w:asciiTheme="minorHAnsi" w:hAnsiTheme="minorHAnsi" w:cstheme="minorHAnsi"/>
+        </w:rPr>
         <w:t xml:space="preserve"> previous </w:t>
       </w:r>
       <w:r>
         <w:rPr>
           <w:rStyle w:val="Emphasis"/>
-          <w:rFonts w:eastAsiaTheme="majorEastAsia"/>
+          <w:rFonts w:asciiTheme="minorHAnsi" w:eastAsiaTheme="majorEastAsia" w:hAnsiTheme="minorHAnsi" w:cstheme="minorHAnsi"/>
         </w:rPr>
         <w:t>answer</w:t>
       </w:r>
@@ -19311,19 +20142,22 @@
       <w:pPr>
         <w:pStyle w:val="NormalWeb"/>
         <w:ind w:left="360"/>
+        <w:rPr>
+          <w:rFonts w:asciiTheme="minorHAnsi" w:hAnsiTheme="minorHAnsi" w:cstheme="minorHAnsi"/>
+        </w:rPr>
       </w:pPr>
       <w:proofErr w:type="gramStart"/>
       <w:r>
         <w:rPr>
-          <w:rFonts w:hAnsi="Symbol"/>
-        </w:rPr>
-        <w:t></w:t>
-      </w:r>
-      <w:r>
-        <w:t xml:space="preserve">  NOT</w:t>
+          <w:rFonts w:asciiTheme="minorHAnsi" w:hAnsiTheme="minorHAnsi" w:cstheme="minorHAnsi"/>
+        </w:rPr>
+        <w:t>  NOT</w:t>
       </w:r>
       <w:proofErr w:type="gramEnd"/>
       <w:r>
+        <w:rPr>
+          <w:rFonts w:asciiTheme="minorHAnsi" w:hAnsiTheme="minorHAnsi" w:cstheme="minorHAnsi"/>
+        </w:rPr>
         <w:t xml:space="preserve"> retrieved chunks</w:t>
       </w:r>
     </w:p>
@@ -19331,19 +20165,22 @@
       <w:pPr>
         <w:pStyle w:val="NormalWeb"/>
         <w:ind w:left="360"/>
+        <w:rPr>
+          <w:rFonts w:asciiTheme="minorHAnsi" w:hAnsiTheme="minorHAnsi" w:cstheme="minorHAnsi"/>
+        </w:rPr>
       </w:pPr>
       <w:proofErr w:type="gramStart"/>
       <w:r>
         <w:rPr>
-          <w:rFonts w:hAnsi="Symbol"/>
-        </w:rPr>
-        <w:t></w:t>
-      </w:r>
-      <w:r>
-        <w:t xml:space="preserve">  NOT</w:t>
+          <w:rFonts w:asciiTheme="minorHAnsi" w:hAnsiTheme="minorHAnsi" w:cstheme="minorHAnsi"/>
+        </w:rPr>
+        <w:t>  NOT</w:t>
       </w:r>
       <w:proofErr w:type="gramEnd"/>
       <w:r>
+        <w:rPr>
+          <w:rFonts w:asciiTheme="minorHAnsi" w:hAnsiTheme="minorHAnsi" w:cstheme="minorHAnsi"/>
+        </w:rPr>
         <w:t xml:space="preserve"> inferred meaning</w:t>
       </w:r>
     </w:p>
@@ -19351,8 +20188,14 @@
       <w:pPr>
         <w:pStyle w:val="NormalWeb"/>
         <w:ind w:left="360"/>
-      </w:pPr>
-      <w:r>
+        <w:rPr>
+          <w:rFonts w:asciiTheme="minorHAnsi" w:hAnsiTheme="minorHAnsi" w:cstheme="minorHAnsi"/>
+        </w:rPr>
+      </w:pPr>
+      <w:r>
+        <w:rPr>
+          <w:rFonts w:asciiTheme="minorHAnsi" w:hAnsiTheme="minorHAnsi" w:cstheme="minorHAnsi"/>
+        </w:rPr>
         <w:t>Don’t give previous answer as context in next query.</w:t>
       </w:r>
     </w:p>
@@ -19360,9 +20203,15 @@
       <w:pPr>
         <w:pStyle w:val="NormalWeb"/>
         <w:ind w:left="360"/>
+        <w:rPr>
+          <w:rFonts w:asciiTheme="minorHAnsi" w:hAnsiTheme="minorHAnsi" w:cstheme="minorHAnsi"/>
+        </w:rPr>
       </w:pPr>
       <w:proofErr w:type="spellStart"/>
       <w:r>
+        <w:rPr>
+          <w:rFonts w:asciiTheme="minorHAnsi" w:hAnsiTheme="minorHAnsi" w:cstheme="minorHAnsi"/>
+        </w:rPr>
         <w:t>Eg.</w:t>
       </w:r>
       <w:proofErr w:type="spellEnd"/>
@@ -19371,8 +20220,14 @@
       <w:pPr>
         <w:pStyle w:val="NormalWeb"/>
         <w:ind w:left="360"/>
-      </w:pPr>
-      <w:r>
+        <w:rPr>
+          <w:rFonts w:asciiTheme="minorHAnsi" w:hAnsiTheme="minorHAnsi" w:cstheme="minorHAnsi"/>
+        </w:rPr>
+      </w:pPr>
+      <w:r>
+        <w:rPr>
+          <w:rFonts w:asciiTheme="minorHAnsi" w:hAnsiTheme="minorHAnsi" w:cstheme="minorHAnsi"/>
+        </w:rPr>
         <w:t>First query: How important is it to find purpose?</w:t>
       </w:r>
     </w:p>
@@ -19380,8 +20235,14 @@
       <w:pPr>
         <w:pStyle w:val="NormalWeb"/>
         <w:ind w:left="360"/>
-      </w:pPr>
-      <w:r>
+        <w:rPr>
+          <w:rFonts w:asciiTheme="minorHAnsi" w:hAnsiTheme="minorHAnsi" w:cstheme="minorHAnsi"/>
+        </w:rPr>
+      </w:pPr>
+      <w:r>
+        <w:rPr>
+          <w:rFonts w:asciiTheme="minorHAnsi" w:hAnsiTheme="minorHAnsi" w:cstheme="minorHAnsi"/>
+        </w:rPr>
         <w:t>Second query: how to find it?</w:t>
       </w:r>
     </w:p>
@@ -19389,8 +20250,14 @@
       <w:pPr>
         <w:pStyle w:val="NormalWeb"/>
         <w:ind w:left="360"/>
-      </w:pPr>
-      <w:r>
+        <w:rPr>
+          <w:rFonts w:asciiTheme="minorHAnsi" w:hAnsiTheme="minorHAnsi" w:cstheme="minorHAnsi"/>
+        </w:rPr>
+      </w:pPr>
+      <w:r>
+        <w:rPr>
+          <w:rFonts w:asciiTheme="minorHAnsi" w:hAnsiTheme="minorHAnsi" w:cstheme="minorHAnsi"/>
+        </w:rPr>
         <w:t>Here, it refers to purpose. But every time we give new query and new context and LLM gives response according to it. Here, without memory LLM will not be able to understand what “it” refers to in second query unless we add memory to it.</w:t>
       </w:r>
     </w:p>
@@ -19398,8 +20265,14 @@
       <w:pPr>
         <w:pStyle w:val="NormalWeb"/>
         <w:ind w:left="360"/>
-      </w:pPr>
-      <w:r>
+        <w:rPr>
+          <w:rFonts w:asciiTheme="minorHAnsi" w:hAnsiTheme="minorHAnsi" w:cstheme="minorHAnsi"/>
+        </w:rPr>
+      </w:pPr>
+      <w:r>
+        <w:rPr>
+          <w:rFonts w:asciiTheme="minorHAnsi" w:hAnsiTheme="minorHAnsi" w:cstheme="minorHAnsi"/>
+        </w:rPr>
         <w:t>Flow:</w:t>
       </w:r>
     </w:p>
@@ -19410,8 +20283,14 @@
           <w:ilvl w:val="0"/>
           <w:numId w:val="58"/>
         </w:numPr>
-      </w:pPr>
-      <w:r>
+        <w:rPr>
+          <w:rFonts w:asciiTheme="minorHAnsi" w:hAnsiTheme="minorHAnsi" w:cstheme="minorHAnsi"/>
+        </w:rPr>
+      </w:pPr>
+      <w:r>
+        <w:rPr>
+          <w:rFonts w:asciiTheme="minorHAnsi" w:hAnsiTheme="minorHAnsi" w:cstheme="minorHAnsi"/>
+        </w:rPr>
         <w:t>User asks question Qₙ</w:t>
       </w:r>
     </w:p>
@@ -19422,8 +20301,14 @@
           <w:ilvl w:val="0"/>
           <w:numId w:val="58"/>
         </w:numPr>
-      </w:pPr>
-      <w:r>
+        <w:rPr>
+          <w:rFonts w:asciiTheme="minorHAnsi" w:hAnsiTheme="minorHAnsi" w:cstheme="minorHAnsi"/>
+        </w:rPr>
+      </w:pPr>
+      <w:r>
+        <w:rPr>
+          <w:rFonts w:asciiTheme="minorHAnsi" w:hAnsiTheme="minorHAnsi" w:cstheme="minorHAnsi"/>
+        </w:rPr>
         <w:t>Use RAG → get answer Aₙ</w:t>
       </w:r>
     </w:p>
@@ -19434,11 +20319,20 @@
           <w:ilvl w:val="0"/>
           <w:numId w:val="58"/>
         </w:numPr>
-      </w:pPr>
-      <w:r>
+        <w:rPr>
+          <w:rFonts w:asciiTheme="minorHAnsi" w:hAnsiTheme="minorHAnsi" w:cstheme="minorHAnsi"/>
+        </w:rPr>
+      </w:pPr>
+      <w:r>
+        <w:rPr>
+          <w:rFonts w:asciiTheme="minorHAnsi" w:hAnsiTheme="minorHAnsi" w:cstheme="minorHAnsi"/>
+        </w:rPr>
         <w:t>Store {Qₙ, Aₙ}</w:t>
       </w:r>
       <w:r>
+        <w:rPr>
+          <w:rFonts w:asciiTheme="minorHAnsi" w:hAnsiTheme="minorHAnsi" w:cstheme="minorHAnsi"/>
+        </w:rPr>
         <w:t xml:space="preserve"> in SQLite with session id.</w:t>
       </w:r>
     </w:p>
@@ -19449,8 +20343,14 @@
           <w:ilvl w:val="0"/>
           <w:numId w:val="58"/>
         </w:numPr>
-      </w:pPr>
-      <w:r>
+        <w:rPr>
+          <w:rFonts w:asciiTheme="minorHAnsi" w:hAnsiTheme="minorHAnsi" w:cstheme="minorHAnsi"/>
+        </w:rPr>
+      </w:pPr>
+      <w:r>
+        <w:rPr>
+          <w:rFonts w:asciiTheme="minorHAnsi" w:hAnsiTheme="minorHAnsi" w:cstheme="minorHAnsi"/>
+        </w:rPr>
         <w:t>User asks follow-up Qₙ₊₁</w:t>
       </w:r>
     </w:p>
@@ -19461,9 +20361,13 @@
           <w:ilvl w:val="0"/>
           <w:numId w:val="58"/>
         </w:numPr>
-      </w:pPr>
-      <w:r>
-        <w:rPr>
+        <w:rPr>
+          <w:rFonts w:asciiTheme="minorHAnsi" w:hAnsiTheme="minorHAnsi" w:cstheme="minorHAnsi"/>
+        </w:rPr>
+      </w:pPr>
+      <w:r>
+        <w:rPr>
+          <w:rFonts w:asciiTheme="minorHAnsi" w:hAnsiTheme="minorHAnsi" w:cstheme="minorHAnsi"/>
           <w:b/>
           <w:bCs/>
         </w:rPr>
@@ -19472,6 +20376,7 @@
       <w:proofErr w:type="gramStart"/>
       <w:r>
         <w:rPr>
+          <w:rFonts w:asciiTheme="minorHAnsi" w:hAnsiTheme="minorHAnsi" w:cstheme="minorHAnsi"/>
           <w:b/>
           <w:bCs/>
         </w:rPr>
@@ -19479,6 +20384,7 @@
       </w:r>
       <w:r>
         <w:rPr>
+          <w:rFonts w:asciiTheme="minorHAnsi" w:hAnsiTheme="minorHAnsi" w:cstheme="minorHAnsi"/>
           <w:b/>
           <w:bCs/>
         </w:rPr>
@@ -19487,6 +20393,7 @@
       <w:proofErr w:type="gramEnd"/>
       <w:r>
         <w:rPr>
+          <w:rFonts w:asciiTheme="minorHAnsi" w:hAnsiTheme="minorHAnsi" w:cstheme="minorHAnsi"/>
           <w:b/>
           <w:bCs/>
         </w:rPr>
@@ -19500,8 +20407,14 @@
           <w:ilvl w:val="0"/>
           <w:numId w:val="58"/>
         </w:numPr>
-      </w:pPr>
-      <w:r>
+        <w:rPr>
+          <w:rFonts w:asciiTheme="minorHAnsi" w:hAnsiTheme="minorHAnsi" w:cstheme="minorHAnsi"/>
+        </w:rPr>
+      </w:pPr>
+      <w:r>
+        <w:rPr>
+          <w:rFonts w:asciiTheme="minorHAnsi" w:hAnsiTheme="minorHAnsi" w:cstheme="minorHAnsi"/>
+        </w:rPr>
         <w:t>Use rewritten query for retrieval</w:t>
       </w:r>
     </w:p>
@@ -19512,8 +20425,14 @@
           <w:ilvl w:val="0"/>
           <w:numId w:val="58"/>
         </w:numPr>
-      </w:pPr>
-      <w:r>
+        <w:rPr>
+          <w:rFonts w:asciiTheme="minorHAnsi" w:hAnsiTheme="minorHAnsi" w:cstheme="minorHAnsi"/>
+        </w:rPr>
+      </w:pPr>
+      <w:r>
+        <w:rPr>
+          <w:rFonts w:asciiTheme="minorHAnsi" w:hAnsiTheme="minorHAnsi" w:cstheme="minorHAnsi"/>
+        </w:rPr>
         <w:t>Run strict/relax RAG</w:t>
       </w:r>
     </w:p>
@@ -19524,8 +20443,14 @@
           <w:ilvl w:val="0"/>
           <w:numId w:val="58"/>
         </w:numPr>
-      </w:pPr>
-      <w:r>
+        <w:rPr>
+          <w:rFonts w:asciiTheme="minorHAnsi" w:hAnsiTheme="minorHAnsi" w:cstheme="minorHAnsi"/>
+        </w:rPr>
+      </w:pPr>
+      <w:r>
+        <w:rPr>
+          <w:rFonts w:asciiTheme="minorHAnsi" w:hAnsiTheme="minorHAnsi" w:cstheme="minorHAnsi"/>
+        </w:rPr>
         <w:t>Store original Qₙ₊₁ + answer</w:t>
       </w:r>
     </w:p>
@@ -19533,16 +20458,28 @@
       <w:pPr>
         <w:pStyle w:val="NormalWeb"/>
         <w:ind w:left="360"/>
-      </w:pPr>
-      <w:r>
+        <w:rPr>
+          <w:rFonts w:asciiTheme="minorHAnsi" w:hAnsiTheme="minorHAnsi" w:cstheme="minorHAnsi"/>
+        </w:rPr>
+      </w:pPr>
+      <w:r>
+        <w:rPr>
+          <w:rFonts w:asciiTheme="minorHAnsi" w:hAnsiTheme="minorHAnsi" w:cstheme="minorHAnsi"/>
+        </w:rPr>
         <w:t xml:space="preserve">This chat history will be erased only program is closed. The data is not persisted. Hence use </w:t>
       </w:r>
       <w:proofErr w:type="spellStart"/>
       <w:r>
+        <w:rPr>
+          <w:rFonts w:asciiTheme="minorHAnsi" w:hAnsiTheme="minorHAnsi" w:cstheme="minorHAnsi"/>
+        </w:rPr>
         <w:t>SQLAlchemy</w:t>
       </w:r>
       <w:proofErr w:type="spellEnd"/>
       <w:r>
+        <w:rPr>
+          <w:rFonts w:asciiTheme="minorHAnsi" w:hAnsiTheme="minorHAnsi" w:cstheme="minorHAnsi"/>
+        </w:rPr>
         <w:t xml:space="preserve"> for storing persistent data:</w:t>
       </w:r>
     </w:p>
@@ -19557,9 +20494,12 @@
         </w:rPr>
       </w:pPr>
       <w:r>
+        <w:rPr>
+          <w:rFonts w:cstheme="minorHAnsi"/>
+        </w:rPr>
         <w:t xml:space="preserve">Refer : </w:t>
       </w:r>
-      <w:hyperlink r:id="rId19" w:history="1">
+      <w:hyperlink r:id="rId26" w:history="1">
         <w:r>
           <w:rPr>
             <w:rStyle w:val="Hyperlink"/>
@@ -19575,12 +20515,14 @@
       <w:pPr>
         <w:pStyle w:val="NormalWeb"/>
         <w:rPr>
+          <w:rFonts w:asciiTheme="minorHAnsi" w:hAnsiTheme="minorHAnsi" w:cstheme="minorHAnsi"/>
           <w:b/>
           <w:bCs/>
         </w:rPr>
       </w:pPr>
       <w:r>
         <w:rPr>
+          <w:rFonts w:asciiTheme="minorHAnsi" w:hAnsiTheme="minorHAnsi" w:cstheme="minorHAnsi"/>
           <w:b/>
           <w:bCs/>
         </w:rPr>
@@ -19596,6 +20538,7 @@
       </w:r>
       <w:r>
         <w:rPr>
+          <w:rFonts w:asciiTheme="minorHAnsi" w:hAnsiTheme="minorHAnsi" w:cstheme="minorHAnsi"/>
           <w:b/>
           <w:bCs/>
         </w:rPr>
@@ -19606,12 +20549,14 @@
       <w:pPr>
         <w:pStyle w:val="NormalWeb"/>
         <w:rPr>
+          <w:rFonts w:asciiTheme="minorHAnsi" w:hAnsiTheme="minorHAnsi" w:cstheme="minorHAnsi"/>
           <w:b/>
           <w:bCs/>
         </w:rPr>
       </w:pPr>
       <w:r>
         <w:rPr>
+          <w:rFonts w:asciiTheme="minorHAnsi" w:hAnsiTheme="minorHAnsi" w:cstheme="minorHAnsi"/>
           <w:b/>
           <w:bCs/>
         </w:rPr>
@@ -19625,8 +20570,14 @@
           <w:ilvl w:val="0"/>
           <w:numId w:val="64"/>
         </w:numPr>
-      </w:pPr>
-      <w:r>
+        <w:rPr>
+          <w:rFonts w:asciiTheme="minorHAnsi" w:hAnsiTheme="minorHAnsi" w:cstheme="minorHAnsi"/>
+        </w:rPr>
+      </w:pPr>
+      <w:r>
+        <w:rPr>
+          <w:rFonts w:asciiTheme="minorHAnsi" w:hAnsiTheme="minorHAnsi" w:cstheme="minorHAnsi"/>
+        </w:rPr>
         <w:t>Lightweight database</w:t>
       </w:r>
     </w:p>
@@ -19637,8 +20588,14 @@
           <w:ilvl w:val="0"/>
           <w:numId w:val="64"/>
         </w:numPr>
-      </w:pPr>
-      <w:r>
+        <w:rPr>
+          <w:rFonts w:asciiTheme="minorHAnsi" w:hAnsiTheme="minorHAnsi" w:cstheme="minorHAnsi"/>
+        </w:rPr>
+      </w:pPr>
+      <w:r>
+        <w:rPr>
+          <w:rFonts w:asciiTheme="minorHAnsi" w:hAnsiTheme="minorHAnsi" w:cstheme="minorHAnsi"/>
+        </w:rPr>
         <w:t>No server setup required</w:t>
       </w:r>
     </w:p>
@@ -19649,22 +20606,28 @@
           <w:ilvl w:val="0"/>
           <w:numId w:val="64"/>
         </w:numPr>
-      </w:pPr>
-      <w:r>
-        <w:t xml:space="preserve">Single </w:t>
-      </w:r>
-      <w:r>
-        <w:t>File-based storage</w:t>
-      </w:r>
-      <w:r>
-        <w:t xml:space="preserve"> (.</w:t>
+        <w:rPr>
+          <w:rFonts w:asciiTheme="minorHAnsi" w:hAnsiTheme="minorHAnsi" w:cstheme="minorHAnsi"/>
+        </w:rPr>
+      </w:pPr>
+      <w:r>
+        <w:rPr>
+          <w:rFonts w:asciiTheme="minorHAnsi" w:hAnsiTheme="minorHAnsi" w:cstheme="minorHAnsi"/>
+        </w:rPr>
+        <w:t>Single File-based storage (.</w:t>
       </w:r>
       <w:proofErr w:type="spellStart"/>
       <w:r>
+        <w:rPr>
+          <w:rFonts w:asciiTheme="minorHAnsi" w:hAnsiTheme="minorHAnsi" w:cstheme="minorHAnsi"/>
+        </w:rPr>
         <w:t>db</w:t>
       </w:r>
       <w:proofErr w:type="spellEnd"/>
       <w:r>
+        <w:rPr>
+          <w:rFonts w:asciiTheme="minorHAnsi" w:hAnsiTheme="minorHAnsi" w:cstheme="minorHAnsi"/>
+        </w:rPr>
         <w:t xml:space="preserve"> file)</w:t>
       </w:r>
     </w:p>
@@ -19675,8 +20638,14 @@
           <w:ilvl w:val="0"/>
           <w:numId w:val="64"/>
         </w:numPr>
-      </w:pPr>
-      <w:r>
+        <w:rPr>
+          <w:rFonts w:asciiTheme="minorHAnsi" w:hAnsiTheme="minorHAnsi" w:cstheme="minorHAnsi"/>
+        </w:rPr>
+      </w:pPr>
+      <w:r>
+        <w:rPr>
+          <w:rFonts w:asciiTheme="minorHAnsi" w:hAnsiTheme="minorHAnsi" w:cstheme="minorHAnsi"/>
+        </w:rPr>
         <w:t>Easy integration with Python</w:t>
       </w:r>
     </w:p>
@@ -19687,8 +20656,14 @@
           <w:ilvl w:val="0"/>
           <w:numId w:val="64"/>
         </w:numPr>
-      </w:pPr>
-      <w:r>
+        <w:rPr>
+          <w:rFonts w:asciiTheme="minorHAnsi" w:hAnsiTheme="minorHAnsi" w:cstheme="minorHAnsi"/>
+        </w:rPr>
+      </w:pPr>
+      <w:r>
+        <w:rPr>
+          <w:rFonts w:asciiTheme="minorHAnsi" w:hAnsiTheme="minorHAnsi" w:cstheme="minorHAnsi"/>
+        </w:rPr>
         <w:t>Good for:</w:t>
       </w:r>
     </w:p>
@@ -19699,8 +20674,14 @@
           <w:ilvl w:val="1"/>
           <w:numId w:val="64"/>
         </w:numPr>
-      </w:pPr>
-      <w:r>
+        <w:rPr>
+          <w:rFonts w:asciiTheme="minorHAnsi" w:hAnsiTheme="minorHAnsi" w:cstheme="minorHAnsi"/>
+        </w:rPr>
+      </w:pPr>
+      <w:r>
+        <w:rPr>
+          <w:rFonts w:asciiTheme="minorHAnsi" w:hAnsiTheme="minorHAnsi" w:cstheme="minorHAnsi"/>
+        </w:rPr>
         <w:t>Local projects</w:t>
       </w:r>
     </w:p>
@@ -19711,8 +20692,14 @@
           <w:ilvl w:val="1"/>
           <w:numId w:val="64"/>
         </w:numPr>
-      </w:pPr>
-      <w:r>
+        <w:rPr>
+          <w:rFonts w:asciiTheme="minorHAnsi" w:hAnsiTheme="minorHAnsi" w:cstheme="minorHAnsi"/>
+        </w:rPr>
+      </w:pPr>
+      <w:r>
+        <w:rPr>
+          <w:rFonts w:asciiTheme="minorHAnsi" w:hAnsiTheme="minorHAnsi" w:cstheme="minorHAnsi"/>
+        </w:rPr>
         <w:t>Prototypes</w:t>
       </w:r>
     </w:p>
@@ -19723,8 +20710,14 @@
           <w:ilvl w:val="1"/>
           <w:numId w:val="64"/>
         </w:numPr>
-      </w:pPr>
-      <w:r>
+        <w:rPr>
+          <w:rFonts w:asciiTheme="minorHAnsi" w:hAnsiTheme="minorHAnsi" w:cstheme="minorHAnsi"/>
+        </w:rPr>
+      </w:pPr>
+      <w:r>
+        <w:rPr>
+          <w:rFonts w:asciiTheme="minorHAnsi" w:hAnsiTheme="minorHAnsi" w:cstheme="minorHAnsi"/>
+        </w:rPr>
         <w:t>Small-scale production</w:t>
       </w:r>
     </w:p>
@@ -19732,15 +20725,18 @@
       <w:pPr>
         <w:pStyle w:val="NormalWeb"/>
         <w:rPr>
+          <w:rFonts w:asciiTheme="minorHAnsi" w:hAnsiTheme="minorHAnsi" w:cstheme="minorHAnsi"/>
           <w:b/>
           <w:bCs/>
         </w:rPr>
       </w:pPr>
       <w:r>
         <w:rPr>
+          <w:rFonts w:asciiTheme="minorHAnsi" w:hAnsiTheme="minorHAnsi" w:cstheme="minorHAnsi"/>
           <w:b/>
           <w:bCs/>
         </w:rPr>
+        <w:lastRenderedPageBreak/>
         <w:t>Why not just JSON files?</w:t>
       </w:r>
     </w:p>
@@ -19751,9 +20747,14 @@
           <w:ilvl w:val="0"/>
           <w:numId w:val="65"/>
         </w:numPr>
-      </w:pPr>
-      <w:r>
-        <w:lastRenderedPageBreak/>
+        <w:rPr>
+          <w:rFonts w:asciiTheme="minorHAnsi" w:hAnsiTheme="minorHAnsi" w:cstheme="minorHAnsi"/>
+        </w:rPr>
+      </w:pPr>
+      <w:r>
+        <w:rPr>
+          <w:rFonts w:asciiTheme="minorHAnsi" w:hAnsiTheme="minorHAnsi" w:cstheme="minorHAnsi"/>
+        </w:rPr>
         <w:t>JSON is not efficient for querying.</w:t>
       </w:r>
     </w:p>
@@ -19764,8 +20765,14 @@
           <w:ilvl w:val="0"/>
           <w:numId w:val="65"/>
         </w:numPr>
-      </w:pPr>
-      <w:r>
+        <w:rPr>
+          <w:rFonts w:asciiTheme="minorHAnsi" w:hAnsiTheme="minorHAnsi" w:cstheme="minorHAnsi"/>
+        </w:rPr>
+      </w:pPr>
+      <w:r>
+        <w:rPr>
+          <w:rFonts w:asciiTheme="minorHAnsi" w:hAnsiTheme="minorHAnsi" w:cstheme="minorHAnsi"/>
+        </w:rPr>
         <w:t>Difficult to fetch "last 5 exchanges".</w:t>
       </w:r>
     </w:p>
@@ -19776,8 +20783,14 @@
           <w:ilvl w:val="0"/>
           <w:numId w:val="65"/>
         </w:numPr>
-      </w:pPr>
-      <w:r>
+        <w:rPr>
+          <w:rFonts w:asciiTheme="minorHAnsi" w:hAnsiTheme="minorHAnsi" w:cstheme="minorHAnsi"/>
+        </w:rPr>
+      </w:pPr>
+      <w:r>
+        <w:rPr>
+          <w:rFonts w:asciiTheme="minorHAnsi" w:hAnsiTheme="minorHAnsi" w:cstheme="minorHAnsi"/>
+        </w:rPr>
         <w:t>Hard to scale.</w:t>
       </w:r>
     </w:p>
@@ -19788,8 +20801,14 @@
           <w:ilvl w:val="0"/>
           <w:numId w:val="65"/>
         </w:numPr>
-      </w:pPr>
-      <w:r>
+        <w:rPr>
+          <w:rFonts w:asciiTheme="minorHAnsi" w:hAnsiTheme="minorHAnsi" w:cstheme="minorHAnsi"/>
+        </w:rPr>
+      </w:pPr>
+      <w:r>
+        <w:rPr>
+          <w:rFonts w:asciiTheme="minorHAnsi" w:hAnsiTheme="minorHAnsi" w:cstheme="minorHAnsi"/>
+        </w:rPr>
         <w:t>Risk of corruption.</w:t>
       </w:r>
     </w:p>
@@ -19797,6 +20816,9 @@
       <w:pPr>
         <w:pStyle w:val="NormalWeb"/>
         <w:ind w:left="720"/>
+        <w:rPr>
+          <w:rFonts w:asciiTheme="minorHAnsi" w:hAnsiTheme="minorHAnsi" w:cstheme="minorHAnsi"/>
+        </w:rPr>
       </w:pPr>
     </w:p>
     <w:p>
@@ -19804,12 +20826,14 @@
         <w:pStyle w:val="NormalWeb"/>
         <w:ind w:left="360"/>
         <w:rPr>
+          <w:rFonts w:asciiTheme="minorHAnsi" w:hAnsiTheme="minorHAnsi" w:cstheme="minorHAnsi"/>
           <w:b/>
           <w:bCs/>
         </w:rPr>
       </w:pPr>
       <w:r>
         <w:rPr>
+          <w:rFonts w:asciiTheme="minorHAnsi" w:hAnsiTheme="minorHAnsi" w:cstheme="minorHAnsi"/>
           <w:b/>
           <w:bCs/>
         </w:rPr>
@@ -19825,6 +20849,7 @@
       </w:r>
       <w:r>
         <w:rPr>
+          <w:rFonts w:asciiTheme="minorHAnsi" w:hAnsiTheme="minorHAnsi" w:cstheme="minorHAnsi"/>
           <w:b/>
           <w:bCs/>
         </w:rPr>
@@ -19835,13 +20860,22 @@
       <w:pPr>
         <w:pStyle w:val="NormalWeb"/>
         <w:ind w:left="360"/>
+        <w:rPr>
+          <w:rFonts w:asciiTheme="minorHAnsi" w:hAnsiTheme="minorHAnsi" w:cstheme="minorHAnsi"/>
+        </w:rPr>
       </w:pPr>
       <w:proofErr w:type="spellStart"/>
       <w:r>
+        <w:rPr>
+          <w:rFonts w:asciiTheme="minorHAnsi" w:hAnsiTheme="minorHAnsi" w:cstheme="minorHAnsi"/>
+        </w:rPr>
         <w:t>SQLAlchemy</w:t>
       </w:r>
       <w:proofErr w:type="spellEnd"/>
       <w:r>
+        <w:rPr>
+          <w:rFonts w:asciiTheme="minorHAnsi" w:hAnsiTheme="minorHAnsi" w:cstheme="minorHAnsi"/>
+        </w:rPr>
         <w:t xml:space="preserve"> is an ORM.</w:t>
       </w:r>
     </w:p>
@@ -19849,8 +20883,14 @@
       <w:pPr>
         <w:pStyle w:val="NormalWeb"/>
         <w:ind w:left="360"/>
-      </w:pPr>
-      <w:r>
+        <w:rPr>
+          <w:rFonts w:asciiTheme="minorHAnsi" w:hAnsiTheme="minorHAnsi" w:cstheme="minorHAnsi"/>
+        </w:rPr>
+      </w:pPr>
+      <w:r>
+        <w:rPr>
+          <w:rFonts w:asciiTheme="minorHAnsi" w:hAnsiTheme="minorHAnsi" w:cstheme="minorHAnsi"/>
+        </w:rPr>
         <w:t>ORM = Object Relational Mapper</w:t>
       </w:r>
     </w:p>
@@ -19858,8 +20898,14 @@
       <w:pPr>
         <w:pStyle w:val="NormalWeb"/>
         <w:ind w:left="360"/>
-      </w:pPr>
-      <w:r>
+        <w:rPr>
+          <w:rFonts w:asciiTheme="minorHAnsi" w:hAnsiTheme="minorHAnsi" w:cstheme="minorHAnsi"/>
+        </w:rPr>
+      </w:pPr>
+      <w:r>
+        <w:rPr>
+          <w:rFonts w:asciiTheme="minorHAnsi" w:hAnsiTheme="minorHAnsi" w:cstheme="minorHAnsi"/>
+        </w:rPr>
         <w:t>It maps:</w:t>
       </w:r>
     </w:p>
@@ -19870,8 +20916,14 @@
           <w:ilvl w:val="0"/>
           <w:numId w:val="66"/>
         </w:numPr>
-      </w:pPr>
-      <w:r>
+        <w:rPr>
+          <w:rFonts w:asciiTheme="minorHAnsi" w:hAnsiTheme="minorHAnsi" w:cstheme="minorHAnsi"/>
+        </w:rPr>
+      </w:pPr>
+      <w:r>
+        <w:rPr>
+          <w:rFonts w:asciiTheme="minorHAnsi" w:hAnsiTheme="minorHAnsi" w:cstheme="minorHAnsi"/>
+        </w:rPr>
         <w:t>Database tables → Python classes</w:t>
       </w:r>
     </w:p>
@@ -19882,8 +20934,14 @@
           <w:ilvl w:val="0"/>
           <w:numId w:val="66"/>
         </w:numPr>
-      </w:pPr>
-      <w:r>
+        <w:rPr>
+          <w:rFonts w:asciiTheme="minorHAnsi" w:hAnsiTheme="minorHAnsi" w:cstheme="minorHAnsi"/>
+        </w:rPr>
+      </w:pPr>
+      <w:r>
+        <w:rPr>
+          <w:rFonts w:asciiTheme="minorHAnsi" w:hAnsiTheme="minorHAnsi" w:cstheme="minorHAnsi"/>
+        </w:rPr>
         <w:t>Rows → Python objects</w:t>
       </w:r>
     </w:p>
@@ -19891,8 +20949,14 @@
       <w:pPr>
         <w:pStyle w:val="NormalWeb"/>
         <w:ind w:left="360"/>
-      </w:pPr>
-      <w:r>
+        <w:rPr>
+          <w:rFonts w:asciiTheme="minorHAnsi" w:hAnsiTheme="minorHAnsi" w:cstheme="minorHAnsi"/>
+        </w:rPr>
+      </w:pPr>
+      <w:r>
+        <w:rPr>
+          <w:rFonts w:asciiTheme="minorHAnsi" w:hAnsiTheme="minorHAnsi" w:cstheme="minorHAnsi"/>
+        </w:rPr>
         <w:t>Example:</w:t>
       </w:r>
     </w:p>
@@ -19900,8 +20964,14 @@
       <w:pPr>
         <w:pStyle w:val="NormalWeb"/>
         <w:ind w:left="360"/>
-      </w:pPr>
-      <w:r>
+        <w:rPr>
+          <w:rFonts w:asciiTheme="minorHAnsi" w:hAnsiTheme="minorHAnsi" w:cstheme="minorHAnsi"/>
+        </w:rPr>
+      </w:pPr>
+      <w:r>
+        <w:rPr>
+          <w:rFonts w:asciiTheme="minorHAnsi" w:hAnsiTheme="minorHAnsi" w:cstheme="minorHAnsi"/>
+        </w:rPr>
         <w:t># Message table. contains human query and AI response    </w:t>
       </w:r>
     </w:p>
@@ -19909,16 +20979,28 @@
       <w:pPr>
         <w:pStyle w:val="NormalWeb"/>
         <w:ind w:left="360"/>
-      </w:pPr>
-      <w:r>
+        <w:rPr>
+          <w:rFonts w:asciiTheme="minorHAnsi" w:hAnsiTheme="minorHAnsi" w:cstheme="minorHAnsi"/>
+        </w:rPr>
+      </w:pPr>
+      <w:r>
+        <w:rPr>
+          <w:rFonts w:asciiTheme="minorHAnsi" w:hAnsiTheme="minorHAnsi" w:cstheme="minorHAnsi"/>
+        </w:rPr>
         <w:t xml:space="preserve">class </w:t>
       </w:r>
       <w:proofErr w:type="gramStart"/>
       <w:r>
+        <w:rPr>
+          <w:rFonts w:asciiTheme="minorHAnsi" w:hAnsiTheme="minorHAnsi" w:cstheme="minorHAnsi"/>
+        </w:rPr>
         <w:t>Message(</w:t>
       </w:r>
       <w:proofErr w:type="gramEnd"/>
       <w:r>
+        <w:rPr>
+          <w:rFonts w:asciiTheme="minorHAnsi" w:hAnsiTheme="minorHAnsi" w:cstheme="minorHAnsi"/>
+        </w:rPr>
         <w:t>Base):</w:t>
       </w:r>
     </w:p>
@@ -19926,24 +21008,42 @@
       <w:pPr>
         <w:pStyle w:val="NormalWeb"/>
         <w:ind w:left="360"/>
-      </w:pPr>
-      <w:r>
+        <w:rPr>
+          <w:rFonts w:asciiTheme="minorHAnsi" w:hAnsiTheme="minorHAnsi" w:cstheme="minorHAnsi"/>
+        </w:rPr>
+      </w:pPr>
+      <w:r>
+        <w:rPr>
+          <w:rFonts w:asciiTheme="minorHAnsi" w:hAnsiTheme="minorHAnsi" w:cstheme="minorHAnsi"/>
+        </w:rPr>
         <w:t>    __</w:t>
       </w:r>
       <w:proofErr w:type="spellStart"/>
       <w:r>
+        <w:rPr>
+          <w:rFonts w:asciiTheme="minorHAnsi" w:hAnsiTheme="minorHAnsi" w:cstheme="minorHAnsi"/>
+        </w:rPr>
         <w:t>tablename</w:t>
       </w:r>
       <w:proofErr w:type="spellEnd"/>
       <w:r>
+        <w:rPr>
+          <w:rFonts w:asciiTheme="minorHAnsi" w:hAnsiTheme="minorHAnsi" w:cstheme="minorHAnsi"/>
+        </w:rPr>
         <w:t>__ = "</w:t>
       </w:r>
       <w:proofErr w:type="spellStart"/>
       <w:r>
+        <w:rPr>
+          <w:rFonts w:asciiTheme="minorHAnsi" w:hAnsiTheme="minorHAnsi" w:cstheme="minorHAnsi"/>
+        </w:rPr>
         <w:t>messages_table</w:t>
       </w:r>
       <w:proofErr w:type="spellEnd"/>
       <w:r>
+        <w:rPr>
+          <w:rFonts w:asciiTheme="minorHAnsi" w:hAnsiTheme="minorHAnsi" w:cstheme="minorHAnsi"/>
+        </w:rPr>
         <w:t>"</w:t>
       </w:r>
     </w:p>
@@ -19951,24 +21051,42 @@
       <w:pPr>
         <w:pStyle w:val="NormalWeb"/>
         <w:ind w:left="360"/>
-      </w:pPr>
-      <w:r>
+        <w:rPr>
+          <w:rFonts w:asciiTheme="minorHAnsi" w:hAnsiTheme="minorHAnsi" w:cstheme="minorHAnsi"/>
+        </w:rPr>
+      </w:pPr>
+      <w:r>
+        <w:rPr>
+          <w:rFonts w:asciiTheme="minorHAnsi" w:hAnsiTheme="minorHAnsi" w:cstheme="minorHAnsi"/>
+        </w:rPr>
         <w:t xml:space="preserve">    id = </w:t>
       </w:r>
       <w:proofErr w:type="gramStart"/>
       <w:r>
+        <w:rPr>
+          <w:rFonts w:asciiTheme="minorHAnsi" w:hAnsiTheme="minorHAnsi" w:cstheme="minorHAnsi"/>
+        </w:rPr>
         <w:t>Column(</w:t>
       </w:r>
       <w:proofErr w:type="gramEnd"/>
       <w:r>
+        <w:rPr>
+          <w:rFonts w:asciiTheme="minorHAnsi" w:hAnsiTheme="minorHAnsi" w:cstheme="minorHAnsi"/>
+        </w:rPr>
         <w:t xml:space="preserve">Integer, </w:t>
       </w:r>
       <w:proofErr w:type="spellStart"/>
       <w:r>
+        <w:rPr>
+          <w:rFonts w:asciiTheme="minorHAnsi" w:hAnsiTheme="minorHAnsi" w:cstheme="minorHAnsi"/>
+        </w:rPr>
         <w:t>primary_key</w:t>
       </w:r>
       <w:proofErr w:type="spellEnd"/>
       <w:r>
+        <w:rPr>
+          <w:rFonts w:asciiTheme="minorHAnsi" w:hAnsiTheme="minorHAnsi" w:cstheme="minorHAnsi"/>
+        </w:rPr>
         <w:t>=True) # unique message id</w:t>
       </w:r>
     </w:p>
@@ -19976,53 +21094,92 @@
       <w:pPr>
         <w:pStyle w:val="NormalWeb"/>
         <w:ind w:left="360"/>
-      </w:pPr>
-      <w:r>
+        <w:rPr>
+          <w:rFonts w:asciiTheme="minorHAnsi" w:hAnsiTheme="minorHAnsi" w:cstheme="minorHAnsi"/>
+        </w:rPr>
+      </w:pPr>
+      <w:r>
+        <w:rPr>
+          <w:rFonts w:asciiTheme="minorHAnsi" w:hAnsiTheme="minorHAnsi" w:cstheme="minorHAnsi"/>
+        </w:rPr>
         <w:t xml:space="preserve">    </w:t>
       </w:r>
       <w:proofErr w:type="spellStart"/>
       <w:r>
+        <w:rPr>
+          <w:rFonts w:asciiTheme="minorHAnsi" w:hAnsiTheme="minorHAnsi" w:cstheme="minorHAnsi"/>
+        </w:rPr>
         <w:t>session_id</w:t>
       </w:r>
       <w:proofErr w:type="spellEnd"/>
       <w:r>
+        <w:rPr>
+          <w:rFonts w:asciiTheme="minorHAnsi" w:hAnsiTheme="minorHAnsi" w:cstheme="minorHAnsi"/>
+        </w:rPr>
         <w:t xml:space="preserve"> = </w:t>
       </w:r>
       <w:proofErr w:type="gramStart"/>
       <w:r>
+        <w:rPr>
+          <w:rFonts w:asciiTheme="minorHAnsi" w:hAnsiTheme="minorHAnsi" w:cstheme="minorHAnsi"/>
+        </w:rPr>
         <w:t>Column(</w:t>
       </w:r>
       <w:proofErr w:type="gramEnd"/>
       <w:r>
+        <w:rPr>
+          <w:rFonts w:asciiTheme="minorHAnsi" w:hAnsiTheme="minorHAnsi" w:cstheme="minorHAnsi"/>
+        </w:rPr>
         <w:t xml:space="preserve">Integer, </w:t>
       </w:r>
       <w:proofErr w:type="spellStart"/>
       <w:r>
+        <w:rPr>
+          <w:rFonts w:asciiTheme="minorHAnsi" w:hAnsiTheme="minorHAnsi" w:cstheme="minorHAnsi"/>
+        </w:rPr>
         <w:t>ForeignKey</w:t>
       </w:r>
       <w:proofErr w:type="spellEnd"/>
       <w:r>
+        <w:rPr>
+          <w:rFonts w:asciiTheme="minorHAnsi" w:hAnsiTheme="minorHAnsi" w:cstheme="minorHAnsi"/>
+        </w:rPr>
         <w:t>("sessions_table.id"), nullable=</w:t>
       </w:r>
       <w:proofErr w:type="gramStart"/>
       <w:r>
+        <w:rPr>
+          <w:rFonts w:asciiTheme="minorHAnsi" w:hAnsiTheme="minorHAnsi" w:cstheme="minorHAnsi"/>
+        </w:rPr>
         <w:t>False)  #</w:t>
       </w:r>
       <w:proofErr w:type="gramEnd"/>
       <w:r>
+        <w:rPr>
+          <w:rFonts w:asciiTheme="minorHAnsi" w:hAnsiTheme="minorHAnsi" w:cstheme="minorHAnsi"/>
+        </w:rPr>
         <w:t xml:space="preserve"> Each message belongs to one session, </w:t>
       </w:r>
       <w:proofErr w:type="spellStart"/>
       <w:proofErr w:type="gramStart"/>
       <w:r>
+        <w:rPr>
+          <w:rFonts w:asciiTheme="minorHAnsi" w:hAnsiTheme="minorHAnsi" w:cstheme="minorHAnsi"/>
+        </w:rPr>
         <w:t>messages.session</w:t>
       </w:r>
       <w:proofErr w:type="gramEnd"/>
       <w:r>
+        <w:rPr>
+          <w:rFonts w:asciiTheme="minorHAnsi" w:hAnsiTheme="minorHAnsi" w:cstheme="minorHAnsi"/>
+        </w:rPr>
         <w:t>_id</w:t>
       </w:r>
       <w:proofErr w:type="spellEnd"/>
       <w:r>
+        <w:rPr>
+          <w:rFonts w:asciiTheme="minorHAnsi" w:hAnsiTheme="minorHAnsi" w:cstheme="minorHAnsi"/>
+        </w:rPr>
         <w:t xml:space="preserve"> points to sessions.id</w:t>
       </w:r>
     </w:p>
@@ -20030,24 +21187,42 @@
       <w:pPr>
         <w:pStyle w:val="NormalWeb"/>
         <w:ind w:left="360"/>
-      </w:pPr>
-      <w:r>
+        <w:rPr>
+          <w:rFonts w:asciiTheme="minorHAnsi" w:hAnsiTheme="minorHAnsi" w:cstheme="minorHAnsi"/>
+        </w:rPr>
+      </w:pPr>
+      <w:r>
+        <w:rPr>
+          <w:rFonts w:asciiTheme="minorHAnsi" w:hAnsiTheme="minorHAnsi" w:cstheme="minorHAnsi"/>
+        </w:rPr>
         <w:t xml:space="preserve">    role = </w:t>
       </w:r>
       <w:proofErr w:type="gramStart"/>
       <w:r>
+        <w:rPr>
+          <w:rFonts w:asciiTheme="minorHAnsi" w:hAnsiTheme="minorHAnsi" w:cstheme="minorHAnsi"/>
+        </w:rPr>
         <w:t>Column(</w:t>
       </w:r>
       <w:proofErr w:type="gramEnd"/>
       <w:r>
+        <w:rPr>
+          <w:rFonts w:asciiTheme="minorHAnsi" w:hAnsiTheme="minorHAnsi" w:cstheme="minorHAnsi"/>
+        </w:rPr>
         <w:t>String, nullable=</w:t>
       </w:r>
       <w:proofErr w:type="gramStart"/>
       <w:r>
+        <w:rPr>
+          <w:rFonts w:asciiTheme="minorHAnsi" w:hAnsiTheme="minorHAnsi" w:cstheme="minorHAnsi"/>
+        </w:rPr>
         <w:t>False)  #</w:t>
       </w:r>
       <w:proofErr w:type="gramEnd"/>
       <w:r>
+        <w:rPr>
+          <w:rFonts w:asciiTheme="minorHAnsi" w:hAnsiTheme="minorHAnsi" w:cstheme="minorHAnsi"/>
+        </w:rPr>
         <w:t xml:space="preserve"> role would be either "user" or "AI"</w:t>
       </w:r>
     </w:p>
@@ -20055,24 +21230,42 @@
       <w:pPr>
         <w:pStyle w:val="NormalWeb"/>
         <w:ind w:left="360"/>
-      </w:pPr>
-      <w:r>
+        <w:rPr>
+          <w:rFonts w:asciiTheme="minorHAnsi" w:hAnsiTheme="minorHAnsi" w:cstheme="minorHAnsi"/>
+        </w:rPr>
+      </w:pPr>
+      <w:r>
+        <w:rPr>
+          <w:rFonts w:asciiTheme="minorHAnsi" w:hAnsiTheme="minorHAnsi" w:cstheme="minorHAnsi"/>
+        </w:rPr>
         <w:t xml:space="preserve">    content = </w:t>
       </w:r>
       <w:proofErr w:type="gramStart"/>
       <w:r>
+        <w:rPr>
+          <w:rFonts w:asciiTheme="minorHAnsi" w:hAnsiTheme="minorHAnsi" w:cstheme="minorHAnsi"/>
+        </w:rPr>
         <w:t>Column(</w:t>
       </w:r>
       <w:proofErr w:type="gramEnd"/>
       <w:r>
+        <w:rPr>
+          <w:rFonts w:asciiTheme="minorHAnsi" w:hAnsiTheme="minorHAnsi" w:cstheme="minorHAnsi"/>
+        </w:rPr>
         <w:t>Text, nullable=</w:t>
       </w:r>
       <w:proofErr w:type="gramStart"/>
       <w:r>
+        <w:rPr>
+          <w:rFonts w:asciiTheme="minorHAnsi" w:hAnsiTheme="minorHAnsi" w:cstheme="minorHAnsi"/>
+        </w:rPr>
         <w:t>False)  #</w:t>
       </w:r>
       <w:proofErr w:type="gramEnd"/>
       <w:r>
+        <w:rPr>
+          <w:rFonts w:asciiTheme="minorHAnsi" w:hAnsiTheme="minorHAnsi" w:cstheme="minorHAnsi"/>
+        </w:rPr>
         <w:t xml:space="preserve"> this column stores actual message</w:t>
       </w:r>
     </w:p>
@@ -20080,32 +21273,56 @@
       <w:pPr>
         <w:pStyle w:val="NormalWeb"/>
         <w:ind w:left="360"/>
-      </w:pPr>
-      <w:r>
+        <w:rPr>
+          <w:rFonts w:asciiTheme="minorHAnsi" w:hAnsiTheme="minorHAnsi" w:cstheme="minorHAnsi"/>
+        </w:rPr>
+      </w:pPr>
+      <w:r>
+        <w:rPr>
+          <w:rFonts w:asciiTheme="minorHAnsi" w:hAnsiTheme="minorHAnsi" w:cstheme="minorHAnsi"/>
+        </w:rPr>
         <w:t xml:space="preserve">    session = </w:t>
       </w:r>
       <w:proofErr w:type="gramStart"/>
       <w:r>
+        <w:rPr>
+          <w:rFonts w:asciiTheme="minorHAnsi" w:hAnsiTheme="minorHAnsi" w:cstheme="minorHAnsi"/>
+        </w:rPr>
         <w:t>relationship(</w:t>
       </w:r>
       <w:proofErr w:type="gramEnd"/>
       <w:r>
+        <w:rPr>
+          <w:rFonts w:asciiTheme="minorHAnsi" w:hAnsiTheme="minorHAnsi" w:cstheme="minorHAnsi"/>
+        </w:rPr>
         <w:t xml:space="preserve">"Session", </w:t>
       </w:r>
       <w:proofErr w:type="spellStart"/>
       <w:r>
+        <w:rPr>
+          <w:rFonts w:asciiTheme="minorHAnsi" w:hAnsiTheme="minorHAnsi" w:cstheme="minorHAnsi"/>
+        </w:rPr>
         <w:t>back_populates</w:t>
       </w:r>
       <w:proofErr w:type="spellEnd"/>
       <w:r>
+        <w:rPr>
+          <w:rFonts w:asciiTheme="minorHAnsi" w:hAnsiTheme="minorHAnsi" w:cstheme="minorHAnsi"/>
+        </w:rPr>
         <w:t xml:space="preserve">="messages") # access to session table through messages. allows </w:t>
       </w:r>
       <w:proofErr w:type="spellStart"/>
       <w:r>
+        <w:rPr>
+          <w:rFonts w:asciiTheme="minorHAnsi" w:hAnsiTheme="minorHAnsi" w:cstheme="minorHAnsi"/>
+        </w:rPr>
         <w:t>Message.session</w:t>
       </w:r>
       <w:proofErr w:type="spellEnd"/>
       <w:r>
+        <w:rPr>
+          <w:rFonts w:asciiTheme="minorHAnsi" w:hAnsiTheme="minorHAnsi" w:cstheme="minorHAnsi"/>
+        </w:rPr>
         <w:t xml:space="preserve"> and returns Session object</w:t>
       </w:r>
     </w:p>
@@ -20114,6 +21331,7 @@
         <w:pStyle w:val="NormalWeb"/>
         <w:ind w:left="360"/>
         <w:rPr>
+          <w:rFonts w:asciiTheme="minorHAnsi" w:hAnsiTheme="minorHAnsi" w:cstheme="minorHAnsi"/>
           <w:b/>
           <w:bCs/>
         </w:rPr>
@@ -20124,12 +21342,14 @@
         <w:pStyle w:val="NormalWeb"/>
         <w:ind w:left="360"/>
         <w:rPr>
+          <w:rFonts w:asciiTheme="minorHAnsi" w:hAnsiTheme="minorHAnsi" w:cstheme="minorHAnsi"/>
           <w:b/>
           <w:bCs/>
         </w:rPr>
       </w:pPr>
       <w:r>
         <w:rPr>
+          <w:rFonts w:asciiTheme="minorHAnsi" w:hAnsiTheme="minorHAnsi" w:cstheme="minorHAnsi"/>
           <w:b/>
           <w:bCs/>
         </w:rPr>
@@ -20143,8 +21363,14 @@
           <w:ilvl w:val="0"/>
           <w:numId w:val="67"/>
         </w:numPr>
-      </w:pPr>
-      <w:r>
+        <w:rPr>
+          <w:rFonts w:asciiTheme="minorHAnsi" w:hAnsiTheme="minorHAnsi" w:cstheme="minorHAnsi"/>
+        </w:rPr>
+      </w:pPr>
+      <w:r>
+        <w:rPr>
+          <w:rFonts w:asciiTheme="minorHAnsi" w:hAnsiTheme="minorHAnsi" w:cstheme="minorHAnsi"/>
+        </w:rPr>
         <w:t>Cleaner code</w:t>
       </w:r>
     </w:p>
@@ -20155,8 +21381,14 @@
           <w:ilvl w:val="0"/>
           <w:numId w:val="67"/>
         </w:numPr>
-      </w:pPr>
-      <w:r>
+        <w:rPr>
+          <w:rFonts w:asciiTheme="minorHAnsi" w:hAnsiTheme="minorHAnsi" w:cstheme="minorHAnsi"/>
+        </w:rPr>
+      </w:pPr>
+      <w:r>
+        <w:rPr>
+          <w:rFonts w:asciiTheme="minorHAnsi" w:hAnsiTheme="minorHAnsi" w:cstheme="minorHAnsi"/>
+        </w:rPr>
         <w:t>Avoid writing raw SQL everywhere</w:t>
       </w:r>
     </w:p>
@@ -20167,8 +21399,14 @@
           <w:ilvl w:val="0"/>
           <w:numId w:val="67"/>
         </w:numPr>
-      </w:pPr>
-      <w:r>
+        <w:rPr>
+          <w:rFonts w:asciiTheme="minorHAnsi" w:hAnsiTheme="minorHAnsi" w:cstheme="minorHAnsi"/>
+        </w:rPr>
+      </w:pPr>
+      <w:r>
+        <w:rPr>
+          <w:rFonts w:asciiTheme="minorHAnsi" w:hAnsiTheme="minorHAnsi" w:cstheme="minorHAnsi"/>
+        </w:rPr>
         <w:t>Database abstraction</w:t>
       </w:r>
     </w:p>
@@ -20179,8 +21417,14 @@
           <w:ilvl w:val="0"/>
           <w:numId w:val="67"/>
         </w:numPr>
-      </w:pPr>
-      <w:r>
+        <w:rPr>
+          <w:rFonts w:asciiTheme="minorHAnsi" w:hAnsiTheme="minorHAnsi" w:cstheme="minorHAnsi"/>
+        </w:rPr>
+      </w:pPr>
+      <w:r>
+        <w:rPr>
+          <w:rFonts w:asciiTheme="minorHAnsi" w:hAnsiTheme="minorHAnsi" w:cstheme="minorHAnsi"/>
+        </w:rPr>
         <w:t>Easy migrations</w:t>
       </w:r>
     </w:p>
@@ -20191,8 +21435,14 @@
           <w:ilvl w:val="0"/>
           <w:numId w:val="67"/>
         </w:numPr>
-      </w:pPr>
-      <w:r>
+        <w:rPr>
+          <w:rFonts w:asciiTheme="minorHAnsi" w:hAnsiTheme="minorHAnsi" w:cstheme="minorHAnsi"/>
+        </w:rPr>
+      </w:pPr>
+      <w:r>
+        <w:rPr>
+          <w:rFonts w:asciiTheme="minorHAnsi" w:hAnsiTheme="minorHAnsi" w:cstheme="minorHAnsi"/>
+        </w:rPr>
         <w:t>Prevent SQL injection risks</w:t>
       </w:r>
     </w:p>
@@ -20203,8 +21453,14 @@
           <w:ilvl w:val="0"/>
           <w:numId w:val="67"/>
         </w:numPr>
-      </w:pPr>
-      <w:r>
+        <w:rPr>
+          <w:rFonts w:asciiTheme="minorHAnsi" w:hAnsiTheme="minorHAnsi" w:cstheme="minorHAnsi"/>
+        </w:rPr>
+      </w:pPr>
+      <w:r>
+        <w:rPr>
+          <w:rFonts w:asciiTheme="minorHAnsi" w:hAnsiTheme="minorHAnsi" w:cstheme="minorHAnsi"/>
+        </w:rPr>
         <w:t>More maintainable</w:t>
       </w:r>
     </w:p>
@@ -20213,6 +21469,7 @@
         <w:pStyle w:val="NormalWeb"/>
         <w:ind w:left="360"/>
         <w:rPr>
+          <w:rFonts w:asciiTheme="minorHAnsi" w:hAnsiTheme="minorHAnsi" w:cstheme="minorHAnsi"/>
           <w:b/>
           <w:bCs/>
         </w:rPr>
@@ -20223,6 +21480,7 @@
         <w:pStyle w:val="NormalWeb"/>
         <w:ind w:left="360"/>
         <w:rPr>
+          <w:rFonts w:asciiTheme="minorHAnsi" w:hAnsiTheme="minorHAnsi" w:cstheme="minorHAnsi"/>
           <w:b/>
           <w:bCs/>
         </w:rPr>
@@ -20231,6 +21489,9 @@
     <w:p>
       <w:pPr>
         <w:pStyle w:val="NormalWeb"/>
+        <w:rPr>
+          <w:rFonts w:asciiTheme="minorHAnsi" w:hAnsiTheme="minorHAnsi" w:cstheme="minorHAnsi"/>
+        </w:rPr>
       </w:pPr>
     </w:p>
     <w:p>
@@ -20238,16 +21499,17 @@
         <w:pStyle w:val="NormalWeb"/>
         <w:ind w:left="360"/>
         <w:rPr>
+          <w:rFonts w:asciiTheme="minorHAnsi" w:hAnsiTheme="minorHAnsi" w:cstheme="minorHAnsi"/>
           <w:b/>
           <w:bCs/>
         </w:rPr>
       </w:pPr>
       <w:r>
         <w:rPr>
+          <w:rFonts w:asciiTheme="minorHAnsi" w:hAnsiTheme="minorHAnsi" w:cstheme="minorHAnsi"/>
           <w:b/>
           <w:bCs/>
         </w:rPr>
-        <w:lastRenderedPageBreak/>
         <w:t>Chat history persistence pipeline:</w:t>
       </w:r>
     </w:p>
@@ -20256,12 +21518,14 @@
         <w:pStyle w:val="NormalWeb"/>
         <w:ind w:left="360"/>
         <w:rPr>
+          <w:rFonts w:asciiTheme="minorHAnsi" w:hAnsiTheme="minorHAnsi" w:cstheme="minorHAnsi"/>
           <w:b/>
           <w:bCs/>
         </w:rPr>
       </w:pPr>
       <w:r>
         <w:rPr>
+          <w:rFonts w:asciiTheme="minorHAnsi" w:hAnsiTheme="minorHAnsi" w:cstheme="minorHAnsi"/>
           <w:b/>
           <w:bCs/>
         </w:rPr>
@@ -20275,15 +21539,15 @@
           <w:ilvl w:val="0"/>
           <w:numId w:val="59"/>
         </w:numPr>
-      </w:pPr>
-      <w:r>
-        <w:t xml:space="preserve">User </w:t>
-      </w:r>
-      <w:r>
-        <w:t>enters a query</w:t>
-      </w:r>
-      <w:r>
-        <w:t>.</w:t>
+        <w:rPr>
+          <w:rFonts w:asciiTheme="minorHAnsi" w:hAnsiTheme="minorHAnsi" w:cstheme="minorHAnsi"/>
+        </w:rPr>
+      </w:pPr>
+      <w:r>
+        <w:rPr>
+          <w:rFonts w:asciiTheme="minorHAnsi" w:hAnsiTheme="minorHAnsi" w:cstheme="minorHAnsi"/>
+        </w:rPr>
+        <w:t>User enters a query.</w:t>
       </w:r>
     </w:p>
     <w:p>
@@ -20293,14 +21557,26 @@
           <w:ilvl w:val="0"/>
           <w:numId w:val="59"/>
         </w:numPr>
-      </w:pPr>
-      <w:r>
+        <w:rPr>
+          <w:rFonts w:asciiTheme="minorHAnsi" w:hAnsiTheme="minorHAnsi" w:cstheme="minorHAnsi"/>
+        </w:rPr>
+      </w:pPr>
+      <w:r>
+        <w:rPr>
+          <w:rFonts w:asciiTheme="minorHAnsi" w:hAnsiTheme="minorHAnsi" w:cstheme="minorHAnsi"/>
+        </w:rPr>
         <w:t xml:space="preserve">Get session history (last N conversations; N/2 user + N/2 pairs) from </w:t>
       </w:r>
       <w:r>
+        <w:rPr>
+          <w:rFonts w:asciiTheme="minorHAnsi" w:hAnsiTheme="minorHAnsi" w:cstheme="minorHAnsi"/>
+        </w:rPr>
         <w:t xml:space="preserve">SQLite </w:t>
       </w:r>
       <w:r>
+        <w:rPr>
+          <w:rFonts w:asciiTheme="minorHAnsi" w:hAnsiTheme="minorHAnsi" w:cstheme="minorHAnsi"/>
+        </w:rPr>
         <w:t>database.</w:t>
       </w:r>
     </w:p>
@@ -20311,12 +21587,21 @@
           <w:ilvl w:val="0"/>
           <w:numId w:val="59"/>
         </w:numPr>
-      </w:pPr>
-      <w:r>
+        <w:rPr>
+          <w:rFonts w:asciiTheme="minorHAnsi" w:hAnsiTheme="minorHAnsi" w:cstheme="minorHAnsi"/>
+        </w:rPr>
+      </w:pPr>
+      <w:r>
+        <w:rPr>
+          <w:rFonts w:asciiTheme="minorHAnsi" w:hAnsiTheme="minorHAnsi" w:cstheme="minorHAnsi"/>
+        </w:rPr>
         <w:t xml:space="preserve">Save original user query to </w:t>
       </w:r>
       <w:proofErr w:type="spellStart"/>
       <w:r>
+        <w:rPr>
+          <w:rFonts w:asciiTheme="minorHAnsi" w:hAnsiTheme="minorHAnsi" w:cstheme="minorHAnsi"/>
+        </w:rPr>
         <w:t>db</w:t>
       </w:r>
       <w:proofErr w:type="spellEnd"/>
@@ -20328,8 +21613,14 @@
           <w:ilvl w:val="0"/>
           <w:numId w:val="59"/>
         </w:numPr>
-      </w:pPr>
-      <w:r>
+        <w:rPr>
+          <w:rFonts w:asciiTheme="minorHAnsi" w:hAnsiTheme="minorHAnsi" w:cstheme="minorHAnsi"/>
+        </w:rPr>
+      </w:pPr>
+      <w:r>
+        <w:rPr>
+          <w:rFonts w:asciiTheme="minorHAnsi" w:hAnsiTheme="minorHAnsi" w:cstheme="minorHAnsi"/>
+        </w:rPr>
         <w:t>Rewrite the query using chat history and user query (feed it in prompt to LLM)</w:t>
       </w:r>
     </w:p>
@@ -20340,8 +21631,14 @@
           <w:ilvl w:val="0"/>
           <w:numId w:val="59"/>
         </w:numPr>
-      </w:pPr>
-      <w:r>
+        <w:rPr>
+          <w:rFonts w:asciiTheme="minorHAnsi" w:hAnsiTheme="minorHAnsi" w:cstheme="minorHAnsi"/>
+        </w:rPr>
+      </w:pPr>
+      <w:r>
+        <w:rPr>
+          <w:rFonts w:asciiTheme="minorHAnsi" w:hAnsiTheme="minorHAnsi" w:cstheme="minorHAnsi"/>
+        </w:rPr>
         <w:t>Search this rewritten query in vector DB and get list of top K chunks</w:t>
       </w:r>
     </w:p>
@@ -20352,8 +21649,14 @@
           <w:ilvl w:val="0"/>
           <w:numId w:val="59"/>
         </w:numPr>
-      </w:pPr>
-      <w:r>
+        <w:rPr>
+          <w:rFonts w:asciiTheme="minorHAnsi" w:hAnsiTheme="minorHAnsi" w:cstheme="minorHAnsi"/>
+        </w:rPr>
+      </w:pPr>
+      <w:r>
+        <w:rPr>
+          <w:rFonts w:asciiTheme="minorHAnsi" w:hAnsiTheme="minorHAnsi" w:cstheme="minorHAnsi"/>
+        </w:rPr>
         <w:t>Select strict/relax prompt mode based on rewritten query and fetched chunks confidence score</w:t>
       </w:r>
     </w:p>
@@ -20364,8 +21667,14 @@
           <w:ilvl w:val="0"/>
           <w:numId w:val="59"/>
         </w:numPr>
-      </w:pPr>
-      <w:r>
+        <w:rPr>
+          <w:rFonts w:asciiTheme="minorHAnsi" w:hAnsiTheme="minorHAnsi" w:cstheme="minorHAnsi"/>
+        </w:rPr>
+      </w:pPr>
+      <w:r>
+        <w:rPr>
+          <w:rFonts w:asciiTheme="minorHAnsi" w:hAnsiTheme="minorHAnsi" w:cstheme="minorHAnsi"/>
+        </w:rPr>
         <w:t>Build context in string format out of these resulting chunks</w:t>
       </w:r>
     </w:p>
@@ -20376,8 +21685,14 @@
           <w:ilvl w:val="0"/>
           <w:numId w:val="59"/>
         </w:numPr>
-      </w:pPr>
-      <w:r>
+        <w:rPr>
+          <w:rFonts w:asciiTheme="minorHAnsi" w:hAnsiTheme="minorHAnsi" w:cstheme="minorHAnsi"/>
+        </w:rPr>
+      </w:pPr>
+      <w:r>
+        <w:rPr>
+          <w:rFonts w:asciiTheme="minorHAnsi" w:hAnsiTheme="minorHAnsi" w:cstheme="minorHAnsi"/>
+        </w:rPr>
         <w:t>Build prompt ready to be fed to LLM using built context and strict/relax prompt based on selected mode.</w:t>
       </w:r>
     </w:p>
@@ -20388,8 +21703,14 @@
           <w:ilvl w:val="0"/>
           <w:numId w:val="59"/>
         </w:numPr>
-      </w:pPr>
-      <w:r>
+        <w:rPr>
+          <w:rFonts w:asciiTheme="minorHAnsi" w:hAnsiTheme="minorHAnsi" w:cstheme="minorHAnsi"/>
+        </w:rPr>
+      </w:pPr>
+      <w:r>
+        <w:rPr>
+          <w:rFonts w:asciiTheme="minorHAnsi" w:hAnsiTheme="minorHAnsi" w:cstheme="minorHAnsi"/>
+        </w:rPr>
         <w:t>Feed the prompt to LLM to get result. This result will contain context summary, rewritten query, answer and citations.</w:t>
       </w:r>
     </w:p>
@@ -20400,8 +21721,14 @@
           <w:ilvl w:val="0"/>
           <w:numId w:val="59"/>
         </w:numPr>
-      </w:pPr>
-      <w:r>
+        <w:rPr>
+          <w:rFonts w:asciiTheme="minorHAnsi" w:hAnsiTheme="minorHAnsi" w:cstheme="minorHAnsi"/>
+        </w:rPr>
+      </w:pPr>
+      <w:r>
+        <w:rPr>
+          <w:rFonts w:asciiTheme="minorHAnsi" w:hAnsiTheme="minorHAnsi" w:cstheme="minorHAnsi"/>
+        </w:rPr>
         <w:t>From LLM response just extract answer to save in chat history.</w:t>
       </w:r>
     </w:p>
@@ -20412,8 +21739,14 @@
           <w:ilvl w:val="0"/>
           <w:numId w:val="59"/>
         </w:numPr>
-      </w:pPr>
-      <w:r>
+        <w:rPr>
+          <w:rFonts w:asciiTheme="minorHAnsi" w:hAnsiTheme="minorHAnsi" w:cstheme="minorHAnsi"/>
+        </w:rPr>
+      </w:pPr>
+      <w:r>
+        <w:rPr>
+          <w:rFonts w:asciiTheme="minorHAnsi" w:hAnsiTheme="minorHAnsi" w:cstheme="minorHAnsi"/>
+        </w:rPr>
         <w:t>Save this clean answer in SQLite database.</w:t>
       </w:r>
     </w:p>
@@ -20840,6 +22173,7 @@
           <w:sz w:val="24"/>
           <w:szCs w:val="24"/>
         </w:rPr>
+        <w:lastRenderedPageBreak/>
         <w:t>B) SQLite-Based Chat History</w:t>
       </w:r>
     </w:p>
@@ -20898,7 +22232,6 @@
           <w:sz w:val="24"/>
           <w:szCs w:val="24"/>
         </w:rPr>
-        <w:lastRenderedPageBreak/>
         <w:t>Example table structure:</w:t>
       </w:r>
     </w:p>
@@ -21362,15 +22695,7 @@
           <w:sz w:val="24"/>
           <w:szCs w:val="24"/>
         </w:rPr>
-        <w:t>Document chunk Table</w:t>
-      </w:r>
-      <w:r>
-        <w:rPr>
-          <w:rFonts w:cstheme="minorHAnsi"/>
-          <w:sz w:val="24"/>
-          <w:szCs w:val="24"/>
-        </w:rPr>
-        <w:t>:</w:t>
+        <w:t>Document chunk Table:</w:t>
       </w:r>
     </w:p>
     <w:tbl>
@@ -22015,6 +23340,7 @@
           <w:sz w:val="24"/>
           <w:szCs w:val="24"/>
         </w:rPr>
+        <w:lastRenderedPageBreak/>
         <w:t>7️</w:t>
       </w:r>
       <w:r>
@@ -22134,7 +23460,6 @@
           <w:sz w:val="24"/>
           <w:szCs w:val="24"/>
         </w:rPr>
-        <w:lastRenderedPageBreak/>
         <w:t>Old messages are still in database,</w:t>
       </w:r>
       <w:r>
@@ -22764,6 +24089,7 @@
           <w:sz w:val="24"/>
           <w:szCs w:val="24"/>
         </w:rPr>
+        <w:lastRenderedPageBreak/>
         <w:t>Improve performance</w:t>
       </w:r>
     </w:p>
@@ -22828,7 +24154,6 @@
           <w:sz w:val="24"/>
           <w:szCs w:val="24"/>
         </w:rPr>
-        <w:lastRenderedPageBreak/>
         <w:t>3. Why use SQLite instead of PostgreSQL?</w:t>
       </w:r>
     </w:p>
@@ -23447,6 +24772,7 @@
           <w:sz w:val="24"/>
           <w:szCs w:val="24"/>
         </w:rPr>
+        <w:lastRenderedPageBreak/>
         <w:t>Use ORM</w:t>
       </w:r>
     </w:p>
@@ -23509,7 +24835,6 @@
           <w:sz w:val="24"/>
           <w:szCs w:val="24"/>
         </w:rPr>
-        <w:lastRenderedPageBreak/>
         <w:pict w14:anchorId="1ACEDCA7">
           <v:rect id="_x0000_i1040" style="width:0;height:1.5pt" o:hralign="center" o:hrstd="t" o:hr="t" fillcolor="#a0a0a0" stroked="f"/>
         </w:pict>
@@ -25087,61 +26412,25 @@
           <w:sz w:val="24"/>
           <w:szCs w:val="24"/>
         </w:rPr>
-        <w:t>UI Behavio</w:t>
-      </w:r>
-      <w:r>
-        <w:rPr>
-          <w:rFonts w:cstheme="minorHAnsi"/>
-          <w:b/>
-          <w:bCs/>
-          <w:sz w:val="24"/>
-          <w:szCs w:val="24"/>
-        </w:rPr>
-        <w:t>u</w:t>
-      </w:r>
-      <w:r>
-        <w:rPr>
-          <w:rFonts w:cstheme="minorHAnsi"/>
-          <w:b/>
-          <w:bCs/>
-          <w:sz w:val="24"/>
-          <w:szCs w:val="24"/>
-        </w:rPr>
-        <w:t>r</w:t>
-      </w:r>
-    </w:p>
-    <w:p>
-      <w:pPr>
-        <w:jc w:val="both"/>
-        <w:rPr>
-          <w:rFonts w:cstheme="minorHAnsi"/>
-          <w:sz w:val="24"/>
-          <w:szCs w:val="24"/>
-        </w:rPr>
-      </w:pPr>
-      <w:r>
-        <w:rPr>
-          <w:rFonts w:cstheme="minorHAnsi"/>
-          <w:sz w:val="24"/>
-          <w:szCs w:val="24"/>
-        </w:rPr>
-        <w:t>app behave</w:t>
-      </w:r>
-      <w:r>
-        <w:rPr>
-          <w:rFonts w:cstheme="minorHAnsi"/>
-          <w:sz w:val="24"/>
-          <w:szCs w:val="24"/>
-        </w:rPr>
-        <w:t>s</w:t>
-      </w:r>
-      <w:r>
-        <w:rPr>
-          <w:rFonts w:cstheme="minorHAnsi"/>
-          <w:sz w:val="24"/>
-          <w:szCs w:val="24"/>
-        </w:rPr>
-        <w:t xml:space="preserve"> like this:</w:t>
+        <w:t>UI Behaviour</w:t>
+      </w:r>
+    </w:p>
+    <w:p>
+      <w:pPr>
+        <w:jc w:val="both"/>
+        <w:rPr>
+          <w:rFonts w:cstheme="minorHAnsi"/>
+          <w:sz w:val="24"/>
+          <w:szCs w:val="24"/>
+        </w:rPr>
+      </w:pPr>
+      <w:r>
+        <w:rPr>
+          <w:rFonts w:cstheme="minorHAnsi"/>
+          <w:sz w:val="24"/>
+          <w:szCs w:val="24"/>
+        </w:rPr>
+        <w:t>app behaves like this:</w:t>
       </w:r>
     </w:p>
     <w:p>
@@ -26452,7 +27741,7 @@
           <w:sz w:val="24"/>
           <w:szCs w:val="24"/>
         </w:rPr>
-        <w:t xml:space="preserve">in </w:t>
+        <w:t>in s</w:t>
       </w:r>
       <w:proofErr w:type="spellEnd"/>
       <w:r>
@@ -26461,7 +27750,7 @@
           <w:sz w:val="24"/>
           <w:szCs w:val="24"/>
         </w:rPr>
-        <w:t>s)</w:t>
+        <w:t>)</w:t>
       </w:r>
     </w:p>
     <w:p>
@@ -26513,7 +27802,7 @@
           <w:sz w:val="24"/>
           <w:szCs w:val="24"/>
         </w:rPr>
-        <w:t xml:space="preserve">in </w:t>
+        <w:t>in s</w:t>
       </w:r>
       <w:proofErr w:type="spellEnd"/>
       <w:r>
@@ -26522,7 +27811,7 @@
           <w:sz w:val="24"/>
           <w:szCs w:val="24"/>
         </w:rPr>
-        <w:t>s)</w:t>
+        <w:t>)</w:t>
       </w:r>
     </w:p>
     <w:p>
@@ -27083,7 +28372,6 @@
           <w:szCs w:val="24"/>
         </w:rPr>
       </w:pPr>
-      <w:proofErr w:type="spellStart"/>
       <w:r>
         <w:rPr>
           <w:rFonts w:cstheme="minorHAnsi"/>
@@ -27092,7 +28380,6 @@
         </w:rPr>
         <w:t>Faithfulness</w:t>
       </w:r>
-      <w:proofErr w:type="spellEnd"/>
     </w:p>
     <w:p>
       <w:pPr>
@@ -27108,7 +28395,6 @@
           <w:szCs w:val="24"/>
         </w:rPr>
       </w:pPr>
-      <w:proofErr w:type="spellStart"/>
       <w:r>
         <w:rPr>
           <w:rFonts w:cstheme="minorHAnsi"/>
@@ -27117,7 +28403,6 @@
         </w:rPr>
         <w:t>Relevance</w:t>
       </w:r>
-      <w:proofErr w:type="spellEnd"/>
     </w:p>
     <w:p>
       <w:pPr>
@@ -27180,20 +28465,51 @@
     </w:p>
     <w:p>
       <w:pPr>
-        <w:jc w:val="both"/>
-        <w:rPr>
-          <w:rFonts w:cstheme="minorHAnsi"/>
-          <w:sz w:val="24"/>
-          <w:szCs w:val="24"/>
-        </w:rPr>
-      </w:pPr>
-      <w:r>
-        <w:rPr>
-          <w:rFonts w:cstheme="minorHAnsi"/>
-          <w:sz w:val="24"/>
-          <w:szCs w:val="24"/>
-        </w:rPr>
-        <w:t>Latency:</w:t>
+        <w:rPr>
+          <w:rFonts w:cstheme="minorHAnsi"/>
+          <w:sz w:val="24"/>
+          <w:szCs w:val="24"/>
+        </w:rPr>
+      </w:pPr>
+      <w:proofErr w:type="gramStart"/>
+      <w:r>
+        <w:rPr>
+          <w:rFonts w:cstheme="minorHAnsi"/>
+          <w:b/>
+          <w:bCs/>
+          <w:sz w:val="24"/>
+          <w:szCs w:val="24"/>
+        </w:rPr>
+        <w:t>Latency</w:t>
+      </w:r>
+      <w:r>
+        <w:rPr>
+          <w:rFonts w:cstheme="minorHAnsi"/>
+          <w:b/>
+          <w:bCs/>
+          <w:sz w:val="24"/>
+          <w:szCs w:val="24"/>
+        </w:rPr>
+        <w:t>(</w:t>
+      </w:r>
+      <w:proofErr w:type="gramEnd"/>
+      <w:r>
+        <w:rPr>
+          <w:rFonts w:cstheme="minorHAnsi"/>
+          <w:b/>
+          <w:bCs/>
+          <w:sz w:val="24"/>
+          <w:szCs w:val="24"/>
+        </w:rPr>
+        <w:t>LM studio)</w:t>
+      </w:r>
+      <w:r>
+        <w:rPr>
+          <w:rFonts w:cstheme="minorHAnsi"/>
+          <w:sz w:val="24"/>
+          <w:szCs w:val="24"/>
+        </w:rPr>
+        <w:t>:</w:t>
       </w:r>
       <w:r>
         <w:rPr>
@@ -27310,6 +28626,508 @@
         <w:jc w:val="both"/>
         <w:rPr>
           <w:rFonts w:cstheme="minorHAnsi"/>
+          <w:b/>
+          <w:bCs/>
+          <w:sz w:val="24"/>
+          <w:szCs w:val="24"/>
+        </w:rPr>
+      </w:pPr>
+      <w:r>
+        <w:rPr>
+          <w:rFonts w:cstheme="minorHAnsi"/>
+          <w:b/>
+          <w:bCs/>
+          <w:sz w:val="24"/>
+          <w:szCs w:val="24"/>
+        </w:rPr>
+        <w:t>Latency (</w:t>
+      </w:r>
+      <w:r>
+        <w:rPr>
+          <w:rFonts w:cstheme="minorHAnsi"/>
+          <w:b/>
+          <w:bCs/>
+          <w:sz w:val="24"/>
+          <w:szCs w:val="24"/>
+        </w:rPr>
+        <w:t>Mistral official</w:t>
+      </w:r>
+      <w:r>
+        <w:rPr>
+          <w:rFonts w:cstheme="minorHAnsi"/>
+          <w:b/>
+          <w:bCs/>
+          <w:sz w:val="24"/>
+          <w:szCs w:val="24"/>
+        </w:rPr>
+        <w:t xml:space="preserve"> inference API</w:t>
+      </w:r>
+      <w:r>
+        <w:rPr>
+          <w:rFonts w:cstheme="minorHAnsi"/>
+          <w:b/>
+          <w:bCs/>
+          <w:sz w:val="24"/>
+          <w:szCs w:val="24"/>
+        </w:rPr>
+        <w:t xml:space="preserve"> - Free</w:t>
+      </w:r>
+      <w:r>
+        <w:rPr>
+          <w:rFonts w:cstheme="minorHAnsi"/>
+          <w:b/>
+          <w:bCs/>
+          <w:sz w:val="24"/>
+          <w:szCs w:val="24"/>
+        </w:rPr>
+        <w:t>)</w:t>
+      </w:r>
+      <w:r>
+        <w:rPr>
+          <w:rFonts w:cstheme="minorHAnsi"/>
+          <w:b/>
+          <w:bCs/>
+          <w:sz w:val="24"/>
+          <w:szCs w:val="24"/>
+        </w:rPr>
+        <w:t>:</w:t>
+      </w:r>
+    </w:p>
+    <w:p>
+      <w:pPr>
+        <w:jc w:val="both"/>
+        <w:rPr>
+          <w:rFonts w:cstheme="minorHAnsi"/>
+          <w:sz w:val="24"/>
+          <w:szCs w:val="24"/>
+        </w:rPr>
+      </w:pPr>
+      <w:r>
+        <w:rPr>
+          <w:rFonts w:cstheme="minorHAnsi"/>
+          <w:sz w:val="24"/>
+          <w:szCs w:val="24"/>
+        </w:rPr>
+        <w:t>Average retrieval latency: ~0.68 seconds</w:t>
+      </w:r>
+    </w:p>
+    <w:p>
+      <w:pPr>
+        <w:jc w:val="both"/>
+        <w:rPr>
+          <w:rFonts w:cstheme="minorHAnsi"/>
+          <w:sz w:val="24"/>
+          <w:szCs w:val="24"/>
+        </w:rPr>
+      </w:pPr>
+      <w:r>
+        <w:rPr>
+          <w:rFonts w:cstheme="minorHAnsi"/>
+          <w:sz w:val="24"/>
+          <w:szCs w:val="24"/>
+        </w:rPr>
+        <w:t xml:space="preserve">Average generation </w:t>
+      </w:r>
+      <w:proofErr w:type="gramStart"/>
+      <w:r>
+        <w:rPr>
+          <w:rFonts w:cstheme="minorHAnsi"/>
+          <w:sz w:val="24"/>
+          <w:szCs w:val="24"/>
+        </w:rPr>
+        <w:t>latency :</w:t>
+      </w:r>
+      <w:proofErr w:type="gramEnd"/>
+      <w:r>
+        <w:rPr>
+          <w:rFonts w:cstheme="minorHAnsi"/>
+          <w:sz w:val="24"/>
+          <w:szCs w:val="24"/>
+        </w:rPr>
+        <w:t xml:space="preserve"> ~ 2.45 seconds </w:t>
+      </w:r>
+    </w:p>
+    <w:p>
+      <w:pPr>
+        <w:jc w:val="both"/>
+        <w:rPr>
+          <w:rFonts w:cstheme="minorHAnsi"/>
+          <w:sz w:val="24"/>
+          <w:szCs w:val="24"/>
+        </w:rPr>
+      </w:pPr>
+      <w:r>
+        <w:rPr>
+          <w:rFonts w:cstheme="minorHAnsi"/>
+          <w:sz w:val="24"/>
+          <w:szCs w:val="24"/>
+        </w:rPr>
+        <w:t xml:space="preserve">Total time per </w:t>
+      </w:r>
+      <w:proofErr w:type="gramStart"/>
+      <w:r>
+        <w:rPr>
+          <w:rFonts w:cstheme="minorHAnsi"/>
+          <w:sz w:val="24"/>
+          <w:szCs w:val="24"/>
+        </w:rPr>
+        <w:t>query :</w:t>
+      </w:r>
+      <w:proofErr w:type="gramEnd"/>
+      <w:r>
+        <w:rPr>
+          <w:rFonts w:cstheme="minorHAnsi"/>
+          <w:sz w:val="24"/>
+          <w:szCs w:val="24"/>
+        </w:rPr>
+        <w:t xml:space="preserve"> ~5 seconds</w:t>
+      </w:r>
+    </w:p>
+    <w:p>
+      <w:pPr>
+        <w:jc w:val="both"/>
+        <w:rPr>
+          <w:rFonts w:cstheme="minorHAnsi"/>
+          <w:sz w:val="24"/>
+          <w:szCs w:val="24"/>
+        </w:rPr>
+      </w:pPr>
+    </w:p>
+    <w:p>
+      <w:pPr>
+        <w:jc w:val="both"/>
+        <w:rPr>
+          <w:rFonts w:cstheme="minorHAnsi"/>
+          <w:b/>
+          <w:bCs/>
+          <w:sz w:val="24"/>
+          <w:szCs w:val="24"/>
+        </w:rPr>
+      </w:pPr>
+      <w:r>
+        <w:rPr>
+          <w:rFonts w:cstheme="minorHAnsi"/>
+          <w:b/>
+          <w:bCs/>
+          <w:sz w:val="24"/>
+          <w:szCs w:val="24"/>
+        </w:rPr>
+        <w:t>Retrieval evaluation:</w:t>
+      </w:r>
+    </w:p>
+    <w:p>
+      <w:pPr>
+        <w:jc w:val="both"/>
+        <w:rPr>
+          <w:rFonts w:cstheme="minorHAnsi"/>
+          <w:sz w:val="24"/>
+          <w:szCs w:val="24"/>
+        </w:rPr>
+      </w:pPr>
+      <w:r>
+        <w:rPr>
+          <w:rFonts w:cstheme="minorHAnsi"/>
+          <w:sz w:val="24"/>
+          <w:szCs w:val="24"/>
+        </w:rPr>
+        <w:t>Metrics:</w:t>
+      </w:r>
+    </w:p>
+    <w:p>
+      <w:pPr>
+        <w:jc w:val="both"/>
+        <w:rPr>
+          <w:rFonts w:cstheme="minorHAnsi"/>
+          <w:sz w:val="24"/>
+          <w:szCs w:val="24"/>
+        </w:rPr>
+      </w:pPr>
+      <w:r>
+        <w:rPr>
+          <w:rFonts w:ascii="Segoe UI Symbol" w:hAnsi="Segoe UI Symbol" w:cs="Segoe UI Symbol"/>
+          <w:sz w:val="24"/>
+          <w:szCs w:val="24"/>
+        </w:rPr>
+        <w:t>✔</w:t>
+      </w:r>
+      <w:r>
+        <w:rPr>
+          <w:rFonts w:cstheme="minorHAnsi"/>
+          <w:sz w:val="24"/>
+          <w:szCs w:val="24"/>
+        </w:rPr>
+        <w:t xml:space="preserve"> </w:t>
+      </w:r>
+      <w:proofErr w:type="spellStart"/>
+      <w:r>
+        <w:rPr>
+          <w:rFonts w:cstheme="minorHAnsi"/>
+          <w:sz w:val="24"/>
+          <w:szCs w:val="24"/>
+        </w:rPr>
+        <w:t>Hit@k</w:t>
+      </w:r>
+      <w:proofErr w:type="spellEnd"/>
+    </w:p>
+    <w:p>
+      <w:pPr>
+        <w:jc w:val="both"/>
+        <w:rPr>
+          <w:rFonts w:cstheme="minorHAnsi"/>
+          <w:sz w:val="24"/>
+          <w:szCs w:val="24"/>
+        </w:rPr>
+      </w:pPr>
+      <w:r>
+        <w:rPr>
+          <w:rFonts w:ascii="Segoe UI Symbol" w:hAnsi="Segoe UI Symbol" w:cs="Segoe UI Symbol"/>
+          <w:sz w:val="24"/>
+          <w:szCs w:val="24"/>
+        </w:rPr>
+        <w:t>✔</w:t>
+      </w:r>
+      <w:r>
+        <w:rPr>
+          <w:rFonts w:cstheme="minorHAnsi"/>
+          <w:sz w:val="24"/>
+          <w:szCs w:val="24"/>
+        </w:rPr>
+        <w:t xml:space="preserve"> </w:t>
+      </w:r>
+      <w:proofErr w:type="spellStart"/>
+      <w:r>
+        <w:rPr>
+          <w:rFonts w:cstheme="minorHAnsi"/>
+          <w:sz w:val="24"/>
+          <w:szCs w:val="24"/>
+        </w:rPr>
+        <w:t>Recall@k</w:t>
+      </w:r>
+      <w:proofErr w:type="spellEnd"/>
+    </w:p>
+    <w:p>
+      <w:pPr>
+        <w:jc w:val="both"/>
+        <w:rPr>
+          <w:rFonts w:cstheme="minorHAnsi"/>
+          <w:sz w:val="24"/>
+          <w:szCs w:val="24"/>
+        </w:rPr>
+      </w:pPr>
+      <w:r>
+        <w:rPr>
+          <w:rFonts w:ascii="Segoe UI Symbol" w:hAnsi="Segoe UI Symbol" w:cs="Segoe UI Symbol"/>
+          <w:sz w:val="24"/>
+          <w:szCs w:val="24"/>
+        </w:rPr>
+        <w:t>✔</w:t>
+      </w:r>
+      <w:r>
+        <w:rPr>
+          <w:rFonts w:cstheme="minorHAnsi"/>
+          <w:sz w:val="24"/>
+          <w:szCs w:val="24"/>
+        </w:rPr>
+        <w:t xml:space="preserve"> MRR</w:t>
+      </w:r>
+    </w:p>
+    <w:p>
+      <w:pPr>
+        <w:jc w:val="both"/>
+        <w:rPr>
+          <w:rFonts w:cstheme="minorHAnsi"/>
+          <w:sz w:val="24"/>
+          <w:szCs w:val="24"/>
+        </w:rPr>
+      </w:pPr>
+      <w:r>
+        <w:rPr>
+          <w:rFonts w:ascii="Segoe UI Symbol" w:hAnsi="Segoe UI Symbol" w:cs="Segoe UI Symbol"/>
+          <w:sz w:val="24"/>
+          <w:szCs w:val="24"/>
+        </w:rPr>
+        <w:t>✔</w:t>
+      </w:r>
+      <w:r>
+        <w:rPr>
+          <w:rFonts w:cstheme="minorHAnsi"/>
+          <w:sz w:val="24"/>
+          <w:szCs w:val="24"/>
+        </w:rPr>
+        <w:t xml:space="preserve"> Similarity distribution</w:t>
+      </w:r>
+    </w:p>
+    <w:p>
+      <w:pPr>
+        <w:jc w:val="both"/>
+        <w:rPr>
+          <w:rFonts w:cstheme="minorHAnsi"/>
+          <w:sz w:val="24"/>
+          <w:szCs w:val="24"/>
+        </w:rPr>
+      </w:pPr>
+      <w:r>
+        <w:rPr>
+          <w:rFonts w:ascii="Segoe UI Symbol" w:hAnsi="Segoe UI Symbol" w:cs="Segoe UI Symbol"/>
+          <w:sz w:val="24"/>
+          <w:szCs w:val="24"/>
+        </w:rPr>
+        <w:t>✔</w:t>
+      </w:r>
+      <w:r>
+        <w:rPr>
+          <w:rFonts w:cstheme="minorHAnsi"/>
+          <w:sz w:val="24"/>
+          <w:szCs w:val="24"/>
+        </w:rPr>
+        <w:t xml:space="preserve"> Retrieved count</w:t>
+      </w:r>
+    </w:p>
+    <w:p>
+      <w:pPr>
+        <w:jc w:val="both"/>
+        <w:rPr>
+          <w:rFonts w:cstheme="minorHAnsi"/>
+          <w:sz w:val="24"/>
+          <w:szCs w:val="24"/>
+        </w:rPr>
+      </w:pPr>
+      <w:r>
+        <w:rPr>
+          <w:rFonts w:ascii="Segoe UI Symbol" w:hAnsi="Segoe UI Symbol" w:cs="Segoe UI Symbol"/>
+          <w:sz w:val="24"/>
+          <w:szCs w:val="24"/>
+        </w:rPr>
+        <w:t>✔</w:t>
+      </w:r>
+      <w:r>
+        <w:rPr>
+          <w:rFonts w:cstheme="minorHAnsi"/>
+          <w:sz w:val="24"/>
+          <w:szCs w:val="24"/>
+        </w:rPr>
+        <w:t xml:space="preserve"> </w:t>
+      </w:r>
+      <w:proofErr w:type="spellStart"/>
+      <w:r>
+        <w:rPr>
+          <w:rFonts w:cstheme="minorHAnsi"/>
+          <w:sz w:val="24"/>
+          <w:szCs w:val="24"/>
+        </w:rPr>
+        <w:t>Precision@k</w:t>
+      </w:r>
+      <w:proofErr w:type="spellEnd"/>
+      <w:r>
+        <w:rPr>
+          <w:rFonts w:cstheme="minorHAnsi"/>
+          <w:sz w:val="24"/>
+          <w:szCs w:val="24"/>
+        </w:rPr>
+        <w:t xml:space="preserve"> — Among top-k retrieved chunks, how many are relevant?</w:t>
+      </w:r>
+    </w:p>
+    <w:p>
+      <w:pPr>
+        <w:jc w:val="both"/>
+        <w:rPr>
+          <w:rFonts w:cstheme="minorHAnsi"/>
+          <w:sz w:val="24"/>
+          <w:szCs w:val="24"/>
+        </w:rPr>
+      </w:pPr>
+      <w:r>
+        <w:rPr>
+          <w:rFonts w:ascii="Segoe UI Symbol" w:hAnsi="Segoe UI Symbol" w:cs="Segoe UI Symbol"/>
+          <w:sz w:val="24"/>
+          <w:szCs w:val="24"/>
+        </w:rPr>
+        <w:t>✔</w:t>
+      </w:r>
+      <w:r>
+        <w:rPr>
+          <w:rFonts w:cstheme="minorHAnsi"/>
+          <w:sz w:val="24"/>
+          <w:szCs w:val="24"/>
+        </w:rPr>
+        <w:t xml:space="preserve"> F1@k — Harmonic mean of precision and recall</w:t>
+      </w:r>
+    </w:p>
+    <w:p>
+      <w:pPr>
+        <w:jc w:val="both"/>
+        <w:rPr>
+          <w:rFonts w:cstheme="minorHAnsi"/>
+          <w:sz w:val="24"/>
+          <w:szCs w:val="24"/>
+        </w:rPr>
+      </w:pPr>
+      <w:r>
+        <w:rPr>
+          <w:rFonts w:ascii="Segoe UI Symbol" w:hAnsi="Segoe UI Symbol" w:cs="Segoe UI Symbol"/>
+          <w:sz w:val="24"/>
+          <w:szCs w:val="24"/>
+        </w:rPr>
+        <w:t>✔</w:t>
+      </w:r>
+      <w:r>
+        <w:rPr>
+          <w:rFonts w:cstheme="minorHAnsi"/>
+          <w:sz w:val="24"/>
+          <w:szCs w:val="24"/>
+        </w:rPr>
+        <w:t xml:space="preserve"> </w:t>
+      </w:r>
+      <w:proofErr w:type="spellStart"/>
+      <w:r>
+        <w:rPr>
+          <w:rFonts w:cstheme="minorHAnsi"/>
+          <w:sz w:val="24"/>
+          <w:szCs w:val="24"/>
+        </w:rPr>
+        <w:t>nDCG@k</w:t>
+      </w:r>
+      <w:proofErr w:type="spellEnd"/>
+      <w:r>
+        <w:rPr>
+          <w:rFonts w:cstheme="minorHAnsi"/>
+          <w:sz w:val="24"/>
+          <w:szCs w:val="24"/>
+        </w:rPr>
+        <w:t xml:space="preserve"> — Rewards correct retrieval higher in ranking</w:t>
+      </w:r>
+    </w:p>
+    <w:p>
+      <w:pPr>
+        <w:jc w:val="both"/>
+        <w:rPr>
+          <w:rFonts w:cstheme="minorHAnsi"/>
+          <w:sz w:val="24"/>
+          <w:szCs w:val="24"/>
+        </w:rPr>
+      </w:pPr>
+      <w:r>
+        <w:rPr>
+          <w:rFonts w:ascii="Segoe UI Symbol" w:hAnsi="Segoe UI Symbol" w:cs="Segoe UI Symbol"/>
+          <w:sz w:val="24"/>
+          <w:szCs w:val="24"/>
+        </w:rPr>
+        <w:t>✔</w:t>
+      </w:r>
+      <w:r>
+        <w:rPr>
+          <w:rFonts w:cstheme="minorHAnsi"/>
+          <w:sz w:val="24"/>
+          <w:szCs w:val="24"/>
+        </w:rPr>
+        <w:t xml:space="preserve"> MAP — Averages precision across ranking positions</w:t>
+      </w:r>
+    </w:p>
+    <w:p>
+      <w:pPr>
+        <w:jc w:val="both"/>
+        <w:rPr>
+          <w:rFonts w:cstheme="minorHAnsi"/>
           <w:sz w:val="24"/>
           <w:szCs w:val="24"/>
         </w:rPr>
@@ -27349,7 +29167,52 @@
     </w:p>
     <w:p>
       <w:pPr>
-        <w:ind w:left="360"/>
+        <w:rPr>
+          <w:rFonts w:cstheme="minorHAnsi"/>
+          <w:sz w:val="24"/>
+          <w:szCs w:val="24"/>
+        </w:rPr>
+      </w:pPr>
+      <w:r>
+        <w:rPr>
+          <w:rFonts w:cstheme="minorHAnsi"/>
+          <w:sz w:val="24"/>
+          <w:szCs w:val="24"/>
+        </w:rPr>
+        <w:br w:type="page"/>
+      </w:r>
+    </w:p>
+    <w:p>
+      <w:pPr>
+        <w:pStyle w:val="ListParagraph"/>
+        <w:numPr>
+          <w:ilvl w:val="0"/>
+          <w:numId w:val="1"/>
+        </w:numPr>
+        <w:jc w:val="both"/>
+        <w:rPr>
+          <w:rFonts w:cstheme="minorHAnsi"/>
+          <w:b/>
+          <w:bCs/>
+          <w:sz w:val="24"/>
+          <w:szCs w:val="24"/>
+        </w:rPr>
+      </w:pPr>
+      <w:r>
+        <w:rPr>
+          <w:rFonts w:cstheme="minorHAnsi"/>
+          <w:b/>
+          <w:bCs/>
+          <w:sz w:val="24"/>
+          <w:szCs w:val="24"/>
+        </w:rPr>
+        <w:lastRenderedPageBreak/>
+        <w:t>Deployment:</w:t>
+      </w:r>
+    </w:p>
+    <w:p>
+      <w:pPr>
+        <w:pStyle w:val="ListParagraph"/>
         <w:jc w:val="both"/>
         <w:rPr>
           <w:rFonts w:cstheme="minorHAnsi"/>
@@ -27416,7 +29279,7 @@
           <w:szCs w:val="24"/>
         </w:rPr>
       </w:pPr>
-      <w:hyperlink r:id="rId20" w:history="1">
+      <w:hyperlink r:id="rId27" w:history="1">
         <w:r>
           <w:rPr>
             <w:rStyle w:val="Hyperlink"/>
@@ -27438,7 +29301,7 @@
           <w:szCs w:val="24"/>
         </w:rPr>
       </w:pPr>
-      <w:hyperlink r:id="rId21" w:history="1">
+      <w:hyperlink r:id="rId28" w:history="1">
         <w:r>
           <w:rPr>
             <w:rStyle w:val="Hyperlink"/>
@@ -27460,7 +29323,7 @@
           <w:szCs w:val="24"/>
         </w:rPr>
       </w:pPr>
-      <w:hyperlink r:id="rId22" w:history="1">
+      <w:hyperlink r:id="rId29" w:history="1">
         <w:r>
           <w:rPr>
             <w:rStyle w:val="Hyperlink"/>
@@ -27482,7 +29345,7 @@
           <w:szCs w:val="24"/>
         </w:rPr>
       </w:pPr>
-      <w:hyperlink r:id="rId23" w:history="1">
+      <w:hyperlink r:id="rId30" w:history="1">
         <w:r>
           <w:rPr>
             <w:rStyle w:val="Hyperlink"/>
@@ -27504,7 +29367,7 @@
           <w:szCs w:val="24"/>
         </w:rPr>
       </w:pPr>
-      <w:hyperlink r:id="rId24" w:history="1">
+      <w:hyperlink r:id="rId31" w:history="1">
         <w:r>
           <w:rPr>
             <w:rStyle w:val="Hyperlink"/>
@@ -27526,7 +29389,7 @@
           <w:szCs w:val="24"/>
         </w:rPr>
       </w:pPr>
-      <w:hyperlink r:id="rId25" w:history="1">
+      <w:hyperlink r:id="rId32" w:history="1">
         <w:r>
           <w:rPr>
             <w:rStyle w:val="Hyperlink"/>
@@ -27548,7 +29411,7 @@
           <w:szCs w:val="24"/>
         </w:rPr>
       </w:pPr>
-      <w:hyperlink r:id="rId26" w:history="1">
+      <w:hyperlink r:id="rId33" w:history="1">
         <w:r>
           <w:rPr>
             <w:rStyle w:val="Hyperlink"/>
@@ -27570,7 +29433,7 @@
           <w:szCs w:val="24"/>
         </w:rPr>
       </w:pPr>
-      <w:hyperlink r:id="rId27" w:history="1">
+      <w:hyperlink r:id="rId34" w:history="1">
         <w:r>
           <w:rPr>
             <w:rStyle w:val="Hyperlink"/>
@@ -27592,7 +29455,7 @@
           <w:szCs w:val="24"/>
         </w:rPr>
       </w:pPr>
-      <w:hyperlink r:id="rId28" w:history="1">
+      <w:hyperlink r:id="rId35" w:history="1">
         <w:r>
           <w:rPr>
             <w:rStyle w:val="Hyperlink"/>
@@ -27610,11 +29473,9 @@
         <w:jc w:val="both"/>
         <w:rPr>
           <w:rFonts w:cstheme="minorHAnsi"/>
-          <w:sz w:val="24"/>
-          <w:szCs w:val="24"/>
-        </w:rPr>
-      </w:pPr>
-      <w:hyperlink r:id="rId29" w:history="1">
+        </w:rPr>
+      </w:pPr>
+      <w:hyperlink r:id="rId36" w:history="1">
         <w:r>
           <w:rPr>
             <w:rStyle w:val="Hyperlink"/>
@@ -27636,7 +29497,29 @@
           <w:szCs w:val="24"/>
         </w:rPr>
       </w:pPr>
-      <w:hyperlink r:id="rId30" w:history="1">
+      <w:hyperlink r:id="rId37" w:history="1">
+        <w:r>
+          <w:rPr>
+            <w:rStyle w:val="Hyperlink"/>
+            <w:rFonts w:cstheme="minorHAnsi"/>
+            <w:sz w:val="24"/>
+            <w:szCs w:val="24"/>
+          </w:rPr>
+          <w:t>https://admin.mistral.ai/</w:t>
+        </w:r>
+      </w:hyperlink>
+    </w:p>
+    <w:p>
+      <w:pPr>
+        <w:ind w:left="360"/>
+        <w:jc w:val="both"/>
+        <w:rPr>
+          <w:rFonts w:cstheme="minorHAnsi"/>
+          <w:sz w:val="24"/>
+          <w:szCs w:val="24"/>
+        </w:rPr>
+      </w:pPr>
+      <w:hyperlink r:id="rId38" w:history="1">
         <w:r>
           <w:rPr>
             <w:rStyle w:val="Hyperlink"/>
@@ -27652,8 +29535,11 @@
       <w:pPr>
         <w:ind w:left="360"/>
         <w:jc w:val="both"/>
-      </w:pPr>
-      <w:hyperlink r:id="rId31" w:history="1">
+        <w:rPr>
+          <w:rFonts w:cstheme="minorHAnsi"/>
+        </w:rPr>
+      </w:pPr>
+      <w:hyperlink r:id="rId39" w:history="1">
         <w:r>
           <w:rPr>
             <w:rStyle w:val="Hyperlink"/>
@@ -27675,7 +29561,7 @@
           <w:szCs w:val="24"/>
         </w:rPr>
       </w:pPr>
-      <w:hyperlink r:id="rId32" w:history="1">
+      <w:hyperlink r:id="rId40" w:history="1">
         <w:r>
           <w:rPr>
             <w:rStyle w:val="Hyperlink"/>
@@ -27684,6 +29570,28 @@
             <w:szCs w:val="24"/>
           </w:rPr>
           <w:t>https://medium.com/@melihcolpan/sqlalchemy-vs-raw-sql-queries-performance-comparison-and-best-practices-caba49125630</w:t>
+        </w:r>
+      </w:hyperlink>
+    </w:p>
+    <w:p>
+      <w:pPr>
+        <w:ind w:left="360"/>
+        <w:jc w:val="both"/>
+        <w:rPr>
+          <w:rFonts w:cstheme="minorHAnsi"/>
+          <w:sz w:val="24"/>
+          <w:szCs w:val="24"/>
+        </w:rPr>
+      </w:pPr>
+      <w:hyperlink r:id="rId41" w:history="1">
+        <w:r>
+          <w:rPr>
+            <w:rStyle w:val="Hyperlink"/>
+            <w:rFonts w:cstheme="minorHAnsi"/>
+            <w:sz w:val="24"/>
+            <w:szCs w:val="24"/>
+          </w:rPr>
+          <w:t>https://www.geeksforgeeks.org/nlp/evaluation-metrics-for-retrieval-augmented-generation-rag-systems/</w:t>
         </w:r>
       </w:hyperlink>
     </w:p>
@@ -27755,6 +29663,95 @@
 <file path=word/numbering.xml><?xml version="1.0" encoding="utf-8"?>
 <w:numbering xmlns:wpc="http://schemas.microsoft.com/office/word/2010/wordprocessingCanvas" xmlns:cx="http://schemas.microsoft.com/office/drawing/2014/chartex" xmlns:cx1="http://schemas.microsoft.com/office/drawing/2015/9/8/chartex" xmlns:cx2="http://schemas.microsoft.com/office/drawing/2015/10/21/chartex" xmlns:cx3="http://schemas.microsoft.com/office/drawing/2016/5/9/chartex" xmlns:cx4="http://schemas.microsoft.com/office/drawing/2016/5/10/chartex" xmlns:cx5="http://schemas.microsoft.com/office/drawing/2016/5/11/chartex" xmlns:cx6="http://schemas.microsoft.com/office/drawing/2016/5/12/chartex" xmlns:cx7="http://schemas.microsoft.com/office/drawing/2016/5/13/chartex" xmlns:cx8="http://schemas.microsoft.com/office/drawing/2016/5/14/chartex" xmlns:mc="http://schemas.openxmlformats.org/markup-compatibility/2006" xmlns:aink="http://schemas.microsoft.com/office/drawing/2016/ink" xmlns:am3d="http://schemas.microsoft.com/office/drawing/2017/model3d" xmlns:o="urn:schemas-microsoft-com:office:office" xmlns:oel="http://schemas.microsoft.com/office/2019/extlst" xmlns:r="http://schemas.openxmlformats.org/officeDocument/2006/relationships" xmlns:m="http://schemas.openxmlformats.org/officeDocument/2006/math" xmlns:v="urn:schemas-microsoft-com:vml" xmlns:wp14="http://schemas.microsoft.com/office/word/2010/wordprocessingDrawing" xmlns:wp="http://schemas.openxmlformats.org/drawingml/2006/wordprocessingDrawing" xmlns:w10="urn:schemas-microsoft-com:office:word" xmlns:w="http://schemas.openxmlformats.org/wordprocessingml/2006/main" xmlns:w14="http://schemas.microsoft.com/office/word/2010/wordml" xmlns:w15="http://schemas.microsoft.com/office/word/2012/wordml" xmlns:w16cex="http://schemas.microsoft.com/office/word/2018/wordml/cex" xmlns:w16cid="http://schemas.microsoft.com/office/word/2016/wordml/cid" xmlns:w16="http://schemas.microsoft.com/office/word/2018/wordml" xmlns:w16du="http://schemas.microsoft.com/office/word/2023/wordml/word16du" xmlns:w16sdtdh="http://schemas.microsoft.com/office/word/2020/wordml/sdtdatahash" xmlns:w16sdtfl="http://schemas.microsoft.com/office/word/2024/wordml/sdtformatlock" xmlns:w16se="http://schemas.microsoft.com/office/word/2015/wordml/symex" xmlns:wpg="http://schemas.microsoft.com/office/word/2010/wordprocessingGroup" xmlns:wpi="http://schemas.microsoft.com/office/word/2010/wordprocessingInk" xmlns:wne="http://schemas.microsoft.com/office/word/2006/wordml" xmlns:wps="http://schemas.microsoft.com/office/word/2010/wordprocessingShape" mc:Ignorable="w14 w15 w16se w16cid w16 w16cex w16sdtdh w16sdtfl w16du wp14">
   <w:abstractNum w:abstractNumId="0" w15:restartNumberingAfterBreak="0">
+    <w:nsid w:val="00975431"/>
+    <w:multiLevelType w:val="hybridMultilevel"/>
+    <w:tmpl w:val="751C2252"/>
+    <w:lvl w:ilvl="0" w:tplc="40090017">
+      <w:start w:val="1"/>
+      <w:numFmt w:val="lowerLetter"/>
+      <w:lvlText w:val="%1)"/>
+      <w:lvlJc w:val="left"/>
+      <w:pPr>
+        <w:ind w:left="720" w:hanging="360"/>
+      </w:pPr>
+      <w:rPr>
+        <w:rFonts w:hint="default"/>
+      </w:rPr>
+    </w:lvl>
+    <w:lvl w:ilvl="1" w:tplc="40090019" w:tentative="1">
+      <w:start w:val="1"/>
+      <w:numFmt w:val="lowerLetter"/>
+      <w:lvlText w:val="%2."/>
+      <w:lvlJc w:val="left"/>
+      <w:pPr>
+        <w:ind w:left="1440" w:hanging="360"/>
+      </w:pPr>
+    </w:lvl>
+    <w:lvl w:ilvl="2" w:tplc="4009001B" w:tentative="1">
+      <w:start w:val="1"/>
+      <w:numFmt w:val="lowerRoman"/>
+      <w:lvlText w:val="%3."/>
+      <w:lvlJc w:val="right"/>
+      <w:pPr>
+        <w:ind w:left="2160" w:hanging="180"/>
+      </w:pPr>
+    </w:lvl>
+    <w:lvl w:ilvl="3" w:tplc="4009000F" w:tentative="1">
+      <w:start w:val="1"/>
+      <w:numFmt w:val="decimal"/>
+      <w:lvlText w:val="%4."/>
+      <w:lvlJc w:val="left"/>
+      <w:pPr>
+        <w:ind w:left="2880" w:hanging="360"/>
+      </w:pPr>
+    </w:lvl>
+    <w:lvl w:ilvl="4" w:tplc="40090019" w:tentative="1">
+      <w:start w:val="1"/>
+      <w:numFmt w:val="lowerLetter"/>
+      <w:lvlText w:val="%5."/>
+      <w:lvlJc w:val="left"/>
+      <w:pPr>
+        <w:ind w:left="3600" w:hanging="360"/>
+      </w:pPr>
+    </w:lvl>
+    <w:lvl w:ilvl="5" w:tplc="4009001B" w:tentative="1">
+      <w:start w:val="1"/>
+      <w:numFmt w:val="lowerRoman"/>
+      <w:lvlText w:val="%6."/>
+      <w:lvlJc w:val="right"/>
+      <w:pPr>
+        <w:ind w:left="4320" w:hanging="180"/>
+      </w:pPr>
+    </w:lvl>
+    <w:lvl w:ilvl="6" w:tplc="4009000F" w:tentative="1">
+      <w:start w:val="1"/>
+      <w:numFmt w:val="decimal"/>
+      <w:lvlText w:val="%7."/>
+      <w:lvlJc w:val="left"/>
+      <w:pPr>
+        <w:ind w:left="5040" w:hanging="360"/>
+      </w:pPr>
+    </w:lvl>
+    <w:lvl w:ilvl="7" w:tplc="40090019" w:tentative="1">
+      <w:start w:val="1"/>
+      <w:numFmt w:val="lowerLetter"/>
+      <w:lvlText w:val="%8."/>
+      <w:lvlJc w:val="left"/>
+      <w:pPr>
+        <w:ind w:left="5760" w:hanging="360"/>
+      </w:pPr>
+    </w:lvl>
+    <w:lvl w:ilvl="8" w:tplc="4009001B" w:tentative="1">
+      <w:start w:val="1"/>
+      <w:numFmt w:val="lowerRoman"/>
+      <w:lvlText w:val="%9."/>
+      <w:lvlJc w:val="right"/>
+      <w:pPr>
+        <w:ind w:left="6480" w:hanging="180"/>
+      </w:pPr>
+    </w:lvl>
+  </w:abstractNum>
+  <w:abstractNum w:abstractNumId="1" w15:restartNumberingAfterBreak="0">
     <w:nsid w:val="0198650F"/>
     <w:multiLevelType w:val="multilevel"/>
     <w:tmpl w:val="77A09DE4"/>
@@ -27903,7 +29900,7 @@
       </w:rPr>
     </w:lvl>
   </w:abstractNum>
-  <w:abstractNum w:abstractNumId="1" w15:restartNumberingAfterBreak="0">
+  <w:abstractNum w:abstractNumId="2" w15:restartNumberingAfterBreak="0">
     <w:nsid w:val="01C458F0"/>
     <w:multiLevelType w:val="multilevel"/>
     <w:tmpl w:val="6824B5C8"/>
@@ -28052,7 +30049,7 @@
       </w:rPr>
     </w:lvl>
   </w:abstractNum>
-  <w:abstractNum w:abstractNumId="2" w15:restartNumberingAfterBreak="0">
+  <w:abstractNum w:abstractNumId="3" w15:restartNumberingAfterBreak="0">
     <w:nsid w:val="0334064D"/>
     <w:multiLevelType w:val="multilevel"/>
     <w:tmpl w:val="B928A8C8"/>
@@ -28201,7 +30198,7 @@
       </w:rPr>
     </w:lvl>
   </w:abstractNum>
-  <w:abstractNum w:abstractNumId="3" w15:restartNumberingAfterBreak="0">
+  <w:abstractNum w:abstractNumId="4" w15:restartNumberingAfterBreak="0">
     <w:nsid w:val="045015FC"/>
     <w:multiLevelType w:val="multilevel"/>
     <w:tmpl w:val="147E929C"/>
@@ -28350,7 +30347,7 @@
       </w:rPr>
     </w:lvl>
   </w:abstractNum>
-  <w:abstractNum w:abstractNumId="4" w15:restartNumberingAfterBreak="0">
+  <w:abstractNum w:abstractNumId="5" w15:restartNumberingAfterBreak="0">
     <w:nsid w:val="04A67279"/>
     <w:multiLevelType w:val="hybridMultilevel"/>
     <w:tmpl w:val="C0C26664"/>
@@ -28439,7 +30436,7 @@
       </w:pPr>
     </w:lvl>
   </w:abstractNum>
-  <w:abstractNum w:abstractNumId="5" w15:restartNumberingAfterBreak="0">
+  <w:abstractNum w:abstractNumId="6" w15:restartNumberingAfterBreak="0">
     <w:nsid w:val="05C3298C"/>
     <w:multiLevelType w:val="multilevel"/>
     <w:tmpl w:val="45C4BD8C"/>
@@ -28588,7 +30585,7 @@
       </w:rPr>
     </w:lvl>
   </w:abstractNum>
-  <w:abstractNum w:abstractNumId="6" w15:restartNumberingAfterBreak="0">
+  <w:abstractNum w:abstractNumId="7" w15:restartNumberingAfterBreak="0">
     <w:nsid w:val="071E3C7F"/>
     <w:multiLevelType w:val="multilevel"/>
     <w:tmpl w:val="117ADE50"/>
@@ -28737,7 +30734,96 @@
       </w:rPr>
     </w:lvl>
   </w:abstractNum>
-  <w:abstractNum w:abstractNumId="7" w15:restartNumberingAfterBreak="0">
+  <w:abstractNum w:abstractNumId="8" w15:restartNumberingAfterBreak="0">
+    <w:nsid w:val="09203515"/>
+    <w:multiLevelType w:val="hybridMultilevel"/>
+    <w:tmpl w:val="86226628"/>
+    <w:lvl w:ilvl="0" w:tplc="7C0C6412">
+      <w:start w:val="1"/>
+      <w:numFmt w:val="decimal"/>
+      <w:lvlText w:val="%1)"/>
+      <w:lvlJc w:val="left"/>
+      <w:pPr>
+        <w:ind w:left="1080" w:hanging="360"/>
+      </w:pPr>
+      <w:rPr>
+        <w:rFonts w:hint="default"/>
+      </w:rPr>
+    </w:lvl>
+    <w:lvl w:ilvl="1" w:tplc="40090019" w:tentative="1">
+      <w:start w:val="1"/>
+      <w:numFmt w:val="lowerLetter"/>
+      <w:lvlText w:val="%2."/>
+      <w:lvlJc w:val="left"/>
+      <w:pPr>
+        <w:ind w:left="1800" w:hanging="360"/>
+      </w:pPr>
+    </w:lvl>
+    <w:lvl w:ilvl="2" w:tplc="4009001B" w:tentative="1">
+      <w:start w:val="1"/>
+      <w:numFmt w:val="lowerRoman"/>
+      <w:lvlText w:val="%3."/>
+      <w:lvlJc w:val="right"/>
+      <w:pPr>
+        <w:ind w:left="2520" w:hanging="180"/>
+      </w:pPr>
+    </w:lvl>
+    <w:lvl w:ilvl="3" w:tplc="4009000F" w:tentative="1">
+      <w:start w:val="1"/>
+      <w:numFmt w:val="decimal"/>
+      <w:lvlText w:val="%4."/>
+      <w:lvlJc w:val="left"/>
+      <w:pPr>
+        <w:ind w:left="3240" w:hanging="360"/>
+      </w:pPr>
+    </w:lvl>
+    <w:lvl w:ilvl="4" w:tplc="40090019" w:tentative="1">
+      <w:start w:val="1"/>
+      <w:numFmt w:val="lowerLetter"/>
+      <w:lvlText w:val="%5."/>
+      <w:lvlJc w:val="left"/>
+      <w:pPr>
+        <w:ind w:left="3960" w:hanging="360"/>
+      </w:pPr>
+    </w:lvl>
+    <w:lvl w:ilvl="5" w:tplc="4009001B" w:tentative="1">
+      <w:start w:val="1"/>
+      <w:numFmt w:val="lowerRoman"/>
+      <w:lvlText w:val="%6."/>
+      <w:lvlJc w:val="right"/>
+      <w:pPr>
+        <w:ind w:left="4680" w:hanging="180"/>
+      </w:pPr>
+    </w:lvl>
+    <w:lvl w:ilvl="6" w:tplc="4009000F" w:tentative="1">
+      <w:start w:val="1"/>
+      <w:numFmt w:val="decimal"/>
+      <w:lvlText w:val="%7."/>
+      <w:lvlJc w:val="left"/>
+      <w:pPr>
+        <w:ind w:left="5400" w:hanging="360"/>
+      </w:pPr>
+    </w:lvl>
+    <w:lvl w:ilvl="7" w:tplc="40090019" w:tentative="1">
+      <w:start w:val="1"/>
+      <w:numFmt w:val="lowerLetter"/>
+      <w:lvlText w:val="%8."/>
+      <w:lvlJc w:val="left"/>
+      <w:pPr>
+        <w:ind w:left="6120" w:hanging="360"/>
+      </w:pPr>
+    </w:lvl>
+    <w:lvl w:ilvl="8" w:tplc="4009001B" w:tentative="1">
+      <w:start w:val="1"/>
+      <w:numFmt w:val="lowerRoman"/>
+      <w:lvlText w:val="%9."/>
+      <w:lvlJc w:val="right"/>
+      <w:pPr>
+        <w:ind w:left="6840" w:hanging="180"/>
+      </w:pPr>
+    </w:lvl>
+  </w:abstractNum>
+  <w:abstractNum w:abstractNumId="9" w15:restartNumberingAfterBreak="0">
     <w:nsid w:val="094E1D55"/>
     <w:multiLevelType w:val="multilevel"/>
     <w:tmpl w:val="F084A056"/>
@@ -28886,7 +30972,7 @@
       </w:rPr>
     </w:lvl>
   </w:abstractNum>
-  <w:abstractNum w:abstractNumId="8" w15:restartNumberingAfterBreak="0">
+  <w:abstractNum w:abstractNumId="10" w15:restartNumberingAfterBreak="0">
     <w:nsid w:val="095B1B4A"/>
     <w:multiLevelType w:val="multilevel"/>
     <w:tmpl w:val="39526156"/>
@@ -29035,7 +31121,7 @@
       </w:rPr>
     </w:lvl>
   </w:abstractNum>
-  <w:abstractNum w:abstractNumId="9" w15:restartNumberingAfterBreak="0">
+  <w:abstractNum w:abstractNumId="11" w15:restartNumberingAfterBreak="0">
     <w:nsid w:val="0A77185D"/>
     <w:multiLevelType w:val="hybridMultilevel"/>
     <w:tmpl w:val="7E8EA6A8"/>
@@ -29124,7 +31210,7 @@
       </w:pPr>
     </w:lvl>
   </w:abstractNum>
-  <w:abstractNum w:abstractNumId="10" w15:restartNumberingAfterBreak="0">
+  <w:abstractNum w:abstractNumId="12" w15:restartNumberingAfterBreak="0">
     <w:nsid w:val="0AB909C2"/>
     <w:multiLevelType w:val="multilevel"/>
     <w:tmpl w:val="1B028046"/>
@@ -29273,7 +31359,7 @@
       </w:rPr>
     </w:lvl>
   </w:abstractNum>
-  <w:abstractNum w:abstractNumId="11" w15:restartNumberingAfterBreak="0">
+  <w:abstractNum w:abstractNumId="13" w15:restartNumberingAfterBreak="0">
     <w:nsid w:val="126B5672"/>
     <w:multiLevelType w:val="multilevel"/>
     <w:tmpl w:val="194E240A"/>
@@ -29422,7 +31508,7 @@
       </w:rPr>
     </w:lvl>
   </w:abstractNum>
-  <w:abstractNum w:abstractNumId="12" w15:restartNumberingAfterBreak="0">
+  <w:abstractNum w:abstractNumId="14" w15:restartNumberingAfterBreak="0">
     <w:nsid w:val="13427F44"/>
     <w:multiLevelType w:val="multilevel"/>
     <w:tmpl w:val="4FDAB1D2"/>
@@ -29571,7 +31657,7 @@
       </w:rPr>
     </w:lvl>
   </w:abstractNum>
-  <w:abstractNum w:abstractNumId="13" w15:restartNumberingAfterBreak="0">
+  <w:abstractNum w:abstractNumId="15" w15:restartNumberingAfterBreak="0">
     <w:nsid w:val="14177D16"/>
     <w:multiLevelType w:val="multilevel"/>
     <w:tmpl w:val="1E589DFE"/>
@@ -29720,7 +31806,7 @@
       </w:rPr>
     </w:lvl>
   </w:abstractNum>
-  <w:abstractNum w:abstractNumId="14" w15:restartNumberingAfterBreak="0">
+  <w:abstractNum w:abstractNumId="16" w15:restartNumberingAfterBreak="0">
     <w:nsid w:val="14621874"/>
     <w:multiLevelType w:val="multilevel"/>
     <w:tmpl w:val="8692F1BE"/>
@@ -29869,7 +31955,7 @@
       </w:rPr>
     </w:lvl>
   </w:abstractNum>
-  <w:abstractNum w:abstractNumId="15" w15:restartNumberingAfterBreak="0">
+  <w:abstractNum w:abstractNumId="17" w15:restartNumberingAfterBreak="0">
     <w:nsid w:val="14844983"/>
     <w:multiLevelType w:val="multilevel"/>
     <w:tmpl w:val="BD7019DC"/>
@@ -30018,7 +32104,7 @@
       </w:rPr>
     </w:lvl>
   </w:abstractNum>
-  <w:abstractNum w:abstractNumId="16" w15:restartNumberingAfterBreak="0">
+  <w:abstractNum w:abstractNumId="18" w15:restartNumberingAfterBreak="0">
     <w:nsid w:val="14CE4BB4"/>
     <w:multiLevelType w:val="multilevel"/>
     <w:tmpl w:val="E01E99B4"/>
@@ -30167,7 +32253,7 @@
       </w:rPr>
     </w:lvl>
   </w:abstractNum>
-  <w:abstractNum w:abstractNumId="17" w15:restartNumberingAfterBreak="0">
+  <w:abstractNum w:abstractNumId="19" w15:restartNumberingAfterBreak="0">
     <w:nsid w:val="168F23A8"/>
     <w:multiLevelType w:val="multilevel"/>
     <w:tmpl w:val="51DE1DB2"/>
@@ -30316,7 +32402,7 @@
       </w:rPr>
     </w:lvl>
   </w:abstractNum>
-  <w:abstractNum w:abstractNumId="18" w15:restartNumberingAfterBreak="0">
+  <w:abstractNum w:abstractNumId="20" w15:restartNumberingAfterBreak="0">
     <w:nsid w:val="169636BC"/>
     <w:multiLevelType w:val="multilevel"/>
     <w:tmpl w:val="18664098"/>
@@ -30465,7 +32551,7 @@
       </w:rPr>
     </w:lvl>
   </w:abstractNum>
-  <w:abstractNum w:abstractNumId="19" w15:restartNumberingAfterBreak="0">
+  <w:abstractNum w:abstractNumId="21" w15:restartNumberingAfterBreak="0">
     <w:nsid w:val="1A902C67"/>
     <w:multiLevelType w:val="multilevel"/>
     <w:tmpl w:val="4DBEF43C"/>
@@ -30614,7 +32700,7 @@
       </w:rPr>
     </w:lvl>
   </w:abstractNum>
-  <w:abstractNum w:abstractNumId="20" w15:restartNumberingAfterBreak="0">
+  <w:abstractNum w:abstractNumId="22" w15:restartNumberingAfterBreak="0">
     <w:nsid w:val="1B386146"/>
     <w:multiLevelType w:val="multilevel"/>
     <w:tmpl w:val="2AF6AB9E"/>
@@ -30763,7 +32849,7 @@
       </w:rPr>
     </w:lvl>
   </w:abstractNum>
-  <w:abstractNum w:abstractNumId="21" w15:restartNumberingAfterBreak="0">
+  <w:abstractNum w:abstractNumId="23" w15:restartNumberingAfterBreak="0">
     <w:nsid w:val="1DE04DA0"/>
     <w:multiLevelType w:val="multilevel"/>
     <w:tmpl w:val="8ADEDCDC"/>
@@ -30880,7 +32966,7 @@
       </w:pPr>
     </w:lvl>
   </w:abstractNum>
-  <w:abstractNum w:abstractNumId="22" w15:restartNumberingAfterBreak="0">
+  <w:abstractNum w:abstractNumId="24" w15:restartNumberingAfterBreak="0">
     <w:nsid w:val="1EAD0449"/>
     <w:multiLevelType w:val="multilevel"/>
     <w:tmpl w:val="32181876"/>
@@ -31029,7 +33115,7 @@
       </w:rPr>
     </w:lvl>
   </w:abstractNum>
-  <w:abstractNum w:abstractNumId="23" w15:restartNumberingAfterBreak="0">
+  <w:abstractNum w:abstractNumId="25" w15:restartNumberingAfterBreak="0">
     <w:nsid w:val="202B3C2E"/>
     <w:multiLevelType w:val="hybridMultilevel"/>
     <w:tmpl w:val="CA466D5A"/>
@@ -31142,7 +33228,7 @@
       </w:rPr>
     </w:lvl>
   </w:abstractNum>
-  <w:abstractNum w:abstractNumId="24" w15:restartNumberingAfterBreak="0">
+  <w:abstractNum w:abstractNumId="26" w15:restartNumberingAfterBreak="0">
     <w:nsid w:val="215C11D5"/>
     <w:multiLevelType w:val="hybridMultilevel"/>
     <w:tmpl w:val="8C40FBCA"/>
@@ -31255,7 +33341,7 @@
       </w:rPr>
     </w:lvl>
   </w:abstractNum>
-  <w:abstractNum w:abstractNumId="25" w15:restartNumberingAfterBreak="0">
+  <w:abstractNum w:abstractNumId="27" w15:restartNumberingAfterBreak="0">
     <w:nsid w:val="215F7E2B"/>
     <w:multiLevelType w:val="multilevel"/>
     <w:tmpl w:val="F8128130"/>
@@ -31404,7 +33490,7 @@
       </w:rPr>
     </w:lvl>
   </w:abstractNum>
-  <w:abstractNum w:abstractNumId="26" w15:restartNumberingAfterBreak="0">
+  <w:abstractNum w:abstractNumId="28" w15:restartNumberingAfterBreak="0">
     <w:nsid w:val="219466EF"/>
     <w:multiLevelType w:val="multilevel"/>
     <w:tmpl w:val="4C280168"/>
@@ -31553,7 +33639,7 @@
       </w:rPr>
     </w:lvl>
   </w:abstractNum>
-  <w:abstractNum w:abstractNumId="27" w15:restartNumberingAfterBreak="0">
+  <w:abstractNum w:abstractNumId="29" w15:restartNumberingAfterBreak="0">
     <w:nsid w:val="235A5FB1"/>
     <w:multiLevelType w:val="multilevel"/>
     <w:tmpl w:val="A0F09132"/>
@@ -31702,7 +33788,7 @@
       </w:rPr>
     </w:lvl>
   </w:abstractNum>
-  <w:abstractNum w:abstractNumId="28" w15:restartNumberingAfterBreak="0">
+  <w:abstractNum w:abstractNumId="30" w15:restartNumberingAfterBreak="0">
     <w:nsid w:val="24C54A87"/>
     <w:multiLevelType w:val="multilevel"/>
     <w:tmpl w:val="A9D6E32C"/>
@@ -31851,7 +33937,7 @@
       </w:rPr>
     </w:lvl>
   </w:abstractNum>
-  <w:abstractNum w:abstractNumId="29" w15:restartNumberingAfterBreak="0">
+  <w:abstractNum w:abstractNumId="31" w15:restartNumberingAfterBreak="0">
     <w:nsid w:val="25031F2D"/>
     <w:multiLevelType w:val="hybridMultilevel"/>
     <w:tmpl w:val="540E3216"/>
@@ -31964,7 +34050,7 @@
       </w:rPr>
     </w:lvl>
   </w:abstractNum>
-  <w:abstractNum w:abstractNumId="30" w15:restartNumberingAfterBreak="0">
+  <w:abstractNum w:abstractNumId="32" w15:restartNumberingAfterBreak="0">
     <w:nsid w:val="25446C8F"/>
     <w:multiLevelType w:val="hybridMultilevel"/>
     <w:tmpl w:val="E1F891EE"/>
@@ -32053,7 +34139,7 @@
       </w:pPr>
     </w:lvl>
   </w:abstractNum>
-  <w:abstractNum w:abstractNumId="31" w15:restartNumberingAfterBreak="0">
+  <w:abstractNum w:abstractNumId="33" w15:restartNumberingAfterBreak="0">
     <w:nsid w:val="29705ED7"/>
     <w:multiLevelType w:val="multilevel"/>
     <w:tmpl w:val="3D6CD0D2"/>
@@ -32202,7 +34288,7 @@
       </w:rPr>
     </w:lvl>
   </w:abstractNum>
-  <w:abstractNum w:abstractNumId="32" w15:restartNumberingAfterBreak="0">
+  <w:abstractNum w:abstractNumId="34" w15:restartNumberingAfterBreak="0">
     <w:nsid w:val="29FA1BCD"/>
     <w:multiLevelType w:val="multilevel"/>
     <w:tmpl w:val="8B8E3D48"/>
@@ -32351,7 +34437,7 @@
       </w:rPr>
     </w:lvl>
   </w:abstractNum>
-  <w:abstractNum w:abstractNumId="33" w15:restartNumberingAfterBreak="0">
+  <w:abstractNum w:abstractNumId="35" w15:restartNumberingAfterBreak="0">
     <w:nsid w:val="2B8134A9"/>
     <w:multiLevelType w:val="multilevel"/>
     <w:tmpl w:val="F1227036"/>
@@ -32488,7 +34574,7 @@
       </w:rPr>
     </w:lvl>
   </w:abstractNum>
-  <w:abstractNum w:abstractNumId="34" w15:restartNumberingAfterBreak="0">
+  <w:abstractNum w:abstractNumId="36" w15:restartNumberingAfterBreak="0">
     <w:nsid w:val="2F0D33F6"/>
     <w:multiLevelType w:val="multilevel"/>
     <w:tmpl w:val="310AB42C"/>
@@ -32637,7 +34723,96 @@
       </w:rPr>
     </w:lvl>
   </w:abstractNum>
-  <w:abstractNum w:abstractNumId="35" w15:restartNumberingAfterBreak="0">
+  <w:abstractNum w:abstractNumId="37" w15:restartNumberingAfterBreak="0">
+    <w:nsid w:val="2F756A08"/>
+    <w:multiLevelType w:val="hybridMultilevel"/>
+    <w:tmpl w:val="DA58E1C2"/>
+    <w:lvl w:ilvl="0" w:tplc="40090001">
+      <w:start w:val="1"/>
+      <w:numFmt w:val="bullet"/>
+      <w:lvlText w:val=""/>
+      <w:lvlJc w:val="left"/>
+      <w:pPr>
+        <w:ind w:left="1080" w:hanging="360"/>
+      </w:pPr>
+      <w:rPr>
+        <w:rFonts w:ascii="Symbol" w:hAnsi="Symbol" w:hint="default"/>
+      </w:rPr>
+    </w:lvl>
+    <w:lvl w:ilvl="1" w:tplc="FFFFFFFF" w:tentative="1">
+      <w:start w:val="1"/>
+      <w:numFmt w:val="lowerLetter"/>
+      <w:lvlText w:val="%2."/>
+      <w:lvlJc w:val="left"/>
+      <w:pPr>
+        <w:ind w:left="1800" w:hanging="360"/>
+      </w:pPr>
+    </w:lvl>
+    <w:lvl w:ilvl="2" w:tplc="FFFFFFFF" w:tentative="1">
+      <w:start w:val="1"/>
+      <w:numFmt w:val="lowerRoman"/>
+      <w:lvlText w:val="%3."/>
+      <w:lvlJc w:val="right"/>
+      <w:pPr>
+        <w:ind w:left="2520" w:hanging="180"/>
+      </w:pPr>
+    </w:lvl>
+    <w:lvl w:ilvl="3" w:tplc="FFFFFFFF" w:tentative="1">
+      <w:start w:val="1"/>
+      <w:numFmt w:val="decimal"/>
+      <w:lvlText w:val="%4."/>
+      <w:lvlJc w:val="left"/>
+      <w:pPr>
+        <w:ind w:left="3240" w:hanging="360"/>
+      </w:pPr>
+    </w:lvl>
+    <w:lvl w:ilvl="4" w:tplc="FFFFFFFF" w:tentative="1">
+      <w:start w:val="1"/>
+      <w:numFmt w:val="lowerLetter"/>
+      <w:lvlText w:val="%5."/>
+      <w:lvlJc w:val="left"/>
+      <w:pPr>
+        <w:ind w:left="3960" w:hanging="360"/>
+      </w:pPr>
+    </w:lvl>
+    <w:lvl w:ilvl="5" w:tplc="FFFFFFFF" w:tentative="1">
+      <w:start w:val="1"/>
+      <w:numFmt w:val="lowerRoman"/>
+      <w:lvlText w:val="%6."/>
+      <w:lvlJc w:val="right"/>
+      <w:pPr>
+        <w:ind w:left="4680" w:hanging="180"/>
+      </w:pPr>
+    </w:lvl>
+    <w:lvl w:ilvl="6" w:tplc="FFFFFFFF" w:tentative="1">
+      <w:start w:val="1"/>
+      <w:numFmt w:val="decimal"/>
+      <w:lvlText w:val="%7."/>
+      <w:lvlJc w:val="left"/>
+      <w:pPr>
+        <w:ind w:left="5400" w:hanging="360"/>
+      </w:pPr>
+    </w:lvl>
+    <w:lvl w:ilvl="7" w:tplc="FFFFFFFF" w:tentative="1">
+      <w:start w:val="1"/>
+      <w:numFmt w:val="lowerLetter"/>
+      <w:lvlText w:val="%8."/>
+      <w:lvlJc w:val="left"/>
+      <w:pPr>
+        <w:ind w:left="6120" w:hanging="360"/>
+      </w:pPr>
+    </w:lvl>
+    <w:lvl w:ilvl="8" w:tplc="FFFFFFFF" w:tentative="1">
+      <w:start w:val="1"/>
+      <w:numFmt w:val="lowerRoman"/>
+      <w:lvlText w:val="%9."/>
+      <w:lvlJc w:val="right"/>
+      <w:pPr>
+        <w:ind w:left="6840" w:hanging="180"/>
+      </w:pPr>
+    </w:lvl>
+  </w:abstractNum>
+  <w:abstractNum w:abstractNumId="38" w15:restartNumberingAfterBreak="0">
     <w:nsid w:val="2FAC0B4D"/>
     <w:multiLevelType w:val="multilevel"/>
     <w:tmpl w:val="6D06F30E"/>
@@ -32786,7 +34961,7 @@
       </w:rPr>
     </w:lvl>
   </w:abstractNum>
-  <w:abstractNum w:abstractNumId="36" w15:restartNumberingAfterBreak="0">
+  <w:abstractNum w:abstractNumId="39" w15:restartNumberingAfterBreak="0">
     <w:nsid w:val="33771889"/>
     <w:multiLevelType w:val="multilevel"/>
     <w:tmpl w:val="CE820650"/>
@@ -32935,7 +35110,96 @@
       </w:rPr>
     </w:lvl>
   </w:abstractNum>
-  <w:abstractNum w:abstractNumId="37" w15:restartNumberingAfterBreak="0">
+  <w:abstractNum w:abstractNumId="40" w15:restartNumberingAfterBreak="0">
+    <w:nsid w:val="35215FD2"/>
+    <w:multiLevelType w:val="hybridMultilevel"/>
+    <w:tmpl w:val="664E28DA"/>
+    <w:lvl w:ilvl="0" w:tplc="40090017">
+      <w:start w:val="1"/>
+      <w:numFmt w:val="lowerLetter"/>
+      <w:lvlText w:val="%1)"/>
+      <w:lvlJc w:val="left"/>
+      <w:pPr>
+        <w:ind w:left="720" w:hanging="360"/>
+      </w:pPr>
+      <w:rPr>
+        <w:rFonts w:hint="default"/>
+      </w:rPr>
+    </w:lvl>
+    <w:lvl w:ilvl="1" w:tplc="40090019" w:tentative="1">
+      <w:start w:val="1"/>
+      <w:numFmt w:val="lowerLetter"/>
+      <w:lvlText w:val="%2."/>
+      <w:lvlJc w:val="left"/>
+      <w:pPr>
+        <w:ind w:left="1440" w:hanging="360"/>
+      </w:pPr>
+    </w:lvl>
+    <w:lvl w:ilvl="2" w:tplc="4009001B" w:tentative="1">
+      <w:start w:val="1"/>
+      <w:numFmt w:val="lowerRoman"/>
+      <w:lvlText w:val="%3."/>
+      <w:lvlJc w:val="right"/>
+      <w:pPr>
+        <w:ind w:left="2160" w:hanging="180"/>
+      </w:pPr>
+    </w:lvl>
+    <w:lvl w:ilvl="3" w:tplc="4009000F" w:tentative="1">
+      <w:start w:val="1"/>
+      <w:numFmt w:val="decimal"/>
+      <w:lvlText w:val="%4."/>
+      <w:lvlJc w:val="left"/>
+      <w:pPr>
+        <w:ind w:left="2880" w:hanging="360"/>
+      </w:pPr>
+    </w:lvl>
+    <w:lvl w:ilvl="4" w:tplc="40090019" w:tentative="1">
+      <w:start w:val="1"/>
+      <w:numFmt w:val="lowerLetter"/>
+      <w:lvlText w:val="%5."/>
+      <w:lvlJc w:val="left"/>
+      <w:pPr>
+        <w:ind w:left="3600" w:hanging="360"/>
+      </w:pPr>
+    </w:lvl>
+    <w:lvl w:ilvl="5" w:tplc="4009001B" w:tentative="1">
+      <w:start w:val="1"/>
+      <w:numFmt w:val="lowerRoman"/>
+      <w:lvlText w:val="%6."/>
+      <w:lvlJc w:val="right"/>
+      <w:pPr>
+        <w:ind w:left="4320" w:hanging="180"/>
+      </w:pPr>
+    </w:lvl>
+    <w:lvl w:ilvl="6" w:tplc="4009000F" w:tentative="1">
+      <w:start w:val="1"/>
+      <w:numFmt w:val="decimal"/>
+      <w:lvlText w:val="%7."/>
+      <w:lvlJc w:val="left"/>
+      <w:pPr>
+        <w:ind w:left="5040" w:hanging="360"/>
+      </w:pPr>
+    </w:lvl>
+    <w:lvl w:ilvl="7" w:tplc="40090019" w:tentative="1">
+      <w:start w:val="1"/>
+      <w:numFmt w:val="lowerLetter"/>
+      <w:lvlText w:val="%8."/>
+      <w:lvlJc w:val="left"/>
+      <w:pPr>
+        <w:ind w:left="5760" w:hanging="360"/>
+      </w:pPr>
+    </w:lvl>
+    <w:lvl w:ilvl="8" w:tplc="4009001B" w:tentative="1">
+      <w:start w:val="1"/>
+      <w:numFmt w:val="lowerRoman"/>
+      <w:lvlText w:val="%9."/>
+      <w:lvlJc w:val="right"/>
+      <w:pPr>
+        <w:ind w:left="6480" w:hanging="180"/>
+      </w:pPr>
+    </w:lvl>
+  </w:abstractNum>
+  <w:abstractNum w:abstractNumId="41" w15:restartNumberingAfterBreak="0">
     <w:nsid w:val="35E83EB7"/>
     <w:multiLevelType w:val="hybridMultilevel"/>
     <w:tmpl w:val="4850859C"/>
@@ -33048,7 +35312,7 @@
       </w:rPr>
     </w:lvl>
   </w:abstractNum>
-  <w:abstractNum w:abstractNumId="38" w15:restartNumberingAfterBreak="0">
+  <w:abstractNum w:abstractNumId="42" w15:restartNumberingAfterBreak="0">
     <w:nsid w:val="370C74A9"/>
     <w:multiLevelType w:val="hybridMultilevel"/>
     <w:tmpl w:val="7DB87FC4"/>
@@ -33161,7 +35425,7 @@
       </w:rPr>
     </w:lvl>
   </w:abstractNum>
-  <w:abstractNum w:abstractNumId="39" w15:restartNumberingAfterBreak="0">
+  <w:abstractNum w:abstractNumId="43" w15:restartNumberingAfterBreak="0">
     <w:nsid w:val="37503016"/>
     <w:multiLevelType w:val="multilevel"/>
     <w:tmpl w:val="ED2E7F78"/>
@@ -33310,7 +35574,7 @@
       </w:rPr>
     </w:lvl>
   </w:abstractNum>
-  <w:abstractNum w:abstractNumId="40" w15:restartNumberingAfterBreak="0">
+  <w:abstractNum w:abstractNumId="44" w15:restartNumberingAfterBreak="0">
     <w:nsid w:val="376301BB"/>
     <w:multiLevelType w:val="multilevel"/>
     <w:tmpl w:val="35D8FC26"/>
@@ -33459,7 +35723,7 @@
       </w:rPr>
     </w:lvl>
   </w:abstractNum>
-  <w:abstractNum w:abstractNumId="41" w15:restartNumberingAfterBreak="0">
+  <w:abstractNum w:abstractNumId="45" w15:restartNumberingAfterBreak="0">
     <w:nsid w:val="37E209E9"/>
     <w:multiLevelType w:val="multilevel"/>
     <w:tmpl w:val="A54CE79C"/>
@@ -33608,7 +35872,7 @@
       </w:rPr>
     </w:lvl>
   </w:abstractNum>
-  <w:abstractNum w:abstractNumId="42" w15:restartNumberingAfterBreak="0">
+  <w:abstractNum w:abstractNumId="46" w15:restartNumberingAfterBreak="0">
     <w:nsid w:val="38416662"/>
     <w:multiLevelType w:val="multilevel"/>
     <w:tmpl w:val="148EDDE2"/>
@@ -33757,7 +36021,7 @@
       </w:rPr>
     </w:lvl>
   </w:abstractNum>
-  <w:abstractNum w:abstractNumId="43" w15:restartNumberingAfterBreak="0">
+  <w:abstractNum w:abstractNumId="47" w15:restartNumberingAfterBreak="0">
     <w:nsid w:val="385A0EF2"/>
     <w:multiLevelType w:val="multilevel"/>
     <w:tmpl w:val="1A28CD3E"/>
@@ -33906,7 +36170,7 @@
       </w:rPr>
     </w:lvl>
   </w:abstractNum>
-  <w:abstractNum w:abstractNumId="44" w15:restartNumberingAfterBreak="0">
+  <w:abstractNum w:abstractNumId="48" w15:restartNumberingAfterBreak="0">
     <w:nsid w:val="3CA24F26"/>
     <w:multiLevelType w:val="multilevel"/>
     <w:tmpl w:val="35DA57E6"/>
@@ -34023,7 +36287,7 @@
       </w:pPr>
     </w:lvl>
   </w:abstractNum>
-  <w:abstractNum w:abstractNumId="45" w15:restartNumberingAfterBreak="0">
+  <w:abstractNum w:abstractNumId="49" w15:restartNumberingAfterBreak="0">
     <w:nsid w:val="3D423B40"/>
     <w:multiLevelType w:val="multilevel"/>
     <w:tmpl w:val="951CCD12"/>
@@ -34172,7 +36436,7 @@
       </w:rPr>
     </w:lvl>
   </w:abstractNum>
-  <w:abstractNum w:abstractNumId="46" w15:restartNumberingAfterBreak="0">
+  <w:abstractNum w:abstractNumId="50" w15:restartNumberingAfterBreak="0">
     <w:nsid w:val="3DCA28BE"/>
     <w:multiLevelType w:val="multilevel"/>
     <w:tmpl w:val="84F669D8"/>
@@ -34289,7 +36553,7 @@
       </w:pPr>
     </w:lvl>
   </w:abstractNum>
-  <w:abstractNum w:abstractNumId="47" w15:restartNumberingAfterBreak="0">
+  <w:abstractNum w:abstractNumId="51" w15:restartNumberingAfterBreak="0">
     <w:nsid w:val="3E364DC1"/>
     <w:multiLevelType w:val="multilevel"/>
     <w:tmpl w:val="4080043A"/>
@@ -34438,7 +36702,7 @@
       </w:rPr>
     </w:lvl>
   </w:abstractNum>
-  <w:abstractNum w:abstractNumId="48" w15:restartNumberingAfterBreak="0">
+  <w:abstractNum w:abstractNumId="52" w15:restartNumberingAfterBreak="0">
     <w:nsid w:val="3F7113B7"/>
     <w:multiLevelType w:val="multilevel"/>
     <w:tmpl w:val="234EEF70"/>
@@ -34587,7 +36851,7 @@
       </w:rPr>
     </w:lvl>
   </w:abstractNum>
-  <w:abstractNum w:abstractNumId="49" w15:restartNumberingAfterBreak="0">
+  <w:abstractNum w:abstractNumId="53" w15:restartNumberingAfterBreak="0">
     <w:nsid w:val="41023B2C"/>
     <w:multiLevelType w:val="multilevel"/>
     <w:tmpl w:val="AF62AF7A"/>
@@ -34736,7 +37000,7 @@
       </w:rPr>
     </w:lvl>
   </w:abstractNum>
-  <w:abstractNum w:abstractNumId="50" w15:restartNumberingAfterBreak="0">
+  <w:abstractNum w:abstractNumId="54" w15:restartNumberingAfterBreak="0">
     <w:nsid w:val="421C6D6B"/>
     <w:multiLevelType w:val="multilevel"/>
     <w:tmpl w:val="D9CE3A40"/>
@@ -34885,7 +37149,7 @@
       </w:rPr>
     </w:lvl>
   </w:abstractNum>
-  <w:abstractNum w:abstractNumId="51" w15:restartNumberingAfterBreak="0">
+  <w:abstractNum w:abstractNumId="55" w15:restartNumberingAfterBreak="0">
     <w:nsid w:val="42515744"/>
     <w:multiLevelType w:val="hybridMultilevel"/>
     <w:tmpl w:val="E364FE1E"/>
@@ -34974,7 +37238,7 @@
       </w:pPr>
     </w:lvl>
   </w:abstractNum>
-  <w:abstractNum w:abstractNumId="52" w15:restartNumberingAfterBreak="0">
+  <w:abstractNum w:abstractNumId="56" w15:restartNumberingAfterBreak="0">
     <w:nsid w:val="453A1684"/>
     <w:multiLevelType w:val="multilevel"/>
     <w:tmpl w:val="0DFE2DBC"/>
@@ -35123,7 +37387,7 @@
       </w:rPr>
     </w:lvl>
   </w:abstractNum>
-  <w:abstractNum w:abstractNumId="53" w15:restartNumberingAfterBreak="0">
+  <w:abstractNum w:abstractNumId="57" w15:restartNumberingAfterBreak="0">
     <w:nsid w:val="480D5D51"/>
     <w:multiLevelType w:val="multilevel"/>
     <w:tmpl w:val="8ED88954"/>
@@ -35272,7 +37536,7 @@
       </w:rPr>
     </w:lvl>
   </w:abstractNum>
-  <w:abstractNum w:abstractNumId="54" w15:restartNumberingAfterBreak="0">
+  <w:abstractNum w:abstractNumId="58" w15:restartNumberingAfterBreak="0">
     <w:nsid w:val="494F32F0"/>
     <w:multiLevelType w:val="multilevel"/>
     <w:tmpl w:val="9D544A74"/>
@@ -35421,7 +37685,7 @@
       </w:rPr>
     </w:lvl>
   </w:abstractNum>
-  <w:abstractNum w:abstractNumId="55" w15:restartNumberingAfterBreak="0">
+  <w:abstractNum w:abstractNumId="59" w15:restartNumberingAfterBreak="0">
     <w:nsid w:val="4AE57817"/>
     <w:multiLevelType w:val="multilevel"/>
     <w:tmpl w:val="C772D770"/>
@@ -35534,7 +37798,7 @@
       </w:pPr>
     </w:lvl>
   </w:abstractNum>
-  <w:abstractNum w:abstractNumId="56" w15:restartNumberingAfterBreak="0">
+  <w:abstractNum w:abstractNumId="60" w15:restartNumberingAfterBreak="0">
     <w:nsid w:val="4C06358E"/>
     <w:multiLevelType w:val="hybridMultilevel"/>
     <w:tmpl w:val="99164702"/>
@@ -35647,7 +37911,7 @@
       </w:rPr>
     </w:lvl>
   </w:abstractNum>
-  <w:abstractNum w:abstractNumId="57" w15:restartNumberingAfterBreak="0">
+  <w:abstractNum w:abstractNumId="61" w15:restartNumberingAfterBreak="0">
     <w:nsid w:val="4DA4437E"/>
     <w:multiLevelType w:val="multilevel"/>
     <w:tmpl w:val="F27E8A64"/>
@@ -35796,7 +38060,7 @@
       </w:rPr>
     </w:lvl>
   </w:abstractNum>
-  <w:abstractNum w:abstractNumId="58" w15:restartNumberingAfterBreak="0">
+  <w:abstractNum w:abstractNumId="62" w15:restartNumberingAfterBreak="0">
     <w:nsid w:val="500A4DB3"/>
     <w:multiLevelType w:val="multilevel"/>
     <w:tmpl w:val="1F28AEC2"/>
@@ -35945,7 +38209,7 @@
       </w:rPr>
     </w:lvl>
   </w:abstractNum>
-  <w:abstractNum w:abstractNumId="59" w15:restartNumberingAfterBreak="0">
+  <w:abstractNum w:abstractNumId="63" w15:restartNumberingAfterBreak="0">
     <w:nsid w:val="531E6C40"/>
     <w:multiLevelType w:val="multilevel"/>
     <w:tmpl w:val="3336F1FA"/>
@@ -36094,7 +38358,7 @@
       </w:rPr>
     </w:lvl>
   </w:abstractNum>
-  <w:abstractNum w:abstractNumId="60" w15:restartNumberingAfterBreak="0">
+  <w:abstractNum w:abstractNumId="64" w15:restartNumberingAfterBreak="0">
     <w:nsid w:val="54CA1A5C"/>
     <w:multiLevelType w:val="multilevel"/>
     <w:tmpl w:val="CC822682"/>
@@ -36243,7 +38507,7 @@
       </w:rPr>
     </w:lvl>
   </w:abstractNum>
-  <w:abstractNum w:abstractNumId="61" w15:restartNumberingAfterBreak="0">
+  <w:abstractNum w:abstractNumId="65" w15:restartNumberingAfterBreak="0">
     <w:nsid w:val="5548001E"/>
     <w:multiLevelType w:val="multilevel"/>
     <w:tmpl w:val="46187BF2"/>
@@ -36392,7 +38656,7 @@
       </w:rPr>
     </w:lvl>
   </w:abstractNum>
-  <w:abstractNum w:abstractNumId="62" w15:restartNumberingAfterBreak="0">
+  <w:abstractNum w:abstractNumId="66" w15:restartNumberingAfterBreak="0">
     <w:nsid w:val="5658295B"/>
     <w:multiLevelType w:val="multilevel"/>
     <w:tmpl w:val="9DEE2138"/>
@@ -36541,7 +38805,7 @@
       </w:rPr>
     </w:lvl>
   </w:abstractNum>
-  <w:abstractNum w:abstractNumId="63" w15:restartNumberingAfterBreak="0">
+  <w:abstractNum w:abstractNumId="67" w15:restartNumberingAfterBreak="0">
     <w:nsid w:val="582A1163"/>
     <w:multiLevelType w:val="multilevel"/>
     <w:tmpl w:val="895AE1F0"/>
@@ -36654,7 +38918,7 @@
       </w:pPr>
     </w:lvl>
   </w:abstractNum>
-  <w:abstractNum w:abstractNumId="64" w15:restartNumberingAfterBreak="0">
+  <w:abstractNum w:abstractNumId="68" w15:restartNumberingAfterBreak="0">
     <w:nsid w:val="58836DB3"/>
     <w:multiLevelType w:val="multilevel"/>
     <w:tmpl w:val="93D26B1C"/>
@@ -36803,7 +39067,7 @@
       </w:rPr>
     </w:lvl>
   </w:abstractNum>
-  <w:abstractNum w:abstractNumId="65" w15:restartNumberingAfterBreak="0">
+  <w:abstractNum w:abstractNumId="69" w15:restartNumberingAfterBreak="0">
     <w:nsid w:val="5A872C34"/>
     <w:multiLevelType w:val="multilevel"/>
     <w:tmpl w:val="0546B7A0"/>
@@ -36952,7 +39216,7 @@
       </w:rPr>
     </w:lvl>
   </w:abstractNum>
-  <w:abstractNum w:abstractNumId="66" w15:restartNumberingAfterBreak="0">
+  <w:abstractNum w:abstractNumId="70" w15:restartNumberingAfterBreak="0">
     <w:nsid w:val="5B3973A7"/>
     <w:multiLevelType w:val="multilevel"/>
     <w:tmpl w:val="4EC67E6E"/>
@@ -37101,7 +39365,7 @@
       </w:rPr>
     </w:lvl>
   </w:abstractNum>
-  <w:abstractNum w:abstractNumId="67" w15:restartNumberingAfterBreak="0">
+  <w:abstractNum w:abstractNumId="71" w15:restartNumberingAfterBreak="0">
     <w:nsid w:val="5B9479F7"/>
     <w:multiLevelType w:val="hybridMultilevel"/>
     <w:tmpl w:val="E98C3082"/>
@@ -37190,7 +39454,7 @@
       </w:pPr>
     </w:lvl>
   </w:abstractNum>
-  <w:abstractNum w:abstractNumId="68" w15:restartNumberingAfterBreak="0">
+  <w:abstractNum w:abstractNumId="72" w15:restartNumberingAfterBreak="0">
     <w:nsid w:val="5CC65568"/>
     <w:multiLevelType w:val="multilevel"/>
     <w:tmpl w:val="733E77A4"/>
@@ -37339,7 +39603,7 @@
       </w:rPr>
     </w:lvl>
   </w:abstractNum>
-  <w:abstractNum w:abstractNumId="69" w15:restartNumberingAfterBreak="0">
+  <w:abstractNum w:abstractNumId="73" w15:restartNumberingAfterBreak="0">
     <w:nsid w:val="5E04059F"/>
     <w:multiLevelType w:val="multilevel"/>
     <w:tmpl w:val="B2421596"/>
@@ -37488,7 +39752,233 @@
       </w:rPr>
     </w:lvl>
   </w:abstractNum>
-  <w:abstractNum w:abstractNumId="70" w15:restartNumberingAfterBreak="0">
+  <w:abstractNum w:abstractNumId="74" w15:restartNumberingAfterBreak="0">
+    <w:nsid w:val="5E0539A7"/>
+    <w:multiLevelType w:val="hybridMultilevel"/>
+    <w:tmpl w:val="0E9E03B0"/>
+    <w:lvl w:ilvl="0" w:tplc="40090001">
+      <w:start w:val="1"/>
+      <w:numFmt w:val="bullet"/>
+      <w:lvlText w:val=""/>
+      <w:lvlJc w:val="left"/>
+      <w:pPr>
+        <w:ind w:left="720" w:hanging="360"/>
+      </w:pPr>
+      <w:rPr>
+        <w:rFonts w:ascii="Symbol" w:hAnsi="Symbol" w:hint="default"/>
+      </w:rPr>
+    </w:lvl>
+    <w:lvl w:ilvl="1" w:tplc="40090003" w:tentative="1">
+      <w:start w:val="1"/>
+      <w:numFmt w:val="bullet"/>
+      <w:lvlText w:val="o"/>
+      <w:lvlJc w:val="left"/>
+      <w:pPr>
+        <w:ind w:left="1440" w:hanging="360"/>
+      </w:pPr>
+      <w:rPr>
+        <w:rFonts w:ascii="Courier New" w:hAnsi="Courier New" w:cs="Courier New" w:hint="default"/>
+      </w:rPr>
+    </w:lvl>
+    <w:lvl w:ilvl="2" w:tplc="40090005" w:tentative="1">
+      <w:start w:val="1"/>
+      <w:numFmt w:val="bullet"/>
+      <w:lvlText w:val=""/>
+      <w:lvlJc w:val="left"/>
+      <w:pPr>
+        <w:ind w:left="2160" w:hanging="360"/>
+      </w:pPr>
+      <w:rPr>
+        <w:rFonts w:ascii="Wingdings" w:hAnsi="Wingdings" w:hint="default"/>
+      </w:rPr>
+    </w:lvl>
+    <w:lvl w:ilvl="3" w:tplc="40090001" w:tentative="1">
+      <w:start w:val="1"/>
+      <w:numFmt w:val="bullet"/>
+      <w:lvlText w:val=""/>
+      <w:lvlJc w:val="left"/>
+      <w:pPr>
+        <w:ind w:left="2880" w:hanging="360"/>
+      </w:pPr>
+      <w:rPr>
+        <w:rFonts w:ascii="Symbol" w:hAnsi="Symbol" w:hint="default"/>
+      </w:rPr>
+    </w:lvl>
+    <w:lvl w:ilvl="4" w:tplc="40090003" w:tentative="1">
+      <w:start w:val="1"/>
+      <w:numFmt w:val="bullet"/>
+      <w:lvlText w:val="o"/>
+      <w:lvlJc w:val="left"/>
+      <w:pPr>
+        <w:ind w:left="3600" w:hanging="360"/>
+      </w:pPr>
+      <w:rPr>
+        <w:rFonts w:ascii="Courier New" w:hAnsi="Courier New" w:cs="Courier New" w:hint="default"/>
+      </w:rPr>
+    </w:lvl>
+    <w:lvl w:ilvl="5" w:tplc="40090005" w:tentative="1">
+      <w:start w:val="1"/>
+      <w:numFmt w:val="bullet"/>
+      <w:lvlText w:val=""/>
+      <w:lvlJc w:val="left"/>
+      <w:pPr>
+        <w:ind w:left="4320" w:hanging="360"/>
+      </w:pPr>
+      <w:rPr>
+        <w:rFonts w:ascii="Wingdings" w:hAnsi="Wingdings" w:hint="default"/>
+      </w:rPr>
+    </w:lvl>
+    <w:lvl w:ilvl="6" w:tplc="40090001" w:tentative="1">
+      <w:start w:val="1"/>
+      <w:numFmt w:val="bullet"/>
+      <w:lvlText w:val=""/>
+      <w:lvlJc w:val="left"/>
+      <w:pPr>
+        <w:ind w:left="5040" w:hanging="360"/>
+      </w:pPr>
+      <w:rPr>
+        <w:rFonts w:ascii="Symbol" w:hAnsi="Symbol" w:hint="default"/>
+      </w:rPr>
+    </w:lvl>
+    <w:lvl w:ilvl="7" w:tplc="40090003" w:tentative="1">
+      <w:start w:val="1"/>
+      <w:numFmt w:val="bullet"/>
+      <w:lvlText w:val="o"/>
+      <w:lvlJc w:val="left"/>
+      <w:pPr>
+        <w:ind w:left="5760" w:hanging="360"/>
+      </w:pPr>
+      <w:rPr>
+        <w:rFonts w:ascii="Courier New" w:hAnsi="Courier New" w:cs="Courier New" w:hint="default"/>
+      </w:rPr>
+    </w:lvl>
+    <w:lvl w:ilvl="8" w:tplc="40090005" w:tentative="1">
+      <w:start w:val="1"/>
+      <w:numFmt w:val="bullet"/>
+      <w:lvlText w:val=""/>
+      <w:lvlJc w:val="left"/>
+      <w:pPr>
+        <w:ind w:left="6480" w:hanging="360"/>
+      </w:pPr>
+      <w:rPr>
+        <w:rFonts w:ascii="Wingdings" w:hAnsi="Wingdings" w:hint="default"/>
+      </w:rPr>
+    </w:lvl>
+  </w:abstractNum>
+  <w:abstractNum w:abstractNumId="75" w15:restartNumberingAfterBreak="0">
+    <w:nsid w:val="5E84497D"/>
+    <w:multiLevelType w:val="hybridMultilevel"/>
+    <w:tmpl w:val="F95E0EEA"/>
+    <w:lvl w:ilvl="0" w:tplc="40090001">
+      <w:start w:val="1"/>
+      <w:numFmt w:val="bullet"/>
+      <w:lvlText w:val=""/>
+      <w:lvlJc w:val="left"/>
+      <w:pPr>
+        <w:ind w:left="720" w:hanging="360"/>
+      </w:pPr>
+      <w:rPr>
+        <w:rFonts w:ascii="Symbol" w:hAnsi="Symbol" w:hint="default"/>
+      </w:rPr>
+    </w:lvl>
+    <w:lvl w:ilvl="1" w:tplc="40090003" w:tentative="1">
+      <w:start w:val="1"/>
+      <w:numFmt w:val="bullet"/>
+      <w:lvlText w:val="o"/>
+      <w:lvlJc w:val="left"/>
+      <w:pPr>
+        <w:ind w:left="1440" w:hanging="360"/>
+      </w:pPr>
+      <w:rPr>
+        <w:rFonts w:ascii="Courier New" w:hAnsi="Courier New" w:cs="Courier New" w:hint="default"/>
+      </w:rPr>
+    </w:lvl>
+    <w:lvl w:ilvl="2" w:tplc="40090005" w:tentative="1">
+      <w:start w:val="1"/>
+      <w:numFmt w:val="bullet"/>
+      <w:lvlText w:val=""/>
+      <w:lvlJc w:val="left"/>
+      <w:pPr>
+        <w:ind w:left="2160" w:hanging="360"/>
+      </w:pPr>
+      <w:rPr>
+        <w:rFonts w:ascii="Wingdings" w:hAnsi="Wingdings" w:hint="default"/>
+      </w:rPr>
+    </w:lvl>
+    <w:lvl w:ilvl="3" w:tplc="40090001" w:tentative="1">
+      <w:start w:val="1"/>
+      <w:numFmt w:val="bullet"/>
+      <w:lvlText w:val=""/>
+      <w:lvlJc w:val="left"/>
+      <w:pPr>
+        <w:ind w:left="2880" w:hanging="360"/>
+      </w:pPr>
+      <w:rPr>
+        <w:rFonts w:ascii="Symbol" w:hAnsi="Symbol" w:hint="default"/>
+      </w:rPr>
+    </w:lvl>
+    <w:lvl w:ilvl="4" w:tplc="40090003" w:tentative="1">
+      <w:start w:val="1"/>
+      <w:numFmt w:val="bullet"/>
+      <w:lvlText w:val="o"/>
+      <w:lvlJc w:val="left"/>
+      <w:pPr>
+        <w:ind w:left="3600" w:hanging="360"/>
+      </w:pPr>
+      <w:rPr>
+        <w:rFonts w:ascii="Courier New" w:hAnsi="Courier New" w:cs="Courier New" w:hint="default"/>
+      </w:rPr>
+    </w:lvl>
+    <w:lvl w:ilvl="5" w:tplc="40090005" w:tentative="1">
+      <w:start w:val="1"/>
+      <w:numFmt w:val="bullet"/>
+      <w:lvlText w:val=""/>
+      <w:lvlJc w:val="left"/>
+      <w:pPr>
+        <w:ind w:left="4320" w:hanging="360"/>
+      </w:pPr>
+      <w:rPr>
+        <w:rFonts w:ascii="Wingdings" w:hAnsi="Wingdings" w:hint="default"/>
+      </w:rPr>
+    </w:lvl>
+    <w:lvl w:ilvl="6" w:tplc="40090001" w:tentative="1">
+      <w:start w:val="1"/>
+      <w:numFmt w:val="bullet"/>
+      <w:lvlText w:val=""/>
+      <w:lvlJc w:val="left"/>
+      <w:pPr>
+        <w:ind w:left="5040" w:hanging="360"/>
+      </w:pPr>
+      <w:rPr>
+        <w:rFonts w:ascii="Symbol" w:hAnsi="Symbol" w:hint="default"/>
+      </w:rPr>
+    </w:lvl>
+    <w:lvl w:ilvl="7" w:tplc="40090003" w:tentative="1">
+      <w:start w:val="1"/>
+      <w:numFmt w:val="bullet"/>
+      <w:lvlText w:val="o"/>
+      <w:lvlJc w:val="left"/>
+      <w:pPr>
+        <w:ind w:left="5760" w:hanging="360"/>
+      </w:pPr>
+      <w:rPr>
+        <w:rFonts w:ascii="Courier New" w:hAnsi="Courier New" w:cs="Courier New" w:hint="default"/>
+      </w:rPr>
+    </w:lvl>
+    <w:lvl w:ilvl="8" w:tplc="40090005" w:tentative="1">
+      <w:start w:val="1"/>
+      <w:numFmt w:val="bullet"/>
+      <w:lvlText w:val=""/>
+      <w:lvlJc w:val="left"/>
+      <w:pPr>
+        <w:ind w:left="6480" w:hanging="360"/>
+      </w:pPr>
+      <w:rPr>
+        <w:rFonts w:ascii="Wingdings" w:hAnsi="Wingdings" w:hint="default"/>
+      </w:rPr>
+    </w:lvl>
+  </w:abstractNum>
+  <w:abstractNum w:abstractNumId="76" w15:restartNumberingAfterBreak="0">
     <w:nsid w:val="5F2D03EB"/>
     <w:multiLevelType w:val="multilevel"/>
     <w:tmpl w:val="12803E18"/>
@@ -37601,7 +40091,7 @@
       </w:pPr>
     </w:lvl>
   </w:abstractNum>
-  <w:abstractNum w:abstractNumId="71" w15:restartNumberingAfterBreak="0">
+  <w:abstractNum w:abstractNumId="77" w15:restartNumberingAfterBreak="0">
     <w:nsid w:val="61814B21"/>
     <w:multiLevelType w:val="multilevel"/>
     <w:tmpl w:val="CFB26562"/>
@@ -37750,7 +40240,7 @@
       </w:rPr>
     </w:lvl>
   </w:abstractNum>
-  <w:abstractNum w:abstractNumId="72" w15:restartNumberingAfterBreak="0">
+  <w:abstractNum w:abstractNumId="78" w15:restartNumberingAfterBreak="0">
     <w:nsid w:val="61E963C0"/>
     <w:multiLevelType w:val="multilevel"/>
     <w:tmpl w:val="000290C4"/>
@@ -37899,7 +40389,7 @@
       </w:rPr>
     </w:lvl>
   </w:abstractNum>
-  <w:abstractNum w:abstractNumId="73" w15:restartNumberingAfterBreak="0">
+  <w:abstractNum w:abstractNumId="79" w15:restartNumberingAfterBreak="0">
     <w:nsid w:val="634B6D35"/>
     <w:multiLevelType w:val="multilevel"/>
     <w:tmpl w:val="949804A0"/>
@@ -38048,7 +40538,7 @@
       </w:rPr>
     </w:lvl>
   </w:abstractNum>
-  <w:abstractNum w:abstractNumId="74" w15:restartNumberingAfterBreak="0">
+  <w:abstractNum w:abstractNumId="80" w15:restartNumberingAfterBreak="0">
     <w:nsid w:val="63A321F7"/>
     <w:multiLevelType w:val="multilevel"/>
     <w:tmpl w:val="803E53F8"/>
@@ -38197,7 +40687,7 @@
       </w:rPr>
     </w:lvl>
   </w:abstractNum>
-  <w:abstractNum w:abstractNumId="75" w15:restartNumberingAfterBreak="0">
+  <w:abstractNum w:abstractNumId="81" w15:restartNumberingAfterBreak="0">
     <w:nsid w:val="63F16591"/>
     <w:multiLevelType w:val="multilevel"/>
     <w:tmpl w:val="786E803A"/>
@@ -38346,7 +40836,7 @@
       </w:rPr>
     </w:lvl>
   </w:abstractNum>
-  <w:abstractNum w:abstractNumId="76" w15:restartNumberingAfterBreak="0">
+  <w:abstractNum w:abstractNumId="82" w15:restartNumberingAfterBreak="0">
     <w:nsid w:val="65A70D3C"/>
     <w:multiLevelType w:val="hybridMultilevel"/>
     <w:tmpl w:val="C73E4A76"/>
@@ -38459,7 +40949,7 @@
       </w:rPr>
     </w:lvl>
   </w:abstractNum>
-  <w:abstractNum w:abstractNumId="77" w15:restartNumberingAfterBreak="0">
+  <w:abstractNum w:abstractNumId="83" w15:restartNumberingAfterBreak="0">
     <w:nsid w:val="66272F98"/>
     <w:multiLevelType w:val="multilevel"/>
     <w:tmpl w:val="27B6FB3E"/>
@@ -38608,7 +41098,7 @@
       </w:rPr>
     </w:lvl>
   </w:abstractNum>
-  <w:abstractNum w:abstractNumId="78" w15:restartNumberingAfterBreak="0">
+  <w:abstractNum w:abstractNumId="84" w15:restartNumberingAfterBreak="0">
     <w:nsid w:val="67340BF8"/>
     <w:multiLevelType w:val="multilevel"/>
     <w:tmpl w:val="ABD45758"/>
@@ -38757,7 +41247,7 @@
       </w:rPr>
     </w:lvl>
   </w:abstractNum>
-  <w:abstractNum w:abstractNumId="79" w15:restartNumberingAfterBreak="0">
+  <w:abstractNum w:abstractNumId="85" w15:restartNumberingAfterBreak="0">
     <w:nsid w:val="676C655D"/>
     <w:multiLevelType w:val="multilevel"/>
     <w:tmpl w:val="D26C2404"/>
@@ -38906,7 +41396,7 @@
       </w:rPr>
     </w:lvl>
   </w:abstractNum>
-  <w:abstractNum w:abstractNumId="80" w15:restartNumberingAfterBreak="0">
+  <w:abstractNum w:abstractNumId="86" w15:restartNumberingAfterBreak="0">
     <w:nsid w:val="6877680C"/>
     <w:multiLevelType w:val="multilevel"/>
     <w:tmpl w:val="B1605224"/>
@@ -39019,7 +41509,7 @@
       </w:pPr>
     </w:lvl>
   </w:abstractNum>
-  <w:abstractNum w:abstractNumId="81" w15:restartNumberingAfterBreak="0">
+  <w:abstractNum w:abstractNumId="87" w15:restartNumberingAfterBreak="0">
     <w:nsid w:val="6A354DE7"/>
     <w:multiLevelType w:val="multilevel"/>
     <w:tmpl w:val="A7389F2A"/>
@@ -39168,7 +41658,7 @@
       </w:rPr>
     </w:lvl>
   </w:abstractNum>
-  <w:abstractNum w:abstractNumId="82" w15:restartNumberingAfterBreak="0">
+  <w:abstractNum w:abstractNumId="88" w15:restartNumberingAfterBreak="0">
     <w:nsid w:val="6A922DAB"/>
     <w:multiLevelType w:val="hybridMultilevel"/>
     <w:tmpl w:val="42F41DC2"/>
@@ -39257,7 +41747,7 @@
       </w:pPr>
     </w:lvl>
   </w:abstractNum>
-  <w:abstractNum w:abstractNumId="83" w15:restartNumberingAfterBreak="0">
+  <w:abstractNum w:abstractNumId="89" w15:restartNumberingAfterBreak="0">
     <w:nsid w:val="6ACF5993"/>
     <w:multiLevelType w:val="multilevel"/>
     <w:tmpl w:val="28767A2A"/>
@@ -39406,7 +41896,7 @@
       </w:rPr>
     </w:lvl>
   </w:abstractNum>
-  <w:abstractNum w:abstractNumId="84" w15:restartNumberingAfterBreak="0">
+  <w:abstractNum w:abstractNumId="90" w15:restartNumberingAfterBreak="0">
     <w:nsid w:val="6E557C88"/>
     <w:multiLevelType w:val="multilevel"/>
     <w:tmpl w:val="7B46B6A2"/>
@@ -39555,7 +42045,7 @@
       </w:rPr>
     </w:lvl>
   </w:abstractNum>
-  <w:abstractNum w:abstractNumId="85" w15:restartNumberingAfterBreak="0">
+  <w:abstractNum w:abstractNumId="91" w15:restartNumberingAfterBreak="0">
     <w:nsid w:val="6EAC7B84"/>
     <w:multiLevelType w:val="multilevel"/>
     <w:tmpl w:val="A2CAA1A8"/>
@@ -39704,7 +42194,7 @@
       </w:rPr>
     </w:lvl>
   </w:abstractNum>
-  <w:abstractNum w:abstractNumId="86" w15:restartNumberingAfterBreak="0">
+  <w:abstractNum w:abstractNumId="92" w15:restartNumberingAfterBreak="0">
     <w:nsid w:val="7008233F"/>
     <w:multiLevelType w:val="hybridMultilevel"/>
     <w:tmpl w:val="A268DF0E"/>
@@ -39817,7 +42307,7 @@
       </w:rPr>
     </w:lvl>
   </w:abstractNum>
-  <w:abstractNum w:abstractNumId="87" w15:restartNumberingAfterBreak="0">
+  <w:abstractNum w:abstractNumId="93" w15:restartNumberingAfterBreak="0">
     <w:nsid w:val="71FB6A03"/>
     <w:multiLevelType w:val="multilevel"/>
     <w:tmpl w:val="A1DCF412"/>
@@ -39930,7 +42420,7 @@
       </w:pPr>
     </w:lvl>
   </w:abstractNum>
-  <w:abstractNum w:abstractNumId="88" w15:restartNumberingAfterBreak="0">
+  <w:abstractNum w:abstractNumId="94" w15:restartNumberingAfterBreak="0">
     <w:nsid w:val="73F66B17"/>
     <w:multiLevelType w:val="multilevel"/>
     <w:tmpl w:val="5CC2F900"/>
@@ -40079,7 +42569,7 @@
       </w:rPr>
     </w:lvl>
   </w:abstractNum>
-  <w:abstractNum w:abstractNumId="89" w15:restartNumberingAfterBreak="0">
+  <w:abstractNum w:abstractNumId="95" w15:restartNumberingAfterBreak="0">
     <w:nsid w:val="75CB4497"/>
     <w:multiLevelType w:val="multilevel"/>
     <w:tmpl w:val="09E26C82"/>
@@ -40228,7 +42718,7 @@
       </w:rPr>
     </w:lvl>
   </w:abstractNum>
-  <w:abstractNum w:abstractNumId="90" w15:restartNumberingAfterBreak="0">
+  <w:abstractNum w:abstractNumId="96" w15:restartNumberingAfterBreak="0">
     <w:nsid w:val="75E9503E"/>
     <w:multiLevelType w:val="multilevel"/>
     <w:tmpl w:val="23002BC4"/>
@@ -40377,7 +42867,7 @@
       </w:rPr>
     </w:lvl>
   </w:abstractNum>
-  <w:abstractNum w:abstractNumId="91" w15:restartNumberingAfterBreak="0">
+  <w:abstractNum w:abstractNumId="97" w15:restartNumberingAfterBreak="0">
     <w:nsid w:val="794C2919"/>
     <w:multiLevelType w:val="multilevel"/>
     <w:tmpl w:val="BF56CB9E"/>
@@ -40526,7 +43016,7 @@
       </w:rPr>
     </w:lvl>
   </w:abstractNum>
-  <w:abstractNum w:abstractNumId="92" w15:restartNumberingAfterBreak="0">
+  <w:abstractNum w:abstractNumId="98" w15:restartNumberingAfterBreak="0">
     <w:nsid w:val="7D7825CE"/>
     <w:multiLevelType w:val="multilevel"/>
     <w:tmpl w:val="0EF67296"/>
@@ -40675,7 +43165,7 @@
       </w:rPr>
     </w:lvl>
   </w:abstractNum>
-  <w:abstractNum w:abstractNumId="93" w15:restartNumberingAfterBreak="0">
+  <w:abstractNum w:abstractNumId="99" w15:restartNumberingAfterBreak="0">
     <w:nsid w:val="7E4034AB"/>
     <w:multiLevelType w:val="multilevel"/>
     <w:tmpl w:val="8C6A5A46"/>
@@ -40789,315 +43279,333 @@
     </w:lvl>
   </w:abstractNum>
   <w:num w:numId="1" w16cid:durableId="1043214458">
+    <w:abstractNumId w:val="32"/>
+  </w:num>
+  <w:num w:numId="2" w16cid:durableId="81219728">
+    <w:abstractNumId w:val="45"/>
+  </w:num>
+  <w:num w:numId="3" w16cid:durableId="246157692">
+    <w:abstractNumId w:val="78"/>
+  </w:num>
+  <w:num w:numId="4" w16cid:durableId="311524092">
+    <w:abstractNumId w:val="6"/>
+  </w:num>
+  <w:num w:numId="5" w16cid:durableId="131141850">
+    <w:abstractNumId w:val="90"/>
+  </w:num>
+  <w:num w:numId="6" w16cid:durableId="1478063093">
     <w:abstractNumId w:val="30"/>
   </w:num>
-  <w:num w:numId="2" w16cid:durableId="81219728">
-    <w:abstractNumId w:val="41"/>
-  </w:num>
-  <w:num w:numId="3" w16cid:durableId="246157692">
-    <w:abstractNumId w:val="72"/>
-  </w:num>
-  <w:num w:numId="4" w16cid:durableId="311524092">
-    <w:abstractNumId w:val="5"/>
-  </w:num>
-  <w:num w:numId="5" w16cid:durableId="131141850">
-    <w:abstractNumId w:val="84"/>
-  </w:num>
-  <w:num w:numId="6" w16cid:durableId="1478063093">
-    <w:abstractNumId w:val="28"/>
-  </w:num>
   <w:num w:numId="7" w16cid:durableId="1293056430">
-    <w:abstractNumId w:val="61"/>
+    <w:abstractNumId w:val="65"/>
   </w:num>
   <w:num w:numId="8" w16cid:durableId="373696748">
-    <w:abstractNumId w:val="79"/>
+    <w:abstractNumId w:val="85"/>
   </w:num>
   <w:num w:numId="9" w16cid:durableId="1357343489">
-    <w:abstractNumId w:val="76"/>
+    <w:abstractNumId w:val="82"/>
   </w:num>
   <w:num w:numId="10" w16cid:durableId="208764285">
-    <w:abstractNumId w:val="67"/>
+    <w:abstractNumId w:val="71"/>
   </w:num>
   <w:num w:numId="11" w16cid:durableId="1608149067">
-    <w:abstractNumId w:val="45"/>
+    <w:abstractNumId w:val="49"/>
   </w:num>
   <w:num w:numId="12" w16cid:durableId="1183401575">
-    <w:abstractNumId w:val="81"/>
+    <w:abstractNumId w:val="87"/>
   </w:num>
   <w:num w:numId="13" w16cid:durableId="54859608">
-    <w:abstractNumId w:val="16"/>
+    <w:abstractNumId w:val="18"/>
   </w:num>
   <w:num w:numId="14" w16cid:durableId="1400128945">
-    <w:abstractNumId w:val="25"/>
+    <w:abstractNumId w:val="27"/>
   </w:num>
   <w:num w:numId="15" w16cid:durableId="1324432310">
-    <w:abstractNumId w:val="54"/>
+    <w:abstractNumId w:val="58"/>
   </w:num>
   <w:num w:numId="16" w16cid:durableId="69233166">
-    <w:abstractNumId w:val="87"/>
+    <w:abstractNumId w:val="93"/>
   </w:num>
   <w:num w:numId="17" w16cid:durableId="1874995042">
-    <w:abstractNumId w:val="0"/>
+    <w:abstractNumId w:val="1"/>
   </w:num>
   <w:num w:numId="18" w16cid:durableId="339544418">
-    <w:abstractNumId w:val="65"/>
+    <w:abstractNumId w:val="69"/>
   </w:num>
   <w:num w:numId="19" w16cid:durableId="1699159306">
-    <w:abstractNumId w:val="38"/>
+    <w:abstractNumId w:val="42"/>
   </w:num>
   <w:num w:numId="20" w16cid:durableId="876044062">
+    <w:abstractNumId w:val="17"/>
+  </w:num>
+  <w:num w:numId="21" w16cid:durableId="618494253">
+    <w:abstractNumId w:val="53"/>
+  </w:num>
+  <w:num w:numId="22" w16cid:durableId="530262941">
+    <w:abstractNumId w:val="2"/>
+  </w:num>
+  <w:num w:numId="23" w16cid:durableId="2109619588">
+    <w:abstractNumId w:val="62"/>
+  </w:num>
+  <w:num w:numId="24" w16cid:durableId="1387417741">
+    <w:abstractNumId w:val="86"/>
+  </w:num>
+  <w:num w:numId="25" w16cid:durableId="701327538">
+    <w:abstractNumId w:val="34"/>
+  </w:num>
+  <w:num w:numId="26" w16cid:durableId="1284074440">
+    <w:abstractNumId w:val="64"/>
+  </w:num>
+  <w:num w:numId="27" w16cid:durableId="1174689253">
+    <w:abstractNumId w:val="20"/>
+  </w:num>
+  <w:num w:numId="28" w16cid:durableId="783230823">
+    <w:abstractNumId w:val="47"/>
+  </w:num>
+  <w:num w:numId="29" w16cid:durableId="13074353">
+    <w:abstractNumId w:val="56"/>
+  </w:num>
+  <w:num w:numId="30" w16cid:durableId="1380665182">
+    <w:abstractNumId w:val="9"/>
+  </w:num>
+  <w:num w:numId="31" w16cid:durableId="1745253664">
+    <w:abstractNumId w:val="29"/>
+  </w:num>
+  <w:num w:numId="32" w16cid:durableId="936406649">
+    <w:abstractNumId w:val="23"/>
+  </w:num>
+  <w:num w:numId="33" w16cid:durableId="1830170944">
+    <w:abstractNumId w:val="88"/>
+  </w:num>
+  <w:num w:numId="34" w16cid:durableId="1161388337">
+    <w:abstractNumId w:val="39"/>
+  </w:num>
+  <w:num w:numId="35" w16cid:durableId="1174996305">
+    <w:abstractNumId w:val="63"/>
+  </w:num>
+  <w:num w:numId="36" w16cid:durableId="1147235827">
+    <w:abstractNumId w:val="36"/>
+  </w:num>
+  <w:num w:numId="37" w16cid:durableId="557932650">
+    <w:abstractNumId w:val="52"/>
+  </w:num>
+  <w:num w:numId="38" w16cid:durableId="1605306814">
     <w:abstractNumId w:val="15"/>
   </w:num>
-  <w:num w:numId="21" w16cid:durableId="618494253">
-    <w:abstractNumId w:val="49"/>
-  </w:num>
-  <w:num w:numId="22" w16cid:durableId="530262941">
-    <w:abstractNumId w:val="1"/>
-  </w:num>
-  <w:num w:numId="23" w16cid:durableId="2109619588">
-    <w:abstractNumId w:val="58"/>
-  </w:num>
-  <w:num w:numId="24" w16cid:durableId="1387417741">
-    <w:abstractNumId w:val="80"/>
-  </w:num>
-  <w:num w:numId="25" w16cid:durableId="701327538">
-    <w:abstractNumId w:val="32"/>
-  </w:num>
-  <w:num w:numId="26" w16cid:durableId="1284074440">
-    <w:abstractNumId w:val="60"/>
-  </w:num>
-  <w:num w:numId="27" w16cid:durableId="1174689253">
-    <w:abstractNumId w:val="18"/>
-  </w:num>
-  <w:num w:numId="28" w16cid:durableId="783230823">
-    <w:abstractNumId w:val="43"/>
-  </w:num>
-  <w:num w:numId="29" w16cid:durableId="13074353">
-    <w:abstractNumId w:val="52"/>
-  </w:num>
-  <w:num w:numId="30" w16cid:durableId="1380665182">
-    <w:abstractNumId w:val="7"/>
-  </w:num>
-  <w:num w:numId="31" w16cid:durableId="1745253664">
-    <w:abstractNumId w:val="27"/>
-  </w:num>
-  <w:num w:numId="32" w16cid:durableId="936406649">
-    <w:abstractNumId w:val="21"/>
-  </w:num>
-  <w:num w:numId="33" w16cid:durableId="1830170944">
-    <w:abstractNumId w:val="82"/>
-  </w:num>
-  <w:num w:numId="34" w16cid:durableId="1161388337">
-    <w:abstractNumId w:val="36"/>
-  </w:num>
-  <w:num w:numId="35" w16cid:durableId="1174996305">
-    <w:abstractNumId w:val="59"/>
-  </w:num>
-  <w:num w:numId="36" w16cid:durableId="1147235827">
-    <w:abstractNumId w:val="34"/>
-  </w:num>
-  <w:num w:numId="37" w16cid:durableId="557932650">
-    <w:abstractNumId w:val="48"/>
-  </w:num>
-  <w:num w:numId="38" w16cid:durableId="1605306814">
-    <w:abstractNumId w:val="13"/>
-  </w:num>
   <w:num w:numId="39" w16cid:durableId="2015960442">
-    <w:abstractNumId w:val="91"/>
+    <w:abstractNumId w:val="97"/>
   </w:num>
   <w:num w:numId="40" w16cid:durableId="940381558">
-    <w:abstractNumId w:val="2"/>
+    <w:abstractNumId w:val="3"/>
   </w:num>
   <w:num w:numId="41" w16cid:durableId="1122577806">
-    <w:abstractNumId w:val="90"/>
+    <w:abstractNumId w:val="96"/>
   </w:num>
   <w:num w:numId="42" w16cid:durableId="400490635">
-    <w:abstractNumId w:val="33"/>
+    <w:abstractNumId w:val="35"/>
   </w:num>
   <w:num w:numId="43" w16cid:durableId="1799837400">
-    <w:abstractNumId w:val="3"/>
+    <w:abstractNumId w:val="4"/>
   </w:num>
   <w:num w:numId="44" w16cid:durableId="1382904966">
-    <w:abstractNumId w:val="42"/>
+    <w:abstractNumId w:val="46"/>
   </w:num>
   <w:num w:numId="45" w16cid:durableId="544877101">
-    <w:abstractNumId w:val="12"/>
+    <w:abstractNumId w:val="14"/>
   </w:num>
   <w:num w:numId="46" w16cid:durableId="1742366673">
-    <w:abstractNumId w:val="40"/>
+    <w:abstractNumId w:val="44"/>
   </w:num>
   <w:num w:numId="47" w16cid:durableId="1158958097">
-    <w:abstractNumId w:val="57"/>
+    <w:abstractNumId w:val="61"/>
     <w:lvlOverride w:ilvl="0">
       <w:startOverride w:val="1"/>
     </w:lvlOverride>
   </w:num>
   <w:num w:numId="48" w16cid:durableId="598098077">
-    <w:abstractNumId w:val="57"/>
+    <w:abstractNumId w:val="61"/>
     <w:lvlOverride w:ilvl="0">
       <w:startOverride w:val="2"/>
     </w:lvlOverride>
   </w:num>
   <w:num w:numId="49" w16cid:durableId="1560165727">
-    <w:abstractNumId w:val="57"/>
+    <w:abstractNumId w:val="61"/>
     <w:lvlOverride w:ilvl="0">
       <w:startOverride w:val="3"/>
     </w:lvlOverride>
   </w:num>
   <w:num w:numId="50" w16cid:durableId="377124950">
-    <w:abstractNumId w:val="57"/>
+    <w:abstractNumId w:val="61"/>
     <w:lvlOverride w:ilvl="0">
       <w:startOverride w:val="4"/>
     </w:lvlOverride>
   </w:num>
   <w:num w:numId="51" w16cid:durableId="607812016">
-    <w:abstractNumId w:val="57"/>
+    <w:abstractNumId w:val="61"/>
     <w:lvlOverride w:ilvl="0">
       <w:startOverride w:val="5"/>
     </w:lvlOverride>
   </w:num>
   <w:num w:numId="52" w16cid:durableId="1661495364">
-    <w:abstractNumId w:val="9"/>
+    <w:abstractNumId w:val="11"/>
   </w:num>
   <w:num w:numId="53" w16cid:durableId="374089207">
+    <w:abstractNumId w:val="55"/>
+  </w:num>
+  <w:num w:numId="54" w16cid:durableId="1254627059">
     <w:abstractNumId w:val="51"/>
   </w:num>
-  <w:num w:numId="54" w16cid:durableId="1254627059">
-    <w:abstractNumId w:val="47"/>
+  <w:num w:numId="55" w16cid:durableId="1297375062">
+    <w:abstractNumId w:val="12"/>
   </w:num>
-  <w:num w:numId="55" w16cid:durableId="1297375062">
+  <w:num w:numId="56" w16cid:durableId="1164783749">
+    <w:abstractNumId w:val="68"/>
+  </w:num>
+  <w:num w:numId="57" w16cid:durableId="913005098">
+    <w:abstractNumId w:val="60"/>
+  </w:num>
+  <w:num w:numId="58" w16cid:durableId="1219778845">
+    <w:abstractNumId w:val="76"/>
+  </w:num>
+  <w:num w:numId="59" w16cid:durableId="238638311">
+    <w:abstractNumId w:val="50"/>
+  </w:num>
+  <w:num w:numId="60" w16cid:durableId="2123960170">
+    <w:abstractNumId w:val="77"/>
+  </w:num>
+  <w:num w:numId="61" w16cid:durableId="1602493041">
+    <w:abstractNumId w:val="19"/>
+  </w:num>
+  <w:num w:numId="62" w16cid:durableId="1205827526">
     <w:abstractNumId w:val="10"/>
   </w:num>
-  <w:num w:numId="56" w16cid:durableId="1164783749">
-    <w:abstractNumId w:val="64"/>
+  <w:num w:numId="63" w16cid:durableId="2066367810">
+    <w:abstractNumId w:val="57"/>
   </w:num>
-  <w:num w:numId="57" w16cid:durableId="913005098">
-    <w:abstractNumId w:val="56"/>
+  <w:num w:numId="64" w16cid:durableId="1339507604">
+    <w:abstractNumId w:val="48"/>
   </w:num>
-  <w:num w:numId="58" w16cid:durableId="1219778845">
+  <w:num w:numId="65" w16cid:durableId="1288195441">
+    <w:abstractNumId w:val="43"/>
+  </w:num>
+  <w:num w:numId="66" w16cid:durableId="528837816">
+    <w:abstractNumId w:val="84"/>
+  </w:num>
+  <w:num w:numId="67" w16cid:durableId="975909436">
+    <w:abstractNumId w:val="67"/>
+  </w:num>
+  <w:num w:numId="68" w16cid:durableId="1466040580">
+    <w:abstractNumId w:val="99"/>
+  </w:num>
+  <w:num w:numId="69" w16cid:durableId="210191331">
+    <w:abstractNumId w:val="89"/>
+  </w:num>
+  <w:num w:numId="70" w16cid:durableId="1262296157">
+    <w:abstractNumId w:val="33"/>
+  </w:num>
+  <w:num w:numId="71" w16cid:durableId="1971857020">
+    <w:abstractNumId w:val="79"/>
+  </w:num>
+  <w:num w:numId="72" w16cid:durableId="2120448401">
+    <w:abstractNumId w:val="38"/>
+  </w:num>
+  <w:num w:numId="73" w16cid:durableId="869681120">
+    <w:abstractNumId w:val="7"/>
+  </w:num>
+  <w:num w:numId="74" w16cid:durableId="2067215001">
+    <w:abstractNumId w:val="13"/>
+  </w:num>
+  <w:num w:numId="75" w16cid:durableId="309139973">
+    <w:abstractNumId w:val="54"/>
+  </w:num>
+  <w:num w:numId="76" w16cid:durableId="1663850435">
+    <w:abstractNumId w:val="66"/>
+  </w:num>
+  <w:num w:numId="77" w16cid:durableId="804544196">
+    <w:abstractNumId w:val="22"/>
+  </w:num>
+  <w:num w:numId="78" w16cid:durableId="1812021404">
+    <w:abstractNumId w:val="80"/>
+  </w:num>
+  <w:num w:numId="79" w16cid:durableId="1233807679">
+    <w:abstractNumId w:val="73"/>
+  </w:num>
+  <w:num w:numId="80" w16cid:durableId="1899435772">
     <w:abstractNumId w:val="70"/>
   </w:num>
-  <w:num w:numId="59" w16cid:durableId="238638311">
-    <w:abstractNumId w:val="46"/>
+  <w:num w:numId="81" w16cid:durableId="406925585">
+    <w:abstractNumId w:val="94"/>
   </w:num>
-  <w:num w:numId="60" w16cid:durableId="2123960170">
-    <w:abstractNumId w:val="71"/>
+  <w:num w:numId="82" w16cid:durableId="843396188">
+    <w:abstractNumId w:val="28"/>
   </w:num>
-  <w:num w:numId="61" w16cid:durableId="1602493041">
-    <w:abstractNumId w:val="17"/>
+  <w:num w:numId="83" w16cid:durableId="923613385">
+    <w:abstractNumId w:val="41"/>
   </w:num>
-  <w:num w:numId="62" w16cid:durableId="1205827526">
+  <w:num w:numId="84" w16cid:durableId="923803672">
+    <w:abstractNumId w:val="59"/>
+  </w:num>
+  <w:num w:numId="85" w16cid:durableId="1773358063">
+    <w:abstractNumId w:val="24"/>
+  </w:num>
+  <w:num w:numId="86" w16cid:durableId="84763516">
+    <w:abstractNumId w:val="83"/>
+  </w:num>
+  <w:num w:numId="87" w16cid:durableId="791820978">
+    <w:abstractNumId w:val="72"/>
+  </w:num>
+  <w:num w:numId="88" w16cid:durableId="128979204">
+    <w:abstractNumId w:val="95"/>
+  </w:num>
+  <w:num w:numId="89" w16cid:durableId="662197165">
+    <w:abstractNumId w:val="98"/>
+  </w:num>
+  <w:num w:numId="90" w16cid:durableId="1245456052">
+    <w:abstractNumId w:val="81"/>
+  </w:num>
+  <w:num w:numId="91" w16cid:durableId="342513056">
+    <w:abstractNumId w:val="91"/>
+  </w:num>
+  <w:num w:numId="92" w16cid:durableId="882790598">
+    <w:abstractNumId w:val="21"/>
+  </w:num>
+  <w:num w:numId="93" w16cid:durableId="1438789443">
+    <w:abstractNumId w:val="5"/>
+  </w:num>
+  <w:num w:numId="94" w16cid:durableId="1449277560">
+    <w:abstractNumId w:val="16"/>
+  </w:num>
+  <w:num w:numId="95" w16cid:durableId="2049840239">
+    <w:abstractNumId w:val="26"/>
+  </w:num>
+  <w:num w:numId="96" w16cid:durableId="791174499">
+    <w:abstractNumId w:val="92"/>
+  </w:num>
+  <w:num w:numId="97" w16cid:durableId="1031804172">
+    <w:abstractNumId w:val="25"/>
+  </w:num>
+  <w:num w:numId="98" w16cid:durableId="1028992737">
+    <w:abstractNumId w:val="31"/>
+  </w:num>
+  <w:num w:numId="99" w16cid:durableId="101152818">
+    <w:abstractNumId w:val="74"/>
+  </w:num>
+  <w:num w:numId="100" w16cid:durableId="982386779">
+    <w:abstractNumId w:val="0"/>
+  </w:num>
+  <w:num w:numId="101" w16cid:durableId="874198340">
     <w:abstractNumId w:val="8"/>
   </w:num>
-  <w:num w:numId="63" w16cid:durableId="2066367810">
-    <w:abstractNumId w:val="53"/>
-  </w:num>
-  <w:num w:numId="64" w16cid:durableId="1339507604">
-    <w:abstractNumId w:val="44"/>
-  </w:num>
-  <w:num w:numId="65" w16cid:durableId="1288195441">
-    <w:abstractNumId w:val="39"/>
-  </w:num>
-  <w:num w:numId="66" w16cid:durableId="528837816">
-    <w:abstractNumId w:val="78"/>
-  </w:num>
-  <w:num w:numId="67" w16cid:durableId="975909436">
-    <w:abstractNumId w:val="63"/>
-  </w:num>
-  <w:num w:numId="68" w16cid:durableId="1466040580">
-    <w:abstractNumId w:val="93"/>
-  </w:num>
-  <w:num w:numId="69" w16cid:durableId="210191331">
-    <w:abstractNumId w:val="83"/>
-  </w:num>
-  <w:num w:numId="70" w16cid:durableId="1262296157">
-    <w:abstractNumId w:val="31"/>
-  </w:num>
-  <w:num w:numId="71" w16cid:durableId="1971857020">
-    <w:abstractNumId w:val="73"/>
-  </w:num>
-  <w:num w:numId="72" w16cid:durableId="2120448401">
-    <w:abstractNumId w:val="35"/>
-  </w:num>
-  <w:num w:numId="73" w16cid:durableId="869681120">
-    <w:abstractNumId w:val="6"/>
-  </w:num>
-  <w:num w:numId="74" w16cid:durableId="2067215001">
-    <w:abstractNumId w:val="11"/>
-  </w:num>
-  <w:num w:numId="75" w16cid:durableId="309139973">
-    <w:abstractNumId w:val="50"/>
-  </w:num>
-  <w:num w:numId="76" w16cid:durableId="1663850435">
-    <w:abstractNumId w:val="62"/>
-  </w:num>
-  <w:num w:numId="77" w16cid:durableId="804544196">
-    <w:abstractNumId w:val="20"/>
-  </w:num>
-  <w:num w:numId="78" w16cid:durableId="1812021404">
-    <w:abstractNumId w:val="74"/>
-  </w:num>
-  <w:num w:numId="79" w16cid:durableId="1233807679">
-    <w:abstractNumId w:val="69"/>
-  </w:num>
-  <w:num w:numId="80" w16cid:durableId="1899435772">
-    <w:abstractNumId w:val="66"/>
-  </w:num>
-  <w:num w:numId="81" w16cid:durableId="406925585">
-    <w:abstractNumId w:val="88"/>
-  </w:num>
-  <w:num w:numId="82" w16cid:durableId="843396188">
-    <w:abstractNumId w:val="26"/>
-  </w:num>
-  <w:num w:numId="83" w16cid:durableId="923613385">
+  <w:num w:numId="102" w16cid:durableId="77364298">
     <w:abstractNumId w:val="37"/>
   </w:num>
-  <w:num w:numId="84" w16cid:durableId="923803672">
-    <w:abstractNumId w:val="55"/>
+  <w:num w:numId="103" w16cid:durableId="1546256858">
+    <w:abstractNumId w:val="40"/>
   </w:num>
-  <w:num w:numId="85" w16cid:durableId="1773358063">
-    <w:abstractNumId w:val="22"/>
-  </w:num>
-  <w:num w:numId="86" w16cid:durableId="84763516">
-    <w:abstractNumId w:val="77"/>
-  </w:num>
-  <w:num w:numId="87" w16cid:durableId="791820978">
-    <w:abstractNumId w:val="68"/>
-  </w:num>
-  <w:num w:numId="88" w16cid:durableId="128979204">
-    <w:abstractNumId w:val="89"/>
-  </w:num>
-  <w:num w:numId="89" w16cid:durableId="662197165">
-    <w:abstractNumId w:val="92"/>
-  </w:num>
-  <w:num w:numId="90" w16cid:durableId="1245456052">
+  <w:num w:numId="104" w16cid:durableId="603923934">
     <w:abstractNumId w:val="75"/>
   </w:num>
-  <w:num w:numId="91" w16cid:durableId="342513056">
-    <w:abstractNumId w:val="85"/>
-  </w:num>
-  <w:num w:numId="92" w16cid:durableId="882790598">
-    <w:abstractNumId w:val="19"/>
-  </w:num>
-  <w:num w:numId="93" w16cid:durableId="1438789443">
-    <w:abstractNumId w:val="4"/>
-  </w:num>
-  <w:num w:numId="94" w16cid:durableId="1449277560">
-    <w:abstractNumId w:val="14"/>
-  </w:num>
-  <w:num w:numId="95" w16cid:durableId="2049840239">
-    <w:abstractNumId w:val="24"/>
-  </w:num>
-  <w:num w:numId="96" w16cid:durableId="791174499">
-    <w:abstractNumId w:val="86"/>
-  </w:num>
-  <w:num w:numId="97" w16cid:durableId="1031804172">
-    <w:abstractNumId w:val="23"/>
-  </w:num>
-  <w:num w:numId="98" w16cid:durableId="1028992737">
-    <w:abstractNumId w:val="29"/>
-  </w:num>
-  <w:numIdMacAtCleanup w:val="92"/>
+  <w:numIdMacAtCleanup w:val="103"/>
 </w:numbering>
 </file>
 
@@ -42111,6 +44619,11 @@
       <w:szCs w:val="20"/>
     </w:rPr>
   </w:style>
+  <w:style w:type="character" w:customStyle="1" w:styleId="whitespace-normal">
+    <w:name w:val="whitespace-normal"/>
+    <w:basedOn w:val="DefaultParagraphFont"/>
+    <w:rsid w:val="006B6A9E"/>
+  </w:style>
 </w:styles>
 </file>
 

--- a/Documentation_demo/Documentation.docx
+++ b/Documentation_demo/Documentation.docx
@@ -5748,13 +5748,7 @@
         <w:rPr>
           <w:rFonts w:asciiTheme="minorHAnsi" w:hAnsiTheme="minorHAnsi" w:cstheme="minorHAnsi"/>
         </w:rPr>
-        <w:t>Add the key to an environment variable</w:t>
-      </w:r>
-      <w:r>
-        <w:rPr>
-          <w:rFonts w:asciiTheme="minorHAnsi" w:hAnsiTheme="minorHAnsi" w:cstheme="minorHAnsi"/>
-        </w:rPr>
-        <w:t>, create a .env file in your folder and add the key in following format:</w:t>
+        <w:t>Add the key to an environment variable, create a .env file in your folder and add the key in following format:</w:t>
       </w:r>
     </w:p>
     <w:p>
@@ -16574,6 +16568,7 @@
       <w:r>
         <w:rPr>
           <w:rFonts w:cstheme="minorHAnsi"/>
+          <w:noProof/>
           <w:sz w:val="24"/>
           <w:szCs w:val="24"/>
         </w:rPr>
@@ -16658,6 +16653,7 @@
       <w:r>
         <w:rPr>
           <w:rFonts w:cstheme="minorHAnsi"/>
+          <w:noProof/>
           <w:sz w:val="24"/>
           <w:szCs w:val="24"/>
         </w:rPr>
@@ -16745,6 +16741,7 @@
       <w:r>
         <w:rPr>
           <w:rFonts w:cstheme="minorHAnsi"/>
+          <w:noProof/>
           <w:sz w:val="24"/>
           <w:szCs w:val="24"/>
         </w:rPr>
@@ -16829,6 +16826,7 @@
       <w:r>
         <w:rPr>
           <w:rFonts w:cstheme="minorHAnsi"/>
+          <w:noProof/>
           <w:sz w:val="24"/>
           <w:szCs w:val="24"/>
         </w:rPr>
@@ -16935,6 +16933,7 @@
       <w:r>
         <w:rPr>
           <w:rFonts w:cstheme="minorHAnsi"/>
+          <w:noProof/>
           <w:sz w:val="24"/>
           <w:szCs w:val="24"/>
         </w:rPr>
@@ -17019,6 +17018,7 @@
       <w:r>
         <w:rPr>
           <w:rFonts w:cstheme="minorHAnsi"/>
+          <w:noProof/>
           <w:sz w:val="24"/>
           <w:szCs w:val="24"/>
         </w:rPr>
@@ -17786,17 +17786,7 @@
           <w:szCs w:val="24"/>
         </w:rPr>
         <w:lastRenderedPageBreak/>
-        <w:t xml:space="preserve">Results with </w:t>
-      </w:r>
-      <w:r>
-        <w:rPr>
-          <w:rFonts w:cstheme="minorHAnsi"/>
-          <w:b/>
-          <w:bCs/>
-          <w:sz w:val="24"/>
-          <w:szCs w:val="24"/>
-        </w:rPr>
-        <w:t>Mistral inference API key:</w:t>
+        <w:t>Results with Mistral inference API key:</w:t>
       </w:r>
     </w:p>
     <w:tbl>
@@ -29223,6 +29213,2719 @@
     </w:p>
     <w:p>
       <w:pPr>
+        <w:pStyle w:val="ListParagraph"/>
+        <w:jc w:val="both"/>
+        <w:rPr>
+          <w:rFonts w:cstheme="minorHAnsi"/>
+          <w:i/>
+          <w:iCs/>
+          <w:sz w:val="24"/>
+          <w:szCs w:val="24"/>
+          <w:u w:val="single"/>
+        </w:rPr>
+      </w:pPr>
+      <w:r>
+        <w:rPr>
+          <w:rFonts w:cstheme="minorHAnsi"/>
+          <w:i/>
+          <w:iCs/>
+          <w:sz w:val="24"/>
+          <w:szCs w:val="24"/>
+          <w:u w:val="single"/>
+        </w:rPr>
+        <w:t>Deployment flow:</w:t>
+      </w:r>
+    </w:p>
+    <w:p>
+      <w:pPr>
+        <w:pStyle w:val="ListParagraph"/>
+        <w:jc w:val="both"/>
+        <w:rPr>
+          <w:rFonts w:cstheme="minorHAnsi"/>
+          <w:sz w:val="24"/>
+          <w:szCs w:val="24"/>
+        </w:rPr>
+      </w:pPr>
+    </w:p>
+    <w:p>
+      <w:pPr>
+        <w:pStyle w:val="ListParagraph"/>
+        <w:jc w:val="both"/>
+        <w:rPr>
+          <w:rFonts w:cstheme="minorHAnsi"/>
+          <w:sz w:val="24"/>
+          <w:szCs w:val="24"/>
+        </w:rPr>
+      </w:pPr>
+      <w:r>
+        <w:rPr>
+          <w:rFonts w:cstheme="minorHAnsi"/>
+          <w:sz w:val="24"/>
+          <w:szCs w:val="24"/>
+        </w:rPr>
+        <w:t xml:space="preserve">Project -&gt; </w:t>
+      </w:r>
+      <w:proofErr w:type="spellStart"/>
+      <w:r>
+        <w:rPr>
+          <w:rFonts w:cstheme="minorHAnsi"/>
+          <w:sz w:val="24"/>
+          <w:szCs w:val="24"/>
+        </w:rPr>
+        <w:t>Dockerfile</w:t>
+      </w:r>
+      <w:proofErr w:type="spellEnd"/>
+      <w:r>
+        <w:rPr>
+          <w:rFonts w:cstheme="minorHAnsi"/>
+          <w:sz w:val="24"/>
+          <w:szCs w:val="24"/>
+        </w:rPr>
+        <w:t xml:space="preserve"> -&gt; image -&gt; container -&gt; </w:t>
+      </w:r>
+      <w:proofErr w:type="spellStart"/>
+      <w:r>
+        <w:rPr>
+          <w:rFonts w:cstheme="minorHAnsi"/>
+          <w:sz w:val="24"/>
+          <w:szCs w:val="24"/>
+        </w:rPr>
+        <w:t>huggingface</w:t>
+      </w:r>
+      <w:proofErr w:type="spellEnd"/>
+      <w:r>
+        <w:rPr>
+          <w:rFonts w:cstheme="minorHAnsi"/>
+          <w:sz w:val="24"/>
+          <w:szCs w:val="24"/>
+        </w:rPr>
+        <w:t xml:space="preserve"> spaces</w:t>
+      </w:r>
+    </w:p>
+    <w:p>
+      <w:pPr>
+        <w:pStyle w:val="ListParagraph"/>
+        <w:jc w:val="both"/>
+        <w:rPr>
+          <w:rFonts w:cstheme="minorHAnsi"/>
+          <w:sz w:val="24"/>
+          <w:szCs w:val="24"/>
+        </w:rPr>
+      </w:pPr>
+    </w:p>
+    <w:p>
+      <w:pPr>
+        <w:pStyle w:val="ListParagraph"/>
+        <w:jc w:val="both"/>
+        <w:rPr>
+          <w:rFonts w:cstheme="minorHAnsi"/>
+          <w:i/>
+          <w:iCs/>
+          <w:sz w:val="24"/>
+          <w:szCs w:val="24"/>
+          <w:u w:val="single"/>
+        </w:rPr>
+      </w:pPr>
+      <w:r>
+        <w:rPr>
+          <w:rFonts w:cstheme="minorHAnsi"/>
+          <w:i/>
+          <w:iCs/>
+          <w:sz w:val="24"/>
+          <w:szCs w:val="24"/>
+          <w:u w:val="single"/>
+        </w:rPr>
+        <w:t>Testing locally:</w:t>
+      </w:r>
+    </w:p>
+    <w:p>
+      <w:pPr>
+        <w:pStyle w:val="ListParagraph"/>
+        <w:jc w:val="both"/>
+        <w:rPr>
+          <w:rFonts w:cstheme="minorHAnsi"/>
+          <w:sz w:val="24"/>
+          <w:szCs w:val="24"/>
+        </w:rPr>
+      </w:pPr>
+      <w:r>
+        <w:rPr>
+          <w:rFonts w:cstheme="minorHAnsi"/>
+          <w:sz w:val="24"/>
+          <w:szCs w:val="24"/>
+        </w:rPr>
+        <w:t>First check if project works in local system before creating docker container.</w:t>
+      </w:r>
+    </w:p>
+    <w:p>
+      <w:pPr>
+        <w:pStyle w:val="ListParagraph"/>
+        <w:jc w:val="both"/>
+        <w:rPr>
+          <w:rFonts w:cstheme="minorHAnsi"/>
+          <w:sz w:val="24"/>
+          <w:szCs w:val="24"/>
+        </w:rPr>
+      </w:pPr>
+    </w:p>
+    <w:p>
+      <w:pPr>
+        <w:pStyle w:val="ListParagraph"/>
+        <w:jc w:val="both"/>
+        <w:rPr>
+          <w:rFonts w:cstheme="minorHAnsi"/>
+          <w:sz w:val="24"/>
+          <w:szCs w:val="24"/>
+        </w:rPr>
+      </w:pPr>
+      <w:r>
+        <w:rPr>
+          <w:rFonts w:cstheme="minorHAnsi"/>
+          <w:sz w:val="24"/>
+          <w:szCs w:val="24"/>
+        </w:rPr>
+        <w:t>O</w:t>
+      </w:r>
+      <w:r>
+        <w:rPr>
+          <w:rFonts w:cstheme="minorHAnsi"/>
+          <w:sz w:val="24"/>
+          <w:szCs w:val="24"/>
+        </w:rPr>
+        <w:t xml:space="preserve">pen the </w:t>
+      </w:r>
+      <w:proofErr w:type="spellStart"/>
+      <w:r>
+        <w:rPr>
+          <w:rFonts w:cstheme="minorHAnsi"/>
+          <w:sz w:val="24"/>
+          <w:szCs w:val="24"/>
+        </w:rPr>
+        <w:t>git</w:t>
+      </w:r>
+      <w:proofErr w:type="spellEnd"/>
+      <w:r>
+        <w:rPr>
+          <w:rFonts w:cstheme="minorHAnsi"/>
+          <w:sz w:val="24"/>
+          <w:szCs w:val="24"/>
+        </w:rPr>
+        <w:t xml:space="preserve"> repo in which the main project code is present.</w:t>
+      </w:r>
+    </w:p>
+    <w:p>
+      <w:pPr>
+        <w:pStyle w:val="ListParagraph"/>
+        <w:jc w:val="both"/>
+        <w:rPr>
+          <w:rFonts w:cstheme="minorHAnsi"/>
+          <w:sz w:val="24"/>
+          <w:szCs w:val="24"/>
+        </w:rPr>
+      </w:pPr>
+      <w:proofErr w:type="spellStart"/>
+      <w:r>
+        <w:rPr>
+          <w:rFonts w:cstheme="minorHAnsi"/>
+          <w:sz w:val="24"/>
+          <w:szCs w:val="24"/>
+        </w:rPr>
+        <w:t>Eg.</w:t>
+      </w:r>
+      <w:proofErr w:type="spellEnd"/>
+      <w:r>
+        <w:rPr>
+          <w:rFonts w:cstheme="minorHAnsi"/>
+          <w:sz w:val="24"/>
+          <w:szCs w:val="24"/>
+        </w:rPr>
+        <w:t xml:space="preserve"> </w:t>
+      </w:r>
+    </w:p>
+    <w:p>
+      <w:pPr>
+        <w:pStyle w:val="ListParagraph"/>
+        <w:jc w:val="both"/>
+        <w:rPr>
+          <w:rFonts w:cstheme="minorHAnsi"/>
+          <w:sz w:val="24"/>
+          <w:szCs w:val="24"/>
+        </w:rPr>
+      </w:pPr>
+      <w:r>
+        <w:rPr>
+          <w:rFonts w:cstheme="minorHAnsi"/>
+          <w:sz w:val="24"/>
+          <w:szCs w:val="24"/>
+        </w:rPr>
+        <w:t xml:space="preserve">$ cd </w:t>
+      </w:r>
+      <w:proofErr w:type="spellStart"/>
+      <w:r>
+        <w:rPr>
+          <w:rFonts w:cstheme="minorHAnsi"/>
+          <w:sz w:val="24"/>
+          <w:szCs w:val="24"/>
+        </w:rPr>
+        <w:t>your_git_repo_path</w:t>
+      </w:r>
+      <w:proofErr w:type="spellEnd"/>
+      <w:r>
+        <w:rPr>
+          <w:rFonts w:cstheme="minorHAnsi"/>
+          <w:sz w:val="24"/>
+          <w:szCs w:val="24"/>
+        </w:rPr>
+        <w:t>/</w:t>
+      </w:r>
+    </w:p>
+    <w:p>
+      <w:pPr>
+        <w:pStyle w:val="ListParagraph"/>
+        <w:jc w:val="both"/>
+        <w:rPr>
+          <w:rFonts w:cstheme="minorHAnsi"/>
+          <w:sz w:val="24"/>
+          <w:szCs w:val="24"/>
+        </w:rPr>
+      </w:pPr>
+      <w:r>
+        <w:rPr>
+          <w:rFonts w:cstheme="minorHAnsi"/>
+          <w:sz w:val="24"/>
+          <w:szCs w:val="24"/>
+        </w:rPr>
+        <w:t xml:space="preserve">Check if </w:t>
+      </w:r>
+      <w:proofErr w:type="gramStart"/>
+      <w:r>
+        <w:rPr>
+          <w:rFonts w:cstheme="minorHAnsi"/>
+          <w:sz w:val="24"/>
+          <w:szCs w:val="24"/>
+        </w:rPr>
+        <w:t>following  files</w:t>
+      </w:r>
+      <w:proofErr w:type="gramEnd"/>
+      <w:r>
+        <w:rPr>
+          <w:rFonts w:cstheme="minorHAnsi"/>
+          <w:sz w:val="24"/>
+          <w:szCs w:val="24"/>
+        </w:rPr>
+        <w:t xml:space="preserve"> </w:t>
+      </w:r>
+      <w:proofErr w:type="gramStart"/>
+      <w:r>
+        <w:rPr>
+          <w:rFonts w:cstheme="minorHAnsi"/>
+          <w:sz w:val="24"/>
+          <w:szCs w:val="24"/>
+        </w:rPr>
+        <w:t>and .git</w:t>
+      </w:r>
+      <w:proofErr w:type="gramEnd"/>
+      <w:r>
+        <w:rPr>
+          <w:rFonts w:cstheme="minorHAnsi"/>
+          <w:sz w:val="24"/>
+          <w:szCs w:val="24"/>
+        </w:rPr>
+        <w:t xml:space="preserve"> is present inside the folder.</w:t>
+      </w:r>
+    </w:p>
+    <w:p>
+      <w:pPr>
+        <w:pStyle w:val="ListParagraph"/>
+        <w:jc w:val="both"/>
+        <w:rPr>
+          <w:rFonts w:cstheme="minorHAnsi"/>
+          <w:sz w:val="24"/>
+          <w:szCs w:val="24"/>
+        </w:rPr>
+      </w:pPr>
+    </w:p>
+    <w:p>
+      <w:pPr>
+        <w:pStyle w:val="ListParagraph"/>
+        <w:jc w:val="both"/>
+        <w:rPr>
+          <w:rFonts w:cstheme="minorHAnsi"/>
+          <w:sz w:val="24"/>
+          <w:szCs w:val="24"/>
+        </w:rPr>
+      </w:pPr>
+      <w:r>
+        <w:rPr>
+          <w:rFonts w:cstheme="minorHAnsi"/>
+          <w:sz w:val="24"/>
+          <w:szCs w:val="24"/>
+        </w:rPr>
+        <w:drawing>
+          <wp:inline distT="0" distB="0" distL="0" distR="0" wp14:anchorId="4CA7C85B" wp14:editId="5BBE1BAE">
+            <wp:extent cx="5953760" cy="380003"/>
+            <wp:effectExtent l="0" t="0" r="0" b="1270"/>
+            <wp:docPr id="1652486900" name="Picture 1"/>
+            <wp:cNvGraphicFramePr>
+              <a:graphicFrameLocks xmlns:a="http://schemas.openxmlformats.org/drawingml/2006/main" noChangeAspect="1"/>
+            </wp:cNvGraphicFramePr>
+            <a:graphic xmlns:a="http://schemas.openxmlformats.org/drawingml/2006/main">
+              <a:graphicData uri="http://schemas.openxmlformats.org/drawingml/2006/picture">
+                <pic:pic xmlns:pic="http://schemas.openxmlformats.org/drawingml/2006/picture">
+                  <pic:nvPicPr>
+                    <pic:cNvPr id="911586434" name=""/>
+                    <pic:cNvPicPr/>
+                  </pic:nvPicPr>
+                  <pic:blipFill>
+                    <a:blip r:embed="rId27"/>
+                    <a:stretch>
+                      <a:fillRect/>
+                    </a:stretch>
+                  </pic:blipFill>
+                  <pic:spPr>
+                    <a:xfrm>
+                      <a:off x="0" y="0"/>
+                      <a:ext cx="5965974" cy="380783"/>
+                    </a:xfrm>
+                    <a:prstGeom prst="rect">
+                      <a:avLst/>
+                    </a:prstGeom>
+                  </pic:spPr>
+                </pic:pic>
+              </a:graphicData>
+            </a:graphic>
+          </wp:inline>
+        </w:drawing>
+      </w:r>
+    </w:p>
+    <w:p>
+      <w:pPr>
+        <w:pStyle w:val="ListParagraph"/>
+        <w:jc w:val="both"/>
+        <w:rPr>
+          <w:rFonts w:cstheme="minorHAnsi"/>
+          <w:sz w:val="24"/>
+          <w:szCs w:val="24"/>
+        </w:rPr>
+      </w:pPr>
+    </w:p>
+    <w:p>
+      <w:pPr>
+        <w:pStyle w:val="ListParagraph"/>
+        <w:jc w:val="both"/>
+        <w:rPr>
+          <w:rFonts w:cstheme="minorHAnsi"/>
+          <w:sz w:val="24"/>
+          <w:szCs w:val="24"/>
+        </w:rPr>
+      </w:pPr>
+      <w:r>
+        <w:rPr>
+          <w:rFonts w:cstheme="minorHAnsi"/>
+          <w:sz w:val="24"/>
+          <w:szCs w:val="24"/>
+        </w:rPr>
+        <w:t>Activate the virtual environment:</w:t>
+      </w:r>
+    </w:p>
+    <w:p>
+      <w:pPr>
+        <w:pStyle w:val="ListParagraph"/>
+        <w:jc w:val="both"/>
+        <w:rPr>
+          <w:rFonts w:cstheme="minorHAnsi"/>
+          <w:i/>
+          <w:iCs/>
+          <w:sz w:val="24"/>
+          <w:szCs w:val="24"/>
+        </w:rPr>
+      </w:pPr>
+      <w:r>
+        <w:rPr>
+          <w:rFonts w:cstheme="minorHAnsi"/>
+          <w:sz w:val="24"/>
+          <w:szCs w:val="24"/>
+        </w:rPr>
+        <w:t xml:space="preserve">$ </w:t>
+      </w:r>
+      <w:r>
+        <w:rPr>
+          <w:rFonts w:cstheme="minorHAnsi"/>
+          <w:i/>
+          <w:iCs/>
+          <w:sz w:val="24"/>
+          <w:szCs w:val="24"/>
+        </w:rPr>
+        <w:t xml:space="preserve">source </w:t>
+      </w:r>
+      <w:proofErr w:type="spellStart"/>
+      <w:r>
+        <w:rPr>
+          <w:rFonts w:cstheme="minorHAnsi"/>
+          <w:i/>
+          <w:iCs/>
+          <w:sz w:val="24"/>
+          <w:szCs w:val="24"/>
+        </w:rPr>
+        <w:t>RAG_venv</w:t>
+      </w:r>
+      <w:proofErr w:type="spellEnd"/>
+      <w:r>
+        <w:rPr>
+          <w:rFonts w:cstheme="minorHAnsi"/>
+          <w:i/>
+          <w:iCs/>
+          <w:sz w:val="24"/>
+          <w:szCs w:val="24"/>
+        </w:rPr>
+        <w:t>/Scripts/activate</w:t>
+      </w:r>
+    </w:p>
+    <w:p>
+      <w:pPr>
+        <w:pStyle w:val="ListParagraph"/>
+        <w:jc w:val="both"/>
+        <w:rPr>
+          <w:rFonts w:cstheme="minorHAnsi"/>
+          <w:sz w:val="24"/>
+          <w:szCs w:val="24"/>
+        </w:rPr>
+      </w:pPr>
+    </w:p>
+    <w:p>
+      <w:pPr>
+        <w:pStyle w:val="ListParagraph"/>
+        <w:jc w:val="both"/>
+        <w:rPr>
+          <w:rFonts w:cstheme="minorHAnsi"/>
+          <w:sz w:val="24"/>
+          <w:szCs w:val="24"/>
+        </w:rPr>
+      </w:pPr>
+      <w:r>
+        <w:rPr>
+          <w:rFonts w:cstheme="minorHAnsi"/>
+          <w:sz w:val="24"/>
+          <w:szCs w:val="24"/>
+        </w:rPr>
+        <w:t>Run following command to start the application:</w:t>
+      </w:r>
+    </w:p>
+    <w:p>
+      <w:pPr>
+        <w:pStyle w:val="ListParagraph"/>
+        <w:jc w:val="both"/>
+        <w:rPr>
+          <w:rFonts w:cstheme="minorHAnsi"/>
+          <w:sz w:val="24"/>
+          <w:szCs w:val="24"/>
+        </w:rPr>
+      </w:pPr>
+      <w:r>
+        <w:rPr>
+          <w:rFonts w:cstheme="minorHAnsi"/>
+          <w:sz w:val="24"/>
+          <w:szCs w:val="24"/>
+        </w:rPr>
+        <w:t xml:space="preserve">$ </w:t>
+      </w:r>
+      <w:proofErr w:type="spellStart"/>
+      <w:r>
+        <w:rPr>
+          <w:rFonts w:cstheme="minorHAnsi"/>
+          <w:i/>
+          <w:iCs/>
+          <w:sz w:val="24"/>
+          <w:szCs w:val="24"/>
+        </w:rPr>
+        <w:t>streamlit</w:t>
+      </w:r>
+      <w:proofErr w:type="spellEnd"/>
+      <w:r>
+        <w:rPr>
+          <w:rFonts w:cstheme="minorHAnsi"/>
+          <w:i/>
+          <w:iCs/>
+          <w:sz w:val="24"/>
+          <w:szCs w:val="24"/>
+        </w:rPr>
+        <w:t xml:space="preserve"> run src/app.py</w:t>
+      </w:r>
+    </w:p>
+    <w:p>
+      <w:pPr>
+        <w:pStyle w:val="ListParagraph"/>
+        <w:jc w:val="both"/>
+        <w:rPr>
+          <w:rFonts w:cstheme="minorHAnsi"/>
+          <w:sz w:val="24"/>
+          <w:szCs w:val="24"/>
+        </w:rPr>
+      </w:pPr>
+    </w:p>
+    <w:p>
+      <w:pPr>
+        <w:pStyle w:val="ListParagraph"/>
+        <w:jc w:val="both"/>
+        <w:rPr>
+          <w:rFonts w:cstheme="minorHAnsi"/>
+          <w:sz w:val="24"/>
+          <w:szCs w:val="24"/>
+        </w:rPr>
+      </w:pPr>
+      <w:r>
+        <w:rPr>
+          <w:rFonts w:cstheme="minorHAnsi"/>
+          <w:sz w:val="24"/>
+          <w:szCs w:val="24"/>
+        </w:rPr>
+        <w:t xml:space="preserve">Open </w:t>
+      </w:r>
+      <w:hyperlink r:id="rId28" w:history="1">
+        <w:r>
+          <w:rPr>
+            <w:rStyle w:val="Hyperlink"/>
+            <w:rFonts w:cstheme="minorHAnsi"/>
+            <w:sz w:val="24"/>
+            <w:szCs w:val="24"/>
+          </w:rPr>
+          <w:t>http://localhost:8501</w:t>
+        </w:r>
+      </w:hyperlink>
+      <w:r>
+        <w:rPr>
+          <w:rFonts w:cstheme="minorHAnsi"/>
+          <w:sz w:val="24"/>
+          <w:szCs w:val="24"/>
+        </w:rPr>
+        <w:t xml:space="preserve"> in browser and test the project.</w:t>
+      </w:r>
+    </w:p>
+    <w:p>
+      <w:pPr>
+        <w:pStyle w:val="ListParagraph"/>
+        <w:jc w:val="both"/>
+        <w:rPr>
+          <w:rFonts w:cstheme="minorHAnsi"/>
+          <w:sz w:val="24"/>
+          <w:szCs w:val="24"/>
+        </w:rPr>
+      </w:pPr>
+    </w:p>
+    <w:p>
+      <w:pPr>
+        <w:pStyle w:val="ListParagraph"/>
+        <w:jc w:val="both"/>
+        <w:rPr>
+          <w:rFonts w:cstheme="minorHAnsi"/>
+          <w:i/>
+          <w:iCs/>
+          <w:sz w:val="24"/>
+          <w:szCs w:val="24"/>
+          <w:u w:val="single"/>
+        </w:rPr>
+      </w:pPr>
+      <w:r>
+        <w:rPr>
+          <w:rFonts w:cstheme="minorHAnsi"/>
+          <w:i/>
+          <w:iCs/>
+          <w:sz w:val="24"/>
+          <w:szCs w:val="24"/>
+          <w:u w:val="single"/>
+        </w:rPr>
+        <w:t>Deployment steps:</w:t>
+      </w:r>
+    </w:p>
+    <w:p>
+      <w:pPr>
+        <w:pStyle w:val="ListParagraph"/>
+        <w:jc w:val="both"/>
+        <w:rPr>
+          <w:rFonts w:cstheme="minorHAnsi"/>
+          <w:sz w:val="24"/>
+          <w:szCs w:val="24"/>
+        </w:rPr>
+      </w:pPr>
+    </w:p>
+    <w:p>
+      <w:pPr>
+        <w:pStyle w:val="ListParagraph"/>
+        <w:jc w:val="both"/>
+        <w:rPr>
+          <w:rFonts w:cstheme="minorHAnsi"/>
+          <w:sz w:val="24"/>
+          <w:szCs w:val="24"/>
+        </w:rPr>
+      </w:pPr>
+      <w:r>
+        <w:rPr>
+          <w:rFonts w:cstheme="minorHAnsi"/>
+          <w:sz w:val="24"/>
+          <w:szCs w:val="24"/>
+        </w:rPr>
+        <w:t>Install docker for your system from following website:</w:t>
+      </w:r>
+    </w:p>
+    <w:p>
+      <w:pPr>
+        <w:pStyle w:val="ListParagraph"/>
+        <w:jc w:val="both"/>
+        <w:rPr>
+          <w:rFonts w:cstheme="minorHAnsi"/>
+          <w:sz w:val="24"/>
+          <w:szCs w:val="24"/>
+        </w:rPr>
+      </w:pPr>
+      <w:hyperlink r:id="rId29" w:history="1">
+        <w:r>
+          <w:rPr>
+            <w:rStyle w:val="Hyperlink"/>
+            <w:rFonts w:cstheme="minorHAnsi"/>
+            <w:sz w:val="24"/>
+            <w:szCs w:val="24"/>
+          </w:rPr>
+          <w:t>https://www.docker.com/</w:t>
+        </w:r>
+      </w:hyperlink>
+    </w:p>
+    <w:p>
+      <w:pPr>
+        <w:pStyle w:val="ListParagraph"/>
+        <w:jc w:val="both"/>
+        <w:rPr>
+          <w:rFonts w:cstheme="minorHAnsi"/>
+          <w:sz w:val="24"/>
+          <w:szCs w:val="24"/>
+        </w:rPr>
+      </w:pPr>
+    </w:p>
+    <w:p>
+      <w:pPr>
+        <w:pStyle w:val="ListParagraph"/>
+        <w:jc w:val="both"/>
+        <w:rPr>
+          <w:rFonts w:cstheme="minorHAnsi"/>
+          <w:sz w:val="24"/>
+          <w:szCs w:val="24"/>
+        </w:rPr>
+      </w:pPr>
+      <w:r>
+        <w:rPr>
+          <w:rFonts w:cstheme="minorHAnsi"/>
+          <w:b/>
+          <w:bCs/>
+          <w:sz w:val="24"/>
+          <w:szCs w:val="24"/>
+        </w:rPr>
+        <w:t>Note</w:t>
+      </w:r>
+      <w:r>
+        <w:rPr>
+          <w:rFonts w:cstheme="minorHAnsi"/>
+          <w:sz w:val="24"/>
+          <w:szCs w:val="24"/>
+        </w:rPr>
+        <w:t>: Don’t push .env files in deployment/</w:t>
+      </w:r>
+      <w:proofErr w:type="spellStart"/>
+      <w:r>
+        <w:rPr>
+          <w:rFonts w:cstheme="minorHAnsi"/>
+          <w:sz w:val="24"/>
+          <w:szCs w:val="24"/>
+        </w:rPr>
+        <w:t>github</w:t>
+      </w:r>
+      <w:proofErr w:type="spellEnd"/>
+      <w:r>
+        <w:rPr>
+          <w:rFonts w:cstheme="minorHAnsi"/>
+          <w:sz w:val="24"/>
+          <w:szCs w:val="24"/>
+        </w:rPr>
+        <w:t>. Keep them secret.</w:t>
+      </w:r>
+    </w:p>
+    <w:p>
+      <w:pPr>
+        <w:pStyle w:val="ListParagraph"/>
+        <w:jc w:val="both"/>
+        <w:rPr>
+          <w:rFonts w:cstheme="minorHAnsi"/>
+          <w:sz w:val="24"/>
+          <w:szCs w:val="24"/>
+        </w:rPr>
+      </w:pPr>
+      <w:r>
+        <w:rPr>
+          <w:rFonts w:cstheme="minorHAnsi"/>
+          <w:b/>
+          <w:bCs/>
+          <w:sz w:val="24"/>
+          <w:szCs w:val="24"/>
+        </w:rPr>
+        <w:t>Note</w:t>
+      </w:r>
+      <w:r>
+        <w:rPr>
+          <w:rFonts w:cstheme="minorHAnsi"/>
+          <w:sz w:val="24"/>
+          <w:szCs w:val="24"/>
+        </w:rPr>
+        <w:t>: Keep requirements.txt file updated with all dependencies required.</w:t>
+      </w:r>
+    </w:p>
+    <w:p>
+      <w:pPr>
+        <w:pStyle w:val="ListParagraph"/>
+        <w:jc w:val="both"/>
+        <w:rPr>
+          <w:rFonts w:cstheme="minorHAnsi"/>
+          <w:sz w:val="24"/>
+          <w:szCs w:val="24"/>
+        </w:rPr>
+      </w:pPr>
+    </w:p>
+    <w:p>
+      <w:pPr>
+        <w:pStyle w:val="ListParagraph"/>
+        <w:jc w:val="both"/>
+        <w:rPr>
+          <w:rFonts w:cstheme="minorHAnsi"/>
+          <w:sz w:val="24"/>
+          <w:szCs w:val="24"/>
+        </w:rPr>
+      </w:pPr>
+      <w:r>
+        <w:rPr>
+          <w:rFonts w:cstheme="minorHAnsi"/>
+          <w:sz w:val="24"/>
+          <w:szCs w:val="24"/>
+        </w:rPr>
+        <w:t xml:space="preserve">Make sure to have </w:t>
+      </w:r>
+      <w:proofErr w:type="spellStart"/>
+      <w:r>
+        <w:rPr>
+          <w:rFonts w:cstheme="minorHAnsi"/>
+          <w:sz w:val="24"/>
+          <w:szCs w:val="24"/>
+        </w:rPr>
+        <w:t>Dockerfile</w:t>
+      </w:r>
+      <w:proofErr w:type="spellEnd"/>
+      <w:r>
+        <w:rPr>
+          <w:rFonts w:cstheme="minorHAnsi"/>
+          <w:sz w:val="24"/>
+          <w:szCs w:val="24"/>
+        </w:rPr>
+        <w:t xml:space="preserve"> </w:t>
+      </w:r>
+      <w:proofErr w:type="gramStart"/>
+      <w:r>
+        <w:rPr>
+          <w:rFonts w:cstheme="minorHAnsi"/>
+          <w:sz w:val="24"/>
+          <w:szCs w:val="24"/>
+        </w:rPr>
+        <w:t>and .</w:t>
+      </w:r>
+      <w:proofErr w:type="spellStart"/>
+      <w:r>
+        <w:rPr>
+          <w:rFonts w:cstheme="minorHAnsi"/>
+          <w:sz w:val="24"/>
+          <w:szCs w:val="24"/>
+        </w:rPr>
+        <w:t>dockerignore</w:t>
+      </w:r>
+      <w:proofErr w:type="spellEnd"/>
+      <w:proofErr w:type="gramEnd"/>
+      <w:r>
+        <w:rPr>
+          <w:rFonts w:cstheme="minorHAnsi"/>
+          <w:sz w:val="24"/>
+          <w:szCs w:val="24"/>
+        </w:rPr>
+        <w:t xml:space="preserve"> </w:t>
+      </w:r>
+      <w:r>
+        <w:rPr>
+          <w:rFonts w:cstheme="minorHAnsi"/>
+          <w:sz w:val="24"/>
+          <w:szCs w:val="24"/>
+        </w:rPr>
+        <w:t>in main project directory.</w:t>
+      </w:r>
+    </w:p>
+    <w:p>
+      <w:pPr>
+        <w:pStyle w:val="ListParagraph"/>
+        <w:jc w:val="both"/>
+        <w:rPr>
+          <w:rFonts w:cstheme="minorHAnsi"/>
+          <w:sz w:val="24"/>
+          <w:szCs w:val="24"/>
+        </w:rPr>
+      </w:pPr>
+    </w:p>
+    <w:p>
+      <w:pPr>
+        <w:pStyle w:val="ListParagraph"/>
+        <w:jc w:val="both"/>
+        <w:rPr>
+          <w:rFonts w:cstheme="minorHAnsi"/>
+          <w:sz w:val="24"/>
+          <w:szCs w:val="24"/>
+        </w:rPr>
+      </w:pPr>
+      <w:r>
+        <w:rPr>
+          <w:rFonts w:cstheme="minorHAnsi"/>
+          <w:sz w:val="24"/>
+          <w:szCs w:val="24"/>
+        </w:rPr>
+        <w:t xml:space="preserve"># </w:t>
+      </w:r>
+      <w:proofErr w:type="gramStart"/>
+      <w:r>
+        <w:rPr>
+          <w:rFonts w:cstheme="minorHAnsi"/>
+          <w:sz w:val="24"/>
+          <w:szCs w:val="24"/>
+        </w:rPr>
+        <w:t>build</w:t>
+      </w:r>
+      <w:proofErr w:type="gramEnd"/>
+      <w:r>
+        <w:rPr>
+          <w:rFonts w:cstheme="minorHAnsi"/>
+          <w:sz w:val="24"/>
+          <w:szCs w:val="24"/>
+        </w:rPr>
+        <w:t xml:space="preserve"> docker container named “</w:t>
+      </w:r>
+      <w:proofErr w:type="spellStart"/>
+      <w:r>
+        <w:rPr>
+          <w:rFonts w:cstheme="minorHAnsi"/>
+          <w:sz w:val="24"/>
+          <w:szCs w:val="24"/>
+        </w:rPr>
+        <w:t>documind</w:t>
+      </w:r>
+      <w:proofErr w:type="spellEnd"/>
+      <w:r>
+        <w:rPr>
+          <w:rFonts w:cstheme="minorHAnsi"/>
+          <w:sz w:val="24"/>
+          <w:szCs w:val="24"/>
+        </w:rPr>
+        <w:t>-rag-app”</w:t>
+      </w:r>
+      <w:r>
+        <w:rPr>
+          <w:rFonts w:cstheme="minorHAnsi"/>
+          <w:sz w:val="24"/>
+          <w:szCs w:val="24"/>
+        </w:rPr>
+        <w:t xml:space="preserve"> for local testing before deployment on </w:t>
+      </w:r>
+      <w:proofErr w:type="spellStart"/>
+      <w:r>
+        <w:rPr>
+          <w:rFonts w:cstheme="minorHAnsi"/>
+          <w:sz w:val="24"/>
+          <w:szCs w:val="24"/>
+        </w:rPr>
+        <w:t>huggingface</w:t>
+      </w:r>
+      <w:proofErr w:type="spellEnd"/>
+      <w:r>
+        <w:rPr>
+          <w:rFonts w:cstheme="minorHAnsi"/>
+          <w:sz w:val="24"/>
+          <w:szCs w:val="24"/>
+        </w:rPr>
+        <w:t xml:space="preserve">  </w:t>
+      </w:r>
+    </w:p>
+    <w:p>
+      <w:pPr>
+        <w:pStyle w:val="ListParagraph"/>
+        <w:jc w:val="both"/>
+        <w:rPr>
+          <w:rFonts w:cstheme="minorHAnsi"/>
+          <w:sz w:val="24"/>
+          <w:szCs w:val="24"/>
+        </w:rPr>
+      </w:pPr>
+      <w:r>
+        <w:rPr>
+          <w:rFonts w:cstheme="minorHAnsi"/>
+          <w:sz w:val="24"/>
+          <w:szCs w:val="24"/>
+        </w:rPr>
+        <w:t xml:space="preserve">$ </w:t>
+      </w:r>
+      <w:r>
+        <w:rPr>
+          <w:rFonts w:cstheme="minorHAnsi"/>
+          <w:sz w:val="24"/>
+          <w:szCs w:val="24"/>
+        </w:rPr>
+        <w:t xml:space="preserve">docker build -t </w:t>
+      </w:r>
+      <w:proofErr w:type="spellStart"/>
+      <w:r>
+        <w:rPr>
+          <w:rFonts w:cstheme="minorHAnsi"/>
+          <w:sz w:val="24"/>
+          <w:szCs w:val="24"/>
+        </w:rPr>
+        <w:t>documind</w:t>
+      </w:r>
+      <w:proofErr w:type="spellEnd"/>
+      <w:r>
+        <w:rPr>
+          <w:rFonts w:cstheme="minorHAnsi"/>
+          <w:sz w:val="24"/>
+          <w:szCs w:val="24"/>
+        </w:rPr>
+        <w:t>-rag-</w:t>
+      </w:r>
+      <w:proofErr w:type="gramStart"/>
+      <w:r>
+        <w:rPr>
+          <w:rFonts w:cstheme="minorHAnsi"/>
+          <w:sz w:val="24"/>
+          <w:szCs w:val="24"/>
+        </w:rPr>
+        <w:t>app .</w:t>
+      </w:r>
+      <w:proofErr w:type="gramEnd"/>
+    </w:p>
+    <w:p>
+      <w:pPr>
+        <w:pStyle w:val="ListParagraph"/>
+        <w:jc w:val="both"/>
+        <w:rPr>
+          <w:rFonts w:cstheme="minorHAnsi"/>
+          <w:sz w:val="24"/>
+          <w:szCs w:val="24"/>
+        </w:rPr>
+      </w:pPr>
+      <w:r>
+        <w:rPr>
+          <w:rFonts w:cstheme="minorHAnsi"/>
+          <w:sz w:val="24"/>
+          <w:szCs w:val="24"/>
+        </w:rPr>
+        <w:t xml:space="preserve">$ docker run -p 8501:7860 </w:t>
+      </w:r>
+      <w:proofErr w:type="spellStart"/>
+      <w:r>
+        <w:rPr>
+          <w:rFonts w:cstheme="minorHAnsi"/>
+          <w:sz w:val="24"/>
+          <w:szCs w:val="24"/>
+        </w:rPr>
+        <w:t>documind</w:t>
+      </w:r>
+      <w:proofErr w:type="spellEnd"/>
+      <w:r>
+        <w:rPr>
+          <w:rFonts w:cstheme="minorHAnsi"/>
+          <w:sz w:val="24"/>
+          <w:szCs w:val="24"/>
+        </w:rPr>
+        <w:t>-rag-app</w:t>
+      </w:r>
+    </w:p>
+    <w:p>
+      <w:pPr>
+        <w:pStyle w:val="ListParagraph"/>
+        <w:jc w:val="both"/>
+        <w:rPr>
+          <w:rFonts w:cstheme="minorHAnsi"/>
+          <w:sz w:val="24"/>
+          <w:szCs w:val="24"/>
+        </w:rPr>
+      </w:pPr>
+    </w:p>
+    <w:p>
+      <w:pPr>
+        <w:pStyle w:val="ListParagraph"/>
+        <w:jc w:val="both"/>
+        <w:rPr>
+          <w:rFonts w:cstheme="minorHAnsi"/>
+          <w:sz w:val="24"/>
+          <w:szCs w:val="24"/>
+        </w:rPr>
+      </w:pPr>
+      <w:r>
+        <w:rPr>
+          <w:rFonts w:cstheme="minorHAnsi"/>
+          <w:sz w:val="24"/>
+          <w:szCs w:val="24"/>
+        </w:rPr>
+        <w:t xml:space="preserve">Now, open </w:t>
+      </w:r>
+      <w:hyperlink r:id="rId30" w:history="1">
+        <w:r>
+          <w:rPr>
+            <w:rStyle w:val="Hyperlink"/>
+            <w:rFonts w:cstheme="minorHAnsi"/>
+            <w:sz w:val="24"/>
+            <w:szCs w:val="24"/>
+          </w:rPr>
+          <w:t>http://localhost:8501</w:t>
+        </w:r>
+      </w:hyperlink>
+      <w:r>
+        <w:rPr>
+          <w:rFonts w:cstheme="minorHAnsi"/>
+          <w:sz w:val="24"/>
+          <w:szCs w:val="24"/>
+        </w:rPr>
+        <w:t xml:space="preserve"> in browser and test the project.</w:t>
+      </w:r>
+    </w:p>
+    <w:p>
+      <w:pPr>
+        <w:pStyle w:val="ListParagraph"/>
+        <w:jc w:val="both"/>
+        <w:rPr>
+          <w:rFonts w:cstheme="minorHAnsi"/>
+          <w:sz w:val="24"/>
+          <w:szCs w:val="24"/>
+        </w:rPr>
+      </w:pPr>
+    </w:p>
+    <w:p>
+      <w:pPr>
+        <w:pStyle w:val="ListParagraph"/>
+        <w:jc w:val="both"/>
+        <w:rPr>
+          <w:rFonts w:cstheme="minorHAnsi"/>
+          <w:sz w:val="24"/>
+          <w:szCs w:val="24"/>
+        </w:rPr>
+      </w:pPr>
+      <w:r>
+        <w:rPr>
+          <w:rFonts w:cstheme="minorHAnsi"/>
+          <w:sz w:val="24"/>
+          <w:szCs w:val="24"/>
+        </w:rPr>
+        <w:t xml:space="preserve">If it works, follow given steps to deploy it on </w:t>
+      </w:r>
+      <w:proofErr w:type="spellStart"/>
+      <w:r>
+        <w:rPr>
+          <w:rFonts w:cstheme="minorHAnsi"/>
+          <w:sz w:val="24"/>
+          <w:szCs w:val="24"/>
+        </w:rPr>
+        <w:t>huggingface</w:t>
+      </w:r>
+      <w:proofErr w:type="spellEnd"/>
+      <w:r>
+        <w:rPr>
+          <w:rFonts w:cstheme="minorHAnsi"/>
+          <w:sz w:val="24"/>
+          <w:szCs w:val="24"/>
+        </w:rPr>
+        <w:t xml:space="preserve"> spaces:</w:t>
+      </w:r>
+    </w:p>
+    <w:p>
+      <w:pPr>
+        <w:pStyle w:val="ListParagraph"/>
+        <w:jc w:val="both"/>
+        <w:rPr>
+          <w:rFonts w:cstheme="minorHAnsi"/>
+          <w:sz w:val="24"/>
+          <w:szCs w:val="24"/>
+        </w:rPr>
+      </w:pPr>
+    </w:p>
+    <w:p>
+      <w:pPr>
+        <w:pStyle w:val="ListParagraph"/>
+        <w:jc w:val="both"/>
+        <w:rPr>
+          <w:rFonts w:cstheme="minorHAnsi"/>
+          <w:sz w:val="24"/>
+          <w:szCs w:val="24"/>
+        </w:rPr>
+      </w:pPr>
+      <w:r>
+        <w:rPr>
+          <w:rFonts w:cstheme="minorHAnsi"/>
+          <w:sz w:val="24"/>
+          <w:szCs w:val="24"/>
+        </w:rPr>
+        <w:t>Stop any running container:</w:t>
+      </w:r>
+    </w:p>
+    <w:p>
+      <w:pPr>
+        <w:pStyle w:val="ListParagraph"/>
+        <w:jc w:val="both"/>
+        <w:rPr>
+          <w:rFonts w:cstheme="minorHAnsi"/>
+          <w:sz w:val="24"/>
+          <w:szCs w:val="24"/>
+        </w:rPr>
+      </w:pPr>
+      <w:r>
+        <w:rPr>
+          <w:rFonts w:cstheme="minorHAnsi"/>
+          <w:sz w:val="24"/>
+          <w:szCs w:val="24"/>
+        </w:rPr>
+        <w:t>$ d</w:t>
+      </w:r>
+      <w:r>
+        <w:rPr>
+          <w:rFonts w:cstheme="minorHAnsi"/>
+          <w:sz w:val="24"/>
+          <w:szCs w:val="24"/>
+        </w:rPr>
+        <w:t xml:space="preserve">ocker </w:t>
+      </w:r>
+      <w:proofErr w:type="spellStart"/>
+      <w:r>
+        <w:rPr>
+          <w:rFonts w:cstheme="minorHAnsi"/>
+          <w:sz w:val="24"/>
+          <w:szCs w:val="24"/>
+        </w:rPr>
+        <w:t>ps</w:t>
+      </w:r>
+      <w:proofErr w:type="spellEnd"/>
+    </w:p>
+    <w:p>
+      <w:pPr>
+        <w:pStyle w:val="ListParagraph"/>
+        <w:jc w:val="both"/>
+        <w:rPr>
+          <w:rFonts w:cstheme="minorHAnsi"/>
+          <w:sz w:val="24"/>
+          <w:szCs w:val="24"/>
+        </w:rPr>
+      </w:pPr>
+      <w:r>
+        <w:rPr>
+          <w:rFonts w:cstheme="minorHAnsi"/>
+          <w:sz w:val="24"/>
+          <w:szCs w:val="24"/>
+        </w:rPr>
+        <w:t xml:space="preserve">Note: container ID </w:t>
+      </w:r>
+    </w:p>
+    <w:p>
+      <w:pPr>
+        <w:pStyle w:val="ListParagraph"/>
+        <w:jc w:val="both"/>
+        <w:rPr>
+          <w:rFonts w:cstheme="minorHAnsi"/>
+          <w:sz w:val="24"/>
+          <w:szCs w:val="24"/>
+        </w:rPr>
+      </w:pPr>
+      <w:r>
+        <w:rPr>
+          <w:rFonts w:cstheme="minorHAnsi"/>
+          <w:sz w:val="24"/>
+          <w:szCs w:val="24"/>
+        </w:rPr>
+        <w:t xml:space="preserve">$ docker stop </w:t>
+      </w:r>
+      <w:proofErr w:type="spellStart"/>
+      <w:r>
+        <w:rPr>
+          <w:rFonts w:cstheme="minorHAnsi"/>
+          <w:sz w:val="24"/>
+          <w:szCs w:val="24"/>
+        </w:rPr>
+        <w:t>container_ID</w:t>
+      </w:r>
+      <w:proofErr w:type="spellEnd"/>
+    </w:p>
+    <w:p>
+      <w:pPr>
+        <w:pStyle w:val="ListParagraph"/>
+        <w:jc w:val="both"/>
+        <w:rPr>
+          <w:rFonts w:cstheme="minorHAnsi"/>
+          <w:sz w:val="24"/>
+          <w:szCs w:val="24"/>
+        </w:rPr>
+      </w:pPr>
+    </w:p>
+    <w:p>
+      <w:pPr>
+        <w:pStyle w:val="ListParagraph"/>
+        <w:numPr>
+          <w:ilvl w:val="1"/>
+          <w:numId w:val="42"/>
+        </w:numPr>
+        <w:jc w:val="both"/>
+        <w:rPr>
+          <w:rFonts w:cstheme="minorHAnsi"/>
+          <w:sz w:val="24"/>
+          <w:szCs w:val="24"/>
+        </w:rPr>
+      </w:pPr>
+      <w:r>
+        <w:rPr>
+          <w:rFonts w:cstheme="minorHAnsi"/>
+          <w:sz w:val="24"/>
+          <w:szCs w:val="24"/>
+        </w:rPr>
+        <w:t xml:space="preserve">Create </w:t>
+      </w:r>
+      <w:proofErr w:type="spellStart"/>
+      <w:r>
+        <w:rPr>
+          <w:rFonts w:cstheme="minorHAnsi"/>
+          <w:sz w:val="24"/>
+          <w:szCs w:val="24"/>
+        </w:rPr>
+        <w:t>huggingface</w:t>
+      </w:r>
+      <w:proofErr w:type="spellEnd"/>
+      <w:r>
+        <w:rPr>
+          <w:rFonts w:cstheme="minorHAnsi"/>
+          <w:sz w:val="24"/>
+          <w:szCs w:val="24"/>
+        </w:rPr>
+        <w:t xml:space="preserve"> account:</w:t>
+      </w:r>
+    </w:p>
+    <w:p>
+      <w:pPr>
+        <w:pStyle w:val="ListParagraph"/>
+        <w:ind w:left="1440"/>
+        <w:jc w:val="both"/>
+        <w:rPr>
+          <w:rFonts w:cstheme="minorHAnsi"/>
+          <w:sz w:val="24"/>
+          <w:szCs w:val="24"/>
+        </w:rPr>
+      </w:pPr>
+      <w:hyperlink r:id="rId31" w:history="1">
+        <w:r>
+          <w:rPr>
+            <w:rStyle w:val="Hyperlink"/>
+            <w:rFonts w:cstheme="minorHAnsi"/>
+            <w:sz w:val="24"/>
+            <w:szCs w:val="24"/>
+          </w:rPr>
+          <w:t>https://huggingface.co/</w:t>
+        </w:r>
+      </w:hyperlink>
+    </w:p>
+    <w:p>
+      <w:pPr>
+        <w:pStyle w:val="ListParagraph"/>
+        <w:numPr>
+          <w:ilvl w:val="1"/>
+          <w:numId w:val="42"/>
+        </w:numPr>
+        <w:jc w:val="both"/>
+        <w:rPr>
+          <w:rFonts w:cstheme="minorHAnsi"/>
+          <w:sz w:val="24"/>
+          <w:szCs w:val="24"/>
+        </w:rPr>
+      </w:pPr>
+      <w:r>
+        <w:rPr>
+          <w:rFonts w:cstheme="minorHAnsi"/>
+          <w:sz w:val="24"/>
+          <w:szCs w:val="24"/>
+        </w:rPr>
+        <w:t>Create new space:</w:t>
+      </w:r>
+    </w:p>
+    <w:p>
+      <w:pPr>
+        <w:pStyle w:val="ListParagraph"/>
+        <w:ind w:left="1440"/>
+        <w:jc w:val="both"/>
+        <w:rPr>
+          <w:rFonts w:cstheme="minorHAnsi"/>
+          <w:sz w:val="24"/>
+          <w:szCs w:val="24"/>
+        </w:rPr>
+      </w:pPr>
+      <w:r>
+        <w:rPr>
+          <w:rFonts w:cstheme="minorHAnsi"/>
+          <w:sz w:val="24"/>
+          <w:szCs w:val="24"/>
+        </w:rPr>
+        <w:t>Move to spaces tab -&gt; click on “new space”.</w:t>
+      </w:r>
+    </w:p>
+    <w:p>
+      <w:pPr>
+        <w:pStyle w:val="ListParagraph"/>
+        <w:ind w:left="1440"/>
+        <w:jc w:val="both"/>
+        <w:rPr>
+          <w:rFonts w:cstheme="minorHAnsi"/>
+          <w:sz w:val="24"/>
+          <w:szCs w:val="24"/>
+        </w:rPr>
+      </w:pPr>
+      <w:r>
+        <w:rPr>
+          <w:rFonts w:cstheme="minorHAnsi"/>
+          <w:sz w:val="24"/>
+          <w:szCs w:val="24"/>
+        </w:rPr>
+        <w:t>Give name to space</w:t>
+      </w:r>
+    </w:p>
+    <w:p>
+      <w:pPr>
+        <w:pStyle w:val="ListParagraph"/>
+        <w:ind w:left="1440"/>
+        <w:jc w:val="both"/>
+        <w:rPr>
+          <w:rFonts w:cstheme="minorHAnsi"/>
+          <w:sz w:val="24"/>
+          <w:szCs w:val="24"/>
+        </w:rPr>
+      </w:pPr>
+      <w:r>
+        <w:rPr>
+          <w:rFonts w:cstheme="minorHAnsi"/>
+          <w:sz w:val="24"/>
+          <w:szCs w:val="24"/>
+        </w:rPr>
+        <w:t xml:space="preserve">Select </w:t>
+      </w:r>
+      <w:proofErr w:type="gramStart"/>
+      <w:r>
+        <w:rPr>
+          <w:rFonts w:cstheme="minorHAnsi"/>
+          <w:sz w:val="24"/>
+          <w:szCs w:val="24"/>
+        </w:rPr>
+        <w:t>SDK :</w:t>
+      </w:r>
+      <w:proofErr w:type="gramEnd"/>
+      <w:r>
+        <w:rPr>
+          <w:rFonts w:cstheme="minorHAnsi"/>
+          <w:sz w:val="24"/>
+          <w:szCs w:val="24"/>
+        </w:rPr>
+        <w:t xml:space="preserve"> Docker</w:t>
+      </w:r>
+    </w:p>
+    <w:p>
+      <w:pPr>
+        <w:pStyle w:val="ListParagraph"/>
+        <w:ind w:left="1440"/>
+        <w:jc w:val="both"/>
+        <w:rPr>
+          <w:rFonts w:cstheme="minorHAnsi"/>
+          <w:sz w:val="24"/>
+          <w:szCs w:val="24"/>
+        </w:rPr>
+      </w:pPr>
+      <w:r>
+        <w:rPr>
+          <w:rFonts w:cstheme="minorHAnsi"/>
+          <w:sz w:val="24"/>
+          <w:szCs w:val="24"/>
+        </w:rPr>
+        <w:t xml:space="preserve">Docker </w:t>
+      </w:r>
+      <w:proofErr w:type="gramStart"/>
+      <w:r>
+        <w:rPr>
+          <w:rFonts w:cstheme="minorHAnsi"/>
+          <w:sz w:val="24"/>
+          <w:szCs w:val="24"/>
+        </w:rPr>
+        <w:t>template :</w:t>
+      </w:r>
+      <w:proofErr w:type="gramEnd"/>
+      <w:r>
+        <w:rPr>
+          <w:rFonts w:cstheme="minorHAnsi"/>
+          <w:sz w:val="24"/>
+          <w:szCs w:val="24"/>
+        </w:rPr>
+        <w:t xml:space="preserve"> blank</w:t>
+      </w:r>
+    </w:p>
+    <w:p>
+      <w:pPr>
+        <w:pStyle w:val="ListParagraph"/>
+        <w:ind w:left="1440"/>
+        <w:jc w:val="both"/>
+        <w:rPr>
+          <w:rFonts w:cstheme="minorHAnsi"/>
+          <w:sz w:val="24"/>
+          <w:szCs w:val="24"/>
+        </w:rPr>
+      </w:pPr>
+      <w:r>
+        <w:rPr>
+          <w:rFonts w:cstheme="minorHAnsi"/>
+          <w:sz w:val="24"/>
+          <w:szCs w:val="24"/>
+        </w:rPr>
+        <w:t xml:space="preserve">Space </w:t>
+      </w:r>
+      <w:proofErr w:type="gramStart"/>
+      <w:r>
+        <w:rPr>
+          <w:rFonts w:cstheme="minorHAnsi"/>
+          <w:sz w:val="24"/>
+          <w:szCs w:val="24"/>
+        </w:rPr>
+        <w:t>hardware :</w:t>
+      </w:r>
+      <w:proofErr w:type="gramEnd"/>
+      <w:r>
+        <w:rPr>
+          <w:rFonts w:cstheme="minorHAnsi"/>
+          <w:sz w:val="24"/>
+          <w:szCs w:val="24"/>
+        </w:rPr>
+        <w:t xml:space="preserve"> CPU basic</w:t>
+      </w:r>
+    </w:p>
+    <w:p>
+      <w:pPr>
+        <w:pStyle w:val="ListParagraph"/>
+        <w:ind w:left="1440"/>
+        <w:jc w:val="both"/>
+        <w:rPr>
+          <w:rFonts w:cstheme="minorHAnsi"/>
+          <w:sz w:val="24"/>
+          <w:szCs w:val="24"/>
+        </w:rPr>
+      </w:pPr>
+      <w:proofErr w:type="gramStart"/>
+      <w:r>
+        <w:rPr>
+          <w:rFonts w:cstheme="minorHAnsi"/>
+          <w:sz w:val="24"/>
+          <w:szCs w:val="24"/>
+        </w:rPr>
+        <w:t>Visibility :</w:t>
+      </w:r>
+      <w:proofErr w:type="gramEnd"/>
+      <w:r>
+        <w:rPr>
+          <w:rFonts w:cstheme="minorHAnsi"/>
+          <w:sz w:val="24"/>
+          <w:szCs w:val="24"/>
+        </w:rPr>
+        <w:t xml:space="preserve"> public </w:t>
+      </w:r>
+    </w:p>
+    <w:p>
+      <w:pPr>
+        <w:pStyle w:val="ListParagraph"/>
+        <w:ind w:left="1440"/>
+        <w:jc w:val="both"/>
+        <w:rPr>
+          <w:rFonts w:cstheme="minorHAnsi"/>
+          <w:sz w:val="24"/>
+          <w:szCs w:val="24"/>
+        </w:rPr>
+      </w:pPr>
+    </w:p>
+    <w:p>
+      <w:pPr>
+        <w:pStyle w:val="ListParagraph"/>
+        <w:numPr>
+          <w:ilvl w:val="1"/>
+          <w:numId w:val="42"/>
+        </w:numPr>
+        <w:jc w:val="both"/>
+        <w:rPr>
+          <w:rFonts w:cstheme="minorHAnsi"/>
+          <w:sz w:val="24"/>
+          <w:szCs w:val="24"/>
+        </w:rPr>
+      </w:pPr>
+      <w:r>
+        <w:rPr>
+          <w:rFonts w:cstheme="minorHAnsi"/>
+          <w:sz w:val="24"/>
+          <w:szCs w:val="24"/>
+        </w:rPr>
+        <w:t>Add secrets to spaces (environment variables, secret API key):</w:t>
+      </w:r>
+    </w:p>
+    <w:p>
+      <w:pPr>
+        <w:pStyle w:val="ListParagraph"/>
+        <w:ind w:left="1440"/>
+        <w:jc w:val="both"/>
+        <w:rPr>
+          <w:rFonts w:cstheme="minorHAnsi"/>
+          <w:sz w:val="24"/>
+          <w:szCs w:val="24"/>
+        </w:rPr>
+      </w:pPr>
+      <w:r>
+        <w:rPr>
+          <w:rFonts w:cstheme="minorHAnsi"/>
+          <w:sz w:val="24"/>
+          <w:szCs w:val="24"/>
+        </w:rPr>
+        <w:t>Open the newly created space -&gt; settings -&gt; variables and secrets section -&gt; New secret -&gt; Add secret key information:</w:t>
+      </w:r>
+    </w:p>
+    <w:p>
+      <w:pPr>
+        <w:pStyle w:val="ListParagraph"/>
+        <w:ind w:left="1440"/>
+        <w:jc w:val="both"/>
+        <w:rPr>
+          <w:rFonts w:cstheme="minorHAnsi"/>
+          <w:sz w:val="24"/>
+          <w:szCs w:val="24"/>
+        </w:rPr>
+      </w:pPr>
+      <w:proofErr w:type="gramStart"/>
+      <w:r>
+        <w:rPr>
+          <w:rFonts w:cstheme="minorHAnsi"/>
+          <w:sz w:val="24"/>
+          <w:szCs w:val="24"/>
+        </w:rPr>
+        <w:t>Name :</w:t>
+      </w:r>
+      <w:proofErr w:type="gramEnd"/>
+      <w:r>
+        <w:rPr>
+          <w:rFonts w:cstheme="minorHAnsi"/>
+          <w:sz w:val="24"/>
+          <w:szCs w:val="24"/>
+        </w:rPr>
+        <w:t xml:space="preserve"> </w:t>
+      </w:r>
+      <w:proofErr w:type="spellStart"/>
+      <w:r>
+        <w:rPr>
+          <w:rFonts w:cstheme="minorHAnsi"/>
+          <w:sz w:val="24"/>
+          <w:szCs w:val="24"/>
+        </w:rPr>
+        <w:t>Mistral_API</w:t>
+      </w:r>
+      <w:proofErr w:type="spellEnd"/>
+    </w:p>
+    <w:p>
+      <w:pPr>
+        <w:pStyle w:val="ListParagraph"/>
+        <w:ind w:left="1440"/>
+        <w:jc w:val="both"/>
+        <w:rPr>
+          <w:rFonts w:cstheme="minorHAnsi"/>
+          <w:sz w:val="24"/>
+          <w:szCs w:val="24"/>
+        </w:rPr>
+      </w:pPr>
+      <w:r>
+        <w:rPr>
+          <w:rFonts w:cstheme="minorHAnsi"/>
+          <w:sz w:val="24"/>
+          <w:szCs w:val="24"/>
+        </w:rPr>
+        <w:t>Value: your mistral API key</w:t>
+      </w:r>
+    </w:p>
+    <w:p>
+      <w:pPr>
+        <w:pStyle w:val="ListParagraph"/>
+        <w:ind w:left="1440"/>
+        <w:jc w:val="both"/>
+        <w:rPr>
+          <w:rFonts w:cstheme="minorHAnsi"/>
+          <w:sz w:val="24"/>
+          <w:szCs w:val="24"/>
+        </w:rPr>
+      </w:pPr>
+    </w:p>
+    <w:p>
+      <w:pPr>
+        <w:pStyle w:val="ListParagraph"/>
+        <w:numPr>
+          <w:ilvl w:val="1"/>
+          <w:numId w:val="42"/>
+        </w:numPr>
+        <w:jc w:val="both"/>
+        <w:rPr>
+          <w:rFonts w:cstheme="minorHAnsi"/>
+          <w:sz w:val="24"/>
+          <w:szCs w:val="24"/>
+        </w:rPr>
+      </w:pPr>
+      <w:r>
+        <w:rPr>
+          <w:rFonts w:cstheme="minorHAnsi"/>
+          <w:sz w:val="24"/>
+          <w:szCs w:val="24"/>
+        </w:rPr>
+        <w:t xml:space="preserve">Deploying to </w:t>
+      </w:r>
+      <w:proofErr w:type="spellStart"/>
+      <w:r>
+        <w:rPr>
+          <w:rFonts w:cstheme="minorHAnsi"/>
+          <w:sz w:val="24"/>
+          <w:szCs w:val="24"/>
+        </w:rPr>
+        <w:t>huggingface</w:t>
+      </w:r>
+      <w:proofErr w:type="spellEnd"/>
+      <w:r>
+        <w:rPr>
+          <w:rFonts w:cstheme="minorHAnsi"/>
+          <w:sz w:val="24"/>
+          <w:szCs w:val="24"/>
+        </w:rPr>
+        <w:t>:</w:t>
+      </w:r>
+    </w:p>
+    <w:p>
+      <w:pPr>
+        <w:pStyle w:val="ListParagraph"/>
+        <w:ind w:left="1440"/>
+        <w:jc w:val="both"/>
+        <w:rPr>
+          <w:rFonts w:cstheme="minorHAnsi"/>
+          <w:sz w:val="24"/>
+          <w:szCs w:val="24"/>
+        </w:rPr>
+      </w:pPr>
+      <w:r>
+        <w:rPr>
+          <w:rFonts w:cstheme="minorHAnsi"/>
+          <w:sz w:val="24"/>
+          <w:szCs w:val="24"/>
+        </w:rPr>
+        <w:t>First open the git repo in which the main project code is present.</w:t>
+      </w:r>
+    </w:p>
+    <w:p>
+      <w:pPr>
+        <w:pStyle w:val="ListParagraph"/>
+        <w:ind w:left="1440"/>
+        <w:jc w:val="both"/>
+        <w:rPr>
+          <w:rFonts w:cstheme="minorHAnsi"/>
+          <w:sz w:val="24"/>
+          <w:szCs w:val="24"/>
+        </w:rPr>
+      </w:pPr>
+      <w:proofErr w:type="spellStart"/>
+      <w:r>
+        <w:rPr>
+          <w:rFonts w:cstheme="minorHAnsi"/>
+          <w:sz w:val="24"/>
+          <w:szCs w:val="24"/>
+        </w:rPr>
+        <w:t>Eg.</w:t>
+      </w:r>
+      <w:proofErr w:type="spellEnd"/>
+      <w:r>
+        <w:rPr>
+          <w:rFonts w:cstheme="minorHAnsi"/>
+          <w:sz w:val="24"/>
+          <w:szCs w:val="24"/>
+        </w:rPr>
+        <w:t xml:space="preserve"> </w:t>
+      </w:r>
+    </w:p>
+    <w:p>
+      <w:pPr>
+        <w:pStyle w:val="ListParagraph"/>
+        <w:ind w:left="1440"/>
+        <w:jc w:val="both"/>
+        <w:rPr>
+          <w:rFonts w:cstheme="minorHAnsi"/>
+          <w:i/>
+          <w:iCs/>
+          <w:sz w:val="24"/>
+          <w:szCs w:val="24"/>
+        </w:rPr>
+      </w:pPr>
+      <w:r>
+        <w:rPr>
+          <w:rFonts w:cstheme="minorHAnsi"/>
+          <w:i/>
+          <w:iCs/>
+          <w:sz w:val="24"/>
+          <w:szCs w:val="24"/>
+        </w:rPr>
+        <w:t xml:space="preserve">$ cd </w:t>
+      </w:r>
+      <w:proofErr w:type="spellStart"/>
+      <w:r>
+        <w:rPr>
+          <w:rFonts w:cstheme="minorHAnsi"/>
+          <w:i/>
+          <w:iCs/>
+          <w:sz w:val="24"/>
+          <w:szCs w:val="24"/>
+        </w:rPr>
+        <w:t>your_git_repo_path</w:t>
+      </w:r>
+      <w:proofErr w:type="spellEnd"/>
+      <w:r>
+        <w:rPr>
+          <w:rFonts w:cstheme="minorHAnsi"/>
+          <w:i/>
+          <w:iCs/>
+          <w:sz w:val="24"/>
+          <w:szCs w:val="24"/>
+        </w:rPr>
+        <w:t>/</w:t>
+      </w:r>
+    </w:p>
+    <w:p>
+      <w:pPr>
+        <w:pStyle w:val="ListParagraph"/>
+        <w:ind w:left="1440"/>
+        <w:jc w:val="both"/>
+        <w:rPr>
+          <w:rFonts w:cstheme="minorHAnsi"/>
+          <w:sz w:val="24"/>
+          <w:szCs w:val="24"/>
+        </w:rPr>
+      </w:pPr>
+      <w:r>
+        <w:rPr>
+          <w:rFonts w:cstheme="minorHAnsi"/>
+          <w:sz w:val="24"/>
+          <w:szCs w:val="24"/>
+        </w:rPr>
+        <w:t xml:space="preserve">Check if </w:t>
+      </w:r>
+      <w:proofErr w:type="gramStart"/>
+      <w:r>
+        <w:rPr>
+          <w:rFonts w:cstheme="minorHAnsi"/>
+          <w:sz w:val="24"/>
+          <w:szCs w:val="24"/>
+        </w:rPr>
+        <w:t>following  files</w:t>
+      </w:r>
+      <w:proofErr w:type="gramEnd"/>
+      <w:r>
+        <w:rPr>
+          <w:rFonts w:cstheme="minorHAnsi"/>
+          <w:sz w:val="24"/>
+          <w:szCs w:val="24"/>
+        </w:rPr>
+        <w:t xml:space="preserve"> </w:t>
+      </w:r>
+      <w:proofErr w:type="gramStart"/>
+      <w:r>
+        <w:rPr>
+          <w:rFonts w:cstheme="minorHAnsi"/>
+          <w:sz w:val="24"/>
+          <w:szCs w:val="24"/>
+        </w:rPr>
+        <w:t>and .git</w:t>
+      </w:r>
+      <w:proofErr w:type="gramEnd"/>
+      <w:r>
+        <w:rPr>
+          <w:rFonts w:cstheme="minorHAnsi"/>
+          <w:sz w:val="24"/>
+          <w:szCs w:val="24"/>
+        </w:rPr>
+        <w:t xml:space="preserve"> is present inside the folder.</w:t>
+      </w:r>
+    </w:p>
+    <w:p>
+      <w:pPr>
+        <w:pStyle w:val="ListParagraph"/>
+        <w:ind w:left="1440"/>
+        <w:jc w:val="both"/>
+        <w:rPr>
+          <w:rFonts w:cstheme="minorHAnsi"/>
+          <w:sz w:val="24"/>
+          <w:szCs w:val="24"/>
+        </w:rPr>
+      </w:pPr>
+    </w:p>
+    <w:p>
+      <w:pPr>
+        <w:pStyle w:val="ListParagraph"/>
+        <w:ind w:left="1440"/>
+        <w:jc w:val="both"/>
+        <w:rPr>
+          <w:rFonts w:cstheme="minorHAnsi"/>
+          <w:sz w:val="24"/>
+          <w:szCs w:val="24"/>
+        </w:rPr>
+      </w:pPr>
+      <w:r>
+        <w:rPr>
+          <w:rFonts w:cstheme="minorHAnsi"/>
+          <w:sz w:val="24"/>
+          <w:szCs w:val="24"/>
+        </w:rPr>
+        <w:drawing>
+          <wp:inline distT="0" distB="0" distL="0" distR="0" wp14:anchorId="3A89189B" wp14:editId="236D9438">
+            <wp:extent cx="5953760" cy="380003"/>
+            <wp:effectExtent l="0" t="0" r="0" b="1270"/>
+            <wp:docPr id="911586434" name="Picture 1"/>
+            <wp:cNvGraphicFramePr>
+              <a:graphicFrameLocks xmlns:a="http://schemas.openxmlformats.org/drawingml/2006/main" noChangeAspect="1"/>
+            </wp:cNvGraphicFramePr>
+            <a:graphic xmlns:a="http://schemas.openxmlformats.org/drawingml/2006/main">
+              <a:graphicData uri="http://schemas.openxmlformats.org/drawingml/2006/picture">
+                <pic:pic xmlns:pic="http://schemas.openxmlformats.org/drawingml/2006/picture">
+                  <pic:nvPicPr>
+                    <pic:cNvPr id="911586434" name=""/>
+                    <pic:cNvPicPr/>
+                  </pic:nvPicPr>
+                  <pic:blipFill>
+                    <a:blip r:embed="rId27"/>
+                    <a:stretch>
+                      <a:fillRect/>
+                    </a:stretch>
+                  </pic:blipFill>
+                  <pic:spPr>
+                    <a:xfrm>
+                      <a:off x="0" y="0"/>
+                      <a:ext cx="5965974" cy="380783"/>
+                    </a:xfrm>
+                    <a:prstGeom prst="rect">
+                      <a:avLst/>
+                    </a:prstGeom>
+                  </pic:spPr>
+                </pic:pic>
+              </a:graphicData>
+            </a:graphic>
+          </wp:inline>
+        </w:drawing>
+      </w:r>
+    </w:p>
+    <w:p>
+      <w:pPr>
+        <w:pStyle w:val="ListParagraph"/>
+        <w:ind w:left="1440"/>
+        <w:jc w:val="both"/>
+        <w:rPr>
+          <w:rFonts w:cstheme="minorHAnsi"/>
+          <w:sz w:val="24"/>
+          <w:szCs w:val="24"/>
+        </w:rPr>
+      </w:pPr>
+    </w:p>
+    <w:p>
+      <w:pPr>
+        <w:pStyle w:val="ListParagraph"/>
+        <w:ind w:left="1440"/>
+        <w:jc w:val="both"/>
+        <w:rPr>
+          <w:rFonts w:cstheme="minorHAnsi"/>
+          <w:sz w:val="24"/>
+          <w:szCs w:val="24"/>
+        </w:rPr>
+      </w:pPr>
+      <w:r>
+        <w:rPr>
+          <w:rFonts w:cstheme="minorHAnsi"/>
+          <w:sz w:val="24"/>
+          <w:szCs w:val="24"/>
+        </w:rPr>
+        <w:t>Activate the virtual environment:</w:t>
+      </w:r>
+    </w:p>
+    <w:p>
+      <w:pPr>
+        <w:pStyle w:val="ListParagraph"/>
+        <w:ind w:left="1440"/>
+        <w:jc w:val="both"/>
+        <w:rPr>
+          <w:rFonts w:cstheme="minorHAnsi"/>
+          <w:i/>
+          <w:iCs/>
+          <w:sz w:val="24"/>
+          <w:szCs w:val="24"/>
+        </w:rPr>
+      </w:pPr>
+      <w:r>
+        <w:rPr>
+          <w:rFonts w:cstheme="minorHAnsi"/>
+          <w:sz w:val="24"/>
+          <w:szCs w:val="24"/>
+        </w:rPr>
+        <w:t xml:space="preserve">$ </w:t>
+      </w:r>
+      <w:r>
+        <w:rPr>
+          <w:rFonts w:cstheme="minorHAnsi"/>
+          <w:i/>
+          <w:iCs/>
+          <w:sz w:val="24"/>
+          <w:szCs w:val="24"/>
+        </w:rPr>
+        <w:t xml:space="preserve">source </w:t>
+      </w:r>
+      <w:proofErr w:type="spellStart"/>
+      <w:r>
+        <w:rPr>
+          <w:rFonts w:cstheme="minorHAnsi"/>
+          <w:i/>
+          <w:iCs/>
+          <w:sz w:val="24"/>
+          <w:szCs w:val="24"/>
+        </w:rPr>
+        <w:t>RAG_venv</w:t>
+      </w:r>
+      <w:proofErr w:type="spellEnd"/>
+      <w:r>
+        <w:rPr>
+          <w:rFonts w:cstheme="minorHAnsi"/>
+          <w:i/>
+          <w:iCs/>
+          <w:sz w:val="24"/>
+          <w:szCs w:val="24"/>
+        </w:rPr>
+        <w:t>/Scripts/activate</w:t>
+      </w:r>
+    </w:p>
+    <w:p>
+      <w:pPr>
+        <w:pStyle w:val="ListParagraph"/>
+        <w:ind w:left="1440"/>
+        <w:jc w:val="both"/>
+        <w:rPr>
+          <w:rFonts w:cstheme="minorHAnsi"/>
+          <w:sz w:val="24"/>
+          <w:szCs w:val="24"/>
+        </w:rPr>
+      </w:pPr>
+    </w:p>
+    <w:p>
+      <w:pPr>
+        <w:pStyle w:val="ListParagraph"/>
+        <w:ind w:left="1440"/>
+        <w:jc w:val="both"/>
+        <w:rPr>
+          <w:rFonts w:cstheme="minorHAnsi"/>
+          <w:sz w:val="24"/>
+          <w:szCs w:val="24"/>
+        </w:rPr>
+      </w:pPr>
+      <w:r>
+        <w:rPr>
+          <w:rFonts w:cstheme="minorHAnsi"/>
+          <w:sz w:val="24"/>
+          <w:szCs w:val="24"/>
+        </w:rPr>
+        <w:t>This repo is connected to git.</w:t>
+      </w:r>
+    </w:p>
+    <w:p>
+      <w:pPr>
+        <w:pStyle w:val="ListParagraph"/>
+        <w:ind w:left="1440"/>
+        <w:jc w:val="both"/>
+        <w:rPr>
+          <w:rFonts w:cstheme="minorHAnsi"/>
+          <w:sz w:val="24"/>
+          <w:szCs w:val="24"/>
+        </w:rPr>
+      </w:pPr>
+    </w:p>
+    <w:p>
+      <w:pPr>
+        <w:pStyle w:val="ListParagraph"/>
+        <w:ind w:left="1440"/>
+        <w:jc w:val="both"/>
+        <w:rPr>
+          <w:rFonts w:cstheme="minorHAnsi"/>
+          <w:sz w:val="24"/>
+          <w:szCs w:val="24"/>
+        </w:rPr>
+      </w:pPr>
+      <w:r>
+        <w:rPr>
+          <w:rFonts w:cstheme="minorHAnsi"/>
+          <w:sz w:val="24"/>
+          <w:szCs w:val="24"/>
+        </w:rPr>
+        <w:t xml:space="preserve">Add </w:t>
+      </w:r>
+      <w:proofErr w:type="spellStart"/>
+      <w:r>
+        <w:rPr>
+          <w:rFonts w:cstheme="minorHAnsi"/>
+          <w:sz w:val="24"/>
+          <w:szCs w:val="24"/>
+        </w:rPr>
+        <w:t>huggingface</w:t>
+      </w:r>
+      <w:proofErr w:type="spellEnd"/>
+      <w:r>
+        <w:rPr>
+          <w:rFonts w:cstheme="minorHAnsi"/>
+          <w:sz w:val="24"/>
+          <w:szCs w:val="24"/>
+        </w:rPr>
+        <w:t xml:space="preserve"> space repository remote for pushing this code to </w:t>
+      </w:r>
+      <w:proofErr w:type="spellStart"/>
+      <w:r>
+        <w:rPr>
+          <w:rFonts w:cstheme="minorHAnsi"/>
+          <w:sz w:val="24"/>
+          <w:szCs w:val="24"/>
+        </w:rPr>
+        <w:t>huggingface</w:t>
+      </w:r>
+      <w:proofErr w:type="spellEnd"/>
+      <w:r>
+        <w:rPr>
+          <w:rFonts w:cstheme="minorHAnsi"/>
+          <w:sz w:val="24"/>
+          <w:szCs w:val="24"/>
+        </w:rPr>
+        <w:t xml:space="preserve"> spaces. Once code is pushed, </w:t>
+      </w:r>
+      <w:proofErr w:type="spellStart"/>
+      <w:r>
+        <w:rPr>
+          <w:rFonts w:cstheme="minorHAnsi"/>
+          <w:sz w:val="24"/>
+          <w:szCs w:val="24"/>
+        </w:rPr>
+        <w:t>huggingface</w:t>
+      </w:r>
+      <w:proofErr w:type="spellEnd"/>
+      <w:r>
+        <w:rPr>
+          <w:rFonts w:cstheme="minorHAnsi"/>
+          <w:sz w:val="24"/>
+          <w:szCs w:val="24"/>
+        </w:rPr>
+        <w:t xml:space="preserve"> creates docker container from </w:t>
+      </w:r>
+      <w:proofErr w:type="spellStart"/>
+      <w:r>
+        <w:rPr>
+          <w:rFonts w:cstheme="minorHAnsi"/>
+          <w:sz w:val="24"/>
+          <w:szCs w:val="24"/>
+        </w:rPr>
+        <w:t>Dockerfile</w:t>
+      </w:r>
+      <w:proofErr w:type="spellEnd"/>
+      <w:r>
+        <w:rPr>
+          <w:rFonts w:cstheme="minorHAnsi"/>
+          <w:sz w:val="24"/>
+          <w:szCs w:val="24"/>
+        </w:rPr>
+        <w:t xml:space="preserve"> and starts running the container in the space.</w:t>
+      </w:r>
+    </w:p>
+    <w:p>
+      <w:pPr>
+        <w:pStyle w:val="ListParagraph"/>
+        <w:ind w:left="1440"/>
+        <w:jc w:val="both"/>
+        <w:rPr>
+          <w:rFonts w:cstheme="minorHAnsi"/>
+          <w:sz w:val="24"/>
+          <w:szCs w:val="24"/>
+        </w:rPr>
+      </w:pPr>
+    </w:p>
+    <w:p>
+      <w:pPr>
+        <w:pStyle w:val="ListParagraph"/>
+        <w:ind w:left="1440"/>
+        <w:jc w:val="both"/>
+        <w:rPr>
+          <w:rFonts w:cstheme="minorHAnsi"/>
+          <w:i/>
+          <w:iCs/>
+          <w:sz w:val="24"/>
+          <w:szCs w:val="24"/>
+        </w:rPr>
+      </w:pPr>
+      <w:r>
+        <w:rPr>
+          <w:rFonts w:cstheme="minorHAnsi"/>
+          <w:i/>
+          <w:iCs/>
+          <w:sz w:val="24"/>
+          <w:szCs w:val="24"/>
+        </w:rPr>
+        <w:t xml:space="preserve">$ </w:t>
+      </w:r>
+      <w:r>
+        <w:rPr>
+          <w:rFonts w:cstheme="minorHAnsi"/>
+          <w:i/>
+          <w:iCs/>
+          <w:sz w:val="24"/>
+          <w:szCs w:val="24"/>
+        </w:rPr>
+        <w:t xml:space="preserve">git remote add hf </w:t>
+      </w:r>
+      <w:hyperlink r:id="rId32" w:history="1">
+        <w:r>
+          <w:rPr>
+            <w:rStyle w:val="Hyperlink"/>
+            <w:rFonts w:cstheme="minorHAnsi"/>
+            <w:i/>
+            <w:iCs/>
+            <w:sz w:val="24"/>
+            <w:szCs w:val="24"/>
+          </w:rPr>
+          <w:t>https://huggingface.co/spaces/&lt;username&gt;/&lt;space-name</w:t>
+        </w:r>
+      </w:hyperlink>
+      <w:r>
+        <w:rPr>
+          <w:rFonts w:cstheme="minorHAnsi"/>
+          <w:i/>
+          <w:iCs/>
+          <w:sz w:val="24"/>
+          <w:szCs w:val="24"/>
+        </w:rPr>
+        <w:t>&gt;</w:t>
+      </w:r>
+    </w:p>
+    <w:p>
+      <w:pPr>
+        <w:pStyle w:val="ListParagraph"/>
+        <w:ind w:left="1440"/>
+        <w:jc w:val="both"/>
+        <w:rPr>
+          <w:rFonts w:cstheme="minorHAnsi"/>
+          <w:sz w:val="24"/>
+          <w:szCs w:val="24"/>
+        </w:rPr>
+      </w:pPr>
+    </w:p>
+    <w:p>
+      <w:pPr>
+        <w:pStyle w:val="ListParagraph"/>
+        <w:ind w:left="1440"/>
+        <w:jc w:val="both"/>
+        <w:rPr>
+          <w:rFonts w:cstheme="minorHAnsi"/>
+          <w:sz w:val="24"/>
+          <w:szCs w:val="24"/>
+        </w:rPr>
+      </w:pPr>
+      <w:r>
+        <w:rPr>
+          <w:rFonts w:cstheme="minorHAnsi"/>
+          <w:sz w:val="24"/>
+          <w:szCs w:val="24"/>
+        </w:rPr>
+        <w:t>Now check:</w:t>
+      </w:r>
+    </w:p>
+    <w:p>
+      <w:pPr>
+        <w:pStyle w:val="ListParagraph"/>
+        <w:ind w:left="1440"/>
+        <w:jc w:val="both"/>
+        <w:rPr>
+          <w:rFonts w:cstheme="minorHAnsi"/>
+          <w:i/>
+          <w:iCs/>
+          <w:sz w:val="24"/>
+          <w:szCs w:val="24"/>
+        </w:rPr>
+      </w:pPr>
+      <w:r>
+        <w:rPr>
+          <w:rFonts w:cstheme="minorHAnsi"/>
+          <w:i/>
+          <w:iCs/>
+          <w:sz w:val="24"/>
+          <w:szCs w:val="24"/>
+        </w:rPr>
+        <w:t xml:space="preserve">$ </w:t>
+      </w:r>
+      <w:r>
+        <w:rPr>
+          <w:rFonts w:cstheme="minorHAnsi"/>
+          <w:i/>
+          <w:iCs/>
+          <w:sz w:val="24"/>
+          <w:szCs w:val="24"/>
+        </w:rPr>
+        <w:t>git remote -v</w:t>
+      </w:r>
+    </w:p>
+    <w:p>
+      <w:pPr>
+        <w:pStyle w:val="ListParagraph"/>
+        <w:ind w:left="1440"/>
+        <w:jc w:val="both"/>
+        <w:rPr>
+          <w:rFonts w:cstheme="minorHAnsi"/>
+          <w:sz w:val="24"/>
+          <w:szCs w:val="24"/>
+        </w:rPr>
+      </w:pPr>
+    </w:p>
+    <w:p>
+      <w:pPr>
+        <w:pStyle w:val="ListParagraph"/>
+        <w:ind w:left="1440"/>
+        <w:jc w:val="both"/>
+        <w:rPr>
+          <w:rFonts w:cstheme="minorHAnsi"/>
+          <w:sz w:val="24"/>
+          <w:szCs w:val="24"/>
+        </w:rPr>
+      </w:pPr>
+      <w:r>
+        <w:rPr>
+          <w:rFonts w:cstheme="minorHAnsi"/>
+          <w:sz w:val="24"/>
+          <w:szCs w:val="24"/>
+        </w:rPr>
+        <w:t>This repository will have two remotes:</w:t>
+      </w:r>
+    </w:p>
+    <w:p>
+      <w:pPr>
+        <w:pStyle w:val="ListParagraph"/>
+        <w:ind w:left="1440"/>
+        <w:jc w:val="both"/>
+        <w:rPr>
+          <w:rFonts w:cstheme="minorHAnsi"/>
+          <w:sz w:val="24"/>
+          <w:szCs w:val="24"/>
+        </w:rPr>
+      </w:pPr>
+      <w:r>
+        <w:rPr>
+          <w:rFonts w:cstheme="minorHAnsi"/>
+          <w:sz w:val="24"/>
+          <w:szCs w:val="24"/>
+        </w:rPr>
+        <w:t>Origin -&gt; original git repository</w:t>
+      </w:r>
+    </w:p>
+    <w:p>
+      <w:pPr>
+        <w:pStyle w:val="ListParagraph"/>
+        <w:ind w:left="1440"/>
+        <w:jc w:val="both"/>
+        <w:rPr>
+          <w:rFonts w:cstheme="minorHAnsi"/>
+          <w:sz w:val="24"/>
+          <w:szCs w:val="24"/>
+        </w:rPr>
+      </w:pPr>
+      <w:r>
+        <w:rPr>
+          <w:rFonts w:cstheme="minorHAnsi"/>
+          <w:sz w:val="24"/>
+          <w:szCs w:val="24"/>
+        </w:rPr>
+        <w:t xml:space="preserve">hf -&gt; </w:t>
+      </w:r>
+      <w:proofErr w:type="spellStart"/>
+      <w:r>
+        <w:rPr>
+          <w:rFonts w:cstheme="minorHAnsi"/>
+          <w:sz w:val="24"/>
+          <w:szCs w:val="24"/>
+        </w:rPr>
+        <w:t>huggingface</w:t>
+      </w:r>
+      <w:proofErr w:type="spellEnd"/>
+      <w:r>
+        <w:rPr>
+          <w:rFonts w:cstheme="minorHAnsi"/>
+          <w:sz w:val="24"/>
+          <w:szCs w:val="24"/>
+        </w:rPr>
+        <w:t xml:space="preserve"> space repository</w:t>
+      </w:r>
+    </w:p>
+    <w:p>
+      <w:pPr>
+        <w:pStyle w:val="ListParagraph"/>
+        <w:ind w:left="1440"/>
+        <w:jc w:val="both"/>
+        <w:rPr>
+          <w:rFonts w:cstheme="minorHAnsi"/>
+          <w:sz w:val="24"/>
+          <w:szCs w:val="24"/>
+        </w:rPr>
+      </w:pPr>
+    </w:p>
+    <w:p>
+      <w:pPr>
+        <w:pStyle w:val="ListParagraph"/>
+        <w:ind w:left="1440"/>
+        <w:jc w:val="both"/>
+        <w:rPr>
+          <w:rFonts w:cstheme="minorHAnsi"/>
+          <w:sz w:val="24"/>
+          <w:szCs w:val="24"/>
+        </w:rPr>
+      </w:pPr>
+      <w:r>
+        <w:rPr>
+          <w:rFonts w:cstheme="minorHAnsi"/>
+          <w:sz w:val="24"/>
+          <w:szCs w:val="24"/>
+        </w:rPr>
+        <w:drawing>
+          <wp:inline distT="0" distB="0" distL="0" distR="0" wp14:anchorId="4265385C" wp14:editId="49A8262F">
+            <wp:extent cx="5648960" cy="731893"/>
+            <wp:effectExtent l="0" t="0" r="0" b="0"/>
+            <wp:docPr id="1941102007" name="Picture 1"/>
+            <wp:cNvGraphicFramePr>
+              <a:graphicFrameLocks xmlns:a="http://schemas.openxmlformats.org/drawingml/2006/main" noChangeAspect="1"/>
+            </wp:cNvGraphicFramePr>
+            <a:graphic xmlns:a="http://schemas.openxmlformats.org/drawingml/2006/main">
+              <a:graphicData uri="http://schemas.openxmlformats.org/drawingml/2006/picture">
+                <pic:pic xmlns:pic="http://schemas.openxmlformats.org/drawingml/2006/picture">
+                  <pic:nvPicPr>
+                    <pic:cNvPr id="1941102007" name=""/>
+                    <pic:cNvPicPr/>
+                  </pic:nvPicPr>
+                  <pic:blipFill>
+                    <a:blip r:embed="rId33"/>
+                    <a:stretch>
+                      <a:fillRect/>
+                    </a:stretch>
+                  </pic:blipFill>
+                  <pic:spPr>
+                    <a:xfrm>
+                      <a:off x="0" y="0"/>
+                      <a:ext cx="5691540" cy="737410"/>
+                    </a:xfrm>
+                    <a:prstGeom prst="rect">
+                      <a:avLst/>
+                    </a:prstGeom>
+                  </pic:spPr>
+                </pic:pic>
+              </a:graphicData>
+            </a:graphic>
+          </wp:inline>
+        </w:drawing>
+      </w:r>
+    </w:p>
+    <w:p>
+      <w:pPr>
+        <w:pStyle w:val="ListParagraph"/>
+        <w:ind w:left="1440"/>
+        <w:jc w:val="both"/>
+        <w:rPr>
+          <w:rFonts w:cstheme="minorHAnsi"/>
+          <w:sz w:val="24"/>
+          <w:szCs w:val="24"/>
+        </w:rPr>
+      </w:pPr>
+    </w:p>
+    <w:p>
+      <w:pPr>
+        <w:pStyle w:val="ListParagraph"/>
+        <w:ind w:left="1440"/>
+        <w:jc w:val="both"/>
+        <w:rPr>
+          <w:rFonts w:cstheme="minorHAnsi"/>
+          <w:sz w:val="24"/>
+          <w:szCs w:val="24"/>
+        </w:rPr>
+      </w:pPr>
+      <w:r>
+        <w:rPr>
+          <w:rFonts w:cstheme="minorHAnsi"/>
+          <w:sz w:val="24"/>
+          <w:szCs w:val="24"/>
+        </w:rPr>
+        <w:lastRenderedPageBreak/>
+        <w:t xml:space="preserve">Push directly to </w:t>
+      </w:r>
+      <w:proofErr w:type="spellStart"/>
+      <w:r>
+        <w:rPr>
+          <w:rFonts w:cstheme="minorHAnsi"/>
+          <w:sz w:val="24"/>
+          <w:szCs w:val="24"/>
+        </w:rPr>
+        <w:t>huggingface</w:t>
+      </w:r>
+      <w:proofErr w:type="spellEnd"/>
+      <w:r>
+        <w:rPr>
+          <w:rFonts w:cstheme="minorHAnsi"/>
+          <w:sz w:val="24"/>
+          <w:szCs w:val="24"/>
+        </w:rPr>
+        <w:t>:</w:t>
+      </w:r>
+    </w:p>
+    <w:p>
+      <w:pPr>
+        <w:pStyle w:val="ListParagraph"/>
+        <w:ind w:left="1440"/>
+        <w:jc w:val="both"/>
+        <w:rPr>
+          <w:rFonts w:cstheme="minorHAnsi"/>
+          <w:i/>
+          <w:iCs/>
+          <w:sz w:val="24"/>
+          <w:szCs w:val="24"/>
+        </w:rPr>
+      </w:pPr>
+      <w:r>
+        <w:rPr>
+          <w:rFonts w:cstheme="minorHAnsi"/>
+          <w:i/>
+          <w:iCs/>
+          <w:sz w:val="24"/>
+          <w:szCs w:val="24"/>
+        </w:rPr>
+        <w:t xml:space="preserve">$ </w:t>
+      </w:r>
+      <w:r>
+        <w:rPr>
+          <w:rFonts w:cstheme="minorHAnsi"/>
+          <w:i/>
+          <w:iCs/>
+          <w:sz w:val="24"/>
+          <w:szCs w:val="24"/>
+        </w:rPr>
+        <w:t>git push hf main</w:t>
+      </w:r>
+    </w:p>
+    <w:p>
+      <w:pPr>
+        <w:pStyle w:val="ListParagraph"/>
+        <w:ind w:left="1440"/>
+        <w:jc w:val="both"/>
+        <w:rPr>
+          <w:rFonts w:cstheme="minorHAnsi"/>
+          <w:i/>
+          <w:iCs/>
+          <w:sz w:val="24"/>
+          <w:szCs w:val="24"/>
+        </w:rPr>
+      </w:pPr>
+    </w:p>
+    <w:p>
+      <w:pPr>
+        <w:pStyle w:val="ListParagraph"/>
+        <w:ind w:left="1440"/>
+        <w:jc w:val="both"/>
+        <w:rPr>
+          <w:rFonts w:cstheme="minorHAnsi"/>
+          <w:sz w:val="24"/>
+          <w:szCs w:val="24"/>
+        </w:rPr>
+      </w:pPr>
+      <w:proofErr w:type="spellStart"/>
+      <w:r>
+        <w:rPr>
+          <w:rFonts w:cstheme="minorHAnsi"/>
+          <w:sz w:val="24"/>
+          <w:szCs w:val="24"/>
+        </w:rPr>
+        <w:t>HuggingFace</w:t>
+      </w:r>
+      <w:proofErr w:type="spellEnd"/>
+      <w:r>
+        <w:rPr>
+          <w:rFonts w:cstheme="minorHAnsi"/>
+          <w:sz w:val="24"/>
+          <w:szCs w:val="24"/>
+        </w:rPr>
+        <w:t xml:space="preserve"> will now:</w:t>
+      </w:r>
+    </w:p>
+    <w:p>
+      <w:pPr>
+        <w:pStyle w:val="ListParagraph"/>
+        <w:numPr>
+          <w:ilvl w:val="0"/>
+          <w:numId w:val="105"/>
+        </w:numPr>
+        <w:jc w:val="both"/>
+        <w:rPr>
+          <w:rFonts w:cstheme="minorHAnsi"/>
+          <w:sz w:val="24"/>
+          <w:szCs w:val="24"/>
+        </w:rPr>
+      </w:pPr>
+      <w:r>
+        <w:rPr>
+          <w:rFonts w:cstheme="minorHAnsi"/>
+          <w:sz w:val="24"/>
+          <w:szCs w:val="24"/>
+        </w:rPr>
+        <w:t>clone your repo</w:t>
+      </w:r>
+    </w:p>
+    <w:p>
+      <w:pPr>
+        <w:pStyle w:val="ListParagraph"/>
+        <w:numPr>
+          <w:ilvl w:val="0"/>
+          <w:numId w:val="105"/>
+        </w:numPr>
+        <w:jc w:val="both"/>
+        <w:rPr>
+          <w:rFonts w:cstheme="minorHAnsi"/>
+          <w:sz w:val="24"/>
+          <w:szCs w:val="24"/>
+        </w:rPr>
+      </w:pPr>
+      <w:r>
+        <w:rPr>
+          <w:rFonts w:cstheme="minorHAnsi"/>
+          <w:sz w:val="24"/>
+          <w:szCs w:val="24"/>
+        </w:rPr>
+        <w:t>build Docker</w:t>
+      </w:r>
+    </w:p>
+    <w:p>
+      <w:pPr>
+        <w:pStyle w:val="ListParagraph"/>
+        <w:numPr>
+          <w:ilvl w:val="0"/>
+          <w:numId w:val="105"/>
+        </w:numPr>
+        <w:jc w:val="both"/>
+        <w:rPr>
+          <w:rFonts w:cstheme="minorHAnsi"/>
+          <w:sz w:val="24"/>
+          <w:szCs w:val="24"/>
+        </w:rPr>
+      </w:pPr>
+      <w:r>
+        <w:rPr>
+          <w:rFonts w:cstheme="minorHAnsi"/>
+          <w:sz w:val="24"/>
+          <w:szCs w:val="24"/>
+        </w:rPr>
+        <w:t>start container</w:t>
+      </w:r>
+    </w:p>
+    <w:p>
+      <w:pPr>
+        <w:pStyle w:val="ListParagraph"/>
+        <w:numPr>
+          <w:ilvl w:val="0"/>
+          <w:numId w:val="105"/>
+        </w:numPr>
+        <w:jc w:val="both"/>
+        <w:rPr>
+          <w:rFonts w:cstheme="minorHAnsi"/>
+          <w:sz w:val="24"/>
+          <w:szCs w:val="24"/>
+        </w:rPr>
+      </w:pPr>
+      <w:r>
+        <w:rPr>
+          <w:rFonts w:cstheme="minorHAnsi"/>
+          <w:sz w:val="24"/>
+          <w:szCs w:val="24"/>
+        </w:rPr>
+        <w:t xml:space="preserve">launch </w:t>
+      </w:r>
+      <w:proofErr w:type="spellStart"/>
+      <w:r>
+        <w:rPr>
+          <w:rFonts w:cstheme="minorHAnsi"/>
+          <w:sz w:val="24"/>
+          <w:szCs w:val="24"/>
+        </w:rPr>
+        <w:t>Streamlit</w:t>
+      </w:r>
+      <w:proofErr w:type="spellEnd"/>
+    </w:p>
+    <w:p>
+      <w:pPr>
+        <w:pStyle w:val="ListParagraph"/>
+        <w:ind w:left="1440"/>
+        <w:jc w:val="both"/>
+        <w:rPr>
+          <w:rFonts w:cstheme="minorHAnsi"/>
+          <w:sz w:val="24"/>
+          <w:szCs w:val="24"/>
+        </w:rPr>
+      </w:pPr>
+    </w:p>
+    <w:p>
+      <w:pPr>
+        <w:pStyle w:val="ListParagraph"/>
+        <w:jc w:val="both"/>
+        <w:rPr>
+          <w:rFonts w:cstheme="minorHAnsi"/>
+          <w:sz w:val="24"/>
+          <w:szCs w:val="24"/>
+        </w:rPr>
+      </w:pPr>
+    </w:p>
+    <w:p>
+      <w:pPr>
+        <w:pStyle w:val="ListParagraph"/>
+        <w:jc w:val="both"/>
+        <w:rPr>
+          <w:rFonts w:cstheme="minorHAnsi"/>
+          <w:sz w:val="24"/>
+          <w:szCs w:val="24"/>
+        </w:rPr>
+      </w:pPr>
+    </w:p>
+    <w:p>
+      <w:pPr>
+        <w:pStyle w:val="ListParagraph"/>
+        <w:jc w:val="both"/>
+        <w:rPr>
+          <w:rFonts w:cstheme="minorHAnsi"/>
+          <w:sz w:val="24"/>
+          <w:szCs w:val="24"/>
+        </w:rPr>
+      </w:pPr>
+    </w:p>
+    <w:p>
+      <w:pPr>
+        <w:pStyle w:val="ListParagraph"/>
+        <w:jc w:val="both"/>
+        <w:rPr>
+          <w:rFonts w:cstheme="minorHAnsi"/>
+          <w:sz w:val="24"/>
+          <w:szCs w:val="24"/>
+        </w:rPr>
+      </w:pPr>
+    </w:p>
+    <w:p>
+      <w:pPr>
         <w:jc w:val="both"/>
         <w:rPr>
           <w:rFonts w:cstheme="minorHAnsi"/>
@@ -29279,7 +31982,7 @@
           <w:szCs w:val="24"/>
         </w:rPr>
       </w:pPr>
-      <w:hyperlink r:id="rId27" w:history="1">
+      <w:hyperlink r:id="rId34" w:history="1">
         <w:r>
           <w:rPr>
             <w:rStyle w:val="Hyperlink"/>
@@ -29301,7 +32004,7 @@
           <w:szCs w:val="24"/>
         </w:rPr>
       </w:pPr>
-      <w:hyperlink r:id="rId28" w:history="1">
+      <w:hyperlink r:id="rId35" w:history="1">
         <w:r>
           <w:rPr>
             <w:rStyle w:val="Hyperlink"/>
@@ -29323,7 +32026,7 @@
           <w:szCs w:val="24"/>
         </w:rPr>
       </w:pPr>
-      <w:hyperlink r:id="rId29" w:history="1">
+      <w:hyperlink r:id="rId36" w:history="1">
         <w:r>
           <w:rPr>
             <w:rStyle w:val="Hyperlink"/>
@@ -29345,7 +32048,7 @@
           <w:szCs w:val="24"/>
         </w:rPr>
       </w:pPr>
-      <w:hyperlink r:id="rId30" w:history="1">
+      <w:hyperlink r:id="rId37" w:history="1">
         <w:r>
           <w:rPr>
             <w:rStyle w:val="Hyperlink"/>
@@ -29367,7 +32070,7 @@
           <w:szCs w:val="24"/>
         </w:rPr>
       </w:pPr>
-      <w:hyperlink r:id="rId31" w:history="1">
+      <w:hyperlink r:id="rId38" w:history="1">
         <w:r>
           <w:rPr>
             <w:rStyle w:val="Hyperlink"/>
@@ -29389,7 +32092,7 @@
           <w:szCs w:val="24"/>
         </w:rPr>
       </w:pPr>
-      <w:hyperlink r:id="rId32" w:history="1">
+      <w:hyperlink r:id="rId39" w:history="1">
         <w:r>
           <w:rPr>
             <w:rStyle w:val="Hyperlink"/>
@@ -29411,7 +32114,7 @@
           <w:szCs w:val="24"/>
         </w:rPr>
       </w:pPr>
-      <w:hyperlink r:id="rId33" w:history="1">
+      <w:hyperlink r:id="rId40" w:history="1">
         <w:r>
           <w:rPr>
             <w:rStyle w:val="Hyperlink"/>
@@ -29433,7 +32136,7 @@
           <w:szCs w:val="24"/>
         </w:rPr>
       </w:pPr>
-      <w:hyperlink r:id="rId34" w:history="1">
+      <w:hyperlink r:id="rId41" w:history="1">
         <w:r>
           <w:rPr>
             <w:rStyle w:val="Hyperlink"/>
@@ -29455,7 +32158,7 @@
           <w:szCs w:val="24"/>
         </w:rPr>
       </w:pPr>
-      <w:hyperlink r:id="rId35" w:history="1">
+      <w:hyperlink r:id="rId42" w:history="1">
         <w:r>
           <w:rPr>
             <w:rStyle w:val="Hyperlink"/>
@@ -29475,7 +32178,7 @@
           <w:rFonts w:cstheme="minorHAnsi"/>
         </w:rPr>
       </w:pPr>
-      <w:hyperlink r:id="rId36" w:history="1">
+      <w:hyperlink r:id="rId43" w:history="1">
         <w:r>
           <w:rPr>
             <w:rStyle w:val="Hyperlink"/>
@@ -29497,7 +32200,7 @@
           <w:szCs w:val="24"/>
         </w:rPr>
       </w:pPr>
-      <w:hyperlink r:id="rId37" w:history="1">
+      <w:hyperlink r:id="rId44" w:history="1">
         <w:r>
           <w:rPr>
             <w:rStyle w:val="Hyperlink"/>
@@ -29519,7 +32222,7 @@
           <w:szCs w:val="24"/>
         </w:rPr>
       </w:pPr>
-      <w:hyperlink r:id="rId38" w:history="1">
+      <w:hyperlink r:id="rId45" w:history="1">
         <w:r>
           <w:rPr>
             <w:rStyle w:val="Hyperlink"/>
@@ -29539,7 +32242,7 @@
           <w:rFonts w:cstheme="minorHAnsi"/>
         </w:rPr>
       </w:pPr>
-      <w:hyperlink r:id="rId39" w:history="1">
+      <w:hyperlink r:id="rId46" w:history="1">
         <w:r>
           <w:rPr>
             <w:rStyle w:val="Hyperlink"/>
@@ -29561,7 +32264,7 @@
           <w:szCs w:val="24"/>
         </w:rPr>
       </w:pPr>
-      <w:hyperlink r:id="rId40" w:history="1">
+      <w:hyperlink r:id="rId47" w:history="1">
         <w:r>
           <w:rPr>
             <w:rStyle w:val="Hyperlink"/>
@@ -29583,7 +32286,7 @@
           <w:szCs w:val="24"/>
         </w:rPr>
       </w:pPr>
-      <w:hyperlink r:id="rId41" w:history="1">
+      <w:hyperlink r:id="rId48" w:history="1">
         <w:r>
           <w:rPr>
             <w:rStyle w:val="Hyperlink"/>
@@ -37239,6 +39942,119 @@
     </w:lvl>
   </w:abstractNum>
   <w:abstractNum w:abstractNumId="56" w15:restartNumberingAfterBreak="0">
+    <w:nsid w:val="43747418"/>
+    <w:multiLevelType w:val="multilevel"/>
+    <w:tmpl w:val="310E6890"/>
+    <w:lvl w:ilvl="0">
+      <w:start w:val="1"/>
+      <w:numFmt w:val="decimal"/>
+      <w:lvlText w:val="%1."/>
+      <w:lvlJc w:val="left"/>
+      <w:pPr>
+        <w:tabs>
+          <w:tab w:val="num" w:pos="1800"/>
+        </w:tabs>
+        <w:ind w:left="1800" w:hanging="360"/>
+      </w:pPr>
+    </w:lvl>
+    <w:lvl w:ilvl="1" w:tentative="1">
+      <w:start w:val="1"/>
+      <w:numFmt w:val="decimal"/>
+      <w:lvlText w:val="%2."/>
+      <w:lvlJc w:val="left"/>
+      <w:pPr>
+        <w:tabs>
+          <w:tab w:val="num" w:pos="2520"/>
+        </w:tabs>
+        <w:ind w:left="2520" w:hanging="360"/>
+      </w:pPr>
+    </w:lvl>
+    <w:lvl w:ilvl="2" w:tentative="1">
+      <w:start w:val="1"/>
+      <w:numFmt w:val="decimal"/>
+      <w:lvlText w:val="%3."/>
+      <w:lvlJc w:val="left"/>
+      <w:pPr>
+        <w:tabs>
+          <w:tab w:val="num" w:pos="3240"/>
+        </w:tabs>
+        <w:ind w:left="3240" w:hanging="360"/>
+      </w:pPr>
+    </w:lvl>
+    <w:lvl w:ilvl="3" w:tentative="1">
+      <w:start w:val="1"/>
+      <w:numFmt w:val="decimal"/>
+      <w:lvlText w:val="%4."/>
+      <w:lvlJc w:val="left"/>
+      <w:pPr>
+        <w:tabs>
+          <w:tab w:val="num" w:pos="3960"/>
+        </w:tabs>
+        <w:ind w:left="3960" w:hanging="360"/>
+      </w:pPr>
+    </w:lvl>
+    <w:lvl w:ilvl="4" w:tentative="1">
+      <w:start w:val="1"/>
+      <w:numFmt w:val="decimal"/>
+      <w:lvlText w:val="%5."/>
+      <w:lvlJc w:val="left"/>
+      <w:pPr>
+        <w:tabs>
+          <w:tab w:val="num" w:pos="4680"/>
+        </w:tabs>
+        <w:ind w:left="4680" w:hanging="360"/>
+      </w:pPr>
+    </w:lvl>
+    <w:lvl w:ilvl="5" w:tentative="1">
+      <w:start w:val="1"/>
+      <w:numFmt w:val="decimal"/>
+      <w:lvlText w:val="%6."/>
+      <w:lvlJc w:val="left"/>
+      <w:pPr>
+        <w:tabs>
+          <w:tab w:val="num" w:pos="5400"/>
+        </w:tabs>
+        <w:ind w:left="5400" w:hanging="360"/>
+      </w:pPr>
+    </w:lvl>
+    <w:lvl w:ilvl="6" w:tentative="1">
+      <w:start w:val="1"/>
+      <w:numFmt w:val="decimal"/>
+      <w:lvlText w:val="%7."/>
+      <w:lvlJc w:val="left"/>
+      <w:pPr>
+        <w:tabs>
+          <w:tab w:val="num" w:pos="6120"/>
+        </w:tabs>
+        <w:ind w:left="6120" w:hanging="360"/>
+      </w:pPr>
+    </w:lvl>
+    <w:lvl w:ilvl="7" w:tentative="1">
+      <w:start w:val="1"/>
+      <w:numFmt w:val="decimal"/>
+      <w:lvlText w:val="%8."/>
+      <w:lvlJc w:val="left"/>
+      <w:pPr>
+        <w:tabs>
+          <w:tab w:val="num" w:pos="6840"/>
+        </w:tabs>
+        <w:ind w:left="6840" w:hanging="360"/>
+      </w:pPr>
+    </w:lvl>
+    <w:lvl w:ilvl="8" w:tentative="1">
+      <w:start w:val="1"/>
+      <w:numFmt w:val="decimal"/>
+      <w:lvlText w:val="%9."/>
+      <w:lvlJc w:val="left"/>
+      <w:pPr>
+        <w:tabs>
+          <w:tab w:val="num" w:pos="7560"/>
+        </w:tabs>
+        <w:ind w:left="7560" w:hanging="360"/>
+      </w:pPr>
+    </w:lvl>
+  </w:abstractNum>
+  <w:abstractNum w:abstractNumId="57" w15:restartNumberingAfterBreak="0">
     <w:nsid w:val="453A1684"/>
     <w:multiLevelType w:val="multilevel"/>
     <w:tmpl w:val="0DFE2DBC"/>
@@ -37387,7 +40203,7 @@
       </w:rPr>
     </w:lvl>
   </w:abstractNum>
-  <w:abstractNum w:abstractNumId="57" w15:restartNumberingAfterBreak="0">
+  <w:abstractNum w:abstractNumId="58" w15:restartNumberingAfterBreak="0">
     <w:nsid w:val="480D5D51"/>
     <w:multiLevelType w:val="multilevel"/>
     <w:tmpl w:val="8ED88954"/>
@@ -37536,7 +40352,7 @@
       </w:rPr>
     </w:lvl>
   </w:abstractNum>
-  <w:abstractNum w:abstractNumId="58" w15:restartNumberingAfterBreak="0">
+  <w:abstractNum w:abstractNumId="59" w15:restartNumberingAfterBreak="0">
     <w:nsid w:val="494F32F0"/>
     <w:multiLevelType w:val="multilevel"/>
     <w:tmpl w:val="9D544A74"/>
@@ -37685,7 +40501,7 @@
       </w:rPr>
     </w:lvl>
   </w:abstractNum>
-  <w:abstractNum w:abstractNumId="59" w15:restartNumberingAfterBreak="0">
+  <w:abstractNum w:abstractNumId="60" w15:restartNumberingAfterBreak="0">
     <w:nsid w:val="4AE57817"/>
     <w:multiLevelType w:val="multilevel"/>
     <w:tmpl w:val="C772D770"/>
@@ -37798,7 +40614,7 @@
       </w:pPr>
     </w:lvl>
   </w:abstractNum>
-  <w:abstractNum w:abstractNumId="60" w15:restartNumberingAfterBreak="0">
+  <w:abstractNum w:abstractNumId="61" w15:restartNumberingAfterBreak="0">
     <w:nsid w:val="4C06358E"/>
     <w:multiLevelType w:val="hybridMultilevel"/>
     <w:tmpl w:val="99164702"/>
@@ -37911,7 +40727,7 @@
       </w:rPr>
     </w:lvl>
   </w:abstractNum>
-  <w:abstractNum w:abstractNumId="61" w15:restartNumberingAfterBreak="0">
+  <w:abstractNum w:abstractNumId="62" w15:restartNumberingAfterBreak="0">
     <w:nsid w:val="4DA4437E"/>
     <w:multiLevelType w:val="multilevel"/>
     <w:tmpl w:val="F27E8A64"/>
@@ -38060,7 +40876,7 @@
       </w:rPr>
     </w:lvl>
   </w:abstractNum>
-  <w:abstractNum w:abstractNumId="62" w15:restartNumberingAfterBreak="0">
+  <w:abstractNum w:abstractNumId="63" w15:restartNumberingAfterBreak="0">
     <w:nsid w:val="500A4DB3"/>
     <w:multiLevelType w:val="multilevel"/>
     <w:tmpl w:val="1F28AEC2"/>
@@ -38209,7 +41025,7 @@
       </w:rPr>
     </w:lvl>
   </w:abstractNum>
-  <w:abstractNum w:abstractNumId="63" w15:restartNumberingAfterBreak="0">
+  <w:abstractNum w:abstractNumId="64" w15:restartNumberingAfterBreak="0">
     <w:nsid w:val="531E6C40"/>
     <w:multiLevelType w:val="multilevel"/>
     <w:tmpl w:val="3336F1FA"/>
@@ -38358,7 +41174,7 @@
       </w:rPr>
     </w:lvl>
   </w:abstractNum>
-  <w:abstractNum w:abstractNumId="64" w15:restartNumberingAfterBreak="0">
+  <w:abstractNum w:abstractNumId="65" w15:restartNumberingAfterBreak="0">
     <w:nsid w:val="54CA1A5C"/>
     <w:multiLevelType w:val="multilevel"/>
     <w:tmpl w:val="CC822682"/>
@@ -38507,7 +41323,7 @@
       </w:rPr>
     </w:lvl>
   </w:abstractNum>
-  <w:abstractNum w:abstractNumId="65" w15:restartNumberingAfterBreak="0">
+  <w:abstractNum w:abstractNumId="66" w15:restartNumberingAfterBreak="0">
     <w:nsid w:val="5548001E"/>
     <w:multiLevelType w:val="multilevel"/>
     <w:tmpl w:val="46187BF2"/>
@@ -38656,7 +41472,7 @@
       </w:rPr>
     </w:lvl>
   </w:abstractNum>
-  <w:abstractNum w:abstractNumId="66" w15:restartNumberingAfterBreak="0">
+  <w:abstractNum w:abstractNumId="67" w15:restartNumberingAfterBreak="0">
     <w:nsid w:val="5658295B"/>
     <w:multiLevelType w:val="multilevel"/>
     <w:tmpl w:val="9DEE2138"/>
@@ -38805,7 +41621,7 @@
       </w:rPr>
     </w:lvl>
   </w:abstractNum>
-  <w:abstractNum w:abstractNumId="67" w15:restartNumberingAfterBreak="0">
+  <w:abstractNum w:abstractNumId="68" w15:restartNumberingAfterBreak="0">
     <w:nsid w:val="582A1163"/>
     <w:multiLevelType w:val="multilevel"/>
     <w:tmpl w:val="895AE1F0"/>
@@ -38918,7 +41734,7 @@
       </w:pPr>
     </w:lvl>
   </w:abstractNum>
-  <w:abstractNum w:abstractNumId="68" w15:restartNumberingAfterBreak="0">
+  <w:abstractNum w:abstractNumId="69" w15:restartNumberingAfterBreak="0">
     <w:nsid w:val="58836DB3"/>
     <w:multiLevelType w:val="multilevel"/>
     <w:tmpl w:val="93D26B1C"/>
@@ -39067,7 +41883,7 @@
       </w:rPr>
     </w:lvl>
   </w:abstractNum>
-  <w:abstractNum w:abstractNumId="69" w15:restartNumberingAfterBreak="0">
+  <w:abstractNum w:abstractNumId="70" w15:restartNumberingAfterBreak="0">
     <w:nsid w:val="5A872C34"/>
     <w:multiLevelType w:val="multilevel"/>
     <w:tmpl w:val="0546B7A0"/>
@@ -39216,7 +42032,7 @@
       </w:rPr>
     </w:lvl>
   </w:abstractNum>
-  <w:abstractNum w:abstractNumId="70" w15:restartNumberingAfterBreak="0">
+  <w:abstractNum w:abstractNumId="71" w15:restartNumberingAfterBreak="0">
     <w:nsid w:val="5B3973A7"/>
     <w:multiLevelType w:val="multilevel"/>
     <w:tmpl w:val="4EC67E6E"/>
@@ -39365,7 +42181,7 @@
       </w:rPr>
     </w:lvl>
   </w:abstractNum>
-  <w:abstractNum w:abstractNumId="71" w15:restartNumberingAfterBreak="0">
+  <w:abstractNum w:abstractNumId="72" w15:restartNumberingAfterBreak="0">
     <w:nsid w:val="5B9479F7"/>
     <w:multiLevelType w:val="hybridMultilevel"/>
     <w:tmpl w:val="E98C3082"/>
@@ -39454,7 +42270,7 @@
       </w:pPr>
     </w:lvl>
   </w:abstractNum>
-  <w:abstractNum w:abstractNumId="72" w15:restartNumberingAfterBreak="0">
+  <w:abstractNum w:abstractNumId="73" w15:restartNumberingAfterBreak="0">
     <w:nsid w:val="5CC65568"/>
     <w:multiLevelType w:val="multilevel"/>
     <w:tmpl w:val="733E77A4"/>
@@ -39603,7 +42419,7 @@
       </w:rPr>
     </w:lvl>
   </w:abstractNum>
-  <w:abstractNum w:abstractNumId="73" w15:restartNumberingAfterBreak="0">
+  <w:abstractNum w:abstractNumId="74" w15:restartNumberingAfterBreak="0">
     <w:nsid w:val="5E04059F"/>
     <w:multiLevelType w:val="multilevel"/>
     <w:tmpl w:val="B2421596"/>
@@ -39752,7 +42568,7 @@
       </w:rPr>
     </w:lvl>
   </w:abstractNum>
-  <w:abstractNum w:abstractNumId="74" w15:restartNumberingAfterBreak="0">
+  <w:abstractNum w:abstractNumId="75" w15:restartNumberingAfterBreak="0">
     <w:nsid w:val="5E0539A7"/>
     <w:multiLevelType w:val="hybridMultilevel"/>
     <w:tmpl w:val="0E9E03B0"/>
@@ -39865,7 +42681,7 @@
       </w:rPr>
     </w:lvl>
   </w:abstractNum>
-  <w:abstractNum w:abstractNumId="75" w15:restartNumberingAfterBreak="0">
+  <w:abstractNum w:abstractNumId="76" w15:restartNumberingAfterBreak="0">
     <w:nsid w:val="5E84497D"/>
     <w:multiLevelType w:val="hybridMultilevel"/>
     <w:tmpl w:val="F95E0EEA"/>
@@ -39978,7 +42794,7 @@
       </w:rPr>
     </w:lvl>
   </w:abstractNum>
-  <w:abstractNum w:abstractNumId="76" w15:restartNumberingAfterBreak="0">
+  <w:abstractNum w:abstractNumId="77" w15:restartNumberingAfterBreak="0">
     <w:nsid w:val="5F2D03EB"/>
     <w:multiLevelType w:val="multilevel"/>
     <w:tmpl w:val="12803E18"/>
@@ -40091,7 +42907,7 @@
       </w:pPr>
     </w:lvl>
   </w:abstractNum>
-  <w:abstractNum w:abstractNumId="77" w15:restartNumberingAfterBreak="0">
+  <w:abstractNum w:abstractNumId="78" w15:restartNumberingAfterBreak="0">
     <w:nsid w:val="61814B21"/>
     <w:multiLevelType w:val="multilevel"/>
     <w:tmpl w:val="CFB26562"/>
@@ -40240,7 +43056,7 @@
       </w:rPr>
     </w:lvl>
   </w:abstractNum>
-  <w:abstractNum w:abstractNumId="78" w15:restartNumberingAfterBreak="0">
+  <w:abstractNum w:abstractNumId="79" w15:restartNumberingAfterBreak="0">
     <w:nsid w:val="61E963C0"/>
     <w:multiLevelType w:val="multilevel"/>
     <w:tmpl w:val="000290C4"/>
@@ -40389,7 +43205,7 @@
       </w:rPr>
     </w:lvl>
   </w:abstractNum>
-  <w:abstractNum w:abstractNumId="79" w15:restartNumberingAfterBreak="0">
+  <w:abstractNum w:abstractNumId="80" w15:restartNumberingAfterBreak="0">
     <w:nsid w:val="634B6D35"/>
     <w:multiLevelType w:val="multilevel"/>
     <w:tmpl w:val="949804A0"/>
@@ -40538,7 +43354,7 @@
       </w:rPr>
     </w:lvl>
   </w:abstractNum>
-  <w:abstractNum w:abstractNumId="80" w15:restartNumberingAfterBreak="0">
+  <w:abstractNum w:abstractNumId="81" w15:restartNumberingAfterBreak="0">
     <w:nsid w:val="63A321F7"/>
     <w:multiLevelType w:val="multilevel"/>
     <w:tmpl w:val="803E53F8"/>
@@ -40687,7 +43503,7 @@
       </w:rPr>
     </w:lvl>
   </w:abstractNum>
-  <w:abstractNum w:abstractNumId="81" w15:restartNumberingAfterBreak="0">
+  <w:abstractNum w:abstractNumId="82" w15:restartNumberingAfterBreak="0">
     <w:nsid w:val="63F16591"/>
     <w:multiLevelType w:val="multilevel"/>
     <w:tmpl w:val="786E803A"/>
@@ -40836,7 +43652,7 @@
       </w:rPr>
     </w:lvl>
   </w:abstractNum>
-  <w:abstractNum w:abstractNumId="82" w15:restartNumberingAfterBreak="0">
+  <w:abstractNum w:abstractNumId="83" w15:restartNumberingAfterBreak="0">
     <w:nsid w:val="65A70D3C"/>
     <w:multiLevelType w:val="hybridMultilevel"/>
     <w:tmpl w:val="C73E4A76"/>
@@ -40949,7 +43765,7 @@
       </w:rPr>
     </w:lvl>
   </w:abstractNum>
-  <w:abstractNum w:abstractNumId="83" w15:restartNumberingAfterBreak="0">
+  <w:abstractNum w:abstractNumId="84" w15:restartNumberingAfterBreak="0">
     <w:nsid w:val="66272F98"/>
     <w:multiLevelType w:val="multilevel"/>
     <w:tmpl w:val="27B6FB3E"/>
@@ -41098,7 +43914,7 @@
       </w:rPr>
     </w:lvl>
   </w:abstractNum>
-  <w:abstractNum w:abstractNumId="84" w15:restartNumberingAfterBreak="0">
+  <w:abstractNum w:abstractNumId="85" w15:restartNumberingAfterBreak="0">
     <w:nsid w:val="67340BF8"/>
     <w:multiLevelType w:val="multilevel"/>
     <w:tmpl w:val="ABD45758"/>
@@ -41247,7 +44063,7 @@
       </w:rPr>
     </w:lvl>
   </w:abstractNum>
-  <w:abstractNum w:abstractNumId="85" w15:restartNumberingAfterBreak="0">
+  <w:abstractNum w:abstractNumId="86" w15:restartNumberingAfterBreak="0">
     <w:nsid w:val="676C655D"/>
     <w:multiLevelType w:val="multilevel"/>
     <w:tmpl w:val="D26C2404"/>
@@ -41396,7 +44212,7 @@
       </w:rPr>
     </w:lvl>
   </w:abstractNum>
-  <w:abstractNum w:abstractNumId="86" w15:restartNumberingAfterBreak="0">
+  <w:abstractNum w:abstractNumId="87" w15:restartNumberingAfterBreak="0">
     <w:nsid w:val="6877680C"/>
     <w:multiLevelType w:val="multilevel"/>
     <w:tmpl w:val="B1605224"/>
@@ -41509,7 +44325,7 @@
       </w:pPr>
     </w:lvl>
   </w:abstractNum>
-  <w:abstractNum w:abstractNumId="87" w15:restartNumberingAfterBreak="0">
+  <w:abstractNum w:abstractNumId="88" w15:restartNumberingAfterBreak="0">
     <w:nsid w:val="6A354DE7"/>
     <w:multiLevelType w:val="multilevel"/>
     <w:tmpl w:val="A7389F2A"/>
@@ -41658,7 +44474,7 @@
       </w:rPr>
     </w:lvl>
   </w:abstractNum>
-  <w:abstractNum w:abstractNumId="88" w15:restartNumberingAfterBreak="0">
+  <w:abstractNum w:abstractNumId="89" w15:restartNumberingAfterBreak="0">
     <w:nsid w:val="6A922DAB"/>
     <w:multiLevelType w:val="hybridMultilevel"/>
     <w:tmpl w:val="42F41DC2"/>
@@ -41747,7 +44563,7 @@
       </w:pPr>
     </w:lvl>
   </w:abstractNum>
-  <w:abstractNum w:abstractNumId="89" w15:restartNumberingAfterBreak="0">
+  <w:abstractNum w:abstractNumId="90" w15:restartNumberingAfterBreak="0">
     <w:nsid w:val="6ACF5993"/>
     <w:multiLevelType w:val="multilevel"/>
     <w:tmpl w:val="28767A2A"/>
@@ -41896,7 +44712,7 @@
       </w:rPr>
     </w:lvl>
   </w:abstractNum>
-  <w:abstractNum w:abstractNumId="90" w15:restartNumberingAfterBreak="0">
+  <w:abstractNum w:abstractNumId="91" w15:restartNumberingAfterBreak="0">
     <w:nsid w:val="6E557C88"/>
     <w:multiLevelType w:val="multilevel"/>
     <w:tmpl w:val="7B46B6A2"/>
@@ -42045,7 +44861,7 @@
       </w:rPr>
     </w:lvl>
   </w:abstractNum>
-  <w:abstractNum w:abstractNumId="91" w15:restartNumberingAfterBreak="0">
+  <w:abstractNum w:abstractNumId="92" w15:restartNumberingAfterBreak="0">
     <w:nsid w:val="6EAC7B84"/>
     <w:multiLevelType w:val="multilevel"/>
     <w:tmpl w:val="A2CAA1A8"/>
@@ -42194,7 +45010,7 @@
       </w:rPr>
     </w:lvl>
   </w:abstractNum>
-  <w:abstractNum w:abstractNumId="92" w15:restartNumberingAfterBreak="0">
+  <w:abstractNum w:abstractNumId="93" w15:restartNumberingAfterBreak="0">
     <w:nsid w:val="7008233F"/>
     <w:multiLevelType w:val="hybridMultilevel"/>
     <w:tmpl w:val="A268DF0E"/>
@@ -42307,7 +45123,7 @@
       </w:rPr>
     </w:lvl>
   </w:abstractNum>
-  <w:abstractNum w:abstractNumId="93" w15:restartNumberingAfterBreak="0">
+  <w:abstractNum w:abstractNumId="94" w15:restartNumberingAfterBreak="0">
     <w:nsid w:val="71FB6A03"/>
     <w:multiLevelType w:val="multilevel"/>
     <w:tmpl w:val="A1DCF412"/>
@@ -42420,7 +45236,7 @@
       </w:pPr>
     </w:lvl>
   </w:abstractNum>
-  <w:abstractNum w:abstractNumId="94" w15:restartNumberingAfterBreak="0">
+  <w:abstractNum w:abstractNumId="95" w15:restartNumberingAfterBreak="0">
     <w:nsid w:val="73F66B17"/>
     <w:multiLevelType w:val="multilevel"/>
     <w:tmpl w:val="5CC2F900"/>
@@ -42569,7 +45385,7 @@
       </w:rPr>
     </w:lvl>
   </w:abstractNum>
-  <w:abstractNum w:abstractNumId="95" w15:restartNumberingAfterBreak="0">
+  <w:abstractNum w:abstractNumId="96" w15:restartNumberingAfterBreak="0">
     <w:nsid w:val="75CB4497"/>
     <w:multiLevelType w:val="multilevel"/>
     <w:tmpl w:val="09E26C82"/>
@@ -42718,7 +45534,7 @@
       </w:rPr>
     </w:lvl>
   </w:abstractNum>
-  <w:abstractNum w:abstractNumId="96" w15:restartNumberingAfterBreak="0">
+  <w:abstractNum w:abstractNumId="97" w15:restartNumberingAfterBreak="0">
     <w:nsid w:val="75E9503E"/>
     <w:multiLevelType w:val="multilevel"/>
     <w:tmpl w:val="23002BC4"/>
@@ -42867,7 +45683,7 @@
       </w:rPr>
     </w:lvl>
   </w:abstractNum>
-  <w:abstractNum w:abstractNumId="97" w15:restartNumberingAfterBreak="0">
+  <w:abstractNum w:abstractNumId="98" w15:restartNumberingAfterBreak="0">
     <w:nsid w:val="794C2919"/>
     <w:multiLevelType w:val="multilevel"/>
     <w:tmpl w:val="BF56CB9E"/>
@@ -43016,7 +45832,7 @@
       </w:rPr>
     </w:lvl>
   </w:abstractNum>
-  <w:abstractNum w:abstractNumId="98" w15:restartNumberingAfterBreak="0">
+  <w:abstractNum w:abstractNumId="99" w15:restartNumberingAfterBreak="0">
     <w:nsid w:val="7D7825CE"/>
     <w:multiLevelType w:val="multilevel"/>
     <w:tmpl w:val="0EF67296"/>
@@ -43165,7 +45981,7 @@
       </w:rPr>
     </w:lvl>
   </w:abstractNum>
-  <w:abstractNum w:abstractNumId="99" w15:restartNumberingAfterBreak="0">
+  <w:abstractNum w:abstractNumId="100" w15:restartNumberingAfterBreak="0">
     <w:nsid w:val="7E4034AB"/>
     <w:multiLevelType w:val="multilevel"/>
     <w:tmpl w:val="8C6A5A46"/>
@@ -43285,34 +46101,34 @@
     <w:abstractNumId w:val="45"/>
   </w:num>
   <w:num w:numId="3" w16cid:durableId="246157692">
-    <w:abstractNumId w:val="78"/>
+    <w:abstractNumId w:val="79"/>
   </w:num>
   <w:num w:numId="4" w16cid:durableId="311524092">
     <w:abstractNumId w:val="6"/>
   </w:num>
   <w:num w:numId="5" w16cid:durableId="131141850">
-    <w:abstractNumId w:val="90"/>
+    <w:abstractNumId w:val="91"/>
   </w:num>
   <w:num w:numId="6" w16cid:durableId="1478063093">
     <w:abstractNumId w:val="30"/>
   </w:num>
   <w:num w:numId="7" w16cid:durableId="1293056430">
-    <w:abstractNumId w:val="65"/>
+    <w:abstractNumId w:val="66"/>
   </w:num>
   <w:num w:numId="8" w16cid:durableId="373696748">
-    <w:abstractNumId w:val="85"/>
+    <w:abstractNumId w:val="86"/>
   </w:num>
   <w:num w:numId="9" w16cid:durableId="1357343489">
-    <w:abstractNumId w:val="82"/>
+    <w:abstractNumId w:val="83"/>
   </w:num>
   <w:num w:numId="10" w16cid:durableId="208764285">
-    <w:abstractNumId w:val="71"/>
+    <w:abstractNumId w:val="72"/>
   </w:num>
   <w:num w:numId="11" w16cid:durableId="1608149067">
     <w:abstractNumId w:val="49"/>
   </w:num>
   <w:num w:numId="12" w16cid:durableId="1183401575">
-    <w:abstractNumId w:val="87"/>
+    <w:abstractNumId w:val="88"/>
   </w:num>
   <w:num w:numId="13" w16cid:durableId="54859608">
     <w:abstractNumId w:val="18"/>
@@ -43321,16 +46137,16 @@
     <w:abstractNumId w:val="27"/>
   </w:num>
   <w:num w:numId="15" w16cid:durableId="1324432310">
-    <w:abstractNumId w:val="58"/>
+    <w:abstractNumId w:val="59"/>
   </w:num>
   <w:num w:numId="16" w16cid:durableId="69233166">
-    <w:abstractNumId w:val="93"/>
+    <w:abstractNumId w:val="94"/>
   </w:num>
   <w:num w:numId="17" w16cid:durableId="1874995042">
     <w:abstractNumId w:val="1"/>
   </w:num>
   <w:num w:numId="18" w16cid:durableId="339544418">
-    <w:abstractNumId w:val="69"/>
+    <w:abstractNumId w:val="70"/>
   </w:num>
   <w:num w:numId="19" w16cid:durableId="1699159306">
     <w:abstractNumId w:val="42"/>
@@ -43345,16 +46161,16 @@
     <w:abstractNumId w:val="2"/>
   </w:num>
   <w:num w:numId="23" w16cid:durableId="2109619588">
-    <w:abstractNumId w:val="62"/>
+    <w:abstractNumId w:val="63"/>
   </w:num>
   <w:num w:numId="24" w16cid:durableId="1387417741">
-    <w:abstractNumId w:val="86"/>
+    <w:abstractNumId w:val="87"/>
   </w:num>
   <w:num w:numId="25" w16cid:durableId="701327538">
     <w:abstractNumId w:val="34"/>
   </w:num>
   <w:num w:numId="26" w16cid:durableId="1284074440">
-    <w:abstractNumId w:val="64"/>
+    <w:abstractNumId w:val="65"/>
   </w:num>
   <w:num w:numId="27" w16cid:durableId="1174689253">
     <w:abstractNumId w:val="20"/>
@@ -43363,7 +46179,7 @@
     <w:abstractNumId w:val="47"/>
   </w:num>
   <w:num w:numId="29" w16cid:durableId="13074353">
-    <w:abstractNumId w:val="56"/>
+    <w:abstractNumId w:val="57"/>
   </w:num>
   <w:num w:numId="30" w16cid:durableId="1380665182">
     <w:abstractNumId w:val="9"/>
@@ -43375,13 +46191,13 @@
     <w:abstractNumId w:val="23"/>
   </w:num>
   <w:num w:numId="33" w16cid:durableId="1830170944">
-    <w:abstractNumId w:val="88"/>
+    <w:abstractNumId w:val="89"/>
   </w:num>
   <w:num w:numId="34" w16cid:durableId="1161388337">
     <w:abstractNumId w:val="39"/>
   </w:num>
   <w:num w:numId="35" w16cid:durableId="1174996305">
-    <w:abstractNumId w:val="63"/>
+    <w:abstractNumId w:val="64"/>
   </w:num>
   <w:num w:numId="36" w16cid:durableId="1147235827">
     <w:abstractNumId w:val="36"/>
@@ -43393,13 +46209,13 @@
     <w:abstractNumId w:val="15"/>
   </w:num>
   <w:num w:numId="39" w16cid:durableId="2015960442">
-    <w:abstractNumId w:val="97"/>
+    <w:abstractNumId w:val="98"/>
   </w:num>
   <w:num w:numId="40" w16cid:durableId="940381558">
     <w:abstractNumId w:val="3"/>
   </w:num>
   <w:num w:numId="41" w16cid:durableId="1122577806">
-    <w:abstractNumId w:val="96"/>
+    <w:abstractNumId w:val="97"/>
   </w:num>
   <w:num w:numId="42" w16cid:durableId="400490635">
     <w:abstractNumId w:val="35"/>
@@ -43417,31 +46233,31 @@
     <w:abstractNumId w:val="44"/>
   </w:num>
   <w:num w:numId="47" w16cid:durableId="1158958097">
-    <w:abstractNumId w:val="61"/>
+    <w:abstractNumId w:val="62"/>
     <w:lvlOverride w:ilvl="0">
       <w:startOverride w:val="1"/>
     </w:lvlOverride>
   </w:num>
   <w:num w:numId="48" w16cid:durableId="598098077">
-    <w:abstractNumId w:val="61"/>
+    <w:abstractNumId w:val="62"/>
     <w:lvlOverride w:ilvl="0">
       <w:startOverride w:val="2"/>
     </w:lvlOverride>
   </w:num>
   <w:num w:numId="49" w16cid:durableId="1560165727">
-    <w:abstractNumId w:val="61"/>
+    <w:abstractNumId w:val="62"/>
     <w:lvlOverride w:ilvl="0">
       <w:startOverride w:val="3"/>
     </w:lvlOverride>
   </w:num>
   <w:num w:numId="50" w16cid:durableId="377124950">
-    <w:abstractNumId w:val="61"/>
+    <w:abstractNumId w:val="62"/>
     <w:lvlOverride w:ilvl="0">
       <w:startOverride w:val="4"/>
     </w:lvlOverride>
   </w:num>
   <w:num w:numId="51" w16cid:durableId="607812016">
-    <w:abstractNumId w:val="61"/>
+    <w:abstractNumId w:val="62"/>
     <w:lvlOverride w:ilvl="0">
       <w:startOverride w:val="5"/>
     </w:lvlOverride>
@@ -43459,19 +46275,19 @@
     <w:abstractNumId w:val="12"/>
   </w:num>
   <w:num w:numId="56" w16cid:durableId="1164783749">
-    <w:abstractNumId w:val="68"/>
+    <w:abstractNumId w:val="69"/>
   </w:num>
   <w:num w:numId="57" w16cid:durableId="913005098">
-    <w:abstractNumId w:val="60"/>
+    <w:abstractNumId w:val="61"/>
   </w:num>
   <w:num w:numId="58" w16cid:durableId="1219778845">
-    <w:abstractNumId w:val="76"/>
+    <w:abstractNumId w:val="77"/>
   </w:num>
   <w:num w:numId="59" w16cid:durableId="238638311">
     <w:abstractNumId w:val="50"/>
   </w:num>
   <w:num w:numId="60" w16cid:durableId="2123960170">
-    <w:abstractNumId w:val="77"/>
+    <w:abstractNumId w:val="78"/>
   </w:num>
   <w:num w:numId="61" w16cid:durableId="1602493041">
     <w:abstractNumId w:val="19"/>
@@ -43480,7 +46296,7 @@
     <w:abstractNumId w:val="10"/>
   </w:num>
   <w:num w:numId="63" w16cid:durableId="2066367810">
-    <w:abstractNumId w:val="57"/>
+    <w:abstractNumId w:val="58"/>
   </w:num>
   <w:num w:numId="64" w16cid:durableId="1339507604">
     <w:abstractNumId w:val="48"/>
@@ -43489,22 +46305,22 @@
     <w:abstractNumId w:val="43"/>
   </w:num>
   <w:num w:numId="66" w16cid:durableId="528837816">
-    <w:abstractNumId w:val="84"/>
+    <w:abstractNumId w:val="85"/>
   </w:num>
   <w:num w:numId="67" w16cid:durableId="975909436">
-    <w:abstractNumId w:val="67"/>
+    <w:abstractNumId w:val="68"/>
   </w:num>
   <w:num w:numId="68" w16cid:durableId="1466040580">
-    <w:abstractNumId w:val="99"/>
+    <w:abstractNumId w:val="100"/>
   </w:num>
   <w:num w:numId="69" w16cid:durableId="210191331">
-    <w:abstractNumId w:val="89"/>
+    <w:abstractNumId w:val="90"/>
   </w:num>
   <w:num w:numId="70" w16cid:durableId="1262296157">
     <w:abstractNumId w:val="33"/>
   </w:num>
   <w:num w:numId="71" w16cid:durableId="1971857020">
-    <w:abstractNumId w:val="79"/>
+    <w:abstractNumId w:val="80"/>
   </w:num>
   <w:num w:numId="72" w16cid:durableId="2120448401">
     <w:abstractNumId w:val="38"/>
@@ -43519,22 +46335,22 @@
     <w:abstractNumId w:val="54"/>
   </w:num>
   <w:num w:numId="76" w16cid:durableId="1663850435">
-    <w:abstractNumId w:val="66"/>
+    <w:abstractNumId w:val="67"/>
   </w:num>
   <w:num w:numId="77" w16cid:durableId="804544196">
     <w:abstractNumId w:val="22"/>
   </w:num>
   <w:num w:numId="78" w16cid:durableId="1812021404">
-    <w:abstractNumId w:val="80"/>
+    <w:abstractNumId w:val="81"/>
   </w:num>
   <w:num w:numId="79" w16cid:durableId="1233807679">
-    <w:abstractNumId w:val="73"/>
+    <w:abstractNumId w:val="74"/>
   </w:num>
   <w:num w:numId="80" w16cid:durableId="1899435772">
-    <w:abstractNumId w:val="70"/>
+    <w:abstractNumId w:val="71"/>
   </w:num>
   <w:num w:numId="81" w16cid:durableId="406925585">
-    <w:abstractNumId w:val="94"/>
+    <w:abstractNumId w:val="95"/>
   </w:num>
   <w:num w:numId="82" w16cid:durableId="843396188">
     <w:abstractNumId w:val="28"/>
@@ -43543,28 +46359,28 @@
     <w:abstractNumId w:val="41"/>
   </w:num>
   <w:num w:numId="84" w16cid:durableId="923803672">
-    <w:abstractNumId w:val="59"/>
+    <w:abstractNumId w:val="60"/>
   </w:num>
   <w:num w:numId="85" w16cid:durableId="1773358063">
     <w:abstractNumId w:val="24"/>
   </w:num>
   <w:num w:numId="86" w16cid:durableId="84763516">
-    <w:abstractNumId w:val="83"/>
+    <w:abstractNumId w:val="84"/>
   </w:num>
   <w:num w:numId="87" w16cid:durableId="791820978">
-    <w:abstractNumId w:val="72"/>
+    <w:abstractNumId w:val="73"/>
   </w:num>
   <w:num w:numId="88" w16cid:durableId="128979204">
-    <w:abstractNumId w:val="95"/>
+    <w:abstractNumId w:val="96"/>
   </w:num>
   <w:num w:numId="89" w16cid:durableId="662197165">
-    <w:abstractNumId w:val="98"/>
+    <w:abstractNumId w:val="99"/>
   </w:num>
   <w:num w:numId="90" w16cid:durableId="1245456052">
-    <w:abstractNumId w:val="81"/>
+    <w:abstractNumId w:val="82"/>
   </w:num>
   <w:num w:numId="91" w16cid:durableId="342513056">
-    <w:abstractNumId w:val="91"/>
+    <w:abstractNumId w:val="92"/>
   </w:num>
   <w:num w:numId="92" w16cid:durableId="882790598">
     <w:abstractNumId w:val="21"/>
@@ -43579,7 +46395,7 @@
     <w:abstractNumId w:val="26"/>
   </w:num>
   <w:num w:numId="96" w16cid:durableId="791174499">
-    <w:abstractNumId w:val="92"/>
+    <w:abstractNumId w:val="93"/>
   </w:num>
   <w:num w:numId="97" w16cid:durableId="1031804172">
     <w:abstractNumId w:val="25"/>
@@ -43588,7 +46404,7 @@
     <w:abstractNumId w:val="31"/>
   </w:num>
   <w:num w:numId="99" w16cid:durableId="101152818">
-    <w:abstractNumId w:val="74"/>
+    <w:abstractNumId w:val="75"/>
   </w:num>
   <w:num w:numId="100" w16cid:durableId="982386779">
     <w:abstractNumId w:val="0"/>
@@ -43603,7 +46419,10 @@
     <w:abstractNumId w:val="40"/>
   </w:num>
   <w:num w:numId="104" w16cid:durableId="603923934">
-    <w:abstractNumId w:val="75"/>
+    <w:abstractNumId w:val="76"/>
+  </w:num>
+  <w:num w:numId="105" w16cid:durableId="1530608111">
+    <w:abstractNumId w:val="56"/>
   </w:num>
   <w:numIdMacAtCleanup w:val="103"/>
 </w:numbering>

--- a/Documentation_demo/Documentation.docx
+++ b/Documentation_demo/Documentation.docx
@@ -233,7 +233,7 @@
           <w:sz w:val="24"/>
           <w:szCs w:val="24"/>
         </w:rPr>
-        <w:t>Upload PDFs, DOCX, TXT, CSV</w:t>
+        <w:t>Upload PDFs</w:t>
       </w:r>
     </w:p>
     <w:p>
@@ -1313,7 +1313,7 @@
       </w:tblPr>
       <w:tblGrid>
         <w:gridCol w:w="2592"/>
-        <w:gridCol w:w="3893"/>
+        <w:gridCol w:w="4104"/>
       </w:tblGrid>
       <w:tr>
         <w:trPr>
@@ -1543,23 +1543,13 @@
                 <w:szCs w:val="24"/>
               </w:rPr>
             </w:pPr>
-            <w:proofErr w:type="spellStart"/>
             <w:r>
               <w:rPr>
                 <w:rFonts w:cstheme="minorHAnsi"/>
                 <w:sz w:val="24"/>
                 <w:szCs w:val="24"/>
               </w:rPr>
-              <w:t>HuggingFace</w:t>
-            </w:r>
-            <w:proofErr w:type="spellEnd"/>
-            <w:r>
-              <w:rPr>
-                <w:rFonts w:cstheme="minorHAnsi"/>
-                <w:sz w:val="24"/>
-                <w:szCs w:val="24"/>
-              </w:rPr>
-              <w:t xml:space="preserve"> / OpenAI</w:t>
+              <w:t>Sentence transformer- e5-base-v2</w:t>
             </w:r>
           </w:p>
         </w:tc>
@@ -1616,25 +1606,7 @@
                 <w:sz w:val="24"/>
                 <w:szCs w:val="24"/>
               </w:rPr>
-              <w:t xml:space="preserve">FAISS or </w:t>
-            </w:r>
-            <w:proofErr w:type="spellStart"/>
-            <w:r>
-              <w:rPr>
-                <w:rFonts w:cstheme="minorHAnsi"/>
-                <w:sz w:val="24"/>
-                <w:szCs w:val="24"/>
-              </w:rPr>
-              <w:t>ChromaDB</w:t>
-            </w:r>
-            <w:proofErr w:type="spellEnd"/>
-            <w:r>
-              <w:rPr>
-                <w:rFonts w:cstheme="minorHAnsi"/>
-                <w:sz w:val="24"/>
-                <w:szCs w:val="24"/>
-              </w:rPr>
-              <w:t xml:space="preserve"> or pinecone</w:t>
+              <w:t>FAISS</w:t>
             </w:r>
           </w:p>
         </w:tc>
@@ -1691,7 +1663,7 @@
                 <w:sz w:val="24"/>
                 <w:szCs w:val="24"/>
               </w:rPr>
-              <w:t>OpenAI GPT-4 / Mistral / Llama</w:t>
+              <w:t xml:space="preserve">Mistral </w:t>
             </w:r>
           </w:p>
         </w:tc>
@@ -1866,6 +1838,14 @@
               </w:rPr>
               <w:t>Docker</w:t>
             </w:r>
+            <w:r>
+              <w:rPr>
+                <w:rFonts w:cstheme="minorHAnsi"/>
+                <w:sz w:val="24"/>
+                <w:szCs w:val="24"/>
+              </w:rPr>
+              <w:t>, hugging face spaces</w:t>
+            </w:r>
           </w:p>
         </w:tc>
       </w:tr>
@@ -1926,73 +1906,6 @@
           </w:p>
         </w:tc>
       </w:tr>
-      <w:tr>
-        <w:trPr>
-          <w:tblCellSpacing w:w="15" w:type="dxa"/>
-        </w:trPr>
-        <w:tc>
-          <w:tcPr>
-            <w:tcW w:w="0" w:type="auto"/>
-            <w:vAlign w:val="center"/>
-            <w:hideMark/>
-          </w:tcPr>
-          <w:p>
-            <w:pPr>
-              <w:pStyle w:val="ListParagraph"/>
-              <w:jc w:val="both"/>
-              <w:rPr>
-                <w:rFonts w:cstheme="minorHAnsi"/>
-                <w:sz w:val="24"/>
-                <w:szCs w:val="24"/>
-              </w:rPr>
-            </w:pPr>
-            <w:r>
-              <w:rPr>
-                <w:rFonts w:cstheme="minorHAnsi"/>
-                <w:sz w:val="24"/>
-                <w:szCs w:val="24"/>
-              </w:rPr>
-              <w:t>Optional</w:t>
-            </w:r>
-          </w:p>
-        </w:tc>
-        <w:tc>
-          <w:tcPr>
-            <w:tcW w:w="0" w:type="auto"/>
-            <w:vAlign w:val="center"/>
-            <w:hideMark/>
-          </w:tcPr>
-          <w:p>
-            <w:pPr>
-              <w:pStyle w:val="ListParagraph"/>
-              <w:jc w:val="both"/>
-              <w:rPr>
-                <w:rFonts w:cstheme="minorHAnsi"/>
-                <w:sz w:val="24"/>
-                <w:szCs w:val="24"/>
-              </w:rPr>
-            </w:pPr>
-            <w:proofErr w:type="spellStart"/>
-            <w:r>
-              <w:rPr>
-                <w:rFonts w:cstheme="minorHAnsi"/>
-                <w:sz w:val="24"/>
-                <w:szCs w:val="24"/>
-              </w:rPr>
-              <w:t>MLflow</w:t>
-            </w:r>
-            <w:proofErr w:type="spellEnd"/>
-            <w:r>
-              <w:rPr>
-                <w:rFonts w:cstheme="minorHAnsi"/>
-                <w:sz w:val="24"/>
-                <w:szCs w:val="24"/>
-              </w:rPr>
-              <w:t xml:space="preserve"> for experiments</w:t>
-            </w:r>
-          </w:p>
-        </w:tc>
-      </w:tr>
     </w:tbl>
     <w:p>
       <w:pPr>
@@ -3475,9 +3388,8 @@
           <w:sz w:val="24"/>
           <w:szCs w:val="24"/>
         </w:rPr>
-        <w:t xml:space="preserve">git clone </w:t>
-      </w:r>
-      <w:proofErr w:type="spellStart"/>
+        <w:t xml:space="preserve">git </w:t>
+      </w:r>
       <w:r>
         <w:rPr>
           <w:rFonts w:cstheme="minorHAnsi"/>
@@ -3486,10 +3398,26 @@
           <w:sz w:val="24"/>
           <w:szCs w:val="24"/>
         </w:rPr>
-        <w:t>JankiMandviya</w:t>
-      </w:r>
-      <w:proofErr w:type="spellEnd"/>
-      <w:r>
+        <w:t xml:space="preserve">clone </w:t>
+      </w:r>
+      <w:hyperlink r:id="rId5" w:history="1">
+        <w:r>
+          <w:rPr>
+            <w:rStyle w:val="Hyperlink"/>
+            <w:rFonts w:cstheme="minorHAnsi"/>
+            <w:i/>
+            <w:iCs/>
+            <w:sz w:val="24"/>
+            <w:szCs w:val="24"/>
+          </w:rPr>
+          <w:t>https://github.com/JankiMandviya/Enterprise_document_RAG_assistant.git</w:t>
+        </w:r>
+      </w:hyperlink>
+    </w:p>
+    <w:p>
+      <w:pPr>
+        <w:pStyle w:val="ListParagraph"/>
+        <w:jc w:val="both"/>
         <w:rPr>
           <w:rFonts w:cstheme="minorHAnsi"/>
           <w:i/>
@@ -3497,9 +3425,7 @@
           <w:sz w:val="24"/>
           <w:szCs w:val="24"/>
         </w:rPr>
-        <w:t>/</w:t>
-      </w:r>
-      <w:proofErr w:type="spellStart"/>
+      </w:pPr>
       <w:r>
         <w:rPr>
           <w:rFonts w:cstheme="minorHAnsi"/>
@@ -3508,9 +3434,104 @@
           <w:sz w:val="24"/>
           <w:szCs w:val="24"/>
         </w:rPr>
-        <w:t>Enterprise_document_RAG_assistant</w:t>
+        <w:t xml:space="preserve">$ cd </w:t>
+      </w:r>
+      <w:proofErr w:type="spellStart"/>
+      <w:r>
+        <w:rPr>
+          <w:rFonts w:cstheme="minorHAnsi"/>
+          <w:i/>
+          <w:iCs/>
+          <w:sz w:val="24"/>
+          <w:szCs w:val="24"/>
+        </w:rPr>
+        <w:t>Enterpise_document_RAG_assistant</w:t>
       </w:r>
       <w:proofErr w:type="spellEnd"/>
+    </w:p>
+    <w:p>
+      <w:pPr>
+        <w:pStyle w:val="ListParagraph"/>
+        <w:jc w:val="both"/>
+        <w:rPr>
+          <w:rFonts w:cstheme="minorHAnsi"/>
+          <w:i/>
+          <w:iCs/>
+          <w:sz w:val="24"/>
+          <w:szCs w:val="24"/>
+        </w:rPr>
+      </w:pPr>
+    </w:p>
+    <w:p>
+      <w:pPr>
+        <w:pStyle w:val="ListParagraph"/>
+        <w:jc w:val="both"/>
+        <w:rPr>
+          <w:rFonts w:cstheme="minorHAnsi"/>
+          <w:sz w:val="24"/>
+          <w:szCs w:val="24"/>
+        </w:rPr>
+      </w:pPr>
+      <w:r>
+        <w:rPr>
+          <w:rFonts w:cstheme="minorHAnsi"/>
+          <w:sz w:val="24"/>
+          <w:szCs w:val="24"/>
+        </w:rPr>
+        <w:t>Check if python 3.11.9 is available:</w:t>
+      </w:r>
+    </w:p>
+    <w:p>
+      <w:pPr>
+        <w:pStyle w:val="ListParagraph"/>
+        <w:jc w:val="both"/>
+        <w:rPr>
+          <w:rFonts w:cstheme="minorHAnsi"/>
+          <w:i/>
+          <w:iCs/>
+          <w:sz w:val="24"/>
+          <w:szCs w:val="24"/>
+        </w:rPr>
+      </w:pPr>
+      <w:r>
+        <w:rPr>
+          <w:rFonts w:cstheme="minorHAnsi"/>
+          <w:i/>
+          <w:iCs/>
+          <w:sz w:val="24"/>
+          <w:szCs w:val="24"/>
+        </w:rPr>
+        <w:t>$</w:t>
+      </w:r>
+      <w:r>
+        <w:rPr>
+          <w:rFonts w:cstheme="minorHAnsi"/>
+          <w:i/>
+          <w:iCs/>
+          <w:sz w:val="24"/>
+          <w:szCs w:val="24"/>
+        </w:rPr>
+        <w:t>Py -0</w:t>
+      </w:r>
+    </w:p>
+    <w:p>
+      <w:pPr>
+        <w:pStyle w:val="ListParagraph"/>
+        <w:jc w:val="both"/>
+        <w:rPr>
+          <w:rFonts w:cstheme="minorHAnsi"/>
+          <w:sz w:val="24"/>
+          <w:szCs w:val="24"/>
+        </w:rPr>
+      </w:pPr>
+      <w:r>
+        <w:rPr>
+          <w:rFonts w:cstheme="minorHAnsi"/>
+          <w:sz w:val="24"/>
+          <w:szCs w:val="24"/>
+        </w:rPr>
+        <w:t>If it lists 3.11, installation for 3.11 is not required.</w:t>
+      </w:r>
     </w:p>
     <w:p>
       <w:pPr>
@@ -3532,7 +3553,7 @@
           <w:sz w:val="24"/>
           <w:szCs w:val="24"/>
         </w:rPr>
-        <w:t>Check if python 3.11.9 is available:</w:t>
+        <w:t>Create virtual environment:</w:t>
       </w:r>
     </w:p>
     <w:p>
@@ -3555,8 +3576,9 @@
           <w:sz w:val="24"/>
           <w:szCs w:val="24"/>
         </w:rPr>
-        <w:t>$</w:t>
-      </w:r>
+        <w:t xml:space="preserve">$ </w:t>
+      </w:r>
+      <w:proofErr w:type="spellStart"/>
       <w:r>
         <w:rPr>
           <w:rFonts w:cstheme="minorHAnsi"/>
@@ -3565,27 +3587,53 @@
           <w:sz w:val="24"/>
           <w:szCs w:val="24"/>
         </w:rPr>
-        <w:t>Py -0</w:t>
-      </w:r>
-    </w:p>
-    <w:p>
-      <w:pPr>
-        <w:pStyle w:val="ListParagraph"/>
-        <w:jc w:val="both"/>
-        <w:rPr>
-          <w:rFonts w:cstheme="minorHAnsi"/>
-          <w:sz w:val="24"/>
-          <w:szCs w:val="24"/>
-        </w:rPr>
-      </w:pPr>
-      <w:r>
-        <w:rPr>
-          <w:rFonts w:cstheme="minorHAnsi"/>
-          <w:sz w:val="24"/>
-          <w:szCs w:val="24"/>
-        </w:rPr>
-        <w:t>If it lists 3.11, installation for 3.11 is not required.</w:t>
-      </w:r>
+        <w:t>py</w:t>
+      </w:r>
+      <w:proofErr w:type="spellEnd"/>
+      <w:r>
+        <w:rPr>
+          <w:rFonts w:cstheme="minorHAnsi"/>
+          <w:i/>
+          <w:iCs/>
+          <w:sz w:val="24"/>
+          <w:szCs w:val="24"/>
+        </w:rPr>
+        <w:t xml:space="preserve"> -3.11 -m </w:t>
+      </w:r>
+      <w:proofErr w:type="spellStart"/>
+      <w:r>
+        <w:rPr>
+          <w:rFonts w:cstheme="minorHAnsi"/>
+          <w:i/>
+          <w:iCs/>
+          <w:sz w:val="24"/>
+          <w:szCs w:val="24"/>
+        </w:rPr>
+        <w:t>venv</w:t>
+      </w:r>
+      <w:proofErr w:type="spellEnd"/>
+      <w:r>
+        <w:rPr>
+          <w:rFonts w:cstheme="minorHAnsi"/>
+          <w:i/>
+          <w:iCs/>
+          <w:sz w:val="24"/>
+          <w:szCs w:val="24"/>
+        </w:rPr>
+        <w:t xml:space="preserve"> </w:t>
+      </w:r>
+      <w:proofErr w:type="spellStart"/>
+      <w:r>
+        <w:rPr>
+          <w:rFonts w:cstheme="minorHAnsi"/>
+          <w:i/>
+          <w:iCs/>
+          <w:sz w:val="24"/>
+          <w:szCs w:val="24"/>
+        </w:rPr>
+        <w:t>RAG_venv</w:t>
+      </w:r>
+      <w:proofErr w:type="spellEnd"/>
     </w:p>
     <w:p>
       <w:pPr>
@@ -3607,7 +3655,7 @@
           <w:sz w:val="24"/>
           <w:szCs w:val="24"/>
         </w:rPr>
-        <w:t>Create virtual environment:</w:t>
+        <w:t>To activate the virtual environment</w:t>
       </w:r>
     </w:p>
     <w:p>
@@ -3632,7 +3680,6 @@
         </w:rPr>
         <w:t xml:space="preserve">$ </w:t>
       </w:r>
-      <w:proofErr w:type="spellStart"/>
       <w:r>
         <w:rPr>
           <w:rFonts w:cstheme="minorHAnsi"/>
@@ -3641,9 +3688,9 @@
           <w:sz w:val="24"/>
           <w:szCs w:val="24"/>
         </w:rPr>
-        <w:t>py</w:t>
-      </w:r>
-      <w:proofErr w:type="spellEnd"/>
+        <w:t xml:space="preserve">source </w:t>
+      </w:r>
+      <w:proofErr w:type="spellStart"/>
       <w:r>
         <w:rPr>
           <w:rFonts w:cstheme="minorHAnsi"/>
@@ -3652,9 +3699,9 @@
           <w:sz w:val="24"/>
           <w:szCs w:val="24"/>
         </w:rPr>
-        <w:t xml:space="preserve"> -3.11 -m </w:t>
-      </w:r>
-      <w:proofErr w:type="spellStart"/>
+        <w:t>RAG_venv</w:t>
+      </w:r>
+      <w:proofErr w:type="spellEnd"/>
       <w:r>
         <w:rPr>
           <w:rFonts w:cstheme="minorHAnsi"/>
@@ -3663,31 +3710,8 @@
           <w:sz w:val="24"/>
           <w:szCs w:val="24"/>
         </w:rPr>
-        <w:t>venv</w:t>
-      </w:r>
-      <w:proofErr w:type="spellEnd"/>
-      <w:r>
-        <w:rPr>
-          <w:rFonts w:cstheme="minorHAnsi"/>
-          <w:i/>
-          <w:iCs/>
-          <w:sz w:val="24"/>
-          <w:szCs w:val="24"/>
-        </w:rPr>
-        <w:t xml:space="preserve"> </w:t>
-      </w:r>
-      <w:proofErr w:type="spellStart"/>
-      <w:r>
-        <w:rPr>
-          <w:rFonts w:cstheme="minorHAnsi"/>
-          <w:i/>
-          <w:iCs/>
-          <w:sz w:val="24"/>
-          <w:szCs w:val="24"/>
-        </w:rPr>
-        <w:t>RAG_venv</w:t>
-      </w:r>
-      <w:proofErr w:type="spellEnd"/>
+        <w:t>/Scripts/activate</w:t>
+      </w:r>
     </w:p>
     <w:p>
       <w:pPr>
@@ -3709,8 +3733,18 @@
           <w:sz w:val="24"/>
           <w:szCs w:val="24"/>
         </w:rPr>
-        <w:t>To activate the virtual environment</w:t>
-      </w:r>
+        <w:t xml:space="preserve">Check python version in </w:t>
+      </w:r>
+      <w:proofErr w:type="spellStart"/>
+      <w:r>
+        <w:rPr>
+          <w:rFonts w:cstheme="minorHAnsi"/>
+          <w:sz w:val="24"/>
+          <w:szCs w:val="24"/>
+        </w:rPr>
+        <w:t>venv</w:t>
+      </w:r>
+      <w:proofErr w:type="spellEnd"/>
     </w:p>
     <w:p>
       <w:pPr>
@@ -3732,39 +3766,7 @@
           <w:sz w:val="24"/>
           <w:szCs w:val="24"/>
         </w:rPr>
-        <w:t xml:space="preserve">$ </w:t>
-      </w:r>
-      <w:r>
-        <w:rPr>
-          <w:rFonts w:cstheme="minorHAnsi"/>
-          <w:i/>
-          <w:iCs/>
-          <w:sz w:val="24"/>
-          <w:szCs w:val="24"/>
-        </w:rPr>
-        <w:t xml:space="preserve">source </w:t>
-      </w:r>
-      <w:proofErr w:type="spellStart"/>
-      <w:r>
-        <w:rPr>
-          <w:rFonts w:cstheme="minorHAnsi"/>
-          <w:i/>
-          <w:iCs/>
-          <w:sz w:val="24"/>
-          <w:szCs w:val="24"/>
-        </w:rPr>
-        <w:t>RAG_venv</w:t>
-      </w:r>
-      <w:proofErr w:type="spellEnd"/>
-      <w:r>
-        <w:rPr>
-          <w:rFonts w:cstheme="minorHAnsi"/>
-          <w:i/>
-          <w:iCs/>
-          <w:sz w:val="24"/>
-          <w:szCs w:val="24"/>
-        </w:rPr>
-        <w:t>/Scripts/activate</w:t>
+        <w:t>$ python --version</w:t>
       </w:r>
     </w:p>
     <w:p>
@@ -3777,35 +3779,6 @@
         <w:jc w:val="both"/>
         <w:rPr>
           <w:rFonts w:cstheme="minorHAnsi"/>
-          <w:sz w:val="24"/>
-          <w:szCs w:val="24"/>
-        </w:rPr>
-      </w:pPr>
-      <w:r>
-        <w:rPr>
-          <w:rFonts w:cstheme="minorHAnsi"/>
-          <w:sz w:val="24"/>
-          <w:szCs w:val="24"/>
-        </w:rPr>
-        <w:t xml:space="preserve">Check python version in </w:t>
-      </w:r>
-      <w:proofErr w:type="spellStart"/>
-      <w:r>
-        <w:rPr>
-          <w:rFonts w:cstheme="minorHAnsi"/>
-          <w:sz w:val="24"/>
-          <w:szCs w:val="24"/>
-        </w:rPr>
-        <w:t>venv</w:t>
-      </w:r>
-      <w:proofErr w:type="spellEnd"/>
-    </w:p>
-    <w:p>
-      <w:pPr>
-        <w:pStyle w:val="ListParagraph"/>
-        <w:jc w:val="both"/>
-        <w:rPr>
-          <w:rFonts w:cstheme="minorHAnsi"/>
           <w:i/>
           <w:iCs/>
           <w:sz w:val="24"/>
@@ -3815,12 +3788,41 @@
       <w:r>
         <w:rPr>
           <w:rFonts w:cstheme="minorHAnsi"/>
+          <w:sz w:val="24"/>
+          <w:szCs w:val="24"/>
+        </w:rPr>
+        <w:t xml:space="preserve">Install </w:t>
+      </w:r>
+      <w:r>
+        <w:rPr>
+          <w:rFonts w:cstheme="minorHAnsi"/>
+          <w:sz w:val="24"/>
+          <w:szCs w:val="24"/>
+        </w:rPr>
+        <w:t>dependencies</w:t>
+      </w:r>
+    </w:p>
+    <w:p>
+      <w:pPr>
+        <w:pStyle w:val="ListParagraph"/>
+        <w:jc w:val="both"/>
+        <w:rPr>
+          <w:rFonts w:cstheme="minorHAnsi"/>
           <w:i/>
           <w:iCs/>
           <w:sz w:val="24"/>
           <w:szCs w:val="24"/>
         </w:rPr>
-        <w:t>$ python --version</w:t>
+      </w:pPr>
+      <w:r>
+        <w:rPr>
+          <w:rFonts w:cstheme="minorHAnsi"/>
+          <w:i/>
+          <w:iCs/>
+          <w:sz w:val="24"/>
+          <w:szCs w:val="24"/>
+        </w:rPr>
+        <w:t>$ pip install -r requirements.txt</w:t>
       </w:r>
     </w:p>
     <w:p>
@@ -3845,62 +3847,6 @@
           <w:sz w:val="24"/>
           <w:szCs w:val="24"/>
         </w:rPr>
-        <w:t xml:space="preserve">Install </w:t>
-      </w:r>
-      <w:r>
-        <w:rPr>
-          <w:rFonts w:cstheme="minorHAnsi"/>
-          <w:sz w:val="24"/>
-          <w:szCs w:val="24"/>
-        </w:rPr>
-        <w:t>dependencies</w:t>
-      </w:r>
-    </w:p>
-    <w:p>
-      <w:pPr>
-        <w:pStyle w:val="ListParagraph"/>
-        <w:jc w:val="both"/>
-        <w:rPr>
-          <w:rFonts w:cstheme="minorHAnsi"/>
-          <w:i/>
-          <w:iCs/>
-          <w:sz w:val="24"/>
-          <w:szCs w:val="24"/>
-        </w:rPr>
-      </w:pPr>
-      <w:r>
-        <w:rPr>
-          <w:rFonts w:cstheme="minorHAnsi"/>
-          <w:i/>
-          <w:iCs/>
-          <w:sz w:val="24"/>
-          <w:szCs w:val="24"/>
-        </w:rPr>
-        <w:t>$ pip install -r requirements.txt</w:t>
-      </w:r>
-    </w:p>
-    <w:p>
-      <w:pPr>
-        <w:pStyle w:val="ListParagraph"/>
-        <w:numPr>
-          <w:ilvl w:val="0"/>
-          <w:numId w:val="10"/>
-        </w:numPr>
-        <w:jc w:val="both"/>
-        <w:rPr>
-          <w:rFonts w:cstheme="minorHAnsi"/>
-          <w:i/>
-          <w:iCs/>
-          <w:sz w:val="24"/>
-          <w:szCs w:val="24"/>
-        </w:rPr>
-      </w:pPr>
-      <w:r>
-        <w:rPr>
-          <w:rFonts w:cstheme="minorHAnsi"/>
-          <w:sz w:val="24"/>
-          <w:szCs w:val="24"/>
-        </w:rPr>
         <w:t>Choose your setup:</w:t>
       </w:r>
     </w:p>
@@ -4016,7 +3962,7 @@
           <w:szCs w:val="24"/>
         </w:rPr>
       </w:pPr>
-      <w:hyperlink r:id="rId5" w:history="1">
+      <w:hyperlink r:id="rId6" w:history="1">
         <w:r>
           <w:rPr>
             <w:rStyle w:val="Hyperlink"/>
@@ -4287,6 +4233,7 @@
           <w:sz w:val="24"/>
           <w:szCs w:val="24"/>
         </w:rPr>
+        <w:lastRenderedPageBreak/>
         <w:drawing>
           <wp:inline distT="0" distB="0" distL="0" distR="0" wp14:anchorId="24BFA269" wp14:editId="2D29A169">
             <wp:extent cx="4159250" cy="440391"/>
@@ -4303,7 +4250,7 @@
                     <pic:cNvPicPr/>
                   </pic:nvPicPr>
                   <pic:blipFill>
-                    <a:blip r:embed="rId6"/>
+                    <a:blip r:embed="rId7"/>
                     <a:stretch>
                       <a:fillRect/>
                     </a:stretch>
@@ -4356,7 +4303,6 @@
           <w:sz w:val="24"/>
           <w:szCs w:val="24"/>
         </w:rPr>
-        <w:lastRenderedPageBreak/>
         <w:t xml:space="preserve">Note the name of the model and the same name must appear in </w:t>
       </w:r>
       <w:proofErr w:type="spellStart"/>
@@ -4444,7 +4390,7 @@
                     <pic:cNvPicPr/>
                   </pic:nvPicPr>
                   <pic:blipFill>
-                    <a:blip r:embed="rId7"/>
+                    <a:blip r:embed="rId8"/>
                     <a:stretch>
                       <a:fillRect/>
                     </a:stretch>
@@ -4679,7 +4625,7 @@
         </w:rPr>
         <w:t xml:space="preserve">Install LM studio from: </w:t>
       </w:r>
-      <w:hyperlink r:id="rId8" w:history="1">
+      <w:hyperlink r:id="rId9" w:history="1">
         <w:r>
           <w:rPr>
             <w:rStyle w:val="Hyperlink"/>
@@ -4814,7 +4760,7 @@
                     <pic:cNvPicPr/>
                   </pic:nvPicPr>
                   <pic:blipFill>
-                    <a:blip r:embed="rId9"/>
+                    <a:blip r:embed="rId10"/>
                     <a:stretch>
                       <a:fillRect/>
                     </a:stretch>
@@ -4939,6 +4885,7 @@
           <w:sz w:val="24"/>
           <w:szCs w:val="24"/>
         </w:rPr>
+        <w:lastRenderedPageBreak/>
         <w:drawing>
           <wp:inline distT="0" distB="0" distL="0" distR="0" wp14:anchorId="7EA8D24F" wp14:editId="25AB7CB2">
             <wp:extent cx="3486150" cy="646685"/>
@@ -4955,7 +4902,7 @@
                     <pic:cNvPicPr/>
                   </pic:nvPicPr>
                   <pic:blipFill>
-                    <a:blip r:embed="rId10"/>
+                    <a:blip r:embed="rId11"/>
                     <a:stretch>
                       <a:fillRect/>
                     </a:stretch>
@@ -5008,7 +4955,6 @@
           <w:sz w:val="24"/>
           <w:szCs w:val="24"/>
         </w:rPr>
-        <w:lastRenderedPageBreak/>
         <w:drawing>
           <wp:inline distT="0" distB="0" distL="0" distR="0" wp14:anchorId="713FA1B7" wp14:editId="1E934AB0">
             <wp:extent cx="3403496" cy="2476500"/>
@@ -5025,7 +4971,7 @@
                     <pic:cNvPicPr/>
                   </pic:nvPicPr>
                   <pic:blipFill>
-                    <a:blip r:embed="rId11"/>
+                    <a:blip r:embed="rId12"/>
                     <a:stretch>
                       <a:fillRect/>
                     </a:stretch>
@@ -5112,7 +5058,7 @@
                     <pic:cNvPicPr/>
                   </pic:nvPicPr>
                   <pic:blipFill>
-                    <a:blip r:embed="rId12"/>
+                    <a:blip r:embed="rId13"/>
                     <a:stretch>
                       <a:fillRect/>
                     </a:stretch>
@@ -5199,7 +5145,7 @@
                     <pic:cNvPicPr/>
                   </pic:nvPicPr>
                   <pic:blipFill>
-                    <a:blip r:embed="rId13"/>
+                    <a:blip r:embed="rId14"/>
                     <a:stretch>
                       <a:fillRect/>
                     </a:stretch>
@@ -5298,6 +5244,7 @@
           <w:sz w:val="24"/>
           <w:szCs w:val="24"/>
         </w:rPr>
+        <w:lastRenderedPageBreak/>
         <w:drawing>
           <wp:inline distT="0" distB="0" distL="0" distR="0" wp14:anchorId="23B8DF11" wp14:editId="445B891C">
             <wp:extent cx="5020310" cy="1327749"/>
@@ -5314,7 +5261,7 @@
                     <pic:cNvPicPr/>
                   </pic:nvPicPr>
                   <pic:blipFill>
-                    <a:blip r:embed="rId14"/>
+                    <a:blip r:embed="rId15"/>
                     <a:stretch>
                       <a:fillRect/>
                     </a:stretch>
@@ -5401,7 +5348,7 @@
                     <pic:cNvPicPr/>
                   </pic:nvPicPr>
                   <pic:blipFill>
-                    <a:blip r:embed="rId15"/>
+                    <a:blip r:embed="rId16"/>
                     <a:stretch>
                       <a:fillRect/>
                     </a:stretch>
@@ -5472,6 +5419,7 @@
           <w:sz w:val="24"/>
           <w:szCs w:val="24"/>
         </w:rPr>
+        <w:lastRenderedPageBreak/>
         <w:drawing>
           <wp:inline distT="0" distB="0" distL="0" distR="0" wp14:anchorId="031E6944" wp14:editId="6D7A7042">
             <wp:extent cx="1990909" cy="4965700"/>
@@ -5488,7 +5436,7 @@
                     <pic:cNvPicPr/>
                   </pic:nvPicPr>
                   <pic:blipFill>
-                    <a:blip r:embed="rId16"/>
+                    <a:blip r:embed="rId17"/>
                     <a:stretch>
                       <a:fillRect/>
                     </a:stretch>
@@ -5526,7 +5474,7 @@
         </w:rPr>
         <w:t xml:space="preserve">Note the server url: </w:t>
       </w:r>
-      <w:hyperlink r:id="rId17" w:history="1">
+      <w:hyperlink r:id="rId18" w:history="1">
         <w:r>
           <w:rPr>
             <w:rStyle w:val="Hyperlink"/>
@@ -5687,7 +5635,7 @@
         </w:rPr>
         <w:br/>
       </w:r>
-      <w:hyperlink r:id="rId18" w:tgtFrame="_new" w:history="1">
+      <w:hyperlink r:id="rId19" w:tgtFrame="_new" w:history="1">
         <w:r>
           <w:rPr>
             <w:rStyle w:val="Hyperlink"/>
@@ -5785,7 +5733,130 @@
     <w:p>
       <w:pPr>
         <w:pStyle w:val="NormalWeb"/>
-        <w:ind w:left="1080"/>
+        <w:numPr>
+          <w:ilvl w:val="0"/>
+          <w:numId w:val="10"/>
+        </w:numPr>
+        <w:rPr>
+          <w:rFonts w:asciiTheme="minorHAnsi" w:hAnsiTheme="minorHAnsi" w:cstheme="minorHAnsi"/>
+        </w:rPr>
+      </w:pPr>
+      <w:r>
+        <w:rPr>
+          <w:rFonts w:asciiTheme="minorHAnsi" w:hAnsiTheme="minorHAnsi" w:cstheme="minorHAnsi"/>
+        </w:rPr>
+        <w:t>Start application:</w:t>
+      </w:r>
+    </w:p>
+    <w:p>
+      <w:pPr>
+        <w:pStyle w:val="NormalWeb"/>
+        <w:ind w:left="720"/>
+        <w:rPr>
+          <w:rFonts w:asciiTheme="minorHAnsi" w:hAnsiTheme="minorHAnsi" w:cstheme="minorHAnsi"/>
+          <w:i/>
+          <w:iCs/>
+        </w:rPr>
+      </w:pPr>
+      <w:r>
+        <w:rPr>
+          <w:rFonts w:asciiTheme="minorHAnsi" w:hAnsiTheme="minorHAnsi" w:cstheme="minorHAnsi"/>
+          <w:i/>
+          <w:iCs/>
+        </w:rPr>
+        <w:t xml:space="preserve">$ </w:t>
+      </w:r>
+      <w:r>
+        <w:rPr>
+          <w:rFonts w:asciiTheme="minorHAnsi" w:hAnsiTheme="minorHAnsi" w:cstheme="minorHAnsi"/>
+          <w:i/>
+          <w:iCs/>
+        </w:rPr>
+        <w:t xml:space="preserve">cd </w:t>
+      </w:r>
+      <w:proofErr w:type="spellStart"/>
+      <w:r>
+        <w:rPr>
+          <w:rFonts w:asciiTheme="minorHAnsi" w:hAnsiTheme="minorHAnsi" w:cstheme="minorHAnsi"/>
+          <w:i/>
+          <w:iCs/>
+        </w:rPr>
+        <w:t>Enterpise_document_RAG_assistant</w:t>
+      </w:r>
+      <w:proofErr w:type="spellEnd"/>
+    </w:p>
+    <w:p>
+      <w:pPr>
+        <w:pStyle w:val="NormalWeb"/>
+        <w:ind w:left="720"/>
+        <w:rPr>
+          <w:rFonts w:asciiTheme="minorHAnsi" w:hAnsiTheme="minorHAnsi" w:cstheme="minorHAnsi"/>
+          <w:i/>
+          <w:iCs/>
+        </w:rPr>
+      </w:pPr>
+      <w:r>
+        <w:rPr>
+          <w:rFonts w:asciiTheme="minorHAnsi" w:hAnsiTheme="minorHAnsi" w:cstheme="minorHAnsi"/>
+          <w:i/>
+          <w:iCs/>
+        </w:rPr>
+        <w:t xml:space="preserve">$ </w:t>
+      </w:r>
+      <w:proofErr w:type="spellStart"/>
+      <w:r>
+        <w:rPr>
+          <w:rFonts w:asciiTheme="minorHAnsi" w:hAnsiTheme="minorHAnsi" w:cstheme="minorHAnsi"/>
+          <w:i/>
+          <w:iCs/>
+        </w:rPr>
+        <w:t>streamlit</w:t>
+      </w:r>
+      <w:proofErr w:type="spellEnd"/>
+      <w:r>
+        <w:rPr>
+          <w:rFonts w:asciiTheme="minorHAnsi" w:hAnsiTheme="minorHAnsi" w:cstheme="minorHAnsi"/>
+          <w:i/>
+          <w:iCs/>
+        </w:rPr>
+        <w:t xml:space="preserve"> run src/app.py</w:t>
+      </w:r>
+    </w:p>
+    <w:p>
+      <w:pPr>
+        <w:pStyle w:val="NormalWeb"/>
+        <w:ind w:left="720"/>
+        <w:rPr>
+          <w:rFonts w:asciiTheme="minorHAnsi" w:hAnsiTheme="minorHAnsi" w:cstheme="minorHAnsi"/>
+        </w:rPr>
+      </w:pPr>
+      <w:r>
+        <w:rPr>
+          <w:rFonts w:asciiTheme="minorHAnsi" w:hAnsiTheme="minorHAnsi" w:cstheme="minorHAnsi"/>
+        </w:rPr>
+        <w:lastRenderedPageBreak/>
+        <w:t xml:space="preserve">Now, open </w:t>
+      </w:r>
+      <w:hyperlink r:id="rId20" w:history="1">
+        <w:r>
+          <w:rPr>
+            <w:rStyle w:val="Hyperlink"/>
+            <w:rFonts w:asciiTheme="minorHAnsi" w:hAnsiTheme="minorHAnsi" w:cstheme="minorHAnsi"/>
+          </w:rPr>
+          <w:t>http://localhost:8501</w:t>
+        </w:r>
+      </w:hyperlink>
+      <w:r>
+        <w:rPr>
+          <w:rFonts w:asciiTheme="minorHAnsi" w:hAnsiTheme="minorHAnsi" w:cstheme="minorHAnsi"/>
+        </w:rPr>
+        <w:t xml:space="preserve"> in browser.</w:t>
+      </w:r>
+    </w:p>
+    <w:p>
+      <w:pPr>
+        <w:pStyle w:val="NormalWeb"/>
+        <w:ind w:left="720"/>
         <w:rPr>
           <w:rFonts w:asciiTheme="minorHAnsi" w:hAnsiTheme="minorHAnsi" w:cstheme="minorHAnsi"/>
         </w:rPr>
@@ -11607,7 +11678,27 @@
           <w:szCs w:val="24"/>
         </w:rPr>
         <w:lastRenderedPageBreak/>
-        <w:t xml:space="preserve">Stage 7: FAISS </w:t>
+        <w:t xml:space="preserve">Stage </w:t>
+      </w:r>
+      <w:r>
+        <w:rPr>
+          <w:rFonts w:cstheme="minorHAnsi"/>
+          <w:b/>
+          <w:bCs/>
+          <w:sz w:val="24"/>
+          <w:szCs w:val="24"/>
+        </w:rPr>
+        <w:t>3</w:t>
+      </w:r>
+      <w:r>
+        <w:rPr>
+          <w:rFonts w:cstheme="minorHAnsi"/>
+          <w:b/>
+          <w:bCs/>
+          <w:sz w:val="24"/>
+          <w:szCs w:val="24"/>
+        </w:rPr>
+        <w:t xml:space="preserve">: FAISS </w:t>
       </w:r>
       <w:r>
         <w:rPr>
@@ -14284,7 +14375,7 @@
                     <pic:cNvPicPr/>
                   </pic:nvPicPr>
                   <pic:blipFill>
-                    <a:blip r:embed="rId19"/>
+                    <a:blip r:embed="rId21"/>
                     <a:stretch>
                       <a:fillRect/>
                     </a:stretch>
@@ -14358,6 +14449,16 @@
           <w:szCs w:val="24"/>
         </w:rPr>
         <w:lastRenderedPageBreak/>
+        <w:t xml:space="preserve">Stage 5: </w:t>
+      </w:r>
+      <w:r>
+        <w:rPr>
+          <w:rFonts w:cstheme="minorHAnsi"/>
+          <w:b/>
+          <w:bCs/>
+          <w:sz w:val="24"/>
+          <w:szCs w:val="24"/>
+        </w:rPr>
         <w:t>LLM integration:</w:t>
       </w:r>
     </w:p>
@@ -16589,7 +16690,7 @@
                     <pic:cNvPicPr/>
                   </pic:nvPicPr>
                   <pic:blipFill>
-                    <a:blip r:embed="rId20"/>
+                    <a:blip r:embed="rId22"/>
                     <a:stretch>
                       <a:fillRect/>
                     </a:stretch>
@@ -16673,7 +16774,7 @@
                     <pic:cNvPicPr/>
                   </pic:nvPicPr>
                   <pic:blipFill>
-                    <a:blip r:embed="rId21"/>
+                    <a:blip r:embed="rId23"/>
                     <a:stretch>
                       <a:fillRect/>
                     </a:stretch>
@@ -16762,7 +16863,7 @@
                     <pic:cNvPicPr/>
                   </pic:nvPicPr>
                   <pic:blipFill>
-                    <a:blip r:embed="rId22"/>
+                    <a:blip r:embed="rId24"/>
                     <a:stretch>
                       <a:fillRect/>
                     </a:stretch>
@@ -16846,7 +16947,7 @@
                     <pic:cNvPicPr/>
                   </pic:nvPicPr>
                   <pic:blipFill>
-                    <a:blip r:embed="rId23"/>
+                    <a:blip r:embed="rId25"/>
                     <a:stretch>
                       <a:fillRect/>
                     </a:stretch>
@@ -16954,7 +17055,7 @@
                     <pic:cNvPicPr/>
                   </pic:nvPicPr>
                   <pic:blipFill>
-                    <a:blip r:embed="rId24"/>
+                    <a:blip r:embed="rId26"/>
                     <a:stretch>
                       <a:fillRect/>
                     </a:stretch>
@@ -17038,7 +17139,7 @@
                     <pic:cNvPicPr/>
                   </pic:nvPicPr>
                   <pic:blipFill>
-                    <a:blip r:embed="rId25"/>
+                    <a:blip r:embed="rId27"/>
                     <a:stretch>
                       <a:fillRect/>
                     </a:stretch>
@@ -20065,6 +20166,16 @@
           <w:szCs w:val="24"/>
         </w:rPr>
         <w:lastRenderedPageBreak/>
+        <w:t xml:space="preserve">Stage 6: </w:t>
+      </w:r>
+      <w:r>
+        <w:rPr>
+          <w:rFonts w:cstheme="minorHAnsi"/>
+          <w:b/>
+          <w:bCs/>
+          <w:sz w:val="24"/>
+          <w:szCs w:val="24"/>
+        </w:rPr>
         <w:t>Chat history:</w:t>
       </w:r>
     </w:p>
@@ -20489,7 +20600,7 @@
         </w:rPr>
         <w:t xml:space="preserve">Refer : </w:t>
       </w:r>
-      <w:hyperlink r:id="rId26" w:history="1">
+      <w:hyperlink r:id="rId28" w:history="1">
         <w:r>
           <w:rPr>
             <w:rStyle w:val="Hyperlink"/>
@@ -25141,6 +25252,16 @@
           <w:szCs w:val="24"/>
         </w:rPr>
         <w:lastRenderedPageBreak/>
+        <w:t xml:space="preserve">Stage 7: </w:t>
+      </w:r>
+      <w:r>
+        <w:rPr>
+          <w:rFonts w:cstheme="minorHAnsi"/>
+          <w:b/>
+          <w:bCs/>
+          <w:sz w:val="24"/>
+          <w:szCs w:val="24"/>
+        </w:rPr>
         <w:t xml:space="preserve">User interface using </w:t>
       </w:r>
       <w:proofErr w:type="spellStart"/>
@@ -27392,6 +27513,16 @@
           <w:szCs w:val="24"/>
         </w:rPr>
         <w:lastRenderedPageBreak/>
+        <w:t xml:space="preserve">Stage 8: </w:t>
+      </w:r>
+      <w:r>
+        <w:rPr>
+          <w:rFonts w:cstheme="minorHAnsi"/>
+          <w:b/>
+          <w:bCs/>
+          <w:sz w:val="24"/>
+          <w:szCs w:val="24"/>
+        </w:rPr>
         <w:t>Logging and Evaluation of RAG system:</w:t>
       </w:r>
     </w:p>
@@ -29197,6 +29328,16 @@
           <w:szCs w:val="24"/>
         </w:rPr>
         <w:lastRenderedPageBreak/>
+        <w:t xml:space="preserve">Stage 9: </w:t>
+      </w:r>
+      <w:r>
+        <w:rPr>
+          <w:rFonts w:cstheme="minorHAnsi"/>
+          <w:b/>
+          <w:bCs/>
+          <w:sz w:val="24"/>
+          <w:szCs w:val="24"/>
+        </w:rPr>
         <w:t>Deployment:</w:t>
       </w:r>
     </w:p>
@@ -29577,7 +29718,7 @@
                     <pic:cNvPicPr/>
                   </pic:nvPicPr>
                   <pic:blipFill>
-                    <a:blip r:embed="rId27"/>
+                    <a:blip r:embed="rId29"/>
                     <a:stretch>
                       <a:fillRect/>
                     </a:stretch>
@@ -29781,498 +29922,6 @@
         </w:rPr>
         <w:t xml:space="preserve">Open </w:t>
       </w:r>
-      <w:hyperlink r:id="rId28" w:history="1">
-        <w:r>
-          <w:rPr>
-            <w:rStyle w:val="Hyperlink"/>
-            <w:rFonts w:cstheme="minorHAnsi"/>
-            <w:sz w:val="24"/>
-            <w:szCs w:val="24"/>
-          </w:rPr>
-          <w:t>http://localhost:8501</w:t>
-        </w:r>
-      </w:hyperlink>
-      <w:r>
-        <w:rPr>
-          <w:rFonts w:cstheme="minorHAnsi"/>
-          <w:sz w:val="24"/>
-          <w:szCs w:val="24"/>
-        </w:rPr>
-        <w:t xml:space="preserve"> in browser and test the project.</w:t>
-      </w:r>
-    </w:p>
-    <w:p>
-      <w:pPr>
-        <w:pStyle w:val="ListParagraph"/>
-        <w:jc w:val="both"/>
-        <w:rPr>
-          <w:rFonts w:cstheme="minorHAnsi"/>
-          <w:sz w:val="24"/>
-          <w:szCs w:val="24"/>
-        </w:rPr>
-      </w:pPr>
-    </w:p>
-    <w:p>
-      <w:pPr>
-        <w:pStyle w:val="ListParagraph"/>
-        <w:jc w:val="both"/>
-        <w:rPr>
-          <w:rFonts w:cstheme="minorHAnsi"/>
-          <w:i/>
-          <w:iCs/>
-          <w:sz w:val="24"/>
-          <w:szCs w:val="24"/>
-          <w:u w:val="single"/>
-        </w:rPr>
-      </w:pPr>
-      <w:r>
-        <w:rPr>
-          <w:rFonts w:cstheme="minorHAnsi"/>
-          <w:i/>
-          <w:iCs/>
-          <w:sz w:val="24"/>
-          <w:szCs w:val="24"/>
-          <w:u w:val="single"/>
-        </w:rPr>
-        <w:t>Deployment steps:</w:t>
-      </w:r>
-    </w:p>
-    <w:p>
-      <w:pPr>
-        <w:pStyle w:val="ListParagraph"/>
-        <w:jc w:val="both"/>
-        <w:rPr>
-          <w:rFonts w:cstheme="minorHAnsi"/>
-          <w:sz w:val="24"/>
-          <w:szCs w:val="24"/>
-        </w:rPr>
-      </w:pPr>
-    </w:p>
-    <w:p>
-      <w:pPr>
-        <w:pStyle w:val="ListParagraph"/>
-        <w:jc w:val="both"/>
-        <w:rPr>
-          <w:rFonts w:cstheme="minorHAnsi"/>
-          <w:sz w:val="24"/>
-          <w:szCs w:val="24"/>
-        </w:rPr>
-      </w:pPr>
-      <w:r>
-        <w:rPr>
-          <w:rFonts w:cstheme="minorHAnsi"/>
-          <w:sz w:val="24"/>
-          <w:szCs w:val="24"/>
-        </w:rPr>
-        <w:t>Install docker for your system from following website:</w:t>
-      </w:r>
-    </w:p>
-    <w:p>
-      <w:pPr>
-        <w:pStyle w:val="ListParagraph"/>
-        <w:jc w:val="both"/>
-        <w:rPr>
-          <w:rFonts w:cstheme="minorHAnsi"/>
-          <w:sz w:val="24"/>
-          <w:szCs w:val="24"/>
-        </w:rPr>
-      </w:pPr>
-      <w:hyperlink r:id="rId29" w:history="1">
-        <w:r>
-          <w:rPr>
-            <w:rStyle w:val="Hyperlink"/>
-            <w:rFonts w:cstheme="minorHAnsi"/>
-            <w:sz w:val="24"/>
-            <w:szCs w:val="24"/>
-          </w:rPr>
-          <w:t>https://www.docker.com/</w:t>
-        </w:r>
-      </w:hyperlink>
-    </w:p>
-    <w:p>
-      <w:pPr>
-        <w:pStyle w:val="ListParagraph"/>
-        <w:jc w:val="both"/>
-        <w:rPr>
-          <w:rFonts w:cstheme="minorHAnsi"/>
-          <w:sz w:val="24"/>
-          <w:szCs w:val="24"/>
-        </w:rPr>
-      </w:pPr>
-    </w:p>
-    <w:p>
-      <w:pPr>
-        <w:pStyle w:val="ListParagraph"/>
-        <w:jc w:val="both"/>
-        <w:rPr>
-          <w:rFonts w:cstheme="minorHAnsi"/>
-          <w:sz w:val="24"/>
-          <w:szCs w:val="24"/>
-        </w:rPr>
-      </w:pPr>
-      <w:r>
-        <w:rPr>
-          <w:rFonts w:cstheme="minorHAnsi"/>
-          <w:b/>
-          <w:bCs/>
-          <w:sz w:val="24"/>
-          <w:szCs w:val="24"/>
-        </w:rPr>
-        <w:t>Note</w:t>
-      </w:r>
-      <w:r>
-        <w:rPr>
-          <w:rFonts w:cstheme="minorHAnsi"/>
-          <w:sz w:val="24"/>
-          <w:szCs w:val="24"/>
-        </w:rPr>
-        <w:t>: Don’t push .env files in deployment/</w:t>
-      </w:r>
-      <w:proofErr w:type="spellStart"/>
-      <w:r>
-        <w:rPr>
-          <w:rFonts w:cstheme="minorHAnsi"/>
-          <w:sz w:val="24"/>
-          <w:szCs w:val="24"/>
-        </w:rPr>
-        <w:t>github</w:t>
-      </w:r>
-      <w:proofErr w:type="spellEnd"/>
-      <w:r>
-        <w:rPr>
-          <w:rFonts w:cstheme="minorHAnsi"/>
-          <w:sz w:val="24"/>
-          <w:szCs w:val="24"/>
-        </w:rPr>
-        <w:t>. Keep them secret.</w:t>
-      </w:r>
-    </w:p>
-    <w:p>
-      <w:pPr>
-        <w:pStyle w:val="ListParagraph"/>
-        <w:jc w:val="both"/>
-        <w:rPr>
-          <w:rFonts w:cstheme="minorHAnsi"/>
-          <w:sz w:val="24"/>
-          <w:szCs w:val="24"/>
-        </w:rPr>
-      </w:pPr>
-      <w:r>
-        <w:rPr>
-          <w:rFonts w:cstheme="minorHAnsi"/>
-          <w:b/>
-          <w:bCs/>
-          <w:sz w:val="24"/>
-          <w:szCs w:val="24"/>
-        </w:rPr>
-        <w:t>Note</w:t>
-      </w:r>
-      <w:r>
-        <w:rPr>
-          <w:rFonts w:cstheme="minorHAnsi"/>
-          <w:sz w:val="24"/>
-          <w:szCs w:val="24"/>
-        </w:rPr>
-        <w:t>: Keep requirements.txt file updated with all dependencies required.</w:t>
-      </w:r>
-    </w:p>
-    <w:p>
-      <w:pPr>
-        <w:pStyle w:val="ListParagraph"/>
-        <w:jc w:val="both"/>
-        <w:rPr>
-          <w:rFonts w:cstheme="minorHAnsi"/>
-          <w:sz w:val="24"/>
-          <w:szCs w:val="24"/>
-        </w:rPr>
-      </w:pPr>
-    </w:p>
-    <w:p>
-      <w:pPr>
-        <w:pStyle w:val="ListParagraph"/>
-        <w:jc w:val="both"/>
-        <w:rPr>
-          <w:rFonts w:cstheme="minorHAnsi"/>
-          <w:sz w:val="24"/>
-          <w:szCs w:val="24"/>
-        </w:rPr>
-      </w:pPr>
-      <w:r>
-        <w:rPr>
-          <w:rFonts w:cstheme="minorHAnsi"/>
-          <w:sz w:val="24"/>
-          <w:szCs w:val="24"/>
-        </w:rPr>
-        <w:t xml:space="preserve">Make sure to have </w:t>
-      </w:r>
-      <w:proofErr w:type="spellStart"/>
-      <w:r>
-        <w:rPr>
-          <w:rFonts w:cstheme="minorHAnsi"/>
-          <w:sz w:val="24"/>
-          <w:szCs w:val="24"/>
-        </w:rPr>
-        <w:t>Dockerfile</w:t>
-      </w:r>
-      <w:proofErr w:type="spellEnd"/>
-      <w:r>
-        <w:rPr>
-          <w:rFonts w:cstheme="minorHAnsi"/>
-          <w:sz w:val="24"/>
-          <w:szCs w:val="24"/>
-        </w:rPr>
-        <w:t xml:space="preserve"> </w:t>
-      </w:r>
-      <w:proofErr w:type="gramStart"/>
-      <w:r>
-        <w:rPr>
-          <w:rFonts w:cstheme="minorHAnsi"/>
-          <w:sz w:val="24"/>
-          <w:szCs w:val="24"/>
-        </w:rPr>
-        <w:t>and .</w:t>
-      </w:r>
-      <w:proofErr w:type="spellStart"/>
-      <w:r>
-        <w:rPr>
-          <w:rFonts w:cstheme="minorHAnsi"/>
-          <w:sz w:val="24"/>
-          <w:szCs w:val="24"/>
-        </w:rPr>
-        <w:t>dockerignore</w:t>
-      </w:r>
-      <w:proofErr w:type="spellEnd"/>
-      <w:proofErr w:type="gramEnd"/>
-      <w:r>
-        <w:rPr>
-          <w:rFonts w:cstheme="minorHAnsi"/>
-          <w:sz w:val="24"/>
-          <w:szCs w:val="24"/>
-        </w:rPr>
-        <w:t xml:space="preserve"> </w:t>
-      </w:r>
-      <w:r>
-        <w:rPr>
-          <w:rFonts w:cstheme="minorHAnsi"/>
-          <w:sz w:val="24"/>
-          <w:szCs w:val="24"/>
-        </w:rPr>
-        <w:t>in main project directory.</w:t>
-      </w:r>
-    </w:p>
-    <w:p>
-      <w:pPr>
-        <w:pStyle w:val="ListParagraph"/>
-        <w:jc w:val="both"/>
-        <w:rPr>
-          <w:rFonts w:cstheme="minorHAnsi"/>
-          <w:sz w:val="24"/>
-          <w:szCs w:val="24"/>
-        </w:rPr>
-      </w:pPr>
-    </w:p>
-    <w:p>
-      <w:pPr>
-        <w:pStyle w:val="ListParagraph"/>
-        <w:jc w:val="both"/>
-        <w:rPr>
-          <w:rFonts w:cstheme="minorHAnsi"/>
-          <w:sz w:val="24"/>
-          <w:szCs w:val="24"/>
-        </w:rPr>
-      </w:pPr>
-      <w:r>
-        <w:rPr>
-          <w:rFonts w:cstheme="minorHAnsi"/>
-          <w:sz w:val="24"/>
-          <w:szCs w:val="24"/>
-        </w:rPr>
-        <w:t xml:space="preserve"># </w:t>
-      </w:r>
-      <w:proofErr w:type="gramStart"/>
-      <w:r>
-        <w:rPr>
-          <w:rFonts w:cstheme="minorHAnsi"/>
-          <w:sz w:val="24"/>
-          <w:szCs w:val="24"/>
-        </w:rPr>
-        <w:t>build</w:t>
-      </w:r>
-      <w:proofErr w:type="gramEnd"/>
-      <w:r>
-        <w:rPr>
-          <w:rFonts w:cstheme="minorHAnsi"/>
-          <w:sz w:val="24"/>
-          <w:szCs w:val="24"/>
-        </w:rPr>
-        <w:t xml:space="preserve"> docker container named “</w:t>
-      </w:r>
-      <w:proofErr w:type="spellStart"/>
-      <w:r>
-        <w:rPr>
-          <w:rFonts w:cstheme="minorHAnsi"/>
-          <w:sz w:val="24"/>
-          <w:szCs w:val="24"/>
-        </w:rPr>
-        <w:t>documind</w:t>
-      </w:r>
-      <w:proofErr w:type="spellEnd"/>
-      <w:r>
-        <w:rPr>
-          <w:rFonts w:cstheme="minorHAnsi"/>
-          <w:sz w:val="24"/>
-          <w:szCs w:val="24"/>
-        </w:rPr>
-        <w:t>-rag-app”</w:t>
-      </w:r>
-      <w:r>
-        <w:rPr>
-          <w:rFonts w:cstheme="minorHAnsi"/>
-          <w:sz w:val="24"/>
-          <w:szCs w:val="24"/>
-        </w:rPr>
-        <w:t xml:space="preserve"> for local testing before deployment on </w:t>
-      </w:r>
-      <w:proofErr w:type="spellStart"/>
-      <w:r>
-        <w:rPr>
-          <w:rFonts w:cstheme="minorHAnsi"/>
-          <w:sz w:val="24"/>
-          <w:szCs w:val="24"/>
-        </w:rPr>
-        <w:t>huggingface</w:t>
-      </w:r>
-      <w:proofErr w:type="spellEnd"/>
-      <w:r>
-        <w:rPr>
-          <w:rFonts w:cstheme="minorHAnsi"/>
-          <w:sz w:val="24"/>
-          <w:szCs w:val="24"/>
-        </w:rPr>
-        <w:t xml:space="preserve">  </w:t>
-      </w:r>
-    </w:p>
-    <w:p>
-      <w:pPr>
-        <w:pStyle w:val="ListParagraph"/>
-        <w:jc w:val="both"/>
-        <w:rPr>
-          <w:rFonts w:cstheme="minorHAnsi"/>
-          <w:sz w:val="24"/>
-          <w:szCs w:val="24"/>
-        </w:rPr>
-      </w:pPr>
-      <w:r>
-        <w:rPr>
-          <w:rFonts w:cstheme="minorHAnsi"/>
-          <w:sz w:val="24"/>
-          <w:szCs w:val="24"/>
-        </w:rPr>
-        <w:t xml:space="preserve">$ </w:t>
-      </w:r>
-      <w:r>
-        <w:rPr>
-          <w:rFonts w:cstheme="minorHAnsi"/>
-          <w:sz w:val="24"/>
-          <w:szCs w:val="24"/>
-        </w:rPr>
-        <w:t xml:space="preserve">docker build -t </w:t>
-      </w:r>
-      <w:proofErr w:type="spellStart"/>
-      <w:r>
-        <w:rPr>
-          <w:rFonts w:cstheme="minorHAnsi"/>
-          <w:sz w:val="24"/>
-          <w:szCs w:val="24"/>
-        </w:rPr>
-        <w:t>documind</w:t>
-      </w:r>
-      <w:proofErr w:type="spellEnd"/>
-      <w:r>
-        <w:rPr>
-          <w:rFonts w:cstheme="minorHAnsi"/>
-          <w:sz w:val="24"/>
-          <w:szCs w:val="24"/>
-        </w:rPr>
-        <w:t>-rag-</w:t>
-      </w:r>
-      <w:proofErr w:type="gramStart"/>
-      <w:r>
-        <w:rPr>
-          <w:rFonts w:cstheme="minorHAnsi"/>
-          <w:sz w:val="24"/>
-          <w:szCs w:val="24"/>
-        </w:rPr>
-        <w:t>app .</w:t>
-      </w:r>
-      <w:proofErr w:type="gramEnd"/>
-    </w:p>
-    <w:p>
-      <w:pPr>
-        <w:pStyle w:val="ListParagraph"/>
-        <w:jc w:val="both"/>
-        <w:rPr>
-          <w:rFonts w:cstheme="minorHAnsi"/>
-          <w:sz w:val="24"/>
-          <w:szCs w:val="24"/>
-        </w:rPr>
-      </w:pPr>
-      <w:r>
-        <w:rPr>
-          <w:rFonts w:cstheme="minorHAnsi"/>
-          <w:sz w:val="24"/>
-          <w:szCs w:val="24"/>
-        </w:rPr>
-        <w:t xml:space="preserve">$ docker run -p 8501:7860 </w:t>
-      </w:r>
-      <w:proofErr w:type="spellStart"/>
-      <w:r>
-        <w:rPr>
-          <w:rFonts w:cstheme="minorHAnsi"/>
-          <w:sz w:val="24"/>
-          <w:szCs w:val="24"/>
-        </w:rPr>
-        <w:t>documind</w:t>
-      </w:r>
-      <w:proofErr w:type="spellEnd"/>
-      <w:r>
-        <w:rPr>
-          <w:rFonts w:cstheme="minorHAnsi"/>
-          <w:sz w:val="24"/>
-          <w:szCs w:val="24"/>
-        </w:rPr>
-        <w:t>-rag-app</w:t>
-      </w:r>
-    </w:p>
-    <w:p>
-      <w:pPr>
-        <w:pStyle w:val="ListParagraph"/>
-        <w:jc w:val="both"/>
-        <w:rPr>
-          <w:rFonts w:cstheme="minorHAnsi"/>
-          <w:sz w:val="24"/>
-          <w:szCs w:val="24"/>
-        </w:rPr>
-      </w:pPr>
-    </w:p>
-    <w:p>
-      <w:pPr>
-        <w:pStyle w:val="ListParagraph"/>
-        <w:jc w:val="both"/>
-        <w:rPr>
-          <w:rFonts w:cstheme="minorHAnsi"/>
-          <w:sz w:val="24"/>
-          <w:szCs w:val="24"/>
-        </w:rPr>
-      </w:pPr>
-      <w:r>
-        <w:rPr>
-          <w:rFonts w:cstheme="minorHAnsi"/>
-          <w:sz w:val="24"/>
-          <w:szCs w:val="24"/>
-        </w:rPr>
-        <w:t xml:space="preserve">Now, open </w:t>
-      </w:r>
       <w:hyperlink r:id="rId30" w:history="1">
         <w:r>
           <w:rPr>
@@ -30310,6 +29959,498 @@
         <w:jc w:val="both"/>
         <w:rPr>
           <w:rFonts w:cstheme="minorHAnsi"/>
+          <w:i/>
+          <w:iCs/>
+          <w:sz w:val="24"/>
+          <w:szCs w:val="24"/>
+          <w:u w:val="single"/>
+        </w:rPr>
+      </w:pPr>
+      <w:r>
+        <w:rPr>
+          <w:rFonts w:cstheme="minorHAnsi"/>
+          <w:i/>
+          <w:iCs/>
+          <w:sz w:val="24"/>
+          <w:szCs w:val="24"/>
+          <w:u w:val="single"/>
+        </w:rPr>
+        <w:t>Deployment steps:</w:t>
+      </w:r>
+    </w:p>
+    <w:p>
+      <w:pPr>
+        <w:pStyle w:val="ListParagraph"/>
+        <w:jc w:val="both"/>
+        <w:rPr>
+          <w:rFonts w:cstheme="minorHAnsi"/>
+          <w:sz w:val="24"/>
+          <w:szCs w:val="24"/>
+        </w:rPr>
+      </w:pPr>
+    </w:p>
+    <w:p>
+      <w:pPr>
+        <w:pStyle w:val="ListParagraph"/>
+        <w:jc w:val="both"/>
+        <w:rPr>
+          <w:rFonts w:cstheme="minorHAnsi"/>
+          <w:sz w:val="24"/>
+          <w:szCs w:val="24"/>
+        </w:rPr>
+      </w:pPr>
+      <w:r>
+        <w:rPr>
+          <w:rFonts w:cstheme="minorHAnsi"/>
+          <w:sz w:val="24"/>
+          <w:szCs w:val="24"/>
+        </w:rPr>
+        <w:t>Install docker for your system from following website:</w:t>
+      </w:r>
+    </w:p>
+    <w:p>
+      <w:pPr>
+        <w:pStyle w:val="ListParagraph"/>
+        <w:jc w:val="both"/>
+        <w:rPr>
+          <w:rFonts w:cstheme="minorHAnsi"/>
+          <w:sz w:val="24"/>
+          <w:szCs w:val="24"/>
+        </w:rPr>
+      </w:pPr>
+      <w:hyperlink r:id="rId31" w:history="1">
+        <w:r>
+          <w:rPr>
+            <w:rStyle w:val="Hyperlink"/>
+            <w:rFonts w:cstheme="minorHAnsi"/>
+            <w:sz w:val="24"/>
+            <w:szCs w:val="24"/>
+          </w:rPr>
+          <w:t>https://www.docker.com/</w:t>
+        </w:r>
+      </w:hyperlink>
+    </w:p>
+    <w:p>
+      <w:pPr>
+        <w:pStyle w:val="ListParagraph"/>
+        <w:jc w:val="both"/>
+        <w:rPr>
+          <w:rFonts w:cstheme="minorHAnsi"/>
+          <w:sz w:val="24"/>
+          <w:szCs w:val="24"/>
+        </w:rPr>
+      </w:pPr>
+    </w:p>
+    <w:p>
+      <w:pPr>
+        <w:pStyle w:val="ListParagraph"/>
+        <w:jc w:val="both"/>
+        <w:rPr>
+          <w:rFonts w:cstheme="minorHAnsi"/>
+          <w:sz w:val="24"/>
+          <w:szCs w:val="24"/>
+        </w:rPr>
+      </w:pPr>
+      <w:r>
+        <w:rPr>
+          <w:rFonts w:cstheme="minorHAnsi"/>
+          <w:b/>
+          <w:bCs/>
+          <w:sz w:val="24"/>
+          <w:szCs w:val="24"/>
+        </w:rPr>
+        <w:t>Note</w:t>
+      </w:r>
+      <w:r>
+        <w:rPr>
+          <w:rFonts w:cstheme="minorHAnsi"/>
+          <w:sz w:val="24"/>
+          <w:szCs w:val="24"/>
+        </w:rPr>
+        <w:t>: Don’t push .env files in deployment/</w:t>
+      </w:r>
+      <w:proofErr w:type="spellStart"/>
+      <w:r>
+        <w:rPr>
+          <w:rFonts w:cstheme="minorHAnsi"/>
+          <w:sz w:val="24"/>
+          <w:szCs w:val="24"/>
+        </w:rPr>
+        <w:t>github</w:t>
+      </w:r>
+      <w:proofErr w:type="spellEnd"/>
+      <w:r>
+        <w:rPr>
+          <w:rFonts w:cstheme="minorHAnsi"/>
+          <w:sz w:val="24"/>
+          <w:szCs w:val="24"/>
+        </w:rPr>
+        <w:t>. Keep them secret.</w:t>
+      </w:r>
+    </w:p>
+    <w:p>
+      <w:pPr>
+        <w:pStyle w:val="ListParagraph"/>
+        <w:jc w:val="both"/>
+        <w:rPr>
+          <w:rFonts w:cstheme="minorHAnsi"/>
+          <w:sz w:val="24"/>
+          <w:szCs w:val="24"/>
+        </w:rPr>
+      </w:pPr>
+      <w:r>
+        <w:rPr>
+          <w:rFonts w:cstheme="minorHAnsi"/>
+          <w:b/>
+          <w:bCs/>
+          <w:sz w:val="24"/>
+          <w:szCs w:val="24"/>
+        </w:rPr>
+        <w:t>Note</w:t>
+      </w:r>
+      <w:r>
+        <w:rPr>
+          <w:rFonts w:cstheme="minorHAnsi"/>
+          <w:sz w:val="24"/>
+          <w:szCs w:val="24"/>
+        </w:rPr>
+        <w:t>: Keep requirements.txt file updated with all dependencies required.</w:t>
+      </w:r>
+    </w:p>
+    <w:p>
+      <w:pPr>
+        <w:pStyle w:val="ListParagraph"/>
+        <w:jc w:val="both"/>
+        <w:rPr>
+          <w:rFonts w:cstheme="minorHAnsi"/>
+          <w:sz w:val="24"/>
+          <w:szCs w:val="24"/>
+        </w:rPr>
+      </w:pPr>
+    </w:p>
+    <w:p>
+      <w:pPr>
+        <w:pStyle w:val="ListParagraph"/>
+        <w:jc w:val="both"/>
+        <w:rPr>
+          <w:rFonts w:cstheme="minorHAnsi"/>
+          <w:sz w:val="24"/>
+          <w:szCs w:val="24"/>
+        </w:rPr>
+      </w:pPr>
+      <w:r>
+        <w:rPr>
+          <w:rFonts w:cstheme="minorHAnsi"/>
+          <w:sz w:val="24"/>
+          <w:szCs w:val="24"/>
+        </w:rPr>
+        <w:t xml:space="preserve">Make sure to have </w:t>
+      </w:r>
+      <w:proofErr w:type="spellStart"/>
+      <w:r>
+        <w:rPr>
+          <w:rFonts w:cstheme="minorHAnsi"/>
+          <w:sz w:val="24"/>
+          <w:szCs w:val="24"/>
+        </w:rPr>
+        <w:t>Dockerfile</w:t>
+      </w:r>
+      <w:proofErr w:type="spellEnd"/>
+      <w:r>
+        <w:rPr>
+          <w:rFonts w:cstheme="minorHAnsi"/>
+          <w:sz w:val="24"/>
+          <w:szCs w:val="24"/>
+        </w:rPr>
+        <w:t xml:space="preserve"> </w:t>
+      </w:r>
+      <w:proofErr w:type="gramStart"/>
+      <w:r>
+        <w:rPr>
+          <w:rFonts w:cstheme="minorHAnsi"/>
+          <w:sz w:val="24"/>
+          <w:szCs w:val="24"/>
+        </w:rPr>
+        <w:t>and .</w:t>
+      </w:r>
+      <w:proofErr w:type="spellStart"/>
+      <w:r>
+        <w:rPr>
+          <w:rFonts w:cstheme="minorHAnsi"/>
+          <w:sz w:val="24"/>
+          <w:szCs w:val="24"/>
+        </w:rPr>
+        <w:t>dockerignore</w:t>
+      </w:r>
+      <w:proofErr w:type="spellEnd"/>
+      <w:proofErr w:type="gramEnd"/>
+      <w:r>
+        <w:rPr>
+          <w:rFonts w:cstheme="minorHAnsi"/>
+          <w:sz w:val="24"/>
+          <w:szCs w:val="24"/>
+        </w:rPr>
+        <w:t xml:space="preserve"> </w:t>
+      </w:r>
+      <w:r>
+        <w:rPr>
+          <w:rFonts w:cstheme="minorHAnsi"/>
+          <w:sz w:val="24"/>
+          <w:szCs w:val="24"/>
+        </w:rPr>
+        <w:t>in main project directory.</w:t>
+      </w:r>
+    </w:p>
+    <w:p>
+      <w:pPr>
+        <w:pStyle w:val="ListParagraph"/>
+        <w:jc w:val="both"/>
+        <w:rPr>
+          <w:rFonts w:cstheme="minorHAnsi"/>
+          <w:sz w:val="24"/>
+          <w:szCs w:val="24"/>
+        </w:rPr>
+      </w:pPr>
+    </w:p>
+    <w:p>
+      <w:pPr>
+        <w:pStyle w:val="ListParagraph"/>
+        <w:jc w:val="both"/>
+        <w:rPr>
+          <w:rFonts w:cstheme="minorHAnsi"/>
+          <w:sz w:val="24"/>
+          <w:szCs w:val="24"/>
+        </w:rPr>
+      </w:pPr>
+      <w:r>
+        <w:rPr>
+          <w:rFonts w:cstheme="minorHAnsi"/>
+          <w:sz w:val="24"/>
+          <w:szCs w:val="24"/>
+        </w:rPr>
+        <w:t xml:space="preserve"># </w:t>
+      </w:r>
+      <w:proofErr w:type="gramStart"/>
+      <w:r>
+        <w:rPr>
+          <w:rFonts w:cstheme="minorHAnsi"/>
+          <w:sz w:val="24"/>
+          <w:szCs w:val="24"/>
+        </w:rPr>
+        <w:t>build</w:t>
+      </w:r>
+      <w:proofErr w:type="gramEnd"/>
+      <w:r>
+        <w:rPr>
+          <w:rFonts w:cstheme="minorHAnsi"/>
+          <w:sz w:val="24"/>
+          <w:szCs w:val="24"/>
+        </w:rPr>
+        <w:t xml:space="preserve"> docker container named “</w:t>
+      </w:r>
+      <w:proofErr w:type="spellStart"/>
+      <w:r>
+        <w:rPr>
+          <w:rFonts w:cstheme="minorHAnsi"/>
+          <w:sz w:val="24"/>
+          <w:szCs w:val="24"/>
+        </w:rPr>
+        <w:t>documind</w:t>
+      </w:r>
+      <w:proofErr w:type="spellEnd"/>
+      <w:r>
+        <w:rPr>
+          <w:rFonts w:cstheme="minorHAnsi"/>
+          <w:sz w:val="24"/>
+          <w:szCs w:val="24"/>
+        </w:rPr>
+        <w:t>-rag-app”</w:t>
+      </w:r>
+      <w:r>
+        <w:rPr>
+          <w:rFonts w:cstheme="minorHAnsi"/>
+          <w:sz w:val="24"/>
+          <w:szCs w:val="24"/>
+        </w:rPr>
+        <w:t xml:space="preserve"> for local testing before deployment on </w:t>
+      </w:r>
+      <w:proofErr w:type="spellStart"/>
+      <w:r>
+        <w:rPr>
+          <w:rFonts w:cstheme="minorHAnsi"/>
+          <w:sz w:val="24"/>
+          <w:szCs w:val="24"/>
+        </w:rPr>
+        <w:t>huggingface</w:t>
+      </w:r>
+      <w:proofErr w:type="spellEnd"/>
+      <w:r>
+        <w:rPr>
+          <w:rFonts w:cstheme="minorHAnsi"/>
+          <w:sz w:val="24"/>
+          <w:szCs w:val="24"/>
+        </w:rPr>
+        <w:t xml:space="preserve">  </w:t>
+      </w:r>
+    </w:p>
+    <w:p>
+      <w:pPr>
+        <w:pStyle w:val="ListParagraph"/>
+        <w:jc w:val="both"/>
+        <w:rPr>
+          <w:rFonts w:cstheme="minorHAnsi"/>
+          <w:sz w:val="24"/>
+          <w:szCs w:val="24"/>
+        </w:rPr>
+      </w:pPr>
+      <w:r>
+        <w:rPr>
+          <w:rFonts w:cstheme="minorHAnsi"/>
+          <w:sz w:val="24"/>
+          <w:szCs w:val="24"/>
+        </w:rPr>
+        <w:t xml:space="preserve">$ </w:t>
+      </w:r>
+      <w:r>
+        <w:rPr>
+          <w:rFonts w:cstheme="minorHAnsi"/>
+          <w:sz w:val="24"/>
+          <w:szCs w:val="24"/>
+        </w:rPr>
+        <w:t xml:space="preserve">docker build -t </w:t>
+      </w:r>
+      <w:proofErr w:type="spellStart"/>
+      <w:r>
+        <w:rPr>
+          <w:rFonts w:cstheme="minorHAnsi"/>
+          <w:sz w:val="24"/>
+          <w:szCs w:val="24"/>
+        </w:rPr>
+        <w:t>documind</w:t>
+      </w:r>
+      <w:proofErr w:type="spellEnd"/>
+      <w:r>
+        <w:rPr>
+          <w:rFonts w:cstheme="minorHAnsi"/>
+          <w:sz w:val="24"/>
+          <w:szCs w:val="24"/>
+        </w:rPr>
+        <w:t>-rag-</w:t>
+      </w:r>
+      <w:proofErr w:type="gramStart"/>
+      <w:r>
+        <w:rPr>
+          <w:rFonts w:cstheme="minorHAnsi"/>
+          <w:sz w:val="24"/>
+          <w:szCs w:val="24"/>
+        </w:rPr>
+        <w:t>app .</w:t>
+      </w:r>
+      <w:proofErr w:type="gramEnd"/>
+    </w:p>
+    <w:p>
+      <w:pPr>
+        <w:pStyle w:val="ListParagraph"/>
+        <w:jc w:val="both"/>
+        <w:rPr>
+          <w:rFonts w:cstheme="minorHAnsi"/>
+          <w:sz w:val="24"/>
+          <w:szCs w:val="24"/>
+        </w:rPr>
+      </w:pPr>
+      <w:r>
+        <w:rPr>
+          <w:rFonts w:cstheme="minorHAnsi"/>
+          <w:sz w:val="24"/>
+          <w:szCs w:val="24"/>
+        </w:rPr>
+        <w:t xml:space="preserve">$ docker run -p 8501:7860 </w:t>
+      </w:r>
+      <w:proofErr w:type="spellStart"/>
+      <w:r>
+        <w:rPr>
+          <w:rFonts w:cstheme="minorHAnsi"/>
+          <w:sz w:val="24"/>
+          <w:szCs w:val="24"/>
+        </w:rPr>
+        <w:t>documind</w:t>
+      </w:r>
+      <w:proofErr w:type="spellEnd"/>
+      <w:r>
+        <w:rPr>
+          <w:rFonts w:cstheme="minorHAnsi"/>
+          <w:sz w:val="24"/>
+          <w:szCs w:val="24"/>
+        </w:rPr>
+        <w:t>-rag-app</w:t>
+      </w:r>
+    </w:p>
+    <w:p>
+      <w:pPr>
+        <w:pStyle w:val="ListParagraph"/>
+        <w:jc w:val="both"/>
+        <w:rPr>
+          <w:rFonts w:cstheme="minorHAnsi"/>
+          <w:sz w:val="24"/>
+          <w:szCs w:val="24"/>
+        </w:rPr>
+      </w:pPr>
+    </w:p>
+    <w:p>
+      <w:pPr>
+        <w:pStyle w:val="ListParagraph"/>
+        <w:jc w:val="both"/>
+        <w:rPr>
+          <w:rFonts w:cstheme="minorHAnsi"/>
+          <w:sz w:val="24"/>
+          <w:szCs w:val="24"/>
+        </w:rPr>
+      </w:pPr>
+      <w:r>
+        <w:rPr>
+          <w:rFonts w:cstheme="minorHAnsi"/>
+          <w:sz w:val="24"/>
+          <w:szCs w:val="24"/>
+        </w:rPr>
+        <w:t xml:space="preserve">Now, open </w:t>
+      </w:r>
+      <w:hyperlink r:id="rId32" w:history="1">
+        <w:r>
+          <w:rPr>
+            <w:rStyle w:val="Hyperlink"/>
+            <w:rFonts w:cstheme="minorHAnsi"/>
+            <w:sz w:val="24"/>
+            <w:szCs w:val="24"/>
+          </w:rPr>
+          <w:t>http://localhost:8501</w:t>
+        </w:r>
+      </w:hyperlink>
+      <w:r>
+        <w:rPr>
+          <w:rFonts w:cstheme="minorHAnsi"/>
+          <w:sz w:val="24"/>
+          <w:szCs w:val="24"/>
+        </w:rPr>
+        <w:t xml:space="preserve"> in browser and test the project.</w:t>
+      </w:r>
+    </w:p>
+    <w:p>
+      <w:pPr>
+        <w:pStyle w:val="ListParagraph"/>
+        <w:jc w:val="both"/>
+        <w:rPr>
+          <w:rFonts w:cstheme="minorHAnsi"/>
+          <w:sz w:val="24"/>
+          <w:szCs w:val="24"/>
+        </w:rPr>
+      </w:pPr>
+    </w:p>
+    <w:p>
+      <w:pPr>
+        <w:pStyle w:val="ListParagraph"/>
+        <w:jc w:val="both"/>
+        <w:rPr>
+          <w:rFonts w:cstheme="minorHAnsi"/>
           <w:sz w:val="24"/>
           <w:szCs w:val="24"/>
         </w:rPr>
@@ -30519,7 +30660,7 @@
           <w:szCs w:val="24"/>
         </w:rPr>
       </w:pPr>
-      <w:hyperlink r:id="rId31" w:history="1">
+      <w:hyperlink r:id="rId33" w:history="1">
         <w:r>
           <w:rPr>
             <w:rStyle w:val="Hyperlink"/>
@@ -30904,6 +31045,26 @@
           <w:szCs w:val="24"/>
         </w:rPr>
         <w:t>:</w:t>
+      </w:r>
+    </w:p>
+    <w:p>
+      <w:pPr>
+        <w:pStyle w:val="ListParagraph"/>
+        <w:ind w:left="1440"/>
+        <w:jc w:val="both"/>
+        <w:rPr>
+          <w:rFonts w:cstheme="minorHAnsi"/>
+          <w:sz w:val="24"/>
+          <w:szCs w:val="24"/>
+        </w:rPr>
+      </w:pPr>
+      <w:r>
+        <w:rPr>
+          <w:rFonts w:cstheme="minorHAnsi"/>
+          <w:sz w:val="24"/>
+          <w:szCs w:val="24"/>
+        </w:rPr>
+        <w:t>Option 1:</w:t>
       </w:r>
     </w:p>
     <w:p>
@@ -31103,7 +31264,7 @@
                     <pic:cNvPicPr/>
                   </pic:nvPicPr>
                   <pic:blipFill>
-                    <a:blip r:embed="rId27"/>
+                    <a:blip r:embed="rId29"/>
                     <a:stretch>
                       <a:fillRect/>
                     </a:stretch>
@@ -31391,7 +31552,7 @@
         </w:rPr>
         <w:t xml:space="preserve">git remote add hf </w:t>
       </w:r>
-      <w:hyperlink r:id="rId32" w:history="1">
+      <w:hyperlink r:id="rId34" w:history="1">
         <w:r>
           <w:rPr>
             <w:rStyle w:val="Hyperlink"/>
@@ -31616,7 +31777,7 @@
                     <pic:cNvPicPr/>
                   </pic:nvPicPr>
                   <pic:blipFill>
-                    <a:blip r:embed="rId33"/>
+                    <a:blip r:embed="rId35"/>
                     <a:stretch>
                       <a:fillRect/>
                     </a:stretch>
@@ -31666,7 +31827,6 @@
           <w:sz w:val="24"/>
           <w:szCs w:val="24"/>
         </w:rPr>
-        <w:lastRenderedPageBreak/>
         <w:t xml:space="preserve">Push directly to </w:t>
       </w:r>
       <w:proofErr w:type="spellStart"/>
@@ -31729,8 +31889,226 @@
         <w:jc w:val="both"/>
         <w:rPr>
           <w:rFonts w:cstheme="minorHAnsi"/>
-          <w:i/>
-          <w:iCs/>
+          <w:sz w:val="24"/>
+          <w:szCs w:val="24"/>
+        </w:rPr>
+      </w:pPr>
+    </w:p>
+    <w:p>
+      <w:pPr>
+        <w:pStyle w:val="ListParagraph"/>
+        <w:ind w:left="1440"/>
+        <w:jc w:val="both"/>
+        <w:rPr>
+          <w:rFonts w:cstheme="minorHAnsi"/>
+          <w:sz w:val="24"/>
+          <w:szCs w:val="24"/>
+        </w:rPr>
+      </w:pPr>
+      <w:r>
+        <w:rPr>
+          <w:rFonts w:cstheme="minorHAnsi"/>
+          <w:sz w:val="24"/>
+          <w:szCs w:val="24"/>
+        </w:rPr>
+        <w:t xml:space="preserve">During push operation, </w:t>
+      </w:r>
+      <w:proofErr w:type="spellStart"/>
+      <w:r>
+        <w:rPr>
+          <w:rFonts w:cstheme="minorHAnsi"/>
+          <w:sz w:val="24"/>
+          <w:szCs w:val="24"/>
+        </w:rPr>
+        <w:t>huggingface</w:t>
+      </w:r>
+      <w:proofErr w:type="spellEnd"/>
+      <w:r>
+        <w:rPr>
+          <w:rFonts w:cstheme="minorHAnsi"/>
+          <w:sz w:val="24"/>
+          <w:szCs w:val="24"/>
+        </w:rPr>
+        <w:t xml:space="preserve"> will ask for username and </w:t>
+      </w:r>
+      <w:proofErr w:type="spellStart"/>
+      <w:r>
+        <w:rPr>
+          <w:rFonts w:cstheme="minorHAnsi"/>
+          <w:sz w:val="24"/>
+          <w:szCs w:val="24"/>
+        </w:rPr>
+        <w:t>Access_token</w:t>
+      </w:r>
+      <w:proofErr w:type="spellEnd"/>
+      <w:r>
+        <w:rPr>
+          <w:rFonts w:cstheme="minorHAnsi"/>
+          <w:sz w:val="24"/>
+          <w:szCs w:val="24"/>
+        </w:rPr>
+        <w:t>.</w:t>
+      </w:r>
+    </w:p>
+    <w:p>
+      <w:pPr>
+        <w:pStyle w:val="ListParagraph"/>
+        <w:ind w:left="1440"/>
+        <w:jc w:val="both"/>
+        <w:rPr>
+          <w:rFonts w:cstheme="minorHAnsi"/>
+          <w:sz w:val="24"/>
+          <w:szCs w:val="24"/>
+        </w:rPr>
+      </w:pPr>
+      <w:r>
+        <w:rPr>
+          <w:rFonts w:cstheme="minorHAnsi"/>
+          <w:sz w:val="24"/>
+          <w:szCs w:val="24"/>
+        </w:rPr>
+        <w:t xml:space="preserve">Create </w:t>
+      </w:r>
+      <w:proofErr w:type="spellStart"/>
+      <w:r>
+        <w:rPr>
+          <w:rFonts w:cstheme="minorHAnsi"/>
+          <w:sz w:val="24"/>
+          <w:szCs w:val="24"/>
+        </w:rPr>
+        <w:t>Access_token</w:t>
+      </w:r>
+      <w:proofErr w:type="spellEnd"/>
+      <w:r>
+        <w:rPr>
+          <w:rFonts w:cstheme="minorHAnsi"/>
+          <w:sz w:val="24"/>
+          <w:szCs w:val="24"/>
+        </w:rPr>
+        <w:t>:</w:t>
+      </w:r>
+    </w:p>
+    <w:p>
+      <w:pPr>
+        <w:pStyle w:val="ListParagraph"/>
+        <w:ind w:left="1440"/>
+        <w:jc w:val="both"/>
+        <w:rPr>
+          <w:rFonts w:cstheme="minorHAnsi"/>
+          <w:sz w:val="24"/>
+          <w:szCs w:val="24"/>
+        </w:rPr>
+      </w:pPr>
+      <w:r>
+        <w:rPr>
+          <w:rFonts w:cstheme="minorHAnsi"/>
+          <w:sz w:val="24"/>
+          <w:szCs w:val="24"/>
+        </w:rPr>
+        <w:t xml:space="preserve">Go to profile section of </w:t>
+      </w:r>
+      <w:proofErr w:type="spellStart"/>
+      <w:r>
+        <w:rPr>
+          <w:rFonts w:cstheme="minorHAnsi"/>
+          <w:sz w:val="24"/>
+          <w:szCs w:val="24"/>
+        </w:rPr>
+        <w:t>huggingface</w:t>
+      </w:r>
+      <w:proofErr w:type="spellEnd"/>
+      <w:r>
+        <w:rPr>
+          <w:rFonts w:cstheme="minorHAnsi"/>
+          <w:sz w:val="24"/>
+          <w:szCs w:val="24"/>
+        </w:rPr>
+        <w:t xml:space="preserve"> -&gt; settings -&gt; Access Tokens -&gt; Create new token.</w:t>
+      </w:r>
+    </w:p>
+    <w:p>
+      <w:pPr>
+        <w:pStyle w:val="ListParagraph"/>
+        <w:ind w:left="1440"/>
+        <w:jc w:val="both"/>
+        <w:rPr>
+          <w:rFonts w:cstheme="minorHAnsi"/>
+          <w:sz w:val="24"/>
+          <w:szCs w:val="24"/>
+        </w:rPr>
+      </w:pPr>
+      <w:r>
+        <w:rPr>
+          <w:rFonts w:cstheme="minorHAnsi"/>
+          <w:sz w:val="24"/>
+          <w:szCs w:val="24"/>
+        </w:rPr>
+        <w:t xml:space="preserve">Select token </w:t>
+      </w:r>
+      <w:proofErr w:type="gramStart"/>
+      <w:r>
+        <w:rPr>
+          <w:rFonts w:cstheme="minorHAnsi"/>
+          <w:sz w:val="24"/>
+          <w:szCs w:val="24"/>
+        </w:rPr>
+        <w:t>type :</w:t>
+      </w:r>
+      <w:proofErr w:type="gramEnd"/>
+      <w:r>
+        <w:rPr>
+          <w:rFonts w:cstheme="minorHAnsi"/>
+          <w:sz w:val="24"/>
+          <w:szCs w:val="24"/>
+        </w:rPr>
+        <w:t xml:space="preserve"> write and give token name same as the </w:t>
+      </w:r>
+      <w:proofErr w:type="spellStart"/>
+      <w:r>
+        <w:rPr>
+          <w:rFonts w:cstheme="minorHAnsi"/>
+          <w:sz w:val="24"/>
+          <w:szCs w:val="24"/>
+        </w:rPr>
+        <w:t>space_name</w:t>
+      </w:r>
+      <w:proofErr w:type="spellEnd"/>
+      <w:r>
+        <w:rPr>
+          <w:rFonts w:cstheme="minorHAnsi"/>
+          <w:sz w:val="24"/>
+          <w:szCs w:val="24"/>
+        </w:rPr>
+        <w:t>.</w:t>
+      </w:r>
+    </w:p>
+    <w:p>
+      <w:pPr>
+        <w:pStyle w:val="ListParagraph"/>
+        <w:ind w:left="1440"/>
+        <w:jc w:val="both"/>
+        <w:rPr>
+          <w:rFonts w:cstheme="minorHAnsi"/>
+          <w:sz w:val="24"/>
+          <w:szCs w:val="24"/>
+        </w:rPr>
+      </w:pPr>
+      <w:r>
+        <w:rPr>
+          <w:rFonts w:cstheme="minorHAnsi"/>
+          <w:sz w:val="24"/>
+          <w:szCs w:val="24"/>
+        </w:rPr>
+        <w:t>Copy the token value and use it when asked during push.</w:t>
+      </w:r>
+    </w:p>
+    <w:p>
+      <w:pPr>
+        <w:pStyle w:val="ListParagraph"/>
+        <w:ind w:left="1440"/>
+        <w:jc w:val="both"/>
+        <w:rPr>
+          <w:rFonts w:cstheme="minorHAnsi"/>
           <w:sz w:val="24"/>
           <w:szCs w:val="24"/>
         </w:rPr>
@@ -31871,6 +32249,18 @@
     <w:p>
       <w:pPr>
         <w:pStyle w:val="ListParagraph"/>
+        <w:ind w:left="1800"/>
+        <w:jc w:val="both"/>
+        <w:rPr>
+          <w:rFonts w:cstheme="minorHAnsi"/>
+          <w:sz w:val="24"/>
+          <w:szCs w:val="24"/>
+        </w:rPr>
+      </w:pPr>
+    </w:p>
+    <w:p>
+      <w:pPr>
+        <w:pStyle w:val="ListParagraph"/>
         <w:ind w:left="1440"/>
         <w:jc w:val="both"/>
         <w:rPr>
@@ -31879,17 +32269,291 @@
           <w:szCs w:val="24"/>
         </w:rPr>
       </w:pPr>
+      <w:r>
+        <w:rPr>
+          <w:rFonts w:cstheme="minorHAnsi"/>
+          <w:sz w:val="24"/>
+          <w:szCs w:val="24"/>
+        </w:rPr>
+        <w:t>O</w:t>
+      </w:r>
+      <w:r>
+        <w:rPr>
+          <w:rFonts w:cstheme="minorHAnsi"/>
+          <w:sz w:val="24"/>
+          <w:szCs w:val="24"/>
+        </w:rPr>
+        <w:t xml:space="preserve">ption 2:  creating separate clone repository for deployment on </w:t>
+      </w:r>
+      <w:proofErr w:type="spellStart"/>
+      <w:r>
+        <w:rPr>
+          <w:rFonts w:cstheme="minorHAnsi"/>
+          <w:sz w:val="24"/>
+          <w:szCs w:val="24"/>
+        </w:rPr>
+        <w:t>huggingface</w:t>
+      </w:r>
+      <w:proofErr w:type="spellEnd"/>
     </w:p>
     <w:p>
       <w:pPr>
         <w:pStyle w:val="ListParagraph"/>
-        <w:jc w:val="both"/>
-        <w:rPr>
-          <w:rFonts w:cstheme="minorHAnsi"/>
-          <w:sz w:val="24"/>
-          <w:szCs w:val="24"/>
-        </w:rPr>
-      </w:pPr>
+        <w:ind w:left="1440"/>
+        <w:jc w:val="both"/>
+        <w:rPr>
+          <w:rFonts w:cstheme="minorHAnsi"/>
+          <w:sz w:val="24"/>
+          <w:szCs w:val="24"/>
+        </w:rPr>
+      </w:pPr>
+    </w:p>
+    <w:p>
+      <w:pPr>
+        <w:pStyle w:val="ListParagraph"/>
+        <w:ind w:left="1440"/>
+        <w:jc w:val="both"/>
+        <w:rPr>
+          <w:rFonts w:cstheme="minorHAnsi"/>
+          <w:i/>
+          <w:iCs/>
+          <w:sz w:val="24"/>
+          <w:szCs w:val="24"/>
+        </w:rPr>
+      </w:pPr>
+      <w:r>
+        <w:rPr>
+          <w:rFonts w:cstheme="minorHAnsi"/>
+          <w:i/>
+          <w:iCs/>
+          <w:sz w:val="24"/>
+          <w:szCs w:val="24"/>
+        </w:rPr>
+        <w:t xml:space="preserve">$ </w:t>
+      </w:r>
+      <w:r>
+        <w:rPr>
+          <w:rFonts w:cstheme="minorHAnsi"/>
+          <w:i/>
+          <w:iCs/>
+          <w:sz w:val="24"/>
+          <w:szCs w:val="24"/>
+        </w:rPr>
+        <w:t xml:space="preserve">git clone </w:t>
+      </w:r>
+      <w:hyperlink r:id="rId36" w:history="1">
+        <w:r>
+          <w:rPr>
+            <w:rStyle w:val="Hyperlink"/>
+            <w:rFonts w:cstheme="minorHAnsi"/>
+            <w:i/>
+            <w:iCs/>
+            <w:sz w:val="24"/>
+            <w:szCs w:val="24"/>
+          </w:rPr>
+          <w:t>https://huggingface.co/spaces/</w:t>
+        </w:r>
+        <w:r>
+          <w:rPr>
+            <w:rStyle w:val="Hyperlink"/>
+            <w:rFonts w:cstheme="minorHAnsi"/>
+            <w:i/>
+            <w:iCs/>
+            <w:sz w:val="24"/>
+            <w:szCs w:val="24"/>
+          </w:rPr>
+          <w:t>&lt;username&gt;</w:t>
+        </w:r>
+        <w:r>
+          <w:rPr>
+            <w:rStyle w:val="Hyperlink"/>
+            <w:rFonts w:cstheme="minorHAnsi"/>
+            <w:i/>
+            <w:iCs/>
+            <w:sz w:val="24"/>
+            <w:szCs w:val="24"/>
+          </w:rPr>
+          <w:t>/</w:t>
+        </w:r>
+        <w:r>
+          <w:rPr>
+            <w:rStyle w:val="Hyperlink"/>
+            <w:rFonts w:cstheme="minorHAnsi"/>
+            <w:i/>
+            <w:iCs/>
+            <w:sz w:val="24"/>
+            <w:szCs w:val="24"/>
+          </w:rPr>
+          <w:t>&lt;space_name</w:t>
+        </w:r>
+      </w:hyperlink>
+      <w:r>
+        <w:rPr>
+          <w:rFonts w:cstheme="minorHAnsi"/>
+          <w:i/>
+          <w:iCs/>
+          <w:sz w:val="24"/>
+          <w:szCs w:val="24"/>
+        </w:rPr>
+        <w:t>&gt;</w:t>
+      </w:r>
+    </w:p>
+    <w:p>
+      <w:pPr>
+        <w:pStyle w:val="ListParagraph"/>
+        <w:ind w:left="1440"/>
+        <w:jc w:val="both"/>
+        <w:rPr>
+          <w:rFonts w:cstheme="minorHAnsi"/>
+          <w:sz w:val="24"/>
+          <w:szCs w:val="24"/>
+        </w:rPr>
+      </w:pPr>
+      <w:r>
+        <w:rPr>
+          <w:rFonts w:cstheme="minorHAnsi"/>
+          <w:sz w:val="24"/>
+          <w:szCs w:val="24"/>
+        </w:rPr>
+        <w:t xml:space="preserve">Add only necessary files inside this deployment repository from original repository. </w:t>
+      </w:r>
+    </w:p>
+    <w:p>
+      <w:pPr>
+        <w:pStyle w:val="ListParagraph"/>
+        <w:ind w:left="1440"/>
+        <w:jc w:val="both"/>
+        <w:rPr>
+          <w:rFonts w:cstheme="minorHAnsi"/>
+          <w:sz w:val="24"/>
+          <w:szCs w:val="24"/>
+        </w:rPr>
+      </w:pPr>
+      <w:r>
+        <w:rPr>
+          <w:rFonts w:cstheme="minorHAnsi"/>
+          <w:sz w:val="24"/>
+          <w:szCs w:val="24"/>
+        </w:rPr>
+        <w:t>Don’t add files which can be created dynamically by programs.</w:t>
+      </w:r>
+    </w:p>
+    <w:p>
+      <w:pPr>
+        <w:pStyle w:val="ListParagraph"/>
+        <w:ind w:left="1440"/>
+        <w:jc w:val="both"/>
+        <w:rPr>
+          <w:rFonts w:cstheme="minorHAnsi"/>
+          <w:sz w:val="24"/>
+          <w:szCs w:val="24"/>
+        </w:rPr>
+      </w:pPr>
+    </w:p>
+    <w:p>
+      <w:pPr>
+        <w:pStyle w:val="ListParagraph"/>
+        <w:ind w:left="1440"/>
+        <w:rPr>
+          <w:rFonts w:cstheme="minorHAnsi"/>
+          <w:i/>
+          <w:iCs/>
+          <w:sz w:val="24"/>
+          <w:szCs w:val="24"/>
+        </w:rPr>
+      </w:pPr>
+      <w:r>
+        <w:rPr>
+          <w:rFonts w:cstheme="minorHAnsi"/>
+          <w:i/>
+          <w:iCs/>
+          <w:sz w:val="24"/>
+          <w:szCs w:val="24"/>
+        </w:rPr>
+        <w:t xml:space="preserve">$ </w:t>
+      </w:r>
+      <w:r>
+        <w:rPr>
+          <w:rFonts w:cstheme="minorHAnsi"/>
+          <w:i/>
+          <w:iCs/>
+          <w:sz w:val="24"/>
+          <w:szCs w:val="24"/>
+        </w:rPr>
+        <w:t xml:space="preserve">git </w:t>
+      </w:r>
+      <w:proofErr w:type="gramStart"/>
+      <w:r>
+        <w:rPr>
+          <w:rFonts w:cstheme="minorHAnsi"/>
+          <w:i/>
+          <w:iCs/>
+          <w:sz w:val="24"/>
+          <w:szCs w:val="24"/>
+        </w:rPr>
+        <w:t>add .</w:t>
+      </w:r>
+      <w:proofErr w:type="gramEnd"/>
+      <w:r>
+        <w:rPr>
+          <w:rFonts w:cstheme="minorHAnsi"/>
+          <w:i/>
+          <w:iCs/>
+          <w:sz w:val="24"/>
+          <w:szCs w:val="24"/>
+        </w:rPr>
+        <w:br/>
+      </w:r>
+      <w:r>
+        <w:rPr>
+          <w:rFonts w:cstheme="minorHAnsi"/>
+          <w:i/>
+          <w:iCs/>
+          <w:sz w:val="24"/>
+          <w:szCs w:val="24"/>
+        </w:rPr>
+        <w:t xml:space="preserve">$ </w:t>
+      </w:r>
+      <w:r>
+        <w:rPr>
+          <w:rFonts w:cstheme="minorHAnsi"/>
+          <w:i/>
+          <w:iCs/>
+          <w:sz w:val="24"/>
+          <w:szCs w:val="24"/>
+        </w:rPr>
+        <w:t>git commit -m "update rag pipeline"</w:t>
+      </w:r>
+      <w:r>
+        <w:rPr>
+          <w:rFonts w:cstheme="minorHAnsi"/>
+          <w:i/>
+          <w:iCs/>
+          <w:sz w:val="24"/>
+          <w:szCs w:val="24"/>
+        </w:rPr>
+        <w:br/>
+      </w:r>
+      <w:r>
+        <w:rPr>
+          <w:rFonts w:cstheme="minorHAnsi"/>
+          <w:i/>
+          <w:iCs/>
+          <w:sz w:val="24"/>
+          <w:szCs w:val="24"/>
+        </w:rPr>
+        <w:t xml:space="preserve">$ </w:t>
+      </w:r>
+      <w:r>
+        <w:rPr>
+          <w:rFonts w:cstheme="minorHAnsi"/>
+          <w:i/>
+          <w:iCs/>
+          <w:sz w:val="24"/>
+          <w:szCs w:val="24"/>
+        </w:rPr>
+        <w:t>git push</w:t>
+      </w:r>
     </w:p>
     <w:p>
       <w:pPr>
@@ -31982,7 +32646,7 @@
           <w:szCs w:val="24"/>
         </w:rPr>
       </w:pPr>
-      <w:hyperlink r:id="rId34" w:history="1">
+      <w:hyperlink r:id="rId37" w:history="1">
         <w:r>
           <w:rPr>
             <w:rStyle w:val="Hyperlink"/>
@@ -32004,7 +32668,7 @@
           <w:szCs w:val="24"/>
         </w:rPr>
       </w:pPr>
-      <w:hyperlink r:id="rId35" w:history="1">
+      <w:hyperlink r:id="rId38" w:history="1">
         <w:r>
           <w:rPr>
             <w:rStyle w:val="Hyperlink"/>
@@ -32026,7 +32690,7 @@
           <w:szCs w:val="24"/>
         </w:rPr>
       </w:pPr>
-      <w:hyperlink r:id="rId36" w:history="1">
+      <w:hyperlink r:id="rId39" w:history="1">
         <w:r>
           <w:rPr>
             <w:rStyle w:val="Hyperlink"/>
@@ -32048,7 +32712,7 @@
           <w:szCs w:val="24"/>
         </w:rPr>
       </w:pPr>
-      <w:hyperlink r:id="rId37" w:history="1">
+      <w:hyperlink r:id="rId40" w:history="1">
         <w:r>
           <w:rPr>
             <w:rStyle w:val="Hyperlink"/>
@@ -32070,7 +32734,7 @@
           <w:szCs w:val="24"/>
         </w:rPr>
       </w:pPr>
-      <w:hyperlink r:id="rId38" w:history="1">
+      <w:hyperlink r:id="rId41" w:history="1">
         <w:r>
           <w:rPr>
             <w:rStyle w:val="Hyperlink"/>
@@ -32092,7 +32756,7 @@
           <w:szCs w:val="24"/>
         </w:rPr>
       </w:pPr>
-      <w:hyperlink r:id="rId39" w:history="1">
+      <w:hyperlink r:id="rId42" w:history="1">
         <w:r>
           <w:rPr>
             <w:rStyle w:val="Hyperlink"/>
@@ -32114,7 +32778,7 @@
           <w:szCs w:val="24"/>
         </w:rPr>
       </w:pPr>
-      <w:hyperlink r:id="rId40" w:history="1">
+      <w:hyperlink r:id="rId43" w:history="1">
         <w:r>
           <w:rPr>
             <w:rStyle w:val="Hyperlink"/>
@@ -32136,7 +32800,7 @@
           <w:szCs w:val="24"/>
         </w:rPr>
       </w:pPr>
-      <w:hyperlink r:id="rId41" w:history="1">
+      <w:hyperlink r:id="rId44" w:history="1">
         <w:r>
           <w:rPr>
             <w:rStyle w:val="Hyperlink"/>
@@ -32158,7 +32822,7 @@
           <w:szCs w:val="24"/>
         </w:rPr>
       </w:pPr>
-      <w:hyperlink r:id="rId42" w:history="1">
+      <w:hyperlink r:id="rId45" w:history="1">
         <w:r>
           <w:rPr>
             <w:rStyle w:val="Hyperlink"/>
@@ -32178,7 +32842,7 @@
           <w:rFonts w:cstheme="minorHAnsi"/>
         </w:rPr>
       </w:pPr>
-      <w:hyperlink r:id="rId43" w:history="1">
+      <w:hyperlink r:id="rId46" w:history="1">
         <w:r>
           <w:rPr>
             <w:rStyle w:val="Hyperlink"/>
@@ -32200,7 +32864,7 @@
           <w:szCs w:val="24"/>
         </w:rPr>
       </w:pPr>
-      <w:hyperlink r:id="rId44" w:history="1">
+      <w:hyperlink r:id="rId47" w:history="1">
         <w:r>
           <w:rPr>
             <w:rStyle w:val="Hyperlink"/>
@@ -32222,7 +32886,7 @@
           <w:szCs w:val="24"/>
         </w:rPr>
       </w:pPr>
-      <w:hyperlink r:id="rId45" w:history="1">
+      <w:hyperlink r:id="rId48" w:history="1">
         <w:r>
           <w:rPr>
             <w:rStyle w:val="Hyperlink"/>
@@ -32242,7 +32906,7 @@
           <w:rFonts w:cstheme="minorHAnsi"/>
         </w:rPr>
       </w:pPr>
-      <w:hyperlink r:id="rId46" w:history="1">
+      <w:hyperlink r:id="rId49" w:history="1">
         <w:r>
           <w:rPr>
             <w:rStyle w:val="Hyperlink"/>
@@ -32264,7 +32928,7 @@
           <w:szCs w:val="24"/>
         </w:rPr>
       </w:pPr>
-      <w:hyperlink r:id="rId47" w:history="1">
+      <w:hyperlink r:id="rId50" w:history="1">
         <w:r>
           <w:rPr>
             <w:rStyle w:val="Hyperlink"/>
@@ -32286,7 +32950,7 @@
           <w:szCs w:val="24"/>
         </w:rPr>
       </w:pPr>
-      <w:hyperlink r:id="rId48" w:history="1">
+      <w:hyperlink r:id="rId51" w:history="1">
         <w:r>
           <w:rPr>
             <w:rStyle w:val="Hyperlink"/>

--- a/Documentation_demo/Documentation.docx
+++ b/Documentation_demo/Documentation.docx
@@ -665,13 +665,23 @@
           <w:szCs w:val="24"/>
         </w:rPr>
       </w:pPr>
-      <w:r>
-        <w:rPr>
-          <w:rFonts w:cstheme="minorHAnsi"/>
-          <w:sz w:val="24"/>
-          <w:szCs w:val="24"/>
-        </w:rPr>
-        <w:t>Streamlit-based chat UI</w:t>
+      <w:proofErr w:type="spellStart"/>
+      <w:r>
+        <w:rPr>
+          <w:rFonts w:cstheme="minorHAnsi"/>
+          <w:sz w:val="24"/>
+          <w:szCs w:val="24"/>
+        </w:rPr>
+        <w:t>Streamlit</w:t>
+      </w:r>
+      <w:proofErr w:type="spellEnd"/>
+      <w:r>
+        <w:rPr>
+          <w:rFonts w:cstheme="minorHAnsi"/>
+          <w:sz w:val="24"/>
+          <w:szCs w:val="24"/>
+        </w:rPr>
+        <w:t>-based chat UI</w:t>
       </w:r>
     </w:p>
     <w:p>
@@ -1139,8 +1149,20 @@
           <w:sz w:val="24"/>
           <w:szCs w:val="24"/>
         </w:rPr>
-        <w:t xml:space="preserve"> Deployment &amp; MLOps</w:t>
-      </w:r>
+        <w:t xml:space="preserve"> Deployment &amp; </w:t>
+      </w:r>
+      <w:proofErr w:type="spellStart"/>
+      <w:r>
+        <w:rPr>
+          <w:rFonts w:cstheme="minorHAnsi"/>
+          <w:b/>
+          <w:bCs/>
+          <w:sz w:val="24"/>
+          <w:szCs w:val="24"/>
+        </w:rPr>
+        <w:t>MLOps</w:t>
+      </w:r>
+      <w:proofErr w:type="spellEnd"/>
     </w:p>
     <w:p>
       <w:pPr>
@@ -1156,13 +1178,23 @@
           <w:szCs w:val="24"/>
         </w:rPr>
       </w:pPr>
-      <w:r>
-        <w:rPr>
-          <w:rFonts w:cstheme="minorHAnsi"/>
-          <w:sz w:val="24"/>
-          <w:szCs w:val="24"/>
-        </w:rPr>
-        <w:t>Dockerized application</w:t>
+      <w:proofErr w:type="spellStart"/>
+      <w:r>
+        <w:rPr>
+          <w:rFonts w:cstheme="minorHAnsi"/>
+          <w:sz w:val="24"/>
+          <w:szCs w:val="24"/>
+        </w:rPr>
+        <w:t>Dockerized</w:t>
+      </w:r>
+      <w:proofErr w:type="spellEnd"/>
+      <w:r>
+        <w:rPr>
+          <w:rFonts w:cstheme="minorHAnsi"/>
+          <w:sz w:val="24"/>
+          <w:szCs w:val="24"/>
+        </w:rPr>
+        <w:t xml:space="preserve"> application</w:t>
       </w:r>
     </w:p>
     <w:p>
@@ -1452,6 +1484,7 @@
                 <w:szCs w:val="24"/>
               </w:rPr>
             </w:pPr>
+            <w:proofErr w:type="spellStart"/>
             <w:r>
               <w:rPr>
                 <w:rFonts w:cstheme="minorHAnsi"/>
@@ -1460,6 +1493,7 @@
               </w:rPr>
               <w:t>LangChain</w:t>
             </w:r>
+            <w:proofErr w:type="spellEnd"/>
           </w:p>
         </w:tc>
       </w:tr>
@@ -1680,6 +1714,7 @@
                 <w:szCs w:val="24"/>
               </w:rPr>
             </w:pPr>
+            <w:proofErr w:type="spellStart"/>
             <w:r>
               <w:rPr>
                 <w:rFonts w:cstheme="minorHAnsi"/>
@@ -1688,6 +1723,7 @@
               </w:rPr>
               <w:t>Streamlit</w:t>
             </w:r>
+            <w:proofErr w:type="spellEnd"/>
           </w:p>
         </w:tc>
       </w:tr>
@@ -1992,7 +2028,43 @@
           <w:sz w:val="24"/>
           <w:szCs w:val="24"/>
         </w:rPr>
-        <w:t xml:space="preserve"> in any session (supports multiple sessions/chats just like chatgpt/gemini)</w:t>
+        <w:t xml:space="preserve"> in any session (supports multiple sessions/chats just like </w:t>
+      </w:r>
+      <w:proofErr w:type="spellStart"/>
+      <w:r>
+        <w:rPr>
+          <w:rFonts w:cstheme="minorHAnsi"/>
+          <w:sz w:val="24"/>
+          <w:szCs w:val="24"/>
+        </w:rPr>
+        <w:t>chatgpt</w:t>
+      </w:r>
+      <w:proofErr w:type="spellEnd"/>
+      <w:r>
+        <w:rPr>
+          <w:rFonts w:cstheme="minorHAnsi"/>
+          <w:sz w:val="24"/>
+          <w:szCs w:val="24"/>
+        </w:rPr>
+        <w:t>/</w:t>
+      </w:r>
+      <w:proofErr w:type="spellStart"/>
+      <w:r>
+        <w:rPr>
+          <w:rFonts w:cstheme="minorHAnsi"/>
+          <w:sz w:val="24"/>
+          <w:szCs w:val="24"/>
+        </w:rPr>
+        <w:t>gemini</w:t>
+      </w:r>
+      <w:proofErr w:type="spellEnd"/>
+      <w:r>
+        <w:rPr>
+          <w:rFonts w:cstheme="minorHAnsi"/>
+          <w:sz w:val="24"/>
+          <w:szCs w:val="24"/>
+        </w:rPr>
+        <w:t>)</w:t>
       </w:r>
     </w:p>
     <w:p>
@@ -2038,8 +2110,18 @@
           <w:sz w:val="24"/>
           <w:szCs w:val="24"/>
         </w:rPr>
-        <w:t>Saves session information in SQLIte</w:t>
-      </w:r>
+        <w:t xml:space="preserve">Saves session information in </w:t>
+      </w:r>
+      <w:proofErr w:type="spellStart"/>
+      <w:r>
+        <w:rPr>
+          <w:rFonts w:cstheme="minorHAnsi"/>
+          <w:sz w:val="24"/>
+          <w:szCs w:val="24"/>
+        </w:rPr>
+        <w:t>SQLIte</w:t>
+      </w:r>
+      <w:proofErr w:type="spellEnd"/>
     </w:p>
     <w:p>
       <w:pPr>
@@ -2153,8 +2235,18 @@
           <w:sz w:val="24"/>
           <w:szCs w:val="24"/>
         </w:rPr>
-        <w:t>Original chunks stored in SQLIte</w:t>
-      </w:r>
+        <w:t xml:space="preserve">Original chunks stored in </w:t>
+      </w:r>
+      <w:proofErr w:type="spellStart"/>
+      <w:r>
+        <w:rPr>
+          <w:rFonts w:cstheme="minorHAnsi"/>
+          <w:sz w:val="24"/>
+          <w:szCs w:val="24"/>
+        </w:rPr>
+        <w:t>SQLIte</w:t>
+      </w:r>
+      <w:proofErr w:type="spellEnd"/>
     </w:p>
     <w:p>
       <w:pPr>
@@ -2230,7 +2322,25 @@
           <w:sz w:val="24"/>
           <w:szCs w:val="24"/>
         </w:rPr>
-        <w:t>Get previous N conversation exchanges (user query+AI response) as a chat history from SQLite to rewrite query if query implies to previous context.</w:t>
+        <w:t xml:space="preserve">Get previous N conversation exchanges (user </w:t>
+      </w:r>
+      <w:proofErr w:type="spellStart"/>
+      <w:r>
+        <w:rPr>
+          <w:rFonts w:cstheme="minorHAnsi"/>
+          <w:sz w:val="24"/>
+          <w:szCs w:val="24"/>
+        </w:rPr>
+        <w:t>query+AI</w:t>
+      </w:r>
+      <w:proofErr w:type="spellEnd"/>
+      <w:r>
+        <w:rPr>
+          <w:rFonts w:cstheme="minorHAnsi"/>
+          <w:sz w:val="24"/>
+          <w:szCs w:val="24"/>
+        </w:rPr>
+        <w:t xml:space="preserve"> response) as a chat history from SQLite to rewrite query if query implies to previous context.</w:t>
       </w:r>
     </w:p>
     <w:p>
@@ -2557,7 +2667,25 @@
           <w:sz w:val="24"/>
           <w:szCs w:val="24"/>
         </w:rPr>
-        <w:t>User → Streamlit UI → Query</w:t>
+        <w:t xml:space="preserve">User → </w:t>
+      </w:r>
+      <w:proofErr w:type="spellStart"/>
+      <w:r>
+        <w:rPr>
+          <w:rFonts w:cstheme="minorHAnsi"/>
+          <w:sz w:val="24"/>
+          <w:szCs w:val="24"/>
+        </w:rPr>
+        <w:t>Streamlit</w:t>
+      </w:r>
+      <w:proofErr w:type="spellEnd"/>
+      <w:r>
+        <w:rPr>
+          <w:rFonts w:cstheme="minorHAnsi"/>
+          <w:sz w:val="24"/>
+          <w:szCs w:val="24"/>
+        </w:rPr>
+        <w:t xml:space="preserve"> UI → Query</w:t>
       </w:r>
     </w:p>
     <w:p>
@@ -3306,8 +3434,20 @@
           <w:sz w:val="24"/>
           <w:szCs w:val="24"/>
         </w:rPr>
-        <w:t>$ cd Enterpise_document_RAG_assistant</w:t>
-      </w:r>
+        <w:t xml:space="preserve">$ cd </w:t>
+      </w:r>
+      <w:proofErr w:type="spellStart"/>
+      <w:r>
+        <w:rPr>
+          <w:rFonts w:cstheme="minorHAnsi"/>
+          <w:i/>
+          <w:iCs/>
+          <w:sz w:val="24"/>
+          <w:szCs w:val="24"/>
+        </w:rPr>
+        <w:t>Enterpise_document_RAG_assistant</w:t>
+      </w:r>
+      <w:proofErr w:type="spellEnd"/>
     </w:p>
     <w:p>
       <w:pPr>
@@ -3438,6 +3578,7 @@
         </w:rPr>
         <w:t xml:space="preserve">$ </w:t>
       </w:r>
+      <w:proofErr w:type="spellStart"/>
       <w:r>
         <w:rPr>
           <w:rFonts w:cstheme="minorHAnsi"/>
@@ -3446,8 +3587,53 @@
           <w:sz w:val="24"/>
           <w:szCs w:val="24"/>
         </w:rPr>
-        <w:t>py -3.11 -m venv RAG_venv</w:t>
-      </w:r>
+        <w:t>py</w:t>
+      </w:r>
+      <w:proofErr w:type="spellEnd"/>
+      <w:r>
+        <w:rPr>
+          <w:rFonts w:cstheme="minorHAnsi"/>
+          <w:i/>
+          <w:iCs/>
+          <w:sz w:val="24"/>
+          <w:szCs w:val="24"/>
+        </w:rPr>
+        <w:t xml:space="preserve"> -3.11 -m </w:t>
+      </w:r>
+      <w:proofErr w:type="spellStart"/>
+      <w:r>
+        <w:rPr>
+          <w:rFonts w:cstheme="minorHAnsi"/>
+          <w:i/>
+          <w:iCs/>
+          <w:sz w:val="24"/>
+          <w:szCs w:val="24"/>
+        </w:rPr>
+        <w:t>venv</w:t>
+      </w:r>
+      <w:proofErr w:type="spellEnd"/>
+      <w:r>
+        <w:rPr>
+          <w:rFonts w:cstheme="minorHAnsi"/>
+          <w:i/>
+          <w:iCs/>
+          <w:sz w:val="24"/>
+          <w:szCs w:val="24"/>
+        </w:rPr>
+        <w:t xml:space="preserve"> </w:t>
+      </w:r>
+      <w:proofErr w:type="spellStart"/>
+      <w:r>
+        <w:rPr>
+          <w:rFonts w:cstheme="minorHAnsi"/>
+          <w:i/>
+          <w:iCs/>
+          <w:sz w:val="24"/>
+          <w:szCs w:val="24"/>
+        </w:rPr>
+        <w:t>RAG_venv</w:t>
+      </w:r>
+      <w:proofErr w:type="spellEnd"/>
     </w:p>
     <w:p>
       <w:pPr>
@@ -3502,7 +3688,29 @@
           <w:sz w:val="24"/>
           <w:szCs w:val="24"/>
         </w:rPr>
-        <w:t>source RAG_venv/Scripts/activate</w:t>
+        <w:t xml:space="preserve">source </w:t>
+      </w:r>
+      <w:proofErr w:type="spellStart"/>
+      <w:r>
+        <w:rPr>
+          <w:rFonts w:cstheme="minorHAnsi"/>
+          <w:i/>
+          <w:iCs/>
+          <w:sz w:val="24"/>
+          <w:szCs w:val="24"/>
+        </w:rPr>
+        <w:t>RAG_venv</w:t>
+      </w:r>
+      <w:proofErr w:type="spellEnd"/>
+      <w:r>
+        <w:rPr>
+          <w:rFonts w:cstheme="minorHAnsi"/>
+          <w:i/>
+          <w:iCs/>
+          <w:sz w:val="24"/>
+          <w:szCs w:val="24"/>
+        </w:rPr>
+        <w:t>/Scripts/activate</w:t>
       </w:r>
     </w:p>
     <w:p>
@@ -3525,8 +3733,18 @@
           <w:sz w:val="24"/>
           <w:szCs w:val="24"/>
         </w:rPr>
-        <w:t>Check python version in venv</w:t>
-      </w:r>
+        <w:t xml:space="preserve">Check python version in </w:t>
+      </w:r>
+      <w:proofErr w:type="spellStart"/>
+      <w:r>
+        <w:rPr>
+          <w:rFonts w:cstheme="minorHAnsi"/>
+          <w:sz w:val="24"/>
+          <w:szCs w:val="24"/>
+        </w:rPr>
+        <w:t>venv</w:t>
+      </w:r>
+      <w:proofErr w:type="spellEnd"/>
     </w:p>
     <w:p>
       <w:pPr>
@@ -3712,7 +3930,25 @@
           <w:sz w:val="24"/>
           <w:szCs w:val="24"/>
         </w:rPr>
-        <w:t>Install ollama from following link in the same system you are making setup for the project since the Llama is going to run locally for data security purposes.</w:t>
+        <w:t xml:space="preserve">Install </w:t>
+      </w:r>
+      <w:proofErr w:type="spellStart"/>
+      <w:r>
+        <w:rPr>
+          <w:rFonts w:cstheme="minorHAnsi"/>
+          <w:sz w:val="24"/>
+          <w:szCs w:val="24"/>
+        </w:rPr>
+        <w:t>ollama</w:t>
+      </w:r>
+      <w:proofErr w:type="spellEnd"/>
+      <w:r>
+        <w:rPr>
+          <w:rFonts w:cstheme="minorHAnsi"/>
+          <w:sz w:val="24"/>
+          <w:szCs w:val="24"/>
+        </w:rPr>
+        <w:t xml:space="preserve"> from following link in the same system you are making setup for the project since the Llama is going to run locally for data security purposes.</w:t>
       </w:r>
     </w:p>
     <w:p>
@@ -3758,8 +3994,36 @@
           <w:sz w:val="24"/>
           <w:szCs w:val="24"/>
         </w:rPr>
-        <w:t>Once ollama is installed, in terminal check version of ollama</w:t>
-      </w:r>
+        <w:t xml:space="preserve">Once </w:t>
+      </w:r>
+      <w:proofErr w:type="spellStart"/>
+      <w:r>
+        <w:rPr>
+          <w:rFonts w:cstheme="minorHAnsi"/>
+          <w:sz w:val="24"/>
+          <w:szCs w:val="24"/>
+        </w:rPr>
+        <w:t>ollama</w:t>
+      </w:r>
+      <w:proofErr w:type="spellEnd"/>
+      <w:r>
+        <w:rPr>
+          <w:rFonts w:cstheme="minorHAnsi"/>
+          <w:sz w:val="24"/>
+          <w:szCs w:val="24"/>
+        </w:rPr>
+        <w:t xml:space="preserve"> is installed, in terminal check version of </w:t>
+      </w:r>
+      <w:proofErr w:type="spellStart"/>
+      <w:r>
+        <w:rPr>
+          <w:rFonts w:cstheme="minorHAnsi"/>
+          <w:sz w:val="24"/>
+          <w:szCs w:val="24"/>
+        </w:rPr>
+        <w:t>ollama</w:t>
+      </w:r>
+      <w:proofErr w:type="spellEnd"/>
     </w:p>
     <w:p>
       <w:pPr>
@@ -3778,7 +4042,25 @@
           <w:sz w:val="24"/>
           <w:szCs w:val="24"/>
         </w:rPr>
-        <w:t>$ ollama –version</w:t>
+        <w:t xml:space="preserve">$ </w:t>
+      </w:r>
+      <w:proofErr w:type="spellStart"/>
+      <w:r>
+        <w:rPr>
+          <w:rFonts w:cstheme="minorHAnsi"/>
+          <w:sz w:val="24"/>
+          <w:szCs w:val="24"/>
+        </w:rPr>
+        <w:t>ollama</w:t>
+      </w:r>
+      <w:proofErr w:type="spellEnd"/>
+      <w:r>
+        <w:rPr>
+          <w:rFonts w:cstheme="minorHAnsi"/>
+          <w:sz w:val="24"/>
+          <w:szCs w:val="24"/>
+        </w:rPr>
+        <w:t xml:space="preserve"> –version</w:t>
       </w:r>
     </w:p>
     <w:p>
@@ -3823,13 +4105,23 @@
         </w:rPr>
         <w:t xml:space="preserve">$ </w:t>
       </w:r>
-      <w:r>
-        <w:rPr>
-          <w:rFonts w:cstheme="minorHAnsi"/>
-          <w:sz w:val="24"/>
-          <w:szCs w:val="24"/>
-        </w:rPr>
-        <w:t>ollama pull mistral:7b-instruct-q4_0</w:t>
+      <w:proofErr w:type="spellStart"/>
+      <w:r>
+        <w:rPr>
+          <w:rFonts w:cstheme="minorHAnsi"/>
+          <w:sz w:val="24"/>
+          <w:szCs w:val="24"/>
+        </w:rPr>
+        <w:t>ollama</w:t>
+      </w:r>
+      <w:proofErr w:type="spellEnd"/>
+      <w:r>
+        <w:rPr>
+          <w:rFonts w:cstheme="minorHAnsi"/>
+          <w:sz w:val="24"/>
+          <w:szCs w:val="24"/>
+        </w:rPr>
+        <w:t xml:space="preserve"> pull mistral:7b-instruct-q4_0</w:t>
       </w:r>
     </w:p>
     <w:p>
@@ -3882,7 +4174,25 @@
           <w:sz w:val="24"/>
           <w:szCs w:val="24"/>
         </w:rPr>
-        <w:t>$ ollama list</w:t>
+        <w:t xml:space="preserve">$ </w:t>
+      </w:r>
+      <w:proofErr w:type="spellStart"/>
+      <w:r>
+        <w:rPr>
+          <w:rFonts w:cstheme="minorHAnsi"/>
+          <w:sz w:val="24"/>
+          <w:szCs w:val="24"/>
+        </w:rPr>
+        <w:t>ollama</w:t>
+      </w:r>
+      <w:proofErr w:type="spellEnd"/>
+      <w:r>
+        <w:rPr>
+          <w:rFonts w:cstheme="minorHAnsi"/>
+          <w:sz w:val="24"/>
+          <w:szCs w:val="24"/>
+        </w:rPr>
+        <w:t xml:space="preserve"> list</w:t>
       </w:r>
     </w:p>
     <w:p>
@@ -3995,6 +4305,7 @@
         </w:rPr>
         <w:t xml:space="preserve">Note the name of the model and the same name must appear in </w:t>
       </w:r>
+      <w:proofErr w:type="spellStart"/>
       <w:proofErr w:type="gramStart"/>
       <w:r>
         <w:rPr>
@@ -4002,7 +4313,16 @@
           <w:sz w:val="24"/>
           <w:szCs w:val="24"/>
         </w:rPr>
-        <w:t>CallLLM(</w:t>
+        <w:t>CallLLM</w:t>
+      </w:r>
+      <w:proofErr w:type="spellEnd"/>
+      <w:r>
+        <w:rPr>
+          <w:rFonts w:cstheme="minorHAnsi"/>
+          <w:sz w:val="24"/>
+          <w:szCs w:val="24"/>
+        </w:rPr>
+        <w:t>(</w:t>
       </w:r>
       <w:proofErr w:type="gramEnd"/>
       <w:r>
@@ -4025,6 +4345,7 @@
           <w:szCs w:val="24"/>
         </w:rPr>
       </w:pPr>
+      <w:proofErr w:type="spellStart"/>
       <w:r>
         <w:rPr>
           <w:rFonts w:cstheme="minorHAnsi"/>
@@ -4033,6 +4354,7 @@
         </w:rPr>
         <w:t>Eg.</w:t>
       </w:r>
+      <w:proofErr w:type="spellEnd"/>
     </w:p>
     <w:p>
       <w:pPr>
@@ -4147,13 +4469,23 @@
         </w:rPr>
         <w:t xml:space="preserve">$ </w:t>
       </w:r>
-      <w:r>
-        <w:rPr>
-          <w:rFonts w:cstheme="minorHAnsi"/>
-          <w:sz w:val="24"/>
-          <w:szCs w:val="24"/>
-        </w:rPr>
-        <w:t>ollama pull llama3</w:t>
+      <w:proofErr w:type="spellStart"/>
+      <w:r>
+        <w:rPr>
+          <w:rFonts w:cstheme="minorHAnsi"/>
+          <w:sz w:val="24"/>
+          <w:szCs w:val="24"/>
+        </w:rPr>
+        <w:t>ollama</w:t>
+      </w:r>
+      <w:proofErr w:type="spellEnd"/>
+      <w:r>
+        <w:rPr>
+          <w:rFonts w:cstheme="minorHAnsi"/>
+          <w:sz w:val="24"/>
+          <w:szCs w:val="24"/>
+        </w:rPr>
+        <w:t xml:space="preserve"> pull llama3</w:t>
       </w:r>
     </w:p>
     <w:p>
@@ -4173,7 +4505,25 @@
           <w:sz w:val="24"/>
           <w:szCs w:val="24"/>
         </w:rPr>
-        <w:t>$ ollama pull llama3:8b-instruct-q2_K</w:t>
+        <w:t xml:space="preserve">$ </w:t>
+      </w:r>
+      <w:proofErr w:type="spellStart"/>
+      <w:r>
+        <w:rPr>
+          <w:rFonts w:cstheme="minorHAnsi"/>
+          <w:sz w:val="24"/>
+          <w:szCs w:val="24"/>
+        </w:rPr>
+        <w:t>ollama</w:t>
+      </w:r>
+      <w:proofErr w:type="spellEnd"/>
+      <w:r>
+        <w:rPr>
+          <w:rFonts w:cstheme="minorHAnsi"/>
+          <w:sz w:val="24"/>
+          <w:szCs w:val="24"/>
+        </w:rPr>
+        <w:t xml:space="preserve"> pull llama3:8b-instruct-q2_K</w:t>
       </w:r>
     </w:p>
     <w:p>
@@ -4193,7 +4543,25 @@
           <w:sz w:val="24"/>
           <w:szCs w:val="24"/>
         </w:rPr>
-        <w:t>$ ollama pull llama3:8b-instruct-q4_0</w:t>
+        <w:t xml:space="preserve">$ </w:t>
+      </w:r>
+      <w:proofErr w:type="spellStart"/>
+      <w:r>
+        <w:rPr>
+          <w:rFonts w:cstheme="minorHAnsi"/>
+          <w:sz w:val="24"/>
+          <w:szCs w:val="24"/>
+        </w:rPr>
+        <w:t>ollama</w:t>
+      </w:r>
+      <w:proofErr w:type="spellEnd"/>
+      <w:r>
+        <w:rPr>
+          <w:rFonts w:cstheme="minorHAnsi"/>
+          <w:sz w:val="24"/>
+          <w:szCs w:val="24"/>
+        </w:rPr>
+        <w:t xml:space="preserve"> pull llama3:8b-instruct-q4_0</w:t>
       </w:r>
     </w:p>
     <w:p>
@@ -5328,7 +5696,53 @@
         <w:rPr>
           <w:rFonts w:asciiTheme="minorHAnsi" w:hAnsiTheme="minorHAnsi" w:cstheme="minorHAnsi"/>
         </w:rPr>
-        <w:t>Add the key to an environment variable, create a .env file in your folder and add the key in following format:</w:t>
+        <w:t xml:space="preserve">Add the key to an environment variable, create a </w:t>
+      </w:r>
+      <w:r>
+        <w:rPr>
+          <w:rFonts w:asciiTheme="minorHAnsi" w:hAnsiTheme="minorHAnsi" w:cstheme="minorHAnsi"/>
+          <w:b/>
+          <w:bCs/>
+        </w:rPr>
+        <w:t>.env</w:t>
+      </w:r>
+      <w:r>
+        <w:rPr>
+          <w:rFonts w:asciiTheme="minorHAnsi" w:hAnsiTheme="minorHAnsi" w:cstheme="minorHAnsi"/>
+        </w:rPr>
+        <w:t xml:space="preserve"> file </w:t>
+      </w:r>
+      <w:r>
+        <w:rPr>
+          <w:rFonts w:asciiTheme="minorHAnsi" w:hAnsiTheme="minorHAnsi" w:cstheme="minorHAnsi"/>
+          <w:b/>
+          <w:bCs/>
+        </w:rPr>
+        <w:t xml:space="preserve">in </w:t>
+      </w:r>
+      <w:r>
+        <w:rPr>
+          <w:rFonts w:asciiTheme="minorHAnsi" w:hAnsiTheme="minorHAnsi" w:cstheme="minorHAnsi"/>
+          <w:b/>
+          <w:bCs/>
+        </w:rPr>
+        <w:t>/</w:t>
+      </w:r>
+      <w:proofErr w:type="spellStart"/>
+      <w:r>
+        <w:rPr>
+          <w:rFonts w:asciiTheme="minorHAnsi" w:hAnsiTheme="minorHAnsi" w:cstheme="minorHAnsi"/>
+          <w:b/>
+          <w:bCs/>
+        </w:rPr>
+        <w:t>src</w:t>
+      </w:r>
+      <w:proofErr w:type="spellEnd"/>
+      <w:r>
+        <w:rPr>
+          <w:rFonts w:asciiTheme="minorHAnsi" w:hAnsiTheme="minorHAnsi" w:cstheme="minorHAnsi"/>
+        </w:rPr>
+        <w:t xml:space="preserve"> folder and add the key in following format:</w:t>
       </w:r>
     </w:p>
     <w:p>
@@ -5339,18 +5753,28 @@
           <w:rFonts w:asciiTheme="minorHAnsi" w:hAnsiTheme="minorHAnsi" w:cstheme="minorHAnsi"/>
         </w:rPr>
       </w:pPr>
+      <w:proofErr w:type="spellStart"/>
       <w:r>
         <w:rPr>
           <w:rFonts w:asciiTheme="minorHAnsi" w:hAnsiTheme="minorHAnsi" w:cstheme="minorHAnsi"/>
         </w:rPr>
-        <w:t xml:space="preserve">Mistral_API = </w:t>
-      </w:r>
+        <w:t>Mistral_API</w:t>
+      </w:r>
+      <w:proofErr w:type="spellEnd"/>
       <w:r>
         <w:rPr>
           <w:rFonts w:asciiTheme="minorHAnsi" w:hAnsiTheme="minorHAnsi" w:cstheme="minorHAnsi"/>
         </w:rPr>
+        <w:t xml:space="preserve"> = </w:t>
+      </w:r>
+      <w:proofErr w:type="spellStart"/>
+      <w:r>
+        <w:rPr>
+          <w:rFonts w:asciiTheme="minorHAnsi" w:hAnsiTheme="minorHAnsi" w:cstheme="minorHAnsi"/>
+        </w:rPr>
         <w:t>your_api_key_here</w:t>
       </w:r>
+      <w:proofErr w:type="spellEnd"/>
     </w:p>
     <w:p>
       <w:pPr>
@@ -5386,26 +5810,54 @@
           <w:i/>
           <w:iCs/>
         </w:rPr>
-        <w:t>$ cd Enterpise_document_RAG_assistant</w:t>
-      </w:r>
-    </w:p>
-    <w:p>
-      <w:pPr>
-        <w:pStyle w:val="NormalWeb"/>
-        <w:ind w:left="720"/>
+        <w:t xml:space="preserve">$ cd </w:t>
+      </w:r>
+      <w:proofErr w:type="spellStart"/>
+      <w:r>
         <w:rPr>
           <w:rFonts w:asciiTheme="minorHAnsi" w:hAnsiTheme="minorHAnsi" w:cstheme="minorHAnsi"/>
           <w:i/>
           <w:iCs/>
         </w:rPr>
-      </w:pPr>
-      <w:r>
+        <w:t>Enterpise_document_RAG_assistant</w:t>
+      </w:r>
+      <w:proofErr w:type="spellEnd"/>
+    </w:p>
+    <w:p>
+      <w:pPr>
+        <w:pStyle w:val="NormalWeb"/>
+        <w:ind w:left="720"/>
         <w:rPr>
           <w:rFonts w:asciiTheme="minorHAnsi" w:hAnsiTheme="minorHAnsi" w:cstheme="minorHAnsi"/>
           <w:i/>
           <w:iCs/>
         </w:rPr>
-        <w:t>$ streamlit run src/app.py</w:t>
+      </w:pPr>
+      <w:r>
+        <w:rPr>
+          <w:rFonts w:asciiTheme="minorHAnsi" w:hAnsiTheme="minorHAnsi" w:cstheme="minorHAnsi"/>
+          <w:i/>
+          <w:iCs/>
+        </w:rPr>
+        <w:t xml:space="preserve">$ </w:t>
+      </w:r>
+      <w:proofErr w:type="spellStart"/>
+      <w:r>
+        <w:rPr>
+          <w:rFonts w:asciiTheme="minorHAnsi" w:hAnsiTheme="minorHAnsi" w:cstheme="minorHAnsi"/>
+          <w:i/>
+          <w:iCs/>
+        </w:rPr>
+        <w:t>streamlit</w:t>
+      </w:r>
+      <w:proofErr w:type="spellEnd"/>
+      <w:r>
+        <w:rPr>
+          <w:rFonts w:asciiTheme="minorHAnsi" w:hAnsiTheme="minorHAnsi" w:cstheme="minorHAnsi"/>
+          <w:i/>
+          <w:iCs/>
+        </w:rPr>
+        <w:t xml:space="preserve"> run src/app.py</w:t>
       </w:r>
     </w:p>
     <w:p>
@@ -5445,6 +5897,952 @@
         <w:ind w:left="720"/>
         <w:rPr>
           <w:rFonts w:asciiTheme="minorHAnsi" w:hAnsiTheme="minorHAnsi" w:cstheme="minorHAnsi"/>
+        </w:rPr>
+      </w:pPr>
+    </w:p>
+    <w:p>
+      <w:pPr>
+        <w:pStyle w:val="NormalWeb"/>
+        <w:rPr>
+          <w:rFonts w:asciiTheme="minorHAnsi" w:hAnsiTheme="minorHAnsi" w:cstheme="minorHAnsi"/>
+          <w:b/>
+          <w:bCs/>
+        </w:rPr>
+      </w:pPr>
+      <w:r>
+        <w:rPr>
+          <w:rFonts w:asciiTheme="minorHAnsi" w:hAnsiTheme="minorHAnsi" w:cstheme="minorHAnsi"/>
+          <w:b/>
+          <w:bCs/>
+        </w:rPr>
+        <w:t>Setup for Evaluation of RAG system:</w:t>
+      </w:r>
+    </w:p>
+    <w:p>
+      <w:pPr>
+        <w:pStyle w:val="NormalWeb"/>
+        <w:numPr>
+          <w:ilvl w:val="0"/>
+          <w:numId w:val="111"/>
+        </w:numPr>
+        <w:rPr>
+          <w:rFonts w:asciiTheme="minorHAnsi" w:hAnsiTheme="minorHAnsi" w:cstheme="minorHAnsi"/>
+          <w:i/>
+          <w:iCs/>
+        </w:rPr>
+      </w:pPr>
+      <w:r>
+        <w:rPr>
+          <w:rFonts w:asciiTheme="minorHAnsi" w:hAnsiTheme="minorHAnsi" w:cstheme="minorHAnsi"/>
+          <w:i/>
+          <w:iCs/>
+        </w:rPr>
+        <w:t>$ cd Evaluation</w:t>
+      </w:r>
+    </w:p>
+    <w:p>
+      <w:pPr>
+        <w:pStyle w:val="NormalWeb"/>
+        <w:ind w:left="360"/>
+        <w:rPr>
+          <w:rFonts w:asciiTheme="minorHAnsi" w:hAnsiTheme="minorHAnsi" w:cstheme="minorHAnsi"/>
+        </w:rPr>
+      </w:pPr>
+      <w:r>
+        <w:rPr>
+          <w:rFonts w:asciiTheme="minorHAnsi" w:hAnsiTheme="minorHAnsi" w:cstheme="minorHAnsi"/>
+          <w:b/>
+          <w:bCs/>
+        </w:rPr>
+        <w:t>Note</w:t>
+      </w:r>
+      <w:r>
+        <w:rPr>
+          <w:rFonts w:asciiTheme="minorHAnsi" w:hAnsiTheme="minorHAnsi" w:cstheme="minorHAnsi"/>
+        </w:rPr>
+        <w:t>: create separate virtual environment for evaluation to avoid package dependency version conflicts</w:t>
+      </w:r>
+    </w:p>
+    <w:p>
+      <w:pPr>
+        <w:pStyle w:val="NormalWeb"/>
+        <w:spacing w:before="0" w:beforeAutospacing="0" w:after="0" w:afterAutospacing="0"/>
+        <w:ind w:left="357"/>
+        <w:rPr>
+          <w:rFonts w:asciiTheme="minorHAnsi" w:hAnsiTheme="minorHAnsi" w:cstheme="minorHAnsi"/>
+        </w:rPr>
+      </w:pPr>
+      <w:proofErr w:type="spellStart"/>
+      <w:r>
+        <w:rPr>
+          <w:rFonts w:asciiTheme="minorHAnsi" w:hAnsiTheme="minorHAnsi" w:cstheme="minorHAnsi"/>
+        </w:rPr>
+        <w:t>RAG_venv</w:t>
+      </w:r>
+      <w:proofErr w:type="spellEnd"/>
+      <w:r>
+        <w:rPr>
+          <w:rFonts w:asciiTheme="minorHAnsi" w:hAnsiTheme="minorHAnsi" w:cstheme="minorHAnsi"/>
+        </w:rPr>
+        <w:t xml:space="preserve"> -&gt; For running </w:t>
+      </w:r>
+      <w:proofErr w:type="spellStart"/>
+      <w:r>
+        <w:rPr>
+          <w:rFonts w:asciiTheme="minorHAnsi" w:hAnsiTheme="minorHAnsi" w:cstheme="minorHAnsi"/>
+        </w:rPr>
+        <w:t>DocuMind</w:t>
+      </w:r>
+      <w:proofErr w:type="spellEnd"/>
+    </w:p>
+    <w:p>
+      <w:pPr>
+        <w:pStyle w:val="NormalWeb"/>
+        <w:spacing w:before="0" w:beforeAutospacing="0" w:after="0" w:afterAutospacing="0"/>
+        <w:ind w:left="357"/>
+        <w:rPr>
+          <w:rFonts w:asciiTheme="minorHAnsi" w:hAnsiTheme="minorHAnsi" w:cstheme="minorHAnsi"/>
+        </w:rPr>
+      </w:pPr>
+      <w:proofErr w:type="spellStart"/>
+      <w:r>
+        <w:rPr>
+          <w:rFonts w:asciiTheme="minorHAnsi" w:hAnsiTheme="minorHAnsi" w:cstheme="minorHAnsi"/>
+        </w:rPr>
+        <w:t>eval_venv</w:t>
+      </w:r>
+      <w:proofErr w:type="spellEnd"/>
+      <w:r>
+        <w:rPr>
+          <w:rFonts w:asciiTheme="minorHAnsi" w:hAnsiTheme="minorHAnsi" w:cstheme="minorHAnsi"/>
+        </w:rPr>
+        <w:t xml:space="preserve"> -&gt; For evaluating </w:t>
+      </w:r>
+      <w:proofErr w:type="spellStart"/>
+      <w:r>
+        <w:rPr>
+          <w:rFonts w:asciiTheme="minorHAnsi" w:hAnsiTheme="minorHAnsi" w:cstheme="minorHAnsi"/>
+        </w:rPr>
+        <w:t>DocuMind</w:t>
+      </w:r>
+      <w:proofErr w:type="spellEnd"/>
+    </w:p>
+    <w:p>
+      <w:pPr>
+        <w:pStyle w:val="NormalWeb"/>
+        <w:spacing w:before="0" w:beforeAutospacing="0" w:after="0" w:afterAutospacing="0"/>
+        <w:ind w:left="357"/>
+        <w:rPr>
+          <w:rFonts w:asciiTheme="minorHAnsi" w:hAnsiTheme="minorHAnsi" w:cstheme="minorHAnsi"/>
+        </w:rPr>
+      </w:pPr>
+    </w:p>
+    <w:p>
+      <w:pPr>
+        <w:pStyle w:val="ListParagraph"/>
+        <w:numPr>
+          <w:ilvl w:val="0"/>
+          <w:numId w:val="111"/>
+        </w:numPr>
+        <w:jc w:val="both"/>
+        <w:rPr>
+          <w:rFonts w:cstheme="minorHAnsi"/>
+          <w:sz w:val="24"/>
+          <w:szCs w:val="24"/>
+        </w:rPr>
+      </w:pPr>
+      <w:r>
+        <w:rPr>
+          <w:rFonts w:cstheme="minorHAnsi"/>
+          <w:sz w:val="24"/>
+          <w:szCs w:val="24"/>
+        </w:rPr>
+        <w:t>Create virtual environment:</w:t>
+      </w:r>
+    </w:p>
+    <w:p>
+      <w:pPr>
+        <w:pStyle w:val="ListParagraph"/>
+        <w:jc w:val="both"/>
+        <w:rPr>
+          <w:rFonts w:cstheme="minorHAnsi"/>
+          <w:i/>
+          <w:iCs/>
+          <w:sz w:val="24"/>
+          <w:szCs w:val="24"/>
+        </w:rPr>
+      </w:pPr>
+      <w:r>
+        <w:rPr>
+          <w:rFonts w:cstheme="minorHAnsi"/>
+          <w:i/>
+          <w:iCs/>
+          <w:sz w:val="24"/>
+          <w:szCs w:val="24"/>
+        </w:rPr>
+        <w:t xml:space="preserve">$ </w:t>
+      </w:r>
+      <w:proofErr w:type="spellStart"/>
+      <w:r>
+        <w:rPr>
+          <w:rFonts w:cstheme="minorHAnsi"/>
+          <w:i/>
+          <w:iCs/>
+          <w:sz w:val="24"/>
+          <w:szCs w:val="24"/>
+        </w:rPr>
+        <w:t>py</w:t>
+      </w:r>
+      <w:proofErr w:type="spellEnd"/>
+      <w:r>
+        <w:rPr>
+          <w:rFonts w:cstheme="minorHAnsi"/>
+          <w:i/>
+          <w:iCs/>
+          <w:sz w:val="24"/>
+          <w:szCs w:val="24"/>
+        </w:rPr>
+        <w:t xml:space="preserve"> -3.11 -m </w:t>
+      </w:r>
+      <w:proofErr w:type="spellStart"/>
+      <w:r>
+        <w:rPr>
+          <w:rFonts w:cstheme="minorHAnsi"/>
+          <w:i/>
+          <w:iCs/>
+          <w:sz w:val="24"/>
+          <w:szCs w:val="24"/>
+        </w:rPr>
+        <w:t>venv</w:t>
+      </w:r>
+      <w:proofErr w:type="spellEnd"/>
+      <w:r>
+        <w:rPr>
+          <w:rFonts w:cstheme="minorHAnsi"/>
+          <w:i/>
+          <w:iCs/>
+          <w:sz w:val="24"/>
+          <w:szCs w:val="24"/>
+        </w:rPr>
+        <w:t xml:space="preserve"> </w:t>
+      </w:r>
+      <w:proofErr w:type="spellStart"/>
+      <w:r>
+        <w:rPr>
+          <w:rFonts w:cstheme="minorHAnsi"/>
+          <w:i/>
+          <w:iCs/>
+          <w:sz w:val="24"/>
+          <w:szCs w:val="24"/>
+        </w:rPr>
+        <w:t>eval</w:t>
+      </w:r>
+      <w:r>
+        <w:rPr>
+          <w:rFonts w:cstheme="minorHAnsi"/>
+          <w:i/>
+          <w:iCs/>
+          <w:sz w:val="24"/>
+          <w:szCs w:val="24"/>
+        </w:rPr>
+        <w:t>_venv</w:t>
+      </w:r>
+      <w:proofErr w:type="spellEnd"/>
+    </w:p>
+    <w:p>
+      <w:pPr>
+        <w:pStyle w:val="ListParagraph"/>
+        <w:jc w:val="both"/>
+        <w:rPr>
+          <w:rFonts w:cstheme="minorHAnsi"/>
+          <w:i/>
+          <w:iCs/>
+          <w:sz w:val="24"/>
+          <w:szCs w:val="24"/>
+        </w:rPr>
+      </w:pPr>
+    </w:p>
+    <w:p>
+      <w:pPr>
+        <w:pStyle w:val="ListParagraph"/>
+        <w:numPr>
+          <w:ilvl w:val="0"/>
+          <w:numId w:val="111"/>
+        </w:numPr>
+        <w:jc w:val="both"/>
+        <w:rPr>
+          <w:rFonts w:cstheme="minorHAnsi"/>
+          <w:sz w:val="24"/>
+          <w:szCs w:val="24"/>
+        </w:rPr>
+      </w:pPr>
+      <w:r>
+        <w:rPr>
+          <w:rFonts w:cstheme="minorHAnsi"/>
+          <w:sz w:val="24"/>
+          <w:szCs w:val="24"/>
+        </w:rPr>
+        <w:t>To activate the virtual environment</w:t>
+      </w:r>
+    </w:p>
+    <w:p>
+      <w:pPr>
+        <w:pStyle w:val="ListParagraph"/>
+        <w:jc w:val="both"/>
+        <w:rPr>
+          <w:rFonts w:cstheme="minorHAnsi"/>
+          <w:i/>
+          <w:iCs/>
+          <w:sz w:val="24"/>
+          <w:szCs w:val="24"/>
+        </w:rPr>
+      </w:pPr>
+      <w:r>
+        <w:rPr>
+          <w:rFonts w:cstheme="minorHAnsi"/>
+          <w:i/>
+          <w:iCs/>
+          <w:sz w:val="24"/>
+          <w:szCs w:val="24"/>
+        </w:rPr>
+        <w:t xml:space="preserve">$ source </w:t>
+      </w:r>
+      <w:proofErr w:type="spellStart"/>
+      <w:r>
+        <w:rPr>
+          <w:rFonts w:cstheme="minorHAnsi"/>
+          <w:i/>
+          <w:iCs/>
+          <w:sz w:val="24"/>
+          <w:szCs w:val="24"/>
+        </w:rPr>
+        <w:t>eval</w:t>
+      </w:r>
+      <w:r>
+        <w:rPr>
+          <w:rFonts w:cstheme="minorHAnsi"/>
+          <w:i/>
+          <w:iCs/>
+          <w:sz w:val="24"/>
+          <w:szCs w:val="24"/>
+        </w:rPr>
+        <w:t>_venv</w:t>
+      </w:r>
+      <w:proofErr w:type="spellEnd"/>
+      <w:r>
+        <w:rPr>
+          <w:rFonts w:cstheme="minorHAnsi"/>
+          <w:i/>
+          <w:iCs/>
+          <w:sz w:val="24"/>
+          <w:szCs w:val="24"/>
+        </w:rPr>
+        <w:t>/Scripts/</w:t>
+      </w:r>
+      <w:proofErr w:type="spellStart"/>
+      <w:r>
+        <w:rPr>
+          <w:rFonts w:cstheme="minorHAnsi"/>
+          <w:i/>
+          <w:iCs/>
+          <w:sz w:val="24"/>
+          <w:szCs w:val="24"/>
+        </w:rPr>
+        <w:t>activate</w:t>
+      </w:r>
+      <w:proofErr w:type="spellEnd"/>
+    </w:p>
+    <w:p>
+      <w:pPr>
+        <w:pStyle w:val="ListParagraph"/>
+        <w:numPr>
+          <w:ilvl w:val="0"/>
+          <w:numId w:val="111"/>
+        </w:numPr>
+        <w:jc w:val="both"/>
+        <w:rPr>
+          <w:rFonts w:cstheme="minorHAnsi"/>
+          <w:i/>
+          <w:iCs/>
+          <w:sz w:val="24"/>
+          <w:szCs w:val="24"/>
+        </w:rPr>
+      </w:pPr>
+      <w:r>
+        <w:rPr>
+          <w:rFonts w:cstheme="minorHAnsi"/>
+          <w:sz w:val="24"/>
+          <w:szCs w:val="24"/>
+        </w:rPr>
+        <w:t>Install dependencies</w:t>
+      </w:r>
+    </w:p>
+    <w:p>
+      <w:pPr>
+        <w:pStyle w:val="ListParagraph"/>
+        <w:jc w:val="both"/>
+        <w:rPr>
+          <w:rFonts w:cstheme="minorHAnsi"/>
+          <w:i/>
+          <w:iCs/>
+          <w:sz w:val="24"/>
+          <w:szCs w:val="24"/>
+        </w:rPr>
+      </w:pPr>
+      <w:r>
+        <w:rPr>
+          <w:rFonts w:cstheme="minorHAnsi"/>
+          <w:i/>
+          <w:iCs/>
+          <w:sz w:val="24"/>
+          <w:szCs w:val="24"/>
+        </w:rPr>
+        <w:t xml:space="preserve">$ pip install -r </w:t>
+      </w:r>
+      <w:r>
+        <w:rPr>
+          <w:rFonts w:cstheme="minorHAnsi"/>
+          <w:i/>
+          <w:iCs/>
+          <w:sz w:val="24"/>
+          <w:szCs w:val="24"/>
+        </w:rPr>
+        <w:t>evaluation_</w:t>
+      </w:r>
+      <w:r>
+        <w:rPr>
+          <w:rFonts w:cstheme="minorHAnsi"/>
+          <w:i/>
+          <w:iCs/>
+          <w:sz w:val="24"/>
+          <w:szCs w:val="24"/>
+        </w:rPr>
+        <w:t>requirements.txt</w:t>
+      </w:r>
+    </w:p>
+    <w:p>
+      <w:pPr>
+        <w:pStyle w:val="ListParagraph"/>
+        <w:numPr>
+          <w:ilvl w:val="0"/>
+          <w:numId w:val="111"/>
+        </w:numPr>
+        <w:jc w:val="both"/>
+        <w:rPr>
+          <w:rFonts w:cstheme="minorHAnsi"/>
+          <w:i/>
+          <w:iCs/>
+          <w:sz w:val="24"/>
+          <w:szCs w:val="24"/>
+        </w:rPr>
+      </w:pPr>
+      <w:r>
+        <w:rPr>
+          <w:rFonts w:cstheme="minorHAnsi"/>
+          <w:sz w:val="24"/>
+          <w:szCs w:val="24"/>
+        </w:rPr>
+        <w:t xml:space="preserve">Add .env file inside </w:t>
+      </w:r>
+      <w:r>
+        <w:rPr>
+          <w:rFonts w:cstheme="minorHAnsi"/>
+          <w:b/>
+          <w:bCs/>
+          <w:sz w:val="24"/>
+          <w:szCs w:val="24"/>
+        </w:rPr>
+        <w:t>Evaluation/</w:t>
+      </w:r>
+      <w:r>
+        <w:rPr>
+          <w:rFonts w:cstheme="minorHAnsi"/>
+          <w:sz w:val="24"/>
+          <w:szCs w:val="24"/>
+        </w:rPr>
+        <w:t xml:space="preserve"> folder for using LLM as a judge in RAGAS.</w:t>
+      </w:r>
+    </w:p>
+    <w:p>
+      <w:pPr>
+        <w:pStyle w:val="ListParagraph"/>
+        <w:jc w:val="both"/>
+        <w:rPr>
+          <w:rFonts w:cstheme="minorHAnsi"/>
+          <w:sz w:val="24"/>
+          <w:szCs w:val="24"/>
+        </w:rPr>
+      </w:pPr>
+      <w:r>
+        <w:rPr>
+          <w:rFonts w:cstheme="minorHAnsi"/>
+          <w:sz w:val="24"/>
+          <w:szCs w:val="24"/>
+        </w:rPr>
+        <w:t xml:space="preserve">Create </w:t>
+      </w:r>
+      <w:r>
+        <w:rPr>
+          <w:rFonts w:cstheme="minorHAnsi"/>
+          <w:b/>
+          <w:bCs/>
+          <w:sz w:val="24"/>
+          <w:szCs w:val="24"/>
+        </w:rPr>
+        <w:t>.env</w:t>
+      </w:r>
+      <w:r>
+        <w:rPr>
+          <w:rFonts w:cstheme="minorHAnsi"/>
+          <w:sz w:val="24"/>
+          <w:szCs w:val="24"/>
+        </w:rPr>
+        <w:t xml:space="preserve"> file and write following line in it.</w:t>
+      </w:r>
+    </w:p>
+    <w:p>
+      <w:pPr>
+        <w:pStyle w:val="ListParagraph"/>
+        <w:jc w:val="both"/>
+        <w:rPr>
+          <w:rFonts w:cstheme="minorHAnsi"/>
+        </w:rPr>
+      </w:pPr>
+      <w:proofErr w:type="spellStart"/>
+      <w:r>
+        <w:rPr>
+          <w:rFonts w:cstheme="minorHAnsi"/>
+          <w:i/>
+          <w:iCs/>
+          <w:sz w:val="24"/>
+          <w:szCs w:val="24"/>
+        </w:rPr>
+        <w:t>Mistral_API</w:t>
+      </w:r>
+      <w:proofErr w:type="spellEnd"/>
+      <w:r>
+        <w:rPr>
+          <w:rFonts w:cstheme="minorHAnsi"/>
+          <w:i/>
+          <w:iCs/>
+          <w:sz w:val="24"/>
+          <w:szCs w:val="24"/>
+        </w:rPr>
+        <w:t xml:space="preserve"> = </w:t>
+      </w:r>
+      <w:proofErr w:type="spellStart"/>
+      <w:r>
+        <w:rPr>
+          <w:rFonts w:cstheme="minorHAnsi"/>
+          <w:sz w:val="24"/>
+          <w:szCs w:val="24"/>
+        </w:rPr>
+        <w:t>your_api_key_here</w:t>
+      </w:r>
+      <w:proofErr w:type="spellEnd"/>
+    </w:p>
+    <w:p>
+      <w:pPr>
+        <w:pStyle w:val="ListParagraph"/>
+        <w:jc w:val="both"/>
+        <w:rPr>
+          <w:rFonts w:cstheme="minorHAnsi"/>
+          <w:i/>
+          <w:iCs/>
+          <w:sz w:val="24"/>
+          <w:szCs w:val="24"/>
+        </w:rPr>
+      </w:pPr>
+    </w:p>
+    <w:p>
+      <w:pPr>
+        <w:pStyle w:val="ListParagraph"/>
+        <w:jc w:val="both"/>
+        <w:rPr>
+          <w:rFonts w:cstheme="minorHAnsi"/>
+          <w:sz w:val="24"/>
+          <w:szCs w:val="24"/>
+        </w:rPr>
+      </w:pPr>
+      <w:r>
+        <w:rPr>
+          <w:rFonts w:cstheme="minorHAnsi"/>
+          <w:sz w:val="24"/>
+          <w:szCs w:val="24"/>
+        </w:rPr>
+        <w:t>The structure of Evaluation folder should look like following</w:t>
+      </w:r>
+    </w:p>
+    <w:p>
+      <w:pPr>
+        <w:pStyle w:val="ListParagraph"/>
+        <w:jc w:val="both"/>
+        <w:rPr>
+          <w:rFonts w:cstheme="minorHAnsi"/>
+          <w:sz w:val="24"/>
+          <w:szCs w:val="24"/>
+        </w:rPr>
+      </w:pPr>
+      <w:r>
+        <w:rPr>
+          <w:rFonts w:cstheme="minorHAnsi"/>
+          <w:sz w:val="24"/>
+          <w:szCs w:val="24"/>
+        </w:rPr>
+        <w:drawing>
+          <wp:inline distT="0" distB="0" distL="0" distR="0" wp14:anchorId="00B92A5F" wp14:editId="0515C6F6">
+            <wp:extent cx="2107414" cy="2165350"/>
+            <wp:effectExtent l="0" t="0" r="7620" b="6350"/>
+            <wp:docPr id="2103511982" name="Picture 1"/>
+            <wp:cNvGraphicFramePr>
+              <a:graphicFrameLocks xmlns:a="http://schemas.openxmlformats.org/drawingml/2006/main" noChangeAspect="1"/>
+            </wp:cNvGraphicFramePr>
+            <a:graphic xmlns:a="http://schemas.openxmlformats.org/drawingml/2006/main">
+              <a:graphicData uri="http://schemas.openxmlformats.org/drawingml/2006/picture">
+                <pic:pic xmlns:pic="http://schemas.openxmlformats.org/drawingml/2006/picture">
+                  <pic:nvPicPr>
+                    <pic:cNvPr id="2103511982" name=""/>
+                    <pic:cNvPicPr/>
+                  </pic:nvPicPr>
+                  <pic:blipFill>
+                    <a:blip r:embed="rId21"/>
+                    <a:stretch>
+                      <a:fillRect/>
+                    </a:stretch>
+                  </pic:blipFill>
+                  <pic:spPr>
+                    <a:xfrm>
+                      <a:off x="0" y="0"/>
+                      <a:ext cx="2113071" cy="2171163"/>
+                    </a:xfrm>
+                    <a:prstGeom prst="rect">
+                      <a:avLst/>
+                    </a:prstGeom>
+                  </pic:spPr>
+                </pic:pic>
+              </a:graphicData>
+            </a:graphic>
+          </wp:inline>
+        </w:drawing>
+      </w:r>
+    </w:p>
+    <w:p>
+      <w:pPr>
+        <w:pStyle w:val="ListParagraph"/>
+        <w:numPr>
+          <w:ilvl w:val="0"/>
+          <w:numId w:val="111"/>
+        </w:numPr>
+        <w:jc w:val="both"/>
+        <w:rPr>
+          <w:rFonts w:cstheme="minorHAnsi"/>
+          <w:i/>
+          <w:iCs/>
+          <w:sz w:val="24"/>
+          <w:szCs w:val="24"/>
+        </w:rPr>
+      </w:pPr>
+      <w:r>
+        <w:rPr>
+          <w:rFonts w:cstheme="minorHAnsi"/>
+          <w:i/>
+          <w:iCs/>
+          <w:sz w:val="24"/>
+          <w:szCs w:val="24"/>
+        </w:rPr>
+        <w:t>$cd</w:t>
+      </w:r>
+      <w:proofErr w:type="gramStart"/>
+      <w:r>
+        <w:rPr>
+          <w:rFonts w:cstheme="minorHAnsi"/>
+          <w:i/>
+          <w:iCs/>
+          <w:sz w:val="24"/>
+          <w:szCs w:val="24"/>
+        </w:rPr>
+        <w:t xml:space="preserve"> ..</w:t>
+      </w:r>
+      <w:proofErr w:type="gramEnd"/>
+    </w:p>
+    <w:p>
+      <w:pPr>
+        <w:pStyle w:val="ListParagraph"/>
+        <w:numPr>
+          <w:ilvl w:val="0"/>
+          <w:numId w:val="111"/>
+        </w:numPr>
+        <w:jc w:val="both"/>
+        <w:rPr>
+          <w:rFonts w:cstheme="minorHAnsi"/>
+          <w:i/>
+          <w:iCs/>
+          <w:sz w:val="24"/>
+          <w:szCs w:val="24"/>
+        </w:rPr>
+      </w:pPr>
+      <w:r>
+        <w:rPr>
+          <w:rFonts w:cstheme="minorHAnsi"/>
+          <w:i/>
+          <w:iCs/>
+          <w:sz w:val="24"/>
+          <w:szCs w:val="24"/>
+        </w:rPr>
+        <w:t>Run “LLM_evaluation.py” script to perform evaluation on dataset kept in “LLM_evaluation.xlsx” file. The LLM_evaluation.xlsx file contains dataset in following format:</w:t>
+      </w:r>
+    </w:p>
+    <w:p>
+      <w:pPr>
+        <w:pStyle w:val="ListParagraph"/>
+        <w:jc w:val="both"/>
+        <w:rPr>
+          <w:rFonts w:cstheme="minorHAnsi"/>
+          <w:i/>
+          <w:iCs/>
+          <w:sz w:val="24"/>
+          <w:szCs w:val="24"/>
+        </w:rPr>
+      </w:pPr>
+      <w:r>
+        <w:rPr>
+          <w:rFonts w:cstheme="minorHAnsi"/>
+          <w:i/>
+          <w:iCs/>
+          <w:sz w:val="24"/>
+          <w:szCs w:val="24"/>
+        </w:rPr>
+        <w:t>queries, answer, contexts, Answers</w:t>
+      </w:r>
+    </w:p>
+    <w:p>
+      <w:pPr>
+        <w:pStyle w:val="ListParagraph"/>
+        <w:jc w:val="both"/>
+        <w:rPr>
+          <w:rFonts w:cstheme="minorHAnsi"/>
+          <w:i/>
+          <w:iCs/>
+          <w:sz w:val="24"/>
+          <w:szCs w:val="24"/>
+        </w:rPr>
+      </w:pPr>
+    </w:p>
+    <w:p>
+      <w:pPr>
+        <w:pStyle w:val="ListParagraph"/>
+        <w:jc w:val="both"/>
+        <w:rPr>
+          <w:rFonts w:cstheme="minorHAnsi"/>
+          <w:i/>
+          <w:iCs/>
+          <w:sz w:val="24"/>
+          <w:szCs w:val="24"/>
+        </w:rPr>
+      </w:pPr>
+      <w:r>
+        <w:rPr>
+          <w:rFonts w:cstheme="minorHAnsi"/>
+          <w:i/>
+          <w:iCs/>
+          <w:sz w:val="24"/>
+          <w:szCs w:val="24"/>
+        </w:rPr>
+        <w:t>queries -&gt; contains original user query</w:t>
+      </w:r>
+    </w:p>
+    <w:p>
+      <w:pPr>
+        <w:pStyle w:val="ListParagraph"/>
+        <w:jc w:val="both"/>
+        <w:rPr>
+          <w:rFonts w:cstheme="minorHAnsi"/>
+          <w:i/>
+          <w:iCs/>
+          <w:sz w:val="24"/>
+          <w:szCs w:val="24"/>
+        </w:rPr>
+      </w:pPr>
+      <w:r>
+        <w:rPr>
+          <w:rFonts w:cstheme="minorHAnsi"/>
+          <w:i/>
+          <w:iCs/>
+          <w:sz w:val="24"/>
+          <w:szCs w:val="24"/>
+        </w:rPr>
+        <w:t>answer -&gt; contains LLM generated response</w:t>
+      </w:r>
+    </w:p>
+    <w:p>
+      <w:pPr>
+        <w:pStyle w:val="ListParagraph"/>
+        <w:jc w:val="both"/>
+        <w:rPr>
+          <w:rFonts w:cstheme="minorHAnsi"/>
+          <w:i/>
+          <w:iCs/>
+          <w:sz w:val="24"/>
+          <w:szCs w:val="24"/>
+        </w:rPr>
+      </w:pPr>
+      <w:r>
+        <w:rPr>
+          <w:rFonts w:cstheme="minorHAnsi"/>
+          <w:i/>
+          <w:iCs/>
+          <w:sz w:val="24"/>
+          <w:szCs w:val="24"/>
+        </w:rPr>
+        <w:t xml:space="preserve">contexts -&gt; contains list of chunks retrieved by retriever. </w:t>
+      </w:r>
+      <w:proofErr w:type="spellStart"/>
+      <w:r>
+        <w:rPr>
+          <w:rFonts w:cstheme="minorHAnsi"/>
+          <w:i/>
+          <w:iCs/>
+          <w:sz w:val="24"/>
+          <w:szCs w:val="24"/>
+        </w:rPr>
+        <w:t>Eg.</w:t>
+      </w:r>
+      <w:proofErr w:type="spellEnd"/>
+      <w:r>
+        <w:rPr>
+          <w:rFonts w:cstheme="minorHAnsi"/>
+          <w:i/>
+          <w:iCs/>
+          <w:sz w:val="24"/>
+          <w:szCs w:val="24"/>
+        </w:rPr>
+        <w:t xml:space="preserve"> [“chunk1”</w:t>
+      </w:r>
+      <w:proofErr w:type="gramStart"/>
+      <w:r>
+        <w:rPr>
+          <w:rFonts w:cstheme="minorHAnsi"/>
+          <w:i/>
+          <w:iCs/>
+          <w:sz w:val="24"/>
+          <w:szCs w:val="24"/>
+        </w:rPr>
+        <w:t>,”chunk</w:t>
+      </w:r>
+      <w:proofErr w:type="gramEnd"/>
+      <w:r>
+        <w:rPr>
+          <w:rFonts w:cstheme="minorHAnsi"/>
+          <w:i/>
+          <w:iCs/>
+          <w:sz w:val="24"/>
+          <w:szCs w:val="24"/>
+        </w:rPr>
+        <w:t>2”</w:t>
+      </w:r>
+      <w:proofErr w:type="gramStart"/>
+      <w:r>
+        <w:rPr>
+          <w:rFonts w:cstheme="minorHAnsi"/>
+          <w:i/>
+          <w:iCs/>
+          <w:sz w:val="24"/>
+          <w:szCs w:val="24"/>
+        </w:rPr>
+        <w:t>,”chunk</w:t>
+      </w:r>
+      <w:proofErr w:type="gramEnd"/>
+      <w:r>
+        <w:rPr>
+          <w:rFonts w:cstheme="minorHAnsi"/>
+          <w:i/>
+          <w:iCs/>
+          <w:sz w:val="24"/>
+          <w:szCs w:val="24"/>
+        </w:rPr>
+        <w:t>3”]</w:t>
+      </w:r>
+    </w:p>
+    <w:p>
+      <w:pPr>
+        <w:pStyle w:val="ListParagraph"/>
+        <w:jc w:val="both"/>
+        <w:rPr>
+          <w:rFonts w:cstheme="minorHAnsi"/>
+          <w:i/>
+          <w:iCs/>
+          <w:sz w:val="24"/>
+          <w:szCs w:val="24"/>
+        </w:rPr>
+      </w:pPr>
+      <w:r>
+        <w:rPr>
+          <w:rFonts w:cstheme="minorHAnsi"/>
+          <w:i/>
+          <w:iCs/>
+          <w:sz w:val="24"/>
+          <w:szCs w:val="24"/>
+        </w:rPr>
+        <w:t>Answers -&gt; ground truth answer from book</w:t>
+      </w:r>
+    </w:p>
+    <w:p>
+      <w:pPr>
+        <w:pStyle w:val="ListParagraph"/>
+        <w:jc w:val="both"/>
+        <w:rPr>
+          <w:rFonts w:cstheme="minorHAnsi"/>
+          <w:i/>
+          <w:iCs/>
+          <w:sz w:val="24"/>
+          <w:szCs w:val="24"/>
+        </w:rPr>
+      </w:pPr>
+    </w:p>
+    <w:p>
+      <w:pPr>
+        <w:pStyle w:val="ListParagraph"/>
+        <w:jc w:val="both"/>
+        <w:rPr>
+          <w:rFonts w:cstheme="minorHAnsi"/>
+          <w:i/>
+          <w:iCs/>
+          <w:sz w:val="24"/>
+          <w:szCs w:val="24"/>
+        </w:rPr>
+      </w:pPr>
+      <w:r>
+        <w:rPr>
+          <w:rFonts w:cstheme="minorHAnsi"/>
+          <w:i/>
+          <w:iCs/>
+          <w:sz w:val="24"/>
+          <w:szCs w:val="24"/>
+        </w:rPr>
+        <w:t>$ python Evaluation/LLM_evaluation.py</w:t>
+      </w:r>
+    </w:p>
+    <w:p>
+      <w:pPr>
+        <w:pStyle w:val="ListParagraph"/>
+        <w:jc w:val="both"/>
+        <w:rPr>
+          <w:rFonts w:cstheme="minorHAnsi"/>
+          <w:i/>
+          <w:iCs/>
+          <w:sz w:val="24"/>
+          <w:szCs w:val="24"/>
+        </w:rPr>
+      </w:pPr>
+    </w:p>
+    <w:p>
+      <w:pPr>
+        <w:pStyle w:val="ListParagraph"/>
+        <w:jc w:val="both"/>
+        <w:rPr>
+          <w:rFonts w:cstheme="minorHAnsi"/>
+          <w:sz w:val="24"/>
+          <w:szCs w:val="24"/>
         </w:rPr>
       </w:pPr>
     </w:p>
@@ -5689,6 +7087,7 @@
                 <w:szCs w:val="24"/>
               </w:rPr>
             </w:pPr>
+            <w:proofErr w:type="spellStart"/>
             <w:r>
               <w:rPr>
                 <w:rFonts w:cstheme="minorHAnsi"/>
@@ -5697,6 +7096,7 @@
               </w:rPr>
               <w:t>Chunker</w:t>
             </w:r>
+            <w:proofErr w:type="spellEnd"/>
           </w:p>
         </w:tc>
         <w:tc>
@@ -6363,7 +7763,25 @@
                 <w:sz w:val="24"/>
                 <w:szCs w:val="24"/>
               </w:rPr>
-              <w:t>Best for behavior change</w:t>
+              <w:t xml:space="preserve">Best for </w:t>
+            </w:r>
+            <w:proofErr w:type="spellStart"/>
+            <w:r>
+              <w:rPr>
+                <w:rFonts w:cstheme="minorHAnsi"/>
+                <w:sz w:val="24"/>
+                <w:szCs w:val="24"/>
+              </w:rPr>
+              <w:t>behavior</w:t>
+            </w:r>
+            <w:proofErr w:type="spellEnd"/>
+            <w:r>
+              <w:rPr>
+                <w:rFonts w:cstheme="minorHAnsi"/>
+                <w:sz w:val="24"/>
+                <w:szCs w:val="24"/>
+              </w:rPr>
+              <w:t xml:space="preserve"> change</w:t>
             </w:r>
           </w:p>
         </w:tc>
@@ -7267,7 +8685,25 @@
           <w:szCs w:val="24"/>
         </w:rPr>
         <w:lastRenderedPageBreak/>
-        <w:t xml:space="preserve">We will use LangChain loaders for this task, because they have unified interface for PDFs, Docx, CSV. </w:t>
+        <w:t xml:space="preserve">We will use </w:t>
+      </w:r>
+      <w:proofErr w:type="spellStart"/>
+      <w:r>
+        <w:rPr>
+          <w:rFonts w:cstheme="minorHAnsi"/>
+          <w:sz w:val="24"/>
+          <w:szCs w:val="24"/>
+        </w:rPr>
+        <w:t>LangChain</w:t>
+      </w:r>
+      <w:proofErr w:type="spellEnd"/>
+      <w:r>
+        <w:rPr>
+          <w:rFonts w:cstheme="minorHAnsi"/>
+          <w:sz w:val="24"/>
+          <w:szCs w:val="24"/>
+        </w:rPr>
+        <w:t xml:space="preserve"> loaders for this task, because they have unified interface for PDFs, Docx, CSV. </w:t>
       </w:r>
     </w:p>
     <w:p>
@@ -7402,6 +8838,7 @@
                 <w:szCs w:val="24"/>
               </w:rPr>
             </w:pPr>
+            <w:proofErr w:type="spellStart"/>
             <w:r>
               <w:rPr>
                 <w:rFonts w:cstheme="minorHAnsi"/>
@@ -7410,6 +8847,7 @@
               </w:rPr>
               <w:t>LangChain</w:t>
             </w:r>
+            <w:proofErr w:type="spellEnd"/>
           </w:p>
         </w:tc>
         <w:tc>
@@ -7579,7 +9017,25 @@
           <w:sz w:val="24"/>
           <w:szCs w:val="24"/>
         </w:rPr>
-        <w:t>We choose LangChain.</w:t>
+        <w:t xml:space="preserve">We choose </w:t>
+      </w:r>
+      <w:proofErr w:type="spellStart"/>
+      <w:r>
+        <w:rPr>
+          <w:rFonts w:cstheme="minorHAnsi"/>
+          <w:sz w:val="24"/>
+          <w:szCs w:val="24"/>
+        </w:rPr>
+        <w:t>LangChain</w:t>
+      </w:r>
+      <w:proofErr w:type="spellEnd"/>
+      <w:r>
+        <w:rPr>
+          <w:rFonts w:cstheme="minorHAnsi"/>
+          <w:sz w:val="24"/>
+          <w:szCs w:val="24"/>
+        </w:rPr>
+        <w:t>.</w:t>
       </w:r>
     </w:p>
     <w:p>
@@ -7963,19 +9419,31 @@
         </w:rPr>
         <w:t>The </w:t>
       </w:r>
-      <w:hyperlink r:id="rId21" w:history="1">
-        <w:r>
-          <w:rPr>
-            <w:rStyle w:val="Hyperlink"/>
-            <w:rFonts w:cstheme="minorHAnsi"/>
-            <w:b/>
-            <w:bCs/>
-            <w:sz w:val="24"/>
-            <w:szCs w:val="24"/>
-          </w:rPr>
-          <w:t>RecursiveCharacterTextSplitter</w:t>
-        </w:r>
-      </w:hyperlink>
+      <w:proofErr w:type="spellStart"/>
+      <w:r>
+        <w:fldChar w:fldCharType="begin"/>
+      </w:r>
+      <w:r>
+        <w:instrText>HYPERLINK "https://docs.langchain.com/oss/python/integrations/splitters/recursive_text_splitter"</w:instrText>
+      </w:r>
+      <w:r>
+        <w:fldChar w:fldCharType="separate"/>
+      </w:r>
+      <w:r>
+        <w:rPr>
+          <w:rStyle w:val="Hyperlink"/>
+          <w:rFonts w:cstheme="minorHAnsi"/>
+          <w:b/>
+          <w:bCs/>
+          <w:sz w:val="24"/>
+          <w:szCs w:val="24"/>
+        </w:rPr>
+        <w:t>RecursiveCharacterTextSplitter</w:t>
+      </w:r>
+      <w:proofErr w:type="spellEnd"/>
+      <w:r>
+        <w:fldChar w:fldCharType="end"/>
+      </w:r>
       <w:r>
         <w:rPr>
           <w:rFonts w:cstheme="minorHAnsi"/>
@@ -8661,7 +10129,25 @@
           <w:szCs w:val="24"/>
         </w:rPr>
         <w:br/>
-        <w:t>Sentence-transformers (MiniLM or BGE) OR OpenAI embeddings (if cloud)</w:t>
+        <w:t>Sentence-transformers (</w:t>
+      </w:r>
+      <w:proofErr w:type="spellStart"/>
+      <w:r>
+        <w:rPr>
+          <w:rFonts w:cstheme="minorHAnsi"/>
+          <w:sz w:val="24"/>
+          <w:szCs w:val="24"/>
+        </w:rPr>
+        <w:t>MiniLM</w:t>
+      </w:r>
+      <w:proofErr w:type="spellEnd"/>
+      <w:r>
+        <w:rPr>
+          <w:rFonts w:cstheme="minorHAnsi"/>
+          <w:sz w:val="24"/>
+          <w:szCs w:val="24"/>
+        </w:rPr>
+        <w:t xml:space="preserve"> or BGE) OR OpenAI embeddings (if cloud)</w:t>
       </w:r>
     </w:p>
     <w:p>
@@ -8773,7 +10259,29 @@
           <w:sz w:val="24"/>
           <w:szCs w:val="24"/>
         </w:rPr>
-        <w:t>Why SentenceTransformers?</w:t>
+        <w:t xml:space="preserve">Why </w:t>
+      </w:r>
+      <w:proofErr w:type="spellStart"/>
+      <w:r>
+        <w:rPr>
+          <w:rFonts w:cstheme="minorHAnsi"/>
+          <w:b/>
+          <w:bCs/>
+          <w:sz w:val="24"/>
+          <w:szCs w:val="24"/>
+        </w:rPr>
+        <w:t>SentenceTransformers</w:t>
+      </w:r>
+      <w:proofErr w:type="spellEnd"/>
+      <w:r>
+        <w:rPr>
+          <w:rFonts w:cstheme="minorHAnsi"/>
+          <w:b/>
+          <w:bCs/>
+          <w:sz w:val="24"/>
+          <w:szCs w:val="24"/>
+        </w:rPr>
+        <w:t>?</w:t>
       </w:r>
     </w:p>
     <w:p>
@@ -10070,6 +11578,7 @@
         </w:rPr>
         <w:t xml:space="preserve">Here, we chunk </w:t>
       </w:r>
+      <w:proofErr w:type="spellStart"/>
       <w:proofErr w:type="gramStart"/>
       <w:r>
         <w:rPr>
@@ -10086,7 +11595,16 @@
           <w:sz w:val="24"/>
           <w:szCs w:val="24"/>
         </w:rPr>
-        <w:t xml:space="preserve">_content not metadata. Metadata is </w:t>
+        <w:t>_content</w:t>
+      </w:r>
+      <w:proofErr w:type="spellEnd"/>
+      <w:r>
+        <w:rPr>
+          <w:rFonts w:cstheme="minorHAnsi"/>
+          <w:sz w:val="24"/>
+          <w:szCs w:val="24"/>
+        </w:rPr>
+        <w:t xml:space="preserve"> not metadata. Metadata is </w:t>
       </w:r>
       <w:r>
         <w:rPr>
@@ -10162,13 +11680,23 @@
           <w:szCs w:val="24"/>
         </w:rPr>
       </w:pPr>
-      <w:r>
-        <w:rPr>
-          <w:rFonts w:cstheme="minorHAnsi"/>
-          <w:sz w:val="24"/>
-          <w:szCs w:val="24"/>
-        </w:rPr>
-        <w:t>input_texts = [</w:t>
+      <w:proofErr w:type="spellStart"/>
+      <w:r>
+        <w:rPr>
+          <w:rFonts w:cstheme="minorHAnsi"/>
+          <w:sz w:val="24"/>
+          <w:szCs w:val="24"/>
+        </w:rPr>
+        <w:t>input_texts</w:t>
+      </w:r>
+      <w:proofErr w:type="spellEnd"/>
+      <w:r>
+        <w:rPr>
+          <w:rFonts w:cstheme="minorHAnsi"/>
+          <w:sz w:val="24"/>
+          <w:szCs w:val="24"/>
+        </w:rPr>
+        <w:t xml:space="preserve"> = [</w:t>
       </w:r>
     </w:p>
     <w:p>
@@ -10485,7 +12013,25 @@
           <w:sz w:val="24"/>
           <w:szCs w:val="24"/>
         </w:rPr>
-        <w:t>But we will keep all chunks passages in input_texts.</w:t>
+        <w:t xml:space="preserve">But we will keep all chunks passages in </w:t>
+      </w:r>
+      <w:proofErr w:type="spellStart"/>
+      <w:r>
+        <w:rPr>
+          <w:rFonts w:cstheme="minorHAnsi"/>
+          <w:sz w:val="24"/>
+          <w:szCs w:val="24"/>
+        </w:rPr>
+        <w:t>input_texts</w:t>
+      </w:r>
+      <w:proofErr w:type="spellEnd"/>
+      <w:r>
+        <w:rPr>
+          <w:rFonts w:cstheme="minorHAnsi"/>
+          <w:sz w:val="24"/>
+          <w:szCs w:val="24"/>
+        </w:rPr>
+        <w:t>.</w:t>
       </w:r>
     </w:p>
     <w:p>
@@ -10525,7 +12071,25 @@
           <w:sz w:val="24"/>
           <w:szCs w:val="24"/>
         </w:rPr>
-        <w:t xml:space="preserve">Once we get embedding vector of shape (no_of_chunks, 768), we will not modify original chunks. We will keep them as it is </w:t>
+        <w:t>Once we get embedding vector of shape (</w:t>
+      </w:r>
+      <w:proofErr w:type="spellStart"/>
+      <w:r>
+        <w:rPr>
+          <w:rFonts w:cstheme="minorHAnsi"/>
+          <w:sz w:val="24"/>
+          <w:szCs w:val="24"/>
+        </w:rPr>
+        <w:t>no_of_chunks</w:t>
+      </w:r>
+      <w:proofErr w:type="spellEnd"/>
+      <w:r>
+        <w:rPr>
+          <w:rFonts w:cstheme="minorHAnsi"/>
+          <w:sz w:val="24"/>
+          <w:szCs w:val="24"/>
+        </w:rPr>
+        <w:t xml:space="preserve">, 768), we will not modify original chunks. We will keep them as it is </w:t>
       </w:r>
       <w:r>
         <w:rPr>
@@ -10577,31 +12141,59 @@
           <w:szCs w:val="24"/>
         </w:rPr>
       </w:pPr>
-      <w:r>
-        <w:rPr>
-          <w:rFonts w:cstheme="minorHAnsi"/>
-          <w:sz w:val="24"/>
-          <w:szCs w:val="24"/>
-        </w:rPr>
-        <w:t>text_chunks -&gt; original chunks with human readable content and metadata.</w:t>
-      </w:r>
-    </w:p>
-    <w:p>
-      <w:pPr>
-        <w:jc w:val="both"/>
-        <w:rPr>
-          <w:rFonts w:cstheme="minorHAnsi"/>
-          <w:sz w:val="24"/>
-          <w:szCs w:val="24"/>
-        </w:rPr>
-      </w:pPr>
-      <w:r>
-        <w:rPr>
-          <w:rFonts w:cstheme="minorHAnsi"/>
-          <w:sz w:val="24"/>
-          <w:szCs w:val="24"/>
-        </w:rPr>
-        <w:t>embeddings -&gt; array of embeddings generated by sentence transformer with shape (no_of_chunks, 768).</w:t>
+      <w:proofErr w:type="spellStart"/>
+      <w:r>
+        <w:rPr>
+          <w:rFonts w:cstheme="minorHAnsi"/>
+          <w:sz w:val="24"/>
+          <w:szCs w:val="24"/>
+        </w:rPr>
+        <w:t>text_chunks</w:t>
+      </w:r>
+      <w:proofErr w:type="spellEnd"/>
+      <w:r>
+        <w:rPr>
+          <w:rFonts w:cstheme="minorHAnsi"/>
+          <w:sz w:val="24"/>
+          <w:szCs w:val="24"/>
+        </w:rPr>
+        <w:t xml:space="preserve"> -&gt; original chunks with human readable content and metadata.</w:t>
+      </w:r>
+    </w:p>
+    <w:p>
+      <w:pPr>
+        <w:jc w:val="both"/>
+        <w:rPr>
+          <w:rFonts w:cstheme="minorHAnsi"/>
+          <w:sz w:val="24"/>
+          <w:szCs w:val="24"/>
+        </w:rPr>
+      </w:pPr>
+      <w:r>
+        <w:rPr>
+          <w:rFonts w:cstheme="minorHAnsi"/>
+          <w:sz w:val="24"/>
+          <w:szCs w:val="24"/>
+        </w:rPr>
+        <w:t>embeddings -&gt; array of embeddings generated by sentence transformer with shape (</w:t>
+      </w:r>
+      <w:proofErr w:type="spellStart"/>
+      <w:r>
+        <w:rPr>
+          <w:rFonts w:cstheme="minorHAnsi"/>
+          <w:sz w:val="24"/>
+          <w:szCs w:val="24"/>
+        </w:rPr>
+        <w:t>no_of_chunks</w:t>
+      </w:r>
+      <w:proofErr w:type="spellEnd"/>
+      <w:r>
+        <w:rPr>
+          <w:rFonts w:cstheme="minorHAnsi"/>
+          <w:sz w:val="24"/>
+          <w:szCs w:val="24"/>
+        </w:rPr>
+        <w:t>, 768).</w:t>
       </w:r>
     </w:p>
     <w:p>
@@ -10659,13 +12251,32 @@
           <w:szCs w:val="24"/>
         </w:rPr>
       </w:pPr>
-      <w:r>
-        <w:rPr>
-          <w:rFonts w:cstheme="minorHAnsi"/>
-          <w:sz w:val="24"/>
-          <w:szCs w:val="24"/>
-        </w:rPr>
-        <w:t>q_emb = embedding_</w:t>
+      <w:proofErr w:type="spellStart"/>
+      <w:r>
+        <w:rPr>
+          <w:rFonts w:cstheme="minorHAnsi"/>
+          <w:sz w:val="24"/>
+          <w:szCs w:val="24"/>
+        </w:rPr>
+        <w:t>q_emb</w:t>
+      </w:r>
+      <w:proofErr w:type="spellEnd"/>
+      <w:r>
+        <w:rPr>
+          <w:rFonts w:cstheme="minorHAnsi"/>
+          <w:sz w:val="24"/>
+          <w:szCs w:val="24"/>
+        </w:rPr>
+        <w:t xml:space="preserve"> = </w:t>
+      </w:r>
+      <w:proofErr w:type="spellStart"/>
+      <w:r>
+        <w:rPr>
+          <w:rFonts w:cstheme="minorHAnsi"/>
+          <w:sz w:val="24"/>
+          <w:szCs w:val="24"/>
+        </w:rPr>
+        <w:t>embedding_</w:t>
       </w:r>
       <w:proofErr w:type="gramStart"/>
       <w:r>
@@ -10676,6 +12287,7 @@
         </w:rPr>
         <w:t>model.encode</w:t>
       </w:r>
+      <w:proofErr w:type="spellEnd"/>
       <w:proofErr w:type="gramEnd"/>
       <w:r>
         <w:rPr>
@@ -10683,25 +12295,52 @@
           <w:sz w:val="24"/>
           <w:szCs w:val="24"/>
         </w:rPr>
-        <w:t>(query, normalize_embeddings=True)  </w:t>
-      </w:r>
-    </w:p>
-    <w:p>
-      <w:pPr>
-        <w:jc w:val="both"/>
-        <w:rPr>
-          <w:rFonts w:cstheme="minorHAnsi"/>
-          <w:sz w:val="24"/>
-          <w:szCs w:val="24"/>
-        </w:rPr>
-      </w:pPr>
-      <w:r>
-        <w:rPr>
-          <w:rFonts w:cstheme="minorHAnsi"/>
-          <w:sz w:val="24"/>
-          <w:szCs w:val="24"/>
-        </w:rPr>
-        <w:t>scores = embeddings @ q_</w:t>
+        <w:t xml:space="preserve">(query, </w:t>
+      </w:r>
+      <w:proofErr w:type="spellStart"/>
+      <w:r>
+        <w:rPr>
+          <w:rFonts w:cstheme="minorHAnsi"/>
+          <w:sz w:val="24"/>
+          <w:szCs w:val="24"/>
+        </w:rPr>
+        <w:t>normalize_embeddings</w:t>
+      </w:r>
+      <w:proofErr w:type="spellEnd"/>
+      <w:r>
+        <w:rPr>
+          <w:rFonts w:cstheme="minorHAnsi"/>
+          <w:sz w:val="24"/>
+          <w:szCs w:val="24"/>
+        </w:rPr>
+        <w:t>=True)  </w:t>
+      </w:r>
+    </w:p>
+    <w:p>
+      <w:pPr>
+        <w:jc w:val="both"/>
+        <w:rPr>
+          <w:rFonts w:cstheme="minorHAnsi"/>
+          <w:sz w:val="24"/>
+          <w:szCs w:val="24"/>
+        </w:rPr>
+      </w:pPr>
+      <w:r>
+        <w:rPr>
+          <w:rFonts w:cstheme="minorHAnsi"/>
+          <w:sz w:val="24"/>
+          <w:szCs w:val="24"/>
+        </w:rPr>
+        <w:t xml:space="preserve">scores = embeddings @ </w:t>
+      </w:r>
+      <w:proofErr w:type="spellStart"/>
+      <w:r>
+        <w:rPr>
+          <w:rFonts w:cstheme="minorHAnsi"/>
+          <w:sz w:val="24"/>
+          <w:szCs w:val="24"/>
+        </w:rPr>
+        <w:t>q_</w:t>
       </w:r>
       <w:proofErr w:type="gramStart"/>
       <w:r>
@@ -10712,6 +12351,7 @@
         </w:rPr>
         <w:t>emb.T</w:t>
       </w:r>
+      <w:proofErr w:type="spellEnd"/>
       <w:proofErr w:type="gramEnd"/>
     </w:p>
     <w:p>
@@ -10741,14 +12381,25 @@
           <w:szCs w:val="24"/>
         </w:rPr>
       </w:pPr>
-      <w:r>
-        <w:rPr>
-          <w:rFonts w:cstheme="minorHAnsi"/>
-          <w:sz w:val="24"/>
-          <w:szCs w:val="24"/>
-        </w:rPr>
-        <w:t xml:space="preserve">top_k = </w:t>
-      </w:r>
+      <w:proofErr w:type="spellStart"/>
+      <w:r>
+        <w:rPr>
+          <w:rFonts w:cstheme="minorHAnsi"/>
+          <w:sz w:val="24"/>
+          <w:szCs w:val="24"/>
+        </w:rPr>
+        <w:t>top_k</w:t>
+      </w:r>
+      <w:proofErr w:type="spellEnd"/>
+      <w:r>
+        <w:rPr>
+          <w:rFonts w:cstheme="minorHAnsi"/>
+          <w:sz w:val="24"/>
+          <w:szCs w:val="24"/>
+        </w:rPr>
+        <w:t xml:space="preserve"> = </w:t>
+      </w:r>
+      <w:proofErr w:type="spellStart"/>
       <w:proofErr w:type="gramStart"/>
       <w:r>
         <w:rPr>
@@ -10758,6 +12409,7 @@
         </w:rPr>
         <w:t>scores.squeeze</w:t>
       </w:r>
+      <w:proofErr w:type="spellEnd"/>
       <w:proofErr w:type="gramEnd"/>
       <w:r>
         <w:rPr>
@@ -10774,7 +12426,25 @@
           <w:sz w:val="24"/>
           <w:szCs w:val="24"/>
         </w:rPr>
-        <w:t>).argsort()[::</w:t>
+        <w:t>).</w:t>
+      </w:r>
+      <w:proofErr w:type="spellStart"/>
+      <w:r>
+        <w:rPr>
+          <w:rFonts w:cstheme="minorHAnsi"/>
+          <w:sz w:val="24"/>
+          <w:szCs w:val="24"/>
+        </w:rPr>
+        <w:t>argsort</w:t>
+      </w:r>
+      <w:proofErr w:type="spellEnd"/>
+      <w:r>
+        <w:rPr>
+          <w:rFonts w:cstheme="minorHAnsi"/>
+          <w:sz w:val="24"/>
+          <w:szCs w:val="24"/>
+        </w:rPr>
+        <w:t>()[::</w:t>
       </w:r>
       <w:proofErr w:type="gramEnd"/>
       <w:r>
@@ -10819,53 +12489,117 @@
           <w:sz w:val="24"/>
           <w:szCs w:val="24"/>
         </w:rPr>
-        <w:t>print(top_k)</w:t>
-      </w:r>
-    </w:p>
-    <w:p>
-      <w:pPr>
-        <w:jc w:val="both"/>
-        <w:rPr>
-          <w:rFonts w:cstheme="minorHAnsi"/>
-          <w:sz w:val="24"/>
-          <w:szCs w:val="24"/>
-        </w:rPr>
-      </w:pPr>
-    </w:p>
-    <w:p>
-      <w:pPr>
-        <w:jc w:val="both"/>
-        <w:rPr>
-          <w:rFonts w:cstheme="minorHAnsi"/>
-          <w:sz w:val="24"/>
-          <w:szCs w:val="24"/>
-        </w:rPr>
-      </w:pPr>
-      <w:r>
-        <w:rPr>
-          <w:rFonts w:cstheme="minorHAnsi"/>
-          <w:sz w:val="24"/>
-          <w:szCs w:val="24"/>
-        </w:rPr>
-        <w:t>for k in top_k:</w:t>
-      </w:r>
-    </w:p>
-    <w:p>
-      <w:pPr>
-        <w:jc w:val="both"/>
-        <w:rPr>
-          <w:rFonts w:cstheme="minorHAnsi"/>
-          <w:sz w:val="24"/>
-          <w:szCs w:val="24"/>
-        </w:rPr>
-      </w:pPr>
-      <w:r>
-        <w:rPr>
-          <w:rFonts w:cstheme="minorHAnsi"/>
-          <w:sz w:val="24"/>
-          <w:szCs w:val="24"/>
-        </w:rPr>
-        <w:t>    print(text_chunks[k])</w:t>
+        <w:t>print(</w:t>
+      </w:r>
+      <w:proofErr w:type="spellStart"/>
+      <w:r>
+        <w:rPr>
+          <w:rFonts w:cstheme="minorHAnsi"/>
+          <w:sz w:val="24"/>
+          <w:szCs w:val="24"/>
+        </w:rPr>
+        <w:t>top_k</w:t>
+      </w:r>
+      <w:proofErr w:type="spellEnd"/>
+      <w:r>
+        <w:rPr>
+          <w:rFonts w:cstheme="minorHAnsi"/>
+          <w:sz w:val="24"/>
+          <w:szCs w:val="24"/>
+        </w:rPr>
+        <w:t>)</w:t>
+      </w:r>
+    </w:p>
+    <w:p>
+      <w:pPr>
+        <w:jc w:val="both"/>
+        <w:rPr>
+          <w:rFonts w:cstheme="minorHAnsi"/>
+          <w:sz w:val="24"/>
+          <w:szCs w:val="24"/>
+        </w:rPr>
+      </w:pPr>
+    </w:p>
+    <w:p>
+      <w:pPr>
+        <w:jc w:val="both"/>
+        <w:rPr>
+          <w:rFonts w:cstheme="minorHAnsi"/>
+          <w:sz w:val="24"/>
+          <w:szCs w:val="24"/>
+        </w:rPr>
+      </w:pPr>
+      <w:proofErr w:type="spellStart"/>
+      <w:r>
+        <w:rPr>
+          <w:rFonts w:cstheme="minorHAnsi"/>
+          <w:sz w:val="24"/>
+          <w:szCs w:val="24"/>
+        </w:rPr>
+        <w:t>for k</w:t>
+      </w:r>
+      <w:proofErr w:type="spellEnd"/>
+      <w:r>
+        <w:rPr>
+          <w:rFonts w:cstheme="minorHAnsi"/>
+          <w:sz w:val="24"/>
+          <w:szCs w:val="24"/>
+        </w:rPr>
+        <w:t xml:space="preserve"> in </w:t>
+      </w:r>
+      <w:proofErr w:type="spellStart"/>
+      <w:r>
+        <w:rPr>
+          <w:rFonts w:cstheme="minorHAnsi"/>
+          <w:sz w:val="24"/>
+          <w:szCs w:val="24"/>
+        </w:rPr>
+        <w:t>top_k</w:t>
+      </w:r>
+      <w:proofErr w:type="spellEnd"/>
+      <w:r>
+        <w:rPr>
+          <w:rFonts w:cstheme="minorHAnsi"/>
+          <w:sz w:val="24"/>
+          <w:szCs w:val="24"/>
+        </w:rPr>
+        <w:t>:</w:t>
+      </w:r>
+    </w:p>
+    <w:p>
+      <w:pPr>
+        <w:jc w:val="both"/>
+        <w:rPr>
+          <w:rFonts w:cstheme="minorHAnsi"/>
+          <w:sz w:val="24"/>
+          <w:szCs w:val="24"/>
+        </w:rPr>
+      </w:pPr>
+      <w:r>
+        <w:rPr>
+          <w:rFonts w:cstheme="minorHAnsi"/>
+          <w:sz w:val="24"/>
+          <w:szCs w:val="24"/>
+        </w:rPr>
+        <w:t>    print(</w:t>
+      </w:r>
+      <w:proofErr w:type="spellStart"/>
+      <w:r>
+        <w:rPr>
+          <w:rFonts w:cstheme="minorHAnsi"/>
+          <w:sz w:val="24"/>
+          <w:szCs w:val="24"/>
+        </w:rPr>
+        <w:t>text_chunks</w:t>
+      </w:r>
+      <w:proofErr w:type="spellEnd"/>
+      <w:r>
+        <w:rPr>
+          <w:rFonts w:cstheme="minorHAnsi"/>
+          <w:sz w:val="24"/>
+          <w:szCs w:val="24"/>
+        </w:rPr>
+        <w:t>[k])</w:t>
       </w:r>
     </w:p>
     <w:p>
@@ -10960,7 +12694,25 @@
           <w:sz w:val="24"/>
           <w:szCs w:val="24"/>
         </w:rPr>
-        <w:t>In FAISS indexes, we will use ‘IndexFlatIP’   # IP = Inner Product</w:t>
+        <w:t>In FAISS indexes, we will use ‘</w:t>
+      </w:r>
+      <w:proofErr w:type="spellStart"/>
+      <w:r>
+        <w:rPr>
+          <w:rFonts w:cstheme="minorHAnsi"/>
+          <w:sz w:val="24"/>
+          <w:szCs w:val="24"/>
+        </w:rPr>
+        <w:t>IndexFlatIP</w:t>
+      </w:r>
+      <w:proofErr w:type="spellEnd"/>
+      <w:r>
+        <w:rPr>
+          <w:rFonts w:cstheme="minorHAnsi"/>
+          <w:sz w:val="24"/>
+          <w:szCs w:val="24"/>
+        </w:rPr>
+        <w:t>’   # IP = Inner Product</w:t>
       </w:r>
     </w:p>
     <w:p>
@@ -11016,6 +12768,7 @@
         </w:rPr>
         <w:t xml:space="preserve">FAISS accepts float32 embeddings. Check the datatype using </w:t>
       </w:r>
+      <w:proofErr w:type="spellStart"/>
       <w:proofErr w:type="gramStart"/>
       <w:r>
         <w:rPr>
@@ -11025,6 +12778,7 @@
         </w:rPr>
         <w:t>embeddings.dtype</w:t>
       </w:r>
+      <w:proofErr w:type="spellEnd"/>
       <w:proofErr w:type="gramEnd"/>
       <w:r>
         <w:rPr>
@@ -11118,9 +12872,9 @@
           <w:lang w:eastAsia="en-IN"/>
           <w14:ligatures w14:val="none"/>
         </w:rPr>
-        <w:t xml:space="preserve"> document_embedding_</w:t>
-      </w:r>
-      <w:proofErr w:type="gramStart"/>
+        <w:t xml:space="preserve"> </w:t>
+      </w:r>
+      <w:proofErr w:type="spellStart"/>
       <w:r>
         <w:rPr>
           <w:rFonts w:eastAsia="Times New Roman" w:cstheme="minorHAnsi"/>
@@ -11130,7 +12884,31 @@
           <w:lang w:eastAsia="en-IN"/>
           <w14:ligatures w14:val="none"/>
         </w:rPr>
-        <w:t>generator(</w:t>
+        <w:t>document_embedding_</w:t>
+      </w:r>
+      <w:proofErr w:type="gramStart"/>
+      <w:r>
+        <w:rPr>
+          <w:rFonts w:eastAsia="Times New Roman" w:cstheme="minorHAnsi"/>
+          <w:kern w:val="36"/>
+          <w:sz w:val="24"/>
+          <w:szCs w:val="24"/>
+          <w:lang w:eastAsia="en-IN"/>
+          <w14:ligatures w14:val="none"/>
+        </w:rPr>
+        <w:t>generator</w:t>
+      </w:r>
+      <w:proofErr w:type="spellEnd"/>
+      <w:r>
+        <w:rPr>
+          <w:rFonts w:eastAsia="Times New Roman" w:cstheme="minorHAnsi"/>
+          <w:kern w:val="36"/>
+          <w:sz w:val="24"/>
+          <w:szCs w:val="24"/>
+          <w:lang w:eastAsia="en-IN"/>
+          <w14:ligatures w14:val="none"/>
+        </w:rPr>
+        <w:t>(</w:t>
       </w:r>
       <w:proofErr w:type="gramEnd"/>
       <w:r>
@@ -11244,7 +13022,25 @@
           <w:sz w:val="24"/>
           <w:szCs w:val="24"/>
         </w:rPr>
-        <w:t>Prepare embedding input: get input data ready to be fed to embedding_model with “passage:” prefix.</w:t>
+        <w:t xml:space="preserve">Prepare embedding input: get input data ready to be fed to </w:t>
+      </w:r>
+      <w:proofErr w:type="spellStart"/>
+      <w:r>
+        <w:rPr>
+          <w:rFonts w:cstheme="minorHAnsi"/>
+          <w:sz w:val="24"/>
+          <w:szCs w:val="24"/>
+        </w:rPr>
+        <w:t>embedding_model</w:t>
+      </w:r>
+      <w:proofErr w:type="spellEnd"/>
+      <w:r>
+        <w:rPr>
+          <w:rFonts w:cstheme="minorHAnsi"/>
+          <w:sz w:val="24"/>
+          <w:szCs w:val="24"/>
+        </w:rPr>
+        <w:t xml:space="preserve"> with “passage:” prefix.</w:t>
       </w:r>
     </w:p>
     <w:p>
@@ -11372,6 +13168,7 @@
           <w:szCs w:val="24"/>
         </w:rPr>
       </w:pPr>
+      <w:proofErr w:type="spellStart"/>
       <w:r>
         <w:rPr>
           <w:rFonts w:cstheme="minorHAnsi"/>
@@ -11380,6 +13177,7 @@
         </w:rPr>
         <w:t>session_id</w:t>
       </w:r>
+      <w:proofErr w:type="spellEnd"/>
     </w:p>
     <w:p>
       <w:pPr>
@@ -11395,6 +13193,7 @@
           <w:szCs w:val="24"/>
         </w:rPr>
       </w:pPr>
+      <w:proofErr w:type="spellStart"/>
       <w:r>
         <w:rPr>
           <w:rFonts w:cstheme="minorHAnsi"/>
@@ -11403,6 +13202,7 @@
         </w:rPr>
         <w:t>document_id</w:t>
       </w:r>
+      <w:proofErr w:type="spellEnd"/>
     </w:p>
     <w:p>
       <w:pPr>
@@ -11418,6 +13218,7 @@
           <w:szCs w:val="24"/>
         </w:rPr>
       </w:pPr>
+      <w:proofErr w:type="spellStart"/>
       <w:r>
         <w:rPr>
           <w:rFonts w:cstheme="minorHAnsi"/>
@@ -11426,6 +13227,7 @@
         </w:rPr>
         <w:t>chunk_id</w:t>
       </w:r>
+      <w:proofErr w:type="spellEnd"/>
       <w:r>
         <w:rPr>
           <w:rFonts w:cstheme="minorHAnsi"/>
@@ -11457,6 +13259,7 @@
           <w:szCs w:val="24"/>
         </w:rPr>
       </w:pPr>
+      <w:proofErr w:type="spellStart"/>
       <w:r>
         <w:rPr>
           <w:rFonts w:cstheme="minorHAnsi"/>
@@ -11465,6 +13268,7 @@
         </w:rPr>
         <w:t>chunk_text</w:t>
       </w:r>
+      <w:proofErr w:type="spellEnd"/>
     </w:p>
     <w:p>
       <w:pPr>
@@ -11480,6 +13284,7 @@
           <w:szCs w:val="24"/>
         </w:rPr>
       </w:pPr>
+      <w:proofErr w:type="spellStart"/>
       <w:r>
         <w:rPr>
           <w:rFonts w:cstheme="minorHAnsi"/>
@@ -11488,6 +13293,7 @@
         </w:rPr>
         <w:t>doc_title</w:t>
       </w:r>
+      <w:proofErr w:type="spellEnd"/>
     </w:p>
     <w:p>
       <w:pPr>
@@ -11503,6 +13309,7 @@
           <w:szCs w:val="24"/>
         </w:rPr>
       </w:pPr>
+      <w:proofErr w:type="spellStart"/>
       <w:r>
         <w:rPr>
           <w:rFonts w:cstheme="minorHAnsi"/>
@@ -11511,6 +13318,7 @@
         </w:rPr>
         <w:t>doc_source</w:t>
       </w:r>
+      <w:proofErr w:type="spellEnd"/>
     </w:p>
     <w:p>
       <w:pPr>
@@ -11526,6 +13334,7 @@
           <w:szCs w:val="24"/>
         </w:rPr>
       </w:pPr>
+      <w:proofErr w:type="spellStart"/>
       <w:r>
         <w:rPr>
           <w:rFonts w:cstheme="minorHAnsi"/>
@@ -11534,6 +13343,7 @@
         </w:rPr>
         <w:t>page_number</w:t>
       </w:r>
+      <w:proofErr w:type="spellEnd"/>
     </w:p>
     <w:p>
       <w:pPr>
@@ -11581,7 +13391,25 @@
           <w:sz w:val="24"/>
           <w:szCs w:val="24"/>
         </w:rPr>
-        <w:t>) the db to save changes permanently.</w:t>
+        <w:t xml:space="preserve">) the </w:t>
+      </w:r>
+      <w:proofErr w:type="spellStart"/>
+      <w:r>
+        <w:rPr>
+          <w:rFonts w:cstheme="minorHAnsi"/>
+          <w:sz w:val="24"/>
+          <w:szCs w:val="24"/>
+        </w:rPr>
+        <w:t>db</w:t>
+      </w:r>
+      <w:proofErr w:type="spellEnd"/>
+      <w:r>
+        <w:rPr>
+          <w:rFonts w:cstheme="minorHAnsi"/>
+          <w:sz w:val="24"/>
+          <w:szCs w:val="24"/>
+        </w:rPr>
+        <w:t xml:space="preserve"> to save changes permanently.</w:t>
       </w:r>
     </w:p>
     <w:p>
@@ -11723,6 +13551,7 @@
         </w:rPr>
         <w:t xml:space="preserve"> </w:t>
       </w:r>
+      <w:proofErr w:type="spellStart"/>
       <w:r>
         <w:rPr>
           <w:rFonts w:cstheme="minorHAnsi"/>
@@ -11731,6 +13560,7 @@
         </w:rPr>
         <w:t>chunk_id</w:t>
       </w:r>
+      <w:proofErr w:type="spellEnd"/>
     </w:p>
     <w:p>
       <w:pPr>
@@ -11914,8 +13744,18 @@
           <w:sz w:val="24"/>
           <w:szCs w:val="24"/>
         </w:rPr>
-        <w:t>same dtype</w:t>
-      </w:r>
+        <w:t xml:space="preserve">same </w:t>
+      </w:r>
+      <w:proofErr w:type="spellStart"/>
+      <w:r>
+        <w:rPr>
+          <w:rFonts w:cstheme="minorHAnsi"/>
+          <w:sz w:val="24"/>
+          <w:szCs w:val="24"/>
+        </w:rPr>
+        <w:t>dtype</w:t>
+      </w:r>
+      <w:proofErr w:type="spellEnd"/>
     </w:p>
     <w:p>
       <w:pPr>
@@ -12086,13 +13926,23 @@
           <w:szCs w:val="24"/>
         </w:rPr>
       </w:pPr>
-      <w:r>
-        <w:rPr>
-          <w:rFonts w:cstheme="minorHAnsi"/>
-          <w:sz w:val="24"/>
-          <w:szCs w:val="24"/>
-        </w:rPr>
-        <w:t xml:space="preserve">chunk_id: </w:t>
+      <w:proofErr w:type="spellStart"/>
+      <w:r>
+        <w:rPr>
+          <w:rFonts w:cstheme="minorHAnsi"/>
+          <w:sz w:val="24"/>
+          <w:szCs w:val="24"/>
+        </w:rPr>
+        <w:t>chunk_id</w:t>
+      </w:r>
+      <w:proofErr w:type="spellEnd"/>
+      <w:r>
+        <w:rPr>
+          <w:rFonts w:cstheme="minorHAnsi"/>
+          <w:sz w:val="24"/>
+          <w:szCs w:val="24"/>
+        </w:rPr>
+        <w:t xml:space="preserve">: </w:t>
       </w:r>
       <w:proofErr w:type="gramStart"/>
       <w:r>
@@ -12134,13 +13984,23 @@
           <w:szCs w:val="24"/>
         </w:rPr>
       </w:pPr>
-      <w:r>
-        <w:rPr>
-          <w:rFonts w:cstheme="minorHAnsi"/>
-          <w:sz w:val="24"/>
-          <w:szCs w:val="24"/>
-        </w:rPr>
-        <w:t>doc_id: one chat might have multiple documents, therefore unique document id for each document</w:t>
+      <w:proofErr w:type="spellStart"/>
+      <w:r>
+        <w:rPr>
+          <w:rFonts w:cstheme="minorHAnsi"/>
+          <w:sz w:val="24"/>
+          <w:szCs w:val="24"/>
+        </w:rPr>
+        <w:t>doc_id</w:t>
+      </w:r>
+      <w:proofErr w:type="spellEnd"/>
+      <w:r>
+        <w:rPr>
+          <w:rFonts w:cstheme="minorHAnsi"/>
+          <w:sz w:val="24"/>
+          <w:szCs w:val="24"/>
+        </w:rPr>
+        <w:t>: one chat might have multiple documents, therefore unique document id for each document</w:t>
       </w:r>
     </w:p>
     <w:p>
@@ -12156,13 +14016,23 @@
           <w:szCs w:val="24"/>
         </w:rPr>
       </w:pPr>
-      <w:r>
-        <w:rPr>
-          <w:rFonts w:cstheme="minorHAnsi"/>
-          <w:sz w:val="24"/>
-          <w:szCs w:val="24"/>
-        </w:rPr>
-        <w:t>session_id: chat in which the document was uploaded</w:t>
+      <w:proofErr w:type="spellStart"/>
+      <w:r>
+        <w:rPr>
+          <w:rFonts w:cstheme="minorHAnsi"/>
+          <w:sz w:val="24"/>
+          <w:szCs w:val="24"/>
+        </w:rPr>
+        <w:t>session_id</w:t>
+      </w:r>
+      <w:proofErr w:type="spellEnd"/>
+      <w:r>
+        <w:rPr>
+          <w:rFonts w:cstheme="minorHAnsi"/>
+          <w:sz w:val="24"/>
+          <w:szCs w:val="24"/>
+        </w:rPr>
+        <w:t>: chat in which the document was uploaded</w:t>
       </w:r>
     </w:p>
     <w:p>
@@ -12212,6 +14082,7 @@
         </w:rPr>
         <w:t xml:space="preserve">FAISS search → </w:t>
       </w:r>
+      <w:proofErr w:type="spellStart"/>
       <w:r>
         <w:rPr>
           <w:rFonts w:cstheme="minorHAnsi"/>
@@ -12220,14 +14091,25 @@
         </w:rPr>
         <w:t>chunk_id</w:t>
       </w:r>
-      <w:r>
-        <w:rPr>
-          <w:rFonts w:cstheme="minorHAnsi"/>
-          <w:sz w:val="24"/>
-          <w:szCs w:val="24"/>
-        </w:rPr>
-        <w:t xml:space="preserve"> → SQLite filter by session_id</w:t>
-      </w:r>
+      <w:proofErr w:type="spellEnd"/>
+      <w:r>
+        <w:rPr>
+          <w:rFonts w:cstheme="minorHAnsi"/>
+          <w:sz w:val="24"/>
+          <w:szCs w:val="24"/>
+        </w:rPr>
+        <w:t xml:space="preserve"> → SQLite filter by </w:t>
+      </w:r>
+      <w:proofErr w:type="spellStart"/>
+      <w:r>
+        <w:rPr>
+          <w:rFonts w:cstheme="minorHAnsi"/>
+          <w:sz w:val="24"/>
+          <w:szCs w:val="24"/>
+        </w:rPr>
+        <w:t>session_id</w:t>
+      </w:r>
+      <w:proofErr w:type="spellEnd"/>
     </w:p>
     <w:p>
       <w:pPr>
@@ -13255,13 +15137,23 @@
           <w:szCs w:val="24"/>
         </w:rPr>
       </w:pPr>
-      <w:r>
-        <w:rPr>
-          <w:rFonts w:cstheme="minorHAnsi"/>
-          <w:sz w:val="24"/>
-          <w:szCs w:val="24"/>
-        </w:rPr>
-        <w:t xml:space="preserve">Eg. </w:t>
+      <w:proofErr w:type="spellStart"/>
+      <w:r>
+        <w:rPr>
+          <w:rFonts w:cstheme="minorHAnsi"/>
+          <w:sz w:val="24"/>
+          <w:szCs w:val="24"/>
+        </w:rPr>
+        <w:t>Eg.</w:t>
+      </w:r>
+      <w:proofErr w:type="spellEnd"/>
+      <w:r>
+        <w:rPr>
+          <w:rFonts w:cstheme="minorHAnsi"/>
+          <w:sz w:val="24"/>
+          <w:szCs w:val="24"/>
+        </w:rPr>
+        <w:t xml:space="preserve"> </w:t>
       </w:r>
     </w:p>
     <w:p>
@@ -13297,7 +15189,43 @@
           <w:sz w:val="24"/>
           <w:szCs w:val="24"/>
         </w:rPr>
-        <w:t>[source: {chunk['source']} | title: {chunk['title']} | page: {chunk['page']} | similarity_score: {chunk['similarity_score']}]</w:t>
+        <w:t xml:space="preserve">[source: {chunk['source']} | title: {chunk['title']} | page: {chunk['page']} | </w:t>
+      </w:r>
+      <w:proofErr w:type="spellStart"/>
+      <w:r>
+        <w:rPr>
+          <w:rFonts w:cstheme="minorHAnsi"/>
+          <w:sz w:val="24"/>
+          <w:szCs w:val="24"/>
+        </w:rPr>
+        <w:t>similarity_score</w:t>
+      </w:r>
+      <w:proofErr w:type="spellEnd"/>
+      <w:r>
+        <w:rPr>
+          <w:rFonts w:cstheme="minorHAnsi"/>
+          <w:sz w:val="24"/>
+          <w:szCs w:val="24"/>
+        </w:rPr>
+        <w:t>: {chunk['</w:t>
+      </w:r>
+      <w:proofErr w:type="spellStart"/>
+      <w:r>
+        <w:rPr>
+          <w:rFonts w:cstheme="minorHAnsi"/>
+          <w:sz w:val="24"/>
+          <w:szCs w:val="24"/>
+        </w:rPr>
+        <w:t>similarity_score</w:t>
+      </w:r>
+      <w:proofErr w:type="spellEnd"/>
+      <w:r>
+        <w:rPr>
+          <w:rFonts w:cstheme="minorHAnsi"/>
+          <w:sz w:val="24"/>
+          <w:szCs w:val="24"/>
+        </w:rPr>
+        <w:t>']}]</w:t>
       </w:r>
     </w:p>
     <w:p>
@@ -15674,7 +17602,25 @@
           <w:sz w:val="24"/>
           <w:szCs w:val="24"/>
         </w:rPr>
-        <w:t>If choosing ollama, make sure to uncomment following code snippet in Response_generator.py file.</w:t>
+        <w:t xml:space="preserve">If choosing </w:t>
+      </w:r>
+      <w:proofErr w:type="spellStart"/>
+      <w:r>
+        <w:rPr>
+          <w:rFonts w:cstheme="minorHAnsi"/>
+          <w:sz w:val="24"/>
+          <w:szCs w:val="24"/>
+        </w:rPr>
+        <w:t>ollama</w:t>
+      </w:r>
+      <w:proofErr w:type="spellEnd"/>
+      <w:r>
+        <w:rPr>
+          <w:rFonts w:cstheme="minorHAnsi"/>
+          <w:sz w:val="24"/>
+          <w:szCs w:val="24"/>
+        </w:rPr>
+        <w:t>, make sure to uncomment following code snippet in Response_generator.py file.</w:t>
       </w:r>
     </w:p>
     <w:p>
@@ -17122,7 +19068,25 @@
                 <w:sz w:val="24"/>
                 <w:szCs w:val="24"/>
               </w:rPr>
-              <w:t xml:space="preserve">Easy to deploy on huggingface with docker., </w:t>
+              <w:t xml:space="preserve">Easy to deploy on </w:t>
+            </w:r>
+            <w:proofErr w:type="spellStart"/>
+            <w:r>
+              <w:rPr>
+                <w:rFonts w:cstheme="minorHAnsi"/>
+                <w:sz w:val="24"/>
+                <w:szCs w:val="24"/>
+              </w:rPr>
+              <w:t>huggingface</w:t>
+            </w:r>
+            <w:proofErr w:type="spellEnd"/>
+            <w:r>
+              <w:rPr>
+                <w:rFonts w:cstheme="minorHAnsi"/>
+                <w:sz w:val="24"/>
+                <w:szCs w:val="24"/>
+              </w:rPr>
+              <w:t xml:space="preserve"> with docker., </w:t>
             </w:r>
           </w:p>
           <w:p>
@@ -17636,6 +19600,7 @@
         </w:rPr>
         <w:t xml:space="preserve">3) </w:t>
       </w:r>
+      <w:proofErr w:type="spellStart"/>
       <w:r>
         <w:rPr>
           <w:rFonts w:cstheme="minorHAnsi"/>
@@ -17644,7 +19609,18 @@
           <w:sz w:val="24"/>
           <w:szCs w:val="24"/>
         </w:rPr>
-        <w:t xml:space="preserve">max_tokens — </w:t>
+        <w:t>max_tokens</w:t>
+      </w:r>
+      <w:proofErr w:type="spellEnd"/>
+      <w:r>
+        <w:rPr>
+          <w:rFonts w:cstheme="minorHAnsi"/>
+          <w:b/>
+          <w:bCs/>
+          <w:sz w:val="24"/>
+          <w:szCs w:val="24"/>
+        </w:rPr>
+        <w:t xml:space="preserve"> — </w:t>
       </w:r>
       <w:r>
         <w:rPr>
@@ -17795,26 +19771,9 @@
           <w:sz w:val="24"/>
           <w:szCs w:val="24"/>
         </w:rPr>
-        <w:t xml:space="preserve">4) top_p --- which words are allowed </w:t>
-      </w:r>
-    </w:p>
-    <w:p>
-      <w:pPr>
-        <w:jc w:val="both"/>
-        <w:rPr>
-          <w:rFonts w:cstheme="minorHAnsi"/>
-          <w:sz w:val="24"/>
-          <w:szCs w:val="24"/>
-        </w:rPr>
-      </w:pPr>
-      <w:r>
-        <w:rPr>
-          <w:rFonts w:cstheme="minorHAnsi"/>
-          <w:sz w:val="24"/>
-          <w:szCs w:val="24"/>
-        </w:rPr>
-        <w:t xml:space="preserve">When the model is about to choose the </w:t>
-      </w:r>
+        <w:t xml:space="preserve">4) </w:t>
+      </w:r>
+      <w:proofErr w:type="spellStart"/>
       <w:r>
         <w:rPr>
           <w:rFonts w:cstheme="minorHAnsi"/>
@@ -17823,52 +19782,9 @@
           <w:sz w:val="24"/>
           <w:szCs w:val="24"/>
         </w:rPr>
-        <w:t>next word</w:t>
-      </w:r>
-      <w:r>
-        <w:rPr>
-          <w:rFonts w:cstheme="minorHAnsi"/>
-          <w:sz w:val="24"/>
-          <w:szCs w:val="24"/>
-        </w:rPr>
-        <w:t>, it has many options, each with a probability.</w:t>
-      </w:r>
-    </w:p>
-    <w:p>
-      <w:pPr>
-        <w:jc w:val="both"/>
-        <w:rPr>
-          <w:rFonts w:cstheme="minorHAnsi"/>
-          <w:sz w:val="24"/>
-          <w:szCs w:val="24"/>
-        </w:rPr>
-      </w:pPr>
-      <w:r>
-        <w:rPr>
-          <w:rFonts w:cstheme="minorHAnsi"/>
-          <w:sz w:val="24"/>
-          <w:szCs w:val="24"/>
-        </w:rPr>
-        <w:t>top_p tells the model:</w:t>
-      </w:r>
-    </w:p>
-    <w:p>
-      <w:pPr>
-        <w:jc w:val="both"/>
-        <w:rPr>
-          <w:rFonts w:cstheme="minorHAnsi"/>
-          <w:sz w:val="24"/>
-          <w:szCs w:val="24"/>
-        </w:rPr>
-      </w:pPr>
-      <w:r>
-        <w:rPr>
-          <w:rFonts w:cstheme="minorHAnsi"/>
-          <w:sz w:val="24"/>
-          <w:szCs w:val="24"/>
-        </w:rPr>
-        <w:t xml:space="preserve">“Only consider the </w:t>
-      </w:r>
+        <w:t>top_p</w:t>
+      </w:r>
+      <w:proofErr w:type="spellEnd"/>
       <w:r>
         <w:rPr>
           <w:rFonts w:cstheme="minorHAnsi"/>
@@ -17877,6 +19793,98 @@
           <w:sz w:val="24"/>
           <w:szCs w:val="24"/>
         </w:rPr>
+        <w:t xml:space="preserve"> --- which words are allowed </w:t>
+      </w:r>
+    </w:p>
+    <w:p>
+      <w:pPr>
+        <w:jc w:val="both"/>
+        <w:rPr>
+          <w:rFonts w:cstheme="minorHAnsi"/>
+          <w:sz w:val="24"/>
+          <w:szCs w:val="24"/>
+        </w:rPr>
+      </w:pPr>
+      <w:r>
+        <w:rPr>
+          <w:rFonts w:cstheme="minorHAnsi"/>
+          <w:sz w:val="24"/>
+          <w:szCs w:val="24"/>
+        </w:rPr>
+        <w:t xml:space="preserve">When the model is about to choose the </w:t>
+      </w:r>
+      <w:r>
+        <w:rPr>
+          <w:rFonts w:cstheme="minorHAnsi"/>
+          <w:b/>
+          <w:bCs/>
+          <w:sz w:val="24"/>
+          <w:szCs w:val="24"/>
+        </w:rPr>
+        <w:t>next word</w:t>
+      </w:r>
+      <w:r>
+        <w:rPr>
+          <w:rFonts w:cstheme="minorHAnsi"/>
+          <w:sz w:val="24"/>
+          <w:szCs w:val="24"/>
+        </w:rPr>
+        <w:t>, it has many options, each with a probability.</w:t>
+      </w:r>
+    </w:p>
+    <w:p>
+      <w:pPr>
+        <w:jc w:val="both"/>
+        <w:rPr>
+          <w:rFonts w:cstheme="minorHAnsi"/>
+          <w:sz w:val="24"/>
+          <w:szCs w:val="24"/>
+        </w:rPr>
+      </w:pPr>
+      <w:proofErr w:type="spellStart"/>
+      <w:r>
+        <w:rPr>
+          <w:rFonts w:cstheme="minorHAnsi"/>
+          <w:sz w:val="24"/>
+          <w:szCs w:val="24"/>
+        </w:rPr>
+        <w:t>top_p</w:t>
+      </w:r>
+      <w:proofErr w:type="spellEnd"/>
+      <w:r>
+        <w:rPr>
+          <w:rFonts w:cstheme="minorHAnsi"/>
+          <w:sz w:val="24"/>
+          <w:szCs w:val="24"/>
+        </w:rPr>
+        <w:t xml:space="preserve"> tells the model:</w:t>
+      </w:r>
+    </w:p>
+    <w:p>
+      <w:pPr>
+        <w:jc w:val="both"/>
+        <w:rPr>
+          <w:rFonts w:cstheme="minorHAnsi"/>
+          <w:sz w:val="24"/>
+          <w:szCs w:val="24"/>
+        </w:rPr>
+      </w:pPr>
+      <w:r>
+        <w:rPr>
+          <w:rFonts w:cstheme="minorHAnsi"/>
+          <w:sz w:val="24"/>
+          <w:szCs w:val="24"/>
+        </w:rPr>
+        <w:t xml:space="preserve">“Only consider the </w:t>
+      </w:r>
+      <w:r>
+        <w:rPr>
+          <w:rFonts w:cstheme="minorHAnsi"/>
+          <w:b/>
+          <w:bCs/>
+          <w:sz w:val="24"/>
+          <w:szCs w:val="24"/>
+        </w:rPr>
         <w:t>most likely words</w:t>
       </w:r>
       <w:r>
@@ -17957,7 +19965,25 @@
           <w:sz w:val="24"/>
           <w:szCs w:val="24"/>
         </w:rPr>
-        <w:t xml:space="preserve">If top_p &gt;= </w:t>
+        <w:t xml:space="preserve">If </w:t>
+      </w:r>
+      <w:proofErr w:type="spellStart"/>
+      <w:r>
+        <w:rPr>
+          <w:rFonts w:cstheme="minorHAnsi"/>
+          <w:sz w:val="24"/>
+          <w:szCs w:val="24"/>
+        </w:rPr>
+        <w:t>top_p</w:t>
+      </w:r>
+      <w:proofErr w:type="spellEnd"/>
+      <w:r>
+        <w:rPr>
+          <w:rFonts w:cstheme="minorHAnsi"/>
+          <w:sz w:val="24"/>
+          <w:szCs w:val="24"/>
+        </w:rPr>
+        <w:t xml:space="preserve"> &gt;= </w:t>
       </w:r>
       <w:proofErr w:type="gramStart"/>
       <w:r>
@@ -17993,7 +20019,25 @@
           <w:sz w:val="24"/>
           <w:szCs w:val="24"/>
         </w:rPr>
-        <w:t xml:space="preserve">If top_p &gt;= </w:t>
+        <w:t xml:space="preserve">If </w:t>
+      </w:r>
+      <w:proofErr w:type="spellStart"/>
+      <w:r>
+        <w:rPr>
+          <w:rFonts w:cstheme="minorHAnsi"/>
+          <w:sz w:val="24"/>
+          <w:szCs w:val="24"/>
+        </w:rPr>
+        <w:t>top_p</w:t>
+      </w:r>
+      <w:proofErr w:type="spellEnd"/>
+      <w:r>
+        <w:rPr>
+          <w:rFonts w:cstheme="minorHAnsi"/>
+          <w:sz w:val="24"/>
+          <w:szCs w:val="24"/>
+        </w:rPr>
+        <w:t xml:space="preserve"> &gt;= </w:t>
       </w:r>
       <w:proofErr w:type="gramStart"/>
       <w:r>
@@ -18082,6 +20126,7 @@
                 <w:szCs w:val="24"/>
               </w:rPr>
             </w:pPr>
+            <w:proofErr w:type="spellStart"/>
             <w:r>
               <w:rPr>
                 <w:rFonts w:cstheme="minorHAnsi"/>
@@ -18090,7 +20135,18 @@
                 <w:sz w:val="24"/>
                 <w:szCs w:val="24"/>
               </w:rPr>
-              <w:t>top_p value</w:t>
+              <w:t>top_p</w:t>
+            </w:r>
+            <w:proofErr w:type="spellEnd"/>
+            <w:r>
+              <w:rPr>
+                <w:rFonts w:cstheme="minorHAnsi"/>
+                <w:b/>
+                <w:bCs/>
+                <w:sz w:val="24"/>
+                <w:szCs w:val="24"/>
+              </w:rPr>
+              <w:t xml:space="preserve"> value</w:t>
             </w:r>
           </w:p>
         </w:tc>
@@ -18111,6 +20167,7 @@
                 <w:szCs w:val="24"/>
               </w:rPr>
             </w:pPr>
+            <w:proofErr w:type="spellStart"/>
             <w:r>
               <w:rPr>
                 <w:rFonts w:cstheme="minorHAnsi"/>
@@ -18121,6 +20178,7 @@
               </w:rPr>
               <w:t>Behavior</w:t>
             </w:r>
+            <w:proofErr w:type="spellEnd"/>
           </w:p>
         </w:tc>
       </w:tr>
@@ -18821,8 +20879,20 @@
                 <w:sz w:val="24"/>
                 <w:szCs w:val="24"/>
               </w:rPr>
-              <w:t>Prompt Behavior</w:t>
+              <w:t xml:space="preserve">Prompt </w:t>
             </w:r>
+            <w:proofErr w:type="spellStart"/>
+            <w:r>
+              <w:rPr>
+                <w:rFonts w:cstheme="minorHAnsi"/>
+                <w:b/>
+                <w:bCs/>
+                <w:sz w:val="24"/>
+                <w:szCs w:val="24"/>
+              </w:rPr>
+              <w:t>Behavior</w:t>
+            </w:r>
+            <w:proofErr w:type="spellEnd"/>
           </w:p>
         </w:tc>
       </w:tr>
@@ -19205,12 +21275,14 @@
           <w:rFonts w:asciiTheme="minorHAnsi" w:hAnsiTheme="minorHAnsi" w:cstheme="minorHAnsi"/>
         </w:rPr>
       </w:pPr>
+      <w:proofErr w:type="spellStart"/>
       <w:r>
         <w:rPr>
           <w:rFonts w:asciiTheme="minorHAnsi" w:hAnsiTheme="minorHAnsi" w:cstheme="minorHAnsi"/>
         </w:rPr>
         <w:t>Eg.</w:t>
       </w:r>
+      <w:proofErr w:type="spellEnd"/>
     </w:p>
     <w:p>
       <w:pPr>
@@ -19462,7 +21534,21 @@
         <w:rPr>
           <w:rFonts w:asciiTheme="minorHAnsi" w:hAnsiTheme="minorHAnsi" w:cstheme="minorHAnsi"/>
         </w:rPr>
-        <w:t>This chat history will be erased only program is closed. The data is not persisted. Hence use SQLAlchemy for storing persistent data:</w:t>
+        <w:t xml:space="preserve">This chat history will be erased only program is closed. The data is not persisted. Hence use </w:t>
+      </w:r>
+      <w:proofErr w:type="spellStart"/>
+      <w:r>
+        <w:rPr>
+          <w:rFonts w:asciiTheme="minorHAnsi" w:hAnsiTheme="minorHAnsi" w:cstheme="minorHAnsi"/>
+        </w:rPr>
+        <w:t>SQLAlchemy</w:t>
+      </w:r>
+      <w:proofErr w:type="spellEnd"/>
+      <w:r>
+        <w:rPr>
+          <w:rFonts w:asciiTheme="minorHAnsi" w:hAnsiTheme="minorHAnsi" w:cstheme="minorHAnsi"/>
+        </w:rPr>
+        <w:t xml:space="preserve"> for storing persistent data:</w:t>
       </w:r>
     </w:p>
     <w:p>
@@ -19596,7 +21682,21 @@
         <w:rPr>
           <w:rFonts w:asciiTheme="minorHAnsi" w:hAnsiTheme="minorHAnsi" w:cstheme="minorHAnsi"/>
         </w:rPr>
-        <w:t>Single File-based storage (.db file)</w:t>
+        <w:t>Single File-based storage (.</w:t>
+      </w:r>
+      <w:proofErr w:type="spellStart"/>
+      <w:r>
+        <w:rPr>
+          <w:rFonts w:asciiTheme="minorHAnsi" w:hAnsiTheme="minorHAnsi" w:cstheme="minorHAnsi"/>
+        </w:rPr>
+        <w:t>db</w:t>
+      </w:r>
+      <w:proofErr w:type="spellEnd"/>
+      <w:r>
+        <w:rPr>
+          <w:rFonts w:asciiTheme="minorHAnsi" w:hAnsiTheme="minorHAnsi" w:cstheme="minorHAnsi"/>
+        </w:rPr>
+        <w:t xml:space="preserve"> file)</w:t>
       </w:r>
     </w:p>
     <w:p>
@@ -19832,11 +21932,19 @@
           <w:rFonts w:asciiTheme="minorHAnsi" w:hAnsiTheme="minorHAnsi" w:cstheme="minorHAnsi"/>
         </w:rPr>
       </w:pPr>
+      <w:proofErr w:type="spellStart"/>
       <w:r>
         <w:rPr>
           <w:rFonts w:asciiTheme="minorHAnsi" w:hAnsiTheme="minorHAnsi" w:cstheme="minorHAnsi"/>
         </w:rPr>
-        <w:t>SQLAlchemy is an ORM.</w:t>
+        <w:t>SQLAlchemy</w:t>
+      </w:r>
+      <w:proofErr w:type="spellEnd"/>
+      <w:r>
+        <w:rPr>
+          <w:rFonts w:asciiTheme="minorHAnsi" w:hAnsiTheme="minorHAnsi" w:cstheme="minorHAnsi"/>
+        </w:rPr>
+        <w:t xml:space="preserve"> is an ORM.</w:t>
       </w:r>
     </w:p>
     <w:p>
@@ -19976,7 +22084,35 @@
         <w:rPr>
           <w:rFonts w:asciiTheme="minorHAnsi" w:hAnsiTheme="minorHAnsi" w:cstheme="minorHAnsi"/>
         </w:rPr>
-        <w:t>    __tablename__ = "messages_table"</w:t>
+        <w:t>    __</w:t>
+      </w:r>
+      <w:proofErr w:type="spellStart"/>
+      <w:r>
+        <w:rPr>
+          <w:rFonts w:asciiTheme="minorHAnsi" w:hAnsiTheme="minorHAnsi" w:cstheme="minorHAnsi"/>
+        </w:rPr>
+        <w:t>tablename</w:t>
+      </w:r>
+      <w:proofErr w:type="spellEnd"/>
+      <w:r>
+        <w:rPr>
+          <w:rFonts w:asciiTheme="minorHAnsi" w:hAnsiTheme="minorHAnsi" w:cstheme="minorHAnsi"/>
+        </w:rPr>
+        <w:t>__ = "</w:t>
+      </w:r>
+      <w:proofErr w:type="spellStart"/>
+      <w:r>
+        <w:rPr>
+          <w:rFonts w:asciiTheme="minorHAnsi" w:hAnsiTheme="minorHAnsi" w:cstheme="minorHAnsi"/>
+        </w:rPr>
+        <w:t>messages_table</w:t>
+      </w:r>
+      <w:proofErr w:type="spellEnd"/>
+      <w:r>
+        <w:rPr>
+          <w:rFonts w:asciiTheme="minorHAnsi" w:hAnsiTheme="minorHAnsi" w:cstheme="minorHAnsi"/>
+        </w:rPr>
+        <w:t>"</w:t>
       </w:r>
     </w:p>
     <w:p>
@@ -20005,7 +22141,21 @@
         <w:rPr>
           <w:rFonts w:asciiTheme="minorHAnsi" w:hAnsiTheme="minorHAnsi" w:cstheme="minorHAnsi"/>
         </w:rPr>
-        <w:t>Integer, primary_key=True) # unique message id</w:t>
+        <w:t xml:space="preserve">Integer, </w:t>
+      </w:r>
+      <w:proofErr w:type="spellStart"/>
+      <w:r>
+        <w:rPr>
+          <w:rFonts w:asciiTheme="minorHAnsi" w:hAnsiTheme="minorHAnsi" w:cstheme="minorHAnsi"/>
+        </w:rPr>
+        <w:t>primary_key</w:t>
+      </w:r>
+      <w:proofErr w:type="spellEnd"/>
+      <w:r>
+        <w:rPr>
+          <w:rFonts w:asciiTheme="minorHAnsi" w:hAnsiTheme="minorHAnsi" w:cstheme="minorHAnsi"/>
+        </w:rPr>
+        <w:t>=True) # unique message id</w:t>
       </w:r>
     </w:p>
     <w:p>
@@ -20020,7 +22170,21 @@
         <w:rPr>
           <w:rFonts w:asciiTheme="minorHAnsi" w:hAnsiTheme="minorHAnsi" w:cstheme="minorHAnsi"/>
         </w:rPr>
-        <w:t xml:space="preserve">    session_id = </w:t>
+        <w:t xml:space="preserve">    </w:t>
+      </w:r>
+      <w:proofErr w:type="spellStart"/>
+      <w:r>
+        <w:rPr>
+          <w:rFonts w:asciiTheme="minorHAnsi" w:hAnsiTheme="minorHAnsi" w:cstheme="minorHAnsi"/>
+        </w:rPr>
+        <w:t>session_id</w:t>
+      </w:r>
+      <w:proofErr w:type="spellEnd"/>
+      <w:r>
+        <w:rPr>
+          <w:rFonts w:asciiTheme="minorHAnsi" w:hAnsiTheme="minorHAnsi" w:cstheme="minorHAnsi"/>
+        </w:rPr>
+        <w:t xml:space="preserve"> = </w:t>
       </w:r>
       <w:proofErr w:type="gramStart"/>
       <w:r>
@@ -20034,7 +22198,21 @@
         <w:rPr>
           <w:rFonts w:asciiTheme="minorHAnsi" w:hAnsiTheme="minorHAnsi" w:cstheme="minorHAnsi"/>
         </w:rPr>
-        <w:t>Integer, ForeignKey("sessions_table.id"), nullable=</w:t>
+        <w:t xml:space="preserve">Integer, </w:t>
+      </w:r>
+      <w:proofErr w:type="spellStart"/>
+      <w:r>
+        <w:rPr>
+          <w:rFonts w:asciiTheme="minorHAnsi" w:hAnsiTheme="minorHAnsi" w:cstheme="minorHAnsi"/>
+        </w:rPr>
+        <w:t>ForeignKey</w:t>
+      </w:r>
+      <w:proofErr w:type="spellEnd"/>
+      <w:r>
+        <w:rPr>
+          <w:rFonts w:asciiTheme="minorHAnsi" w:hAnsiTheme="minorHAnsi" w:cstheme="minorHAnsi"/>
+        </w:rPr>
+        <w:t>("sessions_table.id"), nullable=</w:t>
       </w:r>
       <w:proofErr w:type="gramStart"/>
       <w:r>
@@ -20050,6 +22228,7 @@
         </w:rPr>
         <w:t xml:space="preserve"> Each message belongs to one session, </w:t>
       </w:r>
+      <w:proofErr w:type="spellStart"/>
       <w:proofErr w:type="gramStart"/>
       <w:r>
         <w:rPr>
@@ -20062,7 +22241,14 @@
         <w:rPr>
           <w:rFonts w:asciiTheme="minorHAnsi" w:hAnsiTheme="minorHAnsi" w:cstheme="minorHAnsi"/>
         </w:rPr>
-        <w:t>_id points to sessions.id</w:t>
+        <w:t>_id</w:t>
+      </w:r>
+      <w:proofErr w:type="spellEnd"/>
+      <w:r>
+        <w:rPr>
+          <w:rFonts w:asciiTheme="minorHAnsi" w:hAnsiTheme="minorHAnsi" w:cstheme="minorHAnsi"/>
+        </w:rPr>
+        <w:t xml:space="preserve"> points to sessions.id</w:t>
       </w:r>
     </w:p>
     <w:p>
@@ -20177,7 +22363,35 @@
         <w:rPr>
           <w:rFonts w:asciiTheme="minorHAnsi" w:hAnsiTheme="minorHAnsi" w:cstheme="minorHAnsi"/>
         </w:rPr>
-        <w:t>"Session", back_populates="messages") # access to session table through messages. allows Message.session and returns Session object</w:t>
+        <w:t xml:space="preserve">"Session", </w:t>
+      </w:r>
+      <w:proofErr w:type="spellStart"/>
+      <w:r>
+        <w:rPr>
+          <w:rFonts w:asciiTheme="minorHAnsi" w:hAnsiTheme="minorHAnsi" w:cstheme="minorHAnsi"/>
+        </w:rPr>
+        <w:t>back_populates</w:t>
+      </w:r>
+      <w:proofErr w:type="spellEnd"/>
+      <w:r>
+        <w:rPr>
+          <w:rFonts w:asciiTheme="minorHAnsi" w:hAnsiTheme="minorHAnsi" w:cstheme="minorHAnsi"/>
+        </w:rPr>
+        <w:t xml:space="preserve">="messages") # access to session table through messages. allows </w:t>
+      </w:r>
+      <w:proofErr w:type="spellStart"/>
+      <w:r>
+        <w:rPr>
+          <w:rFonts w:asciiTheme="minorHAnsi" w:hAnsiTheme="minorHAnsi" w:cstheme="minorHAnsi"/>
+        </w:rPr>
+        <w:t>Message.session</w:t>
+      </w:r>
+      <w:proofErr w:type="spellEnd"/>
+      <w:r>
+        <w:rPr>
+          <w:rFonts w:asciiTheme="minorHAnsi" w:hAnsiTheme="minorHAnsi" w:cstheme="minorHAnsi"/>
+        </w:rPr>
+        <w:t xml:space="preserve"> and returns Session object</w:t>
       </w:r>
     </w:p>
     <w:p>
@@ -20449,8 +22663,16 @@
         <w:rPr>
           <w:rFonts w:asciiTheme="minorHAnsi" w:hAnsiTheme="minorHAnsi" w:cstheme="minorHAnsi"/>
         </w:rPr>
-        <w:t>Save original user query to db</w:t>
-      </w:r>
+        <w:t xml:space="preserve">Save original user query to </w:t>
+      </w:r>
+      <w:proofErr w:type="spellStart"/>
+      <w:r>
+        <w:rPr>
+          <w:rFonts w:asciiTheme="minorHAnsi" w:hAnsiTheme="minorHAnsi" w:cstheme="minorHAnsi"/>
+        </w:rPr>
+        <w:t>db</w:t>
+      </w:r>
+      <w:proofErr w:type="spellEnd"/>
     </w:p>
     <w:p>
       <w:pPr>
@@ -20773,13 +22995,23 @@
           <w:szCs w:val="24"/>
         </w:rPr>
       </w:pPr>
-      <w:r>
-        <w:rPr>
-          <w:rFonts w:cstheme="minorHAnsi"/>
-          <w:sz w:val="24"/>
-          <w:szCs w:val="24"/>
-        </w:rPr>
-        <w:t>chat_history = []</w:t>
+      <w:proofErr w:type="spellStart"/>
+      <w:r>
+        <w:rPr>
+          <w:rFonts w:cstheme="minorHAnsi"/>
+          <w:sz w:val="24"/>
+          <w:szCs w:val="24"/>
+        </w:rPr>
+        <w:t>chat_history</w:t>
+      </w:r>
+      <w:proofErr w:type="spellEnd"/>
+      <w:r>
+        <w:rPr>
+          <w:rFonts w:cstheme="minorHAnsi"/>
+          <w:sz w:val="24"/>
+          <w:szCs w:val="24"/>
+        </w:rPr>
+        <w:t xml:space="preserve"> = []</w:t>
       </w:r>
     </w:p>
     <w:p>
@@ -21139,6 +23371,7 @@
                 <w:szCs w:val="24"/>
               </w:rPr>
             </w:pPr>
+            <w:proofErr w:type="spellStart"/>
             <w:r>
               <w:rPr>
                 <w:rFonts w:cstheme="minorHAnsi"/>
@@ -21147,6 +23380,7 @@
               </w:rPr>
               <w:t>Session_id</w:t>
             </w:r>
+            <w:proofErr w:type="spellEnd"/>
           </w:p>
         </w:tc>
         <w:tc>
@@ -21162,6 +23396,7 @@
                 <w:szCs w:val="24"/>
               </w:rPr>
             </w:pPr>
+            <w:proofErr w:type="spellStart"/>
             <w:r>
               <w:rPr>
                 <w:rFonts w:cstheme="minorHAnsi"/>
@@ -21170,6 +23405,7 @@
               </w:rPr>
               <w:t>session_title</w:t>
             </w:r>
+            <w:proofErr w:type="spellEnd"/>
           </w:p>
         </w:tc>
         <w:tc>
@@ -21185,6 +23421,7 @@
                 <w:szCs w:val="24"/>
               </w:rPr>
             </w:pPr>
+            <w:proofErr w:type="spellStart"/>
             <w:r>
               <w:rPr>
                 <w:rFonts w:cstheme="minorHAnsi"/>
@@ -21193,6 +23430,7 @@
               </w:rPr>
               <w:t>created_time</w:t>
             </w:r>
+            <w:proofErr w:type="spellEnd"/>
           </w:p>
         </w:tc>
         <w:tc>
@@ -21208,6 +23446,7 @@
                 <w:szCs w:val="24"/>
               </w:rPr>
             </w:pPr>
+            <w:proofErr w:type="spellStart"/>
             <w:r>
               <w:rPr>
                 <w:rFonts w:cstheme="minorHAnsi"/>
@@ -21216,6 +23455,7 @@
               </w:rPr>
               <w:t>last_updated_time</w:t>
             </w:r>
+            <w:proofErr w:type="spellEnd"/>
           </w:p>
         </w:tc>
       </w:tr>
@@ -21298,6 +23538,7 @@
                 <w:szCs w:val="24"/>
               </w:rPr>
             </w:pPr>
+            <w:proofErr w:type="spellStart"/>
             <w:r>
               <w:rPr>
                 <w:rFonts w:cstheme="minorHAnsi"/>
@@ -21306,6 +23547,7 @@
               </w:rPr>
               <w:t>Session_id</w:t>
             </w:r>
+            <w:proofErr w:type="spellEnd"/>
           </w:p>
         </w:tc>
         <w:tc>
@@ -21367,6 +23609,7 @@
                 <w:szCs w:val="24"/>
               </w:rPr>
             </w:pPr>
+            <w:proofErr w:type="spellStart"/>
             <w:r>
               <w:rPr>
                 <w:rFonts w:cstheme="minorHAnsi"/>
@@ -21375,6 +23618,7 @@
               </w:rPr>
               <w:t>created_at</w:t>
             </w:r>
+            <w:proofErr w:type="spellEnd"/>
           </w:p>
         </w:tc>
       </w:tr>
@@ -21432,6 +23676,7 @@
                 <w:szCs w:val="24"/>
               </w:rPr>
             </w:pPr>
+            <w:proofErr w:type="spellStart"/>
             <w:r>
               <w:rPr>
                 <w:rFonts w:cstheme="minorHAnsi"/>
@@ -21440,6 +23685,7 @@
               </w:rPr>
               <w:t>Doc_id</w:t>
             </w:r>
+            <w:proofErr w:type="spellEnd"/>
           </w:p>
         </w:tc>
         <w:tc>
@@ -21455,6 +23701,7 @@
                 <w:szCs w:val="24"/>
               </w:rPr>
             </w:pPr>
+            <w:proofErr w:type="spellStart"/>
             <w:r>
               <w:rPr>
                 <w:rFonts w:cstheme="minorHAnsi"/>
@@ -21463,6 +23710,7 @@
               </w:rPr>
               <w:t>Session_id</w:t>
             </w:r>
+            <w:proofErr w:type="spellEnd"/>
           </w:p>
         </w:tc>
         <w:tc>
@@ -21571,6 +23819,7 @@
                 <w:szCs w:val="24"/>
               </w:rPr>
             </w:pPr>
+            <w:proofErr w:type="spellStart"/>
             <w:r>
               <w:rPr>
                 <w:rFonts w:cstheme="minorHAnsi"/>
@@ -21579,6 +23828,7 @@
               </w:rPr>
               <w:t>Session_id</w:t>
             </w:r>
+            <w:proofErr w:type="spellEnd"/>
           </w:p>
         </w:tc>
         <w:tc>
@@ -21594,6 +23844,7 @@
                 <w:szCs w:val="24"/>
               </w:rPr>
             </w:pPr>
+            <w:proofErr w:type="spellStart"/>
             <w:r>
               <w:rPr>
                 <w:rFonts w:cstheme="minorHAnsi"/>
@@ -21602,6 +23853,7 @@
               </w:rPr>
               <w:t>document_id</w:t>
             </w:r>
+            <w:proofErr w:type="spellEnd"/>
           </w:p>
         </w:tc>
         <w:tc>
@@ -21617,6 +23869,7 @@
                 <w:szCs w:val="24"/>
               </w:rPr>
             </w:pPr>
+            <w:proofErr w:type="spellStart"/>
             <w:r>
               <w:rPr>
                 <w:rFonts w:cstheme="minorHAnsi"/>
@@ -21625,6 +23878,7 @@
               </w:rPr>
               <w:t>vector_id</w:t>
             </w:r>
+            <w:proofErr w:type="spellEnd"/>
           </w:p>
         </w:tc>
         <w:tc>
@@ -21640,6 +23894,7 @@
                 <w:szCs w:val="24"/>
               </w:rPr>
             </w:pPr>
+            <w:proofErr w:type="spellStart"/>
             <w:r>
               <w:rPr>
                 <w:rFonts w:cstheme="minorHAnsi"/>
@@ -21648,6 +23903,7 @@
               </w:rPr>
               <w:t>chunk_text</w:t>
             </w:r>
+            <w:proofErr w:type="spellEnd"/>
           </w:p>
         </w:tc>
         <w:tc>
@@ -21663,6 +23919,7 @@
                 <w:szCs w:val="24"/>
               </w:rPr>
             </w:pPr>
+            <w:proofErr w:type="spellStart"/>
             <w:r>
               <w:rPr>
                 <w:rFonts w:cstheme="minorHAnsi"/>
@@ -21671,6 +23928,7 @@
               </w:rPr>
               <w:t>doc_title</w:t>
             </w:r>
+            <w:proofErr w:type="spellEnd"/>
           </w:p>
           <w:p>
             <w:pPr>
@@ -21696,6 +23954,7 @@
                 <w:szCs w:val="24"/>
               </w:rPr>
             </w:pPr>
+            <w:proofErr w:type="spellStart"/>
             <w:r>
               <w:rPr>
                 <w:rFonts w:cstheme="minorHAnsi"/>
@@ -21704,6 +23963,7 @@
               </w:rPr>
               <w:t>doc_source</w:t>
             </w:r>
+            <w:proofErr w:type="spellEnd"/>
           </w:p>
           <w:p>
             <w:pPr>
@@ -21729,6 +23989,7 @@
                 <w:szCs w:val="24"/>
               </w:rPr>
             </w:pPr>
+            <w:proofErr w:type="spellStart"/>
             <w:r>
               <w:rPr>
                 <w:rFonts w:cstheme="minorHAnsi"/>
@@ -21737,6 +23998,7 @@
               </w:rPr>
               <w:t>page_number</w:t>
             </w:r>
+            <w:proofErr w:type="spellEnd"/>
           </w:p>
           <w:p>
             <w:pPr>
@@ -22411,6 +24673,7 @@
           <w:szCs w:val="24"/>
         </w:rPr>
       </w:pPr>
+      <w:proofErr w:type="spellStart"/>
       <w:proofErr w:type="gramStart"/>
       <w:r>
         <w:rPr>
@@ -22420,6 +24683,7 @@
         </w:rPr>
         <w:t>db.query</w:t>
       </w:r>
+      <w:proofErr w:type="spellEnd"/>
       <w:proofErr w:type="gramEnd"/>
       <w:r>
         <w:rPr>
@@ -22457,6 +24721,7 @@
           <w:szCs w:val="24"/>
         </w:rPr>
       </w:pPr>
+      <w:proofErr w:type="spellStart"/>
       <w:proofErr w:type="gramStart"/>
       <w:r>
         <w:rPr>
@@ -22466,6 +24731,7 @@
         </w:rPr>
         <w:t>db.commit</w:t>
       </w:r>
+      <w:proofErr w:type="spellEnd"/>
       <w:proofErr w:type="gramEnd"/>
       <w:r>
         <w:rPr>
@@ -23416,8 +25682,18 @@
           <w:sz w:val="24"/>
           <w:szCs w:val="24"/>
         </w:rPr>
-        <w:t>Add indexing on session_id</w:t>
-      </w:r>
+        <w:t xml:space="preserve">Add indexing on </w:t>
+      </w:r>
+      <w:proofErr w:type="spellStart"/>
+      <w:r>
+        <w:rPr>
+          <w:rFonts w:cstheme="minorHAnsi"/>
+          <w:sz w:val="24"/>
+          <w:szCs w:val="24"/>
+        </w:rPr>
+        <w:t>session_id</w:t>
+      </w:r>
+      <w:proofErr w:type="spellEnd"/>
     </w:p>
     <w:p>
       <w:pPr>
@@ -23953,8 +26229,20 @@
           <w:sz w:val="24"/>
           <w:szCs w:val="24"/>
         </w:rPr>
-        <w:t>User interface using Streamlit</w:t>
-      </w:r>
+        <w:t xml:space="preserve">User interface using </w:t>
+      </w:r>
+      <w:proofErr w:type="spellStart"/>
+      <w:r>
+        <w:rPr>
+          <w:rFonts w:cstheme="minorHAnsi"/>
+          <w:b/>
+          <w:bCs/>
+          <w:sz w:val="24"/>
+          <w:szCs w:val="24"/>
+        </w:rPr>
+        <w:t>Streamlit</w:t>
+      </w:r>
+      <w:proofErr w:type="spellEnd"/>
     </w:p>
     <w:p>
       <w:pPr>
@@ -24037,7 +26325,43 @@
           <w:sz w:val="24"/>
           <w:szCs w:val="24"/>
         </w:rPr>
-        <w:t xml:space="preserve"> (session_id, document_id)</w:t>
+        <w:t xml:space="preserve"> (</w:t>
+      </w:r>
+      <w:proofErr w:type="spellStart"/>
+      <w:r>
+        <w:rPr>
+          <w:rFonts w:cstheme="minorHAnsi"/>
+          <w:sz w:val="24"/>
+          <w:szCs w:val="24"/>
+        </w:rPr>
+        <w:t>session_id</w:t>
+      </w:r>
+      <w:proofErr w:type="spellEnd"/>
+      <w:r>
+        <w:rPr>
+          <w:rFonts w:cstheme="minorHAnsi"/>
+          <w:sz w:val="24"/>
+          <w:szCs w:val="24"/>
+        </w:rPr>
+        <w:t xml:space="preserve">, </w:t>
+      </w:r>
+      <w:proofErr w:type="spellStart"/>
+      <w:r>
+        <w:rPr>
+          <w:rFonts w:cstheme="minorHAnsi"/>
+          <w:sz w:val="24"/>
+          <w:szCs w:val="24"/>
+        </w:rPr>
+        <w:t>document_id</w:t>
+      </w:r>
+      <w:proofErr w:type="spellEnd"/>
+      <w:r>
+        <w:rPr>
+          <w:rFonts w:cstheme="minorHAnsi"/>
+          <w:sz w:val="24"/>
+          <w:szCs w:val="24"/>
+        </w:rPr>
+        <w:t>)</w:t>
       </w:r>
     </w:p>
     <w:p>
@@ -24059,7 +26383,43 @@
           <w:sz w:val="24"/>
           <w:szCs w:val="24"/>
         </w:rPr>
-        <w:t>SQLite DB for chat history (session_id, document_id)</w:t>
+        <w:t>SQLite DB for chat history (</w:t>
+      </w:r>
+      <w:proofErr w:type="spellStart"/>
+      <w:r>
+        <w:rPr>
+          <w:rFonts w:cstheme="minorHAnsi"/>
+          <w:sz w:val="24"/>
+          <w:szCs w:val="24"/>
+        </w:rPr>
+        <w:t>session_id</w:t>
+      </w:r>
+      <w:proofErr w:type="spellEnd"/>
+      <w:r>
+        <w:rPr>
+          <w:rFonts w:cstheme="minorHAnsi"/>
+          <w:sz w:val="24"/>
+          <w:szCs w:val="24"/>
+        </w:rPr>
+        <w:t xml:space="preserve">, </w:t>
+      </w:r>
+      <w:proofErr w:type="spellStart"/>
+      <w:r>
+        <w:rPr>
+          <w:rFonts w:cstheme="minorHAnsi"/>
+          <w:sz w:val="24"/>
+          <w:szCs w:val="24"/>
+        </w:rPr>
+        <w:t>document_id</w:t>
+      </w:r>
+      <w:proofErr w:type="spellEnd"/>
+      <w:r>
+        <w:rPr>
+          <w:rFonts w:cstheme="minorHAnsi"/>
+          <w:sz w:val="24"/>
+          <w:szCs w:val="24"/>
+        </w:rPr>
+        <w:t>)</w:t>
       </w:r>
     </w:p>
     <w:p>
@@ -24110,7 +26470,29 @@
           <w:sz w:val="24"/>
           <w:szCs w:val="24"/>
         </w:rPr>
-        <w:t>Frontend (Streamlit):</w:t>
+        <w:t>Frontend (</w:t>
+      </w:r>
+      <w:proofErr w:type="spellStart"/>
+      <w:r>
+        <w:rPr>
+          <w:rFonts w:cstheme="minorHAnsi"/>
+          <w:b/>
+          <w:bCs/>
+          <w:sz w:val="24"/>
+          <w:szCs w:val="24"/>
+        </w:rPr>
+        <w:t>Streamlit</w:t>
+      </w:r>
+      <w:proofErr w:type="spellEnd"/>
+      <w:r>
+        <w:rPr>
+          <w:rFonts w:cstheme="minorHAnsi"/>
+          <w:b/>
+          <w:bCs/>
+          <w:sz w:val="24"/>
+          <w:szCs w:val="24"/>
+        </w:rPr>
+        <w:t>):</w:t>
       </w:r>
     </w:p>
     <w:p>
@@ -24140,7 +26522,25 @@
           <w:sz w:val="24"/>
           <w:szCs w:val="24"/>
         </w:rPr>
-        <w:t>session naviagation.</w:t>
+        <w:t xml:space="preserve">session </w:t>
+      </w:r>
+      <w:proofErr w:type="spellStart"/>
+      <w:r>
+        <w:rPr>
+          <w:rFonts w:cstheme="minorHAnsi"/>
+          <w:sz w:val="24"/>
+          <w:szCs w:val="24"/>
+        </w:rPr>
+        <w:t>naviagation</w:t>
+      </w:r>
+      <w:proofErr w:type="spellEnd"/>
+      <w:r>
+        <w:rPr>
+          <w:rFonts w:cstheme="minorHAnsi"/>
+          <w:sz w:val="24"/>
+          <w:szCs w:val="24"/>
+        </w:rPr>
+        <w:t>.</w:t>
       </w:r>
     </w:p>
     <w:p>
@@ -24162,7 +26562,25 @@
           <w:sz w:val="24"/>
           <w:szCs w:val="24"/>
         </w:rPr>
-        <w:t xml:space="preserve">Session management (store session_id in </w:t>
+        <w:t xml:space="preserve">Session management (store </w:t>
+      </w:r>
+      <w:proofErr w:type="spellStart"/>
+      <w:r>
+        <w:rPr>
+          <w:rFonts w:cstheme="minorHAnsi"/>
+          <w:sz w:val="24"/>
+          <w:szCs w:val="24"/>
+        </w:rPr>
+        <w:t>session_id</w:t>
+      </w:r>
+      <w:proofErr w:type="spellEnd"/>
+      <w:r>
+        <w:rPr>
+          <w:rFonts w:cstheme="minorHAnsi"/>
+          <w:sz w:val="24"/>
+          <w:szCs w:val="24"/>
+        </w:rPr>
+        <w:t xml:space="preserve"> in </w:t>
       </w:r>
       <w:r>
         <w:rPr>
@@ -24254,8 +26672,36 @@
           <w:sz w:val="24"/>
           <w:szCs w:val="24"/>
         </w:rPr>
-        <w:t>Same session_id, different document_ids</w:t>
-      </w:r>
+        <w:t xml:space="preserve">Same </w:t>
+      </w:r>
+      <w:proofErr w:type="spellStart"/>
+      <w:r>
+        <w:rPr>
+          <w:rFonts w:cstheme="minorHAnsi"/>
+          <w:sz w:val="24"/>
+          <w:szCs w:val="24"/>
+        </w:rPr>
+        <w:t>session_id</w:t>
+      </w:r>
+      <w:proofErr w:type="spellEnd"/>
+      <w:r>
+        <w:rPr>
+          <w:rFonts w:cstheme="minorHAnsi"/>
+          <w:sz w:val="24"/>
+          <w:szCs w:val="24"/>
+        </w:rPr>
+        <w:t xml:space="preserve">, different </w:t>
+      </w:r>
+      <w:proofErr w:type="spellStart"/>
+      <w:r>
+        <w:rPr>
+          <w:rFonts w:cstheme="minorHAnsi"/>
+          <w:sz w:val="24"/>
+          <w:szCs w:val="24"/>
+        </w:rPr>
+        <w:t>document_ids</w:t>
+      </w:r>
+      <w:proofErr w:type="spellEnd"/>
     </w:p>
     <w:p>
       <w:pPr>
@@ -24521,6 +26967,7 @@
           <w:szCs w:val="24"/>
         </w:rPr>
       </w:pPr>
+      <w:proofErr w:type="spellStart"/>
       <w:r>
         <w:rPr>
           <w:rFonts w:cstheme="minorHAnsi"/>
@@ -24529,6 +26976,7 @@
         </w:rPr>
         <w:t>session_id</w:t>
       </w:r>
+      <w:proofErr w:type="spellEnd"/>
     </w:p>
     <w:p>
       <w:pPr>
@@ -24548,6 +26996,7 @@
           <w:szCs w:val="24"/>
         </w:rPr>
       </w:pPr>
+      <w:proofErr w:type="spellStart"/>
       <w:r>
         <w:rPr>
           <w:rFonts w:cstheme="minorHAnsi"/>
@@ -24556,6 +27005,7 @@
         </w:rPr>
         <w:t>created_at</w:t>
       </w:r>
+      <w:proofErr w:type="spellEnd"/>
     </w:p>
     <w:p>
       <w:pPr>
@@ -24608,8 +27058,18 @@
           <w:sz w:val="24"/>
           <w:szCs w:val="24"/>
         </w:rPr>
-        <w:t>optional: last_updated</w:t>
-      </w:r>
+        <w:t xml:space="preserve">optional: </w:t>
+      </w:r>
+      <w:proofErr w:type="spellStart"/>
+      <w:r>
+        <w:rPr>
+          <w:rFonts w:cstheme="minorHAnsi"/>
+          <w:sz w:val="24"/>
+          <w:szCs w:val="24"/>
+        </w:rPr>
+        <w:t>last_updated</w:t>
+      </w:r>
+      <w:proofErr w:type="spellEnd"/>
     </w:p>
     <w:p>
       <w:pPr>
@@ -24646,7 +27106,25 @@
           <w:sz w:val="24"/>
           <w:szCs w:val="24"/>
         </w:rPr>
-        <w:t>Chat messages will reference session_id.</w:t>
+        <w:t xml:space="preserve">Chat messages will reference </w:t>
+      </w:r>
+      <w:proofErr w:type="spellStart"/>
+      <w:r>
+        <w:rPr>
+          <w:rFonts w:cstheme="minorHAnsi"/>
+          <w:sz w:val="24"/>
+          <w:szCs w:val="24"/>
+        </w:rPr>
+        <w:t>session_id</w:t>
+      </w:r>
+      <w:proofErr w:type="spellEnd"/>
+      <w:r>
+        <w:rPr>
+          <w:rFonts w:cstheme="minorHAnsi"/>
+          <w:sz w:val="24"/>
+          <w:szCs w:val="24"/>
+        </w:rPr>
+        <w:t>.</w:t>
       </w:r>
     </w:p>
     <w:p>
@@ -24665,7 +27143,25 @@
           <w:sz w:val="24"/>
           <w:szCs w:val="24"/>
         </w:rPr>
-        <w:t>Documents will reference session_id.</w:t>
+        <w:t xml:space="preserve">Documents will reference </w:t>
+      </w:r>
+      <w:proofErr w:type="spellStart"/>
+      <w:r>
+        <w:rPr>
+          <w:rFonts w:cstheme="minorHAnsi"/>
+          <w:sz w:val="24"/>
+          <w:szCs w:val="24"/>
+        </w:rPr>
+        <w:t>session_id</w:t>
+      </w:r>
+      <w:proofErr w:type="spellEnd"/>
+      <w:r>
+        <w:rPr>
+          <w:rFonts w:cstheme="minorHAnsi"/>
+          <w:sz w:val="24"/>
+          <w:szCs w:val="24"/>
+        </w:rPr>
+        <w:t>.</w:t>
       </w:r>
     </w:p>
     <w:p>
@@ -24684,7 +27180,25 @@
           <w:sz w:val="24"/>
           <w:szCs w:val="24"/>
         </w:rPr>
-        <w:t>Vectors will reference session_id.</w:t>
+        <w:t xml:space="preserve">Vectors will reference </w:t>
+      </w:r>
+      <w:proofErr w:type="spellStart"/>
+      <w:r>
+        <w:rPr>
+          <w:rFonts w:cstheme="minorHAnsi"/>
+          <w:sz w:val="24"/>
+          <w:szCs w:val="24"/>
+        </w:rPr>
+        <w:t>session_id</w:t>
+      </w:r>
+      <w:proofErr w:type="spellEnd"/>
+      <w:r>
+        <w:rPr>
+          <w:rFonts w:cstheme="minorHAnsi"/>
+          <w:sz w:val="24"/>
+          <w:szCs w:val="24"/>
+        </w:rPr>
+        <w:t>.</w:t>
       </w:r>
     </w:p>
     <w:p>
@@ -24822,8 +27336,18 @@
           <w:sz w:val="24"/>
           <w:szCs w:val="24"/>
         </w:rPr>
-        <w:t>Check URL for session_id</w:t>
-      </w:r>
+        <w:t xml:space="preserve">Check URL for </w:t>
+      </w:r>
+      <w:proofErr w:type="spellStart"/>
+      <w:r>
+        <w:rPr>
+          <w:rFonts w:cstheme="minorHAnsi"/>
+          <w:sz w:val="24"/>
+          <w:szCs w:val="24"/>
+        </w:rPr>
+        <w:t>session_id</w:t>
+      </w:r>
+      <w:proofErr w:type="spellEnd"/>
     </w:p>
     <w:p>
       <w:pPr>
@@ -24888,25 +27412,53 @@
           <w:sz w:val="24"/>
           <w:szCs w:val="24"/>
         </w:rPr>
-        <w:t>Update URL with session_id</w:t>
-      </w:r>
-    </w:p>
-    <w:p>
-      <w:pPr>
-        <w:jc w:val="both"/>
-        <w:rPr>
-          <w:rFonts w:cstheme="minorHAnsi"/>
-          <w:sz w:val="24"/>
-          <w:szCs w:val="24"/>
-        </w:rPr>
-      </w:pPr>
-      <w:r>
-        <w:rPr>
-          <w:rFonts w:cstheme="minorHAnsi"/>
-          <w:sz w:val="24"/>
-          <w:szCs w:val="24"/>
-        </w:rPr>
-        <w:t>This is how we make refresh-safe behavior.</w:t>
+        <w:t xml:space="preserve">Update URL with </w:t>
+      </w:r>
+      <w:proofErr w:type="spellStart"/>
+      <w:r>
+        <w:rPr>
+          <w:rFonts w:cstheme="minorHAnsi"/>
+          <w:sz w:val="24"/>
+          <w:szCs w:val="24"/>
+        </w:rPr>
+        <w:t>session_id</w:t>
+      </w:r>
+      <w:proofErr w:type="spellEnd"/>
+    </w:p>
+    <w:p>
+      <w:pPr>
+        <w:jc w:val="both"/>
+        <w:rPr>
+          <w:rFonts w:cstheme="minorHAnsi"/>
+          <w:sz w:val="24"/>
+          <w:szCs w:val="24"/>
+        </w:rPr>
+      </w:pPr>
+      <w:r>
+        <w:rPr>
+          <w:rFonts w:cstheme="minorHAnsi"/>
+          <w:sz w:val="24"/>
+          <w:szCs w:val="24"/>
+        </w:rPr>
+        <w:t xml:space="preserve">This is how we make refresh-safe </w:t>
+      </w:r>
+      <w:proofErr w:type="spellStart"/>
+      <w:r>
+        <w:rPr>
+          <w:rFonts w:cstheme="minorHAnsi"/>
+          <w:sz w:val="24"/>
+          <w:szCs w:val="24"/>
+        </w:rPr>
+        <w:t>behavior</w:t>
+      </w:r>
+      <w:proofErr w:type="spellEnd"/>
+      <w:r>
+        <w:rPr>
+          <w:rFonts w:cstheme="minorHAnsi"/>
+          <w:sz w:val="24"/>
+          <w:szCs w:val="24"/>
+        </w:rPr>
+        <w:t>.</w:t>
       </w:r>
     </w:p>
     <w:p>
@@ -25240,8 +27792,18 @@
           <w:sz w:val="24"/>
           <w:szCs w:val="24"/>
         </w:rPr>
-        <w:t>Generate new session_id</w:t>
-      </w:r>
+        <w:t xml:space="preserve">Generate new </w:t>
+      </w:r>
+      <w:proofErr w:type="spellStart"/>
+      <w:r>
+        <w:rPr>
+          <w:rFonts w:cstheme="minorHAnsi"/>
+          <w:sz w:val="24"/>
+          <w:szCs w:val="24"/>
+        </w:rPr>
+        <w:t>session_id</w:t>
+      </w:r>
+      <w:proofErr w:type="spellEnd"/>
     </w:p>
     <w:p>
       <w:pPr>
@@ -25348,7 +27910,25 @@
           <w:sz w:val="24"/>
           <w:szCs w:val="24"/>
         </w:rPr>
-        <w:t xml:space="preserve">Load session_id from </w:t>
+        <w:t xml:space="preserve">Load </w:t>
+      </w:r>
+      <w:proofErr w:type="spellStart"/>
+      <w:r>
+        <w:rPr>
+          <w:rFonts w:cstheme="minorHAnsi"/>
+          <w:sz w:val="24"/>
+          <w:szCs w:val="24"/>
+        </w:rPr>
+        <w:t>session_id</w:t>
+      </w:r>
+      <w:proofErr w:type="spellEnd"/>
+      <w:r>
+        <w:rPr>
+          <w:rFonts w:cstheme="minorHAnsi"/>
+          <w:sz w:val="24"/>
+          <w:szCs w:val="24"/>
+        </w:rPr>
+        <w:t xml:space="preserve"> from </w:t>
       </w:r>
       <w:r>
         <w:rPr>
@@ -25416,8 +27996,18 @@
           <w:sz w:val="24"/>
           <w:szCs w:val="24"/>
         </w:rPr>
-        <w:t xml:space="preserve"> from SQlite</w:t>
-      </w:r>
+        <w:t xml:space="preserve"> from </w:t>
+      </w:r>
+      <w:proofErr w:type="spellStart"/>
+      <w:r>
+        <w:rPr>
+          <w:rFonts w:cstheme="minorHAnsi"/>
+          <w:sz w:val="24"/>
+          <w:szCs w:val="24"/>
+        </w:rPr>
+        <w:t>SQlite</w:t>
+      </w:r>
+      <w:proofErr w:type="spellEnd"/>
     </w:p>
     <w:p>
       <w:pPr>
@@ -25503,7 +28093,25 @@
           <w:sz w:val="24"/>
           <w:szCs w:val="24"/>
         </w:rPr>
-        <w:t>Read session_id from URL</w:t>
+        <w:t xml:space="preserve">Read </w:t>
+      </w:r>
+      <w:proofErr w:type="spellStart"/>
+      <w:r>
+        <w:rPr>
+          <w:rFonts w:cstheme="minorHAnsi"/>
+          <w:sz w:val="24"/>
+          <w:szCs w:val="24"/>
+        </w:rPr>
+        <w:t>session_id</w:t>
+      </w:r>
+      <w:proofErr w:type="spellEnd"/>
+      <w:r>
+        <w:rPr>
+          <w:rFonts w:cstheme="minorHAnsi"/>
+          <w:sz w:val="24"/>
+          <w:szCs w:val="24"/>
+        </w:rPr>
+        <w:t xml:space="preserve"> from URL</w:t>
       </w:r>
     </w:p>
     <w:p>
@@ -25605,25 +28213,75 @@
           <w:sz w:val="24"/>
           <w:szCs w:val="24"/>
         </w:rPr>
-        <w:t xml:space="preserve"> Important: Streamlit Truth</w:t>
-      </w:r>
-    </w:p>
-    <w:p>
-      <w:pPr>
-        <w:jc w:val="both"/>
-        <w:rPr>
-          <w:rFonts w:cstheme="minorHAnsi"/>
-          <w:sz w:val="24"/>
-          <w:szCs w:val="24"/>
-        </w:rPr>
-      </w:pPr>
-      <w:r>
-        <w:rPr>
-          <w:rFonts w:cstheme="minorHAnsi"/>
-          <w:sz w:val="24"/>
-          <w:szCs w:val="24"/>
-        </w:rPr>
-        <w:t>Streamlit session_state:</w:t>
+        <w:t xml:space="preserve"> Important: </w:t>
+      </w:r>
+      <w:proofErr w:type="spellStart"/>
+      <w:r>
+        <w:rPr>
+          <w:rFonts w:cstheme="minorHAnsi"/>
+          <w:b/>
+          <w:bCs/>
+          <w:sz w:val="24"/>
+          <w:szCs w:val="24"/>
+        </w:rPr>
+        <w:t>Streamlit</w:t>
+      </w:r>
+      <w:proofErr w:type="spellEnd"/>
+      <w:r>
+        <w:rPr>
+          <w:rFonts w:cstheme="minorHAnsi"/>
+          <w:b/>
+          <w:bCs/>
+          <w:sz w:val="24"/>
+          <w:szCs w:val="24"/>
+        </w:rPr>
+        <w:t xml:space="preserve"> Truth</w:t>
+      </w:r>
+    </w:p>
+    <w:p>
+      <w:pPr>
+        <w:jc w:val="both"/>
+        <w:rPr>
+          <w:rFonts w:cstheme="minorHAnsi"/>
+          <w:sz w:val="24"/>
+          <w:szCs w:val="24"/>
+        </w:rPr>
+      </w:pPr>
+      <w:proofErr w:type="spellStart"/>
+      <w:r>
+        <w:rPr>
+          <w:rFonts w:cstheme="minorHAnsi"/>
+          <w:sz w:val="24"/>
+          <w:szCs w:val="24"/>
+        </w:rPr>
+        <w:t>Streamlit</w:t>
+      </w:r>
+      <w:proofErr w:type="spellEnd"/>
+      <w:r>
+        <w:rPr>
+          <w:rFonts w:cstheme="minorHAnsi"/>
+          <w:sz w:val="24"/>
+          <w:szCs w:val="24"/>
+        </w:rPr>
+        <w:t xml:space="preserve"> </w:t>
+      </w:r>
+      <w:proofErr w:type="spellStart"/>
+      <w:r>
+        <w:rPr>
+          <w:rFonts w:cstheme="minorHAnsi"/>
+          <w:sz w:val="24"/>
+          <w:szCs w:val="24"/>
+        </w:rPr>
+        <w:t>session_state</w:t>
+      </w:r>
+      <w:proofErr w:type="spellEnd"/>
+      <w:r>
+        <w:rPr>
+          <w:rFonts w:cstheme="minorHAnsi"/>
+          <w:sz w:val="24"/>
+          <w:szCs w:val="24"/>
+        </w:rPr>
+        <w:t>:</w:t>
       </w:r>
     </w:p>
     <w:p>
@@ -25937,6 +28595,7 @@
           <w:szCs w:val="24"/>
         </w:rPr>
       </w:pPr>
+      <w:proofErr w:type="spellStart"/>
       <w:r>
         <w:rPr>
           <w:rFonts w:cstheme="minorHAnsi"/>
@@ -25945,6 +28604,7 @@
         </w:rPr>
         <w:t>query_id</w:t>
       </w:r>
+      <w:proofErr w:type="spellEnd"/>
     </w:p>
     <w:p>
       <w:pPr>
@@ -25960,6 +28620,7 @@
           <w:szCs w:val="24"/>
         </w:rPr>
       </w:pPr>
+      <w:proofErr w:type="spellStart"/>
       <w:r>
         <w:rPr>
           <w:rFonts w:cstheme="minorHAnsi"/>
@@ -25968,6 +28629,7 @@
         </w:rPr>
         <w:t>session_id</w:t>
       </w:r>
+      <w:proofErr w:type="spellEnd"/>
     </w:p>
     <w:p>
       <w:pPr>
@@ -25983,6 +28645,7 @@
           <w:szCs w:val="24"/>
         </w:rPr>
       </w:pPr>
+      <w:proofErr w:type="spellStart"/>
       <w:r>
         <w:rPr>
           <w:rFonts w:cstheme="minorHAnsi"/>
@@ -25991,6 +28654,7 @@
         </w:rPr>
         <w:t>user_query</w:t>
       </w:r>
+      <w:proofErr w:type="spellEnd"/>
     </w:p>
     <w:p>
       <w:pPr>
@@ -26006,6 +28670,7 @@
           <w:szCs w:val="24"/>
         </w:rPr>
       </w:pPr>
+      <w:proofErr w:type="spellStart"/>
       <w:r>
         <w:rPr>
           <w:rFonts w:cstheme="minorHAnsi"/>
@@ -26014,6 +28679,7 @@
         </w:rPr>
         <w:t>rewritten_query</w:t>
       </w:r>
+      <w:proofErr w:type="spellEnd"/>
     </w:p>
     <w:p>
       <w:pPr>
@@ -26075,6 +28741,7 @@
           <w:szCs w:val="24"/>
         </w:rPr>
       </w:pPr>
+      <w:proofErr w:type="spellStart"/>
       <w:r>
         <w:rPr>
           <w:rFonts w:cstheme="minorHAnsi"/>
@@ -26083,6 +28750,7 @@
         </w:rPr>
         <w:t>num_documents_in_session</w:t>
       </w:r>
+      <w:proofErr w:type="spellEnd"/>
     </w:p>
     <w:p>
       <w:pPr>
@@ -26098,6 +28766,7 @@
           <w:szCs w:val="24"/>
         </w:rPr>
       </w:pPr>
+      <w:proofErr w:type="spellStart"/>
       <w:r>
         <w:rPr>
           <w:rFonts w:cstheme="minorHAnsi"/>
@@ -26106,6 +28775,7 @@
         </w:rPr>
         <w:t>retrieved_chunks_count</w:t>
       </w:r>
+      <w:proofErr w:type="spellEnd"/>
     </w:p>
     <w:p>
       <w:pPr>
@@ -26121,6 +28791,7 @@
           <w:szCs w:val="24"/>
         </w:rPr>
       </w:pPr>
+      <w:proofErr w:type="spellStart"/>
       <w:r>
         <w:rPr>
           <w:rFonts w:cstheme="minorHAnsi"/>
@@ -26136,8 +28807,18 @@
           <w:sz w:val="24"/>
           <w:szCs w:val="24"/>
         </w:rPr>
-        <w:t>time(</w:t>
-      </w:r>
+        <w:t>time</w:t>
+      </w:r>
+      <w:proofErr w:type="spellEnd"/>
+      <w:r>
+        <w:rPr>
+          <w:rFonts w:cstheme="minorHAnsi"/>
+          <w:sz w:val="24"/>
+          <w:szCs w:val="24"/>
+        </w:rPr>
+        <w:t>(</w:t>
+      </w:r>
+      <w:proofErr w:type="spellStart"/>
       <w:proofErr w:type="gramEnd"/>
       <w:r>
         <w:rPr>
@@ -26145,7 +28826,16 @@
           <w:sz w:val="24"/>
           <w:szCs w:val="24"/>
         </w:rPr>
-        <w:t>in s)</w:t>
+        <w:t>in s</w:t>
+      </w:r>
+      <w:proofErr w:type="spellEnd"/>
+      <w:r>
+        <w:rPr>
+          <w:rFonts w:cstheme="minorHAnsi"/>
+          <w:sz w:val="24"/>
+          <w:szCs w:val="24"/>
+        </w:rPr>
+        <w:t>)</w:t>
       </w:r>
     </w:p>
     <w:p>
@@ -26162,6 +28852,7 @@
           <w:szCs w:val="24"/>
         </w:rPr>
       </w:pPr>
+      <w:proofErr w:type="spellStart"/>
       <w:r>
         <w:rPr>
           <w:rFonts w:cstheme="minorHAnsi"/>
@@ -26177,8 +28868,18 @@
           <w:sz w:val="24"/>
           <w:szCs w:val="24"/>
         </w:rPr>
-        <w:t>time(</w:t>
-      </w:r>
+        <w:t>time</w:t>
+      </w:r>
+      <w:proofErr w:type="spellEnd"/>
+      <w:r>
+        <w:rPr>
+          <w:rFonts w:cstheme="minorHAnsi"/>
+          <w:sz w:val="24"/>
+          <w:szCs w:val="24"/>
+        </w:rPr>
+        <w:t>(</w:t>
+      </w:r>
+      <w:proofErr w:type="spellStart"/>
       <w:proofErr w:type="gramEnd"/>
       <w:r>
         <w:rPr>
@@ -26186,7 +28887,16 @@
           <w:sz w:val="24"/>
           <w:szCs w:val="24"/>
         </w:rPr>
-        <w:t>in s)</w:t>
+        <w:t>in s</w:t>
+      </w:r>
+      <w:proofErr w:type="spellEnd"/>
+      <w:r>
+        <w:rPr>
+          <w:rFonts w:cstheme="minorHAnsi"/>
+          <w:sz w:val="24"/>
+          <w:szCs w:val="24"/>
+        </w:rPr>
+        <w:t>)</w:t>
       </w:r>
     </w:p>
     <w:p>
@@ -26203,6 +28913,7 @@
           <w:szCs w:val="24"/>
         </w:rPr>
       </w:pPr>
+      <w:proofErr w:type="spellStart"/>
       <w:r>
         <w:rPr>
           <w:rFonts w:cstheme="minorHAnsi"/>
@@ -26218,8 +28929,18 @@
           <w:sz w:val="24"/>
           <w:szCs w:val="24"/>
         </w:rPr>
-        <w:t>time(</w:t>
-      </w:r>
+        <w:t>time</w:t>
+      </w:r>
+      <w:proofErr w:type="spellEnd"/>
+      <w:r>
+        <w:rPr>
+          <w:rFonts w:cstheme="minorHAnsi"/>
+          <w:sz w:val="24"/>
+          <w:szCs w:val="24"/>
+        </w:rPr>
+        <w:t>(</w:t>
+      </w:r>
+      <w:proofErr w:type="spellStart"/>
       <w:proofErr w:type="gramEnd"/>
       <w:r>
         <w:rPr>
@@ -26227,7 +28948,16 @@
           <w:sz w:val="24"/>
           <w:szCs w:val="24"/>
         </w:rPr>
-        <w:t>in s)</w:t>
+        <w:t>in s</w:t>
+      </w:r>
+      <w:proofErr w:type="spellEnd"/>
+      <w:r>
+        <w:rPr>
+          <w:rFonts w:cstheme="minorHAnsi"/>
+          <w:sz w:val="24"/>
+          <w:szCs w:val="24"/>
+        </w:rPr>
+        <w:t>)</w:t>
       </w:r>
     </w:p>
     <w:p>
@@ -26244,6 +28974,7 @@
           <w:szCs w:val="24"/>
         </w:rPr>
       </w:pPr>
+      <w:proofErr w:type="spellStart"/>
       <w:r>
         <w:rPr>
           <w:rFonts w:cstheme="minorHAnsi"/>
@@ -26259,7 +28990,16 @@
           <w:sz w:val="24"/>
           <w:szCs w:val="24"/>
         </w:rPr>
-        <w:t>length(</w:t>
+        <w:t>length</w:t>
+      </w:r>
+      <w:proofErr w:type="spellEnd"/>
+      <w:r>
+        <w:rPr>
+          <w:rFonts w:cstheme="minorHAnsi"/>
+          <w:sz w:val="24"/>
+          <w:szCs w:val="24"/>
+        </w:rPr>
+        <w:t>(</w:t>
       </w:r>
       <w:proofErr w:type="gramEnd"/>
       <w:r>
@@ -26327,6 +29067,7 @@
           <w:szCs w:val="24"/>
         </w:rPr>
       </w:pPr>
+      <w:proofErr w:type="spellStart"/>
       <w:r>
         <w:rPr>
           <w:rFonts w:cstheme="minorHAnsi"/>
@@ -26335,6 +29076,7 @@
         </w:rPr>
         <w:t>query_id</w:t>
       </w:r>
+      <w:proofErr w:type="spellEnd"/>
     </w:p>
     <w:p>
       <w:pPr>
@@ -26373,6 +29115,7 @@
           <w:szCs w:val="24"/>
         </w:rPr>
       </w:pPr>
+      <w:proofErr w:type="spellStart"/>
       <w:r>
         <w:rPr>
           <w:rFonts w:cstheme="minorHAnsi"/>
@@ -26381,6 +29124,7 @@
         </w:rPr>
         <w:t>chunk_id</w:t>
       </w:r>
+      <w:proofErr w:type="spellEnd"/>
     </w:p>
     <w:p>
       <w:pPr>
@@ -26396,6 +29140,7 @@
           <w:szCs w:val="24"/>
         </w:rPr>
       </w:pPr>
+      <w:proofErr w:type="spellStart"/>
       <w:r>
         <w:rPr>
           <w:rFonts w:cstheme="minorHAnsi"/>
@@ -26404,6 +29149,7 @@
         </w:rPr>
         <w:t>document_id</w:t>
       </w:r>
+      <w:proofErr w:type="spellEnd"/>
     </w:p>
     <w:p>
       <w:pPr>
@@ -26419,6 +29165,7 @@
           <w:szCs w:val="24"/>
         </w:rPr>
       </w:pPr>
+      <w:proofErr w:type="spellStart"/>
       <w:r>
         <w:rPr>
           <w:rFonts w:cstheme="minorHAnsi"/>
@@ -26427,6 +29174,7 @@
         </w:rPr>
         <w:t>doc_title</w:t>
       </w:r>
+      <w:proofErr w:type="spellEnd"/>
     </w:p>
     <w:p>
       <w:pPr>
@@ -26442,6 +29190,7 @@
           <w:szCs w:val="24"/>
         </w:rPr>
       </w:pPr>
+      <w:proofErr w:type="spellStart"/>
       <w:r>
         <w:rPr>
           <w:rFonts w:cstheme="minorHAnsi"/>
@@ -26450,6 +29199,7 @@
         </w:rPr>
         <w:t>doc_source</w:t>
       </w:r>
+      <w:proofErr w:type="spellEnd"/>
     </w:p>
     <w:p>
       <w:pPr>
@@ -26465,6 +29215,7 @@
           <w:szCs w:val="24"/>
         </w:rPr>
       </w:pPr>
+      <w:proofErr w:type="spellStart"/>
       <w:r>
         <w:rPr>
           <w:rFonts w:cstheme="minorHAnsi"/>
@@ -26473,6 +29224,7 @@
         </w:rPr>
         <w:t>page_number</w:t>
       </w:r>
+      <w:proofErr w:type="spellEnd"/>
     </w:p>
     <w:p>
       <w:pPr>
@@ -26488,6 +29240,7 @@
           <w:szCs w:val="24"/>
         </w:rPr>
       </w:pPr>
+      <w:proofErr w:type="spellStart"/>
       <w:r>
         <w:rPr>
           <w:rFonts w:cstheme="minorHAnsi"/>
@@ -26496,6 +29249,7 @@
         </w:rPr>
         <w:t>similarity_score</w:t>
       </w:r>
+      <w:proofErr w:type="spellEnd"/>
     </w:p>
     <w:p>
       <w:pPr>
@@ -26511,6 +29265,7 @@
           <w:szCs w:val="24"/>
         </w:rPr>
       </w:pPr>
+      <w:proofErr w:type="spellStart"/>
       <w:r>
         <w:rPr>
           <w:rFonts w:cstheme="minorHAnsi"/>
@@ -26527,6 +29282,7 @@
         </w:rPr>
         <w:t>h</w:t>
       </w:r>
+      <w:proofErr w:type="spellEnd"/>
     </w:p>
     <w:p>
       <w:pPr>
@@ -26582,6 +29338,7 @@
           <w:szCs w:val="24"/>
         </w:rPr>
       </w:pPr>
+      <w:proofErr w:type="spellStart"/>
       <w:r>
         <w:rPr>
           <w:rFonts w:cstheme="minorHAnsi"/>
@@ -26590,6 +29347,7 @@
         </w:rPr>
         <w:t>question_text</w:t>
       </w:r>
+      <w:proofErr w:type="spellEnd"/>
     </w:p>
     <w:p>
       <w:pPr>
@@ -26605,6 +29363,7 @@
           <w:szCs w:val="24"/>
         </w:rPr>
       </w:pPr>
+      <w:proofErr w:type="spellStart"/>
       <w:r>
         <w:rPr>
           <w:rFonts w:cstheme="minorHAnsi"/>
@@ -26613,6 +29372,7 @@
         </w:rPr>
         <w:t>ground_truth_answer</w:t>
       </w:r>
+      <w:proofErr w:type="spellEnd"/>
     </w:p>
     <w:p>
       <w:pPr>
@@ -26628,6 +29388,7 @@
           <w:szCs w:val="24"/>
         </w:rPr>
       </w:pPr>
+      <w:proofErr w:type="spellStart"/>
       <w:r>
         <w:rPr>
           <w:rFonts w:cstheme="minorHAnsi"/>
@@ -26636,6 +29397,7 @@
         </w:rPr>
         <w:t>source_page_numbers</w:t>
       </w:r>
+      <w:proofErr w:type="spellEnd"/>
     </w:p>
     <w:p>
       <w:pPr>
@@ -26890,7 +29652,7 @@
         <w:pStyle w:val="ListParagraph"/>
         <w:numPr>
           <w:ilvl w:val="0"/>
-          <w:numId w:val="98"/>
+          <w:numId w:val="109"/>
         </w:numPr>
         <w:jc w:val="both"/>
         <w:rPr>
@@ -26913,7 +29675,7 @@
         <w:pStyle w:val="ListParagraph"/>
         <w:numPr>
           <w:ilvl w:val="0"/>
-          <w:numId w:val="98"/>
+          <w:numId w:val="109"/>
         </w:numPr>
         <w:jc w:val="both"/>
         <w:rPr>
@@ -26936,7 +29698,7 @@
         <w:pStyle w:val="ListParagraph"/>
         <w:numPr>
           <w:ilvl w:val="0"/>
-          <w:numId w:val="98"/>
+          <w:numId w:val="109"/>
         </w:numPr>
         <w:jc w:val="both"/>
         <w:rPr>
@@ -26951,7 +29713,7 @@
           <w:sz w:val="24"/>
           <w:szCs w:val="24"/>
         </w:rPr>
-        <w:t>Hallucination</w:t>
+        <w:t>Context precision</w:t>
       </w:r>
     </w:p>
     <w:p>
@@ -26959,7 +29721,7 @@
         <w:pStyle w:val="ListParagraph"/>
         <w:numPr>
           <w:ilvl w:val="0"/>
-          <w:numId w:val="98"/>
+          <w:numId w:val="109"/>
         </w:numPr>
         <w:jc w:val="both"/>
         <w:rPr>
@@ -26974,11 +29736,35 @@
           <w:sz w:val="24"/>
           <w:szCs w:val="24"/>
         </w:rPr>
-        <w:t>Answer_length</w:t>
-      </w:r>
-    </w:p>
-    <w:p>
-      <w:pPr>
+        <w:t>Context recall</w:t>
+      </w:r>
+    </w:p>
+    <w:p>
+      <w:pPr>
+        <w:pStyle w:val="ListParagraph"/>
+        <w:numPr>
+          <w:ilvl w:val="0"/>
+          <w:numId w:val="110"/>
+        </w:numPr>
+        <w:jc w:val="both"/>
+        <w:rPr>
+          <w:rFonts w:cstheme="minorHAnsi"/>
+          <w:sz w:val="24"/>
+          <w:szCs w:val="24"/>
+        </w:rPr>
+      </w:pPr>
+      <w:r>
+        <w:rPr>
+          <w:rFonts w:cstheme="minorHAnsi"/>
+          <w:sz w:val="24"/>
+          <w:szCs w:val="24"/>
+        </w:rPr>
+        <w:t>Hallucination</w:t>
+      </w:r>
+    </w:p>
+    <w:p>
+      <w:pPr>
+        <w:pStyle w:val="ListParagraph"/>
         <w:jc w:val="both"/>
         <w:rPr>
           <w:rFonts w:cstheme="minorHAnsi"/>
@@ -27400,17 +30186,7 @@
           <w:sz w:val="24"/>
           <w:szCs w:val="24"/>
         </w:rPr>
-        <w:t>Hit@3</w:t>
-      </w:r>
-      <w:r>
-        <w:rPr>
-          <w:rFonts w:cstheme="minorHAnsi"/>
-          <w:b/>
-          <w:bCs/>
-          <w:sz w:val="24"/>
-          <w:szCs w:val="24"/>
-        </w:rPr>
-        <w:t>:</w:t>
+        <w:t>Hit@3:</w:t>
       </w:r>
     </w:p>
     <w:p>
@@ -27512,20 +30288,7 @@
           <w:lang w:eastAsia="en-IN"/>
           <w14:ligatures w14:val="none"/>
         </w:rPr>
-        <w:t>:</w:t>
-      </w:r>
-      <w:r>
-        <w:rPr>
-          <w:rFonts w:eastAsia="Times New Roman" w:cstheme="minorHAnsi"/>
-          <w:i/>
-          <w:iCs/>
-          <w:kern w:val="0"/>
-          <w:sz w:val="24"/>
-          <w:szCs w:val="24"/>
-          <w:lang w:eastAsia="en-IN"/>
-          <w14:ligatures w14:val="none"/>
-        </w:rPr>
-        <w:t xml:space="preserve"> </w:t>
+        <w:t xml:space="preserve">: </w:t>
       </w:r>
       <w:r>
         <w:rPr>
@@ -27575,17 +30338,7 @@
           <w:sz w:val="24"/>
           <w:szCs w:val="24"/>
         </w:rPr>
-        <w:t>Precision@3</w:t>
-      </w:r>
-      <w:r>
-        <w:rPr>
-          <w:rFonts w:cstheme="minorHAnsi"/>
-          <w:b/>
-          <w:bCs/>
-          <w:sz w:val="24"/>
-          <w:szCs w:val="24"/>
-        </w:rPr>
-        <w:t>:</w:t>
+        <w:t>Precision@3:</w:t>
       </w:r>
     </w:p>
     <w:p>
@@ -27744,19 +30497,7 @@
           <w:sz w:val="24"/>
           <w:szCs w:val="24"/>
         </w:rPr>
-        <w:t>Recall@3</w:t>
-      </w:r>
-      <w:r>
-        <w:rPr>
-          <w:rFonts w:cstheme="minorHAnsi"/>
-          <w:b/>
-          <w:bCs/>
-          <w:i/>
-          <w:iCs/>
-          <w:sz w:val="24"/>
-          <w:szCs w:val="24"/>
-        </w:rPr>
-        <w:t>:</w:t>
+        <w:t>Recall@3:</w:t>
       </w:r>
     </w:p>
     <w:p>
@@ -27914,19 +30655,7 @@
           <w:szCs w:val="24"/>
         </w:rPr>
         <w:lastRenderedPageBreak/>
-        <w:t>F1@3</w:t>
-      </w:r>
-      <w:r>
-        <w:rPr>
-          <w:rFonts w:cstheme="minorHAnsi"/>
-          <w:b/>
-          <w:bCs/>
-          <w:i/>
-          <w:iCs/>
-          <w:sz w:val="24"/>
-          <w:szCs w:val="24"/>
-        </w:rPr>
-        <w:t>:</w:t>
+        <w:t>F1@3:</w:t>
       </w:r>
     </w:p>
     <w:p>
@@ -28067,19 +30796,7 @@
           <w:sz w:val="24"/>
           <w:szCs w:val="24"/>
         </w:rPr>
-        <w:t>MRR (Mean Reciprocal Rank)</w:t>
-      </w:r>
-      <w:r>
-        <w:rPr>
-          <w:rFonts w:cstheme="minorHAnsi"/>
-          <w:b/>
-          <w:bCs/>
-          <w:i/>
-          <w:iCs/>
-          <w:sz w:val="24"/>
-          <w:szCs w:val="24"/>
-        </w:rPr>
-        <w:t>:</w:t>
+        <w:t>MRR (Mean Reciprocal Rank):</w:t>
       </w:r>
     </w:p>
     <w:p>
@@ -28320,19 +31037,7 @@
           <w:sz w:val="24"/>
           <w:szCs w:val="24"/>
         </w:rPr>
-        <w:t>nDCG@3</w:t>
-      </w:r>
-      <w:r>
-        <w:rPr>
-          <w:rFonts w:cstheme="minorHAnsi"/>
-          <w:b/>
-          <w:bCs/>
-          <w:i/>
-          <w:iCs/>
-          <w:sz w:val="24"/>
-          <w:szCs w:val="24"/>
-        </w:rPr>
-        <w:t>:</w:t>
+        <w:t>nDCG@3:</w:t>
       </w:r>
     </w:p>
     <w:p>
@@ -28419,14 +31124,42 @@
         <w:rPr>
           <w:rFonts w:asciiTheme="minorHAnsi" w:hAnsiTheme="minorHAnsi" w:cstheme="minorHAnsi"/>
         </w:rPr>
-        <w:t>( relevance</w:t>
+        <w:t xml:space="preserve">( </w:t>
+      </w:r>
+      <w:proofErr w:type="spellStart"/>
+      <w:r>
+        <w:rPr>
+          <w:rFonts w:asciiTheme="minorHAnsi" w:hAnsiTheme="minorHAnsi" w:cstheme="minorHAnsi"/>
+        </w:rPr>
+        <w:t>relevance</w:t>
       </w:r>
       <w:proofErr w:type="gramEnd"/>
       <w:r>
         <w:rPr>
           <w:rFonts w:asciiTheme="minorHAnsi" w:hAnsiTheme="minorHAnsi" w:cstheme="minorHAnsi"/>
         </w:rPr>
-        <w:t>_i / log2(rank_i + 1</w:t>
+        <w:t>_i</w:t>
+      </w:r>
+      <w:proofErr w:type="spellEnd"/>
+      <w:r>
+        <w:rPr>
+          <w:rFonts w:asciiTheme="minorHAnsi" w:hAnsiTheme="minorHAnsi" w:cstheme="minorHAnsi"/>
+        </w:rPr>
+        <w:t xml:space="preserve"> / log2(</w:t>
+      </w:r>
+      <w:proofErr w:type="spellStart"/>
+      <w:r>
+        <w:rPr>
+          <w:rFonts w:asciiTheme="minorHAnsi" w:hAnsiTheme="minorHAnsi" w:cstheme="minorHAnsi"/>
+        </w:rPr>
+        <w:t>rank_i</w:t>
+      </w:r>
+      <w:proofErr w:type="spellEnd"/>
+      <w:r>
+        <w:rPr>
+          <w:rFonts w:asciiTheme="minorHAnsi" w:hAnsiTheme="minorHAnsi" w:cstheme="minorHAnsi"/>
+        </w:rPr>
+        <w:t xml:space="preserve"> + 1</w:t>
       </w:r>
       <w:proofErr w:type="gramStart"/>
       <w:r>
@@ -28619,11 +31352,19 @@
           <w:rFonts w:asciiTheme="minorHAnsi" w:hAnsiTheme="minorHAnsi" w:cstheme="minorHAnsi"/>
         </w:rPr>
       </w:pPr>
+      <w:proofErr w:type="spellStart"/>
       <w:r>
         <w:rPr>
           <w:rFonts w:asciiTheme="minorHAnsi" w:hAnsiTheme="minorHAnsi" w:cstheme="minorHAnsi"/>
         </w:rPr>
-        <w:t>nDCG = DCG / IDCG</w:t>
+        <w:t>nDCG</w:t>
+      </w:r>
+      <w:proofErr w:type="spellEnd"/>
+      <w:r>
+        <w:rPr>
+          <w:rFonts w:asciiTheme="minorHAnsi" w:hAnsiTheme="minorHAnsi" w:cstheme="minorHAnsi"/>
+        </w:rPr>
+        <w:t xml:space="preserve"> = DCG / IDCG</w:t>
       </w:r>
     </w:p>
     <w:p>
@@ -28659,7 +31400,25 @@
           <w:b/>
           <w:bCs/>
         </w:rPr>
-        <w:t>If relevant chunks appear early → nDCG high.</w:t>
+        <w:t xml:space="preserve">If relevant chunks appear early → </w:t>
+      </w:r>
+      <w:proofErr w:type="spellStart"/>
+      <w:r>
+        <w:rPr>
+          <w:rFonts w:asciiTheme="minorHAnsi" w:hAnsiTheme="minorHAnsi" w:cstheme="minorHAnsi"/>
+          <w:b/>
+          <w:bCs/>
+        </w:rPr>
+        <w:t>nDCG</w:t>
+      </w:r>
+      <w:proofErr w:type="spellEnd"/>
+      <w:r>
+        <w:rPr>
+          <w:rFonts w:asciiTheme="minorHAnsi" w:hAnsiTheme="minorHAnsi" w:cstheme="minorHAnsi"/>
+          <w:b/>
+          <w:bCs/>
+        </w:rPr>
+        <w:t xml:space="preserve"> high.</w:t>
       </w:r>
     </w:p>
     <w:p>
@@ -28929,6 +31688,7 @@
     <w:tbl>
       <w:tblPr>
         <w:tblW w:w="4080" w:type="dxa"/>
+        <w:tblInd w:w="607" w:type="dxa"/>
         <w:tblLook w:val="04A0" w:firstRow="1" w:lastRow="0" w:firstColumn="1" w:lastColumn="0" w:noHBand="0" w:noVBand="1"/>
       </w:tblPr>
       <w:tblGrid>
@@ -29614,15 +32374,7 @@
           <w:sz w:val="24"/>
           <w:szCs w:val="24"/>
         </w:rPr>
-        <w:t xml:space="preserve"> </w:t>
-      </w:r>
-      <w:r>
-        <w:rPr>
-          <w:rFonts w:cstheme="minorHAnsi"/>
-          <w:sz w:val="24"/>
-          <w:szCs w:val="24"/>
-        </w:rPr>
-        <w:t xml:space="preserve">FAISS retriever is </w:t>
+        <w:t xml:space="preserve"> FAISS retriever is </w:t>
       </w:r>
       <w:r>
         <w:rPr>
@@ -29681,15 +32433,7 @@
           <w:sz w:val="24"/>
           <w:szCs w:val="24"/>
         </w:rPr>
-        <w:t xml:space="preserve"> </w:t>
-      </w:r>
-      <w:r>
-        <w:rPr>
-          <w:rFonts w:cstheme="minorHAnsi"/>
-          <w:sz w:val="24"/>
-          <w:szCs w:val="24"/>
-        </w:rPr>
-        <w:t xml:space="preserve">Usually </w:t>
+        <w:t xml:space="preserve"> Usually </w:t>
       </w:r>
       <w:r>
         <w:rPr>
@@ -29729,15 +32473,7 @@
           <w:sz w:val="24"/>
           <w:szCs w:val="24"/>
         </w:rPr>
-        <w:t>.</w:t>
-      </w:r>
-      <w:r>
-        <w:rPr>
-          <w:rFonts w:cstheme="minorHAnsi"/>
-          <w:sz w:val="24"/>
-          <w:szCs w:val="24"/>
-        </w:rPr>
-        <w:t xml:space="preserve"> If the precision is too </w:t>
+        <w:t xml:space="preserve">. If the precision is too </w:t>
       </w:r>
       <w:proofErr w:type="gramStart"/>
       <w:r>
@@ -29796,15 +32532,7 @@
           <w:sz w:val="24"/>
           <w:szCs w:val="24"/>
         </w:rPr>
-        <w:t xml:space="preserve"> </w:t>
-      </w:r>
-      <w:r>
-        <w:rPr>
-          <w:rFonts w:cstheme="minorHAnsi"/>
-          <w:sz w:val="24"/>
-          <w:szCs w:val="24"/>
-        </w:rPr>
-        <w:t xml:space="preserve">The retriever </w:t>
+        <w:t xml:space="preserve"> The retriever </w:t>
       </w:r>
       <w:r>
         <w:rPr>
@@ -29845,15 +32573,7 @@
           <w:sz w:val="24"/>
           <w:szCs w:val="24"/>
         </w:rPr>
-        <w:t xml:space="preserve">F1@3: </w:t>
-      </w:r>
-      <w:r>
-        <w:rPr>
-          <w:rFonts w:cstheme="minorHAnsi"/>
-          <w:sz w:val="24"/>
-          <w:szCs w:val="24"/>
-        </w:rPr>
-        <w:t xml:space="preserve">system retrieves </w:t>
+        <w:t xml:space="preserve">F1@3: system retrieves </w:t>
       </w:r>
       <w:r>
         <w:rPr>
@@ -29894,15 +32614,7 @@
           <w:sz w:val="24"/>
           <w:szCs w:val="24"/>
         </w:rPr>
-        <w:t xml:space="preserve">MRR: </w:t>
-      </w:r>
-      <w:r>
-        <w:rPr>
-          <w:rFonts w:cstheme="minorHAnsi"/>
-          <w:sz w:val="24"/>
-          <w:szCs w:val="24"/>
-        </w:rPr>
-        <w:t xml:space="preserve">The correct chunk appears </w:t>
+        <w:t xml:space="preserve">MRR: The correct chunk appears </w:t>
       </w:r>
       <w:r>
         <w:rPr>
@@ -29920,15 +32632,7 @@
           <w:sz w:val="24"/>
           <w:szCs w:val="24"/>
         </w:rPr>
-        <w:t>.</w:t>
-      </w:r>
-      <w:r>
-        <w:rPr>
-          <w:rFonts w:cstheme="minorHAnsi"/>
-          <w:sz w:val="24"/>
-          <w:szCs w:val="24"/>
-        </w:rPr>
-        <w:t xml:space="preserve"> This is excellent quality ranking.</w:t>
+        <w:t>. This is excellent quality ranking.</w:t>
       </w:r>
     </w:p>
     <w:p>
@@ -29951,15 +32655,7 @@
           <w:sz w:val="24"/>
           <w:szCs w:val="24"/>
         </w:rPr>
-        <w:t xml:space="preserve">nDCG@3: </w:t>
-      </w:r>
-      <w:r>
-        <w:rPr>
-          <w:rFonts w:cstheme="minorHAnsi"/>
-          <w:sz w:val="24"/>
-          <w:szCs w:val="24"/>
-        </w:rPr>
-        <w:t xml:space="preserve">Relevant chunks are </w:t>
+        <w:t xml:space="preserve">nDCG@3: Relevant chunks are </w:t>
       </w:r>
       <w:r>
         <w:rPr>
@@ -30000,15 +32696,7 @@
           <w:sz w:val="24"/>
           <w:szCs w:val="24"/>
         </w:rPr>
-        <w:t xml:space="preserve">MAP: </w:t>
-      </w:r>
-      <w:r>
-        <w:rPr>
-          <w:rFonts w:cstheme="minorHAnsi"/>
-          <w:sz w:val="24"/>
-          <w:szCs w:val="24"/>
-        </w:rPr>
-        <w:t xml:space="preserve">retriever generally </w:t>
+        <w:t xml:space="preserve">MAP: retriever generally </w:t>
       </w:r>
       <w:r>
         <w:rPr>
@@ -30269,20 +32957,386 @@
         <w:t>Answer contains unsupported info</w:t>
       </w:r>
     </w:p>
-    <w:p>
-      <w:pPr>
-        <w:ind w:left="360"/>
-        <w:jc w:val="both"/>
-        <w:rPr>
-          <w:rFonts w:cstheme="minorHAnsi"/>
-          <w:sz w:val="24"/>
-          <w:szCs w:val="24"/>
-        </w:rPr>
-      </w:pPr>
-    </w:p>
-    <w:p>
-      <w:pPr>
-        <w:ind w:left="1080"/>
+    <w:tbl>
+      <w:tblPr>
+        <w:tblW w:w="0" w:type="auto"/>
+        <w:tblCellSpacing w:w="15" w:type="dxa"/>
+        <w:tblInd w:w="660" w:type="dxa"/>
+        <w:tblBorders>
+          <w:top w:val="single" w:sz="4" w:space="0" w:color="auto"/>
+          <w:left w:val="single" w:sz="4" w:space="0" w:color="auto"/>
+          <w:bottom w:val="single" w:sz="4" w:space="0" w:color="auto"/>
+          <w:right w:val="single" w:sz="4" w:space="0" w:color="auto"/>
+          <w:insideH w:val="single" w:sz="4" w:space="0" w:color="auto"/>
+          <w:insideV w:val="single" w:sz="4" w:space="0" w:color="auto"/>
+        </w:tblBorders>
+        <w:tblCellMar>
+          <w:top w:w="15" w:type="dxa"/>
+          <w:left w:w="15" w:type="dxa"/>
+          <w:bottom w:w="15" w:type="dxa"/>
+          <w:right w:w="15" w:type="dxa"/>
+        </w:tblCellMar>
+        <w:tblLook w:val="04A0" w:firstRow="1" w:lastRow="0" w:firstColumn="1" w:lastColumn="0" w:noHBand="0" w:noVBand="1"/>
+      </w:tblPr>
+      <w:tblGrid>
+        <w:gridCol w:w="2977"/>
+        <w:gridCol w:w="1848"/>
+      </w:tblGrid>
+      <w:tr>
+        <w:trPr>
+          <w:tblHeader/>
+          <w:tblCellSpacing w:w="15" w:type="dxa"/>
+        </w:trPr>
+        <w:tc>
+          <w:tcPr>
+            <w:tcW w:w="2932" w:type="dxa"/>
+            <w:vAlign w:val="center"/>
+            <w:hideMark/>
+          </w:tcPr>
+          <w:p>
+            <w:pPr>
+              <w:ind w:left="1080"/>
+              <w:jc w:val="both"/>
+              <w:rPr>
+                <w:rFonts w:cstheme="minorHAnsi"/>
+                <w:b/>
+                <w:bCs/>
+                <w:sz w:val="24"/>
+                <w:szCs w:val="24"/>
+              </w:rPr>
+            </w:pPr>
+            <w:r>
+              <w:rPr>
+                <w:rFonts w:cstheme="minorHAnsi"/>
+                <w:b/>
+                <w:bCs/>
+                <w:sz w:val="24"/>
+                <w:szCs w:val="24"/>
+              </w:rPr>
+              <w:t>Metric</w:t>
+            </w:r>
+          </w:p>
+        </w:tc>
+        <w:tc>
+          <w:tcPr>
+            <w:tcW w:w="1803" w:type="dxa"/>
+            <w:vAlign w:val="center"/>
+            <w:hideMark/>
+          </w:tcPr>
+          <w:p>
+            <w:pPr>
+              <w:ind w:left="1080"/>
+              <w:jc w:val="both"/>
+              <w:rPr>
+                <w:rFonts w:cstheme="minorHAnsi"/>
+                <w:b/>
+                <w:bCs/>
+                <w:sz w:val="24"/>
+                <w:szCs w:val="24"/>
+              </w:rPr>
+            </w:pPr>
+            <w:r>
+              <w:rPr>
+                <w:rFonts w:cstheme="minorHAnsi"/>
+                <w:b/>
+                <w:bCs/>
+                <w:sz w:val="24"/>
+                <w:szCs w:val="24"/>
+              </w:rPr>
+              <w:t>Score</w:t>
+            </w:r>
+          </w:p>
+        </w:tc>
+      </w:tr>
+      <w:tr>
+        <w:trPr>
+          <w:tblCellSpacing w:w="15" w:type="dxa"/>
+        </w:trPr>
+        <w:tc>
+          <w:tcPr>
+            <w:tcW w:w="2932" w:type="dxa"/>
+            <w:vAlign w:val="center"/>
+            <w:hideMark/>
+          </w:tcPr>
+          <w:p>
+            <w:pPr>
+              <w:ind w:left="1080"/>
+              <w:jc w:val="both"/>
+              <w:rPr>
+                <w:rFonts w:cstheme="minorHAnsi"/>
+                <w:sz w:val="24"/>
+                <w:szCs w:val="24"/>
+              </w:rPr>
+            </w:pPr>
+            <w:r>
+              <w:rPr>
+                <w:rFonts w:cstheme="minorHAnsi"/>
+                <w:sz w:val="24"/>
+                <w:szCs w:val="24"/>
+              </w:rPr>
+              <w:t>Faithfulness</w:t>
+            </w:r>
+          </w:p>
+        </w:tc>
+        <w:tc>
+          <w:tcPr>
+            <w:tcW w:w="1803" w:type="dxa"/>
+            <w:vAlign w:val="center"/>
+            <w:hideMark/>
+          </w:tcPr>
+          <w:p>
+            <w:pPr>
+              <w:ind w:left="1080"/>
+              <w:jc w:val="both"/>
+              <w:rPr>
+                <w:rFonts w:cstheme="minorHAnsi"/>
+                <w:sz w:val="24"/>
+                <w:szCs w:val="24"/>
+              </w:rPr>
+            </w:pPr>
+            <w:r>
+              <w:rPr>
+                <w:rFonts w:cstheme="minorHAnsi"/>
+                <w:b/>
+                <w:bCs/>
+                <w:sz w:val="24"/>
+                <w:szCs w:val="24"/>
+              </w:rPr>
+              <w:t>0.9</w:t>
+            </w:r>
+            <w:r>
+              <w:rPr>
+                <w:rFonts w:cstheme="minorHAnsi"/>
+                <w:b/>
+                <w:bCs/>
+                <w:sz w:val="24"/>
+                <w:szCs w:val="24"/>
+              </w:rPr>
+              <w:t>6</w:t>
+            </w:r>
+          </w:p>
+        </w:tc>
+      </w:tr>
+      <w:tr>
+        <w:trPr>
+          <w:tblCellSpacing w:w="15" w:type="dxa"/>
+        </w:trPr>
+        <w:tc>
+          <w:tcPr>
+            <w:tcW w:w="2932" w:type="dxa"/>
+            <w:vAlign w:val="center"/>
+            <w:hideMark/>
+          </w:tcPr>
+          <w:p>
+            <w:pPr>
+              <w:ind w:left="1080"/>
+              <w:jc w:val="both"/>
+              <w:rPr>
+                <w:rFonts w:cstheme="minorHAnsi"/>
+                <w:sz w:val="24"/>
+                <w:szCs w:val="24"/>
+              </w:rPr>
+            </w:pPr>
+            <w:r>
+              <w:rPr>
+                <w:rFonts w:cstheme="minorHAnsi"/>
+                <w:sz w:val="24"/>
+                <w:szCs w:val="24"/>
+              </w:rPr>
+              <w:t>Answer Relevancy</w:t>
+            </w:r>
+          </w:p>
+        </w:tc>
+        <w:tc>
+          <w:tcPr>
+            <w:tcW w:w="1803" w:type="dxa"/>
+            <w:vAlign w:val="center"/>
+            <w:hideMark/>
+          </w:tcPr>
+          <w:p>
+            <w:pPr>
+              <w:ind w:left="1080"/>
+              <w:jc w:val="both"/>
+              <w:rPr>
+                <w:rFonts w:cstheme="minorHAnsi"/>
+                <w:sz w:val="24"/>
+                <w:szCs w:val="24"/>
+              </w:rPr>
+            </w:pPr>
+            <w:r>
+              <w:rPr>
+                <w:rFonts w:cstheme="minorHAnsi"/>
+                <w:b/>
+                <w:bCs/>
+                <w:sz w:val="24"/>
+                <w:szCs w:val="24"/>
+              </w:rPr>
+              <w:t>0.8</w:t>
+            </w:r>
+            <w:r>
+              <w:rPr>
+                <w:rFonts w:cstheme="minorHAnsi"/>
+                <w:b/>
+                <w:bCs/>
+                <w:sz w:val="24"/>
+                <w:szCs w:val="24"/>
+              </w:rPr>
+              <w:t>9</w:t>
+            </w:r>
+          </w:p>
+        </w:tc>
+      </w:tr>
+      <w:tr>
+        <w:trPr>
+          <w:tblCellSpacing w:w="15" w:type="dxa"/>
+        </w:trPr>
+        <w:tc>
+          <w:tcPr>
+            <w:tcW w:w="2932" w:type="dxa"/>
+            <w:vAlign w:val="center"/>
+            <w:hideMark/>
+          </w:tcPr>
+          <w:p>
+            <w:pPr>
+              <w:ind w:left="1080"/>
+              <w:jc w:val="both"/>
+              <w:rPr>
+                <w:rFonts w:cstheme="minorHAnsi"/>
+                <w:sz w:val="24"/>
+                <w:szCs w:val="24"/>
+              </w:rPr>
+            </w:pPr>
+            <w:r>
+              <w:rPr>
+                <w:rFonts w:cstheme="minorHAnsi"/>
+                <w:sz w:val="24"/>
+                <w:szCs w:val="24"/>
+              </w:rPr>
+              <w:t>Context Precision</w:t>
+            </w:r>
+          </w:p>
+        </w:tc>
+        <w:tc>
+          <w:tcPr>
+            <w:tcW w:w="1803" w:type="dxa"/>
+            <w:vAlign w:val="center"/>
+            <w:hideMark/>
+          </w:tcPr>
+          <w:p>
+            <w:pPr>
+              <w:ind w:left="1080"/>
+              <w:jc w:val="both"/>
+              <w:rPr>
+                <w:rFonts w:cstheme="minorHAnsi"/>
+                <w:sz w:val="24"/>
+                <w:szCs w:val="24"/>
+              </w:rPr>
+            </w:pPr>
+            <w:r>
+              <w:rPr>
+                <w:rFonts w:cstheme="minorHAnsi"/>
+                <w:b/>
+                <w:bCs/>
+                <w:sz w:val="24"/>
+                <w:szCs w:val="24"/>
+              </w:rPr>
+              <w:t>0.8</w:t>
+            </w:r>
+            <w:r>
+              <w:rPr>
+                <w:rFonts w:cstheme="minorHAnsi"/>
+                <w:b/>
+                <w:bCs/>
+                <w:sz w:val="24"/>
+                <w:szCs w:val="24"/>
+              </w:rPr>
+              <w:t>3</w:t>
+            </w:r>
+          </w:p>
+        </w:tc>
+      </w:tr>
+      <w:tr>
+        <w:trPr>
+          <w:tblCellSpacing w:w="15" w:type="dxa"/>
+        </w:trPr>
+        <w:tc>
+          <w:tcPr>
+            <w:tcW w:w="2932" w:type="dxa"/>
+            <w:vAlign w:val="center"/>
+            <w:hideMark/>
+          </w:tcPr>
+          <w:p>
+            <w:pPr>
+              <w:ind w:left="1080"/>
+              <w:jc w:val="both"/>
+              <w:rPr>
+                <w:rFonts w:cstheme="minorHAnsi"/>
+                <w:sz w:val="24"/>
+                <w:szCs w:val="24"/>
+              </w:rPr>
+            </w:pPr>
+            <w:r>
+              <w:rPr>
+                <w:rFonts w:cstheme="minorHAnsi"/>
+                <w:sz w:val="24"/>
+                <w:szCs w:val="24"/>
+              </w:rPr>
+              <w:t>Context Recall</w:t>
+            </w:r>
+          </w:p>
+        </w:tc>
+        <w:tc>
+          <w:tcPr>
+            <w:tcW w:w="1803" w:type="dxa"/>
+            <w:vAlign w:val="center"/>
+            <w:hideMark/>
+          </w:tcPr>
+          <w:p>
+            <w:pPr>
+              <w:ind w:left="1080"/>
+              <w:jc w:val="both"/>
+              <w:rPr>
+                <w:rFonts w:cstheme="minorHAnsi"/>
+                <w:sz w:val="24"/>
+                <w:szCs w:val="24"/>
+              </w:rPr>
+            </w:pPr>
+            <w:r>
+              <w:rPr>
+                <w:rFonts w:cstheme="minorHAnsi"/>
+                <w:b/>
+                <w:bCs/>
+                <w:sz w:val="24"/>
+                <w:szCs w:val="24"/>
+              </w:rPr>
+              <w:t>0.8</w:t>
+            </w:r>
+            <w:r>
+              <w:rPr>
+                <w:rFonts w:cstheme="minorHAnsi"/>
+                <w:b/>
+                <w:bCs/>
+                <w:sz w:val="24"/>
+                <w:szCs w:val="24"/>
+              </w:rPr>
+              <w:t>2</w:t>
+            </w:r>
+          </w:p>
+        </w:tc>
+      </w:tr>
+    </w:tbl>
+    <w:p>
+      <w:pPr>
+        <w:jc w:val="both"/>
+        <w:rPr>
+          <w:rFonts w:cstheme="minorHAnsi"/>
+          <w:sz w:val="24"/>
+          <w:szCs w:val="24"/>
+        </w:rPr>
+      </w:pPr>
+    </w:p>
+    <w:p>
+      <w:pPr>
         <w:jc w:val="both"/>
         <w:rPr>
           <w:rFonts w:cstheme="minorHAnsi"/>
@@ -30409,7 +33463,43 @@
           <w:sz w:val="24"/>
           <w:szCs w:val="24"/>
         </w:rPr>
-        <w:t>Project -&gt; Dockerfile -&gt; image -&gt; container -&gt; huggingface spaces</w:t>
+        <w:t xml:space="preserve">Project -&gt; </w:t>
+      </w:r>
+      <w:proofErr w:type="spellStart"/>
+      <w:r>
+        <w:rPr>
+          <w:rFonts w:cstheme="minorHAnsi"/>
+          <w:sz w:val="24"/>
+          <w:szCs w:val="24"/>
+        </w:rPr>
+        <w:t>Dockerfile</w:t>
+      </w:r>
+      <w:proofErr w:type="spellEnd"/>
+      <w:r>
+        <w:rPr>
+          <w:rFonts w:cstheme="minorHAnsi"/>
+          <w:sz w:val="24"/>
+          <w:szCs w:val="24"/>
+        </w:rPr>
+        <w:t xml:space="preserve"> -&gt; image -&gt; container -&gt; </w:t>
+      </w:r>
+      <w:proofErr w:type="spellStart"/>
+      <w:r>
+        <w:rPr>
+          <w:rFonts w:cstheme="minorHAnsi"/>
+          <w:sz w:val="24"/>
+          <w:szCs w:val="24"/>
+        </w:rPr>
+        <w:t>huggingface</w:t>
+      </w:r>
+      <w:proofErr w:type="spellEnd"/>
+      <w:r>
+        <w:rPr>
+          <w:rFonts w:cstheme="minorHAnsi"/>
+          <w:sz w:val="24"/>
+          <w:szCs w:val="24"/>
+        </w:rPr>
+        <w:t xml:space="preserve"> spaces</w:t>
       </w:r>
     </w:p>
     <w:p>
@@ -30494,7 +33584,25 @@
           <w:sz w:val="24"/>
           <w:szCs w:val="24"/>
         </w:rPr>
-        <w:t>Open the git repo in which the main project code is present.</w:t>
+        <w:t xml:space="preserve">Open the </w:t>
+      </w:r>
+      <w:proofErr w:type="spellStart"/>
+      <w:r>
+        <w:rPr>
+          <w:rFonts w:cstheme="minorHAnsi"/>
+          <w:sz w:val="24"/>
+          <w:szCs w:val="24"/>
+        </w:rPr>
+        <w:t>git</w:t>
+      </w:r>
+      <w:proofErr w:type="spellEnd"/>
+      <w:r>
+        <w:rPr>
+          <w:rFonts w:cstheme="minorHAnsi"/>
+          <w:sz w:val="24"/>
+          <w:szCs w:val="24"/>
+        </w:rPr>
+        <w:t xml:space="preserve"> repo in which the main project code is present.</w:t>
       </w:r>
     </w:p>
     <w:p>
@@ -30507,13 +33615,23 @@
           <w:szCs w:val="24"/>
         </w:rPr>
       </w:pPr>
-      <w:r>
-        <w:rPr>
-          <w:rFonts w:cstheme="minorHAnsi"/>
-          <w:sz w:val="24"/>
-          <w:szCs w:val="24"/>
-        </w:rPr>
-        <w:t xml:space="preserve">Eg. </w:t>
+      <w:proofErr w:type="spellStart"/>
+      <w:r>
+        <w:rPr>
+          <w:rFonts w:cstheme="minorHAnsi"/>
+          <w:sz w:val="24"/>
+          <w:szCs w:val="24"/>
+        </w:rPr>
+        <w:t>Eg.</w:t>
+      </w:r>
+      <w:proofErr w:type="spellEnd"/>
+      <w:r>
+        <w:rPr>
+          <w:rFonts w:cstheme="minorHAnsi"/>
+          <w:sz w:val="24"/>
+          <w:szCs w:val="24"/>
+        </w:rPr>
+        <w:t xml:space="preserve"> </w:t>
       </w:r>
     </w:p>
     <w:p>
@@ -30532,7 +33650,25 @@
           <w:sz w:val="24"/>
           <w:szCs w:val="24"/>
         </w:rPr>
-        <w:t>$ cd your_git_repo_path/</w:t>
+        <w:t xml:space="preserve">$ cd </w:t>
+      </w:r>
+      <w:proofErr w:type="spellStart"/>
+      <w:r>
+        <w:rPr>
+          <w:rFonts w:cstheme="minorHAnsi"/>
+          <w:sz w:val="24"/>
+          <w:szCs w:val="24"/>
+        </w:rPr>
+        <w:t>your_git_repo_path</w:t>
+      </w:r>
+      <w:proofErr w:type="spellEnd"/>
+      <w:r>
+        <w:rPr>
+          <w:rFonts w:cstheme="minorHAnsi"/>
+          <w:sz w:val="24"/>
+          <w:szCs w:val="24"/>
+        </w:rPr>
+        <w:t>/</w:t>
       </w:r>
     </w:p>
     <w:p>
@@ -30713,57 +33849,9 @@
           <w:sz w:val="24"/>
           <w:szCs w:val="24"/>
         </w:rPr>
-        <w:t>source RAG_venv/Scripts/activate</w:t>
-      </w:r>
-    </w:p>
-    <w:p>
-      <w:pPr>
-        <w:pStyle w:val="ListParagraph"/>
-        <w:jc w:val="both"/>
-        <w:rPr>
-          <w:rFonts w:cstheme="minorHAnsi"/>
-          <w:sz w:val="24"/>
-          <w:szCs w:val="24"/>
-        </w:rPr>
-      </w:pPr>
-    </w:p>
-    <w:p>
-      <w:pPr>
-        <w:pStyle w:val="ListParagraph"/>
-        <w:jc w:val="both"/>
-        <w:rPr>
-          <w:rFonts w:cstheme="minorHAnsi"/>
-          <w:sz w:val="24"/>
-          <w:szCs w:val="24"/>
-        </w:rPr>
-      </w:pPr>
-      <w:r>
-        <w:rPr>
-          <w:rFonts w:cstheme="minorHAnsi"/>
-          <w:sz w:val="24"/>
-          <w:szCs w:val="24"/>
-        </w:rPr>
-        <w:t>Run following command to start the application:</w:t>
-      </w:r>
-    </w:p>
-    <w:p>
-      <w:pPr>
-        <w:pStyle w:val="ListParagraph"/>
-        <w:jc w:val="both"/>
-        <w:rPr>
-          <w:rFonts w:cstheme="minorHAnsi"/>
-          <w:sz w:val="24"/>
-          <w:szCs w:val="24"/>
-        </w:rPr>
-      </w:pPr>
-      <w:r>
-        <w:rPr>
-          <w:rFonts w:cstheme="minorHAnsi"/>
-          <w:sz w:val="24"/>
-          <w:szCs w:val="24"/>
-        </w:rPr>
-        <w:t xml:space="preserve">$ </w:t>
-      </w:r>
+        <w:t xml:space="preserve">source </w:t>
+      </w:r>
+      <w:proofErr w:type="spellStart"/>
       <w:r>
         <w:rPr>
           <w:rFonts w:cstheme="minorHAnsi"/>
@@ -30772,7 +33860,89 @@
           <w:sz w:val="24"/>
           <w:szCs w:val="24"/>
         </w:rPr>
-        <w:t>streamlit run src/app.py</w:t>
+        <w:t>RAG_venv</w:t>
+      </w:r>
+      <w:proofErr w:type="spellEnd"/>
+      <w:r>
+        <w:rPr>
+          <w:rFonts w:cstheme="minorHAnsi"/>
+          <w:i/>
+          <w:iCs/>
+          <w:sz w:val="24"/>
+          <w:szCs w:val="24"/>
+        </w:rPr>
+        <w:t>/Scripts/activate</w:t>
+      </w:r>
+    </w:p>
+    <w:p>
+      <w:pPr>
+        <w:pStyle w:val="ListParagraph"/>
+        <w:jc w:val="both"/>
+        <w:rPr>
+          <w:rFonts w:cstheme="minorHAnsi"/>
+          <w:sz w:val="24"/>
+          <w:szCs w:val="24"/>
+        </w:rPr>
+      </w:pPr>
+    </w:p>
+    <w:p>
+      <w:pPr>
+        <w:pStyle w:val="ListParagraph"/>
+        <w:jc w:val="both"/>
+        <w:rPr>
+          <w:rFonts w:cstheme="minorHAnsi"/>
+          <w:sz w:val="24"/>
+          <w:szCs w:val="24"/>
+        </w:rPr>
+      </w:pPr>
+      <w:r>
+        <w:rPr>
+          <w:rFonts w:cstheme="minorHAnsi"/>
+          <w:sz w:val="24"/>
+          <w:szCs w:val="24"/>
+        </w:rPr>
+        <w:t>Run following command to start the application:</w:t>
+      </w:r>
+    </w:p>
+    <w:p>
+      <w:pPr>
+        <w:pStyle w:val="ListParagraph"/>
+        <w:jc w:val="both"/>
+        <w:rPr>
+          <w:rFonts w:cstheme="minorHAnsi"/>
+          <w:sz w:val="24"/>
+          <w:szCs w:val="24"/>
+        </w:rPr>
+      </w:pPr>
+      <w:r>
+        <w:rPr>
+          <w:rFonts w:cstheme="minorHAnsi"/>
+          <w:sz w:val="24"/>
+          <w:szCs w:val="24"/>
+        </w:rPr>
+        <w:t xml:space="preserve">$ </w:t>
+      </w:r>
+      <w:proofErr w:type="spellStart"/>
+      <w:r>
+        <w:rPr>
+          <w:rFonts w:cstheme="minorHAnsi"/>
+          <w:i/>
+          <w:iCs/>
+          <w:sz w:val="24"/>
+          <w:szCs w:val="24"/>
+        </w:rPr>
+        <w:t>streamlit</w:t>
+      </w:r>
+      <w:proofErr w:type="spellEnd"/>
+      <w:r>
+        <w:rPr>
+          <w:rFonts w:cstheme="minorHAnsi"/>
+          <w:i/>
+          <w:iCs/>
+          <w:sz w:val="24"/>
+          <w:szCs w:val="24"/>
+        </w:rPr>
+        <w:t xml:space="preserve"> run src/app.py</w:t>
       </w:r>
     </w:p>
     <w:p>
@@ -30949,7 +34119,25 @@
           <w:sz w:val="24"/>
           <w:szCs w:val="24"/>
         </w:rPr>
-        <w:t>: Don’t push .env files in deployment/github. Keep them secret.</w:t>
+        <w:t>: Don’t push .env files in deployment/</w:t>
+      </w:r>
+      <w:proofErr w:type="spellStart"/>
+      <w:r>
+        <w:rPr>
+          <w:rFonts w:cstheme="minorHAnsi"/>
+          <w:sz w:val="24"/>
+          <w:szCs w:val="24"/>
+        </w:rPr>
+        <w:t>github</w:t>
+      </w:r>
+      <w:proofErr w:type="spellEnd"/>
+      <w:r>
+        <w:rPr>
+          <w:rFonts w:cstheme="minorHAnsi"/>
+          <w:sz w:val="24"/>
+          <w:szCs w:val="24"/>
+        </w:rPr>
+        <w:t>. Keep them secret.</w:t>
       </w:r>
     </w:p>
     <w:p>
@@ -31008,7 +34196,25 @@
           <w:sz w:val="24"/>
           <w:szCs w:val="24"/>
         </w:rPr>
-        <w:t xml:space="preserve">Make sure to have Dockerfile </w:t>
+        <w:t xml:space="preserve">Make sure to have </w:t>
+      </w:r>
+      <w:proofErr w:type="spellStart"/>
+      <w:r>
+        <w:rPr>
+          <w:rFonts w:cstheme="minorHAnsi"/>
+          <w:sz w:val="24"/>
+          <w:szCs w:val="24"/>
+        </w:rPr>
+        <w:t>Dockerfile</w:t>
+      </w:r>
+      <w:proofErr w:type="spellEnd"/>
+      <w:r>
+        <w:rPr>
+          <w:rFonts w:cstheme="minorHAnsi"/>
+          <w:sz w:val="24"/>
+          <w:szCs w:val="24"/>
+        </w:rPr>
+        <w:t xml:space="preserve"> </w:t>
       </w:r>
       <w:proofErr w:type="gramStart"/>
       <w:r>
@@ -31017,8 +34223,18 @@
           <w:sz w:val="24"/>
           <w:szCs w:val="24"/>
         </w:rPr>
-        <w:t>and .dockerignore</w:t>
-      </w:r>
+        <w:t>and .</w:t>
+      </w:r>
+      <w:proofErr w:type="spellStart"/>
+      <w:r>
+        <w:rPr>
+          <w:rFonts w:cstheme="minorHAnsi"/>
+          <w:sz w:val="24"/>
+          <w:szCs w:val="24"/>
+        </w:rPr>
+        <w:t>dockerignore</w:t>
+      </w:r>
+      <w:proofErr w:type="spellEnd"/>
       <w:proofErr w:type="gramEnd"/>
       <w:r>
         <w:rPr>
@@ -31082,16 +34298,44 @@
           <w:sz w:val="24"/>
           <w:szCs w:val="24"/>
         </w:rPr>
-        <w:t xml:space="preserve"> docker container named “documind-rag-app”</w:t>
-      </w:r>
-      <w:r>
-        <w:rPr>
-          <w:rFonts w:cstheme="minorHAnsi"/>
-          <w:sz w:val="24"/>
-          <w:szCs w:val="24"/>
-        </w:rPr>
-        <w:t xml:space="preserve"> for local testing before deployment on huggingface</w:t>
-      </w:r>
+        <w:t xml:space="preserve"> docker container named “</w:t>
+      </w:r>
+      <w:proofErr w:type="spellStart"/>
+      <w:r>
+        <w:rPr>
+          <w:rFonts w:cstheme="minorHAnsi"/>
+          <w:sz w:val="24"/>
+          <w:szCs w:val="24"/>
+        </w:rPr>
+        <w:t>documind</w:t>
+      </w:r>
+      <w:proofErr w:type="spellEnd"/>
+      <w:r>
+        <w:rPr>
+          <w:rFonts w:cstheme="minorHAnsi"/>
+          <w:sz w:val="24"/>
+          <w:szCs w:val="24"/>
+        </w:rPr>
+        <w:t>-rag-app”</w:t>
+      </w:r>
+      <w:r>
+        <w:rPr>
+          <w:rFonts w:cstheme="minorHAnsi"/>
+          <w:sz w:val="24"/>
+          <w:szCs w:val="24"/>
+        </w:rPr>
+        <w:t xml:space="preserve"> for local testing before deployment on </w:t>
+      </w:r>
+      <w:proofErr w:type="spellStart"/>
+      <w:r>
+        <w:rPr>
+          <w:rFonts w:cstheme="minorHAnsi"/>
+          <w:sz w:val="24"/>
+          <w:szCs w:val="24"/>
+        </w:rPr>
+        <w:t>huggingface</w:t>
+      </w:r>
+      <w:proofErr w:type="spellEnd"/>
       <w:r>
         <w:rPr>
           <w:rFonts w:cstheme="minorHAnsi"/>
@@ -31125,7 +34369,25 @@
           <w:sz w:val="24"/>
           <w:szCs w:val="24"/>
         </w:rPr>
-        <w:t>docker build -t documind-rag-</w:t>
+        <w:t xml:space="preserve">docker build -t </w:t>
+      </w:r>
+      <w:proofErr w:type="spellStart"/>
+      <w:r>
+        <w:rPr>
+          <w:rFonts w:cstheme="minorHAnsi"/>
+          <w:sz w:val="24"/>
+          <w:szCs w:val="24"/>
+        </w:rPr>
+        <w:t>documind</w:t>
+      </w:r>
+      <w:proofErr w:type="spellEnd"/>
+      <w:r>
+        <w:rPr>
+          <w:rFonts w:cstheme="minorHAnsi"/>
+          <w:sz w:val="24"/>
+          <w:szCs w:val="24"/>
+        </w:rPr>
+        <w:t>-rag-</w:t>
       </w:r>
       <w:proofErr w:type="gramStart"/>
       <w:r>
@@ -31154,7 +34416,25 @@
           <w:sz w:val="24"/>
           <w:szCs w:val="24"/>
         </w:rPr>
-        <w:t>$ docker run -p 8501:7860 documind-rag-app</w:t>
+        <w:t xml:space="preserve">$ docker run -p 8501:7860 </w:t>
+      </w:r>
+      <w:proofErr w:type="spellStart"/>
+      <w:r>
+        <w:rPr>
+          <w:rFonts w:cstheme="minorHAnsi"/>
+          <w:sz w:val="24"/>
+          <w:szCs w:val="24"/>
+        </w:rPr>
+        <w:t>documind</w:t>
+      </w:r>
+      <w:proofErr w:type="spellEnd"/>
+      <w:r>
+        <w:rPr>
+          <w:rFonts w:cstheme="minorHAnsi"/>
+          <w:sz w:val="24"/>
+          <w:szCs w:val="24"/>
+        </w:rPr>
+        <w:t>-rag-app</w:t>
       </w:r>
     </w:p>
     <w:p>
@@ -31233,7 +34513,25 @@
           <w:sz w:val="24"/>
           <w:szCs w:val="24"/>
         </w:rPr>
-        <w:t>If it works, follow given steps to deploy it on huggingface spaces:</w:t>
+        <w:t xml:space="preserve">If it works, follow given steps to deploy it on </w:t>
+      </w:r>
+      <w:proofErr w:type="spellStart"/>
+      <w:r>
+        <w:rPr>
+          <w:rFonts w:cstheme="minorHAnsi"/>
+          <w:sz w:val="24"/>
+          <w:szCs w:val="24"/>
+        </w:rPr>
+        <w:t>huggingface</w:t>
+      </w:r>
+      <w:proofErr w:type="spellEnd"/>
+      <w:r>
+        <w:rPr>
+          <w:rFonts w:cstheme="minorHAnsi"/>
+          <w:sz w:val="24"/>
+          <w:szCs w:val="24"/>
+        </w:rPr>
+        <w:t xml:space="preserve"> spaces:</w:t>
       </w:r>
     </w:p>
     <w:p>
@@ -31290,8 +34588,18 @@
           <w:sz w:val="24"/>
           <w:szCs w:val="24"/>
         </w:rPr>
-        <w:t>ocker ps</w:t>
-      </w:r>
+        <w:t xml:space="preserve">ocker </w:t>
+      </w:r>
+      <w:proofErr w:type="spellStart"/>
+      <w:r>
+        <w:rPr>
+          <w:rFonts w:cstheme="minorHAnsi"/>
+          <w:sz w:val="24"/>
+          <w:szCs w:val="24"/>
+        </w:rPr>
+        <w:t>ps</w:t>
+      </w:r>
+      <w:proofErr w:type="spellEnd"/>
     </w:p>
     <w:p>
       <w:pPr>
@@ -31328,8 +34636,18 @@
           <w:sz w:val="24"/>
           <w:szCs w:val="24"/>
         </w:rPr>
-        <w:t>$ docker stop container_ID</w:t>
-      </w:r>
+        <w:t xml:space="preserve">$ docker stop </w:t>
+      </w:r>
+      <w:proofErr w:type="spellStart"/>
+      <w:r>
+        <w:rPr>
+          <w:rFonts w:cstheme="minorHAnsi"/>
+          <w:sz w:val="24"/>
+          <w:szCs w:val="24"/>
+        </w:rPr>
+        <w:t>container_ID</w:t>
+      </w:r>
+      <w:proofErr w:type="spellEnd"/>
     </w:p>
     <w:p>
       <w:pPr>
@@ -31362,7 +34680,25 @@
           <w:sz w:val="24"/>
           <w:szCs w:val="24"/>
         </w:rPr>
-        <w:t>Create huggingface account:</w:t>
+        <w:t xml:space="preserve">Create </w:t>
+      </w:r>
+      <w:proofErr w:type="spellStart"/>
+      <w:r>
+        <w:rPr>
+          <w:rFonts w:cstheme="minorHAnsi"/>
+          <w:sz w:val="24"/>
+          <w:szCs w:val="24"/>
+        </w:rPr>
+        <w:t>huggingface</w:t>
+      </w:r>
+      <w:proofErr w:type="spellEnd"/>
+      <w:r>
+        <w:rPr>
+          <w:rFonts w:cstheme="minorHAnsi"/>
+          <w:sz w:val="24"/>
+          <w:szCs w:val="24"/>
+        </w:rPr>
+        <w:t xml:space="preserve"> account:</w:t>
       </w:r>
     </w:p>
     <w:p>
@@ -31677,8 +35013,18 @@
           <w:sz w:val="24"/>
           <w:szCs w:val="24"/>
         </w:rPr>
-        <w:t xml:space="preserve"> Mistral_API</w:t>
-      </w:r>
+        <w:t xml:space="preserve"> </w:t>
+      </w:r>
+      <w:proofErr w:type="spellStart"/>
+      <w:r>
+        <w:rPr>
+          <w:rFonts w:cstheme="minorHAnsi"/>
+          <w:sz w:val="24"/>
+          <w:szCs w:val="24"/>
+        </w:rPr>
+        <w:t>Mistral_API</w:t>
+      </w:r>
+      <w:proofErr w:type="spellEnd"/>
     </w:p>
     <w:p>
       <w:pPr>
@@ -31732,7 +35078,25 @@
           <w:sz w:val="24"/>
           <w:szCs w:val="24"/>
         </w:rPr>
-        <w:t>Deploying to huggingface:</w:t>
+        <w:t xml:space="preserve">Deploying to </w:t>
+      </w:r>
+      <w:proofErr w:type="spellStart"/>
+      <w:r>
+        <w:rPr>
+          <w:rFonts w:cstheme="minorHAnsi"/>
+          <w:sz w:val="24"/>
+          <w:szCs w:val="24"/>
+        </w:rPr>
+        <w:t>huggingface</w:t>
+      </w:r>
+      <w:proofErr w:type="spellEnd"/>
+      <w:r>
+        <w:rPr>
+          <w:rFonts w:cstheme="minorHAnsi"/>
+          <w:sz w:val="24"/>
+          <w:szCs w:val="24"/>
+        </w:rPr>
+        <w:t>:</w:t>
       </w:r>
     </w:p>
     <w:p>
@@ -31772,7 +35136,25 @@
           <w:sz w:val="24"/>
           <w:szCs w:val="24"/>
         </w:rPr>
-        <w:t>First open the git repo in which the main project code is present.</w:t>
+        <w:t xml:space="preserve">First open the </w:t>
+      </w:r>
+      <w:proofErr w:type="spellStart"/>
+      <w:r>
+        <w:rPr>
+          <w:rFonts w:cstheme="minorHAnsi"/>
+          <w:sz w:val="24"/>
+          <w:szCs w:val="24"/>
+        </w:rPr>
+        <w:t>git</w:t>
+      </w:r>
+      <w:proofErr w:type="spellEnd"/>
+      <w:r>
+        <w:rPr>
+          <w:rFonts w:cstheme="minorHAnsi"/>
+          <w:sz w:val="24"/>
+          <w:szCs w:val="24"/>
+        </w:rPr>
+        <w:t xml:space="preserve"> repo in which the main project code is present.</w:t>
       </w:r>
     </w:p>
     <w:p>
@@ -31786,13 +35168,23 @@
           <w:szCs w:val="24"/>
         </w:rPr>
       </w:pPr>
-      <w:r>
-        <w:rPr>
-          <w:rFonts w:cstheme="minorHAnsi"/>
-          <w:sz w:val="24"/>
-          <w:szCs w:val="24"/>
-        </w:rPr>
-        <w:t xml:space="preserve">Eg. </w:t>
+      <w:proofErr w:type="spellStart"/>
+      <w:r>
+        <w:rPr>
+          <w:rFonts w:cstheme="minorHAnsi"/>
+          <w:sz w:val="24"/>
+          <w:szCs w:val="24"/>
+        </w:rPr>
+        <w:t>Eg.</w:t>
+      </w:r>
+      <w:proofErr w:type="spellEnd"/>
+      <w:r>
+        <w:rPr>
+          <w:rFonts w:cstheme="minorHAnsi"/>
+          <w:sz w:val="24"/>
+          <w:szCs w:val="24"/>
+        </w:rPr>
+        <w:t xml:space="preserve"> </w:t>
       </w:r>
     </w:p>
     <w:p>
@@ -31816,7 +35208,29 @@
           <w:sz w:val="24"/>
           <w:szCs w:val="24"/>
         </w:rPr>
-        <w:t>$ cd your_git_repo_path/</w:t>
+        <w:t xml:space="preserve">$ cd </w:t>
+      </w:r>
+      <w:proofErr w:type="spellStart"/>
+      <w:r>
+        <w:rPr>
+          <w:rFonts w:cstheme="minorHAnsi"/>
+          <w:i/>
+          <w:iCs/>
+          <w:sz w:val="24"/>
+          <w:szCs w:val="24"/>
+        </w:rPr>
+        <w:t>your_git_repo_path</w:t>
+      </w:r>
+      <w:proofErr w:type="spellEnd"/>
+      <w:r>
+        <w:rPr>
+          <w:rFonts w:cstheme="minorHAnsi"/>
+          <w:i/>
+          <w:iCs/>
+          <w:sz w:val="24"/>
+          <w:szCs w:val="24"/>
+        </w:rPr>
+        <w:t>/</w:t>
       </w:r>
     </w:p>
     <w:p>
@@ -32003,7 +35417,29 @@
           <w:sz w:val="24"/>
           <w:szCs w:val="24"/>
         </w:rPr>
-        <w:t>source RAG_venv/Scripts/activate</w:t>
+        <w:t xml:space="preserve">source </w:t>
+      </w:r>
+      <w:proofErr w:type="spellStart"/>
+      <w:r>
+        <w:rPr>
+          <w:rFonts w:cstheme="minorHAnsi"/>
+          <w:i/>
+          <w:iCs/>
+          <w:sz w:val="24"/>
+          <w:szCs w:val="24"/>
+        </w:rPr>
+        <w:t>RAG_venv</w:t>
+      </w:r>
+      <w:proofErr w:type="spellEnd"/>
+      <w:r>
+        <w:rPr>
+          <w:rFonts w:cstheme="minorHAnsi"/>
+          <w:i/>
+          <w:iCs/>
+          <w:sz w:val="24"/>
+          <w:szCs w:val="24"/>
+        </w:rPr>
+        <w:t>/Scripts/activate</w:t>
       </w:r>
     </w:p>
     <w:p>
@@ -32067,7 +35503,79 @@
           <w:sz w:val="24"/>
           <w:szCs w:val="24"/>
         </w:rPr>
-        <w:t>Add huggingface space repository remote for pushing this code to huggingface spaces. Once code is pushed, huggingface creates docker container from Dockerfile and starts running the container in the space.</w:t>
+        <w:t xml:space="preserve">Add </w:t>
+      </w:r>
+      <w:proofErr w:type="spellStart"/>
+      <w:r>
+        <w:rPr>
+          <w:rFonts w:cstheme="minorHAnsi"/>
+          <w:sz w:val="24"/>
+          <w:szCs w:val="24"/>
+        </w:rPr>
+        <w:t>huggingface</w:t>
+      </w:r>
+      <w:proofErr w:type="spellEnd"/>
+      <w:r>
+        <w:rPr>
+          <w:rFonts w:cstheme="minorHAnsi"/>
+          <w:sz w:val="24"/>
+          <w:szCs w:val="24"/>
+        </w:rPr>
+        <w:t xml:space="preserve"> space repository remote for pushing this code to </w:t>
+      </w:r>
+      <w:proofErr w:type="spellStart"/>
+      <w:r>
+        <w:rPr>
+          <w:rFonts w:cstheme="minorHAnsi"/>
+          <w:sz w:val="24"/>
+          <w:szCs w:val="24"/>
+        </w:rPr>
+        <w:t>huggingface</w:t>
+      </w:r>
+      <w:proofErr w:type="spellEnd"/>
+      <w:r>
+        <w:rPr>
+          <w:rFonts w:cstheme="minorHAnsi"/>
+          <w:sz w:val="24"/>
+          <w:szCs w:val="24"/>
+        </w:rPr>
+        <w:t xml:space="preserve"> spaces. Once code is pushed, </w:t>
+      </w:r>
+      <w:proofErr w:type="spellStart"/>
+      <w:r>
+        <w:rPr>
+          <w:rFonts w:cstheme="minorHAnsi"/>
+          <w:sz w:val="24"/>
+          <w:szCs w:val="24"/>
+        </w:rPr>
+        <w:t>huggingface</w:t>
+      </w:r>
+      <w:proofErr w:type="spellEnd"/>
+      <w:r>
+        <w:rPr>
+          <w:rFonts w:cstheme="minorHAnsi"/>
+          <w:sz w:val="24"/>
+          <w:szCs w:val="24"/>
+        </w:rPr>
+        <w:t xml:space="preserve"> creates docker container from </w:t>
+      </w:r>
+      <w:proofErr w:type="spellStart"/>
+      <w:r>
+        <w:rPr>
+          <w:rFonts w:cstheme="minorHAnsi"/>
+          <w:sz w:val="24"/>
+          <w:szCs w:val="24"/>
+        </w:rPr>
+        <w:t>Dockerfile</w:t>
+      </w:r>
+      <w:proofErr w:type="spellEnd"/>
+      <w:r>
+        <w:rPr>
+          <w:rFonts w:cstheme="minorHAnsi"/>
+          <w:sz w:val="24"/>
+          <w:szCs w:val="24"/>
+        </w:rPr>
+        <w:t xml:space="preserve"> and starts running the container in the space.</w:t>
       </w:r>
     </w:p>
     <w:p>
@@ -32254,7 +35762,25 @@
           <w:sz w:val="24"/>
           <w:szCs w:val="24"/>
         </w:rPr>
-        <w:t>hf -&gt; huggingface space repository</w:t>
+        <w:t xml:space="preserve">hf -&gt; </w:t>
+      </w:r>
+      <w:proofErr w:type="spellStart"/>
+      <w:r>
+        <w:rPr>
+          <w:rFonts w:cstheme="minorHAnsi"/>
+          <w:sz w:val="24"/>
+          <w:szCs w:val="24"/>
+        </w:rPr>
+        <w:t>huggingface</w:t>
+      </w:r>
+      <w:proofErr w:type="spellEnd"/>
+      <w:r>
+        <w:rPr>
+          <w:rFonts w:cstheme="minorHAnsi"/>
+          <w:sz w:val="24"/>
+          <w:szCs w:val="24"/>
+        </w:rPr>
+        <w:t xml:space="preserve"> space repository</w:t>
       </w:r>
     </w:p>
     <w:p>
@@ -32353,7 +35879,25 @@
           <w:sz w:val="24"/>
           <w:szCs w:val="24"/>
         </w:rPr>
-        <w:t>Push directly to huggingface:</w:t>
+        <w:t xml:space="preserve">Push directly to </w:t>
+      </w:r>
+      <w:proofErr w:type="spellStart"/>
+      <w:r>
+        <w:rPr>
+          <w:rFonts w:cstheme="minorHAnsi"/>
+          <w:sz w:val="24"/>
+          <w:szCs w:val="24"/>
+        </w:rPr>
+        <w:t>huggingface</w:t>
+      </w:r>
+      <w:proofErr w:type="spellEnd"/>
+      <w:r>
+        <w:rPr>
+          <w:rFonts w:cstheme="minorHAnsi"/>
+          <w:sz w:val="24"/>
+          <w:szCs w:val="24"/>
+        </w:rPr>
+        <w:t>:</w:t>
       </w:r>
     </w:p>
     <w:p>
@@ -32409,7 +35953,43 @@
           <w:sz w:val="24"/>
           <w:szCs w:val="24"/>
         </w:rPr>
-        <w:t>During push operation, huggingface will ask for username and Access_token.</w:t>
+        <w:t xml:space="preserve">During push operation, </w:t>
+      </w:r>
+      <w:proofErr w:type="spellStart"/>
+      <w:r>
+        <w:rPr>
+          <w:rFonts w:cstheme="minorHAnsi"/>
+          <w:sz w:val="24"/>
+          <w:szCs w:val="24"/>
+        </w:rPr>
+        <w:t>huggingface</w:t>
+      </w:r>
+      <w:proofErr w:type="spellEnd"/>
+      <w:r>
+        <w:rPr>
+          <w:rFonts w:cstheme="minorHAnsi"/>
+          <w:sz w:val="24"/>
+          <w:szCs w:val="24"/>
+        </w:rPr>
+        <w:t xml:space="preserve"> will ask for username and </w:t>
+      </w:r>
+      <w:proofErr w:type="spellStart"/>
+      <w:r>
+        <w:rPr>
+          <w:rFonts w:cstheme="minorHAnsi"/>
+          <w:sz w:val="24"/>
+          <w:szCs w:val="24"/>
+        </w:rPr>
+        <w:t>Access_token</w:t>
+      </w:r>
+      <w:proofErr w:type="spellEnd"/>
+      <w:r>
+        <w:rPr>
+          <w:rFonts w:cstheme="minorHAnsi"/>
+          <w:sz w:val="24"/>
+          <w:szCs w:val="24"/>
+        </w:rPr>
+        <w:t>.</w:t>
       </w:r>
     </w:p>
     <w:p>
@@ -32429,7 +36009,25 @@
           <w:sz w:val="24"/>
           <w:szCs w:val="24"/>
         </w:rPr>
-        <w:t>Create Access_token:</w:t>
+        <w:t xml:space="preserve">Create </w:t>
+      </w:r>
+      <w:proofErr w:type="spellStart"/>
+      <w:r>
+        <w:rPr>
+          <w:rFonts w:cstheme="minorHAnsi"/>
+          <w:sz w:val="24"/>
+          <w:szCs w:val="24"/>
+        </w:rPr>
+        <w:t>Access_token</w:t>
+      </w:r>
+      <w:proofErr w:type="spellEnd"/>
+      <w:r>
+        <w:rPr>
+          <w:rFonts w:cstheme="minorHAnsi"/>
+          <w:sz w:val="24"/>
+          <w:szCs w:val="24"/>
+        </w:rPr>
+        <w:t>:</w:t>
       </w:r>
     </w:p>
     <w:p>
@@ -32449,7 +36047,25 @@
           <w:sz w:val="24"/>
           <w:szCs w:val="24"/>
         </w:rPr>
-        <w:t>Go to profile section of huggingface -&gt; settings -&gt; Access Tokens -&gt; Create new token.</w:t>
+        <w:t xml:space="preserve">Go to profile section of </w:t>
+      </w:r>
+      <w:proofErr w:type="spellStart"/>
+      <w:r>
+        <w:rPr>
+          <w:rFonts w:cstheme="minorHAnsi"/>
+          <w:sz w:val="24"/>
+          <w:szCs w:val="24"/>
+        </w:rPr>
+        <w:t>huggingface</w:t>
+      </w:r>
+      <w:proofErr w:type="spellEnd"/>
+      <w:r>
+        <w:rPr>
+          <w:rFonts w:cstheme="minorHAnsi"/>
+          <w:sz w:val="24"/>
+          <w:szCs w:val="24"/>
+        </w:rPr>
+        <w:t xml:space="preserve"> -&gt; settings -&gt; Access Tokens -&gt; Create new token.</w:t>
       </w:r>
     </w:p>
     <w:p>
@@ -32487,7 +36103,25 @@
           <w:sz w:val="24"/>
           <w:szCs w:val="24"/>
         </w:rPr>
-        <w:t xml:space="preserve"> write and give token name same as the space_name.</w:t>
+        <w:t xml:space="preserve"> write and give token name same as the </w:t>
+      </w:r>
+      <w:proofErr w:type="spellStart"/>
+      <w:r>
+        <w:rPr>
+          <w:rFonts w:cstheme="minorHAnsi"/>
+          <w:sz w:val="24"/>
+          <w:szCs w:val="24"/>
+        </w:rPr>
+        <w:t>space_name</w:t>
+      </w:r>
+      <w:proofErr w:type="spellEnd"/>
+      <w:r>
+        <w:rPr>
+          <w:rFonts w:cstheme="minorHAnsi"/>
+          <w:sz w:val="24"/>
+          <w:szCs w:val="24"/>
+        </w:rPr>
+        <w:t>.</w:t>
       </w:r>
     </w:p>
     <w:p>
@@ -32533,13 +36167,23 @@
           <w:szCs w:val="24"/>
         </w:rPr>
       </w:pPr>
-      <w:r>
-        <w:rPr>
-          <w:rFonts w:cstheme="minorHAnsi"/>
-          <w:sz w:val="24"/>
-          <w:szCs w:val="24"/>
-        </w:rPr>
-        <w:t>HuggingFace will now:</w:t>
+      <w:proofErr w:type="spellStart"/>
+      <w:r>
+        <w:rPr>
+          <w:rFonts w:cstheme="minorHAnsi"/>
+          <w:sz w:val="24"/>
+          <w:szCs w:val="24"/>
+        </w:rPr>
+        <w:t>HuggingFace</w:t>
+      </w:r>
+      <w:proofErr w:type="spellEnd"/>
+      <w:r>
+        <w:rPr>
+          <w:rFonts w:cstheme="minorHAnsi"/>
+          <w:sz w:val="24"/>
+          <w:szCs w:val="24"/>
+        </w:rPr>
+        <w:t xml:space="preserve"> will now:</w:t>
       </w:r>
     </w:p>
     <w:p>
@@ -32631,8 +36275,18 @@
           <w:sz w:val="24"/>
           <w:szCs w:val="24"/>
         </w:rPr>
-        <w:t>launch Streamlit</w:t>
-      </w:r>
+        <w:t xml:space="preserve">launch </w:t>
+      </w:r>
+      <w:proofErr w:type="spellStart"/>
+      <w:r>
+        <w:rPr>
+          <w:rFonts w:cstheme="minorHAnsi"/>
+          <w:sz w:val="24"/>
+          <w:szCs w:val="24"/>
+        </w:rPr>
+        <w:t>Streamlit</w:t>
+      </w:r>
+      <w:proofErr w:type="spellEnd"/>
     </w:p>
     <w:p>
       <w:pPr>
@@ -32671,8 +36325,18 @@
           <w:sz w:val="24"/>
           <w:szCs w:val="24"/>
         </w:rPr>
-        <w:t>ption 2:  creating separate clone repository for deployment on huggingface</w:t>
-      </w:r>
+        <w:t xml:space="preserve">ption 2:  creating separate clone repository for deployment on </w:t>
+      </w:r>
+      <w:proofErr w:type="spellStart"/>
+      <w:r>
+        <w:rPr>
+          <w:rFonts w:cstheme="minorHAnsi"/>
+          <w:sz w:val="24"/>
+          <w:szCs w:val="24"/>
+        </w:rPr>
+        <w:t>huggingface</w:t>
+      </w:r>
+      <w:proofErr w:type="spellEnd"/>
     </w:p>
     <w:p>
       <w:pPr>
@@ -43479,6 +47143,95 @@
     </w:lvl>
   </w:abstractNum>
   <w:abstractNum w:abstractNumId="75" w15:restartNumberingAfterBreak="0">
+    <w:nsid w:val="5A6934CF"/>
+    <w:multiLevelType w:val="hybridMultilevel"/>
+    <w:tmpl w:val="A30ECD32"/>
+    <w:lvl w:ilvl="0" w:tplc="40090011">
+      <w:start w:val="1"/>
+      <w:numFmt w:val="decimal"/>
+      <w:lvlText w:val="%1)"/>
+      <w:lvlJc w:val="left"/>
+      <w:pPr>
+        <w:ind w:left="720" w:hanging="360"/>
+      </w:pPr>
+      <w:rPr>
+        <w:rFonts w:hint="default"/>
+      </w:rPr>
+    </w:lvl>
+    <w:lvl w:ilvl="1" w:tplc="40090019" w:tentative="1">
+      <w:start w:val="1"/>
+      <w:numFmt w:val="lowerLetter"/>
+      <w:lvlText w:val="%2."/>
+      <w:lvlJc w:val="left"/>
+      <w:pPr>
+        <w:ind w:left="1440" w:hanging="360"/>
+      </w:pPr>
+    </w:lvl>
+    <w:lvl w:ilvl="2" w:tplc="4009001B" w:tentative="1">
+      <w:start w:val="1"/>
+      <w:numFmt w:val="lowerRoman"/>
+      <w:lvlText w:val="%3."/>
+      <w:lvlJc w:val="right"/>
+      <w:pPr>
+        <w:ind w:left="2160" w:hanging="180"/>
+      </w:pPr>
+    </w:lvl>
+    <w:lvl w:ilvl="3" w:tplc="4009000F" w:tentative="1">
+      <w:start w:val="1"/>
+      <w:numFmt w:val="decimal"/>
+      <w:lvlText w:val="%4."/>
+      <w:lvlJc w:val="left"/>
+      <w:pPr>
+        <w:ind w:left="2880" w:hanging="360"/>
+      </w:pPr>
+    </w:lvl>
+    <w:lvl w:ilvl="4" w:tplc="40090019" w:tentative="1">
+      <w:start w:val="1"/>
+      <w:numFmt w:val="lowerLetter"/>
+      <w:lvlText w:val="%5."/>
+      <w:lvlJc w:val="left"/>
+      <w:pPr>
+        <w:ind w:left="3600" w:hanging="360"/>
+      </w:pPr>
+    </w:lvl>
+    <w:lvl w:ilvl="5" w:tplc="4009001B" w:tentative="1">
+      <w:start w:val="1"/>
+      <w:numFmt w:val="lowerRoman"/>
+      <w:lvlText w:val="%6."/>
+      <w:lvlJc w:val="right"/>
+      <w:pPr>
+        <w:ind w:left="4320" w:hanging="180"/>
+      </w:pPr>
+    </w:lvl>
+    <w:lvl w:ilvl="6" w:tplc="4009000F" w:tentative="1">
+      <w:start w:val="1"/>
+      <w:numFmt w:val="decimal"/>
+      <w:lvlText w:val="%7."/>
+      <w:lvlJc w:val="left"/>
+      <w:pPr>
+        <w:ind w:left="5040" w:hanging="360"/>
+      </w:pPr>
+    </w:lvl>
+    <w:lvl w:ilvl="7" w:tplc="40090019" w:tentative="1">
+      <w:start w:val="1"/>
+      <w:numFmt w:val="lowerLetter"/>
+      <w:lvlText w:val="%8."/>
+      <w:lvlJc w:val="left"/>
+      <w:pPr>
+        <w:ind w:left="5760" w:hanging="360"/>
+      </w:pPr>
+    </w:lvl>
+    <w:lvl w:ilvl="8" w:tplc="4009001B" w:tentative="1">
+      <w:start w:val="1"/>
+      <w:numFmt w:val="lowerRoman"/>
+      <w:lvlText w:val="%9."/>
+      <w:lvlJc w:val="right"/>
+      <w:pPr>
+        <w:ind w:left="6480" w:hanging="180"/>
+      </w:pPr>
+    </w:lvl>
+  </w:abstractNum>
+  <w:abstractNum w:abstractNumId="76" w15:restartNumberingAfterBreak="0">
     <w:nsid w:val="5A872C34"/>
     <w:multiLevelType w:val="multilevel"/>
     <w:tmpl w:val="0546B7A0"/>
@@ -43627,7 +47380,7 @@
       </w:rPr>
     </w:lvl>
   </w:abstractNum>
-  <w:abstractNum w:abstractNumId="76" w15:restartNumberingAfterBreak="0">
+  <w:abstractNum w:abstractNumId="77" w15:restartNumberingAfterBreak="0">
     <w:nsid w:val="5B3973A7"/>
     <w:multiLevelType w:val="multilevel"/>
     <w:tmpl w:val="4EC67E6E"/>
@@ -43776,7 +47529,7 @@
       </w:rPr>
     </w:lvl>
   </w:abstractNum>
-  <w:abstractNum w:abstractNumId="77" w15:restartNumberingAfterBreak="0">
+  <w:abstractNum w:abstractNumId="78" w15:restartNumberingAfterBreak="0">
     <w:nsid w:val="5B9479F7"/>
     <w:multiLevelType w:val="hybridMultilevel"/>
     <w:tmpl w:val="E98C3082"/>
@@ -43865,7 +47618,7 @@
       </w:pPr>
     </w:lvl>
   </w:abstractNum>
-  <w:abstractNum w:abstractNumId="78" w15:restartNumberingAfterBreak="0">
+  <w:abstractNum w:abstractNumId="79" w15:restartNumberingAfterBreak="0">
     <w:nsid w:val="5CC65568"/>
     <w:multiLevelType w:val="multilevel"/>
     <w:tmpl w:val="733E77A4"/>
@@ -44014,7 +47767,7 @@
       </w:rPr>
     </w:lvl>
   </w:abstractNum>
-  <w:abstractNum w:abstractNumId="79" w15:restartNumberingAfterBreak="0">
+  <w:abstractNum w:abstractNumId="80" w15:restartNumberingAfterBreak="0">
     <w:nsid w:val="5E04059F"/>
     <w:multiLevelType w:val="multilevel"/>
     <w:tmpl w:val="B2421596"/>
@@ -44163,7 +47916,7 @@
       </w:rPr>
     </w:lvl>
   </w:abstractNum>
-  <w:abstractNum w:abstractNumId="80" w15:restartNumberingAfterBreak="0">
+  <w:abstractNum w:abstractNumId="81" w15:restartNumberingAfterBreak="0">
     <w:nsid w:val="5E0539A7"/>
     <w:multiLevelType w:val="hybridMultilevel"/>
     <w:tmpl w:val="0E9E03B0"/>
@@ -44276,7 +48029,7 @@
       </w:rPr>
     </w:lvl>
   </w:abstractNum>
-  <w:abstractNum w:abstractNumId="81" w15:restartNumberingAfterBreak="0">
+  <w:abstractNum w:abstractNumId="82" w15:restartNumberingAfterBreak="0">
     <w:nsid w:val="5E84497D"/>
     <w:multiLevelType w:val="hybridMultilevel"/>
     <w:tmpl w:val="F95E0EEA"/>
@@ -44389,7 +48142,7 @@
       </w:rPr>
     </w:lvl>
   </w:abstractNum>
-  <w:abstractNum w:abstractNumId="82" w15:restartNumberingAfterBreak="0">
+  <w:abstractNum w:abstractNumId="83" w15:restartNumberingAfterBreak="0">
     <w:nsid w:val="5F2D03EB"/>
     <w:multiLevelType w:val="multilevel"/>
     <w:tmpl w:val="12803E18"/>
@@ -44502,7 +48255,7 @@
       </w:pPr>
     </w:lvl>
   </w:abstractNum>
-  <w:abstractNum w:abstractNumId="83" w15:restartNumberingAfterBreak="0">
+  <w:abstractNum w:abstractNumId="84" w15:restartNumberingAfterBreak="0">
     <w:nsid w:val="61814B21"/>
     <w:multiLevelType w:val="multilevel"/>
     <w:tmpl w:val="CFB26562"/>
@@ -44651,7 +48404,7 @@
       </w:rPr>
     </w:lvl>
   </w:abstractNum>
-  <w:abstractNum w:abstractNumId="84" w15:restartNumberingAfterBreak="0">
+  <w:abstractNum w:abstractNumId="85" w15:restartNumberingAfterBreak="0">
     <w:nsid w:val="61E963C0"/>
     <w:multiLevelType w:val="multilevel"/>
     <w:tmpl w:val="000290C4"/>
@@ -44800,7 +48553,7 @@
       </w:rPr>
     </w:lvl>
   </w:abstractNum>
-  <w:abstractNum w:abstractNumId="85" w15:restartNumberingAfterBreak="0">
+  <w:abstractNum w:abstractNumId="86" w15:restartNumberingAfterBreak="0">
     <w:nsid w:val="634B6D35"/>
     <w:multiLevelType w:val="multilevel"/>
     <w:tmpl w:val="949804A0"/>
@@ -44949,7 +48702,7 @@
       </w:rPr>
     </w:lvl>
   </w:abstractNum>
-  <w:abstractNum w:abstractNumId="86" w15:restartNumberingAfterBreak="0">
+  <w:abstractNum w:abstractNumId="87" w15:restartNumberingAfterBreak="0">
     <w:nsid w:val="63A321F7"/>
     <w:multiLevelType w:val="multilevel"/>
     <w:tmpl w:val="803E53F8"/>
@@ -45098,7 +48851,7 @@
       </w:rPr>
     </w:lvl>
   </w:abstractNum>
-  <w:abstractNum w:abstractNumId="87" w15:restartNumberingAfterBreak="0">
+  <w:abstractNum w:abstractNumId="88" w15:restartNumberingAfterBreak="0">
     <w:nsid w:val="63F16591"/>
     <w:multiLevelType w:val="multilevel"/>
     <w:tmpl w:val="786E803A"/>
@@ -45247,7 +49000,7 @@
       </w:rPr>
     </w:lvl>
   </w:abstractNum>
-  <w:abstractNum w:abstractNumId="88" w15:restartNumberingAfterBreak="0">
+  <w:abstractNum w:abstractNumId="89" w15:restartNumberingAfterBreak="0">
     <w:nsid w:val="65A70D3C"/>
     <w:multiLevelType w:val="hybridMultilevel"/>
     <w:tmpl w:val="C73E4A76"/>
@@ -45360,7 +49113,7 @@
       </w:rPr>
     </w:lvl>
   </w:abstractNum>
-  <w:abstractNum w:abstractNumId="89" w15:restartNumberingAfterBreak="0">
+  <w:abstractNum w:abstractNumId="90" w15:restartNumberingAfterBreak="0">
     <w:nsid w:val="66272F98"/>
     <w:multiLevelType w:val="multilevel"/>
     <w:tmpl w:val="27B6FB3E"/>
@@ -45509,7 +49262,7 @@
       </w:rPr>
     </w:lvl>
   </w:abstractNum>
-  <w:abstractNum w:abstractNumId="90" w15:restartNumberingAfterBreak="0">
+  <w:abstractNum w:abstractNumId="91" w15:restartNumberingAfterBreak="0">
     <w:nsid w:val="67340BF8"/>
     <w:multiLevelType w:val="multilevel"/>
     <w:tmpl w:val="ABD45758"/>
@@ -45658,7 +49411,7 @@
       </w:rPr>
     </w:lvl>
   </w:abstractNum>
-  <w:abstractNum w:abstractNumId="91" w15:restartNumberingAfterBreak="0">
+  <w:abstractNum w:abstractNumId="92" w15:restartNumberingAfterBreak="0">
     <w:nsid w:val="676C655D"/>
     <w:multiLevelType w:val="multilevel"/>
     <w:tmpl w:val="D26C2404"/>
@@ -45807,7 +49560,7 @@
       </w:rPr>
     </w:lvl>
   </w:abstractNum>
-  <w:abstractNum w:abstractNumId="92" w15:restartNumberingAfterBreak="0">
+  <w:abstractNum w:abstractNumId="93" w15:restartNumberingAfterBreak="0">
     <w:nsid w:val="6877680C"/>
     <w:multiLevelType w:val="multilevel"/>
     <w:tmpl w:val="B1605224"/>
@@ -45920,7 +49673,7 @@
       </w:pPr>
     </w:lvl>
   </w:abstractNum>
-  <w:abstractNum w:abstractNumId="93" w15:restartNumberingAfterBreak="0">
+  <w:abstractNum w:abstractNumId="94" w15:restartNumberingAfterBreak="0">
     <w:nsid w:val="6A354DE7"/>
     <w:multiLevelType w:val="multilevel"/>
     <w:tmpl w:val="A7389F2A"/>
@@ -46069,7 +49822,7 @@
       </w:rPr>
     </w:lvl>
   </w:abstractNum>
-  <w:abstractNum w:abstractNumId="94" w15:restartNumberingAfterBreak="0">
+  <w:abstractNum w:abstractNumId="95" w15:restartNumberingAfterBreak="0">
     <w:nsid w:val="6A922DAB"/>
     <w:multiLevelType w:val="hybridMultilevel"/>
     <w:tmpl w:val="42F41DC2"/>
@@ -46158,7 +49911,7 @@
       </w:pPr>
     </w:lvl>
   </w:abstractNum>
-  <w:abstractNum w:abstractNumId="95" w15:restartNumberingAfterBreak="0">
+  <w:abstractNum w:abstractNumId="96" w15:restartNumberingAfterBreak="0">
     <w:nsid w:val="6ACF5993"/>
     <w:multiLevelType w:val="multilevel"/>
     <w:tmpl w:val="28767A2A"/>
@@ -46307,7 +50060,7 @@
       </w:rPr>
     </w:lvl>
   </w:abstractNum>
-  <w:abstractNum w:abstractNumId="96" w15:restartNumberingAfterBreak="0">
+  <w:abstractNum w:abstractNumId="97" w15:restartNumberingAfterBreak="0">
     <w:nsid w:val="6E557C88"/>
     <w:multiLevelType w:val="multilevel"/>
     <w:tmpl w:val="7B46B6A2"/>
@@ -46456,7 +50209,7 @@
       </w:rPr>
     </w:lvl>
   </w:abstractNum>
-  <w:abstractNum w:abstractNumId="97" w15:restartNumberingAfterBreak="0">
+  <w:abstractNum w:abstractNumId="98" w15:restartNumberingAfterBreak="0">
     <w:nsid w:val="6EAC7B84"/>
     <w:multiLevelType w:val="multilevel"/>
     <w:tmpl w:val="A2CAA1A8"/>
@@ -46605,7 +50358,7 @@
       </w:rPr>
     </w:lvl>
   </w:abstractNum>
-  <w:abstractNum w:abstractNumId="98" w15:restartNumberingAfterBreak="0">
+  <w:abstractNum w:abstractNumId="99" w15:restartNumberingAfterBreak="0">
     <w:nsid w:val="7008233F"/>
     <w:multiLevelType w:val="hybridMultilevel"/>
     <w:tmpl w:val="A268DF0E"/>
@@ -46718,7 +50471,7 @@
       </w:rPr>
     </w:lvl>
   </w:abstractNum>
-  <w:abstractNum w:abstractNumId="99" w15:restartNumberingAfterBreak="0">
+  <w:abstractNum w:abstractNumId="100" w15:restartNumberingAfterBreak="0">
     <w:nsid w:val="71FB6A03"/>
     <w:multiLevelType w:val="multilevel"/>
     <w:tmpl w:val="A1DCF412"/>
@@ -46831,7 +50584,7 @@
       </w:pPr>
     </w:lvl>
   </w:abstractNum>
-  <w:abstractNum w:abstractNumId="100" w15:restartNumberingAfterBreak="0">
+  <w:abstractNum w:abstractNumId="101" w15:restartNumberingAfterBreak="0">
     <w:nsid w:val="73F66B17"/>
     <w:multiLevelType w:val="multilevel"/>
     <w:tmpl w:val="5CC2F900"/>
@@ -46980,7 +50733,7 @@
       </w:rPr>
     </w:lvl>
   </w:abstractNum>
-  <w:abstractNum w:abstractNumId="101" w15:restartNumberingAfterBreak="0">
+  <w:abstractNum w:abstractNumId="102" w15:restartNumberingAfterBreak="0">
     <w:nsid w:val="75CB4497"/>
     <w:multiLevelType w:val="multilevel"/>
     <w:tmpl w:val="09E26C82"/>
@@ -47129,7 +50882,7 @@
       </w:rPr>
     </w:lvl>
   </w:abstractNum>
-  <w:abstractNum w:abstractNumId="102" w15:restartNumberingAfterBreak="0">
+  <w:abstractNum w:abstractNumId="103" w15:restartNumberingAfterBreak="0">
     <w:nsid w:val="75E9503E"/>
     <w:multiLevelType w:val="multilevel"/>
     <w:tmpl w:val="23002BC4"/>
@@ -47278,7 +51031,7 @@
       </w:rPr>
     </w:lvl>
   </w:abstractNum>
-  <w:abstractNum w:abstractNumId="103" w15:restartNumberingAfterBreak="0">
+  <w:abstractNum w:abstractNumId="104" w15:restartNumberingAfterBreak="0">
     <w:nsid w:val="794C2919"/>
     <w:multiLevelType w:val="multilevel"/>
     <w:tmpl w:val="BF56CB9E"/>
@@ -47427,7 +51180,7 @@
       </w:rPr>
     </w:lvl>
   </w:abstractNum>
-  <w:abstractNum w:abstractNumId="104" w15:restartNumberingAfterBreak="0">
+  <w:abstractNum w:abstractNumId="105" w15:restartNumberingAfterBreak="0">
     <w:nsid w:val="7D7825CE"/>
     <w:multiLevelType w:val="multilevel"/>
     <w:tmpl w:val="0EF67296"/>
@@ -47576,7 +51329,7 @@
       </w:rPr>
     </w:lvl>
   </w:abstractNum>
-  <w:abstractNum w:abstractNumId="105" w15:restartNumberingAfterBreak="0">
+  <w:abstractNum w:abstractNumId="106" w15:restartNumberingAfterBreak="0">
     <w:nsid w:val="7E4034AB"/>
     <w:multiLevelType w:val="multilevel"/>
     <w:tmpl w:val="8C6A5A46"/>
@@ -47696,13 +51449,13 @@
     <w:abstractNumId w:val="48"/>
   </w:num>
   <w:num w:numId="3" w16cid:durableId="246157692">
-    <w:abstractNumId w:val="84"/>
+    <w:abstractNumId w:val="85"/>
   </w:num>
   <w:num w:numId="4" w16cid:durableId="311524092">
     <w:abstractNumId w:val="6"/>
   </w:num>
   <w:num w:numId="5" w16cid:durableId="131141850">
-    <w:abstractNumId w:val="96"/>
+    <w:abstractNumId w:val="97"/>
   </w:num>
   <w:num w:numId="6" w16cid:durableId="1478063093">
     <w:abstractNumId w:val="33"/>
@@ -47711,19 +51464,19 @@
     <w:abstractNumId w:val="71"/>
   </w:num>
   <w:num w:numId="8" w16cid:durableId="373696748">
-    <w:abstractNumId w:val="91"/>
+    <w:abstractNumId w:val="92"/>
   </w:num>
   <w:num w:numId="9" w16cid:durableId="1357343489">
-    <w:abstractNumId w:val="88"/>
+    <w:abstractNumId w:val="89"/>
   </w:num>
   <w:num w:numId="10" w16cid:durableId="208764285">
-    <w:abstractNumId w:val="77"/>
+    <w:abstractNumId w:val="78"/>
   </w:num>
   <w:num w:numId="11" w16cid:durableId="1608149067">
     <w:abstractNumId w:val="53"/>
   </w:num>
   <w:num w:numId="12" w16cid:durableId="1183401575">
-    <w:abstractNumId w:val="93"/>
+    <w:abstractNumId w:val="94"/>
   </w:num>
   <w:num w:numId="13" w16cid:durableId="54859608">
     <w:abstractNumId w:val="20"/>
@@ -47735,13 +51488,13 @@
     <w:abstractNumId w:val="63"/>
   </w:num>
   <w:num w:numId="16" w16cid:durableId="69233166">
-    <w:abstractNumId w:val="99"/>
+    <w:abstractNumId w:val="100"/>
   </w:num>
   <w:num w:numId="17" w16cid:durableId="1874995042">
     <w:abstractNumId w:val="1"/>
   </w:num>
   <w:num w:numId="18" w16cid:durableId="339544418">
-    <w:abstractNumId w:val="75"/>
+    <w:abstractNumId w:val="76"/>
   </w:num>
   <w:num w:numId="19" w16cid:durableId="1699159306">
     <w:abstractNumId w:val="45"/>
@@ -47759,7 +51512,7 @@
     <w:abstractNumId w:val="67"/>
   </w:num>
   <w:num w:numId="24" w16cid:durableId="1387417741">
-    <w:abstractNumId w:val="92"/>
+    <w:abstractNumId w:val="93"/>
   </w:num>
   <w:num w:numId="25" w16cid:durableId="701327538">
     <w:abstractNumId w:val="37"/>
@@ -47786,7 +51539,7 @@
     <w:abstractNumId w:val="25"/>
   </w:num>
   <w:num w:numId="33" w16cid:durableId="1830170944">
-    <w:abstractNumId w:val="94"/>
+    <w:abstractNumId w:val="95"/>
   </w:num>
   <w:num w:numId="34" w16cid:durableId="1161388337">
     <w:abstractNumId w:val="42"/>
@@ -47804,13 +51557,13 @@
     <w:abstractNumId w:val="17"/>
   </w:num>
   <w:num w:numId="39" w16cid:durableId="2015960442">
-    <w:abstractNumId w:val="103"/>
+    <w:abstractNumId w:val="104"/>
   </w:num>
   <w:num w:numId="40" w16cid:durableId="940381558">
     <w:abstractNumId w:val="3"/>
   </w:num>
   <w:num w:numId="41" w16cid:durableId="1122577806">
-    <w:abstractNumId w:val="102"/>
+    <w:abstractNumId w:val="103"/>
   </w:num>
   <w:num w:numId="42" w16cid:durableId="400490635">
     <w:abstractNumId w:val="38"/>
@@ -47876,13 +51629,13 @@
     <w:abstractNumId w:val="65"/>
   </w:num>
   <w:num w:numId="58" w16cid:durableId="1219778845">
-    <w:abstractNumId w:val="82"/>
+    <w:abstractNumId w:val="83"/>
   </w:num>
   <w:num w:numId="59" w16cid:durableId="238638311">
     <w:abstractNumId w:val="54"/>
   </w:num>
   <w:num w:numId="60" w16cid:durableId="2123960170">
-    <w:abstractNumId w:val="83"/>
+    <w:abstractNumId w:val="84"/>
   </w:num>
   <w:num w:numId="61" w16cid:durableId="1602493041">
     <w:abstractNumId w:val="21"/>
@@ -47900,22 +51653,22 @@
     <w:abstractNumId w:val="46"/>
   </w:num>
   <w:num w:numId="66" w16cid:durableId="528837816">
-    <w:abstractNumId w:val="90"/>
+    <w:abstractNumId w:val="91"/>
   </w:num>
   <w:num w:numId="67" w16cid:durableId="975909436">
     <w:abstractNumId w:val="73"/>
   </w:num>
   <w:num w:numId="68" w16cid:durableId="1466040580">
-    <w:abstractNumId w:val="105"/>
+    <w:abstractNumId w:val="106"/>
   </w:num>
   <w:num w:numId="69" w16cid:durableId="210191331">
-    <w:abstractNumId w:val="95"/>
+    <w:abstractNumId w:val="96"/>
   </w:num>
   <w:num w:numId="70" w16cid:durableId="1262296157">
     <w:abstractNumId w:val="36"/>
   </w:num>
   <w:num w:numId="71" w16cid:durableId="1971857020">
-    <w:abstractNumId w:val="85"/>
+    <w:abstractNumId w:val="86"/>
   </w:num>
   <w:num w:numId="72" w16cid:durableId="2120448401">
     <w:abstractNumId w:val="41"/>
@@ -47936,16 +51689,16 @@
     <w:abstractNumId w:val="24"/>
   </w:num>
   <w:num w:numId="78" w16cid:durableId="1812021404">
-    <w:abstractNumId w:val="86"/>
+    <w:abstractNumId w:val="87"/>
   </w:num>
   <w:num w:numId="79" w16cid:durableId="1233807679">
-    <w:abstractNumId w:val="79"/>
+    <w:abstractNumId w:val="80"/>
   </w:num>
   <w:num w:numId="80" w16cid:durableId="1899435772">
-    <w:abstractNumId w:val="76"/>
+    <w:abstractNumId w:val="77"/>
   </w:num>
   <w:num w:numId="81" w16cid:durableId="406925585">
-    <w:abstractNumId w:val="100"/>
+    <w:abstractNumId w:val="101"/>
   </w:num>
   <w:num w:numId="82" w16cid:durableId="843396188">
     <w:abstractNumId w:val="31"/>
@@ -47960,22 +51713,22 @@
     <w:abstractNumId w:val="26"/>
   </w:num>
   <w:num w:numId="86" w16cid:durableId="84763516">
-    <w:abstractNumId w:val="89"/>
+    <w:abstractNumId w:val="90"/>
   </w:num>
   <w:num w:numId="87" w16cid:durableId="791820978">
-    <w:abstractNumId w:val="78"/>
+    <w:abstractNumId w:val="79"/>
   </w:num>
   <w:num w:numId="88" w16cid:durableId="128979204">
-    <w:abstractNumId w:val="101"/>
+    <w:abstractNumId w:val="102"/>
   </w:num>
   <w:num w:numId="89" w16cid:durableId="662197165">
-    <w:abstractNumId w:val="104"/>
+    <w:abstractNumId w:val="105"/>
   </w:num>
   <w:num w:numId="90" w16cid:durableId="1245456052">
-    <w:abstractNumId w:val="87"/>
+    <w:abstractNumId w:val="88"/>
   </w:num>
   <w:num w:numId="91" w16cid:durableId="342513056">
-    <w:abstractNumId w:val="97"/>
+    <w:abstractNumId w:val="98"/>
   </w:num>
   <w:num w:numId="92" w16cid:durableId="882790598">
     <w:abstractNumId w:val="23"/>
@@ -47990,7 +51743,7 @@
     <w:abstractNumId w:val="28"/>
   </w:num>
   <w:num w:numId="96" w16cid:durableId="791174499">
-    <w:abstractNumId w:val="98"/>
+    <w:abstractNumId w:val="99"/>
   </w:num>
   <w:num w:numId="97" w16cid:durableId="1031804172">
     <w:abstractNumId w:val="27"/>
@@ -47999,7 +51752,7 @@
     <w:abstractNumId w:val="34"/>
   </w:num>
   <w:num w:numId="99" w16cid:durableId="101152818">
-    <w:abstractNumId w:val="80"/>
+    <w:abstractNumId w:val="81"/>
   </w:num>
   <w:num w:numId="100" w16cid:durableId="982386779">
     <w:abstractNumId w:val="0"/>
@@ -48014,7 +51767,7 @@
     <w:abstractNumId w:val="43"/>
   </w:num>
   <w:num w:numId="104" w16cid:durableId="603923934">
-    <w:abstractNumId w:val="81"/>
+    <w:abstractNumId w:val="82"/>
   </w:num>
   <w:num w:numId="105" w16cid:durableId="1530608111">
     <w:abstractNumId w:val="60"/>
@@ -48033,6 +51786,9 @@
   </w:num>
   <w:num w:numId="110" w16cid:durableId="29841671">
     <w:abstractNumId w:val="30"/>
+  </w:num>
+  <w:num w:numId="111" w16cid:durableId="1867021502">
+    <w:abstractNumId w:val="75"/>
   </w:num>
   <w:numIdMacAtCleanup w:val="103"/>
 </w:numbering>
